--- a/doc/Ms_0.docx
+++ b/doc/Ms_0.docx
@@ -1,9 +1,11 @@
 
 <file path=word/document.xml><?xml version="1.0" encoding="utf-8"?>
-<w:document xmlns:wpc="http://schemas.microsoft.com/office/word/2010/wordprocessingCanvas" xmlns:cx="http://schemas.microsoft.com/office/drawing/2014/chartex" xmlns:cx1="http://schemas.microsoft.com/office/drawing/2015/9/8/chartex" xmlns:cx2="http://schemas.microsoft.com/office/drawing/2015/10/21/chartex" xmlns:cx3="http://schemas.microsoft.com/office/drawing/2016/5/9/chartex" xmlns:cx4="http://schemas.microsoft.com/office/drawing/2016/5/10/chartex" xmlns:cx5="http://schemas.microsoft.com/office/drawing/2016/5/11/chartex" xmlns:cx6="http://schemas.microsoft.com/office/drawing/2016/5/12/chartex" xmlns:cx7="http://schemas.microsoft.com/office/drawing/2016/5/13/chartex" xmlns:cx8="http://schemas.microsoft.com/office/drawing/2016/5/14/chartex" xmlns:mc="http://schemas.openxmlformats.org/markup-compatibility/2006" xmlns:aink="http://schemas.microsoft.com/office/drawing/2016/ink" xmlns:am3d="http://schemas.microsoft.com/office/drawing/2017/model3d" xmlns:o="urn:schemas-microsoft-com:office:office" xmlns:oel="http://schemas.microsoft.com/office/2019/extlst" xmlns:r="http://schemas.openxmlformats.org/officeDocument/2006/relationships" xmlns:m="http://schemas.openxmlformats.org/officeDocument/2006/math" xmlns:v="urn:schemas-microsoft-com:vml" xmlns:wp14="http://schemas.microsoft.com/office/word/2010/wordprocessingDrawing" xmlns:wp="http://schemas.openxmlformats.org/drawingml/2006/wordprocessingDrawing" xmlns:w10="urn:schemas-microsoft-com:office:word" xmlns:w="http://schemas.openxmlformats.org/wordprocessingml/2006/main" xmlns:w14="http://schemas.microsoft.com/office/word/2010/wordml" xmlns:w15="http://schemas.microsoft.com/office/word/2012/wordml" xmlns:w16cex="http://schemas.microsoft.com/office/word/2018/wordml/cex" xmlns:w16cid="http://schemas.microsoft.com/office/word/2016/wordml/cid" xmlns:w16="http://schemas.microsoft.com/office/word/2018/wordml" xmlns:w16sdtdh="http://schemas.microsoft.com/office/word/2020/wordml/sdtdatahash" xmlns:w16se="http://schemas.microsoft.com/office/word/2015/wordml/symex" xmlns:wpg="http://schemas.microsoft.com/office/word/2010/wordprocessingGroup" xmlns:wpi="http://schemas.microsoft.com/office/word/2010/wordprocessingInk" xmlns:wne="http://schemas.microsoft.com/office/word/2006/wordml" xmlns:wps="http://schemas.microsoft.com/office/word/2010/wordprocessingShape" mc:Ignorable="w14 w15 w16se w16cid w16 w16cex w16sdtdh wp14">
+<w:document xmlns:wpc="http://schemas.microsoft.com/office/word/2010/wordprocessingCanvas" xmlns:mc="http://schemas.openxmlformats.org/markup-compatibility/2006" xmlns:o="urn:schemas-microsoft-com:office:office" xmlns:r="http://schemas.openxmlformats.org/officeDocument/2006/relationships" xmlns:m="http://schemas.openxmlformats.org/officeDocument/2006/math" xmlns:v="urn:schemas-microsoft-com:vml" xmlns:wp14="http://schemas.microsoft.com/office/word/2010/wordprocessingDrawing" xmlns:wp="http://schemas.openxmlformats.org/drawingml/2006/wordprocessingDrawing" xmlns:w10="urn:schemas-microsoft-com:office:word" xmlns:w="http://schemas.openxmlformats.org/wordprocessingml/2006/main" xmlns:w14="http://schemas.microsoft.com/office/word/2010/wordml" xmlns:w15="http://schemas.microsoft.com/office/word/2012/wordml" xmlns:wpg="http://schemas.microsoft.com/office/word/2010/wordprocessingGroup" xmlns:wpi="http://schemas.microsoft.com/office/word/2010/wordprocessingInk" xmlns:wne="http://schemas.microsoft.com/office/word/2006/wordml" xmlns:wps="http://schemas.microsoft.com/office/word/2010/wordprocessingShape" mc:Ignorable="w14 w15 wp14">
   <w:body>
     <w:p>
       <w:pPr>
+        <w:spacing w:line="480" w:lineRule="auto"/>
+        <w:jc w:val="both"/>
         <w:rPr>
           <w:bdr w:val="none" w:sz="0" w:space="0" w:color="auto" w:frame="1"/>
           <w:lang w:eastAsia="ca-ES"/>
@@ -23,29 +25,30 @@
           <w:bdr w:val="none" w:sz="0" w:space="0" w:color="auto" w:frame="1"/>
           <w:lang w:eastAsia="ca-ES"/>
         </w:rPr>
-        <w:t xml:space="preserve"> Germination drivers of </w:t>
-      </w:r>
-      <w:r>
-        <w:rPr>
-          <w:bdr w:val="none" w:sz="0" w:space="0" w:color="auto" w:frame="1"/>
-          <w:lang w:eastAsia="ca-ES"/>
-        </w:rPr>
-        <w:t>Alpine Communities</w:t>
+        <w:t xml:space="preserve"> </w:t>
       </w:r>
     </w:p>
     <w:p>
       <w:pPr>
-        <w:spacing w:after="0" w:line="360" w:lineRule="auto"/>
-        <w:textAlignment w:val="baseline"/>
+        <w:spacing w:line="480" w:lineRule="auto"/>
+        <w:jc w:val="both"/>
         <w:rPr>
           <w:bdr w:val="none" w:sz="0" w:space="0" w:color="auto" w:frame="1"/>
           <w:lang w:val="en-US" w:eastAsia="ca-ES"/>
         </w:rPr>
       </w:pPr>
+      <w:r>
+        <w:rPr>
+          <w:bdr w:val="none" w:sz="0" w:space="0" w:color="auto" w:frame="1"/>
+          <w:lang w:eastAsia="ca-ES"/>
+        </w:rPr>
+        <w:t>Germination niche dissimilarity (or not) in alpine plant communities</w:t>
+      </w:r>
     </w:p>
     <w:p>
       <w:pPr>
-        <w:spacing w:after="0" w:line="360" w:lineRule="auto"/>
+        <w:spacing w:after="0" w:line="480" w:lineRule="auto"/>
+        <w:jc w:val="both"/>
         <w:textAlignment w:val="baseline"/>
         <w:rPr>
           <w:b/>
@@ -54,6 +57,7 @@
           <w:lang w:val="es-ES" w:eastAsia="ca-ES"/>
         </w:rPr>
       </w:pPr>
+      <w:proofErr w:type="spellStart"/>
       <w:r>
         <w:rPr>
           <w:b/>
@@ -61,9 +65,9 @@
           <w:bdr w:val="none" w:sz="0" w:space="0" w:color="auto" w:frame="1"/>
           <w:lang w:val="es-ES" w:eastAsia="ca-ES"/>
         </w:rPr>
-        <w:t xml:space="preserve">Prospective </w:t>
-      </w:r>
-      <w:proofErr w:type="spellStart"/>
+        <w:t>Prospective</w:t>
+      </w:r>
+      <w:proofErr w:type="spellEnd"/>
       <w:r>
         <w:rPr>
           <w:b/>
@@ -71,9 +75,9 @@
           <w:bdr w:val="none" w:sz="0" w:space="0" w:color="auto" w:frame="1"/>
           <w:lang w:val="es-ES" w:eastAsia="ca-ES"/>
         </w:rPr>
-        <w:t>author</w:t>
-      </w:r>
-      <w:proofErr w:type="spellEnd"/>
+        <w:t xml:space="preserve"> </w:t>
+      </w:r>
+      <w:proofErr w:type="spellStart"/>
       <w:r>
         <w:rPr>
           <w:b/>
@@ -81,9 +85,9 @@
           <w:bdr w:val="none" w:sz="0" w:space="0" w:color="auto" w:frame="1"/>
           <w:lang w:val="es-ES" w:eastAsia="ca-ES"/>
         </w:rPr>
-        <w:t xml:space="preserve"> </w:t>
-      </w:r>
-      <w:proofErr w:type="spellStart"/>
+        <w:t>author</w:t>
+      </w:r>
+      <w:proofErr w:type="spellEnd"/>
       <w:r>
         <w:rPr>
           <w:b/>
@@ -91,9 +95,9 @@
           <w:bdr w:val="none" w:sz="0" w:space="0" w:color="auto" w:frame="1"/>
           <w:lang w:val="es-ES" w:eastAsia="ca-ES"/>
         </w:rPr>
-        <w:t>list</w:t>
-      </w:r>
-      <w:proofErr w:type="spellEnd"/>
+        <w:t xml:space="preserve"> </w:t>
+      </w:r>
+      <w:proofErr w:type="spellStart"/>
       <w:r>
         <w:rPr>
           <w:b/>
@@ -101,12 +105,23 @@
           <w:bdr w:val="none" w:sz="0" w:space="0" w:color="auto" w:frame="1"/>
           <w:lang w:val="es-ES" w:eastAsia="ca-ES"/>
         </w:rPr>
+        <w:t>list</w:t>
+      </w:r>
+      <w:proofErr w:type="spellEnd"/>
+      <w:r>
+        <w:rPr>
+          <w:b/>
+          <w:bCs/>
+          <w:bdr w:val="none" w:sz="0" w:space="0" w:color="auto" w:frame="1"/>
+          <w:lang w:val="es-ES" w:eastAsia="ca-ES"/>
+        </w:rPr>
         <w:t xml:space="preserve">: </w:t>
       </w:r>
     </w:p>
     <w:p>
       <w:pPr>
-        <w:spacing w:after="0" w:line="360" w:lineRule="auto"/>
+        <w:spacing w:after="0" w:line="480" w:lineRule="auto"/>
+        <w:jc w:val="both"/>
         <w:textAlignment w:val="baseline"/>
         <w:rPr>
           <w:rFonts w:eastAsia="Times New Roman" w:cstheme="minorHAnsi"/>
@@ -125,17 +140,30 @@
           <w:bdr w:val="none" w:sz="0" w:space="0" w:color="auto" w:frame="1"/>
           <w:lang w:val="es-ES" w:eastAsia="ca-ES"/>
         </w:rPr>
-        <w:t>Espinosa del Alba, C.,</w:t>
+        <w:t>Espinosa del Alba, C.</w:t>
       </w:r>
       <w:r>
         <w:rPr>
           <w:rFonts w:eastAsia="Times New Roman" w:cstheme="minorHAnsi"/>
           <w:bCs/>
           <w:color w:val="000000"/>
+          <w:u w:val="single"/>
+          <w:bdr w:val="none" w:sz="0" w:space="0" w:color="auto" w:frame="1"/>
+          <w:vertAlign w:val="superscript"/>
+          <w:lang w:val="es-ES" w:eastAsia="ca-ES"/>
+        </w:rPr>
+        <w:t>1</w:t>
+      </w:r>
+      <w:r>
+        <w:rPr>
+          <w:rFonts w:eastAsia="Times New Roman" w:cstheme="minorHAnsi"/>
+          <w:bCs/>
+          <w:color w:val="000000"/>
+          <w:u w:val="single"/>
           <w:bdr w:val="none" w:sz="0" w:space="0" w:color="auto" w:frame="1"/>
           <w:lang w:val="es-ES" w:eastAsia="ca-ES"/>
         </w:rPr>
-        <w:t xml:space="preserve"> Fernández-Pascual, E.</w:t>
+        <w:t>,</w:t>
       </w:r>
       <w:r>
         <w:rPr>
@@ -145,7 +173,18 @@
           <w:bdr w:val="none" w:sz="0" w:space="0" w:color="auto" w:frame="1"/>
           <w:lang w:val="es-ES" w:eastAsia="ca-ES"/>
         </w:rPr>
-        <w:t>, G</w:t>
+        <w:t xml:space="preserve"> Fernández-Pascual, E.</w:t>
+      </w:r>
+      <w:r>
+        <w:rPr>
+          <w:rFonts w:eastAsia="Times New Roman" w:cstheme="minorHAnsi"/>
+          <w:bCs/>
+          <w:color w:val="000000"/>
+          <w:bdr w:val="none" w:sz="0" w:space="0" w:color="auto" w:frame="1"/>
+          <w:vertAlign w:val="superscript"/>
+          <w:lang w:val="es-ES" w:eastAsia="ca-ES"/>
+        </w:rPr>
+        <w:t>1</w:t>
       </w:r>
       <w:r>
         <w:rPr>
@@ -155,8 +194,9 @@
           <w:bdr w:val="none" w:sz="0" w:space="0" w:color="auto" w:frame="1"/>
           <w:lang w:val="es-ES" w:eastAsia="ca-ES"/>
         </w:rPr>
-        <w:t>ö</w:t>
-      </w:r>
+        <w:t xml:space="preserve">, </w:t>
+      </w:r>
+      <w:proofErr w:type="spellStart"/>
       <w:r>
         <w:rPr>
           <w:rFonts w:eastAsia="Times New Roman" w:cstheme="minorHAnsi"/>
@@ -165,7 +205,7 @@
           <w:bdr w:val="none" w:sz="0" w:space="0" w:color="auto" w:frame="1"/>
           <w:lang w:val="es-ES" w:eastAsia="ca-ES"/>
         </w:rPr>
-        <w:t>tzenberger, L.</w:t>
+        <w:t>G</w:t>
       </w:r>
       <w:r>
         <w:rPr>
@@ -175,12 +215,86 @@
           <w:bdr w:val="none" w:sz="0" w:space="0" w:color="auto" w:frame="1"/>
           <w:lang w:val="es-ES" w:eastAsia="ca-ES"/>
         </w:rPr>
-        <w:t xml:space="preserve"> &amp; Jiménez-Alfaro, B.</w:t>
+        <w:t>ö</w:t>
+      </w:r>
+      <w:r>
+        <w:rPr>
+          <w:rFonts w:eastAsia="Times New Roman" w:cstheme="minorHAnsi"/>
+          <w:bCs/>
+          <w:color w:val="000000"/>
+          <w:bdr w:val="none" w:sz="0" w:space="0" w:color="auto" w:frame="1"/>
+          <w:lang w:val="es-ES" w:eastAsia="ca-ES"/>
+        </w:rPr>
+        <w:t>tzenberger</w:t>
+      </w:r>
+      <w:proofErr w:type="spellEnd"/>
+      <w:r>
+        <w:rPr>
+          <w:rFonts w:eastAsia="Times New Roman" w:cstheme="minorHAnsi"/>
+          <w:bCs/>
+          <w:color w:val="000000"/>
+          <w:bdr w:val="none" w:sz="0" w:space="0" w:color="auto" w:frame="1"/>
+          <w:lang w:val="es-ES" w:eastAsia="ca-ES"/>
+        </w:rPr>
+        <w:t>, L</w:t>
+      </w:r>
+      <w:r>
+        <w:rPr>
+          <w:rFonts w:eastAsia="Times New Roman" w:cstheme="minorHAnsi"/>
+          <w:bCs/>
+          <w:color w:val="000000"/>
+          <w:bdr w:val="none" w:sz="0" w:space="0" w:color="auto" w:frame="1"/>
+          <w:vertAlign w:val="superscript"/>
+          <w:lang w:val="es-ES" w:eastAsia="ca-ES"/>
+        </w:rPr>
+        <w:t>2</w:t>
+      </w:r>
+      <w:r>
+        <w:rPr>
+          <w:rFonts w:eastAsia="Times New Roman" w:cstheme="minorHAnsi"/>
+          <w:bCs/>
+          <w:color w:val="000000"/>
+          <w:bdr w:val="none" w:sz="0" w:space="0" w:color="auto" w:frame="1"/>
+          <w:lang w:val="es-ES" w:eastAsia="ca-ES"/>
+        </w:rPr>
+        <w:t>.</w:t>
+      </w:r>
+      <w:r>
+        <w:rPr>
+          <w:rFonts w:eastAsia="Times New Roman" w:cstheme="minorHAnsi"/>
+          <w:bCs/>
+          <w:color w:val="000000"/>
+          <w:bdr w:val="none" w:sz="0" w:space="0" w:color="auto" w:frame="1"/>
+          <w:lang w:val="es-ES" w:eastAsia="ca-ES"/>
+        </w:rPr>
+        <w:t xml:space="preserve"> &amp; Jiménez-Alfaro, B</w:t>
+      </w:r>
+      <w:r>
+        <w:rPr>
+          <w:rFonts w:eastAsia="Times New Roman" w:cstheme="minorHAnsi"/>
+          <w:bCs/>
+          <w:color w:val="000000"/>
+          <w:bdr w:val="none" w:sz="0" w:space="0" w:color="auto" w:frame="1"/>
+          <w:vertAlign w:val="superscript"/>
+          <w:lang w:val="es-ES" w:eastAsia="ca-ES"/>
+        </w:rPr>
+        <w:t>1</w:t>
+      </w:r>
+      <w:r>
+        <w:rPr>
+          <w:rFonts w:eastAsia="Times New Roman" w:cstheme="minorHAnsi"/>
+          <w:bCs/>
+          <w:color w:val="000000"/>
+          <w:bdr w:val="none" w:sz="0" w:space="0" w:color="auto" w:frame="1"/>
+          <w:lang w:val="es-ES" w:eastAsia="ca-ES"/>
+        </w:rPr>
+        <w:t>.</w:t>
       </w:r>
     </w:p>
     <w:p>
       <w:pPr>
-        <w:spacing w:after="0" w:line="360" w:lineRule="auto"/>
+        <w:spacing w:after="0" w:line="480" w:lineRule="auto"/>
+        <w:jc w:val="both"/>
         <w:textAlignment w:val="baseline"/>
         <w:rPr>
           <w:rFonts w:eastAsia="Times New Roman" w:cstheme="minorHAnsi"/>
@@ -193,7 +307,8 @@
     </w:p>
     <w:p>
       <w:pPr>
-        <w:spacing w:after="0" w:line="360" w:lineRule="auto"/>
+        <w:spacing w:after="0" w:line="480" w:lineRule="auto"/>
+        <w:jc w:val="both"/>
         <w:textAlignment w:val="baseline"/>
         <w:rPr>
           <w:rFonts w:eastAsia="Times New Roman" w:cstheme="minorHAnsi"/>
@@ -216,7 +331,8 @@
     </w:p>
     <w:p>
       <w:pPr>
-        <w:spacing w:after="0" w:line="360" w:lineRule="auto"/>
+        <w:spacing w:after="0" w:line="480" w:lineRule="auto"/>
+        <w:jc w:val="both"/>
         <w:textAlignment w:val="baseline"/>
         <w:rPr>
           <w:rFonts w:eastAsia="Times New Roman" w:cstheme="minorHAnsi"/>
@@ -230,7 +346,7 @@
           <w:color w:val="000000"/>
           <w:lang w:val="en-US" w:eastAsia="ca-ES"/>
         </w:rPr>
-        <w:t xml:space="preserve">Biodiversity Research Institute, IMIB (Univ. </w:t>
+        <w:t>1.</w:t>
       </w:r>
       <w:r>
         <w:rPr>
@@ -238,7 +354,15 @@
           <w:color w:val="000000"/>
           <w:lang w:val="en-US" w:eastAsia="ca-ES"/>
         </w:rPr>
-        <w:t xml:space="preserve">Oviedo-CSIC-Princ. Asturias), 33600 </w:t>
+        <w:t xml:space="preserve"> </w:t>
+      </w:r>
+      <w:r>
+        <w:rPr>
+          <w:rFonts w:eastAsia="Times New Roman" w:cstheme="minorHAnsi"/>
+          <w:color w:val="000000"/>
+          <w:lang w:val="en-US" w:eastAsia="ca-ES"/>
+        </w:rPr>
+        <w:t xml:space="preserve">Biodiversity Research Institute, IMIB (Univ. Oviedo-CSIC-Princ. Asturias), 33600 </w:t>
       </w:r>
       <w:proofErr w:type="spellStart"/>
       <w:r>
@@ -261,7 +385,8 @@
     </w:p>
     <w:p>
       <w:pPr>
-        <w:spacing w:after="0" w:line="360" w:lineRule="auto"/>
+        <w:spacing w:after="0" w:line="480" w:lineRule="auto"/>
+        <w:jc w:val="both"/>
         <w:textAlignment w:val="baseline"/>
         <w:rPr>
           <w:rFonts w:eastAsia="Times New Roman" w:cstheme="minorHAnsi"/>
@@ -269,6 +394,14 @@
           <w:lang w:val="en-US" w:eastAsia="ca-ES"/>
         </w:rPr>
       </w:pPr>
+      <w:r>
+        <w:rPr>
+          <w:rFonts w:eastAsia="Times New Roman" w:cstheme="minorHAnsi"/>
+          <w:color w:val="000000"/>
+          <w:lang w:val="en-US" w:eastAsia="ca-ES"/>
+        </w:rPr>
+        <w:t xml:space="preserve">2. </w:t>
+      </w:r>
       <w:r>
         <w:rPr>
           <w:rFonts w:eastAsia="Times New Roman" w:cstheme="minorHAnsi"/>
@@ -305,6 +438,8 @@
     <w:p>
       <w:pPr>
         <w:pStyle w:val="Textoindependiente"/>
+        <w:spacing w:line="480" w:lineRule="auto"/>
+        <w:jc w:val="both"/>
         <w:rPr>
           <w:lang w:val="es-ES" w:eastAsia="ca-ES"/>
         </w:rPr>
@@ -347,6 +482,8 @@
     <w:p>
       <w:pPr>
         <w:pStyle w:val="Textoindependiente"/>
+        <w:spacing w:line="480" w:lineRule="auto"/>
+        <w:jc w:val="both"/>
         <w:rPr>
           <w:color w:val="0563C1" w:themeColor="hyperlink"/>
           <w:u w:val="single"/>
@@ -385,7 +522,8 @@
     </w:p>
     <w:p>
       <w:pPr>
-        <w:spacing w:after="0" w:line="360" w:lineRule="auto"/>
+        <w:spacing w:after="0" w:line="480" w:lineRule="auto"/>
+        <w:jc w:val="both"/>
         <w:textAlignment w:val="baseline"/>
         <w:rPr>
           <w:rFonts w:eastAsia="Times New Roman" w:cstheme="minorHAnsi"/>
@@ -423,7 +561,8 @@
     </w:p>
     <w:p>
       <w:pPr>
-        <w:spacing w:after="0" w:line="360" w:lineRule="auto"/>
+        <w:spacing w:after="0" w:line="480" w:lineRule="auto"/>
+        <w:jc w:val="both"/>
         <w:textAlignment w:val="baseline"/>
         <w:rPr>
           <w:u w:val="single"/>
@@ -453,7 +592,8 @@
     </w:p>
     <w:p>
       <w:pPr>
-        <w:spacing w:after="0" w:line="360" w:lineRule="auto"/>
+        <w:spacing w:after="0" w:line="480" w:lineRule="auto"/>
+        <w:jc w:val="both"/>
         <w:textAlignment w:val="baseline"/>
         <w:rPr>
           <w:rStyle w:val="Hipervnculo"/>
@@ -495,7 +635,8 @@
     </w:p>
     <w:p>
       <w:pPr>
-        <w:spacing w:after="0" w:line="360" w:lineRule="auto"/>
+        <w:spacing w:after="0" w:line="480" w:lineRule="auto"/>
+        <w:jc w:val="both"/>
         <w:textAlignment w:val="baseline"/>
         <w:rPr>
           <w:lang w:val="es-ES"/>
@@ -512,7 +653,13 @@
         <w:rPr>
           <w:lang w:val="es-ES"/>
         </w:rPr>
-        <w:t>Götzenberber</w:t>
+        <w:t>Götzenberg</w:t>
+      </w:r>
+      <w:r>
+        <w:rPr>
+          <w:lang w:val="es-ES"/>
+        </w:rPr>
+        <w:t>er</w:t>
       </w:r>
       <w:proofErr w:type="spellEnd"/>
       <w:r>
@@ -539,7 +686,8 @@
     </w:p>
     <w:p>
       <w:pPr>
-        <w:spacing w:after="0" w:line="360" w:lineRule="auto"/>
+        <w:spacing w:after="0" w:line="480" w:lineRule="auto"/>
+        <w:jc w:val="both"/>
         <w:textAlignment w:val="baseline"/>
         <w:rPr>
           <w:lang w:val="en-US"/>
@@ -572,6 +720,8 @@
     </w:p>
     <w:p>
       <w:pPr>
+        <w:spacing w:line="480" w:lineRule="auto"/>
+        <w:jc w:val="both"/>
         <w:rPr>
           <w:lang w:val="en-US" w:eastAsia="ca-ES"/>
         </w:rPr>
@@ -579,6 +729,8 @@
     </w:p>
     <w:p>
       <w:pPr>
+        <w:spacing w:line="480" w:lineRule="auto"/>
+        <w:jc w:val="both"/>
         <w:rPr>
           <w:rFonts w:asciiTheme="majorHAnsi" w:eastAsiaTheme="majorEastAsia" w:hAnsiTheme="majorHAnsi" w:cstheme="majorBidi"/>
           <w:color w:val="2F5496" w:themeColor="accent1" w:themeShade="BF"/>
@@ -601,6 +753,8 @@
           <w:ilvl w:val="0"/>
           <w:numId w:val="28"/>
         </w:numPr>
+        <w:spacing w:line="480" w:lineRule="auto"/>
+        <w:jc w:val="both"/>
         <w:rPr>
           <w:lang w:val="es-ES" w:eastAsia="ca-ES"/>
         </w:rPr>
@@ -633,7 +787,7 @@
     </w:p>
     <w:p>
       <w:pPr>
-        <w:spacing w:line="360" w:lineRule="auto"/>
+        <w:spacing w:line="480" w:lineRule="auto"/>
         <w:jc w:val="both"/>
         <w:rPr>
           <w:rFonts w:eastAsia="Arial" w:cstheme="minorHAnsi"/>
@@ -643,27 +797,41 @@
         <w:rPr>
           <w:rFonts w:eastAsia="Arial" w:cstheme="minorHAnsi"/>
         </w:rPr>
-        <w:t xml:space="preserve">Worldwide, alpine plants occur above the climatic </w:t>
+        <w:t xml:space="preserve">Worldwide, alpine plants occur above the climatic treeline and they </w:t>
       </w:r>
       <w:proofErr w:type="gramStart"/>
       <w:r>
         <w:rPr>
           <w:rFonts w:eastAsia="Arial" w:cstheme="minorHAnsi"/>
         </w:rPr>
-        <w:t>treeline</w:t>
+        <w:t>are generally subjected</w:t>
       </w:r>
       <w:proofErr w:type="gramEnd"/>
       <w:r>
         <w:rPr>
           <w:rFonts w:eastAsia="Arial" w:cstheme="minorHAnsi"/>
         </w:rPr>
-        <w:t xml:space="preserve"> and they are generally subjected to harsh conditions such as freezing temperatures, snow cover and strong winds, despite regional and latitudinal variation (Körner et al. 2017). Recently, it has been noted that the abundance and distribution of alpine plants strongly depends on micro-topographic variation, which accounts for drastic changes in temperature and related factors (Scherrer &amp; Körner 2010; </w:t>
+        <w:t xml:space="preserve"> to harsh conditions such as freezing temperatures, snow cover and strong winds, despite regional and latitudinal variation (Körner et al. 2017). Recently, it has been noted that the abundance and distribution of alpine plants strongly depends on micro-topographic variation, which accounts for drastic changes in temperature and related factors (Scherrer &amp; </w:t>
       </w:r>
       <w:proofErr w:type="spellStart"/>
       <w:r>
         <w:rPr>
           <w:rFonts w:eastAsia="Arial" w:cstheme="minorHAnsi"/>
         </w:rPr>
+        <w:t>Körner</w:t>
+      </w:r>
+      <w:proofErr w:type="spellEnd"/>
+      <w:r>
+        <w:rPr>
+          <w:rFonts w:eastAsia="Arial" w:cstheme="minorHAnsi"/>
+        </w:rPr>
+        <w:t xml:space="preserve"> 2010; </w:t>
+      </w:r>
+      <w:proofErr w:type="spellStart"/>
+      <w:r>
+        <w:rPr>
+          <w:rFonts w:eastAsia="Arial" w:cstheme="minorHAnsi"/>
+        </w:rPr>
         <w:t>Kulonen</w:t>
       </w:r>
       <w:proofErr w:type="spellEnd"/>
@@ -671,14 +839,14 @@
         <w:rPr>
           <w:rFonts w:eastAsia="Arial" w:cstheme="minorHAnsi"/>
         </w:rPr>
-        <w:t xml:space="preserve"> et al. 2018). An increasing number of studies have reported relationships between micro-habitat variation and the compositional and functional diversity of alpine plant communities (e.g. Choler 2005; Opedal et al. 2014; Stark et al. 2017; Blonder et al. 2018) but functional approaches have mostly focused on adult-plant traits. At the regeneration stage, studies suggested that the seed germination niche is influenced by micro-site temperature and snow cover (Fernández-Pascual et al. 2016) and soil bedrock (Tudela-</w:t>
+        <w:t xml:space="preserve"> et al. 2018). An increasing number of studies have reported relationships between micro-habitat variation and the compositional and functional diversity of alpine plant communities (e.g. Choler 2005; Opedal et al. 2014; Stark et al. 2017; Blonder et al. 2018) but functional approaches have mostly focused on adult-plant traits. At the regeneration stage, studies suggested that the seed germination niche is influenced by micro-site temperature and snow cover (Fernández-Pascual et al. 2016) and soil bedrock (</w:t>
       </w:r>
       <w:proofErr w:type="spellStart"/>
       <w:r>
         <w:rPr>
           <w:rFonts w:eastAsia="Arial" w:cstheme="minorHAnsi"/>
         </w:rPr>
-        <w:t>Isanta</w:t>
+        <w:t>Tudela-Isanta</w:t>
       </w:r>
       <w:proofErr w:type="spellEnd"/>
       <w:r>
@@ -695,18 +863,60 @@
           <w:tag w:val="goog_rdk_8"/>
           <w:id w:val="30777417"/>
         </w:sdtPr>
+        <w:sdtEndPr/>
         <w:sdtContent/>
       </w:sdt>
       <w:r>
         <w:rPr>
           <w:rFonts w:eastAsia="Arial" w:cstheme="minorHAnsi"/>
         </w:rPr>
-        <w:t>shifts in germination timing and increasing recruitment of alpine populations in both temperate (Mondoni et al. 2015) and Mediterranean (Giménez-Benavides et al. 2018) systems.</w:t>
+        <w:t>shifts in germination timing</w:t>
+      </w:r>
+      <w:r>
+        <w:rPr>
+          <w:rFonts w:eastAsia="Arial" w:cstheme="minorHAnsi"/>
+        </w:rPr>
+        <w:t xml:space="preserve"> (</w:t>
+      </w:r>
+      <w:r>
+        <w:rPr>
+          <w:rFonts w:eastAsia="Arial" w:cstheme="minorHAnsi"/>
+          <w:highlight w:val="yellow"/>
+        </w:rPr>
+        <w:t xml:space="preserve">Espinosa </w:t>
+      </w:r>
+      <w:proofErr w:type="gramStart"/>
+      <w:r>
+        <w:rPr>
+          <w:rFonts w:eastAsia="Arial" w:cstheme="minorHAnsi"/>
+          <w:highlight w:val="yellow"/>
+        </w:rPr>
+        <w:t>del</w:t>
+      </w:r>
+      <w:proofErr w:type="gramEnd"/>
+      <w:r>
+        <w:rPr>
+          <w:rFonts w:eastAsia="Arial" w:cstheme="minorHAnsi"/>
+          <w:highlight w:val="yellow"/>
+        </w:rPr>
+        <w:t xml:space="preserve"> Alba et al. 2024</w:t>
+      </w:r>
+      <w:r>
+        <w:rPr>
+          <w:rFonts w:eastAsia="Arial" w:cstheme="minorHAnsi"/>
+        </w:rPr>
+        <w:t>)</w:t>
+      </w:r>
+      <w:r>
+        <w:rPr>
+          <w:rFonts w:eastAsia="Arial" w:cstheme="minorHAnsi"/>
+        </w:rPr>
+        <w:t xml:space="preserve"> and increasing recruitment of alpine populations in both temperate (Mondoni et al. 2015) and Mediterranean (Giménez-Benavides et al. 2018) systems.</w:t>
       </w:r>
     </w:p>
     <w:p>
       <w:pPr>
-        <w:spacing w:line="360" w:lineRule="auto"/>
+        <w:spacing w:line="480" w:lineRule="auto"/>
         <w:jc w:val="both"/>
         <w:rPr>
           <w:rFonts w:eastAsia="Arial" w:cstheme="minorHAnsi"/>
@@ -726,6 +936,7 @@
           <w:tag w:val="goog_rdk_10"/>
           <w:id w:val="-750579298"/>
         </w:sdtPr>
+        <w:sdtEndPr/>
         <w:sdtContent>
           <w:r>
             <w:rPr>
@@ -744,6 +955,7 @@
           <w:id w:val="909274479"/>
           <w:showingPlcHdr/>
         </w:sdtPr>
+        <w:sdtEndPr/>
         <w:sdtContent>
           <w:r>
             <w:rPr>
@@ -767,6 +979,7 @@
           <w:tag w:val="goog_rdk_12"/>
           <w:id w:val="-1652827221"/>
         </w:sdtPr>
+        <w:sdtEndPr/>
         <w:sdtContent>
           <w:r>
             <w:rPr>
@@ -794,21 +1007,7 @@
         <w:rPr>
           <w:rFonts w:eastAsia="Arial" w:cstheme="minorHAnsi"/>
         </w:rPr>
-        <w:t xml:space="preserve"> 2016). However, the conceptual framework of community assembly may be limited by the lack of seed-trait studies addressing the co-occurrence of plants as the result of regional and local processes such as dispersal, environmental </w:t>
-      </w:r>
-      <w:proofErr w:type="gramStart"/>
-      <w:r>
-        <w:rPr>
-          <w:rFonts w:eastAsia="Arial" w:cstheme="minorHAnsi"/>
-        </w:rPr>
-        <w:t>filtering</w:t>
-      </w:r>
-      <w:proofErr w:type="gramEnd"/>
-      <w:r>
-        <w:rPr>
-          <w:rFonts w:eastAsia="Arial" w:cstheme="minorHAnsi"/>
-        </w:rPr>
-        <w:t xml:space="preserve"> and species interactions (Götzenberger et al. 201</w:t>
+        <w:t xml:space="preserve"> 2016). However, the conceptual framework of community assembly may be limited by the lack of seed-trait studies addressing the co-occurrence of plants as the result of regional and local processes such as dispersal, environmental filtering and species interactions (Götzenberger et al. 201</w:t>
       </w:r>
       <w:sdt>
         <w:sdtPr>
@@ -818,6 +1017,7 @@
           <w:tag w:val="goog_rdk_16"/>
           <w:id w:val="-403298020"/>
         </w:sdtPr>
+        <w:sdtEndPr/>
         <w:sdtContent>
           <w:r>
             <w:rPr>
@@ -837,7 +1037,14 @@
         <w:rPr>
           <w:rFonts w:eastAsia="Arial" w:cstheme="minorHAnsi"/>
         </w:rPr>
-        <w:t xml:space="preserve"> Germination of alpine species is regulated by seasonal cycles in temperature and moisture conditions (Baskin &amp; Baskin 2014), but these responses may not be the same for all species living in the same habitat, determining spatial and temporal heterogeneity in this key selective process</w:t>
+        <w:t xml:space="preserve"> Germination of alpine species is regulated by seasonal cycles in temperature and moisture conditions (Baskin &amp; Baskin 2014), but these responses may not be the same for all </w:t>
+      </w:r>
+      <w:r>
+        <w:rPr>
+          <w:rFonts w:eastAsia="Arial" w:cstheme="minorHAnsi"/>
+        </w:rPr>
+        <w:lastRenderedPageBreak/>
+        <w:t>species living in the same habitat, determining spatial and temporal heterogeneity in this key selective process</w:t>
       </w:r>
       <w:r>
         <w:rPr>
@@ -848,7 +1055,7 @@
     </w:p>
     <w:p>
       <w:pPr>
-        <w:spacing w:line="360" w:lineRule="auto"/>
+        <w:spacing w:line="480" w:lineRule="auto"/>
         <w:jc w:val="both"/>
         <w:rPr>
           <w:rFonts w:eastAsia="Arial" w:cstheme="minorHAnsi"/>
@@ -858,55 +1065,40 @@
         <w:rPr>
           <w:rFonts w:eastAsia="Arial" w:cstheme="minorHAnsi"/>
         </w:rPr>
-        <w:t xml:space="preserve">The question of functional filtering in seeds can be addressed by exploring niche differentiation, a process by which co-occurring species may use the environment differently to avoid competition. Alpine communities are subjected to harsh environmental conditions; therefore, plant competition is expected to be relaxed, and niche-based processes rely on abiotic filters or facilitation (Callaway et al. 2002). Since alpine habitats generally have low water and nutrient resources, niche differentiation may also be the result of multiple, independent species adaptation to harsh conditions during postglacial dispersal, ultimately explaining the relative </w:t>
-      </w:r>
+        <w:t>The question of functional filtering in seeds can be addressed by exploring niche differentiation, a process by which co-occurring species may use the environment differently to avoid competition. Alpine communities are subjected to harsh environmental conditions; therefore, plant competition is expected to be relaxed, and niche-based processes rely on abiotic filters or facilitation (Callaway et al. 2002). Since alpine habitats generally have low water and nutrient resources, niche differentiation may also be the result of multiple, independent species adaptation to harsh conditions during postglacial dispersal, ultimately explaining the relative high diversity of plants in these ecosystems. Several studies have investigated the role of niche-based processes in alpine communities using traits (</w:t>
+      </w:r>
+      <w:proofErr w:type="spellStart"/>
       <w:r>
         <w:rPr>
           <w:rFonts w:eastAsia="Arial" w:cstheme="minorHAnsi"/>
         </w:rPr>
-        <w:lastRenderedPageBreak/>
-        <w:t>high diversity of plants in these ecosystems. Several studies have investigated the role of niche-based processes in alpine communities using traits (</w:t>
+        <w:t>Chalmandrier</w:t>
+      </w:r>
+      <w:proofErr w:type="spellEnd"/>
+      <w:r>
+        <w:rPr>
+          <w:rFonts w:eastAsia="Arial" w:cstheme="minorHAnsi"/>
+        </w:rPr>
+        <w:t xml:space="preserve"> et al. 2017, Scherrer et al. 2019) or phylogenetic approaches (Butterfield et al. 2013) to estimate the ecological similarity of co-existing species. However, apart from seed mass, regeneration traits are hardly ever considered, despite existing evidence that life-history stages determine different plant responses across micro-habitats (</w:t>
       </w:r>
       <w:proofErr w:type="spellStart"/>
       <w:r>
         <w:rPr>
           <w:rFonts w:eastAsia="Arial" w:cstheme="minorHAnsi"/>
         </w:rPr>
-        <w:t>Chalmandrier</w:t>
+        <w:t>Hülber</w:t>
       </w:r>
       <w:proofErr w:type="spellEnd"/>
       <w:r>
         <w:rPr>
           <w:rFonts w:eastAsia="Arial" w:cstheme="minorHAnsi"/>
         </w:rPr>
-        <w:t xml:space="preserve"> et al. 2017, Scherrer et al. 2019) or phylogenetic approaches (Butterfield et al. 2013) to estimate the ecological similarity of co-existing species. However, apart from seed mass, regeneration traits are hardly ever considered, despite existing evidence that life-history stages determine different plant responses across micro-habitats (</w:t>
-      </w:r>
-      <w:proofErr w:type="spellStart"/>
-      <w:r>
-        <w:rPr>
-          <w:rFonts w:eastAsia="Arial" w:cstheme="minorHAnsi"/>
-        </w:rPr>
-        <w:t>Hülber</w:t>
-      </w:r>
-      <w:proofErr w:type="spellEnd"/>
-      <w:r>
-        <w:rPr>
-          <w:rFonts w:eastAsia="Arial" w:cstheme="minorHAnsi"/>
-        </w:rPr>
-        <w:t xml:space="preserve"> et al. 2018). So far, we do not know whether regeneration stages may follow similar or different strategies in alpine plants, and if regeneration traits can provide additional insights into assembly processes, in particular at the level of microsite </w:t>
-      </w:r>
-      <w:proofErr w:type="gramStart"/>
-      <w:r>
-        <w:rPr>
-          <w:rFonts w:eastAsia="Arial" w:cstheme="minorHAnsi"/>
-        </w:rPr>
-        <w:t>variation</w:t>
-      </w:r>
-      <w:proofErr w:type="gramEnd"/>
+        <w:t xml:space="preserve"> et al. 2018). So far, we do not know whether regeneration stages may follow similar or different strategies in alpine plants, and if regeneration traits can provide additional insights into assembly processes, in particular at the level of microsite variation</w:t>
+      </w:r>
     </w:p>
     <w:p>
       <w:pPr>
-        <w:spacing w:line="360" w:lineRule="auto"/>
+        <w:spacing w:line="480" w:lineRule="auto"/>
         <w:jc w:val="both"/>
         <w:rPr>
           <w:lang w:val="en-US" w:eastAsia="ca-ES"/>
@@ -916,35 +1108,28 @@
         <w:rPr>
           <w:lang w:val="en-US" w:eastAsia="ca-ES"/>
         </w:rPr>
-        <w:t xml:space="preserve">The seed germination niche is the range of environmental conditions which elicit a successful transition from seed to seedling (Grubb 1977). The timing of germination depends on the shape of the germination niche, i.e. the responsiveness to a specific set of environmental germination cues that include temperature, moisture, </w:t>
-      </w:r>
-      <w:proofErr w:type="gramStart"/>
+        <w:t xml:space="preserve">The seed germination niche is the range of environmental conditions which elicit a successful transition from seed to seedling (Grubb 1977). The timing of germination depends on the shape of the germination niche, i.e. the responsiveness to a specific set of environmental germination cues that include temperature, moisture, light and chemical signals. This shape is generally determined by environmental filters to establishment and tends to match germination with the most </w:t>
+      </w:r>
+      <w:proofErr w:type="spellStart"/>
       <w:r>
         <w:rPr>
           <w:lang w:val="en-US" w:eastAsia="ca-ES"/>
         </w:rPr>
-        <w:t>light</w:t>
-      </w:r>
-      <w:proofErr w:type="gramEnd"/>
+        <w:t>favourable</w:t>
+      </w:r>
+      <w:proofErr w:type="spellEnd"/>
       <w:r>
         <w:rPr>
           <w:lang w:val="en-US" w:eastAsia="ca-ES"/>
         </w:rPr>
-        <w:t xml:space="preserve"> and chemical signals. This shape is generally determined by environmental filters to establishment and tends to match germination with the most </w:t>
-      </w:r>
-      <w:proofErr w:type="spellStart"/>
+        <w:t xml:space="preserve"> season for seedling survival (Donohue 2014; Fernández-Pascual et al. 2017b). It follows that communities that differ in their environmental filters for seedling establishment </w:t>
+      </w:r>
       <w:r>
         <w:rPr>
           <w:lang w:val="en-US" w:eastAsia="ca-ES"/>
         </w:rPr>
-        <w:t>favourable</w:t>
-      </w:r>
-      <w:proofErr w:type="spellEnd"/>
-      <w:r>
-        <w:rPr>
-          <w:lang w:val="en-US" w:eastAsia="ca-ES"/>
-        </w:rPr>
-        <w:t xml:space="preserve"> season for seedling survival (Donohue 2014; Fernández-Pascual et al. 2017b). It follows that communities that differ in their environmental filters for seedling establishment should also differ in the shape of their germination niches (Jurado &amp; Flores 2005). The stronger the environmental filters are, the more homogeneous should be the germination niches of a community, reflecting shared strategies of stress tolerance. In alpine habitats, the environment imposes harsh filters such as short growing seasons, freeze-thaw cycles and drought induced by skeletal soils and frozen groundwater. Nonetheless, it has been difficult to define a single alpine germination niche (</w:t>
+        <w:lastRenderedPageBreak/>
+        <w:t>should also differ in the shape of their germination niches (Jurado &amp; Flores 2005). The stronger the environmental filters are, the more homogeneous should be the germination niches of a community, reflecting shared strategies of stress tolerance. In alpine habitats, the environment imposes harsh filters such as short growing seasons, freeze-thaw cycles and drought induced by skeletal soils and frozen groundwater. Nonetheless, it has been difficult to define a single alpine germination niche (</w:t>
       </w:r>
       <w:proofErr w:type="spellStart"/>
       <w:r>
@@ -964,7 +1149,7 @@
     <w:p>
       <w:pPr>
         <w:pStyle w:val="Ttulo2"/>
-        <w:spacing w:after="160" w:line="360" w:lineRule="auto"/>
+        <w:spacing w:after="160" w:line="480" w:lineRule="auto"/>
         <w:jc w:val="both"/>
         <w:rPr>
           <w:rFonts w:asciiTheme="minorHAnsi" w:eastAsiaTheme="minorHAnsi" w:hAnsiTheme="minorHAnsi" w:cstheme="minorBidi"/>
@@ -983,7 +1168,6 @@
           <w:szCs w:val="22"/>
           <w:lang w:val="en-US" w:eastAsia="ca-ES"/>
         </w:rPr>
-        <w:lastRenderedPageBreak/>
         <w:t xml:space="preserve">Hypotheses. </w:t>
       </w:r>
       <w:commentRangeEnd w:id="1"/>
@@ -1047,9 +1231,9 @@
           <w:szCs w:val="22"/>
           <w:lang w:val="en-US" w:eastAsia="ca-ES"/>
         </w:rPr>
-        <w:t xml:space="preserve"> germination in conditions of low temperature, constant </w:t>
-      </w:r>
-      <w:proofErr w:type="gramStart"/>
+        <w:t xml:space="preserve"> germination in conditions of low temperature, constant temperatures and darkness. Exposed sites will </w:t>
+      </w:r>
+      <w:proofErr w:type="spellStart"/>
       <w:r>
         <w:rPr>
           <w:rFonts w:asciiTheme="minorHAnsi" w:eastAsiaTheme="minorHAnsi" w:hAnsiTheme="minorHAnsi" w:cstheme="minorBidi"/>
@@ -1058,9 +1242,9 @@
           <w:szCs w:val="22"/>
           <w:lang w:val="en-US" w:eastAsia="ca-ES"/>
         </w:rPr>
-        <w:t>temperatures</w:t>
-      </w:r>
-      <w:proofErr w:type="gramEnd"/>
+        <w:t>favour</w:t>
+      </w:r>
+      <w:proofErr w:type="spellEnd"/>
       <w:r>
         <w:rPr>
           <w:rFonts w:asciiTheme="minorHAnsi" w:eastAsiaTheme="minorHAnsi" w:hAnsiTheme="minorHAnsi" w:cstheme="minorBidi"/>
@@ -1069,7 +1253,7 @@
           <w:szCs w:val="22"/>
           <w:lang w:val="en-US" w:eastAsia="ca-ES"/>
         </w:rPr>
-        <w:t xml:space="preserve"> and darkness. Exposed sites will </w:t>
+        <w:t xml:space="preserve"> germination after cold-stratification and at high temperatures. However, within communities there will be a dispersion of germination timing traits to </w:t>
       </w:r>
       <w:proofErr w:type="spellStart"/>
       <w:r>
@@ -1091,7 +1275,7 @@
           <w:szCs w:val="22"/>
           <w:lang w:val="en-US" w:eastAsia="ca-ES"/>
         </w:rPr>
-        <w:t xml:space="preserve"> germination after cold-stratification and at high temperatures. However, within communities there will be a dispersion of germination timing traits to </w:t>
+        <w:t xml:space="preserve"> temporal niche partition, especially in more productive snow-patch communities with deeper soils. According to the co-existence theory of Grubb (1977), niche differentiation may be different between communities with higher versus lower resources and competition (e.g. fellfields versus </w:t>
       </w:r>
       <w:proofErr w:type="spellStart"/>
       <w:r>
@@ -1102,7 +1286,7 @@
           <w:szCs w:val="22"/>
           <w:lang w:val="en-US" w:eastAsia="ca-ES"/>
         </w:rPr>
-        <w:t>favour</w:t>
+        <w:t>snowbeds</w:t>
       </w:r>
       <w:proofErr w:type="spellEnd"/>
       <w:r>
@@ -1113,13 +1297,29 @@
           <w:szCs w:val="22"/>
           <w:lang w:val="en-US" w:eastAsia="ca-ES"/>
         </w:rPr>
-        <w:t xml:space="preserve"> temporal niche partition, especially in more productive snow-patch communities with deeper soils. According to the co-existence theory of Grubb (1977), niche differentiation may be different between communities with higher versus lower resources and competition (e.g. fellfields versus snowbeds).</w:t>
+        <w:t>).</w:t>
       </w:r>
     </w:p>
     <w:p>
       <w:pPr>
+        <w:spacing w:line="480" w:lineRule="auto"/>
+        <w:jc w:val="both"/>
+        <w:rPr>
+          <w:lang w:val="en-US" w:eastAsia="ca-ES"/>
+        </w:rPr>
+      </w:pPr>
+      <w:r>
+        <w:rPr>
+          <w:lang w:val="en-US" w:eastAsia="ca-ES"/>
+        </w:rPr>
+        <w:t>Community Means vs Community weighted means</w:t>
+      </w:r>
+    </w:p>
+    <w:p>
+      <w:pPr>
         <w:pStyle w:val="Ttulo2"/>
-        <w:spacing w:after="160" w:line="360" w:lineRule="auto"/>
+        <w:spacing w:after="160" w:line="480" w:lineRule="auto"/>
+        <w:jc w:val="both"/>
         <w:rPr>
           <w:rFonts w:eastAsia="Times New Roman"/>
           <w:bdr w:val="none" w:sz="0" w:space="0" w:color="auto" w:frame="1"/>
@@ -1137,8 +1337,7 @@
     </w:p>
     <w:p>
       <w:pPr>
-        <w:pStyle w:val="Ttulo2"/>
-        <w:spacing w:after="160" w:line="360" w:lineRule="auto"/>
+        <w:pStyle w:val="Ttulo3"/>
         <w:rPr>
           <w:rFonts w:eastAsia="Times New Roman"/>
           <w:bdr w:val="none" w:sz="0" w:space="0" w:color="auto" w:frame="1"/>
@@ -1174,7 +1373,7 @@
     </w:p>
     <w:p>
       <w:pPr>
-        <w:spacing w:line="360" w:lineRule="auto"/>
+        <w:spacing w:line="480" w:lineRule="auto"/>
         <w:jc w:val="both"/>
         <w:rPr>
           <w:rFonts w:cstheme="minorHAnsi"/>
@@ -1210,7 +1409,14 @@
         <w:rPr>
           <w:rFonts w:cstheme="minorHAnsi"/>
         </w:rPr>
-        <w:t xml:space="preserve">. in the Cantabrian Mountains. This mountain range,  running E-W in northern Spain, is considered a transitional biogeographical hub between Eurosiberian and Mediterranean regions </w:t>
+        <w:t xml:space="preserve">. in the Cantabrian Mountains. This mountain range,  running E-W in northern Spain, is considered a </w:t>
+      </w:r>
+      <w:r>
+        <w:rPr>
+          <w:rFonts w:cstheme="minorHAnsi"/>
+        </w:rPr>
+        <w:lastRenderedPageBreak/>
+        <w:t xml:space="preserve">transitional biogeographical hub between Eurosiberian and Mediterranean regions </w:t>
       </w:r>
       <w:r>
         <w:rPr>
@@ -1404,18 +1610,193 @@
           <w:i/>
           <w:iCs/>
         </w:rPr>
-        <w:t xml:space="preserve"> parva</w:t>
-      </w:r>
+        <w:t xml:space="preserve"> </w:t>
+      </w:r>
+      <w:proofErr w:type="spellStart"/>
       <w:r>
         <w:rPr>
           <w:rFonts w:cstheme="minorHAnsi"/>
-        </w:rPr>
-        <w:t xml:space="preserve">) in both systems. </w:t>
+          <w:i/>
+          <w:iCs/>
+        </w:rPr>
+        <w:t>parva</w:t>
+      </w:r>
+      <w:proofErr w:type="spellEnd"/>
+      <w:r>
+        <w:rPr>
+          <w:rFonts w:cstheme="minorHAnsi"/>
+        </w:rPr>
+        <w:t>) in both systems.</w:t>
+      </w:r>
+      <w:r>
+        <w:rPr>
+          <w:noProof/>
+          <w:lang w:val="ca-ES" w:eastAsia="ca-ES"/>
+        </w:rPr>
+        <w:drawing>
+          <wp:inline distT="0" distB="0" distL="0" distR="0" wp14:anchorId="3ED5C28A" wp14:editId="2994EF77">
+            <wp:extent cx="5381625" cy="1695450"/>
+            <wp:effectExtent l="0" t="0" r="9525" b="0"/>
+            <wp:docPr id="1335175674" name="Imagen 5"/>
+            <wp:cNvGraphicFramePr>
+              <a:graphicFrameLocks xmlns:a="http://schemas.openxmlformats.org/drawingml/2006/main" noChangeAspect="1"/>
+            </wp:cNvGraphicFramePr>
+            <a:graphic xmlns:a="http://schemas.openxmlformats.org/drawingml/2006/main">
+              <a:graphicData uri="http://schemas.openxmlformats.org/drawingml/2006/picture">
+                <pic:pic xmlns:pic="http://schemas.openxmlformats.org/drawingml/2006/picture">
+                  <pic:nvPicPr>
+                    <pic:cNvPr id="0" name="Picture 9"/>
+                    <pic:cNvPicPr>
+                      <a:picLocks noChangeAspect="1" noChangeArrowheads="1"/>
+                    </pic:cNvPicPr>
+                  </pic:nvPicPr>
+                  <pic:blipFill>
+                    <a:blip r:embed="rId13" cstate="print">
+                      <a:extLst>
+                        <a:ext uri="{28A0092B-C50C-407E-A947-70E740481C1C}">
+                          <a14:useLocalDpi xmlns:a14="http://schemas.microsoft.com/office/drawing/2010/main" val="0"/>
+                        </a:ext>
+                      </a:extLst>
+                    </a:blip>
+                    <a:srcRect/>
+                    <a:stretch>
+                      <a:fillRect/>
+                    </a:stretch>
+                  </pic:blipFill>
+                  <pic:spPr bwMode="auto">
+                    <a:xfrm>
+                      <a:off x="0" y="0"/>
+                      <a:ext cx="5381625" cy="1695450"/>
+                    </a:xfrm>
+                    <a:prstGeom prst="rect">
+                      <a:avLst/>
+                    </a:prstGeom>
+                    <a:noFill/>
+                    <a:ln>
+                      <a:noFill/>
+                    </a:ln>
+                  </pic:spPr>
+                </pic:pic>
+              </a:graphicData>
+            </a:graphic>
+          </wp:inline>
+        </w:drawing>
+      </w:r>
+      <w:r>
+        <w:rPr>
+          <w:noProof/>
+          <w:lang w:val="ca-ES" w:eastAsia="ca-ES"/>
+        </w:rPr>
+        <w:drawing>
+          <wp:inline distT="0" distB="0" distL="0" distR="0" wp14:anchorId="1FB788B9" wp14:editId="5F04F008">
+            <wp:extent cx="2923302" cy="1685925"/>
+            <wp:effectExtent l="0" t="0" r="0" b="0"/>
+            <wp:docPr id="424347263" name="Imagen 6"/>
+            <wp:cNvGraphicFramePr>
+              <a:graphicFrameLocks xmlns:a="http://schemas.openxmlformats.org/drawingml/2006/main" noChangeAspect="1"/>
+            </wp:cNvGraphicFramePr>
+            <a:graphic xmlns:a="http://schemas.openxmlformats.org/drawingml/2006/main">
+              <a:graphicData uri="http://schemas.openxmlformats.org/drawingml/2006/picture">
+                <pic:pic xmlns:pic="http://schemas.openxmlformats.org/drawingml/2006/picture">
+                  <pic:nvPicPr>
+                    <pic:cNvPr id="0" name="Picture 10"/>
+                    <pic:cNvPicPr>
+                      <a:picLocks noChangeAspect="1" noChangeArrowheads="1"/>
+                    </pic:cNvPicPr>
+                  </pic:nvPicPr>
+                  <pic:blipFill rotWithShape="1">
+                    <a:blip r:embed="rId14" cstate="print">
+                      <a:extLst>
+                        <a:ext uri="{28A0092B-C50C-407E-A947-70E740481C1C}">
+                          <a14:useLocalDpi xmlns:a14="http://schemas.microsoft.com/office/drawing/2010/main" val="0"/>
+                        </a:ext>
+                      </a:extLst>
+                    </a:blip>
+                    <a:srcRect t="18454"/>
+                    <a:stretch/>
+                  </pic:blipFill>
+                  <pic:spPr bwMode="auto">
+                    <a:xfrm>
+                      <a:off x="0" y="0"/>
+                      <a:ext cx="2923699" cy="1686154"/>
+                    </a:xfrm>
+                    <a:prstGeom prst="rect">
+                      <a:avLst/>
+                    </a:prstGeom>
+                    <a:noFill/>
+                    <a:ln>
+                      <a:noFill/>
+                    </a:ln>
+                    <a:extLst>
+                      <a:ext uri="{53640926-AAD7-44D8-BBD7-CCE9431645EC}">
+                        <a14:shadowObscured xmlns:a14="http://schemas.microsoft.com/office/drawing/2010/main"/>
+                      </a:ext>
+                    </a:extLst>
+                  </pic:spPr>
+                </pic:pic>
+              </a:graphicData>
+            </a:graphic>
+          </wp:inline>
+        </w:drawing>
+      </w:r>
+      <w:r>
+        <w:rPr>
+          <w:noProof/>
+          <w:lang w:val="ca-ES" w:eastAsia="ca-ES"/>
+        </w:rPr>
+        <w:drawing>
+          <wp:inline distT="0" distB="0" distL="0" distR="0" wp14:anchorId="02B64153" wp14:editId="24F4AE46">
+            <wp:extent cx="2419752" cy="1711325"/>
+            <wp:effectExtent l="0" t="0" r="0" b="3175"/>
+            <wp:docPr id="261550396" name="Imagen 7"/>
+            <wp:cNvGraphicFramePr>
+              <a:graphicFrameLocks xmlns:a="http://schemas.openxmlformats.org/drawingml/2006/main" noChangeAspect="1"/>
+            </wp:cNvGraphicFramePr>
+            <a:graphic xmlns:a="http://schemas.openxmlformats.org/drawingml/2006/main">
+              <a:graphicData uri="http://schemas.openxmlformats.org/drawingml/2006/picture">
+                <pic:pic xmlns:pic="http://schemas.openxmlformats.org/drawingml/2006/picture">
+                  <pic:nvPicPr>
+                    <pic:cNvPr id="0" name="Picture 11"/>
+                    <pic:cNvPicPr>
+                      <a:picLocks noChangeAspect="1" noChangeArrowheads="1"/>
+                    </pic:cNvPicPr>
+                  </pic:nvPicPr>
+                  <pic:blipFill>
+                    <a:blip r:embed="rId15" cstate="print">
+                      <a:extLst>
+                        <a:ext uri="{28A0092B-C50C-407E-A947-70E740481C1C}">
+                          <a14:useLocalDpi xmlns:a14="http://schemas.microsoft.com/office/drawing/2010/main" val="0"/>
+                        </a:ext>
+                      </a:extLst>
+                    </a:blip>
+                    <a:srcRect/>
+                    <a:stretch>
+                      <a:fillRect/>
+                    </a:stretch>
+                  </pic:blipFill>
+                  <pic:spPr bwMode="auto">
+                    <a:xfrm>
+                      <a:off x="0" y="0"/>
+                      <a:ext cx="2433080" cy="1720751"/>
+                    </a:xfrm>
+                    <a:prstGeom prst="rect">
+                      <a:avLst/>
+                    </a:prstGeom>
+                    <a:noFill/>
+                    <a:ln>
+                      <a:noFill/>
+                    </a:ln>
+                  </pic:spPr>
+                </pic:pic>
+              </a:graphicData>
+            </a:graphic>
+          </wp:inline>
+        </w:drawing>
       </w:r>
     </w:p>
     <w:p>
       <w:pPr>
-        <w:spacing w:line="240" w:lineRule="auto"/>
+        <w:spacing w:line="480" w:lineRule="auto"/>
         <w:jc w:val="both"/>
         <w:rPr>
           <w:rFonts w:cstheme="minorHAnsi"/>
@@ -1488,21 +1869,14 @@
         <w:rPr>
           <w:rFonts w:cstheme="minorHAnsi"/>
         </w:rPr>
-        <w:t xml:space="preserve"> days with mean temperature &gt; 5ºC at 5 cm deep in the soil (Körner, 2021). Mean annual soil temperature at 5 cm deep, based on 4 location per system and 3+ years (own data not shown). Summer precipitation, based on 47 locations from CHELSA 2.1 (</w:t>
-      </w:r>
-      <w:proofErr w:type="gramStart"/>
+        <w:t xml:space="preserve"> days with </w:t>
+      </w:r>
       <w:r>
         <w:rPr>
           <w:rFonts w:cstheme="minorHAnsi"/>
         </w:rPr>
-        <w:t>bio 17</w:t>
-      </w:r>
-      <w:proofErr w:type="gramEnd"/>
-      <w:r>
-        <w:rPr>
-          <w:rFonts w:cstheme="minorHAnsi"/>
-        </w:rPr>
-        <w:t xml:space="preserve">). Local richness calculated from floristic relevés recorded in the 80 </w:t>
+        <w:lastRenderedPageBreak/>
+        <w:t xml:space="preserve">mean temperature &gt; 5ºC at 5 cm deep in the soil (Körner, 2021). Mean annual soil temperature at 5 cm deep, based on 4 location per system and 3+ years (own data not shown). Summer precipitation, based on 47 locations from CHELSA 2.1 (bio 17). Local richness calculated from floristic relevés recorded in the 80 </w:t>
       </w:r>
       <w:r>
         <w:rPr>
@@ -1581,7 +1955,7 @@
           </w:tcPr>
           <w:p>
             <w:pPr>
-              <w:spacing w:after="0" w:line="240" w:lineRule="auto"/>
+              <w:spacing w:after="0" w:line="480" w:lineRule="auto"/>
               <w:jc w:val="both"/>
               <w:rPr>
                 <w:rFonts w:ascii="Calibri" w:eastAsia="Times New Roman" w:hAnsi="Calibri" w:cs="Calibri"/>
@@ -1619,7 +1993,7 @@
           </w:tcPr>
           <w:p>
             <w:pPr>
-              <w:spacing w:after="0" w:line="240" w:lineRule="auto"/>
+              <w:spacing w:after="0" w:line="480" w:lineRule="auto"/>
               <w:jc w:val="both"/>
               <w:rPr>
                 <w:rFonts w:ascii="Calibri" w:eastAsia="Times New Roman" w:hAnsi="Calibri" w:cs="Calibri"/>
@@ -1629,7 +2003,6 @@
                 <w:lang w:val="es-ES" w:eastAsia="es-ES"/>
               </w:rPr>
             </w:pPr>
-            <w:proofErr w:type="spellStart"/>
             <w:r>
               <w:rPr>
                 <w:rFonts w:ascii="Calibri" w:eastAsia="Times New Roman" w:hAnsi="Calibri" w:cs="Calibri"/>
@@ -1638,18 +2011,7 @@
                 <w:szCs w:val="18"/>
                 <w:lang w:val="es-ES" w:eastAsia="es-ES"/>
               </w:rPr>
-              <w:t>Temperate</w:t>
-            </w:r>
-            <w:proofErr w:type="spellEnd"/>
-            <w:r>
-              <w:rPr>
-                <w:rFonts w:ascii="Calibri" w:eastAsia="Times New Roman" w:hAnsi="Calibri" w:cs="Calibri"/>
-                <w:color w:val="000000"/>
-                <w:sz w:val="18"/>
-                <w:szCs w:val="18"/>
-                <w:lang w:val="es-ES" w:eastAsia="es-ES"/>
-              </w:rPr>
-              <w:t xml:space="preserve"> </w:t>
+              <w:t xml:space="preserve">Temperate </w:t>
             </w:r>
           </w:p>
         </w:tc>
@@ -1669,7 +2031,7 @@
           </w:tcPr>
           <w:p>
             <w:pPr>
-              <w:spacing w:after="0" w:line="240" w:lineRule="auto"/>
+              <w:spacing w:after="0" w:line="480" w:lineRule="auto"/>
               <w:jc w:val="both"/>
               <w:rPr>
                 <w:rFonts w:ascii="Calibri" w:eastAsia="Times New Roman" w:hAnsi="Calibri" w:cs="Calibri"/>
@@ -1711,7 +2073,8 @@
           </w:tcPr>
           <w:p>
             <w:pPr>
-              <w:spacing w:after="0" w:line="240" w:lineRule="auto"/>
+              <w:spacing w:after="0" w:line="480" w:lineRule="auto"/>
+              <w:jc w:val="both"/>
               <w:rPr>
                 <w:rFonts w:ascii="Calibri" w:eastAsia="Times New Roman" w:hAnsi="Calibri" w:cs="Calibri"/>
                 <w:color w:val="000000"/>
@@ -1748,7 +2111,8 @@
           </w:tcPr>
           <w:p>
             <w:pPr>
-              <w:spacing w:after="0" w:line="240" w:lineRule="auto"/>
+              <w:spacing w:after="0" w:line="480" w:lineRule="auto"/>
+              <w:jc w:val="both"/>
               <w:rPr>
                 <w:rFonts w:ascii="Calibri" w:eastAsia="Times New Roman" w:hAnsi="Calibri" w:cs="Calibri"/>
                 <w:color w:val="000000"/>
@@ -1770,7 +2134,8 @@
           </w:p>
           <w:p>
             <w:pPr>
-              <w:spacing w:after="0" w:line="240" w:lineRule="auto"/>
+              <w:spacing w:after="0" w:line="480" w:lineRule="auto"/>
+              <w:jc w:val="both"/>
               <w:rPr>
                 <w:rFonts w:ascii="Calibri" w:eastAsia="Times New Roman" w:hAnsi="Calibri" w:cs="Calibri"/>
                 <w:color w:val="000000"/>
@@ -1807,7 +2172,8 @@
           </w:tcPr>
           <w:p>
             <w:pPr>
-              <w:spacing w:after="0" w:line="240" w:lineRule="auto"/>
+              <w:spacing w:after="0" w:line="480" w:lineRule="auto"/>
+              <w:jc w:val="both"/>
               <w:rPr>
                 <w:rFonts w:ascii="Calibri" w:eastAsia="Times New Roman" w:hAnsi="Calibri" w:cs="Calibri"/>
                 <w:color w:val="000000"/>
@@ -1829,7 +2195,8 @@
           </w:p>
           <w:p>
             <w:pPr>
-              <w:spacing w:after="0" w:line="240" w:lineRule="auto"/>
+              <w:spacing w:after="0" w:line="480" w:lineRule="auto"/>
+              <w:jc w:val="both"/>
               <w:rPr>
                 <w:rFonts w:ascii="Calibri" w:eastAsia="Times New Roman" w:hAnsi="Calibri" w:cs="Calibri"/>
                 <w:color w:val="000000"/>
@@ -1870,7 +2237,7 @@
           </w:tcPr>
           <w:p>
             <w:pPr>
-              <w:spacing w:after="0" w:line="240" w:lineRule="auto"/>
+              <w:spacing w:after="0" w:line="480" w:lineRule="auto"/>
               <w:jc w:val="both"/>
               <w:rPr>
                 <w:rFonts w:ascii="Calibri" w:eastAsia="Times New Roman" w:hAnsi="Calibri" w:cs="Calibri"/>
@@ -1920,7 +2287,7 @@
           </w:tcPr>
           <w:p>
             <w:pPr>
-              <w:spacing w:after="0" w:line="240" w:lineRule="auto"/>
+              <w:spacing w:after="0" w:line="480" w:lineRule="auto"/>
               <w:jc w:val="both"/>
               <w:rPr>
                 <w:rFonts w:ascii="Calibri" w:eastAsia="Times New Roman" w:hAnsi="Calibri" w:cs="Calibri"/>
@@ -1958,7 +2325,7 @@
           </w:tcPr>
           <w:p>
             <w:pPr>
-              <w:spacing w:after="0" w:line="240" w:lineRule="auto"/>
+              <w:spacing w:after="0" w:line="480" w:lineRule="auto"/>
               <w:jc w:val="both"/>
               <w:rPr>
                 <w:rFonts w:ascii="Calibri" w:eastAsia="Times New Roman" w:hAnsi="Calibri" w:cs="Calibri"/>
@@ -2000,7 +2367,7 @@
           </w:tcPr>
           <w:p>
             <w:pPr>
-              <w:spacing w:after="0" w:line="240" w:lineRule="auto"/>
+              <w:spacing w:after="0" w:line="480" w:lineRule="auto"/>
               <w:jc w:val="both"/>
               <w:rPr>
                 <w:rFonts w:ascii="Calibri" w:eastAsia="Times New Roman" w:hAnsi="Calibri" w:cs="Calibri"/>
@@ -2038,7 +2405,7 @@
           </w:tcPr>
           <w:p>
             <w:pPr>
-              <w:spacing w:after="0" w:line="240" w:lineRule="auto"/>
+              <w:spacing w:after="0" w:line="480" w:lineRule="auto"/>
               <w:jc w:val="both"/>
               <w:rPr>
                 <w:rFonts w:ascii="Calibri" w:eastAsia="Times New Roman" w:hAnsi="Calibri" w:cs="Calibri"/>
@@ -2088,7 +2455,7 @@
           </w:tcPr>
           <w:p>
             <w:pPr>
-              <w:spacing w:after="0" w:line="240" w:lineRule="auto"/>
+              <w:spacing w:after="0" w:line="480" w:lineRule="auto"/>
               <w:jc w:val="both"/>
               <w:rPr>
                 <w:rFonts w:ascii="Calibri" w:eastAsia="Times New Roman" w:hAnsi="Calibri" w:cs="Calibri"/>
@@ -2142,7 +2509,7 @@
           </w:tcPr>
           <w:p>
             <w:pPr>
-              <w:spacing w:after="0" w:line="240" w:lineRule="auto"/>
+              <w:spacing w:after="0" w:line="480" w:lineRule="auto"/>
               <w:jc w:val="both"/>
               <w:rPr>
                 <w:rFonts w:ascii="Calibri" w:eastAsia="Times New Roman" w:hAnsi="Calibri" w:cs="Calibri"/>
@@ -2160,7 +2527,6 @@
                 <w:szCs w:val="18"/>
                 <w:lang w:val="en-US" w:eastAsia="es-ES"/>
               </w:rPr>
-              <w:lastRenderedPageBreak/>
               <w:t>Growing season length </w:t>
             </w:r>
           </w:p>
@@ -2181,7 +2547,7 @@
           </w:tcPr>
           <w:p>
             <w:pPr>
-              <w:spacing w:after="0" w:line="240" w:lineRule="auto"/>
+              <w:spacing w:after="0" w:line="480" w:lineRule="auto"/>
               <w:jc w:val="both"/>
               <w:rPr>
                 <w:rFonts w:ascii="Calibri" w:eastAsia="Times New Roman" w:hAnsi="Calibri" w:cs="Calibri"/>
@@ -2191,6 +2557,7 @@
                 <w:lang w:val="es-ES" w:eastAsia="es-ES"/>
               </w:rPr>
             </w:pPr>
+            <w:proofErr w:type="spellStart"/>
             <w:r>
               <w:rPr>
                 <w:rFonts w:ascii="Calibri" w:eastAsia="Times New Roman" w:hAnsi="Calibri" w:cs="Calibri"/>
@@ -2199,7 +2566,18 @@
                 <w:szCs w:val="18"/>
                 <w:lang w:val="es-ES" w:eastAsia="es-ES"/>
               </w:rPr>
-              <w:t xml:space="preserve">May - </w:t>
+              <w:t>May</w:t>
+            </w:r>
+            <w:proofErr w:type="spellEnd"/>
+            <w:r>
+              <w:rPr>
+                <w:rFonts w:ascii="Calibri" w:eastAsia="Times New Roman" w:hAnsi="Calibri" w:cs="Calibri"/>
+                <w:color w:val="000000"/>
+                <w:sz w:val="18"/>
+                <w:szCs w:val="18"/>
+                <w:lang w:val="es-ES" w:eastAsia="es-ES"/>
+              </w:rPr>
+              <w:t xml:space="preserve"> - </w:t>
             </w:r>
             <w:proofErr w:type="spellStart"/>
             <w:r>
@@ -2253,7 +2631,8 @@
           </w:tcPr>
           <w:p>
             <w:pPr>
-              <w:spacing w:after="0" w:line="240" w:lineRule="auto"/>
+              <w:spacing w:after="0" w:line="480" w:lineRule="auto"/>
+              <w:jc w:val="both"/>
               <w:rPr>
                 <w:rFonts w:ascii="Calibri" w:eastAsia="Times New Roman" w:hAnsi="Calibri" w:cs="Calibri"/>
                 <w:color w:val="000000"/>
@@ -2262,6 +2641,7 @@
                 <w:lang w:val="es-ES" w:eastAsia="es-ES"/>
               </w:rPr>
             </w:pPr>
+            <w:proofErr w:type="spellStart"/>
             <w:r>
               <w:rPr>
                 <w:rFonts w:ascii="Calibri" w:eastAsia="Times New Roman" w:hAnsi="Calibri" w:cs="Calibri"/>
@@ -2270,7 +2650,18 @@
                 <w:szCs w:val="18"/>
                 <w:lang w:val="es-ES" w:eastAsia="es-ES"/>
               </w:rPr>
-              <w:t xml:space="preserve">March – </w:t>
+              <w:t>March</w:t>
+            </w:r>
+            <w:proofErr w:type="spellEnd"/>
+            <w:r>
+              <w:rPr>
+                <w:rFonts w:ascii="Calibri" w:eastAsia="Times New Roman" w:hAnsi="Calibri" w:cs="Calibri"/>
+                <w:color w:val="000000"/>
+                <w:sz w:val="18"/>
+                <w:szCs w:val="18"/>
+                <w:lang w:val="es-ES" w:eastAsia="es-ES"/>
+              </w:rPr>
+              <w:t xml:space="preserve"> – </w:t>
             </w:r>
             <w:proofErr w:type="spellStart"/>
             <w:r>
@@ -2328,7 +2719,7 @@
           </w:tcPr>
           <w:p>
             <w:pPr>
-              <w:spacing w:after="0" w:line="240" w:lineRule="auto"/>
+              <w:spacing w:after="0" w:line="480" w:lineRule="auto"/>
               <w:jc w:val="both"/>
               <w:rPr>
                 <w:rFonts w:ascii="Calibri" w:eastAsia="Times New Roman" w:hAnsi="Calibri" w:cs="Calibri"/>
@@ -2366,7 +2757,7 @@
           </w:tcPr>
           <w:p>
             <w:pPr>
-              <w:spacing w:after="0" w:line="240" w:lineRule="auto"/>
+              <w:spacing w:after="0" w:line="480" w:lineRule="auto"/>
               <w:jc w:val="both"/>
               <w:rPr>
                 <w:rFonts w:ascii="Calibri" w:eastAsia="Times New Roman" w:hAnsi="Calibri" w:cs="Calibri"/>
@@ -2416,7 +2807,7 @@
           </w:tcPr>
           <w:p>
             <w:pPr>
-              <w:spacing w:after="0" w:line="240" w:lineRule="auto"/>
+              <w:spacing w:after="0" w:line="480" w:lineRule="auto"/>
               <w:jc w:val="both"/>
               <w:rPr>
                 <w:rFonts w:ascii="Calibri" w:eastAsia="Times New Roman" w:hAnsi="Calibri" w:cs="Calibri"/>
@@ -2470,7 +2861,7 @@
           </w:tcPr>
           <w:p>
             <w:pPr>
-              <w:spacing w:after="0" w:line="240" w:lineRule="auto"/>
+              <w:spacing w:after="0" w:line="480" w:lineRule="auto"/>
               <w:jc w:val="both"/>
               <w:rPr>
                 <w:rFonts w:ascii="Calibri" w:eastAsia="Times New Roman" w:hAnsi="Calibri" w:cs="Calibri"/>
@@ -2508,7 +2899,8 @@
           </w:tcPr>
           <w:p>
             <w:pPr>
-              <w:spacing w:after="0" w:line="240" w:lineRule="auto"/>
+              <w:spacing w:after="0" w:line="480" w:lineRule="auto"/>
+              <w:jc w:val="both"/>
               <w:rPr>
                 <w:rFonts w:ascii="Calibri" w:eastAsia="Times New Roman" w:hAnsi="Calibri" w:cs="Calibri"/>
                 <w:color w:val="000000"/>
@@ -2525,7 +2917,17 @@
                 <w:szCs w:val="18"/>
                 <w:lang w:val="es-ES" w:eastAsia="es-ES"/>
               </w:rPr>
-              <w:t>260 kg·m</w:t>
+              <w:t xml:space="preserve">260 </w:t>
+            </w:r>
+            <w:r>
+              <w:rPr>
+                <w:rFonts w:ascii="Calibri" w:eastAsia="Times New Roman" w:hAnsi="Calibri" w:cs="Calibri"/>
+                <w:color w:val="000000"/>
+                <w:sz w:val="18"/>
+                <w:szCs w:val="18"/>
+                <w:lang w:val="es-ES" w:eastAsia="es-ES"/>
+              </w:rPr>
+              <w:t>mm</w:t>
             </w:r>
             <w:r>
               <w:rPr>
@@ -2536,7 +2938,7 @@
                 <w:vertAlign w:val="superscript"/>
                 <w:lang w:val="es-ES" w:eastAsia="es-ES"/>
               </w:rPr>
-              <w:t xml:space="preserve">2 </w:t>
+              <w:t xml:space="preserve"> </w:t>
             </w:r>
           </w:p>
         </w:tc>
@@ -2556,7 +2958,8 @@
           </w:tcPr>
           <w:p>
             <w:pPr>
-              <w:spacing w:after="0" w:line="240" w:lineRule="auto"/>
+              <w:spacing w:after="0" w:line="480" w:lineRule="auto"/>
+              <w:jc w:val="both"/>
               <w:rPr>
                 <w:rFonts w:ascii="Calibri" w:eastAsia="Times New Roman" w:hAnsi="Calibri" w:cs="Calibri"/>
                 <w:color w:val="000000"/>
@@ -2573,7 +2976,7 @@
                 <w:szCs w:val="18"/>
                 <w:lang w:val="es-ES" w:eastAsia="es-ES"/>
               </w:rPr>
-              <w:t>160 kg·m</w:t>
+              <w:t xml:space="preserve">160 </w:t>
             </w:r>
             <w:r>
               <w:rPr>
@@ -2581,10 +2984,9 @@
                 <w:color w:val="000000"/>
                 <w:sz w:val="18"/>
                 <w:szCs w:val="18"/>
-                <w:vertAlign w:val="superscript"/>
                 <w:lang w:val="es-ES" w:eastAsia="es-ES"/>
               </w:rPr>
-              <w:t>2</w:t>
+              <w:t>mm</w:t>
             </w:r>
           </w:p>
         </w:tc>
@@ -2608,7 +3010,7 @@
           </w:tcPr>
           <w:p>
             <w:pPr>
-              <w:spacing w:after="0" w:line="240" w:lineRule="auto"/>
+              <w:spacing w:after="0" w:line="480" w:lineRule="auto"/>
               <w:jc w:val="both"/>
               <w:rPr>
                 <w:rFonts w:ascii="Calibri" w:eastAsia="Times New Roman" w:hAnsi="Calibri" w:cs="Calibri"/>
@@ -2646,7 +3048,7 @@
           </w:tcPr>
           <w:p>
             <w:pPr>
-              <w:spacing w:after="0" w:line="240" w:lineRule="auto"/>
+              <w:spacing w:after="0" w:line="480" w:lineRule="auto"/>
               <w:jc w:val="both"/>
               <w:rPr>
                 <w:rFonts w:ascii="Calibri" w:eastAsia="Times New Roman" w:hAnsi="Calibri" w:cs="Calibri"/>
@@ -2696,7 +3098,7 @@
           </w:tcPr>
           <w:p>
             <w:pPr>
-              <w:spacing w:after="0" w:line="240" w:lineRule="auto"/>
+              <w:spacing w:after="0" w:line="480" w:lineRule="auto"/>
               <w:jc w:val="both"/>
               <w:rPr>
                 <w:rFonts w:ascii="Calibri" w:eastAsia="Times New Roman" w:hAnsi="Calibri" w:cs="Calibri"/>
@@ -2751,7 +3153,8 @@
           </w:tcPr>
           <w:p>
             <w:pPr>
-              <w:spacing w:after="0" w:line="240" w:lineRule="auto"/>
+              <w:spacing w:after="0" w:line="480" w:lineRule="auto"/>
+              <w:jc w:val="both"/>
               <w:rPr>
                 <w:rFonts w:ascii="Calibri" w:eastAsia="Times New Roman" w:hAnsi="Calibri" w:cs="Calibri"/>
                 <w:color w:val="000000"/>
@@ -2788,7 +3191,8 @@
           </w:tcPr>
           <w:p>
             <w:pPr>
-              <w:spacing w:after="0" w:line="240" w:lineRule="auto"/>
+              <w:spacing w:after="0" w:line="480" w:lineRule="auto"/>
+              <w:jc w:val="both"/>
               <w:rPr>
                 <w:rFonts w:ascii="Calibri" w:eastAsia="Times New Roman" w:hAnsi="Calibri" w:cs="Calibri"/>
                 <w:i/>
@@ -2867,7 +3271,8 @@
           </w:tcPr>
           <w:p>
             <w:pPr>
-              <w:spacing w:after="0" w:line="240" w:lineRule="auto"/>
+              <w:spacing w:after="0" w:line="480" w:lineRule="auto"/>
+              <w:jc w:val="both"/>
               <w:rPr>
                 <w:rFonts w:ascii="Calibri" w:eastAsia="Times New Roman" w:hAnsi="Calibri" w:cs="Calibri"/>
                 <w:i/>
@@ -2948,7 +3353,8 @@
           </w:tcPr>
           <w:p>
             <w:pPr>
-              <w:spacing w:after="0" w:line="240" w:lineRule="auto"/>
+              <w:spacing w:after="0" w:line="480" w:lineRule="auto"/>
+              <w:jc w:val="both"/>
               <w:rPr>
                 <w:rFonts w:ascii="Calibri" w:eastAsia="Times New Roman" w:hAnsi="Calibri" w:cs="Calibri"/>
                 <w:color w:val="000000"/>
@@ -2975,7 +3381,8 @@
           </w:tcPr>
           <w:p>
             <w:pPr>
-              <w:spacing w:after="0" w:line="240" w:lineRule="auto"/>
+              <w:spacing w:after="0" w:line="480" w:lineRule="auto"/>
+              <w:jc w:val="both"/>
               <w:rPr>
                 <w:rFonts w:ascii="Calibri" w:eastAsia="Times New Roman" w:hAnsi="Calibri" w:cs="Calibri"/>
                 <w:i/>
@@ -3052,7 +3459,8 @@
           </w:tcPr>
           <w:p>
             <w:pPr>
-              <w:spacing w:after="0" w:line="240" w:lineRule="auto"/>
+              <w:spacing w:after="0" w:line="480" w:lineRule="auto"/>
+              <w:jc w:val="both"/>
               <w:rPr>
                 <w:rFonts w:ascii="Calibri" w:eastAsia="Times New Roman" w:hAnsi="Calibri" w:cs="Calibri"/>
                 <w:i/>
@@ -3147,7 +3555,8 @@
           </w:tcPr>
           <w:p>
             <w:pPr>
-              <w:spacing w:after="0" w:line="240" w:lineRule="auto"/>
+              <w:spacing w:after="0" w:line="480" w:lineRule="auto"/>
+              <w:jc w:val="both"/>
               <w:rPr>
                 <w:rFonts w:ascii="Calibri" w:eastAsia="Times New Roman" w:hAnsi="Calibri" w:cs="Calibri"/>
                 <w:color w:val="000000"/>
@@ -3174,7 +3583,8 @@
           </w:tcPr>
           <w:p>
             <w:pPr>
-              <w:spacing w:after="0" w:line="240" w:lineRule="auto"/>
+              <w:spacing w:after="0" w:line="480" w:lineRule="auto"/>
+              <w:jc w:val="both"/>
               <w:rPr>
                 <w:rFonts w:ascii="Calibri" w:eastAsia="Times New Roman" w:hAnsi="Calibri" w:cs="Calibri"/>
                 <w:i/>
@@ -3253,7 +3663,8 @@
           </w:tcPr>
           <w:p>
             <w:pPr>
-              <w:spacing w:after="0" w:line="240" w:lineRule="auto"/>
+              <w:spacing w:after="0" w:line="480" w:lineRule="auto"/>
+              <w:jc w:val="both"/>
               <w:rPr>
                 <w:rFonts w:ascii="Calibri" w:eastAsia="Times New Roman" w:hAnsi="Calibri" w:cs="Calibri"/>
                 <w:i/>
@@ -3306,7 +3717,7 @@
     </w:tbl>
     <w:p>
       <w:pPr>
-        <w:spacing w:line="360" w:lineRule="auto"/>
+        <w:spacing w:line="480" w:lineRule="auto"/>
         <w:ind w:firstLine="709"/>
         <w:jc w:val="both"/>
         <w:rPr>
@@ -3316,8 +3727,7 @@
     </w:p>
     <w:p>
       <w:pPr>
-        <w:pStyle w:val="Ttulo2"/>
-        <w:spacing w:line="360" w:lineRule="auto"/>
+        <w:pStyle w:val="Ttulo3"/>
       </w:pPr>
       <w:r>
         <w:t>2.2 Environmental gradients</w:t>
@@ -3325,7 +3735,7 @@
     </w:p>
     <w:p>
       <w:pPr>
-        <w:spacing w:line="360" w:lineRule="auto"/>
+        <w:spacing w:line="480" w:lineRule="auto"/>
         <w:jc w:val="both"/>
       </w:pPr>
       <w:r>
@@ -3334,7 +3744,25 @@
           <w:color w:val="000000"/>
           <w:lang w:eastAsia="ca-ES"/>
         </w:rPr>
-        <w:t>Within each system we established four seed sampling sites, separated at least 500 m</w:t>
+        <w:t xml:space="preserve">Within each </w:t>
+      </w:r>
+      <w:proofErr w:type="gramStart"/>
+      <w:r>
+        <w:rPr>
+          <w:rFonts w:eastAsia="Times New Roman" w:cstheme="minorHAnsi"/>
+          <w:color w:val="000000"/>
+          <w:lang w:eastAsia="ca-ES"/>
+        </w:rPr>
+        <w:t>system</w:t>
+      </w:r>
+      <w:proofErr w:type="gramEnd"/>
+      <w:r>
+        <w:rPr>
+          <w:rFonts w:eastAsia="Times New Roman" w:cstheme="minorHAnsi"/>
+          <w:color w:val="000000"/>
+          <w:lang w:eastAsia="ca-ES"/>
+        </w:rPr>
+        <w:t xml:space="preserve"> we established four seed sampling sites, separated at least 500 m</w:t>
       </w:r>
       <w:r>
         <w:t>. To measure the spatial microenvironmental gradients</w:t>
@@ -3414,7 +3842,15 @@
       </w:r>
       <w:proofErr w:type="spellEnd"/>
       <w:r>
-        <w:t xml:space="preserve"> dataloggers (</w:t>
+        <w:t xml:space="preserve"> </w:t>
+      </w:r>
+      <w:proofErr w:type="spellStart"/>
+      <w:r>
+        <w:t>dataloggers</w:t>
+      </w:r>
+      <w:proofErr w:type="spellEnd"/>
+      <w:r>
+        <w:t xml:space="preserve"> (</w:t>
       </w:r>
       <w:proofErr w:type="spellStart"/>
       <w:r>
@@ -3540,7 +3976,11 @@
         <w:t xml:space="preserve"> (321 days)</w:t>
       </w:r>
       <w:r>
-        <w:t xml:space="preserve"> in the Mediterranean system</w:t>
+        <w:t xml:space="preserve"> in the </w:t>
+      </w:r>
+      <w:r>
+        <w:lastRenderedPageBreak/>
+        <w:t>Mediterranean system</w:t>
       </w:r>
       <w:r>
         <w:t>. In total, we collected floristic data from 8</w:t>
@@ -3586,12 +4026,23 @@
     </w:p>
     <w:p>
       <w:pPr>
-        <w:spacing w:line="360" w:lineRule="auto"/>
+        <w:spacing w:line="480" w:lineRule="auto"/>
         <w:ind w:firstLine="709"/>
         <w:jc w:val="both"/>
       </w:pPr>
       <w:r>
-        <w:t>From the environmental data</w:t>
+        <w:t xml:space="preserve">From the </w:t>
+      </w:r>
+      <w:proofErr w:type="spellStart"/>
+      <w:r>
+        <w:t>iButtons</w:t>
+      </w:r>
+      <w:proofErr w:type="spellEnd"/>
+      <w:r>
+        <w:t xml:space="preserve"> </w:t>
+      </w:r>
+      <w:r>
+        <w:t>environmental data</w:t>
       </w:r>
       <w:r>
         <w:t>,</w:t>
@@ -3639,12 +4090,11 @@
     </w:p>
     <w:p>
       <w:pPr>
-        <w:spacing w:line="360" w:lineRule="auto"/>
+        <w:spacing w:line="480" w:lineRule="auto"/>
         <w:ind w:firstLine="709"/>
         <w:jc w:val="both"/>
       </w:pPr>
       <w:r>
-        <w:lastRenderedPageBreak/>
         <w:t>We then used the floristic relevés and the bioclimatic indices calculated to estimate species climatic preferences (adult plants realized niche</w:t>
       </w:r>
       <w:r>
@@ -3677,7 +4127,7 @@
     </w:p>
     <w:p>
       <w:pPr>
-        <w:spacing w:line="360" w:lineRule="auto"/>
+        <w:spacing w:line="480" w:lineRule="auto"/>
         <w:jc w:val="both"/>
         <w:rPr>
           <w:lang w:val="es-ES"/>
@@ -3686,8 +4136,9 @@
       <w:r>
         <w:rPr>
           <w:noProof/>
-          <w:lang w:val="es-ES"/>
-        </w:rPr>
+          <w:lang w:val="ca-ES" w:eastAsia="ca-ES"/>
+        </w:rPr>
+        <w:lastRenderedPageBreak/>
         <w:drawing>
           <wp:inline distT="0" distB="0" distL="0" distR="0" wp14:anchorId="2BDBCF84" wp14:editId="5C504054">
             <wp:extent cx="5400040" cy="2700020"/>
@@ -3706,7 +4157,7 @@
                     </pic:cNvPicPr>
                   </pic:nvPicPr>
                   <pic:blipFill>
-                    <a:blip r:embed="rId15">
+                    <a:blip r:embed="rId16">
                       <a:extLst>
                         <a:ext uri="{28A0092B-C50C-407E-A947-70E740481C1C}">
                           <a14:useLocalDpi xmlns:a14="http://schemas.microsoft.com/office/drawing/2010/main" val="0"/>
@@ -3740,14 +4191,13 @@
     </w:p>
     <w:p>
       <w:pPr>
-        <w:spacing w:line="360" w:lineRule="auto"/>
+        <w:spacing w:line="480" w:lineRule="auto"/>
         <w:jc w:val="both"/>
       </w:pPr>
     </w:p>
     <w:p>
       <w:pPr>
-        <w:pStyle w:val="Ttulo2"/>
-        <w:spacing w:line="360" w:lineRule="auto"/>
+        <w:pStyle w:val="Ttulo3"/>
         <w:rPr>
           <w:rFonts w:eastAsia="Times New Roman"/>
           <w:lang w:eastAsia="ca-ES"/>
@@ -3778,7 +4228,7 @@
     <w:p>
       <w:pPr>
         <w:shd w:val="clear" w:color="auto" w:fill="FFFFFF"/>
-        <w:spacing w:line="360" w:lineRule="auto"/>
+        <w:spacing w:line="480" w:lineRule="auto"/>
         <w:jc w:val="both"/>
         <w:textAlignment w:val="baseline"/>
         <w:rPr>
@@ -4344,8 +4794,7 @@
     </w:p>
     <w:p>
       <w:pPr>
-        <w:pStyle w:val="Ttulo2"/>
-        <w:spacing w:line="360" w:lineRule="auto"/>
+        <w:pStyle w:val="Ttulo3"/>
         <w:rPr>
           <w:rFonts w:eastAsia="Times New Roman"/>
           <w:lang w:eastAsia="ca-ES"/>
@@ -4356,7 +4805,6 @@
           <w:rFonts w:eastAsia="Times New Roman"/>
           <w:lang w:eastAsia="ca-ES"/>
         </w:rPr>
-        <w:lastRenderedPageBreak/>
         <w:t>2.</w:t>
       </w:r>
       <w:r>
@@ -4379,6 +4827,13 @@
           <w:lang w:eastAsia="ca-ES"/>
         </w:rPr>
         <w:t>driver</w:t>
+      </w:r>
+      <w:r>
+        <w:rPr>
+          <w:rFonts w:eastAsia="Times New Roman"/>
+          <w:lang w:eastAsia="ca-ES"/>
+        </w:rPr>
+        <w:t>s</w:t>
       </w:r>
       <w:r>
         <w:rPr>
@@ -4391,7 +4846,7 @@
     <w:p>
       <w:pPr>
         <w:shd w:val="clear" w:color="auto" w:fill="FFFFFF"/>
-        <w:spacing w:line="360" w:lineRule="auto"/>
+        <w:spacing w:line="480" w:lineRule="auto"/>
         <w:jc w:val="both"/>
         <w:textAlignment w:val="baseline"/>
         <w:rPr>
@@ -4478,39 +4933,98 @@
           <w:color w:val="000000"/>
           <w:lang w:eastAsia="ca-ES"/>
         </w:rPr>
-        <w:t xml:space="preserve">stress </w:t>
-      </w:r>
-      <w:r>
-        <w:rPr>
-          <w:rFonts w:eastAsia="Times New Roman" w:cstheme="minorHAnsi"/>
-          <w:color w:val="000000"/>
-          <w:lang w:eastAsia="ca-ES"/>
-        </w:rPr>
-        <w:t>for a total of 4 treatments</w:t>
-      </w:r>
-      <w:r>
-        <w:rPr>
-          <w:rFonts w:eastAsia="Times New Roman" w:cstheme="minorHAnsi"/>
-          <w:color w:val="000000"/>
-          <w:lang w:eastAsia="ca-ES"/>
-        </w:rPr>
-        <w:t xml:space="preserve"> which run for 6 weeks</w:t>
-      </w:r>
-      <w:r>
-        <w:rPr>
-          <w:rFonts w:eastAsia="Times New Roman" w:cstheme="minorHAnsi"/>
-          <w:color w:val="000000"/>
-          <w:lang w:eastAsia="ca-ES"/>
-        </w:rPr>
-        <w:t xml:space="preserve">. </w:t>
-      </w:r>
-      <w:r>
-        <w:rPr>
-          <w:rFonts w:eastAsia="Times New Roman" w:cstheme="minorHAnsi"/>
-          <w:color w:val="000000"/>
-          <w:lang w:eastAsia="ca-ES"/>
-        </w:rPr>
-        <w:t xml:space="preserve">The control treatment consisted of </w:t>
+        <w:t>stress</w:t>
+      </w:r>
+      <w:r>
+        <w:rPr>
+          <w:rFonts w:eastAsia="Times New Roman" w:cstheme="minorHAnsi"/>
+          <w:color w:val="000000"/>
+          <w:lang w:eastAsia="ca-ES"/>
+        </w:rPr>
+        <w:t>. We designed</w:t>
+      </w:r>
+      <w:r>
+        <w:rPr>
+          <w:rFonts w:eastAsia="Times New Roman" w:cstheme="minorHAnsi"/>
+          <w:color w:val="000000"/>
+          <w:lang w:eastAsia="ca-ES"/>
+        </w:rPr>
+        <w:t xml:space="preserve"> </w:t>
+      </w:r>
+      <w:proofErr w:type="gramStart"/>
+      <w:r>
+        <w:rPr>
+          <w:rFonts w:eastAsia="Times New Roman" w:cstheme="minorHAnsi"/>
+          <w:color w:val="000000"/>
+          <w:lang w:eastAsia="ca-ES"/>
+        </w:rPr>
+        <w:t>4</w:t>
+      </w:r>
+      <w:proofErr w:type="gramEnd"/>
+      <w:r>
+        <w:rPr>
+          <w:rFonts w:eastAsia="Times New Roman" w:cstheme="minorHAnsi"/>
+          <w:color w:val="000000"/>
+          <w:lang w:eastAsia="ca-ES"/>
+        </w:rPr>
+        <w:t xml:space="preserve"> </w:t>
+      </w:r>
+      <w:r>
+        <w:rPr>
+          <w:rFonts w:eastAsia="Times New Roman" w:cstheme="minorHAnsi"/>
+          <w:color w:val="000000"/>
+          <w:lang w:eastAsia="ca-ES"/>
+        </w:rPr>
+        <w:t xml:space="preserve">germination </w:t>
+      </w:r>
+      <w:r>
+        <w:rPr>
+          <w:rFonts w:eastAsia="Times New Roman" w:cstheme="minorHAnsi"/>
+          <w:color w:val="000000"/>
+          <w:lang w:eastAsia="ca-ES"/>
+        </w:rPr>
+        <w:t>treatments</w:t>
+      </w:r>
+      <w:r>
+        <w:rPr>
+          <w:rFonts w:eastAsia="Times New Roman" w:cstheme="minorHAnsi"/>
+          <w:color w:val="000000"/>
+          <w:lang w:eastAsia="ca-ES"/>
+        </w:rPr>
+        <w:t xml:space="preserve"> which run for 6 </w:t>
+      </w:r>
+      <w:r>
+        <w:rPr>
+          <w:rFonts w:eastAsia="Times New Roman" w:cstheme="minorHAnsi"/>
+          <w:color w:val="000000"/>
+          <w:lang w:eastAsia="ca-ES"/>
+        </w:rPr>
+        <w:lastRenderedPageBreak/>
+        <w:t>weeks</w:t>
+      </w:r>
+      <w:r>
+        <w:rPr>
+          <w:rFonts w:eastAsia="Times New Roman" w:cstheme="minorHAnsi"/>
+          <w:color w:val="000000"/>
+          <w:lang w:eastAsia="ca-ES"/>
+        </w:rPr>
+        <w:t>.</w:t>
+      </w:r>
+      <w:r>
+        <w:rPr>
+          <w:rFonts w:eastAsia="Times New Roman" w:cstheme="minorHAnsi"/>
+          <w:color w:val="000000"/>
+          <w:lang w:eastAsia="ca-ES"/>
+        </w:rPr>
+        <w:t xml:space="preserve"> (1)</w:t>
+      </w:r>
+      <w:r>
+        <w:rPr>
+          <w:rFonts w:eastAsia="Times New Roman" w:cstheme="minorHAnsi"/>
+          <w:color w:val="000000"/>
+          <w:lang w:eastAsia="ca-ES"/>
+        </w:rPr>
+        <w:t xml:space="preserve"> control treatment consisted of </w:t>
       </w:r>
       <w:r>
         <w:rPr>
@@ -4544,16 +5058,14 @@
         </w:rPr>
         <w:t>(referred to as “</w:t>
       </w:r>
-      <w:proofErr w:type="spellStart"/>
-      <w:r>
-        <w:rPr>
-          <w:rFonts w:eastAsia="Times New Roman" w:cstheme="minorHAnsi"/>
-          <w:color w:val="000000"/>
-          <w:lang w:eastAsia="ca-ES"/>
-        </w:rPr>
-        <w:t>alternate_light</w:t>
-      </w:r>
-      <w:proofErr w:type="spellEnd"/>
+      <w:r>
+        <w:rPr>
+          <w:rFonts w:eastAsia="Times New Roman" w:cstheme="minorHAnsi"/>
+          <w:color w:val="000000"/>
+          <w:lang w:eastAsia="ca-ES"/>
+        </w:rPr>
+        <w:t>Control</w:t>
+      </w:r>
       <w:r>
         <w:rPr>
           <w:rFonts w:eastAsia="Times New Roman" w:cstheme="minorHAnsi"/>
@@ -4568,23 +5080,47 @@
           <w:color w:val="000000"/>
           <w:lang w:eastAsia="ca-ES"/>
         </w:rPr>
-        <w:t>. The other three treatment consisted in</w:t>
-      </w:r>
-      <w:r>
-        <w:rPr>
-          <w:rFonts w:eastAsia="Times New Roman" w:cstheme="minorHAnsi"/>
-          <w:color w:val="000000"/>
-          <w:lang w:eastAsia="ca-ES"/>
-        </w:rPr>
-        <w:t xml:space="preserve">: </w:t>
-      </w:r>
-      <w:r>
-        <w:rPr>
-          <w:rFonts w:eastAsia="Times New Roman" w:cstheme="minorHAnsi"/>
-          <w:color w:val="000000"/>
-          <w:lang w:eastAsia="ca-ES"/>
-        </w:rPr>
-        <w:t xml:space="preserve">(1) </w:t>
+        <w:t>, (2</w:t>
+      </w:r>
+      <w:r>
+        <w:rPr>
+          <w:rFonts w:eastAsia="Times New Roman" w:cstheme="minorHAnsi"/>
+          <w:color w:val="000000"/>
+          <w:lang w:eastAsia="ca-ES"/>
+        </w:rPr>
+        <w:t xml:space="preserve">) </w:t>
+      </w:r>
+      <w:r>
+        <w:rPr>
+          <w:rFonts w:eastAsia="Times New Roman" w:cstheme="minorHAnsi"/>
+          <w:color w:val="000000"/>
+          <w:lang w:eastAsia="ca-ES"/>
+        </w:rPr>
+        <w:t>alternating temperatures and constant darkness (referred to as “Darkness”)</w:t>
+      </w:r>
+      <w:r>
+        <w:rPr>
+          <w:rFonts w:eastAsia="Times New Roman" w:cstheme="minorHAnsi"/>
+          <w:color w:val="000000"/>
+          <w:lang w:eastAsia="ca-ES"/>
+        </w:rPr>
+        <w:t xml:space="preserve">, (3) </w:t>
+      </w:r>
+      <w:r>
+        <w:rPr>
+          <w:rFonts w:eastAsia="Times New Roman" w:cstheme="minorHAnsi"/>
+          <w:color w:val="000000"/>
+          <w:lang w:eastAsia="ca-ES"/>
+        </w:rPr>
+        <w:t>alternating temperature, water stress and 12h photoperiod (referred to as “Water stress”)</w:t>
+      </w:r>
+      <w:r>
+        <w:rPr>
+          <w:rFonts w:eastAsia="Times New Roman" w:cstheme="minorHAnsi"/>
+          <w:color w:val="000000"/>
+          <w:lang w:eastAsia="ca-ES"/>
+        </w:rPr>
+        <w:t xml:space="preserve"> and (4) </w:t>
       </w:r>
       <w:r>
         <w:rPr>
@@ -4610,16 +5146,14 @@
         </w:rPr>
         <w:t>(referred to as “</w:t>
       </w:r>
-      <w:proofErr w:type="spellStart"/>
-      <w:r>
-        <w:rPr>
-          <w:rFonts w:eastAsia="Times New Roman" w:cstheme="minorHAnsi"/>
-          <w:color w:val="000000"/>
-          <w:lang w:eastAsia="ca-ES"/>
-        </w:rPr>
-        <w:t>constant_light</w:t>
-      </w:r>
-      <w:proofErr w:type="spellEnd"/>
+      <w:r>
+        <w:rPr>
+          <w:rFonts w:eastAsia="Times New Roman" w:cstheme="minorHAnsi"/>
+          <w:color w:val="000000"/>
+          <w:lang w:eastAsia="ca-ES"/>
+        </w:rPr>
+        <w:t>Constant Temperature</w:t>
+      </w:r>
       <w:r>
         <w:rPr>
           <w:rFonts w:eastAsia="Times New Roman" w:cstheme="minorHAnsi"/>
@@ -4642,7 +5176,7 @@
           <w:color w:val="000000"/>
           <w:lang w:eastAsia="ca-ES"/>
         </w:rPr>
-        <w:t>,</w:t>
+        <w:t>.</w:t>
       </w:r>
       <w:r>
         <w:rPr>
@@ -4658,6 +5192,171 @@
           <w:color w:val="000000"/>
           <w:lang w:eastAsia="ca-ES"/>
         </w:rPr>
+        <w:t>Pre</w:t>
+      </w:r>
+      <w:r>
+        <w:rPr>
+          <w:rFonts w:eastAsia="Times New Roman" w:cstheme="minorHAnsi"/>
+          <w:color w:val="000000"/>
+          <w:lang w:eastAsia="ca-ES"/>
+        </w:rPr>
+        <w:t>ceding</w:t>
+      </w:r>
+      <w:r>
+        <w:rPr>
+          <w:rFonts w:eastAsia="Times New Roman" w:cstheme="minorHAnsi"/>
+          <w:color w:val="000000"/>
+          <w:lang w:eastAsia="ca-ES"/>
+        </w:rPr>
+        <w:t xml:space="preserve"> </w:t>
+      </w:r>
+      <w:r>
+        <w:rPr>
+          <w:rFonts w:eastAsia="Times New Roman" w:cstheme="minorHAnsi"/>
+          <w:color w:val="000000"/>
+          <w:lang w:eastAsia="ca-ES"/>
+        </w:rPr>
+        <w:t xml:space="preserve">germination research </w:t>
+      </w:r>
+      <w:r>
+        <w:rPr>
+          <w:rFonts w:eastAsia="Times New Roman" w:cstheme="minorHAnsi"/>
+          <w:color w:val="000000"/>
+          <w:lang w:eastAsia="ca-ES"/>
+        </w:rPr>
+        <w:t xml:space="preserve">by </w:t>
+      </w:r>
+      <w:r>
+        <w:rPr>
+          <w:rFonts w:eastAsia="Times New Roman" w:cstheme="minorHAnsi"/>
+          <w:color w:val="000000"/>
+          <w:highlight w:val="yellow"/>
+          <w:lang w:eastAsia="ca-ES"/>
+        </w:rPr>
+        <w:t xml:space="preserve">Espinosa </w:t>
+      </w:r>
+      <w:proofErr w:type="gramStart"/>
+      <w:r>
+        <w:rPr>
+          <w:rFonts w:eastAsia="Times New Roman" w:cstheme="minorHAnsi"/>
+          <w:color w:val="000000"/>
+          <w:highlight w:val="yellow"/>
+          <w:lang w:eastAsia="ca-ES"/>
+        </w:rPr>
+        <w:t>del</w:t>
+      </w:r>
+      <w:proofErr w:type="gramEnd"/>
+      <w:r>
+        <w:rPr>
+          <w:rFonts w:eastAsia="Times New Roman" w:cstheme="minorHAnsi"/>
+          <w:color w:val="000000"/>
+          <w:highlight w:val="yellow"/>
+          <w:lang w:eastAsia="ca-ES"/>
+        </w:rPr>
+        <w:t xml:space="preserve"> Alba et al. 2024</w:t>
+      </w:r>
+      <w:r>
+        <w:rPr>
+          <w:rFonts w:eastAsia="Times New Roman" w:cstheme="minorHAnsi"/>
+          <w:color w:val="000000"/>
+          <w:lang w:eastAsia="ca-ES"/>
+        </w:rPr>
+        <w:t xml:space="preserve"> found </w:t>
+      </w:r>
+      <w:r>
+        <w:rPr>
+          <w:rFonts w:eastAsia="Times New Roman" w:cstheme="minorHAnsi"/>
+          <w:color w:val="000000"/>
+          <w:lang w:eastAsia="ca-ES"/>
+        </w:rPr>
+        <w:t xml:space="preserve">that </w:t>
+      </w:r>
+      <w:r>
+        <w:rPr>
+          <w:rFonts w:eastAsia="Times New Roman" w:cstheme="minorHAnsi"/>
+          <w:color w:val="000000"/>
+          <w:lang w:eastAsia="ca-ES"/>
+        </w:rPr>
+        <w:t xml:space="preserve">all </w:t>
+      </w:r>
+      <w:r>
+        <w:rPr>
+          <w:rFonts w:eastAsia="Times New Roman" w:cstheme="minorHAnsi"/>
+          <w:color w:val="000000"/>
+          <w:lang w:eastAsia="ca-ES"/>
+        </w:rPr>
+        <w:t xml:space="preserve">species could be divided </w:t>
+      </w:r>
+      <w:r>
+        <w:rPr>
+          <w:rFonts w:eastAsia="Times New Roman" w:cstheme="minorHAnsi"/>
+          <w:color w:val="000000"/>
+          <w:lang w:eastAsia="ca-ES"/>
+        </w:rPr>
+        <w:t xml:space="preserve">in two </w:t>
+      </w:r>
+      <w:r>
+        <w:rPr>
+          <w:rFonts w:eastAsia="Times New Roman" w:cstheme="minorHAnsi"/>
+          <w:color w:val="000000"/>
+          <w:lang w:eastAsia="ca-ES"/>
+        </w:rPr>
+        <w:t xml:space="preserve">optimal </w:t>
+      </w:r>
+      <w:r>
+        <w:rPr>
+          <w:rFonts w:eastAsia="Times New Roman" w:cstheme="minorHAnsi"/>
+          <w:color w:val="000000"/>
+          <w:lang w:eastAsia="ca-ES"/>
+        </w:rPr>
+        <w:t xml:space="preserve">germination </w:t>
+      </w:r>
+      <w:r>
+        <w:rPr>
+          <w:rFonts w:eastAsia="Times New Roman" w:cstheme="minorHAnsi"/>
+          <w:color w:val="000000"/>
+          <w:lang w:eastAsia="ca-ES"/>
+        </w:rPr>
+        <w:t>temperatures</w:t>
+      </w:r>
+      <w:r>
+        <w:rPr>
+          <w:rFonts w:eastAsia="Times New Roman" w:cstheme="minorHAnsi"/>
+          <w:color w:val="000000"/>
+          <w:lang w:eastAsia="ca-ES"/>
+        </w:rPr>
+        <w:t>: (1)</w:t>
+      </w:r>
+      <w:r>
+        <w:rPr>
+          <w:rFonts w:eastAsia="Times New Roman" w:cstheme="minorHAnsi"/>
+          <w:color w:val="000000"/>
+          <w:lang w:eastAsia="ca-ES"/>
+        </w:rPr>
+        <w:t xml:space="preserve"> cold</w:t>
+      </w:r>
+      <w:r>
+        <w:rPr>
+          <w:rFonts w:eastAsia="Times New Roman" w:cstheme="minorHAnsi"/>
+          <w:color w:val="000000"/>
+          <w:lang w:eastAsia="ca-ES"/>
+        </w:rPr>
+        <w:t xml:space="preserve"> (15 - 5 ºC)</w:t>
+      </w:r>
+      <w:r>
+        <w:rPr>
+          <w:rFonts w:eastAsia="Times New Roman" w:cstheme="minorHAnsi"/>
+          <w:color w:val="000000"/>
+          <w:lang w:eastAsia="ca-ES"/>
+        </w:rPr>
+        <w:t xml:space="preserve"> and </w:t>
+      </w:r>
+      <w:r>
+        <w:rPr>
+          <w:rFonts w:eastAsia="Times New Roman" w:cstheme="minorHAnsi"/>
+          <w:color w:val="000000"/>
+          <w:lang w:eastAsia="ca-ES"/>
+        </w:rPr>
         <w:t xml:space="preserve">(2) </w:t>
       </w:r>
       <w:r>
@@ -4666,67 +5365,15 @@
           <w:color w:val="000000"/>
           <w:lang w:eastAsia="ca-ES"/>
         </w:rPr>
-        <w:t>alternat</w:t>
-      </w:r>
-      <w:r>
-        <w:rPr>
-          <w:rFonts w:eastAsia="Times New Roman" w:cstheme="minorHAnsi"/>
-          <w:color w:val="000000"/>
-          <w:lang w:eastAsia="ca-ES"/>
-        </w:rPr>
-        <w:t>ing temperature, water stress and 12h photoperiod</w:t>
-      </w:r>
-      <w:r>
-        <w:rPr>
-          <w:rFonts w:eastAsia="Times New Roman" w:cstheme="minorHAnsi"/>
-          <w:color w:val="000000"/>
-          <w:lang w:eastAsia="ca-ES"/>
-        </w:rPr>
-        <w:t xml:space="preserve"> (referred to as “</w:t>
-      </w:r>
-      <w:proofErr w:type="spellStart"/>
-      <w:r>
-        <w:rPr>
-          <w:rFonts w:eastAsia="Times New Roman" w:cstheme="minorHAnsi"/>
-          <w:color w:val="000000"/>
-          <w:lang w:eastAsia="ca-ES"/>
-        </w:rPr>
-        <w:t>alternate_WP</w:t>
-      </w:r>
-      <w:proofErr w:type="spellEnd"/>
-      <w:r>
-        <w:rPr>
-          <w:rFonts w:eastAsia="Times New Roman" w:cstheme="minorHAnsi"/>
-          <w:color w:val="000000"/>
-          <w:lang w:eastAsia="ca-ES"/>
-        </w:rPr>
-        <w:t>”) and (3) alternating temperature</w:t>
-      </w:r>
-      <w:r>
-        <w:rPr>
-          <w:rFonts w:eastAsia="Times New Roman" w:cstheme="minorHAnsi"/>
-          <w:color w:val="000000"/>
-          <w:lang w:eastAsia="ca-ES"/>
-        </w:rPr>
-        <w:t>s and constant darkness (referred to as “</w:t>
-      </w:r>
-      <w:proofErr w:type="spellStart"/>
-      <w:r>
-        <w:rPr>
-          <w:rFonts w:eastAsia="Times New Roman" w:cstheme="minorHAnsi"/>
-          <w:color w:val="000000"/>
-          <w:lang w:eastAsia="ca-ES"/>
-        </w:rPr>
-        <w:t>alternate_dark</w:t>
-      </w:r>
-      <w:proofErr w:type="spellEnd"/>
-      <w:r>
-        <w:rPr>
-          <w:rFonts w:eastAsia="Times New Roman" w:cstheme="minorHAnsi"/>
-          <w:color w:val="000000"/>
-          <w:lang w:eastAsia="ca-ES"/>
-        </w:rPr>
-        <w:t>”).</w:t>
+        <w:t>warm</w:t>
+      </w:r>
+      <w:r>
+        <w:rPr>
+          <w:rFonts w:eastAsia="Times New Roman" w:cstheme="minorHAnsi"/>
+          <w:color w:val="000000"/>
+          <w:lang w:eastAsia="ca-ES"/>
+        </w:rPr>
+        <w:t xml:space="preserve"> (22 - 12ºC)</w:t>
       </w:r>
       <w:r>
         <w:rPr>
@@ -4742,15 +5389,15 @@
           <w:color w:val="000000"/>
           <w:lang w:eastAsia="ca-ES"/>
         </w:rPr>
-        <w:t>Pre</w:t>
-      </w:r>
-      <w:r>
-        <w:rPr>
-          <w:rFonts w:eastAsia="Times New Roman" w:cstheme="minorHAnsi"/>
-          <w:color w:val="000000"/>
-          <w:lang w:eastAsia="ca-ES"/>
-        </w:rPr>
-        <w:t>ceding</w:t>
+        <w:t>temperatures</w:t>
+      </w:r>
+      <w:r>
+        <w:rPr>
+          <w:rFonts w:eastAsia="Times New Roman" w:cstheme="minorHAnsi"/>
+          <w:color w:val="000000"/>
+          <w:lang w:eastAsia="ca-ES"/>
+        </w:rPr>
+        <w:t>. The two temperature regimes</w:t>
       </w:r>
       <w:r>
         <w:rPr>
@@ -4760,93 +5407,31 @@
         </w:rPr>
         <w:t xml:space="preserve"> </w:t>
       </w:r>
-      <w:r>
-        <w:rPr>
-          <w:rFonts w:eastAsia="Times New Roman" w:cstheme="minorHAnsi"/>
-          <w:color w:val="000000"/>
-          <w:lang w:eastAsia="ca-ES"/>
-        </w:rPr>
-        <w:t>germination research with the same species (move-along paper</w:t>
-      </w:r>
-      <w:r>
-        <w:rPr>
-          <w:rFonts w:eastAsia="Times New Roman" w:cstheme="minorHAnsi"/>
-          <w:color w:val="000000"/>
-          <w:lang w:eastAsia="ca-ES"/>
-        </w:rPr>
-        <w:t xml:space="preserve"> ref</w:t>
-      </w:r>
-      <w:r>
-        <w:rPr>
-          <w:rFonts w:eastAsia="Times New Roman" w:cstheme="minorHAnsi"/>
-          <w:color w:val="000000"/>
-          <w:lang w:eastAsia="ca-ES"/>
-        </w:rPr>
-        <w:t xml:space="preserve">) found </w:t>
-      </w:r>
-      <w:r>
-        <w:rPr>
-          <w:rFonts w:eastAsia="Times New Roman" w:cstheme="minorHAnsi"/>
-          <w:color w:val="000000"/>
-          <w:lang w:eastAsia="ca-ES"/>
-        </w:rPr>
-        <w:t xml:space="preserve">that species could be divided by their </w:t>
-      </w:r>
-      <w:r>
-        <w:rPr>
-          <w:rFonts w:eastAsia="Times New Roman" w:cstheme="minorHAnsi"/>
-          <w:color w:val="000000"/>
-          <w:lang w:eastAsia="ca-ES"/>
-        </w:rPr>
-        <w:t xml:space="preserve">optimal </w:t>
-      </w:r>
-      <w:r>
-        <w:rPr>
-          <w:rFonts w:eastAsia="Times New Roman" w:cstheme="minorHAnsi"/>
-          <w:color w:val="000000"/>
-          <w:lang w:eastAsia="ca-ES"/>
-        </w:rPr>
-        <w:t xml:space="preserve">germination </w:t>
-      </w:r>
-      <w:r>
-        <w:rPr>
-          <w:rFonts w:eastAsia="Times New Roman" w:cstheme="minorHAnsi"/>
-          <w:color w:val="000000"/>
-          <w:lang w:eastAsia="ca-ES"/>
-        </w:rPr>
-        <w:t>temperatures</w:t>
-      </w:r>
-      <w:r>
-        <w:rPr>
-          <w:rFonts w:eastAsia="Times New Roman" w:cstheme="minorHAnsi"/>
-          <w:color w:val="000000"/>
-          <w:lang w:eastAsia="ca-ES"/>
-        </w:rPr>
-        <w:t>, consequently we divided them between cold</w:t>
-      </w:r>
-      <w:r>
-        <w:rPr>
-          <w:rFonts w:eastAsia="Times New Roman" w:cstheme="minorHAnsi"/>
-          <w:color w:val="000000"/>
-          <w:lang w:eastAsia="ca-ES"/>
-        </w:rPr>
-        <w:t xml:space="preserve"> (15 - 5 ºC)</w:t>
-      </w:r>
-      <w:r>
-        <w:rPr>
-          <w:rFonts w:eastAsia="Times New Roman" w:cstheme="minorHAnsi"/>
-          <w:color w:val="000000"/>
-          <w:lang w:eastAsia="ca-ES"/>
-        </w:rPr>
-        <w:t xml:space="preserve"> and warm</w:t>
-      </w:r>
-      <w:r>
-        <w:rPr>
-          <w:rFonts w:eastAsia="Times New Roman" w:cstheme="minorHAnsi"/>
-          <w:color w:val="000000"/>
-          <w:lang w:eastAsia="ca-ES"/>
-        </w:rPr>
-        <w:t xml:space="preserve"> (22 - 12ºC)</w:t>
+      <w:proofErr w:type="gramStart"/>
+      <w:r>
+        <w:rPr>
+          <w:rFonts w:eastAsia="Times New Roman" w:cstheme="minorHAnsi"/>
+          <w:color w:val="000000"/>
+          <w:lang w:eastAsia="ca-ES"/>
+        </w:rPr>
+        <w:t>were programmed</w:t>
+      </w:r>
+      <w:proofErr w:type="gramEnd"/>
+      <w:r>
+        <w:rPr>
+          <w:rFonts w:eastAsia="Times New Roman" w:cstheme="minorHAnsi"/>
+          <w:color w:val="000000"/>
+          <w:lang w:eastAsia="ca-ES"/>
+        </w:rPr>
+        <w:t xml:space="preserve"> in </w:t>
+      </w:r>
+      <w:r>
+        <w:rPr>
+          <w:rFonts w:eastAsia="Times New Roman" w:cstheme="minorHAnsi"/>
+          <w:color w:val="000000"/>
+          <w:lang w:eastAsia="ca-ES"/>
+        </w:rPr>
+        <w:t>four</w:t>
       </w:r>
       <w:r>
         <w:rPr>
@@ -4862,15 +5447,55 @@
           <w:color w:val="000000"/>
           <w:lang w:eastAsia="ca-ES"/>
         </w:rPr>
-        <w:t>germination in different incubation chambers</w:t>
-      </w:r>
-      <w:r>
-        <w:rPr>
-          <w:rFonts w:eastAsia="Times New Roman" w:cstheme="minorHAnsi"/>
-          <w:color w:val="000000"/>
-          <w:lang w:eastAsia="ca-ES"/>
-        </w:rPr>
-        <w:t xml:space="preserve"> (i.e. there are two constant</w:t>
+        <w:t>different</w:t>
+      </w:r>
+      <w:r>
+        <w:rPr>
+          <w:rFonts w:eastAsia="Times New Roman" w:cstheme="minorHAnsi"/>
+          <w:color w:val="000000"/>
+          <w:lang w:eastAsia="ca-ES"/>
+        </w:rPr>
+        <w:t xml:space="preserve"> climatic</w:t>
+      </w:r>
+      <w:r>
+        <w:rPr>
+          <w:rFonts w:eastAsia="Times New Roman" w:cstheme="minorHAnsi"/>
+          <w:color w:val="000000"/>
+          <w:lang w:eastAsia="ca-ES"/>
+        </w:rPr>
+        <w:t xml:space="preserve"> chambers</w:t>
+      </w:r>
+      <w:r>
+        <w:rPr>
+          <w:rFonts w:eastAsia="Times New Roman" w:cstheme="minorHAnsi"/>
+          <w:color w:val="000000"/>
+          <w:lang w:eastAsia="ca-ES"/>
+        </w:rPr>
+        <w:t xml:space="preserve"> </w:t>
+      </w:r>
+      <w:r>
+        <w:rPr>
+          <w:rFonts w:eastAsia="Times New Roman" w:cstheme="minorHAnsi"/>
+          <w:color w:val="000000"/>
+          <w:lang w:eastAsia="ca-ES"/>
+        </w:rPr>
+        <w:t>i.e. there</w:t>
+      </w:r>
+      <w:r>
+        <w:rPr>
+          <w:rFonts w:eastAsia="Times New Roman" w:cstheme="minorHAnsi"/>
+          <w:color w:val="000000"/>
+          <w:lang w:eastAsia="ca-ES"/>
+        </w:rPr>
+        <w:t xml:space="preserve"> were</w:t>
+      </w:r>
+      <w:r>
+        <w:rPr>
+          <w:rFonts w:eastAsia="Times New Roman" w:cstheme="minorHAnsi"/>
+          <w:color w:val="000000"/>
+          <w:lang w:eastAsia="ca-ES"/>
+        </w:rPr>
+        <w:t xml:space="preserve"> two constant</w:t>
       </w:r>
       <w:r>
         <w:rPr>
@@ -4910,6 +5535,78 @@
           <w:color w:val="000000"/>
           <w:lang w:eastAsia="ca-ES"/>
         </w:rPr>
+        <w:t>.</w:t>
+      </w:r>
+      <w:r>
+        <w:rPr>
+          <w:rFonts w:eastAsia="Times New Roman" w:cstheme="minorHAnsi"/>
+          <w:color w:val="000000"/>
+          <w:lang w:eastAsia="ca-ES"/>
+        </w:rPr>
+        <w:t xml:space="preserve"> </w:t>
+      </w:r>
+      <w:r>
+        <w:rPr>
+          <w:rFonts w:eastAsia="Times New Roman" w:cstheme="minorHAnsi"/>
+          <w:color w:val="000000"/>
+          <w:lang w:eastAsia="ca-ES"/>
+        </w:rPr>
+        <w:t>Before the start of the experiment</w:t>
+      </w:r>
+      <w:r>
+        <w:rPr>
+          <w:rFonts w:eastAsia="Times New Roman" w:cstheme="minorHAnsi"/>
+          <w:color w:val="000000"/>
+          <w:lang w:eastAsia="ca-ES"/>
+        </w:rPr>
+        <w:t xml:space="preserve">, we subjected all seed lots to </w:t>
+      </w:r>
+      <w:r>
+        <w:rPr>
+          <w:rFonts w:eastAsia="Times New Roman" w:cstheme="minorHAnsi"/>
+          <w:color w:val="000000"/>
+          <w:lang w:eastAsia="ca-ES"/>
+        </w:rPr>
+        <w:t xml:space="preserve">a common </w:t>
+      </w:r>
+      <w:r>
+        <w:rPr>
+          <w:rFonts w:eastAsia="Times New Roman" w:cstheme="minorHAnsi"/>
+          <w:color w:val="000000"/>
+          <w:lang w:eastAsia="ca-ES"/>
+        </w:rPr>
+        <w:t>5-month long</w:t>
+      </w:r>
+      <w:r>
+        <w:rPr>
+          <w:rFonts w:eastAsia="Times New Roman" w:cstheme="minorHAnsi"/>
+          <w:color w:val="000000"/>
+          <w:lang w:eastAsia="ca-ES"/>
+        </w:rPr>
+        <w:t xml:space="preserve"> (November</w:t>
+      </w:r>
+      <w:r>
+        <w:rPr>
+          <w:rFonts w:eastAsia="Times New Roman" w:cstheme="minorHAnsi"/>
+          <w:color w:val="000000"/>
+          <w:lang w:eastAsia="ca-ES"/>
+        </w:rPr>
+        <w:t xml:space="preserve"> – </w:t>
+      </w:r>
+      <w:r>
+        <w:rPr>
+          <w:rFonts w:eastAsia="Times New Roman" w:cstheme="minorHAnsi"/>
+          <w:color w:val="000000"/>
+          <w:lang w:eastAsia="ca-ES"/>
+        </w:rPr>
+        <w:t>March</w:t>
+      </w:r>
+      <w:r>
+        <w:rPr>
+          <w:rFonts w:eastAsia="Times New Roman" w:cstheme="minorHAnsi"/>
+          <w:color w:val="000000"/>
+          <w:lang w:eastAsia="ca-ES"/>
+        </w:rPr>
         <w:t>)</w:t>
       </w:r>
       <w:r>
@@ -4918,6 +5615,30 @@
           <w:color w:val="000000"/>
           <w:lang w:eastAsia="ca-ES"/>
         </w:rPr>
+        <w:t xml:space="preserve"> </w:t>
+      </w:r>
+      <w:r>
+        <w:rPr>
+          <w:rFonts w:eastAsia="Times New Roman" w:cstheme="minorHAnsi"/>
+          <w:color w:val="000000"/>
+          <w:lang w:eastAsia="ca-ES"/>
+        </w:rPr>
+        <w:t>cold-stratification pretreatment</w:t>
+      </w:r>
+      <w:r>
+        <w:rPr>
+          <w:rFonts w:eastAsia="Times New Roman" w:cstheme="minorHAnsi"/>
+          <w:color w:val="000000"/>
+          <w:lang w:eastAsia="ca-ES"/>
+        </w:rPr>
+        <w:t xml:space="preserve"> at 0ºC and darkness</w:t>
+      </w:r>
+      <w:r>
+        <w:rPr>
+          <w:rFonts w:eastAsia="Times New Roman" w:cstheme="minorHAnsi"/>
+          <w:color w:val="000000"/>
+          <w:lang w:eastAsia="ca-ES"/>
+        </w:rPr>
         <w:t>.</w:t>
       </w:r>
       <w:r>
@@ -4926,110 +5647,6 @@
           <w:color w:val="000000"/>
           <w:lang w:eastAsia="ca-ES"/>
         </w:rPr>
-        <w:t xml:space="preserve"> </w:t>
-      </w:r>
-      <w:r>
-        <w:rPr>
-          <w:rFonts w:eastAsia="Times New Roman" w:cstheme="minorHAnsi"/>
-          <w:color w:val="000000"/>
-          <w:lang w:eastAsia="ca-ES"/>
-        </w:rPr>
-        <w:t>Before the start of the experiment</w:t>
-      </w:r>
-      <w:r>
-        <w:rPr>
-          <w:rFonts w:eastAsia="Times New Roman" w:cstheme="minorHAnsi"/>
-          <w:color w:val="000000"/>
-          <w:lang w:eastAsia="ca-ES"/>
-        </w:rPr>
-        <w:t xml:space="preserve">, we subjected all seed lots to </w:t>
-      </w:r>
-      <w:r>
-        <w:rPr>
-          <w:rFonts w:eastAsia="Times New Roman" w:cstheme="minorHAnsi"/>
-          <w:color w:val="000000"/>
-          <w:lang w:eastAsia="ca-ES"/>
-        </w:rPr>
-        <w:t xml:space="preserve">a common </w:t>
-      </w:r>
-      <w:r>
-        <w:rPr>
-          <w:rFonts w:eastAsia="Times New Roman" w:cstheme="minorHAnsi"/>
-          <w:color w:val="000000"/>
-          <w:lang w:eastAsia="ca-ES"/>
-        </w:rPr>
-        <w:t>5-month long</w:t>
-      </w:r>
-      <w:r>
-        <w:rPr>
-          <w:rFonts w:eastAsia="Times New Roman" w:cstheme="minorHAnsi"/>
-          <w:color w:val="000000"/>
-          <w:lang w:eastAsia="ca-ES"/>
-        </w:rPr>
-        <w:t xml:space="preserve"> (November</w:t>
-      </w:r>
-      <w:r>
-        <w:rPr>
-          <w:rFonts w:eastAsia="Times New Roman" w:cstheme="minorHAnsi"/>
-          <w:color w:val="000000"/>
-          <w:lang w:eastAsia="ca-ES"/>
-        </w:rPr>
-        <w:t xml:space="preserve"> – </w:t>
-      </w:r>
-      <w:r>
-        <w:rPr>
-          <w:rFonts w:eastAsia="Times New Roman" w:cstheme="minorHAnsi"/>
-          <w:color w:val="000000"/>
-          <w:lang w:eastAsia="ca-ES"/>
-        </w:rPr>
-        <w:t>March</w:t>
-      </w:r>
-      <w:r>
-        <w:rPr>
-          <w:rFonts w:eastAsia="Times New Roman" w:cstheme="minorHAnsi"/>
-          <w:color w:val="000000"/>
-          <w:lang w:eastAsia="ca-ES"/>
-        </w:rPr>
-        <w:t>)</w:t>
-      </w:r>
-      <w:r>
-        <w:rPr>
-          <w:rFonts w:eastAsia="Times New Roman" w:cstheme="minorHAnsi"/>
-          <w:color w:val="000000"/>
-          <w:lang w:eastAsia="ca-ES"/>
-        </w:rPr>
-        <w:t xml:space="preserve"> </w:t>
-      </w:r>
-      <w:r>
-        <w:rPr>
-          <w:rFonts w:eastAsia="Times New Roman" w:cstheme="minorHAnsi"/>
-          <w:color w:val="000000"/>
-          <w:lang w:eastAsia="ca-ES"/>
-        </w:rPr>
-        <w:t>cold-stratification pretreatment</w:t>
-      </w:r>
-      <w:r>
-        <w:rPr>
-          <w:rFonts w:eastAsia="Times New Roman" w:cstheme="minorHAnsi"/>
-          <w:color w:val="000000"/>
-          <w:lang w:eastAsia="ca-ES"/>
-        </w:rPr>
-        <w:t xml:space="preserve"> at 0ºC and darkness</w:t>
-      </w:r>
-      <w:r>
-        <w:rPr>
-          <w:rFonts w:eastAsia="Times New Roman" w:cstheme="minorHAnsi"/>
-          <w:color w:val="000000"/>
-          <w:lang w:eastAsia="ca-ES"/>
-        </w:rPr>
-        <w:t>.</w:t>
-      </w:r>
-      <w:r>
-        <w:rPr>
-          <w:rFonts w:eastAsia="Times New Roman" w:cstheme="minorHAnsi"/>
-          <w:color w:val="000000"/>
-          <w:lang w:eastAsia="ca-ES"/>
-        </w:rPr>
         <w:t xml:space="preserve"> The pretreatment goal was to mimic </w:t>
       </w:r>
       <w:r>
@@ -5054,7 +5671,44 @@
           <w:color w:val="000000"/>
           <w:lang w:eastAsia="ca-ES"/>
         </w:rPr>
-        <w:t xml:space="preserve"> (move along paper) and ensure dormancy breaking. For the pretreatment, </w:t>
+        <w:t xml:space="preserve"> (</w:t>
+      </w:r>
+      <w:r>
+        <w:rPr>
+          <w:rFonts w:eastAsia="Times New Roman" w:cstheme="minorHAnsi"/>
+          <w:color w:val="000000"/>
+          <w:highlight w:val="yellow"/>
+          <w:lang w:eastAsia="ca-ES"/>
+        </w:rPr>
+        <w:t xml:space="preserve">Espinosa </w:t>
+      </w:r>
+      <w:proofErr w:type="gramStart"/>
+      <w:r>
+        <w:rPr>
+          <w:rFonts w:eastAsia="Times New Roman" w:cstheme="minorHAnsi"/>
+          <w:color w:val="000000"/>
+          <w:highlight w:val="yellow"/>
+          <w:lang w:eastAsia="ca-ES"/>
+        </w:rPr>
+        <w:t>del</w:t>
+      </w:r>
+      <w:proofErr w:type="gramEnd"/>
+      <w:r>
+        <w:rPr>
+          <w:rFonts w:eastAsia="Times New Roman" w:cstheme="minorHAnsi"/>
+          <w:color w:val="000000"/>
+          <w:highlight w:val="yellow"/>
+          <w:lang w:eastAsia="ca-ES"/>
+        </w:rPr>
+        <w:t xml:space="preserve"> Alba et al. 2024</w:t>
+      </w:r>
+      <w:r>
+        <w:rPr>
+          <w:rFonts w:eastAsia="Times New Roman" w:cstheme="minorHAnsi"/>
+          <w:color w:val="000000"/>
+          <w:lang w:eastAsia="ca-ES"/>
+        </w:rPr>
+        <w:t xml:space="preserve">) and ensure dormancy breaking. For the pretreatment, </w:t>
       </w:r>
       <w:r>
         <w:rPr>
@@ -5413,8 +6067,7 @@
     </w:p>
     <w:p>
       <w:pPr>
-        <w:pStyle w:val="Ttulo2"/>
-        <w:spacing w:line="360" w:lineRule="auto"/>
+        <w:pStyle w:val="Ttulo3"/>
         <w:rPr>
           <w:rFonts w:eastAsia="Times New Roman"/>
           <w:lang w:eastAsia="ca-ES"/>
@@ -5446,36 +6099,76 @@
           <w:rFonts w:eastAsia="Times New Roman"/>
           <w:lang w:eastAsia="ca-ES"/>
         </w:rPr>
-        <w:t xml:space="preserve">trials </w:t>
+        <w:t>experiment</w:t>
+      </w:r>
+      <w:r>
+        <w:rPr>
+          <w:rFonts w:eastAsia="Times New Roman"/>
+          <w:lang w:eastAsia="ca-ES"/>
+        </w:rPr>
+        <w:t xml:space="preserve"> </w:t>
       </w:r>
     </w:p>
     <w:p>
       <w:pPr>
         <w:shd w:val="clear" w:color="auto" w:fill="FFFFFF"/>
-        <w:spacing w:line="360" w:lineRule="auto"/>
+        <w:spacing w:line="480" w:lineRule="auto"/>
         <w:jc w:val="both"/>
         <w:textAlignment w:val="baseline"/>
         <w:rPr>
-          <w:rFonts w:eastAsia="Times New Roman" w:cstheme="minorHAnsi"/>
-          <w:color w:val="000000"/>
-          <w:lang w:eastAsia="ca-ES"/>
-        </w:rPr>
-      </w:pPr>
-      <w:r>
-        <w:rPr>
-          <w:rFonts w:eastAsia="Times New Roman" w:cstheme="minorHAnsi"/>
-          <w:color w:val="000000"/>
-          <w:lang w:eastAsia="ca-ES"/>
-        </w:rPr>
-        <w:t xml:space="preserve">Once the pretreatment terminated, </w:t>
-      </w:r>
-      <w:r>
-        <w:rPr>
-          <w:rFonts w:eastAsia="Times New Roman" w:cstheme="minorHAnsi"/>
-          <w:color w:val="000000"/>
-          <w:lang w:eastAsia="ca-ES"/>
-        </w:rPr>
-        <w:t>seed were</w:t>
+          <w:rFonts w:cstheme="minorHAnsi"/>
+        </w:rPr>
+      </w:pPr>
+      <w:r>
+        <w:rPr>
+          <w:rFonts w:eastAsia="Times New Roman" w:cstheme="minorHAnsi"/>
+          <w:color w:val="000000"/>
+          <w:lang w:eastAsia="ca-ES"/>
+        </w:rPr>
+        <w:t xml:space="preserve">Once the </w:t>
+      </w:r>
+      <w:proofErr w:type="spellStart"/>
+      <w:r>
+        <w:rPr>
+          <w:rFonts w:eastAsia="Times New Roman" w:cstheme="minorHAnsi"/>
+          <w:color w:val="000000"/>
+          <w:lang w:eastAsia="ca-ES"/>
+        </w:rPr>
+        <w:t>pretreatment</w:t>
+      </w:r>
+      <w:proofErr w:type="spellEnd"/>
+      <w:r>
+        <w:rPr>
+          <w:rFonts w:eastAsia="Times New Roman" w:cstheme="minorHAnsi"/>
+          <w:color w:val="000000"/>
+          <w:lang w:eastAsia="ca-ES"/>
+        </w:rPr>
+        <w:t xml:space="preserve"> ended</w:t>
+      </w:r>
+      <w:r>
+        <w:rPr>
+          <w:rFonts w:eastAsia="Times New Roman" w:cstheme="minorHAnsi"/>
+          <w:color w:val="000000"/>
+          <w:lang w:eastAsia="ca-ES"/>
+        </w:rPr>
+        <w:t xml:space="preserve">, </w:t>
+      </w:r>
+      <w:r>
+        <w:rPr>
+          <w:rFonts w:eastAsia="Times New Roman" w:cstheme="minorHAnsi"/>
+          <w:color w:val="000000"/>
+          <w:lang w:eastAsia="ca-ES"/>
+        </w:rPr>
+        <w:t xml:space="preserve">seed </w:t>
+      </w:r>
+      <w:proofErr w:type="gramStart"/>
+      <w:r>
+        <w:rPr>
+          <w:rFonts w:eastAsia="Times New Roman" w:cstheme="minorHAnsi"/>
+          <w:color w:val="000000"/>
+          <w:lang w:eastAsia="ca-ES"/>
+        </w:rPr>
+        <w:t>were</w:t>
       </w:r>
       <w:r>
         <w:rPr>
@@ -5512,7 +6205,25 @@
           <w:color w:val="000000"/>
           <w:lang w:eastAsia="ca-ES"/>
         </w:rPr>
-        <w:t xml:space="preserve"> Anoia S.A. paper for germination assays, Ref.518G085</w:t>
+        <w:t xml:space="preserve"> </w:t>
+      </w:r>
+      <w:proofErr w:type="spellStart"/>
+      <w:r>
+        <w:rPr>
+          <w:rFonts w:eastAsia="Times New Roman" w:cstheme="minorHAnsi"/>
+          <w:color w:val="000000"/>
+          <w:lang w:eastAsia="ca-ES"/>
+        </w:rPr>
+        <w:t>Anoia</w:t>
+      </w:r>
+      <w:proofErr w:type="spellEnd"/>
+      <w:r>
+        <w:rPr>
+          <w:rFonts w:eastAsia="Times New Roman" w:cstheme="minorHAnsi"/>
+          <w:color w:val="000000"/>
+          <w:lang w:eastAsia="ca-ES"/>
+        </w:rPr>
+        <w:t xml:space="preserve"> S.A. paper for germination assays, Ref.518G085</w:t>
       </w:r>
       <w:r>
         <w:t>)</w:t>
@@ -5520,6 +6231,7 @@
       <w:r>
         <w:t xml:space="preserve"> and sealed with parafilm</w:t>
       </w:r>
+      <w:proofErr w:type="gramEnd"/>
       <w:r>
         <w:t>.</w:t>
       </w:r>
@@ -5544,203 +6256,204 @@
       <w:r>
         <w:t xml:space="preserve"> for </w:t>
       </w:r>
+      <w:r>
+        <w:t>Darkness</w:t>
+      </w:r>
+      <w:r>
+        <w:t xml:space="preserve"> treatment, </w:t>
+      </w:r>
+      <w:r>
+        <w:t xml:space="preserve">added 6ml of distilled water, sealed with parafilm </w:t>
+      </w:r>
+      <w:r>
+        <w:t xml:space="preserve">and </w:t>
+      </w:r>
+      <w:r>
+        <w:t>immediately</w:t>
+      </w:r>
+      <w:r>
+        <w:t xml:space="preserve"> cover them with two layers aluminium foil</w:t>
+      </w:r>
+      <w:r>
+        <w:t xml:space="preserve">. </w:t>
+      </w:r>
+      <w:r>
+        <w:t xml:space="preserve">Next, we transfer the seeds for the </w:t>
+      </w:r>
+      <w:r>
+        <w:t>Water stress</w:t>
+      </w:r>
+      <w:r>
+        <w:t xml:space="preserve"> </w:t>
+      </w:r>
+      <w:r>
+        <w:t>treatme</w:t>
+      </w:r>
+      <w:r>
+        <w:t>nt</w:t>
+      </w:r>
+      <w:r>
+        <w:t xml:space="preserve">, where instead of distilled water we added 6ml of </w:t>
+      </w:r>
+      <w:r>
+        <w:t>a polyethylene solution (PEG</w:t>
+      </w:r>
+      <w:r>
+        <w:t xml:space="preserve"> 6000</w:t>
+      </w:r>
+      <w:r>
+        <w:t xml:space="preserve">) </w:t>
+      </w:r>
+      <w:r>
+        <w:t xml:space="preserve">to simulate a -0.6 </w:t>
+      </w:r>
       <w:proofErr w:type="spellStart"/>
       <w:r>
-        <w:t>alternate_dark</w:t>
+        <w:t>Mpa</w:t>
       </w:r>
       <w:proofErr w:type="spellEnd"/>
       <w:r>
-        <w:t xml:space="preserve"> treatment, </w:t>
-      </w:r>
-      <w:r>
-        <w:t xml:space="preserve">added 6ml of distilled water, sealed with parafilm </w:t>
+        <w:t xml:space="preserve"> of water potential</w:t>
+      </w:r>
+      <w:r>
+        <w:t xml:space="preserve"> and sealed </w:t>
+      </w:r>
+      <w:r>
+        <w:lastRenderedPageBreak/>
+        <w:t>with parafilm</w:t>
+      </w:r>
+      <w:r>
+        <w:t xml:space="preserve">. </w:t>
+      </w:r>
+      <w:r>
+        <w:t xml:space="preserve">As </w:t>
+      </w:r>
+      <w:r>
+        <w:t>PEG solutions depend on experimental temperatures, t</w:t>
+      </w:r>
+      <w:r>
+        <w:t xml:space="preserve">wo </w:t>
+      </w:r>
+      <w:r>
+        <w:t xml:space="preserve">PEG solutions </w:t>
+      </w:r>
+      <w:r>
+        <w:t xml:space="preserve">were prepared </w:t>
+      </w:r>
+      <w:r>
+        <w:t xml:space="preserve">according to </w:t>
+      </w:r>
+      <w:r>
+        <w:fldChar w:fldCharType="begin" w:fldLock="1"/>
+      </w:r>
+      <w:r>
+        <w:instrText>ADDIN CSL_CITATION {"citationItems":[{"id":"ITEM-1","itemData":{"author":[{"dropping-particle":"","family":"Michel","given":"Burlyn E","non-dropping-particle":"","parse-names":false,"suffix":""},{"dropping-particle":"","family":"Kaufmann","given":"Merrill R","non-dropping-particle":"","parse-names":false,"suffix":""}],"id":"ITEM-1","issued":{"date-parts":[["1973"]]},"page":"914-916","title":"The Osmotic Potential of Polyethylene Glycol 60001","type":"article-journal"},"uris":["http://www.mendeley.com/documents/?uuid=5dcd3d1a-bbf4-4c97-b53e-728b84b2c212","http://www.mendeley.com/documents/?uuid=8bae9792-5df1-46d8-a9f4-b2080aa2e458"]}],"mendeley":{"formattedCitation":"(Michel &amp; Kaufmann 1973)","manualFormatting":"Michel &amp; Kaufmann (1973)","plainTextFormattedCitation":"(Michel &amp; Kaufmann 1973)","previouslyFormattedCitation":"(Michel &amp; Kaufmann 1973)"},"properties":{"noteIndex":0},"schema":"https://github.com/citation-style-language/schema/raw/master/csl-citation.json"}</w:instrText>
+      </w:r>
+      <w:r>
+        <w:fldChar w:fldCharType="separate"/>
+      </w:r>
+      <w:r>
+        <w:rPr>
+          <w:noProof/>
+        </w:rPr>
+        <w:t>Michel &amp; Kaufmann (1973)</w:t>
+      </w:r>
+      <w:r>
+        <w:fldChar w:fldCharType="end"/>
+      </w:r>
+      <w:r>
+        <w:t xml:space="preserve"> and </w:t>
+      </w:r>
+      <w:r>
+        <w:fldChar w:fldCharType="begin" w:fldLock="1"/>
+      </w:r>
+      <w:r>
+        <w:instrText>ADDIN CSL_CITATION {"citationItems":[{"id":"ITEM-1","itemData":{"ISBN":"1678-3921","ISSN":"1678-3921","abstract":"Um expressivo número de pesquisas vem sendo desenvolvido na área de pré-condicionamento em sementes. Na busca de contribuir com os técnicos envolvidos em pes­quisas nesta área, procurou-se através da inter-relação entre a Termodinâmica e a Tecnologia de Sementes caracterizar potenciais hídrico, osmótico, mátrico e de pressão e, a partir do tra­balho de Michel &amp; Kaufmann (1973), construir uma tabela associando potencial osmótico, concentração de polietileno glicol 6000 e temperatura.","author":[{"dropping-particle":"","family":"Villela","given":"Francisco Amaral","non-dropping-particle":"","parse-names":false,"suffix":""},{"dropping-particle":"","family":"Doni Filho","given":"Luiz","non-dropping-particle":"","parse-names":false,"suffix":""},{"dropping-particle":"","family":"Sequeira","given":"Eliseo Lecrerc","non-dropping-particle":"","parse-names":false,"suffix":""}],"container-title":"Pesquisa Agropecuária Brasileira","id":"ITEM-1","issue":"11/12","issued":{"date-parts":[["1991"]]},"page":"1957-1968","title":"Tabela de potencial osmótico em função da concentração de polietileno glicol 6.000 e da temperatura","type":"article-journal","volume":"26"},"uris":["http://www.mendeley.com/documents/?uuid=309ba047-c4bd-4f3c-8de0-e44ba85df0c4"]}],"mendeley":{"formattedCitation":"(Villela et al. 1991)","manualFormatting":"Villela et al. (1991)","plainTextFormattedCitation":"(Villela et al. 1991)","previouslyFormattedCitation":"(Villela et al. 1991)"},"properties":{"noteIndex":0},"schema":"https://github.com/citation-style-language/schema/raw/master/csl-citation.json"}</w:instrText>
+      </w:r>
+      <w:r>
+        <w:fldChar w:fldCharType="separate"/>
+      </w:r>
+      <w:r>
+        <w:rPr>
+          <w:noProof/>
+        </w:rPr>
+        <w:t xml:space="preserve">Villela et al. </w:t>
+      </w:r>
+      <w:r>
+        <w:rPr>
+          <w:noProof/>
+        </w:rPr>
+        <w:t>(</w:t>
+      </w:r>
+      <w:r>
+        <w:rPr>
+          <w:noProof/>
+        </w:rPr>
+        <w:t>1991)</w:t>
+      </w:r>
+      <w:r>
+        <w:fldChar w:fldCharType="end"/>
+      </w:r>
+      <w:r>
+        <w:t xml:space="preserve"> to reach desired osmotic potentials at </w:t>
+      </w:r>
+      <w:r>
+        <w:t xml:space="preserve">10 ºC </w:t>
       </w:r>
       <w:r>
         <w:t xml:space="preserve">and </w:t>
       </w:r>
       <w:r>
-        <w:t>immediately</w:t>
-      </w:r>
-      <w:r>
-        <w:t xml:space="preserve"> cover them with two layers aluminium foil</w:t>
+        <w:t>17</w:t>
+      </w:r>
+      <w:r>
+        <w:t>ºC</w:t>
+      </w:r>
+      <w:r>
+        <w:t xml:space="preserve"> </w:t>
+      </w:r>
+      <w:r>
+        <w:t xml:space="preserve">depending on species optimal germination temperature. </w:t>
+      </w:r>
+      <w:r>
+        <w:t xml:space="preserve"> </w:t>
+      </w:r>
+      <w:r>
+        <w:t xml:space="preserve">Finally, </w:t>
+      </w:r>
+      <w:r>
+        <w:t xml:space="preserve">the rest of the seed </w:t>
+      </w:r>
+      <w:proofErr w:type="gramStart"/>
+      <w:r>
+        <w:t>were divided</w:t>
+      </w:r>
+      <w:proofErr w:type="gramEnd"/>
+      <w:r>
+        <w:t xml:space="preserve"> between </w:t>
+      </w:r>
+      <w:r>
+        <w:t>control</w:t>
+      </w:r>
+      <w:r>
+        <w:t xml:space="preserve"> and constant</w:t>
+      </w:r>
+      <w:r>
+        <w:t xml:space="preserve"> temperature</w:t>
+      </w:r>
+      <w:r>
+        <w:t xml:space="preserve"> treatments</w:t>
+      </w:r>
+      <w:r>
+        <w:t xml:space="preserve">, </w:t>
+      </w:r>
+      <w:r>
+        <w:t>added 6ml of distilled water and sealed with parafilm</w:t>
       </w:r>
       <w:r>
         <w:t xml:space="preserve">. </w:t>
       </w:r>
       <w:r>
-        <w:t xml:space="preserve">Next, we transfer the seeds for the </w:t>
-      </w:r>
-      <w:proofErr w:type="spellStart"/>
-      <w:r>
-        <w:t>alternate_WP</w:t>
-      </w:r>
-      <w:proofErr w:type="spellEnd"/>
-      <w:r>
-        <w:t xml:space="preserve"> </w:t>
-      </w:r>
-      <w:proofErr w:type="spellStart"/>
-      <w:r>
-        <w:t>treatmeant</w:t>
-      </w:r>
-      <w:proofErr w:type="spellEnd"/>
-      <w:r>
-        <w:t xml:space="preserve">, where instead of distilled water we added 6ml of </w:t>
-      </w:r>
-      <w:r>
-        <w:t>a polyethylene solution (PEG</w:t>
-      </w:r>
-      <w:r>
-        <w:t xml:space="preserve"> 6000</w:t>
-      </w:r>
-      <w:r>
-        <w:t xml:space="preserve">) </w:t>
-      </w:r>
-      <w:r>
-        <w:t xml:space="preserve">to simulate a -0.6 </w:t>
-      </w:r>
-      <w:proofErr w:type="spellStart"/>
-      <w:r>
-        <w:t>Mpa</w:t>
-      </w:r>
-      <w:proofErr w:type="spellEnd"/>
-      <w:r>
-        <w:t xml:space="preserve"> of water potential</w:t>
-      </w:r>
-      <w:r>
-        <w:t xml:space="preserve"> and sealed with parafilm</w:t>
-      </w:r>
-      <w:r>
-        <w:t xml:space="preserve">. </w:t>
-      </w:r>
-      <w:r>
-        <w:t xml:space="preserve">As </w:t>
-      </w:r>
-      <w:r>
-        <w:t>PEG solutions depend on experimental temperatures, t</w:t>
-      </w:r>
-      <w:r>
-        <w:t xml:space="preserve">wo </w:t>
-      </w:r>
-      <w:r>
-        <w:t xml:space="preserve">PEG solutions </w:t>
-      </w:r>
-      <w:r>
-        <w:t xml:space="preserve">were prepared </w:t>
-      </w:r>
-      <w:r>
-        <w:t xml:space="preserve">according to </w:t>
-      </w:r>
-      <w:r>
-        <w:fldChar w:fldCharType="begin" w:fldLock="1"/>
-      </w:r>
-      <w:r>
-        <w:instrText>ADDIN CSL_CITATION {"citationItems":[{"id":"ITEM-1","itemData":{"author":[{"dropping-particle":"","family":"Michel","given":"Burlyn E","non-dropping-particle":"","parse-names":false,"suffix":""},{"dropping-particle":"","family":"Kaufmann","given":"Merrill R","non-dropping-particle":"","parse-names":false,"suffix":""}],"id":"ITEM-1","issued":{"date-parts":[["1973"]]},"page":"914-916","title":"The Osmotic Potential of Polyethylene Glycol 60001","type":"article-journal"},"uris":["http://www.mendeley.com/documents/?uuid=5dcd3d1a-bbf4-4c97-b53e-728b84b2c212","http://www.mendeley.com/documents/?uuid=8bae9792-5df1-46d8-a9f4-b2080aa2e458"]}],"mendeley":{"formattedCitation":"(Michel &amp; Kaufmann 1973)","manualFormatting":"Michel &amp; Kaufmann (1973)","plainTextFormattedCitation":"(Michel &amp; Kaufmann 1973)","previouslyFormattedCitation":"(Michel &amp; Kaufmann 1973)"},"properties":{"noteIndex":0},"schema":"https://github.com/citation-style-language/schema/raw/master/csl-citation.json"}</w:instrText>
-      </w:r>
-      <w:r>
-        <w:fldChar w:fldCharType="separate"/>
-      </w:r>
-      <w:r>
-        <w:rPr>
-          <w:noProof/>
-        </w:rPr>
-        <w:t>Michel &amp; Kaufmann (1973)</w:t>
-      </w:r>
-      <w:r>
-        <w:fldChar w:fldCharType="end"/>
-      </w:r>
-      <w:r>
-        <w:t xml:space="preserve"> and </w:t>
-      </w:r>
-      <w:r>
-        <w:fldChar w:fldCharType="begin" w:fldLock="1"/>
-      </w:r>
-      <w:r>
-        <w:instrText>ADDIN CSL_CITATION {"citationItems":[{"id":"ITEM-1","itemData":{"ISBN":"1678-3921","ISSN":"1678-3921","abstract":"Um expressivo número de pesquisas vem sendo desenvolvido na área de pré-condicionamento em sementes. Na busca de contribuir com os técnicos envolvidos em pes­quisas nesta área, procurou-se através da inter-relação entre a Termodinâmica e a Tecnologia de Sementes caracterizar potenciais hídrico, osmótico, mátrico e de pressão e, a partir do tra­balho de Michel &amp; Kaufmann (1973), construir uma tabela associando potencial osmótico, concentração de polietileno glicol 6000 e temperatura.","author":[{"dropping-particle":"","family":"Villela","given":"Francisco Amaral","non-dropping-particle":"","parse-names":false,"suffix":""},{"dropping-particle":"","family":"Doni Filho","given":"Luiz","non-dropping-particle":"","parse-names":false,"suffix":""},{"dropping-particle":"","family":"Sequeira","given":"Eliseo Lecrerc","non-dropping-particle":"","parse-names":false,"suffix":""}],"container-title":"Pesquisa Agropecuária Brasileira","id":"ITEM-1","issue":"11/12","issued":{"date-parts":[["1991"]]},"page":"1957-1968","title":"Tabela de potencial osmótico em função da concentração de polietileno glicol 6.000 e da temperatura","type":"article-journal","volume":"26"},"uris":["http://www.mendeley.com/documents/?uuid=309ba047-c4bd-4f3c-8de0-e44ba85df0c4"]}],"mendeley":{"formattedCitation":"(Villela et al. 1991)","manualFormatting":"Villela et al. (1991)","plainTextFormattedCitation":"(Villela et al. 1991)","previouslyFormattedCitation":"(Villela et al. 1991)"},"properties":{"noteIndex":0},"schema":"https://github.com/citation-style-language/schema/raw/master/csl-citation.json"}</w:instrText>
-      </w:r>
-      <w:r>
-        <w:fldChar w:fldCharType="separate"/>
-      </w:r>
-      <w:r>
-        <w:rPr>
-          <w:noProof/>
-        </w:rPr>
-        <w:t xml:space="preserve">Villela et al. </w:t>
-      </w:r>
-      <w:r>
-        <w:rPr>
-          <w:noProof/>
-        </w:rPr>
-        <w:t>(</w:t>
-      </w:r>
-      <w:r>
-        <w:rPr>
-          <w:noProof/>
-        </w:rPr>
-        <w:t>1991)</w:t>
-      </w:r>
-      <w:r>
-        <w:fldChar w:fldCharType="end"/>
-      </w:r>
-      <w:r>
-        <w:t xml:space="preserve"> to reach desired osmotic potentials at </w:t>
-      </w:r>
-      <w:r>
-        <w:t>15- 5ºC</w:t>
-      </w:r>
-      <w:r>
-        <w:t xml:space="preserve"> </w:t>
-      </w:r>
-      <w:r>
-        <w:t xml:space="preserve">and </w:t>
-      </w:r>
-      <w:r>
-        <w:t>22 - 12ºC</w:t>
-      </w:r>
-      <w:r>
-        <w:t xml:space="preserve"> </w:t>
-      </w:r>
-      <w:r>
-        <w:t xml:space="preserve">depending on species optimal germination temperature. </w:t>
-      </w:r>
-      <w:r>
-        <w:t xml:space="preserve"> </w:t>
-      </w:r>
-      <w:r>
-        <w:t xml:space="preserve">Finally, </w:t>
-      </w:r>
-      <w:r>
-        <w:t xml:space="preserve">the rest of the seed were divided between </w:t>
-      </w:r>
-      <w:proofErr w:type="spellStart"/>
-      <w:r>
-        <w:t>alternate_light</w:t>
-      </w:r>
-      <w:proofErr w:type="spellEnd"/>
-      <w:r>
-        <w:t xml:space="preserve"> (control treatment) and </w:t>
-      </w:r>
-      <w:proofErr w:type="spellStart"/>
-      <w:r>
-        <w:t>constant_light</w:t>
-      </w:r>
-      <w:proofErr w:type="spellEnd"/>
-      <w:r>
-        <w:t xml:space="preserve"> treatments</w:t>
-      </w:r>
-      <w:r>
-        <w:t xml:space="preserve">, </w:t>
-      </w:r>
-      <w:r>
-        <w:t xml:space="preserve">added 6ml of distilled water and sealed with </w:t>
-      </w:r>
-      <w:r>
-        <w:lastRenderedPageBreak/>
-        <w:t>parafilm</w:t>
-      </w:r>
-      <w:r>
-        <w:t xml:space="preserve">. </w:t>
-      </w:r>
-      <w:r>
         <w:rPr>
           <w:rFonts w:cstheme="minorHAnsi"/>
         </w:rPr>
@@ -5750,6 +6463,12 @@
         <w:rPr>
           <w:rFonts w:cstheme="minorHAnsi"/>
         </w:rPr>
+        <w:t xml:space="preserve">germination </w:t>
+      </w:r>
+      <w:r>
+        <w:rPr>
+          <w:rFonts w:cstheme="minorHAnsi"/>
+        </w:rPr>
         <w:t>right after cold stratification pretreatment</w:t>
       </w:r>
       <w:r>
@@ -5762,7 +6481,7 @@
         <w:rPr>
           <w:rFonts w:cstheme="minorHAnsi"/>
         </w:rPr>
-        <w:t xml:space="preserve"> to have an extra information</w:t>
+        <w:t xml:space="preserve"> to have extra information</w:t>
       </w:r>
       <w:r>
         <w:rPr>
@@ -6098,12 +6817,19 @@
         <w:rPr>
           <w:rFonts w:cstheme="minorHAnsi"/>
         </w:rPr>
-        <w:t xml:space="preserve"> species representing 21 plant families. A total of 1</w:t>
-      </w:r>
+        <w:t xml:space="preserve"> species representing 21 plant families. </w:t>
+      </w:r>
+      <w:proofErr w:type="gramStart"/>
       <w:r>
         <w:rPr>
           <w:rFonts w:cstheme="minorHAnsi"/>
         </w:rPr>
+        <w:t>A total of 1</w:t>
+      </w:r>
+      <w:r>
+        <w:rPr>
+          <w:rFonts w:cstheme="minorHAnsi"/>
+        </w:rPr>
         <w:t>8</w:t>
       </w:r>
       <w:r>
@@ -6118,6 +6844,7 @@
         </w:rPr>
         <w:t>371</w:t>
       </w:r>
+      <w:proofErr w:type="gramEnd"/>
       <w:r>
         <w:rPr>
           <w:rFonts w:cstheme="minorHAnsi"/>
@@ -6127,8 +6854,88 @@
     </w:p>
     <w:p>
       <w:pPr>
-        <w:pStyle w:val="Ttulo2"/>
-        <w:spacing w:after="160" w:line="360" w:lineRule="auto"/>
+        <w:pStyle w:val="Ttulo3"/>
+      </w:pPr>
+      <w:r>
+        <w:t>2.6 Additional plant traits</w:t>
+      </w:r>
+    </w:p>
+    <w:p>
+      <w:pPr>
+        <w:spacing w:line="480" w:lineRule="auto"/>
+        <w:jc w:val="both"/>
+      </w:pPr>
+      <w:r>
+        <w:t>From all the species included in the germination experiments we also measure seeds mass, as the average dry weight of 5 replicates of 50 seeds, plant and floral height in peak season in the field (</w:t>
+      </w:r>
+      <w:proofErr w:type="spellStart"/>
+      <w:r>
+        <w:t>june</w:t>
+      </w:r>
+      <w:proofErr w:type="spellEnd"/>
+      <w:r>
+        <w:t>) and leaf traits (leaf area, LDMC and SLA) from 2 leaves of 10 individuals of each species following standard procedures (</w:t>
+      </w:r>
+      <w:r>
+        <w:rPr>
+          <w:highlight w:val="yellow"/>
+        </w:rPr>
+        <w:t>ref</w:t>
+      </w:r>
+      <w:r>
+        <w:t xml:space="preserve">) . </w:t>
+      </w:r>
+      <w:proofErr w:type="gramStart"/>
+      <w:r>
+        <w:t>Leaves were collected early in the day in the field, kept in sealed plastic bags with moist paper until further processing in the laboratory.</w:t>
+      </w:r>
+      <w:proofErr w:type="gramEnd"/>
+      <w:r>
+        <w:t xml:space="preserve"> First fresh weight </w:t>
+      </w:r>
+      <w:proofErr w:type="gramStart"/>
+      <w:r>
+        <w:t>was measured</w:t>
+      </w:r>
+      <w:proofErr w:type="gramEnd"/>
+      <w:r>
+        <w:t>, removing any visible droplets of water, then leaves were scanned with Epson Canon scanner (</w:t>
+      </w:r>
+      <w:r>
+        <w:rPr>
+          <w:highlight w:val="yellow"/>
+        </w:rPr>
+        <w:t>REF</w:t>
+      </w:r>
+      <w:r>
+        <w:t>) at 600 dpi</w:t>
+      </w:r>
+      <w:r>
+        <w:t xml:space="preserve"> and finally leaves were put in the oven at 70ºCfor </w:t>
+      </w:r>
+      <w:r>
+        <w:t>72h</w:t>
+      </w:r>
+      <w:r>
+        <w:t xml:space="preserve"> to </w:t>
+      </w:r>
+      <w:r>
+        <w:lastRenderedPageBreak/>
+        <w:t>calculate dry weight. Leaves images where analysed using WINDDIAS version 3 software (</w:t>
+      </w:r>
+      <w:r>
+        <w:rPr>
+          <w:highlight w:val="yellow"/>
+        </w:rPr>
+        <w:t>ref, Miguel</w:t>
+      </w:r>
+      <w:r>
+        <w:t>)</w:t>
+      </w:r>
+    </w:p>
+    <w:p>
+      <w:pPr>
+        <w:pStyle w:val="Ttulo3"/>
         <w:rPr>
           <w:rFonts w:eastAsia="Times New Roman"/>
           <w:bdr w:val="none" w:sz="0" w:space="0" w:color="auto" w:frame="1"/>
@@ -6149,7 +6956,7 @@
           <w:bdr w:val="none" w:sz="0" w:space="0" w:color="auto" w:frame="1"/>
           <w:lang w:eastAsia="ca-ES"/>
         </w:rPr>
-        <w:t>6</w:t>
+        <w:t>7</w:t>
       </w:r>
       <w:r>
         <w:rPr>
@@ -6181,7 +6988,8 @@
     <w:p>
       <w:pPr>
         <w:pStyle w:val="Ttulo2"/>
-        <w:spacing w:after="160" w:line="360" w:lineRule="auto"/>
+        <w:spacing w:after="160" w:line="480" w:lineRule="auto"/>
+        <w:jc w:val="both"/>
         <w:rPr>
           <w:rFonts w:asciiTheme="minorHAnsi" w:eastAsia="Times New Roman" w:hAnsiTheme="minorHAnsi" w:cstheme="minorHAnsi"/>
           <w:color w:val="000000"/>
@@ -6200,9 +7008,8 @@
           <w:highlight w:val="yellow"/>
           <w:lang w:eastAsia="ca-ES"/>
         </w:rPr>
-        <w:t xml:space="preserve">We </w:t>
-      </w:r>
-      <w:proofErr w:type="spellStart"/>
+        <w:t>To describe the general germination responses w</w:t>
+      </w:r>
       <w:r>
         <w:rPr>
           <w:rFonts w:asciiTheme="minorHAnsi" w:eastAsia="Times New Roman" w:hAnsiTheme="minorHAnsi" w:cstheme="minorHAnsi"/>
@@ -6212,9 +7019,9 @@
           <w:highlight w:val="yellow"/>
           <w:lang w:eastAsia="ca-ES"/>
         </w:rPr>
-        <w:t>analyzed</w:t>
-      </w:r>
-      <w:proofErr w:type="spellEnd"/>
+        <w:t xml:space="preserve">e </w:t>
+      </w:r>
+      <w:proofErr w:type="spellStart"/>
       <w:r>
         <w:rPr>
           <w:rFonts w:asciiTheme="minorHAnsi" w:eastAsia="Times New Roman" w:hAnsiTheme="minorHAnsi" w:cstheme="minorHAnsi"/>
@@ -6224,9 +7031,9 @@
           <w:highlight w:val="yellow"/>
           <w:lang w:eastAsia="ca-ES"/>
         </w:rPr>
-        <w:t xml:space="preserve"> the data by fitting Markov Chain Monte Carlo generalized linear mixed models (</w:t>
-      </w:r>
-      <w:proofErr w:type="spellStart"/>
+        <w:t>analyzed</w:t>
+      </w:r>
+      <w:proofErr w:type="spellEnd"/>
       <w:r>
         <w:rPr>
           <w:rFonts w:asciiTheme="minorHAnsi" w:eastAsia="Times New Roman" w:hAnsiTheme="minorHAnsi" w:cstheme="minorHAnsi"/>
@@ -6236,9 +7043,8 @@
           <w:highlight w:val="yellow"/>
           <w:lang w:eastAsia="ca-ES"/>
         </w:rPr>
-        <w:t>MCMCglmm</w:t>
-      </w:r>
-      <w:proofErr w:type="spellEnd"/>
+        <w:t xml:space="preserve"> the</w:t>
+      </w:r>
       <w:r>
         <w:rPr>
           <w:rFonts w:asciiTheme="minorHAnsi" w:eastAsia="Times New Roman" w:hAnsiTheme="minorHAnsi" w:cstheme="minorHAnsi"/>
@@ -6248,7 +7054,7 @@
           <w:highlight w:val="yellow"/>
           <w:lang w:eastAsia="ca-ES"/>
         </w:rPr>
-        <w:t xml:space="preserve">) with Bayesian estimation using the R package MCMCGLMM </w:t>
+        <w:t xml:space="preserve"> germination</w:t>
       </w:r>
       <w:r>
         <w:rPr>
@@ -6259,8 +7065,9 @@
           <w:highlight w:val="yellow"/>
           <w:lang w:eastAsia="ca-ES"/>
         </w:rPr>
-        <w:fldChar w:fldCharType="begin" w:fldLock="1"/>
-      </w:r>
+        <w:t xml:space="preserve"> data by fitting Markov Chain Monte Carlo generalized linear mixed models (</w:t>
+      </w:r>
+      <w:proofErr w:type="spellStart"/>
       <w:r>
         <w:rPr>
           <w:rFonts w:asciiTheme="minorHAnsi" w:eastAsia="Times New Roman" w:hAnsiTheme="minorHAnsi" w:cstheme="minorHAnsi"/>
@@ -6270,8 +7077,9 @@
           <w:highlight w:val="yellow"/>
           <w:lang w:eastAsia="ca-ES"/>
         </w:rPr>
-        <w:instrText>ADDIN CSL_CITATION {"citationItems":[{"id":"ITEM-1","itemData":{"ISBN":"9781439811870","ISSN":"19390068","PMID":"18291371","abstract":"Generalized linear mixed models provide a flexible framework for modeling a range of data, although with non-Gaussian response variables the likelihood cannot be obtained in closed form. Markov chain Monte Carlo methods solve this problem by sampling from a series of simpler conditional distributions that can be evaluated. The R package MCMCglmm implements such an algorithm for a range of model fitting problems. More than one response variable can be analyzed simultaneously, and these variables are allowed to follow Gaussian, Poisson, multi(bi)nominal, exponential, zero-inflated and censored dis-tributions. A range of variance structures are permitted for the random effects, including interactions with categorical or continuous variables (i.e., random regression), and more complicated variance structures that arise through shared ancestry, either through a pedi-gree or through a phylogeny. Missing values are permitted in the response variable(s) and data can be known up to some level of measurement error as in meta-analysis. All simu-lation is done in C/ C++ using the CSparse library for sparse linear systems.","author":[{"dropping-particle":"","family":"Hadfield","given":"Jarrod D","non-dropping-particle":"","parse-names":false,"suffix":""}],"container-title":"Journal of Statistical Software","id":"ITEM-1","issue":"2","issued":{"date-parts":[["2010"]]},"page":"1-22","title":"MCMCglmm: MCMC Methods for Multi-Response GLMMs in R","type":"article-journal","volume":"33"},"uris":["http://www.mendeley.com/documents/?uuid=41627bcd-fb59-4a4f-8935-c58d22662a04"]}],"mendeley":{"formattedCitation":"(Hadfield, 2010)","plainTextFormattedCitation":"(Hadfield, 2010)","previouslyFormattedCitation":"(Hadfield, 2010)"},"properties":{"noteIndex":0},"schema":"https://github.com/citation-style-language/schema/raw/master/csl-citation.json"}</w:instrText>
-      </w:r>
+        <w:t>MCMCglmm</w:t>
+      </w:r>
+      <w:proofErr w:type="spellEnd"/>
       <w:r>
         <w:rPr>
           <w:rFonts w:asciiTheme="minorHAnsi" w:eastAsia="Times New Roman" w:hAnsiTheme="minorHAnsi" w:cstheme="minorHAnsi"/>
@@ -6281,7 +7089,7 @@
           <w:highlight w:val="yellow"/>
           <w:lang w:eastAsia="ca-ES"/>
         </w:rPr>
-        <w:fldChar w:fldCharType="separate"/>
+        <w:t xml:space="preserve">) with Bayesian estimation using the R package MCMCGLMM </w:t>
       </w:r>
       <w:r>
         <w:rPr>
@@ -6292,7 +7100,7 @@
           <w:highlight w:val="yellow"/>
           <w:lang w:eastAsia="ca-ES"/>
         </w:rPr>
-        <w:t>(Hadfield, 2010)</w:t>
+        <w:fldChar w:fldCharType="begin" w:fldLock="1"/>
       </w:r>
       <w:r>
         <w:rPr>
@@ -6303,7 +7111,7 @@
           <w:highlight w:val="yellow"/>
           <w:lang w:eastAsia="ca-ES"/>
         </w:rPr>
-        <w:fldChar w:fldCharType="end"/>
+        <w:instrText>ADDIN CSL_CITATION {"citationItems":[{"id":"ITEM-1","itemData":{"ISBN":"9781439811870","ISSN":"19390068","PMID":"18291371","abstract":"Generalized linear mixed models provide a flexible framework for modeling a range of data, although with non-Gaussian response variables the likelihood cannot be obtained in closed form. Markov chain Monte Carlo methods solve this problem by sampling from a series of simpler conditional distributions that can be evaluated. The R package MCMCglmm implements such an algorithm for a range of model fitting problems. More than one response variable can be analyzed simultaneously, and these variables are allowed to follow Gaussian, Poisson, multi(bi)nominal, exponential, zero-inflated and censored dis-tributions. A range of variance structures are permitted for the random effects, including interactions with categorical or continuous variables (i.e., random regression), and more complicated variance structures that arise through shared ancestry, either through a pedi-gree or through a phylogeny. Missing values are permitted in the response variable(s) and data can be known up to some level of measurement error as in meta-analysis. All simu-lation is done in C/ C++ using the CSparse library for sparse linear systems.","author":[{"dropping-particle":"","family":"Hadfield","given":"Jarrod D","non-dropping-particle":"","parse-names":false,"suffix":""}],"container-title":"Journal of Statistical Software","id":"ITEM-1","issue":"2","issued":{"date-parts":[["2010"]]},"page":"1-22","title":"MCMCglmm: MCMC Methods for Multi-Response GLMMs in R","type":"article-journal","volume":"33"},"uris":["http://www.mendeley.com/documents/?uuid=41627bcd-fb59-4a4f-8935-c58d22662a04"]}],"mendeley":{"formattedCitation":"(Hadfield, 2010)","plainTextFormattedCitation":"(Hadfield, 2010)","previouslyFormattedCitation":"(Hadfield, 2010)"},"properties":{"noteIndex":0},"schema":"https://github.com/citation-style-language/schema/raw/master/csl-citation.json"}</w:instrText>
       </w:r>
       <w:r>
         <w:rPr>
@@ -6314,9 +7122,8 @@
           <w:highlight w:val="yellow"/>
           <w:lang w:eastAsia="ca-ES"/>
         </w:rPr>
-        <w:t xml:space="preserve">. To model germination traits, we used binomial </w:t>
-      </w:r>
-      <w:proofErr w:type="spellStart"/>
+        <w:fldChar w:fldCharType="separate"/>
+      </w:r>
       <w:r>
         <w:rPr>
           <w:rFonts w:asciiTheme="minorHAnsi" w:eastAsia="Times New Roman" w:hAnsiTheme="minorHAnsi" w:cstheme="minorHAnsi"/>
@@ -6326,9 +7133,8 @@
           <w:highlight w:val="yellow"/>
           <w:lang w:eastAsia="ca-ES"/>
         </w:rPr>
-        <w:t>MCMCglmms</w:t>
-      </w:r>
-      <w:proofErr w:type="spellEnd"/>
+        <w:t>(Hadfield, 2010)</w:t>
+      </w:r>
       <w:r>
         <w:rPr>
           <w:rFonts w:asciiTheme="minorHAnsi" w:eastAsia="Times New Roman" w:hAnsiTheme="minorHAnsi" w:cstheme="minorHAnsi"/>
@@ -6338,85 +7144,258 @@
           <w:highlight w:val="yellow"/>
           <w:lang w:eastAsia="ca-ES"/>
         </w:rPr>
-        <w:t xml:space="preserve"> (family = multinomial2 </w:t>
+        <w:fldChar w:fldCharType="end"/>
+      </w:r>
+      <w:r>
+        <w:rPr>
+          <w:rFonts w:asciiTheme="minorHAnsi" w:eastAsia="Times New Roman" w:hAnsiTheme="minorHAnsi" w:cstheme="minorHAnsi"/>
+          <w:color w:val="000000"/>
+          <w:sz w:val="22"/>
+          <w:szCs w:val="22"/>
+          <w:highlight w:val="yellow"/>
+          <w:lang w:eastAsia="ca-ES"/>
+        </w:rPr>
+        <w:t xml:space="preserve">. To model germination, we used binomial </w:t>
+      </w:r>
+      <w:proofErr w:type="spellStart"/>
+      <w:r>
+        <w:rPr>
+          <w:rFonts w:asciiTheme="minorHAnsi" w:eastAsia="Times New Roman" w:hAnsiTheme="minorHAnsi" w:cstheme="minorHAnsi"/>
+          <w:color w:val="000000"/>
+          <w:sz w:val="22"/>
+          <w:szCs w:val="22"/>
+          <w:highlight w:val="yellow"/>
+          <w:lang w:eastAsia="ca-ES"/>
+        </w:rPr>
+        <w:t>MCMCglmms</w:t>
+      </w:r>
+      <w:proofErr w:type="spellEnd"/>
+      <w:r>
+        <w:rPr>
+          <w:rFonts w:asciiTheme="minorHAnsi" w:eastAsia="Times New Roman" w:hAnsiTheme="minorHAnsi" w:cstheme="minorHAnsi"/>
+          <w:color w:val="000000"/>
+          <w:sz w:val="22"/>
+          <w:szCs w:val="22"/>
+          <w:highlight w:val="yellow"/>
+          <w:lang w:eastAsia="ca-ES"/>
+        </w:rPr>
+        <w:t xml:space="preserve"> (family = multi</w:t>
+      </w:r>
+      <w:r>
+        <w:rPr>
+          <w:rFonts w:asciiTheme="minorHAnsi" w:eastAsia="Times New Roman" w:hAnsiTheme="minorHAnsi" w:cstheme="minorHAnsi"/>
+          <w:color w:val="000000"/>
+          <w:sz w:val="22"/>
+          <w:szCs w:val="22"/>
+          <w:highlight w:val="yellow"/>
+          <w:lang w:eastAsia="ca-ES"/>
+        </w:rPr>
+        <w:t>nomial2)</w:t>
       </w:r>
     </w:p>
     <w:p>
       <w:pPr>
-        <w:spacing w:line="360" w:lineRule="auto"/>
-        <w:rPr>
-          <w:rFonts w:eastAsia="Times New Roman" w:cstheme="minorHAnsi"/>
-          <w:color w:val="000000"/>
-          <w:lang w:eastAsia="ca-ES"/>
-        </w:rPr>
-      </w:pPr>
+        <w:spacing w:line="480" w:lineRule="auto"/>
+        <w:jc w:val="both"/>
+        <w:rPr>
+          <w:highlight w:val="yellow"/>
+          <w:lang w:eastAsia="ca-ES"/>
+        </w:rPr>
+      </w:pPr>
+      <w:r>
+        <w:rPr>
+          <w:highlight w:val="yellow"/>
+          <w:lang w:eastAsia="ca-ES"/>
+        </w:rPr>
+        <w:t>To calculated community means, first we transformed raw germination data to log transformed odd ratios, which already gives us information about if the response to a specific treatment is better or worse (germinating) compared to the control treatment. WE applied xx from xx package…</w:t>
+      </w:r>
     </w:p>
     <w:p>
       <w:pPr>
-        <w:spacing w:line="360" w:lineRule="auto"/>
-        <w:rPr>
-          <w:rFonts w:eastAsia="Times New Roman" w:cstheme="minorHAnsi"/>
-          <w:color w:val="000000"/>
-          <w:lang w:eastAsia="ca-ES"/>
-        </w:rPr>
-      </w:pPr>
+        <w:spacing w:line="480" w:lineRule="auto"/>
+        <w:jc w:val="both"/>
+        <w:rPr>
+          <w:highlight w:val="yellow"/>
+          <w:lang w:eastAsia="ca-ES"/>
+        </w:rPr>
+      </w:pPr>
+      <w:r>
+        <w:rPr>
+          <w:highlight w:val="yellow"/>
+          <w:lang w:eastAsia="ca-ES"/>
+        </w:rPr>
+        <w:t xml:space="preserve">To calculate niche dissimilarity we followed the procedure detailed in (book Lars) with coverage data using </w:t>
+      </w:r>
+      <w:proofErr w:type="spellStart"/>
+      <w:r>
+        <w:rPr>
+          <w:highlight w:val="yellow"/>
+          <w:lang w:eastAsia="ca-ES"/>
+        </w:rPr>
+        <w:t>pacakage</w:t>
+      </w:r>
+      <w:proofErr w:type="spellEnd"/>
+      <w:r>
+        <w:rPr>
+          <w:highlight w:val="yellow"/>
+          <w:lang w:eastAsia="ca-ES"/>
+        </w:rPr>
+        <w:t xml:space="preserve"> xxx….</w:t>
+      </w:r>
     </w:p>
     <w:p>
       <w:pPr>
-        <w:pStyle w:val="Ttulo2"/>
-      </w:pPr>
-      <w:r>
-        <w:t>3.</w:t>
-      </w:r>
-      <w:r>
-        <w:t xml:space="preserve"> Preliminary results</w:t>
-      </w:r>
-    </w:p>
-    <w:p/>
-    <w:p/>
-    <w:p>
-      <w:pPr>
-        <w:spacing w:line="360" w:lineRule="auto"/>
-        <w:rPr>
-          <w:color w:val="FF0000"/>
-        </w:rPr>
-      </w:pPr>
-      <w:r>
-        <w:rPr>
-          <w:color w:val="FF0000"/>
-        </w:rPr>
-        <w:t>LIMITATIONs</w:t>
-      </w:r>
+        <w:spacing w:line="480" w:lineRule="auto"/>
+        <w:jc w:val="both"/>
+        <w:rPr>
+          <w:rFonts w:eastAsia="Times New Roman" w:cstheme="minorHAnsi"/>
+          <w:color w:val="000000"/>
+          <w:lang w:eastAsia="ca-ES"/>
+        </w:rPr>
+      </w:pPr>
+      <w:bookmarkStart w:id="5" w:name="_GoBack"/>
+      <w:bookmarkEnd w:id="5"/>
     </w:p>
     <w:p>
       <w:pPr>
-        <w:spacing w:line="360" w:lineRule="auto"/>
-      </w:pPr>
-      <w:proofErr w:type="spellStart"/>
-      <w:r>
-        <w:t>iButtons</w:t>
-      </w:r>
-      <w:proofErr w:type="spellEnd"/>
-      <w:r>
-        <w:t xml:space="preserve"> recording period from different years! However</w:t>
-      </w:r>
-      <w:r>
-        <w:t>,</w:t>
-      </w:r>
-      <w:r>
-        <w:t xml:space="preserve"> we are not comparing it, only using it to calculate species realized niche (optimal adult conditions)</w:t>
+        <w:pStyle w:val="Ttulo2"/>
+        <w:spacing w:line="480" w:lineRule="auto"/>
+        <w:jc w:val="both"/>
+      </w:pPr>
+      <w:r>
+        <w:t>3.</w:t>
+      </w:r>
+      <w:r>
+        <w:t xml:space="preserve"> Preliminary results</w:t>
       </w:r>
     </w:p>
     <w:p>
       <w:pPr>
-        <w:spacing w:line="360" w:lineRule="auto"/>
-      </w:pPr>
-      <w:r>
-        <w:t>Different incubation chambers.</w:t>
+        <w:pStyle w:val="Ttulo3"/>
+        <w:spacing w:line="480" w:lineRule="auto"/>
+        <w:jc w:val="both"/>
+      </w:pPr>
+      <w:r>
+        <w:t xml:space="preserve">3.1. Describe germination response to the germination drivers </w:t>
+      </w:r>
+    </w:p>
+    <w:p>
+      <w:pPr>
+        <w:spacing w:line="480" w:lineRule="auto"/>
+        <w:jc w:val="both"/>
+      </w:pPr>
+    </w:p>
+    <w:p>
+      <w:pPr>
+        <w:pStyle w:val="Ttulo3"/>
+        <w:spacing w:line="480" w:lineRule="auto"/>
+        <w:jc w:val="both"/>
+      </w:pPr>
+      <w:r>
+        <w:t>3.2</w:t>
+      </w:r>
+      <w:r>
+        <w:t xml:space="preserve">. </w:t>
+      </w:r>
+      <w:r>
+        <w:t xml:space="preserve">Community means in response to </w:t>
+      </w:r>
+      <w:proofErr w:type="spellStart"/>
+      <w:r>
+        <w:t>miroclimatic</w:t>
+      </w:r>
+      <w:proofErr w:type="spellEnd"/>
+      <w:r>
+        <w:t xml:space="preserve"> gradients</w:t>
+      </w:r>
+    </w:p>
+    <w:p>
+      <w:pPr>
+        <w:pStyle w:val="Ttulo3"/>
+        <w:spacing w:line="480" w:lineRule="auto"/>
+        <w:jc w:val="both"/>
+      </w:pPr>
+    </w:p>
+    <w:p>
+      <w:pPr>
+        <w:pStyle w:val="Ttulo3"/>
+        <w:spacing w:line="480" w:lineRule="auto"/>
+        <w:jc w:val="both"/>
+      </w:pPr>
+      <w:r>
+        <w:t>3.3 Germination niche dissimilarity</w:t>
+      </w:r>
+      <w:r>
+        <w:t xml:space="preserve"> </w:t>
+      </w:r>
+    </w:p>
+    <w:p>
+      <w:pPr>
+        <w:spacing w:line="480" w:lineRule="auto"/>
+        <w:jc w:val="both"/>
+      </w:pPr>
+    </w:p>
+    <w:p>
+      <w:pPr>
+        <w:spacing w:line="480" w:lineRule="auto"/>
+        <w:jc w:val="both"/>
+        <w:rPr>
+          <w:color w:val="FF0000"/>
+        </w:rPr>
+      </w:pPr>
+      <w:r>
+        <w:rPr>
+          <w:color w:val="FF0000"/>
+        </w:rPr>
+        <w:t>LIMITATIONs</w:t>
+      </w:r>
+    </w:p>
+    <w:p>
+      <w:pPr>
+        <w:spacing w:line="480" w:lineRule="auto"/>
+        <w:jc w:val="both"/>
+      </w:pPr>
+      <w:proofErr w:type="spellStart"/>
+      <w:r>
+        <w:lastRenderedPageBreak/>
+        <w:t>iButtons</w:t>
+      </w:r>
+      <w:proofErr w:type="spellEnd"/>
+      <w:r>
+        <w:t xml:space="preserve"> recording period from different years! However</w:t>
+      </w:r>
+      <w:r>
+        <w:t>,</w:t>
+      </w:r>
+      <w:r>
+        <w:t xml:space="preserve"> we are not comparing it, only using it to calculate species realized niche (optimal adult conditions)</w:t>
+      </w:r>
+    </w:p>
+    <w:p>
+      <w:pPr>
+        <w:spacing w:line="480" w:lineRule="auto"/>
+        <w:jc w:val="both"/>
+      </w:pPr>
+      <w:r>
+        <w:t xml:space="preserve">Different </w:t>
+      </w:r>
+      <w:r>
+        <w:t>climatic chambers</w:t>
+      </w:r>
+      <w:r>
+        <w:t xml:space="preserve"> </w:t>
+      </w:r>
+      <w:proofErr w:type="spellStart"/>
+      <w:r>
+        <w:t>chambers</w:t>
+      </w:r>
+      <w:proofErr w:type="spellEnd"/>
+      <w:r>
+        <w:t>.</w:t>
       </w:r>
     </w:p>
     <w:sectPr>
-      <w:footerReference w:type="default" r:id="rId16"/>
+      <w:footerReference w:type="default" r:id="rId17"/>
       <w:pgSz w:w="11906" w:h="16838"/>
       <w:pgMar w:top="1417" w:right="1701" w:bottom="1417" w:left="1701" w:header="708" w:footer="708" w:gutter="0"/>
       <w:lnNumType w:countBy="1" w:restart="continuous"/>
@@ -6428,7 +7407,7 @@
 </file>
 
 <file path=word/comments.xml><?xml version="1.0" encoding="utf-8"?>
-<w:comments xmlns:wpc="http://schemas.microsoft.com/office/word/2010/wordprocessingCanvas" xmlns:cx="http://schemas.microsoft.com/office/drawing/2014/chartex" xmlns:cx1="http://schemas.microsoft.com/office/drawing/2015/9/8/chartex" xmlns:cx2="http://schemas.microsoft.com/office/drawing/2015/10/21/chartex" xmlns:cx3="http://schemas.microsoft.com/office/drawing/2016/5/9/chartex" xmlns:cx4="http://schemas.microsoft.com/office/drawing/2016/5/10/chartex" xmlns:cx5="http://schemas.microsoft.com/office/drawing/2016/5/11/chartex" xmlns:cx6="http://schemas.microsoft.com/office/drawing/2016/5/12/chartex" xmlns:cx7="http://schemas.microsoft.com/office/drawing/2016/5/13/chartex" xmlns:cx8="http://schemas.microsoft.com/office/drawing/2016/5/14/chartex" xmlns:mc="http://schemas.openxmlformats.org/markup-compatibility/2006" xmlns:aink="http://schemas.microsoft.com/office/drawing/2016/ink" xmlns:am3d="http://schemas.microsoft.com/office/drawing/2017/model3d" xmlns:o="urn:schemas-microsoft-com:office:office" xmlns:oel="http://schemas.microsoft.com/office/2019/extlst" xmlns:r="http://schemas.openxmlformats.org/officeDocument/2006/relationships" xmlns:m="http://schemas.openxmlformats.org/officeDocument/2006/math" xmlns:v="urn:schemas-microsoft-com:vml" xmlns:wp14="http://schemas.microsoft.com/office/word/2010/wordprocessingDrawing" xmlns:wp="http://schemas.openxmlformats.org/drawingml/2006/wordprocessingDrawing" xmlns:w10="urn:schemas-microsoft-com:office:word" xmlns:w="http://schemas.openxmlformats.org/wordprocessingml/2006/main" xmlns:w14="http://schemas.microsoft.com/office/word/2010/wordml" xmlns:w15="http://schemas.microsoft.com/office/word/2012/wordml" xmlns:w16cex="http://schemas.microsoft.com/office/word/2018/wordml/cex" xmlns:w16cid="http://schemas.microsoft.com/office/word/2016/wordml/cid" xmlns:w16="http://schemas.microsoft.com/office/word/2018/wordml" xmlns:w16sdtdh="http://schemas.microsoft.com/office/word/2020/wordml/sdtdatahash" xmlns:w16se="http://schemas.microsoft.com/office/word/2015/wordml/symex" xmlns:wpg="http://schemas.microsoft.com/office/word/2010/wordprocessingGroup" xmlns:wpi="http://schemas.microsoft.com/office/word/2010/wordprocessingInk" xmlns:wne="http://schemas.microsoft.com/office/word/2006/wordml" xmlns:wps="http://schemas.microsoft.com/office/word/2010/wordprocessingShape" mc:Ignorable="w14 w15 w16se w16cid w16 w16cex w16sdtdh wp14">
+<w:comments xmlns:wpc="http://schemas.microsoft.com/office/word/2010/wordprocessingCanvas" xmlns:mc="http://schemas.openxmlformats.org/markup-compatibility/2006" xmlns:o="urn:schemas-microsoft-com:office:office" xmlns:r="http://schemas.openxmlformats.org/officeDocument/2006/relationships" xmlns:m="http://schemas.openxmlformats.org/officeDocument/2006/math" xmlns:v="urn:schemas-microsoft-com:vml" xmlns:wp14="http://schemas.microsoft.com/office/word/2010/wordprocessingDrawing" xmlns:wp="http://schemas.openxmlformats.org/drawingml/2006/wordprocessingDrawing" xmlns:w10="urn:schemas-microsoft-com:office:word" xmlns:w="http://schemas.openxmlformats.org/wordprocessingml/2006/main" xmlns:w14="http://schemas.microsoft.com/office/word/2010/wordml" xmlns:w15="http://schemas.microsoft.com/office/word/2012/wordml" xmlns:wpg="http://schemas.microsoft.com/office/word/2010/wordprocessingGroup" xmlns:wpi="http://schemas.microsoft.com/office/word/2010/wordprocessingInk" xmlns:wne="http://schemas.microsoft.com/office/word/2006/wordml" xmlns:wps="http://schemas.microsoft.com/office/word/2010/wordprocessingShape" mc:Ignorable="w14 w15 wp14">
   <w:comment w:id="0" w:author="CLARA ESPINOSA DEL ALBA" w:date="2024-04-15T09:37:00Z" w:initials="CE">
     <w:p>
       <w:pPr>
@@ -6513,7 +7492,7 @@
 </file>
 
 <file path=word/commentsExtended.xml><?xml version="1.0" encoding="utf-8"?>
-<w15:commentsEx xmlns:wpc="http://schemas.microsoft.com/office/word/2010/wordprocessingCanvas" xmlns:cx="http://schemas.microsoft.com/office/drawing/2014/chartex" xmlns:cx1="http://schemas.microsoft.com/office/drawing/2015/9/8/chartex" xmlns:cx2="http://schemas.microsoft.com/office/drawing/2015/10/21/chartex" xmlns:cx3="http://schemas.microsoft.com/office/drawing/2016/5/9/chartex" xmlns:cx4="http://schemas.microsoft.com/office/drawing/2016/5/10/chartex" xmlns:cx5="http://schemas.microsoft.com/office/drawing/2016/5/11/chartex" xmlns:cx6="http://schemas.microsoft.com/office/drawing/2016/5/12/chartex" xmlns:cx7="http://schemas.microsoft.com/office/drawing/2016/5/13/chartex" xmlns:cx8="http://schemas.microsoft.com/office/drawing/2016/5/14/chartex" xmlns:mc="http://schemas.openxmlformats.org/markup-compatibility/2006" xmlns:aink="http://schemas.microsoft.com/office/drawing/2016/ink" xmlns:am3d="http://schemas.microsoft.com/office/drawing/2017/model3d" xmlns:o="urn:schemas-microsoft-com:office:office" xmlns:oel="http://schemas.microsoft.com/office/2019/extlst" xmlns:r="http://schemas.openxmlformats.org/officeDocument/2006/relationships" xmlns:m="http://schemas.openxmlformats.org/officeDocument/2006/math" xmlns:v="urn:schemas-microsoft-com:vml" xmlns:wp14="http://schemas.microsoft.com/office/word/2010/wordprocessingDrawing" xmlns:wp="http://schemas.openxmlformats.org/drawingml/2006/wordprocessingDrawing" xmlns:w10="urn:schemas-microsoft-com:office:word" xmlns:w="http://schemas.openxmlformats.org/wordprocessingml/2006/main" xmlns:w14="http://schemas.microsoft.com/office/word/2010/wordml" xmlns:w15="http://schemas.microsoft.com/office/word/2012/wordml" xmlns:w16cex="http://schemas.microsoft.com/office/word/2018/wordml/cex" xmlns:w16cid="http://schemas.microsoft.com/office/word/2016/wordml/cid" xmlns:w16="http://schemas.microsoft.com/office/word/2018/wordml" xmlns:w16sdtdh="http://schemas.microsoft.com/office/word/2020/wordml/sdtdatahash" xmlns:w16se="http://schemas.microsoft.com/office/word/2015/wordml/symex" xmlns:wpg="http://schemas.microsoft.com/office/word/2010/wordprocessingGroup" xmlns:wpi="http://schemas.microsoft.com/office/word/2010/wordprocessingInk" xmlns:wne="http://schemas.microsoft.com/office/word/2006/wordml" xmlns:wps="http://schemas.microsoft.com/office/word/2010/wordprocessingShape" mc:Ignorable="w14 w15 w16se w16cid w16 w16cex w16sdtdh wp14">
+<w15:commentsEx xmlns:wpc="http://schemas.microsoft.com/office/word/2010/wordprocessingCanvas" xmlns:mc="http://schemas.openxmlformats.org/markup-compatibility/2006" xmlns:o="urn:schemas-microsoft-com:office:office" xmlns:r="http://schemas.openxmlformats.org/officeDocument/2006/relationships" xmlns:m="http://schemas.openxmlformats.org/officeDocument/2006/math" xmlns:v="urn:schemas-microsoft-com:vml" xmlns:wp14="http://schemas.microsoft.com/office/word/2010/wordprocessingDrawing" xmlns:wp="http://schemas.openxmlformats.org/drawingml/2006/wordprocessingDrawing" xmlns:w10="urn:schemas-microsoft-com:office:word" xmlns:w="http://schemas.openxmlformats.org/wordprocessingml/2006/main" xmlns:w14="http://schemas.microsoft.com/office/word/2010/wordml" xmlns:w15="http://schemas.microsoft.com/office/word/2012/wordml" xmlns:wpg="http://schemas.microsoft.com/office/word/2010/wordprocessingGroup" xmlns:wpi="http://schemas.microsoft.com/office/word/2010/wordprocessingInk" xmlns:wne="http://schemas.microsoft.com/office/word/2006/wordml" xmlns:wps="http://schemas.microsoft.com/office/word/2010/wordprocessingShape" mc:Ignorable="w14 w15 wp14">
   <w15:commentEx w15:paraId="7129F811" w15:done="0"/>
   <w15:commentEx w15:paraId="18501729" w15:done="0"/>
   <w15:commentEx w15:paraId="45405D54" w15:done="0"/>
@@ -6543,7 +7522,7 @@
 </file>
 
 <file path=word/endnotes.xml><?xml version="1.0" encoding="utf-8"?>
-<w:endnotes xmlns:wpc="http://schemas.microsoft.com/office/word/2010/wordprocessingCanvas" xmlns:cx="http://schemas.microsoft.com/office/drawing/2014/chartex" xmlns:cx1="http://schemas.microsoft.com/office/drawing/2015/9/8/chartex" xmlns:cx2="http://schemas.microsoft.com/office/drawing/2015/10/21/chartex" xmlns:cx3="http://schemas.microsoft.com/office/drawing/2016/5/9/chartex" xmlns:cx4="http://schemas.microsoft.com/office/drawing/2016/5/10/chartex" xmlns:cx5="http://schemas.microsoft.com/office/drawing/2016/5/11/chartex" xmlns:cx6="http://schemas.microsoft.com/office/drawing/2016/5/12/chartex" xmlns:cx7="http://schemas.microsoft.com/office/drawing/2016/5/13/chartex" xmlns:cx8="http://schemas.microsoft.com/office/drawing/2016/5/14/chartex" xmlns:mc="http://schemas.openxmlformats.org/markup-compatibility/2006" xmlns:aink="http://schemas.microsoft.com/office/drawing/2016/ink" xmlns:am3d="http://schemas.microsoft.com/office/drawing/2017/model3d" xmlns:o="urn:schemas-microsoft-com:office:office" xmlns:oel="http://schemas.microsoft.com/office/2019/extlst" xmlns:r="http://schemas.openxmlformats.org/officeDocument/2006/relationships" xmlns:m="http://schemas.openxmlformats.org/officeDocument/2006/math" xmlns:v="urn:schemas-microsoft-com:vml" xmlns:wp14="http://schemas.microsoft.com/office/word/2010/wordprocessingDrawing" xmlns:wp="http://schemas.openxmlformats.org/drawingml/2006/wordprocessingDrawing" xmlns:w10="urn:schemas-microsoft-com:office:word" xmlns:w="http://schemas.openxmlformats.org/wordprocessingml/2006/main" xmlns:w14="http://schemas.microsoft.com/office/word/2010/wordml" xmlns:w15="http://schemas.microsoft.com/office/word/2012/wordml" xmlns:w16cex="http://schemas.microsoft.com/office/word/2018/wordml/cex" xmlns:w16cid="http://schemas.microsoft.com/office/word/2016/wordml/cid" xmlns:w16="http://schemas.microsoft.com/office/word/2018/wordml" xmlns:w16sdtdh="http://schemas.microsoft.com/office/word/2020/wordml/sdtdatahash" xmlns:w16se="http://schemas.microsoft.com/office/word/2015/wordml/symex" xmlns:wpg="http://schemas.microsoft.com/office/word/2010/wordprocessingGroup" xmlns:wpi="http://schemas.microsoft.com/office/word/2010/wordprocessingInk" xmlns:wne="http://schemas.microsoft.com/office/word/2006/wordml" xmlns:wps="http://schemas.microsoft.com/office/word/2010/wordprocessingShape" mc:Ignorable="w14 w15 w16se w16cid w16 w16cex w16sdtdh wp14">
+<w:endnotes xmlns:wpc="http://schemas.microsoft.com/office/word/2010/wordprocessingCanvas" xmlns:mc="http://schemas.openxmlformats.org/markup-compatibility/2006" xmlns:o="urn:schemas-microsoft-com:office:office" xmlns:r="http://schemas.openxmlformats.org/officeDocument/2006/relationships" xmlns:m="http://schemas.openxmlformats.org/officeDocument/2006/math" xmlns:v="urn:schemas-microsoft-com:vml" xmlns:wp14="http://schemas.microsoft.com/office/word/2010/wordprocessingDrawing" xmlns:wp="http://schemas.openxmlformats.org/drawingml/2006/wordprocessingDrawing" xmlns:w10="urn:schemas-microsoft-com:office:word" xmlns:w="http://schemas.openxmlformats.org/wordprocessingml/2006/main" xmlns:w14="http://schemas.microsoft.com/office/word/2010/wordml" xmlns:w15="http://schemas.microsoft.com/office/word/2012/wordml" xmlns:wpg="http://schemas.microsoft.com/office/word/2010/wordprocessingGroup" xmlns:wpi="http://schemas.microsoft.com/office/word/2010/wordprocessingInk" xmlns:wne="http://schemas.microsoft.com/office/word/2006/wordml" xmlns:wps="http://schemas.microsoft.com/office/word/2010/wordprocessingShape" mc:Ignorable="w14 w15 wp14">
   <w:endnote w:type="separator" w:id="-1">
     <w:p>
       <w:pPr>
@@ -6568,7 +7547,7 @@
 </file>
 
 <file path=word/footer1.xml><?xml version="1.0" encoding="utf-8"?>
-<w:ftr xmlns:wpc="http://schemas.microsoft.com/office/word/2010/wordprocessingCanvas" xmlns:cx="http://schemas.microsoft.com/office/drawing/2014/chartex" xmlns:cx1="http://schemas.microsoft.com/office/drawing/2015/9/8/chartex" xmlns:cx2="http://schemas.microsoft.com/office/drawing/2015/10/21/chartex" xmlns:cx3="http://schemas.microsoft.com/office/drawing/2016/5/9/chartex" xmlns:cx4="http://schemas.microsoft.com/office/drawing/2016/5/10/chartex" xmlns:cx5="http://schemas.microsoft.com/office/drawing/2016/5/11/chartex" xmlns:cx6="http://schemas.microsoft.com/office/drawing/2016/5/12/chartex" xmlns:cx7="http://schemas.microsoft.com/office/drawing/2016/5/13/chartex" xmlns:cx8="http://schemas.microsoft.com/office/drawing/2016/5/14/chartex" xmlns:mc="http://schemas.openxmlformats.org/markup-compatibility/2006" xmlns:aink="http://schemas.microsoft.com/office/drawing/2016/ink" xmlns:am3d="http://schemas.microsoft.com/office/drawing/2017/model3d" xmlns:o="urn:schemas-microsoft-com:office:office" xmlns:oel="http://schemas.microsoft.com/office/2019/extlst" xmlns:r="http://schemas.openxmlformats.org/officeDocument/2006/relationships" xmlns:m="http://schemas.openxmlformats.org/officeDocument/2006/math" xmlns:v="urn:schemas-microsoft-com:vml" xmlns:wp14="http://schemas.microsoft.com/office/word/2010/wordprocessingDrawing" xmlns:wp="http://schemas.openxmlformats.org/drawingml/2006/wordprocessingDrawing" xmlns:w10="urn:schemas-microsoft-com:office:word" xmlns:w="http://schemas.openxmlformats.org/wordprocessingml/2006/main" xmlns:w14="http://schemas.microsoft.com/office/word/2010/wordml" xmlns:w15="http://schemas.microsoft.com/office/word/2012/wordml" xmlns:w16cex="http://schemas.microsoft.com/office/word/2018/wordml/cex" xmlns:w16cid="http://schemas.microsoft.com/office/word/2016/wordml/cid" xmlns:w16="http://schemas.microsoft.com/office/word/2018/wordml" xmlns:w16sdtdh="http://schemas.microsoft.com/office/word/2020/wordml/sdtdatahash" xmlns:w16se="http://schemas.microsoft.com/office/word/2015/wordml/symex" xmlns:wpg="http://schemas.microsoft.com/office/word/2010/wordprocessingGroup" xmlns:wpi="http://schemas.microsoft.com/office/word/2010/wordprocessingInk" xmlns:wne="http://schemas.microsoft.com/office/word/2006/wordml" xmlns:wps="http://schemas.microsoft.com/office/word/2010/wordprocessingShape" mc:Ignorable="w14 w15 w16se w16cid w16 w16cex w16sdtdh wp14">
+<w:ftr xmlns:wpc="http://schemas.microsoft.com/office/word/2010/wordprocessingCanvas" xmlns:mc="http://schemas.openxmlformats.org/markup-compatibility/2006" xmlns:o="urn:schemas-microsoft-com:office:office" xmlns:r="http://schemas.openxmlformats.org/officeDocument/2006/relationships" xmlns:m="http://schemas.openxmlformats.org/officeDocument/2006/math" xmlns:v="urn:schemas-microsoft-com:vml" xmlns:wp14="http://schemas.microsoft.com/office/word/2010/wordprocessingDrawing" xmlns:wp="http://schemas.openxmlformats.org/drawingml/2006/wordprocessingDrawing" xmlns:w10="urn:schemas-microsoft-com:office:word" xmlns:w="http://schemas.openxmlformats.org/wordprocessingml/2006/main" xmlns:w14="http://schemas.microsoft.com/office/word/2010/wordml" xmlns:w15="http://schemas.microsoft.com/office/word/2012/wordml" xmlns:wpg="http://schemas.microsoft.com/office/word/2010/wordprocessingGroup" xmlns:wpi="http://schemas.microsoft.com/office/word/2010/wordprocessingInk" xmlns:wne="http://schemas.microsoft.com/office/word/2006/wordml" xmlns:wps="http://schemas.microsoft.com/office/word/2010/wordprocessingShape" mc:Ignorable="w14 w15 wp14">
   <w:sdt>
     <w:sdtPr>
       <w:id w:val="758652291"/>
@@ -6577,6 +7556,7 @@
         <w:docPartUnique/>
       </w:docPartObj>
     </w:sdtPr>
+    <w:sdtEndPr/>
     <w:sdtContent>
       <w:p>
         <w:pPr>
@@ -6594,9 +7574,10 @@
         </w:r>
         <w:r>
           <w:rPr>
+            <w:noProof/>
             <w:lang w:val="es-ES"/>
           </w:rPr>
-          <w:t>2</w:t>
+          <w:t>10</w:t>
         </w:r>
         <w:r>
           <w:fldChar w:fldCharType="end"/>
@@ -6613,7 +7594,7 @@
 </file>
 
 <file path=word/footnotes.xml><?xml version="1.0" encoding="utf-8"?>
-<w:footnotes xmlns:wpc="http://schemas.microsoft.com/office/word/2010/wordprocessingCanvas" xmlns:cx="http://schemas.microsoft.com/office/drawing/2014/chartex" xmlns:cx1="http://schemas.microsoft.com/office/drawing/2015/9/8/chartex" xmlns:cx2="http://schemas.microsoft.com/office/drawing/2015/10/21/chartex" xmlns:cx3="http://schemas.microsoft.com/office/drawing/2016/5/9/chartex" xmlns:cx4="http://schemas.microsoft.com/office/drawing/2016/5/10/chartex" xmlns:cx5="http://schemas.microsoft.com/office/drawing/2016/5/11/chartex" xmlns:cx6="http://schemas.microsoft.com/office/drawing/2016/5/12/chartex" xmlns:cx7="http://schemas.microsoft.com/office/drawing/2016/5/13/chartex" xmlns:cx8="http://schemas.microsoft.com/office/drawing/2016/5/14/chartex" xmlns:mc="http://schemas.openxmlformats.org/markup-compatibility/2006" xmlns:aink="http://schemas.microsoft.com/office/drawing/2016/ink" xmlns:am3d="http://schemas.microsoft.com/office/drawing/2017/model3d" xmlns:o="urn:schemas-microsoft-com:office:office" xmlns:oel="http://schemas.microsoft.com/office/2019/extlst" xmlns:r="http://schemas.openxmlformats.org/officeDocument/2006/relationships" xmlns:m="http://schemas.openxmlformats.org/officeDocument/2006/math" xmlns:v="urn:schemas-microsoft-com:vml" xmlns:wp14="http://schemas.microsoft.com/office/word/2010/wordprocessingDrawing" xmlns:wp="http://schemas.openxmlformats.org/drawingml/2006/wordprocessingDrawing" xmlns:w10="urn:schemas-microsoft-com:office:word" xmlns:w="http://schemas.openxmlformats.org/wordprocessingml/2006/main" xmlns:w14="http://schemas.microsoft.com/office/word/2010/wordml" xmlns:w15="http://schemas.microsoft.com/office/word/2012/wordml" xmlns:w16cex="http://schemas.microsoft.com/office/word/2018/wordml/cex" xmlns:w16cid="http://schemas.microsoft.com/office/word/2016/wordml/cid" xmlns:w16="http://schemas.microsoft.com/office/word/2018/wordml" xmlns:w16sdtdh="http://schemas.microsoft.com/office/word/2020/wordml/sdtdatahash" xmlns:w16se="http://schemas.microsoft.com/office/word/2015/wordml/symex" xmlns:wpg="http://schemas.microsoft.com/office/word/2010/wordprocessingGroup" xmlns:wpi="http://schemas.microsoft.com/office/word/2010/wordprocessingInk" xmlns:wne="http://schemas.microsoft.com/office/word/2006/wordml" xmlns:wps="http://schemas.microsoft.com/office/word/2010/wordprocessingShape" mc:Ignorable="w14 w15 w16se w16cid w16 w16cex w16sdtdh wp14">
+<w:footnotes xmlns:wpc="http://schemas.microsoft.com/office/word/2010/wordprocessingCanvas" xmlns:mc="http://schemas.openxmlformats.org/markup-compatibility/2006" xmlns:o="urn:schemas-microsoft-com:office:office" xmlns:r="http://schemas.openxmlformats.org/officeDocument/2006/relationships" xmlns:m="http://schemas.openxmlformats.org/officeDocument/2006/math" xmlns:v="urn:schemas-microsoft-com:vml" xmlns:wp14="http://schemas.microsoft.com/office/word/2010/wordprocessingDrawing" xmlns:wp="http://schemas.openxmlformats.org/drawingml/2006/wordprocessingDrawing" xmlns:w10="urn:schemas-microsoft-com:office:word" xmlns:w="http://schemas.openxmlformats.org/wordprocessingml/2006/main" xmlns:w14="http://schemas.microsoft.com/office/word/2010/wordml" xmlns:w15="http://schemas.microsoft.com/office/word/2012/wordml" xmlns:wpg="http://schemas.microsoft.com/office/word/2010/wordprocessingGroup" xmlns:wpi="http://schemas.microsoft.com/office/word/2010/wordprocessingInk" xmlns:wne="http://schemas.microsoft.com/office/word/2006/wordml" xmlns:wps="http://schemas.microsoft.com/office/word/2010/wordprocessingShape" mc:Ignorable="w14 w15 wp14">
   <w:footnote w:type="separator" w:id="-1">
     <w:p>
       <w:pPr>
@@ -6638,7 +7619,7 @@
 </file>
 
 <file path=word/numbering.xml><?xml version="1.0" encoding="utf-8"?>
-<w:numbering xmlns:wpc="http://schemas.microsoft.com/office/word/2010/wordprocessingCanvas" xmlns:cx="http://schemas.microsoft.com/office/drawing/2014/chartex" xmlns:cx1="http://schemas.microsoft.com/office/drawing/2015/9/8/chartex" xmlns:cx2="http://schemas.microsoft.com/office/drawing/2015/10/21/chartex" xmlns:cx3="http://schemas.microsoft.com/office/drawing/2016/5/9/chartex" xmlns:cx4="http://schemas.microsoft.com/office/drawing/2016/5/10/chartex" xmlns:cx5="http://schemas.microsoft.com/office/drawing/2016/5/11/chartex" xmlns:cx6="http://schemas.microsoft.com/office/drawing/2016/5/12/chartex" xmlns:cx7="http://schemas.microsoft.com/office/drawing/2016/5/13/chartex" xmlns:cx8="http://schemas.microsoft.com/office/drawing/2016/5/14/chartex" xmlns:mc="http://schemas.openxmlformats.org/markup-compatibility/2006" xmlns:aink="http://schemas.microsoft.com/office/drawing/2016/ink" xmlns:am3d="http://schemas.microsoft.com/office/drawing/2017/model3d" xmlns:o="urn:schemas-microsoft-com:office:office" xmlns:oel="http://schemas.microsoft.com/office/2019/extlst" xmlns:r="http://schemas.openxmlformats.org/officeDocument/2006/relationships" xmlns:m="http://schemas.openxmlformats.org/officeDocument/2006/math" xmlns:v="urn:schemas-microsoft-com:vml" xmlns:wp14="http://schemas.microsoft.com/office/word/2010/wordprocessingDrawing" xmlns:wp="http://schemas.openxmlformats.org/drawingml/2006/wordprocessingDrawing" xmlns:w10="urn:schemas-microsoft-com:office:word" xmlns:w="http://schemas.openxmlformats.org/wordprocessingml/2006/main" xmlns:w14="http://schemas.microsoft.com/office/word/2010/wordml" xmlns:w15="http://schemas.microsoft.com/office/word/2012/wordml" xmlns:w16cex="http://schemas.microsoft.com/office/word/2018/wordml/cex" xmlns:w16cid="http://schemas.microsoft.com/office/word/2016/wordml/cid" xmlns:w16="http://schemas.microsoft.com/office/word/2018/wordml" xmlns:w16sdtdh="http://schemas.microsoft.com/office/word/2020/wordml/sdtdatahash" xmlns:w16se="http://schemas.microsoft.com/office/word/2015/wordml/symex" xmlns:wpg="http://schemas.microsoft.com/office/word/2010/wordprocessingGroup" xmlns:wpi="http://schemas.microsoft.com/office/word/2010/wordprocessingInk" xmlns:wne="http://schemas.microsoft.com/office/word/2006/wordml" xmlns:wps="http://schemas.microsoft.com/office/word/2010/wordprocessingShape" mc:Ignorable="w14 w15 w16se w16cid w16 w16cex w16sdtdh wp14">
+<w:numbering xmlns:wpc="http://schemas.microsoft.com/office/word/2010/wordprocessingCanvas" xmlns:mc="http://schemas.openxmlformats.org/markup-compatibility/2006" xmlns:o="urn:schemas-microsoft-com:office:office" xmlns:r="http://schemas.openxmlformats.org/officeDocument/2006/relationships" xmlns:m="http://schemas.openxmlformats.org/officeDocument/2006/math" xmlns:v="urn:schemas-microsoft-com:vml" xmlns:wp14="http://schemas.microsoft.com/office/word/2010/wordprocessingDrawing" xmlns:wp="http://schemas.openxmlformats.org/drawingml/2006/wordprocessingDrawing" xmlns:w10="urn:schemas-microsoft-com:office:word" xmlns:w="http://schemas.openxmlformats.org/wordprocessingml/2006/main" xmlns:w14="http://schemas.microsoft.com/office/word/2010/wordml" xmlns:w15="http://schemas.microsoft.com/office/word/2012/wordml" xmlns:wpg="http://schemas.microsoft.com/office/word/2010/wordprocessingGroup" xmlns:wpi="http://schemas.microsoft.com/office/word/2010/wordprocessingInk" xmlns:wne="http://schemas.microsoft.com/office/word/2006/wordml" xmlns:wps="http://schemas.microsoft.com/office/word/2010/wordprocessingShape" mc:Ignorable="w14 w15 wp14">
   <w:abstractNum w:abstractNumId="0" w15:restartNumberingAfterBreak="0">
     <w:nsid w:val="03062CAD"/>
     <w:multiLevelType w:val="hybridMultilevel"/>
@@ -7353,6 +8334,95 @@
     </w:lvl>
   </w:abstractNum>
   <w:abstractNum w:abstractNumId="6" w15:restartNumberingAfterBreak="0">
+    <w:nsid w:val="116D2AEB"/>
+    <w:multiLevelType w:val="hybridMultilevel"/>
+    <w:tmpl w:val="286403E4"/>
+    <w:lvl w:ilvl="0" w:tplc="0403000F">
+      <w:start w:val="1"/>
+      <w:numFmt w:val="decimal"/>
+      <w:lvlText w:val="%1."/>
+      <w:lvlJc w:val="left"/>
+      <w:pPr>
+        <w:ind w:left="720" w:hanging="360"/>
+      </w:pPr>
+      <w:rPr>
+        <w:rFonts w:hint="default"/>
+      </w:rPr>
+    </w:lvl>
+    <w:lvl w:ilvl="1" w:tplc="04030019" w:tentative="1">
+      <w:start w:val="1"/>
+      <w:numFmt w:val="lowerLetter"/>
+      <w:lvlText w:val="%2."/>
+      <w:lvlJc w:val="left"/>
+      <w:pPr>
+        <w:ind w:left="1440" w:hanging="360"/>
+      </w:pPr>
+    </w:lvl>
+    <w:lvl w:ilvl="2" w:tplc="0403001B" w:tentative="1">
+      <w:start w:val="1"/>
+      <w:numFmt w:val="lowerRoman"/>
+      <w:lvlText w:val="%3."/>
+      <w:lvlJc w:val="right"/>
+      <w:pPr>
+        <w:ind w:left="2160" w:hanging="180"/>
+      </w:pPr>
+    </w:lvl>
+    <w:lvl w:ilvl="3" w:tplc="0403000F" w:tentative="1">
+      <w:start w:val="1"/>
+      <w:numFmt w:val="decimal"/>
+      <w:lvlText w:val="%4."/>
+      <w:lvlJc w:val="left"/>
+      <w:pPr>
+        <w:ind w:left="2880" w:hanging="360"/>
+      </w:pPr>
+    </w:lvl>
+    <w:lvl w:ilvl="4" w:tplc="04030019" w:tentative="1">
+      <w:start w:val="1"/>
+      <w:numFmt w:val="lowerLetter"/>
+      <w:lvlText w:val="%5."/>
+      <w:lvlJc w:val="left"/>
+      <w:pPr>
+        <w:ind w:left="3600" w:hanging="360"/>
+      </w:pPr>
+    </w:lvl>
+    <w:lvl w:ilvl="5" w:tplc="0403001B" w:tentative="1">
+      <w:start w:val="1"/>
+      <w:numFmt w:val="lowerRoman"/>
+      <w:lvlText w:val="%6."/>
+      <w:lvlJc w:val="right"/>
+      <w:pPr>
+        <w:ind w:left="4320" w:hanging="180"/>
+      </w:pPr>
+    </w:lvl>
+    <w:lvl w:ilvl="6" w:tplc="0403000F" w:tentative="1">
+      <w:start w:val="1"/>
+      <w:numFmt w:val="decimal"/>
+      <w:lvlText w:val="%7."/>
+      <w:lvlJc w:val="left"/>
+      <w:pPr>
+        <w:ind w:left="5040" w:hanging="360"/>
+      </w:pPr>
+    </w:lvl>
+    <w:lvl w:ilvl="7" w:tplc="04030019" w:tentative="1">
+      <w:start w:val="1"/>
+      <w:numFmt w:val="lowerLetter"/>
+      <w:lvlText w:val="%8."/>
+      <w:lvlJc w:val="left"/>
+      <w:pPr>
+        <w:ind w:left="5760" w:hanging="360"/>
+      </w:pPr>
+    </w:lvl>
+    <w:lvl w:ilvl="8" w:tplc="0403001B" w:tentative="1">
+      <w:start w:val="1"/>
+      <w:numFmt w:val="lowerRoman"/>
+      <w:lvlText w:val="%9."/>
+      <w:lvlJc w:val="right"/>
+      <w:pPr>
+        <w:ind w:left="6480" w:hanging="180"/>
+      </w:pPr>
+    </w:lvl>
+  </w:abstractNum>
+  <w:abstractNum w:abstractNumId="7" w15:restartNumberingAfterBreak="0">
     <w:nsid w:val="133D3CAC"/>
     <w:multiLevelType w:val="multilevel"/>
     <w:tmpl w:val="BA68B3CE"/>
@@ -7501,7 +8571,7 @@
       </w:rPr>
     </w:lvl>
   </w:abstractNum>
-  <w:abstractNum w:abstractNumId="7" w15:restartNumberingAfterBreak="0">
+  <w:abstractNum w:abstractNumId="8" w15:restartNumberingAfterBreak="0">
     <w:nsid w:val="178C0CF1"/>
     <w:multiLevelType w:val="hybridMultilevel"/>
     <w:tmpl w:val="7A487C2E"/>
@@ -7641,7 +8711,7 @@
       </w:rPr>
     </w:lvl>
   </w:abstractNum>
-  <w:abstractNum w:abstractNumId="8" w15:restartNumberingAfterBreak="0">
+  <w:abstractNum w:abstractNumId="9" w15:restartNumberingAfterBreak="0">
     <w:nsid w:val="19324D20"/>
     <w:multiLevelType w:val="hybridMultilevel"/>
     <w:tmpl w:val="90FED716"/>
@@ -7753,7 +8823,7 @@
       </w:rPr>
     </w:lvl>
   </w:abstractNum>
-  <w:abstractNum w:abstractNumId="9" w15:restartNumberingAfterBreak="0">
+  <w:abstractNum w:abstractNumId="10" w15:restartNumberingAfterBreak="0">
     <w:nsid w:val="1BF40963"/>
     <w:multiLevelType w:val="hybridMultilevel"/>
     <w:tmpl w:val="913A07FC"/>
@@ -7865,7 +8935,7 @@
       </w:rPr>
     </w:lvl>
   </w:abstractNum>
-  <w:abstractNum w:abstractNumId="10" w15:restartNumberingAfterBreak="0">
+  <w:abstractNum w:abstractNumId="11" w15:restartNumberingAfterBreak="0">
     <w:nsid w:val="1F647E93"/>
     <w:multiLevelType w:val="multilevel"/>
     <w:tmpl w:val="366C5A24"/>
@@ -8014,7 +9084,7 @@
       </w:rPr>
     </w:lvl>
   </w:abstractNum>
-  <w:abstractNum w:abstractNumId="11" w15:restartNumberingAfterBreak="0">
+  <w:abstractNum w:abstractNumId="12" w15:restartNumberingAfterBreak="0">
     <w:nsid w:val="25F679F3"/>
     <w:multiLevelType w:val="hybridMultilevel"/>
     <w:tmpl w:val="29C83798"/>
@@ -8127,7 +9197,7 @@
       </w:rPr>
     </w:lvl>
   </w:abstractNum>
-  <w:abstractNum w:abstractNumId="12" w15:restartNumberingAfterBreak="0">
+  <w:abstractNum w:abstractNumId="13" w15:restartNumberingAfterBreak="0">
     <w:nsid w:val="2AC468CF"/>
     <w:multiLevelType w:val="hybridMultilevel"/>
     <w:tmpl w:val="07C466E8"/>
@@ -8240,7 +9310,7 @@
       </w:rPr>
     </w:lvl>
   </w:abstractNum>
-  <w:abstractNum w:abstractNumId="13" w15:restartNumberingAfterBreak="0">
+  <w:abstractNum w:abstractNumId="14" w15:restartNumberingAfterBreak="0">
     <w:nsid w:val="2AE43449"/>
     <w:multiLevelType w:val="hybridMultilevel"/>
     <w:tmpl w:val="ED9C3BCC"/>
@@ -8353,7 +9423,7 @@
       </w:rPr>
     </w:lvl>
   </w:abstractNum>
-  <w:abstractNum w:abstractNumId="14" w15:restartNumberingAfterBreak="0">
+  <w:abstractNum w:abstractNumId="15" w15:restartNumberingAfterBreak="0">
     <w:nsid w:val="32256960"/>
     <w:multiLevelType w:val="hybridMultilevel"/>
     <w:tmpl w:val="8C483CF6"/>
@@ -8442,7 +9512,7 @@
       </w:pPr>
     </w:lvl>
   </w:abstractNum>
-  <w:abstractNum w:abstractNumId="15" w15:restartNumberingAfterBreak="0">
+  <w:abstractNum w:abstractNumId="16" w15:restartNumberingAfterBreak="0">
     <w:nsid w:val="390C33FA"/>
     <w:multiLevelType w:val="hybridMultilevel"/>
     <w:tmpl w:val="7598CD76"/>
@@ -8582,7 +9652,7 @@
       </w:rPr>
     </w:lvl>
   </w:abstractNum>
-  <w:abstractNum w:abstractNumId="16" w15:restartNumberingAfterBreak="0">
+  <w:abstractNum w:abstractNumId="17" w15:restartNumberingAfterBreak="0">
     <w:nsid w:val="3A4474E8"/>
     <w:multiLevelType w:val="hybridMultilevel"/>
     <w:tmpl w:val="55E6A9FA"/>
@@ -8722,7 +9792,7 @@
       </w:rPr>
     </w:lvl>
   </w:abstractNum>
-  <w:abstractNum w:abstractNumId="17" w15:restartNumberingAfterBreak="0">
+  <w:abstractNum w:abstractNumId="18" w15:restartNumberingAfterBreak="0">
     <w:nsid w:val="3D0D5343"/>
     <w:multiLevelType w:val="multilevel"/>
     <w:tmpl w:val="D74C2986"/>
@@ -8871,7 +9941,7 @@
       </w:rPr>
     </w:lvl>
   </w:abstractNum>
-  <w:abstractNum w:abstractNumId="18" w15:restartNumberingAfterBreak="0">
+  <w:abstractNum w:abstractNumId="19" w15:restartNumberingAfterBreak="0">
     <w:nsid w:val="3F9B6715"/>
     <w:multiLevelType w:val="hybridMultilevel"/>
     <w:tmpl w:val="CC6AA5BC"/>
@@ -9010,7 +10080,96 @@
       </w:rPr>
     </w:lvl>
   </w:abstractNum>
-  <w:abstractNum w:abstractNumId="19" w15:restartNumberingAfterBreak="0">
+  <w:abstractNum w:abstractNumId="20" w15:restartNumberingAfterBreak="0">
+    <w:nsid w:val="40F65EA0"/>
+    <w:multiLevelType w:val="hybridMultilevel"/>
+    <w:tmpl w:val="4F42E770"/>
+    <w:lvl w:ilvl="0" w:tplc="0403000F">
+      <w:start w:val="1"/>
+      <w:numFmt w:val="decimal"/>
+      <w:lvlText w:val="%1."/>
+      <w:lvlJc w:val="left"/>
+      <w:pPr>
+        <w:ind w:left="720" w:hanging="360"/>
+      </w:pPr>
+      <w:rPr>
+        <w:rFonts w:hint="default"/>
+      </w:rPr>
+    </w:lvl>
+    <w:lvl w:ilvl="1" w:tplc="04030019" w:tentative="1">
+      <w:start w:val="1"/>
+      <w:numFmt w:val="lowerLetter"/>
+      <w:lvlText w:val="%2."/>
+      <w:lvlJc w:val="left"/>
+      <w:pPr>
+        <w:ind w:left="1440" w:hanging="360"/>
+      </w:pPr>
+    </w:lvl>
+    <w:lvl w:ilvl="2" w:tplc="0403001B" w:tentative="1">
+      <w:start w:val="1"/>
+      <w:numFmt w:val="lowerRoman"/>
+      <w:lvlText w:val="%3."/>
+      <w:lvlJc w:val="right"/>
+      <w:pPr>
+        <w:ind w:left="2160" w:hanging="180"/>
+      </w:pPr>
+    </w:lvl>
+    <w:lvl w:ilvl="3" w:tplc="0403000F" w:tentative="1">
+      <w:start w:val="1"/>
+      <w:numFmt w:val="decimal"/>
+      <w:lvlText w:val="%4."/>
+      <w:lvlJc w:val="left"/>
+      <w:pPr>
+        <w:ind w:left="2880" w:hanging="360"/>
+      </w:pPr>
+    </w:lvl>
+    <w:lvl w:ilvl="4" w:tplc="04030019" w:tentative="1">
+      <w:start w:val="1"/>
+      <w:numFmt w:val="lowerLetter"/>
+      <w:lvlText w:val="%5."/>
+      <w:lvlJc w:val="left"/>
+      <w:pPr>
+        <w:ind w:left="3600" w:hanging="360"/>
+      </w:pPr>
+    </w:lvl>
+    <w:lvl w:ilvl="5" w:tplc="0403001B" w:tentative="1">
+      <w:start w:val="1"/>
+      <w:numFmt w:val="lowerRoman"/>
+      <w:lvlText w:val="%6."/>
+      <w:lvlJc w:val="right"/>
+      <w:pPr>
+        <w:ind w:left="4320" w:hanging="180"/>
+      </w:pPr>
+    </w:lvl>
+    <w:lvl w:ilvl="6" w:tplc="0403000F" w:tentative="1">
+      <w:start w:val="1"/>
+      <w:numFmt w:val="decimal"/>
+      <w:lvlText w:val="%7."/>
+      <w:lvlJc w:val="left"/>
+      <w:pPr>
+        <w:ind w:left="5040" w:hanging="360"/>
+      </w:pPr>
+    </w:lvl>
+    <w:lvl w:ilvl="7" w:tplc="04030019" w:tentative="1">
+      <w:start w:val="1"/>
+      <w:numFmt w:val="lowerLetter"/>
+      <w:lvlText w:val="%8."/>
+      <w:lvlJc w:val="left"/>
+      <w:pPr>
+        <w:ind w:left="5760" w:hanging="360"/>
+      </w:pPr>
+    </w:lvl>
+    <w:lvl w:ilvl="8" w:tplc="0403001B" w:tentative="1">
+      <w:start w:val="1"/>
+      <w:numFmt w:val="lowerRoman"/>
+      <w:lvlText w:val="%9."/>
+      <w:lvlJc w:val="right"/>
+      <w:pPr>
+        <w:ind w:left="6480" w:hanging="180"/>
+      </w:pPr>
+    </w:lvl>
+  </w:abstractNum>
+  <w:abstractNum w:abstractNumId="21" w15:restartNumberingAfterBreak="0">
     <w:nsid w:val="440F29E0"/>
     <w:multiLevelType w:val="multilevel"/>
     <w:tmpl w:val="50E4B80A"/>
@@ -9159,7 +10318,7 @@
       </w:rPr>
     </w:lvl>
   </w:abstractNum>
-  <w:abstractNum w:abstractNumId="20" w15:restartNumberingAfterBreak="0">
+  <w:abstractNum w:abstractNumId="22" w15:restartNumberingAfterBreak="0">
     <w:nsid w:val="45D4220A"/>
     <w:multiLevelType w:val="hybridMultilevel"/>
     <w:tmpl w:val="1A0ED1A0"/>
@@ -9299,7 +10458,7 @@
       </w:rPr>
     </w:lvl>
   </w:abstractNum>
-  <w:abstractNum w:abstractNumId="21" w15:restartNumberingAfterBreak="0">
+  <w:abstractNum w:abstractNumId="23" w15:restartNumberingAfterBreak="0">
     <w:nsid w:val="4BE973C1"/>
     <w:multiLevelType w:val="hybridMultilevel"/>
     <w:tmpl w:val="779C246A"/>
@@ -9388,7 +10547,7 @@
       </w:pPr>
     </w:lvl>
   </w:abstractNum>
-  <w:abstractNum w:abstractNumId="22" w15:restartNumberingAfterBreak="0">
+  <w:abstractNum w:abstractNumId="24" w15:restartNumberingAfterBreak="0">
     <w:nsid w:val="4DD35EC8"/>
     <w:multiLevelType w:val="hybridMultilevel"/>
     <w:tmpl w:val="4F0ABA3C"/>
@@ -9477,7 +10636,7 @@
       </w:pPr>
     </w:lvl>
   </w:abstractNum>
-  <w:abstractNum w:abstractNumId="23" w15:restartNumberingAfterBreak="0">
+  <w:abstractNum w:abstractNumId="25" w15:restartNumberingAfterBreak="0">
     <w:nsid w:val="4FE9544E"/>
     <w:multiLevelType w:val="multilevel"/>
     <w:tmpl w:val="E522C7F4"/>
@@ -9626,7 +10785,7 @@
       </w:rPr>
     </w:lvl>
   </w:abstractNum>
-  <w:abstractNum w:abstractNumId="24" w15:restartNumberingAfterBreak="0">
+  <w:abstractNum w:abstractNumId="26" w15:restartNumberingAfterBreak="0">
     <w:nsid w:val="535B100D"/>
     <w:multiLevelType w:val="hybridMultilevel"/>
     <w:tmpl w:val="0D666A68"/>
@@ -9766,7 +10925,7 @@
       </w:rPr>
     </w:lvl>
   </w:abstractNum>
-  <w:abstractNum w:abstractNumId="25" w15:restartNumberingAfterBreak="0">
+  <w:abstractNum w:abstractNumId="27" w15:restartNumberingAfterBreak="0">
     <w:nsid w:val="6B80667F"/>
     <w:multiLevelType w:val="hybridMultilevel"/>
     <w:tmpl w:val="8D1871F6"/>
@@ -9855,7 +11014,7 @@
       </w:pPr>
     </w:lvl>
   </w:abstractNum>
-  <w:abstractNum w:abstractNumId="26" w15:restartNumberingAfterBreak="0">
+  <w:abstractNum w:abstractNumId="28" w15:restartNumberingAfterBreak="0">
     <w:nsid w:val="6C2D5A6F"/>
     <w:multiLevelType w:val="multilevel"/>
     <w:tmpl w:val="53C8A96A"/>
@@ -10004,7 +11163,120 @@
       </w:rPr>
     </w:lvl>
   </w:abstractNum>
-  <w:abstractNum w:abstractNumId="27" w15:restartNumberingAfterBreak="0">
+  <w:abstractNum w:abstractNumId="29" w15:restartNumberingAfterBreak="0">
+    <w:nsid w:val="6D703008"/>
+    <w:multiLevelType w:val="multilevel"/>
+    <w:tmpl w:val="D174F034"/>
+    <w:lvl w:ilvl="0">
+      <w:start w:val="3"/>
+      <w:numFmt w:val="decimal"/>
+      <w:lvlText w:val="%1."/>
+      <w:lvlJc w:val="left"/>
+      <w:pPr>
+        <w:ind w:left="360" w:hanging="360"/>
+      </w:pPr>
+      <w:rPr>
+        <w:rFonts w:hint="default"/>
+      </w:rPr>
+    </w:lvl>
+    <w:lvl w:ilvl="1">
+      <w:start w:val="1"/>
+      <w:numFmt w:val="decimal"/>
+      <w:lvlText w:val="%1.%2."/>
+      <w:lvlJc w:val="left"/>
+      <w:pPr>
+        <w:ind w:left="360" w:hanging="360"/>
+      </w:pPr>
+      <w:rPr>
+        <w:rFonts w:hint="default"/>
+      </w:rPr>
+    </w:lvl>
+    <w:lvl w:ilvl="2">
+      <w:start w:val="1"/>
+      <w:numFmt w:val="decimal"/>
+      <w:lvlText w:val="%1.%2.%3."/>
+      <w:lvlJc w:val="left"/>
+      <w:pPr>
+        <w:ind w:left="720" w:hanging="720"/>
+      </w:pPr>
+      <w:rPr>
+        <w:rFonts w:hint="default"/>
+      </w:rPr>
+    </w:lvl>
+    <w:lvl w:ilvl="3">
+      <w:start w:val="1"/>
+      <w:numFmt w:val="decimal"/>
+      <w:lvlText w:val="%1.%2.%3.%4."/>
+      <w:lvlJc w:val="left"/>
+      <w:pPr>
+        <w:ind w:left="720" w:hanging="720"/>
+      </w:pPr>
+      <w:rPr>
+        <w:rFonts w:hint="default"/>
+      </w:rPr>
+    </w:lvl>
+    <w:lvl w:ilvl="4">
+      <w:start w:val="1"/>
+      <w:numFmt w:val="decimal"/>
+      <w:lvlText w:val="%1.%2.%3.%4.%5."/>
+      <w:lvlJc w:val="left"/>
+      <w:pPr>
+        <w:ind w:left="1080" w:hanging="1080"/>
+      </w:pPr>
+      <w:rPr>
+        <w:rFonts w:hint="default"/>
+      </w:rPr>
+    </w:lvl>
+    <w:lvl w:ilvl="5">
+      <w:start w:val="1"/>
+      <w:numFmt w:val="decimal"/>
+      <w:lvlText w:val="%1.%2.%3.%4.%5.%6."/>
+      <w:lvlJc w:val="left"/>
+      <w:pPr>
+        <w:ind w:left="1080" w:hanging="1080"/>
+      </w:pPr>
+      <w:rPr>
+        <w:rFonts w:hint="default"/>
+      </w:rPr>
+    </w:lvl>
+    <w:lvl w:ilvl="6">
+      <w:start w:val="1"/>
+      <w:numFmt w:val="decimal"/>
+      <w:lvlText w:val="%1.%2.%3.%4.%5.%6.%7."/>
+      <w:lvlJc w:val="left"/>
+      <w:pPr>
+        <w:ind w:left="1440" w:hanging="1440"/>
+      </w:pPr>
+      <w:rPr>
+        <w:rFonts w:hint="default"/>
+      </w:rPr>
+    </w:lvl>
+    <w:lvl w:ilvl="7">
+      <w:start w:val="1"/>
+      <w:numFmt w:val="decimal"/>
+      <w:lvlText w:val="%1.%2.%3.%4.%5.%6.%7.%8."/>
+      <w:lvlJc w:val="left"/>
+      <w:pPr>
+        <w:ind w:left="1440" w:hanging="1440"/>
+      </w:pPr>
+      <w:rPr>
+        <w:rFonts w:hint="default"/>
+      </w:rPr>
+    </w:lvl>
+    <w:lvl w:ilvl="8">
+      <w:start w:val="1"/>
+      <w:numFmt w:val="decimal"/>
+      <w:lvlText w:val="%1.%2.%3.%4.%5.%6.%7.%8.%9."/>
+      <w:lvlJc w:val="left"/>
+      <w:pPr>
+        <w:ind w:left="1800" w:hanging="1800"/>
+      </w:pPr>
+      <w:rPr>
+        <w:rFonts w:hint="default"/>
+      </w:rPr>
+    </w:lvl>
+  </w:abstractNum>
+  <w:abstractNum w:abstractNumId="30" w15:restartNumberingAfterBreak="0">
     <w:nsid w:val="724F1BA5"/>
     <w:multiLevelType w:val="hybridMultilevel"/>
     <w:tmpl w:val="4990AD40"/>
@@ -10093,7 +11365,120 @@
       </w:pPr>
     </w:lvl>
   </w:abstractNum>
-  <w:abstractNum w:abstractNumId="28" w15:restartNumberingAfterBreak="0">
+  <w:abstractNum w:abstractNumId="31" w15:restartNumberingAfterBreak="0">
+    <w:nsid w:val="796D2460"/>
+    <w:multiLevelType w:val="multilevel"/>
+    <w:tmpl w:val="775ED9D0"/>
+    <w:lvl w:ilvl="0">
+      <w:start w:val="3"/>
+      <w:numFmt w:val="decimal"/>
+      <w:lvlText w:val="%1"/>
+      <w:lvlJc w:val="left"/>
+      <w:pPr>
+        <w:ind w:left="360" w:hanging="360"/>
+      </w:pPr>
+      <w:rPr>
+        <w:rFonts w:hint="default"/>
+      </w:rPr>
+    </w:lvl>
+    <w:lvl w:ilvl="1">
+      <w:start w:val="1"/>
+      <w:numFmt w:val="decimal"/>
+      <w:lvlText w:val="%1.%2"/>
+      <w:lvlJc w:val="left"/>
+      <w:pPr>
+        <w:ind w:left="360" w:hanging="360"/>
+      </w:pPr>
+      <w:rPr>
+        <w:rFonts w:hint="default"/>
+      </w:rPr>
+    </w:lvl>
+    <w:lvl w:ilvl="2">
+      <w:start w:val="1"/>
+      <w:numFmt w:val="decimal"/>
+      <w:lvlText w:val="%1.%2.%3"/>
+      <w:lvlJc w:val="left"/>
+      <w:pPr>
+        <w:ind w:left="720" w:hanging="720"/>
+      </w:pPr>
+      <w:rPr>
+        <w:rFonts w:hint="default"/>
+      </w:rPr>
+    </w:lvl>
+    <w:lvl w:ilvl="3">
+      <w:start w:val="1"/>
+      <w:numFmt w:val="decimal"/>
+      <w:lvlText w:val="%1.%2.%3.%4"/>
+      <w:lvlJc w:val="left"/>
+      <w:pPr>
+        <w:ind w:left="720" w:hanging="720"/>
+      </w:pPr>
+      <w:rPr>
+        <w:rFonts w:hint="default"/>
+      </w:rPr>
+    </w:lvl>
+    <w:lvl w:ilvl="4">
+      <w:start w:val="1"/>
+      <w:numFmt w:val="decimal"/>
+      <w:lvlText w:val="%1.%2.%3.%4.%5"/>
+      <w:lvlJc w:val="left"/>
+      <w:pPr>
+        <w:ind w:left="1080" w:hanging="1080"/>
+      </w:pPr>
+      <w:rPr>
+        <w:rFonts w:hint="default"/>
+      </w:rPr>
+    </w:lvl>
+    <w:lvl w:ilvl="5">
+      <w:start w:val="1"/>
+      <w:numFmt w:val="decimal"/>
+      <w:lvlText w:val="%1.%2.%3.%4.%5.%6"/>
+      <w:lvlJc w:val="left"/>
+      <w:pPr>
+        <w:ind w:left="1080" w:hanging="1080"/>
+      </w:pPr>
+      <w:rPr>
+        <w:rFonts w:hint="default"/>
+      </w:rPr>
+    </w:lvl>
+    <w:lvl w:ilvl="6">
+      <w:start w:val="1"/>
+      <w:numFmt w:val="decimal"/>
+      <w:lvlText w:val="%1.%2.%3.%4.%5.%6.%7"/>
+      <w:lvlJc w:val="left"/>
+      <w:pPr>
+        <w:ind w:left="1440" w:hanging="1440"/>
+      </w:pPr>
+      <w:rPr>
+        <w:rFonts w:hint="default"/>
+      </w:rPr>
+    </w:lvl>
+    <w:lvl w:ilvl="7">
+      <w:start w:val="1"/>
+      <w:numFmt w:val="decimal"/>
+      <w:lvlText w:val="%1.%2.%3.%4.%5.%6.%7.%8"/>
+      <w:lvlJc w:val="left"/>
+      <w:pPr>
+        <w:ind w:left="1440" w:hanging="1440"/>
+      </w:pPr>
+      <w:rPr>
+        <w:rFonts w:hint="default"/>
+      </w:rPr>
+    </w:lvl>
+    <w:lvl w:ilvl="8">
+      <w:start w:val="1"/>
+      <w:numFmt w:val="decimal"/>
+      <w:lvlText w:val="%1.%2.%3.%4.%5.%6.%7.%8.%9"/>
+      <w:lvlJc w:val="left"/>
+      <w:pPr>
+        <w:ind w:left="1440" w:hanging="1440"/>
+      </w:pPr>
+      <w:rPr>
+        <w:rFonts w:hint="default"/>
+      </w:rPr>
+    </w:lvl>
+  </w:abstractNum>
+  <w:abstractNum w:abstractNumId="32" w15:restartNumberingAfterBreak="0">
     <w:nsid w:val="7AE04102"/>
     <w:multiLevelType w:val="hybridMultilevel"/>
     <w:tmpl w:val="C55E398E"/>
@@ -10182,7 +11567,7 @@
       </w:pPr>
     </w:lvl>
   </w:abstractNum>
-  <w:abstractNum w:abstractNumId="29" w15:restartNumberingAfterBreak="0">
+  <w:abstractNum w:abstractNumId="33" w15:restartNumberingAfterBreak="0">
     <w:nsid w:val="7AEA239B"/>
     <w:multiLevelType w:val="multilevel"/>
     <w:tmpl w:val="510A4F2A"/>
@@ -10331,101 +11716,113 @@
       </w:rPr>
     </w:lvl>
   </w:abstractNum>
-  <w:num w:numId="1" w16cid:durableId="1150171168">
+  <w:num w:numId="1">
+    <w:abstractNumId w:val="18"/>
+  </w:num>
+  <w:num w:numId="2">
+    <w:abstractNumId w:val="11"/>
+  </w:num>
+  <w:num w:numId="3">
+    <w:abstractNumId w:val="25"/>
+  </w:num>
+  <w:num w:numId="4">
+    <w:abstractNumId w:val="21"/>
+  </w:num>
+  <w:num w:numId="5">
+    <w:abstractNumId w:val="28"/>
+  </w:num>
+  <w:num w:numId="6">
     <w:abstractNumId w:val="17"/>
   </w:num>
-  <w:num w:numId="2" w16cid:durableId="755983792">
+  <w:num w:numId="7">
+    <w:abstractNumId w:val="22"/>
+  </w:num>
+  <w:num w:numId="8">
+    <w:abstractNumId w:val="8"/>
+  </w:num>
+  <w:num w:numId="9">
+    <w:abstractNumId w:val="26"/>
+  </w:num>
+  <w:num w:numId="10">
+    <w:abstractNumId w:val="19"/>
+  </w:num>
+  <w:num w:numId="11">
+    <w:abstractNumId w:val="16"/>
+  </w:num>
+  <w:num w:numId="12">
+    <w:abstractNumId w:val="2"/>
+  </w:num>
+  <w:num w:numId="13">
+    <w:abstractNumId w:val="9"/>
+  </w:num>
+  <w:num w:numId="14">
+    <w:abstractNumId w:val="5"/>
+  </w:num>
+  <w:num w:numId="15">
+    <w:abstractNumId w:val="33"/>
+  </w:num>
+  <w:num w:numId="16">
+    <w:abstractNumId w:val="7"/>
+  </w:num>
+  <w:num w:numId="17">
+    <w:abstractNumId w:val="4"/>
+  </w:num>
+  <w:num w:numId="18">
+    <w:abstractNumId w:val="14"/>
+  </w:num>
+  <w:num w:numId="19">
+    <w:abstractNumId w:val="15"/>
+  </w:num>
+  <w:num w:numId="20">
+    <w:abstractNumId w:val="30"/>
+  </w:num>
+  <w:num w:numId="21">
+    <w:abstractNumId w:val="13"/>
+  </w:num>
+  <w:num w:numId="22">
+    <w:abstractNumId w:val="3"/>
+  </w:num>
+  <w:num w:numId="23">
+    <w:abstractNumId w:val="0"/>
+  </w:num>
+  <w:num w:numId="24">
+    <w:abstractNumId w:val="24"/>
+  </w:num>
+  <w:num w:numId="25">
+    <w:abstractNumId w:val="32"/>
+  </w:num>
+  <w:num w:numId="26">
+    <w:abstractNumId w:val="27"/>
+  </w:num>
+  <w:num w:numId="27">
+    <w:abstractNumId w:val="12"/>
+  </w:num>
+  <w:num w:numId="28">
+    <w:abstractNumId w:val="23"/>
+  </w:num>
+  <w:num w:numId="29">
     <w:abstractNumId w:val="10"/>
   </w:num>
-  <w:num w:numId="3" w16cid:durableId="975256845">
-    <w:abstractNumId w:val="23"/>
+  <w:num w:numId="30">
+    <w:abstractNumId w:val="1"/>
   </w:num>
-  <w:num w:numId="4" w16cid:durableId="316767415">
-    <w:abstractNumId w:val="19"/>
+  <w:num w:numId="31">
+    <w:abstractNumId w:val="6"/>
   </w:num>
-  <w:num w:numId="5" w16cid:durableId="209222800">
-    <w:abstractNumId w:val="26"/>
-  </w:num>
-  <w:num w:numId="6" w16cid:durableId="794639397">
-    <w:abstractNumId w:val="16"/>
-  </w:num>
-  <w:num w:numId="7" w16cid:durableId="2107262506">
+  <w:num w:numId="32">
     <w:abstractNumId w:val="20"/>
   </w:num>
-  <w:num w:numId="8" w16cid:durableId="194271747">
-    <w:abstractNumId w:val="7"/>
+  <w:num w:numId="33">
+    <w:abstractNumId w:val="31"/>
   </w:num>
-  <w:num w:numId="9" w16cid:durableId="1367607331">
-    <w:abstractNumId w:val="24"/>
-  </w:num>
-  <w:num w:numId="10" w16cid:durableId="1828590164">
-    <w:abstractNumId w:val="18"/>
-  </w:num>
-  <w:num w:numId="11" w16cid:durableId="376583603">
-    <w:abstractNumId w:val="15"/>
-  </w:num>
-  <w:num w:numId="12" w16cid:durableId="671760078">
-    <w:abstractNumId w:val="2"/>
-  </w:num>
-  <w:num w:numId="13" w16cid:durableId="1994140616">
-    <w:abstractNumId w:val="8"/>
-  </w:num>
-  <w:num w:numId="14" w16cid:durableId="113985231">
-    <w:abstractNumId w:val="5"/>
-  </w:num>
-  <w:num w:numId="15" w16cid:durableId="1520194440">
+  <w:num w:numId="34">
     <w:abstractNumId w:val="29"/>
-  </w:num>
-  <w:num w:numId="16" w16cid:durableId="1301153941">
-    <w:abstractNumId w:val="6"/>
-  </w:num>
-  <w:num w:numId="17" w16cid:durableId="635337280">
-    <w:abstractNumId w:val="4"/>
-  </w:num>
-  <w:num w:numId="18" w16cid:durableId="711423010">
-    <w:abstractNumId w:val="13"/>
-  </w:num>
-  <w:num w:numId="19" w16cid:durableId="1102798339">
-    <w:abstractNumId w:val="14"/>
-  </w:num>
-  <w:num w:numId="20" w16cid:durableId="1402823819">
-    <w:abstractNumId w:val="27"/>
-  </w:num>
-  <w:num w:numId="21" w16cid:durableId="570504874">
-    <w:abstractNumId w:val="12"/>
-  </w:num>
-  <w:num w:numId="22" w16cid:durableId="1463815465">
-    <w:abstractNumId w:val="3"/>
-  </w:num>
-  <w:num w:numId="23" w16cid:durableId="1529903669">
-    <w:abstractNumId w:val="0"/>
-  </w:num>
-  <w:num w:numId="24" w16cid:durableId="1571115790">
-    <w:abstractNumId w:val="22"/>
-  </w:num>
-  <w:num w:numId="25" w16cid:durableId="249243640">
-    <w:abstractNumId w:val="28"/>
-  </w:num>
-  <w:num w:numId="26" w16cid:durableId="18750143">
-    <w:abstractNumId w:val="25"/>
-  </w:num>
-  <w:num w:numId="27" w16cid:durableId="1132478639">
-    <w:abstractNumId w:val="11"/>
-  </w:num>
-  <w:num w:numId="28" w16cid:durableId="1630936430">
-    <w:abstractNumId w:val="21"/>
-  </w:num>
-  <w:num w:numId="29" w16cid:durableId="672797922">
-    <w:abstractNumId w:val="9"/>
-  </w:num>
-  <w:num w:numId="30" w16cid:durableId="1495149192">
-    <w:abstractNumId w:val="1"/>
   </w:num>
 </w:numbering>
 </file>
 
 <file path=word/people.xml><?xml version="1.0" encoding="utf-8"?>
-<w15:people xmlns:wpc="http://schemas.microsoft.com/office/word/2010/wordprocessingCanvas" xmlns:cx="http://schemas.microsoft.com/office/drawing/2014/chartex" xmlns:cx1="http://schemas.microsoft.com/office/drawing/2015/9/8/chartex" xmlns:cx2="http://schemas.microsoft.com/office/drawing/2015/10/21/chartex" xmlns:cx3="http://schemas.microsoft.com/office/drawing/2016/5/9/chartex" xmlns:cx4="http://schemas.microsoft.com/office/drawing/2016/5/10/chartex" xmlns:cx5="http://schemas.microsoft.com/office/drawing/2016/5/11/chartex" xmlns:cx6="http://schemas.microsoft.com/office/drawing/2016/5/12/chartex" xmlns:cx7="http://schemas.microsoft.com/office/drawing/2016/5/13/chartex" xmlns:cx8="http://schemas.microsoft.com/office/drawing/2016/5/14/chartex" xmlns:mc="http://schemas.openxmlformats.org/markup-compatibility/2006" xmlns:aink="http://schemas.microsoft.com/office/drawing/2016/ink" xmlns:am3d="http://schemas.microsoft.com/office/drawing/2017/model3d" xmlns:o="urn:schemas-microsoft-com:office:office" xmlns:oel="http://schemas.microsoft.com/office/2019/extlst" xmlns:r="http://schemas.openxmlformats.org/officeDocument/2006/relationships" xmlns:m="http://schemas.openxmlformats.org/officeDocument/2006/math" xmlns:v="urn:schemas-microsoft-com:vml" xmlns:wp14="http://schemas.microsoft.com/office/word/2010/wordprocessingDrawing" xmlns:wp="http://schemas.openxmlformats.org/drawingml/2006/wordprocessingDrawing" xmlns:w10="urn:schemas-microsoft-com:office:word" xmlns:w="http://schemas.openxmlformats.org/wordprocessingml/2006/main" xmlns:w14="http://schemas.microsoft.com/office/word/2010/wordml" xmlns:w15="http://schemas.microsoft.com/office/word/2012/wordml" xmlns:w16cex="http://schemas.microsoft.com/office/word/2018/wordml/cex" xmlns:w16cid="http://schemas.microsoft.com/office/word/2016/wordml/cid" xmlns:w16="http://schemas.microsoft.com/office/word/2018/wordml" xmlns:w16sdtdh="http://schemas.microsoft.com/office/word/2020/wordml/sdtdatahash" xmlns:w16se="http://schemas.microsoft.com/office/word/2015/wordml/symex" xmlns:wpg="http://schemas.microsoft.com/office/word/2010/wordprocessingGroup" xmlns:wpi="http://schemas.microsoft.com/office/word/2010/wordprocessingInk" xmlns:wne="http://schemas.microsoft.com/office/word/2006/wordml" xmlns:wps="http://schemas.microsoft.com/office/word/2010/wordprocessingShape" mc:Ignorable="w14 w15 w16se w16cid w16 w16cex w16sdtdh wp14">
+<w15:people xmlns:wpc="http://schemas.microsoft.com/office/word/2010/wordprocessingCanvas" xmlns:mc="http://schemas.openxmlformats.org/markup-compatibility/2006" xmlns:o="urn:schemas-microsoft-com:office:office" xmlns:r="http://schemas.openxmlformats.org/officeDocument/2006/relationships" xmlns:m="http://schemas.openxmlformats.org/officeDocument/2006/math" xmlns:v="urn:schemas-microsoft-com:vml" xmlns:wp14="http://schemas.microsoft.com/office/word/2010/wordprocessingDrawing" xmlns:wp="http://schemas.openxmlformats.org/drawingml/2006/wordprocessingDrawing" xmlns:w10="urn:schemas-microsoft-com:office:word" xmlns:w="http://schemas.openxmlformats.org/wordprocessingml/2006/main" xmlns:w14="http://schemas.microsoft.com/office/word/2010/wordml" xmlns:w15="http://schemas.microsoft.com/office/word/2012/wordml" xmlns:wpg="http://schemas.microsoft.com/office/word/2010/wordprocessingGroup" xmlns:wpi="http://schemas.microsoft.com/office/word/2010/wordprocessingInk" xmlns:wne="http://schemas.microsoft.com/office/word/2006/wordml" xmlns:wps="http://schemas.microsoft.com/office/word/2010/wordprocessingShape" mc:Ignorable="w14 w15 wp14">
   <w15:person w15:author="CLARA ESPINOSA DEL ALBA">
     <w15:presenceInfo w15:providerId="AD" w15:userId="S::espinosaclara@uniovi.es::56b0cbcd-66e9-4a2a-97b1-2aadcbcf6318"/>
   </w15:person>
@@ -10433,7 +11830,7 @@
 </file>
 
 <file path=word/styles.xml><?xml version="1.0" encoding="utf-8"?>
-<w:styles xmlns:mc="http://schemas.openxmlformats.org/markup-compatibility/2006" xmlns:r="http://schemas.openxmlformats.org/officeDocument/2006/relationships" xmlns:w="http://schemas.openxmlformats.org/wordprocessingml/2006/main" xmlns:w14="http://schemas.microsoft.com/office/word/2010/wordml" xmlns:w15="http://schemas.microsoft.com/office/word/2012/wordml" xmlns:w16cex="http://schemas.microsoft.com/office/word/2018/wordml/cex" xmlns:w16cid="http://schemas.microsoft.com/office/word/2016/wordml/cid" xmlns:w16="http://schemas.microsoft.com/office/word/2018/wordml" xmlns:w16sdtdh="http://schemas.microsoft.com/office/word/2020/wordml/sdtdatahash" xmlns:w16se="http://schemas.microsoft.com/office/word/2015/wordml/symex" mc:Ignorable="w14 w15 w16se w16cid w16 w16cex w16sdtdh">
+<w:styles xmlns:mc="http://schemas.openxmlformats.org/markup-compatibility/2006" xmlns:r="http://schemas.openxmlformats.org/officeDocument/2006/relationships" xmlns:w="http://schemas.openxmlformats.org/wordprocessingml/2006/main" xmlns:w14="http://schemas.microsoft.com/office/word/2010/wordml" xmlns:w15="http://schemas.microsoft.com/office/word/2012/wordml" mc:Ignorable="w14 w15">
   <w:docDefaults>
     <w:rPrDefault>
       <w:rPr>
@@ -10451,7 +11848,7 @@
       </w:pPr>
     </w:pPrDefault>
   </w:docDefaults>
-  <w:latentStyles w:defLockedState="0" w:defUIPriority="99" w:defSemiHidden="0" w:defUnhideWhenUsed="0" w:defQFormat="0" w:count="376">
+  <w:latentStyles w:defLockedState="0" w:defUIPriority="99" w:defSemiHidden="0" w:defUnhideWhenUsed="0" w:defQFormat="0" w:count="371">
     <w:lsdException w:name="Normal" w:uiPriority="0" w:qFormat="1"/>
     <w:lsdException w:name="heading 1" w:uiPriority="9" w:qFormat="1"/>
     <w:lsdException w:name="heading 2" w:semiHidden="1" w:uiPriority="9" w:unhideWhenUsed="1" w:qFormat="1"/>
@@ -10823,11 +12220,6 @@
     <w:lsdException w:name="List Table 5 Dark Accent 6" w:uiPriority="50"/>
     <w:lsdException w:name="List Table 6 Colorful Accent 6" w:uiPriority="51"/>
     <w:lsdException w:name="List Table 7 Colorful Accent 6" w:uiPriority="52"/>
-    <w:lsdException w:name="Mention" w:semiHidden="1" w:unhideWhenUsed="1"/>
-    <w:lsdException w:name="Smart Hyperlink" w:semiHidden="1" w:unhideWhenUsed="1"/>
-    <w:lsdException w:name="Hashtag" w:semiHidden="1" w:unhideWhenUsed="1"/>
-    <w:lsdException w:name="Unresolved Mention" w:semiHidden="1" w:unhideWhenUsed="1"/>
-    <w:lsdException w:name="Smart Link" w:semiHidden="1" w:unhideWhenUsed="1"/>
   </w:latentStyles>
   <w:style w:type="paragraph" w:default="1" w:styleId="Normal">
     <w:name w:val="Normal"/>
@@ -11174,7 +12566,7 @@
       </w:tblBorders>
     </w:tblPr>
   </w:style>
-  <w:style w:type="table" w:styleId="Tablaconcuadrcula1clara-nfasis1">
+  <w:style w:type="table" w:styleId="Tabladecuadrcula1clara-nfasis1">
     <w:name w:val="Grid Table 1 Light Accent 1"/>
     <w:basedOn w:val="Tablanormal"/>
     <w:uiPriority w:val="46"/>
@@ -11235,7 +12627,7 @@
       </w:rPr>
     </w:tblStylePr>
   </w:style>
-  <w:style w:type="table" w:styleId="Tablaconcuadrcula1clara">
+  <w:style w:type="table" w:styleId="Tabladecuadrcula1clara">
     <w:name w:val="Grid Table 1 Light"/>
     <w:basedOn w:val="Tablanormal"/>
     <w:uiPriority w:val="46"/>
@@ -11634,7 +13026,7 @@
       <w14:ligatures w14:val="none"/>
     </w:rPr>
   </w:style>
-  <w:style w:type="character" w:styleId="Mencinsinresolver">
+  <w:style w:type="character" w:customStyle="1" w:styleId="UnresolvedMention">
     <w:name w:val="Unresolved Mention"/>
     <w:basedOn w:val="Fuentedeprrafopredeter"/>
     <w:uiPriority w:val="99"/>

--- a/doc/Ms_0.docx
+++ b/doc/Ms_0.docx
@@ -128,7 +128,7 @@
           <w:bCs/>
           <w:color w:val="000000"/>
           <w:bdr w:val="none" w:sz="0" w:space="0" w:color="auto" w:frame="1"/>
-          <w:lang w:val="es-ES" w:eastAsia="ca-ES"/>
+          <w:lang w:eastAsia="ca-ES"/>
         </w:rPr>
       </w:pPr>
       <w:r>
@@ -267,7 +267,17 @@
           <w:bdr w:val="none" w:sz="0" w:space="0" w:color="auto" w:frame="1"/>
           <w:lang w:val="es-ES" w:eastAsia="ca-ES"/>
         </w:rPr>
-        <w:t xml:space="preserve"> &amp; Jiménez-Alfaro, B</w:t>
+        <w:t xml:space="preserve"> </w:t>
+      </w:r>
+      <w:r>
+        <w:rPr>
+          <w:rFonts w:eastAsia="Times New Roman" w:cstheme="minorHAnsi"/>
+          <w:bCs/>
+          <w:color w:val="000000"/>
+          <w:bdr w:val="none" w:sz="0" w:space="0" w:color="auto" w:frame="1"/>
+          <w:lang w:eastAsia="ca-ES"/>
+        </w:rPr>
+        <w:t>&amp; Jiménez-Alfaro, B</w:t>
       </w:r>
       <w:r>
         <w:rPr>
@@ -276,7 +286,7 @@
           <w:color w:val="000000"/>
           <w:bdr w:val="none" w:sz="0" w:space="0" w:color="auto" w:frame="1"/>
           <w:vertAlign w:val="superscript"/>
-          <w:lang w:val="es-ES" w:eastAsia="ca-ES"/>
+          <w:lang w:eastAsia="ca-ES"/>
         </w:rPr>
         <w:t>1</w:t>
       </w:r>
@@ -286,7 +296,7 @@
           <w:bCs/>
           <w:color w:val="000000"/>
           <w:bdr w:val="none" w:sz="0" w:space="0" w:color="auto" w:frame="1"/>
-          <w:lang w:val="es-ES" w:eastAsia="ca-ES"/>
+          <w:lang w:eastAsia="ca-ES"/>
         </w:rPr>
         <w:t>.</w:t>
       </w:r>
@@ -301,7 +311,7 @@
           <w:bCs/>
           <w:color w:val="000000"/>
           <w:bdr w:val="none" w:sz="0" w:space="0" w:color="auto" w:frame="1"/>
-          <w:lang w:val="es-ES" w:eastAsia="ca-ES"/>
+          <w:lang w:eastAsia="ca-ES"/>
         </w:rPr>
       </w:pPr>
     </w:p>
@@ -811,7 +821,21 @@
         <w:rPr>
           <w:rFonts w:eastAsia="Arial" w:cstheme="minorHAnsi"/>
         </w:rPr>
-        <w:t xml:space="preserve"> to harsh conditions such as freezing temperatures, snow cover and strong winds, despite regional and latitudinal variation (Körner et al. 2017). Recently, it has been noted that the abundance and distribution of alpine plants strongly depends on micro-topographic variation, which accounts for drastic changes in temperature and related factors (Scherrer &amp; </w:t>
+        <w:t xml:space="preserve"> to harsh conditions such as freezing temperatures, snow cover and strong winds, despite regional and latitudinal variation (Körner et al. 2017). Recently, it has been noted that the abundance and distribution of alpine plants strongly depends on micro-topographic variation, which accounts for drastic changes in temperature and related factors (</w:t>
+      </w:r>
+      <w:proofErr w:type="spellStart"/>
+      <w:r>
+        <w:rPr>
+          <w:rFonts w:eastAsia="Arial" w:cstheme="minorHAnsi"/>
+        </w:rPr>
+        <w:t>Scherrer</w:t>
+      </w:r>
+      <w:proofErr w:type="spellEnd"/>
+      <w:r>
+        <w:rPr>
+          <w:rFonts w:eastAsia="Arial" w:cstheme="minorHAnsi"/>
+        </w:rPr>
+        <w:t xml:space="preserve"> &amp; </w:t>
       </w:r>
       <w:proofErr w:type="spellStart"/>
       <w:r>
@@ -883,23 +907,7 @@
           <w:rFonts w:eastAsia="Arial" w:cstheme="minorHAnsi"/>
           <w:highlight w:val="yellow"/>
         </w:rPr>
-        <w:t xml:space="preserve">Espinosa </w:t>
-      </w:r>
-      <w:proofErr w:type="gramStart"/>
-      <w:r>
-        <w:rPr>
-          <w:rFonts w:eastAsia="Arial" w:cstheme="minorHAnsi"/>
-          <w:highlight w:val="yellow"/>
-        </w:rPr>
-        <w:t>del</w:t>
-      </w:r>
-      <w:proofErr w:type="gramEnd"/>
-      <w:r>
-        <w:rPr>
-          <w:rFonts w:eastAsia="Arial" w:cstheme="minorHAnsi"/>
-          <w:highlight w:val="yellow"/>
-        </w:rPr>
-        <w:t xml:space="preserve"> Alba et al. 2024</w:t>
+        <w:t>Espinosa del Alba et al. 2024</w:t>
       </w:r>
       <w:r>
         <w:rPr>
@@ -5096,31 +5104,7 @@
           <w:color w:val="000000"/>
           <w:lang w:eastAsia="ca-ES"/>
         </w:rPr>
-        <w:t>alternating temperatures and constant darkness (referred to as “Darkness”)</w:t>
-      </w:r>
-      <w:r>
-        <w:rPr>
-          <w:rFonts w:eastAsia="Times New Roman" w:cstheme="minorHAnsi"/>
-          <w:color w:val="000000"/>
-          <w:lang w:eastAsia="ca-ES"/>
-        </w:rPr>
-        <w:t xml:space="preserve">, (3) </w:t>
-      </w:r>
-      <w:r>
-        <w:rPr>
-          <w:rFonts w:eastAsia="Times New Roman" w:cstheme="minorHAnsi"/>
-          <w:color w:val="000000"/>
-          <w:lang w:eastAsia="ca-ES"/>
-        </w:rPr>
-        <w:t>alternating temperature, water stress and 12h photoperiod (referred to as “Water stress”)</w:t>
-      </w:r>
-      <w:r>
-        <w:rPr>
-          <w:rFonts w:eastAsia="Times New Roman" w:cstheme="minorHAnsi"/>
-          <w:color w:val="000000"/>
-          <w:lang w:eastAsia="ca-ES"/>
-        </w:rPr>
-        <w:t xml:space="preserve"> and (4) </w:t>
+        <w:t xml:space="preserve">alternating temperatures and constant darkness (referred to as “Darkness”), (3) alternating temperature, water stress and 12h photoperiod (referred to as “Water stress”) and (4) </w:t>
       </w:r>
       <w:r>
         <w:rPr>
@@ -6883,15 +6867,15 @@
         <w:t>ref</w:t>
       </w:r>
       <w:r>
-        <w:t xml:space="preserve">) . </w:t>
+        <w:t xml:space="preserve">) . Leaves </w:t>
       </w:r>
       <w:proofErr w:type="gramStart"/>
       <w:r>
-        <w:t>Leaves were collected early in the day in the field, kept in sealed plastic bags with moist paper until further processing in the laboratory.</w:t>
+        <w:t>were collected</w:t>
       </w:r>
       <w:proofErr w:type="gramEnd"/>
       <w:r>
-        <w:t xml:space="preserve"> First fresh weight </w:t>
+        <w:t xml:space="preserve"> early in the day in the field, kept in sealed plastic bags with moist paper until further processing in the laboratory. First fresh weight </w:t>
       </w:r>
       <w:proofErr w:type="gramStart"/>
       <w:r>
@@ -6911,13 +6895,7 @@
         <w:t>) at 600 dpi</w:t>
       </w:r>
       <w:r>
-        <w:t xml:space="preserve"> and finally leaves were put in the oven at 70ºCfor </w:t>
-      </w:r>
-      <w:r>
-        <w:t>72h</w:t>
-      </w:r>
-      <w:r>
-        <w:t xml:space="preserve"> to </w:t>
+        <w:t xml:space="preserve"> and finally leaves were put in the oven at 70ºCfor 72h to </w:t>
       </w:r>
       <w:r>
         <w:lastRenderedPageBreak/>
@@ -7192,6 +7170,113 @@
         </w:rPr>
         <w:t>nomial2)</w:t>
       </w:r>
+      <w:r>
+        <w:rPr>
+          <w:rFonts w:asciiTheme="minorHAnsi" w:eastAsia="Times New Roman" w:hAnsiTheme="minorHAnsi" w:cstheme="minorHAnsi"/>
+          <w:color w:val="000000"/>
+          <w:sz w:val="22"/>
+          <w:szCs w:val="22"/>
+          <w:highlight w:val="yellow"/>
+          <w:lang w:eastAsia="ca-ES"/>
+        </w:rPr>
+        <w:t xml:space="preserve">. For representation </w:t>
+      </w:r>
+      <w:proofErr w:type="spellStart"/>
+      <w:r>
+        <w:rPr>
+          <w:rFonts w:asciiTheme="minorHAnsi" w:eastAsia="Times New Roman" w:hAnsiTheme="minorHAnsi" w:cstheme="minorHAnsi"/>
+          <w:color w:val="000000"/>
+          <w:sz w:val="22"/>
+          <w:szCs w:val="22"/>
+          <w:highlight w:val="yellow"/>
+          <w:lang w:eastAsia="ca-ES"/>
+        </w:rPr>
+        <w:t>ggplot</w:t>
+      </w:r>
+      <w:proofErr w:type="spellEnd"/>
+      <w:r>
+        <w:rPr>
+          <w:rFonts w:asciiTheme="minorHAnsi" w:eastAsia="Times New Roman" w:hAnsiTheme="minorHAnsi" w:cstheme="minorHAnsi"/>
+          <w:color w:val="000000"/>
+          <w:sz w:val="22"/>
+          <w:szCs w:val="22"/>
+          <w:highlight w:val="yellow"/>
+          <w:lang w:eastAsia="ca-ES"/>
+        </w:rPr>
+        <w:t xml:space="preserve"> (REF), </w:t>
+      </w:r>
+      <w:proofErr w:type="spellStart"/>
+      <w:r>
+        <w:rPr>
+          <w:rFonts w:asciiTheme="minorHAnsi" w:eastAsia="Times New Roman" w:hAnsiTheme="minorHAnsi" w:cstheme="minorHAnsi"/>
+          <w:color w:val="000000"/>
+          <w:sz w:val="22"/>
+          <w:szCs w:val="22"/>
+          <w:highlight w:val="yellow"/>
+          <w:lang w:eastAsia="ca-ES"/>
+        </w:rPr>
+        <w:t>ggpubr</w:t>
+      </w:r>
+      <w:proofErr w:type="spellEnd"/>
+      <w:r>
+        <w:rPr>
+          <w:rFonts w:asciiTheme="minorHAnsi" w:eastAsia="Times New Roman" w:hAnsiTheme="minorHAnsi" w:cstheme="minorHAnsi"/>
+          <w:color w:val="000000"/>
+          <w:sz w:val="22"/>
+          <w:szCs w:val="22"/>
+          <w:highlight w:val="yellow"/>
+          <w:lang w:eastAsia="ca-ES"/>
+        </w:rPr>
+        <w:t xml:space="preserve"> (REF) </w:t>
+      </w:r>
+      <w:proofErr w:type="gramStart"/>
+      <w:r>
+        <w:rPr>
+          <w:rFonts w:asciiTheme="minorHAnsi" w:eastAsia="Times New Roman" w:hAnsiTheme="minorHAnsi" w:cstheme="minorHAnsi"/>
+          <w:color w:val="000000"/>
+          <w:sz w:val="22"/>
+          <w:szCs w:val="22"/>
+          <w:highlight w:val="yellow"/>
+          <w:lang w:eastAsia="ca-ES"/>
+        </w:rPr>
+        <w:t>were used</w:t>
+      </w:r>
+      <w:proofErr w:type="gramEnd"/>
+      <w:r>
+        <w:rPr>
+          <w:rFonts w:asciiTheme="minorHAnsi" w:eastAsia="Times New Roman" w:hAnsiTheme="minorHAnsi" w:cstheme="minorHAnsi"/>
+          <w:color w:val="000000"/>
+          <w:sz w:val="22"/>
+          <w:szCs w:val="22"/>
+          <w:highlight w:val="yellow"/>
+          <w:lang w:eastAsia="ca-ES"/>
+        </w:rPr>
+        <w:t xml:space="preserve"> together with </w:t>
+      </w:r>
+      <w:proofErr w:type="spellStart"/>
+      <w:r>
+        <w:rPr>
+          <w:rFonts w:asciiTheme="minorHAnsi" w:eastAsia="Times New Roman" w:hAnsiTheme="minorHAnsi" w:cstheme="minorHAnsi"/>
+          <w:color w:val="000000"/>
+          <w:sz w:val="22"/>
+          <w:szCs w:val="22"/>
+          <w:highlight w:val="yellow"/>
+          <w:lang w:eastAsia="ca-ES"/>
+        </w:rPr>
+        <w:t>binom</w:t>
+      </w:r>
+      <w:proofErr w:type="spellEnd"/>
+      <w:r>
+        <w:rPr>
+          <w:rFonts w:asciiTheme="minorHAnsi" w:eastAsia="Times New Roman" w:hAnsiTheme="minorHAnsi" w:cstheme="minorHAnsi"/>
+          <w:color w:val="000000"/>
+          <w:sz w:val="22"/>
+          <w:szCs w:val="22"/>
+          <w:highlight w:val="yellow"/>
+          <w:lang w:eastAsia="ca-ES"/>
+        </w:rPr>
+        <w:t xml:space="preserve"> package (REF) to create the binomial confidence intervals in figure 2.</w:t>
+      </w:r>
     </w:p>
     <w:p>
       <w:pPr>
@@ -7253,8 +7338,6 @@
           <w:lang w:eastAsia="ca-ES"/>
         </w:rPr>
       </w:pPr>
-      <w:bookmarkStart w:id="5" w:name="_GoBack"/>
-      <w:bookmarkEnd w:id="5"/>
     </w:p>
     <w:p>
       <w:pPr>
@@ -7284,6 +7367,89 @@
         <w:spacing w:line="480" w:lineRule="auto"/>
         <w:jc w:val="both"/>
       </w:pPr>
+      <w:r>
+        <w:t xml:space="preserve">Germination analysis </w:t>
+      </w:r>
+      <w:proofErr w:type="gramStart"/>
+      <w:r>
+        <w:t>were performed</w:t>
+      </w:r>
+      <w:proofErr w:type="gramEnd"/>
+      <w:r>
+        <w:t xml:space="preserve"> separately for each community, nevertheless, both communities responded consistently to germination drivers. Germination does not significantly differs between control (with alternating temperatures) and constant temperatures and there is a significant </w:t>
+      </w:r>
+      <w:r>
+        <w:t>(</w:t>
+      </w:r>
+      <w:proofErr w:type="spellStart"/>
+      <w:r>
+        <w:t>pMCMC</w:t>
+      </w:r>
+      <w:proofErr w:type="spellEnd"/>
+      <w:r>
+        <w:t xml:space="preserve">&lt;0.001) </w:t>
+      </w:r>
+      <w:r>
+        <w:t>decrease of germination under water stress (MPa -0.6). In darkness, germination decreased in both communities but is significant only in the Mediterranean community (</w:t>
+      </w:r>
+      <w:proofErr w:type="spellStart"/>
+      <w:r>
+        <w:t>pMCMC</w:t>
+      </w:r>
+      <w:proofErr w:type="spellEnd"/>
+      <w:r>
+        <w:t xml:space="preserve"> &lt;0.01) see Figure 2. </w:t>
+      </w:r>
+    </w:p>
+    <w:p>
+      <w:pPr>
+        <w:spacing w:line="480" w:lineRule="auto"/>
+        <w:jc w:val="both"/>
+      </w:pPr>
+      <w:r>
+        <w:lastRenderedPageBreak/>
+        <w:pict w14:anchorId="3E91443C">
+          <v:shapetype id="_x0000_t75" coordsize="21600,21600" o:spt="75" o:preferrelative="t" path="m@4@5l@4@11@9@11@9@5xe" filled="f" stroked="f">
+            <v:stroke joinstyle="miter"/>
+            <v:formulas>
+              <v:f eqn="if lineDrawn pixelLineWidth 0"/>
+              <v:f eqn="sum @0 1 0"/>
+              <v:f eqn="sum 0 0 @1"/>
+              <v:f eqn="prod @2 1 2"/>
+              <v:f eqn="prod @3 21600 pixelWidth"/>
+              <v:f eqn="prod @3 21600 pixelHeight"/>
+              <v:f eqn="sum @0 0 1"/>
+              <v:f eqn="prod @6 1 2"/>
+              <v:f eqn="prod @7 21600 pixelWidth"/>
+              <v:f eqn="sum @8 21600 0"/>
+              <v:f eqn="prod @7 21600 pixelHeight"/>
+              <v:f eqn="sum @10 21600 0"/>
+            </v:formulas>
+            <v:path o:extrusionok="f" gradientshapeok="t" o:connecttype="rect"/>
+            <o:lock v:ext="edit" aspectratio="t"/>
+          </v:shapetype>
+          <v:shape id="_x0000_i1025" type="#_x0000_t75" style="width:424.5pt;height:253.5pt">
+            <v:imagedata r:id="rId17" o:title="fig2"/>
+          </v:shape>
+        </w:pict>
+      </w:r>
+    </w:p>
+    <w:p>
+      <w:pPr>
+        <w:spacing w:line="480" w:lineRule="auto"/>
+        <w:jc w:val="both"/>
+      </w:pPr>
+      <w:r>
+        <w:t xml:space="preserve">Figure 2. Germination responses to the four experimental treatments studied. Bars represent the mean germination observed and each treatment (in different </w:t>
+      </w:r>
+      <w:proofErr w:type="spellStart"/>
+      <w:r>
+        <w:t>colors</w:t>
+      </w:r>
+      <w:proofErr w:type="spellEnd"/>
+      <w:r>
+        <w:t xml:space="preserve">). Error bars represent binomial confidence intervals. </w:t>
+      </w:r>
     </w:p>
     <w:p>
       <w:pPr>
@@ -7292,21 +7458,15 @@
         <w:jc w:val="both"/>
       </w:pPr>
       <w:r>
-        <w:t>3.2</w:t>
-      </w:r>
-      <w:r>
-        <w:t xml:space="preserve">. </w:t>
-      </w:r>
-      <w:r>
-        <w:t xml:space="preserve">Community means in response to </w:t>
-      </w:r>
-      <w:proofErr w:type="spellStart"/>
-      <w:r>
-        <w:t>miroclimatic</w:t>
-      </w:r>
-      <w:proofErr w:type="spellEnd"/>
-      <w:r>
-        <w:t xml:space="preserve"> gradients</w:t>
+        <w:t>3.2. Community means in response to mi</w:t>
+      </w:r>
+      <w:r>
+        <w:t>c</w:t>
+      </w:r>
+      <w:bookmarkStart w:id="5" w:name="_GoBack"/>
+      <w:bookmarkEnd w:id="5"/>
+      <w:r>
+        <w:t>roclimatic gradients</w:t>
       </w:r>
     </w:p>
     <w:p>
@@ -7323,10 +7483,7 @@
         <w:jc w:val="both"/>
       </w:pPr>
       <w:r>
-        <w:t>3.3 Germination niche dissimilarity</w:t>
-      </w:r>
-      <w:r>
-        <w:t xml:space="preserve"> </w:t>
+        <w:t xml:space="preserve">3.3 Germination niche dissimilarity </w:t>
       </w:r>
     </w:p>
     <w:p>
@@ -7357,7 +7514,6 @@
       </w:pPr>
       <w:proofErr w:type="spellStart"/>
       <w:r>
-        <w:lastRenderedPageBreak/>
         <w:t>iButtons</w:t>
       </w:r>
       <w:proofErr w:type="spellEnd"/>
@@ -7395,7 +7551,7 @@
       </w:r>
     </w:p>
     <w:sectPr>
-      <w:footerReference w:type="default" r:id="rId17"/>
+      <w:footerReference w:type="default" r:id="rId18"/>
       <w:pgSz w:w="11906" w:h="16838"/>
       <w:pgMar w:top="1417" w:right="1701" w:bottom="1417" w:left="1701" w:header="708" w:footer="708" w:gutter="0"/>
       <w:lnNumType w:countBy="1" w:restart="continuous"/>
@@ -7577,7 +7733,7 @@
             <w:noProof/>
             <w:lang w:val="es-ES"/>
           </w:rPr>
-          <w:t>10</w:t>
+          <w:t>9</w:t>
         </w:r>
         <w:r>
           <w:fldChar w:fldCharType="end"/>

--- a/doc/Ms_0.docx
+++ b/doc/Ms_0.docx
@@ -57,7 +57,6 @@
           <w:lang w:val="es-ES" w:eastAsia="ca-ES"/>
         </w:rPr>
       </w:pPr>
-      <w:proofErr w:type="spellStart"/>
       <w:r>
         <w:rPr>
           <w:b/>
@@ -65,57 +64,7 @@
           <w:bdr w:val="none" w:sz="0" w:space="0" w:color="auto" w:frame="1"/>
           <w:lang w:val="es-ES" w:eastAsia="ca-ES"/>
         </w:rPr>
-        <w:t>Prospective</w:t>
-      </w:r>
-      <w:proofErr w:type="spellEnd"/>
-      <w:r>
-        <w:rPr>
-          <w:b/>
-          <w:bCs/>
-          <w:bdr w:val="none" w:sz="0" w:space="0" w:color="auto" w:frame="1"/>
-          <w:lang w:val="es-ES" w:eastAsia="ca-ES"/>
-        </w:rPr>
-        <w:t xml:space="preserve"> </w:t>
-      </w:r>
-      <w:proofErr w:type="spellStart"/>
-      <w:r>
-        <w:rPr>
-          <w:b/>
-          <w:bCs/>
-          <w:bdr w:val="none" w:sz="0" w:space="0" w:color="auto" w:frame="1"/>
-          <w:lang w:val="es-ES" w:eastAsia="ca-ES"/>
-        </w:rPr>
-        <w:t>author</w:t>
-      </w:r>
-      <w:proofErr w:type="spellEnd"/>
-      <w:r>
-        <w:rPr>
-          <w:b/>
-          <w:bCs/>
-          <w:bdr w:val="none" w:sz="0" w:space="0" w:color="auto" w:frame="1"/>
-          <w:lang w:val="es-ES" w:eastAsia="ca-ES"/>
-        </w:rPr>
-        <w:t xml:space="preserve"> </w:t>
-      </w:r>
-      <w:proofErr w:type="spellStart"/>
-      <w:r>
-        <w:rPr>
-          <w:b/>
-          <w:bCs/>
-          <w:bdr w:val="none" w:sz="0" w:space="0" w:color="auto" w:frame="1"/>
-          <w:lang w:val="es-ES" w:eastAsia="ca-ES"/>
-        </w:rPr>
-        <w:t>list</w:t>
-      </w:r>
-      <w:proofErr w:type="spellEnd"/>
-      <w:r>
-        <w:rPr>
-          <w:b/>
-          <w:bCs/>
-          <w:bdr w:val="none" w:sz="0" w:space="0" w:color="auto" w:frame="1"/>
-          <w:lang w:val="es-ES" w:eastAsia="ca-ES"/>
-        </w:rPr>
-        <w:t xml:space="preserve">: </w:t>
+        <w:t xml:space="preserve">Prospective author list: </w:t>
       </w:r>
     </w:p>
     <w:p>
@@ -194,9 +143,8 @@
           <w:bdr w:val="none" w:sz="0" w:space="0" w:color="auto" w:frame="1"/>
           <w:lang w:val="es-ES" w:eastAsia="ca-ES"/>
         </w:rPr>
-        <w:t xml:space="preserve">, </w:t>
-      </w:r>
-      <w:proofErr w:type="spellStart"/>
+        <w:t>, G</w:t>
+      </w:r>
       <w:r>
         <w:rPr>
           <w:rFonts w:eastAsia="Times New Roman" w:cstheme="minorHAnsi"/>
@@ -205,7 +153,7 @@
           <w:bdr w:val="none" w:sz="0" w:space="0" w:color="auto" w:frame="1"/>
           <w:lang w:val="es-ES" w:eastAsia="ca-ES"/>
         </w:rPr>
-        <w:t>G</w:t>
+        <w:t>ö</w:t>
       </w:r>
       <w:r>
         <w:rPr>
@@ -215,28 +163,7 @@
           <w:bdr w:val="none" w:sz="0" w:space="0" w:color="auto" w:frame="1"/>
           <w:lang w:val="es-ES" w:eastAsia="ca-ES"/>
         </w:rPr>
-        <w:t>ö</w:t>
-      </w:r>
-      <w:r>
-        <w:rPr>
-          <w:rFonts w:eastAsia="Times New Roman" w:cstheme="minorHAnsi"/>
-          <w:bCs/>
-          <w:color w:val="000000"/>
-          <w:bdr w:val="none" w:sz="0" w:space="0" w:color="auto" w:frame="1"/>
-          <w:lang w:val="es-ES" w:eastAsia="ca-ES"/>
-        </w:rPr>
-        <w:t>tzenberger</w:t>
-      </w:r>
-      <w:proofErr w:type="spellEnd"/>
-      <w:r>
-        <w:rPr>
-          <w:rFonts w:eastAsia="Times New Roman" w:cstheme="minorHAnsi"/>
-          <w:bCs/>
-          <w:color w:val="000000"/>
-          <w:bdr w:val="none" w:sz="0" w:space="0" w:color="auto" w:frame="1"/>
-          <w:lang w:val="es-ES" w:eastAsia="ca-ES"/>
-        </w:rPr>
-        <w:t>, L</w:t>
+        <w:t>tzenberger, L</w:t>
       </w:r>
       <w:r>
         <w:rPr>
@@ -372,25 +299,7 @@
           <w:color w:val="000000"/>
           <w:lang w:val="en-US" w:eastAsia="ca-ES"/>
         </w:rPr>
-        <w:t xml:space="preserve">Biodiversity Research Institute, IMIB (Univ. Oviedo-CSIC-Princ. Asturias), 33600 </w:t>
-      </w:r>
-      <w:proofErr w:type="spellStart"/>
-      <w:r>
-        <w:rPr>
-          <w:rFonts w:eastAsia="Times New Roman" w:cstheme="minorHAnsi"/>
-          <w:color w:val="000000"/>
-          <w:lang w:val="en-US" w:eastAsia="ca-ES"/>
-        </w:rPr>
-        <w:t>Mieres</w:t>
-      </w:r>
-      <w:proofErr w:type="spellEnd"/>
-      <w:r>
-        <w:rPr>
-          <w:rFonts w:eastAsia="Times New Roman" w:cstheme="minorHAnsi"/>
-          <w:color w:val="000000"/>
-          <w:lang w:val="en-US" w:eastAsia="ca-ES"/>
-        </w:rPr>
-        <w:t xml:space="preserve">, Spain. </w:t>
+        <w:t xml:space="preserve">Biodiversity Research Institute, IMIB (Univ. Oviedo-CSIC-Princ. Asturias), 33600 Mieres, Spain. </w:t>
       </w:r>
     </w:p>
     <w:p>
@@ -454,34 +363,14 @@
           <w:lang w:val="es-ES" w:eastAsia="ca-ES"/>
         </w:rPr>
       </w:pPr>
-      <w:proofErr w:type="spellStart"/>
       <w:r>
         <w:rPr>
           <w:b/>
           <w:bCs/>
           <w:lang w:val="es-ES" w:eastAsia="ca-ES"/>
         </w:rPr>
-        <w:t>Correspondence</w:t>
-      </w:r>
-      <w:proofErr w:type="spellEnd"/>
-      <w:r>
-        <w:rPr>
-          <w:b/>
-          <w:bCs/>
-          <w:lang w:val="es-ES" w:eastAsia="ca-ES"/>
-        </w:rPr>
-        <w:t xml:space="preserve"> </w:t>
-      </w:r>
-      <w:proofErr w:type="spellStart"/>
-      <w:r>
-        <w:rPr>
-          <w:b/>
-          <w:bCs/>
-          <w:lang w:val="es-ES" w:eastAsia="ca-ES"/>
-        </w:rPr>
-        <w:t>author</w:t>
-      </w:r>
-      <w:proofErr w:type="spellEnd"/>
+        <w:t>Correspondence author</w:t>
+      </w:r>
       <w:r>
         <w:rPr>
           <w:lang w:val="es-ES" w:eastAsia="ca-ES"/>
@@ -544,7 +433,6 @@
           <w:lang w:val="es-ES" w:eastAsia="ca-ES"/>
         </w:rPr>
       </w:pPr>
-      <w:proofErr w:type="spellStart"/>
       <w:r>
         <w:rPr>
           <w:rFonts w:eastAsia="Times New Roman" w:cstheme="minorHAnsi"/>
@@ -567,7 +455,6 @@
         </w:rPr>
         <w:t>s</w:t>
       </w:r>
-      <w:proofErr w:type="spellEnd"/>
     </w:p>
     <w:p>
       <w:pPr>
@@ -656,22 +543,14 @@
         <w:rPr>
           <w:lang w:val="es-ES"/>
         </w:rPr>
-        <w:t xml:space="preserve">Lars </w:t>
-      </w:r>
-      <w:proofErr w:type="spellStart"/>
+        <w:t>Lars Götzenberg</w:t>
+      </w:r>
       <w:r>
         <w:rPr>
           <w:lang w:val="es-ES"/>
         </w:rPr>
-        <w:t>Götzenberg</w:t>
-      </w:r>
-      <w:r>
-        <w:rPr>
-          <w:lang w:val="es-ES"/>
-        </w:rPr>
         <w:t>er</w:t>
       </w:r>
-      <w:proofErr w:type="spellEnd"/>
       <w:r>
         <w:rPr>
           <w:lang w:val="es-ES"/>
@@ -770,20 +649,12 @@
         </w:rPr>
       </w:pPr>
       <w:commentRangeStart w:id="0"/>
-      <w:proofErr w:type="spellStart"/>
       <w:r>
         <w:rPr>
           <w:lang w:val="es-ES" w:eastAsia="ca-ES"/>
         </w:rPr>
         <w:lastRenderedPageBreak/>
-        <w:t>Introduction</w:t>
-      </w:r>
-      <w:proofErr w:type="spellEnd"/>
-      <w:r>
-        <w:rPr>
-          <w:lang w:val="es-ES" w:eastAsia="ca-ES"/>
-        </w:rPr>
-        <w:t xml:space="preserve"> </w:t>
+        <w:t xml:space="preserve">Introduction </w:t>
       </w:r>
       <w:commentRangeEnd w:id="0"/>
       <w:r>
@@ -807,77 +678,7 @@
         <w:rPr>
           <w:rFonts w:eastAsia="Arial" w:cstheme="minorHAnsi"/>
         </w:rPr>
-        <w:t xml:space="preserve">Worldwide, alpine plants occur above the climatic treeline and they </w:t>
-      </w:r>
-      <w:proofErr w:type="gramStart"/>
-      <w:r>
-        <w:rPr>
-          <w:rFonts w:eastAsia="Arial" w:cstheme="minorHAnsi"/>
-        </w:rPr>
-        <w:t>are generally subjected</w:t>
-      </w:r>
-      <w:proofErr w:type="gramEnd"/>
-      <w:r>
-        <w:rPr>
-          <w:rFonts w:eastAsia="Arial" w:cstheme="minorHAnsi"/>
-        </w:rPr>
-        <w:t xml:space="preserve"> to harsh conditions such as freezing temperatures, snow cover and strong winds, despite regional and latitudinal variation (Körner et al. 2017). Recently, it has been noted that the abundance and distribution of alpine plants strongly depends on micro-topographic variation, which accounts for drastic changes in temperature and related factors (</w:t>
-      </w:r>
-      <w:proofErr w:type="spellStart"/>
-      <w:r>
-        <w:rPr>
-          <w:rFonts w:eastAsia="Arial" w:cstheme="minorHAnsi"/>
-        </w:rPr>
-        <w:t>Scherrer</w:t>
-      </w:r>
-      <w:proofErr w:type="spellEnd"/>
-      <w:r>
-        <w:rPr>
-          <w:rFonts w:eastAsia="Arial" w:cstheme="minorHAnsi"/>
-        </w:rPr>
-        <w:t xml:space="preserve"> &amp; </w:t>
-      </w:r>
-      <w:proofErr w:type="spellStart"/>
-      <w:r>
-        <w:rPr>
-          <w:rFonts w:eastAsia="Arial" w:cstheme="minorHAnsi"/>
-        </w:rPr>
-        <w:t>Körner</w:t>
-      </w:r>
-      <w:proofErr w:type="spellEnd"/>
-      <w:r>
-        <w:rPr>
-          <w:rFonts w:eastAsia="Arial" w:cstheme="minorHAnsi"/>
-        </w:rPr>
-        <w:t xml:space="preserve"> 2010; </w:t>
-      </w:r>
-      <w:proofErr w:type="spellStart"/>
-      <w:r>
-        <w:rPr>
-          <w:rFonts w:eastAsia="Arial" w:cstheme="minorHAnsi"/>
-        </w:rPr>
-        <w:t>Kulonen</w:t>
-      </w:r>
-      <w:proofErr w:type="spellEnd"/>
-      <w:r>
-        <w:rPr>
-          <w:rFonts w:eastAsia="Arial" w:cstheme="minorHAnsi"/>
-        </w:rPr>
-        <w:t xml:space="preserve"> et al. 2018). An increasing number of studies have reported relationships between micro-habitat variation and the compositional and functional diversity of alpine plant communities (e.g. Choler 2005; Opedal et al. 2014; Stark et al. 2017; Blonder et al. 2018) but functional approaches have mostly focused on adult-plant traits. At the regeneration stage, studies suggested that the seed germination niche is influenced by micro-site temperature and snow cover (Fernández-Pascual et al. 2016) and soil bedrock (</w:t>
-      </w:r>
-      <w:proofErr w:type="spellStart"/>
-      <w:r>
-        <w:rPr>
-          <w:rFonts w:eastAsia="Arial" w:cstheme="minorHAnsi"/>
-        </w:rPr>
-        <w:t>Tudela-Isanta</w:t>
-      </w:r>
-      <w:proofErr w:type="spellEnd"/>
-      <w:r>
-        <w:rPr>
-          <w:rFonts w:eastAsia="Arial" w:cstheme="minorHAnsi"/>
-        </w:rPr>
-        <w:t xml:space="preserve"> et al. 2018). Relatively higher temperatures at the microsite also may determine </w:t>
+        <w:t xml:space="preserve">Worldwide, alpine plants occur above the climatic treeline and they are generally subjected to harsh conditions such as freezing temperatures, snow cover and strong winds, despite regional and latitudinal variation (Körner et al. 2017). Recently, it has been noted that the abundance and distribution of alpine plants strongly depends on micro-topographic variation, which accounts for drastic changes in temperature and related factors (Scherrer &amp; Körner 2010; Kulonen et al. 2018). An increasing number of studies have reported relationships between micro-habitat variation and the compositional and functional diversity of alpine plant communities (e.g. Choler 2005; Opedal et al. 2014; Stark et al. 2017; Blonder et al. 2018) but functional approaches have mostly focused on adult-plant traits. At the regeneration stage, studies suggested that the seed germination niche is influenced by micro-site temperature and snow cover (Fernández-Pascual et al. 2016) and soil bedrock (Tudela-Isanta et al. 2018). Relatively higher temperatures at the microsite also may determine </w:t>
       </w:r>
       <w:sdt>
         <w:sdtPr>
@@ -1001,21 +802,7 @@
         <w:rPr>
           <w:rFonts w:eastAsia="Arial" w:cstheme="minorHAnsi"/>
         </w:rPr>
-        <w:t xml:space="preserve"> co-occurring species may be useful to infer high-level processes such as species dispersal and (niche) selection (</w:t>
-      </w:r>
-      <w:proofErr w:type="spellStart"/>
-      <w:r>
-        <w:rPr>
-          <w:rFonts w:eastAsia="Arial" w:cstheme="minorHAnsi"/>
-        </w:rPr>
-        <w:t>Vellend</w:t>
-      </w:r>
-      <w:proofErr w:type="spellEnd"/>
-      <w:r>
-        <w:rPr>
-          <w:rFonts w:eastAsia="Arial" w:cstheme="minorHAnsi"/>
-        </w:rPr>
-        <w:t xml:space="preserve"> 2016). However, the conceptual framework of community assembly may be limited by the lack of seed-trait studies addressing the co-occurrence of plants as the result of regional and local processes such as dispersal, environmental filtering and species interactions (Götzenberger et al. 201</w:t>
+        <w:t xml:space="preserve"> co-occurring species may be useful to infer high-level processes such as species dispersal and (niche) selection (Vellend 2016). However, the conceptual framework of community assembly may be limited by the lack of seed-trait studies addressing the co-occurrence of plants as the result of regional and local processes such as dispersal, environmental filtering and species interactions (Götzenberger et al. 201</w:t>
       </w:r>
       <w:sdt>
         <w:sdtPr>
@@ -1073,35 +860,7 @@
         <w:rPr>
           <w:rFonts w:eastAsia="Arial" w:cstheme="minorHAnsi"/>
         </w:rPr>
-        <w:t>The question of functional filtering in seeds can be addressed by exploring niche differentiation, a process by which co-occurring species may use the environment differently to avoid competition. Alpine communities are subjected to harsh environmental conditions; therefore, plant competition is expected to be relaxed, and niche-based processes rely on abiotic filters or facilitation (Callaway et al. 2002). Since alpine habitats generally have low water and nutrient resources, niche differentiation may also be the result of multiple, independent species adaptation to harsh conditions during postglacial dispersal, ultimately explaining the relative high diversity of plants in these ecosystems. Several studies have investigated the role of niche-based processes in alpine communities using traits (</w:t>
-      </w:r>
-      <w:proofErr w:type="spellStart"/>
-      <w:r>
-        <w:rPr>
-          <w:rFonts w:eastAsia="Arial" w:cstheme="minorHAnsi"/>
-        </w:rPr>
-        <w:t>Chalmandrier</w:t>
-      </w:r>
-      <w:proofErr w:type="spellEnd"/>
-      <w:r>
-        <w:rPr>
-          <w:rFonts w:eastAsia="Arial" w:cstheme="minorHAnsi"/>
-        </w:rPr>
-        <w:t xml:space="preserve"> et al. 2017, Scherrer et al. 2019) or phylogenetic approaches (Butterfield et al. 2013) to estimate the ecological similarity of co-existing species. However, apart from seed mass, regeneration traits are hardly ever considered, despite existing evidence that life-history stages determine different plant responses across micro-habitats (</w:t>
-      </w:r>
-      <w:proofErr w:type="spellStart"/>
-      <w:r>
-        <w:rPr>
-          <w:rFonts w:eastAsia="Arial" w:cstheme="minorHAnsi"/>
-        </w:rPr>
-        <w:t>Hülber</w:t>
-      </w:r>
-      <w:proofErr w:type="spellEnd"/>
-      <w:r>
-        <w:rPr>
-          <w:rFonts w:eastAsia="Arial" w:cstheme="minorHAnsi"/>
-        </w:rPr>
-        <w:t xml:space="preserve"> et al. 2018). So far, we do not know whether regeneration stages may follow similar or different strategies in alpine plants, and if regeneration traits can provide additional insights into assembly processes, in particular at the level of microsite variation</w:t>
+        <w:t>The question of functional filtering in seeds can be addressed by exploring niche differentiation, a process by which co-occurring species may use the environment differently to avoid competition. Alpine communities are subjected to harsh environmental conditions; therefore, plant competition is expected to be relaxed, and niche-based processes rely on abiotic filters or facilitation (Callaway et al. 2002). Since alpine habitats generally have low water and nutrient resources, niche differentiation may also be the result of multiple, independent species adaptation to harsh conditions during postglacial dispersal, ultimately explaining the relative high diversity of plants in these ecosystems. Several studies have investigated the role of niche-based processes in alpine communities using traits (Chalmandrier et al. 2017, Scherrer et al. 2019) or phylogenetic approaches (Butterfield et al. 2013) to estimate the ecological similarity of co-existing species. However, apart from seed mass, regeneration traits are hardly ever considered, despite existing evidence that life-history stages determine different plant responses across micro-habitats (Hülber et al. 2018). So far, we do not know whether regeneration stages may follow similar or different strategies in alpine plants, and if regeneration traits can provide additional insights into assembly processes, in particular at the level of microsite variation</w:t>
       </w:r>
     </w:p>
     <w:p>
@@ -1116,42 +875,14 @@
         <w:rPr>
           <w:lang w:val="en-US" w:eastAsia="ca-ES"/>
         </w:rPr>
-        <w:t xml:space="preserve">The seed germination niche is the range of environmental conditions which elicit a successful transition from seed to seedling (Grubb 1977). The timing of germination depends on the shape of the germination niche, i.e. the responsiveness to a specific set of environmental germination cues that include temperature, moisture, light and chemical signals. This shape is generally determined by environmental filters to establishment and tends to match germination with the most </w:t>
-      </w:r>
-      <w:proofErr w:type="spellStart"/>
+        <w:t xml:space="preserve">The seed germination niche is the range of environmental conditions which elicit a successful transition from seed to seedling (Grubb 1977). The timing of germination depends on the shape of the germination niche, i.e. the responsiveness to a specific set of environmental germination cues that include temperature, moisture, light and chemical signals. This shape is generally determined by environmental filters to establishment and tends to match germination with the most favourable season for seedling survival (Donohue 2014; Fernández-Pascual et al. 2017b). It follows that communities that differ in their environmental filters for seedling establishment </w:t>
+      </w:r>
       <w:r>
         <w:rPr>
           <w:lang w:val="en-US" w:eastAsia="ca-ES"/>
         </w:rPr>
-        <w:t>favourable</w:t>
-      </w:r>
-      <w:proofErr w:type="spellEnd"/>
-      <w:r>
-        <w:rPr>
-          <w:lang w:val="en-US" w:eastAsia="ca-ES"/>
-        </w:rPr>
-        <w:t xml:space="preserve"> season for seedling survival (Donohue 2014; Fernández-Pascual et al. 2017b). It follows that communities that differ in their environmental filters for seedling establishment </w:t>
-      </w:r>
-      <w:r>
-        <w:rPr>
-          <w:lang w:val="en-US" w:eastAsia="ca-ES"/>
-        </w:rPr>
         <w:lastRenderedPageBreak/>
-        <w:t>should also differ in the shape of their germination niches (Jurado &amp; Flores 2005). The stronger the environmental filters are, the more homogeneous should be the germination niches of a community, reflecting shared strategies of stress tolerance. In alpine habitats, the environment imposes harsh filters such as short growing seasons, freeze-thaw cycles and drought induced by skeletal soils and frozen groundwater. Nonetheless, it has been difficult to define a single alpine germination niche (</w:t>
-      </w:r>
-      <w:proofErr w:type="spellStart"/>
-      <w:r>
-        <w:rPr>
-          <w:lang w:val="en-US" w:eastAsia="ca-ES"/>
-        </w:rPr>
-        <w:t>Schwienbacher</w:t>
-      </w:r>
-      <w:proofErr w:type="spellEnd"/>
-      <w:r>
-        <w:rPr>
-          <w:lang w:val="en-US" w:eastAsia="ca-ES"/>
-        </w:rPr>
-        <w:t xml:space="preserve"> et al. 2011). As the alpine environment is a mosaic of microhabitats, it seems natural that germination strategies need to be assessed at the microsite level. For example, many alpine species have been found able to germinate in conditions indicative of snow cover, such as 0 ºC and darkness (Giménez-Benavides et al. 2005; Shimono &amp; Kudo 2005). This has been portrayed as a strategy of snow field species, while exposed species of the same community would germinate at higher temperatures and after a dormancy-breaking season (Fernández-Pascual et al. 2017a).</w:t>
+        <w:t>should also differ in the shape of their germination niches (Jurado &amp; Flores 2005). The stronger the environmental filters are, the more homogeneous should be the germination niches of a community, reflecting shared strategies of stress tolerance. In alpine habitats, the environment imposes harsh filters such as short growing seasons, freeze-thaw cycles and drought induced by skeletal soils and frozen groundwater. Nonetheless, it has been difficult to define a single alpine germination niche (Schwienbacher et al. 2011). As the alpine environment is a mosaic of microhabitats, it seems natural that germination strategies need to be assessed at the microsite level. For example, many alpine species have been found able to germinate in conditions indicative of snow cover, such as 0 ºC and darkness (Giménez-Benavides et al. 2005; Shimono &amp; Kudo 2005). This has been portrayed as a strategy of snow field species, while exposed species of the same community would germinate at higher temperatures and after a dormancy-breaking season (Fernández-Pascual et al. 2017a).</w:t>
       </w:r>
     </w:p>
     <w:p>
@@ -1195,117 +926,7 @@
           <w:szCs w:val="22"/>
           <w:lang w:val="en-US" w:eastAsia="ca-ES"/>
         </w:rPr>
-        <w:t xml:space="preserve">We </w:t>
-      </w:r>
-      <w:proofErr w:type="spellStart"/>
-      <w:r>
-        <w:rPr>
-          <w:rFonts w:asciiTheme="minorHAnsi" w:eastAsiaTheme="minorHAnsi" w:hAnsiTheme="minorHAnsi" w:cstheme="minorBidi"/>
-          <w:color w:val="auto"/>
-          <w:sz w:val="22"/>
-          <w:szCs w:val="22"/>
-          <w:lang w:val="en-US" w:eastAsia="ca-ES"/>
-        </w:rPr>
-        <w:t>hypothesise</w:t>
-      </w:r>
-      <w:proofErr w:type="spellEnd"/>
-      <w:r>
-        <w:rPr>
-          <w:rFonts w:asciiTheme="minorHAnsi" w:eastAsiaTheme="minorHAnsi" w:hAnsiTheme="minorHAnsi" w:cstheme="minorBidi"/>
-          <w:color w:val="auto"/>
-          <w:sz w:val="22"/>
-          <w:szCs w:val="22"/>
-          <w:lang w:val="en-US" w:eastAsia="ca-ES"/>
-        </w:rPr>
-        <w:t xml:space="preserve"> that microhabitat filters will drive differences in the germination traits of species and communities. Sites with prolonged snow cover will </w:t>
-      </w:r>
-      <w:proofErr w:type="spellStart"/>
-      <w:r>
-        <w:rPr>
-          <w:rFonts w:asciiTheme="minorHAnsi" w:eastAsiaTheme="minorHAnsi" w:hAnsiTheme="minorHAnsi" w:cstheme="minorBidi"/>
-          <w:color w:val="auto"/>
-          <w:sz w:val="22"/>
-          <w:szCs w:val="22"/>
-          <w:lang w:val="en-US" w:eastAsia="ca-ES"/>
-        </w:rPr>
-        <w:t>favour</w:t>
-      </w:r>
-      <w:proofErr w:type="spellEnd"/>
-      <w:r>
-        <w:rPr>
-          <w:rFonts w:asciiTheme="minorHAnsi" w:eastAsiaTheme="minorHAnsi" w:hAnsiTheme="minorHAnsi" w:cstheme="minorBidi"/>
-          <w:color w:val="auto"/>
-          <w:sz w:val="22"/>
-          <w:szCs w:val="22"/>
-          <w:lang w:val="en-US" w:eastAsia="ca-ES"/>
-        </w:rPr>
-        <w:t xml:space="preserve"> germination in conditions of low temperature, constant temperatures and darkness. Exposed sites will </w:t>
-      </w:r>
-      <w:proofErr w:type="spellStart"/>
-      <w:r>
-        <w:rPr>
-          <w:rFonts w:asciiTheme="minorHAnsi" w:eastAsiaTheme="minorHAnsi" w:hAnsiTheme="minorHAnsi" w:cstheme="minorBidi"/>
-          <w:color w:val="auto"/>
-          <w:sz w:val="22"/>
-          <w:szCs w:val="22"/>
-          <w:lang w:val="en-US" w:eastAsia="ca-ES"/>
-        </w:rPr>
-        <w:t>favour</w:t>
-      </w:r>
-      <w:proofErr w:type="spellEnd"/>
-      <w:r>
-        <w:rPr>
-          <w:rFonts w:asciiTheme="minorHAnsi" w:eastAsiaTheme="minorHAnsi" w:hAnsiTheme="minorHAnsi" w:cstheme="minorBidi"/>
-          <w:color w:val="auto"/>
-          <w:sz w:val="22"/>
-          <w:szCs w:val="22"/>
-          <w:lang w:val="en-US" w:eastAsia="ca-ES"/>
-        </w:rPr>
-        <w:t xml:space="preserve"> germination after cold-stratification and at high temperatures. However, within communities there will be a dispersion of germination timing traits to </w:t>
-      </w:r>
-      <w:proofErr w:type="spellStart"/>
-      <w:r>
-        <w:rPr>
-          <w:rFonts w:asciiTheme="minorHAnsi" w:eastAsiaTheme="minorHAnsi" w:hAnsiTheme="minorHAnsi" w:cstheme="minorBidi"/>
-          <w:color w:val="auto"/>
-          <w:sz w:val="22"/>
-          <w:szCs w:val="22"/>
-          <w:lang w:val="en-US" w:eastAsia="ca-ES"/>
-        </w:rPr>
-        <w:t>favour</w:t>
-      </w:r>
-      <w:proofErr w:type="spellEnd"/>
-      <w:r>
-        <w:rPr>
-          <w:rFonts w:asciiTheme="minorHAnsi" w:eastAsiaTheme="minorHAnsi" w:hAnsiTheme="minorHAnsi" w:cstheme="minorBidi"/>
-          <w:color w:val="auto"/>
-          <w:sz w:val="22"/>
-          <w:szCs w:val="22"/>
-          <w:lang w:val="en-US" w:eastAsia="ca-ES"/>
-        </w:rPr>
-        <w:t xml:space="preserve"> temporal niche partition, especially in more productive snow-patch communities with deeper soils. According to the co-existence theory of Grubb (1977), niche differentiation may be different between communities with higher versus lower resources and competition (e.g. fellfields versus </w:t>
-      </w:r>
-      <w:proofErr w:type="spellStart"/>
-      <w:r>
-        <w:rPr>
-          <w:rFonts w:asciiTheme="minorHAnsi" w:eastAsiaTheme="minorHAnsi" w:hAnsiTheme="minorHAnsi" w:cstheme="minorBidi"/>
-          <w:color w:val="auto"/>
-          <w:sz w:val="22"/>
-          <w:szCs w:val="22"/>
-          <w:lang w:val="en-US" w:eastAsia="ca-ES"/>
-        </w:rPr>
-        <w:t>snowbeds</w:t>
-      </w:r>
-      <w:proofErr w:type="spellEnd"/>
-      <w:r>
-        <w:rPr>
-          <w:rFonts w:asciiTheme="minorHAnsi" w:eastAsiaTheme="minorHAnsi" w:hAnsiTheme="minorHAnsi" w:cstheme="minorBidi"/>
-          <w:color w:val="auto"/>
-          <w:sz w:val="22"/>
-          <w:szCs w:val="22"/>
-          <w:lang w:val="en-US" w:eastAsia="ca-ES"/>
-        </w:rPr>
-        <w:t>).</w:t>
+        <w:t>We hypothesise that microhabitat filters will drive differences in the germination traits of species and communities. Sites with prolonged snow cover will favour germination in conditions of low temperature, constant temperatures and darkness. Exposed sites will favour germination after cold-stratification and at high temperatures. However, within communities there will be a dispersion of germination timing traits to favour temporal niche partition, especially in more productive snow-patch communities with deeper soils. According to the co-existence theory of Grubb (1977), niche differentiation may be different between communities with higher versus lower resources and competition (e.g. fellfields versus snowbeds).</w:t>
       </w:r>
     </w:p>
     <w:p>
@@ -1403,21 +1024,7 @@
         <w:rPr>
           <w:rFonts w:cstheme="minorHAnsi"/>
         </w:rPr>
-        <w:t xml:space="preserve"> communities living between 1900 and 2500 m </w:t>
-      </w:r>
-      <w:proofErr w:type="spellStart"/>
-      <w:r>
-        <w:rPr>
-          <w:rFonts w:cstheme="minorHAnsi"/>
-        </w:rPr>
-        <w:t>a.s.l</w:t>
-      </w:r>
-      <w:proofErr w:type="spellEnd"/>
-      <w:r>
-        <w:rPr>
-          <w:rFonts w:cstheme="minorHAnsi"/>
-        </w:rPr>
-        <w:t xml:space="preserve">. in the Cantabrian Mountains. This mountain range,  running E-W in northern Spain, is considered a </w:t>
+        <w:t xml:space="preserve"> communities living between 1900 and 2500 m a.s.l. in the Cantabrian Mountains. This mountain range,  running E-W in northern Spain, is considered a </w:t>
       </w:r>
       <w:r>
         <w:rPr>
@@ -1540,7 +1147,6 @@
         </w:rPr>
         <w:t xml:space="preserve"> communities in the Cantabrian Mountains are dominated mostly by </w:t>
       </w:r>
-      <w:proofErr w:type="spellStart"/>
       <w:r>
         <w:rPr>
           <w:rFonts w:cstheme="minorHAnsi"/>
@@ -1549,14 +1155,12 @@
         </w:rPr>
         <w:t>Poaceae</w:t>
       </w:r>
-      <w:proofErr w:type="spellEnd"/>
       <w:r>
         <w:rPr>
           <w:rFonts w:cstheme="minorHAnsi"/>
         </w:rPr>
         <w:t xml:space="preserve"> and </w:t>
       </w:r>
-      <w:proofErr w:type="spellStart"/>
       <w:r>
         <w:rPr>
           <w:rFonts w:cstheme="minorHAnsi"/>
@@ -1565,7 +1169,6 @@
         </w:rPr>
         <w:t>Cyperaceae</w:t>
       </w:r>
-      <w:proofErr w:type="spellEnd"/>
       <w:r>
         <w:rPr>
           <w:rFonts w:cstheme="minorHAnsi"/>
@@ -1584,52 +1187,14 @@
         </w:rPr>
         <w:t xml:space="preserve"> are mainly Hemicryptophytes and Chamaephytes. Grazing impact is restricted to wild populations of Cantabrian chamois (</w:t>
       </w:r>
-      <w:proofErr w:type="spellStart"/>
       <w:r>
         <w:rPr>
           <w:rFonts w:cstheme="minorHAnsi"/>
           <w:i/>
           <w:iCs/>
         </w:rPr>
-        <w:t>Rupricapra</w:t>
-      </w:r>
-      <w:proofErr w:type="spellEnd"/>
-      <w:r>
-        <w:rPr>
-          <w:rFonts w:cstheme="minorHAnsi"/>
-          <w:i/>
-          <w:iCs/>
-        </w:rPr>
-        <w:t xml:space="preserve"> </w:t>
-      </w:r>
-      <w:proofErr w:type="spellStart"/>
-      <w:r>
-        <w:rPr>
-          <w:rFonts w:cstheme="minorHAnsi"/>
-          <w:i/>
-          <w:iCs/>
-        </w:rPr>
-        <w:t>pyrenaica</w:t>
-      </w:r>
-      <w:proofErr w:type="spellEnd"/>
-      <w:r>
-        <w:rPr>
-          <w:rFonts w:cstheme="minorHAnsi"/>
-          <w:i/>
-          <w:iCs/>
-        </w:rPr>
-        <w:t xml:space="preserve"> </w:t>
-      </w:r>
-      <w:proofErr w:type="spellStart"/>
-      <w:r>
-        <w:rPr>
-          <w:rFonts w:cstheme="minorHAnsi"/>
-          <w:i/>
-          <w:iCs/>
-        </w:rPr>
-        <w:t>parva</w:t>
-      </w:r>
-      <w:proofErr w:type="spellEnd"/>
+        <w:t>Rupricapra pyrenaica parva</w:t>
+      </w:r>
       <w:r>
         <w:rPr>
           <w:rFonts w:cstheme="minorHAnsi"/>
@@ -1839,21 +1404,7 @@
         <w:rPr>
           <w:rFonts w:cstheme="minorHAnsi"/>
         </w:rPr>
-        <w:t xml:space="preserve"> the </w:t>
-      </w:r>
-      <w:proofErr w:type="spellStart"/>
-      <w:r>
-        <w:rPr>
-          <w:rFonts w:cstheme="minorHAnsi"/>
-        </w:rPr>
-        <w:t>center</w:t>
-      </w:r>
-      <w:proofErr w:type="spellEnd"/>
-      <w:r>
-        <w:rPr>
-          <w:rFonts w:cstheme="minorHAnsi"/>
-        </w:rPr>
-        <w:t xml:space="preserve"> of our four sampling sites). Soil pH based on 40 samples collected in 2018, own data not shown. Mean annual air temperature, based on 47 locations from CHELSA 2.1 (bio1). Growing season length calculated from in situ soil temperature records, start and </w:t>
+        <w:t xml:space="preserve"> the center of our four sampling sites). Soil pH based on 40 samples collected in 2018, own data not shown. Mean annual air temperature, based on 47 locations from CHELSA 2.1 (bio1). Growing season length calculated from in situ soil temperature records, start and </w:t>
       </w:r>
       <w:r>
         <w:rPr>
@@ -2255,7 +1806,6 @@
                 <w:lang w:val="es-ES" w:eastAsia="es-ES"/>
               </w:rPr>
             </w:pPr>
-            <w:proofErr w:type="spellStart"/>
             <w:r>
               <w:rPr>
                 <w:rFonts w:ascii="Calibri" w:eastAsia="Times New Roman" w:hAnsi="Calibri" w:cs="Calibri"/>
@@ -2264,18 +1814,7 @@
                 <w:szCs w:val="18"/>
                 <w:lang w:val="es-ES" w:eastAsia="es-ES"/>
               </w:rPr>
-              <w:t>Soil</w:t>
-            </w:r>
-            <w:proofErr w:type="spellEnd"/>
-            <w:r>
-              <w:rPr>
-                <w:rFonts w:ascii="Calibri" w:eastAsia="Times New Roman" w:hAnsi="Calibri" w:cs="Calibri"/>
-                <w:color w:val="000000"/>
-                <w:sz w:val="18"/>
-                <w:szCs w:val="18"/>
-                <w:lang w:val="es-ES" w:eastAsia="es-ES"/>
-              </w:rPr>
-              <w:t xml:space="preserve"> pH </w:t>
+              <w:t xml:space="preserve">Soil pH </w:t>
             </w:r>
           </w:p>
         </w:tc>
@@ -2431,20 +1970,8 @@
                 <w:szCs w:val="18"/>
                 <w:lang w:val="es-ES" w:eastAsia="es-ES"/>
               </w:rPr>
-              <w:t xml:space="preserve">2.5 </w:t>
+              <w:t>2.5 ºC</w:t>
             </w:r>
-            <w:proofErr w:type="spellStart"/>
-            <w:r>
-              <w:rPr>
-                <w:rFonts w:ascii="Calibri" w:eastAsia="Times New Roman" w:hAnsi="Calibri" w:cs="Calibri"/>
-                <w:color w:val="000000"/>
-                <w:sz w:val="18"/>
-                <w:szCs w:val="18"/>
-                <w:lang w:val="es-ES" w:eastAsia="es-ES"/>
-              </w:rPr>
-              <w:t>ºC</w:t>
-            </w:r>
-            <w:proofErr w:type="spellEnd"/>
           </w:p>
         </w:tc>
         <w:tc>
@@ -2481,20 +2008,8 @@
                 <w:szCs w:val="18"/>
                 <w:lang w:val="es-ES" w:eastAsia="es-ES"/>
               </w:rPr>
-              <w:t xml:space="preserve">4.5 </w:t>
+              <w:t>4.5 ºC</w:t>
             </w:r>
-            <w:proofErr w:type="spellStart"/>
-            <w:r>
-              <w:rPr>
-                <w:rFonts w:ascii="Calibri" w:eastAsia="Times New Roman" w:hAnsi="Calibri" w:cs="Calibri"/>
-                <w:color w:val="000000"/>
-                <w:sz w:val="18"/>
-                <w:szCs w:val="18"/>
-                <w:lang w:val="es-ES" w:eastAsia="es-ES"/>
-              </w:rPr>
-              <w:t>ºC</w:t>
-            </w:r>
-            <w:proofErr w:type="spellEnd"/>
           </w:p>
         </w:tc>
       </w:tr>
@@ -2565,7 +2080,6 @@
                 <w:lang w:val="es-ES" w:eastAsia="es-ES"/>
               </w:rPr>
             </w:pPr>
-            <w:proofErr w:type="spellStart"/>
             <w:r>
               <w:rPr>
                 <w:rFonts w:ascii="Calibri" w:eastAsia="Times New Roman" w:hAnsi="Calibri" w:cs="Calibri"/>
@@ -2574,53 +2088,8 @@
                 <w:szCs w:val="18"/>
                 <w:lang w:val="es-ES" w:eastAsia="es-ES"/>
               </w:rPr>
-              <w:t>May</w:t>
+              <w:t>May - early October</w:t>
             </w:r>
-            <w:proofErr w:type="spellEnd"/>
-            <w:r>
-              <w:rPr>
-                <w:rFonts w:ascii="Calibri" w:eastAsia="Times New Roman" w:hAnsi="Calibri" w:cs="Calibri"/>
-                <w:color w:val="000000"/>
-                <w:sz w:val="18"/>
-                <w:szCs w:val="18"/>
-                <w:lang w:val="es-ES" w:eastAsia="es-ES"/>
-              </w:rPr>
-              <w:t xml:space="preserve"> - </w:t>
-            </w:r>
-            <w:proofErr w:type="spellStart"/>
-            <w:r>
-              <w:rPr>
-                <w:rFonts w:ascii="Calibri" w:eastAsia="Times New Roman" w:hAnsi="Calibri" w:cs="Calibri"/>
-                <w:color w:val="000000"/>
-                <w:sz w:val="18"/>
-                <w:szCs w:val="18"/>
-                <w:lang w:val="es-ES" w:eastAsia="es-ES"/>
-              </w:rPr>
-              <w:t>early</w:t>
-            </w:r>
-            <w:proofErr w:type="spellEnd"/>
-            <w:r>
-              <w:rPr>
-                <w:rFonts w:ascii="Calibri" w:eastAsia="Times New Roman" w:hAnsi="Calibri" w:cs="Calibri"/>
-                <w:color w:val="000000"/>
-                <w:sz w:val="18"/>
-                <w:szCs w:val="18"/>
-                <w:lang w:val="es-ES" w:eastAsia="es-ES"/>
-              </w:rPr>
-              <w:t xml:space="preserve"> </w:t>
-            </w:r>
-            <w:proofErr w:type="spellStart"/>
-            <w:r>
-              <w:rPr>
-                <w:rFonts w:ascii="Calibri" w:eastAsia="Times New Roman" w:hAnsi="Calibri" w:cs="Calibri"/>
-                <w:color w:val="000000"/>
-                <w:sz w:val="18"/>
-                <w:szCs w:val="18"/>
-                <w:lang w:val="es-ES" w:eastAsia="es-ES"/>
-              </w:rPr>
-              <w:t>October</w:t>
-            </w:r>
-            <w:proofErr w:type="spellEnd"/>
           </w:p>
         </w:tc>
         <w:tc>
@@ -2649,7 +2118,6 @@
                 <w:lang w:val="es-ES" w:eastAsia="es-ES"/>
               </w:rPr>
             </w:pPr>
-            <w:proofErr w:type="spellStart"/>
             <w:r>
               <w:rPr>
                 <w:rFonts w:ascii="Calibri" w:eastAsia="Times New Roman" w:hAnsi="Calibri" w:cs="Calibri"/>
@@ -2658,53 +2126,8 @@
                 <w:szCs w:val="18"/>
                 <w:lang w:val="es-ES" w:eastAsia="es-ES"/>
               </w:rPr>
-              <w:t>March</w:t>
+              <w:t>March – early November</w:t>
             </w:r>
-            <w:proofErr w:type="spellEnd"/>
-            <w:r>
-              <w:rPr>
-                <w:rFonts w:ascii="Calibri" w:eastAsia="Times New Roman" w:hAnsi="Calibri" w:cs="Calibri"/>
-                <w:color w:val="000000"/>
-                <w:sz w:val="18"/>
-                <w:szCs w:val="18"/>
-                <w:lang w:val="es-ES" w:eastAsia="es-ES"/>
-              </w:rPr>
-              <w:t xml:space="preserve"> – </w:t>
-            </w:r>
-            <w:proofErr w:type="spellStart"/>
-            <w:r>
-              <w:rPr>
-                <w:rFonts w:ascii="Calibri" w:eastAsia="Times New Roman" w:hAnsi="Calibri" w:cs="Calibri"/>
-                <w:color w:val="000000"/>
-                <w:sz w:val="18"/>
-                <w:szCs w:val="18"/>
-                <w:lang w:val="es-ES" w:eastAsia="es-ES"/>
-              </w:rPr>
-              <w:t>early</w:t>
-            </w:r>
-            <w:proofErr w:type="spellEnd"/>
-            <w:r>
-              <w:rPr>
-                <w:rFonts w:ascii="Calibri" w:eastAsia="Times New Roman" w:hAnsi="Calibri" w:cs="Calibri"/>
-                <w:color w:val="000000"/>
-                <w:sz w:val="18"/>
-                <w:szCs w:val="18"/>
-                <w:lang w:val="es-ES" w:eastAsia="es-ES"/>
-              </w:rPr>
-              <w:t xml:space="preserve"> </w:t>
-            </w:r>
-            <w:proofErr w:type="spellStart"/>
-            <w:r>
-              <w:rPr>
-                <w:rFonts w:ascii="Calibri" w:eastAsia="Times New Roman" w:hAnsi="Calibri" w:cs="Calibri"/>
-                <w:color w:val="000000"/>
-                <w:sz w:val="18"/>
-                <w:szCs w:val="18"/>
-                <w:lang w:val="es-ES" w:eastAsia="es-ES"/>
-              </w:rPr>
-              <w:t>November</w:t>
-            </w:r>
-            <w:proofErr w:type="spellEnd"/>
           </w:p>
         </w:tc>
       </w:tr>
@@ -2783,20 +2206,8 @@
                 <w:szCs w:val="18"/>
                 <w:lang w:val="es-ES" w:eastAsia="es-ES"/>
               </w:rPr>
-              <w:t xml:space="preserve">5.1 </w:t>
+              <w:t>5.1 ºC</w:t>
             </w:r>
-            <w:proofErr w:type="spellStart"/>
-            <w:r>
-              <w:rPr>
-                <w:rFonts w:ascii="Calibri" w:eastAsia="Times New Roman" w:hAnsi="Calibri" w:cs="Calibri"/>
-                <w:color w:val="000000"/>
-                <w:sz w:val="18"/>
-                <w:szCs w:val="18"/>
-                <w:lang w:val="es-ES" w:eastAsia="es-ES"/>
-              </w:rPr>
-              <w:t>ºC</w:t>
-            </w:r>
-            <w:proofErr w:type="spellEnd"/>
           </w:p>
         </w:tc>
         <w:tc>
@@ -2833,20 +2244,8 @@
                 <w:szCs w:val="18"/>
                 <w:lang w:val="es-ES" w:eastAsia="es-ES"/>
               </w:rPr>
-              <w:t xml:space="preserve">8.1 </w:t>
+              <w:t>8.1 ºC</w:t>
             </w:r>
-            <w:proofErr w:type="spellStart"/>
-            <w:r>
-              <w:rPr>
-                <w:rFonts w:ascii="Calibri" w:eastAsia="Times New Roman" w:hAnsi="Calibri" w:cs="Calibri"/>
-                <w:color w:val="000000"/>
-                <w:sz w:val="18"/>
-                <w:szCs w:val="18"/>
-                <w:lang w:val="es-ES" w:eastAsia="es-ES"/>
-              </w:rPr>
-              <w:t>ºC</w:t>
-            </w:r>
-            <w:proofErr w:type="spellEnd"/>
           </w:p>
         </w:tc>
       </w:tr>
@@ -3074,20 +2473,8 @@
                 <w:szCs w:val="18"/>
                 <w:lang w:val="es-ES" w:eastAsia="es-ES"/>
               </w:rPr>
-              <w:t xml:space="preserve">8 - 18 </w:t>
+              <w:t>8 - 18 species</w:t>
             </w:r>
-            <w:proofErr w:type="spellStart"/>
-            <w:r>
-              <w:rPr>
-                <w:rFonts w:ascii="Calibri" w:eastAsia="Times New Roman" w:hAnsi="Calibri" w:cs="Calibri"/>
-                <w:color w:val="000000"/>
-                <w:sz w:val="18"/>
-                <w:szCs w:val="18"/>
-                <w:lang w:val="es-ES" w:eastAsia="es-ES"/>
-              </w:rPr>
-              <w:t>species</w:t>
-            </w:r>
-            <w:proofErr w:type="spellEnd"/>
           </w:p>
         </w:tc>
         <w:tc>
@@ -3124,20 +2511,8 @@
                 <w:szCs w:val="18"/>
                 <w:lang w:val="es-ES" w:eastAsia="es-ES"/>
               </w:rPr>
-              <w:t xml:space="preserve">3 - 14 </w:t>
+              <w:t>3 - 14 species</w:t>
             </w:r>
-            <w:proofErr w:type="spellStart"/>
-            <w:r>
-              <w:rPr>
-                <w:rFonts w:ascii="Calibri" w:eastAsia="Times New Roman" w:hAnsi="Calibri" w:cs="Calibri"/>
-                <w:color w:val="000000"/>
-                <w:sz w:val="18"/>
-                <w:szCs w:val="18"/>
-                <w:lang w:val="es-ES" w:eastAsia="es-ES"/>
-              </w:rPr>
-              <w:t>species</w:t>
-            </w:r>
-            <w:proofErr w:type="spellEnd"/>
           </w:p>
         </w:tc>
       </w:tr>
@@ -3211,7 +2586,6 @@
                 <w:lang w:val="es-ES" w:eastAsia="es-ES"/>
               </w:rPr>
             </w:pPr>
-            <w:proofErr w:type="spellStart"/>
             <w:r>
               <w:rPr>
                 <w:rFonts w:ascii="Calibri" w:eastAsia="Times New Roman" w:hAnsi="Calibri" w:cs="Calibri"/>
@@ -3222,35 +2596,8 @@
                 <w:szCs w:val="18"/>
                 <w:lang w:val="es-ES" w:eastAsia="es-ES"/>
               </w:rPr>
-              <w:t>Carex</w:t>
+              <w:t>Carex sempervirens</w:t>
             </w:r>
-            <w:proofErr w:type="spellEnd"/>
-            <w:r>
-              <w:rPr>
-                <w:rFonts w:ascii="Calibri" w:eastAsia="Times New Roman" w:hAnsi="Calibri" w:cs="Calibri"/>
-                <w:i/>
-                <w:iCs/>
-                <w:color w:val="000000"/>
-                <w:sz w:val="18"/>
-                <w:szCs w:val="18"/>
-                <w:lang w:val="es-ES" w:eastAsia="es-ES"/>
-              </w:rPr>
-              <w:t xml:space="preserve"> </w:t>
-            </w:r>
-            <w:proofErr w:type="spellStart"/>
-            <w:r>
-              <w:rPr>
-                <w:rFonts w:ascii="Calibri" w:eastAsia="Times New Roman" w:hAnsi="Calibri" w:cs="Calibri"/>
-                <w:i/>
-                <w:iCs/>
-                <w:color w:val="000000"/>
-                <w:sz w:val="18"/>
-                <w:szCs w:val="18"/>
-                <w:lang w:val="es-ES" w:eastAsia="es-ES"/>
-              </w:rPr>
-              <w:t>sempervirens</w:t>
-            </w:r>
-            <w:proofErr w:type="spellEnd"/>
             <w:r>
               <w:rPr>
                 <w:rFonts w:ascii="Calibri" w:eastAsia="Times New Roman" w:hAnsi="Calibri" w:cs="Calibri"/>
@@ -3301,33 +2648,7 @@
                 <w:szCs w:val="18"/>
                 <w:lang w:val="es-ES" w:eastAsia="es-ES"/>
               </w:rPr>
-              <w:t xml:space="preserve">Luzula </w:t>
-            </w:r>
-            <w:proofErr w:type="spellStart"/>
-            <w:r>
-              <w:rPr>
-                <w:rFonts w:ascii="Calibri" w:eastAsia="Times New Roman" w:hAnsi="Calibri" w:cs="Calibri"/>
-                <w:i/>
-                <w:iCs/>
-                <w:color w:val="000000"/>
-                <w:sz w:val="18"/>
-                <w:szCs w:val="18"/>
-                <w:lang w:val="es-ES" w:eastAsia="es-ES"/>
-              </w:rPr>
-              <w:t>caespitosa</w:t>
-            </w:r>
-            <w:proofErr w:type="spellEnd"/>
-            <w:r>
-              <w:rPr>
-                <w:rFonts w:ascii="Calibri" w:eastAsia="Times New Roman" w:hAnsi="Calibri" w:cs="Calibri"/>
-                <w:i/>
-                <w:iCs/>
-                <w:color w:val="000000"/>
-                <w:sz w:val="18"/>
-                <w:szCs w:val="18"/>
-                <w:lang w:val="es-ES" w:eastAsia="es-ES"/>
-              </w:rPr>
-              <w:t xml:space="preserve"> </w:t>
+              <w:t xml:space="preserve">Luzula caespitosa </w:t>
             </w:r>
             <w:r>
               <w:rPr>
@@ -3411,33 +2732,7 @@
                 <w:szCs w:val="18"/>
                 <w:lang w:val="es-ES" w:eastAsia="es-ES"/>
               </w:rPr>
-              <w:t xml:space="preserve">Silene </w:t>
-            </w:r>
-            <w:proofErr w:type="spellStart"/>
-            <w:r>
-              <w:rPr>
-                <w:rFonts w:ascii="Calibri" w:eastAsia="Times New Roman" w:hAnsi="Calibri" w:cs="Calibri"/>
-                <w:i/>
-                <w:iCs/>
-                <w:color w:val="000000"/>
-                <w:sz w:val="18"/>
-                <w:szCs w:val="18"/>
-                <w:lang w:val="es-ES" w:eastAsia="es-ES"/>
-              </w:rPr>
-              <w:t>acaulis</w:t>
-            </w:r>
-            <w:proofErr w:type="spellEnd"/>
-            <w:r>
-              <w:rPr>
-                <w:rFonts w:ascii="Calibri" w:eastAsia="Times New Roman" w:hAnsi="Calibri" w:cs="Calibri"/>
-                <w:i/>
-                <w:iCs/>
-                <w:color w:val="000000"/>
-                <w:sz w:val="18"/>
-                <w:szCs w:val="18"/>
-                <w:lang w:val="es-ES" w:eastAsia="es-ES"/>
-              </w:rPr>
-              <w:t xml:space="preserve"> (6.46 </w:t>
+              <w:t xml:space="preserve">Silene acaulis (6.46 </w:t>
             </w:r>
             <w:r>
               <w:rPr>
@@ -3479,7 +2774,6 @@
                 <w:lang w:val="es-ES" w:eastAsia="es-ES"/>
               </w:rPr>
             </w:pPr>
-            <w:proofErr w:type="spellStart"/>
             <w:r>
               <w:rPr>
                 <w:rFonts w:ascii="Calibri" w:eastAsia="Times New Roman" w:hAnsi="Calibri" w:cs="Calibri"/>
@@ -3490,46 +2784,7 @@
                 <w:szCs w:val="18"/>
                 <w:lang w:val="es-ES" w:eastAsia="es-ES"/>
               </w:rPr>
-              <w:t>Festuca</w:t>
-            </w:r>
-            <w:proofErr w:type="spellEnd"/>
-            <w:r>
-              <w:rPr>
-                <w:rFonts w:ascii="Calibri" w:eastAsia="Times New Roman" w:hAnsi="Calibri" w:cs="Calibri"/>
-                <w:i/>
-                <w:iCs/>
-                <w:color w:val="000000"/>
-                <w:sz w:val="18"/>
-                <w:szCs w:val="18"/>
-                <w:lang w:val="es-ES" w:eastAsia="es-ES"/>
-              </w:rPr>
-              <w:t xml:space="preserve"> </w:t>
-            </w:r>
-            <w:proofErr w:type="spellStart"/>
-            <w:r>
-              <w:rPr>
-                <w:rFonts w:ascii="Calibri" w:eastAsia="Times New Roman" w:hAnsi="Calibri" w:cs="Calibri"/>
-                <w:i/>
-                <w:iCs/>
-                <w:color w:val="000000"/>
-                <w:sz w:val="18"/>
-                <w:szCs w:val="18"/>
-                <w:lang w:val="es-ES" w:eastAsia="es-ES"/>
-              </w:rPr>
-              <w:t>summilusitana</w:t>
-            </w:r>
-            <w:proofErr w:type="spellEnd"/>
-            <w:r>
-              <w:rPr>
-                <w:rFonts w:ascii="Calibri" w:eastAsia="Times New Roman" w:hAnsi="Calibri" w:cs="Calibri"/>
-                <w:i/>
-                <w:iCs/>
-                <w:color w:val="000000"/>
-                <w:sz w:val="18"/>
-                <w:szCs w:val="18"/>
-                <w:lang w:val="es-ES" w:eastAsia="es-ES"/>
-              </w:rPr>
-              <w:t xml:space="preserve"> </w:t>
+              <w:t xml:space="preserve">Festuca summilusitana </w:t>
             </w:r>
             <w:r>
               <w:rPr>
@@ -3603,7 +2858,6 @@
                 <w:lang w:val="es-ES" w:eastAsia="es-ES"/>
               </w:rPr>
             </w:pPr>
-            <w:proofErr w:type="spellStart"/>
             <w:r>
               <w:rPr>
                 <w:rFonts w:ascii="Calibri" w:eastAsia="Times New Roman" w:hAnsi="Calibri" w:cs="Calibri"/>
@@ -3614,35 +2868,8 @@
                 <w:szCs w:val="18"/>
                 <w:lang w:val="es-ES" w:eastAsia="es-ES"/>
               </w:rPr>
-              <w:t>Helianthemum</w:t>
+              <w:t>Helianthemum urrielense</w:t>
             </w:r>
-            <w:proofErr w:type="spellEnd"/>
-            <w:r>
-              <w:rPr>
-                <w:rFonts w:ascii="Calibri" w:eastAsia="Times New Roman" w:hAnsi="Calibri" w:cs="Calibri"/>
-                <w:i/>
-                <w:iCs/>
-                <w:color w:val="000000"/>
-                <w:sz w:val="18"/>
-                <w:szCs w:val="18"/>
-                <w:lang w:val="es-ES" w:eastAsia="es-ES"/>
-              </w:rPr>
-              <w:t xml:space="preserve"> </w:t>
-            </w:r>
-            <w:proofErr w:type="spellStart"/>
-            <w:r>
-              <w:rPr>
-                <w:rFonts w:ascii="Calibri" w:eastAsia="Times New Roman" w:hAnsi="Calibri" w:cs="Calibri"/>
-                <w:i/>
-                <w:iCs/>
-                <w:color w:val="000000"/>
-                <w:sz w:val="18"/>
-                <w:szCs w:val="18"/>
-                <w:lang w:val="es-ES" w:eastAsia="es-ES"/>
-              </w:rPr>
-              <w:t>urrielense</w:t>
-            </w:r>
-            <w:proofErr w:type="spellEnd"/>
             <w:r>
               <w:rPr>
                 <w:rFonts w:ascii="Calibri" w:eastAsia="Times New Roman" w:hAnsi="Calibri" w:cs="Calibri"/>
@@ -3683,7 +2910,6 @@
                 <w:lang w:val="es-ES" w:eastAsia="es-ES"/>
               </w:rPr>
             </w:pPr>
-            <w:proofErr w:type="spellStart"/>
             <w:r>
               <w:rPr>
                 <w:rFonts w:ascii="Calibri" w:eastAsia="Times New Roman" w:hAnsi="Calibri" w:cs="Calibri"/>
@@ -3694,20 +2920,7 @@
                 <w:szCs w:val="18"/>
                 <w:lang w:val="es-ES" w:eastAsia="es-ES"/>
               </w:rPr>
-              <w:t>Minuartia</w:t>
-            </w:r>
-            <w:proofErr w:type="spellEnd"/>
-            <w:r>
-              <w:rPr>
-                <w:rFonts w:ascii="Calibri" w:eastAsia="Times New Roman" w:hAnsi="Calibri" w:cs="Calibri"/>
-                <w:i/>
-                <w:iCs/>
-                <w:color w:val="000000"/>
-                <w:sz w:val="18"/>
-                <w:szCs w:val="18"/>
-                <w:lang w:val="es-ES" w:eastAsia="es-ES"/>
-              </w:rPr>
-              <w:t xml:space="preserve"> recurva</w:t>
+              <w:t>Minuartia recurva</w:t>
             </w:r>
             <w:r>
               <w:rPr>
@@ -3752,25 +2965,7 @@
           <w:color w:val="000000"/>
           <w:lang w:eastAsia="ca-ES"/>
         </w:rPr>
-        <w:t xml:space="preserve">Within each </w:t>
-      </w:r>
-      <w:proofErr w:type="gramStart"/>
-      <w:r>
-        <w:rPr>
-          <w:rFonts w:eastAsia="Times New Roman" w:cstheme="minorHAnsi"/>
-          <w:color w:val="000000"/>
-          <w:lang w:eastAsia="ca-ES"/>
-        </w:rPr>
-        <w:t>system</w:t>
-      </w:r>
-      <w:proofErr w:type="gramEnd"/>
-      <w:r>
-        <w:rPr>
-          <w:rFonts w:eastAsia="Times New Roman" w:cstheme="minorHAnsi"/>
-          <w:color w:val="000000"/>
-          <w:lang w:eastAsia="ca-ES"/>
-        </w:rPr>
-        <w:t xml:space="preserve"> we established four seed sampling sites, separated at least 500 m</w:t>
+        <w:t>Within each system we established four seed sampling sites, separated at least 500 m</w:t>
       </w:r>
       <w:r>
         <w:t>. To measure the spatial microenvironmental gradients</w:t>
@@ -3842,65 +3037,19 @@
         <w:t>d</w:t>
       </w:r>
       <w:r>
-        <w:t xml:space="preserve"> at 5 cm deep, </w:t>
-      </w:r>
-      <w:proofErr w:type="spellStart"/>
-      <w:r>
-        <w:t>iButton</w:t>
-      </w:r>
-      <w:proofErr w:type="spellEnd"/>
-      <w:r>
-        <w:t xml:space="preserve"> </w:t>
-      </w:r>
-      <w:proofErr w:type="spellStart"/>
-      <w:r>
-        <w:t>dataloggers</w:t>
-      </w:r>
-      <w:proofErr w:type="spellEnd"/>
-      <w:r>
-        <w:t xml:space="preserve"> (</w:t>
-      </w:r>
-      <w:proofErr w:type="spellStart"/>
+        <w:t xml:space="preserve"> at 5 cm deep, iButton dataloggers (</w:t>
+      </w:r>
       <w:r>
         <w:rPr>
           <w:rFonts w:eastAsiaTheme="majorEastAsia"/>
         </w:rPr>
-        <w:t>Thermochron</w:t>
-      </w:r>
-      <w:proofErr w:type="spellEnd"/>
-      <w:r>
-        <w:rPr>
-          <w:rFonts w:eastAsiaTheme="majorEastAsia"/>
-        </w:rPr>
-        <w:t xml:space="preserve">, </w:t>
-      </w:r>
-      <w:proofErr w:type="spellStart"/>
-      <w:r>
-        <w:rPr>
-          <w:rFonts w:eastAsiaTheme="majorEastAsia"/>
-        </w:rPr>
-        <w:t>iButton</w:t>
-      </w:r>
-      <w:proofErr w:type="spellEnd"/>
-      <w:r>
-        <w:rPr>
-          <w:rFonts w:eastAsiaTheme="majorEastAsia"/>
-        </w:rPr>
-        <w:t>, Newbury, UK; accuracy: +/- 0.5 ºC from -10 ºC to +65 ºC, resolution: 0.5 ºC, records every four hours</w:t>
+        <w:t>Thermochron, iButton, Newbury, UK; accuracy: +/- 0.5 ºC from -10 ºC to +65 ºC, resolution: 0.5 ºC, records every four hours</w:t>
       </w:r>
       <w:r>
         <w:t xml:space="preserve">). </w:t>
       </w:r>
       <w:r>
-        <w:t xml:space="preserve">In the temperate system the </w:t>
-      </w:r>
-      <w:proofErr w:type="spellStart"/>
-      <w:r>
-        <w:t>iButtons</w:t>
-      </w:r>
-      <w:proofErr w:type="spellEnd"/>
-      <w:r>
-        <w:t xml:space="preserve"> recording period when </w:t>
+        <w:t xml:space="preserve">In the temperate system the iButtons recording period when </w:t>
       </w:r>
       <w:r>
         <w:rPr>
@@ -3938,15 +3087,7 @@
         <w:t xml:space="preserve"> (330 days). </w:t>
       </w:r>
       <w:r>
-        <w:t xml:space="preserve">The recording period for the </w:t>
-      </w:r>
-      <w:proofErr w:type="spellStart"/>
-      <w:r>
-        <w:t>iButtons</w:t>
-      </w:r>
-      <w:proofErr w:type="spellEnd"/>
-      <w:r>
-        <w:t xml:space="preserve"> </w:t>
+        <w:t xml:space="preserve">The recording period for the iButtons </w:t>
       </w:r>
       <w:r>
         <w:rPr>
@@ -4000,15 +3141,7 @@
         <w:t xml:space="preserve"> plots </w:t>
       </w:r>
       <w:r>
-        <w:t xml:space="preserve">per system. Not all </w:t>
-      </w:r>
-      <w:proofErr w:type="spellStart"/>
-      <w:r>
-        <w:t>iButtons</w:t>
-      </w:r>
-      <w:proofErr w:type="spellEnd"/>
-      <w:r>
-        <w:t xml:space="preserve"> could be recovered, thus we obtained</w:t>
+        <w:t>per system. Not all iButtons could be recovered, thus we obtained</w:t>
       </w:r>
       <w:r>
         <w:t xml:space="preserve"> environmental data from 7</w:t>
@@ -4041,13 +3174,8 @@
       <w:r>
         <w:t xml:space="preserve">From the </w:t>
       </w:r>
-      <w:proofErr w:type="spellStart"/>
-      <w:r>
-        <w:t>iButtons</w:t>
-      </w:r>
-      <w:proofErr w:type="spellEnd"/>
-      <w:r>
-        <w:t xml:space="preserve"> </w:t>
+      <w:r>
+        <w:t xml:space="preserve">iButtons </w:t>
       </w:r>
       <w:r>
         <w:t>environmental data</w:t>
@@ -4069,23 +3197,7 @@
       </w:r>
       <w:commentRangeStart w:id="3"/>
       <w:r>
-        <w:t xml:space="preserve">We calculated bioclimatic indices based on standard variables used by </w:t>
-      </w:r>
-      <w:proofErr w:type="spellStart"/>
-      <w:r>
-        <w:t>WorldClim</w:t>
-      </w:r>
-      <w:proofErr w:type="spellEnd"/>
-      <w:r>
-        <w:t xml:space="preserve"> (Fick &amp; </w:t>
-      </w:r>
-      <w:proofErr w:type="spellStart"/>
-      <w:r>
-        <w:t>Hijmans</w:t>
-      </w:r>
-      <w:proofErr w:type="spellEnd"/>
-      <w:r>
-        <w:t xml:space="preserve"> 2017), together with other variables with a relevant function on alpine topographic gradients. The selected variables were: (1) bio1 = annual mean temperature; (2) bio2 = mean diurnal range, i.e. the mean of the monthly differences between maximum and minimum temperatures; (3) bio7 = temperature annual range; i.e. the difference between the maximum temperature of the warmest month and the minimum temperature of the coldest month; (4) snow = the number of days of snow cover, when temperature is around 0 ºC, calculated for the period in which the maximum temperature was &lt; 0.5 ºC and the minimum temperature was &gt; -0.5 ºC; (5) FDD = freezing degree days, i.e. the sum of daily mean temperatures for days in which the mean temperature was below 0 ºC (Choler 2018); and (6) GDD = growing degree days, i.e. the sum of daily mean temperatures for days in which the soil mean temperature at five cm deep was above 5 ºC (Körner 2021). For FDD, we transformed the values from negative to positive, so higher values represent more freezing.</w:t>
+        <w:t>We calculated bioclimatic indices based on standard variables used by WorldClim (Fick &amp; Hijmans 2017), together with other variables with a relevant function on alpine topographic gradients. The selected variables were: (1) bio1 = annual mean temperature; (2) bio2 = mean diurnal range, i.e. the mean of the monthly differences between maximum and minimum temperatures; (3) bio7 = temperature annual range; i.e. the difference between the maximum temperature of the warmest month and the minimum temperature of the coldest month; (4) snow = the number of days of snow cover, when temperature is around 0 ºC, calculated for the period in which the maximum temperature was &lt; 0.5 ºC and the minimum temperature was &gt; -0.5 ºC; (5) FDD = freezing degree days, i.e. the sum of daily mean temperatures for days in which the mean temperature was below 0 ºC (Choler 2018); and (6) GDD = growing degree days, i.e. the sum of daily mean temperatures for days in which the soil mean temperature at five cm deep was above 5 ºC (Körner 2021). For FDD, we transformed the values from negative to positive, so higher values represent more freezing.</w:t>
       </w:r>
       <w:commentRangeEnd w:id="3"/>
       <w:r>
@@ -4127,11 +3239,25 @@
         <w:t>To identify main gradients of species climatic preferences we conducted a principal component analysis (PCA) with the full set of bioclimatic indices</w:t>
       </w:r>
       <w:r>
-        <w:t xml:space="preserve"> (fig xx)</w:t>
+        <w:t xml:space="preserve"> </w:t>
+      </w:r>
+      <w:r>
+        <w:rPr>
+          <w:highlight w:val="yellow"/>
+        </w:rPr>
+        <w:t>(fig xx)</w:t>
+      </w:r>
+      <w:r>
+        <w:rPr>
+          <w:highlight w:val="yellow"/>
+        </w:rPr>
+        <w:t xml:space="preserve"> UPDATE</w:t>
       </w:r>
       <w:r>
         <w:t>.</w:t>
       </w:r>
+      <w:bookmarkStart w:id="4" w:name="_GoBack"/>
+      <w:bookmarkEnd w:id="4"/>
     </w:p>
     <w:p>
       <w:pPr>
@@ -4959,7 +4085,6 @@
         </w:rPr>
         <w:t xml:space="preserve"> </w:t>
       </w:r>
-      <w:proofErr w:type="gramStart"/>
       <w:r>
         <w:rPr>
           <w:rFonts w:eastAsia="Times New Roman" w:cstheme="minorHAnsi"/>
@@ -4968,7 +4093,6 @@
         </w:rPr>
         <w:t>4</w:t>
       </w:r>
-      <w:proofErr w:type="gramEnd"/>
       <w:r>
         <w:rPr>
           <w:rFonts w:eastAsia="Times New Roman" w:cstheme="minorHAnsi"/>
@@ -5217,9 +4341,416 @@
           <w:highlight w:val="yellow"/>
           <w:lang w:eastAsia="ca-ES"/>
         </w:rPr>
-        <w:t xml:space="preserve">Espinosa </w:t>
-      </w:r>
-      <w:proofErr w:type="gramStart"/>
+        <w:t>Espinosa del Alba et al. 2024</w:t>
+      </w:r>
+      <w:r>
+        <w:rPr>
+          <w:rFonts w:eastAsia="Times New Roman" w:cstheme="minorHAnsi"/>
+          <w:color w:val="000000"/>
+          <w:lang w:eastAsia="ca-ES"/>
+        </w:rPr>
+        <w:t xml:space="preserve"> found </w:t>
+      </w:r>
+      <w:r>
+        <w:rPr>
+          <w:rFonts w:eastAsia="Times New Roman" w:cstheme="minorHAnsi"/>
+          <w:color w:val="000000"/>
+          <w:lang w:eastAsia="ca-ES"/>
+        </w:rPr>
+        <w:t xml:space="preserve">that </w:t>
+      </w:r>
+      <w:r>
+        <w:rPr>
+          <w:rFonts w:eastAsia="Times New Roman" w:cstheme="minorHAnsi"/>
+          <w:color w:val="000000"/>
+          <w:lang w:eastAsia="ca-ES"/>
+        </w:rPr>
+        <w:t xml:space="preserve">all </w:t>
+      </w:r>
+      <w:r>
+        <w:rPr>
+          <w:rFonts w:eastAsia="Times New Roman" w:cstheme="minorHAnsi"/>
+          <w:color w:val="000000"/>
+          <w:lang w:eastAsia="ca-ES"/>
+        </w:rPr>
+        <w:t xml:space="preserve">species could be divided </w:t>
+      </w:r>
+      <w:r>
+        <w:rPr>
+          <w:rFonts w:eastAsia="Times New Roman" w:cstheme="minorHAnsi"/>
+          <w:color w:val="000000"/>
+          <w:lang w:eastAsia="ca-ES"/>
+        </w:rPr>
+        <w:t xml:space="preserve">in two </w:t>
+      </w:r>
+      <w:r>
+        <w:rPr>
+          <w:rFonts w:eastAsia="Times New Roman" w:cstheme="minorHAnsi"/>
+          <w:color w:val="000000"/>
+          <w:lang w:eastAsia="ca-ES"/>
+        </w:rPr>
+        <w:t xml:space="preserve">optimal </w:t>
+      </w:r>
+      <w:r>
+        <w:rPr>
+          <w:rFonts w:eastAsia="Times New Roman" w:cstheme="minorHAnsi"/>
+          <w:color w:val="000000"/>
+          <w:lang w:eastAsia="ca-ES"/>
+        </w:rPr>
+        <w:t xml:space="preserve">germination </w:t>
+      </w:r>
+      <w:r>
+        <w:rPr>
+          <w:rFonts w:eastAsia="Times New Roman" w:cstheme="minorHAnsi"/>
+          <w:color w:val="000000"/>
+          <w:lang w:eastAsia="ca-ES"/>
+        </w:rPr>
+        <w:t>temperatures</w:t>
+      </w:r>
+      <w:r>
+        <w:rPr>
+          <w:rFonts w:eastAsia="Times New Roman" w:cstheme="minorHAnsi"/>
+          <w:color w:val="000000"/>
+          <w:lang w:eastAsia="ca-ES"/>
+        </w:rPr>
+        <w:t>: (1)</w:t>
+      </w:r>
+      <w:r>
+        <w:rPr>
+          <w:rFonts w:eastAsia="Times New Roman" w:cstheme="minorHAnsi"/>
+          <w:color w:val="000000"/>
+          <w:lang w:eastAsia="ca-ES"/>
+        </w:rPr>
+        <w:t xml:space="preserve"> cold</w:t>
+      </w:r>
+      <w:r>
+        <w:rPr>
+          <w:rFonts w:eastAsia="Times New Roman" w:cstheme="minorHAnsi"/>
+          <w:color w:val="000000"/>
+          <w:lang w:eastAsia="ca-ES"/>
+        </w:rPr>
+        <w:t xml:space="preserve"> (15 - 5 ºC)</w:t>
+      </w:r>
+      <w:r>
+        <w:rPr>
+          <w:rFonts w:eastAsia="Times New Roman" w:cstheme="minorHAnsi"/>
+          <w:color w:val="000000"/>
+          <w:lang w:eastAsia="ca-ES"/>
+        </w:rPr>
+        <w:t xml:space="preserve"> and </w:t>
+      </w:r>
+      <w:r>
+        <w:rPr>
+          <w:rFonts w:eastAsia="Times New Roman" w:cstheme="minorHAnsi"/>
+          <w:color w:val="000000"/>
+          <w:lang w:eastAsia="ca-ES"/>
+        </w:rPr>
+        <w:t xml:space="preserve">(2) </w:t>
+      </w:r>
+      <w:r>
+        <w:rPr>
+          <w:rFonts w:eastAsia="Times New Roman" w:cstheme="minorHAnsi"/>
+          <w:color w:val="000000"/>
+          <w:lang w:eastAsia="ca-ES"/>
+        </w:rPr>
+        <w:t>warm</w:t>
+      </w:r>
+      <w:r>
+        <w:rPr>
+          <w:rFonts w:eastAsia="Times New Roman" w:cstheme="minorHAnsi"/>
+          <w:color w:val="000000"/>
+          <w:lang w:eastAsia="ca-ES"/>
+        </w:rPr>
+        <w:t xml:space="preserve"> (22 - 12ºC)</w:t>
+      </w:r>
+      <w:r>
+        <w:rPr>
+          <w:rFonts w:eastAsia="Times New Roman" w:cstheme="minorHAnsi"/>
+          <w:color w:val="000000"/>
+          <w:lang w:eastAsia="ca-ES"/>
+        </w:rPr>
+        <w:t xml:space="preserve"> </w:t>
+      </w:r>
+      <w:r>
+        <w:rPr>
+          <w:rFonts w:eastAsia="Times New Roman" w:cstheme="minorHAnsi"/>
+          <w:color w:val="000000"/>
+          <w:lang w:eastAsia="ca-ES"/>
+        </w:rPr>
+        <w:t>temperatures</w:t>
+      </w:r>
+      <w:r>
+        <w:rPr>
+          <w:rFonts w:eastAsia="Times New Roman" w:cstheme="minorHAnsi"/>
+          <w:color w:val="000000"/>
+          <w:lang w:eastAsia="ca-ES"/>
+        </w:rPr>
+        <w:t>. The two temperature regimes</w:t>
+      </w:r>
+      <w:r>
+        <w:rPr>
+          <w:rFonts w:eastAsia="Times New Roman" w:cstheme="minorHAnsi"/>
+          <w:color w:val="000000"/>
+          <w:lang w:eastAsia="ca-ES"/>
+        </w:rPr>
+        <w:t xml:space="preserve"> were programmed</w:t>
+      </w:r>
+      <w:r>
+        <w:rPr>
+          <w:rFonts w:eastAsia="Times New Roman" w:cstheme="minorHAnsi"/>
+          <w:color w:val="000000"/>
+          <w:lang w:eastAsia="ca-ES"/>
+        </w:rPr>
+        <w:t xml:space="preserve"> in </w:t>
+      </w:r>
+      <w:r>
+        <w:rPr>
+          <w:rFonts w:eastAsia="Times New Roman" w:cstheme="minorHAnsi"/>
+          <w:color w:val="000000"/>
+          <w:lang w:eastAsia="ca-ES"/>
+        </w:rPr>
+        <w:t>four</w:t>
+      </w:r>
+      <w:r>
+        <w:rPr>
+          <w:rFonts w:eastAsia="Times New Roman" w:cstheme="minorHAnsi"/>
+          <w:color w:val="000000"/>
+          <w:lang w:eastAsia="ca-ES"/>
+        </w:rPr>
+        <w:t xml:space="preserve"> </w:t>
+      </w:r>
+      <w:r>
+        <w:rPr>
+          <w:rFonts w:eastAsia="Times New Roman" w:cstheme="minorHAnsi"/>
+          <w:color w:val="000000"/>
+          <w:lang w:eastAsia="ca-ES"/>
+        </w:rPr>
+        <w:t>different</w:t>
+      </w:r>
+      <w:r>
+        <w:rPr>
+          <w:rFonts w:eastAsia="Times New Roman" w:cstheme="minorHAnsi"/>
+          <w:color w:val="000000"/>
+          <w:lang w:eastAsia="ca-ES"/>
+        </w:rPr>
+        <w:t xml:space="preserve"> climatic</w:t>
+      </w:r>
+      <w:r>
+        <w:rPr>
+          <w:rFonts w:eastAsia="Times New Roman" w:cstheme="minorHAnsi"/>
+          <w:color w:val="000000"/>
+          <w:lang w:eastAsia="ca-ES"/>
+        </w:rPr>
+        <w:t xml:space="preserve"> chambers</w:t>
+      </w:r>
+      <w:r>
+        <w:rPr>
+          <w:rFonts w:eastAsia="Times New Roman" w:cstheme="minorHAnsi"/>
+          <w:color w:val="000000"/>
+          <w:lang w:eastAsia="ca-ES"/>
+        </w:rPr>
+        <w:t xml:space="preserve"> </w:t>
+      </w:r>
+      <w:r>
+        <w:rPr>
+          <w:rFonts w:eastAsia="Times New Roman" w:cstheme="minorHAnsi"/>
+          <w:color w:val="000000"/>
+          <w:lang w:eastAsia="ca-ES"/>
+        </w:rPr>
+        <w:t>i.e. there</w:t>
+      </w:r>
+      <w:r>
+        <w:rPr>
+          <w:rFonts w:eastAsia="Times New Roman" w:cstheme="minorHAnsi"/>
+          <w:color w:val="000000"/>
+          <w:lang w:eastAsia="ca-ES"/>
+        </w:rPr>
+        <w:t xml:space="preserve"> were</w:t>
+      </w:r>
+      <w:r>
+        <w:rPr>
+          <w:rFonts w:eastAsia="Times New Roman" w:cstheme="minorHAnsi"/>
+          <w:color w:val="000000"/>
+          <w:lang w:eastAsia="ca-ES"/>
+        </w:rPr>
+        <w:t xml:space="preserve"> two constant</w:t>
+      </w:r>
+      <w:r>
+        <w:rPr>
+          <w:rFonts w:eastAsia="Times New Roman" w:cstheme="minorHAnsi"/>
+          <w:color w:val="000000"/>
+          <w:lang w:eastAsia="ca-ES"/>
+        </w:rPr>
+        <w:t xml:space="preserve"> (10</w:t>
+      </w:r>
+      <w:r>
+        <w:rPr>
+          <w:rFonts w:eastAsia="Times New Roman" w:cstheme="minorHAnsi"/>
+          <w:color w:val="000000"/>
+          <w:lang w:eastAsia="ca-ES"/>
+        </w:rPr>
+        <w:t>ºC</w:t>
+      </w:r>
+      <w:r>
+        <w:rPr>
+          <w:rFonts w:eastAsia="Times New Roman" w:cstheme="minorHAnsi"/>
+          <w:color w:val="000000"/>
+          <w:lang w:eastAsia="ca-ES"/>
+        </w:rPr>
+        <w:t xml:space="preserve"> vs 17 ºC)</w:t>
+      </w:r>
+      <w:r>
+        <w:rPr>
+          <w:rFonts w:eastAsia="Times New Roman" w:cstheme="minorHAnsi"/>
+          <w:color w:val="000000"/>
+          <w:lang w:eastAsia="ca-ES"/>
+        </w:rPr>
+        <w:t xml:space="preserve"> and two alternating temperature regimes</w:t>
+      </w:r>
+      <w:r>
+        <w:rPr>
+          <w:rFonts w:eastAsia="Times New Roman" w:cstheme="minorHAnsi"/>
+          <w:color w:val="000000"/>
+          <w:lang w:eastAsia="ca-ES"/>
+        </w:rPr>
+        <w:t>.</w:t>
+      </w:r>
+      <w:r>
+        <w:rPr>
+          <w:rFonts w:eastAsia="Times New Roman" w:cstheme="minorHAnsi"/>
+          <w:color w:val="000000"/>
+          <w:lang w:eastAsia="ca-ES"/>
+        </w:rPr>
+        <w:t xml:space="preserve"> </w:t>
+      </w:r>
+      <w:r>
+        <w:rPr>
+          <w:rFonts w:eastAsia="Times New Roman" w:cstheme="minorHAnsi"/>
+          <w:color w:val="000000"/>
+          <w:lang w:eastAsia="ca-ES"/>
+        </w:rPr>
+        <w:t>Before the start of the experiment</w:t>
+      </w:r>
+      <w:r>
+        <w:rPr>
+          <w:rFonts w:eastAsia="Times New Roman" w:cstheme="minorHAnsi"/>
+          <w:color w:val="000000"/>
+          <w:lang w:eastAsia="ca-ES"/>
+        </w:rPr>
+        <w:t xml:space="preserve">, we subjected all seed lots to </w:t>
+      </w:r>
+      <w:r>
+        <w:rPr>
+          <w:rFonts w:eastAsia="Times New Roman" w:cstheme="minorHAnsi"/>
+          <w:color w:val="000000"/>
+          <w:lang w:eastAsia="ca-ES"/>
+        </w:rPr>
+        <w:t xml:space="preserve">a common </w:t>
+      </w:r>
+      <w:r>
+        <w:rPr>
+          <w:rFonts w:eastAsia="Times New Roman" w:cstheme="minorHAnsi"/>
+          <w:color w:val="000000"/>
+          <w:lang w:eastAsia="ca-ES"/>
+        </w:rPr>
+        <w:t>5-month long</w:t>
+      </w:r>
+      <w:r>
+        <w:rPr>
+          <w:rFonts w:eastAsia="Times New Roman" w:cstheme="minorHAnsi"/>
+          <w:color w:val="000000"/>
+          <w:lang w:eastAsia="ca-ES"/>
+        </w:rPr>
+        <w:t xml:space="preserve"> (November</w:t>
+      </w:r>
+      <w:r>
+        <w:rPr>
+          <w:rFonts w:eastAsia="Times New Roman" w:cstheme="minorHAnsi"/>
+          <w:color w:val="000000"/>
+          <w:lang w:eastAsia="ca-ES"/>
+        </w:rPr>
+        <w:t xml:space="preserve"> – </w:t>
+      </w:r>
+      <w:r>
+        <w:rPr>
+          <w:rFonts w:eastAsia="Times New Roman" w:cstheme="minorHAnsi"/>
+          <w:color w:val="000000"/>
+          <w:lang w:eastAsia="ca-ES"/>
+        </w:rPr>
+        <w:t>March</w:t>
+      </w:r>
+      <w:r>
+        <w:rPr>
+          <w:rFonts w:eastAsia="Times New Roman" w:cstheme="minorHAnsi"/>
+          <w:color w:val="000000"/>
+          <w:lang w:eastAsia="ca-ES"/>
+        </w:rPr>
+        <w:t>)</w:t>
+      </w:r>
+      <w:r>
+        <w:rPr>
+          <w:rFonts w:eastAsia="Times New Roman" w:cstheme="minorHAnsi"/>
+          <w:color w:val="000000"/>
+          <w:lang w:eastAsia="ca-ES"/>
+        </w:rPr>
+        <w:t xml:space="preserve"> </w:t>
+      </w:r>
+      <w:r>
+        <w:rPr>
+          <w:rFonts w:eastAsia="Times New Roman" w:cstheme="minorHAnsi"/>
+          <w:color w:val="000000"/>
+          <w:lang w:eastAsia="ca-ES"/>
+        </w:rPr>
+        <w:t>cold-stratification pretreatment</w:t>
+      </w:r>
+      <w:r>
+        <w:rPr>
+          <w:rFonts w:eastAsia="Times New Roman" w:cstheme="minorHAnsi"/>
+          <w:color w:val="000000"/>
+          <w:lang w:eastAsia="ca-ES"/>
+        </w:rPr>
+        <w:t xml:space="preserve"> at 0ºC and darkness</w:t>
+      </w:r>
+      <w:r>
+        <w:rPr>
+          <w:rFonts w:eastAsia="Times New Roman" w:cstheme="minorHAnsi"/>
+          <w:color w:val="000000"/>
+          <w:lang w:eastAsia="ca-ES"/>
+        </w:rPr>
+        <w:t>.</w:t>
+      </w:r>
+      <w:r>
+        <w:rPr>
+          <w:rFonts w:eastAsia="Times New Roman" w:cstheme="minorHAnsi"/>
+          <w:color w:val="000000"/>
+          <w:lang w:eastAsia="ca-ES"/>
+        </w:rPr>
+        <w:t xml:space="preserve"> The pretreatment goal was to mimic </w:t>
+      </w:r>
+      <w:r>
+        <w:rPr>
+          <w:rFonts w:eastAsia="Times New Roman" w:cstheme="minorHAnsi"/>
+          <w:color w:val="000000"/>
+          <w:lang w:eastAsia="ca-ES"/>
+        </w:rPr>
+        <w:t xml:space="preserve">natural </w:t>
+      </w:r>
+      <w:r>
+        <w:rPr>
+          <w:rFonts w:eastAsia="Times New Roman" w:cstheme="minorHAnsi"/>
+          <w:color w:val="000000"/>
+          <w:lang w:eastAsia="ca-ES"/>
+        </w:rPr>
+        <w:t>snow conditions registered in the area</w:t>
+      </w:r>
+      <w:r>
+        <w:rPr>
+          <w:rFonts w:eastAsia="Times New Roman" w:cstheme="minorHAnsi"/>
+          <w:color w:val="000000"/>
+          <w:lang w:eastAsia="ca-ES"/>
+        </w:rPr>
+        <w:t xml:space="preserve"> (</w:t>
+      </w:r>
       <w:r>
         <w:rPr>
           <w:rFonts w:eastAsia="Times New Roman" w:cstheme="minorHAnsi"/>
@@ -5227,464 +4758,7 @@
           <w:highlight w:val="yellow"/>
           <w:lang w:eastAsia="ca-ES"/>
         </w:rPr>
-        <w:t>del</w:t>
-      </w:r>
-      <w:proofErr w:type="gramEnd"/>
-      <w:r>
-        <w:rPr>
-          <w:rFonts w:eastAsia="Times New Roman" w:cstheme="minorHAnsi"/>
-          <w:color w:val="000000"/>
-          <w:highlight w:val="yellow"/>
-          <w:lang w:eastAsia="ca-ES"/>
-        </w:rPr>
-        <w:t xml:space="preserve"> Alba et al. 2024</w:t>
-      </w:r>
-      <w:r>
-        <w:rPr>
-          <w:rFonts w:eastAsia="Times New Roman" w:cstheme="minorHAnsi"/>
-          <w:color w:val="000000"/>
-          <w:lang w:eastAsia="ca-ES"/>
-        </w:rPr>
-        <w:t xml:space="preserve"> found </w:t>
-      </w:r>
-      <w:r>
-        <w:rPr>
-          <w:rFonts w:eastAsia="Times New Roman" w:cstheme="minorHAnsi"/>
-          <w:color w:val="000000"/>
-          <w:lang w:eastAsia="ca-ES"/>
-        </w:rPr>
-        <w:t xml:space="preserve">that </w:t>
-      </w:r>
-      <w:r>
-        <w:rPr>
-          <w:rFonts w:eastAsia="Times New Roman" w:cstheme="minorHAnsi"/>
-          <w:color w:val="000000"/>
-          <w:lang w:eastAsia="ca-ES"/>
-        </w:rPr>
-        <w:t xml:space="preserve">all </w:t>
-      </w:r>
-      <w:r>
-        <w:rPr>
-          <w:rFonts w:eastAsia="Times New Roman" w:cstheme="minorHAnsi"/>
-          <w:color w:val="000000"/>
-          <w:lang w:eastAsia="ca-ES"/>
-        </w:rPr>
-        <w:t xml:space="preserve">species could be divided </w:t>
-      </w:r>
-      <w:r>
-        <w:rPr>
-          <w:rFonts w:eastAsia="Times New Roman" w:cstheme="minorHAnsi"/>
-          <w:color w:val="000000"/>
-          <w:lang w:eastAsia="ca-ES"/>
-        </w:rPr>
-        <w:t xml:space="preserve">in two </w:t>
-      </w:r>
-      <w:r>
-        <w:rPr>
-          <w:rFonts w:eastAsia="Times New Roman" w:cstheme="minorHAnsi"/>
-          <w:color w:val="000000"/>
-          <w:lang w:eastAsia="ca-ES"/>
-        </w:rPr>
-        <w:t xml:space="preserve">optimal </w:t>
-      </w:r>
-      <w:r>
-        <w:rPr>
-          <w:rFonts w:eastAsia="Times New Roman" w:cstheme="minorHAnsi"/>
-          <w:color w:val="000000"/>
-          <w:lang w:eastAsia="ca-ES"/>
-        </w:rPr>
-        <w:t xml:space="preserve">germination </w:t>
-      </w:r>
-      <w:r>
-        <w:rPr>
-          <w:rFonts w:eastAsia="Times New Roman" w:cstheme="minorHAnsi"/>
-          <w:color w:val="000000"/>
-          <w:lang w:eastAsia="ca-ES"/>
-        </w:rPr>
-        <w:t>temperatures</w:t>
-      </w:r>
-      <w:r>
-        <w:rPr>
-          <w:rFonts w:eastAsia="Times New Roman" w:cstheme="minorHAnsi"/>
-          <w:color w:val="000000"/>
-          <w:lang w:eastAsia="ca-ES"/>
-        </w:rPr>
-        <w:t>: (1)</w:t>
-      </w:r>
-      <w:r>
-        <w:rPr>
-          <w:rFonts w:eastAsia="Times New Roman" w:cstheme="minorHAnsi"/>
-          <w:color w:val="000000"/>
-          <w:lang w:eastAsia="ca-ES"/>
-        </w:rPr>
-        <w:t xml:space="preserve"> cold</w:t>
-      </w:r>
-      <w:r>
-        <w:rPr>
-          <w:rFonts w:eastAsia="Times New Roman" w:cstheme="minorHAnsi"/>
-          <w:color w:val="000000"/>
-          <w:lang w:eastAsia="ca-ES"/>
-        </w:rPr>
-        <w:t xml:space="preserve"> (15 - 5 ºC)</w:t>
-      </w:r>
-      <w:r>
-        <w:rPr>
-          <w:rFonts w:eastAsia="Times New Roman" w:cstheme="minorHAnsi"/>
-          <w:color w:val="000000"/>
-          <w:lang w:eastAsia="ca-ES"/>
-        </w:rPr>
-        <w:t xml:space="preserve"> and </w:t>
-      </w:r>
-      <w:r>
-        <w:rPr>
-          <w:rFonts w:eastAsia="Times New Roman" w:cstheme="minorHAnsi"/>
-          <w:color w:val="000000"/>
-          <w:lang w:eastAsia="ca-ES"/>
-        </w:rPr>
-        <w:t xml:space="preserve">(2) </w:t>
-      </w:r>
-      <w:r>
-        <w:rPr>
-          <w:rFonts w:eastAsia="Times New Roman" w:cstheme="minorHAnsi"/>
-          <w:color w:val="000000"/>
-          <w:lang w:eastAsia="ca-ES"/>
-        </w:rPr>
-        <w:t>warm</w:t>
-      </w:r>
-      <w:r>
-        <w:rPr>
-          <w:rFonts w:eastAsia="Times New Roman" w:cstheme="minorHAnsi"/>
-          <w:color w:val="000000"/>
-          <w:lang w:eastAsia="ca-ES"/>
-        </w:rPr>
-        <w:t xml:space="preserve"> (22 - 12ºC)</w:t>
-      </w:r>
-      <w:r>
-        <w:rPr>
-          <w:rFonts w:eastAsia="Times New Roman" w:cstheme="minorHAnsi"/>
-          <w:color w:val="000000"/>
-          <w:lang w:eastAsia="ca-ES"/>
-        </w:rPr>
-        <w:t xml:space="preserve"> </w:t>
-      </w:r>
-      <w:r>
-        <w:rPr>
-          <w:rFonts w:eastAsia="Times New Roman" w:cstheme="minorHAnsi"/>
-          <w:color w:val="000000"/>
-          <w:lang w:eastAsia="ca-ES"/>
-        </w:rPr>
-        <w:t>temperatures</w:t>
-      </w:r>
-      <w:r>
-        <w:rPr>
-          <w:rFonts w:eastAsia="Times New Roman" w:cstheme="minorHAnsi"/>
-          <w:color w:val="000000"/>
-          <w:lang w:eastAsia="ca-ES"/>
-        </w:rPr>
-        <w:t>. The two temperature regimes</w:t>
-      </w:r>
-      <w:r>
-        <w:rPr>
-          <w:rFonts w:eastAsia="Times New Roman" w:cstheme="minorHAnsi"/>
-          <w:color w:val="000000"/>
-          <w:lang w:eastAsia="ca-ES"/>
-        </w:rPr>
-        <w:t xml:space="preserve"> </w:t>
-      </w:r>
-      <w:proofErr w:type="gramStart"/>
-      <w:r>
-        <w:rPr>
-          <w:rFonts w:eastAsia="Times New Roman" w:cstheme="minorHAnsi"/>
-          <w:color w:val="000000"/>
-          <w:lang w:eastAsia="ca-ES"/>
-        </w:rPr>
-        <w:t>were programmed</w:t>
-      </w:r>
-      <w:proofErr w:type="gramEnd"/>
-      <w:r>
-        <w:rPr>
-          <w:rFonts w:eastAsia="Times New Roman" w:cstheme="minorHAnsi"/>
-          <w:color w:val="000000"/>
-          <w:lang w:eastAsia="ca-ES"/>
-        </w:rPr>
-        <w:t xml:space="preserve"> in </w:t>
-      </w:r>
-      <w:r>
-        <w:rPr>
-          <w:rFonts w:eastAsia="Times New Roman" w:cstheme="minorHAnsi"/>
-          <w:color w:val="000000"/>
-          <w:lang w:eastAsia="ca-ES"/>
-        </w:rPr>
-        <w:t>four</w:t>
-      </w:r>
-      <w:r>
-        <w:rPr>
-          <w:rFonts w:eastAsia="Times New Roman" w:cstheme="minorHAnsi"/>
-          <w:color w:val="000000"/>
-          <w:lang w:eastAsia="ca-ES"/>
-        </w:rPr>
-        <w:t xml:space="preserve"> </w:t>
-      </w:r>
-      <w:r>
-        <w:rPr>
-          <w:rFonts w:eastAsia="Times New Roman" w:cstheme="minorHAnsi"/>
-          <w:color w:val="000000"/>
-          <w:lang w:eastAsia="ca-ES"/>
-        </w:rPr>
-        <w:t>different</w:t>
-      </w:r>
-      <w:r>
-        <w:rPr>
-          <w:rFonts w:eastAsia="Times New Roman" w:cstheme="minorHAnsi"/>
-          <w:color w:val="000000"/>
-          <w:lang w:eastAsia="ca-ES"/>
-        </w:rPr>
-        <w:t xml:space="preserve"> climatic</w:t>
-      </w:r>
-      <w:r>
-        <w:rPr>
-          <w:rFonts w:eastAsia="Times New Roman" w:cstheme="minorHAnsi"/>
-          <w:color w:val="000000"/>
-          <w:lang w:eastAsia="ca-ES"/>
-        </w:rPr>
-        <w:t xml:space="preserve"> chambers</w:t>
-      </w:r>
-      <w:r>
-        <w:rPr>
-          <w:rFonts w:eastAsia="Times New Roman" w:cstheme="minorHAnsi"/>
-          <w:color w:val="000000"/>
-          <w:lang w:eastAsia="ca-ES"/>
-        </w:rPr>
-        <w:t xml:space="preserve"> </w:t>
-      </w:r>
-      <w:r>
-        <w:rPr>
-          <w:rFonts w:eastAsia="Times New Roman" w:cstheme="minorHAnsi"/>
-          <w:color w:val="000000"/>
-          <w:lang w:eastAsia="ca-ES"/>
-        </w:rPr>
-        <w:t>i.e. there</w:t>
-      </w:r>
-      <w:r>
-        <w:rPr>
-          <w:rFonts w:eastAsia="Times New Roman" w:cstheme="minorHAnsi"/>
-          <w:color w:val="000000"/>
-          <w:lang w:eastAsia="ca-ES"/>
-        </w:rPr>
-        <w:t xml:space="preserve"> were</w:t>
-      </w:r>
-      <w:r>
-        <w:rPr>
-          <w:rFonts w:eastAsia="Times New Roman" w:cstheme="minorHAnsi"/>
-          <w:color w:val="000000"/>
-          <w:lang w:eastAsia="ca-ES"/>
-        </w:rPr>
-        <w:t xml:space="preserve"> two constant</w:t>
-      </w:r>
-      <w:r>
-        <w:rPr>
-          <w:rFonts w:eastAsia="Times New Roman" w:cstheme="minorHAnsi"/>
-          <w:color w:val="000000"/>
-          <w:lang w:eastAsia="ca-ES"/>
-        </w:rPr>
-        <w:t xml:space="preserve"> (10</w:t>
-      </w:r>
-      <w:r>
-        <w:rPr>
-          <w:rFonts w:eastAsia="Times New Roman" w:cstheme="minorHAnsi"/>
-          <w:color w:val="000000"/>
-          <w:lang w:eastAsia="ca-ES"/>
-        </w:rPr>
-        <w:t>ºC</w:t>
-      </w:r>
-      <w:r>
-        <w:rPr>
-          <w:rFonts w:eastAsia="Times New Roman" w:cstheme="minorHAnsi"/>
-          <w:color w:val="000000"/>
-          <w:lang w:eastAsia="ca-ES"/>
-        </w:rPr>
-        <w:t xml:space="preserve"> vs 17 ºC)</w:t>
-      </w:r>
-      <w:r>
-        <w:rPr>
-          <w:rFonts w:eastAsia="Times New Roman" w:cstheme="minorHAnsi"/>
-          <w:color w:val="000000"/>
-          <w:lang w:eastAsia="ca-ES"/>
-        </w:rPr>
-        <w:t xml:space="preserve"> and two alternating temperature regimes</w:t>
-      </w:r>
-      <w:r>
-        <w:rPr>
-          <w:rFonts w:eastAsia="Times New Roman" w:cstheme="minorHAnsi"/>
-          <w:color w:val="000000"/>
-          <w:lang w:eastAsia="ca-ES"/>
-        </w:rPr>
-        <w:t>.</w:t>
-      </w:r>
-      <w:r>
-        <w:rPr>
-          <w:rFonts w:eastAsia="Times New Roman" w:cstheme="minorHAnsi"/>
-          <w:color w:val="000000"/>
-          <w:lang w:eastAsia="ca-ES"/>
-        </w:rPr>
-        <w:t xml:space="preserve"> </w:t>
-      </w:r>
-      <w:r>
-        <w:rPr>
-          <w:rFonts w:eastAsia="Times New Roman" w:cstheme="minorHAnsi"/>
-          <w:color w:val="000000"/>
-          <w:lang w:eastAsia="ca-ES"/>
-        </w:rPr>
-        <w:t>Before the start of the experiment</w:t>
-      </w:r>
-      <w:r>
-        <w:rPr>
-          <w:rFonts w:eastAsia="Times New Roman" w:cstheme="minorHAnsi"/>
-          <w:color w:val="000000"/>
-          <w:lang w:eastAsia="ca-ES"/>
-        </w:rPr>
-        <w:t xml:space="preserve">, we subjected all seed lots to </w:t>
-      </w:r>
-      <w:r>
-        <w:rPr>
-          <w:rFonts w:eastAsia="Times New Roman" w:cstheme="minorHAnsi"/>
-          <w:color w:val="000000"/>
-          <w:lang w:eastAsia="ca-ES"/>
-        </w:rPr>
-        <w:t xml:space="preserve">a common </w:t>
-      </w:r>
-      <w:r>
-        <w:rPr>
-          <w:rFonts w:eastAsia="Times New Roman" w:cstheme="minorHAnsi"/>
-          <w:color w:val="000000"/>
-          <w:lang w:eastAsia="ca-ES"/>
-        </w:rPr>
-        <w:t>5-month long</w:t>
-      </w:r>
-      <w:r>
-        <w:rPr>
-          <w:rFonts w:eastAsia="Times New Roman" w:cstheme="minorHAnsi"/>
-          <w:color w:val="000000"/>
-          <w:lang w:eastAsia="ca-ES"/>
-        </w:rPr>
-        <w:t xml:space="preserve"> (November</w:t>
-      </w:r>
-      <w:r>
-        <w:rPr>
-          <w:rFonts w:eastAsia="Times New Roman" w:cstheme="minorHAnsi"/>
-          <w:color w:val="000000"/>
-          <w:lang w:eastAsia="ca-ES"/>
-        </w:rPr>
-        <w:t xml:space="preserve"> – </w:t>
-      </w:r>
-      <w:r>
-        <w:rPr>
-          <w:rFonts w:eastAsia="Times New Roman" w:cstheme="minorHAnsi"/>
-          <w:color w:val="000000"/>
-          <w:lang w:eastAsia="ca-ES"/>
-        </w:rPr>
-        <w:t>March</w:t>
-      </w:r>
-      <w:r>
-        <w:rPr>
-          <w:rFonts w:eastAsia="Times New Roman" w:cstheme="minorHAnsi"/>
-          <w:color w:val="000000"/>
-          <w:lang w:eastAsia="ca-ES"/>
-        </w:rPr>
-        <w:t>)</w:t>
-      </w:r>
-      <w:r>
-        <w:rPr>
-          <w:rFonts w:eastAsia="Times New Roman" w:cstheme="minorHAnsi"/>
-          <w:color w:val="000000"/>
-          <w:lang w:eastAsia="ca-ES"/>
-        </w:rPr>
-        <w:t xml:space="preserve"> </w:t>
-      </w:r>
-      <w:r>
-        <w:rPr>
-          <w:rFonts w:eastAsia="Times New Roman" w:cstheme="minorHAnsi"/>
-          <w:color w:val="000000"/>
-          <w:lang w:eastAsia="ca-ES"/>
-        </w:rPr>
-        <w:t>cold-stratification pretreatment</w:t>
-      </w:r>
-      <w:r>
-        <w:rPr>
-          <w:rFonts w:eastAsia="Times New Roman" w:cstheme="minorHAnsi"/>
-          <w:color w:val="000000"/>
-          <w:lang w:eastAsia="ca-ES"/>
-        </w:rPr>
-        <w:t xml:space="preserve"> at 0ºC and darkness</w:t>
-      </w:r>
-      <w:r>
-        <w:rPr>
-          <w:rFonts w:eastAsia="Times New Roman" w:cstheme="minorHAnsi"/>
-          <w:color w:val="000000"/>
-          <w:lang w:eastAsia="ca-ES"/>
-        </w:rPr>
-        <w:t>.</w:t>
-      </w:r>
-      <w:r>
-        <w:rPr>
-          <w:rFonts w:eastAsia="Times New Roman" w:cstheme="minorHAnsi"/>
-          <w:color w:val="000000"/>
-          <w:lang w:eastAsia="ca-ES"/>
-        </w:rPr>
-        <w:t xml:space="preserve"> The pretreatment goal was to mimic </w:t>
-      </w:r>
-      <w:r>
-        <w:rPr>
-          <w:rFonts w:eastAsia="Times New Roman" w:cstheme="minorHAnsi"/>
-          <w:color w:val="000000"/>
-          <w:lang w:eastAsia="ca-ES"/>
-        </w:rPr>
-        <w:t xml:space="preserve">natural </w:t>
-      </w:r>
-      <w:r>
-        <w:rPr>
-          <w:rFonts w:eastAsia="Times New Roman" w:cstheme="minorHAnsi"/>
-          <w:color w:val="000000"/>
-          <w:lang w:eastAsia="ca-ES"/>
-        </w:rPr>
-        <w:t>snow conditions registered in the area</w:t>
-      </w:r>
-      <w:r>
-        <w:rPr>
-          <w:rFonts w:eastAsia="Times New Roman" w:cstheme="minorHAnsi"/>
-          <w:color w:val="000000"/>
-          <w:lang w:eastAsia="ca-ES"/>
-        </w:rPr>
-        <w:t xml:space="preserve"> (</w:t>
-      </w:r>
-      <w:r>
-        <w:rPr>
-          <w:rFonts w:eastAsia="Times New Roman" w:cstheme="minorHAnsi"/>
-          <w:color w:val="000000"/>
-          <w:highlight w:val="yellow"/>
-          <w:lang w:eastAsia="ca-ES"/>
-        </w:rPr>
-        <w:t xml:space="preserve">Espinosa </w:t>
-      </w:r>
-      <w:proofErr w:type="gramStart"/>
-      <w:r>
-        <w:rPr>
-          <w:rFonts w:eastAsia="Times New Roman" w:cstheme="minorHAnsi"/>
-          <w:color w:val="000000"/>
-          <w:highlight w:val="yellow"/>
-          <w:lang w:eastAsia="ca-ES"/>
-        </w:rPr>
-        <w:t>del</w:t>
-      </w:r>
-      <w:proofErr w:type="gramEnd"/>
-      <w:r>
-        <w:rPr>
-          <w:rFonts w:eastAsia="Times New Roman" w:cstheme="minorHAnsi"/>
-          <w:color w:val="000000"/>
-          <w:highlight w:val="yellow"/>
-          <w:lang w:eastAsia="ca-ES"/>
-        </w:rPr>
-        <w:t xml:space="preserve"> Alba et al. 2024</w:t>
+        <w:t>Espinosa del Alba et al. 2024</w:t>
       </w:r>
       <w:r>
         <w:rPr>
@@ -6109,25 +5183,7 @@
           <w:color w:val="000000"/>
           <w:lang w:eastAsia="ca-ES"/>
         </w:rPr>
-        <w:t xml:space="preserve">Once the </w:t>
-      </w:r>
-      <w:proofErr w:type="spellStart"/>
-      <w:r>
-        <w:rPr>
-          <w:rFonts w:eastAsia="Times New Roman" w:cstheme="minorHAnsi"/>
-          <w:color w:val="000000"/>
-          <w:lang w:eastAsia="ca-ES"/>
-        </w:rPr>
-        <w:t>pretreatment</w:t>
-      </w:r>
-      <w:proofErr w:type="spellEnd"/>
-      <w:r>
-        <w:rPr>
-          <w:rFonts w:eastAsia="Times New Roman" w:cstheme="minorHAnsi"/>
-          <w:color w:val="000000"/>
-          <w:lang w:eastAsia="ca-ES"/>
-        </w:rPr>
-        <w:t xml:space="preserve"> ended</w:t>
+        <w:t>Once the pretreatment ended</w:t>
       </w:r>
       <w:r>
         <w:rPr>
@@ -6143,16 +5199,39 @@
           <w:color w:val="000000"/>
           <w:lang w:eastAsia="ca-ES"/>
         </w:rPr>
-        <w:t xml:space="preserve">seed </w:t>
-      </w:r>
-      <w:proofErr w:type="gramStart"/>
-      <w:r>
-        <w:rPr>
-          <w:rFonts w:eastAsia="Times New Roman" w:cstheme="minorHAnsi"/>
-          <w:color w:val="000000"/>
-          <w:lang w:eastAsia="ca-ES"/>
-        </w:rPr>
-        <w:t>were</w:t>
+        <w:t>n</w:t>
+      </w:r>
+      <w:r>
+        <w:rPr>
+          <w:rFonts w:eastAsia="Times New Roman" w:cstheme="minorHAnsi"/>
+          <w:color w:val="000000"/>
+          <w:lang w:eastAsia="ca-ES"/>
+        </w:rPr>
+        <w:t xml:space="preserve">on-germinated </w:t>
+      </w:r>
+      <w:r>
+        <w:rPr>
+          <w:rFonts w:eastAsia="Times New Roman" w:cstheme="minorHAnsi"/>
+          <w:color w:val="000000"/>
+          <w:lang w:eastAsia="ca-ES"/>
+        </w:rPr>
+        <w:t>seed</w:t>
+      </w:r>
+      <w:r>
+        <w:rPr>
+          <w:rFonts w:eastAsia="Times New Roman" w:cstheme="minorHAnsi"/>
+          <w:color w:val="000000"/>
+          <w:lang w:eastAsia="ca-ES"/>
+        </w:rPr>
+        <w:t>s</w:t>
+      </w:r>
+      <w:r>
+        <w:rPr>
+          <w:rFonts w:eastAsia="Times New Roman" w:cstheme="minorHAnsi"/>
+          <w:color w:val="000000"/>
+          <w:lang w:eastAsia="ca-ES"/>
+        </w:rPr>
+        <w:t xml:space="preserve"> were</w:t>
       </w:r>
       <w:r>
         <w:rPr>
@@ -6173,410 +5252,386 @@
       <w:r>
         <w:t>90 mm Ø Petri dishes with two layers of filter paper (</w:t>
       </w:r>
-      <w:proofErr w:type="spellStart"/>
-      <w:r>
-        <w:rPr>
-          <w:rFonts w:eastAsia="Times New Roman" w:cstheme="minorHAnsi"/>
-          <w:color w:val="000000"/>
-          <w:lang w:eastAsia="ca-ES"/>
-        </w:rPr>
-        <w:t>Filtros</w:t>
-      </w:r>
-      <w:proofErr w:type="spellEnd"/>
-      <w:r>
-        <w:rPr>
-          <w:rFonts w:eastAsia="Times New Roman" w:cstheme="minorHAnsi"/>
-          <w:color w:val="000000"/>
-          <w:lang w:eastAsia="ca-ES"/>
-        </w:rPr>
+      <w:r>
+        <w:rPr>
+          <w:rFonts w:eastAsia="Times New Roman" w:cstheme="minorHAnsi"/>
+          <w:color w:val="000000"/>
+          <w:lang w:eastAsia="ca-ES"/>
+        </w:rPr>
+        <w:t>Filtros Anoia S.A. paper for germination assays, Ref.518G085</w:t>
+      </w:r>
+      <w:r>
+        <w:t>)</w:t>
+      </w:r>
+      <w:r>
+        <w:t xml:space="preserve"> and sealed with parafilm</w:t>
+      </w:r>
+      <w:r>
+        <w:t>.</w:t>
+      </w:r>
+      <w:r>
         <w:t xml:space="preserve"> </w:t>
       </w:r>
-      <w:proofErr w:type="spellStart"/>
-      <w:r>
-        <w:rPr>
-          <w:rFonts w:eastAsia="Times New Roman" w:cstheme="minorHAnsi"/>
-          <w:color w:val="000000"/>
-          <w:lang w:eastAsia="ca-ES"/>
-        </w:rPr>
-        <w:t>Anoia</w:t>
-      </w:r>
-      <w:proofErr w:type="spellEnd"/>
-      <w:r>
-        <w:rPr>
-          <w:rFonts w:eastAsia="Times New Roman" w:cstheme="minorHAnsi"/>
-          <w:color w:val="000000"/>
-          <w:lang w:eastAsia="ca-ES"/>
-        </w:rPr>
-        <w:t xml:space="preserve"> S.A. paper for germination assays, Ref.518G085</w:t>
-      </w:r>
-      <w:r>
-        <w:t>)</w:t>
+      <w:r>
+        <w:t xml:space="preserve">Firstly, </w:t>
+      </w:r>
+      <w:r>
+        <w:t xml:space="preserve">we transferred </w:t>
+      </w:r>
+      <w:r>
+        <w:t xml:space="preserve">the </w:t>
+      </w:r>
+      <w:r>
+        <w:t>seed</w:t>
+      </w:r>
+      <w:r>
+        <w:t>s</w:t>
+      </w:r>
+      <w:r>
+        <w:t xml:space="preserve"> for </w:t>
+      </w:r>
+      <w:r>
+        <w:t>Darkness</w:t>
+      </w:r>
+      <w:r>
+        <w:t xml:space="preserve"> treatment, </w:t>
+      </w:r>
+      <w:r>
+        <w:t xml:space="preserve">added 6ml of distilled water, sealed with parafilm </w:t>
+      </w:r>
+      <w:r>
+        <w:t xml:space="preserve">and </w:t>
+      </w:r>
+      <w:r>
+        <w:t>immediately</w:t>
+      </w:r>
+      <w:r>
+        <w:t xml:space="preserve"> cover them with two layers aluminium foil</w:t>
+      </w:r>
+      <w:r>
+        <w:t xml:space="preserve">. </w:t>
+      </w:r>
+      <w:r>
+        <w:t xml:space="preserve">Next, we transfer the seeds for the </w:t>
+      </w:r>
+      <w:r>
+        <w:t>Water stress</w:t>
+      </w:r>
+      <w:r>
+        <w:t xml:space="preserve"> </w:t>
+      </w:r>
+      <w:r>
+        <w:t>treatme</w:t>
+      </w:r>
+      <w:r>
+        <w:t>nt</w:t>
+      </w:r>
+      <w:r>
+        <w:t xml:space="preserve">, where instead of distilled water we added 6ml of </w:t>
+      </w:r>
+      <w:r>
+        <w:t>a polyethylene solution (PEG</w:t>
+      </w:r>
+      <w:r>
+        <w:t xml:space="preserve"> 6000</w:t>
+      </w:r>
+      <w:r>
+        <w:t xml:space="preserve">) </w:t>
+      </w:r>
+      <w:r>
+        <w:t xml:space="preserve">to simulate a -0.6 </w:t>
+      </w:r>
+      <w:r>
+        <w:lastRenderedPageBreak/>
+        <w:t>Mpa of water potential</w:t>
       </w:r>
       <w:r>
         <w:t xml:space="preserve"> and sealed with parafilm</w:t>
       </w:r>
-      <w:proofErr w:type="gramEnd"/>
-      <w:r>
-        <w:t>.</w:t>
+      <w:r>
+        <w:t xml:space="preserve">. </w:t>
+      </w:r>
+      <w:r>
+        <w:t xml:space="preserve">As </w:t>
+      </w:r>
+      <w:r>
+        <w:t>PEG solutions depend on experimental temperatures, t</w:t>
+      </w:r>
+      <w:r>
+        <w:t xml:space="preserve">wo </w:t>
+      </w:r>
+      <w:r>
+        <w:t xml:space="preserve">PEG solutions </w:t>
+      </w:r>
+      <w:r>
+        <w:t xml:space="preserve">were prepared </w:t>
+      </w:r>
+      <w:r>
+        <w:t xml:space="preserve">according to </w:t>
+      </w:r>
+      <w:r>
+        <w:fldChar w:fldCharType="begin" w:fldLock="1"/>
+      </w:r>
+      <w:r>
+        <w:instrText>ADDIN CSL_CITATION {"citationItems":[{"id":"ITEM-1","itemData":{"author":[{"dropping-particle":"","family":"Michel","given":"Burlyn E","non-dropping-particle":"","parse-names":false,"suffix":""},{"dropping-particle":"","family":"Kaufmann","given":"Merrill R","non-dropping-particle":"","parse-names":false,"suffix":""}],"id":"ITEM-1","issued":{"date-parts":[["1973"]]},"page":"914-916","title":"The Osmotic Potential of Polyethylene Glycol 60001","type":"article-journal"},"uris":["http://www.mendeley.com/documents/?uuid=5dcd3d1a-bbf4-4c97-b53e-728b84b2c212","http://www.mendeley.com/documents/?uuid=8bae9792-5df1-46d8-a9f4-b2080aa2e458"]}],"mendeley":{"formattedCitation":"(Michel &amp; Kaufmann 1973)","manualFormatting":"Michel &amp; Kaufmann (1973)","plainTextFormattedCitation":"(Michel &amp; Kaufmann 1973)","previouslyFormattedCitation":"(Michel &amp; Kaufmann 1973)"},"properties":{"noteIndex":0},"schema":"https://github.com/citation-style-language/schema/raw/master/csl-citation.json"}</w:instrText>
+      </w:r>
+      <w:r>
+        <w:fldChar w:fldCharType="separate"/>
+      </w:r>
+      <w:r>
+        <w:rPr>
+          <w:noProof/>
+        </w:rPr>
+        <w:t>Michel &amp; Kaufmann (1973)</w:t>
+      </w:r>
+      <w:r>
+        <w:fldChar w:fldCharType="end"/>
+      </w:r>
+      <w:r>
+        <w:t xml:space="preserve"> and </w:t>
+      </w:r>
+      <w:r>
+        <w:fldChar w:fldCharType="begin" w:fldLock="1"/>
+      </w:r>
+      <w:r>
+        <w:instrText>ADDIN CSL_CITATION {"citationItems":[{"id":"ITEM-1","itemData":{"ISBN":"1678-3921","ISSN":"1678-3921","abstract":"Um expressivo número de pesquisas vem sendo desenvolvido na área de pré-condicionamento em sementes. Na busca de contribuir com os técnicos envolvidos em pes­quisas nesta área, procurou-se através da inter-relação entre a Termodinâmica e a Tecnologia de Sementes caracterizar potenciais hídrico, osmótico, mátrico e de pressão e, a partir do tra­balho de Michel &amp; Kaufmann (1973), construir uma tabela associando potencial osmótico, concentração de polietileno glicol 6000 e temperatura.","author":[{"dropping-particle":"","family":"Villela","given":"Francisco Amaral","non-dropping-particle":"","parse-names":false,"suffix":""},{"dropping-particle":"","family":"Doni Filho","given":"Luiz","non-dropping-particle":"","parse-names":false,"suffix":""},{"dropping-particle":"","family":"Sequeira","given":"Eliseo Lecrerc","non-dropping-particle":"","parse-names":false,"suffix":""}],"container-title":"Pesquisa Agropecuária Brasileira","id":"ITEM-1","issue":"11/12","issued":{"date-parts":[["1991"]]},"page":"1957-1968","title":"Tabela de potencial osmótico em função da concentração de polietileno glicol 6.000 e da temperatura","type":"article-journal","volume":"26"},"uris":["http://www.mendeley.com/documents/?uuid=309ba047-c4bd-4f3c-8de0-e44ba85df0c4"]}],"mendeley":{"formattedCitation":"(Villela et al. 1991)","manualFormatting":"Villela et al. (1991)","plainTextFormattedCitation":"(Villela et al. 1991)","previouslyFormattedCitation":"(Villela et al. 1991)"},"properties":{"noteIndex":0},"schema":"https://github.com/citation-style-language/schema/raw/master/csl-citation.json"}</w:instrText>
+      </w:r>
+      <w:r>
+        <w:fldChar w:fldCharType="separate"/>
+      </w:r>
+      <w:r>
+        <w:rPr>
+          <w:noProof/>
+        </w:rPr>
+        <w:t xml:space="preserve">Villela et al. </w:t>
+      </w:r>
+      <w:r>
+        <w:rPr>
+          <w:noProof/>
+        </w:rPr>
+        <w:t>(</w:t>
+      </w:r>
+      <w:r>
+        <w:rPr>
+          <w:noProof/>
+        </w:rPr>
+        <w:t>1991)</w:t>
+      </w:r>
+      <w:r>
+        <w:fldChar w:fldCharType="end"/>
+      </w:r>
+      <w:r>
+        <w:t xml:space="preserve"> to reach desired osmotic potentials at </w:t>
+      </w:r>
+      <w:r>
+        <w:t xml:space="preserve">10 ºC </w:t>
+      </w:r>
+      <w:r>
+        <w:t xml:space="preserve">and </w:t>
+      </w:r>
+      <w:r>
+        <w:t>17</w:t>
+      </w:r>
+      <w:r>
+        <w:t>ºC</w:t>
       </w:r>
       <w:r>
         <w:t xml:space="preserve"> </w:t>
       </w:r>
       <w:r>
-        <w:t xml:space="preserve">Firstly, </w:t>
-      </w:r>
-      <w:r>
-        <w:t xml:space="preserve">we transferred </w:t>
-      </w:r>
-      <w:r>
-        <w:t xml:space="preserve">the </w:t>
-      </w:r>
-      <w:r>
-        <w:t>seed</w:t>
+        <w:t xml:space="preserve">depending on species optimal germination temperature. </w:t>
+      </w:r>
+      <w:r>
+        <w:t xml:space="preserve"> </w:t>
+      </w:r>
+      <w:r>
+        <w:t xml:space="preserve">Finally, </w:t>
+      </w:r>
+      <w:r>
+        <w:t>the rest of the seed</w:t>
       </w:r>
       <w:r>
         <w:t>s</w:t>
       </w:r>
       <w:r>
-        <w:t xml:space="preserve"> for </w:t>
-      </w:r>
-      <w:r>
-        <w:t>Darkness</w:t>
-      </w:r>
-      <w:r>
-        <w:t xml:space="preserve"> treatment, </w:t>
-      </w:r>
-      <w:r>
-        <w:t xml:space="preserve">added 6ml of distilled water, sealed with parafilm </w:t>
-      </w:r>
-      <w:r>
-        <w:t xml:space="preserve">and </w:t>
-      </w:r>
-      <w:r>
-        <w:t>immediately</w:t>
-      </w:r>
-      <w:r>
-        <w:t xml:space="preserve"> cover them with two layers aluminium foil</w:t>
+        <w:t xml:space="preserve"> were divided between </w:t>
+      </w:r>
+      <w:r>
+        <w:t>control</w:t>
+      </w:r>
+      <w:r>
+        <w:t xml:space="preserve"> and constant</w:t>
+      </w:r>
+      <w:r>
+        <w:t xml:space="preserve"> temperature</w:t>
+      </w:r>
+      <w:r>
+        <w:t xml:space="preserve"> treatments</w:t>
+      </w:r>
+      <w:r>
+        <w:t xml:space="preserve">, </w:t>
+      </w:r>
+      <w:r>
+        <w:t>added 6ml of distilled water and sealed with parafilm</w:t>
       </w:r>
       <w:r>
         <w:t xml:space="preserve">. </w:t>
       </w:r>
       <w:r>
-        <w:t xml:space="preserve">Next, we transfer the seeds for the </w:t>
-      </w:r>
-      <w:r>
-        <w:t>Water stress</w:t>
-      </w:r>
-      <w:r>
+        <w:rPr>
+          <w:rFonts w:cstheme="minorHAnsi"/>
+        </w:rPr>
+        <w:t xml:space="preserve">We checked </w:t>
+      </w:r>
+      <w:r>
+        <w:rPr>
+          <w:rFonts w:cstheme="minorHAnsi"/>
+        </w:rPr>
+        <w:t xml:space="preserve">germination </w:t>
+      </w:r>
+      <w:r>
+        <w:rPr>
+          <w:rFonts w:cstheme="minorHAnsi"/>
+        </w:rPr>
+        <w:t>right after cold stratification pretreatment</w:t>
+      </w:r>
+      <w:r>
+        <w:rPr>
+          <w:rFonts w:cstheme="minorHAnsi"/>
+        </w:rPr>
+        <w:t>, as a proxy of species ability to germinate under snow-like conditions</w:t>
+      </w:r>
+      <w:r>
+        <w:rPr>
+          <w:rFonts w:cstheme="minorHAnsi"/>
+        </w:rPr>
+        <w:t xml:space="preserve"> to have extra information</w:t>
+      </w:r>
+      <w:r>
+        <w:rPr>
+          <w:rFonts w:cstheme="minorHAnsi"/>
+        </w:rPr>
+        <w:t xml:space="preserve"> to include in niche dissimilarity analysis, </w:t>
+      </w:r>
+      <w:r>
+        <w:rPr>
+          <w:rFonts w:eastAsia="Times New Roman" w:cstheme="minorHAnsi"/>
+          <w:color w:val="000000"/>
+          <w:lang w:eastAsia="ca-ES"/>
+        </w:rPr>
+        <w:t>one species (</w:t>
+      </w:r>
+      <w:r>
+        <w:rPr>
+          <w:rFonts w:eastAsia="Times New Roman" w:cstheme="minorHAnsi"/>
+          <w:i/>
+          <w:color w:val="000000"/>
+          <w:lang w:eastAsia="ca-ES"/>
+        </w:rPr>
+        <w:t>Teesdalia conferta</w:t>
+      </w:r>
+      <w:r>
+        <w:rPr>
+          <w:rFonts w:eastAsia="Times New Roman" w:cstheme="minorHAnsi"/>
+          <w:color w:val="000000"/>
+          <w:lang w:eastAsia="ca-ES"/>
+        </w:rPr>
+        <w:t>) germinated to 100% thus was removed from germination treatments analysis</w:t>
+      </w:r>
+      <w:r>
+        <w:rPr>
+          <w:rFonts w:cstheme="minorHAnsi"/>
+        </w:rPr>
+        <w:t>. Fr</w:t>
+      </w:r>
+      <w:r>
+        <w:rPr>
+          <w:rFonts w:cstheme="minorHAnsi"/>
+        </w:rPr>
+        <w:t>o</w:t>
+      </w:r>
+      <w:r>
+        <w:rPr>
+          <w:rFonts w:cstheme="minorHAnsi"/>
+        </w:rPr>
+        <w:t>m there</w:t>
+      </w:r>
+      <w:r>
+        <w:rPr>
+          <w:rFonts w:cstheme="minorHAnsi"/>
+        </w:rPr>
+        <w:t xml:space="preserve"> on,</w:t>
+      </w:r>
+      <w:r>
+        <w:rPr>
+          <w:rFonts w:cstheme="minorHAnsi"/>
+        </w:rPr>
+        <w:t xml:space="preserve"> we checked</w:t>
+      </w:r>
+      <w:r>
+        <w:rPr>
+          <w:rFonts w:cstheme="minorHAnsi"/>
+        </w:rPr>
         <w:t xml:space="preserve"> </w:t>
       </w:r>
       <w:r>
-        <w:t>treatme</w:t>
-      </w:r>
-      <w:r>
-        <w:t>nt</w:t>
-      </w:r>
-      <w:r>
-        <w:t xml:space="preserve">, where instead of distilled water we added 6ml of </w:t>
-      </w:r>
-      <w:r>
-        <w:t>a polyethylene solution (PEG</w:t>
-      </w:r>
-      <w:r>
-        <w:t xml:space="preserve"> 6000</w:t>
-      </w:r>
-      <w:r>
-        <w:t xml:space="preserve">) </w:t>
-      </w:r>
-      <w:r>
-        <w:t xml:space="preserve">to simulate a -0.6 </w:t>
-      </w:r>
-      <w:proofErr w:type="spellStart"/>
-      <w:r>
-        <w:t>Mpa</w:t>
-      </w:r>
-      <w:proofErr w:type="spellEnd"/>
-      <w:r>
-        <w:t xml:space="preserve"> of water potential</w:t>
-      </w:r>
-      <w:r>
-        <w:t xml:space="preserve"> and sealed </w:t>
-      </w:r>
-      <w:r>
-        <w:lastRenderedPageBreak/>
-        <w:t>with parafilm</w:t>
-      </w:r>
-      <w:r>
-        <w:t xml:space="preserve">. </w:t>
-      </w:r>
-      <w:r>
-        <w:t xml:space="preserve">As </w:t>
-      </w:r>
-      <w:r>
-        <w:t>PEG solutions depend on experimental temperatures, t</w:t>
-      </w:r>
-      <w:r>
-        <w:t xml:space="preserve">wo </w:t>
-      </w:r>
-      <w:r>
-        <w:t xml:space="preserve">PEG solutions </w:t>
-      </w:r>
-      <w:r>
-        <w:t xml:space="preserve">were prepared </w:t>
-      </w:r>
-      <w:r>
-        <w:t xml:space="preserve">according to </w:t>
-      </w:r>
-      <w:r>
-        <w:fldChar w:fldCharType="begin" w:fldLock="1"/>
-      </w:r>
-      <w:r>
-        <w:instrText>ADDIN CSL_CITATION {"citationItems":[{"id":"ITEM-1","itemData":{"author":[{"dropping-particle":"","family":"Michel","given":"Burlyn E","non-dropping-particle":"","parse-names":false,"suffix":""},{"dropping-particle":"","family":"Kaufmann","given":"Merrill R","non-dropping-particle":"","parse-names":false,"suffix":""}],"id":"ITEM-1","issued":{"date-parts":[["1973"]]},"page":"914-916","title":"The Osmotic Potential of Polyethylene Glycol 60001","type":"article-journal"},"uris":["http://www.mendeley.com/documents/?uuid=5dcd3d1a-bbf4-4c97-b53e-728b84b2c212","http://www.mendeley.com/documents/?uuid=8bae9792-5df1-46d8-a9f4-b2080aa2e458"]}],"mendeley":{"formattedCitation":"(Michel &amp; Kaufmann 1973)","manualFormatting":"Michel &amp; Kaufmann (1973)","plainTextFormattedCitation":"(Michel &amp; Kaufmann 1973)","previouslyFormattedCitation":"(Michel &amp; Kaufmann 1973)"},"properties":{"noteIndex":0},"schema":"https://github.com/citation-style-language/schema/raw/master/csl-citation.json"}</w:instrText>
-      </w:r>
-      <w:r>
-        <w:fldChar w:fldCharType="separate"/>
-      </w:r>
-      <w:r>
-        <w:rPr>
-          <w:noProof/>
-        </w:rPr>
-        <w:t>Michel &amp; Kaufmann (1973)</w:t>
-      </w:r>
-      <w:r>
-        <w:fldChar w:fldCharType="end"/>
-      </w:r>
-      <w:r>
-        <w:t xml:space="preserve"> and </w:t>
-      </w:r>
-      <w:r>
-        <w:fldChar w:fldCharType="begin" w:fldLock="1"/>
-      </w:r>
-      <w:r>
-        <w:instrText>ADDIN CSL_CITATION {"citationItems":[{"id":"ITEM-1","itemData":{"ISBN":"1678-3921","ISSN":"1678-3921","abstract":"Um expressivo número de pesquisas vem sendo desenvolvido na área de pré-condicionamento em sementes. Na busca de contribuir com os técnicos envolvidos em pes­quisas nesta área, procurou-se através da inter-relação entre a Termodinâmica e a Tecnologia de Sementes caracterizar potenciais hídrico, osmótico, mátrico e de pressão e, a partir do tra­balho de Michel &amp; Kaufmann (1973), construir uma tabela associando potencial osmótico, concentração de polietileno glicol 6000 e temperatura.","author":[{"dropping-particle":"","family":"Villela","given":"Francisco Amaral","non-dropping-particle":"","parse-names":false,"suffix":""},{"dropping-particle":"","family":"Doni Filho","given":"Luiz","non-dropping-particle":"","parse-names":false,"suffix":""},{"dropping-particle":"","family":"Sequeira","given":"Eliseo Lecrerc","non-dropping-particle":"","parse-names":false,"suffix":""}],"container-title":"Pesquisa Agropecuária Brasileira","id":"ITEM-1","issue":"11/12","issued":{"date-parts":[["1991"]]},"page":"1957-1968","title":"Tabela de potencial osmótico em função da concentração de polietileno glicol 6.000 e da temperatura","type":"article-journal","volume":"26"},"uris":["http://www.mendeley.com/documents/?uuid=309ba047-c4bd-4f3c-8de0-e44ba85df0c4"]}],"mendeley":{"formattedCitation":"(Villela et al. 1991)","manualFormatting":"Villela et al. (1991)","plainTextFormattedCitation":"(Villela et al. 1991)","previouslyFormattedCitation":"(Villela et al. 1991)"},"properties":{"noteIndex":0},"schema":"https://github.com/citation-style-language/schema/raw/master/csl-citation.json"}</w:instrText>
-      </w:r>
-      <w:r>
-        <w:fldChar w:fldCharType="separate"/>
-      </w:r>
-      <w:r>
-        <w:rPr>
-          <w:noProof/>
-        </w:rPr>
-        <w:t xml:space="preserve">Villela et al. </w:t>
-      </w:r>
-      <w:r>
-        <w:rPr>
-          <w:noProof/>
-        </w:rPr>
-        <w:t>(</w:t>
-      </w:r>
-      <w:r>
-        <w:rPr>
-          <w:noProof/>
-        </w:rPr>
-        <w:t>1991)</w:t>
-      </w:r>
-      <w:r>
-        <w:fldChar w:fldCharType="end"/>
-      </w:r>
-      <w:r>
-        <w:t xml:space="preserve"> to reach desired osmotic potentials at </w:t>
-      </w:r>
-      <w:r>
-        <w:t xml:space="preserve">10 ºC </w:t>
-      </w:r>
-      <w:r>
-        <w:t xml:space="preserve">and </w:t>
-      </w:r>
-      <w:r>
-        <w:t>17</w:t>
-      </w:r>
-      <w:r>
-        <w:t>ºC</w:t>
-      </w:r>
-      <w:r>
+        <w:rPr>
+          <w:rFonts w:cstheme="minorHAnsi"/>
+        </w:rPr>
+        <w:t>germination</w:t>
+      </w:r>
+      <w:r>
+        <w:rPr>
+          <w:rFonts w:eastAsia="Times New Roman" w:cstheme="minorHAnsi"/>
+          <w:color w:val="000000"/>
+          <w:lang w:eastAsia="ca-ES"/>
+        </w:rPr>
         <w:t xml:space="preserve"> </w:t>
       </w:r>
       <w:r>
-        <w:t xml:space="preserve">depending on species optimal germination temperature. </w:t>
-      </w:r>
-      <w:r>
-        <w:t xml:space="preserve"> </w:t>
-      </w:r>
-      <w:r>
-        <w:t xml:space="preserve">Finally, </w:t>
-      </w:r>
-      <w:r>
-        <w:t xml:space="preserve">the rest of the seed </w:t>
-      </w:r>
-      <w:proofErr w:type="gramStart"/>
-      <w:r>
-        <w:t>were divided</w:t>
-      </w:r>
-      <w:proofErr w:type="gramEnd"/>
-      <w:r>
-        <w:t xml:space="preserve"> between </w:t>
-      </w:r>
-      <w:r>
-        <w:t>control</w:t>
-      </w:r>
-      <w:r>
-        <w:t xml:space="preserve"> and constant</w:t>
-      </w:r>
-      <w:r>
-        <w:t xml:space="preserve"> temperature</w:t>
-      </w:r>
-      <w:r>
-        <w:t xml:space="preserve"> treatments</w:t>
-      </w:r>
-      <w:r>
-        <w:t xml:space="preserve">, </w:t>
-      </w:r>
-      <w:r>
-        <w:t>added 6ml of distilled water and sealed with parafilm</w:t>
-      </w:r>
-      <w:r>
-        <w:t xml:space="preserve">. </w:t>
-      </w:r>
-      <w:r>
         <w:rPr>
           <w:rFonts w:cstheme="minorHAnsi"/>
         </w:rPr>
-        <w:t xml:space="preserve">We checked </w:t>
+        <w:t xml:space="preserve">every </w:t>
       </w:r>
       <w:r>
         <w:rPr>
           <w:rFonts w:cstheme="minorHAnsi"/>
         </w:rPr>
-        <w:t xml:space="preserve">germination </w:t>
+        <w:t xml:space="preserve">week </w:t>
       </w:r>
       <w:r>
         <w:rPr>
           <w:rFonts w:cstheme="minorHAnsi"/>
         </w:rPr>
-        <w:t>right after cold stratification pretreatment</w:t>
+        <w:t>until the end of the experiment</w:t>
       </w:r>
       <w:r>
         <w:rPr>
           <w:rFonts w:cstheme="minorHAnsi"/>
         </w:rPr>
-        <w:t>, as a proxy of species ability to germinate under snow-like conditions</w:t>
+        <w:t xml:space="preserve"> (6 weeks)</w:t>
       </w:r>
       <w:r>
         <w:rPr>
           <w:rFonts w:cstheme="minorHAnsi"/>
         </w:rPr>
-        <w:t xml:space="preserve"> to have extra information</w:t>
+        <w:t xml:space="preserve">. We removed seeds from the petri dishes once </w:t>
+      </w:r>
+      <w:r>
+        <w:rPr>
+          <w:rFonts w:eastAsia="Times New Roman" w:cstheme="minorHAnsi"/>
+          <w:color w:val="000000"/>
+          <w:lang w:eastAsia="ca-ES"/>
+        </w:rPr>
+        <w:t>germination occurred (radicle &gt; 1.5 mm long). At the end of the experiment, we cut open non-germinated seeds under the binocular loupe to visually assess if they were empty, infected, or seemed normal. We considered seeds</w:t>
       </w:r>
       <w:r>
         <w:rPr>
           <w:rFonts w:cstheme="minorHAnsi"/>
-        </w:rPr>
-        <w:t>. Fr</w:t>
-      </w:r>
-      <w:r>
-        <w:rPr>
-          <w:rFonts w:cstheme="minorHAnsi"/>
-        </w:rPr>
-        <w:t>o</w:t>
-      </w:r>
-      <w:r>
-        <w:rPr>
-          <w:rFonts w:cstheme="minorHAnsi"/>
-        </w:rPr>
-        <w:t>m there</w:t>
-      </w:r>
-      <w:r>
-        <w:rPr>
-          <w:rFonts w:cstheme="minorHAnsi"/>
-        </w:rPr>
-        <w:t xml:space="preserve"> on,</w:t>
-      </w:r>
-      <w:r>
-        <w:rPr>
-          <w:rFonts w:cstheme="minorHAnsi"/>
-        </w:rPr>
-        <w:t xml:space="preserve"> we checked</w:t>
-      </w:r>
-      <w:r>
-        <w:rPr>
-          <w:rFonts w:cstheme="minorHAnsi"/>
-        </w:rPr>
-        <w:t xml:space="preserve"> </w:t>
-      </w:r>
-      <w:r>
-        <w:rPr>
-          <w:rFonts w:cstheme="minorHAnsi"/>
-        </w:rPr>
-        <w:t>germination</w:t>
-      </w:r>
-      <w:r>
-        <w:rPr>
-          <w:rFonts w:eastAsia="Times New Roman" w:cstheme="minorHAnsi"/>
-          <w:color w:val="000000"/>
-          <w:lang w:eastAsia="ca-ES"/>
-        </w:rPr>
-        <w:t xml:space="preserve"> </w:t>
-      </w:r>
-      <w:r>
-        <w:rPr>
-          <w:rFonts w:cstheme="minorHAnsi"/>
-        </w:rPr>
-        <w:t xml:space="preserve">every </w:t>
-      </w:r>
-      <w:r>
-        <w:rPr>
-          <w:rFonts w:cstheme="minorHAnsi"/>
-        </w:rPr>
-        <w:t xml:space="preserve">week </w:t>
-      </w:r>
-      <w:r>
-        <w:rPr>
-          <w:rFonts w:cstheme="minorHAnsi"/>
-        </w:rPr>
-        <w:t>until the end of the experiment</w:t>
-      </w:r>
-      <w:r>
-        <w:rPr>
-          <w:rFonts w:cstheme="minorHAnsi"/>
-        </w:rPr>
-        <w:t xml:space="preserve"> (6 weeks)</w:t>
-      </w:r>
-      <w:r>
-        <w:rPr>
-          <w:rFonts w:cstheme="minorHAnsi"/>
-        </w:rPr>
-        <w:t xml:space="preserve">. We removed seeds from the petri dishes once </w:t>
-      </w:r>
-      <w:r>
-        <w:rPr>
-          <w:rFonts w:eastAsia="Times New Roman" w:cstheme="minorHAnsi"/>
-          <w:color w:val="000000"/>
-          <w:lang w:eastAsia="ca-ES"/>
-        </w:rPr>
-        <w:t>germination occurred (radicle &gt; 1.5 mm long). At the end of the experiment, we cut open non-germinated seeds under the binocular loupe to visually assess if they were empty, infected, or seemed normal. We considered seeds</w:t>
-      </w:r>
-      <w:r>
-        <w:rPr>
-          <w:rFonts w:cstheme="minorHAnsi"/>
-          <w:color w:val="000000"/>
-        </w:rPr>
-        <w:t xml:space="preserve"> with white and firm embryos viable, i.e. potentially </w:t>
-      </w:r>
-      <w:proofErr w:type="spellStart"/>
-      <w:r>
-        <w:rPr>
-          <w:rFonts w:cstheme="minorHAnsi"/>
-          <w:color w:val="000000"/>
-        </w:rPr>
-        <w:t>germinable</w:t>
-      </w:r>
-      <w:proofErr w:type="spellEnd"/>
-      <w:r>
-        <w:rPr>
-          <w:rFonts w:cstheme="minorHAnsi"/>
-          <w:color w:val="000000"/>
-        </w:rPr>
-        <w:t xml:space="preserve"> </w:t>
+          <w:color w:val="000000"/>
+        </w:rPr>
+        <w:t xml:space="preserve"> with white and firm embryos viable, i.e. potentially germinable </w:t>
       </w:r>
       <w:r>
         <w:rPr>
@@ -6801,34 +5856,26 @@
         <w:rPr>
           <w:rFonts w:cstheme="minorHAnsi"/>
         </w:rPr>
-        <w:t xml:space="preserve"> species representing 21 plant families. </w:t>
-      </w:r>
-      <w:proofErr w:type="gramStart"/>
+        <w:t xml:space="preserve"> species representing 21 plant families. A total of 1</w:t>
+      </w:r>
       <w:r>
         <w:rPr>
           <w:rFonts w:cstheme="minorHAnsi"/>
         </w:rPr>
-        <w:t>A total of 1</w:t>
+        <w:t>8</w:t>
       </w:r>
       <w:r>
         <w:rPr>
           <w:rFonts w:cstheme="minorHAnsi"/>
         </w:rPr>
-        <w:t>8</w:t>
+        <w:t>,</w:t>
       </w:r>
       <w:r>
         <w:rPr>
           <w:rFonts w:cstheme="minorHAnsi"/>
         </w:rPr>
-        <w:t>,</w:t>
-      </w:r>
-      <w:r>
-        <w:rPr>
-          <w:rFonts w:cstheme="minorHAnsi"/>
-        </w:rPr>
         <w:t>371</w:t>
       </w:r>
-      <w:proofErr w:type="gramEnd"/>
       <w:r>
         <w:rPr>
           <w:rFonts w:cstheme="minorHAnsi"/>
@@ -6850,15 +5897,13 @@
         <w:jc w:val="both"/>
       </w:pPr>
       <w:r>
-        <w:t>From all the species included in the germination experiments we also measure seeds mass, as the average dry weight of 5 replicates of 50 seeds, plant and floral height in peak season in the field (</w:t>
-      </w:r>
-      <w:proofErr w:type="spellStart"/>
-      <w:r>
-        <w:t>june</w:t>
-      </w:r>
-      <w:proofErr w:type="spellEnd"/>
-      <w:r>
-        <w:t>) and leaf traits (leaf area, LDMC and SLA) from 2 leaves of 10 individuals of each species following standard procedures (</w:t>
+        <w:t xml:space="preserve">From all the species included in the germination experiments we also measure seeds mass, as the average dry weight of 5 replicates of 50 seeds, plant height </w:t>
+      </w:r>
+      <w:r>
+        <w:t xml:space="preserve">from 10 individuals </w:t>
+      </w:r>
+      <w:r>
+        <w:t>in peak season in the field (june) and leaf traits (leaf area, LDMC and SLA) from 2 leaves of 10 individuals of each species following standard procedures (</w:t>
       </w:r>
       <w:r>
         <w:rPr>
@@ -6867,23 +5912,11 @@
         <w:t>ref</w:t>
       </w:r>
       <w:r>
-        <w:t xml:space="preserve">) . Leaves </w:t>
-      </w:r>
-      <w:proofErr w:type="gramStart"/>
-      <w:r>
-        <w:t>were collected</w:t>
-      </w:r>
-      <w:proofErr w:type="gramEnd"/>
-      <w:r>
-        <w:t xml:space="preserve"> early in the day in the field, kept in sealed plastic bags with moist paper until further processing in the laboratory. First fresh weight </w:t>
-      </w:r>
-      <w:proofErr w:type="gramStart"/>
-      <w:r>
-        <w:t>was measured</w:t>
-      </w:r>
-      <w:proofErr w:type="gramEnd"/>
-      <w:r>
-        <w:t>, removing any visible droplets of water, then leaves were scanned with Epson Canon scanner (</w:t>
+        <w:t xml:space="preserve">) . Leaves were collected early in the day in the field, kept in sealed plastic bags with moist paper until further processing in the laboratory. First fresh weight was measured, removing any visible droplets of water, then leaves were </w:t>
+      </w:r>
+      <w:r>
+        <w:lastRenderedPageBreak/>
+        <w:t>scanned with Epson Canon scanner (</w:t>
       </w:r>
       <w:r>
         <w:rPr>
@@ -6895,11 +5928,7 @@
         <w:t>) at 600 dpi</w:t>
       </w:r>
       <w:r>
-        <w:t xml:space="preserve"> and finally leaves were put in the oven at 70ºCfor 72h to </w:t>
-      </w:r>
-      <w:r>
-        <w:lastRenderedPageBreak/>
-        <w:t>calculate dry weight. Leaves images where analysed using WINDDIAS version 3 software (</w:t>
+        <w:t xml:space="preserve"> and finally leaves were put in the oven at 70ºCfor 72h to calculate dry weight. Leaves images where analysed using WINDDIAS version 3 software (</w:t>
       </w:r>
       <w:r>
         <w:rPr>
@@ -6944,7 +5973,7 @@
         </w:rPr>
         <w:t xml:space="preserve"> </w:t>
       </w:r>
-      <w:commentRangeStart w:id="4"/>
+      <w:commentRangeStart w:id="5"/>
       <w:r>
         <w:rPr>
           <w:rFonts w:eastAsia="Times New Roman"/>
@@ -6953,14 +5982,14 @@
         </w:rPr>
         <w:t>Statistical analysis</w:t>
       </w:r>
-      <w:commentRangeEnd w:id="4"/>
+      <w:commentRangeEnd w:id="5"/>
       <w:r>
         <w:rPr>
           <w:rStyle w:val="Refdecomentario"/>
           <w:rFonts w:ascii="Calibri" w:eastAsia="Calibri" w:hAnsi="Calibri" w:cs="Calibri"/>
           <w:color w:val="auto"/>
         </w:rPr>
-        <w:commentReference w:id="4"/>
+        <w:commentReference w:id="5"/>
       </w:r>
     </w:p>
     <w:p>
@@ -6999,7 +6028,6 @@
         </w:rPr>
         <w:t xml:space="preserve">e </w:t>
       </w:r>
-      <w:proofErr w:type="spellStart"/>
       <w:r>
         <w:rPr>
           <w:rFonts w:asciiTheme="minorHAnsi" w:eastAsia="Times New Roman" w:hAnsiTheme="minorHAnsi" w:cstheme="minorHAnsi"/>
@@ -7009,9 +6037,8 @@
           <w:highlight w:val="yellow"/>
           <w:lang w:eastAsia="ca-ES"/>
         </w:rPr>
-        <w:t>analyzed</w:t>
-      </w:r>
-      <w:proofErr w:type="spellEnd"/>
+        <w:t>analysed</w:t>
+      </w:r>
       <w:r>
         <w:rPr>
           <w:rFonts w:asciiTheme="minorHAnsi" w:eastAsia="Times New Roman" w:hAnsiTheme="minorHAnsi" w:cstheme="minorHAnsi"/>
@@ -7043,9 +6070,8 @@
           <w:highlight w:val="yellow"/>
           <w:lang w:eastAsia="ca-ES"/>
         </w:rPr>
-        <w:t xml:space="preserve"> data by fitting Markov Chain Monte Carlo generalized linear mixed models (</w:t>
-      </w:r>
-      <w:proofErr w:type="spellStart"/>
+        <w:t xml:space="preserve"> data by fitting Markov Chain Monte Carlo generalized linear mixed models (MCMCglmm) with Bayesian estimation using the R package MCMCGLMM </w:t>
+      </w:r>
       <w:r>
         <w:rPr>
           <w:rFonts w:asciiTheme="minorHAnsi" w:eastAsia="Times New Roman" w:hAnsiTheme="minorHAnsi" w:cstheme="minorHAnsi"/>
@@ -7055,9 +6081,8 @@
           <w:highlight w:val="yellow"/>
           <w:lang w:eastAsia="ca-ES"/>
         </w:rPr>
-        <w:t>MCMCglmm</w:t>
-      </w:r>
-      <w:proofErr w:type="spellEnd"/>
+        <w:fldChar w:fldCharType="begin" w:fldLock="1"/>
+      </w:r>
       <w:r>
         <w:rPr>
           <w:rFonts w:asciiTheme="minorHAnsi" w:eastAsia="Times New Roman" w:hAnsiTheme="minorHAnsi" w:cstheme="minorHAnsi"/>
@@ -7067,7 +6092,7 @@
           <w:highlight w:val="yellow"/>
           <w:lang w:eastAsia="ca-ES"/>
         </w:rPr>
-        <w:t xml:space="preserve">) with Bayesian estimation using the R package MCMCGLMM </w:t>
+        <w:instrText>ADDIN CSL_CITATION {"citationItems":[{"id":"ITEM-1","itemData":{"ISBN":"9781439811870","ISSN":"19390068","PMID":"18291371","abstract":"Generalized linear mixed models provide a flexible framework for modeling a range of data, although with non-Gaussian response variables the likelihood cannot be obtained in closed form. Markov chain Monte Carlo methods solve this problem by sampling from a series of simpler conditional distributions that can be evaluated. The R package MCMCglmm implements such an algorithm for a range of model fitting problems. More than one response variable can be analyzed simultaneously, and these variables are allowed to follow Gaussian, Poisson, multi(bi)nominal, exponential, zero-inflated and censored dis-tributions. A range of variance structures are permitted for the random effects, including interactions with categorical or continuous variables (i.e., random regression), and more complicated variance structures that arise through shared ancestry, either through a pedi-gree or through a phylogeny. Missing values are permitted in the response variable(s) and data can be known up to some level of measurement error as in meta-analysis. All simu-lation is done in C/ C++ using the CSparse library for sparse linear systems.","author":[{"dropping-particle":"","family":"Hadfield","given":"Jarrod D","non-dropping-particle":"","parse-names":false,"suffix":""}],"container-title":"Journal of Statistical Software","id":"ITEM-1","issue":"2","issued":{"date-parts":[["2010"]]},"page":"1-22","title":"MCMCglmm: MCMC Methods for Multi-Response GLMMs in R","type":"article-journal","volume":"33"},"uris":["http://www.mendeley.com/documents/?uuid=41627bcd-fb59-4a4f-8935-c58d22662a04"]}],"mendeley":{"formattedCitation":"(Hadfield, 2010)","plainTextFormattedCitation":"(Hadfield, 2010)","previouslyFormattedCitation":"(Hadfield, 2010)"},"properties":{"noteIndex":0},"schema":"https://github.com/citation-style-language/schema/raw/master/csl-citation.json"}</w:instrText>
       </w:r>
       <w:r>
         <w:rPr>
@@ -7078,7 +6103,7 @@
           <w:highlight w:val="yellow"/>
           <w:lang w:eastAsia="ca-ES"/>
         </w:rPr>
-        <w:fldChar w:fldCharType="begin" w:fldLock="1"/>
+        <w:fldChar w:fldCharType="separate"/>
       </w:r>
       <w:r>
         <w:rPr>
@@ -7089,7 +6114,7 @@
           <w:highlight w:val="yellow"/>
           <w:lang w:eastAsia="ca-ES"/>
         </w:rPr>
-        <w:instrText>ADDIN CSL_CITATION {"citationItems":[{"id":"ITEM-1","itemData":{"ISBN":"9781439811870","ISSN":"19390068","PMID":"18291371","abstract":"Generalized linear mixed models provide a flexible framework for modeling a range of data, although with non-Gaussian response variables the likelihood cannot be obtained in closed form. Markov chain Monte Carlo methods solve this problem by sampling from a series of simpler conditional distributions that can be evaluated. The R package MCMCglmm implements such an algorithm for a range of model fitting problems. More than one response variable can be analyzed simultaneously, and these variables are allowed to follow Gaussian, Poisson, multi(bi)nominal, exponential, zero-inflated and censored dis-tributions. A range of variance structures are permitted for the random effects, including interactions with categorical or continuous variables (i.e., random regression), and more complicated variance structures that arise through shared ancestry, either through a pedi-gree or through a phylogeny. Missing values are permitted in the response variable(s) and data can be known up to some level of measurement error as in meta-analysis. All simu-lation is done in C/ C++ using the CSparse library for sparse linear systems.","author":[{"dropping-particle":"","family":"Hadfield","given":"Jarrod D","non-dropping-particle":"","parse-names":false,"suffix":""}],"container-title":"Journal of Statistical Software","id":"ITEM-1","issue":"2","issued":{"date-parts":[["2010"]]},"page":"1-22","title":"MCMCglmm: MCMC Methods for Multi-Response GLMMs in R","type":"article-journal","volume":"33"},"uris":["http://www.mendeley.com/documents/?uuid=41627bcd-fb59-4a4f-8935-c58d22662a04"]}],"mendeley":{"formattedCitation":"(Hadfield, 2010)","plainTextFormattedCitation":"(Hadfield, 2010)","previouslyFormattedCitation":"(Hadfield, 2010)"},"properties":{"noteIndex":0},"schema":"https://github.com/citation-style-language/schema/raw/master/csl-citation.json"}</w:instrText>
+        <w:t>(Hadfield, 2010)</w:t>
       </w:r>
       <w:r>
         <w:rPr>
@@ -7100,7 +6125,7 @@
           <w:highlight w:val="yellow"/>
           <w:lang w:eastAsia="ca-ES"/>
         </w:rPr>
-        <w:fldChar w:fldCharType="separate"/>
+        <w:fldChar w:fldCharType="end"/>
       </w:r>
       <w:r>
         <w:rPr>
@@ -7111,7 +6136,7 @@
           <w:highlight w:val="yellow"/>
           <w:lang w:eastAsia="ca-ES"/>
         </w:rPr>
-        <w:t>(Hadfield, 2010)</w:t>
+        <w:t>. To model germination, we used binomial MCMCglmms (</w:t>
       </w:r>
       <w:r>
         <w:rPr>
@@ -7122,7 +6147,7 @@
           <w:highlight w:val="yellow"/>
           <w:lang w:eastAsia="ca-ES"/>
         </w:rPr>
-        <w:fldChar w:fldCharType="end"/>
+        <w:t xml:space="preserve">cbind (finalgermination, viable seeds – finalgermination) ~ germination treatment, </w:t>
       </w:r>
       <w:r>
         <w:rPr>
@@ -7133,9 +6158,8 @@
           <w:highlight w:val="yellow"/>
           <w:lang w:eastAsia="ca-ES"/>
         </w:rPr>
-        <w:t xml:space="preserve">. To model germination, we used binomial </w:t>
-      </w:r>
-      <w:proofErr w:type="spellStart"/>
+        <w:t>family = multi</w:t>
+      </w:r>
       <w:r>
         <w:rPr>
           <w:rFonts w:asciiTheme="minorHAnsi" w:eastAsia="Times New Roman" w:hAnsiTheme="minorHAnsi" w:cstheme="minorHAnsi"/>
@@ -7145,9 +6169,8 @@
           <w:highlight w:val="yellow"/>
           <w:lang w:eastAsia="ca-ES"/>
         </w:rPr>
-        <w:t>MCMCglmms</w:t>
-      </w:r>
-      <w:proofErr w:type="spellEnd"/>
+        <w:t>nomial2)</w:t>
+      </w:r>
       <w:r>
         <w:rPr>
           <w:rFonts w:asciiTheme="minorHAnsi" w:eastAsia="Times New Roman" w:hAnsiTheme="minorHAnsi" w:cstheme="minorHAnsi"/>
@@ -7157,125 +6180,7 @@
           <w:highlight w:val="yellow"/>
           <w:lang w:eastAsia="ca-ES"/>
         </w:rPr>
-        <w:t xml:space="preserve"> (family = multi</w:t>
-      </w:r>
-      <w:r>
-        <w:rPr>
-          <w:rFonts w:asciiTheme="minorHAnsi" w:eastAsia="Times New Roman" w:hAnsiTheme="minorHAnsi" w:cstheme="minorHAnsi"/>
-          <w:color w:val="000000"/>
-          <w:sz w:val="22"/>
-          <w:szCs w:val="22"/>
-          <w:highlight w:val="yellow"/>
-          <w:lang w:eastAsia="ca-ES"/>
-        </w:rPr>
-        <w:t>nomial2)</w:t>
-      </w:r>
-      <w:r>
-        <w:rPr>
-          <w:rFonts w:asciiTheme="minorHAnsi" w:eastAsia="Times New Roman" w:hAnsiTheme="minorHAnsi" w:cstheme="minorHAnsi"/>
-          <w:color w:val="000000"/>
-          <w:sz w:val="22"/>
-          <w:szCs w:val="22"/>
-          <w:highlight w:val="yellow"/>
-          <w:lang w:eastAsia="ca-ES"/>
-        </w:rPr>
-        <w:t xml:space="preserve">. For representation </w:t>
-      </w:r>
-      <w:proofErr w:type="spellStart"/>
-      <w:r>
-        <w:rPr>
-          <w:rFonts w:asciiTheme="minorHAnsi" w:eastAsia="Times New Roman" w:hAnsiTheme="minorHAnsi" w:cstheme="minorHAnsi"/>
-          <w:color w:val="000000"/>
-          <w:sz w:val="22"/>
-          <w:szCs w:val="22"/>
-          <w:highlight w:val="yellow"/>
-          <w:lang w:eastAsia="ca-ES"/>
-        </w:rPr>
-        <w:t>ggplot</w:t>
-      </w:r>
-      <w:proofErr w:type="spellEnd"/>
-      <w:r>
-        <w:rPr>
-          <w:rFonts w:asciiTheme="minorHAnsi" w:eastAsia="Times New Roman" w:hAnsiTheme="minorHAnsi" w:cstheme="minorHAnsi"/>
-          <w:color w:val="000000"/>
-          <w:sz w:val="22"/>
-          <w:szCs w:val="22"/>
-          <w:highlight w:val="yellow"/>
-          <w:lang w:eastAsia="ca-ES"/>
-        </w:rPr>
-        <w:t xml:space="preserve"> (REF), </w:t>
-      </w:r>
-      <w:proofErr w:type="spellStart"/>
-      <w:r>
-        <w:rPr>
-          <w:rFonts w:asciiTheme="minorHAnsi" w:eastAsia="Times New Roman" w:hAnsiTheme="minorHAnsi" w:cstheme="minorHAnsi"/>
-          <w:color w:val="000000"/>
-          <w:sz w:val="22"/>
-          <w:szCs w:val="22"/>
-          <w:highlight w:val="yellow"/>
-          <w:lang w:eastAsia="ca-ES"/>
-        </w:rPr>
-        <w:t>ggpubr</w:t>
-      </w:r>
-      <w:proofErr w:type="spellEnd"/>
-      <w:r>
-        <w:rPr>
-          <w:rFonts w:asciiTheme="minorHAnsi" w:eastAsia="Times New Roman" w:hAnsiTheme="minorHAnsi" w:cstheme="minorHAnsi"/>
-          <w:color w:val="000000"/>
-          <w:sz w:val="22"/>
-          <w:szCs w:val="22"/>
-          <w:highlight w:val="yellow"/>
-          <w:lang w:eastAsia="ca-ES"/>
-        </w:rPr>
-        <w:t xml:space="preserve"> (REF) </w:t>
-      </w:r>
-      <w:proofErr w:type="gramStart"/>
-      <w:r>
-        <w:rPr>
-          <w:rFonts w:asciiTheme="minorHAnsi" w:eastAsia="Times New Roman" w:hAnsiTheme="minorHAnsi" w:cstheme="minorHAnsi"/>
-          <w:color w:val="000000"/>
-          <w:sz w:val="22"/>
-          <w:szCs w:val="22"/>
-          <w:highlight w:val="yellow"/>
-          <w:lang w:eastAsia="ca-ES"/>
-        </w:rPr>
-        <w:t>were used</w:t>
-      </w:r>
-      <w:proofErr w:type="gramEnd"/>
-      <w:r>
-        <w:rPr>
-          <w:rFonts w:asciiTheme="minorHAnsi" w:eastAsia="Times New Roman" w:hAnsiTheme="minorHAnsi" w:cstheme="minorHAnsi"/>
-          <w:color w:val="000000"/>
-          <w:sz w:val="22"/>
-          <w:szCs w:val="22"/>
-          <w:highlight w:val="yellow"/>
-          <w:lang w:eastAsia="ca-ES"/>
-        </w:rPr>
-        <w:t xml:space="preserve"> together with </w:t>
-      </w:r>
-      <w:proofErr w:type="spellStart"/>
-      <w:r>
-        <w:rPr>
-          <w:rFonts w:asciiTheme="minorHAnsi" w:eastAsia="Times New Roman" w:hAnsiTheme="minorHAnsi" w:cstheme="minorHAnsi"/>
-          <w:color w:val="000000"/>
-          <w:sz w:val="22"/>
-          <w:szCs w:val="22"/>
-          <w:highlight w:val="yellow"/>
-          <w:lang w:eastAsia="ca-ES"/>
-        </w:rPr>
-        <w:t>binom</w:t>
-      </w:r>
-      <w:proofErr w:type="spellEnd"/>
-      <w:r>
-        <w:rPr>
-          <w:rFonts w:asciiTheme="minorHAnsi" w:eastAsia="Times New Roman" w:hAnsiTheme="minorHAnsi" w:cstheme="minorHAnsi"/>
-          <w:color w:val="000000"/>
-          <w:sz w:val="22"/>
-          <w:szCs w:val="22"/>
-          <w:highlight w:val="yellow"/>
-          <w:lang w:eastAsia="ca-ES"/>
-        </w:rPr>
-        <w:t xml:space="preserve"> package (REF) to create the binomial confidence intervals in figure 2.</w:t>
+        <w:t>. For representation ggplot (REF), ggpubr (REF) were used together with binom package (REF) to create the binomial confidence intervals in figure 2.</w:t>
       </w:r>
     </w:p>
     <w:p>
@@ -7309,23 +6214,7 @@
           <w:highlight w:val="yellow"/>
           <w:lang w:eastAsia="ca-ES"/>
         </w:rPr>
-        <w:t xml:space="preserve">To calculate niche dissimilarity we followed the procedure detailed in (book Lars) with coverage data using </w:t>
-      </w:r>
-      <w:proofErr w:type="spellStart"/>
-      <w:r>
-        <w:rPr>
-          <w:highlight w:val="yellow"/>
-          <w:lang w:eastAsia="ca-ES"/>
-        </w:rPr>
-        <w:t>pacakage</w:t>
-      </w:r>
-      <w:proofErr w:type="spellEnd"/>
-      <w:r>
-        <w:rPr>
-          <w:highlight w:val="yellow"/>
-          <w:lang w:eastAsia="ca-ES"/>
-        </w:rPr>
-        <w:t xml:space="preserve"> xxx….</w:t>
+        <w:t>To calculate niche dissimilarity we followed the procedure detailed in (book Lars) with coverage data using pacakage xxx….</w:t>
       </w:r>
     </w:p>
     <w:p>
@@ -7368,37 +6257,41 @@
         <w:jc w:val="both"/>
       </w:pPr>
       <w:r>
-        <w:t xml:space="preserve">Germination analysis </w:t>
-      </w:r>
-      <w:proofErr w:type="gramStart"/>
-      <w:r>
-        <w:t>were performed</w:t>
-      </w:r>
-      <w:proofErr w:type="gramEnd"/>
-      <w:r>
-        <w:t xml:space="preserve"> separately for each community, nevertheless, both communities responded consistently to germination drivers. Germination does not significantly differs between control (with alternating temperatures) and constant temperatures and there is a significant </w:t>
-      </w:r>
-      <w:r>
-        <w:t>(</w:t>
-      </w:r>
-      <w:proofErr w:type="spellStart"/>
-      <w:r>
-        <w:t>pMCMC</w:t>
-      </w:r>
-      <w:proofErr w:type="spellEnd"/>
-      <w:r>
-        <w:t xml:space="preserve">&lt;0.001) </w:t>
-      </w:r>
-      <w:r>
-        <w:t>decrease of germination under water stress (MPa -0.6). In darkness, germination decreased in both communities but is significant only in the Mediterranean community (</w:t>
-      </w:r>
-      <w:proofErr w:type="spellStart"/>
-      <w:r>
-        <w:t>pMCMC</w:t>
-      </w:r>
-      <w:proofErr w:type="spellEnd"/>
-      <w:r>
-        <w:t xml:space="preserve"> &lt;0.01) see Figure 2. </w:t>
+        <w:t xml:space="preserve">During cold stratification (pretreatment), there was approximately </w:t>
+      </w:r>
+      <w:r>
+        <w:t>30% germination in species from the Mediterranean community, while less 10% germinated in the Temperate community (see Figure 2</w:t>
+      </w:r>
+      <w:r>
+        <w:t>A</w:t>
+      </w:r>
+      <w:r>
+        <w:t>)</w:t>
+      </w:r>
+      <w:r>
+        <w:t xml:space="preserve">. </w:t>
+      </w:r>
+      <w:r>
+        <w:t>Germination analysis</w:t>
+      </w:r>
+      <w:r>
+        <w:t xml:space="preserve"> (MCMC-GLMM)</w:t>
+      </w:r>
+      <w:r>
+        <w:t xml:space="preserve"> were performed separately for each community, nevertheless, both communities responded consistently to germination drivers. Germination does not significantly differs between control (with alternating temperatures) and constant temperatures and there is a significant (pMCMC&lt;0.001) decrease of germination under </w:t>
+      </w:r>
+      <w:r>
+        <w:lastRenderedPageBreak/>
+        <w:t>water stress (MPa -0.6). In darkness, germination decreased in both communities but is significant only in the Mediterranean commun</w:t>
+      </w:r>
+      <w:r>
+        <w:t>ity (pMCMC &lt;0.01) see Figure 2</w:t>
+      </w:r>
+      <w:r>
+        <w:t>B</w:t>
+      </w:r>
+      <w:r>
+        <w:t xml:space="preserve">. </w:t>
       </w:r>
     </w:p>
     <w:p>
@@ -7407,8 +6300,7 @@
         <w:jc w:val="both"/>
       </w:pPr>
       <w:r>
-        <w:lastRenderedPageBreak/>
-        <w:pict w14:anchorId="3E91443C">
+        <w:pict w14:anchorId="1AEECF2C">
           <v:shapetype id="_x0000_t75" coordsize="21600,21600" o:spt="75" o:preferrelative="t" path="m@4@5l@4@11@9@11@9@5xe" filled="f" stroked="f">
             <v:stroke joinstyle="miter"/>
             <v:formulas>
@@ -7428,7 +6320,7 @@
             <v:path o:extrusionok="f" gradientshapeok="t" o:connecttype="rect"/>
             <o:lock v:ext="edit" aspectratio="t"/>
           </v:shapetype>
-          <v:shape id="_x0000_i1025" type="#_x0000_t75" style="width:424.5pt;height:253.5pt">
+          <v:shape id="_x0000_i1025" type="#_x0000_t75" style="width:424.8pt;height:237.6pt">
             <v:imagedata r:id="rId17" o:title="fig2"/>
           </v:shape>
         </w:pict>
@@ -7440,15 +6332,28 @@
         <w:jc w:val="both"/>
       </w:pPr>
       <w:r>
-        <w:t xml:space="preserve">Figure 2. Germination responses to the four experimental treatments studied. Bars represent the mean germination observed and each treatment (in different </w:t>
-      </w:r>
-      <w:proofErr w:type="spellStart"/>
-      <w:r>
-        <w:t>colors</w:t>
-      </w:r>
-      <w:proofErr w:type="spellEnd"/>
-      <w:r>
-        <w:t xml:space="preserve">). Error bars represent binomial confidence intervals. </w:t>
+        <w:t xml:space="preserve">Figure 2. </w:t>
+      </w:r>
+      <w:r>
+        <w:t xml:space="preserve">(A) Germination during cold stratification pretreatment. </w:t>
+      </w:r>
+      <w:r>
+        <w:t>(</w:t>
+      </w:r>
+      <w:r>
+        <w:t>B</w:t>
+      </w:r>
+      <w:r>
+        <w:t xml:space="preserve">) </w:t>
+      </w:r>
+      <w:r>
+        <w:t xml:space="preserve">Germination responses to the four experimental </w:t>
+      </w:r>
+      <w:r>
+        <w:t xml:space="preserve">germination </w:t>
+      </w:r>
+      <w:r>
+        <w:t xml:space="preserve">treatments studied. Bars represent the mean germination observed and each treatment (in different colors). Error bars represent binomial confidence intervals. </w:t>
       </w:r>
     </w:p>
     <w:p>
@@ -7463,8 +6368,6 @@
       <w:r>
         <w:t>c</w:t>
       </w:r>
-      <w:bookmarkStart w:id="5" w:name="_GoBack"/>
-      <w:bookmarkEnd w:id="5"/>
       <w:r>
         <w:t>roclimatic gradients</w:t>
       </w:r>
@@ -7512,13 +6415,8 @@
         <w:spacing w:line="480" w:lineRule="auto"/>
         <w:jc w:val="both"/>
       </w:pPr>
-      <w:proofErr w:type="spellStart"/>
-      <w:r>
-        <w:t>iButtons</w:t>
-      </w:r>
-      <w:proofErr w:type="spellEnd"/>
-      <w:r>
-        <w:t xml:space="preserve"> recording period from different years! However</w:t>
+      <w:r>
+        <w:t>iButtons recording period from different years! However</w:t>
       </w:r>
       <w:r>
         <w:t>,</w:t>
@@ -7539,15 +6437,7 @@
         <w:t>climatic chambers</w:t>
       </w:r>
       <w:r>
-        <w:t xml:space="preserve"> </w:t>
-      </w:r>
-      <w:proofErr w:type="spellStart"/>
-      <w:r>
-        <w:t>chambers</w:t>
-      </w:r>
-      <w:proofErr w:type="spellEnd"/>
-      <w:r>
-        <w:t>.</w:t>
+        <w:t xml:space="preserve"> chambers.</w:t>
       </w:r>
     </w:p>
     <w:sectPr>
@@ -7628,7 +6518,7 @@
       </w:r>
     </w:p>
   </w:comment>
-  <w:comment w:id="4" w:author="CLARA ESPINOSA DEL ALBA" w:date="2024-01-30T15:27:00Z" w:initials="CE">
+  <w:comment w:id="5" w:author="CLARA ESPINOSA DEL ALBA" w:date="2024-01-30T15:27:00Z" w:initials="CE">
     <w:p>
       <w:pPr>
         <w:pStyle w:val="Textocomentario"/>
@@ -7733,7 +6623,7 @@
             <w:noProof/>
             <w:lang w:val="es-ES"/>
           </w:rPr>
-          <w:t>9</w:t>
+          <w:t>10</w:t>
         </w:r>
         <w:r>
           <w:fldChar w:fldCharType="end"/>

--- a/doc/Ms_0.docx
+++ b/doc/Ms_0.docx
@@ -57,6 +57,7 @@
           <w:lang w:val="es-ES" w:eastAsia="ca-ES"/>
         </w:rPr>
       </w:pPr>
+      <w:proofErr w:type="spellStart"/>
       <w:r>
         <w:rPr>
           <w:b/>
@@ -64,7 +65,57 @@
           <w:bdr w:val="none" w:sz="0" w:space="0" w:color="auto" w:frame="1"/>
           <w:lang w:val="es-ES" w:eastAsia="ca-ES"/>
         </w:rPr>
-        <w:t xml:space="preserve">Prospective author list: </w:t>
+        <w:t>Prospective</w:t>
+      </w:r>
+      <w:proofErr w:type="spellEnd"/>
+      <w:r>
+        <w:rPr>
+          <w:b/>
+          <w:bCs/>
+          <w:bdr w:val="none" w:sz="0" w:space="0" w:color="auto" w:frame="1"/>
+          <w:lang w:val="es-ES" w:eastAsia="ca-ES"/>
+        </w:rPr>
+        <w:t xml:space="preserve"> </w:t>
+      </w:r>
+      <w:proofErr w:type="spellStart"/>
+      <w:r>
+        <w:rPr>
+          <w:b/>
+          <w:bCs/>
+          <w:bdr w:val="none" w:sz="0" w:space="0" w:color="auto" w:frame="1"/>
+          <w:lang w:val="es-ES" w:eastAsia="ca-ES"/>
+        </w:rPr>
+        <w:t>author</w:t>
+      </w:r>
+      <w:proofErr w:type="spellEnd"/>
+      <w:r>
+        <w:rPr>
+          <w:b/>
+          <w:bCs/>
+          <w:bdr w:val="none" w:sz="0" w:space="0" w:color="auto" w:frame="1"/>
+          <w:lang w:val="es-ES" w:eastAsia="ca-ES"/>
+        </w:rPr>
+        <w:t xml:space="preserve"> </w:t>
+      </w:r>
+      <w:proofErr w:type="spellStart"/>
+      <w:r>
+        <w:rPr>
+          <w:b/>
+          <w:bCs/>
+          <w:bdr w:val="none" w:sz="0" w:space="0" w:color="auto" w:frame="1"/>
+          <w:lang w:val="es-ES" w:eastAsia="ca-ES"/>
+        </w:rPr>
+        <w:t>list</w:t>
+      </w:r>
+      <w:proofErr w:type="spellEnd"/>
+      <w:r>
+        <w:rPr>
+          <w:b/>
+          <w:bCs/>
+          <w:bdr w:val="none" w:sz="0" w:space="0" w:color="auto" w:frame="1"/>
+          <w:lang w:val="es-ES" w:eastAsia="ca-ES"/>
+        </w:rPr>
+        <w:t xml:space="preserve">: </w:t>
       </w:r>
     </w:p>
     <w:p>
@@ -143,8 +194,9 @@
           <w:bdr w:val="none" w:sz="0" w:space="0" w:color="auto" w:frame="1"/>
           <w:lang w:val="es-ES" w:eastAsia="ca-ES"/>
         </w:rPr>
-        <w:t>, G</w:t>
-      </w:r>
+        <w:t xml:space="preserve">, </w:t>
+      </w:r>
+      <w:proofErr w:type="spellStart"/>
       <w:r>
         <w:rPr>
           <w:rFonts w:eastAsia="Times New Roman" w:cstheme="minorHAnsi"/>
@@ -153,7 +205,7 @@
           <w:bdr w:val="none" w:sz="0" w:space="0" w:color="auto" w:frame="1"/>
           <w:lang w:val="es-ES" w:eastAsia="ca-ES"/>
         </w:rPr>
-        <w:t>ö</w:t>
+        <w:t>G</w:t>
       </w:r>
       <w:r>
         <w:rPr>
@@ -163,7 +215,28 @@
           <w:bdr w:val="none" w:sz="0" w:space="0" w:color="auto" w:frame="1"/>
           <w:lang w:val="es-ES" w:eastAsia="ca-ES"/>
         </w:rPr>
-        <w:t>tzenberger, L</w:t>
+        <w:t>ö</w:t>
+      </w:r>
+      <w:r>
+        <w:rPr>
+          <w:rFonts w:eastAsia="Times New Roman" w:cstheme="minorHAnsi"/>
+          <w:bCs/>
+          <w:color w:val="000000"/>
+          <w:bdr w:val="none" w:sz="0" w:space="0" w:color="auto" w:frame="1"/>
+          <w:lang w:val="es-ES" w:eastAsia="ca-ES"/>
+        </w:rPr>
+        <w:t>tzenberger</w:t>
+      </w:r>
+      <w:proofErr w:type="spellEnd"/>
+      <w:r>
+        <w:rPr>
+          <w:rFonts w:eastAsia="Times New Roman" w:cstheme="minorHAnsi"/>
+          <w:bCs/>
+          <w:color w:val="000000"/>
+          <w:bdr w:val="none" w:sz="0" w:space="0" w:color="auto" w:frame="1"/>
+          <w:lang w:val="es-ES" w:eastAsia="ca-ES"/>
+        </w:rPr>
+        <w:t>, L</w:t>
       </w:r>
       <w:r>
         <w:rPr>
@@ -299,7 +372,43 @@
           <w:color w:val="000000"/>
           <w:lang w:val="en-US" w:eastAsia="ca-ES"/>
         </w:rPr>
-        <w:t xml:space="preserve">Biodiversity Research Institute, IMIB (Univ. Oviedo-CSIC-Princ. Asturias), 33600 Mieres, Spain. </w:t>
+        <w:t>Biodiversity Research Institute, IMIB (Univ. Oviedo-CSIC-</w:t>
+      </w:r>
+      <w:proofErr w:type="spellStart"/>
+      <w:r>
+        <w:rPr>
+          <w:rFonts w:eastAsia="Times New Roman" w:cstheme="minorHAnsi"/>
+          <w:color w:val="000000"/>
+          <w:lang w:val="en-US" w:eastAsia="ca-ES"/>
+        </w:rPr>
+        <w:t>Princ</w:t>
+      </w:r>
+      <w:proofErr w:type="spellEnd"/>
+      <w:r>
+        <w:rPr>
+          <w:rFonts w:eastAsia="Times New Roman" w:cstheme="minorHAnsi"/>
+          <w:color w:val="000000"/>
+          <w:lang w:val="en-US" w:eastAsia="ca-ES"/>
+        </w:rPr>
+        <w:t xml:space="preserve">. Asturias), 33600 </w:t>
+      </w:r>
+      <w:proofErr w:type="spellStart"/>
+      <w:r>
+        <w:rPr>
+          <w:rFonts w:eastAsia="Times New Roman" w:cstheme="minorHAnsi"/>
+          <w:color w:val="000000"/>
+          <w:lang w:val="en-US" w:eastAsia="ca-ES"/>
+        </w:rPr>
+        <w:t>Mieres</w:t>
+      </w:r>
+      <w:proofErr w:type="spellEnd"/>
+      <w:r>
+        <w:rPr>
+          <w:rFonts w:eastAsia="Times New Roman" w:cstheme="minorHAnsi"/>
+          <w:color w:val="000000"/>
+          <w:lang w:val="en-US" w:eastAsia="ca-ES"/>
+        </w:rPr>
+        <w:t xml:space="preserve">, Spain. </w:t>
       </w:r>
     </w:p>
     <w:p>
@@ -363,14 +472,34 @@
           <w:lang w:val="es-ES" w:eastAsia="ca-ES"/>
         </w:rPr>
       </w:pPr>
+      <w:proofErr w:type="spellStart"/>
       <w:r>
         <w:rPr>
           <w:b/>
           <w:bCs/>
           <w:lang w:val="es-ES" w:eastAsia="ca-ES"/>
         </w:rPr>
-        <w:t>Correspondence author</w:t>
-      </w:r>
+        <w:t>Correspondence</w:t>
+      </w:r>
+      <w:proofErr w:type="spellEnd"/>
+      <w:r>
+        <w:rPr>
+          <w:b/>
+          <w:bCs/>
+          <w:lang w:val="es-ES" w:eastAsia="ca-ES"/>
+        </w:rPr>
+        <w:t xml:space="preserve"> </w:t>
+      </w:r>
+      <w:proofErr w:type="spellStart"/>
+      <w:r>
+        <w:rPr>
+          <w:b/>
+          <w:bCs/>
+          <w:lang w:val="es-ES" w:eastAsia="ca-ES"/>
+        </w:rPr>
+        <w:t>author</w:t>
+      </w:r>
+      <w:proofErr w:type="spellEnd"/>
       <w:r>
         <w:rPr>
           <w:lang w:val="es-ES" w:eastAsia="ca-ES"/>
@@ -433,6 +562,7 @@
           <w:lang w:val="es-ES" w:eastAsia="ca-ES"/>
         </w:rPr>
       </w:pPr>
+      <w:proofErr w:type="spellStart"/>
       <w:r>
         <w:rPr>
           <w:rFonts w:eastAsia="Times New Roman" w:cstheme="minorHAnsi"/>
@@ -455,6 +585,7 @@
         </w:rPr>
         <w:t>s</w:t>
       </w:r>
+      <w:proofErr w:type="spellEnd"/>
     </w:p>
     <w:p>
       <w:pPr>
@@ -543,14 +674,22 @@
         <w:rPr>
           <w:lang w:val="es-ES"/>
         </w:rPr>
-        <w:t>Lars Götzenberg</w:t>
-      </w:r>
+        <w:t xml:space="preserve">Lars </w:t>
+      </w:r>
+      <w:proofErr w:type="spellStart"/>
       <w:r>
         <w:rPr>
           <w:lang w:val="es-ES"/>
         </w:rPr>
+        <w:t>Götzenberg</w:t>
+      </w:r>
+      <w:r>
+        <w:rPr>
+          <w:lang w:val="es-ES"/>
+        </w:rPr>
         <w:t>er</w:t>
       </w:r>
+      <w:proofErr w:type="spellEnd"/>
       <w:r>
         <w:rPr>
           <w:lang w:val="es-ES"/>
@@ -649,12 +788,20 @@
         </w:rPr>
       </w:pPr>
       <w:commentRangeStart w:id="0"/>
+      <w:proofErr w:type="spellStart"/>
       <w:r>
         <w:rPr>
           <w:lang w:val="es-ES" w:eastAsia="ca-ES"/>
         </w:rPr>
         <w:lastRenderedPageBreak/>
-        <w:t xml:space="preserve">Introduction </w:t>
+        <w:t>Introduction</w:t>
+      </w:r>
+      <w:proofErr w:type="spellEnd"/>
+      <w:r>
+        <w:rPr>
+          <w:lang w:val="es-ES" w:eastAsia="ca-ES"/>
+        </w:rPr>
+        <w:t xml:space="preserve"> </w:t>
       </w:r>
       <w:commentRangeEnd w:id="0"/>
       <w:r>
@@ -678,7 +825,161 @@
         <w:rPr>
           <w:rFonts w:eastAsia="Arial" w:cstheme="minorHAnsi"/>
         </w:rPr>
-        <w:t xml:space="preserve">Worldwide, alpine plants occur above the climatic treeline and they are generally subjected to harsh conditions such as freezing temperatures, snow cover and strong winds, despite regional and latitudinal variation (Körner et al. 2017). Recently, it has been noted that the abundance and distribution of alpine plants strongly depends on micro-topographic variation, which accounts for drastic changes in temperature and related factors (Scherrer &amp; Körner 2010; Kulonen et al. 2018). An increasing number of studies have reported relationships between micro-habitat variation and the compositional and functional diversity of alpine plant communities (e.g. Choler 2005; Opedal et al. 2014; Stark et al. 2017; Blonder et al. 2018) but functional approaches have mostly focused on adult-plant traits. At the regeneration stage, studies suggested that the seed germination niche is influenced by micro-site temperature and snow cover (Fernández-Pascual et al. 2016) and soil bedrock (Tudela-Isanta et al. 2018). Relatively higher temperatures at the microsite also may determine </w:t>
+        <w:t xml:space="preserve">Worldwide, alpine plants occur above the climatic treeline and they </w:t>
+      </w:r>
+      <w:proofErr w:type="gramStart"/>
+      <w:r>
+        <w:rPr>
+          <w:rFonts w:eastAsia="Arial" w:cstheme="minorHAnsi"/>
+        </w:rPr>
+        <w:t>are generally subjected</w:t>
+      </w:r>
+      <w:proofErr w:type="gramEnd"/>
+      <w:r>
+        <w:rPr>
+          <w:rFonts w:eastAsia="Arial" w:cstheme="minorHAnsi"/>
+        </w:rPr>
+        <w:t xml:space="preserve"> to harsh conditions such as freezing temperatures, snow cover and strong winds, despite regional and latitudinal variation (</w:t>
+      </w:r>
+      <w:proofErr w:type="spellStart"/>
+      <w:r>
+        <w:rPr>
+          <w:rFonts w:eastAsia="Arial" w:cstheme="minorHAnsi"/>
+        </w:rPr>
+        <w:t>Körner</w:t>
+      </w:r>
+      <w:proofErr w:type="spellEnd"/>
+      <w:r>
+        <w:rPr>
+          <w:rFonts w:eastAsia="Arial" w:cstheme="minorHAnsi"/>
+        </w:rPr>
+        <w:t xml:space="preserve"> et al. 2017). Recently, it </w:t>
+      </w:r>
+      <w:proofErr w:type="gramStart"/>
+      <w:r>
+        <w:rPr>
+          <w:rFonts w:eastAsia="Arial" w:cstheme="minorHAnsi"/>
+        </w:rPr>
+        <w:t>has been noted</w:t>
+      </w:r>
+      <w:proofErr w:type="gramEnd"/>
+      <w:r>
+        <w:rPr>
+          <w:rFonts w:eastAsia="Arial" w:cstheme="minorHAnsi"/>
+        </w:rPr>
+        <w:t xml:space="preserve"> that the abundance and distribution of alpine plants strongly depends on micro-topographic variation, which accounts for drastic changes in temperature and related factors (</w:t>
+      </w:r>
+      <w:proofErr w:type="spellStart"/>
+      <w:r>
+        <w:rPr>
+          <w:rFonts w:eastAsia="Arial" w:cstheme="minorHAnsi"/>
+        </w:rPr>
+        <w:t>Scherrer</w:t>
+      </w:r>
+      <w:proofErr w:type="spellEnd"/>
+      <w:r>
+        <w:rPr>
+          <w:rFonts w:eastAsia="Arial" w:cstheme="minorHAnsi"/>
+        </w:rPr>
+        <w:t xml:space="preserve"> &amp; </w:t>
+      </w:r>
+      <w:proofErr w:type="spellStart"/>
+      <w:r>
+        <w:rPr>
+          <w:rFonts w:eastAsia="Arial" w:cstheme="minorHAnsi"/>
+        </w:rPr>
+        <w:t>Körner</w:t>
+      </w:r>
+      <w:proofErr w:type="spellEnd"/>
+      <w:r>
+        <w:rPr>
+          <w:rFonts w:eastAsia="Arial" w:cstheme="minorHAnsi"/>
+        </w:rPr>
+        <w:t xml:space="preserve"> 2010; </w:t>
+      </w:r>
+      <w:proofErr w:type="spellStart"/>
+      <w:r>
+        <w:rPr>
+          <w:rFonts w:eastAsia="Arial" w:cstheme="minorHAnsi"/>
+        </w:rPr>
+        <w:t>Kulonen</w:t>
+      </w:r>
+      <w:proofErr w:type="spellEnd"/>
+      <w:r>
+        <w:rPr>
+          <w:rFonts w:eastAsia="Arial" w:cstheme="minorHAnsi"/>
+        </w:rPr>
+        <w:t xml:space="preserve"> et al. 2018). An increasing number of studies have reported relationships between </w:t>
+      </w:r>
+      <w:proofErr w:type="gramStart"/>
+      <w:r>
+        <w:rPr>
+          <w:rFonts w:eastAsia="Arial" w:cstheme="minorHAnsi"/>
+        </w:rPr>
+        <w:t>micro-habitat</w:t>
+      </w:r>
+      <w:proofErr w:type="gramEnd"/>
+      <w:r>
+        <w:rPr>
+          <w:rFonts w:eastAsia="Arial" w:cstheme="minorHAnsi"/>
+        </w:rPr>
+        <w:t xml:space="preserve"> variation and the compositional and functional diversity of alpine plant communities (e.g. Choler 2005; </w:t>
+      </w:r>
+      <w:proofErr w:type="spellStart"/>
+      <w:r>
+        <w:rPr>
+          <w:rFonts w:eastAsia="Arial" w:cstheme="minorHAnsi"/>
+        </w:rPr>
+        <w:t>Opedal</w:t>
+      </w:r>
+      <w:proofErr w:type="spellEnd"/>
+      <w:r>
+        <w:rPr>
+          <w:rFonts w:eastAsia="Arial" w:cstheme="minorHAnsi"/>
+        </w:rPr>
+        <w:t xml:space="preserve"> et al. 2014; Stark et al. 2017; Blonder et al. 2018) but functional approaches have mostly focused on adult-plant traits. At the regeneration stage, studies suggested that the seed germination niche </w:t>
+      </w:r>
+      <w:proofErr w:type="gramStart"/>
+      <w:r>
+        <w:rPr>
+          <w:rFonts w:eastAsia="Arial" w:cstheme="minorHAnsi"/>
+        </w:rPr>
+        <w:t>is influenced</w:t>
+      </w:r>
+      <w:proofErr w:type="gramEnd"/>
+      <w:r>
+        <w:rPr>
+          <w:rFonts w:eastAsia="Arial" w:cstheme="minorHAnsi"/>
+        </w:rPr>
+        <w:t xml:space="preserve"> by micro-site temperature and snow cover (</w:t>
+      </w:r>
+      <w:proofErr w:type="spellStart"/>
+      <w:r>
+        <w:rPr>
+          <w:rFonts w:eastAsia="Arial" w:cstheme="minorHAnsi"/>
+        </w:rPr>
+        <w:t>Fernández-Pascual</w:t>
+      </w:r>
+      <w:proofErr w:type="spellEnd"/>
+      <w:r>
+        <w:rPr>
+          <w:rFonts w:eastAsia="Arial" w:cstheme="minorHAnsi"/>
+        </w:rPr>
+        <w:t xml:space="preserve"> et al. 2016) and soil bedrock (</w:t>
+      </w:r>
+      <w:proofErr w:type="spellStart"/>
+      <w:r>
+        <w:rPr>
+          <w:rFonts w:eastAsia="Arial" w:cstheme="minorHAnsi"/>
+        </w:rPr>
+        <w:t>Tudela-Isanta</w:t>
+      </w:r>
+      <w:proofErr w:type="spellEnd"/>
+      <w:r>
+        <w:rPr>
+          <w:rFonts w:eastAsia="Arial" w:cstheme="minorHAnsi"/>
+        </w:rPr>
+        <w:t xml:space="preserve"> et al. 2018). Relatively higher temperatures at the microsite also may determine </w:t>
       </w:r>
       <w:sdt>
         <w:sdtPr>
@@ -720,7 +1021,35 @@
         <w:rPr>
           <w:rFonts w:eastAsia="Arial" w:cstheme="minorHAnsi"/>
         </w:rPr>
-        <w:t xml:space="preserve"> and increasing recruitment of alpine populations in both temperate (Mondoni et al. 2015) and Mediterranean (Giménez-Benavides et al. 2018) systems.</w:t>
+        <w:t xml:space="preserve"> and increasing recruitment of alpine populations in both temperate (</w:t>
+      </w:r>
+      <w:proofErr w:type="spellStart"/>
+      <w:r>
+        <w:rPr>
+          <w:rFonts w:eastAsia="Arial" w:cstheme="minorHAnsi"/>
+        </w:rPr>
+        <w:t>Mondoni</w:t>
+      </w:r>
+      <w:proofErr w:type="spellEnd"/>
+      <w:r>
+        <w:rPr>
+          <w:rFonts w:eastAsia="Arial" w:cstheme="minorHAnsi"/>
+        </w:rPr>
+        <w:t xml:space="preserve"> et al. 2015) and Mediterranean (</w:t>
+      </w:r>
+      <w:proofErr w:type="spellStart"/>
+      <w:r>
+        <w:rPr>
+          <w:rFonts w:eastAsia="Arial" w:cstheme="minorHAnsi"/>
+        </w:rPr>
+        <w:t>Giménez</w:t>
+      </w:r>
+      <w:proofErr w:type="spellEnd"/>
+      <w:r>
+        <w:rPr>
+          <w:rFonts w:eastAsia="Arial" w:cstheme="minorHAnsi"/>
+        </w:rPr>
+        <w:t>-Benavides et al. 2018) systems.</w:t>
       </w:r>
     </w:p>
     <w:p>
@@ -778,7 +1107,21 @@
         <w:rPr>
           <w:rFonts w:eastAsia="Arial" w:cstheme="minorHAnsi"/>
         </w:rPr>
-        <w:t xml:space="preserve"> incorporating multi-species approaches at the community level (Jiménez-Alfaro et al. 2016; Saatkamp et al. 2019). Despite multiple theories and modelling approaches in community ecology, empirical research based on observational or experimental data </w:t>
+        <w:t xml:space="preserve"> incorporating multi-species approaches at the community level (Jiménez-Alfaro et al. 2016; </w:t>
+      </w:r>
+      <w:proofErr w:type="spellStart"/>
+      <w:r>
+        <w:rPr>
+          <w:rFonts w:eastAsia="Arial" w:cstheme="minorHAnsi"/>
+        </w:rPr>
+        <w:t>Saatkamp</w:t>
+      </w:r>
+      <w:proofErr w:type="spellEnd"/>
+      <w:r>
+        <w:rPr>
+          <w:rFonts w:eastAsia="Arial" w:cstheme="minorHAnsi"/>
+        </w:rPr>
+        <w:t xml:space="preserve"> et al. 2019). Despite multiple theories and modelling approaches in community ecology, empirical research based on observational or experimental data </w:t>
       </w:r>
       <w:sdt>
         <w:sdtPr>
@@ -802,7 +1145,35 @@
         <w:rPr>
           <w:rFonts w:eastAsia="Arial" w:cstheme="minorHAnsi"/>
         </w:rPr>
-        <w:t xml:space="preserve"> co-occurring species may be useful to infer high-level processes such as species dispersal and (niche) selection (Vellend 2016). However, the conceptual framework of community assembly may be limited by the lack of seed-trait studies addressing the co-occurrence of plants as the result of regional and local processes such as dispersal, environmental filtering and species interactions (Götzenberger et al. 201</w:t>
+        <w:t xml:space="preserve"> co-occurring species may be useful to infer high-level processes such as species dispersal and (niche) selection (</w:t>
+      </w:r>
+      <w:proofErr w:type="spellStart"/>
+      <w:r>
+        <w:rPr>
+          <w:rFonts w:eastAsia="Arial" w:cstheme="minorHAnsi"/>
+        </w:rPr>
+        <w:t>Vellend</w:t>
+      </w:r>
+      <w:proofErr w:type="spellEnd"/>
+      <w:r>
+        <w:rPr>
+          <w:rFonts w:eastAsia="Arial" w:cstheme="minorHAnsi"/>
+        </w:rPr>
+        <w:t xml:space="preserve"> 2016). However, the conceptual framework of community assembly may be limited by the lack of seed-trait studies addressing the co-occurrence of plants as the result of regional and local processes such as dispersal, environmental filtering and species interactions (</w:t>
+      </w:r>
+      <w:proofErr w:type="spellStart"/>
+      <w:r>
+        <w:rPr>
+          <w:rFonts w:eastAsia="Arial" w:cstheme="minorHAnsi"/>
+        </w:rPr>
+        <w:t>Götzenberger</w:t>
+      </w:r>
+      <w:proofErr w:type="spellEnd"/>
+      <w:r>
+        <w:rPr>
+          <w:rFonts w:eastAsia="Arial" w:cstheme="minorHAnsi"/>
+        </w:rPr>
+        <w:t xml:space="preserve"> et al. 201</w:t>
       </w:r>
       <w:sdt>
         <w:sdtPr>
@@ -832,7 +1203,21 @@
         <w:rPr>
           <w:rFonts w:eastAsia="Arial" w:cstheme="minorHAnsi"/>
         </w:rPr>
-        <w:t xml:space="preserve"> Germination of alpine species is regulated by seasonal cycles in temperature and moisture conditions (Baskin &amp; Baskin 2014), but these responses may not be the same for all </w:t>
+        <w:t xml:space="preserve"> Germination of alpine species </w:t>
+      </w:r>
+      <w:proofErr w:type="gramStart"/>
+      <w:r>
+        <w:rPr>
+          <w:rFonts w:eastAsia="Arial" w:cstheme="minorHAnsi"/>
+        </w:rPr>
+        <w:t>is regulated</w:t>
+      </w:r>
+      <w:proofErr w:type="gramEnd"/>
+      <w:r>
+        <w:rPr>
+          <w:rFonts w:eastAsia="Arial" w:cstheme="minorHAnsi"/>
+        </w:rPr>
+        <w:t xml:space="preserve"> by seasonal cycles in temperature and moisture conditions (Baskin &amp; Baskin 2014), but these responses may not be the same for all </w:t>
       </w:r>
       <w:r>
         <w:rPr>
@@ -860,7 +1245,91 @@
         <w:rPr>
           <w:rFonts w:eastAsia="Arial" w:cstheme="minorHAnsi"/>
         </w:rPr>
-        <w:t>The question of functional filtering in seeds can be addressed by exploring niche differentiation, a process by which co-occurring species may use the environment differently to avoid competition. Alpine communities are subjected to harsh environmental conditions; therefore, plant competition is expected to be relaxed, and niche-based processes rely on abiotic filters or facilitation (Callaway et al. 2002). Since alpine habitats generally have low water and nutrient resources, niche differentiation may also be the result of multiple, independent species adaptation to harsh conditions during postglacial dispersal, ultimately explaining the relative high diversity of plants in these ecosystems. Several studies have investigated the role of niche-based processes in alpine communities using traits (Chalmandrier et al. 2017, Scherrer et al. 2019) or phylogenetic approaches (Butterfield et al. 2013) to estimate the ecological similarity of co-existing species. However, apart from seed mass, regeneration traits are hardly ever considered, despite existing evidence that life-history stages determine different plant responses across micro-habitats (Hülber et al. 2018). So far, we do not know whether regeneration stages may follow similar or different strategies in alpine plants, and if regeneration traits can provide additional insights into assembly processes, in particular at the level of microsite variation</w:t>
+        <w:t xml:space="preserve">The question of functional filtering in seeds </w:t>
+      </w:r>
+      <w:proofErr w:type="gramStart"/>
+      <w:r>
+        <w:rPr>
+          <w:rFonts w:eastAsia="Arial" w:cstheme="minorHAnsi"/>
+        </w:rPr>
+        <w:t>can be addressed</w:t>
+      </w:r>
+      <w:proofErr w:type="gramEnd"/>
+      <w:r>
+        <w:rPr>
+          <w:rFonts w:eastAsia="Arial" w:cstheme="minorHAnsi"/>
+        </w:rPr>
+        <w:t xml:space="preserve"> by exploring niche differentiation, a process by which co-occurring species may use the environment differently to avoid competition. Alpine communities </w:t>
+      </w:r>
+      <w:proofErr w:type="gramStart"/>
+      <w:r>
+        <w:rPr>
+          <w:rFonts w:eastAsia="Arial" w:cstheme="minorHAnsi"/>
+        </w:rPr>
+        <w:t>are subjected</w:t>
+      </w:r>
+      <w:proofErr w:type="gramEnd"/>
+      <w:r>
+        <w:rPr>
+          <w:rFonts w:eastAsia="Arial" w:cstheme="minorHAnsi"/>
+        </w:rPr>
+        <w:t xml:space="preserve"> to harsh environmental conditions; therefore, plant competition is expected to be relaxed, and niche-based processes rely on abiotic filters or facilitation (Callaway et al. 2002). Since alpine habitats generally have low water and nutrient resources, niche differentiation may also be the result of multiple, independent species adaptation to harsh conditions during postglacial dispersal, ultimately explaining the relative high diversity of plants in these ecosystems. Several studies have investigated the role of niche-based processes in alpine communities using traits (</w:t>
+      </w:r>
+      <w:proofErr w:type="spellStart"/>
+      <w:r>
+        <w:rPr>
+          <w:rFonts w:eastAsia="Arial" w:cstheme="minorHAnsi"/>
+        </w:rPr>
+        <w:t>Chalmandrier</w:t>
+      </w:r>
+      <w:proofErr w:type="spellEnd"/>
+      <w:r>
+        <w:rPr>
+          <w:rFonts w:eastAsia="Arial" w:cstheme="minorHAnsi"/>
+        </w:rPr>
+        <w:t xml:space="preserve"> et al. 2017, </w:t>
+      </w:r>
+      <w:proofErr w:type="spellStart"/>
+      <w:r>
+        <w:rPr>
+          <w:rFonts w:eastAsia="Arial" w:cstheme="minorHAnsi"/>
+        </w:rPr>
+        <w:t>Scherrer</w:t>
+      </w:r>
+      <w:proofErr w:type="spellEnd"/>
+      <w:r>
+        <w:rPr>
+          <w:rFonts w:eastAsia="Arial" w:cstheme="minorHAnsi"/>
+        </w:rPr>
+        <w:t xml:space="preserve"> et al. 2019) or phylogenetic approaches (Butterfield et al. 2013) to estimate the ecological similarity of co-existing species. However, apart from seed mass, regeneration traits are hardly ever considered, despite existing evidence that life-history stages determine different plant responses across </w:t>
+      </w:r>
+      <w:proofErr w:type="gramStart"/>
+      <w:r>
+        <w:rPr>
+          <w:rFonts w:eastAsia="Arial" w:cstheme="minorHAnsi"/>
+        </w:rPr>
+        <w:t>micro-habitats</w:t>
+      </w:r>
+      <w:proofErr w:type="gramEnd"/>
+      <w:r>
+        <w:rPr>
+          <w:rFonts w:eastAsia="Arial" w:cstheme="minorHAnsi"/>
+        </w:rPr>
+        <w:t xml:space="preserve"> (</w:t>
+      </w:r>
+      <w:proofErr w:type="spellStart"/>
+      <w:r>
+        <w:rPr>
+          <w:rFonts w:eastAsia="Arial" w:cstheme="minorHAnsi"/>
+        </w:rPr>
+        <w:t>Hülber</w:t>
+      </w:r>
+      <w:proofErr w:type="spellEnd"/>
+      <w:r>
+        <w:rPr>
+          <w:rFonts w:eastAsia="Arial" w:cstheme="minorHAnsi"/>
+        </w:rPr>
+        <w:t xml:space="preserve"> et al. 2018). So far, we do not know whether regeneration stages may follow similar or different strategies in alpine plants, and if regeneration traits can provide additional insights into assembly processes, in particular at the level of microsite variation</w:t>
       </w:r>
     </w:p>
     <w:p>
@@ -875,14 +1344,196 @@
         <w:rPr>
           <w:lang w:val="en-US" w:eastAsia="ca-ES"/>
         </w:rPr>
-        <w:t xml:space="preserve">The seed germination niche is the range of environmental conditions which elicit a successful transition from seed to seedling (Grubb 1977). The timing of germination depends on the shape of the germination niche, i.e. the responsiveness to a specific set of environmental germination cues that include temperature, moisture, light and chemical signals. This shape is generally determined by environmental filters to establishment and tends to match germination with the most favourable season for seedling survival (Donohue 2014; Fernández-Pascual et al. 2017b). It follows that communities that differ in their environmental filters for seedling establishment </w:t>
-      </w:r>
+        <w:t xml:space="preserve">The seed germination niche is the range of environmental </w:t>
+      </w:r>
+      <w:proofErr w:type="gramStart"/>
       <w:r>
         <w:rPr>
           <w:lang w:val="en-US" w:eastAsia="ca-ES"/>
         </w:rPr>
+        <w:t>conditions which</w:t>
+      </w:r>
+      <w:proofErr w:type="gramEnd"/>
+      <w:r>
+        <w:rPr>
+          <w:lang w:val="en-US" w:eastAsia="ca-ES"/>
+        </w:rPr>
+        <w:t xml:space="preserve"> elicit a successful transition from seed to seedling (Grubb 1977). The timing of germination depends on the shape of the germination niche, i.e. the responsiveness to a specific set of environmental germination cues that include temperature, moisture, light and chemical signals. This shape </w:t>
+      </w:r>
+      <w:proofErr w:type="gramStart"/>
+      <w:r>
+        <w:rPr>
+          <w:lang w:val="en-US" w:eastAsia="ca-ES"/>
+        </w:rPr>
+        <w:t>is generally determined</w:t>
+      </w:r>
+      <w:proofErr w:type="gramEnd"/>
+      <w:r>
+        <w:rPr>
+          <w:lang w:val="en-US" w:eastAsia="ca-ES"/>
+        </w:rPr>
+        <w:t xml:space="preserve"> by environmental filters to establishment and tends to match germination with the most </w:t>
+      </w:r>
+      <w:proofErr w:type="spellStart"/>
+      <w:r>
+        <w:rPr>
+          <w:lang w:val="en-US" w:eastAsia="ca-ES"/>
+        </w:rPr>
+        <w:t>favourable</w:t>
+      </w:r>
+      <w:proofErr w:type="spellEnd"/>
+      <w:r>
+        <w:rPr>
+          <w:lang w:val="en-US" w:eastAsia="ca-ES"/>
+        </w:rPr>
+        <w:t xml:space="preserve"> season for seedling survival (Donohue 2014; </w:t>
+      </w:r>
+      <w:proofErr w:type="spellStart"/>
+      <w:r>
+        <w:rPr>
+          <w:lang w:val="en-US" w:eastAsia="ca-ES"/>
+        </w:rPr>
+        <w:t>Fernández-Pascual</w:t>
+      </w:r>
+      <w:proofErr w:type="spellEnd"/>
+      <w:r>
+        <w:rPr>
+          <w:lang w:val="en-US" w:eastAsia="ca-ES"/>
+        </w:rPr>
+        <w:t xml:space="preserve"> et al. 2017b). It follows that communities that differ in their environmental filters for seedling establishment </w:t>
+      </w:r>
+      <w:r>
+        <w:rPr>
+          <w:lang w:val="en-US" w:eastAsia="ca-ES"/>
+        </w:rPr>
         <w:lastRenderedPageBreak/>
-        <w:t>should also differ in the shape of their germination niches (Jurado &amp; Flores 2005). The stronger the environmental filters are, the more homogeneous should be the germination niches of a community, reflecting shared strategies of stress tolerance. In alpine habitats, the environment imposes harsh filters such as short growing seasons, freeze-thaw cycles and drought induced by skeletal soils and frozen groundwater. Nonetheless, it has been difficult to define a single alpine germination niche (Schwienbacher et al. 2011). As the alpine environment is a mosaic of microhabitats, it seems natural that germination strategies need to be assessed at the microsite level. For example, many alpine species have been found able to germinate in conditions indicative of snow cover, such as 0 ºC and darkness (Giménez-Benavides et al. 2005; Shimono &amp; Kudo 2005). This has been portrayed as a strategy of snow field species, while exposed species of the same community would germinate at higher temperatures and after a dormancy-breaking season (Fernández-Pascual et al. 2017a).</w:t>
+        <w:t>should also differ in the shape of their germination niches (</w:t>
+      </w:r>
+      <w:proofErr w:type="spellStart"/>
+      <w:r>
+        <w:rPr>
+          <w:lang w:val="en-US" w:eastAsia="ca-ES"/>
+        </w:rPr>
+        <w:t>Jurado</w:t>
+      </w:r>
+      <w:proofErr w:type="spellEnd"/>
+      <w:r>
+        <w:rPr>
+          <w:lang w:val="en-US" w:eastAsia="ca-ES"/>
+        </w:rPr>
+        <w:t xml:space="preserve"> &amp; Flores 2005). The stronger the environmental filters are</w:t>
+      </w:r>
+      <w:proofErr w:type="gramStart"/>
+      <w:r>
+        <w:rPr>
+          <w:lang w:val="en-US" w:eastAsia="ca-ES"/>
+        </w:rPr>
+        <w:t>,</w:t>
+      </w:r>
+      <w:proofErr w:type="gramEnd"/>
+      <w:r>
+        <w:rPr>
+          <w:lang w:val="en-US" w:eastAsia="ca-ES"/>
+        </w:rPr>
+        <w:t xml:space="preserve"> the more homogeneous should be the germination niches of a community, reflecting shared strategies of stress tolerance. In alpine habitats, the environment imposes harsh filters such as short growing seasons, freeze-thaw cycles and drought induced by skeletal soils and frozen groundwater. Nonetheless, it has been difficult to define a single alpine germination niche (</w:t>
+      </w:r>
+      <w:proofErr w:type="spellStart"/>
+      <w:r>
+        <w:rPr>
+          <w:lang w:val="en-US" w:eastAsia="ca-ES"/>
+        </w:rPr>
+        <w:t>Schwienbacher</w:t>
+      </w:r>
+      <w:proofErr w:type="spellEnd"/>
+      <w:r>
+        <w:rPr>
+          <w:lang w:val="en-US" w:eastAsia="ca-ES"/>
+        </w:rPr>
+        <w:t xml:space="preserve"> et al. 2011). As the alpine environment is a mosaic of microhabitats, it seems natural that germination strategies need to </w:t>
+      </w:r>
+      <w:proofErr w:type="gramStart"/>
+      <w:r>
+        <w:rPr>
+          <w:lang w:val="en-US" w:eastAsia="ca-ES"/>
+        </w:rPr>
+        <w:t>be assessed</w:t>
+      </w:r>
+      <w:proofErr w:type="gramEnd"/>
+      <w:r>
+        <w:rPr>
+          <w:lang w:val="en-US" w:eastAsia="ca-ES"/>
+        </w:rPr>
+        <w:t xml:space="preserve"> at the microsite level. For example, many alpine species have been found able to germinate in conditions indicative of snow cover, such as </w:t>
+      </w:r>
+      <w:proofErr w:type="gramStart"/>
+      <w:r>
+        <w:rPr>
+          <w:lang w:val="en-US" w:eastAsia="ca-ES"/>
+        </w:rPr>
+        <w:t>0</w:t>
+      </w:r>
+      <w:proofErr w:type="gramEnd"/>
+      <w:r>
+        <w:rPr>
+          <w:lang w:val="en-US" w:eastAsia="ca-ES"/>
+        </w:rPr>
+        <w:t xml:space="preserve"> ºC and darkness (</w:t>
+      </w:r>
+      <w:proofErr w:type="spellStart"/>
+      <w:r>
+        <w:rPr>
+          <w:lang w:val="en-US" w:eastAsia="ca-ES"/>
+        </w:rPr>
+        <w:t>Giménez</w:t>
+      </w:r>
+      <w:proofErr w:type="spellEnd"/>
+      <w:r>
+        <w:rPr>
+          <w:lang w:val="en-US" w:eastAsia="ca-ES"/>
+        </w:rPr>
+        <w:t xml:space="preserve">-Benavides et al. 2005; </w:t>
+      </w:r>
+      <w:proofErr w:type="spellStart"/>
+      <w:r>
+        <w:rPr>
+          <w:lang w:val="en-US" w:eastAsia="ca-ES"/>
+        </w:rPr>
+        <w:t>Shimono</w:t>
+      </w:r>
+      <w:proofErr w:type="spellEnd"/>
+      <w:r>
+        <w:rPr>
+          <w:lang w:val="en-US" w:eastAsia="ca-ES"/>
+        </w:rPr>
+        <w:t xml:space="preserve"> &amp; Kudo 2005). This has been portrayed as a strategy of </w:t>
+      </w:r>
+      <w:proofErr w:type="gramStart"/>
+      <w:r>
+        <w:rPr>
+          <w:lang w:val="en-US" w:eastAsia="ca-ES"/>
+        </w:rPr>
+        <w:t>snow field</w:t>
+      </w:r>
+      <w:proofErr w:type="gramEnd"/>
+      <w:r>
+        <w:rPr>
+          <w:lang w:val="en-US" w:eastAsia="ca-ES"/>
+        </w:rPr>
+        <w:t xml:space="preserve"> species, while exposed species of the same community would germinate at higher temperatures and after a dormancy-breaking season (</w:t>
+      </w:r>
+      <w:proofErr w:type="spellStart"/>
+      <w:r>
+        <w:rPr>
+          <w:lang w:val="en-US" w:eastAsia="ca-ES"/>
+        </w:rPr>
+        <w:t>Fernández-Pascual</w:t>
+      </w:r>
+      <w:proofErr w:type="spellEnd"/>
+      <w:r>
+        <w:rPr>
+          <w:lang w:val="en-US" w:eastAsia="ca-ES"/>
+        </w:rPr>
+        <w:t xml:space="preserve"> et al. 2017a).</w:t>
       </w:r>
     </w:p>
     <w:p>
@@ -926,7 +1577,117 @@
           <w:szCs w:val="22"/>
           <w:lang w:val="en-US" w:eastAsia="ca-ES"/>
         </w:rPr>
-        <w:t>We hypothesise that microhabitat filters will drive differences in the germination traits of species and communities. Sites with prolonged snow cover will favour germination in conditions of low temperature, constant temperatures and darkness. Exposed sites will favour germination after cold-stratification and at high temperatures. However, within communities there will be a dispersion of germination timing traits to favour temporal niche partition, especially in more productive snow-patch communities with deeper soils. According to the co-existence theory of Grubb (1977), niche differentiation may be different between communities with higher versus lower resources and competition (e.g. fellfields versus snowbeds).</w:t>
+        <w:t xml:space="preserve">We </w:t>
+      </w:r>
+      <w:proofErr w:type="spellStart"/>
+      <w:r>
+        <w:rPr>
+          <w:rFonts w:asciiTheme="minorHAnsi" w:eastAsiaTheme="minorHAnsi" w:hAnsiTheme="minorHAnsi" w:cstheme="minorBidi"/>
+          <w:color w:val="auto"/>
+          <w:sz w:val="22"/>
+          <w:szCs w:val="22"/>
+          <w:lang w:val="en-US" w:eastAsia="ca-ES"/>
+        </w:rPr>
+        <w:t>hypothesise</w:t>
+      </w:r>
+      <w:proofErr w:type="spellEnd"/>
+      <w:r>
+        <w:rPr>
+          <w:rFonts w:asciiTheme="minorHAnsi" w:eastAsiaTheme="minorHAnsi" w:hAnsiTheme="minorHAnsi" w:cstheme="minorBidi"/>
+          <w:color w:val="auto"/>
+          <w:sz w:val="22"/>
+          <w:szCs w:val="22"/>
+          <w:lang w:val="en-US" w:eastAsia="ca-ES"/>
+        </w:rPr>
+        <w:t xml:space="preserve"> that microhabitat filters will drive differences in the germination traits of species and communities. Sites with prolonged snow cover will </w:t>
+      </w:r>
+      <w:proofErr w:type="spellStart"/>
+      <w:r>
+        <w:rPr>
+          <w:rFonts w:asciiTheme="minorHAnsi" w:eastAsiaTheme="minorHAnsi" w:hAnsiTheme="minorHAnsi" w:cstheme="minorBidi"/>
+          <w:color w:val="auto"/>
+          <w:sz w:val="22"/>
+          <w:szCs w:val="22"/>
+          <w:lang w:val="en-US" w:eastAsia="ca-ES"/>
+        </w:rPr>
+        <w:t>favour</w:t>
+      </w:r>
+      <w:proofErr w:type="spellEnd"/>
+      <w:r>
+        <w:rPr>
+          <w:rFonts w:asciiTheme="minorHAnsi" w:eastAsiaTheme="minorHAnsi" w:hAnsiTheme="minorHAnsi" w:cstheme="minorBidi"/>
+          <w:color w:val="auto"/>
+          <w:sz w:val="22"/>
+          <w:szCs w:val="22"/>
+          <w:lang w:val="en-US" w:eastAsia="ca-ES"/>
+        </w:rPr>
+        <w:t xml:space="preserve"> germination in conditions of low temperature, constant temperatures and darkness. Exposed sites will </w:t>
+      </w:r>
+      <w:proofErr w:type="spellStart"/>
+      <w:r>
+        <w:rPr>
+          <w:rFonts w:asciiTheme="minorHAnsi" w:eastAsiaTheme="minorHAnsi" w:hAnsiTheme="minorHAnsi" w:cstheme="minorBidi"/>
+          <w:color w:val="auto"/>
+          <w:sz w:val="22"/>
+          <w:szCs w:val="22"/>
+          <w:lang w:val="en-US" w:eastAsia="ca-ES"/>
+        </w:rPr>
+        <w:t>favour</w:t>
+      </w:r>
+      <w:proofErr w:type="spellEnd"/>
+      <w:r>
+        <w:rPr>
+          <w:rFonts w:asciiTheme="minorHAnsi" w:eastAsiaTheme="minorHAnsi" w:hAnsiTheme="minorHAnsi" w:cstheme="minorBidi"/>
+          <w:color w:val="auto"/>
+          <w:sz w:val="22"/>
+          <w:szCs w:val="22"/>
+          <w:lang w:val="en-US" w:eastAsia="ca-ES"/>
+        </w:rPr>
+        <w:t xml:space="preserve"> germination after cold-stratification and at high temperatures. However, within communities there will be a dispersion of germination timing traits to </w:t>
+      </w:r>
+      <w:proofErr w:type="spellStart"/>
+      <w:r>
+        <w:rPr>
+          <w:rFonts w:asciiTheme="minorHAnsi" w:eastAsiaTheme="minorHAnsi" w:hAnsiTheme="minorHAnsi" w:cstheme="minorBidi"/>
+          <w:color w:val="auto"/>
+          <w:sz w:val="22"/>
+          <w:szCs w:val="22"/>
+          <w:lang w:val="en-US" w:eastAsia="ca-ES"/>
+        </w:rPr>
+        <w:t>favour</w:t>
+      </w:r>
+      <w:proofErr w:type="spellEnd"/>
+      <w:r>
+        <w:rPr>
+          <w:rFonts w:asciiTheme="minorHAnsi" w:eastAsiaTheme="minorHAnsi" w:hAnsiTheme="minorHAnsi" w:cstheme="minorBidi"/>
+          <w:color w:val="auto"/>
+          <w:sz w:val="22"/>
+          <w:szCs w:val="22"/>
+          <w:lang w:val="en-US" w:eastAsia="ca-ES"/>
+        </w:rPr>
+        <w:t xml:space="preserve"> temporal niche partition, especially in more productive snow-patch communities with deeper soils. According to the co-existence theory of Grubb (1977), niche differentiation may be different between communities with higher versus lower resources and competition (e.g. fellfields versus </w:t>
+      </w:r>
+      <w:proofErr w:type="spellStart"/>
+      <w:r>
+        <w:rPr>
+          <w:rFonts w:asciiTheme="minorHAnsi" w:eastAsiaTheme="minorHAnsi" w:hAnsiTheme="minorHAnsi" w:cstheme="minorBidi"/>
+          <w:color w:val="auto"/>
+          <w:sz w:val="22"/>
+          <w:szCs w:val="22"/>
+          <w:lang w:val="en-US" w:eastAsia="ca-ES"/>
+        </w:rPr>
+        <w:t>snowbeds</w:t>
+      </w:r>
+      <w:proofErr w:type="spellEnd"/>
+      <w:r>
+        <w:rPr>
+          <w:rFonts w:asciiTheme="minorHAnsi" w:eastAsiaTheme="minorHAnsi" w:hAnsiTheme="minorHAnsi" w:cstheme="minorBidi"/>
+          <w:color w:val="auto"/>
+          <w:sz w:val="22"/>
+          <w:szCs w:val="22"/>
+          <w:lang w:val="en-US" w:eastAsia="ca-ES"/>
+        </w:rPr>
+        <w:t>).</w:t>
       </w:r>
     </w:p>
     <w:p>
@@ -1024,14 +1785,42 @@
         <w:rPr>
           <w:rFonts w:cstheme="minorHAnsi"/>
         </w:rPr>
-        <w:t xml:space="preserve"> communities living between 1900 and 2500 m a.s.l. in the Cantabrian Mountains. This mountain range,  running E-W in northern Spain, is considered a </w:t>
-      </w:r>
+        <w:t xml:space="preserve"> communities living between 1900 and 2500 m </w:t>
+      </w:r>
+      <w:proofErr w:type="spellStart"/>
       <w:r>
         <w:rPr>
           <w:rFonts w:cstheme="minorHAnsi"/>
         </w:rPr>
+        <w:t>a.s.l</w:t>
+      </w:r>
+      <w:proofErr w:type="spellEnd"/>
+      <w:r>
+        <w:rPr>
+          <w:rFonts w:cstheme="minorHAnsi"/>
+        </w:rPr>
+        <w:t xml:space="preserve">. in the Cantabrian Mountains. This mountain range,  running E-W in northern Spain, is considered a </w:t>
+      </w:r>
+      <w:r>
+        <w:rPr>
+          <w:rFonts w:cstheme="minorHAnsi"/>
+        </w:rPr>
         <w:lastRenderedPageBreak/>
-        <w:t xml:space="preserve">transitional biogeographical hub between Eurosiberian and Mediterranean regions </w:t>
+        <w:t xml:space="preserve">transitional biogeographical hub between </w:t>
+      </w:r>
+      <w:proofErr w:type="spellStart"/>
+      <w:r>
+        <w:rPr>
+          <w:rFonts w:cstheme="minorHAnsi"/>
+        </w:rPr>
+        <w:t>Eurosiberian</w:t>
+      </w:r>
+      <w:proofErr w:type="spellEnd"/>
+      <w:r>
+        <w:rPr>
+          <w:rFonts w:cstheme="minorHAnsi"/>
+        </w:rPr>
+        <w:t xml:space="preserve"> and Mediterranean regions </w:t>
       </w:r>
       <w:r>
         <w:rPr>
@@ -1107,7 +1896,35 @@
         <w:rPr>
           <w:rFonts w:cstheme="minorHAnsi"/>
         </w:rPr>
-        <w:t xml:space="preserve">: (1) temperate alpine calcareous grasslands in the Picos de Europa National Park (NE of the Cantabrian mountains, </w:t>
+        <w:t xml:space="preserve">: (1) temperate alpine calcareous grasslands in the </w:t>
+      </w:r>
+      <w:proofErr w:type="spellStart"/>
+      <w:r>
+        <w:rPr>
+          <w:rFonts w:cstheme="minorHAnsi"/>
+        </w:rPr>
+        <w:t>Picos</w:t>
+      </w:r>
+      <w:proofErr w:type="spellEnd"/>
+      <w:r>
+        <w:rPr>
+          <w:rFonts w:cstheme="minorHAnsi"/>
+        </w:rPr>
+        <w:t xml:space="preserve"> de Europa National Park (NE of the Cantabrian </w:t>
+      </w:r>
+      <w:proofErr w:type="gramStart"/>
+      <w:r>
+        <w:rPr>
+          <w:rFonts w:cstheme="minorHAnsi"/>
+        </w:rPr>
+        <w:t>mountains</w:t>
+      </w:r>
+      <w:proofErr w:type="gramEnd"/>
+      <w:r>
+        <w:rPr>
+          <w:rFonts w:cstheme="minorHAnsi"/>
+        </w:rPr>
+        <w:t xml:space="preserve">, </w:t>
       </w:r>
       <w:r>
         <w:rPr>
@@ -1120,7 +1937,21 @@
         <w:rPr>
           <w:rFonts w:cstheme="minorHAnsi"/>
         </w:rPr>
-        <w:t xml:space="preserve"> in green); and (2) Mediterranean high mountain acidic grasslands in the Valles de Omaña and Luna Biosphere Reserve (SW of the Cantabrian mountains, </w:t>
+        <w:t xml:space="preserve"> in green); and (2) Mediterranean high mountain acidic grasslands in the Valles de </w:t>
+      </w:r>
+      <w:proofErr w:type="spellStart"/>
+      <w:r>
+        <w:rPr>
+          <w:rFonts w:cstheme="minorHAnsi"/>
+        </w:rPr>
+        <w:t>Omaña</w:t>
+      </w:r>
+      <w:proofErr w:type="spellEnd"/>
+      <w:r>
+        <w:rPr>
+          <w:rFonts w:cstheme="minorHAnsi"/>
+        </w:rPr>
+        <w:t xml:space="preserve"> and Luna Biosphere Reserve (SW of the Cantabrian mountains, </w:t>
       </w:r>
       <w:r>
         <w:rPr>
@@ -1133,12 +1964,19 @@
         <w:rPr>
           <w:rFonts w:cstheme="minorHAnsi"/>
         </w:rPr>
-        <w:t xml:space="preserve"> in yellow). Alpine </w:t>
-      </w:r>
+        <w:t xml:space="preserve"> in yellow). </w:t>
+      </w:r>
+      <w:proofErr w:type="gramStart"/>
       <w:r>
         <w:rPr>
           <w:rFonts w:cstheme="minorHAnsi"/>
         </w:rPr>
+        <w:t xml:space="preserve">Alpine </w:t>
+      </w:r>
+      <w:r>
+        <w:rPr>
+          <w:rFonts w:cstheme="minorHAnsi"/>
+        </w:rPr>
         <w:t>grassland</w:t>
       </w:r>
       <w:r>
@@ -1147,6 +1985,7 @@
         </w:rPr>
         <w:t xml:space="preserve"> communities in the Cantabrian Mountains are dominated mostly by </w:t>
       </w:r>
+      <w:proofErr w:type="spellStart"/>
       <w:r>
         <w:rPr>
           <w:rFonts w:cstheme="minorHAnsi"/>
@@ -1155,12 +1994,14 @@
         </w:rPr>
         <w:t>Poaceae</w:t>
       </w:r>
+      <w:proofErr w:type="spellEnd"/>
       <w:r>
         <w:rPr>
           <w:rFonts w:cstheme="minorHAnsi"/>
         </w:rPr>
         <w:t xml:space="preserve"> and </w:t>
       </w:r>
+      <w:proofErr w:type="spellStart"/>
       <w:r>
         <w:rPr>
           <w:rFonts w:cstheme="minorHAnsi"/>
@@ -1169,6 +2010,8 @@
         </w:rPr>
         <w:t>Cyperaceae</w:t>
       </w:r>
+      <w:proofErr w:type="spellEnd"/>
+      <w:proofErr w:type="gramEnd"/>
       <w:r>
         <w:rPr>
           <w:rFonts w:cstheme="minorHAnsi"/>
@@ -1185,16 +2028,82 @@
         <w:rPr>
           <w:rFonts w:cstheme="minorHAnsi"/>
         </w:rPr>
-        <w:t xml:space="preserve"> are mainly Hemicryptophytes and Chamaephytes. Grazing impact is restricted to wild populations of Cantabrian chamois (</w:t>
-      </w:r>
+        <w:t xml:space="preserve"> are mainly </w:t>
+      </w:r>
+      <w:proofErr w:type="spellStart"/>
+      <w:r>
+        <w:rPr>
+          <w:rFonts w:cstheme="minorHAnsi"/>
+        </w:rPr>
+        <w:t>Hemicryptophytes</w:t>
+      </w:r>
+      <w:proofErr w:type="spellEnd"/>
+      <w:r>
+        <w:rPr>
+          <w:rFonts w:cstheme="minorHAnsi"/>
+        </w:rPr>
+        <w:t xml:space="preserve"> and </w:t>
+      </w:r>
+      <w:proofErr w:type="spellStart"/>
+      <w:r>
+        <w:rPr>
+          <w:rFonts w:cstheme="minorHAnsi"/>
+        </w:rPr>
+        <w:t>Chamaephytes</w:t>
+      </w:r>
+      <w:proofErr w:type="spellEnd"/>
+      <w:r>
+        <w:rPr>
+          <w:rFonts w:cstheme="minorHAnsi"/>
+        </w:rPr>
+        <w:t>. Grazing impact is restricted to wild populations of Cantabrian chamois (</w:t>
+      </w:r>
+      <w:proofErr w:type="spellStart"/>
       <w:r>
         <w:rPr>
           <w:rFonts w:cstheme="minorHAnsi"/>
           <w:i/>
           <w:iCs/>
         </w:rPr>
-        <w:t>Rupricapra pyrenaica parva</w:t>
-      </w:r>
+        <w:t>Rupricapra</w:t>
+      </w:r>
+      <w:proofErr w:type="spellEnd"/>
+      <w:r>
+        <w:rPr>
+          <w:rFonts w:cstheme="minorHAnsi"/>
+          <w:i/>
+          <w:iCs/>
+        </w:rPr>
+        <w:t xml:space="preserve"> </w:t>
+      </w:r>
+      <w:proofErr w:type="spellStart"/>
+      <w:r>
+        <w:rPr>
+          <w:rFonts w:cstheme="minorHAnsi"/>
+          <w:i/>
+          <w:iCs/>
+        </w:rPr>
+        <w:t>pyrenaica</w:t>
+      </w:r>
+      <w:proofErr w:type="spellEnd"/>
+      <w:r>
+        <w:rPr>
+          <w:rFonts w:cstheme="minorHAnsi"/>
+          <w:i/>
+          <w:iCs/>
+        </w:rPr>
+        <w:t xml:space="preserve"> </w:t>
+      </w:r>
+      <w:proofErr w:type="spellStart"/>
+      <w:r>
+        <w:rPr>
+          <w:rFonts w:cstheme="minorHAnsi"/>
+          <w:i/>
+          <w:iCs/>
+        </w:rPr>
+        <w:t>parva</w:t>
+      </w:r>
+      <w:proofErr w:type="spellEnd"/>
       <w:r>
         <w:rPr>
           <w:rFonts w:cstheme="minorHAnsi"/>
@@ -1404,12 +2313,26 @@
         <w:rPr>
           <w:rFonts w:cstheme="minorHAnsi"/>
         </w:rPr>
-        <w:t xml:space="preserve"> the center of our four sampling sites). Soil pH based on 40 samples collected in 2018, own data not shown. Mean annual air temperature, based on 47 locations from CHELSA 2.1 (bio1). Growing season length calculated from in situ soil temperature records, start and </w:t>
-      </w:r>
+        <w:t xml:space="preserve"> the </w:t>
+      </w:r>
+      <w:proofErr w:type="spellStart"/>
       <w:r>
         <w:rPr>
           <w:rFonts w:cstheme="minorHAnsi"/>
         </w:rPr>
+        <w:t>center</w:t>
+      </w:r>
+      <w:proofErr w:type="spellEnd"/>
+      <w:r>
+        <w:rPr>
+          <w:rFonts w:cstheme="minorHAnsi"/>
+        </w:rPr>
+        <w:t xml:space="preserve"> of our four sampling sites). Soil pH based on 40 samples collected in 2018, own data not shown. Mean annual air temperature, based on 47 locations from CHELSA 2.1 (bio1). Growing season length calculated from in situ soil temperature records, start and </w:t>
+      </w:r>
+      <w:r>
+        <w:rPr>
+          <w:rFonts w:cstheme="minorHAnsi"/>
+        </w:rPr>
         <w:t>end</w:t>
       </w:r>
       <w:r>
@@ -1435,8 +2358,51 @@
           <w:rFonts w:cstheme="minorHAnsi"/>
         </w:rPr>
         <w:lastRenderedPageBreak/>
-        <w:t xml:space="preserve">mean temperature &gt; 5ºC at 5 cm deep in the soil (Körner, 2021). Mean annual soil temperature at 5 cm deep, based on 4 location per system and 3+ years (own data not shown). Summer precipitation, based on 47 locations from CHELSA 2.1 (bio 17). Local richness calculated from floristic relevés recorded in the 80 </w:t>
-      </w:r>
+        <w:t>mean temperature &gt; 5ºC at 5 cm deep in the soil (</w:t>
+      </w:r>
+      <w:proofErr w:type="spellStart"/>
+      <w:r>
+        <w:rPr>
+          <w:rFonts w:cstheme="minorHAnsi"/>
+        </w:rPr>
+        <w:t>Körner</w:t>
+      </w:r>
+      <w:proofErr w:type="spellEnd"/>
+      <w:r>
+        <w:rPr>
+          <w:rFonts w:cstheme="minorHAnsi"/>
+        </w:rPr>
+        <w:t xml:space="preserve">, 2021). Mean annual soil temperature at 5 cm deep, based on </w:t>
+      </w:r>
+      <w:proofErr w:type="gramStart"/>
+      <w:r>
+        <w:rPr>
+          <w:rFonts w:cstheme="minorHAnsi"/>
+        </w:rPr>
+        <w:t>4</w:t>
+      </w:r>
+      <w:proofErr w:type="gramEnd"/>
+      <w:r>
+        <w:rPr>
+          <w:rFonts w:cstheme="minorHAnsi"/>
+        </w:rPr>
+        <w:t xml:space="preserve"> location per system and 3+ years (own data not shown). Summer precipitation, based on 47 locations from CHELSA 2.1 (bio 17). Local richness calculated from floristic </w:t>
+      </w:r>
+      <w:proofErr w:type="spellStart"/>
+      <w:r>
+        <w:rPr>
+          <w:rFonts w:cstheme="minorHAnsi"/>
+        </w:rPr>
+        <w:t>relevés</w:t>
+      </w:r>
+      <w:proofErr w:type="spellEnd"/>
+      <w:r>
+        <w:rPr>
+          <w:rFonts w:cstheme="minorHAnsi"/>
+        </w:rPr>
+        <w:t xml:space="preserve"> recorded in the 80 </w:t>
+      </w:r>
+      <w:proofErr w:type="gramStart"/>
       <w:r>
         <w:rPr>
           <w:rFonts w:cstheme="minorHAnsi"/>
@@ -1450,6 +2416,7 @@
         </w:rPr>
         <w:t>2</w:t>
       </w:r>
+      <w:proofErr w:type="gramEnd"/>
       <w:r>
         <w:rPr>
           <w:rFonts w:cstheme="minorHAnsi"/>
@@ -1466,7 +2433,21 @@
         <w:rPr>
           <w:rFonts w:cstheme="minorHAnsi"/>
         </w:rPr>
-        <w:t xml:space="preserve"> Dominant species also based on the same floristic relevés, mean cover in percentage </w:t>
+        <w:t xml:space="preserve"> Dominant species also based on the same floristic </w:t>
+      </w:r>
+      <w:proofErr w:type="spellStart"/>
+      <w:r>
+        <w:rPr>
+          <w:rFonts w:cstheme="minorHAnsi"/>
+        </w:rPr>
+        <w:t>relevés</w:t>
+      </w:r>
+      <w:proofErr w:type="spellEnd"/>
+      <w:r>
+        <w:rPr>
+          <w:rFonts w:cstheme="minorHAnsi"/>
+        </w:rPr>
+        <w:t xml:space="preserve">, mean cover in percentage </w:t>
       </w:r>
       <w:r>
         <w:rPr>
@@ -1600,6 +2581,7 @@
                 <w:lang w:val="es-ES" w:eastAsia="es-ES"/>
               </w:rPr>
             </w:pPr>
+            <w:proofErr w:type="spellStart"/>
             <w:r>
               <w:rPr>
                 <w:rFonts w:ascii="Calibri" w:eastAsia="Times New Roman" w:hAnsi="Calibri" w:cs="Calibri"/>
@@ -1608,7 +2590,18 @@
                 <w:szCs w:val="18"/>
                 <w:lang w:val="es-ES" w:eastAsia="es-ES"/>
               </w:rPr>
-              <w:t xml:space="preserve">Mediterranean </w:t>
+              <w:t>Mediterranean</w:t>
+            </w:r>
+            <w:proofErr w:type="spellEnd"/>
+            <w:r>
+              <w:rPr>
+                <w:rFonts w:ascii="Calibri" w:eastAsia="Times New Roman" w:hAnsi="Calibri" w:cs="Calibri"/>
+                <w:color w:val="000000"/>
+                <w:sz w:val="18"/>
+                <w:szCs w:val="18"/>
+                <w:lang w:val="es-ES" w:eastAsia="es-ES"/>
+              </w:rPr>
+              <w:t xml:space="preserve"> </w:t>
             </w:r>
           </w:p>
         </w:tc>
@@ -1806,6 +2799,7 @@
                 <w:lang w:val="es-ES" w:eastAsia="es-ES"/>
               </w:rPr>
             </w:pPr>
+            <w:proofErr w:type="spellStart"/>
             <w:r>
               <w:rPr>
                 <w:rFonts w:ascii="Calibri" w:eastAsia="Times New Roman" w:hAnsi="Calibri" w:cs="Calibri"/>
@@ -1814,7 +2808,18 @@
                 <w:szCs w:val="18"/>
                 <w:lang w:val="es-ES" w:eastAsia="es-ES"/>
               </w:rPr>
-              <w:t xml:space="preserve">Soil pH </w:t>
+              <w:t>Soil</w:t>
+            </w:r>
+            <w:proofErr w:type="spellEnd"/>
+            <w:r>
+              <w:rPr>
+                <w:rFonts w:ascii="Calibri" w:eastAsia="Times New Roman" w:hAnsi="Calibri" w:cs="Calibri"/>
+                <w:color w:val="000000"/>
+                <w:sz w:val="18"/>
+                <w:szCs w:val="18"/>
+                <w:lang w:val="es-ES" w:eastAsia="es-ES"/>
+              </w:rPr>
+              <w:t xml:space="preserve"> pH </w:t>
             </w:r>
           </w:p>
         </w:tc>
@@ -1970,8 +2975,20 @@
                 <w:szCs w:val="18"/>
                 <w:lang w:val="es-ES" w:eastAsia="es-ES"/>
               </w:rPr>
-              <w:t>2.5 ºC</w:t>
+              <w:t xml:space="preserve">2.5 </w:t>
             </w:r>
+            <w:proofErr w:type="spellStart"/>
+            <w:r>
+              <w:rPr>
+                <w:rFonts w:ascii="Calibri" w:eastAsia="Times New Roman" w:hAnsi="Calibri" w:cs="Calibri"/>
+                <w:color w:val="000000"/>
+                <w:sz w:val="18"/>
+                <w:szCs w:val="18"/>
+                <w:lang w:val="es-ES" w:eastAsia="es-ES"/>
+              </w:rPr>
+              <w:t>ºC</w:t>
+            </w:r>
+            <w:proofErr w:type="spellEnd"/>
           </w:p>
         </w:tc>
         <w:tc>
@@ -2008,8 +3025,20 @@
                 <w:szCs w:val="18"/>
                 <w:lang w:val="es-ES" w:eastAsia="es-ES"/>
               </w:rPr>
-              <w:t>4.5 ºC</w:t>
+              <w:t xml:space="preserve">4.5 </w:t>
             </w:r>
+            <w:proofErr w:type="spellStart"/>
+            <w:r>
+              <w:rPr>
+                <w:rFonts w:ascii="Calibri" w:eastAsia="Times New Roman" w:hAnsi="Calibri" w:cs="Calibri"/>
+                <w:color w:val="000000"/>
+                <w:sz w:val="18"/>
+                <w:szCs w:val="18"/>
+                <w:lang w:val="es-ES" w:eastAsia="es-ES"/>
+              </w:rPr>
+              <w:t>ºC</w:t>
+            </w:r>
+            <w:proofErr w:type="spellEnd"/>
           </w:p>
         </w:tc>
       </w:tr>
@@ -2080,6 +3109,7 @@
                 <w:lang w:val="es-ES" w:eastAsia="es-ES"/>
               </w:rPr>
             </w:pPr>
+            <w:proofErr w:type="spellStart"/>
             <w:r>
               <w:rPr>
                 <w:rFonts w:ascii="Calibri" w:eastAsia="Times New Roman" w:hAnsi="Calibri" w:cs="Calibri"/>
@@ -2088,8 +3118,53 @@
                 <w:szCs w:val="18"/>
                 <w:lang w:val="es-ES" w:eastAsia="es-ES"/>
               </w:rPr>
-              <w:t>May - early October</w:t>
+              <w:t>May</w:t>
             </w:r>
+            <w:proofErr w:type="spellEnd"/>
+            <w:r>
+              <w:rPr>
+                <w:rFonts w:ascii="Calibri" w:eastAsia="Times New Roman" w:hAnsi="Calibri" w:cs="Calibri"/>
+                <w:color w:val="000000"/>
+                <w:sz w:val="18"/>
+                <w:szCs w:val="18"/>
+                <w:lang w:val="es-ES" w:eastAsia="es-ES"/>
+              </w:rPr>
+              <w:t xml:space="preserve"> - </w:t>
+            </w:r>
+            <w:proofErr w:type="spellStart"/>
+            <w:r>
+              <w:rPr>
+                <w:rFonts w:ascii="Calibri" w:eastAsia="Times New Roman" w:hAnsi="Calibri" w:cs="Calibri"/>
+                <w:color w:val="000000"/>
+                <w:sz w:val="18"/>
+                <w:szCs w:val="18"/>
+                <w:lang w:val="es-ES" w:eastAsia="es-ES"/>
+              </w:rPr>
+              <w:t>early</w:t>
+            </w:r>
+            <w:proofErr w:type="spellEnd"/>
+            <w:r>
+              <w:rPr>
+                <w:rFonts w:ascii="Calibri" w:eastAsia="Times New Roman" w:hAnsi="Calibri" w:cs="Calibri"/>
+                <w:color w:val="000000"/>
+                <w:sz w:val="18"/>
+                <w:szCs w:val="18"/>
+                <w:lang w:val="es-ES" w:eastAsia="es-ES"/>
+              </w:rPr>
+              <w:t xml:space="preserve"> </w:t>
+            </w:r>
+            <w:proofErr w:type="spellStart"/>
+            <w:r>
+              <w:rPr>
+                <w:rFonts w:ascii="Calibri" w:eastAsia="Times New Roman" w:hAnsi="Calibri" w:cs="Calibri"/>
+                <w:color w:val="000000"/>
+                <w:sz w:val="18"/>
+                <w:szCs w:val="18"/>
+                <w:lang w:val="es-ES" w:eastAsia="es-ES"/>
+              </w:rPr>
+              <w:t>October</w:t>
+            </w:r>
+            <w:proofErr w:type="spellEnd"/>
           </w:p>
         </w:tc>
         <w:tc>
@@ -2118,6 +3193,7 @@
                 <w:lang w:val="es-ES" w:eastAsia="es-ES"/>
               </w:rPr>
             </w:pPr>
+            <w:proofErr w:type="spellStart"/>
             <w:r>
               <w:rPr>
                 <w:rFonts w:ascii="Calibri" w:eastAsia="Times New Roman" w:hAnsi="Calibri" w:cs="Calibri"/>
@@ -2126,8 +3202,53 @@
                 <w:szCs w:val="18"/>
                 <w:lang w:val="es-ES" w:eastAsia="es-ES"/>
               </w:rPr>
-              <w:t>March – early November</w:t>
+              <w:t>March</w:t>
             </w:r>
+            <w:proofErr w:type="spellEnd"/>
+            <w:r>
+              <w:rPr>
+                <w:rFonts w:ascii="Calibri" w:eastAsia="Times New Roman" w:hAnsi="Calibri" w:cs="Calibri"/>
+                <w:color w:val="000000"/>
+                <w:sz w:val="18"/>
+                <w:szCs w:val="18"/>
+                <w:lang w:val="es-ES" w:eastAsia="es-ES"/>
+              </w:rPr>
+              <w:t xml:space="preserve"> – </w:t>
+            </w:r>
+            <w:proofErr w:type="spellStart"/>
+            <w:r>
+              <w:rPr>
+                <w:rFonts w:ascii="Calibri" w:eastAsia="Times New Roman" w:hAnsi="Calibri" w:cs="Calibri"/>
+                <w:color w:val="000000"/>
+                <w:sz w:val="18"/>
+                <w:szCs w:val="18"/>
+                <w:lang w:val="es-ES" w:eastAsia="es-ES"/>
+              </w:rPr>
+              <w:t>early</w:t>
+            </w:r>
+            <w:proofErr w:type="spellEnd"/>
+            <w:r>
+              <w:rPr>
+                <w:rFonts w:ascii="Calibri" w:eastAsia="Times New Roman" w:hAnsi="Calibri" w:cs="Calibri"/>
+                <w:color w:val="000000"/>
+                <w:sz w:val="18"/>
+                <w:szCs w:val="18"/>
+                <w:lang w:val="es-ES" w:eastAsia="es-ES"/>
+              </w:rPr>
+              <w:t xml:space="preserve"> </w:t>
+            </w:r>
+            <w:proofErr w:type="spellStart"/>
+            <w:r>
+              <w:rPr>
+                <w:rFonts w:ascii="Calibri" w:eastAsia="Times New Roman" w:hAnsi="Calibri" w:cs="Calibri"/>
+                <w:color w:val="000000"/>
+                <w:sz w:val="18"/>
+                <w:szCs w:val="18"/>
+                <w:lang w:val="es-ES" w:eastAsia="es-ES"/>
+              </w:rPr>
+              <w:t>November</w:t>
+            </w:r>
+            <w:proofErr w:type="spellEnd"/>
           </w:p>
         </w:tc>
       </w:tr>
@@ -2206,8 +3327,20 @@
                 <w:szCs w:val="18"/>
                 <w:lang w:val="es-ES" w:eastAsia="es-ES"/>
               </w:rPr>
-              <w:t>5.1 ºC</w:t>
+              <w:t xml:space="preserve">5.1 </w:t>
             </w:r>
+            <w:proofErr w:type="spellStart"/>
+            <w:r>
+              <w:rPr>
+                <w:rFonts w:ascii="Calibri" w:eastAsia="Times New Roman" w:hAnsi="Calibri" w:cs="Calibri"/>
+                <w:color w:val="000000"/>
+                <w:sz w:val="18"/>
+                <w:szCs w:val="18"/>
+                <w:lang w:val="es-ES" w:eastAsia="es-ES"/>
+              </w:rPr>
+              <w:t>ºC</w:t>
+            </w:r>
+            <w:proofErr w:type="spellEnd"/>
           </w:p>
         </w:tc>
         <w:tc>
@@ -2244,8 +3377,20 @@
                 <w:szCs w:val="18"/>
                 <w:lang w:val="es-ES" w:eastAsia="es-ES"/>
               </w:rPr>
-              <w:t>8.1 ºC</w:t>
+              <w:t xml:space="preserve">8.1 </w:t>
             </w:r>
+            <w:proofErr w:type="spellStart"/>
+            <w:r>
+              <w:rPr>
+                <w:rFonts w:ascii="Calibri" w:eastAsia="Times New Roman" w:hAnsi="Calibri" w:cs="Calibri"/>
+                <w:color w:val="000000"/>
+                <w:sz w:val="18"/>
+                <w:szCs w:val="18"/>
+                <w:lang w:val="es-ES" w:eastAsia="es-ES"/>
+              </w:rPr>
+              <w:t>ºC</w:t>
+            </w:r>
+            <w:proofErr w:type="spellEnd"/>
           </w:p>
         </w:tc>
       </w:tr>
@@ -2473,8 +3618,20 @@
                 <w:szCs w:val="18"/>
                 <w:lang w:val="es-ES" w:eastAsia="es-ES"/>
               </w:rPr>
-              <w:t>8 - 18 species</w:t>
+              <w:t xml:space="preserve">8 - 18 </w:t>
             </w:r>
+            <w:proofErr w:type="spellStart"/>
+            <w:r>
+              <w:rPr>
+                <w:rFonts w:ascii="Calibri" w:eastAsia="Times New Roman" w:hAnsi="Calibri" w:cs="Calibri"/>
+                <w:color w:val="000000"/>
+                <w:sz w:val="18"/>
+                <w:szCs w:val="18"/>
+                <w:lang w:val="es-ES" w:eastAsia="es-ES"/>
+              </w:rPr>
+              <w:t>species</w:t>
+            </w:r>
+            <w:proofErr w:type="spellEnd"/>
           </w:p>
         </w:tc>
         <w:tc>
@@ -2511,8 +3668,20 @@
                 <w:szCs w:val="18"/>
                 <w:lang w:val="es-ES" w:eastAsia="es-ES"/>
               </w:rPr>
-              <w:t>3 - 14 species</w:t>
+              <w:t xml:space="preserve">3 - 14 </w:t>
             </w:r>
+            <w:proofErr w:type="spellStart"/>
+            <w:r>
+              <w:rPr>
+                <w:rFonts w:ascii="Calibri" w:eastAsia="Times New Roman" w:hAnsi="Calibri" w:cs="Calibri"/>
+                <w:color w:val="000000"/>
+                <w:sz w:val="18"/>
+                <w:szCs w:val="18"/>
+                <w:lang w:val="es-ES" w:eastAsia="es-ES"/>
+              </w:rPr>
+              <w:t>species</w:t>
+            </w:r>
+            <w:proofErr w:type="spellEnd"/>
           </w:p>
         </w:tc>
       </w:tr>
@@ -2586,6 +3755,7 @@
                 <w:lang w:val="es-ES" w:eastAsia="es-ES"/>
               </w:rPr>
             </w:pPr>
+            <w:proofErr w:type="spellStart"/>
             <w:r>
               <w:rPr>
                 <w:rFonts w:ascii="Calibri" w:eastAsia="Times New Roman" w:hAnsi="Calibri" w:cs="Calibri"/>
@@ -2596,8 +3766,35 @@
                 <w:szCs w:val="18"/>
                 <w:lang w:val="es-ES" w:eastAsia="es-ES"/>
               </w:rPr>
-              <w:t>Carex sempervirens</w:t>
+              <w:t>Carex</w:t>
             </w:r>
+            <w:proofErr w:type="spellEnd"/>
+            <w:r>
+              <w:rPr>
+                <w:rFonts w:ascii="Calibri" w:eastAsia="Times New Roman" w:hAnsi="Calibri" w:cs="Calibri"/>
+                <w:i/>
+                <w:iCs/>
+                <w:color w:val="000000"/>
+                <w:sz w:val="18"/>
+                <w:szCs w:val="18"/>
+                <w:lang w:val="es-ES" w:eastAsia="es-ES"/>
+              </w:rPr>
+              <w:t xml:space="preserve"> </w:t>
+            </w:r>
+            <w:proofErr w:type="spellStart"/>
+            <w:r>
+              <w:rPr>
+                <w:rFonts w:ascii="Calibri" w:eastAsia="Times New Roman" w:hAnsi="Calibri" w:cs="Calibri"/>
+                <w:i/>
+                <w:iCs/>
+                <w:color w:val="000000"/>
+                <w:sz w:val="18"/>
+                <w:szCs w:val="18"/>
+                <w:lang w:val="es-ES" w:eastAsia="es-ES"/>
+              </w:rPr>
+              <w:t>sempervirens</w:t>
+            </w:r>
+            <w:proofErr w:type="spellEnd"/>
             <w:r>
               <w:rPr>
                 <w:rFonts w:ascii="Calibri" w:eastAsia="Times New Roman" w:hAnsi="Calibri" w:cs="Calibri"/>
@@ -2648,7 +3845,33 @@
                 <w:szCs w:val="18"/>
                 <w:lang w:val="es-ES" w:eastAsia="es-ES"/>
               </w:rPr>
-              <w:t xml:space="preserve">Luzula caespitosa </w:t>
+              <w:t xml:space="preserve">Luzula </w:t>
+            </w:r>
+            <w:proofErr w:type="spellStart"/>
+            <w:r>
+              <w:rPr>
+                <w:rFonts w:ascii="Calibri" w:eastAsia="Times New Roman" w:hAnsi="Calibri" w:cs="Calibri"/>
+                <w:i/>
+                <w:iCs/>
+                <w:color w:val="000000"/>
+                <w:sz w:val="18"/>
+                <w:szCs w:val="18"/>
+                <w:lang w:val="es-ES" w:eastAsia="es-ES"/>
+              </w:rPr>
+              <w:t>caespitosa</w:t>
+            </w:r>
+            <w:proofErr w:type="spellEnd"/>
+            <w:r>
+              <w:rPr>
+                <w:rFonts w:ascii="Calibri" w:eastAsia="Times New Roman" w:hAnsi="Calibri" w:cs="Calibri"/>
+                <w:i/>
+                <w:iCs/>
+                <w:color w:val="000000"/>
+                <w:sz w:val="18"/>
+                <w:szCs w:val="18"/>
+                <w:lang w:val="es-ES" w:eastAsia="es-ES"/>
+              </w:rPr>
+              <w:t xml:space="preserve"> </w:t>
             </w:r>
             <w:r>
               <w:rPr>
@@ -2732,7 +3955,33 @@
                 <w:szCs w:val="18"/>
                 <w:lang w:val="es-ES" w:eastAsia="es-ES"/>
               </w:rPr>
-              <w:t xml:space="preserve">Silene acaulis (6.46 </w:t>
+              <w:t xml:space="preserve">Silene </w:t>
+            </w:r>
+            <w:proofErr w:type="spellStart"/>
+            <w:r>
+              <w:rPr>
+                <w:rFonts w:ascii="Calibri" w:eastAsia="Times New Roman" w:hAnsi="Calibri" w:cs="Calibri"/>
+                <w:i/>
+                <w:iCs/>
+                <w:color w:val="000000"/>
+                <w:sz w:val="18"/>
+                <w:szCs w:val="18"/>
+                <w:lang w:val="es-ES" w:eastAsia="es-ES"/>
+              </w:rPr>
+              <w:t>acaulis</w:t>
+            </w:r>
+            <w:proofErr w:type="spellEnd"/>
+            <w:r>
+              <w:rPr>
+                <w:rFonts w:ascii="Calibri" w:eastAsia="Times New Roman" w:hAnsi="Calibri" w:cs="Calibri"/>
+                <w:i/>
+                <w:iCs/>
+                <w:color w:val="000000"/>
+                <w:sz w:val="18"/>
+                <w:szCs w:val="18"/>
+                <w:lang w:val="es-ES" w:eastAsia="es-ES"/>
+              </w:rPr>
+              <w:t xml:space="preserve"> (6.46 </w:t>
             </w:r>
             <w:r>
               <w:rPr>
@@ -2774,6 +4023,7 @@
                 <w:lang w:val="es-ES" w:eastAsia="es-ES"/>
               </w:rPr>
             </w:pPr>
+            <w:proofErr w:type="spellStart"/>
             <w:r>
               <w:rPr>
                 <w:rFonts w:ascii="Calibri" w:eastAsia="Times New Roman" w:hAnsi="Calibri" w:cs="Calibri"/>
@@ -2784,7 +4034,46 @@
                 <w:szCs w:val="18"/>
                 <w:lang w:val="es-ES" w:eastAsia="es-ES"/>
               </w:rPr>
-              <w:t xml:space="preserve">Festuca summilusitana </w:t>
+              <w:t>Festuca</w:t>
+            </w:r>
+            <w:proofErr w:type="spellEnd"/>
+            <w:r>
+              <w:rPr>
+                <w:rFonts w:ascii="Calibri" w:eastAsia="Times New Roman" w:hAnsi="Calibri" w:cs="Calibri"/>
+                <w:i/>
+                <w:iCs/>
+                <w:color w:val="000000"/>
+                <w:sz w:val="18"/>
+                <w:szCs w:val="18"/>
+                <w:lang w:val="es-ES" w:eastAsia="es-ES"/>
+              </w:rPr>
+              <w:t xml:space="preserve"> </w:t>
+            </w:r>
+            <w:proofErr w:type="spellStart"/>
+            <w:r>
+              <w:rPr>
+                <w:rFonts w:ascii="Calibri" w:eastAsia="Times New Roman" w:hAnsi="Calibri" w:cs="Calibri"/>
+                <w:i/>
+                <w:iCs/>
+                <w:color w:val="000000"/>
+                <w:sz w:val="18"/>
+                <w:szCs w:val="18"/>
+                <w:lang w:val="es-ES" w:eastAsia="es-ES"/>
+              </w:rPr>
+              <w:t>summilusitana</w:t>
+            </w:r>
+            <w:proofErr w:type="spellEnd"/>
+            <w:r>
+              <w:rPr>
+                <w:rFonts w:ascii="Calibri" w:eastAsia="Times New Roman" w:hAnsi="Calibri" w:cs="Calibri"/>
+                <w:i/>
+                <w:iCs/>
+                <w:color w:val="000000"/>
+                <w:sz w:val="18"/>
+                <w:szCs w:val="18"/>
+                <w:lang w:val="es-ES" w:eastAsia="es-ES"/>
+              </w:rPr>
+              <w:t xml:space="preserve"> </w:t>
             </w:r>
             <w:r>
               <w:rPr>
@@ -2858,6 +4147,7 @@
                 <w:lang w:val="es-ES" w:eastAsia="es-ES"/>
               </w:rPr>
             </w:pPr>
+            <w:proofErr w:type="spellStart"/>
             <w:r>
               <w:rPr>
                 <w:rFonts w:ascii="Calibri" w:eastAsia="Times New Roman" w:hAnsi="Calibri" w:cs="Calibri"/>
@@ -2868,8 +4158,35 @@
                 <w:szCs w:val="18"/>
                 <w:lang w:val="es-ES" w:eastAsia="es-ES"/>
               </w:rPr>
-              <w:t>Helianthemum urrielense</w:t>
+              <w:t>Helianthemum</w:t>
             </w:r>
+            <w:proofErr w:type="spellEnd"/>
+            <w:r>
+              <w:rPr>
+                <w:rFonts w:ascii="Calibri" w:eastAsia="Times New Roman" w:hAnsi="Calibri" w:cs="Calibri"/>
+                <w:i/>
+                <w:iCs/>
+                <w:color w:val="000000"/>
+                <w:sz w:val="18"/>
+                <w:szCs w:val="18"/>
+                <w:lang w:val="es-ES" w:eastAsia="es-ES"/>
+              </w:rPr>
+              <w:t xml:space="preserve"> </w:t>
+            </w:r>
+            <w:proofErr w:type="spellStart"/>
+            <w:r>
+              <w:rPr>
+                <w:rFonts w:ascii="Calibri" w:eastAsia="Times New Roman" w:hAnsi="Calibri" w:cs="Calibri"/>
+                <w:i/>
+                <w:iCs/>
+                <w:color w:val="000000"/>
+                <w:sz w:val="18"/>
+                <w:szCs w:val="18"/>
+                <w:lang w:val="es-ES" w:eastAsia="es-ES"/>
+              </w:rPr>
+              <w:t>urrielense</w:t>
+            </w:r>
+            <w:proofErr w:type="spellEnd"/>
             <w:r>
               <w:rPr>
                 <w:rFonts w:ascii="Calibri" w:eastAsia="Times New Roman" w:hAnsi="Calibri" w:cs="Calibri"/>
@@ -2910,6 +4227,7 @@
                 <w:lang w:val="es-ES" w:eastAsia="es-ES"/>
               </w:rPr>
             </w:pPr>
+            <w:proofErr w:type="spellStart"/>
             <w:r>
               <w:rPr>
                 <w:rFonts w:ascii="Calibri" w:eastAsia="Times New Roman" w:hAnsi="Calibri" w:cs="Calibri"/>
@@ -2920,7 +4238,20 @@
                 <w:szCs w:val="18"/>
                 <w:lang w:val="es-ES" w:eastAsia="es-ES"/>
               </w:rPr>
-              <w:t>Minuartia recurva</w:t>
+              <w:t>Minuartia</w:t>
+            </w:r>
+            <w:proofErr w:type="spellEnd"/>
+            <w:r>
+              <w:rPr>
+                <w:rFonts w:ascii="Calibri" w:eastAsia="Times New Roman" w:hAnsi="Calibri" w:cs="Calibri"/>
+                <w:i/>
+                <w:iCs/>
+                <w:color w:val="000000"/>
+                <w:sz w:val="18"/>
+                <w:szCs w:val="18"/>
+                <w:lang w:val="es-ES" w:eastAsia="es-ES"/>
+              </w:rPr>
+              <w:t xml:space="preserve"> recurva</w:t>
             </w:r>
             <w:r>
               <w:rPr>
@@ -2965,10 +4296,36 @@
           <w:color w:val="000000"/>
           <w:lang w:eastAsia="ca-ES"/>
         </w:rPr>
-        <w:t>Within each system we established four seed sampling sites, separated at least 500 m</w:t>
-      </w:r>
-      <w:r>
-        <w:t>. To measure the spatial microenvironmental gradients</w:t>
+        <w:t xml:space="preserve">Within each </w:t>
+      </w:r>
+      <w:proofErr w:type="gramStart"/>
+      <w:r>
+        <w:rPr>
+          <w:rFonts w:eastAsia="Times New Roman" w:cstheme="minorHAnsi"/>
+          <w:color w:val="000000"/>
+          <w:lang w:eastAsia="ca-ES"/>
+        </w:rPr>
+        <w:t>system</w:t>
+      </w:r>
+      <w:proofErr w:type="gramEnd"/>
+      <w:r>
+        <w:rPr>
+          <w:rFonts w:eastAsia="Times New Roman" w:cstheme="minorHAnsi"/>
+          <w:color w:val="000000"/>
+          <w:lang w:eastAsia="ca-ES"/>
+        </w:rPr>
+        <w:t xml:space="preserve"> we established four seed sampling sites, separated at least 500 m</w:t>
+      </w:r>
+      <w:r>
+        <w:t xml:space="preserve">. To measure the spatial </w:t>
+      </w:r>
+      <w:proofErr w:type="spellStart"/>
+      <w:r>
+        <w:t>microenvironmental</w:t>
+      </w:r>
+      <w:proofErr w:type="spellEnd"/>
+      <w:r>
+        <w:t xml:space="preserve"> gradients</w:t>
       </w:r>
       <w:r>
         <w:t>,</w:t>
@@ -2998,14 +4355,24 @@
         <w:t>cross design, fig x</w:t>
       </w:r>
       <w:r>
-        <w:t>). Here, we also did floristic relevés</w:t>
-      </w:r>
+        <w:t xml:space="preserve">). Here, we also did floristic </w:t>
+      </w:r>
+      <w:proofErr w:type="spellStart"/>
+      <w:r>
+        <w:t>relevés</w:t>
+      </w:r>
+      <w:proofErr w:type="spellEnd"/>
       <w:r>
         <w:t xml:space="preserve"> </w:t>
       </w:r>
       <w:r>
-        <w:t>identifying all vascular plants and estimating their relative cover in %</w:t>
-      </w:r>
+        <w:t xml:space="preserve">identifying all vascular plants and estimating their relative cover in </w:t>
+      </w:r>
+      <w:proofErr w:type="gramStart"/>
+      <w:r>
+        <w:t>%</w:t>
+      </w:r>
+      <w:proofErr w:type="gramEnd"/>
       <w:r>
         <w:t xml:space="preserve"> (dominant species in table 1)</w:t>
       </w:r>
@@ -3037,19 +4404,65 @@
         <w:t>d</w:t>
       </w:r>
       <w:r>
-        <w:t xml:space="preserve"> at 5 cm deep, iButton dataloggers (</w:t>
-      </w:r>
+        <w:t xml:space="preserve"> at 5 cm deep, </w:t>
+      </w:r>
+      <w:proofErr w:type="spellStart"/>
+      <w:r>
+        <w:t>iButton</w:t>
+      </w:r>
+      <w:proofErr w:type="spellEnd"/>
+      <w:r>
+        <w:t xml:space="preserve"> </w:t>
+      </w:r>
+      <w:proofErr w:type="spellStart"/>
+      <w:r>
+        <w:t>dataloggers</w:t>
+      </w:r>
+      <w:proofErr w:type="spellEnd"/>
+      <w:r>
+        <w:t xml:space="preserve"> (</w:t>
+      </w:r>
+      <w:proofErr w:type="spellStart"/>
       <w:r>
         <w:rPr>
           <w:rFonts w:eastAsiaTheme="majorEastAsia"/>
         </w:rPr>
-        <w:t>Thermochron, iButton, Newbury, UK; accuracy: +/- 0.5 ºC from -10 ºC to +65 ºC, resolution: 0.5 ºC, records every four hours</w:t>
+        <w:t>Thermochron</w:t>
+      </w:r>
+      <w:proofErr w:type="spellEnd"/>
+      <w:r>
+        <w:rPr>
+          <w:rFonts w:eastAsiaTheme="majorEastAsia"/>
+        </w:rPr>
+        <w:t xml:space="preserve">, </w:t>
+      </w:r>
+      <w:proofErr w:type="spellStart"/>
+      <w:r>
+        <w:rPr>
+          <w:rFonts w:eastAsiaTheme="majorEastAsia"/>
+        </w:rPr>
+        <w:t>iButton</w:t>
+      </w:r>
+      <w:proofErr w:type="spellEnd"/>
+      <w:r>
+        <w:rPr>
+          <w:rFonts w:eastAsiaTheme="majorEastAsia"/>
+        </w:rPr>
+        <w:t>, Newbury, UK; accuracy: +/- 0.5 ºC from -10 ºC to +65 ºC, resolution: 0.5 ºC, records every four hours</w:t>
       </w:r>
       <w:r>
         <w:t xml:space="preserve">). </w:t>
       </w:r>
       <w:r>
-        <w:t xml:space="preserve">In the temperate system the iButtons recording period when </w:t>
+        <w:t xml:space="preserve">In the temperate system the </w:t>
+      </w:r>
+      <w:proofErr w:type="spellStart"/>
+      <w:r>
+        <w:t>iButtons</w:t>
+      </w:r>
+      <w:proofErr w:type="spellEnd"/>
+      <w:r>
+        <w:t xml:space="preserve"> recording period when </w:t>
       </w:r>
       <w:r>
         <w:rPr>
@@ -3087,7 +4500,15 @@
         <w:t xml:space="preserve"> (330 days). </w:t>
       </w:r>
       <w:r>
-        <w:t xml:space="preserve">The recording period for the iButtons </w:t>
+        <w:t xml:space="preserve">The recording period for the </w:t>
+      </w:r>
+      <w:proofErr w:type="spellStart"/>
+      <w:r>
+        <w:t>iButtons</w:t>
+      </w:r>
+      <w:proofErr w:type="spellEnd"/>
+      <w:r>
+        <w:t xml:space="preserve"> </w:t>
       </w:r>
       <w:r>
         <w:rPr>
@@ -3141,7 +4562,23 @@
         <w:t xml:space="preserve"> plots </w:t>
       </w:r>
       <w:r>
-        <w:t>per system. Not all iButtons could be recovered, thus we obtained</w:t>
+        <w:t xml:space="preserve">per system. Not all </w:t>
+      </w:r>
+      <w:proofErr w:type="spellStart"/>
+      <w:r>
+        <w:t>iButtons</w:t>
+      </w:r>
+      <w:proofErr w:type="spellEnd"/>
+      <w:r>
+        <w:t xml:space="preserve"> </w:t>
+      </w:r>
+      <w:proofErr w:type="gramStart"/>
+      <w:r>
+        <w:t>could be recovered</w:t>
+      </w:r>
+      <w:proofErr w:type="gramEnd"/>
+      <w:r>
+        <w:t>, thus we obtained</w:t>
       </w:r>
       <w:r>
         <w:t xml:space="preserve"> environmental data from 7</w:t>
@@ -3174,8 +4611,13 @@
       <w:r>
         <w:t xml:space="preserve">From the </w:t>
       </w:r>
-      <w:r>
-        <w:t xml:space="preserve">iButtons </w:t>
+      <w:proofErr w:type="spellStart"/>
+      <w:r>
+        <w:t>iButtons</w:t>
+      </w:r>
+      <w:proofErr w:type="spellEnd"/>
+      <w:r>
+        <w:t xml:space="preserve"> </w:t>
       </w:r>
       <w:r>
         <w:t>environmental data</w:t>
@@ -3197,7 +4639,39 @@
       </w:r>
       <w:commentRangeStart w:id="3"/>
       <w:r>
-        <w:t>We calculated bioclimatic indices based on standard variables used by WorldClim (Fick &amp; Hijmans 2017), together with other variables with a relevant function on alpine topographic gradients. The selected variables were: (1) bio1 = annual mean temperature; (2) bio2 = mean diurnal range, i.e. the mean of the monthly differences between maximum and minimum temperatures; (3) bio7 = temperature annual range; i.e. the difference between the maximum temperature of the warmest month and the minimum temperature of the coldest month; (4) snow = the number of days of snow cover, when temperature is around 0 ºC, calculated for the period in which the maximum temperature was &lt; 0.5 ºC and the minimum temperature was &gt; -0.5 ºC; (5) FDD = freezing degree days, i.e. the sum of daily mean temperatures for days in which the mean temperature was below 0 ºC (Choler 2018); and (6) GDD = growing degree days, i.e. the sum of daily mean temperatures for days in which the soil mean temperature at five cm deep was above 5 ºC (Körner 2021). For FDD, we transformed the values from negative to positive, so higher values represent more freezing.</w:t>
+        <w:t xml:space="preserve">We calculated bioclimatic indices based on standard variables used by </w:t>
+      </w:r>
+      <w:proofErr w:type="spellStart"/>
+      <w:r>
+        <w:t>WorldClim</w:t>
+      </w:r>
+      <w:proofErr w:type="spellEnd"/>
+      <w:r>
+        <w:t xml:space="preserve"> (Fick &amp; </w:t>
+      </w:r>
+      <w:proofErr w:type="spellStart"/>
+      <w:r>
+        <w:t>Hijmans</w:t>
+      </w:r>
+      <w:proofErr w:type="spellEnd"/>
+      <w:r>
+        <w:t xml:space="preserve"> 2017), together with other variables with a relevant function on alpine topographic gradients. </w:t>
+      </w:r>
+      <w:proofErr w:type="gramStart"/>
+      <w:r>
+        <w:t>The selected variables were: (1) bio1 = annual mean temperature; (2) bio2 = mean diurnal range, i.e. the mean of the monthly differences between maximum and minimum temperatures; (3) bio7 = temperature annual range; i.e. the difference between the maximum temperature of the warmest month and the minimum temperature of the coldest month; (4) snow = the number of days of snow cover, when temperature is around 0 ºC, calculated for the period in which the maximum temperature was &lt; 0.5 ºC and the minimum temperature was &gt; -0.5 ºC; (5) FDD = freezing degree days, i.e. the sum of daily mean temperatures for days in which the mean temperature was below 0 ºC (Choler 2018); and (6) GDD = growing degree days, i.e. the sum of daily mean temperatures for days in which the soil mean temperature at five cm deep was above 5 ºC (</w:t>
+      </w:r>
+      <w:proofErr w:type="spellStart"/>
+      <w:r>
+        <w:t>Körner</w:t>
+      </w:r>
+      <w:proofErr w:type="spellEnd"/>
+      <w:r>
+        <w:t xml:space="preserve"> 2021).</w:t>
+      </w:r>
+      <w:proofErr w:type="gramEnd"/>
+      <w:r>
+        <w:t xml:space="preserve"> For FDD, we transformed the values from negative to positive, so higher values represent more freezing.</w:t>
       </w:r>
       <w:commentRangeEnd w:id="3"/>
       <w:r>
@@ -3215,7 +4689,15 @@
         <w:jc w:val="both"/>
       </w:pPr>
       <w:r>
-        <w:t>We then used the floristic relevés and the bioclimatic indices calculated to estimate species climatic preferences (adult plants realized niche</w:t>
+        <w:t xml:space="preserve">We then used the floristic </w:t>
+      </w:r>
+      <w:proofErr w:type="spellStart"/>
+      <w:r>
+        <w:t>relevés</w:t>
+      </w:r>
+      <w:proofErr w:type="spellEnd"/>
+      <w:r>
+        <w:t xml:space="preserve"> and the bioclimatic indices calculated to estimate species climatic preferences (adult plants realized niche</w:t>
       </w:r>
       <w:r>
         <w:t>/species niche centroids</w:t>
@@ -3227,7 +4709,15 @@
         <w:t xml:space="preserve"> the environmental data of the</w:t>
       </w:r>
       <w:r>
-        <w:t xml:space="preserve"> plots where the species had at least 10% coverage and the climatic indices were weighted per </w:t>
+        <w:t xml:space="preserve"> plots where the species had at least 10% coverage and the climatic indices </w:t>
+      </w:r>
+      <w:proofErr w:type="gramStart"/>
+      <w:r>
+        <w:t>were weighted</w:t>
+      </w:r>
+      <w:proofErr w:type="gramEnd"/>
+      <w:r>
+        <w:t xml:space="preserve"> per </w:t>
       </w:r>
       <w:r>
         <w:t xml:space="preserve">each species </w:t>
@@ -3256,8 +4746,6 @@
       <w:r>
         <w:t>.</w:t>
       </w:r>
-      <w:bookmarkStart w:id="4" w:name="_GoBack"/>
-      <w:bookmarkEnd w:id="4"/>
     </w:p>
     <w:p>
       <w:pPr>
@@ -3273,3034 +4761,7 @@
           <w:lang w:val="ca-ES" w:eastAsia="ca-ES"/>
         </w:rPr>
         <w:lastRenderedPageBreak/>
-        <w:drawing>
-          <wp:inline distT="0" distB="0" distL="0" distR="0" wp14:anchorId="2BDBCF84" wp14:editId="5C504054">
-            <wp:extent cx="5400040" cy="2700020"/>
-            <wp:effectExtent l="0" t="0" r="0" b="5080"/>
-            <wp:docPr id="1312673568" name="Imagen 1" descr="Gráfico, Gráfico de dispersión&#10;&#10;Descripción generada automáticamente"/>
-            <wp:cNvGraphicFramePr>
-              <a:graphicFrameLocks xmlns:a="http://schemas.openxmlformats.org/drawingml/2006/main" noChangeAspect="1"/>
-            </wp:cNvGraphicFramePr>
-            <a:graphic xmlns:a="http://schemas.openxmlformats.org/drawingml/2006/main">
-              <a:graphicData uri="http://schemas.openxmlformats.org/drawingml/2006/picture">
-                <pic:pic xmlns:pic="http://schemas.openxmlformats.org/drawingml/2006/picture">
-                  <pic:nvPicPr>
-                    <pic:cNvPr id="1312673568" name="Imagen 1" descr="Gráfico, Gráfico de dispersión&#10;&#10;Descripción generada automáticamente"/>
-                    <pic:cNvPicPr>
-                      <a:picLocks noChangeAspect="1" noChangeArrowheads="1"/>
-                    </pic:cNvPicPr>
-                  </pic:nvPicPr>
-                  <pic:blipFill>
-                    <a:blip r:embed="rId16">
-                      <a:extLst>
-                        <a:ext uri="{28A0092B-C50C-407E-A947-70E740481C1C}">
-                          <a14:useLocalDpi xmlns:a14="http://schemas.microsoft.com/office/drawing/2010/main" val="0"/>
-                        </a:ext>
-                      </a:extLst>
-                    </a:blip>
-                    <a:srcRect/>
-                    <a:stretch>
-                      <a:fillRect/>
-                    </a:stretch>
-                  </pic:blipFill>
-                  <pic:spPr bwMode="auto">
-                    <a:xfrm>
-                      <a:off x="0" y="0"/>
-                      <a:ext cx="5400040" cy="2700020"/>
-                    </a:xfrm>
-                    <a:prstGeom prst="rect">
-                      <a:avLst/>
-                    </a:prstGeom>
-                    <a:noFill/>
-                    <a:ln>
-                      <a:noFill/>
-                    </a:ln>
-                  </pic:spPr>
-                </pic:pic>
-              </a:graphicData>
-            </a:graphic>
-          </wp:inline>
-        </w:drawing>
-      </w:r>
-    </w:p>
-    <w:p>
-      <w:pPr>
-        <w:spacing w:line="480" w:lineRule="auto"/>
-        <w:jc w:val="both"/>
-      </w:pPr>
-    </w:p>
-    <w:p>
-      <w:pPr>
-        <w:pStyle w:val="Ttulo3"/>
-        <w:rPr>
-          <w:rFonts w:eastAsia="Times New Roman"/>
-          <w:lang w:eastAsia="ca-ES"/>
-        </w:rPr>
-      </w:pPr>
-      <w:r>
-        <w:rPr>
-          <w:rFonts w:eastAsia="Times New Roman"/>
-          <w:lang w:eastAsia="ca-ES"/>
-        </w:rPr>
-        <w:t>2.</w:t>
-      </w:r>
-      <w:r>
-        <w:rPr>
-          <w:rFonts w:eastAsia="Times New Roman"/>
-          <w:lang w:eastAsia="ca-ES"/>
-        </w:rPr>
-        <w:t>3</w:t>
-      </w:r>
-      <w:r>
-        <w:rPr>
-          <w:rFonts w:eastAsia="Times New Roman"/>
-          <w:lang w:eastAsia="ca-ES"/>
-        </w:rPr>
-        <w:t xml:space="preserve"> Seed sampling </w:t>
-      </w:r>
-    </w:p>
-    <w:p>
-      <w:pPr>
-        <w:shd w:val="clear" w:color="auto" w:fill="FFFFFF"/>
-        <w:spacing w:line="480" w:lineRule="auto"/>
-        <w:jc w:val="both"/>
-        <w:textAlignment w:val="baseline"/>
-        <w:rPr>
-          <w:rFonts w:eastAsia="Times New Roman" w:cstheme="minorHAnsi"/>
-          <w:color w:val="000000"/>
-          <w:lang w:eastAsia="ca-ES"/>
-        </w:rPr>
-      </w:pPr>
-      <w:r>
-        <w:rPr>
-          <w:rFonts w:eastAsia="Times New Roman" w:cstheme="minorHAnsi"/>
-          <w:color w:val="000000"/>
-          <w:lang w:eastAsia="ca-ES"/>
-        </w:rPr>
-        <w:t xml:space="preserve">In each sampling site, we </w:t>
-      </w:r>
-      <w:r>
-        <w:rPr>
-          <w:rFonts w:eastAsia="Times New Roman" w:cstheme="minorHAnsi"/>
-          <w:color w:val="000000"/>
-          <w:lang w:eastAsia="ca-ES"/>
-        </w:rPr>
-        <w:t>did a floristic relevé</w:t>
-      </w:r>
-      <w:r>
-        <w:rPr>
-          <w:rFonts w:eastAsia="Times New Roman" w:cstheme="minorHAnsi"/>
-          <w:color w:val="000000"/>
-          <w:lang w:eastAsia="ca-ES"/>
-        </w:rPr>
-        <w:t xml:space="preserve"> in a central representative plot </w:t>
-      </w:r>
-      <w:r>
-        <w:rPr>
-          <w:rFonts w:eastAsia="Times New Roman" w:cstheme="minorHAnsi"/>
-          <w:color w:val="000000"/>
-          <w:lang w:eastAsia="ca-ES"/>
-        </w:rPr>
-        <w:t>(</w:t>
-      </w:r>
-      <w:r>
-        <w:rPr>
-          <w:rFonts w:eastAsia="Times New Roman" w:cstheme="minorHAnsi"/>
-          <w:color w:val="000000"/>
-          <w:lang w:eastAsia="ca-ES"/>
-        </w:rPr>
-        <w:t>3 m radius</w:t>
-      </w:r>
-      <w:r>
-        <w:rPr>
-          <w:rFonts w:eastAsia="Times New Roman" w:cstheme="minorHAnsi"/>
-          <w:color w:val="000000"/>
-          <w:lang w:eastAsia="ca-ES"/>
-        </w:rPr>
-        <w:t>) and considered the species recorded as</w:t>
-      </w:r>
-      <w:r>
-        <w:rPr>
-          <w:rFonts w:eastAsia="Times New Roman" w:cstheme="minorHAnsi"/>
-          <w:color w:val="000000"/>
-          <w:lang w:eastAsia="ca-ES"/>
-        </w:rPr>
-        <w:t xml:space="preserve"> </w:t>
-      </w:r>
-      <w:r>
-        <w:rPr>
-          <w:rFonts w:eastAsia="Times New Roman" w:cstheme="minorHAnsi"/>
-          <w:color w:val="000000"/>
-          <w:lang w:eastAsia="ca-ES"/>
-        </w:rPr>
-        <w:t>our</w:t>
-      </w:r>
-      <w:r>
-        <w:rPr>
-          <w:rFonts w:eastAsia="Times New Roman" w:cstheme="minorHAnsi"/>
-          <w:color w:val="000000"/>
-          <w:lang w:eastAsia="ca-ES"/>
-        </w:rPr>
-        <w:t xml:space="preserve"> target </w:t>
-      </w:r>
-      <w:r>
-        <w:rPr>
-          <w:rFonts w:eastAsia="Times New Roman" w:cstheme="minorHAnsi"/>
-          <w:color w:val="000000"/>
-          <w:lang w:eastAsia="ca-ES"/>
-        </w:rPr>
-        <w:t xml:space="preserve">community and </w:t>
-      </w:r>
-      <w:r>
-        <w:rPr>
-          <w:rFonts w:eastAsia="Times New Roman" w:cstheme="minorHAnsi"/>
-          <w:color w:val="000000"/>
-          <w:lang w:eastAsia="ca-ES"/>
-        </w:rPr>
-        <w:t xml:space="preserve">we </w:t>
-      </w:r>
-      <w:r>
-        <w:rPr>
-          <w:rFonts w:eastAsia="Times New Roman" w:cstheme="minorHAnsi"/>
-          <w:color w:val="000000"/>
-          <w:lang w:eastAsia="ca-ES"/>
-        </w:rPr>
-        <w:t>complement</w:t>
-      </w:r>
-      <w:r>
-        <w:rPr>
-          <w:rFonts w:eastAsia="Times New Roman" w:cstheme="minorHAnsi"/>
-          <w:color w:val="000000"/>
-          <w:lang w:eastAsia="ca-ES"/>
-        </w:rPr>
-        <w:t>ed</w:t>
-      </w:r>
-      <w:r>
-        <w:rPr>
-          <w:rFonts w:eastAsia="Times New Roman" w:cstheme="minorHAnsi"/>
-          <w:color w:val="000000"/>
-          <w:lang w:eastAsia="ca-ES"/>
-        </w:rPr>
-        <w:t xml:space="preserve"> the </w:t>
-      </w:r>
-      <w:r>
-        <w:rPr>
-          <w:rFonts w:eastAsia="Times New Roman" w:cstheme="minorHAnsi"/>
-          <w:color w:val="000000"/>
-          <w:lang w:eastAsia="ca-ES"/>
-        </w:rPr>
-        <w:t xml:space="preserve">species </w:t>
-      </w:r>
-      <w:r>
-        <w:rPr>
-          <w:rFonts w:eastAsia="Times New Roman" w:cstheme="minorHAnsi"/>
-          <w:color w:val="000000"/>
-          <w:lang w:eastAsia="ca-ES"/>
-        </w:rPr>
-        <w:t>list with other highly abundant species to collect</w:t>
-      </w:r>
-      <w:r>
-        <w:rPr>
-          <w:rFonts w:eastAsia="Times New Roman" w:cstheme="minorHAnsi"/>
-          <w:color w:val="000000"/>
-          <w:lang w:eastAsia="ca-ES"/>
-        </w:rPr>
-        <w:t xml:space="preserve"> </w:t>
-      </w:r>
-      <w:r>
-        <w:rPr>
-          <w:rFonts w:eastAsia="Times New Roman" w:cstheme="minorHAnsi"/>
-          <w:color w:val="000000"/>
-          <w:lang w:eastAsia="ca-ES"/>
-        </w:rPr>
-        <w:t>(</w:t>
-      </w:r>
-      <w:r>
-        <w:rPr>
-          <w:rFonts w:eastAsia="Times New Roman" w:cstheme="minorHAnsi"/>
-          <w:color w:val="000000"/>
-          <w:lang w:eastAsia="ca-ES"/>
-        </w:rPr>
-        <w:t>52</w:t>
-      </w:r>
-      <w:r>
-        <w:rPr>
-          <w:rFonts w:eastAsia="Times New Roman" w:cstheme="minorHAnsi"/>
-          <w:color w:val="000000"/>
-          <w:lang w:eastAsia="ca-ES"/>
-        </w:rPr>
-        <w:t xml:space="preserve"> species in the temperate and 2</w:t>
-      </w:r>
-      <w:r>
-        <w:rPr>
-          <w:rFonts w:eastAsia="Times New Roman" w:cstheme="minorHAnsi"/>
-          <w:color w:val="000000"/>
-          <w:lang w:eastAsia="ca-ES"/>
-        </w:rPr>
-        <w:t>9</w:t>
-      </w:r>
-      <w:r>
-        <w:rPr>
-          <w:rFonts w:eastAsia="Times New Roman" w:cstheme="minorHAnsi"/>
-          <w:color w:val="000000"/>
-          <w:lang w:eastAsia="ca-ES"/>
-        </w:rPr>
-        <w:t xml:space="preserve"> species in the Mediterranean systems)</w:t>
-      </w:r>
-      <w:r>
-        <w:rPr>
-          <w:rFonts w:eastAsia="Times New Roman" w:cstheme="minorHAnsi"/>
-          <w:color w:val="000000"/>
-          <w:lang w:eastAsia="ca-ES"/>
-        </w:rPr>
-        <w:t>. During August-September 202</w:t>
-      </w:r>
-      <w:r>
-        <w:rPr>
-          <w:rFonts w:eastAsia="Times New Roman" w:cstheme="minorHAnsi"/>
-          <w:color w:val="000000"/>
-          <w:lang w:eastAsia="ca-ES"/>
-        </w:rPr>
-        <w:t>2</w:t>
-      </w:r>
-      <w:r>
-        <w:rPr>
-          <w:rFonts w:eastAsia="Times New Roman" w:cstheme="minorHAnsi"/>
-          <w:color w:val="000000"/>
-          <w:lang w:eastAsia="ca-ES"/>
-        </w:rPr>
-        <w:t xml:space="preserve">, we visited the sampling sites </w:t>
-      </w:r>
-      <w:r>
-        <w:rPr>
-          <w:rFonts w:eastAsia="Times New Roman" w:cstheme="minorHAnsi"/>
-          <w:color w:val="000000"/>
-          <w:lang w:eastAsia="ca-ES"/>
-        </w:rPr>
-        <w:t>at peak</w:t>
-      </w:r>
-      <w:r>
-        <w:rPr>
-          <w:rFonts w:eastAsia="Times New Roman" w:cstheme="minorHAnsi"/>
-          <w:color w:val="000000"/>
-          <w:lang w:eastAsia="ca-ES"/>
-        </w:rPr>
-        <w:t xml:space="preserve"> reproductive season and sampled ripe seeds or fruits (hereafter ‘seeds’ for simplicity) directly from the mother plants according to </w:t>
-      </w:r>
-      <w:r>
-        <w:rPr>
-          <w:rFonts w:eastAsia="Times New Roman" w:cstheme="minorHAnsi"/>
-          <w:color w:val="000000"/>
-          <w:lang w:eastAsia="ca-ES"/>
-        </w:rPr>
-        <w:t xml:space="preserve">peak </w:t>
-      </w:r>
-      <w:r>
-        <w:rPr>
-          <w:rFonts w:eastAsia="Times New Roman" w:cstheme="minorHAnsi"/>
-          <w:color w:val="000000"/>
-          <w:lang w:eastAsia="ca-ES"/>
-        </w:rPr>
-        <w:t>species maturity</w:t>
-      </w:r>
-      <w:r>
-        <w:rPr>
-          <w:rFonts w:eastAsia="Times New Roman" w:cstheme="minorHAnsi"/>
-          <w:color w:val="000000"/>
-          <w:lang w:eastAsia="ca-ES"/>
-        </w:rPr>
-        <w:t xml:space="preserve"> </w:t>
-      </w:r>
-      <w:r>
-        <w:rPr>
-          <w:rFonts w:eastAsia="Times New Roman" w:cstheme="minorHAnsi"/>
-          <w:color w:val="000000"/>
-          <w:lang w:eastAsia="ca-ES"/>
-        </w:rPr>
-        <w:t xml:space="preserve">in the field. Sampling took place within a 50 m radius </w:t>
-      </w:r>
-      <w:r>
-        <w:rPr>
-          <w:rFonts w:eastAsia="Times New Roman" w:cstheme="minorHAnsi"/>
-          <w:color w:val="000000"/>
-          <w:lang w:eastAsia="ca-ES"/>
-        </w:rPr>
-        <w:t>of</w:t>
-      </w:r>
-      <w:r>
-        <w:rPr>
-          <w:rFonts w:eastAsia="Times New Roman" w:cstheme="minorHAnsi"/>
-          <w:color w:val="000000"/>
-          <w:lang w:eastAsia="ca-ES"/>
-        </w:rPr>
-        <w:t xml:space="preserve"> the central plot of each </w:t>
-      </w:r>
-      <w:r>
-        <w:rPr>
-          <w:rFonts w:eastAsia="Times New Roman" w:cstheme="minorHAnsi"/>
-          <w:color w:val="000000"/>
-          <w:lang w:eastAsia="ca-ES"/>
-        </w:rPr>
-        <w:t xml:space="preserve">sampling </w:t>
-      </w:r>
-      <w:r>
-        <w:rPr>
-          <w:rFonts w:eastAsia="Times New Roman" w:cstheme="minorHAnsi"/>
-          <w:color w:val="000000"/>
-          <w:lang w:eastAsia="ca-ES"/>
-        </w:rPr>
-        <w:t xml:space="preserve">site from at least 20 – 50 randomly chosen individuals. </w:t>
-      </w:r>
-      <w:r>
-        <w:rPr>
-          <w:rFonts w:eastAsia="Times New Roman" w:cstheme="minorHAnsi"/>
-          <w:color w:val="000000"/>
-          <w:lang w:eastAsia="ca-ES"/>
-        </w:rPr>
-        <w:t>F</w:t>
-      </w:r>
-      <w:r>
-        <w:rPr>
-          <w:rFonts w:eastAsia="Times New Roman" w:cstheme="minorHAnsi"/>
-          <w:color w:val="000000"/>
-          <w:lang w:eastAsia="ca-ES"/>
-        </w:rPr>
-        <w:t>ollow</w:t>
-      </w:r>
-      <w:r>
-        <w:rPr>
-          <w:rFonts w:eastAsia="Times New Roman" w:cstheme="minorHAnsi"/>
-          <w:color w:val="000000"/>
-          <w:lang w:eastAsia="ca-ES"/>
-        </w:rPr>
-        <w:t>ing</w:t>
-      </w:r>
-      <w:r>
-        <w:rPr>
-          <w:rFonts w:eastAsia="Times New Roman" w:cstheme="minorHAnsi"/>
-          <w:color w:val="000000"/>
-          <w:lang w:eastAsia="ca-ES"/>
-        </w:rPr>
-        <w:t xml:space="preserve"> standard protocols for sampling seeds of wild populations</w:t>
-      </w:r>
-      <w:r>
-        <w:rPr>
-          <w:rFonts w:eastAsia="Times New Roman" w:cstheme="minorHAnsi"/>
-          <w:color w:val="000000"/>
-          <w:lang w:eastAsia="ca-ES"/>
-        </w:rPr>
-        <w:t>,</w:t>
-      </w:r>
-      <w:r>
-        <w:rPr>
-          <w:rFonts w:eastAsia="Times New Roman" w:cstheme="minorHAnsi"/>
-          <w:color w:val="000000"/>
-          <w:lang w:eastAsia="ca-ES"/>
-        </w:rPr>
-        <w:t xml:space="preserve"> </w:t>
-      </w:r>
-      <w:r>
-        <w:rPr>
-          <w:rFonts w:eastAsia="Times New Roman" w:cstheme="minorHAnsi"/>
-          <w:color w:val="000000"/>
-          <w:lang w:eastAsia="ca-ES"/>
-        </w:rPr>
-        <w:t>t</w:t>
-      </w:r>
-      <w:r>
-        <w:rPr>
-          <w:rFonts w:eastAsia="Times New Roman" w:cstheme="minorHAnsi"/>
-          <w:color w:val="000000"/>
-          <w:lang w:eastAsia="ca-ES"/>
-        </w:rPr>
-        <w:t xml:space="preserve">he goal was to collect </w:t>
-      </w:r>
-      <w:r>
-        <w:rPr>
-          <w:rFonts w:eastAsia="Times New Roman" w:cstheme="minorHAnsi"/>
-          <w:color w:val="000000"/>
-          <w:lang w:eastAsia="ca-ES"/>
-        </w:rPr>
-        <w:t>4</w:t>
-      </w:r>
-      <w:r>
-        <w:rPr>
-          <w:rFonts w:eastAsia="Times New Roman" w:cstheme="minorHAnsi"/>
-          <w:color w:val="000000"/>
-          <w:lang w:eastAsia="ca-ES"/>
-        </w:rPr>
-        <w:t>00 seeds from each target species, maximizing intraspecific genetic diversity (ENSCONET 2009).</w:t>
-      </w:r>
-      <w:r>
-        <w:rPr>
-          <w:rFonts w:eastAsia="Times New Roman" w:cstheme="minorHAnsi"/>
-          <w:color w:val="000000"/>
-          <w:lang w:eastAsia="ca-ES"/>
-        </w:rPr>
-        <w:t xml:space="preserve"> </w:t>
-      </w:r>
-      <w:r>
-        <w:rPr>
-          <w:rFonts w:eastAsia="Times New Roman" w:cstheme="minorHAnsi"/>
-          <w:color w:val="000000"/>
-          <w:lang w:eastAsia="ca-ES"/>
-        </w:rPr>
-        <w:t>In the temperate system, we obtained</w:t>
-      </w:r>
-      <w:r>
-        <w:rPr>
-          <w:rFonts w:eastAsia="Times New Roman" w:cstheme="minorHAnsi"/>
-          <w:color w:val="000000"/>
-          <w:lang w:eastAsia="ca-ES"/>
-        </w:rPr>
-        <w:t xml:space="preserve"> </w:t>
-      </w:r>
-      <w:r>
-        <w:rPr>
-          <w:rFonts w:eastAsia="Times New Roman" w:cstheme="minorHAnsi"/>
-          <w:color w:val="000000"/>
-          <w:lang w:eastAsia="ca-ES"/>
-        </w:rPr>
-        <w:t>seeds from 3</w:t>
-      </w:r>
-      <w:r>
-        <w:rPr>
-          <w:rFonts w:eastAsia="Times New Roman" w:cstheme="minorHAnsi"/>
-          <w:color w:val="000000"/>
-          <w:lang w:eastAsia="ca-ES"/>
-        </w:rPr>
-        <w:t>4</w:t>
-      </w:r>
-      <w:r>
-        <w:rPr>
-          <w:rFonts w:eastAsia="Times New Roman" w:cstheme="minorHAnsi"/>
-          <w:color w:val="000000"/>
-          <w:lang w:eastAsia="ca-ES"/>
-        </w:rPr>
-        <w:t xml:space="preserve"> species</w:t>
-      </w:r>
-      <w:r>
-        <w:rPr>
-          <w:rFonts w:eastAsia="Times New Roman" w:cstheme="minorHAnsi"/>
-          <w:color w:val="000000"/>
-          <w:lang w:eastAsia="ca-ES"/>
-        </w:rPr>
-        <w:t xml:space="preserve"> while i</w:t>
-      </w:r>
-      <w:r>
-        <w:rPr>
-          <w:rFonts w:eastAsia="Times New Roman" w:cstheme="minorHAnsi"/>
-          <w:color w:val="000000"/>
-          <w:lang w:eastAsia="ca-ES"/>
-        </w:rPr>
-        <w:t>n the Mediterranean system, we obtained enough seeds from 2</w:t>
-      </w:r>
-      <w:r>
-        <w:rPr>
-          <w:rFonts w:eastAsia="Times New Roman" w:cstheme="minorHAnsi"/>
-          <w:color w:val="000000"/>
-          <w:lang w:eastAsia="ca-ES"/>
-        </w:rPr>
-        <w:t>4</w:t>
-      </w:r>
-      <w:r>
-        <w:rPr>
-          <w:rFonts w:eastAsia="Times New Roman" w:cstheme="minorHAnsi"/>
-          <w:color w:val="000000"/>
-          <w:lang w:eastAsia="ca-ES"/>
-        </w:rPr>
-        <w:t xml:space="preserve"> species. Only </w:t>
-      </w:r>
-      <w:r>
-        <w:rPr>
-          <w:rFonts w:eastAsia="Times New Roman" w:cstheme="minorHAnsi"/>
-          <w:i/>
-          <w:iCs/>
-          <w:color w:val="000000"/>
-          <w:lang w:eastAsia="ca-ES"/>
-        </w:rPr>
-        <w:t>Thymus praecox</w:t>
-      </w:r>
-      <w:r>
-        <w:rPr>
-          <w:rFonts w:eastAsia="Times New Roman" w:cstheme="minorHAnsi"/>
-          <w:color w:val="000000"/>
-          <w:lang w:eastAsia="ca-ES"/>
-        </w:rPr>
-        <w:t xml:space="preserve"> </w:t>
-      </w:r>
-      <w:r>
-        <w:rPr>
-          <w:rFonts w:eastAsia="Times New Roman" w:cstheme="minorHAnsi"/>
-          <w:color w:val="000000"/>
-          <w:lang w:eastAsia="ca-ES"/>
-        </w:rPr>
-        <w:t>was collected in both systems</w:t>
-      </w:r>
-      <w:r>
-        <w:rPr>
-          <w:rFonts w:eastAsia="Times New Roman" w:cstheme="minorHAnsi"/>
-          <w:color w:val="000000"/>
-          <w:lang w:eastAsia="ca-ES"/>
-        </w:rPr>
-        <w:t xml:space="preserve">. </w:t>
-      </w:r>
-      <w:r>
-        <w:rPr>
-          <w:rFonts w:eastAsia="Times New Roman" w:cstheme="minorHAnsi"/>
-          <w:color w:val="000000"/>
-          <w:lang w:eastAsia="ca-ES"/>
-        </w:rPr>
-        <w:t>After cleaning, s</w:t>
-      </w:r>
-      <w:r>
-        <w:rPr>
-          <w:rFonts w:eastAsia="Times New Roman" w:cstheme="minorHAnsi"/>
-          <w:color w:val="000000"/>
-          <w:lang w:eastAsia="ca-ES"/>
-        </w:rPr>
-        <w:t>eed lots</w:t>
-      </w:r>
-      <w:r>
-        <w:rPr>
-          <w:rFonts w:eastAsia="Times New Roman" w:cstheme="minorHAnsi"/>
-          <w:color w:val="000000"/>
-          <w:lang w:eastAsia="ca-ES"/>
-        </w:rPr>
-        <w:t xml:space="preserve"> </w:t>
-      </w:r>
-      <w:r>
-        <w:rPr>
-          <w:rFonts w:eastAsia="Times New Roman" w:cstheme="minorHAnsi"/>
-          <w:color w:val="000000"/>
-          <w:lang w:eastAsia="ca-ES"/>
-        </w:rPr>
-        <w:t xml:space="preserve">(species x sampling site, N = </w:t>
-      </w:r>
-      <w:r>
-        <w:rPr>
-          <w:rFonts w:eastAsia="Times New Roman" w:cstheme="minorHAnsi"/>
-          <w:color w:val="000000"/>
-          <w:lang w:eastAsia="ca-ES"/>
-        </w:rPr>
-        <w:t>58</w:t>
-      </w:r>
-      <w:r>
-        <w:rPr>
-          <w:rFonts w:eastAsia="Times New Roman" w:cstheme="minorHAnsi"/>
-          <w:color w:val="000000"/>
-          <w:lang w:eastAsia="ca-ES"/>
-        </w:rPr>
-        <w:t xml:space="preserve">) remained in room conditions </w:t>
-      </w:r>
-      <w:r>
-        <w:rPr>
-          <w:rFonts w:eastAsia="Times New Roman" w:cstheme="minorHAnsi"/>
-          <w:color w:val="000000"/>
-          <w:lang w:eastAsia="ca-ES"/>
-        </w:rPr>
-        <w:t xml:space="preserve">until </w:t>
-      </w:r>
-      <w:r>
-        <w:rPr>
-          <w:rFonts w:eastAsia="Times New Roman" w:cstheme="minorHAnsi"/>
-          <w:color w:val="000000"/>
-          <w:lang w:eastAsia="ca-ES"/>
-        </w:rPr>
-        <w:t>the start of the experiment</w:t>
-      </w:r>
-      <w:r>
-        <w:rPr>
-          <w:rFonts w:eastAsia="Times New Roman" w:cstheme="minorHAnsi"/>
-          <w:color w:val="000000"/>
-          <w:lang w:eastAsia="ca-ES"/>
-        </w:rPr>
-        <w:t>.</w:t>
-      </w:r>
-      <w:r>
-        <w:rPr>
-          <w:rFonts w:eastAsia="Times New Roman" w:cstheme="minorHAnsi"/>
-          <w:color w:val="000000"/>
-          <w:lang w:eastAsia="ca-ES"/>
-        </w:rPr>
-        <w:t xml:space="preserve"> </w:t>
-      </w:r>
-    </w:p>
-    <w:p>
-      <w:pPr>
-        <w:pStyle w:val="Ttulo3"/>
-        <w:rPr>
-          <w:rFonts w:eastAsia="Times New Roman"/>
-          <w:lang w:eastAsia="ca-ES"/>
-        </w:rPr>
-      </w:pPr>
-      <w:r>
-        <w:rPr>
-          <w:rFonts w:eastAsia="Times New Roman"/>
-          <w:lang w:eastAsia="ca-ES"/>
-        </w:rPr>
-        <w:t>2.</w:t>
-      </w:r>
-      <w:r>
-        <w:rPr>
-          <w:rFonts w:eastAsia="Times New Roman"/>
-          <w:lang w:eastAsia="ca-ES"/>
-        </w:rPr>
-        <w:t>4</w:t>
-      </w:r>
-      <w:r>
-        <w:rPr>
-          <w:rFonts w:eastAsia="Times New Roman"/>
-          <w:lang w:eastAsia="ca-ES"/>
-        </w:rPr>
-        <w:t xml:space="preserve"> Germination </w:t>
-      </w:r>
-      <w:r>
-        <w:rPr>
-          <w:rFonts w:eastAsia="Times New Roman"/>
-          <w:lang w:eastAsia="ca-ES"/>
-        </w:rPr>
-        <w:t>driver</w:t>
-      </w:r>
-      <w:r>
-        <w:rPr>
-          <w:rFonts w:eastAsia="Times New Roman"/>
-          <w:lang w:eastAsia="ca-ES"/>
-        </w:rPr>
-        <w:t>s</w:t>
-      </w:r>
-      <w:r>
-        <w:rPr>
-          <w:rFonts w:eastAsia="Times New Roman"/>
-          <w:lang w:eastAsia="ca-ES"/>
-        </w:rPr>
-        <w:t xml:space="preserve"> treatments </w:t>
-      </w:r>
-    </w:p>
-    <w:p>
-      <w:pPr>
-        <w:shd w:val="clear" w:color="auto" w:fill="FFFFFF"/>
-        <w:spacing w:line="480" w:lineRule="auto"/>
-        <w:jc w:val="both"/>
-        <w:textAlignment w:val="baseline"/>
-        <w:rPr>
-          <w:rFonts w:eastAsia="Times New Roman" w:cstheme="minorHAnsi"/>
-          <w:color w:val="000000"/>
-          <w:lang w:eastAsia="ca-ES"/>
-        </w:rPr>
-      </w:pPr>
-      <w:r>
-        <w:rPr>
-          <w:rFonts w:eastAsia="Times New Roman" w:cstheme="minorHAnsi"/>
-          <w:color w:val="000000"/>
-          <w:lang w:eastAsia="ca-ES"/>
-        </w:rPr>
-        <w:t xml:space="preserve">Our study </w:t>
-      </w:r>
-      <w:r>
-        <w:rPr>
-          <w:rFonts w:eastAsia="Times New Roman" w:cstheme="minorHAnsi"/>
-          <w:color w:val="000000"/>
-          <w:lang w:eastAsia="ca-ES"/>
-        </w:rPr>
-        <w:t xml:space="preserve">design </w:t>
-      </w:r>
-      <w:r>
-        <w:rPr>
-          <w:rFonts w:eastAsia="Times New Roman" w:cstheme="minorHAnsi"/>
-          <w:color w:val="000000"/>
-          <w:lang w:eastAsia="ca-ES"/>
-        </w:rPr>
-        <w:t xml:space="preserve">focused on the alpine species responses to </w:t>
-      </w:r>
-      <w:r>
-        <w:rPr>
-          <w:rFonts w:eastAsia="Times New Roman" w:cstheme="minorHAnsi"/>
-          <w:color w:val="000000"/>
-          <w:lang w:eastAsia="ca-ES"/>
-        </w:rPr>
-        <w:t xml:space="preserve">the main </w:t>
-      </w:r>
-      <w:r>
-        <w:rPr>
-          <w:rFonts w:eastAsia="Times New Roman" w:cstheme="minorHAnsi"/>
-          <w:color w:val="000000"/>
-          <w:lang w:eastAsia="ca-ES"/>
-        </w:rPr>
-        <w:t>germination drivers</w:t>
-      </w:r>
-      <w:r>
-        <w:rPr>
-          <w:rFonts w:eastAsia="Times New Roman" w:cstheme="minorHAnsi"/>
-          <w:color w:val="000000"/>
-          <w:lang w:eastAsia="ca-ES"/>
-        </w:rPr>
-        <w:t xml:space="preserve">: temperature, </w:t>
-      </w:r>
-      <w:r>
-        <w:rPr>
-          <w:rFonts w:eastAsia="Times New Roman" w:cstheme="minorHAnsi"/>
-          <w:color w:val="000000"/>
-          <w:lang w:eastAsia="ca-ES"/>
-        </w:rPr>
-        <w:t>light,</w:t>
-      </w:r>
-      <w:r>
-        <w:rPr>
-          <w:rFonts w:eastAsia="Times New Roman" w:cstheme="minorHAnsi"/>
-          <w:color w:val="000000"/>
-          <w:lang w:eastAsia="ca-ES"/>
-        </w:rPr>
-        <w:t xml:space="preserve"> and water</w:t>
-      </w:r>
-      <w:r>
-        <w:rPr>
-          <w:rFonts w:eastAsia="Times New Roman" w:cstheme="minorHAnsi"/>
-          <w:color w:val="000000"/>
-          <w:lang w:eastAsia="ca-ES"/>
-        </w:rPr>
-        <w:t xml:space="preserve"> </w:t>
-      </w:r>
-      <w:r>
-        <w:rPr>
-          <w:rFonts w:eastAsia="Times New Roman" w:cstheme="minorHAnsi"/>
-          <w:color w:val="000000"/>
-          <w:lang w:eastAsia="ca-ES"/>
-        </w:rPr>
-        <w:t>stress</w:t>
-      </w:r>
-      <w:r>
-        <w:rPr>
-          <w:rFonts w:eastAsia="Times New Roman" w:cstheme="minorHAnsi"/>
-          <w:color w:val="000000"/>
-          <w:lang w:eastAsia="ca-ES"/>
-        </w:rPr>
-        <w:t>. We designed</w:t>
-      </w:r>
-      <w:r>
-        <w:rPr>
-          <w:rFonts w:eastAsia="Times New Roman" w:cstheme="minorHAnsi"/>
-          <w:color w:val="000000"/>
-          <w:lang w:eastAsia="ca-ES"/>
-        </w:rPr>
-        <w:t xml:space="preserve"> </w:t>
-      </w:r>
-      <w:r>
-        <w:rPr>
-          <w:rFonts w:eastAsia="Times New Roman" w:cstheme="minorHAnsi"/>
-          <w:color w:val="000000"/>
-          <w:lang w:eastAsia="ca-ES"/>
-        </w:rPr>
-        <w:t>4</w:t>
-      </w:r>
-      <w:r>
-        <w:rPr>
-          <w:rFonts w:eastAsia="Times New Roman" w:cstheme="minorHAnsi"/>
-          <w:color w:val="000000"/>
-          <w:lang w:eastAsia="ca-ES"/>
-        </w:rPr>
-        <w:t xml:space="preserve"> </w:t>
-      </w:r>
-      <w:r>
-        <w:rPr>
-          <w:rFonts w:eastAsia="Times New Roman" w:cstheme="minorHAnsi"/>
-          <w:color w:val="000000"/>
-          <w:lang w:eastAsia="ca-ES"/>
-        </w:rPr>
-        <w:t xml:space="preserve">germination </w:t>
-      </w:r>
-      <w:r>
-        <w:rPr>
-          <w:rFonts w:eastAsia="Times New Roman" w:cstheme="minorHAnsi"/>
-          <w:color w:val="000000"/>
-          <w:lang w:eastAsia="ca-ES"/>
-        </w:rPr>
-        <w:t>treatments</w:t>
-      </w:r>
-      <w:r>
-        <w:rPr>
-          <w:rFonts w:eastAsia="Times New Roman" w:cstheme="minorHAnsi"/>
-          <w:color w:val="000000"/>
-          <w:lang w:eastAsia="ca-ES"/>
-        </w:rPr>
-        <w:t xml:space="preserve"> which run for 6 </w:t>
-      </w:r>
-      <w:r>
-        <w:rPr>
-          <w:rFonts w:eastAsia="Times New Roman" w:cstheme="minorHAnsi"/>
-          <w:color w:val="000000"/>
-          <w:lang w:eastAsia="ca-ES"/>
-        </w:rPr>
-        <w:lastRenderedPageBreak/>
-        <w:t>weeks</w:t>
-      </w:r>
-      <w:r>
-        <w:rPr>
-          <w:rFonts w:eastAsia="Times New Roman" w:cstheme="minorHAnsi"/>
-          <w:color w:val="000000"/>
-          <w:lang w:eastAsia="ca-ES"/>
-        </w:rPr>
-        <w:t>.</w:t>
-      </w:r>
-      <w:r>
-        <w:rPr>
-          <w:rFonts w:eastAsia="Times New Roman" w:cstheme="minorHAnsi"/>
-          <w:color w:val="000000"/>
-          <w:lang w:eastAsia="ca-ES"/>
-        </w:rPr>
-        <w:t xml:space="preserve"> (1)</w:t>
-      </w:r>
-      <w:r>
-        <w:rPr>
-          <w:rFonts w:eastAsia="Times New Roman" w:cstheme="minorHAnsi"/>
-          <w:color w:val="000000"/>
-          <w:lang w:eastAsia="ca-ES"/>
-        </w:rPr>
-        <w:t xml:space="preserve"> control treatment consisted of </w:t>
-      </w:r>
-      <w:r>
-        <w:rPr>
-          <w:rFonts w:eastAsia="Times New Roman" w:cstheme="minorHAnsi"/>
-          <w:color w:val="000000"/>
-          <w:lang w:eastAsia="ca-ES"/>
-        </w:rPr>
-        <w:t xml:space="preserve">alternating temperatures </w:t>
-      </w:r>
-      <w:r>
-        <w:rPr>
-          <w:rFonts w:eastAsia="Times New Roman" w:cstheme="minorHAnsi"/>
-          <w:color w:val="000000"/>
-          <w:lang w:eastAsia="ca-ES"/>
-        </w:rPr>
-        <w:t xml:space="preserve">and </w:t>
-      </w:r>
-      <w:r>
-        <w:rPr>
-          <w:rFonts w:eastAsia="Times New Roman" w:cstheme="minorHAnsi"/>
-          <w:color w:val="000000"/>
-          <w:lang w:eastAsia="ca-ES"/>
-        </w:rPr>
-        <w:t xml:space="preserve">12h photoperiod </w:t>
-      </w:r>
-      <w:r>
-        <w:rPr>
-          <w:rFonts w:eastAsia="Times New Roman" w:cstheme="minorHAnsi"/>
-          <w:color w:val="000000"/>
-          <w:lang w:eastAsia="ca-ES"/>
-        </w:rPr>
-        <w:t>(referred to as “</w:t>
-      </w:r>
-      <w:r>
-        <w:rPr>
-          <w:rFonts w:eastAsia="Times New Roman" w:cstheme="minorHAnsi"/>
-          <w:color w:val="000000"/>
-          <w:lang w:eastAsia="ca-ES"/>
-        </w:rPr>
-        <w:t>Control</w:t>
-      </w:r>
-      <w:r>
-        <w:rPr>
-          <w:rFonts w:eastAsia="Times New Roman" w:cstheme="minorHAnsi"/>
-          <w:color w:val="000000"/>
-          <w:lang w:eastAsia="ca-ES"/>
-        </w:rPr>
-        <w:t>”)</w:t>
-      </w:r>
-      <w:r>
-        <w:rPr>
-          <w:rFonts w:eastAsia="Times New Roman" w:cstheme="minorHAnsi"/>
-          <w:color w:val="000000"/>
-          <w:lang w:eastAsia="ca-ES"/>
-        </w:rPr>
-        <w:t>, (2</w:t>
-      </w:r>
-      <w:r>
-        <w:rPr>
-          <w:rFonts w:eastAsia="Times New Roman" w:cstheme="minorHAnsi"/>
-          <w:color w:val="000000"/>
-          <w:lang w:eastAsia="ca-ES"/>
-        </w:rPr>
-        <w:t xml:space="preserve">) </w:t>
-      </w:r>
-      <w:r>
-        <w:rPr>
-          <w:rFonts w:eastAsia="Times New Roman" w:cstheme="minorHAnsi"/>
-          <w:color w:val="000000"/>
-          <w:lang w:eastAsia="ca-ES"/>
-        </w:rPr>
-        <w:t xml:space="preserve">alternating temperatures and constant darkness (referred to as “Darkness”), (3) alternating temperature, water stress and 12h photoperiod (referred to as “Water stress”) and (4) </w:t>
-      </w:r>
-      <w:r>
-        <w:rPr>
-          <w:rFonts w:eastAsia="Times New Roman" w:cstheme="minorHAnsi"/>
-          <w:color w:val="000000"/>
-          <w:lang w:eastAsia="ca-ES"/>
-        </w:rPr>
-        <w:t xml:space="preserve">constant temperatures and </w:t>
-      </w:r>
-      <w:r>
-        <w:rPr>
-          <w:rFonts w:eastAsia="Times New Roman" w:cstheme="minorHAnsi"/>
-          <w:color w:val="000000"/>
-          <w:lang w:eastAsia="ca-ES"/>
-        </w:rPr>
-        <w:t xml:space="preserve">12h photoperiod </w:t>
-      </w:r>
-      <w:r>
-        <w:rPr>
-          <w:rFonts w:eastAsia="Times New Roman" w:cstheme="minorHAnsi"/>
-          <w:color w:val="000000"/>
-          <w:lang w:eastAsia="ca-ES"/>
-        </w:rPr>
-        <w:t>(referred to as “</w:t>
-      </w:r>
-      <w:r>
-        <w:rPr>
-          <w:rFonts w:eastAsia="Times New Roman" w:cstheme="minorHAnsi"/>
-          <w:color w:val="000000"/>
-          <w:lang w:eastAsia="ca-ES"/>
-        </w:rPr>
-        <w:t>Constant Temperature</w:t>
-      </w:r>
-      <w:r>
-        <w:rPr>
-          <w:rFonts w:eastAsia="Times New Roman" w:cstheme="minorHAnsi"/>
-          <w:color w:val="000000"/>
-          <w:lang w:eastAsia="ca-ES"/>
-        </w:rPr>
-        <w:t>”</w:t>
-      </w:r>
-      <w:r>
-        <w:rPr>
-          <w:rFonts w:eastAsia="Times New Roman" w:cstheme="minorHAnsi"/>
-          <w:color w:val="000000"/>
-          <w:lang w:eastAsia="ca-ES"/>
-        </w:rPr>
-        <w:t>)</w:t>
-      </w:r>
-      <w:r>
-        <w:rPr>
-          <w:rFonts w:eastAsia="Times New Roman" w:cstheme="minorHAnsi"/>
-          <w:color w:val="000000"/>
-          <w:lang w:eastAsia="ca-ES"/>
-        </w:rPr>
-        <w:t>.</w:t>
-      </w:r>
-      <w:r>
-        <w:rPr>
-          <w:rFonts w:eastAsia="Times New Roman" w:cstheme="minorHAnsi"/>
-          <w:color w:val="000000"/>
-          <w:lang w:eastAsia="ca-ES"/>
-        </w:rPr>
-        <w:t xml:space="preserve"> </w:t>
-      </w:r>
-      <w:r>
-        <w:rPr>
-          <w:rFonts w:eastAsia="Times New Roman" w:cstheme="minorHAnsi"/>
-          <w:color w:val="000000"/>
-          <w:lang w:eastAsia="ca-ES"/>
-        </w:rPr>
-        <w:t>Pre</w:t>
-      </w:r>
-      <w:r>
-        <w:rPr>
-          <w:rFonts w:eastAsia="Times New Roman" w:cstheme="minorHAnsi"/>
-          <w:color w:val="000000"/>
-          <w:lang w:eastAsia="ca-ES"/>
-        </w:rPr>
-        <w:t>ceding</w:t>
-      </w:r>
-      <w:r>
-        <w:rPr>
-          <w:rFonts w:eastAsia="Times New Roman" w:cstheme="minorHAnsi"/>
-          <w:color w:val="000000"/>
-          <w:lang w:eastAsia="ca-ES"/>
-        </w:rPr>
-        <w:t xml:space="preserve"> </w:t>
-      </w:r>
-      <w:r>
-        <w:rPr>
-          <w:rFonts w:eastAsia="Times New Roman" w:cstheme="minorHAnsi"/>
-          <w:color w:val="000000"/>
-          <w:lang w:eastAsia="ca-ES"/>
-        </w:rPr>
-        <w:t xml:space="preserve">germination research </w:t>
-      </w:r>
-      <w:r>
-        <w:rPr>
-          <w:rFonts w:eastAsia="Times New Roman" w:cstheme="minorHAnsi"/>
-          <w:color w:val="000000"/>
-          <w:lang w:eastAsia="ca-ES"/>
-        </w:rPr>
-        <w:t xml:space="preserve">by </w:t>
-      </w:r>
-      <w:r>
-        <w:rPr>
-          <w:rFonts w:eastAsia="Times New Roman" w:cstheme="minorHAnsi"/>
-          <w:color w:val="000000"/>
-          <w:highlight w:val="yellow"/>
-          <w:lang w:eastAsia="ca-ES"/>
-        </w:rPr>
-        <w:t>Espinosa del Alba et al. 2024</w:t>
-      </w:r>
-      <w:r>
-        <w:rPr>
-          <w:rFonts w:eastAsia="Times New Roman" w:cstheme="minorHAnsi"/>
-          <w:color w:val="000000"/>
-          <w:lang w:eastAsia="ca-ES"/>
-        </w:rPr>
-        <w:t xml:space="preserve"> found </w:t>
-      </w:r>
-      <w:r>
-        <w:rPr>
-          <w:rFonts w:eastAsia="Times New Roman" w:cstheme="minorHAnsi"/>
-          <w:color w:val="000000"/>
-          <w:lang w:eastAsia="ca-ES"/>
-        </w:rPr>
-        <w:t xml:space="preserve">that </w:t>
-      </w:r>
-      <w:r>
-        <w:rPr>
-          <w:rFonts w:eastAsia="Times New Roman" w:cstheme="minorHAnsi"/>
-          <w:color w:val="000000"/>
-          <w:lang w:eastAsia="ca-ES"/>
-        </w:rPr>
-        <w:t xml:space="preserve">all </w:t>
-      </w:r>
-      <w:r>
-        <w:rPr>
-          <w:rFonts w:eastAsia="Times New Roman" w:cstheme="minorHAnsi"/>
-          <w:color w:val="000000"/>
-          <w:lang w:eastAsia="ca-ES"/>
-        </w:rPr>
-        <w:t xml:space="preserve">species could be divided </w:t>
-      </w:r>
-      <w:r>
-        <w:rPr>
-          <w:rFonts w:eastAsia="Times New Roman" w:cstheme="minorHAnsi"/>
-          <w:color w:val="000000"/>
-          <w:lang w:eastAsia="ca-ES"/>
-        </w:rPr>
-        <w:t xml:space="preserve">in two </w:t>
-      </w:r>
-      <w:r>
-        <w:rPr>
-          <w:rFonts w:eastAsia="Times New Roman" w:cstheme="minorHAnsi"/>
-          <w:color w:val="000000"/>
-          <w:lang w:eastAsia="ca-ES"/>
-        </w:rPr>
-        <w:t xml:space="preserve">optimal </w:t>
-      </w:r>
-      <w:r>
-        <w:rPr>
-          <w:rFonts w:eastAsia="Times New Roman" w:cstheme="minorHAnsi"/>
-          <w:color w:val="000000"/>
-          <w:lang w:eastAsia="ca-ES"/>
-        </w:rPr>
-        <w:t xml:space="preserve">germination </w:t>
-      </w:r>
-      <w:r>
-        <w:rPr>
-          <w:rFonts w:eastAsia="Times New Roman" w:cstheme="minorHAnsi"/>
-          <w:color w:val="000000"/>
-          <w:lang w:eastAsia="ca-ES"/>
-        </w:rPr>
-        <w:t>temperatures</w:t>
-      </w:r>
-      <w:r>
-        <w:rPr>
-          <w:rFonts w:eastAsia="Times New Roman" w:cstheme="minorHAnsi"/>
-          <w:color w:val="000000"/>
-          <w:lang w:eastAsia="ca-ES"/>
-        </w:rPr>
-        <w:t>: (1)</w:t>
-      </w:r>
-      <w:r>
-        <w:rPr>
-          <w:rFonts w:eastAsia="Times New Roman" w:cstheme="minorHAnsi"/>
-          <w:color w:val="000000"/>
-          <w:lang w:eastAsia="ca-ES"/>
-        </w:rPr>
-        <w:t xml:space="preserve"> cold</w:t>
-      </w:r>
-      <w:r>
-        <w:rPr>
-          <w:rFonts w:eastAsia="Times New Roman" w:cstheme="minorHAnsi"/>
-          <w:color w:val="000000"/>
-          <w:lang w:eastAsia="ca-ES"/>
-        </w:rPr>
-        <w:t xml:space="preserve"> (15 - 5 ºC)</w:t>
-      </w:r>
-      <w:r>
-        <w:rPr>
-          <w:rFonts w:eastAsia="Times New Roman" w:cstheme="minorHAnsi"/>
-          <w:color w:val="000000"/>
-          <w:lang w:eastAsia="ca-ES"/>
-        </w:rPr>
-        <w:t xml:space="preserve"> and </w:t>
-      </w:r>
-      <w:r>
-        <w:rPr>
-          <w:rFonts w:eastAsia="Times New Roman" w:cstheme="minorHAnsi"/>
-          <w:color w:val="000000"/>
-          <w:lang w:eastAsia="ca-ES"/>
-        </w:rPr>
-        <w:t xml:space="preserve">(2) </w:t>
-      </w:r>
-      <w:r>
-        <w:rPr>
-          <w:rFonts w:eastAsia="Times New Roman" w:cstheme="minorHAnsi"/>
-          <w:color w:val="000000"/>
-          <w:lang w:eastAsia="ca-ES"/>
-        </w:rPr>
-        <w:t>warm</w:t>
-      </w:r>
-      <w:r>
-        <w:rPr>
-          <w:rFonts w:eastAsia="Times New Roman" w:cstheme="minorHAnsi"/>
-          <w:color w:val="000000"/>
-          <w:lang w:eastAsia="ca-ES"/>
-        </w:rPr>
-        <w:t xml:space="preserve"> (22 - 12ºC)</w:t>
-      </w:r>
-      <w:r>
-        <w:rPr>
-          <w:rFonts w:eastAsia="Times New Roman" w:cstheme="minorHAnsi"/>
-          <w:color w:val="000000"/>
-          <w:lang w:eastAsia="ca-ES"/>
-        </w:rPr>
-        <w:t xml:space="preserve"> </w:t>
-      </w:r>
-      <w:r>
-        <w:rPr>
-          <w:rFonts w:eastAsia="Times New Roman" w:cstheme="minorHAnsi"/>
-          <w:color w:val="000000"/>
-          <w:lang w:eastAsia="ca-ES"/>
-        </w:rPr>
-        <w:t>temperatures</w:t>
-      </w:r>
-      <w:r>
-        <w:rPr>
-          <w:rFonts w:eastAsia="Times New Roman" w:cstheme="minorHAnsi"/>
-          <w:color w:val="000000"/>
-          <w:lang w:eastAsia="ca-ES"/>
-        </w:rPr>
-        <w:t>. The two temperature regimes</w:t>
-      </w:r>
-      <w:r>
-        <w:rPr>
-          <w:rFonts w:eastAsia="Times New Roman" w:cstheme="minorHAnsi"/>
-          <w:color w:val="000000"/>
-          <w:lang w:eastAsia="ca-ES"/>
-        </w:rPr>
-        <w:t xml:space="preserve"> were programmed</w:t>
-      </w:r>
-      <w:r>
-        <w:rPr>
-          <w:rFonts w:eastAsia="Times New Roman" w:cstheme="minorHAnsi"/>
-          <w:color w:val="000000"/>
-          <w:lang w:eastAsia="ca-ES"/>
-        </w:rPr>
-        <w:t xml:space="preserve"> in </w:t>
-      </w:r>
-      <w:r>
-        <w:rPr>
-          <w:rFonts w:eastAsia="Times New Roman" w:cstheme="minorHAnsi"/>
-          <w:color w:val="000000"/>
-          <w:lang w:eastAsia="ca-ES"/>
-        </w:rPr>
-        <w:t>four</w:t>
-      </w:r>
-      <w:r>
-        <w:rPr>
-          <w:rFonts w:eastAsia="Times New Roman" w:cstheme="minorHAnsi"/>
-          <w:color w:val="000000"/>
-          <w:lang w:eastAsia="ca-ES"/>
-        </w:rPr>
-        <w:t xml:space="preserve"> </w:t>
-      </w:r>
-      <w:r>
-        <w:rPr>
-          <w:rFonts w:eastAsia="Times New Roman" w:cstheme="minorHAnsi"/>
-          <w:color w:val="000000"/>
-          <w:lang w:eastAsia="ca-ES"/>
-        </w:rPr>
-        <w:t>different</w:t>
-      </w:r>
-      <w:r>
-        <w:rPr>
-          <w:rFonts w:eastAsia="Times New Roman" w:cstheme="minorHAnsi"/>
-          <w:color w:val="000000"/>
-          <w:lang w:eastAsia="ca-ES"/>
-        </w:rPr>
-        <w:t xml:space="preserve"> climatic</w:t>
-      </w:r>
-      <w:r>
-        <w:rPr>
-          <w:rFonts w:eastAsia="Times New Roman" w:cstheme="minorHAnsi"/>
-          <w:color w:val="000000"/>
-          <w:lang w:eastAsia="ca-ES"/>
-        </w:rPr>
-        <w:t xml:space="preserve"> chambers</w:t>
-      </w:r>
-      <w:r>
-        <w:rPr>
-          <w:rFonts w:eastAsia="Times New Roman" w:cstheme="minorHAnsi"/>
-          <w:color w:val="000000"/>
-          <w:lang w:eastAsia="ca-ES"/>
-        </w:rPr>
-        <w:t xml:space="preserve"> </w:t>
-      </w:r>
-      <w:r>
-        <w:rPr>
-          <w:rFonts w:eastAsia="Times New Roman" w:cstheme="minorHAnsi"/>
-          <w:color w:val="000000"/>
-          <w:lang w:eastAsia="ca-ES"/>
-        </w:rPr>
-        <w:t>i.e. there</w:t>
-      </w:r>
-      <w:r>
-        <w:rPr>
-          <w:rFonts w:eastAsia="Times New Roman" w:cstheme="minorHAnsi"/>
-          <w:color w:val="000000"/>
-          <w:lang w:eastAsia="ca-ES"/>
-        </w:rPr>
-        <w:t xml:space="preserve"> were</w:t>
-      </w:r>
-      <w:r>
-        <w:rPr>
-          <w:rFonts w:eastAsia="Times New Roman" w:cstheme="minorHAnsi"/>
-          <w:color w:val="000000"/>
-          <w:lang w:eastAsia="ca-ES"/>
-        </w:rPr>
-        <w:t xml:space="preserve"> two constant</w:t>
-      </w:r>
-      <w:r>
-        <w:rPr>
-          <w:rFonts w:eastAsia="Times New Roman" w:cstheme="minorHAnsi"/>
-          <w:color w:val="000000"/>
-          <w:lang w:eastAsia="ca-ES"/>
-        </w:rPr>
-        <w:t xml:space="preserve"> (10</w:t>
-      </w:r>
-      <w:r>
-        <w:rPr>
-          <w:rFonts w:eastAsia="Times New Roman" w:cstheme="minorHAnsi"/>
-          <w:color w:val="000000"/>
-          <w:lang w:eastAsia="ca-ES"/>
-        </w:rPr>
-        <w:t>ºC</w:t>
-      </w:r>
-      <w:r>
-        <w:rPr>
-          <w:rFonts w:eastAsia="Times New Roman" w:cstheme="minorHAnsi"/>
-          <w:color w:val="000000"/>
-          <w:lang w:eastAsia="ca-ES"/>
-        </w:rPr>
-        <w:t xml:space="preserve"> vs 17 ºC)</w:t>
-      </w:r>
-      <w:r>
-        <w:rPr>
-          <w:rFonts w:eastAsia="Times New Roman" w:cstheme="minorHAnsi"/>
-          <w:color w:val="000000"/>
-          <w:lang w:eastAsia="ca-ES"/>
-        </w:rPr>
-        <w:t xml:space="preserve"> and two alternating temperature regimes</w:t>
-      </w:r>
-      <w:r>
-        <w:rPr>
-          <w:rFonts w:eastAsia="Times New Roman" w:cstheme="minorHAnsi"/>
-          <w:color w:val="000000"/>
-          <w:lang w:eastAsia="ca-ES"/>
-        </w:rPr>
-        <w:t>.</w:t>
-      </w:r>
-      <w:r>
-        <w:rPr>
-          <w:rFonts w:eastAsia="Times New Roman" w:cstheme="minorHAnsi"/>
-          <w:color w:val="000000"/>
-          <w:lang w:eastAsia="ca-ES"/>
-        </w:rPr>
-        <w:t xml:space="preserve"> </w:t>
-      </w:r>
-      <w:r>
-        <w:rPr>
-          <w:rFonts w:eastAsia="Times New Roman" w:cstheme="minorHAnsi"/>
-          <w:color w:val="000000"/>
-          <w:lang w:eastAsia="ca-ES"/>
-        </w:rPr>
-        <w:t>Before the start of the experiment</w:t>
-      </w:r>
-      <w:r>
-        <w:rPr>
-          <w:rFonts w:eastAsia="Times New Roman" w:cstheme="minorHAnsi"/>
-          <w:color w:val="000000"/>
-          <w:lang w:eastAsia="ca-ES"/>
-        </w:rPr>
-        <w:t xml:space="preserve">, we subjected all seed lots to </w:t>
-      </w:r>
-      <w:r>
-        <w:rPr>
-          <w:rFonts w:eastAsia="Times New Roman" w:cstheme="minorHAnsi"/>
-          <w:color w:val="000000"/>
-          <w:lang w:eastAsia="ca-ES"/>
-        </w:rPr>
-        <w:t xml:space="preserve">a common </w:t>
-      </w:r>
-      <w:r>
-        <w:rPr>
-          <w:rFonts w:eastAsia="Times New Roman" w:cstheme="minorHAnsi"/>
-          <w:color w:val="000000"/>
-          <w:lang w:eastAsia="ca-ES"/>
-        </w:rPr>
-        <w:t>5-month long</w:t>
-      </w:r>
-      <w:r>
-        <w:rPr>
-          <w:rFonts w:eastAsia="Times New Roman" w:cstheme="minorHAnsi"/>
-          <w:color w:val="000000"/>
-          <w:lang w:eastAsia="ca-ES"/>
-        </w:rPr>
-        <w:t xml:space="preserve"> (November</w:t>
-      </w:r>
-      <w:r>
-        <w:rPr>
-          <w:rFonts w:eastAsia="Times New Roman" w:cstheme="minorHAnsi"/>
-          <w:color w:val="000000"/>
-          <w:lang w:eastAsia="ca-ES"/>
-        </w:rPr>
-        <w:t xml:space="preserve"> – </w:t>
-      </w:r>
-      <w:r>
-        <w:rPr>
-          <w:rFonts w:eastAsia="Times New Roman" w:cstheme="minorHAnsi"/>
-          <w:color w:val="000000"/>
-          <w:lang w:eastAsia="ca-ES"/>
-        </w:rPr>
-        <w:t>March</w:t>
-      </w:r>
-      <w:r>
-        <w:rPr>
-          <w:rFonts w:eastAsia="Times New Roman" w:cstheme="minorHAnsi"/>
-          <w:color w:val="000000"/>
-          <w:lang w:eastAsia="ca-ES"/>
-        </w:rPr>
-        <w:t>)</w:t>
-      </w:r>
-      <w:r>
-        <w:rPr>
-          <w:rFonts w:eastAsia="Times New Roman" w:cstheme="minorHAnsi"/>
-          <w:color w:val="000000"/>
-          <w:lang w:eastAsia="ca-ES"/>
-        </w:rPr>
-        <w:t xml:space="preserve"> </w:t>
-      </w:r>
-      <w:r>
-        <w:rPr>
-          <w:rFonts w:eastAsia="Times New Roman" w:cstheme="minorHAnsi"/>
-          <w:color w:val="000000"/>
-          <w:lang w:eastAsia="ca-ES"/>
-        </w:rPr>
-        <w:t>cold-stratification pretreatment</w:t>
-      </w:r>
-      <w:r>
-        <w:rPr>
-          <w:rFonts w:eastAsia="Times New Roman" w:cstheme="minorHAnsi"/>
-          <w:color w:val="000000"/>
-          <w:lang w:eastAsia="ca-ES"/>
-        </w:rPr>
-        <w:t xml:space="preserve"> at 0ºC and darkness</w:t>
-      </w:r>
-      <w:r>
-        <w:rPr>
-          <w:rFonts w:eastAsia="Times New Roman" w:cstheme="minorHAnsi"/>
-          <w:color w:val="000000"/>
-          <w:lang w:eastAsia="ca-ES"/>
-        </w:rPr>
-        <w:t>.</w:t>
-      </w:r>
-      <w:r>
-        <w:rPr>
-          <w:rFonts w:eastAsia="Times New Roman" w:cstheme="minorHAnsi"/>
-          <w:color w:val="000000"/>
-          <w:lang w:eastAsia="ca-ES"/>
-        </w:rPr>
-        <w:t xml:space="preserve"> The pretreatment goal was to mimic </w:t>
-      </w:r>
-      <w:r>
-        <w:rPr>
-          <w:rFonts w:eastAsia="Times New Roman" w:cstheme="minorHAnsi"/>
-          <w:color w:val="000000"/>
-          <w:lang w:eastAsia="ca-ES"/>
-        </w:rPr>
-        <w:t xml:space="preserve">natural </w:t>
-      </w:r>
-      <w:r>
-        <w:rPr>
-          <w:rFonts w:eastAsia="Times New Roman" w:cstheme="minorHAnsi"/>
-          <w:color w:val="000000"/>
-          <w:lang w:eastAsia="ca-ES"/>
-        </w:rPr>
-        <w:t>snow conditions registered in the area</w:t>
-      </w:r>
-      <w:r>
-        <w:rPr>
-          <w:rFonts w:eastAsia="Times New Roman" w:cstheme="minorHAnsi"/>
-          <w:color w:val="000000"/>
-          <w:lang w:eastAsia="ca-ES"/>
-        </w:rPr>
-        <w:t xml:space="preserve"> (</w:t>
-      </w:r>
-      <w:r>
-        <w:rPr>
-          <w:rFonts w:eastAsia="Times New Roman" w:cstheme="minorHAnsi"/>
-          <w:color w:val="000000"/>
-          <w:highlight w:val="yellow"/>
-          <w:lang w:eastAsia="ca-ES"/>
-        </w:rPr>
-        <w:t>Espinosa del Alba et al. 2024</w:t>
-      </w:r>
-      <w:r>
-        <w:rPr>
-          <w:rFonts w:eastAsia="Times New Roman" w:cstheme="minorHAnsi"/>
-          <w:color w:val="000000"/>
-          <w:lang w:eastAsia="ca-ES"/>
-        </w:rPr>
-        <w:t xml:space="preserve">) and ensure dormancy breaking. For the pretreatment, </w:t>
-      </w:r>
-      <w:r>
-        <w:rPr>
-          <w:rFonts w:eastAsia="Times New Roman" w:cstheme="minorHAnsi"/>
-          <w:color w:val="000000"/>
-          <w:lang w:eastAsia="ca-ES"/>
-        </w:rPr>
-        <w:t xml:space="preserve">each </w:t>
-      </w:r>
-      <w:r>
-        <w:rPr>
-          <w:rFonts w:eastAsia="Times New Roman" w:cstheme="minorHAnsi"/>
-          <w:color w:val="000000"/>
-          <w:lang w:eastAsia="ca-ES"/>
-        </w:rPr>
-        <w:t xml:space="preserve">seed lot </w:t>
-      </w:r>
-      <w:r>
-        <w:rPr>
-          <w:rFonts w:eastAsia="Times New Roman" w:cstheme="minorHAnsi"/>
-          <w:color w:val="000000"/>
-          <w:lang w:eastAsia="ca-ES"/>
-        </w:rPr>
-        <w:t>w</w:t>
-      </w:r>
-      <w:r>
-        <w:rPr>
-          <w:rFonts w:eastAsia="Times New Roman" w:cstheme="minorHAnsi"/>
-          <w:color w:val="000000"/>
-          <w:lang w:eastAsia="ca-ES"/>
-        </w:rPr>
-        <w:t>as</w:t>
-      </w:r>
-      <w:r>
-        <w:rPr>
-          <w:rFonts w:eastAsia="Times New Roman" w:cstheme="minorHAnsi"/>
-          <w:color w:val="000000"/>
-          <w:lang w:eastAsia="ca-ES"/>
-        </w:rPr>
-        <w:t xml:space="preserve"> </w:t>
-      </w:r>
-      <w:r>
-        <w:rPr>
-          <w:rFonts w:eastAsia="Times New Roman" w:cstheme="minorHAnsi"/>
-          <w:color w:val="000000"/>
-          <w:lang w:eastAsia="ca-ES"/>
-        </w:rPr>
-        <w:t xml:space="preserve">sowed </w:t>
-      </w:r>
-      <w:r>
-        <w:rPr>
-          <w:rFonts w:eastAsia="Times New Roman" w:cstheme="minorHAnsi"/>
-          <w:color w:val="000000"/>
-          <w:lang w:eastAsia="ca-ES"/>
-        </w:rPr>
-        <w:t xml:space="preserve">in 16 </w:t>
-      </w:r>
-      <w:r>
-        <w:rPr>
-          <w:rFonts w:eastAsia="Times New Roman" w:cstheme="minorHAnsi"/>
-          <w:color w:val="000000"/>
-          <w:lang w:eastAsia="ca-ES"/>
-        </w:rPr>
-        <w:t>Petri</w:t>
-      </w:r>
-      <w:r>
-        <w:rPr>
-          <w:rFonts w:eastAsia="Times New Roman" w:cstheme="minorHAnsi"/>
-          <w:color w:val="000000"/>
-          <w:lang w:eastAsia="ca-ES"/>
-        </w:rPr>
-        <w:t xml:space="preserve"> dishes </w:t>
-      </w:r>
-      <w:r>
-        <w:rPr>
-          <w:rFonts w:eastAsia="Times New Roman" w:cstheme="minorHAnsi"/>
-          <w:color w:val="000000"/>
-          <w:lang w:eastAsia="ca-ES"/>
-        </w:rPr>
-        <w:t>replicates</w:t>
-      </w:r>
-      <w:r>
-        <w:rPr>
-          <w:rFonts w:eastAsia="Times New Roman" w:cstheme="minorHAnsi"/>
-          <w:color w:val="000000"/>
-          <w:lang w:eastAsia="ca-ES"/>
-        </w:rPr>
-        <w:t xml:space="preserve"> (</w:t>
-      </w:r>
-      <w:r>
-        <w:rPr>
-          <w:rFonts w:eastAsia="Times New Roman" w:cstheme="minorHAnsi"/>
-          <w:color w:val="000000"/>
-          <w:lang w:eastAsia="ca-ES"/>
-        </w:rPr>
-        <w:t>90</w:t>
-      </w:r>
-      <w:r>
-        <w:rPr>
-          <w:rFonts w:eastAsia="Times New Roman" w:cstheme="minorHAnsi"/>
-          <w:color w:val="000000"/>
-          <w:lang w:eastAsia="ca-ES"/>
-        </w:rPr>
-        <w:t xml:space="preserve"> </w:t>
-      </w:r>
-      <w:r>
-        <w:rPr>
-          <w:rFonts w:eastAsia="Times New Roman" w:cstheme="minorHAnsi"/>
-          <w:color w:val="000000"/>
-          <w:lang w:eastAsia="ca-ES"/>
-        </w:rPr>
-        <w:t>m</w:t>
-      </w:r>
-      <w:r>
-        <w:rPr>
-          <w:rFonts w:eastAsia="Times New Roman" w:cstheme="minorHAnsi"/>
-          <w:color w:val="000000"/>
-          <w:lang w:eastAsia="ca-ES"/>
-        </w:rPr>
-        <w:t>m</w:t>
-      </w:r>
-      <w:r>
-        <w:rPr>
-          <w:rFonts w:eastAsia="Times New Roman" w:cstheme="minorHAnsi"/>
-          <w:color w:val="000000"/>
-          <w:lang w:eastAsia="ca-ES"/>
-        </w:rPr>
-        <w:t xml:space="preserve"> </w:t>
-      </w:r>
-      <w:r>
-        <w:rPr>
-          <w:rFonts w:eastAsia="Times New Roman" w:cstheme="minorHAnsi"/>
-          <w:color w:val="000000"/>
-          <w:lang w:eastAsia="ca-ES"/>
-        </w:rPr>
-        <w:t>Ø</w:t>
-      </w:r>
-      <w:r>
-        <w:rPr>
-          <w:rFonts w:eastAsia="Times New Roman" w:cstheme="minorHAnsi"/>
-          <w:color w:val="000000"/>
-          <w:lang w:eastAsia="ca-ES"/>
-        </w:rPr>
-        <w:t>)</w:t>
-      </w:r>
-      <w:r>
-        <w:rPr>
-          <w:rFonts w:eastAsia="Times New Roman" w:cstheme="minorHAnsi"/>
-          <w:color w:val="000000"/>
-          <w:lang w:eastAsia="ca-ES"/>
-        </w:rPr>
-        <w:t xml:space="preserve"> </w:t>
-      </w:r>
-      <w:r>
-        <w:rPr>
-          <w:rFonts w:eastAsia="Times New Roman" w:cstheme="minorHAnsi"/>
-          <w:color w:val="000000"/>
-          <w:lang w:eastAsia="ca-ES"/>
-        </w:rPr>
-        <w:t xml:space="preserve">with </w:t>
-      </w:r>
-      <w:r>
-        <w:rPr>
-          <w:rFonts w:eastAsia="Times New Roman" w:cstheme="minorHAnsi"/>
-          <w:color w:val="000000"/>
-          <w:lang w:eastAsia="ca-ES"/>
-        </w:rPr>
-        <w:t xml:space="preserve">25 seeds </w:t>
-      </w:r>
-      <w:r>
-        <w:rPr>
-          <w:rFonts w:eastAsia="Times New Roman" w:cstheme="minorHAnsi"/>
-          <w:color w:val="000000"/>
-          <w:lang w:eastAsia="ca-ES"/>
-        </w:rPr>
-        <w:t>each</w:t>
-      </w:r>
-      <w:r>
-        <w:rPr>
-          <w:rFonts w:eastAsia="Times New Roman" w:cstheme="minorHAnsi"/>
-          <w:color w:val="000000"/>
-          <w:lang w:eastAsia="ca-ES"/>
-        </w:rPr>
-        <w:t xml:space="preserve"> (numbers were adapted for seed lots with fewer seeds available) </w:t>
-      </w:r>
-      <w:r>
-        <w:rPr>
-          <w:rFonts w:eastAsia="Times New Roman" w:cstheme="minorHAnsi"/>
-          <w:color w:val="000000"/>
-          <w:lang w:eastAsia="ca-ES"/>
-        </w:rPr>
-        <w:t>on</w:t>
-      </w:r>
-      <w:r>
-        <w:rPr>
-          <w:rFonts w:eastAsia="Times New Roman" w:cstheme="minorHAnsi"/>
-          <w:color w:val="000000"/>
-          <w:lang w:eastAsia="ca-ES"/>
-        </w:rPr>
-        <w:t xml:space="preserve"> </w:t>
-      </w:r>
-      <w:r>
-        <w:rPr>
-          <w:rFonts w:eastAsia="Times New Roman" w:cstheme="minorHAnsi"/>
-          <w:color w:val="000000"/>
-          <w:lang w:eastAsia="ca-ES"/>
-        </w:rPr>
-        <w:t>agar 1%</w:t>
-      </w:r>
-      <w:r>
-        <w:rPr>
-          <w:rFonts w:eastAsia="Times New Roman" w:cstheme="minorHAnsi"/>
-          <w:color w:val="000000"/>
-          <w:lang w:eastAsia="ca-ES"/>
-        </w:rPr>
-        <w:t xml:space="preserve"> (1</w:t>
-      </w:r>
-      <w:r>
-        <w:rPr>
-          <w:rFonts w:eastAsia="Times New Roman" w:cstheme="minorHAnsi"/>
-          <w:color w:val="000000"/>
-          <w:lang w:eastAsia="ca-ES"/>
-        </w:rPr>
-        <w:t xml:space="preserve">0 gr agar in </w:t>
-      </w:r>
-      <w:r>
-        <w:rPr>
-          <w:rFonts w:eastAsia="Times New Roman" w:cstheme="minorHAnsi"/>
-          <w:color w:val="000000"/>
-          <w:lang w:eastAsia="ca-ES"/>
-        </w:rPr>
-        <w:t xml:space="preserve">1L </w:t>
-      </w:r>
-      <w:r>
-        <w:rPr>
-          <w:rFonts w:eastAsia="Times New Roman" w:cstheme="minorHAnsi"/>
-          <w:color w:val="000000"/>
-          <w:lang w:eastAsia="ca-ES"/>
-        </w:rPr>
-        <w:t xml:space="preserve">of </w:t>
-      </w:r>
-      <w:r>
-        <w:rPr>
-          <w:rFonts w:eastAsia="Times New Roman" w:cstheme="minorHAnsi"/>
-          <w:color w:val="000000"/>
-          <w:lang w:eastAsia="ca-ES"/>
-        </w:rPr>
-        <w:t>distilled water)</w:t>
-      </w:r>
-      <w:r>
-        <w:rPr>
-          <w:rFonts w:eastAsia="Times New Roman" w:cstheme="minorHAnsi"/>
-          <w:color w:val="000000"/>
-          <w:lang w:eastAsia="ca-ES"/>
-        </w:rPr>
-        <w:t xml:space="preserve"> and cover with two layers of aluminium foil</w:t>
-      </w:r>
-      <w:r>
-        <w:rPr>
-          <w:rFonts w:eastAsia="Times New Roman" w:cstheme="minorHAnsi"/>
-          <w:color w:val="000000"/>
-          <w:lang w:eastAsia="ca-ES"/>
-        </w:rPr>
-        <w:t xml:space="preserve">. </w:t>
-      </w:r>
-      <w:r>
-        <w:rPr>
-          <w:rFonts w:eastAsia="Times New Roman" w:cstheme="minorHAnsi"/>
-          <w:color w:val="000000"/>
-          <w:lang w:eastAsia="ca-ES"/>
-        </w:rPr>
-        <w:t>Petri d</w:t>
-      </w:r>
-      <w:r>
-        <w:rPr>
-          <w:rFonts w:eastAsia="Times New Roman" w:cstheme="minorHAnsi"/>
-          <w:color w:val="000000"/>
-          <w:lang w:eastAsia="ca-ES"/>
-        </w:rPr>
-        <w:t xml:space="preserve">ishes were sealed with parafilm to maintain the moisture content, avoiding water stress throughout the </w:t>
-      </w:r>
-      <w:r>
-        <w:rPr>
-          <w:rFonts w:eastAsia="Times New Roman" w:cstheme="minorHAnsi"/>
-          <w:color w:val="000000"/>
-          <w:lang w:eastAsia="ca-ES"/>
-        </w:rPr>
-        <w:t>cold stratification period</w:t>
-      </w:r>
-      <w:r>
-        <w:rPr>
-          <w:rFonts w:eastAsia="Times New Roman" w:cstheme="minorHAnsi"/>
-          <w:color w:val="000000"/>
-          <w:lang w:eastAsia="ca-ES"/>
-        </w:rPr>
-        <w:t xml:space="preserve">. </w:t>
-      </w:r>
-      <w:r>
-        <w:rPr>
-          <w:rFonts w:eastAsia="Times New Roman" w:cstheme="minorHAnsi"/>
-          <w:color w:val="000000"/>
-          <w:lang w:eastAsia="ca-ES"/>
-        </w:rPr>
-        <w:t xml:space="preserve">For the study purpose three </w:t>
-      </w:r>
-      <w:r>
-        <w:rPr>
-          <w:rFonts w:cstheme="minorHAnsi"/>
-        </w:rPr>
-        <w:t>Aralab incubators (Aralab climatic chamber Fitoclima S600 PL, equipped with 4 led modules 11W 350mA)</w:t>
-      </w:r>
-      <w:r>
-        <w:rPr>
-          <w:rFonts w:cstheme="minorHAnsi"/>
-        </w:rPr>
-        <w:t xml:space="preserve"> and </w:t>
-      </w:r>
-      <w:r>
-        <w:rPr>
-          <w:rFonts w:cstheme="minorHAnsi"/>
-        </w:rPr>
-        <w:t>configured using Fitolog 9000 software (version 9308, Aralab Pharmaceutical Stability software)</w:t>
-      </w:r>
-      <w:r>
-        <w:rPr>
-          <w:rFonts w:cstheme="minorHAnsi"/>
-        </w:rPr>
-        <w:t xml:space="preserve"> and </w:t>
-      </w:r>
-      <w:r>
-        <w:rPr>
-          <w:rFonts w:cstheme="minorHAnsi"/>
-          <w:highlight w:val="yellow"/>
-        </w:rPr>
-        <w:t>one incubation chamber (</w:t>
-      </w:r>
-      <w:r>
-        <w:rPr>
-          <w:rFonts w:cstheme="minorHAnsi"/>
-          <w:highlight w:val="yellow"/>
-        </w:rPr>
-        <w:t>BOS, details EDU)</w:t>
-      </w:r>
-      <w:r>
-        <w:rPr>
-          <w:rFonts w:cstheme="minorHAnsi"/>
-        </w:rPr>
-        <w:t xml:space="preserve">. </w:t>
-      </w:r>
-      <w:r>
-        <w:rPr>
-          <w:rFonts w:cstheme="minorHAnsi"/>
-        </w:rPr>
-        <w:t xml:space="preserve"> </w:t>
-      </w:r>
-    </w:p>
-    <w:p>
-      <w:pPr>
-        <w:pStyle w:val="Ttulo3"/>
-        <w:rPr>
-          <w:rFonts w:eastAsia="Times New Roman"/>
-          <w:lang w:eastAsia="ca-ES"/>
-        </w:rPr>
-      </w:pPr>
-      <w:r>
-        <w:rPr>
-          <w:rFonts w:eastAsia="Times New Roman"/>
-          <w:lang w:eastAsia="ca-ES"/>
-        </w:rPr>
-        <w:t>2.</w:t>
-      </w:r>
-      <w:r>
-        <w:rPr>
-          <w:rFonts w:eastAsia="Times New Roman"/>
-          <w:lang w:eastAsia="ca-ES"/>
-        </w:rPr>
-        <w:t>5</w:t>
-      </w:r>
-      <w:r>
-        <w:rPr>
-          <w:rFonts w:eastAsia="Times New Roman"/>
-          <w:lang w:eastAsia="ca-ES"/>
-        </w:rPr>
-        <w:t xml:space="preserve"> Germination </w:t>
-      </w:r>
-      <w:r>
-        <w:rPr>
-          <w:rFonts w:eastAsia="Times New Roman"/>
-          <w:lang w:eastAsia="ca-ES"/>
-        </w:rPr>
-        <w:t>experiment</w:t>
-      </w:r>
-      <w:r>
-        <w:rPr>
-          <w:rFonts w:eastAsia="Times New Roman"/>
-          <w:lang w:eastAsia="ca-ES"/>
-        </w:rPr>
-        <w:t xml:space="preserve"> </w:t>
-      </w:r>
-    </w:p>
-    <w:p>
-      <w:pPr>
-        <w:shd w:val="clear" w:color="auto" w:fill="FFFFFF"/>
-        <w:spacing w:line="480" w:lineRule="auto"/>
-        <w:jc w:val="both"/>
-        <w:textAlignment w:val="baseline"/>
-        <w:rPr>
-          <w:rFonts w:cstheme="minorHAnsi"/>
-        </w:rPr>
-      </w:pPr>
-      <w:r>
-        <w:rPr>
-          <w:rFonts w:eastAsia="Times New Roman" w:cstheme="minorHAnsi"/>
-          <w:color w:val="000000"/>
-          <w:lang w:eastAsia="ca-ES"/>
-        </w:rPr>
-        <w:t>Once the pretreatment ended</w:t>
-      </w:r>
-      <w:r>
-        <w:rPr>
-          <w:rFonts w:eastAsia="Times New Roman" w:cstheme="minorHAnsi"/>
-          <w:color w:val="000000"/>
-          <w:lang w:eastAsia="ca-ES"/>
-        </w:rPr>
-        <w:t xml:space="preserve">, </w:t>
-      </w:r>
-      <w:r>
-        <w:rPr>
-          <w:rFonts w:eastAsia="Times New Roman" w:cstheme="minorHAnsi"/>
-          <w:color w:val="000000"/>
-          <w:lang w:eastAsia="ca-ES"/>
-        </w:rPr>
-        <w:t>n</w:t>
-      </w:r>
-      <w:r>
-        <w:rPr>
-          <w:rFonts w:eastAsia="Times New Roman" w:cstheme="minorHAnsi"/>
-          <w:color w:val="000000"/>
-          <w:lang w:eastAsia="ca-ES"/>
-        </w:rPr>
-        <w:t xml:space="preserve">on-germinated </w:t>
-      </w:r>
-      <w:r>
-        <w:rPr>
-          <w:rFonts w:eastAsia="Times New Roman" w:cstheme="minorHAnsi"/>
-          <w:color w:val="000000"/>
-          <w:lang w:eastAsia="ca-ES"/>
-        </w:rPr>
-        <w:t>seed</w:t>
-      </w:r>
-      <w:r>
-        <w:rPr>
-          <w:rFonts w:eastAsia="Times New Roman" w:cstheme="minorHAnsi"/>
-          <w:color w:val="000000"/>
-          <w:lang w:eastAsia="ca-ES"/>
-        </w:rPr>
-        <w:t>s</w:t>
-      </w:r>
-      <w:r>
-        <w:rPr>
-          <w:rFonts w:eastAsia="Times New Roman" w:cstheme="minorHAnsi"/>
-          <w:color w:val="000000"/>
-          <w:lang w:eastAsia="ca-ES"/>
-        </w:rPr>
-        <w:t xml:space="preserve"> were</w:t>
-      </w:r>
-      <w:r>
-        <w:rPr>
-          <w:rFonts w:eastAsia="Times New Roman" w:cstheme="minorHAnsi"/>
-          <w:color w:val="000000"/>
-          <w:lang w:eastAsia="ca-ES"/>
-        </w:rPr>
-        <w:t xml:space="preserve"> transferred to </w:t>
-      </w:r>
-      <w:r>
-        <w:rPr>
-          <w:rFonts w:eastAsia="Times New Roman" w:cstheme="minorHAnsi"/>
-          <w:color w:val="000000"/>
-          <w:lang w:eastAsia="ca-ES"/>
-        </w:rPr>
-        <w:t xml:space="preserve">new </w:t>
-      </w:r>
-      <w:r>
-        <w:t>90 mm Ø Petri dishes with two layers of filter paper (</w:t>
-      </w:r>
-      <w:r>
-        <w:rPr>
-          <w:rFonts w:eastAsia="Times New Roman" w:cstheme="minorHAnsi"/>
-          <w:color w:val="000000"/>
-          <w:lang w:eastAsia="ca-ES"/>
-        </w:rPr>
-        <w:t>Filtros Anoia S.A. paper for germination assays, Ref.518G085</w:t>
-      </w:r>
-      <w:r>
-        <w:t>)</w:t>
-      </w:r>
-      <w:r>
-        <w:t xml:space="preserve"> and sealed with parafilm</w:t>
-      </w:r>
-      <w:r>
-        <w:t>.</w:t>
-      </w:r>
-      <w:r>
-        <w:t xml:space="preserve"> </w:t>
-      </w:r>
-      <w:r>
-        <w:t xml:space="preserve">Firstly, </w:t>
-      </w:r>
-      <w:r>
-        <w:t xml:space="preserve">we transferred </w:t>
-      </w:r>
-      <w:r>
-        <w:t xml:space="preserve">the </w:t>
-      </w:r>
-      <w:r>
-        <w:t>seed</w:t>
-      </w:r>
-      <w:r>
-        <w:t>s</w:t>
-      </w:r>
-      <w:r>
-        <w:t xml:space="preserve"> for </w:t>
-      </w:r>
-      <w:r>
-        <w:t>Darkness</w:t>
-      </w:r>
-      <w:r>
-        <w:t xml:space="preserve"> treatment, </w:t>
-      </w:r>
-      <w:r>
-        <w:t xml:space="preserve">added 6ml of distilled water, sealed with parafilm </w:t>
-      </w:r>
-      <w:r>
-        <w:t xml:space="preserve">and </w:t>
-      </w:r>
-      <w:r>
-        <w:t>immediately</w:t>
-      </w:r>
-      <w:r>
-        <w:t xml:space="preserve"> cover them with two layers aluminium foil</w:t>
-      </w:r>
-      <w:r>
-        <w:t xml:space="preserve">. </w:t>
-      </w:r>
-      <w:r>
-        <w:t xml:space="preserve">Next, we transfer the seeds for the </w:t>
-      </w:r>
-      <w:r>
-        <w:t>Water stress</w:t>
-      </w:r>
-      <w:r>
-        <w:t xml:space="preserve"> </w:t>
-      </w:r>
-      <w:r>
-        <w:t>treatme</w:t>
-      </w:r>
-      <w:r>
-        <w:t>nt</w:t>
-      </w:r>
-      <w:r>
-        <w:t xml:space="preserve">, where instead of distilled water we added 6ml of </w:t>
-      </w:r>
-      <w:r>
-        <w:t>a polyethylene solution (PEG</w:t>
-      </w:r>
-      <w:r>
-        <w:t xml:space="preserve"> 6000</w:t>
-      </w:r>
-      <w:r>
-        <w:t xml:space="preserve">) </w:t>
-      </w:r>
-      <w:r>
-        <w:t xml:space="preserve">to simulate a -0.6 </w:t>
-      </w:r>
-      <w:r>
-        <w:lastRenderedPageBreak/>
-        <w:t>Mpa of water potential</w:t>
-      </w:r>
-      <w:r>
-        <w:t xml:space="preserve"> and sealed with parafilm</w:t>
-      </w:r>
-      <w:r>
-        <w:t xml:space="preserve">. </w:t>
-      </w:r>
-      <w:r>
-        <w:t xml:space="preserve">As </w:t>
-      </w:r>
-      <w:r>
-        <w:t>PEG solutions depend on experimental temperatures, t</w:t>
-      </w:r>
-      <w:r>
-        <w:t xml:space="preserve">wo </w:t>
-      </w:r>
-      <w:r>
-        <w:t xml:space="preserve">PEG solutions </w:t>
-      </w:r>
-      <w:r>
-        <w:t xml:space="preserve">were prepared </w:t>
-      </w:r>
-      <w:r>
-        <w:t xml:space="preserve">according to </w:t>
-      </w:r>
-      <w:r>
-        <w:fldChar w:fldCharType="begin" w:fldLock="1"/>
-      </w:r>
-      <w:r>
-        <w:instrText>ADDIN CSL_CITATION {"citationItems":[{"id":"ITEM-1","itemData":{"author":[{"dropping-particle":"","family":"Michel","given":"Burlyn E","non-dropping-particle":"","parse-names":false,"suffix":""},{"dropping-particle":"","family":"Kaufmann","given":"Merrill R","non-dropping-particle":"","parse-names":false,"suffix":""}],"id":"ITEM-1","issued":{"date-parts":[["1973"]]},"page":"914-916","title":"The Osmotic Potential of Polyethylene Glycol 60001","type":"article-journal"},"uris":["http://www.mendeley.com/documents/?uuid=5dcd3d1a-bbf4-4c97-b53e-728b84b2c212","http://www.mendeley.com/documents/?uuid=8bae9792-5df1-46d8-a9f4-b2080aa2e458"]}],"mendeley":{"formattedCitation":"(Michel &amp; Kaufmann 1973)","manualFormatting":"Michel &amp; Kaufmann (1973)","plainTextFormattedCitation":"(Michel &amp; Kaufmann 1973)","previouslyFormattedCitation":"(Michel &amp; Kaufmann 1973)"},"properties":{"noteIndex":0},"schema":"https://github.com/citation-style-language/schema/raw/master/csl-citation.json"}</w:instrText>
-      </w:r>
-      <w:r>
-        <w:fldChar w:fldCharType="separate"/>
-      </w:r>
-      <w:r>
-        <w:rPr>
-          <w:noProof/>
-        </w:rPr>
-        <w:t>Michel &amp; Kaufmann (1973)</w:t>
-      </w:r>
-      <w:r>
-        <w:fldChar w:fldCharType="end"/>
-      </w:r>
-      <w:r>
-        <w:t xml:space="preserve"> and </w:t>
-      </w:r>
-      <w:r>
-        <w:fldChar w:fldCharType="begin" w:fldLock="1"/>
-      </w:r>
-      <w:r>
-        <w:instrText>ADDIN CSL_CITATION {"citationItems":[{"id":"ITEM-1","itemData":{"ISBN":"1678-3921","ISSN":"1678-3921","abstract":"Um expressivo número de pesquisas vem sendo desenvolvido na área de pré-condicionamento em sementes. Na busca de contribuir com os técnicos envolvidos em pes­quisas nesta área, procurou-se através da inter-relação entre a Termodinâmica e a Tecnologia de Sementes caracterizar potenciais hídrico, osmótico, mátrico e de pressão e, a partir do tra­balho de Michel &amp; Kaufmann (1973), construir uma tabela associando potencial osmótico, concentração de polietileno glicol 6000 e temperatura.","author":[{"dropping-particle":"","family":"Villela","given":"Francisco Amaral","non-dropping-particle":"","parse-names":false,"suffix":""},{"dropping-particle":"","family":"Doni Filho","given":"Luiz","non-dropping-particle":"","parse-names":false,"suffix":""},{"dropping-particle":"","family":"Sequeira","given":"Eliseo Lecrerc","non-dropping-particle":"","parse-names":false,"suffix":""}],"container-title":"Pesquisa Agropecuária Brasileira","id":"ITEM-1","issue":"11/12","issued":{"date-parts":[["1991"]]},"page":"1957-1968","title":"Tabela de potencial osmótico em função da concentração de polietileno glicol 6.000 e da temperatura","type":"article-journal","volume":"26"},"uris":["http://www.mendeley.com/documents/?uuid=309ba047-c4bd-4f3c-8de0-e44ba85df0c4"]}],"mendeley":{"formattedCitation":"(Villela et al. 1991)","manualFormatting":"Villela et al. (1991)","plainTextFormattedCitation":"(Villela et al. 1991)","previouslyFormattedCitation":"(Villela et al. 1991)"},"properties":{"noteIndex":0},"schema":"https://github.com/citation-style-language/schema/raw/master/csl-citation.json"}</w:instrText>
-      </w:r>
-      <w:r>
-        <w:fldChar w:fldCharType="separate"/>
-      </w:r>
-      <w:r>
-        <w:rPr>
-          <w:noProof/>
-        </w:rPr>
-        <w:t xml:space="preserve">Villela et al. </w:t>
-      </w:r>
-      <w:r>
-        <w:rPr>
-          <w:noProof/>
-        </w:rPr>
-        <w:t>(</w:t>
-      </w:r>
-      <w:r>
-        <w:rPr>
-          <w:noProof/>
-        </w:rPr>
-        <w:t>1991)</w:t>
-      </w:r>
-      <w:r>
-        <w:fldChar w:fldCharType="end"/>
-      </w:r>
-      <w:r>
-        <w:t xml:space="preserve"> to reach desired osmotic potentials at </w:t>
-      </w:r>
-      <w:r>
-        <w:t xml:space="preserve">10 ºC </w:t>
-      </w:r>
-      <w:r>
-        <w:t xml:space="preserve">and </w:t>
-      </w:r>
-      <w:r>
-        <w:t>17</w:t>
-      </w:r>
-      <w:r>
-        <w:t>ºC</w:t>
-      </w:r>
-      <w:r>
-        <w:t xml:space="preserve"> </w:t>
-      </w:r>
-      <w:r>
-        <w:t xml:space="preserve">depending on species optimal germination temperature. </w:t>
-      </w:r>
-      <w:r>
-        <w:t xml:space="preserve"> </w:t>
-      </w:r>
-      <w:r>
-        <w:t xml:space="preserve">Finally, </w:t>
-      </w:r>
-      <w:r>
-        <w:t>the rest of the seed</w:t>
-      </w:r>
-      <w:r>
-        <w:t>s</w:t>
-      </w:r>
-      <w:r>
-        <w:t xml:space="preserve"> were divided between </w:t>
-      </w:r>
-      <w:r>
-        <w:t>control</w:t>
-      </w:r>
-      <w:r>
-        <w:t xml:space="preserve"> and constant</w:t>
-      </w:r>
-      <w:r>
-        <w:t xml:space="preserve"> temperature</w:t>
-      </w:r>
-      <w:r>
-        <w:t xml:space="preserve"> treatments</w:t>
-      </w:r>
-      <w:r>
-        <w:t xml:space="preserve">, </w:t>
-      </w:r>
-      <w:r>
-        <w:t>added 6ml of distilled water and sealed with parafilm</w:t>
-      </w:r>
-      <w:r>
-        <w:t xml:space="preserve">. </w:t>
-      </w:r>
-      <w:r>
-        <w:rPr>
-          <w:rFonts w:cstheme="minorHAnsi"/>
-        </w:rPr>
-        <w:t xml:space="preserve">We checked </w:t>
-      </w:r>
-      <w:r>
-        <w:rPr>
-          <w:rFonts w:cstheme="minorHAnsi"/>
-        </w:rPr>
-        <w:t xml:space="preserve">germination </w:t>
-      </w:r>
-      <w:r>
-        <w:rPr>
-          <w:rFonts w:cstheme="minorHAnsi"/>
-        </w:rPr>
-        <w:t>right after cold stratification pretreatment</w:t>
-      </w:r>
-      <w:r>
-        <w:rPr>
-          <w:rFonts w:cstheme="minorHAnsi"/>
-        </w:rPr>
-        <w:t>, as a proxy of species ability to germinate under snow-like conditions</w:t>
-      </w:r>
-      <w:r>
-        <w:rPr>
-          <w:rFonts w:cstheme="minorHAnsi"/>
-        </w:rPr>
-        <w:t xml:space="preserve"> to have extra information</w:t>
-      </w:r>
-      <w:r>
-        <w:rPr>
-          <w:rFonts w:cstheme="minorHAnsi"/>
-        </w:rPr>
-        <w:t xml:space="preserve"> to include in niche dissimilarity analysis, </w:t>
-      </w:r>
-      <w:r>
-        <w:rPr>
-          <w:rFonts w:eastAsia="Times New Roman" w:cstheme="minorHAnsi"/>
-          <w:color w:val="000000"/>
-          <w:lang w:eastAsia="ca-ES"/>
-        </w:rPr>
-        <w:t>one species (</w:t>
-      </w:r>
-      <w:r>
-        <w:rPr>
-          <w:rFonts w:eastAsia="Times New Roman" w:cstheme="minorHAnsi"/>
-          <w:i/>
-          <w:color w:val="000000"/>
-          <w:lang w:eastAsia="ca-ES"/>
-        </w:rPr>
-        <w:t>Teesdalia conferta</w:t>
-      </w:r>
-      <w:r>
-        <w:rPr>
-          <w:rFonts w:eastAsia="Times New Roman" w:cstheme="minorHAnsi"/>
-          <w:color w:val="000000"/>
-          <w:lang w:eastAsia="ca-ES"/>
-        </w:rPr>
-        <w:t>) germinated to 100% thus was removed from germination treatments analysis</w:t>
-      </w:r>
-      <w:r>
-        <w:rPr>
-          <w:rFonts w:cstheme="minorHAnsi"/>
-        </w:rPr>
-        <w:t>. Fr</w:t>
-      </w:r>
-      <w:r>
-        <w:rPr>
-          <w:rFonts w:cstheme="minorHAnsi"/>
-        </w:rPr>
-        <w:t>o</w:t>
-      </w:r>
-      <w:r>
-        <w:rPr>
-          <w:rFonts w:cstheme="minorHAnsi"/>
-        </w:rPr>
-        <w:t>m there</w:t>
-      </w:r>
-      <w:r>
-        <w:rPr>
-          <w:rFonts w:cstheme="minorHAnsi"/>
-        </w:rPr>
-        <w:t xml:space="preserve"> on,</w:t>
-      </w:r>
-      <w:r>
-        <w:rPr>
-          <w:rFonts w:cstheme="minorHAnsi"/>
-        </w:rPr>
-        <w:t xml:space="preserve"> we checked</w:t>
-      </w:r>
-      <w:r>
-        <w:rPr>
-          <w:rFonts w:cstheme="minorHAnsi"/>
-        </w:rPr>
-        <w:t xml:space="preserve"> </w:t>
-      </w:r>
-      <w:r>
-        <w:rPr>
-          <w:rFonts w:cstheme="minorHAnsi"/>
-        </w:rPr>
-        <w:t>germination</w:t>
-      </w:r>
-      <w:r>
-        <w:rPr>
-          <w:rFonts w:eastAsia="Times New Roman" w:cstheme="minorHAnsi"/>
-          <w:color w:val="000000"/>
-          <w:lang w:eastAsia="ca-ES"/>
-        </w:rPr>
-        <w:t xml:space="preserve"> </w:t>
-      </w:r>
-      <w:r>
-        <w:rPr>
-          <w:rFonts w:cstheme="minorHAnsi"/>
-        </w:rPr>
-        <w:t xml:space="preserve">every </w:t>
-      </w:r>
-      <w:r>
-        <w:rPr>
-          <w:rFonts w:cstheme="minorHAnsi"/>
-        </w:rPr>
-        <w:t xml:space="preserve">week </w:t>
-      </w:r>
-      <w:r>
-        <w:rPr>
-          <w:rFonts w:cstheme="minorHAnsi"/>
-        </w:rPr>
-        <w:t>until the end of the experiment</w:t>
-      </w:r>
-      <w:r>
-        <w:rPr>
-          <w:rFonts w:cstheme="minorHAnsi"/>
-        </w:rPr>
-        <w:t xml:space="preserve"> (6 weeks)</w:t>
-      </w:r>
-      <w:r>
-        <w:rPr>
-          <w:rFonts w:cstheme="minorHAnsi"/>
-        </w:rPr>
-        <w:t xml:space="preserve">. We removed seeds from the petri dishes once </w:t>
-      </w:r>
-      <w:r>
-        <w:rPr>
-          <w:rFonts w:eastAsia="Times New Roman" w:cstheme="minorHAnsi"/>
-          <w:color w:val="000000"/>
-          <w:lang w:eastAsia="ca-ES"/>
-        </w:rPr>
-        <w:t>germination occurred (radicle &gt; 1.5 mm long). At the end of the experiment, we cut open non-germinated seeds under the binocular loupe to visually assess if they were empty, infected, or seemed normal. We considered seeds</w:t>
-      </w:r>
-      <w:r>
-        <w:rPr>
-          <w:rFonts w:cstheme="minorHAnsi"/>
-          <w:color w:val="000000"/>
-        </w:rPr>
-        <w:t xml:space="preserve"> with white and firm embryos viable, i.e. potentially germinable </w:t>
-      </w:r>
-      <w:r>
-        <w:rPr>
-          <w:rFonts w:cstheme="minorHAnsi"/>
-          <w:color w:val="000000"/>
-        </w:rPr>
-        <w:fldChar w:fldCharType="begin" w:fldLock="1"/>
-      </w:r>
-      <w:r>
-        <w:rPr>
-          <w:rFonts w:cstheme="minorHAnsi"/>
-          <w:color w:val="000000"/>
-        </w:rPr>
-        <w:instrText>ADDIN CSL_CITATION {"citationItems":[{"id":"ITEM-1","itemData":{"DOI":"10.1016/B978-0-12-416677-6.00001-9","ISBN":"978-0-12-416677-6","abstract":"This book covers the present state of knowledge of the ecology, biogeography and evolution of whole-seed dormancy and germination, and it synthesizes available information on these topics for more than 14,000 species. The first chapter explains the meaning of seed germination ecology, provides an overview of the general kinds of information needed to understand the seed germination ecology of a species and comments on the values of such studies. Also, attention is given to reasons why this book on seed germination is needed, and how it differs from previous ones written on various aspects of seeds.","author":[{"dropping-particle":"","family":"Baskin","given":"Carol C.","non-dropping-particle":"","parse-names":false,"suffix":""},{"dropping-particle":"","family":"Baskin","given":"Jerry M.","non-dropping-particle":"","parse-names":false,"suffix":""}],"container-title":"Seeds","edition":"2nd Editio","id":"ITEM-1","issued":{"date-parts":[["2014","1","1"]]},"publisher":"Academic Press","publisher-place":"San Diego, CA, USA","title":"Seeds. Ecology, Biogeography and Evolution of Dormancy and Germination","type":"book"},"uris":["http://www.mendeley.com/documents/?uuid=a147d983-47ad-3113-ac22-f9e2c3bbcc32"]}],"mendeley":{"formattedCitation":"(Baskin and Baskin, 2014)","plainTextFormattedCitation":"(Baskin and Baskin, 2014)","previouslyFormattedCitation":"(Baskin and Baskin, 2014)"},"properties":{"noteIndex":0},"schema":"https://github.com/citation-style-language/schema/raw/master/csl-citation.json"}</w:instrText>
-      </w:r>
-      <w:r>
-        <w:rPr>
-          <w:rFonts w:cstheme="minorHAnsi"/>
-          <w:color w:val="000000"/>
-        </w:rPr>
-        <w:fldChar w:fldCharType="separate"/>
-      </w:r>
-      <w:r>
-        <w:rPr>
-          <w:rFonts w:cstheme="minorHAnsi"/>
-          <w:noProof/>
-          <w:color w:val="000000"/>
-        </w:rPr>
-        <w:t>(Baskin and Baskin, 2014)</w:t>
-      </w:r>
-      <w:r>
-        <w:rPr>
-          <w:rFonts w:cstheme="minorHAnsi"/>
-          <w:color w:val="000000"/>
-        </w:rPr>
-        <w:fldChar w:fldCharType="end"/>
-      </w:r>
-      <w:r>
-        <w:rPr>
-          <w:rFonts w:cstheme="minorHAnsi"/>
-          <w:color w:val="000000"/>
-        </w:rPr>
-        <w:t xml:space="preserve">. We removed </w:t>
-      </w:r>
-      <w:r>
-        <w:rPr>
-          <w:rFonts w:eastAsia="Times New Roman" w:cstheme="minorHAnsi"/>
-          <w:color w:val="000000"/>
-          <w:lang w:eastAsia="ca-ES"/>
-        </w:rPr>
-        <w:t xml:space="preserve">empty or infected seeds </w:t>
-      </w:r>
-      <w:r>
-        <w:rPr>
-          <w:rFonts w:eastAsia="Times New Roman" w:cstheme="minorHAnsi"/>
-          <w:color w:val="000000"/>
-          <w:lang w:eastAsia="ca-ES"/>
-        </w:rPr>
-        <w:t>as well as</w:t>
-      </w:r>
-      <w:r>
-        <w:rPr>
-          <w:rFonts w:eastAsia="Times New Roman" w:cstheme="minorHAnsi"/>
-          <w:color w:val="000000"/>
-          <w:lang w:eastAsia="ca-ES"/>
-        </w:rPr>
-        <w:t xml:space="preserve"> populations with zero germination</w:t>
-      </w:r>
-      <w:r>
-        <w:rPr>
-          <w:rFonts w:eastAsia="Times New Roman" w:cstheme="minorHAnsi"/>
-          <w:color w:val="000000"/>
-          <w:lang w:eastAsia="ca-ES"/>
-        </w:rPr>
-        <w:t xml:space="preserve"> (N = 8)</w:t>
-      </w:r>
-      <w:r>
-        <w:rPr>
-          <w:rFonts w:eastAsia="Times New Roman" w:cstheme="minorHAnsi"/>
-          <w:color w:val="000000"/>
-          <w:lang w:eastAsia="ca-ES"/>
-        </w:rPr>
-        <w:t xml:space="preserve"> </w:t>
-      </w:r>
-      <w:r>
-        <w:rPr>
-          <w:rFonts w:eastAsia="Times New Roman" w:cstheme="minorHAnsi"/>
-          <w:color w:val="000000"/>
-          <w:lang w:eastAsia="ca-ES"/>
-        </w:rPr>
-        <w:t>or with</w:t>
-      </w:r>
-      <w:r>
-        <w:rPr>
-          <w:rFonts w:eastAsia="Times New Roman" w:cstheme="minorHAnsi"/>
-          <w:color w:val="000000"/>
-          <w:lang w:eastAsia="ca-ES"/>
-        </w:rPr>
-        <w:t xml:space="preserve"> less than 25 % of viable seeds (N = </w:t>
-      </w:r>
-      <w:r>
-        <w:rPr>
-          <w:rFonts w:eastAsia="Times New Roman" w:cstheme="minorHAnsi"/>
-          <w:color w:val="000000"/>
-          <w:lang w:eastAsia="ca-ES"/>
-        </w:rPr>
-        <w:t>1)</w:t>
-      </w:r>
-      <w:r>
-        <w:rPr>
-          <w:rFonts w:eastAsia="Times New Roman" w:cstheme="minorHAnsi"/>
-          <w:color w:val="000000"/>
-          <w:lang w:eastAsia="ca-ES"/>
-        </w:rPr>
-        <w:t>, assuming</w:t>
-      </w:r>
-      <w:r>
-        <w:rPr>
-          <w:rFonts w:eastAsia="Times New Roman" w:cstheme="minorHAnsi"/>
-          <w:color w:val="000000"/>
-          <w:lang w:eastAsia="ca-ES"/>
-        </w:rPr>
-        <w:t xml:space="preserve"> we were not able to break dormancy or the seed quality during collection was not optimal</w:t>
-      </w:r>
-      <w:r>
-        <w:rPr>
-          <w:rFonts w:eastAsia="Times New Roman" w:cstheme="minorHAnsi"/>
-          <w:color w:val="000000"/>
-          <w:lang w:eastAsia="ca-ES"/>
-        </w:rPr>
-        <w:t xml:space="preserve"> from</w:t>
-      </w:r>
-      <w:r>
-        <w:rPr>
-          <w:rFonts w:eastAsia="Times New Roman" w:cstheme="minorHAnsi"/>
-          <w:color w:val="000000"/>
-          <w:lang w:eastAsia="ca-ES"/>
-        </w:rPr>
-        <w:t xml:space="preserve"> </w:t>
-      </w:r>
-      <w:r>
-        <w:rPr>
-          <w:rFonts w:eastAsia="Times New Roman" w:cstheme="minorHAnsi"/>
-          <w:color w:val="000000"/>
-          <w:lang w:eastAsia="ca-ES"/>
-        </w:rPr>
-        <w:t>for further analysis.  The</w:t>
-      </w:r>
-      <w:r>
-        <w:rPr>
-          <w:rFonts w:cstheme="minorHAnsi"/>
-        </w:rPr>
-        <w:t xml:space="preserve"> final dataset (</w:t>
-      </w:r>
-      <w:r>
-        <w:rPr>
-          <w:rFonts w:cstheme="minorHAnsi"/>
-          <w:highlight w:val="yellow"/>
-        </w:rPr>
-        <w:t>Su</w:t>
-      </w:r>
-      <w:r>
-        <w:rPr>
-          <w:rFonts w:cstheme="minorHAnsi"/>
-          <w:highlight w:val="yellow"/>
-        </w:rPr>
-        <w:t>pporting</w:t>
-      </w:r>
-      <w:r>
-        <w:rPr>
-          <w:rFonts w:cstheme="minorHAnsi"/>
-          <w:highlight w:val="yellow"/>
-        </w:rPr>
-        <w:t xml:space="preserve"> information </w:t>
-      </w:r>
-      <w:r>
-        <w:rPr>
-          <w:rFonts w:cstheme="minorHAnsi"/>
-          <w:highlight w:val="yellow"/>
-        </w:rPr>
-        <w:t>T</w:t>
-      </w:r>
-      <w:r>
-        <w:rPr>
-          <w:rFonts w:cstheme="minorHAnsi"/>
-          <w:highlight w:val="yellow"/>
-        </w:rPr>
-        <w:t>able S</w:t>
-      </w:r>
-      <w:r>
-        <w:rPr>
-          <w:rFonts w:cstheme="minorHAnsi"/>
-          <w:highlight w:val="yellow"/>
-        </w:rPr>
-        <w:t>1</w:t>
-      </w:r>
-      <w:r>
-        <w:rPr>
-          <w:rFonts w:cstheme="minorHAnsi"/>
-        </w:rPr>
-        <w:t xml:space="preserve">) consisted of the raw scoring data for </w:t>
-      </w:r>
-      <w:r>
-        <w:rPr>
-          <w:rFonts w:cstheme="minorHAnsi"/>
-        </w:rPr>
-        <w:t xml:space="preserve">58 </w:t>
-      </w:r>
-      <w:r>
-        <w:rPr>
-          <w:rFonts w:cstheme="minorHAnsi"/>
-        </w:rPr>
-        <w:t>seed lots of 5</w:t>
-      </w:r>
-      <w:r>
-        <w:rPr>
-          <w:rFonts w:cstheme="minorHAnsi"/>
-        </w:rPr>
-        <w:t>7</w:t>
-      </w:r>
-      <w:r>
-        <w:rPr>
-          <w:rFonts w:cstheme="minorHAnsi"/>
-        </w:rPr>
-        <w:t xml:space="preserve"> species representing 21 plant families. A total of 1</w:t>
-      </w:r>
-      <w:r>
-        <w:rPr>
-          <w:rFonts w:cstheme="minorHAnsi"/>
-        </w:rPr>
-        <w:t>8</w:t>
-      </w:r>
-      <w:r>
-        <w:rPr>
-          <w:rFonts w:cstheme="minorHAnsi"/>
-        </w:rPr>
-        <w:t>,</w:t>
-      </w:r>
-      <w:r>
-        <w:rPr>
-          <w:rFonts w:cstheme="minorHAnsi"/>
-        </w:rPr>
-        <w:t>371</w:t>
-      </w:r>
-      <w:r>
-        <w:rPr>
-          <w:rFonts w:cstheme="minorHAnsi"/>
-        </w:rPr>
-        <w:t xml:space="preserve"> viable seeds were used in the experiment. </w:t>
-      </w:r>
-    </w:p>
-    <w:p>
-      <w:pPr>
-        <w:pStyle w:val="Ttulo3"/>
-      </w:pPr>
-      <w:r>
-        <w:t>2.6 Additional plant traits</w:t>
-      </w:r>
-    </w:p>
-    <w:p>
-      <w:pPr>
-        <w:spacing w:line="480" w:lineRule="auto"/>
-        <w:jc w:val="both"/>
-      </w:pPr>
-      <w:r>
-        <w:t xml:space="preserve">From all the species included in the germination experiments we also measure seeds mass, as the average dry weight of 5 replicates of 50 seeds, plant height </w:t>
-      </w:r>
-      <w:r>
-        <w:t xml:space="preserve">from 10 individuals </w:t>
-      </w:r>
-      <w:r>
-        <w:t>in peak season in the field (june) and leaf traits (leaf area, LDMC and SLA) from 2 leaves of 10 individuals of each species following standard procedures (</w:t>
-      </w:r>
-      <w:r>
-        <w:rPr>
-          <w:highlight w:val="yellow"/>
-        </w:rPr>
-        <w:t>ref</w:t>
-      </w:r>
-      <w:r>
-        <w:t xml:space="preserve">) . Leaves were collected early in the day in the field, kept in sealed plastic bags with moist paper until further processing in the laboratory. First fresh weight was measured, removing any visible droplets of water, then leaves were </w:t>
-      </w:r>
-      <w:r>
-        <w:lastRenderedPageBreak/>
-        <w:t>scanned with Epson Canon scanner (</w:t>
-      </w:r>
-      <w:r>
-        <w:rPr>
-          <w:highlight w:val="yellow"/>
-        </w:rPr>
-        <w:t>REF</w:t>
-      </w:r>
-      <w:r>
-        <w:t>) at 600 dpi</w:t>
-      </w:r>
-      <w:r>
-        <w:t xml:space="preserve"> and finally leaves were put in the oven at 70ºCfor 72h to calculate dry weight. Leaves images where analysed using WINDDIAS version 3 software (</w:t>
-      </w:r>
-      <w:r>
-        <w:rPr>
-          <w:highlight w:val="yellow"/>
-        </w:rPr>
-        <w:t>ref, Miguel</w:t>
-      </w:r>
-      <w:r>
-        <w:t>)</w:t>
-      </w:r>
-    </w:p>
-    <w:p>
-      <w:pPr>
-        <w:pStyle w:val="Ttulo3"/>
-        <w:rPr>
-          <w:rFonts w:eastAsia="Times New Roman"/>
-          <w:bdr w:val="none" w:sz="0" w:space="0" w:color="auto" w:frame="1"/>
-          <w:lang w:eastAsia="ca-ES"/>
-        </w:rPr>
-      </w:pPr>
-      <w:r>
-        <w:rPr>
-          <w:rFonts w:eastAsia="Times New Roman"/>
-          <w:bdr w:val="none" w:sz="0" w:space="0" w:color="auto" w:frame="1"/>
-          <w:lang w:eastAsia="ca-ES"/>
-        </w:rPr>
-        <w:t>2.</w:t>
-      </w:r>
-      <w:r>
-        <w:rPr>
-          <w:rFonts w:eastAsia="Times New Roman"/>
-          <w:bdr w:val="none" w:sz="0" w:space="0" w:color="auto" w:frame="1"/>
-          <w:lang w:eastAsia="ca-ES"/>
-        </w:rPr>
-        <w:t>7</w:t>
-      </w:r>
-      <w:r>
-        <w:rPr>
-          <w:rFonts w:eastAsia="Times New Roman"/>
-          <w:bdr w:val="none" w:sz="0" w:space="0" w:color="auto" w:frame="1"/>
-          <w:lang w:eastAsia="ca-ES"/>
-        </w:rPr>
-        <w:t xml:space="preserve"> </w:t>
-      </w:r>
-      <w:commentRangeStart w:id="5"/>
-      <w:r>
-        <w:rPr>
-          <w:rFonts w:eastAsia="Times New Roman"/>
-          <w:bdr w:val="none" w:sz="0" w:space="0" w:color="auto" w:frame="1"/>
-          <w:lang w:eastAsia="ca-ES"/>
-        </w:rPr>
-        <w:t>Statistical analysis</w:t>
-      </w:r>
-      <w:commentRangeEnd w:id="5"/>
-      <w:r>
-        <w:rPr>
-          <w:rStyle w:val="Refdecomentario"/>
-          <w:rFonts w:ascii="Calibri" w:eastAsia="Calibri" w:hAnsi="Calibri" w:cs="Calibri"/>
-          <w:color w:val="auto"/>
-        </w:rPr>
-        <w:commentReference w:id="5"/>
-      </w:r>
-    </w:p>
-    <w:p>
-      <w:pPr>
-        <w:pStyle w:val="Ttulo2"/>
-        <w:spacing w:after="160" w:line="480" w:lineRule="auto"/>
-        <w:jc w:val="both"/>
-        <w:rPr>
-          <w:rFonts w:asciiTheme="minorHAnsi" w:eastAsia="Times New Roman" w:hAnsiTheme="minorHAnsi" w:cstheme="minorHAnsi"/>
-          <w:color w:val="000000"/>
-          <w:sz w:val="22"/>
-          <w:szCs w:val="22"/>
-          <w:highlight w:val="yellow"/>
-          <w:lang w:eastAsia="ca-ES"/>
-        </w:rPr>
-      </w:pPr>
-      <w:r>
-        <w:rPr>
-          <w:rFonts w:asciiTheme="minorHAnsi" w:eastAsia="Times New Roman" w:hAnsiTheme="minorHAnsi" w:cstheme="minorHAnsi"/>
-          <w:color w:val="000000"/>
-          <w:sz w:val="22"/>
-          <w:szCs w:val="22"/>
-          <w:highlight w:val="yellow"/>
-          <w:lang w:eastAsia="ca-ES"/>
-        </w:rPr>
-        <w:t>To describe the general germination responses w</w:t>
-      </w:r>
-      <w:r>
-        <w:rPr>
-          <w:rFonts w:asciiTheme="minorHAnsi" w:eastAsia="Times New Roman" w:hAnsiTheme="minorHAnsi" w:cstheme="minorHAnsi"/>
-          <w:color w:val="000000"/>
-          <w:sz w:val="22"/>
-          <w:szCs w:val="22"/>
-          <w:highlight w:val="yellow"/>
-          <w:lang w:eastAsia="ca-ES"/>
-        </w:rPr>
-        <w:t xml:space="preserve">e </w:t>
-      </w:r>
-      <w:r>
-        <w:rPr>
-          <w:rFonts w:asciiTheme="minorHAnsi" w:eastAsia="Times New Roman" w:hAnsiTheme="minorHAnsi" w:cstheme="minorHAnsi"/>
-          <w:color w:val="000000"/>
-          <w:sz w:val="22"/>
-          <w:szCs w:val="22"/>
-          <w:highlight w:val="yellow"/>
-          <w:lang w:eastAsia="ca-ES"/>
-        </w:rPr>
-        <w:t>analysed</w:t>
-      </w:r>
-      <w:r>
-        <w:rPr>
-          <w:rFonts w:asciiTheme="minorHAnsi" w:eastAsia="Times New Roman" w:hAnsiTheme="minorHAnsi" w:cstheme="minorHAnsi"/>
-          <w:color w:val="000000"/>
-          <w:sz w:val="22"/>
-          <w:szCs w:val="22"/>
-          <w:highlight w:val="yellow"/>
-          <w:lang w:eastAsia="ca-ES"/>
-        </w:rPr>
-        <w:t xml:space="preserve"> the</w:t>
-      </w:r>
-      <w:r>
-        <w:rPr>
-          <w:rFonts w:asciiTheme="minorHAnsi" w:eastAsia="Times New Roman" w:hAnsiTheme="minorHAnsi" w:cstheme="minorHAnsi"/>
-          <w:color w:val="000000"/>
-          <w:sz w:val="22"/>
-          <w:szCs w:val="22"/>
-          <w:highlight w:val="yellow"/>
-          <w:lang w:eastAsia="ca-ES"/>
-        </w:rPr>
-        <w:t xml:space="preserve"> germination</w:t>
-      </w:r>
-      <w:r>
-        <w:rPr>
-          <w:rFonts w:asciiTheme="minorHAnsi" w:eastAsia="Times New Roman" w:hAnsiTheme="minorHAnsi" w:cstheme="minorHAnsi"/>
-          <w:color w:val="000000"/>
-          <w:sz w:val="22"/>
-          <w:szCs w:val="22"/>
-          <w:highlight w:val="yellow"/>
-          <w:lang w:eastAsia="ca-ES"/>
-        </w:rPr>
-        <w:t xml:space="preserve"> data by fitting Markov Chain Monte Carlo generalized linear mixed models (MCMCglmm) with Bayesian estimation using the R package MCMCGLMM </w:t>
-      </w:r>
-      <w:r>
-        <w:rPr>
-          <w:rFonts w:asciiTheme="minorHAnsi" w:eastAsia="Times New Roman" w:hAnsiTheme="minorHAnsi" w:cstheme="minorHAnsi"/>
-          <w:color w:val="000000"/>
-          <w:sz w:val="22"/>
-          <w:szCs w:val="22"/>
-          <w:highlight w:val="yellow"/>
-          <w:lang w:eastAsia="ca-ES"/>
-        </w:rPr>
-        <w:fldChar w:fldCharType="begin" w:fldLock="1"/>
-      </w:r>
-      <w:r>
-        <w:rPr>
-          <w:rFonts w:asciiTheme="minorHAnsi" w:eastAsia="Times New Roman" w:hAnsiTheme="minorHAnsi" w:cstheme="minorHAnsi"/>
-          <w:color w:val="000000"/>
-          <w:sz w:val="22"/>
-          <w:szCs w:val="22"/>
-          <w:highlight w:val="yellow"/>
-          <w:lang w:eastAsia="ca-ES"/>
-        </w:rPr>
-        <w:instrText>ADDIN CSL_CITATION {"citationItems":[{"id":"ITEM-1","itemData":{"ISBN":"9781439811870","ISSN":"19390068","PMID":"18291371","abstract":"Generalized linear mixed models provide a flexible framework for modeling a range of data, although with non-Gaussian response variables the likelihood cannot be obtained in closed form. Markov chain Monte Carlo methods solve this problem by sampling from a series of simpler conditional distributions that can be evaluated. The R package MCMCglmm implements such an algorithm for a range of model fitting problems. More than one response variable can be analyzed simultaneously, and these variables are allowed to follow Gaussian, Poisson, multi(bi)nominal, exponential, zero-inflated and censored dis-tributions. A range of variance structures are permitted for the random effects, including interactions with categorical or continuous variables (i.e., random regression), and more complicated variance structures that arise through shared ancestry, either through a pedi-gree or through a phylogeny. Missing values are permitted in the response variable(s) and data can be known up to some level of measurement error as in meta-analysis. All simu-lation is done in C/ C++ using the CSparse library for sparse linear systems.","author":[{"dropping-particle":"","family":"Hadfield","given":"Jarrod D","non-dropping-particle":"","parse-names":false,"suffix":""}],"container-title":"Journal of Statistical Software","id":"ITEM-1","issue":"2","issued":{"date-parts":[["2010"]]},"page":"1-22","title":"MCMCglmm: MCMC Methods for Multi-Response GLMMs in R","type":"article-journal","volume":"33"},"uris":["http://www.mendeley.com/documents/?uuid=41627bcd-fb59-4a4f-8935-c58d22662a04"]}],"mendeley":{"formattedCitation":"(Hadfield, 2010)","plainTextFormattedCitation":"(Hadfield, 2010)","previouslyFormattedCitation":"(Hadfield, 2010)"},"properties":{"noteIndex":0},"schema":"https://github.com/citation-style-language/schema/raw/master/csl-citation.json"}</w:instrText>
-      </w:r>
-      <w:r>
-        <w:rPr>
-          <w:rFonts w:asciiTheme="minorHAnsi" w:eastAsia="Times New Roman" w:hAnsiTheme="minorHAnsi" w:cstheme="minorHAnsi"/>
-          <w:color w:val="000000"/>
-          <w:sz w:val="22"/>
-          <w:szCs w:val="22"/>
-          <w:highlight w:val="yellow"/>
-          <w:lang w:eastAsia="ca-ES"/>
-        </w:rPr>
-        <w:fldChar w:fldCharType="separate"/>
-      </w:r>
-      <w:r>
-        <w:rPr>
-          <w:rFonts w:asciiTheme="minorHAnsi" w:eastAsia="Times New Roman" w:hAnsiTheme="minorHAnsi" w:cstheme="minorHAnsi"/>
-          <w:color w:val="000000"/>
-          <w:sz w:val="22"/>
-          <w:szCs w:val="22"/>
-          <w:highlight w:val="yellow"/>
-          <w:lang w:eastAsia="ca-ES"/>
-        </w:rPr>
-        <w:t>(Hadfield, 2010)</w:t>
-      </w:r>
-      <w:r>
-        <w:rPr>
-          <w:rFonts w:asciiTheme="minorHAnsi" w:eastAsia="Times New Roman" w:hAnsiTheme="minorHAnsi" w:cstheme="minorHAnsi"/>
-          <w:color w:val="000000"/>
-          <w:sz w:val="22"/>
-          <w:szCs w:val="22"/>
-          <w:highlight w:val="yellow"/>
-          <w:lang w:eastAsia="ca-ES"/>
-        </w:rPr>
-        <w:fldChar w:fldCharType="end"/>
-      </w:r>
-      <w:r>
-        <w:rPr>
-          <w:rFonts w:asciiTheme="minorHAnsi" w:eastAsia="Times New Roman" w:hAnsiTheme="minorHAnsi" w:cstheme="minorHAnsi"/>
-          <w:color w:val="000000"/>
-          <w:sz w:val="22"/>
-          <w:szCs w:val="22"/>
-          <w:highlight w:val="yellow"/>
-          <w:lang w:eastAsia="ca-ES"/>
-        </w:rPr>
-        <w:t>. To model germination, we used binomial MCMCglmms (</w:t>
-      </w:r>
-      <w:r>
-        <w:rPr>
-          <w:rFonts w:asciiTheme="minorHAnsi" w:eastAsia="Times New Roman" w:hAnsiTheme="minorHAnsi" w:cstheme="minorHAnsi"/>
-          <w:color w:val="000000"/>
-          <w:sz w:val="22"/>
-          <w:szCs w:val="22"/>
-          <w:highlight w:val="yellow"/>
-          <w:lang w:eastAsia="ca-ES"/>
-        </w:rPr>
-        <w:t xml:space="preserve">cbind (finalgermination, viable seeds – finalgermination) ~ germination treatment, </w:t>
-      </w:r>
-      <w:r>
-        <w:rPr>
-          <w:rFonts w:asciiTheme="minorHAnsi" w:eastAsia="Times New Roman" w:hAnsiTheme="minorHAnsi" w:cstheme="minorHAnsi"/>
-          <w:color w:val="000000"/>
-          <w:sz w:val="22"/>
-          <w:szCs w:val="22"/>
-          <w:highlight w:val="yellow"/>
-          <w:lang w:eastAsia="ca-ES"/>
-        </w:rPr>
-        <w:t>family = multi</w:t>
-      </w:r>
-      <w:r>
-        <w:rPr>
-          <w:rFonts w:asciiTheme="minorHAnsi" w:eastAsia="Times New Roman" w:hAnsiTheme="minorHAnsi" w:cstheme="minorHAnsi"/>
-          <w:color w:val="000000"/>
-          <w:sz w:val="22"/>
-          <w:szCs w:val="22"/>
-          <w:highlight w:val="yellow"/>
-          <w:lang w:eastAsia="ca-ES"/>
-        </w:rPr>
-        <w:t>nomial2)</w:t>
-      </w:r>
-      <w:r>
-        <w:rPr>
-          <w:rFonts w:asciiTheme="minorHAnsi" w:eastAsia="Times New Roman" w:hAnsiTheme="minorHAnsi" w:cstheme="minorHAnsi"/>
-          <w:color w:val="000000"/>
-          <w:sz w:val="22"/>
-          <w:szCs w:val="22"/>
-          <w:highlight w:val="yellow"/>
-          <w:lang w:eastAsia="ca-ES"/>
-        </w:rPr>
-        <w:t>. For representation ggplot (REF), ggpubr (REF) were used together with binom package (REF) to create the binomial confidence intervals in figure 2.</w:t>
-      </w:r>
-    </w:p>
-    <w:p>
-      <w:pPr>
-        <w:spacing w:line="480" w:lineRule="auto"/>
-        <w:jc w:val="both"/>
-        <w:rPr>
-          <w:highlight w:val="yellow"/>
-          <w:lang w:eastAsia="ca-ES"/>
-        </w:rPr>
-      </w:pPr>
-      <w:r>
-        <w:rPr>
-          <w:highlight w:val="yellow"/>
-          <w:lang w:eastAsia="ca-ES"/>
-        </w:rPr>
-        <w:t>To calculated community means, first we transformed raw germination data to log transformed odd ratios, which already gives us information about if the response to a specific treatment is better or worse (germinating) compared to the control treatment. WE applied xx from xx package…</w:t>
-      </w:r>
-    </w:p>
-    <w:p>
-      <w:pPr>
-        <w:spacing w:line="480" w:lineRule="auto"/>
-        <w:jc w:val="both"/>
-        <w:rPr>
-          <w:highlight w:val="yellow"/>
-          <w:lang w:eastAsia="ca-ES"/>
-        </w:rPr>
-      </w:pPr>
-      <w:r>
-        <w:rPr>
-          <w:highlight w:val="yellow"/>
-          <w:lang w:eastAsia="ca-ES"/>
-        </w:rPr>
-        <w:t>To calculate niche dissimilarity we followed the procedure detailed in (book Lars) with coverage data using pacakage xxx….</w:t>
-      </w:r>
-    </w:p>
-    <w:p>
-      <w:pPr>
-        <w:spacing w:line="480" w:lineRule="auto"/>
-        <w:jc w:val="both"/>
-        <w:rPr>
-          <w:rFonts w:eastAsia="Times New Roman" w:cstheme="minorHAnsi"/>
-          <w:color w:val="000000"/>
-          <w:lang w:eastAsia="ca-ES"/>
-        </w:rPr>
-      </w:pPr>
-    </w:p>
-    <w:p>
-      <w:pPr>
-        <w:pStyle w:val="Ttulo2"/>
-        <w:spacing w:line="480" w:lineRule="auto"/>
-        <w:jc w:val="both"/>
-      </w:pPr>
-      <w:r>
-        <w:t>3.</w:t>
-      </w:r>
-      <w:r>
-        <w:t xml:space="preserve"> Preliminary results</w:t>
-      </w:r>
-    </w:p>
-    <w:p>
-      <w:pPr>
-        <w:pStyle w:val="Ttulo3"/>
-        <w:spacing w:line="480" w:lineRule="auto"/>
-        <w:jc w:val="both"/>
-      </w:pPr>
-      <w:r>
-        <w:t xml:space="preserve">3.1. Describe germination response to the germination drivers </w:t>
-      </w:r>
-    </w:p>
-    <w:p>
-      <w:pPr>
-        <w:spacing w:line="480" w:lineRule="auto"/>
-        <w:jc w:val="both"/>
-      </w:pPr>
-      <w:r>
-        <w:t xml:space="preserve">During cold stratification (pretreatment), there was approximately </w:t>
-      </w:r>
-      <w:r>
-        <w:t>30% germination in species from the Mediterranean community, while less 10% germinated in the Temperate community (see Figure 2</w:t>
-      </w:r>
-      <w:r>
-        <w:t>A</w:t>
-      </w:r>
-      <w:r>
-        <w:t>)</w:t>
-      </w:r>
-      <w:r>
-        <w:t xml:space="preserve">. </w:t>
-      </w:r>
-      <w:r>
-        <w:t>Germination analysis</w:t>
-      </w:r>
-      <w:r>
-        <w:t xml:space="preserve"> (MCMC-GLMM)</w:t>
-      </w:r>
-      <w:r>
-        <w:t xml:space="preserve"> were performed separately for each community, nevertheless, both communities responded consistently to germination drivers. Germination does not significantly differs between control (with alternating temperatures) and constant temperatures and there is a significant (pMCMC&lt;0.001) decrease of germination under </w:t>
-      </w:r>
-      <w:r>
-        <w:lastRenderedPageBreak/>
-        <w:t>water stress (MPa -0.6). In darkness, germination decreased in both communities but is significant only in the Mediterranean commun</w:t>
-      </w:r>
-      <w:r>
-        <w:t>ity (pMCMC &lt;0.01) see Figure 2</w:t>
-      </w:r>
-      <w:r>
-        <w:t>B</w:t>
-      </w:r>
-      <w:r>
-        <w:t xml:space="preserve">. </w:t>
-      </w:r>
-    </w:p>
-    <w:p>
-      <w:pPr>
-        <w:spacing w:line="480" w:lineRule="auto"/>
-        <w:jc w:val="both"/>
-      </w:pPr>
-      <w:r>
-        <w:pict w14:anchorId="1AEECF2C">
+        <w:pict w14:anchorId="24448AEF">
           <v:shapetype id="_x0000_t75" coordsize="21600,21600" o:spt="75" o:preferrelative="t" path="m@4@5l@4@11@9@11@9@5xe" filled="f" stroked="f">
             <v:stroke joinstyle="miter"/>
             <v:formulas>
@@ -6320,7 +4781,3753 @@
             <v:path o:extrusionok="f" gradientshapeok="t" o:connecttype="rect"/>
             <o:lock v:ext="edit" aspectratio="t"/>
           </v:shapetype>
-          <v:shape id="_x0000_i1025" type="#_x0000_t75" style="width:424.8pt;height:237.6pt">
+          <v:shape id="_x0000_i1025" type="#_x0000_t75" style="width:424.5pt;height:217.6pt">
+            <v:imagedata r:id="rId16" o:title="Species climatic preferences"/>
+          </v:shape>
+        </w:pict>
+      </w:r>
+    </w:p>
+    <w:p>
+      <w:pPr>
+        <w:pStyle w:val="Ttulo3"/>
+        <w:rPr>
+          <w:rFonts w:eastAsia="Times New Roman"/>
+          <w:lang w:eastAsia="ca-ES"/>
+        </w:rPr>
+      </w:pPr>
+      <w:r>
+        <w:rPr>
+          <w:rFonts w:eastAsia="Times New Roman"/>
+          <w:lang w:eastAsia="ca-ES"/>
+        </w:rPr>
+        <w:t>2.</w:t>
+      </w:r>
+      <w:r>
+        <w:rPr>
+          <w:rFonts w:eastAsia="Times New Roman"/>
+          <w:lang w:eastAsia="ca-ES"/>
+        </w:rPr>
+        <w:t>3</w:t>
+      </w:r>
+      <w:r>
+        <w:rPr>
+          <w:rFonts w:eastAsia="Times New Roman"/>
+          <w:lang w:eastAsia="ca-ES"/>
+        </w:rPr>
+        <w:t xml:space="preserve"> Seed sampling </w:t>
+      </w:r>
+    </w:p>
+    <w:p>
+      <w:pPr>
+        <w:shd w:val="clear" w:color="auto" w:fill="FFFFFF"/>
+        <w:spacing w:line="480" w:lineRule="auto"/>
+        <w:jc w:val="both"/>
+        <w:textAlignment w:val="baseline"/>
+        <w:rPr>
+          <w:rFonts w:eastAsia="Times New Roman" w:cstheme="minorHAnsi"/>
+          <w:color w:val="000000"/>
+          <w:lang w:eastAsia="ca-ES"/>
+        </w:rPr>
+      </w:pPr>
+      <w:r>
+        <w:rPr>
+          <w:rFonts w:eastAsia="Times New Roman" w:cstheme="minorHAnsi"/>
+          <w:color w:val="000000"/>
+          <w:lang w:eastAsia="ca-ES"/>
+        </w:rPr>
+        <w:t xml:space="preserve">In each sampling site, we </w:t>
+      </w:r>
+      <w:r>
+        <w:rPr>
+          <w:rFonts w:eastAsia="Times New Roman" w:cstheme="minorHAnsi"/>
+          <w:color w:val="000000"/>
+          <w:lang w:eastAsia="ca-ES"/>
+        </w:rPr>
+        <w:t xml:space="preserve">did a floristic </w:t>
+      </w:r>
+      <w:proofErr w:type="spellStart"/>
+      <w:r>
+        <w:rPr>
+          <w:rFonts w:eastAsia="Times New Roman" w:cstheme="minorHAnsi"/>
+          <w:color w:val="000000"/>
+          <w:lang w:eastAsia="ca-ES"/>
+        </w:rPr>
+        <w:t>relevé</w:t>
+      </w:r>
+      <w:proofErr w:type="spellEnd"/>
+      <w:r>
+        <w:rPr>
+          <w:rFonts w:eastAsia="Times New Roman" w:cstheme="minorHAnsi"/>
+          <w:color w:val="000000"/>
+          <w:lang w:eastAsia="ca-ES"/>
+        </w:rPr>
+        <w:t xml:space="preserve"> in a central representative plot </w:t>
+      </w:r>
+      <w:r>
+        <w:rPr>
+          <w:rFonts w:eastAsia="Times New Roman" w:cstheme="minorHAnsi"/>
+          <w:color w:val="000000"/>
+          <w:lang w:eastAsia="ca-ES"/>
+        </w:rPr>
+        <w:t>(</w:t>
+      </w:r>
+      <w:r>
+        <w:rPr>
+          <w:rFonts w:eastAsia="Times New Roman" w:cstheme="minorHAnsi"/>
+          <w:color w:val="000000"/>
+          <w:lang w:eastAsia="ca-ES"/>
+        </w:rPr>
+        <w:t>3 m radius</w:t>
+      </w:r>
+      <w:r>
+        <w:rPr>
+          <w:rFonts w:eastAsia="Times New Roman" w:cstheme="minorHAnsi"/>
+          <w:color w:val="000000"/>
+          <w:lang w:eastAsia="ca-ES"/>
+        </w:rPr>
+        <w:t>) and considered the species recorded as</w:t>
+      </w:r>
+      <w:r>
+        <w:rPr>
+          <w:rFonts w:eastAsia="Times New Roman" w:cstheme="minorHAnsi"/>
+          <w:color w:val="000000"/>
+          <w:lang w:eastAsia="ca-ES"/>
+        </w:rPr>
+        <w:t xml:space="preserve"> </w:t>
+      </w:r>
+      <w:r>
+        <w:rPr>
+          <w:rFonts w:eastAsia="Times New Roman" w:cstheme="minorHAnsi"/>
+          <w:color w:val="000000"/>
+          <w:lang w:eastAsia="ca-ES"/>
+        </w:rPr>
+        <w:t>our</w:t>
+      </w:r>
+      <w:r>
+        <w:rPr>
+          <w:rFonts w:eastAsia="Times New Roman" w:cstheme="minorHAnsi"/>
+          <w:color w:val="000000"/>
+          <w:lang w:eastAsia="ca-ES"/>
+        </w:rPr>
+        <w:t xml:space="preserve"> target </w:t>
+      </w:r>
+      <w:r>
+        <w:rPr>
+          <w:rFonts w:eastAsia="Times New Roman" w:cstheme="minorHAnsi"/>
+          <w:color w:val="000000"/>
+          <w:lang w:eastAsia="ca-ES"/>
+        </w:rPr>
+        <w:t xml:space="preserve">community and </w:t>
+      </w:r>
+      <w:r>
+        <w:rPr>
+          <w:rFonts w:eastAsia="Times New Roman" w:cstheme="minorHAnsi"/>
+          <w:color w:val="000000"/>
+          <w:lang w:eastAsia="ca-ES"/>
+        </w:rPr>
+        <w:t xml:space="preserve">we </w:t>
+      </w:r>
+      <w:r>
+        <w:rPr>
+          <w:rFonts w:eastAsia="Times New Roman" w:cstheme="minorHAnsi"/>
+          <w:color w:val="000000"/>
+          <w:lang w:eastAsia="ca-ES"/>
+        </w:rPr>
+        <w:t>complement</w:t>
+      </w:r>
+      <w:r>
+        <w:rPr>
+          <w:rFonts w:eastAsia="Times New Roman" w:cstheme="minorHAnsi"/>
+          <w:color w:val="000000"/>
+          <w:lang w:eastAsia="ca-ES"/>
+        </w:rPr>
+        <w:t>ed</w:t>
+      </w:r>
+      <w:r>
+        <w:rPr>
+          <w:rFonts w:eastAsia="Times New Roman" w:cstheme="minorHAnsi"/>
+          <w:color w:val="000000"/>
+          <w:lang w:eastAsia="ca-ES"/>
+        </w:rPr>
+        <w:t xml:space="preserve"> the </w:t>
+      </w:r>
+      <w:r>
+        <w:rPr>
+          <w:rFonts w:eastAsia="Times New Roman" w:cstheme="minorHAnsi"/>
+          <w:color w:val="000000"/>
+          <w:lang w:eastAsia="ca-ES"/>
+        </w:rPr>
+        <w:t xml:space="preserve">species </w:t>
+      </w:r>
+      <w:r>
+        <w:rPr>
+          <w:rFonts w:eastAsia="Times New Roman" w:cstheme="minorHAnsi"/>
+          <w:color w:val="000000"/>
+          <w:lang w:eastAsia="ca-ES"/>
+        </w:rPr>
+        <w:t>list with other highly abundant species to collect</w:t>
+      </w:r>
+      <w:r>
+        <w:rPr>
+          <w:rFonts w:eastAsia="Times New Roman" w:cstheme="minorHAnsi"/>
+          <w:color w:val="000000"/>
+          <w:lang w:eastAsia="ca-ES"/>
+        </w:rPr>
+        <w:t xml:space="preserve"> </w:t>
+      </w:r>
+      <w:r>
+        <w:rPr>
+          <w:rFonts w:eastAsia="Times New Roman" w:cstheme="minorHAnsi"/>
+          <w:color w:val="000000"/>
+          <w:lang w:eastAsia="ca-ES"/>
+        </w:rPr>
+        <w:t>(</w:t>
+      </w:r>
+      <w:r>
+        <w:rPr>
+          <w:rFonts w:eastAsia="Times New Roman" w:cstheme="minorHAnsi"/>
+          <w:color w:val="000000"/>
+          <w:lang w:eastAsia="ca-ES"/>
+        </w:rPr>
+        <w:t>52</w:t>
+      </w:r>
+      <w:r>
+        <w:rPr>
+          <w:rFonts w:eastAsia="Times New Roman" w:cstheme="minorHAnsi"/>
+          <w:color w:val="000000"/>
+          <w:lang w:eastAsia="ca-ES"/>
+        </w:rPr>
+        <w:t xml:space="preserve"> species in the temperate and 2</w:t>
+      </w:r>
+      <w:r>
+        <w:rPr>
+          <w:rFonts w:eastAsia="Times New Roman" w:cstheme="minorHAnsi"/>
+          <w:color w:val="000000"/>
+          <w:lang w:eastAsia="ca-ES"/>
+        </w:rPr>
+        <w:t>9</w:t>
+      </w:r>
+      <w:r>
+        <w:rPr>
+          <w:rFonts w:eastAsia="Times New Roman" w:cstheme="minorHAnsi"/>
+          <w:color w:val="000000"/>
+          <w:lang w:eastAsia="ca-ES"/>
+        </w:rPr>
+        <w:t xml:space="preserve"> species in the Mediterranean systems)</w:t>
+      </w:r>
+      <w:r>
+        <w:rPr>
+          <w:rFonts w:eastAsia="Times New Roman" w:cstheme="minorHAnsi"/>
+          <w:color w:val="000000"/>
+          <w:lang w:eastAsia="ca-ES"/>
+        </w:rPr>
+        <w:t>. During August-September 202</w:t>
+      </w:r>
+      <w:r>
+        <w:rPr>
+          <w:rFonts w:eastAsia="Times New Roman" w:cstheme="minorHAnsi"/>
+          <w:color w:val="000000"/>
+          <w:lang w:eastAsia="ca-ES"/>
+        </w:rPr>
+        <w:t>2</w:t>
+      </w:r>
+      <w:r>
+        <w:rPr>
+          <w:rFonts w:eastAsia="Times New Roman" w:cstheme="minorHAnsi"/>
+          <w:color w:val="000000"/>
+          <w:lang w:eastAsia="ca-ES"/>
+        </w:rPr>
+        <w:t xml:space="preserve">, we visited the sampling sites </w:t>
+      </w:r>
+      <w:r>
+        <w:rPr>
+          <w:rFonts w:eastAsia="Times New Roman" w:cstheme="minorHAnsi"/>
+          <w:color w:val="000000"/>
+          <w:lang w:eastAsia="ca-ES"/>
+        </w:rPr>
+        <w:t>at peak</w:t>
+      </w:r>
+      <w:r>
+        <w:rPr>
+          <w:rFonts w:eastAsia="Times New Roman" w:cstheme="minorHAnsi"/>
+          <w:color w:val="000000"/>
+          <w:lang w:eastAsia="ca-ES"/>
+        </w:rPr>
+        <w:t xml:space="preserve"> reproductive season and sampled ripe seeds or fruits (hereafter ‘seeds’ for simplicity) </w:t>
+      </w:r>
+      <w:proofErr w:type="gramStart"/>
+      <w:r>
+        <w:rPr>
+          <w:rFonts w:eastAsia="Times New Roman" w:cstheme="minorHAnsi"/>
+          <w:color w:val="000000"/>
+          <w:lang w:eastAsia="ca-ES"/>
+        </w:rPr>
+        <w:t>directly</w:t>
+      </w:r>
+      <w:proofErr w:type="gramEnd"/>
+      <w:r>
+        <w:rPr>
+          <w:rFonts w:eastAsia="Times New Roman" w:cstheme="minorHAnsi"/>
+          <w:color w:val="000000"/>
+          <w:lang w:eastAsia="ca-ES"/>
+        </w:rPr>
+        <w:t xml:space="preserve"> from the mother plants according to </w:t>
+      </w:r>
+      <w:r>
+        <w:rPr>
+          <w:rFonts w:eastAsia="Times New Roman" w:cstheme="minorHAnsi"/>
+          <w:color w:val="000000"/>
+          <w:lang w:eastAsia="ca-ES"/>
+        </w:rPr>
+        <w:t xml:space="preserve">peak </w:t>
+      </w:r>
+      <w:r>
+        <w:rPr>
+          <w:rFonts w:eastAsia="Times New Roman" w:cstheme="minorHAnsi"/>
+          <w:color w:val="000000"/>
+          <w:lang w:eastAsia="ca-ES"/>
+        </w:rPr>
+        <w:t>species maturity</w:t>
+      </w:r>
+      <w:r>
+        <w:rPr>
+          <w:rFonts w:eastAsia="Times New Roman" w:cstheme="minorHAnsi"/>
+          <w:color w:val="000000"/>
+          <w:lang w:eastAsia="ca-ES"/>
+        </w:rPr>
+        <w:t xml:space="preserve"> </w:t>
+      </w:r>
+      <w:r>
+        <w:rPr>
+          <w:rFonts w:eastAsia="Times New Roman" w:cstheme="minorHAnsi"/>
+          <w:color w:val="000000"/>
+          <w:lang w:eastAsia="ca-ES"/>
+        </w:rPr>
+        <w:t xml:space="preserve">in the field. Sampling took place within a 50 m radius </w:t>
+      </w:r>
+      <w:r>
+        <w:rPr>
+          <w:rFonts w:eastAsia="Times New Roman" w:cstheme="minorHAnsi"/>
+          <w:color w:val="000000"/>
+          <w:lang w:eastAsia="ca-ES"/>
+        </w:rPr>
+        <w:t>of</w:t>
+      </w:r>
+      <w:r>
+        <w:rPr>
+          <w:rFonts w:eastAsia="Times New Roman" w:cstheme="minorHAnsi"/>
+          <w:color w:val="000000"/>
+          <w:lang w:eastAsia="ca-ES"/>
+        </w:rPr>
+        <w:t xml:space="preserve"> the central plot of each </w:t>
+      </w:r>
+      <w:r>
+        <w:rPr>
+          <w:rFonts w:eastAsia="Times New Roman" w:cstheme="minorHAnsi"/>
+          <w:color w:val="000000"/>
+          <w:lang w:eastAsia="ca-ES"/>
+        </w:rPr>
+        <w:t xml:space="preserve">sampling </w:t>
+      </w:r>
+      <w:r>
+        <w:rPr>
+          <w:rFonts w:eastAsia="Times New Roman" w:cstheme="minorHAnsi"/>
+          <w:color w:val="000000"/>
+          <w:lang w:eastAsia="ca-ES"/>
+        </w:rPr>
+        <w:t xml:space="preserve">site from at least 20 – 50 randomly chosen individuals. </w:t>
+      </w:r>
+      <w:r>
+        <w:rPr>
+          <w:rFonts w:eastAsia="Times New Roman" w:cstheme="minorHAnsi"/>
+          <w:color w:val="000000"/>
+          <w:lang w:eastAsia="ca-ES"/>
+        </w:rPr>
+        <w:t>F</w:t>
+      </w:r>
+      <w:r>
+        <w:rPr>
+          <w:rFonts w:eastAsia="Times New Roman" w:cstheme="minorHAnsi"/>
+          <w:color w:val="000000"/>
+          <w:lang w:eastAsia="ca-ES"/>
+        </w:rPr>
+        <w:t>ollow</w:t>
+      </w:r>
+      <w:r>
+        <w:rPr>
+          <w:rFonts w:eastAsia="Times New Roman" w:cstheme="minorHAnsi"/>
+          <w:color w:val="000000"/>
+          <w:lang w:eastAsia="ca-ES"/>
+        </w:rPr>
+        <w:t>ing</w:t>
+      </w:r>
+      <w:r>
+        <w:rPr>
+          <w:rFonts w:eastAsia="Times New Roman" w:cstheme="minorHAnsi"/>
+          <w:color w:val="000000"/>
+          <w:lang w:eastAsia="ca-ES"/>
+        </w:rPr>
+        <w:t xml:space="preserve"> standard protocols for sampling seeds of wild populations</w:t>
+      </w:r>
+      <w:r>
+        <w:rPr>
+          <w:rFonts w:eastAsia="Times New Roman" w:cstheme="minorHAnsi"/>
+          <w:color w:val="000000"/>
+          <w:lang w:eastAsia="ca-ES"/>
+        </w:rPr>
+        <w:t>,</w:t>
+      </w:r>
+      <w:r>
+        <w:rPr>
+          <w:rFonts w:eastAsia="Times New Roman" w:cstheme="minorHAnsi"/>
+          <w:color w:val="000000"/>
+          <w:lang w:eastAsia="ca-ES"/>
+        </w:rPr>
+        <w:t xml:space="preserve"> </w:t>
+      </w:r>
+      <w:r>
+        <w:rPr>
+          <w:rFonts w:eastAsia="Times New Roman" w:cstheme="minorHAnsi"/>
+          <w:color w:val="000000"/>
+          <w:lang w:eastAsia="ca-ES"/>
+        </w:rPr>
+        <w:t>t</w:t>
+      </w:r>
+      <w:r>
+        <w:rPr>
+          <w:rFonts w:eastAsia="Times New Roman" w:cstheme="minorHAnsi"/>
+          <w:color w:val="000000"/>
+          <w:lang w:eastAsia="ca-ES"/>
+        </w:rPr>
+        <w:t xml:space="preserve">he goal was to collect </w:t>
+      </w:r>
+      <w:r>
+        <w:rPr>
+          <w:rFonts w:eastAsia="Times New Roman" w:cstheme="minorHAnsi"/>
+          <w:color w:val="000000"/>
+          <w:lang w:eastAsia="ca-ES"/>
+        </w:rPr>
+        <w:t>4</w:t>
+      </w:r>
+      <w:r>
+        <w:rPr>
+          <w:rFonts w:eastAsia="Times New Roman" w:cstheme="minorHAnsi"/>
+          <w:color w:val="000000"/>
+          <w:lang w:eastAsia="ca-ES"/>
+        </w:rPr>
+        <w:t>00 seeds from each target species, maximizing intraspecific genetic diversity (ENSCONET 2009).</w:t>
+      </w:r>
+      <w:r>
+        <w:rPr>
+          <w:rFonts w:eastAsia="Times New Roman" w:cstheme="minorHAnsi"/>
+          <w:color w:val="000000"/>
+          <w:lang w:eastAsia="ca-ES"/>
+        </w:rPr>
+        <w:t xml:space="preserve"> </w:t>
+      </w:r>
+      <w:r>
+        <w:rPr>
+          <w:rFonts w:eastAsia="Times New Roman" w:cstheme="minorHAnsi"/>
+          <w:color w:val="000000"/>
+          <w:lang w:eastAsia="ca-ES"/>
+        </w:rPr>
+        <w:t>In the temperate system, we obtained</w:t>
+      </w:r>
+      <w:r>
+        <w:rPr>
+          <w:rFonts w:eastAsia="Times New Roman" w:cstheme="minorHAnsi"/>
+          <w:color w:val="000000"/>
+          <w:lang w:eastAsia="ca-ES"/>
+        </w:rPr>
+        <w:t xml:space="preserve"> </w:t>
+      </w:r>
+      <w:r>
+        <w:rPr>
+          <w:rFonts w:eastAsia="Times New Roman" w:cstheme="minorHAnsi"/>
+          <w:color w:val="000000"/>
+          <w:lang w:eastAsia="ca-ES"/>
+        </w:rPr>
+        <w:t>seeds from 3</w:t>
+      </w:r>
+      <w:r>
+        <w:rPr>
+          <w:rFonts w:eastAsia="Times New Roman" w:cstheme="minorHAnsi"/>
+          <w:color w:val="000000"/>
+          <w:lang w:eastAsia="ca-ES"/>
+        </w:rPr>
+        <w:t>4</w:t>
+      </w:r>
+      <w:r>
+        <w:rPr>
+          <w:rFonts w:eastAsia="Times New Roman" w:cstheme="minorHAnsi"/>
+          <w:color w:val="000000"/>
+          <w:lang w:eastAsia="ca-ES"/>
+        </w:rPr>
+        <w:t xml:space="preserve"> species</w:t>
+      </w:r>
+      <w:r>
+        <w:rPr>
+          <w:rFonts w:eastAsia="Times New Roman" w:cstheme="minorHAnsi"/>
+          <w:color w:val="000000"/>
+          <w:lang w:eastAsia="ca-ES"/>
+        </w:rPr>
+        <w:t xml:space="preserve"> while i</w:t>
+      </w:r>
+      <w:r>
+        <w:rPr>
+          <w:rFonts w:eastAsia="Times New Roman" w:cstheme="minorHAnsi"/>
+          <w:color w:val="000000"/>
+          <w:lang w:eastAsia="ca-ES"/>
+        </w:rPr>
+        <w:t xml:space="preserve">n the Mediterranean </w:t>
+      </w:r>
+      <w:proofErr w:type="gramStart"/>
+      <w:r>
+        <w:rPr>
+          <w:rFonts w:eastAsia="Times New Roman" w:cstheme="minorHAnsi"/>
+          <w:color w:val="000000"/>
+          <w:lang w:eastAsia="ca-ES"/>
+        </w:rPr>
+        <w:t>system,</w:t>
+      </w:r>
+      <w:proofErr w:type="gramEnd"/>
+      <w:r>
+        <w:rPr>
+          <w:rFonts w:eastAsia="Times New Roman" w:cstheme="minorHAnsi"/>
+          <w:color w:val="000000"/>
+          <w:lang w:eastAsia="ca-ES"/>
+        </w:rPr>
+        <w:t xml:space="preserve"> we obtained enough seeds from 2</w:t>
+      </w:r>
+      <w:r>
+        <w:rPr>
+          <w:rFonts w:eastAsia="Times New Roman" w:cstheme="minorHAnsi"/>
+          <w:color w:val="000000"/>
+          <w:lang w:eastAsia="ca-ES"/>
+        </w:rPr>
+        <w:t>4</w:t>
+      </w:r>
+      <w:r>
+        <w:rPr>
+          <w:rFonts w:eastAsia="Times New Roman" w:cstheme="minorHAnsi"/>
+          <w:color w:val="000000"/>
+          <w:lang w:eastAsia="ca-ES"/>
+        </w:rPr>
+        <w:t xml:space="preserve"> species. Only </w:t>
+      </w:r>
+      <w:r>
+        <w:rPr>
+          <w:rFonts w:eastAsia="Times New Roman" w:cstheme="minorHAnsi"/>
+          <w:i/>
+          <w:iCs/>
+          <w:color w:val="000000"/>
+          <w:lang w:eastAsia="ca-ES"/>
+        </w:rPr>
+        <w:t>Thymus praecox</w:t>
+      </w:r>
+      <w:r>
+        <w:rPr>
+          <w:rFonts w:eastAsia="Times New Roman" w:cstheme="minorHAnsi"/>
+          <w:color w:val="000000"/>
+          <w:lang w:eastAsia="ca-ES"/>
+        </w:rPr>
+        <w:t xml:space="preserve"> </w:t>
+      </w:r>
+      <w:proofErr w:type="gramStart"/>
+      <w:r>
+        <w:rPr>
+          <w:rFonts w:eastAsia="Times New Roman" w:cstheme="minorHAnsi"/>
+          <w:color w:val="000000"/>
+          <w:lang w:eastAsia="ca-ES"/>
+        </w:rPr>
+        <w:t>was collected</w:t>
+      </w:r>
+      <w:proofErr w:type="gramEnd"/>
+      <w:r>
+        <w:rPr>
+          <w:rFonts w:eastAsia="Times New Roman" w:cstheme="minorHAnsi"/>
+          <w:color w:val="000000"/>
+          <w:lang w:eastAsia="ca-ES"/>
+        </w:rPr>
+        <w:t xml:space="preserve"> in both systems</w:t>
+      </w:r>
+      <w:r>
+        <w:rPr>
+          <w:rFonts w:eastAsia="Times New Roman" w:cstheme="minorHAnsi"/>
+          <w:color w:val="000000"/>
+          <w:lang w:eastAsia="ca-ES"/>
+        </w:rPr>
+        <w:t xml:space="preserve">. </w:t>
+      </w:r>
+      <w:r>
+        <w:rPr>
+          <w:rFonts w:eastAsia="Times New Roman" w:cstheme="minorHAnsi"/>
+          <w:color w:val="000000"/>
+          <w:lang w:eastAsia="ca-ES"/>
+        </w:rPr>
+        <w:t>After cleaning, s</w:t>
+      </w:r>
+      <w:r>
+        <w:rPr>
+          <w:rFonts w:eastAsia="Times New Roman" w:cstheme="minorHAnsi"/>
+          <w:color w:val="000000"/>
+          <w:lang w:eastAsia="ca-ES"/>
+        </w:rPr>
+        <w:t>eed lots</w:t>
+      </w:r>
+      <w:r>
+        <w:rPr>
+          <w:rFonts w:eastAsia="Times New Roman" w:cstheme="minorHAnsi"/>
+          <w:color w:val="000000"/>
+          <w:lang w:eastAsia="ca-ES"/>
+        </w:rPr>
+        <w:t xml:space="preserve"> </w:t>
+      </w:r>
+      <w:r>
+        <w:rPr>
+          <w:rFonts w:eastAsia="Times New Roman" w:cstheme="minorHAnsi"/>
+          <w:color w:val="000000"/>
+          <w:lang w:eastAsia="ca-ES"/>
+        </w:rPr>
+        <w:t xml:space="preserve">(species x sampling site, N = </w:t>
+      </w:r>
+      <w:r>
+        <w:rPr>
+          <w:rFonts w:eastAsia="Times New Roman" w:cstheme="minorHAnsi"/>
+          <w:color w:val="000000"/>
+          <w:lang w:eastAsia="ca-ES"/>
+        </w:rPr>
+        <w:t>58</w:t>
+      </w:r>
+      <w:r>
+        <w:rPr>
+          <w:rFonts w:eastAsia="Times New Roman" w:cstheme="minorHAnsi"/>
+          <w:color w:val="000000"/>
+          <w:lang w:eastAsia="ca-ES"/>
+        </w:rPr>
+        <w:t xml:space="preserve">) remained in room conditions </w:t>
+      </w:r>
+      <w:r>
+        <w:rPr>
+          <w:rFonts w:eastAsia="Times New Roman" w:cstheme="minorHAnsi"/>
+          <w:color w:val="000000"/>
+          <w:lang w:eastAsia="ca-ES"/>
+        </w:rPr>
+        <w:t xml:space="preserve">until </w:t>
+      </w:r>
+      <w:r>
+        <w:rPr>
+          <w:rFonts w:eastAsia="Times New Roman" w:cstheme="minorHAnsi"/>
+          <w:color w:val="000000"/>
+          <w:lang w:eastAsia="ca-ES"/>
+        </w:rPr>
+        <w:t>the start of the experiment</w:t>
+      </w:r>
+      <w:r>
+        <w:rPr>
+          <w:rFonts w:eastAsia="Times New Roman" w:cstheme="minorHAnsi"/>
+          <w:color w:val="000000"/>
+          <w:lang w:eastAsia="ca-ES"/>
+        </w:rPr>
+        <w:t>.</w:t>
+      </w:r>
+      <w:r>
+        <w:rPr>
+          <w:rFonts w:eastAsia="Times New Roman" w:cstheme="minorHAnsi"/>
+          <w:color w:val="000000"/>
+          <w:lang w:eastAsia="ca-ES"/>
+        </w:rPr>
+        <w:t xml:space="preserve"> </w:t>
+      </w:r>
+    </w:p>
+    <w:p>
+      <w:pPr>
+        <w:pStyle w:val="Ttulo3"/>
+        <w:rPr>
+          <w:rFonts w:eastAsia="Times New Roman"/>
+          <w:lang w:eastAsia="ca-ES"/>
+        </w:rPr>
+      </w:pPr>
+      <w:r>
+        <w:rPr>
+          <w:rFonts w:eastAsia="Times New Roman"/>
+          <w:lang w:eastAsia="ca-ES"/>
+        </w:rPr>
+        <w:t>2.</w:t>
+      </w:r>
+      <w:r>
+        <w:rPr>
+          <w:rFonts w:eastAsia="Times New Roman"/>
+          <w:lang w:eastAsia="ca-ES"/>
+        </w:rPr>
+        <w:t>4</w:t>
+      </w:r>
+      <w:r>
+        <w:rPr>
+          <w:rFonts w:eastAsia="Times New Roman"/>
+          <w:lang w:eastAsia="ca-ES"/>
+        </w:rPr>
+        <w:t xml:space="preserve"> Germination </w:t>
+      </w:r>
+      <w:r>
+        <w:rPr>
+          <w:rFonts w:eastAsia="Times New Roman"/>
+          <w:lang w:eastAsia="ca-ES"/>
+        </w:rPr>
+        <w:t>driver</w:t>
+      </w:r>
+      <w:r>
+        <w:rPr>
+          <w:rFonts w:eastAsia="Times New Roman"/>
+          <w:lang w:eastAsia="ca-ES"/>
+        </w:rPr>
+        <w:t>s</w:t>
+      </w:r>
+      <w:r>
+        <w:rPr>
+          <w:rFonts w:eastAsia="Times New Roman"/>
+          <w:lang w:eastAsia="ca-ES"/>
+        </w:rPr>
+        <w:t xml:space="preserve"> treatments </w:t>
+      </w:r>
+    </w:p>
+    <w:p>
+      <w:pPr>
+        <w:shd w:val="clear" w:color="auto" w:fill="FFFFFF"/>
+        <w:spacing w:line="480" w:lineRule="auto"/>
+        <w:jc w:val="both"/>
+        <w:textAlignment w:val="baseline"/>
+        <w:rPr>
+          <w:rFonts w:eastAsia="Times New Roman" w:cstheme="minorHAnsi"/>
+          <w:color w:val="000000"/>
+          <w:lang w:eastAsia="ca-ES"/>
+        </w:rPr>
+      </w:pPr>
+      <w:r>
+        <w:rPr>
+          <w:rFonts w:eastAsia="Times New Roman" w:cstheme="minorHAnsi"/>
+          <w:color w:val="000000"/>
+          <w:lang w:eastAsia="ca-ES"/>
+        </w:rPr>
+        <w:t xml:space="preserve">Our study </w:t>
+      </w:r>
+      <w:r>
+        <w:rPr>
+          <w:rFonts w:eastAsia="Times New Roman" w:cstheme="minorHAnsi"/>
+          <w:color w:val="000000"/>
+          <w:lang w:eastAsia="ca-ES"/>
+        </w:rPr>
+        <w:t xml:space="preserve">design </w:t>
+      </w:r>
+      <w:r>
+        <w:rPr>
+          <w:rFonts w:eastAsia="Times New Roman" w:cstheme="minorHAnsi"/>
+          <w:color w:val="000000"/>
+          <w:lang w:eastAsia="ca-ES"/>
+        </w:rPr>
+        <w:t xml:space="preserve">focused on the alpine species responses to </w:t>
+      </w:r>
+      <w:r>
+        <w:rPr>
+          <w:rFonts w:eastAsia="Times New Roman" w:cstheme="minorHAnsi"/>
+          <w:color w:val="000000"/>
+          <w:lang w:eastAsia="ca-ES"/>
+        </w:rPr>
+        <w:t xml:space="preserve">the main </w:t>
+      </w:r>
+      <w:r>
+        <w:rPr>
+          <w:rFonts w:eastAsia="Times New Roman" w:cstheme="minorHAnsi"/>
+          <w:color w:val="000000"/>
+          <w:lang w:eastAsia="ca-ES"/>
+        </w:rPr>
+        <w:t>germination drivers</w:t>
+      </w:r>
+      <w:r>
+        <w:rPr>
+          <w:rFonts w:eastAsia="Times New Roman" w:cstheme="minorHAnsi"/>
+          <w:color w:val="000000"/>
+          <w:lang w:eastAsia="ca-ES"/>
+        </w:rPr>
+        <w:t xml:space="preserve">: temperature, </w:t>
+      </w:r>
+      <w:r>
+        <w:rPr>
+          <w:rFonts w:eastAsia="Times New Roman" w:cstheme="minorHAnsi"/>
+          <w:color w:val="000000"/>
+          <w:lang w:eastAsia="ca-ES"/>
+        </w:rPr>
+        <w:t>light,</w:t>
+      </w:r>
+      <w:r>
+        <w:rPr>
+          <w:rFonts w:eastAsia="Times New Roman" w:cstheme="minorHAnsi"/>
+          <w:color w:val="000000"/>
+          <w:lang w:eastAsia="ca-ES"/>
+        </w:rPr>
+        <w:t xml:space="preserve"> and water</w:t>
+      </w:r>
+      <w:r>
+        <w:rPr>
+          <w:rFonts w:eastAsia="Times New Roman" w:cstheme="minorHAnsi"/>
+          <w:color w:val="000000"/>
+          <w:lang w:eastAsia="ca-ES"/>
+        </w:rPr>
+        <w:t xml:space="preserve"> </w:t>
+      </w:r>
+      <w:r>
+        <w:rPr>
+          <w:rFonts w:eastAsia="Times New Roman" w:cstheme="minorHAnsi"/>
+          <w:color w:val="000000"/>
+          <w:lang w:eastAsia="ca-ES"/>
+        </w:rPr>
+        <w:t>stress</w:t>
+      </w:r>
+      <w:r>
+        <w:rPr>
+          <w:rFonts w:eastAsia="Times New Roman" w:cstheme="minorHAnsi"/>
+          <w:color w:val="000000"/>
+          <w:lang w:eastAsia="ca-ES"/>
+        </w:rPr>
+        <w:t>. We designed</w:t>
+      </w:r>
+      <w:r>
+        <w:rPr>
+          <w:rFonts w:eastAsia="Times New Roman" w:cstheme="minorHAnsi"/>
+          <w:color w:val="000000"/>
+          <w:lang w:eastAsia="ca-ES"/>
+        </w:rPr>
+        <w:t xml:space="preserve"> </w:t>
+      </w:r>
+      <w:proofErr w:type="gramStart"/>
+      <w:r>
+        <w:rPr>
+          <w:rFonts w:eastAsia="Times New Roman" w:cstheme="minorHAnsi"/>
+          <w:color w:val="000000"/>
+          <w:lang w:eastAsia="ca-ES"/>
+        </w:rPr>
+        <w:t>4</w:t>
+      </w:r>
+      <w:proofErr w:type="gramEnd"/>
+      <w:r>
+        <w:rPr>
+          <w:rFonts w:eastAsia="Times New Roman" w:cstheme="minorHAnsi"/>
+          <w:color w:val="000000"/>
+          <w:lang w:eastAsia="ca-ES"/>
+        </w:rPr>
+        <w:t xml:space="preserve"> </w:t>
+      </w:r>
+      <w:r>
+        <w:rPr>
+          <w:rFonts w:eastAsia="Times New Roman" w:cstheme="minorHAnsi"/>
+          <w:color w:val="000000"/>
+          <w:lang w:eastAsia="ca-ES"/>
+        </w:rPr>
+        <w:t xml:space="preserve">germination </w:t>
+      </w:r>
+      <w:r>
+        <w:rPr>
+          <w:rFonts w:eastAsia="Times New Roman" w:cstheme="minorHAnsi"/>
+          <w:color w:val="000000"/>
+          <w:lang w:eastAsia="ca-ES"/>
+        </w:rPr>
+        <w:t>treatments</w:t>
+      </w:r>
+      <w:r>
+        <w:rPr>
+          <w:rFonts w:eastAsia="Times New Roman" w:cstheme="minorHAnsi"/>
+          <w:color w:val="000000"/>
+          <w:lang w:eastAsia="ca-ES"/>
+        </w:rPr>
+        <w:t xml:space="preserve"> which run for 6 weeks</w:t>
+      </w:r>
+      <w:r>
+        <w:rPr>
+          <w:rFonts w:eastAsia="Times New Roman" w:cstheme="minorHAnsi"/>
+          <w:color w:val="000000"/>
+          <w:lang w:eastAsia="ca-ES"/>
+        </w:rPr>
+        <w:t>.</w:t>
+      </w:r>
+      <w:r>
+        <w:rPr>
+          <w:rFonts w:eastAsia="Times New Roman" w:cstheme="minorHAnsi"/>
+          <w:color w:val="000000"/>
+          <w:lang w:eastAsia="ca-ES"/>
+        </w:rPr>
+        <w:t xml:space="preserve"> (1)</w:t>
+      </w:r>
+      <w:r>
+        <w:rPr>
+          <w:rFonts w:eastAsia="Times New Roman" w:cstheme="minorHAnsi"/>
+          <w:color w:val="000000"/>
+          <w:lang w:eastAsia="ca-ES"/>
+        </w:rPr>
+        <w:t xml:space="preserve"> </w:t>
+      </w:r>
+      <w:proofErr w:type="gramStart"/>
+      <w:r>
+        <w:rPr>
+          <w:rFonts w:eastAsia="Times New Roman" w:cstheme="minorHAnsi"/>
+          <w:color w:val="000000"/>
+          <w:lang w:eastAsia="ca-ES"/>
+        </w:rPr>
+        <w:t>control</w:t>
+      </w:r>
+      <w:proofErr w:type="gramEnd"/>
+      <w:r>
+        <w:rPr>
+          <w:rFonts w:eastAsia="Times New Roman" w:cstheme="minorHAnsi"/>
+          <w:color w:val="000000"/>
+          <w:lang w:eastAsia="ca-ES"/>
+        </w:rPr>
+        <w:t xml:space="preserve"> treatment consisted of </w:t>
+      </w:r>
+      <w:r>
+        <w:rPr>
+          <w:rFonts w:eastAsia="Times New Roman" w:cstheme="minorHAnsi"/>
+          <w:color w:val="000000"/>
+          <w:lang w:eastAsia="ca-ES"/>
+        </w:rPr>
+        <w:t xml:space="preserve">alternating temperatures </w:t>
+      </w:r>
+      <w:r>
+        <w:rPr>
+          <w:rFonts w:eastAsia="Times New Roman" w:cstheme="minorHAnsi"/>
+          <w:color w:val="000000"/>
+          <w:lang w:eastAsia="ca-ES"/>
+        </w:rPr>
+        <w:t xml:space="preserve">and </w:t>
+      </w:r>
+      <w:r>
+        <w:rPr>
+          <w:rFonts w:eastAsia="Times New Roman" w:cstheme="minorHAnsi"/>
+          <w:color w:val="000000"/>
+          <w:lang w:eastAsia="ca-ES"/>
+        </w:rPr>
+        <w:t xml:space="preserve">12h photoperiod </w:t>
+      </w:r>
+      <w:r>
+        <w:rPr>
+          <w:rFonts w:eastAsia="Times New Roman" w:cstheme="minorHAnsi"/>
+          <w:color w:val="000000"/>
+          <w:lang w:eastAsia="ca-ES"/>
+        </w:rPr>
+        <w:lastRenderedPageBreak/>
+        <w:t>(referred to as “</w:t>
+      </w:r>
+      <w:r>
+        <w:rPr>
+          <w:rFonts w:eastAsia="Times New Roman" w:cstheme="minorHAnsi"/>
+          <w:color w:val="000000"/>
+          <w:lang w:eastAsia="ca-ES"/>
+        </w:rPr>
+        <w:t>Control</w:t>
+      </w:r>
+      <w:r>
+        <w:rPr>
+          <w:rFonts w:eastAsia="Times New Roman" w:cstheme="minorHAnsi"/>
+          <w:color w:val="000000"/>
+          <w:lang w:eastAsia="ca-ES"/>
+        </w:rPr>
+        <w:t>”)</w:t>
+      </w:r>
+      <w:r>
+        <w:rPr>
+          <w:rFonts w:eastAsia="Times New Roman" w:cstheme="minorHAnsi"/>
+          <w:color w:val="000000"/>
+          <w:lang w:eastAsia="ca-ES"/>
+        </w:rPr>
+        <w:t>, (2</w:t>
+      </w:r>
+      <w:r>
+        <w:rPr>
+          <w:rFonts w:eastAsia="Times New Roman" w:cstheme="minorHAnsi"/>
+          <w:color w:val="000000"/>
+          <w:lang w:eastAsia="ca-ES"/>
+        </w:rPr>
+        <w:t xml:space="preserve">) </w:t>
+      </w:r>
+      <w:r>
+        <w:rPr>
+          <w:rFonts w:eastAsia="Times New Roman" w:cstheme="minorHAnsi"/>
+          <w:color w:val="000000"/>
+          <w:lang w:eastAsia="ca-ES"/>
+        </w:rPr>
+        <w:t xml:space="preserve">alternating temperatures and constant darkness (referred to as “Darkness”), (3) alternating temperature, water stress and 12h photoperiod (referred to as “Water stress”) and (4) </w:t>
+      </w:r>
+      <w:r>
+        <w:rPr>
+          <w:rFonts w:eastAsia="Times New Roman" w:cstheme="minorHAnsi"/>
+          <w:color w:val="000000"/>
+          <w:lang w:eastAsia="ca-ES"/>
+        </w:rPr>
+        <w:t xml:space="preserve">constant temperatures and </w:t>
+      </w:r>
+      <w:r>
+        <w:rPr>
+          <w:rFonts w:eastAsia="Times New Roman" w:cstheme="minorHAnsi"/>
+          <w:color w:val="000000"/>
+          <w:lang w:eastAsia="ca-ES"/>
+        </w:rPr>
+        <w:t xml:space="preserve">12h photoperiod </w:t>
+      </w:r>
+      <w:r>
+        <w:rPr>
+          <w:rFonts w:eastAsia="Times New Roman" w:cstheme="minorHAnsi"/>
+          <w:color w:val="000000"/>
+          <w:lang w:eastAsia="ca-ES"/>
+        </w:rPr>
+        <w:t>(referred to as “</w:t>
+      </w:r>
+      <w:r>
+        <w:rPr>
+          <w:rFonts w:eastAsia="Times New Roman" w:cstheme="minorHAnsi"/>
+          <w:color w:val="000000"/>
+          <w:lang w:eastAsia="ca-ES"/>
+        </w:rPr>
+        <w:t>Constant Temperature</w:t>
+      </w:r>
+      <w:r>
+        <w:rPr>
+          <w:rFonts w:eastAsia="Times New Roman" w:cstheme="minorHAnsi"/>
+          <w:color w:val="000000"/>
+          <w:lang w:eastAsia="ca-ES"/>
+        </w:rPr>
+        <w:t>”</w:t>
+      </w:r>
+      <w:r>
+        <w:rPr>
+          <w:rFonts w:eastAsia="Times New Roman" w:cstheme="minorHAnsi"/>
+          <w:color w:val="000000"/>
+          <w:lang w:eastAsia="ca-ES"/>
+        </w:rPr>
+        <w:t>)</w:t>
+      </w:r>
+      <w:r>
+        <w:rPr>
+          <w:rFonts w:eastAsia="Times New Roman" w:cstheme="minorHAnsi"/>
+          <w:color w:val="000000"/>
+          <w:lang w:eastAsia="ca-ES"/>
+        </w:rPr>
+        <w:t>.</w:t>
+      </w:r>
+      <w:r>
+        <w:rPr>
+          <w:rFonts w:eastAsia="Times New Roman" w:cstheme="minorHAnsi"/>
+          <w:color w:val="000000"/>
+          <w:lang w:eastAsia="ca-ES"/>
+        </w:rPr>
+        <w:t xml:space="preserve"> </w:t>
+      </w:r>
+      <w:r>
+        <w:rPr>
+          <w:rFonts w:eastAsia="Times New Roman" w:cstheme="minorHAnsi"/>
+          <w:color w:val="000000"/>
+          <w:lang w:eastAsia="ca-ES"/>
+        </w:rPr>
+        <w:t>Pre</w:t>
+      </w:r>
+      <w:r>
+        <w:rPr>
+          <w:rFonts w:eastAsia="Times New Roman" w:cstheme="minorHAnsi"/>
+          <w:color w:val="000000"/>
+          <w:lang w:eastAsia="ca-ES"/>
+        </w:rPr>
+        <w:t>ceding</w:t>
+      </w:r>
+      <w:r>
+        <w:rPr>
+          <w:rFonts w:eastAsia="Times New Roman" w:cstheme="minorHAnsi"/>
+          <w:color w:val="000000"/>
+          <w:lang w:eastAsia="ca-ES"/>
+        </w:rPr>
+        <w:t xml:space="preserve"> </w:t>
+      </w:r>
+      <w:r>
+        <w:rPr>
+          <w:rFonts w:eastAsia="Times New Roman" w:cstheme="minorHAnsi"/>
+          <w:color w:val="000000"/>
+          <w:lang w:eastAsia="ca-ES"/>
+        </w:rPr>
+        <w:t xml:space="preserve">germination research </w:t>
+      </w:r>
+      <w:r>
+        <w:rPr>
+          <w:rFonts w:eastAsia="Times New Roman" w:cstheme="minorHAnsi"/>
+          <w:color w:val="000000"/>
+          <w:lang w:eastAsia="ca-ES"/>
+        </w:rPr>
+        <w:t xml:space="preserve">by </w:t>
+      </w:r>
+      <w:r>
+        <w:rPr>
+          <w:rFonts w:eastAsia="Times New Roman" w:cstheme="minorHAnsi"/>
+          <w:color w:val="000000"/>
+          <w:highlight w:val="yellow"/>
+          <w:lang w:eastAsia="ca-ES"/>
+        </w:rPr>
+        <w:t xml:space="preserve">Espinosa </w:t>
+      </w:r>
+      <w:proofErr w:type="gramStart"/>
+      <w:r>
+        <w:rPr>
+          <w:rFonts w:eastAsia="Times New Roman" w:cstheme="minorHAnsi"/>
+          <w:color w:val="000000"/>
+          <w:highlight w:val="yellow"/>
+          <w:lang w:eastAsia="ca-ES"/>
+        </w:rPr>
+        <w:t>del</w:t>
+      </w:r>
+      <w:proofErr w:type="gramEnd"/>
+      <w:r>
+        <w:rPr>
+          <w:rFonts w:eastAsia="Times New Roman" w:cstheme="minorHAnsi"/>
+          <w:color w:val="000000"/>
+          <w:highlight w:val="yellow"/>
+          <w:lang w:eastAsia="ca-ES"/>
+        </w:rPr>
+        <w:t xml:space="preserve"> Alba et al. 2024</w:t>
+      </w:r>
+      <w:r>
+        <w:rPr>
+          <w:rFonts w:eastAsia="Times New Roman" w:cstheme="minorHAnsi"/>
+          <w:color w:val="000000"/>
+          <w:lang w:eastAsia="ca-ES"/>
+        </w:rPr>
+        <w:t xml:space="preserve"> found </w:t>
+      </w:r>
+      <w:r>
+        <w:rPr>
+          <w:rFonts w:eastAsia="Times New Roman" w:cstheme="minorHAnsi"/>
+          <w:color w:val="000000"/>
+          <w:lang w:eastAsia="ca-ES"/>
+        </w:rPr>
+        <w:t xml:space="preserve">that </w:t>
+      </w:r>
+      <w:r>
+        <w:rPr>
+          <w:rFonts w:eastAsia="Times New Roman" w:cstheme="minorHAnsi"/>
+          <w:color w:val="000000"/>
+          <w:lang w:eastAsia="ca-ES"/>
+        </w:rPr>
+        <w:t xml:space="preserve">all </w:t>
+      </w:r>
+      <w:r>
+        <w:rPr>
+          <w:rFonts w:eastAsia="Times New Roman" w:cstheme="minorHAnsi"/>
+          <w:color w:val="000000"/>
+          <w:lang w:eastAsia="ca-ES"/>
+        </w:rPr>
+        <w:t xml:space="preserve">species could be divided </w:t>
+      </w:r>
+      <w:r>
+        <w:rPr>
+          <w:rFonts w:eastAsia="Times New Roman" w:cstheme="minorHAnsi"/>
+          <w:color w:val="000000"/>
+          <w:lang w:eastAsia="ca-ES"/>
+        </w:rPr>
+        <w:t xml:space="preserve">in two </w:t>
+      </w:r>
+      <w:r>
+        <w:rPr>
+          <w:rFonts w:eastAsia="Times New Roman" w:cstheme="minorHAnsi"/>
+          <w:color w:val="000000"/>
+          <w:lang w:eastAsia="ca-ES"/>
+        </w:rPr>
+        <w:t xml:space="preserve">optimal </w:t>
+      </w:r>
+      <w:r>
+        <w:rPr>
+          <w:rFonts w:eastAsia="Times New Roman" w:cstheme="minorHAnsi"/>
+          <w:color w:val="000000"/>
+          <w:lang w:eastAsia="ca-ES"/>
+        </w:rPr>
+        <w:t xml:space="preserve">germination </w:t>
+      </w:r>
+      <w:r>
+        <w:rPr>
+          <w:rFonts w:eastAsia="Times New Roman" w:cstheme="minorHAnsi"/>
+          <w:color w:val="000000"/>
+          <w:lang w:eastAsia="ca-ES"/>
+        </w:rPr>
+        <w:t>temperatures</w:t>
+      </w:r>
+      <w:r>
+        <w:rPr>
+          <w:rFonts w:eastAsia="Times New Roman" w:cstheme="minorHAnsi"/>
+          <w:color w:val="000000"/>
+          <w:lang w:eastAsia="ca-ES"/>
+        </w:rPr>
+        <w:t>: (1)</w:t>
+      </w:r>
+      <w:r>
+        <w:rPr>
+          <w:rFonts w:eastAsia="Times New Roman" w:cstheme="minorHAnsi"/>
+          <w:color w:val="000000"/>
+          <w:lang w:eastAsia="ca-ES"/>
+        </w:rPr>
+        <w:t xml:space="preserve"> cold</w:t>
+      </w:r>
+      <w:r>
+        <w:rPr>
+          <w:rFonts w:eastAsia="Times New Roman" w:cstheme="minorHAnsi"/>
+          <w:color w:val="000000"/>
+          <w:lang w:eastAsia="ca-ES"/>
+        </w:rPr>
+        <w:t xml:space="preserve"> (15 - 5 ºC)</w:t>
+      </w:r>
+      <w:r>
+        <w:rPr>
+          <w:rFonts w:eastAsia="Times New Roman" w:cstheme="minorHAnsi"/>
+          <w:color w:val="000000"/>
+          <w:lang w:eastAsia="ca-ES"/>
+        </w:rPr>
+        <w:t xml:space="preserve"> and </w:t>
+      </w:r>
+      <w:r>
+        <w:rPr>
+          <w:rFonts w:eastAsia="Times New Roman" w:cstheme="minorHAnsi"/>
+          <w:color w:val="000000"/>
+          <w:lang w:eastAsia="ca-ES"/>
+        </w:rPr>
+        <w:t xml:space="preserve">(2) </w:t>
+      </w:r>
+      <w:r>
+        <w:rPr>
+          <w:rFonts w:eastAsia="Times New Roman" w:cstheme="minorHAnsi"/>
+          <w:color w:val="000000"/>
+          <w:lang w:eastAsia="ca-ES"/>
+        </w:rPr>
+        <w:t>warm</w:t>
+      </w:r>
+      <w:r>
+        <w:rPr>
+          <w:rFonts w:eastAsia="Times New Roman" w:cstheme="minorHAnsi"/>
+          <w:color w:val="000000"/>
+          <w:lang w:eastAsia="ca-ES"/>
+        </w:rPr>
+        <w:t xml:space="preserve"> (22 - 12ºC)</w:t>
+      </w:r>
+      <w:r>
+        <w:rPr>
+          <w:rFonts w:eastAsia="Times New Roman" w:cstheme="minorHAnsi"/>
+          <w:color w:val="000000"/>
+          <w:lang w:eastAsia="ca-ES"/>
+        </w:rPr>
+        <w:t xml:space="preserve"> </w:t>
+      </w:r>
+      <w:r>
+        <w:rPr>
+          <w:rFonts w:eastAsia="Times New Roman" w:cstheme="minorHAnsi"/>
+          <w:color w:val="000000"/>
+          <w:lang w:eastAsia="ca-ES"/>
+        </w:rPr>
+        <w:t>temperatures</w:t>
+      </w:r>
+      <w:r>
+        <w:rPr>
+          <w:rFonts w:eastAsia="Times New Roman" w:cstheme="minorHAnsi"/>
+          <w:color w:val="000000"/>
+          <w:lang w:eastAsia="ca-ES"/>
+        </w:rPr>
+        <w:t>. The two temperature regimes</w:t>
+      </w:r>
+      <w:r>
+        <w:rPr>
+          <w:rFonts w:eastAsia="Times New Roman" w:cstheme="minorHAnsi"/>
+          <w:color w:val="000000"/>
+          <w:lang w:eastAsia="ca-ES"/>
+        </w:rPr>
+        <w:t xml:space="preserve"> </w:t>
+      </w:r>
+      <w:proofErr w:type="gramStart"/>
+      <w:r>
+        <w:rPr>
+          <w:rFonts w:eastAsia="Times New Roman" w:cstheme="minorHAnsi"/>
+          <w:color w:val="000000"/>
+          <w:lang w:eastAsia="ca-ES"/>
+        </w:rPr>
+        <w:t>were programmed</w:t>
+      </w:r>
+      <w:proofErr w:type="gramEnd"/>
+      <w:r>
+        <w:rPr>
+          <w:rFonts w:eastAsia="Times New Roman" w:cstheme="minorHAnsi"/>
+          <w:color w:val="000000"/>
+          <w:lang w:eastAsia="ca-ES"/>
+        </w:rPr>
+        <w:t xml:space="preserve"> in </w:t>
+      </w:r>
+      <w:r>
+        <w:rPr>
+          <w:rFonts w:eastAsia="Times New Roman" w:cstheme="minorHAnsi"/>
+          <w:color w:val="000000"/>
+          <w:lang w:eastAsia="ca-ES"/>
+        </w:rPr>
+        <w:t>four</w:t>
+      </w:r>
+      <w:r>
+        <w:rPr>
+          <w:rFonts w:eastAsia="Times New Roman" w:cstheme="minorHAnsi"/>
+          <w:color w:val="000000"/>
+          <w:lang w:eastAsia="ca-ES"/>
+        </w:rPr>
+        <w:t xml:space="preserve"> </w:t>
+      </w:r>
+      <w:r>
+        <w:rPr>
+          <w:rFonts w:eastAsia="Times New Roman" w:cstheme="minorHAnsi"/>
+          <w:color w:val="000000"/>
+          <w:lang w:eastAsia="ca-ES"/>
+        </w:rPr>
+        <w:t>different</w:t>
+      </w:r>
+      <w:r>
+        <w:rPr>
+          <w:rFonts w:eastAsia="Times New Roman" w:cstheme="minorHAnsi"/>
+          <w:color w:val="000000"/>
+          <w:lang w:eastAsia="ca-ES"/>
+        </w:rPr>
+        <w:t xml:space="preserve"> climatic</w:t>
+      </w:r>
+      <w:r>
+        <w:rPr>
+          <w:rFonts w:eastAsia="Times New Roman" w:cstheme="minorHAnsi"/>
+          <w:color w:val="000000"/>
+          <w:lang w:eastAsia="ca-ES"/>
+        </w:rPr>
+        <w:t xml:space="preserve"> chambers</w:t>
+      </w:r>
+      <w:r>
+        <w:rPr>
+          <w:rFonts w:eastAsia="Times New Roman" w:cstheme="minorHAnsi"/>
+          <w:color w:val="000000"/>
+          <w:lang w:eastAsia="ca-ES"/>
+        </w:rPr>
+        <w:t xml:space="preserve"> </w:t>
+      </w:r>
+      <w:r>
+        <w:rPr>
+          <w:rFonts w:eastAsia="Times New Roman" w:cstheme="minorHAnsi"/>
+          <w:color w:val="000000"/>
+          <w:lang w:eastAsia="ca-ES"/>
+        </w:rPr>
+        <w:t>i.e. there</w:t>
+      </w:r>
+      <w:r>
+        <w:rPr>
+          <w:rFonts w:eastAsia="Times New Roman" w:cstheme="minorHAnsi"/>
+          <w:color w:val="000000"/>
+          <w:lang w:eastAsia="ca-ES"/>
+        </w:rPr>
+        <w:t xml:space="preserve"> were</w:t>
+      </w:r>
+      <w:r>
+        <w:rPr>
+          <w:rFonts w:eastAsia="Times New Roman" w:cstheme="minorHAnsi"/>
+          <w:color w:val="000000"/>
+          <w:lang w:eastAsia="ca-ES"/>
+        </w:rPr>
+        <w:t xml:space="preserve"> two constant</w:t>
+      </w:r>
+      <w:r>
+        <w:rPr>
+          <w:rFonts w:eastAsia="Times New Roman" w:cstheme="minorHAnsi"/>
+          <w:color w:val="000000"/>
+          <w:lang w:eastAsia="ca-ES"/>
+        </w:rPr>
+        <w:t xml:space="preserve"> (10</w:t>
+      </w:r>
+      <w:r>
+        <w:rPr>
+          <w:rFonts w:eastAsia="Times New Roman" w:cstheme="minorHAnsi"/>
+          <w:color w:val="000000"/>
+          <w:lang w:eastAsia="ca-ES"/>
+        </w:rPr>
+        <w:t>ºC</w:t>
+      </w:r>
+      <w:r>
+        <w:rPr>
+          <w:rFonts w:eastAsia="Times New Roman" w:cstheme="minorHAnsi"/>
+          <w:color w:val="000000"/>
+          <w:lang w:eastAsia="ca-ES"/>
+        </w:rPr>
+        <w:t xml:space="preserve"> vs 17 ºC)</w:t>
+      </w:r>
+      <w:r>
+        <w:rPr>
+          <w:rFonts w:eastAsia="Times New Roman" w:cstheme="minorHAnsi"/>
+          <w:color w:val="000000"/>
+          <w:lang w:eastAsia="ca-ES"/>
+        </w:rPr>
+        <w:t xml:space="preserve"> and two alternating temperature regimes</w:t>
+      </w:r>
+      <w:r>
+        <w:rPr>
+          <w:rFonts w:eastAsia="Times New Roman" w:cstheme="minorHAnsi"/>
+          <w:color w:val="000000"/>
+          <w:lang w:eastAsia="ca-ES"/>
+        </w:rPr>
+        <w:t>.</w:t>
+      </w:r>
+      <w:r>
+        <w:rPr>
+          <w:rFonts w:eastAsia="Times New Roman" w:cstheme="minorHAnsi"/>
+          <w:color w:val="000000"/>
+          <w:lang w:eastAsia="ca-ES"/>
+        </w:rPr>
+        <w:t xml:space="preserve"> </w:t>
+      </w:r>
+      <w:r>
+        <w:rPr>
+          <w:rFonts w:eastAsia="Times New Roman" w:cstheme="minorHAnsi"/>
+          <w:color w:val="000000"/>
+          <w:lang w:eastAsia="ca-ES"/>
+        </w:rPr>
+        <w:t>Before the start of the experiment</w:t>
+      </w:r>
+      <w:r>
+        <w:rPr>
+          <w:rFonts w:eastAsia="Times New Roman" w:cstheme="minorHAnsi"/>
+          <w:color w:val="000000"/>
+          <w:lang w:eastAsia="ca-ES"/>
+        </w:rPr>
+        <w:t xml:space="preserve">, we subjected all seed lots to </w:t>
+      </w:r>
+      <w:r>
+        <w:rPr>
+          <w:rFonts w:eastAsia="Times New Roman" w:cstheme="minorHAnsi"/>
+          <w:color w:val="000000"/>
+          <w:lang w:eastAsia="ca-ES"/>
+        </w:rPr>
+        <w:t xml:space="preserve">a common </w:t>
+      </w:r>
+      <w:r>
+        <w:rPr>
+          <w:rFonts w:eastAsia="Times New Roman" w:cstheme="minorHAnsi"/>
+          <w:color w:val="000000"/>
+          <w:lang w:eastAsia="ca-ES"/>
+        </w:rPr>
+        <w:t>5-month long</w:t>
+      </w:r>
+      <w:r>
+        <w:rPr>
+          <w:rFonts w:eastAsia="Times New Roman" w:cstheme="minorHAnsi"/>
+          <w:color w:val="000000"/>
+          <w:lang w:eastAsia="ca-ES"/>
+        </w:rPr>
+        <w:t xml:space="preserve"> (November</w:t>
+      </w:r>
+      <w:r>
+        <w:rPr>
+          <w:rFonts w:eastAsia="Times New Roman" w:cstheme="minorHAnsi"/>
+          <w:color w:val="000000"/>
+          <w:lang w:eastAsia="ca-ES"/>
+        </w:rPr>
+        <w:t xml:space="preserve"> – </w:t>
+      </w:r>
+      <w:r>
+        <w:rPr>
+          <w:rFonts w:eastAsia="Times New Roman" w:cstheme="minorHAnsi"/>
+          <w:color w:val="000000"/>
+          <w:lang w:eastAsia="ca-ES"/>
+        </w:rPr>
+        <w:t>March</w:t>
+      </w:r>
+      <w:r>
+        <w:rPr>
+          <w:rFonts w:eastAsia="Times New Roman" w:cstheme="minorHAnsi"/>
+          <w:color w:val="000000"/>
+          <w:lang w:eastAsia="ca-ES"/>
+        </w:rPr>
+        <w:t>)</w:t>
+      </w:r>
+      <w:r>
+        <w:rPr>
+          <w:rFonts w:eastAsia="Times New Roman" w:cstheme="minorHAnsi"/>
+          <w:color w:val="000000"/>
+          <w:lang w:eastAsia="ca-ES"/>
+        </w:rPr>
+        <w:t xml:space="preserve"> </w:t>
+      </w:r>
+      <w:r>
+        <w:rPr>
+          <w:rFonts w:eastAsia="Times New Roman" w:cstheme="minorHAnsi"/>
+          <w:color w:val="000000"/>
+          <w:lang w:eastAsia="ca-ES"/>
+        </w:rPr>
+        <w:t xml:space="preserve">cold-stratification </w:t>
+      </w:r>
+      <w:proofErr w:type="spellStart"/>
+      <w:r>
+        <w:rPr>
+          <w:rFonts w:eastAsia="Times New Roman" w:cstheme="minorHAnsi"/>
+          <w:color w:val="000000"/>
+          <w:lang w:eastAsia="ca-ES"/>
+        </w:rPr>
+        <w:t>pretreatment</w:t>
+      </w:r>
+      <w:proofErr w:type="spellEnd"/>
+      <w:r>
+        <w:rPr>
+          <w:rFonts w:eastAsia="Times New Roman" w:cstheme="minorHAnsi"/>
+          <w:color w:val="000000"/>
+          <w:lang w:eastAsia="ca-ES"/>
+        </w:rPr>
+        <w:t xml:space="preserve"> at </w:t>
+      </w:r>
+      <w:proofErr w:type="gramStart"/>
+      <w:r>
+        <w:rPr>
+          <w:rFonts w:eastAsia="Times New Roman" w:cstheme="minorHAnsi"/>
+          <w:color w:val="000000"/>
+          <w:lang w:eastAsia="ca-ES"/>
+        </w:rPr>
+        <w:t>0º</w:t>
+      </w:r>
+      <w:proofErr w:type="gramEnd"/>
+      <w:r>
+        <w:rPr>
+          <w:rFonts w:eastAsia="Times New Roman" w:cstheme="minorHAnsi"/>
+          <w:color w:val="000000"/>
+          <w:lang w:eastAsia="ca-ES"/>
+        </w:rPr>
+        <w:t>C and darkness</w:t>
+      </w:r>
+      <w:r>
+        <w:rPr>
+          <w:rFonts w:eastAsia="Times New Roman" w:cstheme="minorHAnsi"/>
+          <w:color w:val="000000"/>
+          <w:lang w:eastAsia="ca-ES"/>
+        </w:rPr>
+        <w:t>.</w:t>
+      </w:r>
+      <w:r>
+        <w:rPr>
+          <w:rFonts w:eastAsia="Times New Roman" w:cstheme="minorHAnsi"/>
+          <w:color w:val="000000"/>
+          <w:lang w:eastAsia="ca-ES"/>
+        </w:rPr>
+        <w:t xml:space="preserve"> The </w:t>
+      </w:r>
+      <w:proofErr w:type="spellStart"/>
+      <w:r>
+        <w:rPr>
+          <w:rFonts w:eastAsia="Times New Roman" w:cstheme="minorHAnsi"/>
+          <w:color w:val="000000"/>
+          <w:lang w:eastAsia="ca-ES"/>
+        </w:rPr>
+        <w:t>pretreatment</w:t>
+      </w:r>
+      <w:proofErr w:type="spellEnd"/>
+      <w:r>
+        <w:rPr>
+          <w:rFonts w:eastAsia="Times New Roman" w:cstheme="minorHAnsi"/>
+          <w:color w:val="000000"/>
+          <w:lang w:eastAsia="ca-ES"/>
+        </w:rPr>
+        <w:t xml:space="preserve"> goal was to mimic </w:t>
+      </w:r>
+      <w:r>
+        <w:rPr>
+          <w:rFonts w:eastAsia="Times New Roman" w:cstheme="minorHAnsi"/>
+          <w:color w:val="000000"/>
+          <w:lang w:eastAsia="ca-ES"/>
+        </w:rPr>
+        <w:t xml:space="preserve">natural </w:t>
+      </w:r>
+      <w:r>
+        <w:rPr>
+          <w:rFonts w:eastAsia="Times New Roman" w:cstheme="minorHAnsi"/>
+          <w:color w:val="000000"/>
+          <w:lang w:eastAsia="ca-ES"/>
+        </w:rPr>
+        <w:t>snow conditions registered in the area</w:t>
+      </w:r>
+      <w:r>
+        <w:rPr>
+          <w:rFonts w:eastAsia="Times New Roman" w:cstheme="minorHAnsi"/>
+          <w:color w:val="000000"/>
+          <w:lang w:eastAsia="ca-ES"/>
+        </w:rPr>
+        <w:t xml:space="preserve"> (</w:t>
+      </w:r>
+      <w:r>
+        <w:rPr>
+          <w:rFonts w:eastAsia="Times New Roman" w:cstheme="minorHAnsi"/>
+          <w:color w:val="000000"/>
+          <w:highlight w:val="yellow"/>
+          <w:lang w:eastAsia="ca-ES"/>
+        </w:rPr>
+        <w:t xml:space="preserve">Espinosa </w:t>
+      </w:r>
+      <w:proofErr w:type="gramStart"/>
+      <w:r>
+        <w:rPr>
+          <w:rFonts w:eastAsia="Times New Roman" w:cstheme="minorHAnsi"/>
+          <w:color w:val="000000"/>
+          <w:highlight w:val="yellow"/>
+          <w:lang w:eastAsia="ca-ES"/>
+        </w:rPr>
+        <w:t>del</w:t>
+      </w:r>
+      <w:proofErr w:type="gramEnd"/>
+      <w:r>
+        <w:rPr>
+          <w:rFonts w:eastAsia="Times New Roman" w:cstheme="minorHAnsi"/>
+          <w:color w:val="000000"/>
+          <w:highlight w:val="yellow"/>
+          <w:lang w:eastAsia="ca-ES"/>
+        </w:rPr>
+        <w:t xml:space="preserve"> Alba et al. 2024</w:t>
+      </w:r>
+      <w:r>
+        <w:rPr>
+          <w:rFonts w:eastAsia="Times New Roman" w:cstheme="minorHAnsi"/>
+          <w:color w:val="000000"/>
+          <w:lang w:eastAsia="ca-ES"/>
+        </w:rPr>
+        <w:t xml:space="preserve">) and ensure dormancy breaking. For the </w:t>
+      </w:r>
+      <w:proofErr w:type="spellStart"/>
+      <w:r>
+        <w:rPr>
+          <w:rFonts w:eastAsia="Times New Roman" w:cstheme="minorHAnsi"/>
+          <w:color w:val="000000"/>
+          <w:lang w:eastAsia="ca-ES"/>
+        </w:rPr>
+        <w:t>pretreatment</w:t>
+      </w:r>
+      <w:proofErr w:type="spellEnd"/>
+      <w:r>
+        <w:rPr>
+          <w:rFonts w:eastAsia="Times New Roman" w:cstheme="minorHAnsi"/>
+          <w:color w:val="000000"/>
+          <w:lang w:eastAsia="ca-ES"/>
+        </w:rPr>
+        <w:t xml:space="preserve">, </w:t>
+      </w:r>
+      <w:r>
+        <w:rPr>
+          <w:rFonts w:eastAsia="Times New Roman" w:cstheme="minorHAnsi"/>
+          <w:color w:val="000000"/>
+          <w:lang w:eastAsia="ca-ES"/>
+        </w:rPr>
+        <w:t xml:space="preserve">each </w:t>
+      </w:r>
+      <w:r>
+        <w:rPr>
+          <w:rFonts w:eastAsia="Times New Roman" w:cstheme="minorHAnsi"/>
+          <w:color w:val="000000"/>
+          <w:lang w:eastAsia="ca-ES"/>
+        </w:rPr>
+        <w:t xml:space="preserve">seed lot </w:t>
+      </w:r>
+      <w:r>
+        <w:rPr>
+          <w:rFonts w:eastAsia="Times New Roman" w:cstheme="minorHAnsi"/>
+          <w:color w:val="000000"/>
+          <w:lang w:eastAsia="ca-ES"/>
+        </w:rPr>
+        <w:t>w</w:t>
+      </w:r>
+      <w:r>
+        <w:rPr>
+          <w:rFonts w:eastAsia="Times New Roman" w:cstheme="minorHAnsi"/>
+          <w:color w:val="000000"/>
+          <w:lang w:eastAsia="ca-ES"/>
+        </w:rPr>
+        <w:t>as</w:t>
+      </w:r>
+      <w:r>
+        <w:rPr>
+          <w:rFonts w:eastAsia="Times New Roman" w:cstheme="minorHAnsi"/>
+          <w:color w:val="000000"/>
+          <w:lang w:eastAsia="ca-ES"/>
+        </w:rPr>
+        <w:t xml:space="preserve"> </w:t>
+      </w:r>
+      <w:r>
+        <w:rPr>
+          <w:rFonts w:eastAsia="Times New Roman" w:cstheme="minorHAnsi"/>
+          <w:color w:val="000000"/>
+          <w:lang w:eastAsia="ca-ES"/>
+        </w:rPr>
+        <w:t xml:space="preserve">sowed </w:t>
+      </w:r>
+      <w:r>
+        <w:rPr>
+          <w:rFonts w:eastAsia="Times New Roman" w:cstheme="minorHAnsi"/>
+          <w:color w:val="000000"/>
+          <w:lang w:eastAsia="ca-ES"/>
+        </w:rPr>
+        <w:t xml:space="preserve">in 16 </w:t>
+      </w:r>
+      <w:r>
+        <w:rPr>
+          <w:rFonts w:eastAsia="Times New Roman" w:cstheme="minorHAnsi"/>
+          <w:color w:val="000000"/>
+          <w:lang w:eastAsia="ca-ES"/>
+        </w:rPr>
+        <w:t>Petri</w:t>
+      </w:r>
+      <w:r>
+        <w:rPr>
+          <w:rFonts w:eastAsia="Times New Roman" w:cstheme="minorHAnsi"/>
+          <w:color w:val="000000"/>
+          <w:lang w:eastAsia="ca-ES"/>
+        </w:rPr>
+        <w:t xml:space="preserve"> dishes </w:t>
+      </w:r>
+      <w:r>
+        <w:rPr>
+          <w:rFonts w:eastAsia="Times New Roman" w:cstheme="minorHAnsi"/>
+          <w:color w:val="000000"/>
+          <w:lang w:eastAsia="ca-ES"/>
+        </w:rPr>
+        <w:t>replicates</w:t>
+      </w:r>
+      <w:r>
+        <w:rPr>
+          <w:rFonts w:eastAsia="Times New Roman" w:cstheme="minorHAnsi"/>
+          <w:color w:val="000000"/>
+          <w:lang w:eastAsia="ca-ES"/>
+        </w:rPr>
+        <w:t xml:space="preserve"> (</w:t>
+      </w:r>
+      <w:r>
+        <w:rPr>
+          <w:rFonts w:eastAsia="Times New Roman" w:cstheme="minorHAnsi"/>
+          <w:color w:val="000000"/>
+          <w:lang w:eastAsia="ca-ES"/>
+        </w:rPr>
+        <w:t>90</w:t>
+      </w:r>
+      <w:r>
+        <w:rPr>
+          <w:rFonts w:eastAsia="Times New Roman" w:cstheme="minorHAnsi"/>
+          <w:color w:val="000000"/>
+          <w:lang w:eastAsia="ca-ES"/>
+        </w:rPr>
+        <w:t xml:space="preserve"> </w:t>
+      </w:r>
+      <w:r>
+        <w:rPr>
+          <w:rFonts w:eastAsia="Times New Roman" w:cstheme="minorHAnsi"/>
+          <w:color w:val="000000"/>
+          <w:lang w:eastAsia="ca-ES"/>
+        </w:rPr>
+        <w:t>m</w:t>
+      </w:r>
+      <w:r>
+        <w:rPr>
+          <w:rFonts w:eastAsia="Times New Roman" w:cstheme="minorHAnsi"/>
+          <w:color w:val="000000"/>
+          <w:lang w:eastAsia="ca-ES"/>
+        </w:rPr>
+        <w:t>m</w:t>
+      </w:r>
+      <w:r>
+        <w:rPr>
+          <w:rFonts w:eastAsia="Times New Roman" w:cstheme="minorHAnsi"/>
+          <w:color w:val="000000"/>
+          <w:lang w:eastAsia="ca-ES"/>
+        </w:rPr>
+        <w:t xml:space="preserve"> </w:t>
+      </w:r>
+      <w:r>
+        <w:rPr>
+          <w:rFonts w:eastAsia="Times New Roman" w:cstheme="minorHAnsi"/>
+          <w:color w:val="000000"/>
+          <w:lang w:eastAsia="ca-ES"/>
+        </w:rPr>
+        <w:t>Ø</w:t>
+      </w:r>
+      <w:r>
+        <w:rPr>
+          <w:rFonts w:eastAsia="Times New Roman" w:cstheme="minorHAnsi"/>
+          <w:color w:val="000000"/>
+          <w:lang w:eastAsia="ca-ES"/>
+        </w:rPr>
+        <w:t>)</w:t>
+      </w:r>
+      <w:r>
+        <w:rPr>
+          <w:rFonts w:eastAsia="Times New Roman" w:cstheme="minorHAnsi"/>
+          <w:color w:val="000000"/>
+          <w:lang w:eastAsia="ca-ES"/>
+        </w:rPr>
+        <w:t xml:space="preserve"> </w:t>
+      </w:r>
+      <w:r>
+        <w:rPr>
+          <w:rFonts w:eastAsia="Times New Roman" w:cstheme="minorHAnsi"/>
+          <w:color w:val="000000"/>
+          <w:lang w:eastAsia="ca-ES"/>
+        </w:rPr>
+        <w:t xml:space="preserve">with </w:t>
+      </w:r>
+      <w:r>
+        <w:rPr>
+          <w:rFonts w:eastAsia="Times New Roman" w:cstheme="minorHAnsi"/>
+          <w:color w:val="000000"/>
+          <w:lang w:eastAsia="ca-ES"/>
+        </w:rPr>
+        <w:t xml:space="preserve">25 seeds </w:t>
+      </w:r>
+      <w:r>
+        <w:rPr>
+          <w:rFonts w:eastAsia="Times New Roman" w:cstheme="minorHAnsi"/>
+          <w:color w:val="000000"/>
+          <w:lang w:eastAsia="ca-ES"/>
+        </w:rPr>
+        <w:t>each</w:t>
+      </w:r>
+      <w:r>
+        <w:rPr>
+          <w:rFonts w:eastAsia="Times New Roman" w:cstheme="minorHAnsi"/>
+          <w:color w:val="000000"/>
+          <w:lang w:eastAsia="ca-ES"/>
+        </w:rPr>
+        <w:t xml:space="preserve"> (numbers were adapted for seed lots with fewer seeds available) </w:t>
+      </w:r>
+      <w:r>
+        <w:rPr>
+          <w:rFonts w:eastAsia="Times New Roman" w:cstheme="minorHAnsi"/>
+          <w:color w:val="000000"/>
+          <w:lang w:eastAsia="ca-ES"/>
+        </w:rPr>
+        <w:t>on</w:t>
+      </w:r>
+      <w:r>
+        <w:rPr>
+          <w:rFonts w:eastAsia="Times New Roman" w:cstheme="minorHAnsi"/>
+          <w:color w:val="000000"/>
+          <w:lang w:eastAsia="ca-ES"/>
+        </w:rPr>
+        <w:t xml:space="preserve"> </w:t>
+      </w:r>
+      <w:r>
+        <w:rPr>
+          <w:rFonts w:eastAsia="Times New Roman" w:cstheme="minorHAnsi"/>
+          <w:color w:val="000000"/>
+          <w:lang w:eastAsia="ca-ES"/>
+        </w:rPr>
+        <w:t>agar 1%</w:t>
+      </w:r>
+      <w:r>
+        <w:rPr>
+          <w:rFonts w:eastAsia="Times New Roman" w:cstheme="minorHAnsi"/>
+          <w:color w:val="000000"/>
+          <w:lang w:eastAsia="ca-ES"/>
+        </w:rPr>
+        <w:t xml:space="preserve"> (1</w:t>
+      </w:r>
+      <w:r>
+        <w:rPr>
+          <w:rFonts w:eastAsia="Times New Roman" w:cstheme="minorHAnsi"/>
+          <w:color w:val="000000"/>
+          <w:lang w:eastAsia="ca-ES"/>
+        </w:rPr>
+        <w:t xml:space="preserve">0 gr agar in </w:t>
+      </w:r>
+      <w:r>
+        <w:rPr>
+          <w:rFonts w:eastAsia="Times New Roman" w:cstheme="minorHAnsi"/>
+          <w:color w:val="000000"/>
+          <w:lang w:eastAsia="ca-ES"/>
+        </w:rPr>
+        <w:t xml:space="preserve">1L </w:t>
+      </w:r>
+      <w:r>
+        <w:rPr>
+          <w:rFonts w:eastAsia="Times New Roman" w:cstheme="minorHAnsi"/>
+          <w:color w:val="000000"/>
+          <w:lang w:eastAsia="ca-ES"/>
+        </w:rPr>
+        <w:t xml:space="preserve">of </w:t>
+      </w:r>
+      <w:r>
+        <w:rPr>
+          <w:rFonts w:eastAsia="Times New Roman" w:cstheme="minorHAnsi"/>
+          <w:color w:val="000000"/>
+          <w:lang w:eastAsia="ca-ES"/>
+        </w:rPr>
+        <w:t>distilled water)</w:t>
+      </w:r>
+      <w:r>
+        <w:rPr>
+          <w:rFonts w:eastAsia="Times New Roman" w:cstheme="minorHAnsi"/>
+          <w:color w:val="000000"/>
+          <w:lang w:eastAsia="ca-ES"/>
+        </w:rPr>
+        <w:t xml:space="preserve"> and cover with two layers of aluminium foil</w:t>
+      </w:r>
+      <w:r>
+        <w:rPr>
+          <w:rFonts w:eastAsia="Times New Roman" w:cstheme="minorHAnsi"/>
+          <w:color w:val="000000"/>
+          <w:lang w:eastAsia="ca-ES"/>
+        </w:rPr>
+        <w:t xml:space="preserve">. </w:t>
+      </w:r>
+      <w:r>
+        <w:rPr>
+          <w:rFonts w:eastAsia="Times New Roman" w:cstheme="minorHAnsi"/>
+          <w:color w:val="000000"/>
+          <w:lang w:eastAsia="ca-ES"/>
+        </w:rPr>
+        <w:t>Petri d</w:t>
+      </w:r>
+      <w:r>
+        <w:rPr>
+          <w:rFonts w:eastAsia="Times New Roman" w:cstheme="minorHAnsi"/>
+          <w:color w:val="000000"/>
+          <w:lang w:eastAsia="ca-ES"/>
+        </w:rPr>
+        <w:t xml:space="preserve">ishes </w:t>
+      </w:r>
+      <w:proofErr w:type="gramStart"/>
+      <w:r>
+        <w:rPr>
+          <w:rFonts w:eastAsia="Times New Roman" w:cstheme="minorHAnsi"/>
+          <w:color w:val="000000"/>
+          <w:lang w:eastAsia="ca-ES"/>
+        </w:rPr>
+        <w:t>were sealed</w:t>
+      </w:r>
+      <w:proofErr w:type="gramEnd"/>
+      <w:r>
+        <w:rPr>
+          <w:rFonts w:eastAsia="Times New Roman" w:cstheme="minorHAnsi"/>
+          <w:color w:val="000000"/>
+          <w:lang w:eastAsia="ca-ES"/>
+        </w:rPr>
+        <w:t xml:space="preserve"> with </w:t>
+      </w:r>
+      <w:proofErr w:type="spellStart"/>
+      <w:r>
+        <w:rPr>
+          <w:rFonts w:eastAsia="Times New Roman" w:cstheme="minorHAnsi"/>
+          <w:color w:val="000000"/>
+          <w:lang w:eastAsia="ca-ES"/>
+        </w:rPr>
+        <w:t>parafilm</w:t>
+      </w:r>
+      <w:proofErr w:type="spellEnd"/>
+      <w:r>
+        <w:rPr>
+          <w:rFonts w:eastAsia="Times New Roman" w:cstheme="minorHAnsi"/>
+          <w:color w:val="000000"/>
+          <w:lang w:eastAsia="ca-ES"/>
+        </w:rPr>
+        <w:t xml:space="preserve"> to maintain the moisture content, avoiding water stress throughout the </w:t>
+      </w:r>
+      <w:r>
+        <w:rPr>
+          <w:rFonts w:eastAsia="Times New Roman" w:cstheme="minorHAnsi"/>
+          <w:color w:val="000000"/>
+          <w:lang w:eastAsia="ca-ES"/>
+        </w:rPr>
+        <w:t>cold stratification period</w:t>
+      </w:r>
+      <w:r>
+        <w:rPr>
+          <w:rFonts w:eastAsia="Times New Roman" w:cstheme="minorHAnsi"/>
+          <w:color w:val="000000"/>
+          <w:lang w:eastAsia="ca-ES"/>
+        </w:rPr>
+        <w:t xml:space="preserve">. </w:t>
+      </w:r>
+      <w:r>
+        <w:rPr>
+          <w:rFonts w:eastAsia="Times New Roman" w:cstheme="minorHAnsi"/>
+          <w:color w:val="000000"/>
+          <w:lang w:eastAsia="ca-ES"/>
+        </w:rPr>
+        <w:t xml:space="preserve">For the study purpose three </w:t>
+      </w:r>
+      <w:proofErr w:type="spellStart"/>
+      <w:r>
+        <w:rPr>
+          <w:rFonts w:cstheme="minorHAnsi"/>
+        </w:rPr>
+        <w:t>Aralab</w:t>
+      </w:r>
+      <w:proofErr w:type="spellEnd"/>
+      <w:r>
+        <w:rPr>
+          <w:rFonts w:cstheme="minorHAnsi"/>
+        </w:rPr>
+        <w:t xml:space="preserve"> incubators (</w:t>
+      </w:r>
+      <w:proofErr w:type="spellStart"/>
+      <w:r>
+        <w:rPr>
+          <w:rFonts w:cstheme="minorHAnsi"/>
+        </w:rPr>
+        <w:t>Aralab</w:t>
+      </w:r>
+      <w:proofErr w:type="spellEnd"/>
+      <w:r>
+        <w:rPr>
+          <w:rFonts w:cstheme="minorHAnsi"/>
+        </w:rPr>
+        <w:t xml:space="preserve"> climatic chamber </w:t>
+      </w:r>
+      <w:proofErr w:type="spellStart"/>
+      <w:r>
+        <w:rPr>
+          <w:rFonts w:cstheme="minorHAnsi"/>
+        </w:rPr>
+        <w:t>Fitoclima</w:t>
+      </w:r>
+      <w:proofErr w:type="spellEnd"/>
+      <w:r>
+        <w:rPr>
+          <w:rFonts w:cstheme="minorHAnsi"/>
+        </w:rPr>
+        <w:t xml:space="preserve"> S600 PL, equipped with 4 led modules 11W 350mA)</w:t>
+      </w:r>
+      <w:r>
+        <w:rPr>
+          <w:rFonts w:cstheme="minorHAnsi"/>
+        </w:rPr>
+        <w:t xml:space="preserve"> and </w:t>
+      </w:r>
+      <w:r>
+        <w:rPr>
+          <w:rFonts w:cstheme="minorHAnsi"/>
+        </w:rPr>
+        <w:t xml:space="preserve">configured using </w:t>
+      </w:r>
+      <w:proofErr w:type="spellStart"/>
+      <w:r>
+        <w:rPr>
+          <w:rFonts w:cstheme="minorHAnsi"/>
+        </w:rPr>
+        <w:t>Fitolog</w:t>
+      </w:r>
+      <w:proofErr w:type="spellEnd"/>
+      <w:r>
+        <w:rPr>
+          <w:rFonts w:cstheme="minorHAnsi"/>
+        </w:rPr>
+        <w:t xml:space="preserve"> 9000 software (version 9308, </w:t>
+      </w:r>
+      <w:proofErr w:type="spellStart"/>
+      <w:r>
+        <w:rPr>
+          <w:rFonts w:cstheme="minorHAnsi"/>
+        </w:rPr>
+        <w:t>Aralab</w:t>
+      </w:r>
+      <w:proofErr w:type="spellEnd"/>
+      <w:r>
+        <w:rPr>
+          <w:rFonts w:cstheme="minorHAnsi"/>
+        </w:rPr>
+        <w:t xml:space="preserve"> Pharmaceutical Stability software)</w:t>
+      </w:r>
+      <w:r>
+        <w:rPr>
+          <w:rFonts w:cstheme="minorHAnsi"/>
+        </w:rPr>
+        <w:t xml:space="preserve"> and </w:t>
+      </w:r>
+      <w:r>
+        <w:rPr>
+          <w:rFonts w:cstheme="minorHAnsi"/>
+          <w:highlight w:val="yellow"/>
+        </w:rPr>
+        <w:t>one incubation chamber (</w:t>
+      </w:r>
+      <w:r>
+        <w:rPr>
+          <w:rFonts w:cstheme="minorHAnsi"/>
+          <w:highlight w:val="yellow"/>
+        </w:rPr>
+        <w:t>BOS, details EDU)</w:t>
+      </w:r>
+      <w:r>
+        <w:rPr>
+          <w:rFonts w:cstheme="minorHAnsi"/>
+        </w:rPr>
+        <w:t xml:space="preserve">. </w:t>
+      </w:r>
+      <w:r>
+        <w:rPr>
+          <w:rFonts w:cstheme="minorHAnsi"/>
+        </w:rPr>
+        <w:t xml:space="preserve"> </w:t>
+      </w:r>
+    </w:p>
+    <w:p>
+      <w:pPr>
+        <w:pStyle w:val="Ttulo3"/>
+        <w:rPr>
+          <w:rFonts w:eastAsia="Times New Roman"/>
+          <w:lang w:eastAsia="ca-ES"/>
+        </w:rPr>
+      </w:pPr>
+      <w:r>
+        <w:rPr>
+          <w:rFonts w:eastAsia="Times New Roman"/>
+          <w:lang w:eastAsia="ca-ES"/>
+        </w:rPr>
+        <w:t>2.</w:t>
+      </w:r>
+      <w:r>
+        <w:rPr>
+          <w:rFonts w:eastAsia="Times New Roman"/>
+          <w:lang w:eastAsia="ca-ES"/>
+        </w:rPr>
+        <w:t>5</w:t>
+      </w:r>
+      <w:r>
+        <w:rPr>
+          <w:rFonts w:eastAsia="Times New Roman"/>
+          <w:lang w:eastAsia="ca-ES"/>
+        </w:rPr>
+        <w:t xml:space="preserve"> Germination </w:t>
+      </w:r>
+      <w:r>
+        <w:rPr>
+          <w:rFonts w:eastAsia="Times New Roman"/>
+          <w:lang w:eastAsia="ca-ES"/>
+        </w:rPr>
+        <w:t>experiment</w:t>
+      </w:r>
+      <w:r>
+        <w:rPr>
+          <w:rFonts w:eastAsia="Times New Roman"/>
+          <w:lang w:eastAsia="ca-ES"/>
+        </w:rPr>
+        <w:t xml:space="preserve"> </w:t>
+      </w:r>
+    </w:p>
+    <w:p>
+      <w:pPr>
+        <w:shd w:val="clear" w:color="auto" w:fill="FFFFFF"/>
+        <w:spacing w:line="480" w:lineRule="auto"/>
+        <w:jc w:val="both"/>
+        <w:textAlignment w:val="baseline"/>
+        <w:rPr>
+          <w:rFonts w:cstheme="minorHAnsi"/>
+        </w:rPr>
+      </w:pPr>
+      <w:r>
+        <w:rPr>
+          <w:rFonts w:eastAsia="Times New Roman" w:cstheme="minorHAnsi"/>
+          <w:color w:val="000000"/>
+          <w:lang w:eastAsia="ca-ES"/>
+        </w:rPr>
+        <w:t xml:space="preserve">Once the </w:t>
+      </w:r>
+      <w:proofErr w:type="spellStart"/>
+      <w:r>
+        <w:rPr>
+          <w:rFonts w:eastAsia="Times New Roman" w:cstheme="minorHAnsi"/>
+          <w:color w:val="000000"/>
+          <w:lang w:eastAsia="ca-ES"/>
+        </w:rPr>
+        <w:t>pretreatment</w:t>
+      </w:r>
+      <w:proofErr w:type="spellEnd"/>
+      <w:r>
+        <w:rPr>
+          <w:rFonts w:eastAsia="Times New Roman" w:cstheme="minorHAnsi"/>
+          <w:color w:val="000000"/>
+          <w:lang w:eastAsia="ca-ES"/>
+        </w:rPr>
+        <w:t xml:space="preserve"> ended</w:t>
+      </w:r>
+      <w:r>
+        <w:rPr>
+          <w:rFonts w:eastAsia="Times New Roman" w:cstheme="minorHAnsi"/>
+          <w:color w:val="000000"/>
+          <w:lang w:eastAsia="ca-ES"/>
+        </w:rPr>
+        <w:t xml:space="preserve">, </w:t>
+      </w:r>
+      <w:r>
+        <w:rPr>
+          <w:rFonts w:eastAsia="Times New Roman" w:cstheme="minorHAnsi"/>
+          <w:color w:val="000000"/>
+          <w:lang w:eastAsia="ca-ES"/>
+        </w:rPr>
+        <w:t>n</w:t>
+      </w:r>
+      <w:r>
+        <w:rPr>
+          <w:rFonts w:eastAsia="Times New Roman" w:cstheme="minorHAnsi"/>
+          <w:color w:val="000000"/>
+          <w:lang w:eastAsia="ca-ES"/>
+        </w:rPr>
+        <w:t xml:space="preserve">on-germinated </w:t>
+      </w:r>
+      <w:r>
+        <w:rPr>
+          <w:rFonts w:eastAsia="Times New Roman" w:cstheme="minorHAnsi"/>
+          <w:color w:val="000000"/>
+          <w:lang w:eastAsia="ca-ES"/>
+        </w:rPr>
+        <w:t>seed</w:t>
+      </w:r>
+      <w:r>
+        <w:rPr>
+          <w:rFonts w:eastAsia="Times New Roman" w:cstheme="minorHAnsi"/>
+          <w:color w:val="000000"/>
+          <w:lang w:eastAsia="ca-ES"/>
+        </w:rPr>
+        <w:t>s</w:t>
+      </w:r>
+      <w:r>
+        <w:rPr>
+          <w:rFonts w:eastAsia="Times New Roman" w:cstheme="minorHAnsi"/>
+          <w:color w:val="000000"/>
+          <w:lang w:eastAsia="ca-ES"/>
+        </w:rPr>
+        <w:t xml:space="preserve"> </w:t>
+      </w:r>
+      <w:proofErr w:type="gramStart"/>
+      <w:r>
+        <w:rPr>
+          <w:rFonts w:eastAsia="Times New Roman" w:cstheme="minorHAnsi"/>
+          <w:color w:val="000000"/>
+          <w:lang w:eastAsia="ca-ES"/>
+        </w:rPr>
+        <w:t>were</w:t>
+      </w:r>
+      <w:r>
+        <w:rPr>
+          <w:rFonts w:eastAsia="Times New Roman" w:cstheme="minorHAnsi"/>
+          <w:color w:val="000000"/>
+          <w:lang w:eastAsia="ca-ES"/>
+        </w:rPr>
+        <w:t xml:space="preserve"> transferred to </w:t>
+      </w:r>
+      <w:r>
+        <w:rPr>
+          <w:rFonts w:eastAsia="Times New Roman" w:cstheme="minorHAnsi"/>
+          <w:color w:val="000000"/>
+          <w:lang w:eastAsia="ca-ES"/>
+        </w:rPr>
+        <w:t xml:space="preserve">new </w:t>
+      </w:r>
+      <w:r>
+        <w:t>90 mm Ø Petri dishes with two layers of filter paper (</w:t>
+      </w:r>
+      <w:proofErr w:type="spellStart"/>
+      <w:r>
+        <w:rPr>
+          <w:rFonts w:eastAsia="Times New Roman" w:cstheme="minorHAnsi"/>
+          <w:color w:val="000000"/>
+          <w:lang w:eastAsia="ca-ES"/>
+        </w:rPr>
+        <w:t>Filtros</w:t>
+      </w:r>
+      <w:proofErr w:type="spellEnd"/>
+      <w:r>
+        <w:rPr>
+          <w:rFonts w:eastAsia="Times New Roman" w:cstheme="minorHAnsi"/>
+          <w:color w:val="000000"/>
+          <w:lang w:eastAsia="ca-ES"/>
+        </w:rPr>
+        <w:t xml:space="preserve"> </w:t>
+      </w:r>
+      <w:proofErr w:type="spellStart"/>
+      <w:r>
+        <w:rPr>
+          <w:rFonts w:eastAsia="Times New Roman" w:cstheme="minorHAnsi"/>
+          <w:color w:val="000000"/>
+          <w:lang w:eastAsia="ca-ES"/>
+        </w:rPr>
+        <w:t>Anoia</w:t>
+      </w:r>
+      <w:proofErr w:type="spellEnd"/>
+      <w:r>
+        <w:rPr>
+          <w:rFonts w:eastAsia="Times New Roman" w:cstheme="minorHAnsi"/>
+          <w:color w:val="000000"/>
+          <w:lang w:eastAsia="ca-ES"/>
+        </w:rPr>
+        <w:t xml:space="preserve"> S.A. paper for germination assays, Ref.518G085</w:t>
+      </w:r>
+      <w:r>
+        <w:t>)</w:t>
+      </w:r>
+      <w:r>
+        <w:t xml:space="preserve"> and sealed with </w:t>
+      </w:r>
+      <w:proofErr w:type="spellStart"/>
+      <w:r>
+        <w:t>parafilm</w:t>
+      </w:r>
+      <w:proofErr w:type="spellEnd"/>
+      <w:proofErr w:type="gramEnd"/>
+      <w:r>
+        <w:t>.</w:t>
+      </w:r>
+      <w:r>
+        <w:t xml:space="preserve"> </w:t>
+      </w:r>
+      <w:r>
+        <w:t xml:space="preserve">Firstly, </w:t>
+      </w:r>
+      <w:r>
+        <w:t xml:space="preserve">we transferred </w:t>
+      </w:r>
+      <w:r>
+        <w:t xml:space="preserve">the </w:t>
+      </w:r>
+      <w:r>
+        <w:t>seed</w:t>
+      </w:r>
+      <w:r>
+        <w:t>s</w:t>
+      </w:r>
+      <w:r>
+        <w:t xml:space="preserve"> for </w:t>
+      </w:r>
+      <w:r>
+        <w:t>Darkness</w:t>
+      </w:r>
+      <w:r>
+        <w:t xml:space="preserve"> treatment, </w:t>
+      </w:r>
+      <w:r>
+        <w:t xml:space="preserve">added 6ml of distilled water, sealed with </w:t>
+      </w:r>
+      <w:proofErr w:type="spellStart"/>
+      <w:r>
+        <w:t>parafilm</w:t>
+      </w:r>
+      <w:proofErr w:type="spellEnd"/>
+      <w:r>
+        <w:t xml:space="preserve"> </w:t>
+      </w:r>
+      <w:r>
+        <w:t xml:space="preserve">and </w:t>
+      </w:r>
+      <w:r>
+        <w:t>immediately</w:t>
+      </w:r>
+      <w:r>
+        <w:t xml:space="preserve"> cover them with two layers aluminium foil</w:t>
+      </w:r>
+      <w:r>
+        <w:t xml:space="preserve">. </w:t>
+      </w:r>
+      <w:r>
+        <w:t xml:space="preserve">Next, we transfer the seeds for the </w:t>
+      </w:r>
+      <w:r>
+        <w:t>Water stress</w:t>
+      </w:r>
+      <w:r>
+        <w:t xml:space="preserve"> </w:t>
+      </w:r>
+      <w:r>
+        <w:t>treatme</w:t>
+      </w:r>
+      <w:r>
+        <w:t>nt</w:t>
+      </w:r>
+      <w:r>
+        <w:t xml:space="preserve">, where instead of distilled water we added 6ml of </w:t>
+      </w:r>
+      <w:r>
+        <w:t>a polyethylene solution (PEG</w:t>
+      </w:r>
+      <w:r>
+        <w:t xml:space="preserve"> 6000</w:t>
+      </w:r>
+      <w:r>
+        <w:t xml:space="preserve">) </w:t>
+      </w:r>
+      <w:r>
+        <w:t xml:space="preserve">to simulate a -0.6 </w:t>
+      </w:r>
+      <w:proofErr w:type="spellStart"/>
+      <w:r>
+        <w:t>Mpa</w:t>
+      </w:r>
+      <w:proofErr w:type="spellEnd"/>
+      <w:r>
+        <w:t xml:space="preserve"> of water potential</w:t>
+      </w:r>
+      <w:r>
+        <w:t xml:space="preserve"> and sealed with </w:t>
+      </w:r>
+      <w:proofErr w:type="spellStart"/>
+      <w:r>
+        <w:t>parafilm</w:t>
+      </w:r>
+      <w:proofErr w:type="spellEnd"/>
+      <w:r>
+        <w:t xml:space="preserve">. </w:t>
+      </w:r>
+      <w:r>
+        <w:t xml:space="preserve">As </w:t>
+      </w:r>
+      <w:r>
+        <w:t xml:space="preserve">PEG solutions depend on experimental </w:t>
+      </w:r>
+      <w:r>
+        <w:lastRenderedPageBreak/>
+        <w:t>temperatures, t</w:t>
+      </w:r>
+      <w:r>
+        <w:t xml:space="preserve">wo </w:t>
+      </w:r>
+      <w:r>
+        <w:t xml:space="preserve">PEG solutions </w:t>
+      </w:r>
+      <w:r>
+        <w:t xml:space="preserve">were prepared </w:t>
+      </w:r>
+      <w:r>
+        <w:t xml:space="preserve">according to </w:t>
+      </w:r>
+      <w:r>
+        <w:fldChar w:fldCharType="begin" w:fldLock="1"/>
+      </w:r>
+      <w:r>
+        <w:instrText>ADDIN CSL_CITATION {"citationItems":[{"id":"ITEM-1","itemData":{"author":[{"dropping-particle":"","family":"Michel","given":"Burlyn E","non-dropping-particle":"","parse-names":false,"suffix":""},{"dropping-particle":"","family":"Kaufmann","given":"Merrill R","non-dropping-particle":"","parse-names":false,"suffix":""}],"id":"ITEM-1","issued":{"date-parts":[["1973"]]},"page":"914-916","title":"The Osmotic Potential of Polyethylene Glycol 60001","type":"article-journal"},"uris":["http://www.mendeley.com/documents/?uuid=5dcd3d1a-bbf4-4c97-b53e-728b84b2c212","http://www.mendeley.com/documents/?uuid=8bae9792-5df1-46d8-a9f4-b2080aa2e458"]}],"mendeley":{"formattedCitation":"(Michel &amp; Kaufmann 1973)","manualFormatting":"Michel &amp; Kaufmann (1973)","plainTextFormattedCitation":"(Michel &amp; Kaufmann 1973)","previouslyFormattedCitation":"(Michel &amp; Kaufmann 1973)"},"properties":{"noteIndex":0},"schema":"https://github.com/citation-style-language/schema/raw/master/csl-citation.json"}</w:instrText>
+      </w:r>
+      <w:r>
+        <w:fldChar w:fldCharType="separate"/>
+      </w:r>
+      <w:r>
+        <w:rPr>
+          <w:noProof/>
+        </w:rPr>
+        <w:t>Michel &amp; Kaufmann (1973)</w:t>
+      </w:r>
+      <w:r>
+        <w:fldChar w:fldCharType="end"/>
+      </w:r>
+      <w:r>
+        <w:t xml:space="preserve"> and </w:t>
+      </w:r>
+      <w:r>
+        <w:fldChar w:fldCharType="begin" w:fldLock="1"/>
+      </w:r>
+      <w:r>
+        <w:instrText>ADDIN CSL_CITATION {"citationItems":[{"id":"ITEM-1","itemData":{"ISBN":"1678-3921","ISSN":"1678-3921","abstract":"Um expressivo número de pesquisas vem sendo desenvolvido na área de pré-condicionamento em sementes. Na busca de contribuir com os técnicos envolvidos em pes­quisas nesta área, procurou-se através da inter-relação entre a Termodinâmica e a Tecnologia de Sementes caracterizar potenciais hídrico, osmótico, mátrico e de pressão e, a partir do tra­balho de Michel &amp; Kaufmann (1973), construir uma tabela associando potencial osmótico, concentração de polietileno glicol 6000 e temperatura.","author":[{"dropping-particle":"","family":"Villela","given":"Francisco Amaral","non-dropping-particle":"","parse-names":false,"suffix":""},{"dropping-particle":"","family":"Doni Filho","given":"Luiz","non-dropping-particle":"","parse-names":false,"suffix":""},{"dropping-particle":"","family":"Sequeira","given":"Eliseo Lecrerc","non-dropping-particle":"","parse-names":false,"suffix":""}],"container-title":"Pesquisa Agropecuária Brasileira","id":"ITEM-1","issue":"11/12","issued":{"date-parts":[["1991"]]},"page":"1957-1968","title":"Tabela de potencial osmótico em função da concentração de polietileno glicol 6.000 e da temperatura","type":"article-journal","volume":"26"},"uris":["http://www.mendeley.com/documents/?uuid=309ba047-c4bd-4f3c-8de0-e44ba85df0c4"]}],"mendeley":{"formattedCitation":"(Villela et al. 1991)","manualFormatting":"Villela et al. (1991)","plainTextFormattedCitation":"(Villela et al. 1991)","previouslyFormattedCitation":"(Villela et al. 1991)"},"properties":{"noteIndex":0},"schema":"https://github.com/citation-style-language/schema/raw/master/csl-citation.json"}</w:instrText>
+      </w:r>
+      <w:r>
+        <w:fldChar w:fldCharType="separate"/>
+      </w:r>
+      <w:r>
+        <w:rPr>
+          <w:noProof/>
+        </w:rPr>
+        <w:t xml:space="preserve">Villela et al. </w:t>
+      </w:r>
+      <w:r>
+        <w:rPr>
+          <w:noProof/>
+        </w:rPr>
+        <w:t>(</w:t>
+      </w:r>
+      <w:r>
+        <w:rPr>
+          <w:noProof/>
+        </w:rPr>
+        <w:t>1991)</w:t>
+      </w:r>
+      <w:r>
+        <w:fldChar w:fldCharType="end"/>
+      </w:r>
+      <w:r>
+        <w:t xml:space="preserve"> to reach desired osmotic potentials at </w:t>
+      </w:r>
+      <w:r>
+        <w:t xml:space="preserve">10 ºC </w:t>
+      </w:r>
+      <w:r>
+        <w:t xml:space="preserve">and </w:t>
+      </w:r>
+      <w:r>
+        <w:t>17</w:t>
+      </w:r>
+      <w:r>
+        <w:t>ºC</w:t>
+      </w:r>
+      <w:r>
+        <w:t xml:space="preserve"> </w:t>
+      </w:r>
+      <w:r>
+        <w:t xml:space="preserve">depending on species optimal germination temperature. </w:t>
+      </w:r>
+      <w:r>
+        <w:t xml:space="preserve"> </w:t>
+      </w:r>
+      <w:r>
+        <w:t xml:space="preserve">Finally, </w:t>
+      </w:r>
+      <w:r>
+        <w:t>the rest of the seed</w:t>
+      </w:r>
+      <w:r>
+        <w:t>s</w:t>
+      </w:r>
+      <w:r>
+        <w:t xml:space="preserve"> </w:t>
+      </w:r>
+      <w:proofErr w:type="gramStart"/>
+      <w:r>
+        <w:t>were divided</w:t>
+      </w:r>
+      <w:proofErr w:type="gramEnd"/>
+      <w:r>
+        <w:t xml:space="preserve"> between </w:t>
+      </w:r>
+      <w:r>
+        <w:t>control</w:t>
+      </w:r>
+      <w:r>
+        <w:t xml:space="preserve"> and constant</w:t>
+      </w:r>
+      <w:r>
+        <w:t xml:space="preserve"> temperature</w:t>
+      </w:r>
+      <w:r>
+        <w:t xml:space="preserve"> treatments</w:t>
+      </w:r>
+      <w:r>
+        <w:t xml:space="preserve">, </w:t>
+      </w:r>
+      <w:r>
+        <w:t xml:space="preserve">added 6ml of distilled water and sealed with </w:t>
+      </w:r>
+      <w:proofErr w:type="spellStart"/>
+      <w:r>
+        <w:t>parafilm</w:t>
+      </w:r>
+      <w:proofErr w:type="spellEnd"/>
+      <w:r>
+        <w:t xml:space="preserve">. </w:t>
+      </w:r>
+      <w:r>
+        <w:rPr>
+          <w:rFonts w:cstheme="minorHAnsi"/>
+        </w:rPr>
+        <w:t xml:space="preserve">We checked </w:t>
+      </w:r>
+      <w:r>
+        <w:rPr>
+          <w:rFonts w:cstheme="minorHAnsi"/>
+        </w:rPr>
+        <w:t xml:space="preserve">germination </w:t>
+      </w:r>
+      <w:r>
+        <w:rPr>
+          <w:rFonts w:cstheme="minorHAnsi"/>
+        </w:rPr>
+        <w:t xml:space="preserve">right after cold stratification </w:t>
+      </w:r>
+      <w:proofErr w:type="spellStart"/>
+      <w:r>
+        <w:rPr>
+          <w:rFonts w:cstheme="minorHAnsi"/>
+        </w:rPr>
+        <w:t>pretreatment</w:t>
+      </w:r>
+      <w:proofErr w:type="spellEnd"/>
+      <w:r>
+        <w:rPr>
+          <w:rFonts w:cstheme="minorHAnsi"/>
+        </w:rPr>
+        <w:t>, as a proxy of species ability to germinate under snow-like conditions</w:t>
+      </w:r>
+      <w:r>
+        <w:rPr>
+          <w:rFonts w:cstheme="minorHAnsi"/>
+        </w:rPr>
+        <w:t xml:space="preserve"> to have extra information</w:t>
+      </w:r>
+      <w:r>
+        <w:rPr>
+          <w:rFonts w:cstheme="minorHAnsi"/>
+        </w:rPr>
+        <w:t xml:space="preserve"> to include in niche dissimilarity analysis, </w:t>
+      </w:r>
+      <w:r>
+        <w:rPr>
+          <w:rFonts w:eastAsia="Times New Roman" w:cstheme="minorHAnsi"/>
+          <w:color w:val="000000"/>
+          <w:lang w:eastAsia="ca-ES"/>
+        </w:rPr>
+        <w:t>one species (</w:t>
+      </w:r>
+      <w:proofErr w:type="spellStart"/>
+      <w:r>
+        <w:rPr>
+          <w:rFonts w:eastAsia="Times New Roman" w:cstheme="minorHAnsi"/>
+          <w:i/>
+          <w:color w:val="000000"/>
+          <w:lang w:eastAsia="ca-ES"/>
+        </w:rPr>
+        <w:t>Teesdalia</w:t>
+      </w:r>
+      <w:proofErr w:type="spellEnd"/>
+      <w:r>
+        <w:rPr>
+          <w:rFonts w:eastAsia="Times New Roman" w:cstheme="minorHAnsi"/>
+          <w:i/>
+          <w:color w:val="000000"/>
+          <w:lang w:eastAsia="ca-ES"/>
+        </w:rPr>
+        <w:t xml:space="preserve"> </w:t>
+      </w:r>
+      <w:proofErr w:type="spellStart"/>
+      <w:r>
+        <w:rPr>
+          <w:rFonts w:eastAsia="Times New Roman" w:cstheme="minorHAnsi"/>
+          <w:i/>
+          <w:color w:val="000000"/>
+          <w:lang w:eastAsia="ca-ES"/>
+        </w:rPr>
+        <w:t>conferta</w:t>
+      </w:r>
+      <w:proofErr w:type="spellEnd"/>
+      <w:r>
+        <w:rPr>
+          <w:rFonts w:eastAsia="Times New Roman" w:cstheme="minorHAnsi"/>
+          <w:color w:val="000000"/>
+          <w:lang w:eastAsia="ca-ES"/>
+        </w:rPr>
+        <w:t xml:space="preserve">) germinated to 100% thus </w:t>
+      </w:r>
+      <w:proofErr w:type="gramStart"/>
+      <w:r>
+        <w:rPr>
+          <w:rFonts w:eastAsia="Times New Roman" w:cstheme="minorHAnsi"/>
+          <w:color w:val="000000"/>
+          <w:lang w:eastAsia="ca-ES"/>
+        </w:rPr>
+        <w:t>was removed</w:t>
+      </w:r>
+      <w:proofErr w:type="gramEnd"/>
+      <w:r>
+        <w:rPr>
+          <w:rFonts w:eastAsia="Times New Roman" w:cstheme="minorHAnsi"/>
+          <w:color w:val="000000"/>
+          <w:lang w:eastAsia="ca-ES"/>
+        </w:rPr>
+        <w:t xml:space="preserve"> from germination treatments analysis</w:t>
+      </w:r>
+      <w:r>
+        <w:rPr>
+          <w:rFonts w:cstheme="minorHAnsi"/>
+        </w:rPr>
+        <w:t>. Fr</w:t>
+      </w:r>
+      <w:r>
+        <w:rPr>
+          <w:rFonts w:cstheme="minorHAnsi"/>
+        </w:rPr>
+        <w:t>o</w:t>
+      </w:r>
+      <w:r>
+        <w:rPr>
+          <w:rFonts w:cstheme="minorHAnsi"/>
+        </w:rPr>
+        <w:t>m there</w:t>
+      </w:r>
+      <w:r>
+        <w:rPr>
+          <w:rFonts w:cstheme="minorHAnsi"/>
+        </w:rPr>
+        <w:t xml:space="preserve"> on,</w:t>
+      </w:r>
+      <w:r>
+        <w:rPr>
+          <w:rFonts w:cstheme="minorHAnsi"/>
+        </w:rPr>
+        <w:t xml:space="preserve"> we checked</w:t>
+      </w:r>
+      <w:r>
+        <w:rPr>
+          <w:rFonts w:cstheme="minorHAnsi"/>
+        </w:rPr>
+        <w:t xml:space="preserve"> </w:t>
+      </w:r>
+      <w:r>
+        <w:rPr>
+          <w:rFonts w:cstheme="minorHAnsi"/>
+        </w:rPr>
+        <w:t>germination</w:t>
+      </w:r>
+      <w:r>
+        <w:rPr>
+          <w:rFonts w:eastAsia="Times New Roman" w:cstheme="minorHAnsi"/>
+          <w:color w:val="000000"/>
+          <w:lang w:eastAsia="ca-ES"/>
+        </w:rPr>
+        <w:t xml:space="preserve"> </w:t>
+      </w:r>
+      <w:r>
+        <w:rPr>
+          <w:rFonts w:cstheme="minorHAnsi"/>
+        </w:rPr>
+        <w:t xml:space="preserve">every </w:t>
+      </w:r>
+      <w:r>
+        <w:rPr>
+          <w:rFonts w:cstheme="minorHAnsi"/>
+        </w:rPr>
+        <w:t xml:space="preserve">week </w:t>
+      </w:r>
+      <w:r>
+        <w:rPr>
+          <w:rFonts w:cstheme="minorHAnsi"/>
+        </w:rPr>
+        <w:t>until the end of the experiment</w:t>
+      </w:r>
+      <w:r>
+        <w:rPr>
+          <w:rFonts w:cstheme="minorHAnsi"/>
+        </w:rPr>
+        <w:t xml:space="preserve"> (6 weeks)</w:t>
+      </w:r>
+      <w:r>
+        <w:rPr>
+          <w:rFonts w:cstheme="minorHAnsi"/>
+        </w:rPr>
+        <w:t xml:space="preserve">. We removed seeds from the petri dishes once </w:t>
+      </w:r>
+      <w:r>
+        <w:rPr>
+          <w:rFonts w:eastAsia="Times New Roman" w:cstheme="minorHAnsi"/>
+          <w:color w:val="000000"/>
+          <w:lang w:eastAsia="ca-ES"/>
+        </w:rPr>
+        <w:t xml:space="preserve">germination occurred (radicle &gt; 1.5 mm long). At the end of the experiment, we cut open non-germinated seeds under the binocular loupe </w:t>
+      </w:r>
+      <w:proofErr w:type="gramStart"/>
+      <w:r>
+        <w:rPr>
+          <w:rFonts w:eastAsia="Times New Roman" w:cstheme="minorHAnsi"/>
+          <w:color w:val="000000"/>
+          <w:lang w:eastAsia="ca-ES"/>
+        </w:rPr>
+        <w:t>to visually assess</w:t>
+      </w:r>
+      <w:proofErr w:type="gramEnd"/>
+      <w:r>
+        <w:rPr>
+          <w:rFonts w:eastAsia="Times New Roman" w:cstheme="minorHAnsi"/>
+          <w:color w:val="000000"/>
+          <w:lang w:eastAsia="ca-ES"/>
+        </w:rPr>
+        <w:t xml:space="preserve"> if they were empty, infected, or seemed normal. We considered seeds</w:t>
+      </w:r>
+      <w:r>
+        <w:rPr>
+          <w:rFonts w:cstheme="minorHAnsi"/>
+          <w:color w:val="000000"/>
+        </w:rPr>
+        <w:t xml:space="preserve"> with white and firm embryos viable, i.e. potentially </w:t>
+      </w:r>
+      <w:proofErr w:type="spellStart"/>
+      <w:r>
+        <w:rPr>
+          <w:rFonts w:cstheme="minorHAnsi"/>
+          <w:color w:val="000000"/>
+        </w:rPr>
+        <w:t>germinable</w:t>
+      </w:r>
+      <w:proofErr w:type="spellEnd"/>
+      <w:r>
+        <w:rPr>
+          <w:rFonts w:cstheme="minorHAnsi"/>
+          <w:color w:val="000000"/>
+        </w:rPr>
+        <w:t xml:space="preserve"> </w:t>
+      </w:r>
+      <w:r>
+        <w:rPr>
+          <w:rFonts w:cstheme="minorHAnsi"/>
+          <w:color w:val="000000"/>
+        </w:rPr>
+        <w:fldChar w:fldCharType="begin" w:fldLock="1"/>
+      </w:r>
+      <w:r>
+        <w:rPr>
+          <w:rFonts w:cstheme="minorHAnsi"/>
+          <w:color w:val="000000"/>
+        </w:rPr>
+        <w:instrText>ADDIN CSL_CITATION {"citationItems":[{"id":"ITEM-1","itemData":{"DOI":"10.1016/B978-0-12-416677-6.00001-9","ISBN":"978-0-12-416677-6","abstract":"This book covers the present state of knowledge of the ecology, biogeography and evolution of whole-seed dormancy and germination, and it synthesizes available information on these topics for more than 14,000 species. The first chapter explains the meaning of seed germination ecology, provides an overview of the general kinds of information needed to understand the seed germination ecology of a species and comments on the values of such studies. Also, attention is given to reasons why this book on seed germination is needed, and how it differs from previous ones written on various aspects of seeds.","author":[{"dropping-particle":"","family":"Baskin","given":"Carol C.","non-dropping-particle":"","parse-names":false,"suffix":""},{"dropping-particle":"","family":"Baskin","given":"Jerry M.","non-dropping-particle":"","parse-names":false,"suffix":""}],"container-title":"Seeds","edition":"2nd Editio","id":"ITEM-1","issued":{"date-parts":[["2014","1","1"]]},"publisher":"Academic Press","publisher-place":"San Diego, CA, USA","title":"Seeds. Ecology, Biogeography and Evolution of Dormancy and Germination","type":"book"},"uris":["http://www.mendeley.com/documents/?uuid=a147d983-47ad-3113-ac22-f9e2c3bbcc32"]}],"mendeley":{"formattedCitation":"(Baskin and Baskin, 2014)","plainTextFormattedCitation":"(Baskin and Baskin, 2014)","previouslyFormattedCitation":"(Baskin and Baskin, 2014)"},"properties":{"noteIndex":0},"schema":"https://github.com/citation-style-language/schema/raw/master/csl-citation.json"}</w:instrText>
+      </w:r>
+      <w:r>
+        <w:rPr>
+          <w:rFonts w:cstheme="minorHAnsi"/>
+          <w:color w:val="000000"/>
+        </w:rPr>
+        <w:fldChar w:fldCharType="separate"/>
+      </w:r>
+      <w:r>
+        <w:rPr>
+          <w:rFonts w:cstheme="minorHAnsi"/>
+          <w:noProof/>
+          <w:color w:val="000000"/>
+        </w:rPr>
+        <w:t>(Baskin and Baskin, 2014)</w:t>
+      </w:r>
+      <w:r>
+        <w:rPr>
+          <w:rFonts w:cstheme="minorHAnsi"/>
+          <w:color w:val="000000"/>
+        </w:rPr>
+        <w:fldChar w:fldCharType="end"/>
+      </w:r>
+      <w:r>
+        <w:rPr>
+          <w:rFonts w:cstheme="minorHAnsi"/>
+          <w:color w:val="000000"/>
+        </w:rPr>
+        <w:t xml:space="preserve">. We removed </w:t>
+      </w:r>
+      <w:r>
+        <w:rPr>
+          <w:rFonts w:eastAsia="Times New Roman" w:cstheme="minorHAnsi"/>
+          <w:color w:val="000000"/>
+          <w:lang w:eastAsia="ca-ES"/>
+        </w:rPr>
+        <w:t xml:space="preserve">empty or infected seeds </w:t>
+      </w:r>
+      <w:r>
+        <w:rPr>
+          <w:rFonts w:eastAsia="Times New Roman" w:cstheme="minorHAnsi"/>
+          <w:color w:val="000000"/>
+          <w:lang w:eastAsia="ca-ES"/>
+        </w:rPr>
+        <w:t>as well as</w:t>
+      </w:r>
+      <w:r>
+        <w:rPr>
+          <w:rFonts w:eastAsia="Times New Roman" w:cstheme="minorHAnsi"/>
+          <w:color w:val="000000"/>
+          <w:lang w:eastAsia="ca-ES"/>
+        </w:rPr>
+        <w:t xml:space="preserve"> populations with zero germination</w:t>
+      </w:r>
+      <w:r>
+        <w:rPr>
+          <w:rFonts w:eastAsia="Times New Roman" w:cstheme="minorHAnsi"/>
+          <w:color w:val="000000"/>
+          <w:lang w:eastAsia="ca-ES"/>
+        </w:rPr>
+        <w:t xml:space="preserve"> (N = 8)</w:t>
+      </w:r>
+      <w:r>
+        <w:rPr>
+          <w:rFonts w:eastAsia="Times New Roman" w:cstheme="minorHAnsi"/>
+          <w:color w:val="000000"/>
+          <w:lang w:eastAsia="ca-ES"/>
+        </w:rPr>
+        <w:t xml:space="preserve"> </w:t>
+      </w:r>
+      <w:r>
+        <w:rPr>
+          <w:rFonts w:eastAsia="Times New Roman" w:cstheme="minorHAnsi"/>
+          <w:color w:val="000000"/>
+          <w:lang w:eastAsia="ca-ES"/>
+        </w:rPr>
+        <w:t>or with</w:t>
+      </w:r>
+      <w:r>
+        <w:rPr>
+          <w:rFonts w:eastAsia="Times New Roman" w:cstheme="minorHAnsi"/>
+          <w:color w:val="000000"/>
+          <w:lang w:eastAsia="ca-ES"/>
+        </w:rPr>
+        <w:t xml:space="preserve"> less than 25 % of viable seeds (N = </w:t>
+      </w:r>
+      <w:r>
+        <w:rPr>
+          <w:rFonts w:eastAsia="Times New Roman" w:cstheme="minorHAnsi"/>
+          <w:color w:val="000000"/>
+          <w:lang w:eastAsia="ca-ES"/>
+        </w:rPr>
+        <w:t>1)</w:t>
+      </w:r>
+      <w:r>
+        <w:rPr>
+          <w:rFonts w:eastAsia="Times New Roman" w:cstheme="minorHAnsi"/>
+          <w:color w:val="000000"/>
+          <w:lang w:eastAsia="ca-ES"/>
+        </w:rPr>
+        <w:t>, assuming</w:t>
+      </w:r>
+      <w:r>
+        <w:rPr>
+          <w:rFonts w:eastAsia="Times New Roman" w:cstheme="minorHAnsi"/>
+          <w:color w:val="000000"/>
+          <w:lang w:eastAsia="ca-ES"/>
+        </w:rPr>
+        <w:t xml:space="preserve"> we were not able to break dormancy or the seed quality during collection was not optimal</w:t>
+      </w:r>
+      <w:r>
+        <w:rPr>
+          <w:rFonts w:eastAsia="Times New Roman" w:cstheme="minorHAnsi"/>
+          <w:color w:val="000000"/>
+          <w:lang w:eastAsia="ca-ES"/>
+        </w:rPr>
+        <w:t xml:space="preserve"> from</w:t>
+      </w:r>
+      <w:r>
+        <w:rPr>
+          <w:rFonts w:eastAsia="Times New Roman" w:cstheme="minorHAnsi"/>
+          <w:color w:val="000000"/>
+          <w:lang w:eastAsia="ca-ES"/>
+        </w:rPr>
+        <w:t xml:space="preserve"> </w:t>
+      </w:r>
+      <w:r>
+        <w:rPr>
+          <w:rFonts w:eastAsia="Times New Roman" w:cstheme="minorHAnsi"/>
+          <w:color w:val="000000"/>
+          <w:lang w:eastAsia="ca-ES"/>
+        </w:rPr>
+        <w:t>for further analysis.  The</w:t>
+      </w:r>
+      <w:r>
+        <w:rPr>
+          <w:rFonts w:cstheme="minorHAnsi"/>
+        </w:rPr>
+        <w:t xml:space="preserve"> final dataset (</w:t>
+      </w:r>
+      <w:r>
+        <w:rPr>
+          <w:rFonts w:cstheme="minorHAnsi"/>
+          <w:highlight w:val="yellow"/>
+        </w:rPr>
+        <w:t>Su</w:t>
+      </w:r>
+      <w:r>
+        <w:rPr>
+          <w:rFonts w:cstheme="minorHAnsi"/>
+          <w:highlight w:val="yellow"/>
+        </w:rPr>
+        <w:t>pporting</w:t>
+      </w:r>
+      <w:r>
+        <w:rPr>
+          <w:rFonts w:cstheme="minorHAnsi"/>
+          <w:highlight w:val="yellow"/>
+        </w:rPr>
+        <w:t xml:space="preserve"> information </w:t>
+      </w:r>
+      <w:r>
+        <w:rPr>
+          <w:rFonts w:cstheme="minorHAnsi"/>
+          <w:highlight w:val="yellow"/>
+        </w:rPr>
+        <w:t>T</w:t>
+      </w:r>
+      <w:r>
+        <w:rPr>
+          <w:rFonts w:cstheme="minorHAnsi"/>
+          <w:highlight w:val="yellow"/>
+        </w:rPr>
+        <w:t>able S</w:t>
+      </w:r>
+      <w:r>
+        <w:rPr>
+          <w:rFonts w:cstheme="minorHAnsi"/>
+          <w:highlight w:val="yellow"/>
+        </w:rPr>
+        <w:t>1</w:t>
+      </w:r>
+      <w:r>
+        <w:rPr>
+          <w:rFonts w:cstheme="minorHAnsi"/>
+        </w:rPr>
+        <w:t xml:space="preserve">) consisted of the raw scoring data for </w:t>
+      </w:r>
+      <w:r>
+        <w:rPr>
+          <w:rFonts w:cstheme="minorHAnsi"/>
+        </w:rPr>
+        <w:t xml:space="preserve">58 </w:t>
+      </w:r>
+      <w:r>
+        <w:rPr>
+          <w:rFonts w:cstheme="minorHAnsi"/>
+        </w:rPr>
+        <w:t>seed lots of 5</w:t>
+      </w:r>
+      <w:r>
+        <w:rPr>
+          <w:rFonts w:cstheme="minorHAnsi"/>
+        </w:rPr>
+        <w:t>7</w:t>
+      </w:r>
+      <w:r>
+        <w:rPr>
+          <w:rFonts w:cstheme="minorHAnsi"/>
+        </w:rPr>
+        <w:t xml:space="preserve"> species representing 21 plant families. </w:t>
+      </w:r>
+      <w:proofErr w:type="gramStart"/>
+      <w:r>
+        <w:rPr>
+          <w:rFonts w:cstheme="minorHAnsi"/>
+        </w:rPr>
+        <w:t>A total of 1</w:t>
+      </w:r>
+      <w:r>
+        <w:rPr>
+          <w:rFonts w:cstheme="minorHAnsi"/>
+        </w:rPr>
+        <w:t>8</w:t>
+      </w:r>
+      <w:r>
+        <w:rPr>
+          <w:rFonts w:cstheme="minorHAnsi"/>
+        </w:rPr>
+        <w:t>,</w:t>
+      </w:r>
+      <w:r>
+        <w:rPr>
+          <w:rFonts w:cstheme="minorHAnsi"/>
+        </w:rPr>
+        <w:t>371</w:t>
+      </w:r>
+      <w:proofErr w:type="gramEnd"/>
+      <w:r>
+        <w:rPr>
+          <w:rFonts w:cstheme="minorHAnsi"/>
+        </w:rPr>
+        <w:t xml:space="preserve"> viable seeds were used in the experiment. </w:t>
+      </w:r>
+    </w:p>
+    <w:p>
+      <w:pPr>
+        <w:pStyle w:val="Ttulo3"/>
+      </w:pPr>
+      <w:r>
+        <w:t>2.6 Additional plant traits</w:t>
+      </w:r>
+    </w:p>
+    <w:p>
+      <w:pPr>
+        <w:spacing w:line="480" w:lineRule="auto"/>
+        <w:jc w:val="both"/>
+      </w:pPr>
+      <w:r>
+        <w:t xml:space="preserve">From all the species included in the germination experiments we also measure seeds mass, as the average dry weight of 5 replicates of 50 seeds, plant height </w:t>
+      </w:r>
+      <w:r>
+        <w:t xml:space="preserve">from 10 individuals </w:t>
+      </w:r>
+      <w:r>
+        <w:t>in peak season in the field (</w:t>
+      </w:r>
+      <w:proofErr w:type="spellStart"/>
+      <w:r>
+        <w:t>june</w:t>
+      </w:r>
+      <w:proofErr w:type="spellEnd"/>
+      <w:r>
+        <w:t>) and leaf traits (leaf area, LDMC and SLA) from 2 leaves of 10 individuals of each species following standard procedures (</w:t>
+      </w:r>
+      <w:r>
+        <w:rPr>
+          <w:highlight w:val="yellow"/>
+        </w:rPr>
+        <w:t>ref</w:t>
+      </w:r>
+      <w:r>
+        <w:t xml:space="preserve">) . Leaves </w:t>
+      </w:r>
+      <w:proofErr w:type="gramStart"/>
+      <w:r>
+        <w:t>were collected</w:t>
+      </w:r>
+      <w:proofErr w:type="gramEnd"/>
+      <w:r>
+        <w:t xml:space="preserve"> early in the day in the field, kept in sealed plastic bags with moist paper until further processing in the laboratory. First fresh weight </w:t>
+      </w:r>
+      <w:proofErr w:type="gramStart"/>
+      <w:r>
+        <w:t>was measured</w:t>
+      </w:r>
+      <w:proofErr w:type="gramEnd"/>
+      <w:r>
+        <w:t>, removing any visible droplets of water, then leaves were scanned with Epson Canon scanner (</w:t>
+      </w:r>
+      <w:r>
+        <w:rPr>
+          <w:highlight w:val="yellow"/>
+        </w:rPr>
+        <w:t>REF</w:t>
+      </w:r>
+      <w:r>
+        <w:t>) at 600 dpi</w:t>
+      </w:r>
+      <w:r>
+        <w:t xml:space="preserve"> and finally leaves were put in the oven at </w:t>
+      </w:r>
+      <w:r>
+        <w:lastRenderedPageBreak/>
+        <w:t>70ºCfor 72h to calculate dry weight. Leaves images where analysed using WINDDIAS version 3 software (</w:t>
+      </w:r>
+      <w:r>
+        <w:rPr>
+          <w:highlight w:val="yellow"/>
+        </w:rPr>
+        <w:t>ref, Miguel</w:t>
+      </w:r>
+      <w:r>
+        <w:t>)</w:t>
+      </w:r>
+    </w:p>
+    <w:p>
+      <w:pPr>
+        <w:pStyle w:val="Ttulo3"/>
+        <w:rPr>
+          <w:rFonts w:eastAsia="Times New Roman"/>
+          <w:bdr w:val="none" w:sz="0" w:space="0" w:color="auto" w:frame="1"/>
+          <w:lang w:eastAsia="ca-ES"/>
+        </w:rPr>
+      </w:pPr>
+      <w:r>
+        <w:rPr>
+          <w:rFonts w:eastAsia="Times New Roman"/>
+          <w:bdr w:val="none" w:sz="0" w:space="0" w:color="auto" w:frame="1"/>
+          <w:lang w:eastAsia="ca-ES"/>
+        </w:rPr>
+        <w:t>2.</w:t>
+      </w:r>
+      <w:r>
+        <w:rPr>
+          <w:rFonts w:eastAsia="Times New Roman"/>
+          <w:bdr w:val="none" w:sz="0" w:space="0" w:color="auto" w:frame="1"/>
+          <w:lang w:eastAsia="ca-ES"/>
+        </w:rPr>
+        <w:t>7</w:t>
+      </w:r>
+      <w:r>
+        <w:rPr>
+          <w:rFonts w:eastAsia="Times New Roman"/>
+          <w:bdr w:val="none" w:sz="0" w:space="0" w:color="auto" w:frame="1"/>
+          <w:lang w:eastAsia="ca-ES"/>
+        </w:rPr>
+        <w:t xml:space="preserve"> </w:t>
+      </w:r>
+      <w:commentRangeStart w:id="4"/>
+      <w:r>
+        <w:rPr>
+          <w:rFonts w:eastAsia="Times New Roman"/>
+          <w:bdr w:val="none" w:sz="0" w:space="0" w:color="auto" w:frame="1"/>
+          <w:lang w:eastAsia="ca-ES"/>
+        </w:rPr>
+        <w:t>Statistical analysis</w:t>
+      </w:r>
+      <w:commentRangeEnd w:id="4"/>
+      <w:r>
+        <w:rPr>
+          <w:rStyle w:val="Refdecomentario"/>
+          <w:rFonts w:ascii="Calibri" w:eastAsia="Calibri" w:hAnsi="Calibri" w:cs="Calibri"/>
+          <w:color w:val="auto"/>
+        </w:rPr>
+        <w:commentReference w:id="4"/>
+      </w:r>
+    </w:p>
+    <w:p>
+      <w:pPr>
+        <w:pStyle w:val="Ttulo2"/>
+        <w:spacing w:after="160" w:line="480" w:lineRule="auto"/>
+        <w:jc w:val="both"/>
+        <w:rPr>
+          <w:rFonts w:asciiTheme="minorHAnsi" w:eastAsia="Times New Roman" w:hAnsiTheme="minorHAnsi" w:cstheme="minorHAnsi"/>
+          <w:color w:val="000000"/>
+          <w:sz w:val="22"/>
+          <w:szCs w:val="22"/>
+          <w:highlight w:val="yellow"/>
+          <w:lang w:eastAsia="ca-ES"/>
+        </w:rPr>
+      </w:pPr>
+      <w:r>
+        <w:rPr>
+          <w:rFonts w:asciiTheme="minorHAnsi" w:eastAsia="Times New Roman" w:hAnsiTheme="minorHAnsi" w:cstheme="minorHAnsi"/>
+          <w:color w:val="000000"/>
+          <w:sz w:val="22"/>
+          <w:szCs w:val="22"/>
+          <w:highlight w:val="yellow"/>
+          <w:lang w:eastAsia="ca-ES"/>
+        </w:rPr>
+        <w:t>To describe the general germination responses w</w:t>
+      </w:r>
+      <w:r>
+        <w:rPr>
+          <w:rFonts w:asciiTheme="minorHAnsi" w:eastAsia="Times New Roman" w:hAnsiTheme="minorHAnsi" w:cstheme="minorHAnsi"/>
+          <w:color w:val="000000"/>
+          <w:sz w:val="22"/>
+          <w:szCs w:val="22"/>
+          <w:highlight w:val="yellow"/>
+          <w:lang w:eastAsia="ca-ES"/>
+        </w:rPr>
+        <w:t xml:space="preserve">e </w:t>
+      </w:r>
+      <w:r>
+        <w:rPr>
+          <w:rFonts w:asciiTheme="minorHAnsi" w:eastAsia="Times New Roman" w:hAnsiTheme="minorHAnsi" w:cstheme="minorHAnsi"/>
+          <w:color w:val="000000"/>
+          <w:sz w:val="22"/>
+          <w:szCs w:val="22"/>
+          <w:highlight w:val="yellow"/>
+          <w:lang w:eastAsia="ca-ES"/>
+        </w:rPr>
+        <w:t>analysed</w:t>
+      </w:r>
+      <w:r>
+        <w:rPr>
+          <w:rFonts w:asciiTheme="minorHAnsi" w:eastAsia="Times New Roman" w:hAnsiTheme="minorHAnsi" w:cstheme="minorHAnsi"/>
+          <w:color w:val="000000"/>
+          <w:sz w:val="22"/>
+          <w:szCs w:val="22"/>
+          <w:highlight w:val="yellow"/>
+          <w:lang w:eastAsia="ca-ES"/>
+        </w:rPr>
+        <w:t xml:space="preserve"> the</w:t>
+      </w:r>
+      <w:r>
+        <w:rPr>
+          <w:rFonts w:asciiTheme="minorHAnsi" w:eastAsia="Times New Roman" w:hAnsiTheme="minorHAnsi" w:cstheme="minorHAnsi"/>
+          <w:color w:val="000000"/>
+          <w:sz w:val="22"/>
+          <w:szCs w:val="22"/>
+          <w:highlight w:val="yellow"/>
+          <w:lang w:eastAsia="ca-ES"/>
+        </w:rPr>
+        <w:t xml:space="preserve"> germination</w:t>
+      </w:r>
+      <w:r>
+        <w:rPr>
+          <w:rFonts w:asciiTheme="minorHAnsi" w:eastAsia="Times New Roman" w:hAnsiTheme="minorHAnsi" w:cstheme="minorHAnsi"/>
+          <w:color w:val="000000"/>
+          <w:sz w:val="22"/>
+          <w:szCs w:val="22"/>
+          <w:highlight w:val="yellow"/>
+          <w:lang w:eastAsia="ca-ES"/>
+        </w:rPr>
+        <w:t xml:space="preserve"> data by fitting Markov Chain Monte Carlo generalized linear mixed models (</w:t>
+      </w:r>
+      <w:proofErr w:type="spellStart"/>
+      <w:r>
+        <w:rPr>
+          <w:rFonts w:asciiTheme="minorHAnsi" w:eastAsia="Times New Roman" w:hAnsiTheme="minorHAnsi" w:cstheme="minorHAnsi"/>
+          <w:color w:val="000000"/>
+          <w:sz w:val="22"/>
+          <w:szCs w:val="22"/>
+          <w:highlight w:val="yellow"/>
+          <w:lang w:eastAsia="ca-ES"/>
+        </w:rPr>
+        <w:t>MCMCglmm</w:t>
+      </w:r>
+      <w:proofErr w:type="spellEnd"/>
+      <w:r>
+        <w:rPr>
+          <w:rFonts w:asciiTheme="minorHAnsi" w:eastAsia="Times New Roman" w:hAnsiTheme="minorHAnsi" w:cstheme="minorHAnsi"/>
+          <w:color w:val="000000"/>
+          <w:sz w:val="22"/>
+          <w:szCs w:val="22"/>
+          <w:highlight w:val="yellow"/>
+          <w:lang w:eastAsia="ca-ES"/>
+        </w:rPr>
+        <w:t xml:space="preserve">) with Bayesian estimation using the R package MCMCGLMM </w:t>
+      </w:r>
+      <w:r>
+        <w:rPr>
+          <w:rFonts w:asciiTheme="minorHAnsi" w:eastAsia="Times New Roman" w:hAnsiTheme="minorHAnsi" w:cstheme="minorHAnsi"/>
+          <w:color w:val="000000"/>
+          <w:sz w:val="22"/>
+          <w:szCs w:val="22"/>
+          <w:highlight w:val="yellow"/>
+          <w:lang w:eastAsia="ca-ES"/>
+        </w:rPr>
+        <w:fldChar w:fldCharType="begin" w:fldLock="1"/>
+      </w:r>
+      <w:r>
+        <w:rPr>
+          <w:rFonts w:asciiTheme="minorHAnsi" w:eastAsia="Times New Roman" w:hAnsiTheme="minorHAnsi" w:cstheme="minorHAnsi"/>
+          <w:color w:val="000000"/>
+          <w:sz w:val="22"/>
+          <w:szCs w:val="22"/>
+          <w:highlight w:val="yellow"/>
+          <w:lang w:eastAsia="ca-ES"/>
+        </w:rPr>
+        <w:instrText>ADDIN CSL_CITATION {"citationItems":[{"id":"ITEM-1","itemData":{"ISBN":"9781439811870","ISSN":"19390068","PMID":"18291371","abstract":"Generalized linear mixed models provide a flexible framework for modeling a range of data, although with non-Gaussian response variables the likelihood cannot be obtained in closed form. Markov chain Monte Carlo methods solve this problem by sampling from a series of simpler conditional distributions that can be evaluated. The R package MCMCglmm implements such an algorithm for a range of model fitting problems. More than one response variable can be analyzed simultaneously, and these variables are allowed to follow Gaussian, Poisson, multi(bi)nominal, exponential, zero-inflated and censored dis-tributions. A range of variance structures are permitted for the random effects, including interactions with categorical or continuous variables (i.e., random regression), and more complicated variance structures that arise through shared ancestry, either through a pedi-gree or through a phylogeny. Missing values are permitted in the response variable(s) and data can be known up to some level of measurement error as in meta-analysis. All simu-lation is done in C/ C++ using the CSparse library for sparse linear systems.","author":[{"dropping-particle":"","family":"Hadfield","given":"Jarrod D","non-dropping-particle":"","parse-names":false,"suffix":""}],"container-title":"Journal of Statistical Software","id":"ITEM-1","issue":"2","issued":{"date-parts":[["2010"]]},"page":"1-22","title":"MCMCglmm: MCMC Methods for Multi-Response GLMMs in R","type":"article-journal","volume":"33"},"uris":["http://www.mendeley.com/documents/?uuid=41627bcd-fb59-4a4f-8935-c58d22662a04"]}],"mendeley":{"formattedCitation":"(Hadfield, 2010)","plainTextFormattedCitation":"(Hadfield, 2010)","previouslyFormattedCitation":"(Hadfield, 2010)"},"properties":{"noteIndex":0},"schema":"https://github.com/citation-style-language/schema/raw/master/csl-citation.json"}</w:instrText>
+      </w:r>
+      <w:r>
+        <w:rPr>
+          <w:rFonts w:asciiTheme="minorHAnsi" w:eastAsia="Times New Roman" w:hAnsiTheme="minorHAnsi" w:cstheme="minorHAnsi"/>
+          <w:color w:val="000000"/>
+          <w:sz w:val="22"/>
+          <w:szCs w:val="22"/>
+          <w:highlight w:val="yellow"/>
+          <w:lang w:eastAsia="ca-ES"/>
+        </w:rPr>
+        <w:fldChar w:fldCharType="separate"/>
+      </w:r>
+      <w:r>
+        <w:rPr>
+          <w:rFonts w:asciiTheme="minorHAnsi" w:eastAsia="Times New Roman" w:hAnsiTheme="minorHAnsi" w:cstheme="minorHAnsi"/>
+          <w:color w:val="000000"/>
+          <w:sz w:val="22"/>
+          <w:szCs w:val="22"/>
+          <w:highlight w:val="yellow"/>
+          <w:lang w:eastAsia="ca-ES"/>
+        </w:rPr>
+        <w:t>(Hadfield, 2010)</w:t>
+      </w:r>
+      <w:r>
+        <w:rPr>
+          <w:rFonts w:asciiTheme="minorHAnsi" w:eastAsia="Times New Roman" w:hAnsiTheme="minorHAnsi" w:cstheme="minorHAnsi"/>
+          <w:color w:val="000000"/>
+          <w:sz w:val="22"/>
+          <w:szCs w:val="22"/>
+          <w:highlight w:val="yellow"/>
+          <w:lang w:eastAsia="ca-ES"/>
+        </w:rPr>
+        <w:fldChar w:fldCharType="end"/>
+      </w:r>
+      <w:r>
+        <w:rPr>
+          <w:rFonts w:asciiTheme="minorHAnsi" w:eastAsia="Times New Roman" w:hAnsiTheme="minorHAnsi" w:cstheme="minorHAnsi"/>
+          <w:color w:val="000000"/>
+          <w:sz w:val="22"/>
+          <w:szCs w:val="22"/>
+          <w:highlight w:val="yellow"/>
+          <w:lang w:eastAsia="ca-ES"/>
+        </w:rPr>
+        <w:t xml:space="preserve">. To model germination, we used binomial </w:t>
+      </w:r>
+      <w:proofErr w:type="spellStart"/>
+      <w:r>
+        <w:rPr>
+          <w:rFonts w:asciiTheme="minorHAnsi" w:eastAsia="Times New Roman" w:hAnsiTheme="minorHAnsi" w:cstheme="minorHAnsi"/>
+          <w:color w:val="000000"/>
+          <w:sz w:val="22"/>
+          <w:szCs w:val="22"/>
+          <w:highlight w:val="yellow"/>
+          <w:lang w:eastAsia="ca-ES"/>
+        </w:rPr>
+        <w:t>MCMCglmms</w:t>
+      </w:r>
+      <w:proofErr w:type="spellEnd"/>
+      <w:r>
+        <w:rPr>
+          <w:rFonts w:asciiTheme="minorHAnsi" w:eastAsia="Times New Roman" w:hAnsiTheme="minorHAnsi" w:cstheme="minorHAnsi"/>
+          <w:color w:val="000000"/>
+          <w:sz w:val="22"/>
+          <w:szCs w:val="22"/>
+          <w:highlight w:val="yellow"/>
+          <w:lang w:eastAsia="ca-ES"/>
+        </w:rPr>
+        <w:t xml:space="preserve"> (</w:t>
+      </w:r>
+      <w:proofErr w:type="spellStart"/>
+      <w:r>
+        <w:rPr>
+          <w:rFonts w:asciiTheme="minorHAnsi" w:eastAsia="Times New Roman" w:hAnsiTheme="minorHAnsi" w:cstheme="minorHAnsi"/>
+          <w:color w:val="000000"/>
+          <w:sz w:val="22"/>
+          <w:szCs w:val="22"/>
+          <w:highlight w:val="yellow"/>
+          <w:lang w:eastAsia="ca-ES"/>
+        </w:rPr>
+        <w:t>cbind</w:t>
+      </w:r>
+      <w:proofErr w:type="spellEnd"/>
+      <w:r>
+        <w:rPr>
+          <w:rFonts w:asciiTheme="minorHAnsi" w:eastAsia="Times New Roman" w:hAnsiTheme="minorHAnsi" w:cstheme="minorHAnsi"/>
+          <w:color w:val="000000"/>
+          <w:sz w:val="22"/>
+          <w:szCs w:val="22"/>
+          <w:highlight w:val="yellow"/>
+          <w:lang w:eastAsia="ca-ES"/>
+        </w:rPr>
+        <w:t xml:space="preserve"> (</w:t>
+      </w:r>
+      <w:proofErr w:type="spellStart"/>
+      <w:r>
+        <w:rPr>
+          <w:rFonts w:asciiTheme="minorHAnsi" w:eastAsia="Times New Roman" w:hAnsiTheme="minorHAnsi" w:cstheme="minorHAnsi"/>
+          <w:color w:val="000000"/>
+          <w:sz w:val="22"/>
+          <w:szCs w:val="22"/>
+          <w:highlight w:val="yellow"/>
+          <w:lang w:eastAsia="ca-ES"/>
+        </w:rPr>
+        <w:t>finalgermination</w:t>
+      </w:r>
+      <w:proofErr w:type="spellEnd"/>
+      <w:r>
+        <w:rPr>
+          <w:rFonts w:asciiTheme="minorHAnsi" w:eastAsia="Times New Roman" w:hAnsiTheme="minorHAnsi" w:cstheme="minorHAnsi"/>
+          <w:color w:val="000000"/>
+          <w:sz w:val="22"/>
+          <w:szCs w:val="22"/>
+          <w:highlight w:val="yellow"/>
+          <w:lang w:eastAsia="ca-ES"/>
+        </w:rPr>
+        <w:t xml:space="preserve">, viable seeds – </w:t>
+      </w:r>
+      <w:proofErr w:type="spellStart"/>
+      <w:r>
+        <w:rPr>
+          <w:rFonts w:asciiTheme="minorHAnsi" w:eastAsia="Times New Roman" w:hAnsiTheme="minorHAnsi" w:cstheme="minorHAnsi"/>
+          <w:color w:val="000000"/>
+          <w:sz w:val="22"/>
+          <w:szCs w:val="22"/>
+          <w:highlight w:val="yellow"/>
+          <w:lang w:eastAsia="ca-ES"/>
+        </w:rPr>
+        <w:t>finalgermination</w:t>
+      </w:r>
+      <w:proofErr w:type="spellEnd"/>
+      <w:r>
+        <w:rPr>
+          <w:rFonts w:asciiTheme="minorHAnsi" w:eastAsia="Times New Roman" w:hAnsiTheme="minorHAnsi" w:cstheme="minorHAnsi"/>
+          <w:color w:val="000000"/>
+          <w:sz w:val="22"/>
+          <w:szCs w:val="22"/>
+          <w:highlight w:val="yellow"/>
+          <w:lang w:eastAsia="ca-ES"/>
+        </w:rPr>
+        <w:t xml:space="preserve">) ~ germination treatment, </w:t>
+      </w:r>
+      <w:r>
+        <w:rPr>
+          <w:rFonts w:asciiTheme="minorHAnsi" w:eastAsia="Times New Roman" w:hAnsiTheme="minorHAnsi" w:cstheme="minorHAnsi"/>
+          <w:color w:val="000000"/>
+          <w:sz w:val="22"/>
+          <w:szCs w:val="22"/>
+          <w:highlight w:val="yellow"/>
+          <w:lang w:eastAsia="ca-ES"/>
+        </w:rPr>
+        <w:t>family = multi</w:t>
+      </w:r>
+      <w:r>
+        <w:rPr>
+          <w:rFonts w:asciiTheme="minorHAnsi" w:eastAsia="Times New Roman" w:hAnsiTheme="minorHAnsi" w:cstheme="minorHAnsi"/>
+          <w:color w:val="000000"/>
+          <w:sz w:val="22"/>
+          <w:szCs w:val="22"/>
+          <w:highlight w:val="yellow"/>
+          <w:lang w:eastAsia="ca-ES"/>
+        </w:rPr>
+        <w:t>nomial2)</w:t>
+      </w:r>
+      <w:r>
+        <w:rPr>
+          <w:rFonts w:asciiTheme="minorHAnsi" w:eastAsia="Times New Roman" w:hAnsiTheme="minorHAnsi" w:cstheme="minorHAnsi"/>
+          <w:color w:val="000000"/>
+          <w:sz w:val="22"/>
+          <w:szCs w:val="22"/>
+          <w:highlight w:val="yellow"/>
+          <w:lang w:eastAsia="ca-ES"/>
+        </w:rPr>
+        <w:t xml:space="preserve">. For representation </w:t>
+      </w:r>
+      <w:proofErr w:type="spellStart"/>
+      <w:r>
+        <w:rPr>
+          <w:rFonts w:asciiTheme="minorHAnsi" w:eastAsia="Times New Roman" w:hAnsiTheme="minorHAnsi" w:cstheme="minorHAnsi"/>
+          <w:color w:val="000000"/>
+          <w:sz w:val="22"/>
+          <w:szCs w:val="22"/>
+          <w:highlight w:val="yellow"/>
+          <w:lang w:eastAsia="ca-ES"/>
+        </w:rPr>
+        <w:t>ggplot</w:t>
+      </w:r>
+      <w:proofErr w:type="spellEnd"/>
+      <w:r>
+        <w:rPr>
+          <w:rFonts w:asciiTheme="minorHAnsi" w:eastAsia="Times New Roman" w:hAnsiTheme="minorHAnsi" w:cstheme="minorHAnsi"/>
+          <w:color w:val="000000"/>
+          <w:sz w:val="22"/>
+          <w:szCs w:val="22"/>
+          <w:highlight w:val="yellow"/>
+          <w:lang w:eastAsia="ca-ES"/>
+        </w:rPr>
+        <w:t xml:space="preserve"> (REF), </w:t>
+      </w:r>
+      <w:proofErr w:type="spellStart"/>
+      <w:r>
+        <w:rPr>
+          <w:rFonts w:asciiTheme="minorHAnsi" w:eastAsia="Times New Roman" w:hAnsiTheme="minorHAnsi" w:cstheme="minorHAnsi"/>
+          <w:color w:val="000000"/>
+          <w:sz w:val="22"/>
+          <w:szCs w:val="22"/>
+          <w:highlight w:val="yellow"/>
+          <w:lang w:eastAsia="ca-ES"/>
+        </w:rPr>
+        <w:t>ggpubr</w:t>
+      </w:r>
+      <w:proofErr w:type="spellEnd"/>
+      <w:r>
+        <w:rPr>
+          <w:rFonts w:asciiTheme="minorHAnsi" w:eastAsia="Times New Roman" w:hAnsiTheme="minorHAnsi" w:cstheme="minorHAnsi"/>
+          <w:color w:val="000000"/>
+          <w:sz w:val="22"/>
+          <w:szCs w:val="22"/>
+          <w:highlight w:val="yellow"/>
+          <w:lang w:eastAsia="ca-ES"/>
+        </w:rPr>
+        <w:t xml:space="preserve"> (REF) </w:t>
+      </w:r>
+      <w:proofErr w:type="gramStart"/>
+      <w:r>
+        <w:rPr>
+          <w:rFonts w:asciiTheme="minorHAnsi" w:eastAsia="Times New Roman" w:hAnsiTheme="minorHAnsi" w:cstheme="minorHAnsi"/>
+          <w:color w:val="000000"/>
+          <w:sz w:val="22"/>
+          <w:szCs w:val="22"/>
+          <w:highlight w:val="yellow"/>
+          <w:lang w:eastAsia="ca-ES"/>
+        </w:rPr>
+        <w:t>were used</w:t>
+      </w:r>
+      <w:proofErr w:type="gramEnd"/>
+      <w:r>
+        <w:rPr>
+          <w:rFonts w:asciiTheme="minorHAnsi" w:eastAsia="Times New Roman" w:hAnsiTheme="minorHAnsi" w:cstheme="minorHAnsi"/>
+          <w:color w:val="000000"/>
+          <w:sz w:val="22"/>
+          <w:szCs w:val="22"/>
+          <w:highlight w:val="yellow"/>
+          <w:lang w:eastAsia="ca-ES"/>
+        </w:rPr>
+        <w:t xml:space="preserve"> together with </w:t>
+      </w:r>
+      <w:proofErr w:type="spellStart"/>
+      <w:r>
+        <w:rPr>
+          <w:rFonts w:asciiTheme="minorHAnsi" w:eastAsia="Times New Roman" w:hAnsiTheme="minorHAnsi" w:cstheme="minorHAnsi"/>
+          <w:color w:val="000000"/>
+          <w:sz w:val="22"/>
+          <w:szCs w:val="22"/>
+          <w:highlight w:val="yellow"/>
+          <w:lang w:eastAsia="ca-ES"/>
+        </w:rPr>
+        <w:t>binom</w:t>
+      </w:r>
+      <w:proofErr w:type="spellEnd"/>
+      <w:r>
+        <w:rPr>
+          <w:rFonts w:asciiTheme="minorHAnsi" w:eastAsia="Times New Roman" w:hAnsiTheme="minorHAnsi" w:cstheme="minorHAnsi"/>
+          <w:color w:val="000000"/>
+          <w:sz w:val="22"/>
+          <w:szCs w:val="22"/>
+          <w:highlight w:val="yellow"/>
+          <w:lang w:eastAsia="ca-ES"/>
+        </w:rPr>
+        <w:t xml:space="preserve"> package (REF) to create the binomial confidence intervals in figure 2.</w:t>
+      </w:r>
+    </w:p>
+    <w:p>
+      <w:pPr>
+        <w:spacing w:line="480" w:lineRule="auto"/>
+        <w:jc w:val="both"/>
+        <w:rPr>
+          <w:highlight w:val="yellow"/>
+          <w:lang w:eastAsia="ca-ES"/>
+        </w:rPr>
+      </w:pPr>
+      <w:r>
+        <w:rPr>
+          <w:highlight w:val="yellow"/>
+          <w:lang w:eastAsia="ca-ES"/>
+        </w:rPr>
+        <w:t>To calculated community means, first we transformed raw germination data to log transformed odd ratios, which already gives us information about if the response to a specific treatment is better or worse (germinating) compared to the control treatment. WE applied xx from xx package…</w:t>
+      </w:r>
+    </w:p>
+    <w:p>
+      <w:pPr>
+        <w:spacing w:line="480" w:lineRule="auto"/>
+        <w:jc w:val="both"/>
+        <w:rPr>
+          <w:highlight w:val="yellow"/>
+          <w:lang w:eastAsia="ca-ES"/>
+        </w:rPr>
+      </w:pPr>
+      <w:r>
+        <w:rPr>
+          <w:highlight w:val="yellow"/>
+          <w:lang w:eastAsia="ca-ES"/>
+        </w:rPr>
+        <w:t xml:space="preserve">To calculate niche dissimilarity we followed the procedure detailed in (book Lars) with coverage data using </w:t>
+      </w:r>
+      <w:proofErr w:type="spellStart"/>
+      <w:r>
+        <w:rPr>
+          <w:highlight w:val="yellow"/>
+          <w:lang w:eastAsia="ca-ES"/>
+        </w:rPr>
+        <w:t>pacakage</w:t>
+      </w:r>
+      <w:proofErr w:type="spellEnd"/>
+      <w:r>
+        <w:rPr>
+          <w:highlight w:val="yellow"/>
+          <w:lang w:eastAsia="ca-ES"/>
+        </w:rPr>
+        <w:t xml:space="preserve"> xxx….</w:t>
+      </w:r>
+    </w:p>
+    <w:p>
+      <w:pPr>
+        <w:spacing w:line="480" w:lineRule="auto"/>
+        <w:jc w:val="both"/>
+        <w:rPr>
+          <w:rFonts w:eastAsia="Times New Roman" w:cstheme="minorHAnsi"/>
+          <w:color w:val="000000"/>
+          <w:lang w:eastAsia="ca-ES"/>
+        </w:rPr>
+      </w:pPr>
+    </w:p>
+    <w:p>
+      <w:pPr>
+        <w:pStyle w:val="Ttulo2"/>
+        <w:spacing w:line="480" w:lineRule="auto"/>
+        <w:jc w:val="both"/>
+      </w:pPr>
+      <w:r>
+        <w:t>3.</w:t>
+      </w:r>
+      <w:r>
+        <w:t xml:space="preserve"> Preliminary results</w:t>
+      </w:r>
+    </w:p>
+    <w:p>
+      <w:pPr>
+        <w:pStyle w:val="Ttulo3"/>
+        <w:spacing w:line="480" w:lineRule="auto"/>
+        <w:jc w:val="both"/>
+      </w:pPr>
+      <w:r>
+        <w:t xml:space="preserve">3.1. Describe germination response to the germination drivers </w:t>
+      </w:r>
+    </w:p>
+    <w:p>
+      <w:pPr>
+        <w:spacing w:line="480" w:lineRule="auto"/>
+        <w:jc w:val="both"/>
+      </w:pPr>
+      <w:r>
+        <w:t>During cold stratification (</w:t>
+      </w:r>
+      <w:proofErr w:type="spellStart"/>
+      <w:r>
+        <w:t>pretreatment</w:t>
+      </w:r>
+      <w:proofErr w:type="spellEnd"/>
+      <w:r>
+        <w:t xml:space="preserve">), there was approximately 30% germination in species from the Mediterranean community, while less 10% germinated in the </w:t>
+      </w:r>
+      <w:proofErr w:type="gramStart"/>
+      <w:r>
+        <w:t>Temperate</w:t>
+      </w:r>
+      <w:proofErr w:type="gramEnd"/>
+      <w:r>
+        <w:t xml:space="preserve"> community (see Figure 2A). </w:t>
+      </w:r>
+      <w:r>
+        <w:t>Germination analysis</w:t>
+      </w:r>
+      <w:r>
+        <w:t xml:space="preserve"> (MCMC-GLMM)</w:t>
+      </w:r>
+      <w:r>
+        <w:t xml:space="preserve"> </w:t>
+      </w:r>
+      <w:proofErr w:type="gramStart"/>
+      <w:r>
+        <w:t>were performed</w:t>
+      </w:r>
+      <w:proofErr w:type="gramEnd"/>
+      <w:r>
+        <w:t xml:space="preserve"> separately for each community, nevertheless, both communities responded consistently to germination drivers. Germination does not significantly differs between control (with alternating temperatures) and constant temperatures and there is a significant (</w:t>
+      </w:r>
+      <w:proofErr w:type="spellStart"/>
+      <w:r>
+        <w:t>pMCMC</w:t>
+      </w:r>
+      <w:proofErr w:type="spellEnd"/>
+      <w:r>
+        <w:t xml:space="preserve">&lt;0.001) decrease of germination under </w:t>
+      </w:r>
+      <w:r>
+        <w:lastRenderedPageBreak/>
+        <w:t>water stress (MPa -0.6) as well as i</w:t>
+      </w:r>
+      <w:r>
+        <w:t xml:space="preserve">n darkness, but </w:t>
+      </w:r>
+      <w:r>
+        <w:t>more pronounced</w:t>
+      </w:r>
+      <w:r>
+        <w:t xml:space="preserve"> in the Mediterranean commun</w:t>
+      </w:r>
+      <w:r>
+        <w:t>ity (</w:t>
+      </w:r>
+      <w:proofErr w:type="spellStart"/>
+      <w:r>
+        <w:t>pMCMC</w:t>
+      </w:r>
+      <w:proofErr w:type="spellEnd"/>
+      <w:r>
+        <w:t xml:space="preserve"> &lt;0.001</w:t>
+      </w:r>
+      <w:r>
+        <w:t>)</w:t>
+      </w:r>
+      <w:r>
+        <w:t xml:space="preserve"> than in the temperate community (</w:t>
+      </w:r>
+      <w:proofErr w:type="spellStart"/>
+      <w:r>
+        <w:t>pMCMC</w:t>
+      </w:r>
+      <w:proofErr w:type="spellEnd"/>
+      <w:r>
+        <w:t xml:space="preserve"> &lt;0.05)</w:t>
+      </w:r>
+      <w:bookmarkStart w:id="5" w:name="_GoBack"/>
+      <w:bookmarkEnd w:id="5"/>
+      <w:r>
+        <w:t xml:space="preserve"> see Figure 2</w:t>
+      </w:r>
+      <w:r>
+        <w:t>B</w:t>
+      </w:r>
+      <w:r>
+        <w:t xml:space="preserve">. </w:t>
+      </w:r>
+    </w:p>
+    <w:p>
+      <w:pPr>
+        <w:spacing w:line="480" w:lineRule="auto"/>
+        <w:jc w:val="both"/>
+      </w:pPr>
+      <w:r>
+        <w:pict w14:anchorId="36479C7F">
+          <v:shape id="_x0000_i1026" type="#_x0000_t75" style="width:425pt;height:241.8pt">
             <v:imagedata r:id="rId17" o:title="fig2"/>
           </v:shape>
         </w:pict>
@@ -6335,7 +8542,15 @@
         <w:t xml:space="preserve">Figure 2. </w:t>
       </w:r>
       <w:r>
-        <w:t xml:space="preserve">(A) Germination during cold stratification pretreatment. </w:t>
+        <w:t xml:space="preserve">(A) Germination during cold stratification </w:t>
+      </w:r>
+      <w:proofErr w:type="spellStart"/>
+      <w:r>
+        <w:t>pretreatment</w:t>
+      </w:r>
+      <w:proofErr w:type="spellEnd"/>
+      <w:r>
+        <w:t xml:space="preserve">. </w:t>
       </w:r>
       <w:r>
         <w:t>(</w:t>
@@ -6353,7 +8568,15 @@
         <w:t xml:space="preserve">germination </w:t>
       </w:r>
       <w:r>
-        <w:t xml:space="preserve">treatments studied. Bars represent the mean germination observed and each treatment (in different colors). Error bars represent binomial confidence intervals. </w:t>
+        <w:t xml:space="preserve">treatments studied. Bars represent the mean germination observed and each treatment (in different </w:t>
+      </w:r>
+      <w:proofErr w:type="spellStart"/>
+      <w:r>
+        <w:t>colors</w:t>
+      </w:r>
+      <w:proofErr w:type="spellEnd"/>
+      <w:r>
+        <w:t xml:space="preserve">). Error bars represent binomial confidence intervals. </w:t>
       </w:r>
     </w:p>
     <w:p>
@@ -6415,8 +8638,15 @@
         <w:spacing w:line="480" w:lineRule="auto"/>
         <w:jc w:val="both"/>
       </w:pPr>
-      <w:r>
-        <w:t>iButtons recording period from different years! However</w:t>
+      <w:proofErr w:type="spellStart"/>
+      <w:proofErr w:type="gramStart"/>
+      <w:r>
+        <w:t>iButtons</w:t>
+      </w:r>
+      <w:proofErr w:type="spellEnd"/>
+      <w:proofErr w:type="gramEnd"/>
+      <w:r>
+        <w:t xml:space="preserve"> recording period from different years! However</w:t>
       </w:r>
       <w:r>
         <w:t>,</w:t>
@@ -6437,7 +8667,15 @@
         <w:t>climatic chambers</w:t>
       </w:r>
       <w:r>
-        <w:t xml:space="preserve"> chambers.</w:t>
+        <w:t xml:space="preserve"> </w:t>
+      </w:r>
+      <w:proofErr w:type="spellStart"/>
+      <w:r>
+        <w:t>chambers</w:t>
+      </w:r>
+      <w:proofErr w:type="spellEnd"/>
+      <w:r>
+        <w:t>.</w:t>
       </w:r>
     </w:p>
     <w:sectPr>
@@ -6482,7 +8720,23 @@
         <w:annotationRef/>
       </w:r>
       <w:r>
-        <w:t>From seedalp proposal obj 3</w:t>
+        <w:t xml:space="preserve">From </w:t>
+      </w:r>
+      <w:proofErr w:type="spellStart"/>
+      <w:r>
+        <w:t>seedalp</w:t>
+      </w:r>
+      <w:proofErr w:type="spellEnd"/>
+      <w:r>
+        <w:t xml:space="preserve"> proposal </w:t>
+      </w:r>
+      <w:proofErr w:type="spellStart"/>
+      <w:r>
+        <w:t>obj</w:t>
+      </w:r>
+      <w:proofErr w:type="spellEnd"/>
+      <w:r>
+        <w:t xml:space="preserve"> 3</w:t>
       </w:r>
     </w:p>
   </w:comment>
@@ -6514,11 +8768,19 @@
         <w:annotationRef/>
       </w:r>
       <w:r>
-        <w:t>From JVA 2024 Picos paper</w:t>
+        <w:t xml:space="preserve">From JVA 2024 </w:t>
+      </w:r>
+      <w:proofErr w:type="spellStart"/>
+      <w:r>
+        <w:t>Picos</w:t>
+      </w:r>
+      <w:proofErr w:type="spellEnd"/>
+      <w:r>
+        <w:t xml:space="preserve"> paper</w:t>
       </w:r>
     </w:p>
   </w:comment>
-  <w:comment w:id="5" w:author="CLARA ESPINOSA DEL ALBA" w:date="2024-01-30T15:27:00Z" w:initials="CE">
+  <w:comment w:id="4" w:author="CLARA ESPINOSA DEL ALBA" w:date="2024-01-30T15:27:00Z" w:initials="CE">
     <w:p>
       <w:pPr>
         <w:pStyle w:val="Textocomentario"/>
@@ -6623,7 +8885,7 @@
             <w:noProof/>
             <w:lang w:val="es-ES"/>
           </w:rPr>
-          <w:t>10</w:t>
+          <w:t>12</w:t>
         </w:r>
         <w:r>
           <w:fldChar w:fldCharType="end"/>

--- a/doc/Ms_0.docx
+++ b/doc/Ms_0.docx
@@ -1740,25 +1740,15 @@
           <w:bdr w:val="none" w:sz="0" w:space="0" w:color="auto" w:frame="1"/>
           <w:lang w:eastAsia="ca-ES"/>
         </w:rPr>
-        <w:t xml:space="preserve">2.1 </w:t>
-      </w:r>
-      <w:commentRangeStart w:id="2"/>
+        <w:t xml:space="preserve">2.1 Study </w:t>
+      </w:r>
       <w:r>
         <w:rPr>
           <w:rFonts w:eastAsia="Times New Roman"/>
           <w:bdr w:val="none" w:sz="0" w:space="0" w:color="auto" w:frame="1"/>
           <w:lang w:eastAsia="ca-ES"/>
         </w:rPr>
-        <w:t>Study system</w:t>
-      </w:r>
-      <w:commentRangeEnd w:id="2"/>
-      <w:r>
-        <w:rPr>
-          <w:rStyle w:val="Refdecomentario"/>
-          <w:rFonts w:ascii="Calibri" w:eastAsia="Calibri" w:hAnsi="Calibri" w:cs="Calibri"/>
-          <w:color w:val="auto"/>
-        </w:rPr>
-        <w:commentReference w:id="2"/>
+        <w:t>area</w:t>
       </w:r>
     </w:p>
     <w:p>
@@ -1773,7 +1763,13 @@
         <w:rPr>
           <w:rFonts w:cstheme="minorHAnsi"/>
         </w:rPr>
-        <w:t xml:space="preserve">Our study focuses on alpine </w:t>
+        <w:t>The</w:t>
+      </w:r>
+      <w:r>
+        <w:rPr>
+          <w:rFonts w:cstheme="minorHAnsi"/>
+        </w:rPr>
+        <w:t xml:space="preserve"> study focuses on alpine </w:t>
       </w:r>
       <w:r>
         <w:rPr>
@@ -1785,7 +1781,7 @@
         <w:rPr>
           <w:rFonts w:cstheme="minorHAnsi"/>
         </w:rPr>
-        <w:t xml:space="preserve"> communities living between 1900 and 2500 m </w:t>
+        <w:t xml:space="preserve"> communities between 1900 and 2500 m </w:t>
       </w:r>
       <w:proofErr w:type="spellStart"/>
       <w:r>
@@ -1799,20 +1795,50 @@
         <w:rPr>
           <w:rFonts w:cstheme="minorHAnsi"/>
         </w:rPr>
-        <w:t xml:space="preserve">. in the Cantabrian Mountains. This mountain range,  running E-W in northern Spain, is considered a </w:t>
-      </w:r>
+        <w:t>. in the Cantabrian Mountains</w:t>
+      </w:r>
+      <w:r>
+        <w:rPr>
+          <w:rFonts w:cstheme="minorHAnsi"/>
+        </w:rPr>
+        <w:t xml:space="preserve"> (NW Spain)</w:t>
+      </w:r>
+      <w:r>
+        <w:rPr>
+          <w:rFonts w:cstheme="minorHAnsi"/>
+        </w:rPr>
+        <w:t xml:space="preserve">. </w:t>
+      </w:r>
+      <w:r>
+        <w:rPr>
+          <w:rFonts w:cstheme="minorHAnsi"/>
+        </w:rPr>
+        <w:t>In this southwestern Europe</w:t>
+      </w:r>
+      <w:r>
+        <w:rPr>
+          <w:rFonts w:cstheme="minorHAnsi"/>
+        </w:rPr>
+        <w:t xml:space="preserve"> mountain range,</w:t>
+      </w:r>
+      <w:r>
+        <w:rPr>
+          <w:rFonts w:cstheme="minorHAnsi"/>
+        </w:rPr>
+        <w:t xml:space="preserve"> </w:t>
+      </w:r>
+      <w:r>
+        <w:rPr>
+          <w:rFonts w:cstheme="minorHAnsi"/>
+        </w:rPr>
+        <w:t xml:space="preserve">the </w:t>
+      </w:r>
+      <w:proofErr w:type="spellStart"/>
       <w:r>
         <w:rPr>
           <w:rFonts w:cstheme="minorHAnsi"/>
         </w:rPr>
         <w:lastRenderedPageBreak/>
-        <w:t xml:space="preserve">transitional biogeographical hub between </w:t>
-      </w:r>
-      <w:proofErr w:type="spellStart"/>
-      <w:r>
-        <w:rPr>
-          <w:rFonts w:cstheme="minorHAnsi"/>
-        </w:rPr>
         <w:t>Eurosiberian</w:t>
       </w:r>
       <w:proofErr w:type="spellEnd"/>
@@ -1820,7 +1846,7 @@
         <w:rPr>
           <w:rFonts w:cstheme="minorHAnsi"/>
         </w:rPr>
-        <w:t xml:space="preserve"> and Mediterranean regions </w:t>
+        <w:t xml:space="preserve"> and Mediterranean regions meet </w:t>
       </w:r>
       <w:r>
         <w:rPr>
@@ -1872,37 +1898,117 @@
         <w:rPr>
           <w:rFonts w:cstheme="minorHAnsi"/>
         </w:rPr>
-        <w:t xml:space="preserve">, influenced by </w:t>
-      </w:r>
-      <w:r>
-        <w:rPr>
-          <w:rFonts w:cstheme="minorHAnsi"/>
-        </w:rPr>
-        <w:t xml:space="preserve">a </w:t>
-      </w:r>
-      <w:r>
-        <w:rPr>
-          <w:rFonts w:cstheme="minorHAnsi"/>
-        </w:rPr>
-        <w:t xml:space="preserve">Mediterranean-like climate in southern slopes and temperate climate in northern slopes. The particularity of its geographic location facilitates the coexistence of a complex array of communities with species adapted to both climates. We established one study system </w:t>
-      </w:r>
-      <w:r>
-        <w:rPr>
-          <w:rFonts w:cstheme="minorHAnsi"/>
-        </w:rPr>
-        <w:t>within each climate</w:t>
-      </w:r>
-      <w:r>
-        <w:rPr>
-          <w:rFonts w:cstheme="minorHAnsi"/>
-        </w:rPr>
-        <w:t xml:space="preserve">: (1) temperate alpine calcareous grasslands in the </w:t>
+        <w:t xml:space="preserve">, </w:t>
+      </w:r>
+      <w:r>
+        <w:rPr>
+          <w:rFonts w:cstheme="minorHAnsi"/>
+        </w:rPr>
+        <w:t>allowing the coexistence of floras from both origins</w:t>
+      </w:r>
+      <w:r>
+        <w:rPr>
+          <w:rFonts w:cstheme="minorHAnsi"/>
+        </w:rPr>
+        <w:t xml:space="preserve">. We </w:t>
+      </w:r>
+      <w:r>
+        <w:rPr>
+          <w:rFonts w:cstheme="minorHAnsi"/>
+        </w:rPr>
+        <w:t xml:space="preserve">used two </w:t>
+      </w:r>
+      <w:r>
+        <w:rPr>
+          <w:rFonts w:cstheme="minorHAnsi"/>
+        </w:rPr>
+        <w:t xml:space="preserve">contrasting </w:t>
+      </w:r>
+      <w:r>
+        <w:rPr>
+          <w:rFonts w:cstheme="minorHAnsi"/>
+        </w:rPr>
+        <w:t>study communities one from each macroclimatic region</w:t>
+      </w:r>
+      <w:r>
+        <w:rPr>
+          <w:rFonts w:cstheme="minorHAnsi"/>
+        </w:rPr>
+        <w:t xml:space="preserve">: (1) </w:t>
+      </w:r>
+      <w:r>
+        <w:rPr>
+          <w:rFonts w:cstheme="minorHAnsi"/>
+        </w:rPr>
+        <w:t xml:space="preserve">acidic grasslands </w:t>
+      </w:r>
+      <w:r>
+        <w:rPr>
+          <w:rFonts w:cstheme="minorHAnsi"/>
+        </w:rPr>
+        <w:t xml:space="preserve">in the </w:t>
+      </w:r>
+      <w:r>
+        <w:rPr>
+          <w:rFonts w:cstheme="minorHAnsi"/>
+        </w:rPr>
+        <w:t xml:space="preserve">Valles de </w:t>
       </w:r>
       <w:proofErr w:type="spellStart"/>
       <w:r>
         <w:rPr>
           <w:rFonts w:cstheme="minorHAnsi"/>
         </w:rPr>
+        <w:t>Omaña</w:t>
+      </w:r>
+      <w:proofErr w:type="spellEnd"/>
+      <w:r>
+        <w:rPr>
+          <w:rFonts w:cstheme="minorHAnsi"/>
+        </w:rPr>
+        <w:t xml:space="preserve"> and Luna Biosphere Reserve</w:t>
+      </w:r>
+      <w:r>
+        <w:rPr>
+          <w:rFonts w:cstheme="minorHAnsi"/>
+        </w:rPr>
+        <w:t xml:space="preserve"> from </w:t>
+      </w:r>
+      <w:r>
+        <w:rPr>
+          <w:rFonts w:cstheme="minorHAnsi"/>
+        </w:rPr>
+        <w:t xml:space="preserve">the </w:t>
+      </w:r>
+      <w:r>
+        <w:rPr>
+          <w:rFonts w:cstheme="minorHAnsi"/>
+        </w:rPr>
+        <w:t xml:space="preserve">Mediterranean region </w:t>
+      </w:r>
+      <w:r>
+        <w:rPr>
+          <w:rFonts w:cstheme="minorHAnsi"/>
+        </w:rPr>
+        <w:t xml:space="preserve">with Mediterranean type climate </w:t>
+      </w:r>
+      <w:r>
+        <w:rPr>
+          <w:rFonts w:cstheme="minorHAnsi"/>
+        </w:rPr>
+        <w:t>and (2) calcareous grasslands in</w:t>
+      </w:r>
+      <w:r>
+        <w:rPr>
+          <w:rFonts w:cstheme="minorHAnsi"/>
+        </w:rPr>
+        <w:t xml:space="preserve"> </w:t>
+      </w:r>
+      <w:proofErr w:type="spellStart"/>
+      <w:r>
+        <w:rPr>
+          <w:rFonts w:cstheme="minorHAnsi"/>
+        </w:rPr>
         <w:t>Picos</w:t>
       </w:r>
       <w:proofErr w:type="spellEnd"/>
@@ -1910,87 +2016,62 @@
         <w:rPr>
           <w:rFonts w:cstheme="minorHAnsi"/>
         </w:rPr>
-        <w:t xml:space="preserve"> de Europa National Park (NE of the Cantabrian </w:t>
-      </w:r>
-      <w:proofErr w:type="gramStart"/>
-      <w:r>
-        <w:rPr>
-          <w:rFonts w:cstheme="minorHAnsi"/>
-        </w:rPr>
-        <w:t>mountains</w:t>
-      </w:r>
-      <w:proofErr w:type="gramEnd"/>
-      <w:r>
-        <w:rPr>
-          <w:rFonts w:cstheme="minorHAnsi"/>
-        </w:rPr>
-        <w:t xml:space="preserve">, </w:t>
-      </w:r>
-      <w:r>
-        <w:rPr>
-          <w:rFonts w:cstheme="minorHAnsi"/>
-          <w:highlight w:val="yellow"/>
-        </w:rPr>
-        <w:t>Fig.1a</w:t>
-      </w:r>
-      <w:r>
-        <w:rPr>
-          <w:rFonts w:cstheme="minorHAnsi"/>
-        </w:rPr>
-        <w:t xml:space="preserve"> in green); and (2) Mediterranean high mountain acidic grasslands in the Valles de </w:t>
+        <w:t xml:space="preserve"> de Europa National Park</w:t>
+      </w:r>
+      <w:r>
+        <w:rPr>
+          <w:rFonts w:cstheme="minorHAnsi"/>
+        </w:rPr>
+        <w:t xml:space="preserve"> </w:t>
+      </w:r>
+      <w:r>
+        <w:rPr>
+          <w:rFonts w:cstheme="minorHAnsi"/>
+        </w:rPr>
+        <w:t xml:space="preserve">from </w:t>
       </w:r>
       <w:proofErr w:type="spellStart"/>
       <w:r>
         <w:rPr>
           <w:rFonts w:cstheme="minorHAnsi"/>
         </w:rPr>
-        <w:t>Omaña</w:t>
+        <w:t>Eurosiberian</w:t>
       </w:r>
       <w:proofErr w:type="spellEnd"/>
       <w:r>
         <w:rPr>
           <w:rFonts w:cstheme="minorHAnsi"/>
         </w:rPr>
-        <w:t xml:space="preserve"> and Luna Biosphere Reserve (SW of the Cantabrian mountains, </w:t>
-      </w:r>
-      <w:r>
-        <w:rPr>
-          <w:rFonts w:cstheme="minorHAnsi"/>
-          <w:highlight w:val="yellow"/>
-        </w:rPr>
-        <w:t>Fig.1a</w:t>
-      </w:r>
-      <w:r>
-        <w:rPr>
-          <w:rFonts w:cstheme="minorHAnsi"/>
-        </w:rPr>
-        <w:t xml:space="preserve"> in yellow). </w:t>
-      </w:r>
-      <w:proofErr w:type="gramStart"/>
-      <w:r>
-        <w:rPr>
-          <w:rFonts w:cstheme="minorHAnsi"/>
-        </w:rPr>
-        <w:t xml:space="preserve">Alpine </w:t>
-      </w:r>
-      <w:r>
-        <w:rPr>
-          <w:rFonts w:cstheme="minorHAnsi"/>
-        </w:rPr>
-        <w:t>grassland</w:t>
-      </w:r>
-      <w:r>
-        <w:rPr>
-          <w:rFonts w:cstheme="minorHAnsi"/>
-        </w:rPr>
-        <w:t xml:space="preserve"> communities in the Cantabrian Mountains are dominated mostly by </w:t>
+        <w:t xml:space="preserve"> region and a </w:t>
+      </w:r>
+      <w:r>
+        <w:rPr>
+          <w:rFonts w:cstheme="minorHAnsi"/>
+        </w:rPr>
+        <w:t xml:space="preserve">temperate alpine </w:t>
+      </w:r>
+      <w:r>
+        <w:rPr>
+          <w:rFonts w:cstheme="minorHAnsi"/>
+        </w:rPr>
+        <w:t>climate</w:t>
+      </w:r>
+      <w:r>
+        <w:rPr>
+          <w:rFonts w:cstheme="minorHAnsi"/>
+        </w:rPr>
+        <w:t xml:space="preserve"> (more details in table 1)</w:t>
+      </w:r>
+      <w:r>
+        <w:rPr>
+          <w:rFonts w:cstheme="minorHAnsi"/>
+        </w:rPr>
+        <w:t xml:space="preserve">. Mostly </w:t>
       </w:r>
       <w:proofErr w:type="spellStart"/>
       <w:r>
         <w:rPr>
           <w:rFonts w:cstheme="minorHAnsi"/>
-          <w:i/>
-          <w:iCs/>
         </w:rPr>
         <w:t>Poaceae</w:t>
       </w:r>
@@ -2005,18 +2086,43 @@
       <w:r>
         <w:rPr>
           <w:rFonts w:cstheme="minorHAnsi"/>
-          <w:i/>
-          <w:iCs/>
         </w:rPr>
         <w:t>Cyperaceae</w:t>
       </w:r>
       <w:proofErr w:type="spellEnd"/>
-      <w:proofErr w:type="gramEnd"/>
-      <w:r>
-        <w:rPr>
-          <w:rFonts w:cstheme="minorHAnsi"/>
-        </w:rPr>
-        <w:t xml:space="preserve">, and </w:t>
+      <w:r>
+        <w:rPr>
+          <w:rFonts w:cstheme="minorHAnsi"/>
+        </w:rPr>
+        <w:t xml:space="preserve"> dominate both grassland communities, and </w:t>
+      </w:r>
+      <w:proofErr w:type="spellStart"/>
+      <w:r>
+        <w:rPr>
+          <w:rFonts w:cstheme="minorHAnsi"/>
+        </w:rPr>
+        <w:t>Hemicryptophytes</w:t>
+      </w:r>
+      <w:proofErr w:type="spellEnd"/>
+      <w:r>
+        <w:rPr>
+          <w:rFonts w:cstheme="minorHAnsi"/>
+        </w:rPr>
+        <w:t xml:space="preserve"> and </w:t>
+      </w:r>
+      <w:proofErr w:type="spellStart"/>
+      <w:r>
+        <w:rPr>
+          <w:rFonts w:cstheme="minorHAnsi"/>
+        </w:rPr>
+        <w:t>Chamaephytes</w:t>
+      </w:r>
+      <w:proofErr w:type="spellEnd"/>
+      <w:r>
+        <w:rPr>
+          <w:rFonts w:cstheme="minorHAnsi"/>
+        </w:rPr>
+        <w:t xml:space="preserve"> are the most common </w:t>
       </w:r>
       <w:r>
         <w:rPr>
@@ -2028,252 +2134,7 @@
         <w:rPr>
           <w:rFonts w:cstheme="minorHAnsi"/>
         </w:rPr>
-        <w:t xml:space="preserve"> are mainly </w:t>
-      </w:r>
-      <w:proofErr w:type="spellStart"/>
-      <w:r>
-        <w:rPr>
-          <w:rFonts w:cstheme="minorHAnsi"/>
-        </w:rPr>
-        <w:t>Hemicryptophytes</w:t>
-      </w:r>
-      <w:proofErr w:type="spellEnd"/>
-      <w:r>
-        <w:rPr>
-          <w:rFonts w:cstheme="minorHAnsi"/>
-        </w:rPr>
-        <w:t xml:space="preserve"> and </w:t>
-      </w:r>
-      <w:proofErr w:type="spellStart"/>
-      <w:r>
-        <w:rPr>
-          <w:rFonts w:cstheme="minorHAnsi"/>
-        </w:rPr>
-        <w:t>Chamaephytes</w:t>
-      </w:r>
-      <w:proofErr w:type="spellEnd"/>
-      <w:r>
-        <w:rPr>
-          <w:rFonts w:cstheme="minorHAnsi"/>
-        </w:rPr>
-        <w:t>. Grazing impact is restricted to wild populations of Cantabrian chamois (</w:t>
-      </w:r>
-      <w:proofErr w:type="spellStart"/>
-      <w:r>
-        <w:rPr>
-          <w:rFonts w:cstheme="minorHAnsi"/>
-          <w:i/>
-          <w:iCs/>
-        </w:rPr>
-        <w:t>Rupricapra</w:t>
-      </w:r>
-      <w:proofErr w:type="spellEnd"/>
-      <w:r>
-        <w:rPr>
-          <w:rFonts w:cstheme="minorHAnsi"/>
-          <w:i/>
-          <w:iCs/>
-        </w:rPr>
-        <w:t xml:space="preserve"> </w:t>
-      </w:r>
-      <w:proofErr w:type="spellStart"/>
-      <w:r>
-        <w:rPr>
-          <w:rFonts w:cstheme="minorHAnsi"/>
-          <w:i/>
-          <w:iCs/>
-        </w:rPr>
-        <w:t>pyrenaica</w:t>
-      </w:r>
-      <w:proofErr w:type="spellEnd"/>
-      <w:r>
-        <w:rPr>
-          <w:rFonts w:cstheme="minorHAnsi"/>
-          <w:i/>
-          <w:iCs/>
-        </w:rPr>
-        <w:t xml:space="preserve"> </w:t>
-      </w:r>
-      <w:proofErr w:type="spellStart"/>
-      <w:r>
-        <w:rPr>
-          <w:rFonts w:cstheme="minorHAnsi"/>
-          <w:i/>
-          <w:iCs/>
-        </w:rPr>
-        <w:t>parva</w:t>
-      </w:r>
-      <w:proofErr w:type="spellEnd"/>
-      <w:r>
-        <w:rPr>
-          <w:rFonts w:cstheme="minorHAnsi"/>
-        </w:rPr>
-        <w:t>) in both systems.</w:t>
-      </w:r>
-      <w:r>
-        <w:rPr>
-          <w:noProof/>
-          <w:lang w:val="ca-ES" w:eastAsia="ca-ES"/>
-        </w:rPr>
-        <w:drawing>
-          <wp:inline distT="0" distB="0" distL="0" distR="0" wp14:anchorId="3ED5C28A" wp14:editId="2994EF77">
-            <wp:extent cx="5381625" cy="1695450"/>
-            <wp:effectExtent l="0" t="0" r="9525" b="0"/>
-            <wp:docPr id="1335175674" name="Imagen 5"/>
-            <wp:cNvGraphicFramePr>
-              <a:graphicFrameLocks xmlns:a="http://schemas.openxmlformats.org/drawingml/2006/main" noChangeAspect="1"/>
-            </wp:cNvGraphicFramePr>
-            <a:graphic xmlns:a="http://schemas.openxmlformats.org/drawingml/2006/main">
-              <a:graphicData uri="http://schemas.openxmlformats.org/drawingml/2006/picture">
-                <pic:pic xmlns:pic="http://schemas.openxmlformats.org/drawingml/2006/picture">
-                  <pic:nvPicPr>
-                    <pic:cNvPr id="0" name="Picture 9"/>
-                    <pic:cNvPicPr>
-                      <a:picLocks noChangeAspect="1" noChangeArrowheads="1"/>
-                    </pic:cNvPicPr>
-                  </pic:nvPicPr>
-                  <pic:blipFill>
-                    <a:blip r:embed="rId13" cstate="print">
-                      <a:extLst>
-                        <a:ext uri="{28A0092B-C50C-407E-A947-70E740481C1C}">
-                          <a14:useLocalDpi xmlns:a14="http://schemas.microsoft.com/office/drawing/2010/main" val="0"/>
-                        </a:ext>
-                      </a:extLst>
-                    </a:blip>
-                    <a:srcRect/>
-                    <a:stretch>
-                      <a:fillRect/>
-                    </a:stretch>
-                  </pic:blipFill>
-                  <pic:spPr bwMode="auto">
-                    <a:xfrm>
-                      <a:off x="0" y="0"/>
-                      <a:ext cx="5381625" cy="1695450"/>
-                    </a:xfrm>
-                    <a:prstGeom prst="rect">
-                      <a:avLst/>
-                    </a:prstGeom>
-                    <a:noFill/>
-                    <a:ln>
-                      <a:noFill/>
-                    </a:ln>
-                  </pic:spPr>
-                </pic:pic>
-              </a:graphicData>
-            </a:graphic>
-          </wp:inline>
-        </w:drawing>
-      </w:r>
-      <w:r>
-        <w:rPr>
-          <w:noProof/>
-          <w:lang w:val="ca-ES" w:eastAsia="ca-ES"/>
-        </w:rPr>
-        <w:drawing>
-          <wp:inline distT="0" distB="0" distL="0" distR="0" wp14:anchorId="1FB788B9" wp14:editId="5F04F008">
-            <wp:extent cx="2923302" cy="1685925"/>
-            <wp:effectExtent l="0" t="0" r="0" b="0"/>
-            <wp:docPr id="424347263" name="Imagen 6"/>
-            <wp:cNvGraphicFramePr>
-              <a:graphicFrameLocks xmlns:a="http://schemas.openxmlformats.org/drawingml/2006/main" noChangeAspect="1"/>
-            </wp:cNvGraphicFramePr>
-            <a:graphic xmlns:a="http://schemas.openxmlformats.org/drawingml/2006/main">
-              <a:graphicData uri="http://schemas.openxmlformats.org/drawingml/2006/picture">
-                <pic:pic xmlns:pic="http://schemas.openxmlformats.org/drawingml/2006/picture">
-                  <pic:nvPicPr>
-                    <pic:cNvPr id="0" name="Picture 10"/>
-                    <pic:cNvPicPr>
-                      <a:picLocks noChangeAspect="1" noChangeArrowheads="1"/>
-                    </pic:cNvPicPr>
-                  </pic:nvPicPr>
-                  <pic:blipFill rotWithShape="1">
-                    <a:blip r:embed="rId14" cstate="print">
-                      <a:extLst>
-                        <a:ext uri="{28A0092B-C50C-407E-A947-70E740481C1C}">
-                          <a14:useLocalDpi xmlns:a14="http://schemas.microsoft.com/office/drawing/2010/main" val="0"/>
-                        </a:ext>
-                      </a:extLst>
-                    </a:blip>
-                    <a:srcRect t="18454"/>
-                    <a:stretch/>
-                  </pic:blipFill>
-                  <pic:spPr bwMode="auto">
-                    <a:xfrm>
-                      <a:off x="0" y="0"/>
-                      <a:ext cx="2923699" cy="1686154"/>
-                    </a:xfrm>
-                    <a:prstGeom prst="rect">
-                      <a:avLst/>
-                    </a:prstGeom>
-                    <a:noFill/>
-                    <a:ln>
-                      <a:noFill/>
-                    </a:ln>
-                    <a:extLst>
-                      <a:ext uri="{53640926-AAD7-44D8-BBD7-CCE9431645EC}">
-                        <a14:shadowObscured xmlns:a14="http://schemas.microsoft.com/office/drawing/2010/main"/>
-                      </a:ext>
-                    </a:extLst>
-                  </pic:spPr>
-                </pic:pic>
-              </a:graphicData>
-            </a:graphic>
-          </wp:inline>
-        </w:drawing>
-      </w:r>
-      <w:r>
-        <w:rPr>
-          <w:noProof/>
-          <w:lang w:val="ca-ES" w:eastAsia="ca-ES"/>
-        </w:rPr>
-        <w:drawing>
-          <wp:inline distT="0" distB="0" distL="0" distR="0" wp14:anchorId="02B64153" wp14:editId="24F4AE46">
-            <wp:extent cx="2419752" cy="1711325"/>
-            <wp:effectExtent l="0" t="0" r="0" b="3175"/>
-            <wp:docPr id="261550396" name="Imagen 7"/>
-            <wp:cNvGraphicFramePr>
-              <a:graphicFrameLocks xmlns:a="http://schemas.openxmlformats.org/drawingml/2006/main" noChangeAspect="1"/>
-            </wp:cNvGraphicFramePr>
-            <a:graphic xmlns:a="http://schemas.openxmlformats.org/drawingml/2006/main">
-              <a:graphicData uri="http://schemas.openxmlformats.org/drawingml/2006/picture">
-                <pic:pic xmlns:pic="http://schemas.openxmlformats.org/drawingml/2006/picture">
-                  <pic:nvPicPr>
-                    <pic:cNvPr id="0" name="Picture 11"/>
-                    <pic:cNvPicPr>
-                      <a:picLocks noChangeAspect="1" noChangeArrowheads="1"/>
-                    </pic:cNvPicPr>
-                  </pic:nvPicPr>
-                  <pic:blipFill>
-                    <a:blip r:embed="rId15" cstate="print">
-                      <a:extLst>
-                        <a:ext uri="{28A0092B-C50C-407E-A947-70E740481C1C}">
-                          <a14:useLocalDpi xmlns:a14="http://schemas.microsoft.com/office/drawing/2010/main" val="0"/>
-                        </a:ext>
-                      </a:extLst>
-                    </a:blip>
-                    <a:srcRect/>
-                    <a:stretch>
-                      <a:fillRect/>
-                    </a:stretch>
-                  </pic:blipFill>
-                  <pic:spPr bwMode="auto">
-                    <a:xfrm>
-                      <a:off x="0" y="0"/>
-                      <a:ext cx="2433080" cy="1720751"/>
-                    </a:xfrm>
-                    <a:prstGeom prst="rect">
-                      <a:avLst/>
-                    </a:prstGeom>
-                    <a:noFill/>
-                    <a:ln>
-                      <a:noFill/>
-                    </a:ln>
-                  </pic:spPr>
-                </pic:pic>
-              </a:graphicData>
-            </a:graphic>
-          </wp:inline>
-        </w:drawing>
+        <w:t xml:space="preserve">. </w:t>
       </w:r>
     </w:p>
     <w:p>
@@ -2282,6 +2143,61 @@
         <w:jc w:val="both"/>
         <w:rPr>
           <w:rFonts w:cstheme="minorHAnsi"/>
+        </w:rPr>
+      </w:pPr>
+      <w:r>
+        <w:rPr>
+          <w:rFonts w:cstheme="minorHAnsi"/>
+          <w:highlight w:val="yellow"/>
+        </w:rPr>
+        <w:t xml:space="preserve">Figure 1. </w:t>
+      </w:r>
+      <w:proofErr w:type="gramStart"/>
+      <w:r>
+        <w:rPr>
+          <w:rFonts w:cstheme="minorHAnsi"/>
+          <w:highlight w:val="yellow"/>
+        </w:rPr>
+        <w:t xml:space="preserve">Map from other publications with </w:t>
+      </w:r>
+      <w:proofErr w:type="spellStart"/>
+      <w:r>
+        <w:rPr>
+          <w:rFonts w:cstheme="minorHAnsi"/>
+          <w:highlight w:val="yellow"/>
+        </w:rPr>
+        <w:t>Eurosiberian</w:t>
+      </w:r>
+      <w:proofErr w:type="spellEnd"/>
+      <w:r>
+        <w:rPr>
+          <w:rFonts w:cstheme="minorHAnsi"/>
+          <w:highlight w:val="yellow"/>
+        </w:rPr>
+        <w:t xml:space="preserve"> and Mediterranean regions</w:t>
+      </w:r>
+      <w:r>
+        <w:rPr>
+          <w:rFonts w:cstheme="minorHAnsi"/>
+          <w:highlight w:val="yellow"/>
+        </w:rPr>
+        <w:t xml:space="preserve"> with our study communities locations</w:t>
+      </w:r>
+      <w:r>
+        <w:rPr>
+          <w:rFonts w:cstheme="minorHAnsi"/>
+          <w:highlight w:val="yellow"/>
+        </w:rPr>
+        <w:t>?</w:t>
+      </w:r>
+      <w:proofErr w:type="gramEnd"/>
+    </w:p>
+    <w:p>
+      <w:pPr>
+        <w:spacing w:line="480" w:lineRule="auto"/>
+        <w:jc w:val="both"/>
+        <w:rPr>
+          <w:rFonts w:cstheme="minorHAnsi"/>
           <w:lang w:val="en-US"/>
         </w:rPr>
       </w:pPr>
@@ -2351,14 +2267,7 @@
         <w:rPr>
           <w:rFonts w:cstheme="minorHAnsi"/>
         </w:rPr>
-        <w:t xml:space="preserve"> days with </w:t>
-      </w:r>
-      <w:r>
-        <w:rPr>
-          <w:rFonts w:cstheme="minorHAnsi"/>
-        </w:rPr>
-        <w:lastRenderedPageBreak/>
-        <w:t>mean temperature &gt; 5ºC at 5 cm deep in the soil (</w:t>
+        <w:t xml:space="preserve"> days with mean temperature &gt; 5ºC at 5 cm deep in the soil (</w:t>
       </w:r>
       <w:proofErr w:type="spellStart"/>
       <w:r>
@@ -2374,6 +2283,12 @@
         </w:rPr>
         <w:t xml:space="preserve">, 2021). Mean annual soil temperature at 5 cm deep, based on </w:t>
       </w:r>
+      <w:r>
+        <w:rPr>
+          <w:rFonts w:cstheme="minorHAnsi"/>
+        </w:rPr>
+        <w:t xml:space="preserve">the average of </w:t>
+      </w:r>
       <w:proofErr w:type="gramStart"/>
       <w:r>
         <w:rPr>
@@ -2386,7 +2301,19 @@
         <w:rPr>
           <w:rFonts w:cstheme="minorHAnsi"/>
         </w:rPr>
-        <w:t xml:space="preserve"> location per system and 3+ years (own data not shown). Summer precipitation, based on 47 locations from CHELSA 2.1 (bio 17). Local richness calculated from floristic </w:t>
+        <w:t xml:space="preserve"> location</w:t>
+      </w:r>
+      <w:r>
+        <w:rPr>
+          <w:rFonts w:cstheme="minorHAnsi"/>
+        </w:rPr>
+        <w:t>s</w:t>
+      </w:r>
+      <w:r>
+        <w:rPr>
+          <w:rFonts w:cstheme="minorHAnsi"/>
+        </w:rPr>
+        <w:t xml:space="preserve"> per system (own data not shown). Summer precipitation, based on 47 locations from CHELSA 2.1 (bio 17). Local richness calculated from floristic </w:t>
       </w:r>
       <w:proofErr w:type="spellStart"/>
       <w:r>
@@ -2433,7 +2360,7 @@
         <w:rPr>
           <w:rFonts w:cstheme="minorHAnsi"/>
         </w:rPr>
-        <w:t xml:space="preserve"> Dominant species also based on the same floristic </w:t>
+        <w:t xml:space="preserve"> Dominant species based on the same floristic </w:t>
       </w:r>
       <w:proofErr w:type="spellStart"/>
       <w:r>
@@ -3580,6 +3507,7 @@
                 <w:szCs w:val="18"/>
                 <w:lang w:val="en-US" w:eastAsia="es-ES"/>
               </w:rPr>
+              <w:lastRenderedPageBreak/>
               <w:t xml:space="preserve">Local richness </w:t>
             </w:r>
           </w:p>
@@ -4305,7 +4233,7 @@
           <w:color w:val="000000"/>
           <w:lang w:eastAsia="ca-ES"/>
         </w:rPr>
-        <w:t>system</w:t>
+        <w:t>community</w:t>
       </w:r>
       <w:proofErr w:type="gramEnd"/>
       <w:r>
@@ -4314,7 +4242,7 @@
           <w:color w:val="000000"/>
           <w:lang w:eastAsia="ca-ES"/>
         </w:rPr>
-        <w:t xml:space="preserve"> we established four seed sampling sites, separated at least 500 m</w:t>
+        <w:t xml:space="preserve"> we established four sampling sites, separated at least 500 m</w:t>
       </w:r>
       <w:r>
         <w:t xml:space="preserve">. To measure the spatial </w:t>
@@ -4331,7 +4259,7 @@
         <w:t>,</w:t>
       </w:r>
       <w:r>
-        <w:t xml:space="preserve"> we established 20 additional plots </w:t>
+        <w:t xml:space="preserve"> we established 20 plots </w:t>
       </w:r>
       <w:r>
         <w:t>(1m</w:t>
@@ -4346,13 +4274,30 @@
         <w:t>)</w:t>
       </w:r>
       <w:r>
-        <w:t xml:space="preserve"> per each sampling site, five plots in each cardinal direction with a 10 m separation (</w:t>
+        <w:t xml:space="preserve"> per each sampling site</w:t>
+      </w:r>
+      <w:r>
+        <w:t xml:space="preserve"> (4 sites x 20 plots)</w:t>
+      </w:r>
+      <w:r>
+        <w:t xml:space="preserve">, </w:t>
+      </w:r>
+      <w:proofErr w:type="gramStart"/>
+      <w:r>
+        <w:t>five</w:t>
+      </w:r>
+      <w:proofErr w:type="gramEnd"/>
+      <w:r>
+        <w:t xml:space="preserve"> plots in each cardinal direction with a 10 m separation (</w:t>
       </w:r>
       <w:r>
         <w:rPr>
           <w:highlight w:val="yellow"/>
         </w:rPr>
-        <w:t>cross design, fig x</w:t>
+        <w:t xml:space="preserve">cross design, fig </w:t>
+      </w:r>
+      <w:r>
+        <w:t>2</w:t>
       </w:r>
       <w:r>
         <w:t xml:space="preserve">). Here, we also did floristic </w:t>
@@ -4383,10 +4328,7 @@
         <w:t>centre</w:t>
       </w:r>
       <w:r>
-        <w:t xml:space="preserve"> of these addition</w:t>
-      </w:r>
-      <w:r>
-        <w:t>al</w:t>
+        <w:t xml:space="preserve"> of these</w:t>
       </w:r>
       <w:r>
         <w:t xml:space="preserve"> plots</w:t>
@@ -4454,7 +4396,13 @@
         <w:t xml:space="preserve">). </w:t>
       </w:r>
       <w:r>
-        <w:t xml:space="preserve">In the temperate system the </w:t>
+        <w:t xml:space="preserve">In the temperate </w:t>
+      </w:r>
+      <w:r>
+        <w:t>community</w:t>
+      </w:r>
+      <w:r>
+        <w:t xml:space="preserve"> the </w:t>
       </w:r>
       <w:proofErr w:type="spellStart"/>
       <w:r>
@@ -4546,11 +4494,10 @@
         <w:t xml:space="preserve"> (321 days)</w:t>
       </w:r>
       <w:r>
-        <w:t xml:space="preserve"> in the </w:t>
-      </w:r>
-      <w:r>
-        <w:lastRenderedPageBreak/>
-        <w:t>Mediterranean system</w:t>
+        <w:t xml:space="preserve"> in the Mediterranean </w:t>
+      </w:r>
+      <w:r>
+        <w:t>community</w:t>
       </w:r>
       <w:r>
         <w:t>. In total, we collected floristic data from 8</w:t>
@@ -4562,53 +4509,140 @@
         <w:t xml:space="preserve"> plots </w:t>
       </w:r>
       <w:r>
-        <w:t xml:space="preserve">per system. Not all </w:t>
-      </w:r>
-      <w:proofErr w:type="spellStart"/>
-      <w:r>
-        <w:t>iButtons</w:t>
-      </w:r>
-      <w:proofErr w:type="spellEnd"/>
-      <w:r>
-        <w:t xml:space="preserve"> </w:t>
-      </w:r>
-      <w:proofErr w:type="gramStart"/>
-      <w:r>
-        <w:t>could be recovered</w:t>
-      </w:r>
-      <w:proofErr w:type="gramEnd"/>
-      <w:r>
-        <w:t>, thus we obtained</w:t>
-      </w:r>
-      <w:r>
-        <w:t xml:space="preserve"> environmental data from 7</w:t>
-      </w:r>
-      <w:r>
-        <w:t>5</w:t>
-      </w:r>
-      <w:r>
-        <w:t xml:space="preserve"> </w:t>
-      </w:r>
-      <w:r>
-        <w:t xml:space="preserve">and 78 plots </w:t>
-      </w:r>
-      <w:r>
-        <w:t>(</w:t>
-      </w:r>
-      <w:r>
-        <w:t>in the Mediterranean and Temperate system, respectively</w:t>
-      </w:r>
-      <w:r>
-        <w:t>).</w:t>
+        <w:t xml:space="preserve">per system. </w:t>
       </w:r>
     </w:p>
     <w:p>
       <w:pPr>
         <w:spacing w:line="480" w:lineRule="auto"/>
-        <w:ind w:firstLine="709"/>
         <w:jc w:val="both"/>
       </w:pPr>
       <w:r>
+        <w:rPr>
+          <w:noProof/>
+          <w:lang w:val="ca-ES" w:eastAsia="ca-ES"/>
+        </w:rPr>
+        <w:t xml:space="preserve"> </w:t>
+      </w:r>
+      <w:r>
+        <w:rPr>
+          <w:noProof/>
+          <w:lang w:val="ca-ES" w:eastAsia="ca-ES"/>
+        </w:rPr>
+        <w:drawing>
+          <wp:inline distT="0" distB="0" distL="0" distR="0" wp14:anchorId="1E01EEB9" wp14:editId="4B2FF0FE">
+            <wp:extent cx="2923302" cy="1685925"/>
+            <wp:effectExtent l="0" t="0" r="0" b="0"/>
+            <wp:docPr id="424347263" name="Imagen 6"/>
+            <wp:cNvGraphicFramePr>
+              <a:graphicFrameLocks xmlns:a="http://schemas.openxmlformats.org/drawingml/2006/main" noChangeAspect="1"/>
+            </wp:cNvGraphicFramePr>
+            <a:graphic xmlns:a="http://schemas.openxmlformats.org/drawingml/2006/main">
+              <a:graphicData uri="http://schemas.openxmlformats.org/drawingml/2006/picture">
+                <pic:pic xmlns:pic="http://schemas.openxmlformats.org/drawingml/2006/picture">
+                  <pic:nvPicPr>
+                    <pic:cNvPr id="0" name="Picture 10"/>
+                    <pic:cNvPicPr>
+                      <a:picLocks noChangeAspect="1" noChangeArrowheads="1"/>
+                    </pic:cNvPicPr>
+                  </pic:nvPicPr>
+                  <pic:blipFill rotWithShape="1">
+                    <a:blip r:embed="rId13" cstate="print">
+                      <a:extLst>
+                        <a:ext uri="{28A0092B-C50C-407E-A947-70E740481C1C}">
+                          <a14:useLocalDpi xmlns:a14="http://schemas.microsoft.com/office/drawing/2010/main" val="0"/>
+                        </a:ext>
+                      </a:extLst>
+                    </a:blip>
+                    <a:srcRect t="18454"/>
+                    <a:stretch/>
+                  </pic:blipFill>
+                  <pic:spPr bwMode="auto">
+                    <a:xfrm>
+                      <a:off x="0" y="0"/>
+                      <a:ext cx="2923699" cy="1686154"/>
+                    </a:xfrm>
+                    <a:prstGeom prst="rect">
+                      <a:avLst/>
+                    </a:prstGeom>
+                    <a:noFill/>
+                    <a:ln>
+                      <a:noFill/>
+                    </a:ln>
+                    <a:extLst>
+                      <a:ext uri="{53640926-AAD7-44D8-BBD7-CCE9431645EC}">
+                        <a14:shadowObscured xmlns:a14="http://schemas.microsoft.com/office/drawing/2010/main"/>
+                      </a:ext>
+                    </a:extLst>
+                  </pic:spPr>
+                </pic:pic>
+              </a:graphicData>
+            </a:graphic>
+          </wp:inline>
+        </w:drawing>
+      </w:r>
+      <w:r>
+        <w:rPr>
+          <w:noProof/>
+          <w:lang w:val="ca-ES" w:eastAsia="ca-ES"/>
+        </w:rPr>
+        <w:drawing>
+          <wp:inline distT="0" distB="0" distL="0" distR="0" wp14:anchorId="3D491CA3" wp14:editId="38DC6EB5">
+            <wp:extent cx="2419752" cy="1711325"/>
+            <wp:effectExtent l="0" t="0" r="0" b="3175"/>
+            <wp:docPr id="261550396" name="Imagen 7"/>
+            <wp:cNvGraphicFramePr>
+              <a:graphicFrameLocks xmlns:a="http://schemas.openxmlformats.org/drawingml/2006/main" noChangeAspect="1"/>
+            </wp:cNvGraphicFramePr>
+            <a:graphic xmlns:a="http://schemas.openxmlformats.org/drawingml/2006/main">
+              <a:graphicData uri="http://schemas.openxmlformats.org/drawingml/2006/picture">
+                <pic:pic xmlns:pic="http://schemas.openxmlformats.org/drawingml/2006/picture">
+                  <pic:nvPicPr>
+                    <pic:cNvPr id="0" name="Picture 11"/>
+                    <pic:cNvPicPr>
+                      <a:picLocks noChangeAspect="1" noChangeArrowheads="1"/>
+                    </pic:cNvPicPr>
+                  </pic:nvPicPr>
+                  <pic:blipFill>
+                    <a:blip r:embed="rId14" cstate="print">
+                      <a:extLst>
+                        <a:ext uri="{28A0092B-C50C-407E-A947-70E740481C1C}">
+                          <a14:useLocalDpi xmlns:a14="http://schemas.microsoft.com/office/drawing/2010/main" val="0"/>
+                        </a:ext>
+                      </a:extLst>
+                    </a:blip>
+                    <a:srcRect/>
+                    <a:stretch>
+                      <a:fillRect/>
+                    </a:stretch>
+                  </pic:blipFill>
+                  <pic:spPr bwMode="auto">
+                    <a:xfrm>
+                      <a:off x="0" y="0"/>
+                      <a:ext cx="2433080" cy="1720751"/>
+                    </a:xfrm>
+                    <a:prstGeom prst="rect">
+                      <a:avLst/>
+                    </a:prstGeom>
+                    <a:noFill/>
+                    <a:ln>
+                      <a:noFill/>
+                    </a:ln>
+                  </pic:spPr>
+                </pic:pic>
+              </a:graphicData>
+            </a:graphic>
+          </wp:inline>
+        </w:drawing>
+      </w:r>
+    </w:p>
+    <w:p>
+      <w:pPr>
+        <w:pStyle w:val="Textoindependiente"/>
+        <w:spacing w:before="120" w:after="0" w:line="480" w:lineRule="auto"/>
+        <w:jc w:val="both"/>
+      </w:pPr>
+      <w:r>
         <w:t xml:space="preserve">From the </w:t>
       </w:r>
       <w:proofErr w:type="spellStart"/>
@@ -4635,133 +4669,261 @@
         <w:t>Jiménez-Alfaro et al. (2024, JVA</w:t>
       </w:r>
       <w:r>
-        <w:t xml:space="preserve">). </w:t>
-      </w:r>
-      <w:commentRangeStart w:id="3"/>
-      <w:r>
-        <w:t xml:space="preserve">We calculated bioclimatic indices based on standard variables used by </w:t>
+        <w:t>)</w:t>
+      </w:r>
+      <w:r>
+        <w:t xml:space="preserve"> focusing on climatic variables with a relevant function. </w:t>
+      </w:r>
+      <w:r>
+        <w:t xml:space="preserve"> </w:t>
+      </w:r>
+      <w:r>
+        <w:t>Five</w:t>
+      </w:r>
+      <w:r>
+        <w:t xml:space="preserve"> </w:t>
       </w:r>
       <w:proofErr w:type="spellStart"/>
       <w:r>
-        <w:t>WorldClim</w:t>
+        <w:t>iButtons</w:t>
       </w:r>
       <w:proofErr w:type="spellEnd"/>
       <w:r>
-        <w:t xml:space="preserve"> (Fick &amp; </w:t>
-      </w:r>
-      <w:proofErr w:type="spellStart"/>
-      <w:r>
-        <w:t>Hijmans</w:t>
-      </w:r>
-      <w:proofErr w:type="spellEnd"/>
-      <w:r>
-        <w:t xml:space="preserve"> 2017), together with other variables with a relevant function on alpine topographic gradients. </w:t>
+        <w:t xml:space="preserve"> </w:t>
       </w:r>
       <w:proofErr w:type="gramStart"/>
       <w:r>
-        <w:t>The selected variables were: (1) bio1 = annual mean temperature; (2) bio2 = mean diurnal range, i.e. the mean of the monthly differences between maximum and minimum temperatures; (3) bio7 = temperature annual range; i.e. the difference between the maximum temperature of the warmest month and the minimum temperature of the coldest month; (4) snow = the number of days of snow cover, when temperature is around 0 ºC, calculated for the period in which the maximum temperature was &lt; 0.5 ºC and the minimum temperature was &gt; -0.5 ºC; (5) FDD = freezing degree days, i.e. the sum of daily mean temperatures for days in which the mean temperature was below 0 ºC (Choler 2018); and (6) GDD = growing degree days, i.e. the sum of daily mean temperatures for days in which the soil mean temperature at five cm deep was above 5 ºC (</w:t>
-      </w:r>
-      <w:proofErr w:type="spellStart"/>
-      <w:r>
-        <w:t>Körner</w:t>
-      </w:r>
-      <w:proofErr w:type="spellEnd"/>
-      <w:r>
-        <w:t xml:space="preserve"> 2021).</w:t>
+        <w:t>could be recovered</w:t>
       </w:r>
       <w:proofErr w:type="gramEnd"/>
       <w:r>
-        <w:t xml:space="preserve"> For FDD, we transformed the values from negative to positive, so higher values represent more freezing.</w:t>
-      </w:r>
-      <w:commentRangeEnd w:id="3"/>
+        <w:t xml:space="preserve"> in the Mediterranean community</w:t>
+      </w:r>
+      <w:r>
+        <w:t>, thus we obtained</w:t>
+      </w:r>
+      <w:r>
+        <w:t xml:space="preserve"> environmental data from 7</w:t>
+      </w:r>
+      <w:r>
+        <w:t>5</w:t>
+      </w:r>
+      <w:r>
+        <w:t xml:space="preserve"> </w:t>
+      </w:r>
+      <w:r>
+        <w:t xml:space="preserve">plots. </w:t>
+      </w:r>
+      <w:commentRangeStart w:id="2"/>
+      <w:r>
+        <w:rPr>
+          <w:highlight w:val="yellow"/>
+        </w:rPr>
+        <w:t xml:space="preserve">We </w:t>
+      </w:r>
+      <w:proofErr w:type="gramStart"/>
+      <w:r>
+        <w:rPr>
+          <w:highlight w:val="yellow"/>
+        </w:rPr>
+        <w:t xml:space="preserve">calculated </w:t>
+      </w:r>
+      <w:r>
+        <w:rPr>
+          <w:highlight w:val="yellow"/>
+        </w:rPr>
+        <w:t xml:space="preserve"> a</w:t>
+      </w:r>
+      <w:proofErr w:type="gramEnd"/>
+      <w:r>
+        <w:rPr>
+          <w:highlight w:val="yellow"/>
+        </w:rPr>
+        <w:t xml:space="preserve"> </w:t>
+      </w:r>
+      <w:commentRangeEnd w:id="2"/>
       <w:r>
         <w:rPr>
           <w:rStyle w:val="Refdecomentario"/>
           <w:rFonts w:ascii="Calibri" w:eastAsia="Calibri" w:hAnsi="Calibri" w:cs="Calibri"/>
         </w:rPr>
-        <w:commentReference w:id="3"/>
+        <w:commentReference w:id="2"/>
+      </w:r>
+      <w:r>
+        <w:rPr>
+          <w:highlight w:val="yellow"/>
+        </w:rPr>
+        <w:t xml:space="preserve">set </w:t>
+      </w:r>
+      <w:r>
+        <w:rPr>
+          <w:highlight w:val="yellow"/>
+        </w:rPr>
+        <w:t>bioclimatic indices ba</w:t>
+      </w:r>
+      <w:bookmarkStart w:id="3" w:name="_GoBack"/>
+      <w:bookmarkEnd w:id="3"/>
+      <w:r>
+        <w:rPr>
+          <w:highlight w:val="yellow"/>
+        </w:rPr>
+        <w:t xml:space="preserve">sed on standard </w:t>
+      </w:r>
+      <w:r>
+        <w:rPr>
+          <w:highlight w:val="yellow"/>
+        </w:rPr>
+        <w:lastRenderedPageBreak/>
+        <w:t xml:space="preserve">variables used by </w:t>
+      </w:r>
+      <w:proofErr w:type="spellStart"/>
+      <w:r>
+        <w:rPr>
+          <w:highlight w:val="yellow"/>
+        </w:rPr>
+        <w:t>WorldClim</w:t>
+      </w:r>
+      <w:proofErr w:type="spellEnd"/>
+      <w:r>
+        <w:rPr>
+          <w:highlight w:val="yellow"/>
+        </w:rPr>
+        <w:t xml:space="preserve"> (Fick &amp; </w:t>
+      </w:r>
+      <w:proofErr w:type="spellStart"/>
+      <w:r>
+        <w:rPr>
+          <w:highlight w:val="yellow"/>
+        </w:rPr>
+        <w:t>Hijmans</w:t>
+      </w:r>
+      <w:proofErr w:type="spellEnd"/>
+      <w:r>
+        <w:rPr>
+          <w:highlight w:val="yellow"/>
+        </w:rPr>
+        <w:t xml:space="preserve"> 2017), together with other variables with a relevant function on alpine topographic gradients. </w:t>
+      </w:r>
+      <w:proofErr w:type="gramStart"/>
+      <w:r>
+        <w:rPr>
+          <w:highlight w:val="yellow"/>
+        </w:rPr>
+        <w:t xml:space="preserve">The selected variables were: (1) bio1 = annual mean temperature; (2) bio2 = mean diurnal range, i.e. the mean of the monthly differences between maximum and minimum temperatures; (3) bio7 = temperature annual range; i.e. the difference between the maximum temperature of the warmest month and the minimum temperature of the coldest month; (4) </w:t>
+      </w:r>
+      <w:r>
+        <w:t>“Snow”</w:t>
+      </w:r>
+      <w:r>
+        <w:t xml:space="preserve"> </w:t>
+      </w:r>
+      <w:r>
+        <w:t xml:space="preserve">as </w:t>
+      </w:r>
+      <w:r>
+        <w:t xml:space="preserve">the number of days </w:t>
+      </w:r>
+      <w:r>
+        <w:t>with</w:t>
+      </w:r>
+      <w:r>
+        <w:t xml:space="preserve"> snow cover,</w:t>
+      </w:r>
+      <w:r>
+        <w:t xml:space="preserve"> based on</w:t>
+      </w:r>
+      <w:r>
+        <w:t xml:space="preserve"> the period in which the maximum temperature</w:t>
+      </w:r>
+      <w:r>
+        <w:t>s</w:t>
+      </w:r>
+      <w:r>
+        <w:t xml:space="preserve"> w</w:t>
+      </w:r>
+      <w:r>
+        <w:t>ere</w:t>
+      </w:r>
+      <w:r>
+        <w:t xml:space="preserve"> &lt; 0.5 ºC and the minimum temperature w</w:t>
+      </w:r>
+      <w:r>
+        <w:t>ere &gt; -0.5 ºC (</w:t>
+      </w:r>
+      <w:r>
+        <w:rPr>
+          <w:highlight w:val="yellow"/>
+        </w:rPr>
+        <w:t>REF</w:t>
+      </w:r>
+      <w:r>
+        <w:t>)</w:t>
+      </w:r>
+      <w:r>
+        <w:rPr>
+          <w:highlight w:val="yellow"/>
+        </w:rPr>
+        <w:t>; (5) FDD = freezing degree days, i.e. the sum of daily mean temperatures for days in which the mean temperature was below 0 ºC (Choler 2018); and (6) GDD = growing degree days, i.e. the sum of daily mean temperatures for days in which the soil mean temperature at five cm deep was above 5 ºC (</w:t>
+      </w:r>
+      <w:proofErr w:type="spellStart"/>
+      <w:r>
+        <w:rPr>
+          <w:highlight w:val="yellow"/>
+        </w:rPr>
+        <w:t>Körner</w:t>
+      </w:r>
+      <w:proofErr w:type="spellEnd"/>
+      <w:r>
+        <w:rPr>
+          <w:highlight w:val="yellow"/>
+        </w:rPr>
+        <w:t xml:space="preserve"> 2021).</w:t>
+      </w:r>
+      <w:proofErr w:type="gramEnd"/>
+      <w:r>
+        <w:rPr>
+          <w:highlight w:val="yellow"/>
+        </w:rPr>
+        <w:t xml:space="preserve"> For FDD, we transformed the values from negative to positive, so higher values represent more freezing. To identify the main gradients of microclimatic variability at both temporal and spatial scales, we conducted a principal component analysis (PCA) with the </w:t>
+      </w:r>
+      <w:r>
+        <w:rPr>
+          <w:highlight w:val="yellow"/>
+        </w:rPr>
+        <w:t>full set of bioclimatic indices</w:t>
+      </w:r>
+      <w:r>
+        <w:t xml:space="preserve"> </w:t>
+      </w:r>
+      <w:r>
+        <w:rPr>
+          <w:highlight w:val="yellow"/>
+        </w:rPr>
+        <w:t>(fig xx)</w:t>
+      </w:r>
+      <w:r>
+        <w:rPr>
+          <w:highlight w:val="yellow"/>
+        </w:rPr>
+        <w:t xml:space="preserve"> UPDATE</w:t>
+      </w:r>
+      <w:r>
+        <w:t>.</w:t>
       </w:r>
     </w:p>
     <w:p>
       <w:pPr>
         <w:spacing w:line="480" w:lineRule="auto"/>
-        <w:ind w:firstLine="709"/>
         <w:jc w:val="both"/>
-      </w:pPr>
-      <w:r>
-        <w:t xml:space="preserve">We then used the floristic </w:t>
-      </w:r>
-      <w:proofErr w:type="spellStart"/>
-      <w:r>
-        <w:t>relevés</w:t>
-      </w:r>
-      <w:proofErr w:type="spellEnd"/>
-      <w:r>
-        <w:t xml:space="preserve"> and the bioclimatic indices calculated to estimate species climatic preferences (adult plants realized niche</w:t>
-      </w:r>
-      <w:r>
-        <w:t>/species niche centroids</w:t>
-      </w:r>
-      <w:r>
-        <w:t>). For that purpose, we considered only</w:t>
-      </w:r>
-      <w:r>
-        <w:t xml:space="preserve"> the environmental data of the</w:t>
-      </w:r>
-      <w:r>
-        <w:t xml:space="preserve"> plots where the species had at least 10% coverage and the climatic indices </w:t>
-      </w:r>
-      <w:proofErr w:type="gramStart"/>
-      <w:r>
-        <w:t>were weighted</w:t>
-      </w:r>
-      <w:proofErr w:type="gramEnd"/>
-      <w:r>
-        <w:t xml:space="preserve"> per </w:t>
-      </w:r>
-      <w:r>
-        <w:t xml:space="preserve">each species </w:t>
-      </w:r>
-      <w:r>
-        <w:t xml:space="preserve">coverage. </w:t>
-      </w:r>
-      <w:r>
-        <w:t>To identify main gradients of species climatic preferences we conducted a principal component analysis (PCA) with the full set of bioclimatic indices</w:t>
-      </w:r>
-      <w:r>
-        <w:t xml:space="preserve"> </w:t>
-      </w:r>
-      <w:r>
-        <w:rPr>
-          <w:highlight w:val="yellow"/>
-        </w:rPr>
-        <w:t>(fig xx)</w:t>
-      </w:r>
-      <w:r>
-        <w:rPr>
-          <w:highlight w:val="yellow"/>
-        </w:rPr>
-        <w:t xml:space="preserve"> UPDATE</w:t>
-      </w:r>
-      <w:r>
-        <w:t>.</w:t>
-      </w:r>
-    </w:p>
-    <w:p>
-      <w:pPr>
-        <w:spacing w:line="480" w:lineRule="auto"/>
-        <w:jc w:val="both"/>
         <w:rPr>
           <w:lang w:val="es-ES"/>
         </w:rPr>
       </w:pPr>
       <w:r>
         <w:rPr>
-          <w:noProof/>
-          <w:lang w:val="ca-ES" w:eastAsia="ca-ES"/>
-        </w:rPr>
-        <w:lastRenderedPageBreak/>
-        <w:pict w14:anchorId="24448AEF">
+          <w:lang w:val="es-ES"/>
+        </w:rPr>
+        <w:pict w14:anchorId="3E3E074F">
           <v:shapetype id="_x0000_t75" coordsize="21600,21600" o:spt="75" o:preferrelative="t" path="m@4@5l@4@11@9@11@9@5xe" filled="f" stroked="f">
             <v:stroke joinstyle="miter"/>
             <v:formulas>
@@ -4781,8 +4943,8 @@
             <v:path o:extrusionok="f" gradientshapeok="t" o:connecttype="rect"/>
             <o:lock v:ext="edit" aspectratio="t"/>
           </v:shapetype>
-          <v:shape id="_x0000_i1025" type="#_x0000_t75" style="width:424.5pt;height:217.6pt">
-            <v:imagedata r:id="rId16" o:title="Species climatic preferences"/>
+          <v:shape id="_x0000_i1026" type="#_x0000_t75" style="width:425pt;height:181.05pt">
+            <v:imagedata r:id="rId15" o:title="Bioclimatic indices PCA"/>
           </v:shape>
         </w:pict>
       </w:r>
@@ -5045,33 +5207,24 @@
           <w:color w:val="000000"/>
           <w:lang w:eastAsia="ca-ES"/>
         </w:rPr>
-        <w:t>at peak</w:t>
-      </w:r>
-      <w:r>
-        <w:rPr>
-          <w:rFonts w:eastAsia="Times New Roman" w:cstheme="minorHAnsi"/>
-          <w:color w:val="000000"/>
-          <w:lang w:eastAsia="ca-ES"/>
-        </w:rPr>
-        <w:t xml:space="preserve"> reproductive season and sampled ripe seeds or fruits (hereafter ‘seeds’ for simplicity) </w:t>
-      </w:r>
-      <w:proofErr w:type="gramStart"/>
-      <w:r>
-        <w:rPr>
-          <w:rFonts w:eastAsia="Times New Roman" w:cstheme="minorHAnsi"/>
-          <w:color w:val="000000"/>
-          <w:lang w:eastAsia="ca-ES"/>
-        </w:rPr>
-        <w:t>directly</w:t>
-      </w:r>
-      <w:proofErr w:type="gramEnd"/>
-      <w:r>
-        <w:rPr>
-          <w:rFonts w:eastAsia="Times New Roman" w:cstheme="minorHAnsi"/>
-          <w:color w:val="000000"/>
-          <w:lang w:eastAsia="ca-ES"/>
-        </w:rPr>
-        <w:t xml:space="preserve"> from the mother plants according to </w:t>
+        <w:t xml:space="preserve">at </w:t>
+      </w:r>
+      <w:r>
+        <w:rPr>
+          <w:rFonts w:eastAsia="Times New Roman" w:cstheme="minorHAnsi"/>
+          <w:color w:val="000000"/>
+          <w:lang w:eastAsia="ca-ES"/>
+        </w:rPr>
+        <w:lastRenderedPageBreak/>
+        <w:t>peak</w:t>
+      </w:r>
+      <w:r>
+        <w:rPr>
+          <w:rFonts w:eastAsia="Times New Roman" w:cstheme="minorHAnsi"/>
+          <w:color w:val="000000"/>
+          <w:lang w:eastAsia="ca-ES"/>
+        </w:rPr>
+        <w:t xml:space="preserve"> reproductive season and sampled ripe seeds or fruits (hereafter ‘seeds’ for simplicity) directly from the mother plants according to </w:t>
       </w:r>
       <w:r>
         <w:rPr>
@@ -5713,956 +5866,964 @@
           <w:color w:val="000000"/>
           <w:lang w:eastAsia="ca-ES"/>
         </w:rPr>
+        <w:t>(referred to as “</w:t>
+      </w:r>
+      <w:r>
+        <w:rPr>
+          <w:rFonts w:eastAsia="Times New Roman" w:cstheme="minorHAnsi"/>
+          <w:color w:val="000000"/>
+          <w:lang w:eastAsia="ca-ES"/>
+        </w:rPr>
+        <w:t>Control</w:t>
+      </w:r>
+      <w:r>
+        <w:rPr>
+          <w:rFonts w:eastAsia="Times New Roman" w:cstheme="minorHAnsi"/>
+          <w:color w:val="000000"/>
+          <w:lang w:eastAsia="ca-ES"/>
+        </w:rPr>
+        <w:t>”)</w:t>
+      </w:r>
+      <w:r>
+        <w:rPr>
+          <w:rFonts w:eastAsia="Times New Roman" w:cstheme="minorHAnsi"/>
+          <w:color w:val="000000"/>
+          <w:lang w:eastAsia="ca-ES"/>
+        </w:rPr>
+        <w:t>, (2</w:t>
+      </w:r>
+      <w:r>
+        <w:rPr>
+          <w:rFonts w:eastAsia="Times New Roman" w:cstheme="minorHAnsi"/>
+          <w:color w:val="000000"/>
+          <w:lang w:eastAsia="ca-ES"/>
+        </w:rPr>
+        <w:t xml:space="preserve">) </w:t>
+      </w:r>
+      <w:r>
+        <w:rPr>
+          <w:rFonts w:eastAsia="Times New Roman" w:cstheme="minorHAnsi"/>
+          <w:color w:val="000000"/>
+          <w:lang w:eastAsia="ca-ES"/>
+        </w:rPr>
+        <w:t xml:space="preserve">alternating temperatures and constant darkness (referred to as “Darkness”), (3) alternating temperature, water stress and 12h photoperiod (referred to as “Water stress”) and (4) </w:t>
+      </w:r>
+      <w:r>
+        <w:rPr>
+          <w:rFonts w:eastAsia="Times New Roman" w:cstheme="minorHAnsi"/>
+          <w:color w:val="000000"/>
+          <w:lang w:eastAsia="ca-ES"/>
+        </w:rPr>
+        <w:t xml:space="preserve">constant temperatures and </w:t>
+      </w:r>
+      <w:r>
+        <w:rPr>
+          <w:rFonts w:eastAsia="Times New Roman" w:cstheme="minorHAnsi"/>
+          <w:color w:val="000000"/>
+          <w:lang w:eastAsia="ca-ES"/>
+        </w:rPr>
+        <w:t xml:space="preserve">12h photoperiod </w:t>
+      </w:r>
+      <w:r>
+        <w:rPr>
+          <w:rFonts w:eastAsia="Times New Roman" w:cstheme="minorHAnsi"/>
+          <w:color w:val="000000"/>
+          <w:lang w:eastAsia="ca-ES"/>
+        </w:rPr>
+        <w:t>(referred to as “</w:t>
+      </w:r>
+      <w:r>
+        <w:rPr>
+          <w:rFonts w:eastAsia="Times New Roman" w:cstheme="minorHAnsi"/>
+          <w:color w:val="000000"/>
+          <w:lang w:eastAsia="ca-ES"/>
+        </w:rPr>
+        <w:t>Constant Temperature</w:t>
+      </w:r>
+      <w:r>
+        <w:rPr>
+          <w:rFonts w:eastAsia="Times New Roman" w:cstheme="minorHAnsi"/>
+          <w:color w:val="000000"/>
+          <w:lang w:eastAsia="ca-ES"/>
+        </w:rPr>
+        <w:t>”</w:t>
+      </w:r>
+      <w:r>
+        <w:rPr>
+          <w:rFonts w:eastAsia="Times New Roman" w:cstheme="minorHAnsi"/>
+          <w:color w:val="000000"/>
+          <w:lang w:eastAsia="ca-ES"/>
+        </w:rPr>
+        <w:t>)</w:t>
+      </w:r>
+      <w:r>
+        <w:rPr>
+          <w:rFonts w:eastAsia="Times New Roman" w:cstheme="minorHAnsi"/>
+          <w:color w:val="000000"/>
+          <w:lang w:eastAsia="ca-ES"/>
+        </w:rPr>
+        <w:t>.</w:t>
+      </w:r>
+      <w:r>
+        <w:rPr>
+          <w:rFonts w:eastAsia="Times New Roman" w:cstheme="minorHAnsi"/>
+          <w:color w:val="000000"/>
+          <w:lang w:eastAsia="ca-ES"/>
+        </w:rPr>
+        <w:t xml:space="preserve"> </w:t>
+      </w:r>
+      <w:r>
+        <w:rPr>
+          <w:rFonts w:eastAsia="Times New Roman" w:cstheme="minorHAnsi"/>
+          <w:color w:val="000000"/>
+          <w:lang w:eastAsia="ca-ES"/>
+        </w:rPr>
+        <w:t>Pre</w:t>
+      </w:r>
+      <w:r>
+        <w:rPr>
+          <w:rFonts w:eastAsia="Times New Roman" w:cstheme="minorHAnsi"/>
+          <w:color w:val="000000"/>
+          <w:lang w:eastAsia="ca-ES"/>
+        </w:rPr>
+        <w:t>ceding</w:t>
+      </w:r>
+      <w:r>
+        <w:rPr>
+          <w:rFonts w:eastAsia="Times New Roman" w:cstheme="minorHAnsi"/>
+          <w:color w:val="000000"/>
+          <w:lang w:eastAsia="ca-ES"/>
+        </w:rPr>
+        <w:t xml:space="preserve"> </w:t>
+      </w:r>
+      <w:r>
+        <w:rPr>
+          <w:rFonts w:eastAsia="Times New Roman" w:cstheme="minorHAnsi"/>
+          <w:color w:val="000000"/>
+          <w:lang w:eastAsia="ca-ES"/>
+        </w:rPr>
+        <w:t xml:space="preserve">germination research </w:t>
+      </w:r>
+      <w:r>
+        <w:rPr>
+          <w:rFonts w:eastAsia="Times New Roman" w:cstheme="minorHAnsi"/>
+          <w:color w:val="000000"/>
+          <w:lang w:eastAsia="ca-ES"/>
+        </w:rPr>
+        <w:t xml:space="preserve">by </w:t>
+      </w:r>
+      <w:r>
+        <w:rPr>
+          <w:rFonts w:eastAsia="Times New Roman" w:cstheme="minorHAnsi"/>
+          <w:color w:val="000000"/>
+          <w:highlight w:val="yellow"/>
+          <w:lang w:eastAsia="ca-ES"/>
+        </w:rPr>
+        <w:t xml:space="preserve">Espinosa </w:t>
+      </w:r>
+      <w:proofErr w:type="gramStart"/>
+      <w:r>
+        <w:rPr>
+          <w:rFonts w:eastAsia="Times New Roman" w:cstheme="minorHAnsi"/>
+          <w:color w:val="000000"/>
+          <w:highlight w:val="yellow"/>
+          <w:lang w:eastAsia="ca-ES"/>
+        </w:rPr>
+        <w:t>del</w:t>
+      </w:r>
+      <w:proofErr w:type="gramEnd"/>
+      <w:r>
+        <w:rPr>
+          <w:rFonts w:eastAsia="Times New Roman" w:cstheme="minorHAnsi"/>
+          <w:color w:val="000000"/>
+          <w:highlight w:val="yellow"/>
+          <w:lang w:eastAsia="ca-ES"/>
+        </w:rPr>
+        <w:t xml:space="preserve"> Alba et al. 2024</w:t>
+      </w:r>
+      <w:r>
+        <w:rPr>
+          <w:rFonts w:eastAsia="Times New Roman" w:cstheme="minorHAnsi"/>
+          <w:color w:val="000000"/>
+          <w:lang w:eastAsia="ca-ES"/>
+        </w:rPr>
+        <w:t xml:space="preserve"> found </w:t>
+      </w:r>
+      <w:r>
+        <w:rPr>
+          <w:rFonts w:eastAsia="Times New Roman" w:cstheme="minorHAnsi"/>
+          <w:color w:val="000000"/>
+          <w:lang w:eastAsia="ca-ES"/>
+        </w:rPr>
+        <w:t xml:space="preserve">that </w:t>
+      </w:r>
+      <w:r>
+        <w:rPr>
+          <w:rFonts w:eastAsia="Times New Roman" w:cstheme="minorHAnsi"/>
+          <w:color w:val="000000"/>
+          <w:lang w:eastAsia="ca-ES"/>
+        </w:rPr>
+        <w:t xml:space="preserve">all </w:t>
+      </w:r>
+      <w:r>
+        <w:rPr>
+          <w:rFonts w:eastAsia="Times New Roman" w:cstheme="minorHAnsi"/>
+          <w:color w:val="000000"/>
+          <w:lang w:eastAsia="ca-ES"/>
+        </w:rPr>
+        <w:t xml:space="preserve">species could be divided </w:t>
+      </w:r>
+      <w:r>
+        <w:rPr>
+          <w:rFonts w:eastAsia="Times New Roman" w:cstheme="minorHAnsi"/>
+          <w:color w:val="000000"/>
+          <w:lang w:eastAsia="ca-ES"/>
+        </w:rPr>
+        <w:t xml:space="preserve">in two </w:t>
+      </w:r>
+      <w:r>
+        <w:rPr>
+          <w:rFonts w:eastAsia="Times New Roman" w:cstheme="minorHAnsi"/>
+          <w:color w:val="000000"/>
+          <w:lang w:eastAsia="ca-ES"/>
+        </w:rPr>
+        <w:t xml:space="preserve">optimal </w:t>
+      </w:r>
+      <w:r>
+        <w:rPr>
+          <w:rFonts w:eastAsia="Times New Roman" w:cstheme="minorHAnsi"/>
+          <w:color w:val="000000"/>
+          <w:lang w:eastAsia="ca-ES"/>
+        </w:rPr>
+        <w:t xml:space="preserve">germination </w:t>
+      </w:r>
+      <w:r>
+        <w:rPr>
+          <w:rFonts w:eastAsia="Times New Roman" w:cstheme="minorHAnsi"/>
+          <w:color w:val="000000"/>
+          <w:lang w:eastAsia="ca-ES"/>
+        </w:rPr>
+        <w:t>temperatures</w:t>
+      </w:r>
+      <w:r>
+        <w:rPr>
+          <w:rFonts w:eastAsia="Times New Roman" w:cstheme="minorHAnsi"/>
+          <w:color w:val="000000"/>
+          <w:lang w:eastAsia="ca-ES"/>
+        </w:rPr>
+        <w:t>: (1)</w:t>
+      </w:r>
+      <w:r>
+        <w:rPr>
+          <w:rFonts w:eastAsia="Times New Roman" w:cstheme="minorHAnsi"/>
+          <w:color w:val="000000"/>
+          <w:lang w:eastAsia="ca-ES"/>
+        </w:rPr>
+        <w:t xml:space="preserve"> cold</w:t>
+      </w:r>
+      <w:r>
+        <w:rPr>
+          <w:rFonts w:eastAsia="Times New Roman" w:cstheme="minorHAnsi"/>
+          <w:color w:val="000000"/>
+          <w:lang w:eastAsia="ca-ES"/>
+        </w:rPr>
+        <w:t xml:space="preserve"> (15 - 5 ºC)</w:t>
+      </w:r>
+      <w:r>
+        <w:rPr>
+          <w:rFonts w:eastAsia="Times New Roman" w:cstheme="minorHAnsi"/>
+          <w:color w:val="000000"/>
+          <w:lang w:eastAsia="ca-ES"/>
+        </w:rPr>
+        <w:t xml:space="preserve"> and </w:t>
+      </w:r>
+      <w:r>
+        <w:rPr>
+          <w:rFonts w:eastAsia="Times New Roman" w:cstheme="minorHAnsi"/>
+          <w:color w:val="000000"/>
+          <w:lang w:eastAsia="ca-ES"/>
+        </w:rPr>
+        <w:t xml:space="preserve">(2) </w:t>
+      </w:r>
+      <w:r>
+        <w:rPr>
+          <w:rFonts w:eastAsia="Times New Roman" w:cstheme="minorHAnsi"/>
+          <w:color w:val="000000"/>
+          <w:lang w:eastAsia="ca-ES"/>
+        </w:rPr>
+        <w:t>warm</w:t>
+      </w:r>
+      <w:r>
+        <w:rPr>
+          <w:rFonts w:eastAsia="Times New Roman" w:cstheme="minorHAnsi"/>
+          <w:color w:val="000000"/>
+          <w:lang w:eastAsia="ca-ES"/>
+        </w:rPr>
+        <w:t xml:space="preserve"> (22 - 12ºC)</w:t>
+      </w:r>
+      <w:r>
+        <w:rPr>
+          <w:rFonts w:eastAsia="Times New Roman" w:cstheme="minorHAnsi"/>
+          <w:color w:val="000000"/>
+          <w:lang w:eastAsia="ca-ES"/>
+        </w:rPr>
+        <w:t xml:space="preserve"> </w:t>
+      </w:r>
+      <w:r>
+        <w:rPr>
+          <w:rFonts w:eastAsia="Times New Roman" w:cstheme="minorHAnsi"/>
+          <w:color w:val="000000"/>
+          <w:lang w:eastAsia="ca-ES"/>
+        </w:rPr>
+        <w:t>temperatures</w:t>
+      </w:r>
+      <w:r>
+        <w:rPr>
+          <w:rFonts w:eastAsia="Times New Roman" w:cstheme="minorHAnsi"/>
+          <w:color w:val="000000"/>
+          <w:lang w:eastAsia="ca-ES"/>
+        </w:rPr>
+        <w:t>. The two temperature regimes</w:t>
+      </w:r>
+      <w:r>
+        <w:rPr>
+          <w:rFonts w:eastAsia="Times New Roman" w:cstheme="minorHAnsi"/>
+          <w:color w:val="000000"/>
+          <w:lang w:eastAsia="ca-ES"/>
+        </w:rPr>
+        <w:t xml:space="preserve"> </w:t>
+      </w:r>
+      <w:proofErr w:type="gramStart"/>
+      <w:r>
+        <w:rPr>
+          <w:rFonts w:eastAsia="Times New Roman" w:cstheme="minorHAnsi"/>
+          <w:color w:val="000000"/>
+          <w:lang w:eastAsia="ca-ES"/>
+        </w:rPr>
+        <w:t>were programmed</w:t>
+      </w:r>
+      <w:proofErr w:type="gramEnd"/>
+      <w:r>
+        <w:rPr>
+          <w:rFonts w:eastAsia="Times New Roman" w:cstheme="minorHAnsi"/>
+          <w:color w:val="000000"/>
+          <w:lang w:eastAsia="ca-ES"/>
+        </w:rPr>
+        <w:t xml:space="preserve"> in </w:t>
+      </w:r>
+      <w:r>
+        <w:rPr>
+          <w:rFonts w:eastAsia="Times New Roman" w:cstheme="minorHAnsi"/>
+          <w:color w:val="000000"/>
+          <w:lang w:eastAsia="ca-ES"/>
+        </w:rPr>
+        <w:t>four</w:t>
+      </w:r>
+      <w:r>
+        <w:rPr>
+          <w:rFonts w:eastAsia="Times New Roman" w:cstheme="minorHAnsi"/>
+          <w:color w:val="000000"/>
+          <w:lang w:eastAsia="ca-ES"/>
+        </w:rPr>
+        <w:t xml:space="preserve"> </w:t>
+      </w:r>
+      <w:r>
+        <w:rPr>
+          <w:rFonts w:eastAsia="Times New Roman" w:cstheme="minorHAnsi"/>
+          <w:color w:val="000000"/>
+          <w:lang w:eastAsia="ca-ES"/>
+        </w:rPr>
+        <w:t>different</w:t>
+      </w:r>
+      <w:r>
+        <w:rPr>
+          <w:rFonts w:eastAsia="Times New Roman" w:cstheme="minorHAnsi"/>
+          <w:color w:val="000000"/>
+          <w:lang w:eastAsia="ca-ES"/>
+        </w:rPr>
+        <w:t xml:space="preserve"> climatic</w:t>
+      </w:r>
+      <w:r>
+        <w:rPr>
+          <w:rFonts w:eastAsia="Times New Roman" w:cstheme="minorHAnsi"/>
+          <w:color w:val="000000"/>
+          <w:lang w:eastAsia="ca-ES"/>
+        </w:rPr>
+        <w:t xml:space="preserve"> chambers</w:t>
+      </w:r>
+      <w:r>
+        <w:rPr>
+          <w:rFonts w:eastAsia="Times New Roman" w:cstheme="minorHAnsi"/>
+          <w:color w:val="000000"/>
+          <w:lang w:eastAsia="ca-ES"/>
+        </w:rPr>
+        <w:t xml:space="preserve"> </w:t>
+      </w:r>
+      <w:r>
+        <w:rPr>
+          <w:rFonts w:eastAsia="Times New Roman" w:cstheme="minorHAnsi"/>
+          <w:color w:val="000000"/>
+          <w:lang w:eastAsia="ca-ES"/>
+        </w:rPr>
+        <w:t>i.e. there</w:t>
+      </w:r>
+      <w:r>
+        <w:rPr>
+          <w:rFonts w:eastAsia="Times New Roman" w:cstheme="minorHAnsi"/>
+          <w:color w:val="000000"/>
+          <w:lang w:eastAsia="ca-ES"/>
+        </w:rPr>
+        <w:t xml:space="preserve"> were</w:t>
+      </w:r>
+      <w:r>
+        <w:rPr>
+          <w:rFonts w:eastAsia="Times New Roman" w:cstheme="minorHAnsi"/>
+          <w:color w:val="000000"/>
+          <w:lang w:eastAsia="ca-ES"/>
+        </w:rPr>
+        <w:t xml:space="preserve"> two constant</w:t>
+      </w:r>
+      <w:r>
+        <w:rPr>
+          <w:rFonts w:eastAsia="Times New Roman" w:cstheme="minorHAnsi"/>
+          <w:color w:val="000000"/>
+          <w:lang w:eastAsia="ca-ES"/>
+        </w:rPr>
+        <w:t xml:space="preserve"> (10</w:t>
+      </w:r>
+      <w:r>
+        <w:rPr>
+          <w:rFonts w:eastAsia="Times New Roman" w:cstheme="minorHAnsi"/>
+          <w:color w:val="000000"/>
+          <w:lang w:eastAsia="ca-ES"/>
+        </w:rPr>
+        <w:t>ºC</w:t>
+      </w:r>
+      <w:r>
+        <w:rPr>
+          <w:rFonts w:eastAsia="Times New Roman" w:cstheme="minorHAnsi"/>
+          <w:color w:val="000000"/>
+          <w:lang w:eastAsia="ca-ES"/>
+        </w:rPr>
+        <w:t xml:space="preserve"> vs 17 ºC)</w:t>
+      </w:r>
+      <w:r>
+        <w:rPr>
+          <w:rFonts w:eastAsia="Times New Roman" w:cstheme="minorHAnsi"/>
+          <w:color w:val="000000"/>
+          <w:lang w:eastAsia="ca-ES"/>
+        </w:rPr>
+        <w:t xml:space="preserve"> and two alternating temperature regimes</w:t>
+      </w:r>
+      <w:r>
+        <w:rPr>
+          <w:rFonts w:eastAsia="Times New Roman" w:cstheme="minorHAnsi"/>
+          <w:color w:val="000000"/>
+          <w:lang w:eastAsia="ca-ES"/>
+        </w:rPr>
+        <w:t>.</w:t>
+      </w:r>
+      <w:r>
+        <w:rPr>
+          <w:rFonts w:eastAsia="Times New Roman" w:cstheme="minorHAnsi"/>
+          <w:color w:val="000000"/>
+          <w:lang w:eastAsia="ca-ES"/>
+        </w:rPr>
+        <w:t xml:space="preserve"> </w:t>
+      </w:r>
+      <w:r>
+        <w:rPr>
+          <w:rFonts w:eastAsia="Times New Roman" w:cstheme="minorHAnsi"/>
+          <w:color w:val="000000"/>
+          <w:lang w:eastAsia="ca-ES"/>
+        </w:rPr>
+        <w:t>Before the start of the experiment</w:t>
+      </w:r>
+      <w:r>
+        <w:rPr>
+          <w:rFonts w:eastAsia="Times New Roman" w:cstheme="minorHAnsi"/>
+          <w:color w:val="000000"/>
+          <w:lang w:eastAsia="ca-ES"/>
+        </w:rPr>
+        <w:t xml:space="preserve">, we subjected all seed lots to </w:t>
+      </w:r>
+      <w:r>
+        <w:rPr>
+          <w:rFonts w:eastAsia="Times New Roman" w:cstheme="minorHAnsi"/>
+          <w:color w:val="000000"/>
+          <w:lang w:eastAsia="ca-ES"/>
+        </w:rPr>
+        <w:t xml:space="preserve">a common </w:t>
+      </w:r>
+      <w:r>
+        <w:rPr>
+          <w:rFonts w:eastAsia="Times New Roman" w:cstheme="minorHAnsi"/>
+          <w:color w:val="000000"/>
+          <w:lang w:eastAsia="ca-ES"/>
+        </w:rPr>
+        <w:t>5-month long</w:t>
+      </w:r>
+      <w:r>
+        <w:rPr>
+          <w:rFonts w:eastAsia="Times New Roman" w:cstheme="minorHAnsi"/>
+          <w:color w:val="000000"/>
+          <w:lang w:eastAsia="ca-ES"/>
+        </w:rPr>
+        <w:t xml:space="preserve"> (November</w:t>
+      </w:r>
+      <w:r>
+        <w:rPr>
+          <w:rFonts w:eastAsia="Times New Roman" w:cstheme="minorHAnsi"/>
+          <w:color w:val="000000"/>
+          <w:lang w:eastAsia="ca-ES"/>
+        </w:rPr>
+        <w:t xml:space="preserve"> – </w:t>
+      </w:r>
+      <w:r>
+        <w:rPr>
+          <w:rFonts w:eastAsia="Times New Roman" w:cstheme="minorHAnsi"/>
+          <w:color w:val="000000"/>
+          <w:lang w:eastAsia="ca-ES"/>
+        </w:rPr>
+        <w:t>March</w:t>
+      </w:r>
+      <w:r>
+        <w:rPr>
+          <w:rFonts w:eastAsia="Times New Roman" w:cstheme="minorHAnsi"/>
+          <w:color w:val="000000"/>
+          <w:lang w:eastAsia="ca-ES"/>
+        </w:rPr>
+        <w:t>)</w:t>
+      </w:r>
+      <w:r>
+        <w:rPr>
+          <w:rFonts w:eastAsia="Times New Roman" w:cstheme="minorHAnsi"/>
+          <w:color w:val="000000"/>
+          <w:lang w:eastAsia="ca-ES"/>
+        </w:rPr>
+        <w:t xml:space="preserve"> </w:t>
+      </w:r>
+      <w:r>
+        <w:rPr>
+          <w:rFonts w:eastAsia="Times New Roman" w:cstheme="minorHAnsi"/>
+          <w:color w:val="000000"/>
+          <w:lang w:eastAsia="ca-ES"/>
+        </w:rPr>
+        <w:t xml:space="preserve">cold-stratification </w:t>
+      </w:r>
+      <w:proofErr w:type="spellStart"/>
+      <w:r>
+        <w:rPr>
+          <w:rFonts w:eastAsia="Times New Roman" w:cstheme="minorHAnsi"/>
+          <w:color w:val="000000"/>
+          <w:lang w:eastAsia="ca-ES"/>
+        </w:rPr>
+        <w:t>pretreatment</w:t>
+      </w:r>
+      <w:proofErr w:type="spellEnd"/>
+      <w:r>
+        <w:rPr>
+          <w:rFonts w:eastAsia="Times New Roman" w:cstheme="minorHAnsi"/>
+          <w:color w:val="000000"/>
+          <w:lang w:eastAsia="ca-ES"/>
+        </w:rPr>
+        <w:t xml:space="preserve"> at </w:t>
+      </w:r>
+      <w:proofErr w:type="gramStart"/>
+      <w:r>
+        <w:rPr>
+          <w:rFonts w:eastAsia="Times New Roman" w:cstheme="minorHAnsi"/>
+          <w:color w:val="000000"/>
+          <w:lang w:eastAsia="ca-ES"/>
+        </w:rPr>
+        <w:t>0º</w:t>
+      </w:r>
+      <w:proofErr w:type="gramEnd"/>
+      <w:r>
+        <w:rPr>
+          <w:rFonts w:eastAsia="Times New Roman" w:cstheme="minorHAnsi"/>
+          <w:color w:val="000000"/>
+          <w:lang w:eastAsia="ca-ES"/>
+        </w:rPr>
+        <w:t>C and darkness</w:t>
+      </w:r>
+      <w:r>
+        <w:rPr>
+          <w:rFonts w:eastAsia="Times New Roman" w:cstheme="minorHAnsi"/>
+          <w:color w:val="000000"/>
+          <w:lang w:eastAsia="ca-ES"/>
+        </w:rPr>
+        <w:t>.</w:t>
+      </w:r>
+      <w:r>
+        <w:rPr>
+          <w:rFonts w:eastAsia="Times New Roman" w:cstheme="minorHAnsi"/>
+          <w:color w:val="000000"/>
+          <w:lang w:eastAsia="ca-ES"/>
+        </w:rPr>
+        <w:t xml:space="preserve"> The </w:t>
+      </w:r>
+      <w:proofErr w:type="spellStart"/>
+      <w:r>
+        <w:rPr>
+          <w:rFonts w:eastAsia="Times New Roman" w:cstheme="minorHAnsi"/>
+          <w:color w:val="000000"/>
+          <w:lang w:eastAsia="ca-ES"/>
+        </w:rPr>
+        <w:t>pretreatment</w:t>
+      </w:r>
+      <w:proofErr w:type="spellEnd"/>
+      <w:r>
+        <w:rPr>
+          <w:rFonts w:eastAsia="Times New Roman" w:cstheme="minorHAnsi"/>
+          <w:color w:val="000000"/>
+          <w:lang w:eastAsia="ca-ES"/>
+        </w:rPr>
+        <w:t xml:space="preserve"> goal was to mimic </w:t>
+      </w:r>
+      <w:r>
+        <w:rPr>
+          <w:rFonts w:eastAsia="Times New Roman" w:cstheme="minorHAnsi"/>
+          <w:color w:val="000000"/>
+          <w:lang w:eastAsia="ca-ES"/>
+        </w:rPr>
+        <w:t xml:space="preserve">natural </w:t>
+      </w:r>
+      <w:r>
+        <w:rPr>
+          <w:rFonts w:eastAsia="Times New Roman" w:cstheme="minorHAnsi"/>
+          <w:color w:val="000000"/>
+          <w:lang w:eastAsia="ca-ES"/>
+        </w:rPr>
+        <w:t>snow conditions registered in the area</w:t>
+      </w:r>
+      <w:r>
+        <w:rPr>
+          <w:rFonts w:eastAsia="Times New Roman" w:cstheme="minorHAnsi"/>
+          <w:color w:val="000000"/>
+          <w:lang w:eastAsia="ca-ES"/>
+        </w:rPr>
+        <w:t xml:space="preserve"> (</w:t>
+      </w:r>
+      <w:r>
+        <w:rPr>
+          <w:rFonts w:eastAsia="Times New Roman" w:cstheme="minorHAnsi"/>
+          <w:color w:val="000000"/>
+          <w:highlight w:val="yellow"/>
+          <w:lang w:eastAsia="ca-ES"/>
+        </w:rPr>
+        <w:t xml:space="preserve">Espinosa </w:t>
+      </w:r>
+      <w:proofErr w:type="gramStart"/>
+      <w:r>
+        <w:rPr>
+          <w:rFonts w:eastAsia="Times New Roman" w:cstheme="minorHAnsi"/>
+          <w:color w:val="000000"/>
+          <w:highlight w:val="yellow"/>
+          <w:lang w:eastAsia="ca-ES"/>
+        </w:rPr>
+        <w:t>del</w:t>
+      </w:r>
+      <w:proofErr w:type="gramEnd"/>
+      <w:r>
+        <w:rPr>
+          <w:rFonts w:eastAsia="Times New Roman" w:cstheme="minorHAnsi"/>
+          <w:color w:val="000000"/>
+          <w:highlight w:val="yellow"/>
+          <w:lang w:eastAsia="ca-ES"/>
+        </w:rPr>
+        <w:t xml:space="preserve"> Alba et al. 2024</w:t>
+      </w:r>
+      <w:r>
+        <w:rPr>
+          <w:rFonts w:eastAsia="Times New Roman" w:cstheme="minorHAnsi"/>
+          <w:color w:val="000000"/>
+          <w:lang w:eastAsia="ca-ES"/>
+        </w:rPr>
+        <w:t xml:space="preserve">) and ensure dormancy breaking. For the </w:t>
+      </w:r>
+      <w:proofErr w:type="spellStart"/>
+      <w:r>
+        <w:rPr>
+          <w:rFonts w:eastAsia="Times New Roman" w:cstheme="minorHAnsi"/>
+          <w:color w:val="000000"/>
+          <w:lang w:eastAsia="ca-ES"/>
+        </w:rPr>
+        <w:t>pretreatment</w:t>
+      </w:r>
+      <w:proofErr w:type="spellEnd"/>
+      <w:r>
+        <w:rPr>
+          <w:rFonts w:eastAsia="Times New Roman" w:cstheme="minorHAnsi"/>
+          <w:color w:val="000000"/>
+          <w:lang w:eastAsia="ca-ES"/>
+        </w:rPr>
+        <w:t xml:space="preserve">, </w:t>
+      </w:r>
+      <w:r>
+        <w:rPr>
+          <w:rFonts w:eastAsia="Times New Roman" w:cstheme="minorHAnsi"/>
+          <w:color w:val="000000"/>
+          <w:lang w:eastAsia="ca-ES"/>
+        </w:rPr>
+        <w:t xml:space="preserve">each </w:t>
+      </w:r>
+      <w:r>
+        <w:rPr>
+          <w:rFonts w:eastAsia="Times New Roman" w:cstheme="minorHAnsi"/>
+          <w:color w:val="000000"/>
+          <w:lang w:eastAsia="ca-ES"/>
+        </w:rPr>
+        <w:t xml:space="preserve">seed lot </w:t>
+      </w:r>
+      <w:r>
+        <w:rPr>
+          <w:rFonts w:eastAsia="Times New Roman" w:cstheme="minorHAnsi"/>
+          <w:color w:val="000000"/>
+          <w:lang w:eastAsia="ca-ES"/>
+        </w:rPr>
+        <w:t>w</w:t>
+      </w:r>
+      <w:r>
+        <w:rPr>
+          <w:rFonts w:eastAsia="Times New Roman" w:cstheme="minorHAnsi"/>
+          <w:color w:val="000000"/>
+          <w:lang w:eastAsia="ca-ES"/>
+        </w:rPr>
+        <w:t>as</w:t>
+      </w:r>
+      <w:r>
+        <w:rPr>
+          <w:rFonts w:eastAsia="Times New Roman" w:cstheme="minorHAnsi"/>
+          <w:color w:val="000000"/>
+          <w:lang w:eastAsia="ca-ES"/>
+        </w:rPr>
+        <w:t xml:space="preserve"> </w:t>
+      </w:r>
+      <w:r>
+        <w:rPr>
+          <w:rFonts w:eastAsia="Times New Roman" w:cstheme="minorHAnsi"/>
+          <w:color w:val="000000"/>
+          <w:lang w:eastAsia="ca-ES"/>
+        </w:rPr>
+        <w:t xml:space="preserve">sowed </w:t>
+      </w:r>
+      <w:r>
+        <w:rPr>
+          <w:rFonts w:eastAsia="Times New Roman" w:cstheme="minorHAnsi"/>
+          <w:color w:val="000000"/>
+          <w:lang w:eastAsia="ca-ES"/>
+        </w:rPr>
+        <w:t xml:space="preserve">in 16 </w:t>
+      </w:r>
+      <w:r>
+        <w:rPr>
+          <w:rFonts w:eastAsia="Times New Roman" w:cstheme="minorHAnsi"/>
+          <w:color w:val="000000"/>
+          <w:lang w:eastAsia="ca-ES"/>
+        </w:rPr>
+        <w:t>Petri</w:t>
+      </w:r>
+      <w:r>
+        <w:rPr>
+          <w:rFonts w:eastAsia="Times New Roman" w:cstheme="minorHAnsi"/>
+          <w:color w:val="000000"/>
+          <w:lang w:eastAsia="ca-ES"/>
+        </w:rPr>
+        <w:t xml:space="preserve"> dishes </w:t>
+      </w:r>
+      <w:r>
+        <w:rPr>
+          <w:rFonts w:eastAsia="Times New Roman" w:cstheme="minorHAnsi"/>
+          <w:color w:val="000000"/>
+          <w:lang w:eastAsia="ca-ES"/>
+        </w:rPr>
+        <w:t>replicates</w:t>
+      </w:r>
+      <w:r>
+        <w:rPr>
+          <w:rFonts w:eastAsia="Times New Roman" w:cstheme="minorHAnsi"/>
+          <w:color w:val="000000"/>
+          <w:lang w:eastAsia="ca-ES"/>
+        </w:rPr>
+        <w:t xml:space="preserve"> (</w:t>
+      </w:r>
+      <w:r>
+        <w:rPr>
+          <w:rFonts w:eastAsia="Times New Roman" w:cstheme="minorHAnsi"/>
+          <w:color w:val="000000"/>
+          <w:lang w:eastAsia="ca-ES"/>
+        </w:rPr>
+        <w:t>90</w:t>
+      </w:r>
+      <w:r>
+        <w:rPr>
+          <w:rFonts w:eastAsia="Times New Roman" w:cstheme="minorHAnsi"/>
+          <w:color w:val="000000"/>
+          <w:lang w:eastAsia="ca-ES"/>
+        </w:rPr>
+        <w:t xml:space="preserve"> </w:t>
+      </w:r>
+      <w:r>
+        <w:rPr>
+          <w:rFonts w:eastAsia="Times New Roman" w:cstheme="minorHAnsi"/>
+          <w:color w:val="000000"/>
+          <w:lang w:eastAsia="ca-ES"/>
+        </w:rPr>
+        <w:t>m</w:t>
+      </w:r>
+      <w:r>
+        <w:rPr>
+          <w:rFonts w:eastAsia="Times New Roman" w:cstheme="minorHAnsi"/>
+          <w:color w:val="000000"/>
+          <w:lang w:eastAsia="ca-ES"/>
+        </w:rPr>
+        <w:t>m</w:t>
+      </w:r>
+      <w:r>
+        <w:rPr>
+          <w:rFonts w:eastAsia="Times New Roman" w:cstheme="minorHAnsi"/>
+          <w:color w:val="000000"/>
+          <w:lang w:eastAsia="ca-ES"/>
+        </w:rPr>
+        <w:t xml:space="preserve"> </w:t>
+      </w:r>
+      <w:r>
+        <w:rPr>
+          <w:rFonts w:eastAsia="Times New Roman" w:cstheme="minorHAnsi"/>
+          <w:color w:val="000000"/>
+          <w:lang w:eastAsia="ca-ES"/>
+        </w:rPr>
+        <w:t>Ø</w:t>
+      </w:r>
+      <w:r>
+        <w:rPr>
+          <w:rFonts w:eastAsia="Times New Roman" w:cstheme="minorHAnsi"/>
+          <w:color w:val="000000"/>
+          <w:lang w:eastAsia="ca-ES"/>
+        </w:rPr>
+        <w:t>)</w:t>
+      </w:r>
+      <w:r>
+        <w:rPr>
+          <w:rFonts w:eastAsia="Times New Roman" w:cstheme="minorHAnsi"/>
+          <w:color w:val="000000"/>
+          <w:lang w:eastAsia="ca-ES"/>
+        </w:rPr>
+        <w:t xml:space="preserve"> </w:t>
+      </w:r>
+      <w:r>
+        <w:rPr>
+          <w:rFonts w:eastAsia="Times New Roman" w:cstheme="minorHAnsi"/>
+          <w:color w:val="000000"/>
+          <w:lang w:eastAsia="ca-ES"/>
+        </w:rPr>
+        <w:t xml:space="preserve">with </w:t>
+      </w:r>
+      <w:r>
+        <w:rPr>
+          <w:rFonts w:eastAsia="Times New Roman" w:cstheme="minorHAnsi"/>
+          <w:color w:val="000000"/>
+          <w:lang w:eastAsia="ca-ES"/>
+        </w:rPr>
+        <w:t xml:space="preserve">25 seeds </w:t>
+      </w:r>
+      <w:r>
+        <w:rPr>
+          <w:rFonts w:eastAsia="Times New Roman" w:cstheme="minorHAnsi"/>
+          <w:color w:val="000000"/>
+          <w:lang w:eastAsia="ca-ES"/>
+        </w:rPr>
+        <w:t>each</w:t>
+      </w:r>
+      <w:r>
+        <w:rPr>
+          <w:rFonts w:eastAsia="Times New Roman" w:cstheme="minorHAnsi"/>
+          <w:color w:val="000000"/>
+          <w:lang w:eastAsia="ca-ES"/>
+        </w:rPr>
+        <w:t xml:space="preserve"> (numbers were adapted for seed lots with fewer seeds available) </w:t>
+      </w:r>
+      <w:r>
+        <w:rPr>
+          <w:rFonts w:eastAsia="Times New Roman" w:cstheme="minorHAnsi"/>
+          <w:color w:val="000000"/>
+          <w:lang w:eastAsia="ca-ES"/>
+        </w:rPr>
+        <w:t>on</w:t>
+      </w:r>
+      <w:r>
+        <w:rPr>
+          <w:rFonts w:eastAsia="Times New Roman" w:cstheme="minorHAnsi"/>
+          <w:color w:val="000000"/>
+          <w:lang w:eastAsia="ca-ES"/>
+        </w:rPr>
+        <w:t xml:space="preserve"> </w:t>
+      </w:r>
+      <w:r>
+        <w:rPr>
+          <w:rFonts w:eastAsia="Times New Roman" w:cstheme="minorHAnsi"/>
+          <w:color w:val="000000"/>
+          <w:lang w:eastAsia="ca-ES"/>
+        </w:rPr>
+        <w:t>agar 1%</w:t>
+      </w:r>
+      <w:r>
+        <w:rPr>
+          <w:rFonts w:eastAsia="Times New Roman" w:cstheme="minorHAnsi"/>
+          <w:color w:val="000000"/>
+          <w:lang w:eastAsia="ca-ES"/>
+        </w:rPr>
+        <w:t xml:space="preserve"> (1</w:t>
+      </w:r>
+      <w:r>
+        <w:rPr>
+          <w:rFonts w:eastAsia="Times New Roman" w:cstheme="minorHAnsi"/>
+          <w:color w:val="000000"/>
+          <w:lang w:eastAsia="ca-ES"/>
+        </w:rPr>
+        <w:t xml:space="preserve">0 gr agar in </w:t>
+      </w:r>
+      <w:r>
+        <w:rPr>
+          <w:rFonts w:eastAsia="Times New Roman" w:cstheme="minorHAnsi"/>
+          <w:color w:val="000000"/>
+          <w:lang w:eastAsia="ca-ES"/>
+        </w:rPr>
+        <w:t xml:space="preserve">1L </w:t>
+      </w:r>
+      <w:r>
+        <w:rPr>
+          <w:rFonts w:eastAsia="Times New Roman" w:cstheme="minorHAnsi"/>
+          <w:color w:val="000000"/>
+          <w:lang w:eastAsia="ca-ES"/>
+        </w:rPr>
+        <w:t xml:space="preserve">of </w:t>
+      </w:r>
+      <w:r>
+        <w:rPr>
+          <w:rFonts w:eastAsia="Times New Roman" w:cstheme="minorHAnsi"/>
+          <w:color w:val="000000"/>
+          <w:lang w:eastAsia="ca-ES"/>
+        </w:rPr>
+        <w:t>distilled water)</w:t>
+      </w:r>
+      <w:r>
+        <w:rPr>
+          <w:rFonts w:eastAsia="Times New Roman" w:cstheme="minorHAnsi"/>
+          <w:color w:val="000000"/>
+          <w:lang w:eastAsia="ca-ES"/>
+        </w:rPr>
+        <w:t xml:space="preserve"> </w:t>
+      </w:r>
+      <w:r>
+        <w:rPr>
+          <w:rFonts w:eastAsia="Times New Roman" w:cstheme="minorHAnsi"/>
+          <w:color w:val="000000"/>
+          <w:lang w:eastAsia="ca-ES"/>
+        </w:rPr>
         <w:lastRenderedPageBreak/>
-        <w:t>(referred to as “</w:t>
-      </w:r>
-      <w:r>
-        <w:rPr>
-          <w:rFonts w:eastAsia="Times New Roman" w:cstheme="minorHAnsi"/>
-          <w:color w:val="000000"/>
-          <w:lang w:eastAsia="ca-ES"/>
-        </w:rPr>
-        <w:t>Control</w:t>
-      </w:r>
-      <w:r>
-        <w:rPr>
-          <w:rFonts w:eastAsia="Times New Roman" w:cstheme="minorHAnsi"/>
-          <w:color w:val="000000"/>
-          <w:lang w:eastAsia="ca-ES"/>
-        </w:rPr>
-        <w:t>”)</w:t>
-      </w:r>
-      <w:r>
-        <w:rPr>
-          <w:rFonts w:eastAsia="Times New Roman" w:cstheme="minorHAnsi"/>
-          <w:color w:val="000000"/>
-          <w:lang w:eastAsia="ca-ES"/>
-        </w:rPr>
-        <w:t>, (2</w:t>
-      </w:r>
-      <w:r>
-        <w:rPr>
-          <w:rFonts w:eastAsia="Times New Roman" w:cstheme="minorHAnsi"/>
-          <w:color w:val="000000"/>
-          <w:lang w:eastAsia="ca-ES"/>
-        </w:rPr>
-        <w:t xml:space="preserve">) </w:t>
-      </w:r>
-      <w:r>
-        <w:rPr>
-          <w:rFonts w:eastAsia="Times New Roman" w:cstheme="minorHAnsi"/>
-          <w:color w:val="000000"/>
-          <w:lang w:eastAsia="ca-ES"/>
-        </w:rPr>
-        <w:t xml:space="preserve">alternating temperatures and constant darkness (referred to as “Darkness”), (3) alternating temperature, water stress and 12h photoperiod (referred to as “Water stress”) and (4) </w:t>
-      </w:r>
-      <w:r>
-        <w:rPr>
-          <w:rFonts w:eastAsia="Times New Roman" w:cstheme="minorHAnsi"/>
-          <w:color w:val="000000"/>
-          <w:lang w:eastAsia="ca-ES"/>
-        </w:rPr>
-        <w:t xml:space="preserve">constant temperatures and </w:t>
-      </w:r>
-      <w:r>
-        <w:rPr>
-          <w:rFonts w:eastAsia="Times New Roman" w:cstheme="minorHAnsi"/>
-          <w:color w:val="000000"/>
-          <w:lang w:eastAsia="ca-ES"/>
-        </w:rPr>
-        <w:t xml:space="preserve">12h photoperiod </w:t>
-      </w:r>
-      <w:r>
-        <w:rPr>
-          <w:rFonts w:eastAsia="Times New Roman" w:cstheme="minorHAnsi"/>
-          <w:color w:val="000000"/>
-          <w:lang w:eastAsia="ca-ES"/>
-        </w:rPr>
-        <w:t>(referred to as “</w:t>
-      </w:r>
-      <w:r>
-        <w:rPr>
-          <w:rFonts w:eastAsia="Times New Roman" w:cstheme="minorHAnsi"/>
-          <w:color w:val="000000"/>
-          <w:lang w:eastAsia="ca-ES"/>
-        </w:rPr>
-        <w:t>Constant Temperature</w:t>
-      </w:r>
-      <w:r>
-        <w:rPr>
-          <w:rFonts w:eastAsia="Times New Roman" w:cstheme="minorHAnsi"/>
-          <w:color w:val="000000"/>
-          <w:lang w:eastAsia="ca-ES"/>
-        </w:rPr>
-        <w:t>”</w:t>
-      </w:r>
-      <w:r>
-        <w:rPr>
-          <w:rFonts w:eastAsia="Times New Roman" w:cstheme="minorHAnsi"/>
-          <w:color w:val="000000"/>
-          <w:lang w:eastAsia="ca-ES"/>
-        </w:rPr>
-        <w:t>)</w:t>
-      </w:r>
-      <w:r>
-        <w:rPr>
-          <w:rFonts w:eastAsia="Times New Roman" w:cstheme="minorHAnsi"/>
-          <w:color w:val="000000"/>
-          <w:lang w:eastAsia="ca-ES"/>
-        </w:rPr>
-        <w:t>.</w:t>
-      </w:r>
-      <w:r>
-        <w:rPr>
-          <w:rFonts w:eastAsia="Times New Roman" w:cstheme="minorHAnsi"/>
-          <w:color w:val="000000"/>
-          <w:lang w:eastAsia="ca-ES"/>
-        </w:rPr>
-        <w:t xml:space="preserve"> </w:t>
-      </w:r>
-      <w:r>
-        <w:rPr>
-          <w:rFonts w:eastAsia="Times New Roman" w:cstheme="minorHAnsi"/>
-          <w:color w:val="000000"/>
-          <w:lang w:eastAsia="ca-ES"/>
-        </w:rPr>
-        <w:t>Pre</w:t>
-      </w:r>
-      <w:r>
-        <w:rPr>
-          <w:rFonts w:eastAsia="Times New Roman" w:cstheme="minorHAnsi"/>
-          <w:color w:val="000000"/>
-          <w:lang w:eastAsia="ca-ES"/>
-        </w:rPr>
-        <w:t>ceding</w:t>
-      </w:r>
-      <w:r>
-        <w:rPr>
-          <w:rFonts w:eastAsia="Times New Roman" w:cstheme="minorHAnsi"/>
-          <w:color w:val="000000"/>
-          <w:lang w:eastAsia="ca-ES"/>
-        </w:rPr>
-        <w:t xml:space="preserve"> </w:t>
-      </w:r>
-      <w:r>
-        <w:rPr>
-          <w:rFonts w:eastAsia="Times New Roman" w:cstheme="minorHAnsi"/>
-          <w:color w:val="000000"/>
-          <w:lang w:eastAsia="ca-ES"/>
-        </w:rPr>
-        <w:t xml:space="preserve">germination research </w:t>
-      </w:r>
-      <w:r>
-        <w:rPr>
-          <w:rFonts w:eastAsia="Times New Roman" w:cstheme="minorHAnsi"/>
-          <w:color w:val="000000"/>
-          <w:lang w:eastAsia="ca-ES"/>
-        </w:rPr>
-        <w:t xml:space="preserve">by </w:t>
-      </w:r>
-      <w:r>
-        <w:rPr>
-          <w:rFonts w:eastAsia="Times New Roman" w:cstheme="minorHAnsi"/>
-          <w:color w:val="000000"/>
-          <w:highlight w:val="yellow"/>
-          <w:lang w:eastAsia="ca-ES"/>
-        </w:rPr>
-        <w:t xml:space="preserve">Espinosa </w:t>
-      </w:r>
-      <w:proofErr w:type="gramStart"/>
-      <w:r>
-        <w:rPr>
-          <w:rFonts w:eastAsia="Times New Roman" w:cstheme="minorHAnsi"/>
-          <w:color w:val="000000"/>
-          <w:highlight w:val="yellow"/>
-          <w:lang w:eastAsia="ca-ES"/>
-        </w:rPr>
-        <w:t>del</w:t>
-      </w:r>
-      <w:proofErr w:type="gramEnd"/>
-      <w:r>
-        <w:rPr>
-          <w:rFonts w:eastAsia="Times New Roman" w:cstheme="minorHAnsi"/>
-          <w:color w:val="000000"/>
-          <w:highlight w:val="yellow"/>
-          <w:lang w:eastAsia="ca-ES"/>
-        </w:rPr>
-        <w:t xml:space="preserve"> Alba et al. 2024</w:t>
-      </w:r>
-      <w:r>
-        <w:rPr>
-          <w:rFonts w:eastAsia="Times New Roman" w:cstheme="minorHAnsi"/>
-          <w:color w:val="000000"/>
-          <w:lang w:eastAsia="ca-ES"/>
-        </w:rPr>
-        <w:t xml:space="preserve"> found </w:t>
-      </w:r>
-      <w:r>
-        <w:rPr>
-          <w:rFonts w:eastAsia="Times New Roman" w:cstheme="minorHAnsi"/>
-          <w:color w:val="000000"/>
-          <w:lang w:eastAsia="ca-ES"/>
-        </w:rPr>
-        <w:t xml:space="preserve">that </w:t>
-      </w:r>
-      <w:r>
-        <w:rPr>
-          <w:rFonts w:eastAsia="Times New Roman" w:cstheme="minorHAnsi"/>
-          <w:color w:val="000000"/>
-          <w:lang w:eastAsia="ca-ES"/>
-        </w:rPr>
-        <w:t xml:space="preserve">all </w:t>
-      </w:r>
-      <w:r>
-        <w:rPr>
-          <w:rFonts w:eastAsia="Times New Roman" w:cstheme="minorHAnsi"/>
-          <w:color w:val="000000"/>
-          <w:lang w:eastAsia="ca-ES"/>
-        </w:rPr>
-        <w:t xml:space="preserve">species could be divided </w:t>
-      </w:r>
-      <w:r>
-        <w:rPr>
-          <w:rFonts w:eastAsia="Times New Roman" w:cstheme="minorHAnsi"/>
-          <w:color w:val="000000"/>
-          <w:lang w:eastAsia="ca-ES"/>
-        </w:rPr>
-        <w:t xml:space="preserve">in two </w:t>
-      </w:r>
-      <w:r>
-        <w:rPr>
-          <w:rFonts w:eastAsia="Times New Roman" w:cstheme="minorHAnsi"/>
-          <w:color w:val="000000"/>
-          <w:lang w:eastAsia="ca-ES"/>
-        </w:rPr>
-        <w:t xml:space="preserve">optimal </w:t>
-      </w:r>
-      <w:r>
-        <w:rPr>
-          <w:rFonts w:eastAsia="Times New Roman" w:cstheme="minorHAnsi"/>
-          <w:color w:val="000000"/>
-          <w:lang w:eastAsia="ca-ES"/>
-        </w:rPr>
-        <w:t xml:space="preserve">germination </w:t>
-      </w:r>
-      <w:r>
-        <w:rPr>
-          <w:rFonts w:eastAsia="Times New Roman" w:cstheme="minorHAnsi"/>
-          <w:color w:val="000000"/>
-          <w:lang w:eastAsia="ca-ES"/>
-        </w:rPr>
-        <w:t>temperatures</w:t>
-      </w:r>
-      <w:r>
-        <w:rPr>
-          <w:rFonts w:eastAsia="Times New Roman" w:cstheme="minorHAnsi"/>
-          <w:color w:val="000000"/>
-          <w:lang w:eastAsia="ca-ES"/>
-        </w:rPr>
-        <w:t>: (1)</w:t>
-      </w:r>
-      <w:r>
-        <w:rPr>
-          <w:rFonts w:eastAsia="Times New Roman" w:cstheme="minorHAnsi"/>
-          <w:color w:val="000000"/>
-          <w:lang w:eastAsia="ca-ES"/>
-        </w:rPr>
-        <w:t xml:space="preserve"> cold</w:t>
-      </w:r>
-      <w:r>
-        <w:rPr>
-          <w:rFonts w:eastAsia="Times New Roman" w:cstheme="minorHAnsi"/>
-          <w:color w:val="000000"/>
-          <w:lang w:eastAsia="ca-ES"/>
-        </w:rPr>
-        <w:t xml:space="preserve"> (15 - 5 ºC)</w:t>
-      </w:r>
-      <w:r>
-        <w:rPr>
-          <w:rFonts w:eastAsia="Times New Roman" w:cstheme="minorHAnsi"/>
-          <w:color w:val="000000"/>
-          <w:lang w:eastAsia="ca-ES"/>
-        </w:rPr>
-        <w:t xml:space="preserve"> and </w:t>
-      </w:r>
-      <w:r>
-        <w:rPr>
-          <w:rFonts w:eastAsia="Times New Roman" w:cstheme="minorHAnsi"/>
-          <w:color w:val="000000"/>
-          <w:lang w:eastAsia="ca-ES"/>
-        </w:rPr>
-        <w:t xml:space="preserve">(2) </w:t>
-      </w:r>
-      <w:r>
-        <w:rPr>
-          <w:rFonts w:eastAsia="Times New Roman" w:cstheme="minorHAnsi"/>
-          <w:color w:val="000000"/>
-          <w:lang w:eastAsia="ca-ES"/>
-        </w:rPr>
-        <w:t>warm</w:t>
-      </w:r>
-      <w:r>
-        <w:rPr>
-          <w:rFonts w:eastAsia="Times New Roman" w:cstheme="minorHAnsi"/>
-          <w:color w:val="000000"/>
-          <w:lang w:eastAsia="ca-ES"/>
-        </w:rPr>
-        <w:t xml:space="preserve"> (22 - 12ºC)</w:t>
-      </w:r>
-      <w:r>
-        <w:rPr>
-          <w:rFonts w:eastAsia="Times New Roman" w:cstheme="minorHAnsi"/>
-          <w:color w:val="000000"/>
-          <w:lang w:eastAsia="ca-ES"/>
-        </w:rPr>
-        <w:t xml:space="preserve"> </w:t>
-      </w:r>
-      <w:r>
-        <w:rPr>
-          <w:rFonts w:eastAsia="Times New Roman" w:cstheme="minorHAnsi"/>
-          <w:color w:val="000000"/>
-          <w:lang w:eastAsia="ca-ES"/>
-        </w:rPr>
-        <w:t>temperatures</w:t>
-      </w:r>
-      <w:r>
-        <w:rPr>
-          <w:rFonts w:eastAsia="Times New Roman" w:cstheme="minorHAnsi"/>
-          <w:color w:val="000000"/>
-          <w:lang w:eastAsia="ca-ES"/>
-        </w:rPr>
-        <w:t>. The two temperature regimes</w:t>
-      </w:r>
-      <w:r>
-        <w:rPr>
-          <w:rFonts w:eastAsia="Times New Roman" w:cstheme="minorHAnsi"/>
-          <w:color w:val="000000"/>
-          <w:lang w:eastAsia="ca-ES"/>
-        </w:rPr>
-        <w:t xml:space="preserve"> </w:t>
-      </w:r>
-      <w:proofErr w:type="gramStart"/>
-      <w:r>
-        <w:rPr>
-          <w:rFonts w:eastAsia="Times New Roman" w:cstheme="minorHAnsi"/>
-          <w:color w:val="000000"/>
-          <w:lang w:eastAsia="ca-ES"/>
-        </w:rPr>
-        <w:t>were programmed</w:t>
-      </w:r>
-      <w:proofErr w:type="gramEnd"/>
-      <w:r>
-        <w:rPr>
-          <w:rFonts w:eastAsia="Times New Roman" w:cstheme="minorHAnsi"/>
-          <w:color w:val="000000"/>
-          <w:lang w:eastAsia="ca-ES"/>
-        </w:rPr>
-        <w:t xml:space="preserve"> in </w:t>
-      </w:r>
-      <w:r>
-        <w:rPr>
-          <w:rFonts w:eastAsia="Times New Roman" w:cstheme="minorHAnsi"/>
-          <w:color w:val="000000"/>
-          <w:lang w:eastAsia="ca-ES"/>
-        </w:rPr>
-        <w:t>four</w:t>
-      </w:r>
-      <w:r>
-        <w:rPr>
-          <w:rFonts w:eastAsia="Times New Roman" w:cstheme="minorHAnsi"/>
-          <w:color w:val="000000"/>
-          <w:lang w:eastAsia="ca-ES"/>
-        </w:rPr>
-        <w:t xml:space="preserve"> </w:t>
-      </w:r>
-      <w:r>
-        <w:rPr>
-          <w:rFonts w:eastAsia="Times New Roman" w:cstheme="minorHAnsi"/>
-          <w:color w:val="000000"/>
-          <w:lang w:eastAsia="ca-ES"/>
-        </w:rPr>
-        <w:t>different</w:t>
-      </w:r>
-      <w:r>
-        <w:rPr>
-          <w:rFonts w:eastAsia="Times New Roman" w:cstheme="minorHAnsi"/>
-          <w:color w:val="000000"/>
-          <w:lang w:eastAsia="ca-ES"/>
-        </w:rPr>
-        <w:t xml:space="preserve"> climatic</w:t>
-      </w:r>
-      <w:r>
-        <w:rPr>
-          <w:rFonts w:eastAsia="Times New Roman" w:cstheme="minorHAnsi"/>
-          <w:color w:val="000000"/>
-          <w:lang w:eastAsia="ca-ES"/>
-        </w:rPr>
-        <w:t xml:space="preserve"> chambers</w:t>
-      </w:r>
-      <w:r>
-        <w:rPr>
-          <w:rFonts w:eastAsia="Times New Roman" w:cstheme="minorHAnsi"/>
-          <w:color w:val="000000"/>
-          <w:lang w:eastAsia="ca-ES"/>
-        </w:rPr>
-        <w:t xml:space="preserve"> </w:t>
-      </w:r>
-      <w:r>
-        <w:rPr>
-          <w:rFonts w:eastAsia="Times New Roman" w:cstheme="minorHAnsi"/>
-          <w:color w:val="000000"/>
-          <w:lang w:eastAsia="ca-ES"/>
-        </w:rPr>
-        <w:t>i.e. there</w:t>
-      </w:r>
-      <w:r>
-        <w:rPr>
-          <w:rFonts w:eastAsia="Times New Roman" w:cstheme="minorHAnsi"/>
-          <w:color w:val="000000"/>
-          <w:lang w:eastAsia="ca-ES"/>
-        </w:rPr>
-        <w:t xml:space="preserve"> were</w:t>
-      </w:r>
-      <w:r>
-        <w:rPr>
-          <w:rFonts w:eastAsia="Times New Roman" w:cstheme="minorHAnsi"/>
-          <w:color w:val="000000"/>
-          <w:lang w:eastAsia="ca-ES"/>
-        </w:rPr>
-        <w:t xml:space="preserve"> two constant</w:t>
-      </w:r>
-      <w:r>
-        <w:rPr>
-          <w:rFonts w:eastAsia="Times New Roman" w:cstheme="minorHAnsi"/>
-          <w:color w:val="000000"/>
-          <w:lang w:eastAsia="ca-ES"/>
-        </w:rPr>
-        <w:t xml:space="preserve"> (10</w:t>
-      </w:r>
-      <w:r>
-        <w:rPr>
-          <w:rFonts w:eastAsia="Times New Roman" w:cstheme="minorHAnsi"/>
-          <w:color w:val="000000"/>
-          <w:lang w:eastAsia="ca-ES"/>
-        </w:rPr>
-        <w:t>ºC</w:t>
-      </w:r>
-      <w:r>
-        <w:rPr>
-          <w:rFonts w:eastAsia="Times New Roman" w:cstheme="minorHAnsi"/>
-          <w:color w:val="000000"/>
-          <w:lang w:eastAsia="ca-ES"/>
-        </w:rPr>
-        <w:t xml:space="preserve"> vs 17 ºC)</w:t>
-      </w:r>
-      <w:r>
-        <w:rPr>
-          <w:rFonts w:eastAsia="Times New Roman" w:cstheme="minorHAnsi"/>
-          <w:color w:val="000000"/>
-          <w:lang w:eastAsia="ca-ES"/>
-        </w:rPr>
-        <w:t xml:space="preserve"> and two alternating temperature regimes</w:t>
-      </w:r>
-      <w:r>
-        <w:rPr>
-          <w:rFonts w:eastAsia="Times New Roman" w:cstheme="minorHAnsi"/>
-          <w:color w:val="000000"/>
-          <w:lang w:eastAsia="ca-ES"/>
-        </w:rPr>
-        <w:t>.</w:t>
-      </w:r>
-      <w:r>
-        <w:rPr>
-          <w:rFonts w:eastAsia="Times New Roman" w:cstheme="minorHAnsi"/>
-          <w:color w:val="000000"/>
-          <w:lang w:eastAsia="ca-ES"/>
-        </w:rPr>
-        <w:t xml:space="preserve"> </w:t>
-      </w:r>
-      <w:r>
-        <w:rPr>
-          <w:rFonts w:eastAsia="Times New Roman" w:cstheme="minorHAnsi"/>
-          <w:color w:val="000000"/>
-          <w:lang w:eastAsia="ca-ES"/>
-        </w:rPr>
-        <w:t>Before the start of the experiment</w:t>
-      </w:r>
-      <w:r>
-        <w:rPr>
-          <w:rFonts w:eastAsia="Times New Roman" w:cstheme="minorHAnsi"/>
-          <w:color w:val="000000"/>
-          <w:lang w:eastAsia="ca-ES"/>
-        </w:rPr>
-        <w:t xml:space="preserve">, we subjected all seed lots to </w:t>
-      </w:r>
-      <w:r>
-        <w:rPr>
-          <w:rFonts w:eastAsia="Times New Roman" w:cstheme="minorHAnsi"/>
-          <w:color w:val="000000"/>
-          <w:lang w:eastAsia="ca-ES"/>
-        </w:rPr>
-        <w:t xml:space="preserve">a common </w:t>
-      </w:r>
-      <w:r>
-        <w:rPr>
-          <w:rFonts w:eastAsia="Times New Roman" w:cstheme="minorHAnsi"/>
-          <w:color w:val="000000"/>
-          <w:lang w:eastAsia="ca-ES"/>
-        </w:rPr>
-        <w:t>5-month long</w:t>
-      </w:r>
-      <w:r>
-        <w:rPr>
-          <w:rFonts w:eastAsia="Times New Roman" w:cstheme="minorHAnsi"/>
-          <w:color w:val="000000"/>
-          <w:lang w:eastAsia="ca-ES"/>
-        </w:rPr>
-        <w:t xml:space="preserve"> (November</w:t>
-      </w:r>
-      <w:r>
-        <w:rPr>
-          <w:rFonts w:eastAsia="Times New Roman" w:cstheme="minorHAnsi"/>
-          <w:color w:val="000000"/>
-          <w:lang w:eastAsia="ca-ES"/>
-        </w:rPr>
-        <w:t xml:space="preserve"> – </w:t>
-      </w:r>
-      <w:r>
-        <w:rPr>
-          <w:rFonts w:eastAsia="Times New Roman" w:cstheme="minorHAnsi"/>
-          <w:color w:val="000000"/>
-          <w:lang w:eastAsia="ca-ES"/>
-        </w:rPr>
-        <w:t>March</w:t>
-      </w:r>
-      <w:r>
-        <w:rPr>
-          <w:rFonts w:eastAsia="Times New Roman" w:cstheme="minorHAnsi"/>
-          <w:color w:val="000000"/>
-          <w:lang w:eastAsia="ca-ES"/>
-        </w:rPr>
-        <w:t>)</w:t>
-      </w:r>
-      <w:r>
-        <w:rPr>
-          <w:rFonts w:eastAsia="Times New Roman" w:cstheme="minorHAnsi"/>
-          <w:color w:val="000000"/>
-          <w:lang w:eastAsia="ca-ES"/>
-        </w:rPr>
-        <w:t xml:space="preserve"> </w:t>
-      </w:r>
-      <w:r>
-        <w:rPr>
-          <w:rFonts w:eastAsia="Times New Roman" w:cstheme="minorHAnsi"/>
-          <w:color w:val="000000"/>
-          <w:lang w:eastAsia="ca-ES"/>
-        </w:rPr>
-        <w:t xml:space="preserve">cold-stratification </w:t>
-      </w:r>
-      <w:proofErr w:type="spellStart"/>
-      <w:r>
-        <w:rPr>
-          <w:rFonts w:eastAsia="Times New Roman" w:cstheme="minorHAnsi"/>
-          <w:color w:val="000000"/>
-          <w:lang w:eastAsia="ca-ES"/>
-        </w:rPr>
-        <w:t>pretreatment</w:t>
-      </w:r>
-      <w:proofErr w:type="spellEnd"/>
-      <w:r>
-        <w:rPr>
-          <w:rFonts w:eastAsia="Times New Roman" w:cstheme="minorHAnsi"/>
-          <w:color w:val="000000"/>
-          <w:lang w:eastAsia="ca-ES"/>
-        </w:rPr>
-        <w:t xml:space="preserve"> at </w:t>
-      </w:r>
-      <w:proofErr w:type="gramStart"/>
-      <w:r>
-        <w:rPr>
-          <w:rFonts w:eastAsia="Times New Roman" w:cstheme="minorHAnsi"/>
-          <w:color w:val="000000"/>
-          <w:lang w:eastAsia="ca-ES"/>
-        </w:rPr>
-        <w:t>0º</w:t>
-      </w:r>
-      <w:proofErr w:type="gramEnd"/>
-      <w:r>
-        <w:rPr>
-          <w:rFonts w:eastAsia="Times New Roman" w:cstheme="minorHAnsi"/>
-          <w:color w:val="000000"/>
-          <w:lang w:eastAsia="ca-ES"/>
-        </w:rPr>
-        <w:t>C and darkness</w:t>
-      </w:r>
-      <w:r>
-        <w:rPr>
-          <w:rFonts w:eastAsia="Times New Roman" w:cstheme="minorHAnsi"/>
-          <w:color w:val="000000"/>
-          <w:lang w:eastAsia="ca-ES"/>
-        </w:rPr>
-        <w:t>.</w:t>
-      </w:r>
-      <w:r>
-        <w:rPr>
-          <w:rFonts w:eastAsia="Times New Roman" w:cstheme="minorHAnsi"/>
-          <w:color w:val="000000"/>
-          <w:lang w:eastAsia="ca-ES"/>
-        </w:rPr>
-        <w:t xml:space="preserve"> The </w:t>
-      </w:r>
-      <w:proofErr w:type="spellStart"/>
-      <w:r>
-        <w:rPr>
-          <w:rFonts w:eastAsia="Times New Roman" w:cstheme="minorHAnsi"/>
-          <w:color w:val="000000"/>
-          <w:lang w:eastAsia="ca-ES"/>
-        </w:rPr>
-        <w:t>pretreatment</w:t>
-      </w:r>
-      <w:proofErr w:type="spellEnd"/>
-      <w:r>
-        <w:rPr>
-          <w:rFonts w:eastAsia="Times New Roman" w:cstheme="minorHAnsi"/>
-          <w:color w:val="000000"/>
-          <w:lang w:eastAsia="ca-ES"/>
-        </w:rPr>
-        <w:t xml:space="preserve"> goal was to mimic </w:t>
-      </w:r>
-      <w:r>
-        <w:rPr>
-          <w:rFonts w:eastAsia="Times New Roman" w:cstheme="minorHAnsi"/>
-          <w:color w:val="000000"/>
-          <w:lang w:eastAsia="ca-ES"/>
-        </w:rPr>
-        <w:t xml:space="preserve">natural </w:t>
-      </w:r>
-      <w:r>
-        <w:rPr>
-          <w:rFonts w:eastAsia="Times New Roman" w:cstheme="minorHAnsi"/>
-          <w:color w:val="000000"/>
-          <w:lang w:eastAsia="ca-ES"/>
-        </w:rPr>
-        <w:t>snow conditions registered in the area</w:t>
-      </w:r>
-      <w:r>
-        <w:rPr>
-          <w:rFonts w:eastAsia="Times New Roman" w:cstheme="minorHAnsi"/>
-          <w:color w:val="000000"/>
-          <w:lang w:eastAsia="ca-ES"/>
-        </w:rPr>
-        <w:t xml:space="preserve"> (</w:t>
-      </w:r>
-      <w:r>
-        <w:rPr>
-          <w:rFonts w:eastAsia="Times New Roman" w:cstheme="minorHAnsi"/>
-          <w:color w:val="000000"/>
-          <w:highlight w:val="yellow"/>
-          <w:lang w:eastAsia="ca-ES"/>
-        </w:rPr>
-        <w:t xml:space="preserve">Espinosa </w:t>
-      </w:r>
-      <w:proofErr w:type="gramStart"/>
-      <w:r>
-        <w:rPr>
-          <w:rFonts w:eastAsia="Times New Roman" w:cstheme="minorHAnsi"/>
-          <w:color w:val="000000"/>
-          <w:highlight w:val="yellow"/>
-          <w:lang w:eastAsia="ca-ES"/>
-        </w:rPr>
-        <w:t>del</w:t>
-      </w:r>
-      <w:proofErr w:type="gramEnd"/>
-      <w:r>
-        <w:rPr>
-          <w:rFonts w:eastAsia="Times New Roman" w:cstheme="minorHAnsi"/>
-          <w:color w:val="000000"/>
-          <w:highlight w:val="yellow"/>
-          <w:lang w:eastAsia="ca-ES"/>
-        </w:rPr>
-        <w:t xml:space="preserve"> Alba et al. 2024</w:t>
-      </w:r>
-      <w:r>
-        <w:rPr>
-          <w:rFonts w:eastAsia="Times New Roman" w:cstheme="minorHAnsi"/>
-          <w:color w:val="000000"/>
-          <w:lang w:eastAsia="ca-ES"/>
-        </w:rPr>
-        <w:t xml:space="preserve">) and ensure dormancy breaking. For the </w:t>
-      </w:r>
-      <w:proofErr w:type="spellStart"/>
-      <w:r>
-        <w:rPr>
-          <w:rFonts w:eastAsia="Times New Roman" w:cstheme="minorHAnsi"/>
-          <w:color w:val="000000"/>
-          <w:lang w:eastAsia="ca-ES"/>
-        </w:rPr>
-        <w:t>pretreatment</w:t>
-      </w:r>
-      <w:proofErr w:type="spellEnd"/>
-      <w:r>
-        <w:rPr>
-          <w:rFonts w:eastAsia="Times New Roman" w:cstheme="minorHAnsi"/>
-          <w:color w:val="000000"/>
-          <w:lang w:eastAsia="ca-ES"/>
-        </w:rPr>
-        <w:t xml:space="preserve">, </w:t>
-      </w:r>
-      <w:r>
-        <w:rPr>
-          <w:rFonts w:eastAsia="Times New Roman" w:cstheme="minorHAnsi"/>
-          <w:color w:val="000000"/>
-          <w:lang w:eastAsia="ca-ES"/>
-        </w:rPr>
-        <w:t xml:space="preserve">each </w:t>
-      </w:r>
-      <w:r>
-        <w:rPr>
-          <w:rFonts w:eastAsia="Times New Roman" w:cstheme="minorHAnsi"/>
-          <w:color w:val="000000"/>
-          <w:lang w:eastAsia="ca-ES"/>
-        </w:rPr>
-        <w:t xml:space="preserve">seed lot </w:t>
-      </w:r>
-      <w:r>
-        <w:rPr>
-          <w:rFonts w:eastAsia="Times New Roman" w:cstheme="minorHAnsi"/>
-          <w:color w:val="000000"/>
-          <w:lang w:eastAsia="ca-ES"/>
-        </w:rPr>
-        <w:t>w</w:t>
-      </w:r>
-      <w:r>
-        <w:rPr>
-          <w:rFonts w:eastAsia="Times New Roman" w:cstheme="minorHAnsi"/>
-          <w:color w:val="000000"/>
-          <w:lang w:eastAsia="ca-ES"/>
-        </w:rPr>
-        <w:t>as</w:t>
-      </w:r>
-      <w:r>
-        <w:rPr>
-          <w:rFonts w:eastAsia="Times New Roman" w:cstheme="minorHAnsi"/>
-          <w:color w:val="000000"/>
-          <w:lang w:eastAsia="ca-ES"/>
-        </w:rPr>
-        <w:t xml:space="preserve"> </w:t>
-      </w:r>
-      <w:r>
-        <w:rPr>
-          <w:rFonts w:eastAsia="Times New Roman" w:cstheme="minorHAnsi"/>
-          <w:color w:val="000000"/>
-          <w:lang w:eastAsia="ca-ES"/>
-        </w:rPr>
-        <w:t xml:space="preserve">sowed </w:t>
-      </w:r>
-      <w:r>
-        <w:rPr>
-          <w:rFonts w:eastAsia="Times New Roman" w:cstheme="minorHAnsi"/>
-          <w:color w:val="000000"/>
-          <w:lang w:eastAsia="ca-ES"/>
-        </w:rPr>
-        <w:t xml:space="preserve">in 16 </w:t>
-      </w:r>
-      <w:r>
-        <w:rPr>
-          <w:rFonts w:eastAsia="Times New Roman" w:cstheme="minorHAnsi"/>
-          <w:color w:val="000000"/>
-          <w:lang w:eastAsia="ca-ES"/>
-        </w:rPr>
-        <w:t>Petri</w:t>
-      </w:r>
-      <w:r>
-        <w:rPr>
-          <w:rFonts w:eastAsia="Times New Roman" w:cstheme="minorHAnsi"/>
-          <w:color w:val="000000"/>
-          <w:lang w:eastAsia="ca-ES"/>
-        </w:rPr>
-        <w:t xml:space="preserve"> dishes </w:t>
-      </w:r>
-      <w:r>
-        <w:rPr>
-          <w:rFonts w:eastAsia="Times New Roman" w:cstheme="minorHAnsi"/>
-          <w:color w:val="000000"/>
-          <w:lang w:eastAsia="ca-ES"/>
-        </w:rPr>
-        <w:t>replicates</w:t>
-      </w:r>
-      <w:r>
-        <w:rPr>
-          <w:rFonts w:eastAsia="Times New Roman" w:cstheme="minorHAnsi"/>
-          <w:color w:val="000000"/>
-          <w:lang w:eastAsia="ca-ES"/>
-        </w:rPr>
-        <w:t xml:space="preserve"> (</w:t>
-      </w:r>
-      <w:r>
-        <w:rPr>
-          <w:rFonts w:eastAsia="Times New Roman" w:cstheme="minorHAnsi"/>
-          <w:color w:val="000000"/>
-          <w:lang w:eastAsia="ca-ES"/>
-        </w:rPr>
-        <w:t>90</w:t>
-      </w:r>
-      <w:r>
-        <w:rPr>
-          <w:rFonts w:eastAsia="Times New Roman" w:cstheme="minorHAnsi"/>
-          <w:color w:val="000000"/>
-          <w:lang w:eastAsia="ca-ES"/>
-        </w:rPr>
-        <w:t xml:space="preserve"> </w:t>
-      </w:r>
-      <w:r>
-        <w:rPr>
-          <w:rFonts w:eastAsia="Times New Roman" w:cstheme="minorHAnsi"/>
-          <w:color w:val="000000"/>
-          <w:lang w:eastAsia="ca-ES"/>
-        </w:rPr>
-        <w:t>m</w:t>
-      </w:r>
-      <w:r>
-        <w:rPr>
-          <w:rFonts w:eastAsia="Times New Roman" w:cstheme="minorHAnsi"/>
-          <w:color w:val="000000"/>
-          <w:lang w:eastAsia="ca-ES"/>
-        </w:rPr>
-        <w:t>m</w:t>
-      </w:r>
-      <w:r>
-        <w:rPr>
-          <w:rFonts w:eastAsia="Times New Roman" w:cstheme="minorHAnsi"/>
-          <w:color w:val="000000"/>
-          <w:lang w:eastAsia="ca-ES"/>
-        </w:rPr>
-        <w:t xml:space="preserve"> </w:t>
-      </w:r>
-      <w:r>
-        <w:rPr>
-          <w:rFonts w:eastAsia="Times New Roman" w:cstheme="minorHAnsi"/>
-          <w:color w:val="000000"/>
-          <w:lang w:eastAsia="ca-ES"/>
-        </w:rPr>
-        <w:t>Ø</w:t>
-      </w:r>
-      <w:r>
-        <w:rPr>
-          <w:rFonts w:eastAsia="Times New Roman" w:cstheme="minorHAnsi"/>
-          <w:color w:val="000000"/>
-          <w:lang w:eastAsia="ca-ES"/>
-        </w:rPr>
-        <w:t>)</w:t>
-      </w:r>
-      <w:r>
-        <w:rPr>
-          <w:rFonts w:eastAsia="Times New Roman" w:cstheme="minorHAnsi"/>
-          <w:color w:val="000000"/>
-          <w:lang w:eastAsia="ca-ES"/>
-        </w:rPr>
-        <w:t xml:space="preserve"> </w:t>
-      </w:r>
-      <w:r>
-        <w:rPr>
-          <w:rFonts w:eastAsia="Times New Roman" w:cstheme="minorHAnsi"/>
-          <w:color w:val="000000"/>
-          <w:lang w:eastAsia="ca-ES"/>
-        </w:rPr>
-        <w:t xml:space="preserve">with </w:t>
-      </w:r>
-      <w:r>
-        <w:rPr>
-          <w:rFonts w:eastAsia="Times New Roman" w:cstheme="minorHAnsi"/>
-          <w:color w:val="000000"/>
-          <w:lang w:eastAsia="ca-ES"/>
-        </w:rPr>
-        <w:t xml:space="preserve">25 seeds </w:t>
-      </w:r>
-      <w:r>
-        <w:rPr>
-          <w:rFonts w:eastAsia="Times New Roman" w:cstheme="minorHAnsi"/>
-          <w:color w:val="000000"/>
-          <w:lang w:eastAsia="ca-ES"/>
-        </w:rPr>
-        <w:t>each</w:t>
-      </w:r>
-      <w:r>
-        <w:rPr>
-          <w:rFonts w:eastAsia="Times New Roman" w:cstheme="minorHAnsi"/>
-          <w:color w:val="000000"/>
-          <w:lang w:eastAsia="ca-ES"/>
-        </w:rPr>
-        <w:t xml:space="preserve"> (numbers were adapted for seed lots with fewer seeds available) </w:t>
-      </w:r>
-      <w:r>
-        <w:rPr>
-          <w:rFonts w:eastAsia="Times New Roman" w:cstheme="minorHAnsi"/>
-          <w:color w:val="000000"/>
-          <w:lang w:eastAsia="ca-ES"/>
-        </w:rPr>
-        <w:t>on</w:t>
-      </w:r>
-      <w:r>
-        <w:rPr>
-          <w:rFonts w:eastAsia="Times New Roman" w:cstheme="minorHAnsi"/>
-          <w:color w:val="000000"/>
-          <w:lang w:eastAsia="ca-ES"/>
-        </w:rPr>
-        <w:t xml:space="preserve"> </w:t>
-      </w:r>
-      <w:r>
-        <w:rPr>
-          <w:rFonts w:eastAsia="Times New Roman" w:cstheme="minorHAnsi"/>
-          <w:color w:val="000000"/>
-          <w:lang w:eastAsia="ca-ES"/>
-        </w:rPr>
-        <w:t>agar 1%</w:t>
-      </w:r>
-      <w:r>
-        <w:rPr>
-          <w:rFonts w:eastAsia="Times New Roman" w:cstheme="minorHAnsi"/>
-          <w:color w:val="000000"/>
-          <w:lang w:eastAsia="ca-ES"/>
-        </w:rPr>
-        <w:t xml:space="preserve"> (1</w:t>
-      </w:r>
-      <w:r>
-        <w:rPr>
-          <w:rFonts w:eastAsia="Times New Roman" w:cstheme="minorHAnsi"/>
-          <w:color w:val="000000"/>
-          <w:lang w:eastAsia="ca-ES"/>
-        </w:rPr>
-        <w:t xml:space="preserve">0 gr agar in </w:t>
-      </w:r>
-      <w:r>
-        <w:rPr>
-          <w:rFonts w:eastAsia="Times New Roman" w:cstheme="minorHAnsi"/>
-          <w:color w:val="000000"/>
-          <w:lang w:eastAsia="ca-ES"/>
-        </w:rPr>
-        <w:t xml:space="preserve">1L </w:t>
-      </w:r>
-      <w:r>
-        <w:rPr>
-          <w:rFonts w:eastAsia="Times New Roman" w:cstheme="minorHAnsi"/>
-          <w:color w:val="000000"/>
-          <w:lang w:eastAsia="ca-ES"/>
-        </w:rPr>
-        <w:t xml:space="preserve">of </w:t>
-      </w:r>
-      <w:r>
-        <w:rPr>
-          <w:rFonts w:eastAsia="Times New Roman" w:cstheme="minorHAnsi"/>
-          <w:color w:val="000000"/>
-          <w:lang w:eastAsia="ca-ES"/>
-        </w:rPr>
-        <w:t>distilled water)</w:t>
-      </w:r>
-      <w:r>
-        <w:rPr>
-          <w:rFonts w:eastAsia="Times New Roman" w:cstheme="minorHAnsi"/>
-          <w:color w:val="000000"/>
-          <w:lang w:eastAsia="ca-ES"/>
-        </w:rPr>
-        <w:t xml:space="preserve"> and cover with two layers of aluminium foil</w:t>
+        <w:t>and cover with two layers of aluminium foil</w:t>
       </w:r>
       <w:r>
         <w:rPr>
@@ -7173,449 +7334,454 @@
         <w:t xml:space="preserve">As </w:t>
       </w:r>
       <w:r>
-        <w:t xml:space="preserve">PEG solutions depend on experimental </w:t>
-      </w:r>
-      <w:r>
+        <w:t>PEG solutions depend on experimental temperatures, t</w:t>
+      </w:r>
+      <w:r>
+        <w:t xml:space="preserve">wo </w:t>
+      </w:r>
+      <w:r>
+        <w:t xml:space="preserve">PEG solutions </w:t>
+      </w:r>
+      <w:r>
+        <w:t xml:space="preserve">were prepared </w:t>
+      </w:r>
+      <w:r>
+        <w:t xml:space="preserve">according to </w:t>
+      </w:r>
+      <w:r>
+        <w:fldChar w:fldCharType="begin" w:fldLock="1"/>
+      </w:r>
+      <w:r>
+        <w:instrText>ADDIN CSL_CITATION {"citationItems":[{"id":"ITEM-1","itemData":{"author":[{"dropping-particle":"","family":"Michel","given":"Burlyn E","non-dropping-particle":"","parse-names":false,"suffix":""},{"dropping-particle":"","family":"Kaufmann","given":"Merrill R","non-dropping-particle":"","parse-names":false,"suffix":""}],"id":"ITEM-1","issued":{"date-parts":[["1973"]]},"page":"914-916","title":"The Osmotic Potential of Polyethylene Glycol 60001","type":"article-journal"},"uris":["http://www.mendeley.com/documents/?uuid=5dcd3d1a-bbf4-4c97-b53e-728b84b2c212","http://www.mendeley.com/documents/?uuid=8bae9792-5df1-46d8-a9f4-b2080aa2e458"]}],"mendeley":{"formattedCitation":"(Michel &amp; Kaufmann 1973)","manualFormatting":"Michel &amp; Kaufmann (1973)","plainTextFormattedCitation":"(Michel &amp; Kaufmann 1973)","previouslyFormattedCitation":"(Michel &amp; Kaufmann 1973)"},"properties":{"noteIndex":0},"schema":"https://github.com/citation-style-language/schema/raw/master/csl-citation.json"}</w:instrText>
+      </w:r>
+      <w:r>
+        <w:fldChar w:fldCharType="separate"/>
+      </w:r>
+      <w:r>
+        <w:rPr>
+          <w:noProof/>
+        </w:rPr>
+        <w:t>Michel &amp; Kaufmann (1973)</w:t>
+      </w:r>
+      <w:r>
+        <w:fldChar w:fldCharType="end"/>
+      </w:r>
+      <w:r>
+        <w:t xml:space="preserve"> and </w:t>
+      </w:r>
+      <w:r>
+        <w:fldChar w:fldCharType="begin" w:fldLock="1"/>
+      </w:r>
+      <w:r>
+        <w:instrText>ADDIN CSL_CITATION {"citationItems":[{"id":"ITEM-1","itemData":{"ISBN":"1678-3921","ISSN":"1678-3921","abstract":"Um expressivo número de pesquisas vem sendo desenvolvido na área de pré-condicionamento em sementes. Na busca de contribuir com os técnicos envolvidos em pes­quisas nesta área, procurou-se através da inter-relação entre a Termodinâmica e a Tecnologia de Sementes caracterizar potenciais hídrico, osmótico, mátrico e de pressão e, a partir do tra­balho de Michel &amp; Kaufmann (1973), construir uma tabela associando potencial osmótico, concentração de polietileno glicol 6000 e temperatura.","author":[{"dropping-particle":"","family":"Villela","given":"Francisco Amaral","non-dropping-particle":"","parse-names":false,"suffix":""},{"dropping-particle":"","family":"Doni Filho","given":"Luiz","non-dropping-particle":"","parse-names":false,"suffix":""},{"dropping-particle":"","family":"Sequeira","given":"Eliseo Lecrerc","non-dropping-particle":"","parse-names":false,"suffix":""}],"container-title":"Pesquisa Agropecuária Brasileira","id":"ITEM-1","issue":"11/12","issued":{"date-parts":[["1991"]]},"page":"1957-1968","title":"Tabela de potencial osmótico em função da concentração de polietileno glicol 6.000 e da temperatura","type":"article-journal","volume":"26"},"uris":["http://www.mendeley.com/documents/?uuid=309ba047-c4bd-4f3c-8de0-e44ba85df0c4"]}],"mendeley":{"formattedCitation":"(Villela et al. 1991)","manualFormatting":"Villela et al. (1991)","plainTextFormattedCitation":"(Villela et al. 1991)","previouslyFormattedCitation":"(Villela et al. 1991)"},"properties":{"noteIndex":0},"schema":"https://github.com/citation-style-language/schema/raw/master/csl-citation.json"}</w:instrText>
+      </w:r>
+      <w:r>
+        <w:fldChar w:fldCharType="separate"/>
+      </w:r>
+      <w:r>
+        <w:rPr>
+          <w:noProof/>
+        </w:rPr>
+        <w:t xml:space="preserve">Villela et al. </w:t>
+      </w:r>
+      <w:r>
+        <w:rPr>
+          <w:noProof/>
+        </w:rPr>
+        <w:t>(</w:t>
+      </w:r>
+      <w:r>
+        <w:rPr>
+          <w:noProof/>
+        </w:rPr>
+        <w:t>1991)</w:t>
+      </w:r>
+      <w:r>
+        <w:fldChar w:fldCharType="end"/>
+      </w:r>
+      <w:r>
+        <w:t xml:space="preserve"> to reach desired osmotic potentials at </w:t>
+      </w:r>
+      <w:r>
+        <w:t xml:space="preserve">10 ºC </w:t>
+      </w:r>
+      <w:r>
+        <w:t xml:space="preserve">and </w:t>
+      </w:r>
+      <w:r>
+        <w:t>17</w:t>
+      </w:r>
+      <w:r>
+        <w:t>ºC</w:t>
+      </w:r>
+      <w:r>
+        <w:t xml:space="preserve"> </w:t>
+      </w:r>
+      <w:r>
+        <w:t xml:space="preserve">depending on species optimal germination temperature. </w:t>
+      </w:r>
+      <w:r>
+        <w:t xml:space="preserve"> </w:t>
+      </w:r>
+      <w:r>
+        <w:t xml:space="preserve">Finally, </w:t>
+      </w:r>
+      <w:r>
+        <w:t>the rest of the seed</w:t>
+      </w:r>
+      <w:r>
+        <w:t>s</w:t>
+      </w:r>
+      <w:r>
+        <w:t xml:space="preserve"> </w:t>
+      </w:r>
+      <w:proofErr w:type="gramStart"/>
+      <w:r>
+        <w:t>were divided</w:t>
+      </w:r>
+      <w:proofErr w:type="gramEnd"/>
+      <w:r>
+        <w:t xml:space="preserve"> between </w:t>
+      </w:r>
+      <w:r>
+        <w:t>control</w:t>
+      </w:r>
+      <w:r>
+        <w:t xml:space="preserve"> and constant</w:t>
+      </w:r>
+      <w:r>
+        <w:t xml:space="preserve"> temperature</w:t>
+      </w:r>
+      <w:r>
+        <w:t xml:space="preserve"> treatments</w:t>
+      </w:r>
+      <w:r>
+        <w:t xml:space="preserve">, </w:t>
+      </w:r>
+      <w:r>
+        <w:t xml:space="preserve">added 6ml of distilled water and sealed with </w:t>
+      </w:r>
+      <w:proofErr w:type="spellStart"/>
+      <w:r>
+        <w:t>parafilm</w:t>
+      </w:r>
+      <w:proofErr w:type="spellEnd"/>
+      <w:r>
+        <w:t xml:space="preserve">. </w:t>
+      </w:r>
+      <w:r>
+        <w:rPr>
+          <w:rFonts w:cstheme="minorHAnsi"/>
+        </w:rPr>
+        <w:t xml:space="preserve">We checked </w:t>
+      </w:r>
+      <w:r>
+        <w:rPr>
+          <w:rFonts w:cstheme="minorHAnsi"/>
+        </w:rPr>
+        <w:t xml:space="preserve">germination </w:t>
+      </w:r>
+      <w:r>
+        <w:rPr>
+          <w:rFonts w:cstheme="minorHAnsi"/>
+        </w:rPr>
+        <w:t xml:space="preserve">right after cold stratification </w:t>
+      </w:r>
+      <w:proofErr w:type="spellStart"/>
+      <w:r>
+        <w:rPr>
+          <w:rFonts w:cstheme="minorHAnsi"/>
+        </w:rPr>
+        <w:t>pretreatment</w:t>
+      </w:r>
+      <w:proofErr w:type="spellEnd"/>
+      <w:r>
+        <w:rPr>
+          <w:rFonts w:cstheme="minorHAnsi"/>
+        </w:rPr>
+        <w:t>, as a proxy of species ability to germinate under snow-like conditions</w:t>
+      </w:r>
+      <w:r>
+        <w:rPr>
+          <w:rFonts w:cstheme="minorHAnsi"/>
+        </w:rPr>
+        <w:t xml:space="preserve"> to have extra information</w:t>
+      </w:r>
+      <w:r>
+        <w:rPr>
+          <w:rFonts w:cstheme="minorHAnsi"/>
+        </w:rPr>
+        <w:t xml:space="preserve"> to include in niche dissimilarity analysis, </w:t>
+      </w:r>
+      <w:r>
+        <w:rPr>
+          <w:rFonts w:eastAsia="Times New Roman" w:cstheme="minorHAnsi"/>
+          <w:color w:val="000000"/>
+          <w:lang w:eastAsia="ca-ES"/>
+        </w:rPr>
+        <w:t>one species (</w:t>
+      </w:r>
+      <w:proofErr w:type="spellStart"/>
+      <w:r>
+        <w:rPr>
+          <w:rFonts w:eastAsia="Times New Roman" w:cstheme="minorHAnsi"/>
+          <w:i/>
+          <w:color w:val="000000"/>
+          <w:lang w:eastAsia="ca-ES"/>
+        </w:rPr>
+        <w:t>Teesdalia</w:t>
+      </w:r>
+      <w:proofErr w:type="spellEnd"/>
+      <w:r>
+        <w:rPr>
+          <w:rFonts w:eastAsia="Times New Roman" w:cstheme="minorHAnsi"/>
+          <w:i/>
+          <w:color w:val="000000"/>
+          <w:lang w:eastAsia="ca-ES"/>
+        </w:rPr>
+        <w:t xml:space="preserve"> </w:t>
+      </w:r>
+      <w:proofErr w:type="spellStart"/>
+      <w:r>
+        <w:rPr>
+          <w:rFonts w:eastAsia="Times New Roman" w:cstheme="minorHAnsi"/>
+          <w:i/>
+          <w:color w:val="000000"/>
+          <w:lang w:eastAsia="ca-ES"/>
+        </w:rPr>
+        <w:t>conferta</w:t>
+      </w:r>
+      <w:proofErr w:type="spellEnd"/>
+      <w:r>
+        <w:rPr>
+          <w:rFonts w:eastAsia="Times New Roman" w:cstheme="minorHAnsi"/>
+          <w:color w:val="000000"/>
+          <w:lang w:eastAsia="ca-ES"/>
+        </w:rPr>
+        <w:t xml:space="preserve">) germinated to 100% thus </w:t>
+      </w:r>
+      <w:proofErr w:type="gramStart"/>
+      <w:r>
+        <w:rPr>
+          <w:rFonts w:eastAsia="Times New Roman" w:cstheme="minorHAnsi"/>
+          <w:color w:val="000000"/>
+          <w:lang w:eastAsia="ca-ES"/>
+        </w:rPr>
+        <w:t>was removed</w:t>
+      </w:r>
+      <w:proofErr w:type="gramEnd"/>
+      <w:r>
+        <w:rPr>
+          <w:rFonts w:eastAsia="Times New Roman" w:cstheme="minorHAnsi"/>
+          <w:color w:val="000000"/>
+          <w:lang w:eastAsia="ca-ES"/>
+        </w:rPr>
+        <w:t xml:space="preserve"> from germination treatments analysis</w:t>
+      </w:r>
+      <w:r>
+        <w:rPr>
+          <w:rFonts w:cstheme="minorHAnsi"/>
+        </w:rPr>
+        <w:t>. Fr</w:t>
+      </w:r>
+      <w:r>
+        <w:rPr>
+          <w:rFonts w:cstheme="minorHAnsi"/>
+        </w:rPr>
+        <w:t>o</w:t>
+      </w:r>
+      <w:r>
+        <w:rPr>
+          <w:rFonts w:cstheme="minorHAnsi"/>
+        </w:rPr>
+        <w:t>m there</w:t>
+      </w:r>
+      <w:r>
+        <w:rPr>
+          <w:rFonts w:cstheme="minorHAnsi"/>
+        </w:rPr>
+        <w:t xml:space="preserve"> on,</w:t>
+      </w:r>
+      <w:r>
+        <w:rPr>
+          <w:rFonts w:cstheme="minorHAnsi"/>
+        </w:rPr>
+        <w:t xml:space="preserve"> we checked</w:t>
+      </w:r>
+      <w:r>
+        <w:rPr>
+          <w:rFonts w:cstheme="minorHAnsi"/>
+        </w:rPr>
+        <w:t xml:space="preserve"> </w:t>
+      </w:r>
+      <w:r>
+        <w:rPr>
+          <w:rFonts w:cstheme="minorHAnsi"/>
+        </w:rPr>
+        <w:t>germination</w:t>
+      </w:r>
+      <w:r>
+        <w:rPr>
+          <w:rFonts w:eastAsia="Times New Roman" w:cstheme="minorHAnsi"/>
+          <w:color w:val="000000"/>
+          <w:lang w:eastAsia="ca-ES"/>
+        </w:rPr>
+        <w:t xml:space="preserve"> </w:t>
+      </w:r>
+      <w:r>
+        <w:rPr>
+          <w:rFonts w:cstheme="minorHAnsi"/>
+        </w:rPr>
+        <w:t xml:space="preserve">every </w:t>
+      </w:r>
+      <w:r>
+        <w:rPr>
+          <w:rFonts w:cstheme="minorHAnsi"/>
+        </w:rPr>
+        <w:t xml:space="preserve">week </w:t>
+      </w:r>
+      <w:r>
+        <w:rPr>
+          <w:rFonts w:cstheme="minorHAnsi"/>
+        </w:rPr>
+        <w:t>until the end of the experiment</w:t>
+      </w:r>
+      <w:r>
+        <w:rPr>
+          <w:rFonts w:cstheme="minorHAnsi"/>
+        </w:rPr>
+        <w:t xml:space="preserve"> (6 weeks)</w:t>
+      </w:r>
+      <w:r>
+        <w:rPr>
+          <w:rFonts w:cstheme="minorHAnsi"/>
+        </w:rPr>
+        <w:t xml:space="preserve">. We removed seeds from the petri dishes once </w:t>
+      </w:r>
+      <w:r>
+        <w:rPr>
+          <w:rFonts w:eastAsia="Times New Roman" w:cstheme="minorHAnsi"/>
+          <w:color w:val="000000"/>
+          <w:lang w:eastAsia="ca-ES"/>
+        </w:rPr>
+        <w:t xml:space="preserve">germination occurred (radicle &gt; 1.5 mm long). At the end of the experiment, we cut open non-germinated seeds under the binocular loupe </w:t>
+      </w:r>
+      <w:proofErr w:type="gramStart"/>
+      <w:r>
+        <w:rPr>
+          <w:rFonts w:eastAsia="Times New Roman" w:cstheme="minorHAnsi"/>
+          <w:color w:val="000000"/>
+          <w:lang w:eastAsia="ca-ES"/>
+        </w:rPr>
+        <w:t>to visually assess</w:t>
+      </w:r>
+      <w:proofErr w:type="gramEnd"/>
+      <w:r>
+        <w:rPr>
+          <w:rFonts w:eastAsia="Times New Roman" w:cstheme="minorHAnsi"/>
+          <w:color w:val="000000"/>
+          <w:lang w:eastAsia="ca-ES"/>
+        </w:rPr>
+        <w:t xml:space="preserve"> if they were empty, infected, or seemed normal. We considered seeds</w:t>
+      </w:r>
+      <w:r>
+        <w:rPr>
+          <w:rFonts w:cstheme="minorHAnsi"/>
+          <w:color w:val="000000"/>
+        </w:rPr>
+        <w:t xml:space="preserve"> with white and firm embryos viable, i.e. potentially </w:t>
+      </w:r>
+      <w:proofErr w:type="spellStart"/>
+      <w:r>
+        <w:rPr>
+          <w:rFonts w:cstheme="minorHAnsi"/>
+          <w:color w:val="000000"/>
+        </w:rPr>
+        <w:t>germinable</w:t>
+      </w:r>
+      <w:proofErr w:type="spellEnd"/>
+      <w:r>
+        <w:rPr>
+          <w:rFonts w:cstheme="minorHAnsi"/>
+          <w:color w:val="000000"/>
+        </w:rPr>
+        <w:t xml:space="preserve"> </w:t>
+      </w:r>
+      <w:r>
+        <w:rPr>
+          <w:rFonts w:cstheme="minorHAnsi"/>
+          <w:color w:val="000000"/>
+        </w:rPr>
+        <w:fldChar w:fldCharType="begin" w:fldLock="1"/>
+      </w:r>
+      <w:r>
+        <w:rPr>
+          <w:rFonts w:cstheme="minorHAnsi"/>
+          <w:color w:val="000000"/>
+        </w:rPr>
+        <w:instrText>ADDIN CSL_CITATION {"citationItems":[{"id":"ITEM-1","itemData":{"DOI":"10.1016/B978-0-12-416677-6.00001-9","ISBN":"978-0-12-416677-6","abstract":"This book covers the present state of knowledge of the ecology, biogeography and evolution of whole-seed dormancy and germination, and it synthesizes available information on these topics for more than 14,000 species. The first chapter explains the meaning of seed germination ecology, provides an overview of the general kinds of information needed to understand the seed germination ecology of a species and comments on the values of such studies. Also, attention is given to reasons why this book on seed germination is needed, and how it differs from previous ones written on various aspects of seeds.","author":[{"dropping-particle":"","family":"Baskin","given":"Carol C.","non-dropping-particle":"","parse-names":false,"suffix":""},{"dropping-particle":"","family":"Baskin","given":"Jerry M.","non-dropping-particle":"","parse-names":false,"suffix":""}],"container-title":"Seeds","edition":"2nd Editio","id":"ITEM-1","issued":{"date-parts":[["2014","1","1"]]},"publisher":"Academic Press","publisher-place":"San Diego, CA, USA","title":"Seeds. Ecology, Biogeography and Evolution of Dormancy and Germination","type":"book"},"uris":["http://www.mendeley.com/documents/?uuid=a147d983-47ad-3113-ac22-f9e2c3bbcc32"]}],"mendeley":{"formattedCitation":"(Baskin and Baskin, 2014)","plainTextFormattedCitation":"(Baskin and Baskin, 2014)","previouslyFormattedCitation":"(Baskin and Baskin, 2014)"},"properties":{"noteIndex":0},"schema":"https://github.com/citation-style-language/schema/raw/master/csl-citation.json"}</w:instrText>
+      </w:r>
+      <w:r>
+        <w:rPr>
+          <w:rFonts w:cstheme="minorHAnsi"/>
+          <w:color w:val="000000"/>
+        </w:rPr>
+        <w:fldChar w:fldCharType="separate"/>
+      </w:r>
+      <w:r>
+        <w:rPr>
+          <w:rFonts w:cstheme="minorHAnsi"/>
+          <w:noProof/>
+          <w:color w:val="000000"/>
+        </w:rPr>
+        <w:t>(Baskin and Baskin, 2014)</w:t>
+      </w:r>
+      <w:r>
+        <w:rPr>
+          <w:rFonts w:cstheme="minorHAnsi"/>
+          <w:color w:val="000000"/>
+        </w:rPr>
+        <w:fldChar w:fldCharType="end"/>
+      </w:r>
+      <w:r>
+        <w:rPr>
+          <w:rFonts w:cstheme="minorHAnsi"/>
+          <w:color w:val="000000"/>
+        </w:rPr>
+        <w:t xml:space="preserve">. We removed </w:t>
+      </w:r>
+      <w:r>
+        <w:rPr>
+          <w:rFonts w:eastAsia="Times New Roman" w:cstheme="minorHAnsi"/>
+          <w:color w:val="000000"/>
+          <w:lang w:eastAsia="ca-ES"/>
+        </w:rPr>
+        <w:t xml:space="preserve">empty or infected seeds </w:t>
+      </w:r>
+      <w:r>
+        <w:rPr>
+          <w:rFonts w:eastAsia="Times New Roman" w:cstheme="minorHAnsi"/>
+          <w:color w:val="000000"/>
+          <w:lang w:eastAsia="ca-ES"/>
+        </w:rPr>
+        <w:t>as well as</w:t>
+      </w:r>
+      <w:r>
+        <w:rPr>
+          <w:rFonts w:eastAsia="Times New Roman" w:cstheme="minorHAnsi"/>
+          <w:color w:val="000000"/>
+          <w:lang w:eastAsia="ca-ES"/>
+        </w:rPr>
+        <w:t xml:space="preserve"> populations with zero </w:t>
+      </w:r>
+      <w:r>
+        <w:rPr>
+          <w:rFonts w:eastAsia="Times New Roman" w:cstheme="minorHAnsi"/>
+          <w:color w:val="000000"/>
+          <w:lang w:eastAsia="ca-ES"/>
+        </w:rPr>
         <w:lastRenderedPageBreak/>
-        <w:t>temperatures, t</w:t>
-      </w:r>
-      <w:r>
-        <w:t xml:space="preserve">wo </w:t>
-      </w:r>
-      <w:r>
-        <w:t xml:space="preserve">PEG solutions </w:t>
-      </w:r>
-      <w:r>
-        <w:t xml:space="preserve">were prepared </w:t>
-      </w:r>
-      <w:r>
-        <w:t xml:space="preserve">according to </w:t>
-      </w:r>
-      <w:r>
-        <w:fldChar w:fldCharType="begin" w:fldLock="1"/>
-      </w:r>
-      <w:r>
-        <w:instrText>ADDIN CSL_CITATION {"citationItems":[{"id":"ITEM-1","itemData":{"author":[{"dropping-particle":"","family":"Michel","given":"Burlyn E","non-dropping-particle":"","parse-names":false,"suffix":""},{"dropping-particle":"","family":"Kaufmann","given":"Merrill R","non-dropping-particle":"","parse-names":false,"suffix":""}],"id":"ITEM-1","issued":{"date-parts":[["1973"]]},"page":"914-916","title":"The Osmotic Potential of Polyethylene Glycol 60001","type":"article-journal"},"uris":["http://www.mendeley.com/documents/?uuid=5dcd3d1a-bbf4-4c97-b53e-728b84b2c212","http://www.mendeley.com/documents/?uuid=8bae9792-5df1-46d8-a9f4-b2080aa2e458"]}],"mendeley":{"formattedCitation":"(Michel &amp; Kaufmann 1973)","manualFormatting":"Michel &amp; Kaufmann (1973)","plainTextFormattedCitation":"(Michel &amp; Kaufmann 1973)","previouslyFormattedCitation":"(Michel &amp; Kaufmann 1973)"},"properties":{"noteIndex":0},"schema":"https://github.com/citation-style-language/schema/raw/master/csl-citation.json"}</w:instrText>
-      </w:r>
-      <w:r>
-        <w:fldChar w:fldCharType="separate"/>
-      </w:r>
-      <w:r>
-        <w:rPr>
-          <w:noProof/>
-        </w:rPr>
-        <w:t>Michel &amp; Kaufmann (1973)</w:t>
-      </w:r>
-      <w:r>
-        <w:fldChar w:fldCharType="end"/>
-      </w:r>
-      <w:r>
-        <w:t xml:space="preserve"> and </w:t>
-      </w:r>
-      <w:r>
-        <w:fldChar w:fldCharType="begin" w:fldLock="1"/>
-      </w:r>
-      <w:r>
-        <w:instrText>ADDIN CSL_CITATION {"citationItems":[{"id":"ITEM-1","itemData":{"ISBN":"1678-3921","ISSN":"1678-3921","abstract":"Um expressivo número de pesquisas vem sendo desenvolvido na área de pré-condicionamento em sementes. Na busca de contribuir com os técnicos envolvidos em pes­quisas nesta área, procurou-se através da inter-relação entre a Termodinâmica e a Tecnologia de Sementes caracterizar potenciais hídrico, osmótico, mátrico e de pressão e, a partir do tra­balho de Michel &amp; Kaufmann (1973), construir uma tabela associando potencial osmótico, concentração de polietileno glicol 6000 e temperatura.","author":[{"dropping-particle":"","family":"Villela","given":"Francisco Amaral","non-dropping-particle":"","parse-names":false,"suffix":""},{"dropping-particle":"","family":"Doni Filho","given":"Luiz","non-dropping-particle":"","parse-names":false,"suffix":""},{"dropping-particle":"","family":"Sequeira","given":"Eliseo Lecrerc","non-dropping-particle":"","parse-names":false,"suffix":""}],"container-title":"Pesquisa Agropecuária Brasileira","id":"ITEM-1","issue":"11/12","issued":{"date-parts":[["1991"]]},"page":"1957-1968","title":"Tabela de potencial osmótico em função da concentração de polietileno glicol 6.000 e da temperatura","type":"article-journal","volume":"26"},"uris":["http://www.mendeley.com/documents/?uuid=309ba047-c4bd-4f3c-8de0-e44ba85df0c4"]}],"mendeley":{"formattedCitation":"(Villela et al. 1991)","manualFormatting":"Villela et al. (1991)","plainTextFormattedCitation":"(Villela et al. 1991)","previouslyFormattedCitation":"(Villela et al. 1991)"},"properties":{"noteIndex":0},"schema":"https://github.com/citation-style-language/schema/raw/master/csl-citation.json"}</w:instrText>
-      </w:r>
-      <w:r>
-        <w:fldChar w:fldCharType="separate"/>
-      </w:r>
-      <w:r>
-        <w:rPr>
-          <w:noProof/>
-        </w:rPr>
-        <w:t xml:space="preserve">Villela et al. </w:t>
-      </w:r>
-      <w:r>
-        <w:rPr>
-          <w:noProof/>
-        </w:rPr>
-        <w:t>(</w:t>
-      </w:r>
-      <w:r>
-        <w:rPr>
-          <w:noProof/>
-        </w:rPr>
-        <w:t>1991)</w:t>
-      </w:r>
-      <w:r>
-        <w:fldChar w:fldCharType="end"/>
-      </w:r>
-      <w:r>
-        <w:t xml:space="preserve"> to reach desired osmotic potentials at </w:t>
-      </w:r>
-      <w:r>
-        <w:t xml:space="preserve">10 ºC </w:t>
-      </w:r>
-      <w:r>
-        <w:t xml:space="preserve">and </w:t>
-      </w:r>
-      <w:r>
-        <w:t>17</w:t>
-      </w:r>
-      <w:r>
-        <w:t>ºC</w:t>
-      </w:r>
-      <w:r>
-        <w:t xml:space="preserve"> </w:t>
-      </w:r>
-      <w:r>
-        <w:t xml:space="preserve">depending on species optimal germination temperature. </w:t>
-      </w:r>
-      <w:r>
-        <w:t xml:space="preserve"> </w:t>
-      </w:r>
-      <w:r>
-        <w:t xml:space="preserve">Finally, </w:t>
-      </w:r>
-      <w:r>
-        <w:t>the rest of the seed</w:t>
-      </w:r>
-      <w:r>
-        <w:t>s</w:t>
-      </w:r>
-      <w:r>
-        <w:t xml:space="preserve"> </w:t>
-      </w:r>
-      <w:proofErr w:type="gramStart"/>
-      <w:r>
-        <w:t>were divided</w:t>
-      </w:r>
-      <w:proofErr w:type="gramEnd"/>
-      <w:r>
-        <w:t xml:space="preserve"> between </w:t>
-      </w:r>
-      <w:r>
-        <w:t>control</w:t>
-      </w:r>
-      <w:r>
-        <w:t xml:space="preserve"> and constant</w:t>
-      </w:r>
-      <w:r>
-        <w:t xml:space="preserve"> temperature</w:t>
-      </w:r>
-      <w:r>
-        <w:t xml:space="preserve"> treatments</w:t>
-      </w:r>
-      <w:r>
-        <w:t xml:space="preserve">, </w:t>
-      </w:r>
-      <w:r>
-        <w:t xml:space="preserve">added 6ml of distilled water and sealed with </w:t>
-      </w:r>
-      <w:proofErr w:type="spellStart"/>
-      <w:r>
-        <w:t>parafilm</w:t>
-      </w:r>
-      <w:proofErr w:type="spellEnd"/>
-      <w:r>
-        <w:t xml:space="preserve">. </w:t>
-      </w:r>
-      <w:r>
-        <w:rPr>
-          <w:rFonts w:cstheme="minorHAnsi"/>
-        </w:rPr>
-        <w:t xml:space="preserve">We checked </w:t>
-      </w:r>
-      <w:r>
-        <w:rPr>
-          <w:rFonts w:cstheme="minorHAnsi"/>
-        </w:rPr>
-        <w:t xml:space="preserve">germination </w:t>
-      </w:r>
-      <w:r>
-        <w:rPr>
-          <w:rFonts w:cstheme="minorHAnsi"/>
-        </w:rPr>
-        <w:t xml:space="preserve">right after cold stratification </w:t>
-      </w:r>
-      <w:proofErr w:type="spellStart"/>
-      <w:r>
-        <w:rPr>
-          <w:rFonts w:cstheme="minorHAnsi"/>
-        </w:rPr>
-        <w:t>pretreatment</w:t>
-      </w:r>
-      <w:proofErr w:type="spellEnd"/>
-      <w:r>
-        <w:rPr>
-          <w:rFonts w:cstheme="minorHAnsi"/>
-        </w:rPr>
-        <w:t>, as a proxy of species ability to germinate under snow-like conditions</w:t>
-      </w:r>
-      <w:r>
-        <w:rPr>
-          <w:rFonts w:cstheme="minorHAnsi"/>
-        </w:rPr>
-        <w:t xml:space="preserve"> to have extra information</w:t>
-      </w:r>
-      <w:r>
-        <w:rPr>
-          <w:rFonts w:cstheme="minorHAnsi"/>
-        </w:rPr>
-        <w:t xml:space="preserve"> to include in niche dissimilarity analysis, </w:t>
-      </w:r>
-      <w:r>
-        <w:rPr>
-          <w:rFonts w:eastAsia="Times New Roman" w:cstheme="minorHAnsi"/>
-          <w:color w:val="000000"/>
-          <w:lang w:eastAsia="ca-ES"/>
-        </w:rPr>
-        <w:t>one species (</w:t>
-      </w:r>
-      <w:proofErr w:type="spellStart"/>
-      <w:r>
-        <w:rPr>
-          <w:rFonts w:eastAsia="Times New Roman" w:cstheme="minorHAnsi"/>
-          <w:i/>
-          <w:color w:val="000000"/>
-          <w:lang w:eastAsia="ca-ES"/>
-        </w:rPr>
-        <w:t>Teesdalia</w:t>
-      </w:r>
-      <w:proofErr w:type="spellEnd"/>
-      <w:r>
-        <w:rPr>
-          <w:rFonts w:eastAsia="Times New Roman" w:cstheme="minorHAnsi"/>
-          <w:i/>
-          <w:color w:val="000000"/>
-          <w:lang w:eastAsia="ca-ES"/>
-        </w:rPr>
-        <w:t xml:space="preserve"> </w:t>
-      </w:r>
-      <w:proofErr w:type="spellStart"/>
-      <w:r>
-        <w:rPr>
-          <w:rFonts w:eastAsia="Times New Roman" w:cstheme="minorHAnsi"/>
-          <w:i/>
-          <w:color w:val="000000"/>
-          <w:lang w:eastAsia="ca-ES"/>
-        </w:rPr>
-        <w:t>conferta</w:t>
-      </w:r>
-      <w:proofErr w:type="spellEnd"/>
-      <w:r>
-        <w:rPr>
-          <w:rFonts w:eastAsia="Times New Roman" w:cstheme="minorHAnsi"/>
-          <w:color w:val="000000"/>
-          <w:lang w:eastAsia="ca-ES"/>
-        </w:rPr>
-        <w:t xml:space="preserve">) germinated to 100% thus </w:t>
-      </w:r>
-      <w:proofErr w:type="gramStart"/>
-      <w:r>
-        <w:rPr>
-          <w:rFonts w:eastAsia="Times New Roman" w:cstheme="minorHAnsi"/>
-          <w:color w:val="000000"/>
-          <w:lang w:eastAsia="ca-ES"/>
-        </w:rPr>
-        <w:t>was removed</w:t>
-      </w:r>
-      <w:proofErr w:type="gramEnd"/>
-      <w:r>
-        <w:rPr>
-          <w:rFonts w:eastAsia="Times New Roman" w:cstheme="minorHAnsi"/>
-          <w:color w:val="000000"/>
-          <w:lang w:eastAsia="ca-ES"/>
-        </w:rPr>
-        <w:t xml:space="preserve"> from germination treatments analysis</w:t>
-      </w:r>
-      <w:r>
-        <w:rPr>
-          <w:rFonts w:cstheme="minorHAnsi"/>
-        </w:rPr>
-        <w:t>. Fr</w:t>
-      </w:r>
-      <w:r>
-        <w:rPr>
-          <w:rFonts w:cstheme="minorHAnsi"/>
-        </w:rPr>
-        <w:t>o</w:t>
-      </w:r>
-      <w:r>
-        <w:rPr>
-          <w:rFonts w:cstheme="minorHAnsi"/>
-        </w:rPr>
-        <w:t>m there</w:t>
-      </w:r>
-      <w:r>
-        <w:rPr>
-          <w:rFonts w:cstheme="minorHAnsi"/>
-        </w:rPr>
-        <w:t xml:space="preserve"> on,</w:t>
-      </w:r>
-      <w:r>
-        <w:rPr>
-          <w:rFonts w:cstheme="minorHAnsi"/>
-        </w:rPr>
-        <w:t xml:space="preserve"> we checked</w:t>
-      </w:r>
-      <w:r>
-        <w:rPr>
-          <w:rFonts w:cstheme="minorHAnsi"/>
-        </w:rPr>
-        <w:t xml:space="preserve"> </w:t>
-      </w:r>
-      <w:r>
-        <w:rPr>
-          <w:rFonts w:cstheme="minorHAnsi"/>
-        </w:rPr>
         <w:t>germination</w:t>
-      </w:r>
-      <w:r>
-        <w:rPr>
-          <w:rFonts w:eastAsia="Times New Roman" w:cstheme="minorHAnsi"/>
-          <w:color w:val="000000"/>
-          <w:lang w:eastAsia="ca-ES"/>
-        </w:rPr>
-        <w:t xml:space="preserve"> </w:t>
-      </w:r>
-      <w:r>
-        <w:rPr>
-          <w:rFonts w:cstheme="minorHAnsi"/>
-        </w:rPr>
-        <w:t xml:space="preserve">every </w:t>
-      </w:r>
-      <w:r>
-        <w:rPr>
-          <w:rFonts w:cstheme="minorHAnsi"/>
-        </w:rPr>
-        <w:t xml:space="preserve">week </w:t>
-      </w:r>
-      <w:r>
-        <w:rPr>
-          <w:rFonts w:cstheme="minorHAnsi"/>
-        </w:rPr>
-        <w:t>until the end of the experiment</w:t>
-      </w:r>
-      <w:r>
-        <w:rPr>
-          <w:rFonts w:cstheme="minorHAnsi"/>
-        </w:rPr>
-        <w:t xml:space="preserve"> (6 weeks)</w:t>
-      </w:r>
-      <w:r>
-        <w:rPr>
-          <w:rFonts w:cstheme="minorHAnsi"/>
-        </w:rPr>
-        <w:t xml:space="preserve">. We removed seeds from the petri dishes once </w:t>
-      </w:r>
-      <w:r>
-        <w:rPr>
-          <w:rFonts w:eastAsia="Times New Roman" w:cstheme="minorHAnsi"/>
-          <w:color w:val="000000"/>
-          <w:lang w:eastAsia="ca-ES"/>
-        </w:rPr>
-        <w:t xml:space="preserve">germination occurred (radicle &gt; 1.5 mm long). At the end of the experiment, we cut open non-germinated seeds under the binocular loupe </w:t>
-      </w:r>
-      <w:proofErr w:type="gramStart"/>
-      <w:r>
-        <w:rPr>
-          <w:rFonts w:eastAsia="Times New Roman" w:cstheme="minorHAnsi"/>
-          <w:color w:val="000000"/>
-          <w:lang w:eastAsia="ca-ES"/>
-        </w:rPr>
-        <w:t>to visually assess</w:t>
-      </w:r>
-      <w:proofErr w:type="gramEnd"/>
-      <w:r>
-        <w:rPr>
-          <w:rFonts w:eastAsia="Times New Roman" w:cstheme="minorHAnsi"/>
-          <w:color w:val="000000"/>
-          <w:lang w:eastAsia="ca-ES"/>
-        </w:rPr>
-        <w:t xml:space="preserve"> if they were empty, infected, or seemed normal. We considered seeds</w:t>
-      </w:r>
-      <w:r>
-        <w:rPr>
-          <w:rFonts w:cstheme="minorHAnsi"/>
-          <w:color w:val="000000"/>
-        </w:rPr>
-        <w:t xml:space="preserve"> with white and firm embryos viable, i.e. potentially </w:t>
-      </w:r>
-      <w:proofErr w:type="spellStart"/>
-      <w:r>
-        <w:rPr>
-          <w:rFonts w:cstheme="minorHAnsi"/>
-          <w:color w:val="000000"/>
-        </w:rPr>
-        <w:t>germinable</w:t>
-      </w:r>
-      <w:proofErr w:type="spellEnd"/>
-      <w:r>
-        <w:rPr>
-          <w:rFonts w:cstheme="minorHAnsi"/>
-          <w:color w:val="000000"/>
-        </w:rPr>
-        <w:t xml:space="preserve"> </w:t>
-      </w:r>
-      <w:r>
-        <w:rPr>
-          <w:rFonts w:cstheme="minorHAnsi"/>
-          <w:color w:val="000000"/>
-        </w:rPr>
-        <w:fldChar w:fldCharType="begin" w:fldLock="1"/>
-      </w:r>
-      <w:r>
-        <w:rPr>
-          <w:rFonts w:cstheme="minorHAnsi"/>
-          <w:color w:val="000000"/>
-        </w:rPr>
-        <w:instrText>ADDIN CSL_CITATION {"citationItems":[{"id":"ITEM-1","itemData":{"DOI":"10.1016/B978-0-12-416677-6.00001-9","ISBN":"978-0-12-416677-6","abstract":"This book covers the present state of knowledge of the ecology, biogeography and evolution of whole-seed dormancy and germination, and it synthesizes available information on these topics for more than 14,000 species. The first chapter explains the meaning of seed germination ecology, provides an overview of the general kinds of information needed to understand the seed germination ecology of a species and comments on the values of such studies. Also, attention is given to reasons why this book on seed germination is needed, and how it differs from previous ones written on various aspects of seeds.","author":[{"dropping-particle":"","family":"Baskin","given":"Carol C.","non-dropping-particle":"","parse-names":false,"suffix":""},{"dropping-particle":"","family":"Baskin","given":"Jerry M.","non-dropping-particle":"","parse-names":false,"suffix":""}],"container-title":"Seeds","edition":"2nd Editio","id":"ITEM-1","issued":{"date-parts":[["2014","1","1"]]},"publisher":"Academic Press","publisher-place":"San Diego, CA, USA","title":"Seeds. Ecology, Biogeography and Evolution of Dormancy and Germination","type":"book"},"uris":["http://www.mendeley.com/documents/?uuid=a147d983-47ad-3113-ac22-f9e2c3bbcc32"]}],"mendeley":{"formattedCitation":"(Baskin and Baskin, 2014)","plainTextFormattedCitation":"(Baskin and Baskin, 2014)","previouslyFormattedCitation":"(Baskin and Baskin, 2014)"},"properties":{"noteIndex":0},"schema":"https://github.com/citation-style-language/schema/raw/master/csl-citation.json"}</w:instrText>
-      </w:r>
-      <w:r>
-        <w:rPr>
-          <w:rFonts w:cstheme="minorHAnsi"/>
-          <w:color w:val="000000"/>
-        </w:rPr>
-        <w:fldChar w:fldCharType="separate"/>
-      </w:r>
-      <w:r>
-        <w:rPr>
-          <w:rFonts w:cstheme="minorHAnsi"/>
-          <w:noProof/>
-          <w:color w:val="000000"/>
-        </w:rPr>
-        <w:t>(Baskin and Baskin, 2014)</w:t>
-      </w:r>
-      <w:r>
-        <w:rPr>
-          <w:rFonts w:cstheme="minorHAnsi"/>
-          <w:color w:val="000000"/>
-        </w:rPr>
-        <w:fldChar w:fldCharType="end"/>
-      </w:r>
-      <w:r>
-        <w:rPr>
-          <w:rFonts w:cstheme="minorHAnsi"/>
-          <w:color w:val="000000"/>
-        </w:rPr>
-        <w:t xml:space="preserve">. We removed </w:t>
-      </w:r>
-      <w:r>
-        <w:rPr>
-          <w:rFonts w:eastAsia="Times New Roman" w:cstheme="minorHAnsi"/>
-          <w:color w:val="000000"/>
-          <w:lang w:eastAsia="ca-ES"/>
-        </w:rPr>
-        <w:t xml:space="preserve">empty or infected seeds </w:t>
-      </w:r>
-      <w:r>
-        <w:rPr>
-          <w:rFonts w:eastAsia="Times New Roman" w:cstheme="minorHAnsi"/>
-          <w:color w:val="000000"/>
-          <w:lang w:eastAsia="ca-ES"/>
-        </w:rPr>
-        <w:t>as well as</w:t>
-      </w:r>
-      <w:r>
-        <w:rPr>
-          <w:rFonts w:eastAsia="Times New Roman" w:cstheme="minorHAnsi"/>
-          <w:color w:val="000000"/>
-          <w:lang w:eastAsia="ca-ES"/>
-        </w:rPr>
-        <w:t xml:space="preserve"> populations with zero germination</w:t>
       </w:r>
       <w:r>
         <w:rPr>
@@ -7873,11 +8039,7 @@
         <w:t>) at 600 dpi</w:t>
       </w:r>
       <w:r>
-        <w:t xml:space="preserve"> and finally leaves were put in the oven at </w:t>
-      </w:r>
-      <w:r>
-        <w:lastRenderedPageBreak/>
-        <w:t>70ºCfor 72h to calculate dry weight. Leaves images where analysed using WINDDIAS version 3 software (</w:t>
+        <w:t xml:space="preserve"> and finally leaves were put in the oven at 70ºCfor 72h to calculate dry weight. Leaves images where analysed using WINDDIAS version 3 software (</w:t>
       </w:r>
       <w:r>
         <w:rPr>
@@ -8368,6 +8530,7 @@
           <w:highlight w:val="yellow"/>
           <w:lang w:eastAsia="ca-ES"/>
         </w:rPr>
+        <w:lastRenderedPageBreak/>
         <w:t xml:space="preserve">To calculate niche dissimilarity we followed the procedure detailed in (book Lars) with coverage data using </w:t>
       </w:r>
       <w:proofErr w:type="spellStart"/>
@@ -8471,7 +8634,6 @@
         <w:t xml:space="preserve">&lt;0.001) decrease of germination under </w:t>
       </w:r>
       <w:r>
-        <w:lastRenderedPageBreak/>
         <w:t>water stress (MPa -0.6) as well as i</w:t>
       </w:r>
       <w:r>
@@ -8508,8 +8670,6 @@
       <w:r>
         <w:t xml:space="preserve"> &lt;0.05)</w:t>
       </w:r>
-      <w:bookmarkStart w:id="5" w:name="_GoBack"/>
-      <w:bookmarkEnd w:id="5"/>
       <w:r>
         <w:t xml:space="preserve"> see Figure 2</w:t>
       </w:r>
@@ -8527,8 +8687,8 @@
       </w:pPr>
       <w:r>
         <w:pict w14:anchorId="36479C7F">
-          <v:shape id="_x0000_i1026" type="#_x0000_t75" style="width:425pt;height:241.8pt">
-            <v:imagedata r:id="rId17" o:title="fig2"/>
+          <v:shape id="_x0000_i1025" type="#_x0000_t75" style="width:425pt;height:241.8pt">
+            <v:imagedata r:id="rId16" o:title="fig2"/>
           </v:shape>
         </w:pict>
       </w:r>
@@ -8568,7 +8728,11 @@
         <w:t xml:space="preserve">germination </w:t>
       </w:r>
       <w:r>
-        <w:t xml:space="preserve">treatments studied. Bars represent the mean germination observed and each treatment (in different </w:t>
+        <w:t xml:space="preserve">treatments studied. Bars represent the mean germination </w:t>
+      </w:r>
+      <w:r>
+        <w:lastRenderedPageBreak/>
+        <w:t xml:space="preserve">observed and each treatment (in different </w:t>
       </w:r>
       <w:proofErr w:type="spellStart"/>
       <w:r>
@@ -8679,7 +8843,7 @@
       </w:r>
     </w:p>
     <w:sectPr>
-      <w:footerReference w:type="default" r:id="rId18"/>
+      <w:footerReference w:type="default" r:id="rId17"/>
       <w:pgSz w:w="11906" w:h="16838"/>
       <w:pgMar w:top="1417" w:right="1701" w:bottom="1417" w:left="1701" w:header="708" w:footer="708" w:gutter="0"/>
       <w:lnNumType w:countBy="1" w:restart="continuous"/>
@@ -8740,7 +8904,7 @@
       </w:r>
     </w:p>
   </w:comment>
-  <w:comment w:id="2" w:author="CLARA ESPINOSA DEL ALBA" w:date="2024-01-30T08:39:00Z" w:initials="CE">
+  <w:comment w:id="2" w:author="Cuenta Microsoft" w:date="2024-10-04T16:23:00Z" w:initials="CM">
     <w:p>
       <w:pPr>
         <w:pStyle w:val="Textocomentario"/>
@@ -8752,23 +8916,7 @@
         <w:annotationRef/>
       </w:r>
       <w:r>
-        <w:t>Rewrite all paragraph from Move-along paper</w:t>
-      </w:r>
-    </w:p>
-  </w:comment>
-  <w:comment w:id="3" w:author="CLARA ESPINOSA DEL ALBA" w:date="2024-01-30T09:34:00Z" w:initials="CE">
-    <w:p>
-      <w:pPr>
-        <w:pStyle w:val="Textocomentario"/>
-      </w:pPr>
-      <w:r>
-        <w:rPr>
-          <w:rStyle w:val="Refdecomentario"/>
-        </w:rPr>
-        <w:annotationRef/>
-      </w:r>
-      <w:r>
-        <w:t xml:space="preserve">From JVA 2024 </w:t>
+        <w:t xml:space="preserve">From </w:t>
       </w:r>
       <w:proofErr w:type="spellStart"/>
       <w:r>
@@ -8776,7 +8924,7 @@
       </w:r>
       <w:proofErr w:type="spellEnd"/>
       <w:r>
-        <w:t xml:space="preserve"> paper</w:t>
+        <w:t xml:space="preserve"> paper, rewrite!</w:t>
       </w:r>
     </w:p>
   </w:comment>
@@ -8803,8 +8951,7 @@
 <w15:commentsEx xmlns:wpc="http://schemas.microsoft.com/office/word/2010/wordprocessingCanvas" xmlns:mc="http://schemas.openxmlformats.org/markup-compatibility/2006" xmlns:o="urn:schemas-microsoft-com:office:office" xmlns:r="http://schemas.openxmlformats.org/officeDocument/2006/relationships" xmlns:m="http://schemas.openxmlformats.org/officeDocument/2006/math" xmlns:v="urn:schemas-microsoft-com:vml" xmlns:wp14="http://schemas.microsoft.com/office/word/2010/wordprocessingDrawing" xmlns:wp="http://schemas.openxmlformats.org/drawingml/2006/wordprocessingDrawing" xmlns:w10="urn:schemas-microsoft-com:office:word" xmlns:w="http://schemas.openxmlformats.org/wordprocessingml/2006/main" xmlns:w14="http://schemas.microsoft.com/office/word/2010/wordml" xmlns:w15="http://schemas.microsoft.com/office/word/2012/wordml" xmlns:wpg="http://schemas.microsoft.com/office/word/2010/wordprocessingGroup" xmlns:wpi="http://schemas.microsoft.com/office/word/2010/wordprocessingInk" xmlns:wne="http://schemas.microsoft.com/office/word/2006/wordml" xmlns:wps="http://schemas.microsoft.com/office/word/2010/wordprocessingShape" mc:Ignorable="w14 w15 wp14">
   <w15:commentEx w15:paraId="7129F811" w15:done="0"/>
   <w15:commentEx w15:paraId="18501729" w15:done="0"/>
-  <w15:commentEx w15:paraId="45405D54" w15:done="0"/>
-  <w15:commentEx w15:paraId="062E70A4" w15:done="0"/>
+  <w15:commentEx w15:paraId="471925E9" w15:done="0"/>
   <w15:commentEx w15:paraId="15B37E00" w15:done="0"/>
 </w15:commentsEx>
 </file>
@@ -13133,6 +13280,9 @@
 <w15:people xmlns:wpc="http://schemas.microsoft.com/office/word/2010/wordprocessingCanvas" xmlns:mc="http://schemas.openxmlformats.org/markup-compatibility/2006" xmlns:o="urn:schemas-microsoft-com:office:office" xmlns:r="http://schemas.openxmlformats.org/officeDocument/2006/relationships" xmlns:m="http://schemas.openxmlformats.org/officeDocument/2006/math" xmlns:v="urn:schemas-microsoft-com:vml" xmlns:wp14="http://schemas.microsoft.com/office/word/2010/wordprocessingDrawing" xmlns:wp="http://schemas.openxmlformats.org/drawingml/2006/wordprocessingDrawing" xmlns:w10="urn:schemas-microsoft-com:office:word" xmlns:w="http://schemas.openxmlformats.org/wordprocessingml/2006/main" xmlns:w14="http://schemas.microsoft.com/office/word/2010/wordml" xmlns:w15="http://schemas.microsoft.com/office/word/2012/wordml" xmlns:wpg="http://schemas.microsoft.com/office/word/2010/wordprocessingGroup" xmlns:wpi="http://schemas.microsoft.com/office/word/2010/wordprocessingInk" xmlns:wne="http://schemas.microsoft.com/office/word/2006/wordml" xmlns:wps="http://schemas.microsoft.com/office/word/2010/wordprocessingShape" mc:Ignorable="w14 w15 wp14">
   <w15:person w15:author="CLARA ESPINOSA DEL ALBA">
     <w15:presenceInfo w15:providerId="AD" w15:userId="S::espinosaclara@uniovi.es::56b0cbcd-66e9-4a2a-97b1-2aadcbcf6318"/>
+  </w15:person>
+  <w15:person w15:author="Cuenta Microsoft">
+    <w15:presenceInfo w15:providerId="Windows Live" w15:userId="e18eea43b52b8463"/>
   </w15:person>
 </w15:people>
 </file>

--- a/doc/Ms_0.docx
+++ b/doc/Ms_0.docx
@@ -853,7 +853,19 @@
         <w:rPr>
           <w:rFonts w:eastAsia="Arial" w:cstheme="minorHAnsi"/>
         </w:rPr>
-        <w:t xml:space="preserve"> et al. 2017). Recently, it </w:t>
+        <w:t xml:space="preserve"> et al. 2</w:t>
+      </w:r>
+      <w:r>
+        <w:rPr>
+          <w:rFonts w:eastAsia="Arial" w:cstheme="minorHAnsi"/>
+        </w:rPr>
+        <w:t>017 and 2021</w:t>
+      </w:r>
+      <w:r>
+        <w:rPr>
+          <w:rFonts w:eastAsia="Arial" w:cstheme="minorHAnsi"/>
+        </w:rPr>
+        <w:t xml:space="preserve">). Recently, it </w:t>
       </w:r>
       <w:proofErr w:type="gramStart"/>
       <w:r>
@@ -909,7 +921,33 @@
         <w:rPr>
           <w:rFonts w:eastAsia="Arial" w:cstheme="minorHAnsi"/>
         </w:rPr>
-        <w:t xml:space="preserve"> et al. 2018). An increasing number of studies have reported relationships between </w:t>
+        <w:t xml:space="preserve"> et al. 2018)</w:t>
+      </w:r>
+      <w:r>
+        <w:rPr>
+          <w:rFonts w:eastAsia="Arial" w:cstheme="minorHAnsi"/>
+        </w:rPr>
+        <w:t xml:space="preserve"> </w:t>
+      </w:r>
+      <w:r>
+        <w:rPr>
+          <w:rFonts w:eastAsia="Arial" w:cstheme="minorHAnsi"/>
+          <w:color w:val="0070C0"/>
+        </w:rPr>
+        <w:t>and it has been appointed as a potential buffer under current climate warming (Jiménez-Alfaro et al 2024, JVA)</w:t>
+      </w:r>
+      <w:r>
+        <w:rPr>
+          <w:rFonts w:eastAsia="Arial" w:cstheme="minorHAnsi"/>
+          <w:color w:val="0070C0"/>
+        </w:rPr>
+        <w:t xml:space="preserve">. </w:t>
+      </w:r>
+      <w:r>
+        <w:rPr>
+          <w:rFonts w:eastAsia="Arial" w:cstheme="minorHAnsi"/>
+        </w:rPr>
+        <w:t xml:space="preserve">An increasing number of studies have reported relationships between </w:t>
       </w:r>
       <w:proofErr w:type="gramStart"/>
       <w:r>
@@ -979,7 +1017,7 @@
         <w:rPr>
           <w:rFonts w:eastAsia="Arial" w:cstheme="minorHAnsi"/>
         </w:rPr>
-        <w:t xml:space="preserve"> et al. 2018). Relatively higher temperatures at the microsite also may determine </w:t>
+        <w:t xml:space="preserve"> et al. 2018). Relatively higher temperatures at the microsite also determine </w:t>
       </w:r>
       <w:sdt>
         <w:sdtPr>
@@ -989,28 +1027,50 @@
           <w:tag w:val="goog_rdk_8"/>
           <w:id w:val="30777417"/>
         </w:sdtPr>
-        <w:sdtEndPr/>
         <w:sdtContent/>
       </w:sdt>
       <w:r>
         <w:rPr>
           <w:rFonts w:eastAsia="Arial" w:cstheme="minorHAnsi"/>
         </w:rPr>
-        <w:t>shifts in germination timing</w:t>
+        <w:t xml:space="preserve">shifts in germination </w:t>
       </w:r>
       <w:r>
         <w:rPr>
           <w:rFonts w:eastAsia="Arial" w:cstheme="minorHAnsi"/>
         </w:rPr>
-        <w:t xml:space="preserve"> (</w:t>
+        <w:t xml:space="preserve">phenology </w:t>
       </w:r>
       <w:r>
         <w:rPr>
           <w:rFonts w:eastAsia="Arial" w:cstheme="minorHAnsi"/>
+        </w:rPr>
+        <w:t>(</w:t>
+      </w:r>
+      <w:r>
+        <w:rPr>
+          <w:rFonts w:eastAsia="Arial" w:cstheme="minorHAnsi"/>
+          <w:color w:val="0070C0"/>
           <w:highlight w:val="yellow"/>
         </w:rPr>
-        <w:t>Espinosa del Alba et al. 2024</w:t>
-      </w:r>
+        <w:t>Espinosa del Alba et al. 2025</w:t>
+      </w:r>
+      <w:r>
+        <w:rPr>
+          <w:rFonts w:eastAsia="Arial" w:cstheme="minorHAnsi"/>
+          <w:color w:val="0070C0"/>
+        </w:rPr>
+        <w:t xml:space="preserve">, </w:t>
+      </w:r>
+      <w:proofErr w:type="spellStart"/>
+      <w:r>
+        <w:rPr>
+          <w:rFonts w:eastAsia="Arial" w:cstheme="minorHAnsi"/>
+          <w:color w:val="0070C0"/>
+        </w:rPr>
+        <w:t>JoE</w:t>
+      </w:r>
+      <w:proofErr w:type="spellEnd"/>
       <w:r>
         <w:rPr>
           <w:rFonts w:eastAsia="Arial" w:cstheme="minorHAnsi"/>
@@ -1064,7 +1124,26 @@
         <w:rPr>
           <w:rFonts w:eastAsia="Arial" w:cstheme="minorHAnsi"/>
         </w:rPr>
-        <w:t xml:space="preserve">Understanding the role of seed-trait variation in alpine plant diversity will benefit </w:t>
+        <w:t>Understanding the role of seed</w:t>
+      </w:r>
+      <w:r>
+        <w:rPr>
+          <w:rFonts w:eastAsia="Arial" w:cstheme="minorHAnsi"/>
+        </w:rPr>
+        <w:t xml:space="preserve"> and </w:t>
+      </w:r>
+      <w:r>
+        <w:rPr>
+          <w:rFonts w:eastAsia="Arial" w:cstheme="minorHAnsi"/>
+          <w:color w:val="0070C0"/>
+        </w:rPr>
+        <w:t>germination</w:t>
+      </w:r>
+      <w:r>
+        <w:rPr>
+          <w:rFonts w:eastAsia="Arial" w:cstheme="minorHAnsi"/>
+        </w:rPr>
+        <w:t xml:space="preserve">-trait variation in alpine plant diversity will benefit </w:t>
       </w:r>
       <w:sdt>
         <w:sdtPr>
@@ -1074,7 +1153,6 @@
           <w:tag w:val="goog_rdk_10"/>
           <w:id w:val="-750579298"/>
         </w:sdtPr>
-        <w:sdtEndPr/>
         <w:sdtContent>
           <w:r>
             <w:rPr>
@@ -1084,25 +1162,6 @@
           </w:r>
         </w:sdtContent>
       </w:sdt>
-      <w:sdt>
-        <w:sdtPr>
-          <w:rPr>
-            <w:rFonts w:cstheme="minorHAnsi"/>
-          </w:rPr>
-          <w:tag w:val="goog_rdk_11"/>
-          <w:id w:val="909274479"/>
-          <w:showingPlcHdr/>
-        </w:sdtPr>
-        <w:sdtEndPr/>
-        <w:sdtContent>
-          <w:r>
-            <w:rPr>
-              <w:rFonts w:cstheme="minorHAnsi"/>
-            </w:rPr>
-            <w:t xml:space="preserve">     </w:t>
-          </w:r>
-        </w:sdtContent>
-      </w:sdt>
       <w:r>
         <w:rPr>
           <w:rFonts w:eastAsia="Arial" w:cstheme="minorHAnsi"/>
@@ -1121,45 +1180,26 @@
         <w:rPr>
           <w:rFonts w:eastAsia="Arial" w:cstheme="minorHAnsi"/>
         </w:rPr>
-        <w:t xml:space="preserve"> et al. 2019). Despite multiple theories and modelling approaches in community ecology, empirical research based on observational or experimental data </w:t>
-      </w:r>
-      <w:sdt>
-        <w:sdtPr>
-          <w:rPr>
-            <w:rFonts w:cstheme="minorHAnsi"/>
-          </w:rPr>
-          <w:tag w:val="goog_rdk_12"/>
-          <w:id w:val="-1652827221"/>
-        </w:sdtPr>
-        <w:sdtEndPr/>
-        <w:sdtContent>
-          <w:r>
-            <w:rPr>
-              <w:rFonts w:eastAsia="Arial" w:cstheme="minorHAnsi"/>
-            </w:rPr>
-            <w:t>of</w:t>
-          </w:r>
-        </w:sdtContent>
-      </w:sdt>
+        <w:t xml:space="preserve"> et al. 2019). However, the conceptual framework of community assembly may</w:t>
+      </w:r>
       <w:r>
         <w:rPr>
           <w:rFonts w:eastAsia="Arial" w:cstheme="minorHAnsi"/>
         </w:rPr>
-        <w:t xml:space="preserve"> co-occurring species may be useful to infer high-level processes such as species dispersal and (niche) selection (</w:t>
-      </w:r>
-      <w:proofErr w:type="spellStart"/>
+        <w:t xml:space="preserve"> be limited by the lack of seed and </w:t>
+      </w:r>
       <w:r>
         <w:rPr>
           <w:rFonts w:eastAsia="Arial" w:cstheme="minorHAnsi"/>
-        </w:rPr>
-        <w:t>Vellend</w:t>
-      </w:r>
-      <w:proofErr w:type="spellEnd"/>
+          <w:color w:val="0070C0"/>
+        </w:rPr>
+        <w:t xml:space="preserve">germination </w:t>
+      </w:r>
       <w:r>
         <w:rPr>
           <w:rFonts w:eastAsia="Arial" w:cstheme="minorHAnsi"/>
         </w:rPr>
-        <w:t xml:space="preserve"> 2016). However, the conceptual framework of community assembly may be limited by the lack of seed-trait studies addressing the co-occurrence of plants as the result of regional and local processes such as dispersal, environmental filtering and species interactions (</w:t>
+        <w:t>trait studies addressing the co-occurrence of plants as the result of regional and local processes such as dispersal, environmental filtering and species interactions (</w:t>
       </w:r>
       <w:proofErr w:type="spellStart"/>
       <w:r>
@@ -1183,7 +1223,6 @@
           <w:tag w:val="goog_rdk_16"/>
           <w:id w:val="-403298020"/>
         </w:sdtPr>
-        <w:sdtEndPr/>
         <w:sdtContent>
           <w:r>
             <w:rPr>
@@ -1203,28 +1242,47 @@
         <w:rPr>
           <w:rFonts w:eastAsia="Arial" w:cstheme="minorHAnsi"/>
         </w:rPr>
-        <w:t xml:space="preserve"> Germination of alpine species </w:t>
-      </w:r>
-      <w:proofErr w:type="gramStart"/>
+        <w:t xml:space="preserve"> Germination of alpine species is regulated by seasonal cycles in temperature and moisture conditions (Baskin &amp; Baskin 2014), but these responses </w:t>
+      </w:r>
       <w:r>
         <w:rPr>
           <w:rFonts w:eastAsia="Arial" w:cstheme="minorHAnsi"/>
         </w:rPr>
-        <w:t>is regulated</w:t>
-      </w:r>
-      <w:proofErr w:type="gramEnd"/>
+        <w:t>are</w:t>
+      </w:r>
       <w:r>
         <w:rPr>
           <w:rFonts w:eastAsia="Arial" w:cstheme="minorHAnsi"/>
         </w:rPr>
-        <w:t xml:space="preserve"> by seasonal cycles in temperature and moisture conditions (Baskin &amp; Baskin 2014), but these responses may not be the same for all </w:t>
+        <w:t xml:space="preserve"> not be the same for all species living in the same habitat, determining spatial and temporal heterogeneity in this key selective process</w:t>
       </w:r>
       <w:r>
         <w:rPr>
           <w:rFonts w:eastAsia="Arial" w:cstheme="minorHAnsi"/>
         </w:rPr>
-        <w:lastRenderedPageBreak/>
-        <w:t>species living in the same habitat, determining spatial and temporal heterogeneity in this key selective process</w:t>
+        <w:t xml:space="preserve"> (</w:t>
+      </w:r>
+      <w:r>
+        <w:rPr>
+          <w:rFonts w:eastAsia="Arial" w:cstheme="minorHAnsi"/>
+          <w:color w:val="0070C0"/>
+        </w:rPr>
+        <w:t xml:space="preserve">Espinosa del Alba 2025, </w:t>
+      </w:r>
+      <w:proofErr w:type="spellStart"/>
+      <w:r>
+        <w:rPr>
+          <w:rFonts w:eastAsia="Arial" w:cstheme="minorHAnsi"/>
+          <w:color w:val="0070C0"/>
+        </w:rPr>
+        <w:t>JoE</w:t>
+      </w:r>
+      <w:proofErr w:type="spellEnd"/>
+      <w:r>
+        <w:rPr>
+          <w:rFonts w:eastAsia="Arial" w:cstheme="minorHAnsi"/>
+        </w:rPr>
+        <w:t>)</w:t>
       </w:r>
       <w:r>
         <w:rPr>
@@ -1245,91 +1303,134 @@
         <w:rPr>
           <w:rFonts w:eastAsia="Arial" w:cstheme="minorHAnsi"/>
         </w:rPr>
-        <w:t xml:space="preserve">The question of functional filtering in seeds </w:t>
+        <w:lastRenderedPageBreak/>
+        <w:t xml:space="preserve">Alpine communities </w:t>
       </w:r>
       <w:proofErr w:type="gramStart"/>
       <w:r>
         <w:rPr>
           <w:rFonts w:eastAsia="Arial" w:cstheme="minorHAnsi"/>
         </w:rPr>
-        <w:t>can be addressed</w:t>
+        <w:t>are subjected</w:t>
       </w:r>
       <w:proofErr w:type="gramEnd"/>
       <w:r>
         <w:rPr>
           <w:rFonts w:eastAsia="Arial" w:cstheme="minorHAnsi"/>
         </w:rPr>
-        <w:t xml:space="preserve"> by exploring niche differentiation, a process by which co-occurring species may use the environment differently to avoid competition. Alpine communities </w:t>
+        <w:t xml:space="preserve"> to harsh environmental conditions; therefore, plant competition is expected to be relaxed, and niche-based processes rely on abiotic filters or facilitation (Callaway et al. 2002). Since alpine habitats generally have low water and nutrient resources, niche differentiation may also be the result of multiple, independent species adaptation to harsh conditions during postglacial dispersal, ultimately explaining the relative high diversity of plants in these ecosystems. Several studies have investigated the role of niche-based processes in alpine communities using traits (</w:t>
+      </w:r>
+      <w:proofErr w:type="spellStart"/>
+      <w:r>
+        <w:rPr>
+          <w:rFonts w:eastAsia="Arial" w:cstheme="minorHAnsi"/>
+        </w:rPr>
+        <w:t>Chalmandrier</w:t>
+      </w:r>
+      <w:proofErr w:type="spellEnd"/>
+      <w:r>
+        <w:rPr>
+          <w:rFonts w:eastAsia="Arial" w:cstheme="minorHAnsi"/>
+        </w:rPr>
+        <w:t xml:space="preserve"> et al. 2017, </w:t>
+      </w:r>
+      <w:proofErr w:type="spellStart"/>
+      <w:r>
+        <w:rPr>
+          <w:rFonts w:eastAsia="Arial" w:cstheme="minorHAnsi"/>
+        </w:rPr>
+        <w:t>Scherrer</w:t>
+      </w:r>
+      <w:proofErr w:type="spellEnd"/>
+      <w:r>
+        <w:rPr>
+          <w:rFonts w:eastAsia="Arial" w:cstheme="minorHAnsi"/>
+        </w:rPr>
+        <w:t xml:space="preserve"> et al. 2019) or phylogenetic approaches (Butterfield et al. 2013) to estimate the ecological similarity of co-existing species. However, apart from seed mass, regeneration traits are hardly ever considered, despite existing evidence that life-history stages determine different plant responses across </w:t>
       </w:r>
       <w:proofErr w:type="gramStart"/>
       <w:r>
         <w:rPr>
           <w:rFonts w:eastAsia="Arial" w:cstheme="minorHAnsi"/>
         </w:rPr>
-        <w:t>are subjected</w:t>
+        <w:t>micro-habitats</w:t>
       </w:r>
       <w:proofErr w:type="gramEnd"/>
       <w:r>
         <w:rPr>
           <w:rFonts w:eastAsia="Arial" w:cstheme="minorHAnsi"/>
         </w:rPr>
-        <w:t xml:space="preserve"> to harsh environmental conditions; therefore, plant competition is expected to be relaxed, and niche-based processes rely on abiotic filters or facilitation (Callaway et al. 2002). Since alpine habitats generally have low water and nutrient resources, niche differentiation may also be the result of multiple, independent species adaptation to harsh conditions during postglacial dispersal, ultimately explaining the relative high diversity of plants in these ecosystems. Several studies have investigated the role of niche-based processes in alpine communities using traits (</w:t>
+        <w:t xml:space="preserve"> (</w:t>
       </w:r>
       <w:proofErr w:type="spellStart"/>
       <w:r>
         <w:rPr>
           <w:rFonts w:eastAsia="Arial" w:cstheme="minorHAnsi"/>
         </w:rPr>
-        <w:t>Chalmandrier</w:t>
+        <w:t>Hülber</w:t>
       </w:r>
       <w:proofErr w:type="spellEnd"/>
       <w:r>
         <w:rPr>
           <w:rFonts w:eastAsia="Arial" w:cstheme="minorHAnsi"/>
         </w:rPr>
-        <w:t xml:space="preserve"> et al. 2017, </w:t>
-      </w:r>
-      <w:proofErr w:type="spellStart"/>
+        <w:t xml:space="preserve"> et al. 2018). </w:t>
+      </w:r>
+      <w:proofErr w:type="gramStart"/>
       <w:r>
         <w:rPr>
           <w:rFonts w:eastAsia="Arial" w:cstheme="minorHAnsi"/>
-        </w:rPr>
-        <w:t>Scherrer</w:t>
-      </w:r>
-      <w:proofErr w:type="spellEnd"/>
+          <w:color w:val="0070C0"/>
+        </w:rPr>
+        <w:t xml:space="preserve">So far, </w:t>
+      </w:r>
       <w:r>
         <w:rPr>
           <w:rFonts w:eastAsia="Arial" w:cstheme="minorHAnsi"/>
-        </w:rPr>
-        <w:t xml:space="preserve"> et al. 2019) or phylogenetic approaches (Butterfield et al. 2013) to estimate the ecological similarity of co-existing species. However, apart from seed mass, regeneration traits are hardly ever considered, despite existing evidence that life-history stages determine different plant responses across </w:t>
-      </w:r>
-      <w:proofErr w:type="gramStart"/>
+          <w:color w:val="0070C0"/>
+        </w:rPr>
+        <w:t xml:space="preserve">a recent study by Espinosa del Alba et al, 2025 </w:t>
+      </w:r>
+      <w:proofErr w:type="spellStart"/>
       <w:r>
         <w:rPr>
           <w:rFonts w:eastAsia="Arial" w:cstheme="minorHAnsi"/>
-        </w:rPr>
-        <w:t>micro-habitats</w:t>
+          <w:color w:val="0070C0"/>
+        </w:rPr>
+        <w:t>JoE</w:t>
+      </w:r>
+      <w:proofErr w:type="spellEnd"/>
+      <w:r>
+        <w:rPr>
+          <w:rFonts w:eastAsia="Arial" w:cstheme="minorHAnsi"/>
+          <w:color w:val="0070C0"/>
+        </w:rPr>
+        <w:t xml:space="preserve"> showed that even the same species under different microclimatic conditions can express different strategies, specially advancing germination under warmer conditions (if water is available)</w:t>
+      </w:r>
+      <w:r>
+        <w:rPr>
+          <w:rFonts w:eastAsia="Arial" w:cstheme="minorHAnsi"/>
+        </w:rPr>
+        <w:t xml:space="preserve"> but we still</w:t>
+      </w:r>
+      <w:r>
+        <w:rPr>
+          <w:rFonts w:eastAsia="Arial" w:cstheme="minorHAnsi"/>
+        </w:rPr>
+        <w:t xml:space="preserve"> do not know if regeneration traits can provide additional insights into assembly processes, in particular at the level of microsite variation</w:t>
+      </w:r>
+      <w:r>
+        <w:rPr>
+          <w:rFonts w:eastAsia="Arial" w:cstheme="minorHAnsi"/>
+        </w:rPr>
+        <w:t>.</w:t>
       </w:r>
       <w:proofErr w:type="gramEnd"/>
       <w:r>
         <w:rPr>
           <w:rFonts w:eastAsia="Arial" w:cstheme="minorHAnsi"/>
         </w:rPr>
-        <w:t xml:space="preserve"> (</w:t>
-      </w:r>
-      <w:proofErr w:type="spellStart"/>
-      <w:r>
-        <w:rPr>
-          <w:rFonts w:eastAsia="Arial" w:cstheme="minorHAnsi"/>
-        </w:rPr>
-        <w:t>Hülber</w:t>
-      </w:r>
-      <w:proofErr w:type="spellEnd"/>
-      <w:r>
-        <w:rPr>
-          <w:rFonts w:eastAsia="Arial" w:cstheme="minorHAnsi"/>
-        </w:rPr>
-        <w:t xml:space="preserve"> et al. 2018). So far, we do not know whether regeneration stages may follow similar or different strategies in alpine plants, and if regeneration traits can provide additional insights into assembly processes, in particular at the level of microsite variation</w:t>
+        <w:t xml:space="preserve"> </w:t>
       </w:r>
     </w:p>
     <w:p>
@@ -1400,42 +1501,57 @@
         <w:rPr>
           <w:lang w:val="en-US" w:eastAsia="ca-ES"/>
         </w:rPr>
-        <w:t xml:space="preserve"> et al. 2017b). It follows that communities that differ in their environmental filters for seedling establishment </w:t>
-      </w:r>
+        <w:t xml:space="preserve"> et al. 2017b). It follows that communities that differ in their environmental filters for seedling establishment should also differ in the shape of their germination niches (</w:t>
+      </w:r>
+      <w:proofErr w:type="spellStart"/>
       <w:r>
         <w:rPr>
           <w:lang w:val="en-US" w:eastAsia="ca-ES"/>
         </w:rPr>
+        <w:t>Jurado</w:t>
+      </w:r>
+      <w:proofErr w:type="spellEnd"/>
+      <w:r>
+        <w:rPr>
+          <w:lang w:val="en-US" w:eastAsia="ca-ES"/>
+        </w:rPr>
+        <w:t xml:space="preserve"> &amp; Flores 2005</w:t>
+      </w:r>
+      <w:r>
+        <w:rPr>
+          <w:highlight w:val="yellow"/>
+          <w:lang w:val="en-US" w:eastAsia="ca-ES"/>
+        </w:rPr>
+        <w:t>). The stronger the environmental filters are</w:t>
+      </w:r>
+      <w:proofErr w:type="gramStart"/>
+      <w:r>
+        <w:rPr>
+          <w:highlight w:val="yellow"/>
+          <w:lang w:val="en-US" w:eastAsia="ca-ES"/>
+        </w:rPr>
+        <w:t>,</w:t>
+      </w:r>
+      <w:proofErr w:type="gramEnd"/>
+      <w:r>
+        <w:rPr>
+          <w:highlight w:val="yellow"/>
+          <w:lang w:val="en-US" w:eastAsia="ca-ES"/>
+        </w:rPr>
+        <w:t xml:space="preserve"> the more homogeneous should be the germination niches of a community, reflecting shared strategies of stress tolerance.</w:t>
+      </w:r>
+      <w:r>
+        <w:rPr>
+          <w:lang w:val="en-US" w:eastAsia="ca-ES"/>
+        </w:rPr>
+        <w:t xml:space="preserve"> In alpine habitats, the environment imposes harsh filters such as short growing seasons, freeze-thaw cycles and drought induced by </w:t>
+      </w:r>
+      <w:r>
+        <w:rPr>
+          <w:lang w:val="en-US" w:eastAsia="ca-ES"/>
+        </w:rPr>
         <w:lastRenderedPageBreak/>
-        <w:t>should also differ in the shape of their germination niches (</w:t>
-      </w:r>
-      <w:proofErr w:type="spellStart"/>
-      <w:r>
-        <w:rPr>
-          <w:lang w:val="en-US" w:eastAsia="ca-ES"/>
-        </w:rPr>
-        <w:t>Jurado</w:t>
-      </w:r>
-      <w:proofErr w:type="spellEnd"/>
-      <w:r>
-        <w:rPr>
-          <w:lang w:val="en-US" w:eastAsia="ca-ES"/>
-        </w:rPr>
-        <w:t xml:space="preserve"> &amp; Flores 2005). The stronger the environmental filters are</w:t>
-      </w:r>
-      <w:proofErr w:type="gramStart"/>
-      <w:r>
-        <w:rPr>
-          <w:lang w:val="en-US" w:eastAsia="ca-ES"/>
-        </w:rPr>
-        <w:t>,</w:t>
-      </w:r>
-      <w:proofErr w:type="gramEnd"/>
-      <w:r>
-        <w:rPr>
-          <w:lang w:val="en-US" w:eastAsia="ca-ES"/>
-        </w:rPr>
-        <w:t xml:space="preserve"> the more homogeneous should be the germination niches of a community, reflecting shared strategies of stress tolerance. In alpine habitats, the environment imposes harsh filters such as short growing seasons, freeze-thaw cycles and drought induced by skeletal soils and frozen groundwater. Nonetheless, it has been difficult to define a single alpine germination niche (</w:t>
+        <w:t>skeletal soils and frozen groundwater. Nonetheless, it has been difficult to define a single alpine germination niche (</w:t>
       </w:r>
       <w:proofErr w:type="spellStart"/>
       <w:r>
@@ -1579,7 +1695,6 @@
         </w:rPr>
         <w:t xml:space="preserve">We </w:t>
       </w:r>
-      <w:proofErr w:type="spellStart"/>
       <w:r>
         <w:rPr>
           <w:rFonts w:asciiTheme="minorHAnsi" w:eastAsiaTheme="minorHAnsi" w:hAnsiTheme="minorHAnsi" w:cstheme="minorBidi"/>
@@ -1588,9 +1703,8 @@
           <w:szCs w:val="22"/>
           <w:lang w:val="en-US" w:eastAsia="ca-ES"/>
         </w:rPr>
-        <w:t>hypothesise</w:t>
-      </w:r>
-      <w:proofErr w:type="spellEnd"/>
+        <w:t>hypothesize</w:t>
+      </w:r>
       <w:r>
         <w:rPr>
           <w:rFonts w:asciiTheme="minorHAnsi" w:eastAsiaTheme="minorHAnsi" w:hAnsiTheme="minorHAnsi" w:cstheme="minorBidi"/>
@@ -1665,9 +1779,43 @@
           <w:szCs w:val="22"/>
           <w:lang w:val="en-US" w:eastAsia="ca-ES"/>
         </w:rPr>
-        <w:t xml:space="preserve"> temporal niche partition, especially in more productive snow-patch communities with deeper soils. According to the co-existence theory of Grubb (1977), niche differentiation may be different between communities with higher versus lower resources and competition (e.g. fellfields versus </w:t>
-      </w:r>
-      <w:proofErr w:type="spellStart"/>
+        <w:t xml:space="preserve"> temporal niche partition, especially in more productive snow-patch communities with deeper soils. </w:t>
+      </w:r>
+      <w:r>
+        <w:rPr>
+          <w:rFonts w:asciiTheme="minorHAnsi" w:eastAsiaTheme="minorHAnsi" w:hAnsiTheme="minorHAnsi" w:cstheme="minorBidi"/>
+          <w:color w:val="auto"/>
+          <w:sz w:val="22"/>
+          <w:szCs w:val="22"/>
+          <w:highlight w:val="yellow"/>
+          <w:lang w:val="en-US" w:eastAsia="ca-ES"/>
+        </w:rPr>
+        <w:t xml:space="preserve">According to the co-existence theory of Grubb (1977), niche differentiation may be different between communities with higher versus lower resources and competition (e.g. fellfields versus </w:t>
+      </w:r>
+      <w:proofErr w:type="spellStart"/>
+      <w:r>
+        <w:rPr>
+          <w:rFonts w:asciiTheme="minorHAnsi" w:eastAsiaTheme="minorHAnsi" w:hAnsiTheme="minorHAnsi" w:cstheme="minorBidi"/>
+          <w:color w:val="auto"/>
+          <w:sz w:val="22"/>
+          <w:szCs w:val="22"/>
+          <w:highlight w:val="yellow"/>
+          <w:lang w:val="en-US" w:eastAsia="ca-ES"/>
+        </w:rPr>
+        <w:t>snowbeds</w:t>
+      </w:r>
+      <w:proofErr w:type="spellEnd"/>
+      <w:r>
+        <w:rPr>
+          <w:rFonts w:asciiTheme="minorHAnsi" w:eastAsiaTheme="minorHAnsi" w:hAnsiTheme="minorHAnsi" w:cstheme="minorBidi"/>
+          <w:color w:val="auto"/>
+          <w:sz w:val="22"/>
+          <w:szCs w:val="22"/>
+          <w:highlight w:val="yellow"/>
+          <w:lang w:val="en-US" w:eastAsia="ca-ES"/>
+        </w:rPr>
+        <w:t>)</w:t>
+      </w:r>
       <w:r>
         <w:rPr>
           <w:rFonts w:asciiTheme="minorHAnsi" w:eastAsiaTheme="minorHAnsi" w:hAnsiTheme="minorHAnsi" w:cstheme="minorBidi"/>
@@ -1676,18 +1824,7 @@
           <w:szCs w:val="22"/>
           <w:lang w:val="en-US" w:eastAsia="ca-ES"/>
         </w:rPr>
-        <w:t>snowbeds</w:t>
-      </w:r>
-      <w:proofErr w:type="spellEnd"/>
-      <w:r>
-        <w:rPr>
-          <w:rFonts w:asciiTheme="minorHAnsi" w:eastAsiaTheme="minorHAnsi" w:hAnsiTheme="minorHAnsi" w:cstheme="minorBidi"/>
-          <w:color w:val="auto"/>
-          <w:sz w:val="22"/>
-          <w:szCs w:val="22"/>
-          <w:lang w:val="en-US" w:eastAsia="ca-ES"/>
-        </w:rPr>
-        <w:t>).</w:t>
+        <w:t>.</w:t>
       </w:r>
     </w:p>
     <w:p>
@@ -1700,6 +1837,7 @@
       </w:pPr>
       <w:r>
         <w:rPr>
+          <w:highlight w:val="yellow"/>
           <w:lang w:val="en-US" w:eastAsia="ca-ES"/>
         </w:rPr>
         <w:t>Community Means vs Community weighted means</w:t>
@@ -1838,7 +1976,6 @@
         <w:rPr>
           <w:rFonts w:cstheme="minorHAnsi"/>
         </w:rPr>
-        <w:lastRenderedPageBreak/>
         <w:t>Eurosiberian</w:t>
       </w:r>
       <w:proofErr w:type="spellEnd"/>
@@ -1846,7 +1983,33 @@
         <w:rPr>
           <w:rFonts w:cstheme="minorHAnsi"/>
         </w:rPr>
-        <w:t xml:space="preserve"> and Mediterranean regions meet </w:t>
+        <w:t xml:space="preserve"> and Mediterranean regions meet</w:t>
+      </w:r>
+      <w:r>
+        <w:rPr>
+          <w:rFonts w:cstheme="minorHAnsi"/>
+        </w:rPr>
+        <w:t xml:space="preserve">, </w:t>
+      </w:r>
+      <w:proofErr w:type="spellStart"/>
+      <w:r>
+        <w:rPr>
+          <w:rFonts w:cstheme="minorHAnsi"/>
+        </w:rPr>
+        <w:t>facilitanting</w:t>
+      </w:r>
+      <w:proofErr w:type="spellEnd"/>
+      <w:r>
+        <w:rPr>
+          <w:rFonts w:cstheme="minorHAnsi"/>
+        </w:rPr>
+        <w:t xml:space="preserve"> the coexistence of floras from both origins</w:t>
+      </w:r>
+      <w:r>
+        <w:rPr>
+          <w:rFonts w:cstheme="minorHAnsi"/>
+        </w:rPr>
+        <w:t xml:space="preserve"> </w:t>
       </w:r>
       <w:r>
         <w:rPr>
@@ -1898,37 +2061,37 @@
         <w:rPr>
           <w:rFonts w:cstheme="minorHAnsi"/>
         </w:rPr>
-        <w:t xml:space="preserve">, </w:t>
+        <w:t xml:space="preserve">. We </w:t>
       </w:r>
       <w:r>
         <w:rPr>
           <w:rFonts w:cstheme="minorHAnsi"/>
         </w:rPr>
-        <w:t>allowing the coexistence of floras from both origins</w:t>
+        <w:t xml:space="preserve">established </w:t>
       </w:r>
       <w:r>
         <w:rPr>
           <w:rFonts w:cstheme="minorHAnsi"/>
         </w:rPr>
-        <w:t xml:space="preserve">. We </w:t>
+        <w:t xml:space="preserve">two </w:t>
       </w:r>
       <w:r>
         <w:rPr>
           <w:rFonts w:cstheme="minorHAnsi"/>
         </w:rPr>
-        <w:t xml:space="preserve">used two </w:t>
+        <w:t xml:space="preserve">contrasting </w:t>
       </w:r>
       <w:r>
         <w:rPr>
           <w:rFonts w:cstheme="minorHAnsi"/>
         </w:rPr>
-        <w:t xml:space="preserve">contrasting </w:t>
+        <w:t>study communities one from each macroclimatic region</w:t>
       </w:r>
       <w:r>
         <w:rPr>
           <w:rFonts w:cstheme="minorHAnsi"/>
         </w:rPr>
-        <w:t>study communities one from each macroclimatic region</w:t>
+        <w:t xml:space="preserve"> to act as replicates</w:t>
       </w:r>
       <w:r>
         <w:rPr>
@@ -1996,6 +2159,7 @@
         <w:rPr>
           <w:rFonts w:cstheme="minorHAnsi"/>
         </w:rPr>
+        <w:lastRenderedPageBreak/>
         <w:t>and (2) calcareous grasslands in</w:t>
       </w:r>
       <w:r>
@@ -2016,13 +2180,7 @@
         <w:rPr>
           <w:rFonts w:cstheme="minorHAnsi"/>
         </w:rPr>
-        <w:t xml:space="preserve"> de Europa National Park</w:t>
-      </w:r>
-      <w:r>
-        <w:rPr>
-          <w:rFonts w:cstheme="minorHAnsi"/>
-        </w:rPr>
-        <w:t xml:space="preserve"> </w:t>
+        <w:t xml:space="preserve"> de Europa National Park </w:t>
       </w:r>
       <w:r>
         <w:rPr>
@@ -3507,7 +3665,6 @@
                 <w:szCs w:val="18"/>
                 <w:lang w:val="en-US" w:eastAsia="es-ES"/>
               </w:rPr>
-              <w:lastRenderedPageBreak/>
               <w:t xml:space="preserve">Local richness </w:t>
             </w:r>
           </w:p>
@@ -4245,13 +4402,11 @@
         <w:t xml:space="preserve"> we established four sampling sites, separated at least 500 m</w:t>
       </w:r>
       <w:r>
-        <w:t xml:space="preserve">. To measure the spatial </w:t>
-      </w:r>
-      <w:proofErr w:type="spellStart"/>
-      <w:r>
-        <w:t>microenvironmental</w:t>
-      </w:r>
-      <w:proofErr w:type="spellEnd"/>
+        <w:t>. To measure the spatial micro</w:t>
+      </w:r>
+      <w:r>
+        <w:t>climatic</w:t>
+      </w:r>
       <w:r>
         <w:t xml:space="preserve"> gradients</w:t>
       </w:r>
@@ -4322,7 +4477,22 @@
         <w:t xml:space="preserve"> (dominant species in table 1)</w:t>
       </w:r>
       <w:r>
-        <w:t xml:space="preserve">.  At the </w:t>
+        <w:t xml:space="preserve">.  </w:t>
+      </w:r>
+      <w:r>
+        <w:t>In total, we collected floristic data from 8</w:t>
+      </w:r>
+      <w:r>
+        <w:t>0</w:t>
+      </w:r>
+      <w:r>
+        <w:t xml:space="preserve"> plots </w:t>
+      </w:r>
+      <w:r>
+        <w:t xml:space="preserve">per system. </w:t>
+      </w:r>
+      <w:r>
+        <w:t xml:space="preserve">At the </w:t>
       </w:r>
       <w:r>
         <w:t>centre</w:t>
@@ -4500,16 +4670,7 @@
         <w:t>community</w:t>
       </w:r>
       <w:r>
-        <w:t>. In total, we collected floristic data from 8</w:t>
-      </w:r>
-      <w:r>
-        <w:t>0</w:t>
-      </w:r>
-      <w:r>
-        <w:t xml:space="preserve"> plots </w:t>
-      </w:r>
-      <w:r>
-        <w:t xml:space="preserve">per system. </w:t>
+        <w:t xml:space="preserve">. </w:t>
       </w:r>
     </w:p>
     <w:p>
@@ -4672,7 +4833,7 @@
         <w:t>)</w:t>
       </w:r>
       <w:r>
-        <w:t xml:space="preserve"> focusing on climatic variables with a relevant function. </w:t>
+        <w:t>.</w:t>
       </w:r>
       <w:r>
         <w:t xml:space="preserve"> </w:t>
@@ -4693,7 +4854,13 @@
       </w:r>
       <w:proofErr w:type="gramStart"/>
       <w:r>
-        <w:t>could be recovered</w:t>
+        <w:t>could</w:t>
+      </w:r>
+      <w:r>
+        <w:t xml:space="preserve"> not</w:t>
+      </w:r>
+      <w:r>
+        <w:t xml:space="preserve"> be recovered</w:t>
       </w:r>
       <w:proofErr w:type="gramEnd"/>
       <w:r>
@@ -4714,203 +4881,390 @@
       <w:r>
         <w:t xml:space="preserve">plots. </w:t>
       </w:r>
-      <w:commentRangeStart w:id="2"/>
+      <w:r>
+        <w:t xml:space="preserve"> Per each plot of each community we calculated six bioclimatic indices, three based on standard variables used by </w:t>
+      </w:r>
+      <w:proofErr w:type="spellStart"/>
+      <w:r>
+        <w:t>WorldClim</w:t>
+      </w:r>
+      <w:proofErr w:type="spellEnd"/>
+      <w:r>
+        <w:t xml:space="preserve"> (Fick and </w:t>
+      </w:r>
+      <w:proofErr w:type="spellStart"/>
+      <w:r>
+        <w:t>Hijmans</w:t>
+      </w:r>
+      <w:proofErr w:type="spellEnd"/>
+      <w:r>
+        <w:t xml:space="preserve">, 2017) and four variables with a relevant function in alpine topographic gradients, including also elevation as another potentially important variable, that might captures other gradient no directly explained by our other bioclimatic indices. We focused </w:t>
+      </w:r>
+      <w:r>
+        <w:lastRenderedPageBreak/>
+        <w:t xml:space="preserve">on annual mean temperature (bio1), mean diurnal range (bio2), temperature annual range (bio7), number of days with snow cover (Snow), freezing </w:t>
+      </w:r>
+      <w:proofErr w:type="gramStart"/>
+      <w:r>
+        <w:t>degree days</w:t>
+      </w:r>
+      <w:proofErr w:type="gramEnd"/>
+      <w:r>
+        <w:t xml:space="preserve"> (FDD) and growing degree days (GDD), details in table 2. </w:t>
+      </w:r>
       <w:r>
         <w:rPr>
           <w:highlight w:val="yellow"/>
         </w:rPr>
-        <w:t xml:space="preserve">We </w:t>
-      </w:r>
-      <w:proofErr w:type="gramStart"/>
+        <w:t xml:space="preserve">To identify the main gradients of microclimatic variability at </w:t>
+      </w:r>
       <w:r>
         <w:rPr>
           <w:highlight w:val="yellow"/>
         </w:rPr>
-        <w:t xml:space="preserve">calculated </w:t>
+        <w:t>spatial scale</w:t>
       </w:r>
       <w:r>
         <w:rPr>
           <w:highlight w:val="yellow"/>
         </w:rPr>
-        <w:t xml:space="preserve"> a</w:t>
-      </w:r>
-      <w:proofErr w:type="gramEnd"/>
+        <w:t xml:space="preserve">, we conducted a principal component analysis (PCA) with the </w:t>
+      </w:r>
       <w:r>
         <w:rPr>
           <w:highlight w:val="yellow"/>
         </w:rPr>
+        <w:t>full set of bioclimatic indices</w:t>
+      </w:r>
+      <w:r>
         <w:t xml:space="preserve"> </w:t>
       </w:r>
-      <w:commentRangeEnd w:id="2"/>
-      <w:r>
-        <w:rPr>
-          <w:rStyle w:val="Refdecomentario"/>
-          <w:rFonts w:ascii="Calibri" w:eastAsia="Calibri" w:hAnsi="Calibri" w:cs="Calibri"/>
-        </w:rPr>
-        <w:commentReference w:id="2"/>
-      </w:r>
       <w:r>
         <w:rPr>
           <w:highlight w:val="yellow"/>
         </w:rPr>
-        <w:t xml:space="preserve">set </w:t>
-      </w:r>
-      <w:r>
-        <w:rPr>
-          <w:highlight w:val="yellow"/>
-        </w:rPr>
-        <w:t>bioclimatic indices ba</w:t>
-      </w:r>
-      <w:bookmarkStart w:id="3" w:name="_GoBack"/>
-      <w:bookmarkEnd w:id="3"/>
-      <w:r>
-        <w:rPr>
-          <w:highlight w:val="yellow"/>
-        </w:rPr>
-        <w:t xml:space="preserve">sed on standard </w:t>
-      </w:r>
-      <w:r>
-        <w:rPr>
-          <w:highlight w:val="yellow"/>
-        </w:rPr>
-        <w:lastRenderedPageBreak/>
-        <w:t xml:space="preserve">variables used by </w:t>
-      </w:r>
-      <w:proofErr w:type="spellStart"/>
-      <w:r>
-        <w:rPr>
-          <w:highlight w:val="yellow"/>
-        </w:rPr>
-        <w:t>WorldClim</w:t>
-      </w:r>
-      <w:proofErr w:type="spellEnd"/>
-      <w:r>
-        <w:rPr>
-          <w:highlight w:val="yellow"/>
-        </w:rPr>
-        <w:t xml:space="preserve"> (Fick &amp; </w:t>
-      </w:r>
-      <w:proofErr w:type="spellStart"/>
-      <w:r>
-        <w:rPr>
-          <w:highlight w:val="yellow"/>
-        </w:rPr>
-        <w:t>Hijmans</w:t>
-      </w:r>
-      <w:proofErr w:type="spellEnd"/>
-      <w:r>
-        <w:rPr>
-          <w:highlight w:val="yellow"/>
-        </w:rPr>
-        <w:t xml:space="preserve"> 2017), together with other variables with a relevant function on alpine topographic gradients. </w:t>
-      </w:r>
-      <w:proofErr w:type="gramStart"/>
-      <w:r>
-        <w:rPr>
-          <w:highlight w:val="yellow"/>
-        </w:rPr>
-        <w:t xml:space="preserve">The selected variables were: (1) bio1 = annual mean temperature; (2) bio2 = mean diurnal range, i.e. the mean of the monthly differences between maximum and minimum temperatures; (3) bio7 = temperature annual range; i.e. the difference between the maximum temperature of the warmest month and the minimum temperature of the coldest month; (4) </w:t>
-      </w:r>
-      <w:r>
-        <w:t>“Snow”</w:t>
-      </w:r>
-      <w:r>
-        <w:t xml:space="preserve"> </w:t>
-      </w:r>
-      <w:r>
-        <w:t xml:space="preserve">as </w:t>
-      </w:r>
-      <w:r>
-        <w:t xml:space="preserve">the number of days </w:t>
-      </w:r>
-      <w:r>
-        <w:t>with</w:t>
-      </w:r>
-      <w:r>
-        <w:t xml:space="preserve"> snow cover,</w:t>
-      </w:r>
-      <w:r>
-        <w:t xml:space="preserve"> based on</w:t>
-      </w:r>
-      <w:r>
-        <w:t xml:space="preserve"> the period in which the maximum temperature</w:t>
-      </w:r>
-      <w:r>
-        <w:t>s</w:t>
-      </w:r>
-      <w:r>
-        <w:t xml:space="preserve"> w</w:t>
-      </w:r>
-      <w:r>
-        <w:t>ere</w:t>
-      </w:r>
-      <w:r>
-        <w:t xml:space="preserve"> &lt; 0.5 ºC and the minimum temperature w</w:t>
-      </w:r>
-      <w:r>
-        <w:t>ere &gt; -0.5 ºC (</w:t>
-      </w:r>
-      <w:r>
-        <w:rPr>
-          <w:highlight w:val="yellow"/>
-        </w:rPr>
-        <w:t>REF</w:t>
-      </w:r>
-      <w:r>
-        <w:t>)</w:t>
-      </w:r>
-      <w:r>
-        <w:rPr>
-          <w:highlight w:val="yellow"/>
-        </w:rPr>
-        <w:t>; (5) FDD = freezing degree days, i.e. the sum of daily mean temperatures for days in which the mean temperature was below 0 ºC (Choler 2018); and (6) GDD = growing degree days, i.e. the sum of daily mean temperatures for days in which the soil mean temperature at five cm deep was above 5 ºC (</w:t>
-      </w:r>
-      <w:proofErr w:type="spellStart"/>
-      <w:r>
-        <w:rPr>
-          <w:highlight w:val="yellow"/>
-        </w:rPr>
-        <w:t>Körner</w:t>
-      </w:r>
-      <w:proofErr w:type="spellEnd"/>
-      <w:r>
-        <w:rPr>
-          <w:highlight w:val="yellow"/>
-        </w:rPr>
-        <w:t xml:space="preserve"> 2021).</w:t>
-      </w:r>
-      <w:proofErr w:type="gramEnd"/>
-      <w:r>
-        <w:rPr>
-          <w:highlight w:val="yellow"/>
-        </w:rPr>
-        <w:t xml:space="preserve"> For FDD, we transformed the values from negative to positive, so higher values represent more freezing. To identify the main gradients of microclimatic variability at both temporal and spatial scales, we conducted a principal component analysis (PCA) with the </w:t>
-      </w:r>
-      <w:r>
-        <w:rPr>
-          <w:highlight w:val="yellow"/>
-        </w:rPr>
-        <w:t>full set of bioclimatic indices</w:t>
-      </w:r>
-      <w:r>
-        <w:t xml:space="preserve"> </w:t>
-      </w:r>
-      <w:r>
-        <w:rPr>
-          <w:highlight w:val="yellow"/>
-        </w:rPr>
-        <w:t>(fig xx)</w:t>
-      </w:r>
-      <w:r>
-        <w:rPr>
-          <w:highlight w:val="yellow"/>
-        </w:rPr>
-        <w:t xml:space="preserve"> UPDATE</w:t>
-      </w:r>
-      <w:r>
-        <w:t>.</w:t>
+        <w:t>(fig xx) UPDATE</w:t>
+      </w:r>
+      <w:r>
+        <w:t xml:space="preserve">. The three standard variables used (bio1, bio2 and bio7) were highly correlated with GDD, thus for future analysis we decided to keep GDD, FDD, Snow and elevation. </w:t>
       </w:r>
     </w:p>
+    <w:tbl>
+      <w:tblPr>
+        <w:tblStyle w:val="Tablaconcuadrcula"/>
+        <w:tblW w:w="0" w:type="auto"/>
+        <w:tblLook w:val="04A0" w:firstRow="1" w:lastRow="0" w:firstColumn="1" w:lastColumn="0" w:noHBand="0" w:noVBand="1"/>
+      </w:tblPr>
+      <w:tblGrid>
+        <w:gridCol w:w="1980"/>
+        <w:gridCol w:w="1843"/>
+        <w:gridCol w:w="4671"/>
+      </w:tblGrid>
+      <w:tr>
+        <w:tc>
+          <w:tcPr>
+            <w:tcW w:w="1980" w:type="dxa"/>
+          </w:tcPr>
+          <w:p>
+            <w:r>
+              <w:t>Bioclimatic indices abbreviation</w:t>
+            </w:r>
+          </w:p>
+        </w:tc>
+        <w:tc>
+          <w:tcPr>
+            <w:tcW w:w="1843" w:type="dxa"/>
+          </w:tcPr>
+          <w:p>
+            <w:r>
+              <w:t>Bioclimatic indices full name</w:t>
+            </w:r>
+          </w:p>
+        </w:tc>
+        <w:tc>
+          <w:tcPr>
+            <w:tcW w:w="4671" w:type="dxa"/>
+          </w:tcPr>
+          <w:p>
+            <w:r>
+              <w:t>Description and calculation</w:t>
+            </w:r>
+          </w:p>
+        </w:tc>
+      </w:tr>
+      <w:tr>
+        <w:tc>
+          <w:tcPr>
+            <w:tcW w:w="1980" w:type="dxa"/>
+          </w:tcPr>
+          <w:p>
+            <w:r>
+              <w:t>bio1</w:t>
+            </w:r>
+          </w:p>
+        </w:tc>
+        <w:tc>
+          <w:tcPr>
+            <w:tcW w:w="1843" w:type="dxa"/>
+          </w:tcPr>
+          <w:p>
+            <w:r>
+              <w:t>Annual mean temperature</w:t>
+            </w:r>
+          </w:p>
+        </w:tc>
+        <w:tc>
+          <w:tcPr>
+            <w:tcW w:w="4671" w:type="dxa"/>
+          </w:tcPr>
+          <w:p>
+            <w:r>
+              <w:t>Mean of temperatures recorded throughout the year</w:t>
+            </w:r>
+          </w:p>
+        </w:tc>
+      </w:tr>
+      <w:tr>
+        <w:tc>
+          <w:tcPr>
+            <w:tcW w:w="1980" w:type="dxa"/>
+          </w:tcPr>
+          <w:p>
+            <w:r>
+              <w:t>bio2</w:t>
+            </w:r>
+          </w:p>
+        </w:tc>
+        <w:tc>
+          <w:tcPr>
+            <w:tcW w:w="1843" w:type="dxa"/>
+          </w:tcPr>
+          <w:p>
+            <w:r>
+              <w:t>Mean diurnal range</w:t>
+            </w:r>
+          </w:p>
+        </w:tc>
+        <w:tc>
+          <w:tcPr>
+            <w:tcW w:w="4671" w:type="dxa"/>
+          </w:tcPr>
+          <w:p>
+            <w:r>
+              <w:rPr>
+                <w:highlight w:val="yellow"/>
+              </w:rPr>
+              <w:t>M</w:t>
+            </w:r>
+            <w:r>
+              <w:rPr>
+                <w:highlight w:val="yellow"/>
+              </w:rPr>
+              <w:t>ean of the monthly differences between maximum and minimum temperatures</w:t>
+            </w:r>
+          </w:p>
+        </w:tc>
+      </w:tr>
+      <w:tr>
+        <w:tc>
+          <w:tcPr>
+            <w:tcW w:w="1980" w:type="dxa"/>
+          </w:tcPr>
+          <w:p>
+            <w:r>
+              <w:t>bio7</w:t>
+            </w:r>
+          </w:p>
+        </w:tc>
+        <w:tc>
+          <w:tcPr>
+            <w:tcW w:w="1843" w:type="dxa"/>
+          </w:tcPr>
+          <w:p>
+            <w:r>
+              <w:t>Temperature annual range</w:t>
+            </w:r>
+          </w:p>
+        </w:tc>
+        <w:tc>
+          <w:tcPr>
+            <w:tcW w:w="4671" w:type="dxa"/>
+          </w:tcPr>
+          <w:p>
+            <w:r>
+              <w:rPr>
+                <w:highlight w:val="yellow"/>
+              </w:rPr>
+              <w:t>Di</w:t>
+            </w:r>
+            <w:r>
+              <w:rPr>
+                <w:highlight w:val="yellow"/>
+              </w:rPr>
+              <w:t>fference between the maximum temperature of the warmest month and the minimum temperature of the coldest month</w:t>
+            </w:r>
+          </w:p>
+        </w:tc>
+      </w:tr>
+      <w:tr>
+        <w:tc>
+          <w:tcPr>
+            <w:tcW w:w="1980" w:type="dxa"/>
+          </w:tcPr>
+          <w:p>
+            <w:r>
+              <w:t>Snow</w:t>
+            </w:r>
+          </w:p>
+        </w:tc>
+        <w:tc>
+          <w:tcPr>
+            <w:tcW w:w="1843" w:type="dxa"/>
+          </w:tcPr>
+          <w:p>
+            <w:r>
+              <w:t>Days with snow cover</w:t>
+            </w:r>
+          </w:p>
+        </w:tc>
+        <w:tc>
+          <w:tcPr>
+            <w:tcW w:w="4671" w:type="dxa"/>
+          </w:tcPr>
+          <w:p>
+            <w:r>
+              <w:t>Number of days based on</w:t>
+            </w:r>
+            <w:r>
+              <w:t xml:space="preserve"> the period in which the maximum temperature</w:t>
+            </w:r>
+            <w:r>
+              <w:t>s</w:t>
+            </w:r>
+            <w:r>
+              <w:t xml:space="preserve"> w</w:t>
+            </w:r>
+            <w:r>
+              <w:t>ere</w:t>
+            </w:r>
+            <w:r>
+              <w:t xml:space="preserve"> &lt; 0.5 ºC and the minimum temperature w</w:t>
+            </w:r>
+            <w:r>
+              <w:t>ere &gt; -0.5 ºC</w:t>
+            </w:r>
+          </w:p>
+        </w:tc>
+      </w:tr>
+      <w:tr>
+        <w:tc>
+          <w:tcPr>
+            <w:tcW w:w="1980" w:type="dxa"/>
+          </w:tcPr>
+          <w:p>
+            <w:r>
+              <w:t>FDD</w:t>
+            </w:r>
+          </w:p>
+        </w:tc>
+        <w:tc>
+          <w:tcPr>
+            <w:tcW w:w="1843" w:type="dxa"/>
+          </w:tcPr>
+          <w:p>
+            <w:r>
+              <w:t>Freezing degree days</w:t>
+            </w:r>
+          </w:p>
+        </w:tc>
+        <w:tc>
+          <w:tcPr>
+            <w:tcW w:w="4671" w:type="dxa"/>
+          </w:tcPr>
+          <w:p>
+            <w:r>
+              <w:rPr>
+                <w:highlight w:val="yellow"/>
+              </w:rPr>
+              <w:t>S</w:t>
+            </w:r>
+            <w:r>
+              <w:rPr>
+                <w:highlight w:val="yellow"/>
+              </w:rPr>
+              <w:t>um of daily mean temperatures for days in which the mean temperature was below 0 ºC (Choler 2018)</w:t>
+            </w:r>
+            <w:r>
+              <w:t>. T</w:t>
+            </w:r>
+            <w:r>
+              <w:rPr>
+                <w:highlight w:val="yellow"/>
+              </w:rPr>
+              <w:t>ransformed the values from negative to positive</w:t>
+            </w:r>
+            <w:r>
+              <w:t>, higher values represent more freezing</w:t>
+            </w:r>
+          </w:p>
+        </w:tc>
+      </w:tr>
+      <w:tr>
+        <w:tc>
+          <w:tcPr>
+            <w:tcW w:w="1980" w:type="dxa"/>
+          </w:tcPr>
+          <w:p>
+            <w:r>
+              <w:t>GDD</w:t>
+            </w:r>
+          </w:p>
+        </w:tc>
+        <w:tc>
+          <w:tcPr>
+            <w:tcW w:w="1843" w:type="dxa"/>
+          </w:tcPr>
+          <w:p>
+            <w:r>
+              <w:t>Growing degree days</w:t>
+            </w:r>
+          </w:p>
+        </w:tc>
+        <w:tc>
+          <w:tcPr>
+            <w:tcW w:w="4671" w:type="dxa"/>
+          </w:tcPr>
+          <w:p>
+            <w:r>
+              <w:rPr>
+                <w:highlight w:val="yellow"/>
+              </w:rPr>
+              <w:t>S</w:t>
+            </w:r>
+            <w:r>
+              <w:rPr>
+                <w:highlight w:val="yellow"/>
+              </w:rPr>
+              <w:t>um of daily mean temperatures for days in which the soil mean temperature at five cm deep was above 5 ºC (</w:t>
+            </w:r>
+            <w:proofErr w:type="spellStart"/>
+            <w:r>
+              <w:rPr>
+                <w:highlight w:val="yellow"/>
+              </w:rPr>
+              <w:t>Körner</w:t>
+            </w:r>
+            <w:proofErr w:type="spellEnd"/>
+            <w:r>
+              <w:rPr>
+                <w:highlight w:val="yellow"/>
+              </w:rPr>
+              <w:t xml:space="preserve"> 2021)</w:t>
+            </w:r>
+          </w:p>
+        </w:tc>
+      </w:tr>
+    </w:tbl>
     <w:p>
       <w:pPr>
         <w:spacing w:line="480" w:lineRule="auto"/>
@@ -4923,7 +5277,7 @@
         <w:rPr>
           <w:lang w:val="es-ES"/>
         </w:rPr>
-        <w:pict w14:anchorId="3E3E074F">
+        <w:pict w14:anchorId="1EC57291">
           <v:shapetype id="_x0000_t75" coordsize="21600,21600" o:spt="75" o:preferrelative="t" path="m@4@5l@4@11@9@11@9@5xe" filled="f" stroked="f">
             <v:stroke joinstyle="miter"/>
             <v:formulas>
@@ -4943,7 +5297,7 @@
             <v:path o:extrusionok="f" gradientshapeok="t" o:connecttype="rect"/>
             <o:lock v:ext="edit" aspectratio="t"/>
           </v:shapetype>
-          <v:shape id="_x0000_i1026" type="#_x0000_t75" style="width:425pt;height:181.05pt">
+          <v:shape id="_x0000_i1026" type="#_x0000_t75" style="width:425pt;height:186.45pt">
             <v:imagedata r:id="rId15" o:title="Bioclimatic indices PCA"/>
           </v:shape>
         </w:pict>
@@ -4977,6 +5331,13 @@
           <w:lang w:eastAsia="ca-ES"/>
         </w:rPr>
         <w:t xml:space="preserve"> Seed sampling </w:t>
+      </w:r>
+      <w:r>
+        <w:rPr>
+          <w:rFonts w:eastAsia="Times New Roman"/>
+          <w:lang w:eastAsia="ca-ES"/>
+        </w:rPr>
+        <w:t>and storage</w:t>
       </w:r>
     </w:p>
     <w:p>
@@ -5079,55 +5440,39 @@
           <w:color w:val="000000"/>
           <w:lang w:eastAsia="ca-ES"/>
         </w:rPr>
-        <w:t xml:space="preserve">community and </w:t>
-      </w:r>
-      <w:r>
-        <w:rPr>
-          <w:rFonts w:eastAsia="Times New Roman" w:cstheme="minorHAnsi"/>
-          <w:color w:val="000000"/>
-          <w:lang w:eastAsia="ca-ES"/>
-        </w:rPr>
-        <w:t xml:space="preserve">we </w:t>
-      </w:r>
-      <w:r>
-        <w:rPr>
-          <w:rFonts w:eastAsia="Times New Roman" w:cstheme="minorHAnsi"/>
-          <w:color w:val="000000"/>
-          <w:lang w:eastAsia="ca-ES"/>
-        </w:rPr>
-        <w:t>complement</w:t>
-      </w:r>
-      <w:r>
-        <w:rPr>
-          <w:rFonts w:eastAsia="Times New Roman" w:cstheme="minorHAnsi"/>
-          <w:color w:val="000000"/>
-          <w:lang w:eastAsia="ca-ES"/>
-        </w:rPr>
-        <w:t>ed</w:t>
-      </w:r>
-      <w:r>
-        <w:rPr>
-          <w:rFonts w:eastAsia="Times New Roman" w:cstheme="minorHAnsi"/>
-          <w:color w:val="000000"/>
-          <w:lang w:eastAsia="ca-ES"/>
-        </w:rPr>
-        <w:t xml:space="preserve"> the </w:t>
-      </w:r>
-      <w:r>
-        <w:rPr>
-          <w:rFonts w:eastAsia="Times New Roman" w:cstheme="minorHAnsi"/>
-          <w:color w:val="000000"/>
-          <w:lang w:eastAsia="ca-ES"/>
-        </w:rPr>
-        <w:t xml:space="preserve">species </w:t>
-      </w:r>
-      <w:r>
-        <w:rPr>
-          <w:rFonts w:eastAsia="Times New Roman" w:cstheme="minorHAnsi"/>
-          <w:color w:val="000000"/>
-          <w:lang w:eastAsia="ca-ES"/>
-        </w:rPr>
-        <w:t>list with other highly abundant species to collect</w:t>
+        <w:t xml:space="preserve">community </w:t>
+      </w:r>
+      <w:r>
+        <w:rPr>
+          <w:rFonts w:eastAsia="Times New Roman" w:cstheme="minorHAnsi"/>
+          <w:color w:val="000000"/>
+          <w:lang w:eastAsia="ca-ES"/>
+        </w:rPr>
+        <w:t>(</w:t>
+      </w:r>
+      <w:r>
+        <w:rPr>
+          <w:rFonts w:eastAsia="Times New Roman" w:cstheme="minorHAnsi"/>
+          <w:color w:val="000000"/>
+          <w:lang w:eastAsia="ca-ES"/>
+        </w:rPr>
+        <w:t>52</w:t>
+      </w:r>
+      <w:r>
+        <w:rPr>
+          <w:rFonts w:eastAsia="Times New Roman" w:cstheme="minorHAnsi"/>
+          <w:color w:val="000000"/>
+          <w:lang w:eastAsia="ca-ES"/>
+        </w:rPr>
+        <w:t xml:space="preserve"> species in the temperate and 2</w:t>
+      </w:r>
+      <w:r>
+        <w:rPr>
+          <w:rFonts w:eastAsia="Times New Roman" w:cstheme="minorHAnsi"/>
+          <w:color w:val="000000"/>
+          <w:lang w:eastAsia="ca-ES"/>
+        </w:rPr>
+        <w:t>9</w:t>
       </w:r>
       <w:r>
         <w:rPr>
@@ -5143,39 +5488,24 @@
           <w:color w:val="000000"/>
           <w:lang w:eastAsia="ca-ES"/>
         </w:rPr>
-        <w:t>(</w:t>
-      </w:r>
-      <w:r>
-        <w:rPr>
-          <w:rFonts w:eastAsia="Times New Roman" w:cstheme="minorHAnsi"/>
-          <w:color w:val="000000"/>
-          <w:lang w:eastAsia="ca-ES"/>
-        </w:rPr>
-        <w:t>52</w:t>
-      </w:r>
-      <w:r>
-        <w:rPr>
-          <w:rFonts w:eastAsia="Times New Roman" w:cstheme="minorHAnsi"/>
-          <w:color w:val="000000"/>
-          <w:lang w:eastAsia="ca-ES"/>
-        </w:rPr>
-        <w:t xml:space="preserve"> species in the temperate and 2</w:t>
-      </w:r>
-      <w:r>
-        <w:rPr>
-          <w:rFonts w:eastAsia="Times New Roman" w:cstheme="minorHAnsi"/>
-          <w:color w:val="000000"/>
-          <w:lang w:eastAsia="ca-ES"/>
-        </w:rPr>
-        <w:t>9</w:t>
-      </w:r>
-      <w:r>
-        <w:rPr>
-          <w:rFonts w:eastAsia="Times New Roman" w:cstheme="minorHAnsi"/>
-          <w:color w:val="000000"/>
-          <w:lang w:eastAsia="ca-ES"/>
-        </w:rPr>
-        <w:t xml:space="preserve"> species in the Mediterranean systems)</w:t>
+        <w:lastRenderedPageBreak/>
+        <w:t xml:space="preserve">species in the Mediterranean </w:t>
+      </w:r>
+      <w:r>
+        <w:rPr>
+          <w:rFonts w:eastAsia="Times New Roman" w:cstheme="minorHAnsi"/>
+          <w:color w:val="000000"/>
+          <w:lang w:eastAsia="ca-ES"/>
+        </w:rPr>
+        <w:t>communities</w:t>
+      </w:r>
+      <w:r>
+        <w:rPr>
+          <w:rFonts w:eastAsia="Times New Roman" w:cstheme="minorHAnsi"/>
+          <w:color w:val="000000"/>
+          <w:lang w:eastAsia="ca-ES"/>
+        </w:rPr>
+        <w:t>)</w:t>
       </w:r>
       <w:r>
         <w:rPr>
@@ -5207,40 +5537,103 @@
           <w:color w:val="000000"/>
           <w:lang w:eastAsia="ca-ES"/>
         </w:rPr>
-        <w:t xml:space="preserve">at </w:t>
-      </w:r>
-      <w:r>
-        <w:rPr>
-          <w:rFonts w:eastAsia="Times New Roman" w:cstheme="minorHAnsi"/>
-          <w:color w:val="000000"/>
-          <w:lang w:eastAsia="ca-ES"/>
-        </w:rPr>
-        <w:lastRenderedPageBreak/>
-        <w:t>peak</w:t>
-      </w:r>
-      <w:r>
-        <w:rPr>
-          <w:rFonts w:eastAsia="Times New Roman" w:cstheme="minorHAnsi"/>
-          <w:color w:val="000000"/>
-          <w:lang w:eastAsia="ca-ES"/>
-        </w:rPr>
-        <w:t xml:space="preserve"> reproductive season and sampled ripe seeds or fruits (hereafter ‘seeds’ for simplicity) directly from the mother plants according to </w:t>
-      </w:r>
-      <w:r>
-        <w:rPr>
-          <w:rFonts w:eastAsia="Times New Roman" w:cstheme="minorHAnsi"/>
-          <w:color w:val="000000"/>
-          <w:lang w:eastAsia="ca-ES"/>
-        </w:rPr>
-        <w:t xml:space="preserve">peak </w:t>
-      </w:r>
-      <w:r>
-        <w:rPr>
-          <w:rFonts w:eastAsia="Times New Roman" w:cstheme="minorHAnsi"/>
-          <w:color w:val="000000"/>
-          <w:lang w:eastAsia="ca-ES"/>
-        </w:rPr>
-        <w:t>species maturity</w:t>
+        <w:t>at peak</w:t>
+      </w:r>
+      <w:r>
+        <w:rPr>
+          <w:rFonts w:eastAsia="Times New Roman" w:cstheme="minorHAnsi"/>
+          <w:color w:val="000000"/>
+          <w:lang w:eastAsia="ca-ES"/>
+        </w:rPr>
+        <w:t xml:space="preserve"> reproductive season and sampled ripe seeds or fruits (hereafter ‘seeds’ for simplicity)</w:t>
+      </w:r>
+      <w:r>
+        <w:rPr>
+          <w:rFonts w:eastAsia="Times New Roman" w:cstheme="minorHAnsi"/>
+          <w:color w:val="000000"/>
+          <w:lang w:eastAsia="ca-ES"/>
+        </w:rPr>
+        <w:t xml:space="preserve"> directly from the mother plant</w:t>
+      </w:r>
+      <w:r>
+        <w:rPr>
+          <w:rFonts w:eastAsia="Times New Roman" w:cstheme="minorHAnsi"/>
+          <w:color w:val="000000"/>
+          <w:lang w:eastAsia="ca-ES"/>
+        </w:rPr>
+        <w:t xml:space="preserve">. Sampling took place within a 50 m radius </w:t>
+      </w:r>
+      <w:r>
+        <w:rPr>
+          <w:rFonts w:eastAsia="Times New Roman" w:cstheme="minorHAnsi"/>
+          <w:color w:val="000000"/>
+          <w:lang w:eastAsia="ca-ES"/>
+        </w:rPr>
+        <w:t>of</w:t>
+      </w:r>
+      <w:r>
+        <w:rPr>
+          <w:rFonts w:eastAsia="Times New Roman" w:cstheme="minorHAnsi"/>
+          <w:color w:val="000000"/>
+          <w:lang w:eastAsia="ca-ES"/>
+        </w:rPr>
+        <w:t xml:space="preserve"> the central plot of each </w:t>
+      </w:r>
+      <w:r>
+        <w:rPr>
+          <w:rFonts w:eastAsia="Times New Roman" w:cstheme="minorHAnsi"/>
+          <w:color w:val="000000"/>
+          <w:lang w:eastAsia="ca-ES"/>
+        </w:rPr>
+        <w:t xml:space="preserve">sampling </w:t>
+      </w:r>
+      <w:r>
+        <w:rPr>
+          <w:rFonts w:eastAsia="Times New Roman" w:cstheme="minorHAnsi"/>
+          <w:color w:val="000000"/>
+          <w:lang w:eastAsia="ca-ES"/>
+        </w:rPr>
+        <w:t xml:space="preserve">site from at least 20 – 50 randomly chosen individuals. </w:t>
+      </w:r>
+      <w:r>
+        <w:rPr>
+          <w:rFonts w:eastAsia="Times New Roman" w:cstheme="minorHAnsi"/>
+          <w:color w:val="000000"/>
+          <w:lang w:eastAsia="ca-ES"/>
+        </w:rPr>
+        <w:t>F</w:t>
+      </w:r>
+      <w:r>
+        <w:rPr>
+          <w:rFonts w:eastAsia="Times New Roman" w:cstheme="minorHAnsi"/>
+          <w:color w:val="000000"/>
+          <w:lang w:eastAsia="ca-ES"/>
+        </w:rPr>
+        <w:t>ollow</w:t>
+      </w:r>
+      <w:r>
+        <w:rPr>
+          <w:rFonts w:eastAsia="Times New Roman" w:cstheme="minorHAnsi"/>
+          <w:color w:val="000000"/>
+          <w:lang w:eastAsia="ca-ES"/>
+        </w:rPr>
+        <w:t>ing</w:t>
+      </w:r>
+      <w:r>
+        <w:rPr>
+          <w:rFonts w:eastAsia="Times New Roman" w:cstheme="minorHAnsi"/>
+          <w:color w:val="000000"/>
+          <w:lang w:eastAsia="ca-ES"/>
+        </w:rPr>
+        <w:t xml:space="preserve"> standard protocols for sampling seeds of wild populations</w:t>
+      </w:r>
+      <w:r>
+        <w:rPr>
+          <w:rFonts w:eastAsia="Times New Roman" w:cstheme="minorHAnsi"/>
+          <w:color w:val="000000"/>
+          <w:lang w:eastAsia="ca-ES"/>
+        </w:rPr>
+        <w:t>,</w:t>
       </w:r>
       <w:r>
         <w:rPr>
@@ -5256,71 +5649,120 @@
           <w:color w:val="000000"/>
           <w:lang w:eastAsia="ca-ES"/>
         </w:rPr>
-        <w:t xml:space="preserve">in the field. Sampling took place within a 50 m radius </w:t>
-      </w:r>
-      <w:r>
-        <w:rPr>
-          <w:rFonts w:eastAsia="Times New Roman" w:cstheme="minorHAnsi"/>
-          <w:color w:val="000000"/>
-          <w:lang w:eastAsia="ca-ES"/>
-        </w:rPr>
-        <w:t>of</w:t>
-      </w:r>
-      <w:r>
-        <w:rPr>
-          <w:rFonts w:eastAsia="Times New Roman" w:cstheme="minorHAnsi"/>
-          <w:color w:val="000000"/>
-          <w:lang w:eastAsia="ca-ES"/>
-        </w:rPr>
-        <w:t xml:space="preserve"> the central plot of each </w:t>
-      </w:r>
-      <w:r>
-        <w:rPr>
-          <w:rFonts w:eastAsia="Times New Roman" w:cstheme="minorHAnsi"/>
-          <w:color w:val="000000"/>
-          <w:lang w:eastAsia="ca-ES"/>
-        </w:rPr>
-        <w:t xml:space="preserve">sampling </w:t>
-      </w:r>
-      <w:r>
-        <w:rPr>
-          <w:rFonts w:eastAsia="Times New Roman" w:cstheme="minorHAnsi"/>
-          <w:color w:val="000000"/>
-          <w:lang w:eastAsia="ca-ES"/>
-        </w:rPr>
-        <w:t xml:space="preserve">site from at least 20 – 50 randomly chosen individuals. </w:t>
-      </w:r>
-      <w:r>
-        <w:rPr>
-          <w:rFonts w:eastAsia="Times New Roman" w:cstheme="minorHAnsi"/>
-          <w:color w:val="000000"/>
-          <w:lang w:eastAsia="ca-ES"/>
-        </w:rPr>
-        <w:t>F</w:t>
-      </w:r>
-      <w:r>
-        <w:rPr>
-          <w:rFonts w:eastAsia="Times New Roman" w:cstheme="minorHAnsi"/>
-          <w:color w:val="000000"/>
-          <w:lang w:eastAsia="ca-ES"/>
-        </w:rPr>
-        <w:t>ollow</w:t>
-      </w:r>
-      <w:r>
-        <w:rPr>
-          <w:rFonts w:eastAsia="Times New Roman" w:cstheme="minorHAnsi"/>
-          <w:color w:val="000000"/>
-          <w:lang w:eastAsia="ca-ES"/>
-        </w:rPr>
-        <w:t>ing</w:t>
-      </w:r>
-      <w:r>
-        <w:rPr>
-          <w:rFonts w:eastAsia="Times New Roman" w:cstheme="minorHAnsi"/>
-          <w:color w:val="000000"/>
-          <w:lang w:eastAsia="ca-ES"/>
-        </w:rPr>
-        <w:t xml:space="preserve"> standard protocols for sampling seeds of wild populations</w:t>
+        <w:t>t</w:t>
+      </w:r>
+      <w:r>
+        <w:rPr>
+          <w:rFonts w:eastAsia="Times New Roman" w:cstheme="minorHAnsi"/>
+          <w:color w:val="000000"/>
+          <w:lang w:eastAsia="ca-ES"/>
+        </w:rPr>
+        <w:t xml:space="preserve">he goal was to collect </w:t>
+      </w:r>
+      <w:r>
+        <w:rPr>
+          <w:rFonts w:eastAsia="Times New Roman" w:cstheme="minorHAnsi"/>
+          <w:color w:val="000000"/>
+          <w:lang w:eastAsia="ca-ES"/>
+        </w:rPr>
+        <w:t>4</w:t>
+      </w:r>
+      <w:r>
+        <w:rPr>
+          <w:rFonts w:eastAsia="Times New Roman" w:cstheme="minorHAnsi"/>
+          <w:color w:val="000000"/>
+          <w:lang w:eastAsia="ca-ES"/>
+        </w:rPr>
+        <w:t>00 seeds from each target species, maximizing intraspecific genetic diversity (ENSCONET 2009).</w:t>
+      </w:r>
+      <w:r>
+        <w:rPr>
+          <w:rFonts w:eastAsia="Times New Roman" w:cstheme="minorHAnsi"/>
+          <w:color w:val="000000"/>
+          <w:lang w:eastAsia="ca-ES"/>
+        </w:rPr>
+        <w:t xml:space="preserve"> </w:t>
+      </w:r>
+      <w:r>
+        <w:rPr>
+          <w:rFonts w:eastAsia="Times New Roman" w:cstheme="minorHAnsi"/>
+          <w:color w:val="000000"/>
+          <w:lang w:eastAsia="ca-ES"/>
+        </w:rPr>
+        <w:t>In the temp</w:t>
+      </w:r>
+      <w:r>
+        <w:rPr>
+          <w:rFonts w:eastAsia="Times New Roman" w:cstheme="minorHAnsi"/>
+          <w:color w:val="000000"/>
+          <w:lang w:eastAsia="ca-ES"/>
+        </w:rPr>
+        <w:t>erate community</w:t>
+      </w:r>
+      <w:r>
+        <w:rPr>
+          <w:rFonts w:eastAsia="Times New Roman" w:cstheme="minorHAnsi"/>
+          <w:color w:val="000000"/>
+          <w:lang w:eastAsia="ca-ES"/>
+        </w:rPr>
+        <w:t>, we obtained</w:t>
+      </w:r>
+      <w:r>
+        <w:rPr>
+          <w:rFonts w:eastAsia="Times New Roman" w:cstheme="minorHAnsi"/>
+          <w:color w:val="000000"/>
+          <w:lang w:eastAsia="ca-ES"/>
+        </w:rPr>
+        <w:t xml:space="preserve"> </w:t>
+      </w:r>
+      <w:r>
+        <w:rPr>
+          <w:rFonts w:eastAsia="Times New Roman" w:cstheme="minorHAnsi"/>
+          <w:color w:val="000000"/>
+          <w:lang w:eastAsia="ca-ES"/>
+        </w:rPr>
+        <w:t>seeds from 3</w:t>
+      </w:r>
+      <w:r>
+        <w:rPr>
+          <w:rFonts w:eastAsia="Times New Roman" w:cstheme="minorHAnsi"/>
+          <w:color w:val="000000"/>
+          <w:lang w:eastAsia="ca-ES"/>
+        </w:rPr>
+        <w:t>4</w:t>
+      </w:r>
+      <w:r>
+        <w:rPr>
+          <w:rFonts w:eastAsia="Times New Roman" w:cstheme="minorHAnsi"/>
+          <w:color w:val="000000"/>
+          <w:lang w:eastAsia="ca-ES"/>
+        </w:rPr>
+        <w:t xml:space="preserve"> species</w:t>
+      </w:r>
+      <w:r>
+        <w:rPr>
+          <w:rFonts w:eastAsia="Times New Roman" w:cstheme="minorHAnsi"/>
+          <w:color w:val="000000"/>
+          <w:lang w:eastAsia="ca-ES"/>
+        </w:rPr>
+        <w:t xml:space="preserve"> while i</w:t>
+      </w:r>
+      <w:r>
+        <w:rPr>
+          <w:rFonts w:eastAsia="Times New Roman" w:cstheme="minorHAnsi"/>
+          <w:color w:val="000000"/>
+          <w:lang w:eastAsia="ca-ES"/>
+        </w:rPr>
+        <w:t xml:space="preserve">n the Mediterranean </w:t>
+      </w:r>
+      <w:proofErr w:type="gramStart"/>
+      <w:r>
+        <w:rPr>
+          <w:rFonts w:eastAsia="Times New Roman" w:cstheme="minorHAnsi"/>
+          <w:color w:val="000000"/>
+          <w:lang w:eastAsia="ca-ES"/>
+        </w:rPr>
+        <w:t>community</w:t>
       </w:r>
       <w:r>
         <w:rPr>
@@ -5329,119 +5771,6 @@
           <w:lang w:eastAsia="ca-ES"/>
         </w:rPr>
         <w:t>,</w:t>
-      </w:r>
-      <w:r>
-        <w:rPr>
-          <w:rFonts w:eastAsia="Times New Roman" w:cstheme="minorHAnsi"/>
-          <w:color w:val="000000"/>
-          <w:lang w:eastAsia="ca-ES"/>
-        </w:rPr>
-        <w:t xml:space="preserve"> </w:t>
-      </w:r>
-      <w:r>
-        <w:rPr>
-          <w:rFonts w:eastAsia="Times New Roman" w:cstheme="minorHAnsi"/>
-          <w:color w:val="000000"/>
-          <w:lang w:eastAsia="ca-ES"/>
-        </w:rPr>
-        <w:t>t</w:t>
-      </w:r>
-      <w:r>
-        <w:rPr>
-          <w:rFonts w:eastAsia="Times New Roman" w:cstheme="minorHAnsi"/>
-          <w:color w:val="000000"/>
-          <w:lang w:eastAsia="ca-ES"/>
-        </w:rPr>
-        <w:t xml:space="preserve">he goal was to collect </w:t>
-      </w:r>
-      <w:r>
-        <w:rPr>
-          <w:rFonts w:eastAsia="Times New Roman" w:cstheme="minorHAnsi"/>
-          <w:color w:val="000000"/>
-          <w:lang w:eastAsia="ca-ES"/>
-        </w:rPr>
-        <w:t>4</w:t>
-      </w:r>
-      <w:r>
-        <w:rPr>
-          <w:rFonts w:eastAsia="Times New Roman" w:cstheme="minorHAnsi"/>
-          <w:color w:val="000000"/>
-          <w:lang w:eastAsia="ca-ES"/>
-        </w:rPr>
-        <w:t>00 seeds from each target species, maximizing intraspecific genetic diversity (ENSCONET 2009).</w:t>
-      </w:r>
-      <w:r>
-        <w:rPr>
-          <w:rFonts w:eastAsia="Times New Roman" w:cstheme="minorHAnsi"/>
-          <w:color w:val="000000"/>
-          <w:lang w:eastAsia="ca-ES"/>
-        </w:rPr>
-        <w:t xml:space="preserve"> </w:t>
-      </w:r>
-      <w:r>
-        <w:rPr>
-          <w:rFonts w:eastAsia="Times New Roman" w:cstheme="minorHAnsi"/>
-          <w:color w:val="000000"/>
-          <w:lang w:eastAsia="ca-ES"/>
-        </w:rPr>
-        <w:t>In the temperate system, we obtained</w:t>
-      </w:r>
-      <w:r>
-        <w:rPr>
-          <w:rFonts w:eastAsia="Times New Roman" w:cstheme="minorHAnsi"/>
-          <w:color w:val="000000"/>
-          <w:lang w:eastAsia="ca-ES"/>
-        </w:rPr>
-        <w:t xml:space="preserve"> </w:t>
-      </w:r>
-      <w:r>
-        <w:rPr>
-          <w:rFonts w:eastAsia="Times New Roman" w:cstheme="minorHAnsi"/>
-          <w:color w:val="000000"/>
-          <w:lang w:eastAsia="ca-ES"/>
-        </w:rPr>
-        <w:t>seeds from 3</w:t>
-      </w:r>
-      <w:r>
-        <w:rPr>
-          <w:rFonts w:eastAsia="Times New Roman" w:cstheme="minorHAnsi"/>
-          <w:color w:val="000000"/>
-          <w:lang w:eastAsia="ca-ES"/>
-        </w:rPr>
-        <w:t>4</w:t>
-      </w:r>
-      <w:r>
-        <w:rPr>
-          <w:rFonts w:eastAsia="Times New Roman" w:cstheme="minorHAnsi"/>
-          <w:color w:val="000000"/>
-          <w:lang w:eastAsia="ca-ES"/>
-        </w:rPr>
-        <w:t xml:space="preserve"> species</w:t>
-      </w:r>
-      <w:r>
-        <w:rPr>
-          <w:rFonts w:eastAsia="Times New Roman" w:cstheme="minorHAnsi"/>
-          <w:color w:val="000000"/>
-          <w:lang w:eastAsia="ca-ES"/>
-        </w:rPr>
-        <w:t xml:space="preserve"> while i</w:t>
-      </w:r>
-      <w:r>
-        <w:rPr>
-          <w:rFonts w:eastAsia="Times New Roman" w:cstheme="minorHAnsi"/>
-          <w:color w:val="000000"/>
-          <w:lang w:eastAsia="ca-ES"/>
-        </w:rPr>
-        <w:t xml:space="preserve">n the Mediterranean </w:t>
-      </w:r>
-      <w:proofErr w:type="gramStart"/>
-      <w:r>
-        <w:rPr>
-          <w:rFonts w:eastAsia="Times New Roman" w:cstheme="minorHAnsi"/>
-          <w:color w:val="000000"/>
-          <w:lang w:eastAsia="ca-ES"/>
-        </w:rPr>
-        <w:t>system,</w:t>
       </w:r>
       <w:proofErr w:type="gramEnd"/>
       <w:r>
@@ -5502,7 +5831,15 @@
           <w:color w:val="000000"/>
           <w:lang w:eastAsia="ca-ES"/>
         </w:rPr>
-        <w:t xml:space="preserve"> in both systems</w:t>
+        <w:t xml:space="preserve"> in both </w:t>
+      </w:r>
+      <w:r>
+        <w:rPr>
+          <w:rFonts w:eastAsia="Times New Roman" w:cstheme="minorHAnsi"/>
+          <w:color w:val="000000"/>
+          <w:lang w:eastAsia="ca-ES"/>
+        </w:rPr>
+        <w:t>communities</w:t>
       </w:r>
       <w:r>
         <w:rPr>
@@ -5574,7 +5911,520 @@
           <w:color w:val="000000"/>
           <w:lang w:eastAsia="ca-ES"/>
         </w:rPr>
-        <w:t>the start of the experiment</w:t>
+        <w:t xml:space="preserve">November, when we subjected all seed lots to a common 5-month long (November – March) cold-stratification </w:t>
+      </w:r>
+      <w:proofErr w:type="spellStart"/>
+      <w:r>
+        <w:rPr>
+          <w:rFonts w:eastAsia="Times New Roman" w:cstheme="minorHAnsi"/>
+          <w:color w:val="000000"/>
+          <w:lang w:eastAsia="ca-ES"/>
+        </w:rPr>
+        <w:t>pretreatment</w:t>
+      </w:r>
+      <w:proofErr w:type="spellEnd"/>
+      <w:r>
+        <w:rPr>
+          <w:rFonts w:eastAsia="Times New Roman" w:cstheme="minorHAnsi"/>
+          <w:color w:val="000000"/>
+          <w:lang w:eastAsia="ca-ES"/>
+        </w:rPr>
+        <w:t xml:space="preserve"> at </w:t>
+      </w:r>
+      <w:proofErr w:type="gramStart"/>
+      <w:r>
+        <w:rPr>
+          <w:rFonts w:eastAsia="Times New Roman" w:cstheme="minorHAnsi"/>
+          <w:color w:val="000000"/>
+          <w:lang w:eastAsia="ca-ES"/>
+        </w:rPr>
+        <w:t>0º</w:t>
+      </w:r>
+      <w:proofErr w:type="gramEnd"/>
+      <w:r>
+        <w:rPr>
+          <w:rFonts w:eastAsia="Times New Roman" w:cstheme="minorHAnsi"/>
+          <w:color w:val="000000"/>
+          <w:lang w:eastAsia="ca-ES"/>
+        </w:rPr>
+        <w:t xml:space="preserve">C and darkness. The </w:t>
+      </w:r>
+      <w:proofErr w:type="spellStart"/>
+      <w:r>
+        <w:rPr>
+          <w:rFonts w:eastAsia="Times New Roman" w:cstheme="minorHAnsi"/>
+          <w:color w:val="000000"/>
+          <w:lang w:eastAsia="ca-ES"/>
+        </w:rPr>
+        <w:t>pretreatment</w:t>
+      </w:r>
+      <w:proofErr w:type="spellEnd"/>
+      <w:r>
+        <w:rPr>
+          <w:rFonts w:eastAsia="Times New Roman" w:cstheme="minorHAnsi"/>
+          <w:color w:val="000000"/>
+          <w:lang w:eastAsia="ca-ES"/>
+        </w:rPr>
+        <w:t xml:space="preserve"> goal was to mimic natural snow conditions registered in the area (</w:t>
+      </w:r>
+      <w:r>
+        <w:rPr>
+          <w:rFonts w:eastAsia="Times New Roman" w:cstheme="minorHAnsi"/>
+          <w:color w:val="000000"/>
+          <w:highlight w:val="yellow"/>
+          <w:lang w:eastAsia="ca-ES"/>
+        </w:rPr>
+        <w:t xml:space="preserve">Espinosa </w:t>
+      </w:r>
+      <w:proofErr w:type="gramStart"/>
+      <w:r>
+        <w:rPr>
+          <w:rFonts w:eastAsia="Times New Roman" w:cstheme="minorHAnsi"/>
+          <w:color w:val="000000"/>
+          <w:highlight w:val="yellow"/>
+          <w:lang w:eastAsia="ca-ES"/>
+        </w:rPr>
+        <w:t>del</w:t>
+      </w:r>
+      <w:proofErr w:type="gramEnd"/>
+      <w:r>
+        <w:rPr>
+          <w:rFonts w:eastAsia="Times New Roman" w:cstheme="minorHAnsi"/>
+          <w:color w:val="000000"/>
+          <w:highlight w:val="yellow"/>
+          <w:lang w:eastAsia="ca-ES"/>
+        </w:rPr>
+        <w:t xml:space="preserve"> Alba et al. 2024</w:t>
+      </w:r>
+      <w:r>
+        <w:rPr>
+          <w:rFonts w:eastAsia="Times New Roman" w:cstheme="minorHAnsi"/>
+          <w:color w:val="000000"/>
+          <w:lang w:eastAsia="ca-ES"/>
+        </w:rPr>
+        <w:t xml:space="preserve">) and ensure dormancy breaking. Each </w:t>
+      </w:r>
+      <w:r>
+        <w:rPr>
+          <w:rFonts w:eastAsia="Times New Roman" w:cstheme="minorHAnsi"/>
+          <w:color w:val="000000"/>
+          <w:lang w:eastAsia="ca-ES"/>
+        </w:rPr>
+        <w:t xml:space="preserve">seed lot </w:t>
+      </w:r>
+      <w:r>
+        <w:rPr>
+          <w:rFonts w:eastAsia="Times New Roman" w:cstheme="minorHAnsi"/>
+          <w:color w:val="000000"/>
+          <w:lang w:eastAsia="ca-ES"/>
+        </w:rPr>
+        <w:t>was sowed in 16 Petri</w:t>
+      </w:r>
+      <w:r>
+        <w:rPr>
+          <w:rFonts w:eastAsia="Times New Roman" w:cstheme="minorHAnsi"/>
+          <w:color w:val="000000"/>
+          <w:lang w:eastAsia="ca-ES"/>
+        </w:rPr>
+        <w:t xml:space="preserve"> dishes </w:t>
+      </w:r>
+      <w:r>
+        <w:rPr>
+          <w:rFonts w:eastAsia="Times New Roman" w:cstheme="minorHAnsi"/>
+          <w:color w:val="000000"/>
+          <w:lang w:eastAsia="ca-ES"/>
+        </w:rPr>
+        <w:t>(90 mm</w:t>
+      </w:r>
+      <w:r>
+        <w:rPr>
+          <w:rFonts w:eastAsia="Times New Roman" w:cstheme="minorHAnsi"/>
+          <w:color w:val="000000"/>
+          <w:lang w:eastAsia="ca-ES"/>
+        </w:rPr>
+        <w:t xml:space="preserve"> Ø</w:t>
+      </w:r>
+      <w:r>
+        <w:rPr>
+          <w:rFonts w:eastAsia="Times New Roman" w:cstheme="minorHAnsi"/>
+          <w:color w:val="000000"/>
+          <w:lang w:eastAsia="ca-ES"/>
+        </w:rPr>
+        <w:t>)</w:t>
+      </w:r>
+      <w:r>
+        <w:rPr>
+          <w:rFonts w:eastAsia="Times New Roman" w:cstheme="minorHAnsi"/>
+          <w:color w:val="000000"/>
+          <w:lang w:eastAsia="ca-ES"/>
+        </w:rPr>
+        <w:t xml:space="preserve"> </w:t>
+      </w:r>
+      <w:r>
+        <w:rPr>
+          <w:rFonts w:eastAsia="Times New Roman" w:cstheme="minorHAnsi"/>
+          <w:color w:val="000000"/>
+          <w:lang w:eastAsia="ca-ES"/>
+        </w:rPr>
+        <w:t xml:space="preserve">with </w:t>
+      </w:r>
+      <w:r>
+        <w:rPr>
+          <w:rFonts w:eastAsia="Times New Roman" w:cstheme="minorHAnsi"/>
+          <w:color w:val="000000"/>
+          <w:lang w:eastAsia="ca-ES"/>
+        </w:rPr>
+        <w:t xml:space="preserve">25 seeds </w:t>
+      </w:r>
+      <w:r>
+        <w:rPr>
+          <w:rFonts w:eastAsia="Times New Roman" w:cstheme="minorHAnsi"/>
+          <w:color w:val="000000"/>
+          <w:lang w:eastAsia="ca-ES"/>
+        </w:rPr>
+        <w:t xml:space="preserve">each (reduced to 20 seeds/petri </w:t>
+      </w:r>
+      <w:r>
+        <w:rPr>
+          <w:rFonts w:eastAsia="Times New Roman" w:cstheme="minorHAnsi"/>
+          <w:color w:val="000000"/>
+          <w:lang w:eastAsia="ca-ES"/>
+        </w:rPr>
+        <w:t xml:space="preserve">for </w:t>
+      </w:r>
+      <w:r>
+        <w:rPr>
+          <w:rFonts w:eastAsia="Times New Roman" w:cstheme="minorHAnsi"/>
+          <w:color w:val="000000"/>
+          <w:lang w:eastAsia="ca-ES"/>
+        </w:rPr>
+        <w:t xml:space="preserve">2 </w:t>
+      </w:r>
+      <w:r>
+        <w:rPr>
+          <w:rFonts w:eastAsia="Times New Roman" w:cstheme="minorHAnsi"/>
+          <w:color w:val="000000"/>
+          <w:lang w:eastAsia="ca-ES"/>
+        </w:rPr>
+        <w:t>seed lots with fewer seeds available</w:t>
+      </w:r>
+      <w:r>
+        <w:rPr>
+          <w:rFonts w:eastAsia="Times New Roman" w:cstheme="minorHAnsi"/>
+          <w:color w:val="000000"/>
+          <w:lang w:eastAsia="ca-ES"/>
+        </w:rPr>
+        <w:t xml:space="preserve">, </w:t>
+      </w:r>
+      <w:proofErr w:type="spellStart"/>
+      <w:r>
+        <w:rPr>
+          <w:rFonts w:eastAsia="Times New Roman" w:cstheme="minorHAnsi"/>
+          <w:i/>
+          <w:color w:val="000000"/>
+          <w:lang w:eastAsia="ca-ES"/>
+        </w:rPr>
+        <w:t>Avenella</w:t>
+      </w:r>
+      <w:proofErr w:type="spellEnd"/>
+      <w:r>
+        <w:rPr>
+          <w:rFonts w:eastAsia="Times New Roman" w:cstheme="minorHAnsi"/>
+          <w:i/>
+          <w:color w:val="000000"/>
+          <w:lang w:eastAsia="ca-ES"/>
+        </w:rPr>
+        <w:t xml:space="preserve"> </w:t>
+      </w:r>
+      <w:proofErr w:type="spellStart"/>
+      <w:r>
+        <w:rPr>
+          <w:rFonts w:eastAsia="Times New Roman" w:cstheme="minorHAnsi"/>
+          <w:i/>
+          <w:color w:val="000000"/>
+          <w:lang w:eastAsia="ca-ES"/>
+        </w:rPr>
+        <w:t>flexuosa</w:t>
+      </w:r>
+      <w:proofErr w:type="spellEnd"/>
+      <w:r>
+        <w:rPr>
+          <w:rFonts w:eastAsia="Times New Roman" w:cstheme="minorHAnsi"/>
+          <w:color w:val="000000"/>
+          <w:lang w:eastAsia="ca-ES"/>
+        </w:rPr>
+        <w:t xml:space="preserve"> and </w:t>
+      </w:r>
+      <w:proofErr w:type="spellStart"/>
+      <w:r>
+        <w:rPr>
+          <w:rFonts w:eastAsia="Times New Roman" w:cstheme="minorHAnsi"/>
+          <w:i/>
+          <w:color w:val="000000"/>
+          <w:lang w:eastAsia="ca-ES"/>
+        </w:rPr>
+        <w:t>Helictochl</w:t>
+      </w:r>
+      <w:r>
+        <w:rPr>
+          <w:rFonts w:eastAsia="Times New Roman" w:cstheme="minorHAnsi"/>
+          <w:i/>
+          <w:color w:val="000000"/>
+          <w:lang w:eastAsia="ca-ES"/>
+        </w:rPr>
+        <w:t>oa</w:t>
+      </w:r>
+      <w:proofErr w:type="spellEnd"/>
+      <w:r>
+        <w:rPr>
+          <w:rFonts w:eastAsia="Times New Roman" w:cstheme="minorHAnsi"/>
+          <w:i/>
+          <w:color w:val="000000"/>
+          <w:lang w:eastAsia="ca-ES"/>
+        </w:rPr>
+        <w:t xml:space="preserve"> </w:t>
+      </w:r>
+      <w:proofErr w:type="spellStart"/>
+      <w:r>
+        <w:rPr>
+          <w:rFonts w:eastAsia="Times New Roman" w:cstheme="minorHAnsi"/>
+          <w:i/>
+          <w:color w:val="000000"/>
+          <w:lang w:eastAsia="ca-ES"/>
+        </w:rPr>
+        <w:t>marginata</w:t>
+      </w:r>
+      <w:proofErr w:type="spellEnd"/>
+      <w:r>
+        <w:rPr>
+          <w:rFonts w:eastAsia="Times New Roman" w:cstheme="minorHAnsi"/>
+          <w:color w:val="000000"/>
+          <w:lang w:eastAsia="ca-ES"/>
+        </w:rPr>
+        <w:t xml:space="preserve">) </w:t>
+      </w:r>
+      <w:r>
+        <w:rPr>
+          <w:rFonts w:eastAsia="Times New Roman" w:cstheme="minorHAnsi"/>
+          <w:color w:val="000000"/>
+          <w:lang w:eastAsia="ca-ES"/>
+        </w:rPr>
+        <w:t>on</w:t>
+      </w:r>
+      <w:r>
+        <w:rPr>
+          <w:rFonts w:eastAsia="Times New Roman" w:cstheme="minorHAnsi"/>
+          <w:color w:val="000000"/>
+          <w:lang w:eastAsia="ca-ES"/>
+        </w:rPr>
+        <w:t xml:space="preserve"> </w:t>
+      </w:r>
+      <w:r>
+        <w:rPr>
+          <w:rFonts w:eastAsia="Times New Roman" w:cstheme="minorHAnsi"/>
+          <w:color w:val="000000"/>
+          <w:lang w:eastAsia="ca-ES"/>
+        </w:rPr>
+        <w:t>agar 1% (10 gr agar in 1L of distilled water) and cover with two layers of aluminium foil</w:t>
+      </w:r>
+      <w:r>
+        <w:rPr>
+          <w:rFonts w:eastAsia="Times New Roman" w:cstheme="minorHAnsi"/>
+          <w:color w:val="000000"/>
+          <w:lang w:eastAsia="ca-ES"/>
+        </w:rPr>
+        <w:t xml:space="preserve">. </w:t>
+      </w:r>
+      <w:r>
+        <w:rPr>
+          <w:rFonts w:eastAsia="Times New Roman" w:cstheme="minorHAnsi"/>
+          <w:color w:val="000000"/>
+          <w:lang w:eastAsia="ca-ES"/>
+        </w:rPr>
+        <w:t>Petri d</w:t>
+      </w:r>
+      <w:r>
+        <w:rPr>
+          <w:rFonts w:eastAsia="Times New Roman" w:cstheme="minorHAnsi"/>
+          <w:color w:val="000000"/>
+          <w:lang w:eastAsia="ca-ES"/>
+        </w:rPr>
+        <w:t xml:space="preserve">ishes </w:t>
+      </w:r>
+      <w:proofErr w:type="gramStart"/>
+      <w:r>
+        <w:rPr>
+          <w:rFonts w:eastAsia="Times New Roman" w:cstheme="minorHAnsi"/>
+          <w:color w:val="000000"/>
+          <w:lang w:eastAsia="ca-ES"/>
+        </w:rPr>
+        <w:t>were sealed</w:t>
+      </w:r>
+      <w:proofErr w:type="gramEnd"/>
+      <w:r>
+        <w:rPr>
+          <w:rFonts w:eastAsia="Times New Roman" w:cstheme="minorHAnsi"/>
+          <w:color w:val="000000"/>
+          <w:lang w:eastAsia="ca-ES"/>
+        </w:rPr>
+        <w:t xml:space="preserve"> with </w:t>
+      </w:r>
+      <w:proofErr w:type="spellStart"/>
+      <w:r>
+        <w:rPr>
+          <w:rFonts w:eastAsia="Times New Roman" w:cstheme="minorHAnsi"/>
+          <w:color w:val="000000"/>
+          <w:lang w:eastAsia="ca-ES"/>
+        </w:rPr>
+        <w:t>parafilm</w:t>
+      </w:r>
+      <w:proofErr w:type="spellEnd"/>
+      <w:r>
+        <w:rPr>
+          <w:rFonts w:eastAsia="Times New Roman" w:cstheme="minorHAnsi"/>
+          <w:color w:val="000000"/>
+          <w:lang w:eastAsia="ca-ES"/>
+        </w:rPr>
+        <w:t xml:space="preserve"> to maintain the moisture content, avoiding water stress throughout the </w:t>
+      </w:r>
+      <w:r>
+        <w:rPr>
+          <w:rFonts w:eastAsia="Times New Roman" w:cstheme="minorHAnsi"/>
+          <w:color w:val="000000"/>
+          <w:lang w:eastAsia="ca-ES"/>
+        </w:rPr>
+        <w:t>cold stratification period</w:t>
+      </w:r>
+      <w:r>
+        <w:rPr>
+          <w:rFonts w:eastAsia="Times New Roman" w:cstheme="minorHAnsi"/>
+          <w:color w:val="000000"/>
+          <w:lang w:eastAsia="ca-ES"/>
+        </w:rPr>
+        <w:t xml:space="preserve">. </w:t>
+      </w:r>
+      <w:r>
+        <w:rPr>
+          <w:rFonts w:eastAsia="Times New Roman" w:cstheme="minorHAnsi"/>
+          <w:color w:val="000000"/>
+          <w:lang w:eastAsia="ca-ES"/>
+        </w:rPr>
+        <w:t xml:space="preserve">For the study purpose three </w:t>
+      </w:r>
+      <w:proofErr w:type="spellStart"/>
+      <w:r>
+        <w:rPr>
+          <w:rFonts w:cstheme="minorHAnsi"/>
+        </w:rPr>
+        <w:t>Aralab</w:t>
+      </w:r>
+      <w:proofErr w:type="spellEnd"/>
+      <w:r>
+        <w:rPr>
+          <w:rFonts w:cstheme="minorHAnsi"/>
+        </w:rPr>
+        <w:t xml:space="preserve"> incubators (</w:t>
+      </w:r>
+      <w:proofErr w:type="spellStart"/>
+      <w:r>
+        <w:rPr>
+          <w:rFonts w:cstheme="minorHAnsi"/>
+        </w:rPr>
+        <w:t>Aralab</w:t>
+      </w:r>
+      <w:proofErr w:type="spellEnd"/>
+      <w:r>
+        <w:rPr>
+          <w:rFonts w:cstheme="minorHAnsi"/>
+        </w:rPr>
+        <w:t xml:space="preserve"> climatic chamber </w:t>
+      </w:r>
+      <w:proofErr w:type="spellStart"/>
+      <w:r>
+        <w:rPr>
+          <w:rFonts w:cstheme="minorHAnsi"/>
+        </w:rPr>
+        <w:t>Fitoclima</w:t>
+      </w:r>
+      <w:proofErr w:type="spellEnd"/>
+      <w:r>
+        <w:rPr>
+          <w:rFonts w:cstheme="minorHAnsi"/>
+        </w:rPr>
+        <w:t xml:space="preserve"> S600 PL, equipped with 4 led modules 11W 350mA)</w:t>
+      </w:r>
+      <w:r>
+        <w:rPr>
+          <w:rFonts w:cstheme="minorHAnsi"/>
+        </w:rPr>
+        <w:t xml:space="preserve"> and </w:t>
+      </w:r>
+      <w:r>
+        <w:rPr>
+          <w:rFonts w:cstheme="minorHAnsi"/>
+        </w:rPr>
+        <w:t xml:space="preserve">configured using </w:t>
+      </w:r>
+      <w:proofErr w:type="spellStart"/>
+      <w:r>
+        <w:rPr>
+          <w:rFonts w:cstheme="minorHAnsi"/>
+        </w:rPr>
+        <w:t>Fitolog</w:t>
+      </w:r>
+      <w:proofErr w:type="spellEnd"/>
+      <w:r>
+        <w:rPr>
+          <w:rFonts w:cstheme="minorHAnsi"/>
+        </w:rPr>
+        <w:t xml:space="preserve"> 9000 software (version 9308, </w:t>
+      </w:r>
+      <w:proofErr w:type="spellStart"/>
+      <w:r>
+        <w:rPr>
+          <w:rFonts w:cstheme="minorHAnsi"/>
+        </w:rPr>
+        <w:t>Aralab</w:t>
+      </w:r>
+      <w:proofErr w:type="spellEnd"/>
+      <w:r>
+        <w:rPr>
+          <w:rFonts w:cstheme="minorHAnsi"/>
+        </w:rPr>
+        <w:t xml:space="preserve"> Pharmaceutical Stability software)</w:t>
+      </w:r>
+      <w:r>
+        <w:rPr>
+          <w:rFonts w:cstheme="minorHAnsi"/>
+        </w:rPr>
+        <w:t xml:space="preserve"> and </w:t>
+      </w:r>
+      <w:r>
+        <w:rPr>
+          <w:rFonts w:cstheme="minorHAnsi"/>
+          <w:highlight w:val="yellow"/>
+        </w:rPr>
+        <w:t>one incubation chamber (BOS, details EDU</w:t>
+      </w:r>
+      <w:r>
+        <w:rPr>
+          <w:rFonts w:cstheme="minorHAnsi"/>
+          <w:highlight w:val="yellow"/>
+        </w:rPr>
+        <w:t>?</w:t>
+      </w:r>
+      <w:r>
+        <w:rPr>
+          <w:rFonts w:cstheme="minorHAnsi"/>
+          <w:highlight w:val="yellow"/>
+        </w:rPr>
+        <w:t>)</w:t>
+      </w:r>
+      <w:r>
+        <w:rPr>
+          <w:rFonts w:cstheme="minorHAnsi"/>
+        </w:rPr>
+        <w:t>.</w:t>
       </w:r>
       <w:r>
         <w:rPr>
@@ -5627,21 +6477,7 @@
           <w:rFonts w:eastAsia="Times New Roman"/>
           <w:lang w:eastAsia="ca-ES"/>
         </w:rPr>
-        <w:t>driver</w:t>
-      </w:r>
-      <w:r>
-        <w:rPr>
-          <w:rFonts w:eastAsia="Times New Roman"/>
-          <w:lang w:eastAsia="ca-ES"/>
-        </w:rPr>
-        <w:t>s</w:t>
-      </w:r>
-      <w:r>
-        <w:rPr>
-          <w:rFonts w:eastAsia="Times New Roman"/>
-          <w:lang w:eastAsia="ca-ES"/>
-        </w:rPr>
-        <w:t xml:space="preserve"> treatments </w:t>
+        <w:t xml:space="preserve">treatments </w:t>
       </w:r>
     </w:p>
     <w:p>
@@ -5686,7 +6522,15 @@
           <w:color w:val="000000"/>
           <w:lang w:eastAsia="ca-ES"/>
         </w:rPr>
-        <w:t xml:space="preserve">the main </w:t>
+        <w:t>three</w:t>
+      </w:r>
+      <w:r>
+        <w:rPr>
+          <w:rFonts w:eastAsia="Times New Roman" w:cstheme="minorHAnsi"/>
+          <w:color w:val="000000"/>
+          <w:lang w:eastAsia="ca-ES"/>
+        </w:rPr>
+        <w:t xml:space="preserve"> main </w:t>
       </w:r>
       <w:r>
         <w:rPr>
@@ -5906,7 +6750,16 @@
           <w:color w:val="000000"/>
           <w:lang w:eastAsia="ca-ES"/>
         </w:rPr>
-        <w:t xml:space="preserve">alternating temperatures and constant darkness (referred to as “Darkness”), (3) alternating temperature, water stress and 12h photoperiod (referred to as “Water stress”) and (4) </w:t>
+        <w:t xml:space="preserve">alternating temperatures and constant darkness (referred to as “Darkness”), (3) alternating temperature, water stress and 12h photoperiod (referred to as </w:t>
+      </w:r>
+      <w:r>
+        <w:rPr>
+          <w:rFonts w:eastAsia="Times New Roman" w:cstheme="minorHAnsi"/>
+          <w:color w:val="000000"/>
+          <w:lang w:eastAsia="ca-ES"/>
+        </w:rPr>
+        <w:lastRenderedPageBreak/>
+        <w:t xml:space="preserve">“Water stress”) and (4) </w:t>
       </w:r>
       <w:r>
         <w:rPr>
@@ -6039,7 +6892,7 @@
           <w:highlight w:val="yellow"/>
           <w:lang w:eastAsia="ca-ES"/>
         </w:rPr>
-        <w:t xml:space="preserve"> Alba et al. 2024</w:t>
+        <w:t xml:space="preserve"> Alba et al. 2025</w:t>
       </w:r>
       <w:r>
         <w:rPr>
@@ -6063,23 +6916,47 @@
           <w:color w:val="000000"/>
           <w:lang w:eastAsia="ca-ES"/>
         </w:rPr>
-        <w:t xml:space="preserve">all </w:t>
-      </w:r>
-      <w:r>
-        <w:rPr>
-          <w:rFonts w:eastAsia="Times New Roman" w:cstheme="minorHAnsi"/>
-          <w:color w:val="000000"/>
-          <w:lang w:eastAsia="ca-ES"/>
-        </w:rPr>
-        <w:t xml:space="preserve">species could be divided </w:t>
-      </w:r>
-      <w:r>
-        <w:rPr>
-          <w:rFonts w:eastAsia="Times New Roman" w:cstheme="minorHAnsi"/>
-          <w:color w:val="000000"/>
-          <w:lang w:eastAsia="ca-ES"/>
-        </w:rPr>
-        <w:t xml:space="preserve">in two </w:t>
+        <w:t>a similar set of</w:t>
+      </w:r>
+      <w:r>
+        <w:rPr>
+          <w:rFonts w:eastAsia="Times New Roman" w:cstheme="minorHAnsi"/>
+          <w:color w:val="000000"/>
+          <w:lang w:eastAsia="ca-ES"/>
+        </w:rPr>
+        <w:t xml:space="preserve"> </w:t>
+      </w:r>
+      <w:r>
+        <w:rPr>
+          <w:rFonts w:eastAsia="Times New Roman" w:cstheme="minorHAnsi"/>
+          <w:color w:val="000000"/>
+          <w:lang w:eastAsia="ca-ES"/>
+        </w:rPr>
+        <w:t xml:space="preserve">species </w:t>
+      </w:r>
+      <w:r>
+        <w:rPr>
+          <w:rFonts w:eastAsia="Times New Roman" w:cstheme="minorHAnsi"/>
+          <w:color w:val="000000"/>
+          <w:lang w:eastAsia="ca-ES"/>
+        </w:rPr>
+        <w:t>had</w:t>
+      </w:r>
+      <w:r>
+        <w:rPr>
+          <w:rFonts w:eastAsia="Times New Roman" w:cstheme="minorHAnsi"/>
+          <w:color w:val="000000"/>
+          <w:lang w:eastAsia="ca-ES"/>
+        </w:rPr>
+        <w:t xml:space="preserve"> two </w:t>
+      </w:r>
+      <w:r>
+        <w:rPr>
+          <w:rFonts w:eastAsia="Times New Roman" w:cstheme="minorHAnsi"/>
+          <w:color w:val="000000"/>
+          <w:lang w:eastAsia="ca-ES"/>
+        </w:rPr>
+        <w:t xml:space="preserve">differential </w:t>
       </w:r>
       <w:r>
         <w:rPr>
@@ -6111,217 +6988,789 @@
           <w:color w:val="000000"/>
           <w:lang w:eastAsia="ca-ES"/>
         </w:rPr>
-        <w:t>: (1)</w:t>
-      </w:r>
-      <w:r>
-        <w:rPr>
-          <w:rFonts w:eastAsia="Times New Roman" w:cstheme="minorHAnsi"/>
-          <w:color w:val="000000"/>
-          <w:lang w:eastAsia="ca-ES"/>
-        </w:rPr>
-        <w:t xml:space="preserve"> cold</w:t>
-      </w:r>
-      <w:r>
-        <w:rPr>
-          <w:rFonts w:eastAsia="Times New Roman" w:cstheme="minorHAnsi"/>
-          <w:color w:val="000000"/>
-          <w:lang w:eastAsia="ca-ES"/>
-        </w:rPr>
-        <w:t xml:space="preserve"> (15 - 5 ºC)</w:t>
-      </w:r>
-      <w:r>
-        <w:rPr>
-          <w:rFonts w:eastAsia="Times New Roman" w:cstheme="minorHAnsi"/>
-          <w:color w:val="000000"/>
-          <w:lang w:eastAsia="ca-ES"/>
-        </w:rPr>
+        <w:t xml:space="preserve">: </w:t>
+      </w:r>
+      <w:r>
+        <w:rPr>
+          <w:rFonts w:eastAsia="Times New Roman" w:cstheme="minorHAnsi"/>
+          <w:color w:val="000000"/>
+          <w:lang w:eastAsia="ca-ES"/>
+        </w:rPr>
+        <w:t xml:space="preserve">some with </w:t>
+      </w:r>
+      <w:r>
+        <w:rPr>
+          <w:rFonts w:eastAsia="Times New Roman" w:cstheme="minorHAnsi"/>
+          <w:color w:val="000000"/>
+          <w:lang w:eastAsia="ca-ES"/>
+        </w:rPr>
+        <w:t>cold</w:t>
+      </w:r>
+      <w:r>
+        <w:rPr>
+          <w:rFonts w:eastAsia="Times New Roman" w:cstheme="minorHAnsi"/>
+          <w:color w:val="000000"/>
+          <w:lang w:eastAsia="ca-ES"/>
+        </w:rPr>
+        <w:t xml:space="preserve"> </w:t>
+      </w:r>
+      <w:r>
+        <w:rPr>
+          <w:rFonts w:eastAsia="Times New Roman" w:cstheme="minorHAnsi"/>
+          <w:color w:val="000000"/>
+          <w:lang w:eastAsia="ca-ES"/>
+        </w:rPr>
+        <w:t>preference while other preferred</w:t>
+      </w:r>
+      <w:r>
+        <w:rPr>
+          <w:rFonts w:eastAsia="Times New Roman" w:cstheme="minorHAnsi"/>
+          <w:color w:val="000000"/>
+          <w:lang w:eastAsia="ca-ES"/>
+        </w:rPr>
+        <w:t xml:space="preserve"> warm</w:t>
+      </w:r>
+      <w:r>
+        <w:rPr>
+          <w:rFonts w:eastAsia="Times New Roman" w:cstheme="minorHAnsi"/>
+          <w:color w:val="000000"/>
+          <w:lang w:eastAsia="ca-ES"/>
+        </w:rPr>
+        <w:t xml:space="preserve"> </w:t>
+      </w:r>
+      <w:r>
+        <w:rPr>
+          <w:rFonts w:eastAsia="Times New Roman" w:cstheme="minorHAnsi"/>
+          <w:color w:val="000000"/>
+          <w:lang w:eastAsia="ca-ES"/>
+        </w:rPr>
+        <w:t>temperatures</w:t>
+      </w:r>
+      <w:r>
+        <w:rPr>
+          <w:rFonts w:eastAsia="Times New Roman" w:cstheme="minorHAnsi"/>
+          <w:color w:val="000000"/>
+          <w:lang w:eastAsia="ca-ES"/>
+        </w:rPr>
+        <w:t xml:space="preserve">. </w:t>
+      </w:r>
+      <w:r>
+        <w:rPr>
+          <w:rFonts w:eastAsia="Times New Roman" w:cstheme="minorHAnsi"/>
+          <w:color w:val="000000"/>
+          <w:lang w:eastAsia="ca-ES"/>
+        </w:rPr>
+        <w:t>Consequently, we subdivided the species into</w:t>
+      </w:r>
+      <w:r>
+        <w:rPr>
+          <w:rFonts w:eastAsia="Times New Roman" w:cstheme="minorHAnsi"/>
+          <w:color w:val="000000"/>
+          <w:lang w:eastAsia="ca-ES"/>
+        </w:rPr>
+        <w:t xml:space="preserve"> two temperature regimes</w:t>
+      </w:r>
+      <w:r>
+        <w:rPr>
+          <w:rFonts w:eastAsia="Times New Roman" w:cstheme="minorHAnsi"/>
+          <w:color w:val="000000"/>
+          <w:lang w:eastAsia="ca-ES"/>
+        </w:rPr>
+        <w:t xml:space="preserve"> </w:t>
+      </w:r>
+      <w:r>
+        <w:rPr>
+          <w:rFonts w:eastAsia="Times New Roman" w:cstheme="minorHAnsi"/>
+          <w:color w:val="000000"/>
+          <w:lang w:eastAsia="ca-ES"/>
+        </w:rPr>
+        <w:t xml:space="preserve">and </w:t>
+      </w:r>
+      <w:r>
+        <w:rPr>
+          <w:rFonts w:eastAsia="Times New Roman" w:cstheme="minorHAnsi"/>
+          <w:color w:val="000000"/>
+          <w:lang w:eastAsia="ca-ES"/>
+        </w:rPr>
+        <w:t>programmed</w:t>
+      </w:r>
+      <w:r>
+        <w:rPr>
+          <w:rFonts w:eastAsia="Times New Roman" w:cstheme="minorHAnsi"/>
+          <w:color w:val="000000"/>
+          <w:lang w:eastAsia="ca-ES"/>
+        </w:rPr>
+        <w:t xml:space="preserve"> in </w:t>
+      </w:r>
+      <w:r>
+        <w:rPr>
+          <w:rFonts w:eastAsia="Times New Roman" w:cstheme="minorHAnsi"/>
+          <w:color w:val="000000"/>
+          <w:lang w:eastAsia="ca-ES"/>
+        </w:rPr>
+        <w:t>four</w:t>
+      </w:r>
+      <w:r>
+        <w:rPr>
+          <w:rFonts w:eastAsia="Times New Roman" w:cstheme="minorHAnsi"/>
+          <w:color w:val="000000"/>
+          <w:lang w:eastAsia="ca-ES"/>
+        </w:rPr>
+        <w:t xml:space="preserve"> </w:t>
+      </w:r>
+      <w:r>
+        <w:rPr>
+          <w:rFonts w:eastAsia="Times New Roman" w:cstheme="minorHAnsi"/>
+          <w:color w:val="000000"/>
+          <w:lang w:eastAsia="ca-ES"/>
+        </w:rPr>
+        <w:t>different</w:t>
+      </w:r>
+      <w:r>
+        <w:rPr>
+          <w:rFonts w:eastAsia="Times New Roman" w:cstheme="minorHAnsi"/>
+          <w:color w:val="000000"/>
+          <w:lang w:eastAsia="ca-ES"/>
+        </w:rPr>
+        <w:t xml:space="preserve"> climatic</w:t>
+      </w:r>
+      <w:r>
+        <w:rPr>
+          <w:rFonts w:eastAsia="Times New Roman" w:cstheme="minorHAnsi"/>
+          <w:color w:val="000000"/>
+          <w:lang w:eastAsia="ca-ES"/>
+        </w:rPr>
+        <w:t xml:space="preserve"> chambers</w:t>
+      </w:r>
+      <w:r>
+        <w:rPr>
+          <w:rFonts w:eastAsia="Times New Roman" w:cstheme="minorHAnsi"/>
+          <w:color w:val="000000"/>
+          <w:lang w:eastAsia="ca-ES"/>
+        </w:rPr>
+        <w:t xml:space="preserve"> </w:t>
+      </w:r>
+      <w:r>
+        <w:rPr>
+          <w:rFonts w:eastAsia="Times New Roman" w:cstheme="minorHAnsi"/>
+          <w:color w:val="000000"/>
+          <w:lang w:eastAsia="ca-ES"/>
+        </w:rPr>
+        <w:t>i.e. there</w:t>
+      </w:r>
+      <w:r>
+        <w:rPr>
+          <w:rFonts w:eastAsia="Times New Roman" w:cstheme="minorHAnsi"/>
+          <w:color w:val="000000"/>
+          <w:lang w:eastAsia="ca-ES"/>
+        </w:rPr>
+        <w:t xml:space="preserve"> were</w:t>
+      </w:r>
+      <w:r>
+        <w:rPr>
+          <w:rFonts w:eastAsia="Times New Roman" w:cstheme="minorHAnsi"/>
+          <w:color w:val="000000"/>
+          <w:lang w:eastAsia="ca-ES"/>
+        </w:rPr>
+        <w:t xml:space="preserve"> two constant</w:t>
+      </w:r>
+      <w:r>
+        <w:rPr>
+          <w:rFonts w:eastAsia="Times New Roman" w:cstheme="minorHAnsi"/>
+          <w:color w:val="000000"/>
+          <w:lang w:eastAsia="ca-ES"/>
+        </w:rPr>
+        <w:t xml:space="preserve"> (10</w:t>
+      </w:r>
+      <w:r>
+        <w:rPr>
+          <w:rFonts w:eastAsia="Times New Roman" w:cstheme="minorHAnsi"/>
+          <w:color w:val="000000"/>
+          <w:lang w:eastAsia="ca-ES"/>
+        </w:rPr>
+        <w:t>ºC</w:t>
+      </w:r>
+      <w:r>
+        <w:rPr>
+          <w:rFonts w:eastAsia="Times New Roman" w:cstheme="minorHAnsi"/>
+          <w:color w:val="000000"/>
+          <w:lang w:eastAsia="ca-ES"/>
+        </w:rPr>
+        <w:t xml:space="preserve"> vs 17 ºC)</w:t>
+      </w:r>
+      <w:r>
+        <w:rPr>
+          <w:rFonts w:eastAsia="Times New Roman" w:cstheme="minorHAnsi"/>
+          <w:color w:val="000000"/>
+          <w:lang w:eastAsia="ca-ES"/>
+        </w:rPr>
+        <w:t xml:space="preserve"> and two alternating temperature regimes</w:t>
+      </w:r>
+      <w:r>
+        <w:rPr>
+          <w:rFonts w:eastAsia="Times New Roman" w:cstheme="minorHAnsi"/>
+          <w:color w:val="000000"/>
+          <w:lang w:eastAsia="ca-ES"/>
+        </w:rPr>
+        <w:t>(15 - 5 ºC vs (22 - 12ºC)</w:t>
+      </w:r>
+      <w:r>
+        <w:rPr>
+          <w:rFonts w:eastAsia="Times New Roman" w:cstheme="minorHAnsi"/>
+          <w:color w:val="000000"/>
+          <w:lang w:eastAsia="ca-ES"/>
+        </w:rPr>
+        <w:t>.</w:t>
+      </w:r>
+      <w:r>
+        <w:rPr>
+          <w:rFonts w:eastAsia="Times New Roman" w:cstheme="minorHAnsi"/>
+          <w:color w:val="000000"/>
+          <w:lang w:eastAsia="ca-ES"/>
+        </w:rPr>
+        <w:t xml:space="preserve"> </w:t>
+      </w:r>
+      <w:r>
+        <w:rPr>
+          <w:rFonts w:eastAsia="Times New Roman" w:cstheme="minorHAnsi"/>
+          <w:color w:val="000000"/>
+          <w:lang w:eastAsia="ca-ES"/>
+        </w:rPr>
+        <w:t xml:space="preserve">Once the </w:t>
+      </w:r>
+      <w:proofErr w:type="spellStart"/>
+      <w:r>
+        <w:rPr>
+          <w:rFonts w:eastAsia="Times New Roman" w:cstheme="minorHAnsi"/>
+          <w:color w:val="000000"/>
+          <w:lang w:eastAsia="ca-ES"/>
+        </w:rPr>
+        <w:t>pretreatment</w:t>
+      </w:r>
+      <w:proofErr w:type="spellEnd"/>
+      <w:r>
+        <w:rPr>
+          <w:rFonts w:eastAsia="Times New Roman" w:cstheme="minorHAnsi"/>
+          <w:color w:val="000000"/>
+          <w:lang w:eastAsia="ca-ES"/>
+        </w:rPr>
+        <w:t xml:space="preserve"> ended</w:t>
+      </w:r>
+      <w:r>
+        <w:rPr>
+          <w:rFonts w:eastAsia="Times New Roman" w:cstheme="minorHAnsi"/>
+          <w:color w:val="000000"/>
+          <w:lang w:eastAsia="ca-ES"/>
+        </w:rPr>
+        <w:t xml:space="preserve">, </w:t>
+      </w:r>
+      <w:r>
+        <w:rPr>
+          <w:rFonts w:eastAsia="Times New Roman" w:cstheme="minorHAnsi"/>
+          <w:color w:val="000000"/>
+          <w:lang w:eastAsia="ca-ES"/>
+        </w:rPr>
+        <w:t>n</w:t>
+      </w:r>
+      <w:r>
+        <w:rPr>
+          <w:rFonts w:eastAsia="Times New Roman" w:cstheme="minorHAnsi"/>
+          <w:color w:val="000000"/>
+          <w:lang w:eastAsia="ca-ES"/>
+        </w:rPr>
+        <w:t xml:space="preserve">on-germinated </w:t>
+      </w:r>
+      <w:r>
+        <w:rPr>
+          <w:rFonts w:eastAsia="Times New Roman" w:cstheme="minorHAnsi"/>
+          <w:color w:val="000000"/>
+          <w:lang w:eastAsia="ca-ES"/>
+        </w:rPr>
+        <w:t>seed</w:t>
+      </w:r>
+      <w:r>
+        <w:rPr>
+          <w:rFonts w:eastAsia="Times New Roman" w:cstheme="minorHAnsi"/>
+          <w:color w:val="000000"/>
+          <w:lang w:eastAsia="ca-ES"/>
+        </w:rPr>
+        <w:t>s</w:t>
+      </w:r>
+      <w:r>
+        <w:rPr>
+          <w:rFonts w:eastAsia="Times New Roman" w:cstheme="minorHAnsi"/>
+          <w:color w:val="000000"/>
+          <w:lang w:eastAsia="ca-ES"/>
+        </w:rPr>
+        <w:t xml:space="preserve"> </w:t>
+      </w:r>
+      <w:proofErr w:type="gramStart"/>
+      <w:r>
+        <w:rPr>
+          <w:rFonts w:eastAsia="Times New Roman" w:cstheme="minorHAnsi"/>
+          <w:color w:val="000000"/>
+          <w:lang w:eastAsia="ca-ES"/>
+        </w:rPr>
+        <w:t>were</w:t>
+      </w:r>
+      <w:r>
+        <w:rPr>
+          <w:rFonts w:eastAsia="Times New Roman" w:cstheme="minorHAnsi"/>
+          <w:color w:val="000000"/>
+          <w:lang w:eastAsia="ca-ES"/>
+        </w:rPr>
+        <w:t xml:space="preserve"> transferred to </w:t>
+      </w:r>
+      <w:r>
+        <w:rPr>
+          <w:rFonts w:eastAsia="Times New Roman" w:cstheme="minorHAnsi"/>
+          <w:color w:val="000000"/>
+          <w:lang w:eastAsia="ca-ES"/>
+        </w:rPr>
+        <w:t xml:space="preserve">new </w:t>
+      </w:r>
+      <w:r>
+        <w:t>90 mm Ø Petri dishes with two layers of filter paper (</w:t>
+      </w:r>
+      <w:proofErr w:type="spellStart"/>
+      <w:r>
+        <w:rPr>
+          <w:rFonts w:eastAsia="Times New Roman" w:cstheme="minorHAnsi"/>
+          <w:color w:val="000000"/>
+          <w:lang w:eastAsia="ca-ES"/>
+        </w:rPr>
+        <w:t>Filtros</w:t>
+      </w:r>
+      <w:proofErr w:type="spellEnd"/>
+      <w:r>
+        <w:rPr>
+          <w:rFonts w:eastAsia="Times New Roman" w:cstheme="minorHAnsi"/>
+          <w:color w:val="000000"/>
+          <w:lang w:eastAsia="ca-ES"/>
+        </w:rPr>
+        <w:t xml:space="preserve"> </w:t>
+      </w:r>
+      <w:proofErr w:type="spellStart"/>
+      <w:r>
+        <w:rPr>
+          <w:rFonts w:eastAsia="Times New Roman" w:cstheme="minorHAnsi"/>
+          <w:color w:val="000000"/>
+          <w:lang w:eastAsia="ca-ES"/>
+        </w:rPr>
+        <w:t>Anoia</w:t>
+      </w:r>
+      <w:proofErr w:type="spellEnd"/>
+      <w:r>
+        <w:rPr>
+          <w:rFonts w:eastAsia="Times New Roman" w:cstheme="minorHAnsi"/>
+          <w:color w:val="000000"/>
+          <w:lang w:eastAsia="ca-ES"/>
+        </w:rPr>
+        <w:t xml:space="preserve"> S.A. paper for germination assays, Ref.518G085</w:t>
+      </w:r>
+      <w:r>
+        <w:t>)</w:t>
+      </w:r>
+      <w:r>
+        <w:t xml:space="preserve"> and sealed with </w:t>
+      </w:r>
+      <w:proofErr w:type="spellStart"/>
+      <w:r>
+        <w:t>parafilm</w:t>
+      </w:r>
+      <w:proofErr w:type="spellEnd"/>
+      <w:proofErr w:type="gramEnd"/>
+      <w:r>
+        <w:t>.</w:t>
+      </w:r>
+      <w:r>
+        <w:t xml:space="preserve"> </w:t>
+      </w:r>
+      <w:r>
+        <w:t xml:space="preserve">Firstly, </w:t>
+      </w:r>
+      <w:r>
+        <w:t xml:space="preserve">we transferred </w:t>
+      </w:r>
+      <w:r>
+        <w:t xml:space="preserve">the </w:t>
+      </w:r>
+      <w:r>
+        <w:t>seed</w:t>
+      </w:r>
+      <w:r>
+        <w:t>s</w:t>
+      </w:r>
+      <w:r>
+        <w:t xml:space="preserve"> for </w:t>
+      </w:r>
+      <w:r>
+        <w:t>Darkness</w:t>
+      </w:r>
+      <w:r>
+        <w:t xml:space="preserve"> treatment, </w:t>
+      </w:r>
+      <w:r>
+        <w:t xml:space="preserve">added 6ml of distilled water, sealed with </w:t>
+      </w:r>
+      <w:proofErr w:type="spellStart"/>
+      <w:r>
+        <w:t>parafilm</w:t>
+      </w:r>
+      <w:proofErr w:type="spellEnd"/>
+      <w:r>
+        <w:t xml:space="preserve"> </w:t>
+      </w:r>
+      <w:r>
+        <w:t xml:space="preserve">and </w:t>
+      </w:r>
+      <w:r>
+        <w:t>immediately</w:t>
+      </w:r>
+      <w:r>
+        <w:t xml:space="preserve"> cover them with two layers aluminium foil</w:t>
+      </w:r>
+      <w:r>
+        <w:t xml:space="preserve">. </w:t>
+      </w:r>
+      <w:r>
+        <w:t xml:space="preserve">Next, we transfer the seeds for the </w:t>
+      </w:r>
+      <w:r>
+        <w:t>Water stress</w:t>
+      </w:r>
+      <w:r>
+        <w:t xml:space="preserve"> </w:t>
+      </w:r>
+      <w:r>
+        <w:t>treatme</w:t>
+      </w:r>
+      <w:r>
+        <w:t>nt</w:t>
+      </w:r>
+      <w:r>
+        <w:t xml:space="preserve">, where instead of distilled water we added 6ml of </w:t>
+      </w:r>
+      <w:r>
+        <w:t>a polyethylene solution (PEG</w:t>
+      </w:r>
+      <w:r>
+        <w:t xml:space="preserve"> 6000</w:t>
+      </w:r>
+      <w:r>
+        <w:t xml:space="preserve">) </w:t>
+      </w:r>
+      <w:r>
+        <w:t xml:space="preserve">to simulate a -0.6 </w:t>
+      </w:r>
+      <w:proofErr w:type="spellStart"/>
+      <w:r>
+        <w:t>Mpa</w:t>
+      </w:r>
+      <w:proofErr w:type="spellEnd"/>
+      <w:r>
+        <w:t xml:space="preserve"> of water potential</w:t>
+      </w:r>
+      <w:r>
+        <w:t xml:space="preserve"> and sealed with </w:t>
+      </w:r>
+      <w:proofErr w:type="spellStart"/>
+      <w:r>
+        <w:t>parafilm</w:t>
+      </w:r>
+      <w:proofErr w:type="spellEnd"/>
+      <w:r>
+        <w:t xml:space="preserve">. </w:t>
+      </w:r>
+      <w:r>
+        <w:t xml:space="preserve">As </w:t>
+      </w:r>
+      <w:r>
+        <w:t>PEG solutions depend on experimental temperatures, t</w:t>
+      </w:r>
+      <w:r>
+        <w:t xml:space="preserve">wo </w:t>
+      </w:r>
+      <w:r>
+        <w:t xml:space="preserve">PEG solutions </w:t>
+      </w:r>
+      <w:r>
+        <w:t xml:space="preserve">were prepared </w:t>
+      </w:r>
+      <w:r>
+        <w:t xml:space="preserve">according to </w:t>
+      </w:r>
+      <w:r>
+        <w:fldChar w:fldCharType="begin" w:fldLock="1"/>
+      </w:r>
+      <w:r>
+        <w:instrText>ADDIN CSL_CITATION {"citationItems":[{"id":"ITEM-1","itemData":{"author":[{"dropping-particle":"","family":"Michel","given":"Burlyn E","non-dropping-particle":"","parse-names":false,"suffix":""},{"dropping-particle":"","family":"Kaufmann","given":"Merrill R","non-dropping-particle":"","parse-names":false,"suffix":""}],"id":"ITEM-1","issued":{"date-parts":[["1973"]]},"page":"914-916","title":"The Osmotic Potential of Polyethylene Glycol 60001","type":"article-journal"},"uris":["http://www.mendeley.com/documents/?uuid=5dcd3d1a-bbf4-4c97-b53e-728b84b2c212","http://www.mendeley.com/documents/?uuid=8bae9792-5df1-46d8-a9f4-b2080aa2e458"]}],"mendeley":{"formattedCitation":"(Michel &amp; Kaufmann 1973)","manualFormatting":"Michel &amp; Kaufmann (1973)","plainTextFormattedCitation":"(Michel &amp; Kaufmann 1973)","previouslyFormattedCitation":"(Michel &amp; Kaufmann 1973)"},"properties":{"noteIndex":0},"schema":"https://github.com/citation-style-language/schema/raw/master/csl-citation.json"}</w:instrText>
+      </w:r>
+      <w:r>
+        <w:fldChar w:fldCharType="separate"/>
+      </w:r>
+      <w:r>
+        <w:rPr>
+          <w:noProof/>
+        </w:rPr>
+        <w:t>Michel &amp; Kaufmann (1973)</w:t>
+      </w:r>
+      <w:r>
+        <w:fldChar w:fldCharType="end"/>
+      </w:r>
+      <w:r>
         <w:t xml:space="preserve"> and </w:t>
       </w:r>
       <w:r>
-        <w:rPr>
-          <w:rFonts w:eastAsia="Times New Roman" w:cstheme="minorHAnsi"/>
-          <w:color w:val="000000"/>
-          <w:lang w:eastAsia="ca-ES"/>
-        </w:rPr>
-        <w:t xml:space="preserve">(2) </w:t>
-      </w:r>
-      <w:r>
-        <w:rPr>
-          <w:rFonts w:eastAsia="Times New Roman" w:cstheme="minorHAnsi"/>
-          <w:color w:val="000000"/>
-          <w:lang w:eastAsia="ca-ES"/>
-        </w:rPr>
-        <w:t>warm</w:t>
-      </w:r>
-      <w:r>
-        <w:rPr>
-          <w:rFonts w:eastAsia="Times New Roman" w:cstheme="minorHAnsi"/>
-          <w:color w:val="000000"/>
-          <w:lang w:eastAsia="ca-ES"/>
-        </w:rPr>
-        <w:t xml:space="preserve"> (22 - 12ºC)</w:t>
-      </w:r>
-      <w:r>
-        <w:rPr>
-          <w:rFonts w:eastAsia="Times New Roman" w:cstheme="minorHAnsi"/>
-          <w:color w:val="000000"/>
-          <w:lang w:eastAsia="ca-ES"/>
-        </w:rPr>
+        <w:fldChar w:fldCharType="begin" w:fldLock="1"/>
+      </w:r>
+      <w:r>
+        <w:instrText>ADDIN CSL_CITATION {"citationItems":[{"id":"ITEM-1","itemData":{"ISBN":"1678-3921","ISSN":"1678-3921","abstract":"Um expressivo número de pesquisas vem sendo desenvolvido na área de pré-condicionamento em sementes. Na busca de contribuir com os técnicos envolvidos em pes­quisas nesta área, procurou-se através da inter-relação entre a Termodinâmica e a Tecnologia de Sementes caracterizar potenciais hídrico, osmótico, mátrico e de pressão e, a partir do tra­balho de Michel &amp; Kaufmann (1973), construir uma tabela associando potencial osmótico, concentração de polietileno glicol 6000 e temperatura.","author":[{"dropping-particle":"","family":"Villela","given":"Francisco Amaral","non-dropping-particle":"","parse-names":false,"suffix":""},{"dropping-particle":"","family":"Doni Filho","given":"Luiz","non-dropping-particle":"","parse-names":false,"suffix":""},{"dropping-particle":"","family":"Sequeira","given":"Eliseo Lecrerc","non-dropping-particle":"","parse-names":false,"suffix":""}],"container-title":"Pesquisa Agropecuária Brasileira","id":"ITEM-1","issue":"11/12","issued":{"date-parts":[["1991"]]},"page":"1957-1968","title":"Tabela de potencial osmótico em função da concentração de polietileno glicol 6.000 e da temperatura","type":"article-journal","volume":"26"},"uris":["http://www.mendeley.com/documents/?uuid=309ba047-c4bd-4f3c-8de0-e44ba85df0c4"]}],"mendeley":{"formattedCitation":"(Villela et al. 1991)","manualFormatting":"Villela et al. (1991)","plainTextFormattedCitation":"(Villela et al. 1991)","previouslyFormattedCitation":"(Villela et al. 1991)"},"properties":{"noteIndex":0},"schema":"https://github.com/citation-style-language/schema/raw/master/csl-citation.json"}</w:instrText>
+      </w:r>
+      <w:r>
+        <w:fldChar w:fldCharType="separate"/>
+      </w:r>
+      <w:r>
+        <w:rPr>
+          <w:noProof/>
+        </w:rPr>
+        <w:t xml:space="preserve">Villela et al. </w:t>
+      </w:r>
+      <w:r>
+        <w:rPr>
+          <w:noProof/>
+        </w:rPr>
+        <w:t>(</w:t>
+      </w:r>
+      <w:r>
+        <w:rPr>
+          <w:noProof/>
+        </w:rPr>
+        <w:t>1991)</w:t>
+      </w:r>
+      <w:r>
+        <w:fldChar w:fldCharType="end"/>
+      </w:r>
+      <w:r>
+        <w:t xml:space="preserve"> to reach desired osmotic potentials at </w:t>
+      </w:r>
+      <w:r>
+        <w:t xml:space="preserve">10 ºC </w:t>
+      </w:r>
+      <w:r>
+        <w:t xml:space="preserve">and </w:t>
+      </w:r>
+      <w:r>
+        <w:t>17</w:t>
+      </w:r>
+      <w:r>
+        <w:t>ºC</w:t>
+      </w:r>
+      <w:r>
         <w:t xml:space="preserve"> </w:t>
       </w:r>
       <w:r>
-        <w:rPr>
-          <w:rFonts w:eastAsia="Times New Roman" w:cstheme="minorHAnsi"/>
-          <w:color w:val="000000"/>
-          <w:lang w:eastAsia="ca-ES"/>
-        </w:rPr>
-        <w:t>temperatures</w:t>
-      </w:r>
-      <w:r>
-        <w:rPr>
-          <w:rFonts w:eastAsia="Times New Roman" w:cstheme="minorHAnsi"/>
-          <w:color w:val="000000"/>
-          <w:lang w:eastAsia="ca-ES"/>
-        </w:rPr>
-        <w:t>. The two temperature regimes</w:t>
-      </w:r>
-      <w:r>
-        <w:rPr>
-          <w:rFonts w:eastAsia="Times New Roman" w:cstheme="minorHAnsi"/>
-          <w:color w:val="000000"/>
-          <w:lang w:eastAsia="ca-ES"/>
-        </w:rPr>
+        <w:t xml:space="preserve">depending on species optimal germination temperature. </w:t>
+      </w:r>
+      <w:r>
         <w:t xml:space="preserve"> </w:t>
       </w:r>
+      <w:r>
+        <w:t xml:space="preserve">Finally, </w:t>
+      </w:r>
+      <w:r>
+        <w:t>the rest of the seed</w:t>
+      </w:r>
+      <w:r>
+        <w:t>s</w:t>
+      </w:r>
+      <w:r>
+        <w:t xml:space="preserve"> </w:t>
+      </w:r>
       <w:proofErr w:type="gramStart"/>
       <w:r>
-        <w:rPr>
-          <w:rFonts w:eastAsia="Times New Roman" w:cstheme="minorHAnsi"/>
-          <w:color w:val="000000"/>
-          <w:lang w:eastAsia="ca-ES"/>
-        </w:rPr>
-        <w:t>were programmed</w:t>
+        <w:t>were divided</w:t>
       </w:r>
       <w:proofErr w:type="gramEnd"/>
       <w:r>
-        <w:rPr>
-          <w:rFonts w:eastAsia="Times New Roman" w:cstheme="minorHAnsi"/>
-          <w:color w:val="000000"/>
-          <w:lang w:eastAsia="ca-ES"/>
-        </w:rPr>
-        <w:t xml:space="preserve"> in </w:t>
-      </w:r>
-      <w:r>
-        <w:rPr>
-          <w:rFonts w:eastAsia="Times New Roman" w:cstheme="minorHAnsi"/>
-          <w:color w:val="000000"/>
-          <w:lang w:eastAsia="ca-ES"/>
-        </w:rPr>
-        <w:t>four</w:t>
-      </w:r>
-      <w:r>
-        <w:rPr>
-          <w:rFonts w:eastAsia="Times New Roman" w:cstheme="minorHAnsi"/>
+        <w:t xml:space="preserve"> between </w:t>
+      </w:r>
+      <w:r>
+        <w:t>control</w:t>
+      </w:r>
+      <w:r>
+        <w:t xml:space="preserve"> and constant</w:t>
+      </w:r>
+      <w:r>
+        <w:t xml:space="preserve"> temperature</w:t>
+      </w:r>
+      <w:r>
+        <w:t xml:space="preserve"> treatments</w:t>
+      </w:r>
+      <w:r>
+        <w:t xml:space="preserve">, </w:t>
+      </w:r>
+      <w:r>
+        <w:t xml:space="preserve">added 6ml of distilled water and sealed with </w:t>
+      </w:r>
+      <w:proofErr w:type="spellStart"/>
+      <w:r>
+        <w:t>parafilm</w:t>
+      </w:r>
+      <w:proofErr w:type="spellEnd"/>
+      <w:r>
+        <w:t xml:space="preserve">. </w:t>
+      </w:r>
+      <w:r>
+        <w:rPr>
+          <w:rFonts w:cstheme="minorHAnsi"/>
+        </w:rPr>
+        <w:t xml:space="preserve">We checked </w:t>
+      </w:r>
+      <w:r>
+        <w:rPr>
+          <w:rFonts w:cstheme="minorHAnsi"/>
+        </w:rPr>
+        <w:t xml:space="preserve">germination </w:t>
+      </w:r>
+      <w:r>
+        <w:rPr>
+          <w:rFonts w:cstheme="minorHAnsi"/>
+        </w:rPr>
+        <w:t xml:space="preserve">right after cold stratification </w:t>
+      </w:r>
+      <w:proofErr w:type="spellStart"/>
+      <w:r>
+        <w:rPr>
+          <w:rFonts w:cstheme="minorHAnsi"/>
+        </w:rPr>
+        <w:t>pretreatment</w:t>
+      </w:r>
+      <w:proofErr w:type="spellEnd"/>
+      <w:r>
+        <w:rPr>
+          <w:rFonts w:cstheme="minorHAnsi"/>
+        </w:rPr>
+        <w:t>, as a proxy of species ability to germinate under snow-like conditions</w:t>
+      </w:r>
+      <w:r>
+        <w:rPr>
+          <w:rFonts w:cstheme="minorHAnsi"/>
+        </w:rPr>
+        <w:t xml:space="preserve"> to have extra information</w:t>
+      </w:r>
+      <w:r>
+        <w:rPr>
+          <w:rFonts w:cstheme="minorHAnsi"/>
+        </w:rPr>
+        <w:t xml:space="preserve"> to include in niche dissimilarity analysis, </w:t>
+      </w:r>
+      <w:r>
+        <w:rPr>
+          <w:rFonts w:eastAsia="Times New Roman" w:cstheme="minorHAnsi"/>
+          <w:color w:val="000000"/>
+          <w:lang w:eastAsia="ca-ES"/>
+        </w:rPr>
+        <w:t>one species (</w:t>
+      </w:r>
+      <w:proofErr w:type="spellStart"/>
+      <w:r>
+        <w:rPr>
+          <w:rFonts w:eastAsia="Times New Roman" w:cstheme="minorHAnsi"/>
+          <w:i/>
+          <w:color w:val="000000"/>
+          <w:lang w:eastAsia="ca-ES"/>
+        </w:rPr>
+        <w:t>Teesdalia</w:t>
+      </w:r>
+      <w:proofErr w:type="spellEnd"/>
+      <w:r>
+        <w:rPr>
+          <w:rFonts w:eastAsia="Times New Roman" w:cstheme="minorHAnsi"/>
+          <w:i/>
           <w:color w:val="000000"/>
           <w:lang w:eastAsia="ca-ES"/>
         </w:rPr>
         <w:t xml:space="preserve"> </w:t>
       </w:r>
-      <w:r>
-        <w:rPr>
-          <w:rFonts w:eastAsia="Times New Roman" w:cstheme="minorHAnsi"/>
-          <w:color w:val="000000"/>
-          <w:lang w:eastAsia="ca-ES"/>
-        </w:rPr>
-        <w:t>different</w:t>
-      </w:r>
-      <w:r>
-        <w:rPr>
-          <w:rFonts w:eastAsia="Times New Roman" w:cstheme="minorHAnsi"/>
-          <w:color w:val="000000"/>
-          <w:lang w:eastAsia="ca-ES"/>
-        </w:rPr>
-        <w:t xml:space="preserve"> climatic</w:t>
-      </w:r>
-      <w:r>
-        <w:rPr>
-          <w:rFonts w:eastAsia="Times New Roman" w:cstheme="minorHAnsi"/>
-          <w:color w:val="000000"/>
-          <w:lang w:eastAsia="ca-ES"/>
-        </w:rPr>
-        <w:t xml:space="preserve"> chambers</w:t>
-      </w:r>
-      <w:r>
-        <w:rPr>
-          <w:rFonts w:eastAsia="Times New Roman" w:cstheme="minorHAnsi"/>
-          <w:color w:val="000000"/>
-          <w:lang w:eastAsia="ca-ES"/>
+      <w:proofErr w:type="spellStart"/>
+      <w:r>
+        <w:rPr>
+          <w:rFonts w:eastAsia="Times New Roman" w:cstheme="minorHAnsi"/>
+          <w:i/>
+          <w:color w:val="000000"/>
+          <w:lang w:eastAsia="ca-ES"/>
+        </w:rPr>
+        <w:t>conferta</w:t>
+      </w:r>
+      <w:proofErr w:type="spellEnd"/>
+      <w:r>
+        <w:rPr>
+          <w:rFonts w:eastAsia="Times New Roman" w:cstheme="minorHAnsi"/>
+          <w:color w:val="000000"/>
+          <w:lang w:eastAsia="ca-ES"/>
+        </w:rPr>
+        <w:t xml:space="preserve">) germinated to 100% thus </w:t>
+      </w:r>
+      <w:proofErr w:type="gramStart"/>
+      <w:r>
+        <w:rPr>
+          <w:rFonts w:eastAsia="Times New Roman" w:cstheme="minorHAnsi"/>
+          <w:color w:val="000000"/>
+          <w:lang w:eastAsia="ca-ES"/>
+        </w:rPr>
+        <w:t>was removed</w:t>
+      </w:r>
+      <w:proofErr w:type="gramEnd"/>
+      <w:r>
+        <w:rPr>
+          <w:rFonts w:eastAsia="Times New Roman" w:cstheme="minorHAnsi"/>
+          <w:color w:val="000000"/>
+          <w:lang w:eastAsia="ca-ES"/>
+        </w:rPr>
+        <w:t xml:space="preserve"> from germination treatments analysis</w:t>
+      </w:r>
+      <w:r>
+        <w:rPr>
+          <w:rFonts w:cstheme="minorHAnsi"/>
+        </w:rPr>
+        <w:t>. Fr</w:t>
+      </w:r>
+      <w:r>
+        <w:rPr>
+          <w:rFonts w:cstheme="minorHAnsi"/>
+        </w:rPr>
+        <w:t>o</w:t>
+      </w:r>
+      <w:r>
+        <w:rPr>
+          <w:rFonts w:cstheme="minorHAnsi"/>
+        </w:rPr>
+        <w:t>m there</w:t>
+      </w:r>
+      <w:r>
+        <w:rPr>
+          <w:rFonts w:cstheme="minorHAnsi"/>
+        </w:rPr>
+        <w:t xml:space="preserve"> on,</w:t>
+      </w:r>
+      <w:r>
+        <w:rPr>
+          <w:rFonts w:cstheme="minorHAnsi"/>
+        </w:rPr>
+        <w:t xml:space="preserve"> we checked</w:t>
+      </w:r>
+      <w:r>
+        <w:rPr>
+          <w:rFonts w:cstheme="minorHAnsi"/>
         </w:rPr>
         <w:t xml:space="preserve"> </w:t>
       </w:r>
       <w:r>
         <w:rPr>
-          <w:rFonts w:eastAsia="Times New Roman" w:cstheme="minorHAnsi"/>
-          <w:color w:val="000000"/>
-          <w:lang w:eastAsia="ca-ES"/>
-        </w:rPr>
-        <w:t>i.e. there</w:t>
-      </w:r>
-      <w:r>
-        <w:rPr>
-          <w:rFonts w:eastAsia="Times New Roman" w:cstheme="minorHAnsi"/>
-          <w:color w:val="000000"/>
-          <w:lang w:eastAsia="ca-ES"/>
-        </w:rPr>
-        <w:t xml:space="preserve"> were</w:t>
-      </w:r>
-      <w:r>
-        <w:rPr>
-          <w:rFonts w:eastAsia="Times New Roman" w:cstheme="minorHAnsi"/>
-          <w:color w:val="000000"/>
-          <w:lang w:eastAsia="ca-ES"/>
-        </w:rPr>
-        <w:t xml:space="preserve"> two constant</w:t>
-      </w:r>
-      <w:r>
-        <w:rPr>
-          <w:rFonts w:eastAsia="Times New Roman" w:cstheme="minorHAnsi"/>
-          <w:color w:val="000000"/>
-          <w:lang w:eastAsia="ca-ES"/>
-        </w:rPr>
-        <w:t xml:space="preserve"> (10</w:t>
-      </w:r>
-      <w:r>
-        <w:rPr>
-          <w:rFonts w:eastAsia="Times New Roman" w:cstheme="minorHAnsi"/>
-          <w:color w:val="000000"/>
-          <w:lang w:eastAsia="ca-ES"/>
-        </w:rPr>
-        <w:t>ºC</w:t>
-      </w:r>
-      <w:r>
-        <w:rPr>
-          <w:rFonts w:eastAsia="Times New Roman" w:cstheme="minorHAnsi"/>
-          <w:color w:val="000000"/>
-          <w:lang w:eastAsia="ca-ES"/>
-        </w:rPr>
-        <w:t xml:space="preserve"> vs 17 ºC)</w:t>
-      </w:r>
-      <w:r>
-        <w:rPr>
-          <w:rFonts w:eastAsia="Times New Roman" w:cstheme="minorHAnsi"/>
-          <w:color w:val="000000"/>
-          <w:lang w:eastAsia="ca-ES"/>
-        </w:rPr>
-        <w:t xml:space="preserve"> and two alternating temperature regimes</w:t>
-      </w:r>
-      <w:r>
-        <w:rPr>
-          <w:rFonts w:eastAsia="Times New Roman" w:cstheme="minorHAnsi"/>
-          <w:color w:val="000000"/>
-          <w:lang w:eastAsia="ca-ES"/>
-        </w:rPr>
-        <w:t>.</w:t>
+          <w:rFonts w:cstheme="minorHAnsi"/>
+        </w:rPr>
+        <w:t>germination</w:t>
       </w:r>
       <w:r>
         <w:rPr>
@@ -6333,488 +7782,132 @@
       </w:r>
       <w:r>
         <w:rPr>
-          <w:rFonts w:eastAsia="Times New Roman" w:cstheme="minorHAnsi"/>
-          <w:color w:val="000000"/>
-          <w:lang w:eastAsia="ca-ES"/>
-        </w:rPr>
-        <w:t>Before the start of the experiment</w:t>
-      </w:r>
-      <w:r>
-        <w:rPr>
-          <w:rFonts w:eastAsia="Times New Roman" w:cstheme="minorHAnsi"/>
-          <w:color w:val="000000"/>
-          <w:lang w:eastAsia="ca-ES"/>
-        </w:rPr>
-        <w:t xml:space="preserve">, we subjected all seed lots to </w:t>
-      </w:r>
-      <w:r>
-        <w:rPr>
-          <w:rFonts w:eastAsia="Times New Roman" w:cstheme="minorHAnsi"/>
-          <w:color w:val="000000"/>
-          <w:lang w:eastAsia="ca-ES"/>
-        </w:rPr>
-        <w:t xml:space="preserve">a common </w:t>
-      </w:r>
-      <w:r>
-        <w:rPr>
-          <w:rFonts w:eastAsia="Times New Roman" w:cstheme="minorHAnsi"/>
-          <w:color w:val="000000"/>
-          <w:lang w:eastAsia="ca-ES"/>
-        </w:rPr>
-        <w:t>5-month long</w:t>
-      </w:r>
-      <w:r>
-        <w:rPr>
-          <w:rFonts w:eastAsia="Times New Roman" w:cstheme="minorHAnsi"/>
-          <w:color w:val="000000"/>
-          <w:lang w:eastAsia="ca-ES"/>
-        </w:rPr>
-        <w:t xml:space="preserve"> (November</w:t>
-      </w:r>
-      <w:r>
-        <w:rPr>
-          <w:rFonts w:eastAsia="Times New Roman" w:cstheme="minorHAnsi"/>
-          <w:color w:val="000000"/>
-          <w:lang w:eastAsia="ca-ES"/>
-        </w:rPr>
-        <w:t xml:space="preserve"> – </w:t>
-      </w:r>
-      <w:r>
-        <w:rPr>
-          <w:rFonts w:eastAsia="Times New Roman" w:cstheme="minorHAnsi"/>
-          <w:color w:val="000000"/>
-          <w:lang w:eastAsia="ca-ES"/>
-        </w:rPr>
-        <w:t>March</w:t>
-      </w:r>
-      <w:r>
-        <w:rPr>
-          <w:rFonts w:eastAsia="Times New Roman" w:cstheme="minorHAnsi"/>
-          <w:color w:val="000000"/>
-          <w:lang w:eastAsia="ca-ES"/>
-        </w:rPr>
-        <w:t>)</w:t>
-      </w:r>
-      <w:r>
-        <w:rPr>
-          <w:rFonts w:eastAsia="Times New Roman" w:cstheme="minorHAnsi"/>
-          <w:color w:val="000000"/>
-          <w:lang w:eastAsia="ca-ES"/>
+          <w:rFonts w:cstheme="minorHAnsi"/>
+        </w:rPr>
+        <w:t xml:space="preserve">every </w:t>
+      </w:r>
+      <w:r>
+        <w:rPr>
+          <w:rFonts w:cstheme="minorHAnsi"/>
+        </w:rPr>
+        <w:t xml:space="preserve">week </w:t>
+      </w:r>
+      <w:r>
+        <w:rPr>
+          <w:rFonts w:cstheme="minorHAnsi"/>
+        </w:rPr>
+        <w:t>until the end of the experiment</w:t>
+      </w:r>
+      <w:r>
+        <w:rPr>
+          <w:rFonts w:cstheme="minorHAnsi"/>
+        </w:rPr>
+        <w:t xml:space="preserve"> (6 weeks)</w:t>
+      </w:r>
+      <w:r>
+        <w:rPr>
+          <w:rFonts w:cstheme="minorHAnsi"/>
+        </w:rPr>
+        <w:t xml:space="preserve">. We removed seeds from the petri dishes once </w:t>
+      </w:r>
+      <w:r>
+        <w:rPr>
+          <w:rFonts w:eastAsia="Times New Roman" w:cstheme="minorHAnsi"/>
+          <w:color w:val="000000"/>
+          <w:lang w:eastAsia="ca-ES"/>
+        </w:rPr>
+        <w:t xml:space="preserve">germination occurred (radicle &gt; 1.5 mm long). At the end of the experiment, we cut open non-germinated seeds under the binocular loupe </w:t>
+      </w:r>
+      <w:proofErr w:type="gramStart"/>
+      <w:r>
+        <w:rPr>
+          <w:rFonts w:eastAsia="Times New Roman" w:cstheme="minorHAnsi"/>
+          <w:color w:val="000000"/>
+          <w:lang w:eastAsia="ca-ES"/>
+        </w:rPr>
+        <w:t>to visually assess</w:t>
+      </w:r>
+      <w:proofErr w:type="gramEnd"/>
+      <w:r>
+        <w:rPr>
+          <w:rFonts w:eastAsia="Times New Roman" w:cstheme="minorHAnsi"/>
+          <w:color w:val="000000"/>
+          <w:lang w:eastAsia="ca-ES"/>
+        </w:rPr>
+        <w:t xml:space="preserve"> if they were empty, infected, or seemed normal. We considered seeds</w:t>
+      </w:r>
+      <w:r>
+        <w:rPr>
+          <w:rFonts w:cstheme="minorHAnsi"/>
+          <w:color w:val="000000"/>
+        </w:rPr>
+        <w:t xml:space="preserve"> with white and firm embryos viable, i.e. potentially </w:t>
+      </w:r>
+      <w:proofErr w:type="spellStart"/>
+      <w:r>
+        <w:rPr>
+          <w:rFonts w:cstheme="minorHAnsi"/>
+          <w:color w:val="000000"/>
+        </w:rPr>
+        <w:t>germinable</w:t>
+      </w:r>
+      <w:proofErr w:type="spellEnd"/>
+      <w:r>
+        <w:rPr>
+          <w:rFonts w:cstheme="minorHAnsi"/>
+          <w:color w:val="000000"/>
         </w:rPr>
         <w:t xml:space="preserve"> </w:t>
       </w:r>
       <w:r>
         <w:rPr>
-          <w:rFonts w:eastAsia="Times New Roman" w:cstheme="minorHAnsi"/>
-          <w:color w:val="000000"/>
-          <w:lang w:eastAsia="ca-ES"/>
-        </w:rPr>
-        <w:t xml:space="preserve">cold-stratification </w:t>
-      </w:r>
-      <w:proofErr w:type="spellStart"/>
-      <w:r>
-        <w:rPr>
-          <w:rFonts w:eastAsia="Times New Roman" w:cstheme="minorHAnsi"/>
-          <w:color w:val="000000"/>
-          <w:lang w:eastAsia="ca-ES"/>
-        </w:rPr>
-        <w:t>pretreatment</w:t>
-      </w:r>
-      <w:proofErr w:type="spellEnd"/>
-      <w:r>
-        <w:rPr>
-          <w:rFonts w:eastAsia="Times New Roman" w:cstheme="minorHAnsi"/>
-          <w:color w:val="000000"/>
-          <w:lang w:eastAsia="ca-ES"/>
-        </w:rPr>
-        <w:t xml:space="preserve"> at </w:t>
-      </w:r>
-      <w:proofErr w:type="gramStart"/>
-      <w:r>
-        <w:rPr>
-          <w:rFonts w:eastAsia="Times New Roman" w:cstheme="minorHAnsi"/>
-          <w:color w:val="000000"/>
-          <w:lang w:eastAsia="ca-ES"/>
-        </w:rPr>
-        <w:t>0º</w:t>
-      </w:r>
-      <w:proofErr w:type="gramEnd"/>
-      <w:r>
-        <w:rPr>
-          <w:rFonts w:eastAsia="Times New Roman" w:cstheme="minorHAnsi"/>
-          <w:color w:val="000000"/>
-          <w:lang w:eastAsia="ca-ES"/>
-        </w:rPr>
-        <w:t>C and darkness</w:t>
-      </w:r>
-      <w:r>
-        <w:rPr>
-          <w:rFonts w:eastAsia="Times New Roman" w:cstheme="minorHAnsi"/>
-          <w:color w:val="000000"/>
-          <w:lang w:eastAsia="ca-ES"/>
-        </w:rPr>
-        <w:t>.</w:t>
-      </w:r>
-      <w:r>
-        <w:rPr>
-          <w:rFonts w:eastAsia="Times New Roman" w:cstheme="minorHAnsi"/>
-          <w:color w:val="000000"/>
-          <w:lang w:eastAsia="ca-ES"/>
-        </w:rPr>
-        <w:t xml:space="preserve"> The </w:t>
-      </w:r>
-      <w:proofErr w:type="spellStart"/>
-      <w:r>
-        <w:rPr>
-          <w:rFonts w:eastAsia="Times New Roman" w:cstheme="minorHAnsi"/>
-          <w:color w:val="000000"/>
-          <w:lang w:eastAsia="ca-ES"/>
-        </w:rPr>
-        <w:t>pretreatment</w:t>
-      </w:r>
-      <w:proofErr w:type="spellEnd"/>
-      <w:r>
-        <w:rPr>
-          <w:rFonts w:eastAsia="Times New Roman" w:cstheme="minorHAnsi"/>
-          <w:color w:val="000000"/>
-          <w:lang w:eastAsia="ca-ES"/>
-        </w:rPr>
-        <w:t xml:space="preserve"> goal was to mimic </w:t>
-      </w:r>
-      <w:r>
-        <w:rPr>
-          <w:rFonts w:eastAsia="Times New Roman" w:cstheme="minorHAnsi"/>
-          <w:color w:val="000000"/>
-          <w:lang w:eastAsia="ca-ES"/>
-        </w:rPr>
-        <w:t xml:space="preserve">natural </w:t>
-      </w:r>
-      <w:r>
-        <w:rPr>
-          <w:rFonts w:eastAsia="Times New Roman" w:cstheme="minorHAnsi"/>
-          <w:color w:val="000000"/>
-          <w:lang w:eastAsia="ca-ES"/>
-        </w:rPr>
-        <w:t>snow conditions registered in the area</w:t>
-      </w:r>
-      <w:r>
-        <w:rPr>
-          <w:rFonts w:eastAsia="Times New Roman" w:cstheme="minorHAnsi"/>
-          <w:color w:val="000000"/>
-          <w:lang w:eastAsia="ca-ES"/>
-        </w:rPr>
-        <w:t xml:space="preserve"> (</w:t>
-      </w:r>
-      <w:r>
-        <w:rPr>
-          <w:rFonts w:eastAsia="Times New Roman" w:cstheme="minorHAnsi"/>
-          <w:color w:val="000000"/>
-          <w:highlight w:val="yellow"/>
-          <w:lang w:eastAsia="ca-ES"/>
-        </w:rPr>
-        <w:t xml:space="preserve">Espinosa </w:t>
-      </w:r>
-      <w:proofErr w:type="gramStart"/>
-      <w:r>
-        <w:rPr>
-          <w:rFonts w:eastAsia="Times New Roman" w:cstheme="minorHAnsi"/>
-          <w:color w:val="000000"/>
-          <w:highlight w:val="yellow"/>
-          <w:lang w:eastAsia="ca-ES"/>
-        </w:rPr>
-        <w:t>del</w:t>
-      </w:r>
-      <w:proofErr w:type="gramEnd"/>
-      <w:r>
-        <w:rPr>
-          <w:rFonts w:eastAsia="Times New Roman" w:cstheme="minorHAnsi"/>
-          <w:color w:val="000000"/>
-          <w:highlight w:val="yellow"/>
-          <w:lang w:eastAsia="ca-ES"/>
-        </w:rPr>
-        <w:t xml:space="preserve"> Alba et al. 2024</w:t>
-      </w:r>
-      <w:r>
-        <w:rPr>
-          <w:rFonts w:eastAsia="Times New Roman" w:cstheme="minorHAnsi"/>
-          <w:color w:val="000000"/>
-          <w:lang w:eastAsia="ca-ES"/>
-        </w:rPr>
-        <w:t xml:space="preserve">) and ensure dormancy breaking. For the </w:t>
-      </w:r>
-      <w:proofErr w:type="spellStart"/>
-      <w:r>
-        <w:rPr>
-          <w:rFonts w:eastAsia="Times New Roman" w:cstheme="minorHAnsi"/>
-          <w:color w:val="000000"/>
-          <w:lang w:eastAsia="ca-ES"/>
-        </w:rPr>
-        <w:t>pretreatment</w:t>
-      </w:r>
-      <w:proofErr w:type="spellEnd"/>
-      <w:r>
-        <w:rPr>
-          <w:rFonts w:eastAsia="Times New Roman" w:cstheme="minorHAnsi"/>
-          <w:color w:val="000000"/>
-          <w:lang w:eastAsia="ca-ES"/>
-        </w:rPr>
-        <w:t xml:space="preserve">, </w:t>
-      </w:r>
-      <w:r>
-        <w:rPr>
-          <w:rFonts w:eastAsia="Times New Roman" w:cstheme="minorHAnsi"/>
-          <w:color w:val="000000"/>
-          <w:lang w:eastAsia="ca-ES"/>
-        </w:rPr>
-        <w:t xml:space="preserve">each </w:t>
-      </w:r>
-      <w:r>
-        <w:rPr>
-          <w:rFonts w:eastAsia="Times New Roman" w:cstheme="minorHAnsi"/>
-          <w:color w:val="000000"/>
-          <w:lang w:eastAsia="ca-ES"/>
-        </w:rPr>
-        <w:t xml:space="preserve">seed lot </w:t>
-      </w:r>
-      <w:r>
-        <w:rPr>
-          <w:rFonts w:eastAsia="Times New Roman" w:cstheme="minorHAnsi"/>
-          <w:color w:val="000000"/>
-          <w:lang w:eastAsia="ca-ES"/>
-        </w:rPr>
-        <w:t>w</w:t>
-      </w:r>
-      <w:r>
-        <w:rPr>
-          <w:rFonts w:eastAsia="Times New Roman" w:cstheme="minorHAnsi"/>
-          <w:color w:val="000000"/>
-          <w:lang w:eastAsia="ca-ES"/>
-        </w:rPr>
-        <w:t>as</w:t>
-      </w:r>
-      <w:r>
-        <w:rPr>
-          <w:rFonts w:eastAsia="Times New Roman" w:cstheme="minorHAnsi"/>
-          <w:color w:val="000000"/>
-          <w:lang w:eastAsia="ca-ES"/>
-        </w:rPr>
-        <w:t xml:space="preserve"> </w:t>
-      </w:r>
-      <w:r>
-        <w:rPr>
-          <w:rFonts w:eastAsia="Times New Roman" w:cstheme="minorHAnsi"/>
-          <w:color w:val="000000"/>
-          <w:lang w:eastAsia="ca-ES"/>
-        </w:rPr>
-        <w:t xml:space="preserve">sowed </w:t>
-      </w:r>
-      <w:r>
-        <w:rPr>
-          <w:rFonts w:eastAsia="Times New Roman" w:cstheme="minorHAnsi"/>
-          <w:color w:val="000000"/>
-          <w:lang w:eastAsia="ca-ES"/>
-        </w:rPr>
-        <w:t xml:space="preserve">in 16 </w:t>
-      </w:r>
-      <w:r>
-        <w:rPr>
-          <w:rFonts w:eastAsia="Times New Roman" w:cstheme="minorHAnsi"/>
-          <w:color w:val="000000"/>
-          <w:lang w:eastAsia="ca-ES"/>
-        </w:rPr>
-        <w:t>Petri</w:t>
-      </w:r>
-      <w:r>
-        <w:rPr>
-          <w:rFonts w:eastAsia="Times New Roman" w:cstheme="minorHAnsi"/>
-          <w:color w:val="000000"/>
-          <w:lang w:eastAsia="ca-ES"/>
-        </w:rPr>
-        <w:t xml:space="preserve"> dishes </w:t>
-      </w:r>
-      <w:r>
-        <w:rPr>
-          <w:rFonts w:eastAsia="Times New Roman" w:cstheme="minorHAnsi"/>
-          <w:color w:val="000000"/>
-          <w:lang w:eastAsia="ca-ES"/>
-        </w:rPr>
-        <w:t>replicates</w:t>
-      </w:r>
-      <w:r>
-        <w:rPr>
-          <w:rFonts w:eastAsia="Times New Roman" w:cstheme="minorHAnsi"/>
-          <w:color w:val="000000"/>
-          <w:lang w:eastAsia="ca-ES"/>
-        </w:rPr>
-        <w:t xml:space="preserve"> (</w:t>
-      </w:r>
-      <w:r>
-        <w:rPr>
-          <w:rFonts w:eastAsia="Times New Roman" w:cstheme="minorHAnsi"/>
-          <w:color w:val="000000"/>
-          <w:lang w:eastAsia="ca-ES"/>
-        </w:rPr>
-        <w:t>90</w:t>
-      </w:r>
-      <w:r>
-        <w:rPr>
-          <w:rFonts w:eastAsia="Times New Roman" w:cstheme="minorHAnsi"/>
-          <w:color w:val="000000"/>
-          <w:lang w:eastAsia="ca-ES"/>
-        </w:rPr>
-        <w:t xml:space="preserve"> </w:t>
-      </w:r>
-      <w:r>
-        <w:rPr>
-          <w:rFonts w:eastAsia="Times New Roman" w:cstheme="minorHAnsi"/>
-          <w:color w:val="000000"/>
-          <w:lang w:eastAsia="ca-ES"/>
-        </w:rPr>
-        <w:t>m</w:t>
-      </w:r>
-      <w:r>
-        <w:rPr>
-          <w:rFonts w:eastAsia="Times New Roman" w:cstheme="minorHAnsi"/>
-          <w:color w:val="000000"/>
-          <w:lang w:eastAsia="ca-ES"/>
-        </w:rPr>
-        <w:t>m</w:t>
-      </w:r>
-      <w:r>
-        <w:rPr>
-          <w:rFonts w:eastAsia="Times New Roman" w:cstheme="minorHAnsi"/>
-          <w:color w:val="000000"/>
-          <w:lang w:eastAsia="ca-ES"/>
-        </w:rPr>
-        <w:t xml:space="preserve"> </w:t>
-      </w:r>
-      <w:r>
-        <w:rPr>
-          <w:rFonts w:eastAsia="Times New Roman" w:cstheme="minorHAnsi"/>
-          <w:color w:val="000000"/>
-          <w:lang w:eastAsia="ca-ES"/>
-        </w:rPr>
-        <w:t>Ø</w:t>
-      </w:r>
-      <w:r>
-        <w:rPr>
-          <w:rFonts w:eastAsia="Times New Roman" w:cstheme="minorHAnsi"/>
-          <w:color w:val="000000"/>
-          <w:lang w:eastAsia="ca-ES"/>
-        </w:rPr>
-        <w:t>)</w:t>
-      </w:r>
-      <w:r>
-        <w:rPr>
-          <w:rFonts w:eastAsia="Times New Roman" w:cstheme="minorHAnsi"/>
-          <w:color w:val="000000"/>
-          <w:lang w:eastAsia="ca-ES"/>
-        </w:rPr>
-        <w:t xml:space="preserve"> </w:t>
-      </w:r>
-      <w:r>
-        <w:rPr>
-          <w:rFonts w:eastAsia="Times New Roman" w:cstheme="minorHAnsi"/>
-          <w:color w:val="000000"/>
-          <w:lang w:eastAsia="ca-ES"/>
-        </w:rPr>
-        <w:t xml:space="preserve">with </w:t>
-      </w:r>
-      <w:r>
-        <w:rPr>
-          <w:rFonts w:eastAsia="Times New Roman" w:cstheme="minorHAnsi"/>
-          <w:color w:val="000000"/>
-          <w:lang w:eastAsia="ca-ES"/>
-        </w:rPr>
-        <w:t xml:space="preserve">25 seeds </w:t>
-      </w:r>
-      <w:r>
-        <w:rPr>
-          <w:rFonts w:eastAsia="Times New Roman" w:cstheme="minorHAnsi"/>
-          <w:color w:val="000000"/>
-          <w:lang w:eastAsia="ca-ES"/>
-        </w:rPr>
-        <w:t>each</w:t>
-      </w:r>
-      <w:r>
-        <w:rPr>
-          <w:rFonts w:eastAsia="Times New Roman" w:cstheme="minorHAnsi"/>
-          <w:color w:val="000000"/>
-          <w:lang w:eastAsia="ca-ES"/>
-        </w:rPr>
-        <w:t xml:space="preserve"> (numbers were adapted for seed lots with fewer seeds available) </w:t>
-      </w:r>
-      <w:r>
-        <w:rPr>
-          <w:rFonts w:eastAsia="Times New Roman" w:cstheme="minorHAnsi"/>
-          <w:color w:val="000000"/>
-          <w:lang w:eastAsia="ca-ES"/>
-        </w:rPr>
-        <w:t>on</w:t>
-      </w:r>
-      <w:r>
-        <w:rPr>
-          <w:rFonts w:eastAsia="Times New Roman" w:cstheme="minorHAnsi"/>
-          <w:color w:val="000000"/>
-          <w:lang w:eastAsia="ca-ES"/>
-        </w:rPr>
-        <w:t xml:space="preserve"> </w:t>
-      </w:r>
-      <w:r>
-        <w:rPr>
-          <w:rFonts w:eastAsia="Times New Roman" w:cstheme="minorHAnsi"/>
-          <w:color w:val="000000"/>
-          <w:lang w:eastAsia="ca-ES"/>
-        </w:rPr>
-        <w:t>agar 1%</w:t>
-      </w:r>
-      <w:r>
-        <w:rPr>
-          <w:rFonts w:eastAsia="Times New Roman" w:cstheme="minorHAnsi"/>
-          <w:color w:val="000000"/>
-          <w:lang w:eastAsia="ca-ES"/>
-        </w:rPr>
-        <w:t xml:space="preserve"> (1</w:t>
-      </w:r>
-      <w:r>
-        <w:rPr>
-          <w:rFonts w:eastAsia="Times New Roman" w:cstheme="minorHAnsi"/>
-          <w:color w:val="000000"/>
-          <w:lang w:eastAsia="ca-ES"/>
-        </w:rPr>
-        <w:t xml:space="preserve">0 gr agar in </w:t>
-      </w:r>
-      <w:r>
-        <w:rPr>
-          <w:rFonts w:eastAsia="Times New Roman" w:cstheme="minorHAnsi"/>
-          <w:color w:val="000000"/>
-          <w:lang w:eastAsia="ca-ES"/>
-        </w:rPr>
-        <w:t xml:space="preserve">1L </w:t>
-      </w:r>
-      <w:r>
-        <w:rPr>
-          <w:rFonts w:eastAsia="Times New Roman" w:cstheme="minorHAnsi"/>
-          <w:color w:val="000000"/>
-          <w:lang w:eastAsia="ca-ES"/>
-        </w:rPr>
-        <w:t xml:space="preserve">of </w:t>
-      </w:r>
-      <w:r>
-        <w:rPr>
-          <w:rFonts w:eastAsia="Times New Roman" w:cstheme="minorHAnsi"/>
-          <w:color w:val="000000"/>
-          <w:lang w:eastAsia="ca-ES"/>
-        </w:rPr>
-        <w:t>distilled water)</w:t>
-      </w:r>
-      <w:r>
-        <w:rPr>
-          <w:rFonts w:eastAsia="Times New Roman" w:cstheme="minorHAnsi"/>
-          <w:color w:val="000000"/>
-          <w:lang w:eastAsia="ca-ES"/>
-        </w:rPr>
-        <w:t xml:space="preserve"> </w:t>
+          <w:rFonts w:cstheme="minorHAnsi"/>
+          <w:color w:val="000000"/>
+        </w:rPr>
+        <w:fldChar w:fldCharType="begin" w:fldLock="1"/>
+      </w:r>
+      <w:r>
+        <w:rPr>
+          <w:rFonts w:cstheme="minorHAnsi"/>
+          <w:color w:val="000000"/>
+        </w:rPr>
+        <w:instrText>ADDIN CSL_CITATION {"citationItems":[{"id":"ITEM-1","itemData":{"DOI":"10.1016/B978-0-12-416677-6.00001-9","ISBN":"978-0-12-416677-6","abstract":"This book covers the present state of knowledge of the ecology, biogeography and evolution of whole-seed dormancy and germination, and it synthesizes available information on these topics for more than 14,000 species. The first chapter explains the meaning of seed germination ecology, provides an overview of the general kinds of information needed to understand the seed germination ecology of a species and comments on the values of such studies. Also, attention is given to reasons why this book on seed germination is needed, and how it differs from previous ones written on various aspects of seeds.","author":[{"dropping-particle":"","family":"Baskin","given":"Carol C.","non-dropping-particle":"","parse-names":false,"suffix":""},{"dropping-particle":"","family":"Baskin","given":"Jerry M.","non-dropping-particle":"","parse-names":false,"suffix":""}],"container-title":"Seeds","edition":"2nd Editio","id":"ITEM-1","issued":{"date-parts":[["2014","1","1"]]},"publisher":"Academic Press","publisher-place":"San Diego, CA, USA","title":"Seeds. Ecology, Biogeography and Evolution of Dormancy and Germination","type":"book"},"uris":["http://www.mendeley.com/documents/?uuid=a147d983-47ad-3113-ac22-f9e2c3bbcc32"]}],"mendeley":{"formattedCitation":"(Baskin and Baskin, 2014)","plainTextFormattedCitation":"(Baskin and Baskin, 2014)","previouslyFormattedCitation":"(Baskin and Baskin, 2014)"},"properties":{"noteIndex":0},"schema":"https://github.com/citation-style-language/schema/raw/master/csl-citation.json"}</w:instrText>
+      </w:r>
+      <w:r>
+        <w:rPr>
+          <w:rFonts w:cstheme="minorHAnsi"/>
+          <w:color w:val="000000"/>
+        </w:rPr>
+        <w:fldChar w:fldCharType="separate"/>
+      </w:r>
+      <w:r>
+        <w:rPr>
+          <w:rFonts w:cstheme="minorHAnsi"/>
+          <w:noProof/>
+          <w:color w:val="000000"/>
+        </w:rPr>
+        <w:t>(Baskin and Baskin, 2014)</w:t>
+      </w:r>
+      <w:r>
+        <w:rPr>
+          <w:rFonts w:cstheme="minorHAnsi"/>
+          <w:color w:val="000000"/>
+        </w:rPr>
+        <w:fldChar w:fldCharType="end"/>
+      </w:r>
+      <w:r>
+        <w:rPr>
+          <w:rFonts w:cstheme="minorHAnsi"/>
+          <w:color w:val="000000"/>
+        </w:rPr>
+        <w:t>, and removed empty of infected seeds from germination calculations</w:t>
+      </w:r>
+      <w:r>
+        <w:rPr>
+          <w:rFonts w:cstheme="minorHAnsi"/>
+          <w:color w:val="000000"/>
+        </w:rPr>
+        <w:t xml:space="preserve">. </w:t>
       </w:r>
       <w:r>
         <w:rPr>
@@ -6823,1237 +7916,458 @@
           <w:lang w:eastAsia="ca-ES"/>
         </w:rPr>
         <w:lastRenderedPageBreak/>
-        <w:t>and cover with two layers of aluminium foil</w:t>
-      </w:r>
-      <w:r>
-        <w:rPr>
-          <w:rFonts w:eastAsia="Times New Roman" w:cstheme="minorHAnsi"/>
-          <w:color w:val="000000"/>
-          <w:lang w:eastAsia="ca-ES"/>
-        </w:rPr>
-        <w:t xml:space="preserve">. </w:t>
-      </w:r>
-      <w:r>
-        <w:rPr>
-          <w:rFonts w:eastAsia="Times New Roman" w:cstheme="minorHAnsi"/>
-          <w:color w:val="000000"/>
-          <w:lang w:eastAsia="ca-ES"/>
-        </w:rPr>
-        <w:t>Petri d</w:t>
-      </w:r>
-      <w:r>
-        <w:rPr>
-          <w:rFonts w:eastAsia="Times New Roman" w:cstheme="minorHAnsi"/>
-          <w:color w:val="000000"/>
-          <w:lang w:eastAsia="ca-ES"/>
-        </w:rPr>
-        <w:t xml:space="preserve">ishes </w:t>
-      </w:r>
-      <w:proofErr w:type="gramStart"/>
-      <w:r>
-        <w:rPr>
-          <w:rFonts w:eastAsia="Times New Roman" w:cstheme="minorHAnsi"/>
-          <w:color w:val="000000"/>
-          <w:lang w:eastAsia="ca-ES"/>
-        </w:rPr>
-        <w:t>were sealed</w:t>
-      </w:r>
-      <w:proofErr w:type="gramEnd"/>
-      <w:r>
-        <w:rPr>
-          <w:rFonts w:eastAsia="Times New Roman" w:cstheme="minorHAnsi"/>
-          <w:color w:val="000000"/>
-          <w:lang w:eastAsia="ca-ES"/>
-        </w:rPr>
-        <w:t xml:space="preserve"> with </w:t>
-      </w:r>
-      <w:proofErr w:type="spellStart"/>
-      <w:r>
-        <w:rPr>
-          <w:rFonts w:eastAsia="Times New Roman" w:cstheme="minorHAnsi"/>
-          <w:color w:val="000000"/>
-          <w:lang w:eastAsia="ca-ES"/>
-        </w:rPr>
-        <w:t>parafilm</w:t>
-      </w:r>
-      <w:proofErr w:type="spellEnd"/>
-      <w:r>
-        <w:rPr>
-          <w:rFonts w:eastAsia="Times New Roman" w:cstheme="minorHAnsi"/>
-          <w:color w:val="000000"/>
-          <w:lang w:eastAsia="ca-ES"/>
-        </w:rPr>
-        <w:t xml:space="preserve"> to maintain the moisture content, avoiding water stress throughout the </w:t>
-      </w:r>
-      <w:r>
-        <w:rPr>
-          <w:rFonts w:eastAsia="Times New Roman" w:cstheme="minorHAnsi"/>
-          <w:color w:val="000000"/>
-          <w:lang w:eastAsia="ca-ES"/>
-        </w:rPr>
-        <w:t>cold stratification period</w:t>
-      </w:r>
-      <w:r>
-        <w:rPr>
-          <w:rFonts w:eastAsia="Times New Roman" w:cstheme="minorHAnsi"/>
-          <w:color w:val="000000"/>
-          <w:lang w:eastAsia="ca-ES"/>
-        </w:rPr>
-        <w:t xml:space="preserve">. </w:t>
-      </w:r>
-      <w:r>
-        <w:rPr>
-          <w:rFonts w:eastAsia="Times New Roman" w:cstheme="minorHAnsi"/>
-          <w:color w:val="000000"/>
-          <w:lang w:eastAsia="ca-ES"/>
-        </w:rPr>
-        <w:t xml:space="preserve">For the study purpose three </w:t>
-      </w:r>
-      <w:proofErr w:type="spellStart"/>
+        <w:t>The</w:t>
+      </w:r>
       <w:r>
         <w:rPr>
           <w:rFonts w:cstheme="minorHAnsi"/>
         </w:rPr>
-        <w:t>Aralab</w:t>
-      </w:r>
-      <w:proofErr w:type="spellEnd"/>
+        <w:t xml:space="preserve"> final </w:t>
+      </w:r>
       <w:r>
         <w:rPr>
           <w:rFonts w:cstheme="minorHAnsi"/>
         </w:rPr>
-        <w:t xml:space="preserve"> incubators (</w:t>
-      </w:r>
-      <w:proofErr w:type="spellStart"/>
+        <w:t xml:space="preserve">raw </w:t>
+      </w:r>
       <w:r>
         <w:rPr>
           <w:rFonts w:cstheme="minorHAnsi"/>
         </w:rPr>
-        <w:t>Aralab</w:t>
-      </w:r>
-      <w:proofErr w:type="spellEnd"/>
-      <w:r>
-        <w:rPr>
-          <w:rFonts w:cstheme="minorHAnsi"/>
-        </w:rPr>
-        <w:t xml:space="preserve"> climatic chamber </w:t>
-      </w:r>
-      <w:proofErr w:type="spellStart"/>
-      <w:r>
-        <w:rPr>
-          <w:rFonts w:cstheme="minorHAnsi"/>
-        </w:rPr>
-        <w:t>Fitoclima</w:t>
-      </w:r>
-      <w:proofErr w:type="spellEnd"/>
-      <w:r>
-        <w:rPr>
-          <w:rFonts w:cstheme="minorHAnsi"/>
-        </w:rPr>
-        <w:t xml:space="preserve"> S600 PL, equipped with 4 led modules 11W 350mA)</w:t>
-      </w:r>
-      <w:r>
-        <w:rPr>
-          <w:rFonts w:cstheme="minorHAnsi"/>
-        </w:rPr>
-        <w:t xml:space="preserve"> and </w:t>
-      </w:r>
-      <w:r>
-        <w:rPr>
-          <w:rFonts w:cstheme="minorHAnsi"/>
-        </w:rPr>
-        <w:t xml:space="preserve">configured using </w:t>
-      </w:r>
-      <w:proofErr w:type="spellStart"/>
-      <w:r>
-        <w:rPr>
-          <w:rFonts w:cstheme="minorHAnsi"/>
-        </w:rPr>
-        <w:t>Fitolog</w:t>
-      </w:r>
-      <w:proofErr w:type="spellEnd"/>
-      <w:r>
-        <w:rPr>
-          <w:rFonts w:cstheme="minorHAnsi"/>
-        </w:rPr>
-        <w:t xml:space="preserve"> 9000 software (version 9308, </w:t>
-      </w:r>
-      <w:proofErr w:type="spellStart"/>
-      <w:r>
-        <w:rPr>
-          <w:rFonts w:cstheme="minorHAnsi"/>
-        </w:rPr>
-        <w:t>Aralab</w:t>
-      </w:r>
-      <w:proofErr w:type="spellEnd"/>
-      <w:r>
-        <w:rPr>
-          <w:rFonts w:cstheme="minorHAnsi"/>
-        </w:rPr>
-        <w:t xml:space="preserve"> Pharmaceutical Stability software)</w:t>
-      </w:r>
-      <w:r>
-        <w:rPr>
-          <w:rFonts w:cstheme="minorHAnsi"/>
-        </w:rPr>
-        <w:t xml:space="preserve"> and </w:t>
+        <w:t>dataset (</w:t>
       </w:r>
       <w:r>
         <w:rPr>
           <w:rFonts w:cstheme="minorHAnsi"/>
           <w:highlight w:val="yellow"/>
         </w:rPr>
-        <w:t>one incubation chamber (</w:t>
+        <w:t>Su</w:t>
       </w:r>
       <w:r>
         <w:rPr>
           <w:rFonts w:cstheme="minorHAnsi"/>
           <w:highlight w:val="yellow"/>
         </w:rPr>
-        <w:t>BOS, details EDU)</w:t>
+        <w:t>pporting</w:t>
       </w:r>
       <w:r>
         <w:rPr>
           <w:rFonts w:cstheme="minorHAnsi"/>
-        </w:rPr>
-        <w:t xml:space="preserve">. </w:t>
+          <w:highlight w:val="yellow"/>
+        </w:rPr>
+        <w:t xml:space="preserve"> information </w:t>
       </w:r>
       <w:r>
         <w:rPr>
           <w:rFonts w:cstheme="minorHAnsi"/>
+          <w:highlight w:val="yellow"/>
+        </w:rPr>
+        <w:t>T</w:t>
+      </w:r>
+      <w:r>
+        <w:rPr>
+          <w:rFonts w:cstheme="minorHAnsi"/>
+          <w:highlight w:val="yellow"/>
+        </w:rPr>
+        <w:t>able S</w:t>
+      </w:r>
+      <w:r>
+        <w:rPr>
+          <w:rFonts w:cstheme="minorHAnsi"/>
+          <w:highlight w:val="yellow"/>
+        </w:rPr>
+        <w:t>1</w:t>
+      </w:r>
+      <w:r>
+        <w:rPr>
+          <w:rFonts w:cstheme="minorHAnsi"/>
+        </w:rPr>
+        <w:t xml:space="preserve">) consisted of the raw scoring data for </w:t>
+      </w:r>
+      <w:r>
+        <w:rPr>
+          <w:rFonts w:cstheme="minorHAnsi"/>
+        </w:rPr>
+        <w:t xml:space="preserve">58 </w:t>
+      </w:r>
+      <w:r>
+        <w:rPr>
+          <w:rFonts w:cstheme="minorHAnsi"/>
+        </w:rPr>
+        <w:t>seed lots of 5</w:t>
+      </w:r>
+      <w:r>
+        <w:rPr>
+          <w:rFonts w:cstheme="minorHAnsi"/>
+        </w:rPr>
+        <w:t>7</w:t>
+      </w:r>
+      <w:r>
+        <w:rPr>
+          <w:rFonts w:cstheme="minorHAnsi"/>
+        </w:rPr>
+        <w:t xml:space="preserve"> species representing 21 plant families. </w:t>
+      </w:r>
+      <w:proofErr w:type="gramStart"/>
+      <w:r>
+        <w:rPr>
+          <w:rFonts w:cstheme="minorHAnsi"/>
+        </w:rPr>
+        <w:t>A total of 1</w:t>
+      </w:r>
+      <w:r>
+        <w:rPr>
+          <w:rFonts w:cstheme="minorHAnsi"/>
+        </w:rPr>
+        <w:t>8</w:t>
+      </w:r>
+      <w:r>
+        <w:rPr>
+          <w:rFonts w:cstheme="minorHAnsi"/>
+        </w:rPr>
+        <w:t>,</w:t>
+      </w:r>
+      <w:r>
+        <w:rPr>
+          <w:rFonts w:cstheme="minorHAnsi"/>
+        </w:rPr>
+        <w:t>371</w:t>
+      </w:r>
+      <w:proofErr w:type="gramEnd"/>
+      <w:r>
+        <w:rPr>
+          <w:rFonts w:cstheme="minorHAnsi"/>
+        </w:rPr>
+        <w:t xml:space="preserve"> viable seeds were used in the experiment. </w:t>
+      </w:r>
+      <w:r>
+        <w:rPr>
+          <w:rFonts w:cstheme="minorHAnsi"/>
+        </w:rPr>
+        <w:t>For further analysis, w</w:t>
+      </w:r>
+      <w:r>
+        <w:rPr>
+          <w:rFonts w:cstheme="minorHAnsi"/>
+          <w:color w:val="000000"/>
+        </w:rPr>
+        <w:t xml:space="preserve">e removed </w:t>
+      </w:r>
+      <w:r>
+        <w:rPr>
+          <w:rFonts w:cstheme="minorHAnsi"/>
+          <w:color w:val="000000"/>
+        </w:rPr>
+        <w:t>species</w:t>
+      </w:r>
+      <w:r>
+        <w:rPr>
+          <w:rFonts w:eastAsia="Times New Roman" w:cstheme="minorHAnsi"/>
+          <w:color w:val="000000"/>
+          <w:lang w:eastAsia="ca-ES"/>
+        </w:rPr>
+        <w:t xml:space="preserve"> with zero germination</w:t>
+      </w:r>
+      <w:r>
+        <w:rPr>
+          <w:rFonts w:eastAsia="Times New Roman" w:cstheme="minorHAnsi"/>
+          <w:color w:val="000000"/>
+          <w:lang w:eastAsia="ca-ES"/>
+        </w:rPr>
+        <w:t xml:space="preserve"> (N = 7</w:t>
+      </w:r>
+      <w:r>
+        <w:rPr>
+          <w:rFonts w:eastAsia="Times New Roman" w:cstheme="minorHAnsi"/>
+          <w:color w:val="000000"/>
+          <w:lang w:eastAsia="ca-ES"/>
+        </w:rPr>
+        <w:t>)</w:t>
+      </w:r>
+      <w:r>
+        <w:rPr>
+          <w:rFonts w:eastAsia="Times New Roman" w:cstheme="minorHAnsi"/>
+          <w:color w:val="000000"/>
+          <w:lang w:eastAsia="ca-ES"/>
         </w:rPr>
         <w:t xml:space="preserve"> </w:t>
+      </w:r>
+      <w:r>
+        <w:rPr>
+          <w:rFonts w:eastAsia="Times New Roman" w:cstheme="minorHAnsi"/>
+          <w:color w:val="000000"/>
+          <w:lang w:eastAsia="ca-ES"/>
+        </w:rPr>
+        <w:t>or with</w:t>
+      </w:r>
+      <w:r>
+        <w:rPr>
+          <w:rFonts w:eastAsia="Times New Roman" w:cstheme="minorHAnsi"/>
+          <w:color w:val="000000"/>
+          <w:lang w:eastAsia="ca-ES"/>
+        </w:rPr>
+        <w:t xml:space="preserve"> less than 25 % of viable seeds (N = </w:t>
+      </w:r>
+      <w:r>
+        <w:rPr>
+          <w:rFonts w:eastAsia="Times New Roman" w:cstheme="minorHAnsi"/>
+          <w:color w:val="000000"/>
+          <w:lang w:eastAsia="ca-ES"/>
+        </w:rPr>
+        <w:t>1)</w:t>
+      </w:r>
+      <w:r>
+        <w:rPr>
+          <w:rFonts w:eastAsia="Times New Roman" w:cstheme="minorHAnsi"/>
+          <w:color w:val="000000"/>
+          <w:lang w:eastAsia="ca-ES"/>
+        </w:rPr>
+        <w:t>, assuming</w:t>
+      </w:r>
+      <w:r>
+        <w:rPr>
+          <w:rFonts w:eastAsia="Times New Roman" w:cstheme="minorHAnsi"/>
+          <w:color w:val="000000"/>
+          <w:lang w:eastAsia="ca-ES"/>
+        </w:rPr>
+        <w:t xml:space="preserve"> we were not able to break dormancy or the seed quality during collection was not optimal.  </w:t>
       </w:r>
     </w:p>
     <w:p>
       <w:pPr>
         <w:pStyle w:val="Ttulo3"/>
-        <w:rPr>
-          <w:rFonts w:eastAsia="Times New Roman"/>
-          <w:lang w:eastAsia="ca-ES"/>
-        </w:rPr>
-      </w:pPr>
-      <w:r>
-        <w:rPr>
-          <w:rFonts w:eastAsia="Times New Roman"/>
-          <w:lang w:eastAsia="ca-ES"/>
-        </w:rPr>
-        <w:t>2.</w:t>
-      </w:r>
-      <w:r>
-        <w:rPr>
-          <w:rFonts w:eastAsia="Times New Roman"/>
-          <w:lang w:eastAsia="ca-ES"/>
-        </w:rPr>
-        <w:t>5</w:t>
-      </w:r>
-      <w:r>
-        <w:rPr>
-          <w:rFonts w:eastAsia="Times New Roman"/>
-          <w:lang w:eastAsia="ca-ES"/>
-        </w:rPr>
-        <w:t xml:space="preserve"> Germination </w:t>
-      </w:r>
-      <w:r>
-        <w:rPr>
-          <w:rFonts w:eastAsia="Times New Roman"/>
-          <w:lang w:eastAsia="ca-ES"/>
-        </w:rPr>
-        <w:t>experiment</w:t>
-      </w:r>
-      <w:r>
-        <w:rPr>
-          <w:rFonts w:eastAsia="Times New Roman"/>
-          <w:lang w:eastAsia="ca-ES"/>
-        </w:rPr>
+      </w:pPr>
+      <w:r>
+        <w:t>2.5</w:t>
+      </w:r>
+      <w:r>
         <w:t xml:space="preserve"> </w:t>
+      </w:r>
+      <w:r>
+        <w:t>Plant</w:t>
+      </w:r>
+      <w:r>
+        <w:t xml:space="preserve"> traits</w:t>
       </w:r>
     </w:p>
     <w:p>
       <w:pPr>
-        <w:shd w:val="clear" w:color="auto" w:fill="FFFFFF"/>
         <w:spacing w:line="480" w:lineRule="auto"/>
         <w:jc w:val="both"/>
-        <w:textAlignment w:val="baseline"/>
-        <w:rPr>
-          <w:rFonts w:cstheme="minorHAnsi"/>
-        </w:rPr>
-      </w:pPr>
-      <w:r>
-        <w:rPr>
-          <w:rFonts w:eastAsia="Times New Roman" w:cstheme="minorHAnsi"/>
-          <w:color w:val="000000"/>
-          <w:lang w:eastAsia="ca-ES"/>
-        </w:rPr>
-        <w:t xml:space="preserve">Once the </w:t>
-      </w:r>
-      <w:proofErr w:type="spellStart"/>
-      <w:r>
-        <w:rPr>
-          <w:rFonts w:eastAsia="Times New Roman" w:cstheme="minorHAnsi"/>
-          <w:color w:val="000000"/>
-          <w:lang w:eastAsia="ca-ES"/>
-        </w:rPr>
-        <w:t>pretreatment</w:t>
-      </w:r>
-      <w:proofErr w:type="spellEnd"/>
-      <w:r>
-        <w:rPr>
-          <w:rFonts w:eastAsia="Times New Roman" w:cstheme="minorHAnsi"/>
-          <w:color w:val="000000"/>
-          <w:lang w:eastAsia="ca-ES"/>
-        </w:rPr>
-        <w:t xml:space="preserve"> ended</w:t>
-      </w:r>
-      <w:r>
-        <w:rPr>
-          <w:rFonts w:eastAsia="Times New Roman" w:cstheme="minorHAnsi"/>
-          <w:color w:val="000000"/>
-          <w:lang w:eastAsia="ca-ES"/>
-        </w:rPr>
+      </w:pPr>
+      <w:proofErr w:type="gramStart"/>
+      <w:r>
+        <w:t>From all the species included in the germination experiments we also measure seeds mass, as the average dry weight</w:t>
+      </w:r>
+      <w:r>
+        <w:t xml:space="preserve"> (mg)</w:t>
+      </w:r>
+      <w:r>
+        <w:t xml:space="preserve"> of 5 replicates of 50 seeds, plant height </w:t>
+      </w:r>
+      <w:r>
+        <w:t xml:space="preserve">(cm) </w:t>
+      </w:r>
+      <w:r>
+        <w:t xml:space="preserve">from 10 individuals </w:t>
+      </w:r>
+      <w:r>
+        <w:t>in peak season in the field (</w:t>
+      </w:r>
+      <w:proofErr w:type="spellStart"/>
+      <w:r>
+        <w:t>june</w:t>
+      </w:r>
+      <w:proofErr w:type="spellEnd"/>
+      <w:r>
+        <w:t xml:space="preserve"> 2022</w:t>
+      </w:r>
+      <w:r>
+        <w:t>) and leaf traits (leaf area</w:t>
+      </w:r>
+      <w:r>
+        <w:t xml:space="preserve"> in mm</w:t>
+      </w:r>
+      <w:r>
+        <w:rPr>
+          <w:vertAlign w:val="superscript"/>
+        </w:rPr>
+        <w:t>2</w:t>
+      </w:r>
+      <w:r>
         <w:t xml:space="preserve">, </w:t>
       </w:r>
       <w:r>
-        <w:rPr>
-          <w:rFonts w:eastAsia="Times New Roman" w:cstheme="minorHAnsi"/>
-          <w:color w:val="000000"/>
-          <w:lang w:eastAsia="ca-ES"/>
-        </w:rPr>
-        <w:t>n</w:t>
-      </w:r>
-      <w:r>
-        <w:rPr>
-          <w:rFonts w:eastAsia="Times New Roman" w:cstheme="minorHAnsi"/>
-          <w:color w:val="000000"/>
-          <w:lang w:eastAsia="ca-ES"/>
-        </w:rPr>
-        <w:t xml:space="preserve">on-germinated </w:t>
-      </w:r>
-      <w:r>
-        <w:rPr>
-          <w:rFonts w:eastAsia="Times New Roman" w:cstheme="minorHAnsi"/>
-          <w:color w:val="000000"/>
-          <w:lang w:eastAsia="ca-ES"/>
-        </w:rPr>
-        <w:t>seed</w:t>
-      </w:r>
-      <w:r>
-        <w:rPr>
-          <w:rFonts w:eastAsia="Times New Roman" w:cstheme="minorHAnsi"/>
-          <w:color w:val="000000"/>
-          <w:lang w:eastAsia="ca-ES"/>
-        </w:rPr>
-        <w:t>s</w:t>
-      </w:r>
-      <w:r>
-        <w:rPr>
-          <w:rFonts w:eastAsia="Times New Roman" w:cstheme="minorHAnsi"/>
-          <w:color w:val="000000"/>
-          <w:lang w:eastAsia="ca-ES"/>
-        </w:rPr>
+        <w:t>Leaf Dry Matter Content ,</w:t>
+      </w:r>
+      <w:r>
+        <w:t>LDMC</w:t>
+      </w:r>
+      <w:r>
+        <w:t xml:space="preserve"> in mg</w:t>
+      </w:r>
+      <w:r>
+        <w:t>,</w:t>
+      </w:r>
+      <w:r>
+        <w:t xml:space="preserve"> and </w:t>
+      </w:r>
+      <w:r>
+        <w:t xml:space="preserve">Specific Leaf Area, </w:t>
+      </w:r>
+      <w:r>
+        <w:t>SLA</w:t>
+      </w:r>
+      <w:r>
+        <w:t xml:space="preserve"> in mm</w:t>
+      </w:r>
+      <w:r>
+        <w:rPr>
+          <w:vertAlign w:val="superscript"/>
+        </w:rPr>
+        <w:t>2</w:t>
+      </w:r>
+      <w:r>
+        <w:t xml:space="preserve"> mg</w:t>
+      </w:r>
+      <w:r>
+        <w:rPr>
+          <w:vertAlign w:val="superscript"/>
+        </w:rPr>
+        <w:t>-1</w:t>
+      </w:r>
+      <w:r>
+        <w:t>) from 2 leaves of 10 individuals of each species following standard procedures (</w:t>
+      </w:r>
+      <w:r>
+        <w:t>Pérez-</w:t>
+      </w:r>
+      <w:proofErr w:type="spellStart"/>
+      <w:r>
+        <w:t>Harguindeguy</w:t>
+      </w:r>
+      <w:proofErr w:type="spellEnd"/>
+      <w:r>
+        <w:t xml:space="preserve"> et al. </w:t>
+      </w:r>
+      <w:r>
+        <w:t>2016</w:t>
+      </w:r>
+      <w:r>
+        <w:t>) .</w:t>
+      </w:r>
+      <w:proofErr w:type="gramEnd"/>
+      <w:r>
+        <w:t xml:space="preserve"> Leaves </w:t>
+      </w:r>
+      <w:proofErr w:type="gramStart"/>
+      <w:r>
+        <w:t>were collected</w:t>
+      </w:r>
+      <w:proofErr w:type="gramEnd"/>
+      <w:r>
+        <w:t xml:space="preserve"> early in the day in the field, kept in sealed plastic bags with moist paper until further processing in the laboratory. First</w:t>
+      </w:r>
+      <w:r>
+        <w:t>ly,</w:t>
+      </w:r>
+      <w:r>
+        <w:t xml:space="preserve"> fresh weight was measured</w:t>
+      </w:r>
+      <w:r>
+        <w:t xml:space="preserve"> (</w:t>
+      </w:r>
+      <w:proofErr w:type="spellStart"/>
+      <w:r>
+        <w:t>Mettler</w:t>
+      </w:r>
+      <w:proofErr w:type="spellEnd"/>
+      <w:r>
+        <w:t xml:space="preserve"> Toledo, New classic SG – Model ML1052E/01, precision 0.1 mg</w:t>
+      </w:r>
+      <w:r>
+        <w:t>)</w:t>
+      </w:r>
+      <w:r>
+        <w:t>, removing any visible droplets of water, then leaves were scanned with Epson Canon scanner (</w:t>
+      </w:r>
+      <w:r>
+        <w:rPr>
+          <w:highlight w:val="yellow"/>
+        </w:rPr>
+        <w:t>REF</w:t>
+      </w:r>
+      <w:r>
+        <w:t>) at 600 dpi</w:t>
+      </w:r>
+      <w:r>
+        <w:t xml:space="preserve"> and finally leaves were put in the oven at 70ºC</w:t>
+      </w:r>
+      <w:r>
         <w:t xml:space="preserve"> </w:t>
       </w:r>
-      <w:proofErr w:type="gramStart"/>
-      <w:r>
-        <w:rPr>
-          <w:rFonts w:eastAsia="Times New Roman" w:cstheme="minorHAnsi"/>
-          <w:color w:val="000000"/>
-          <w:lang w:eastAsia="ca-ES"/>
-        </w:rPr>
-        <w:t>were</w:t>
-      </w:r>
-      <w:r>
-        <w:rPr>
-          <w:rFonts w:eastAsia="Times New Roman" w:cstheme="minorHAnsi"/>
-          <w:color w:val="000000"/>
-          <w:lang w:eastAsia="ca-ES"/>
-        </w:rPr>
-        <w:t xml:space="preserve"> transferred to </w:t>
-      </w:r>
-      <w:r>
-        <w:rPr>
-          <w:rFonts w:eastAsia="Times New Roman" w:cstheme="minorHAnsi"/>
-          <w:color w:val="000000"/>
-          <w:lang w:eastAsia="ca-ES"/>
-        </w:rPr>
-        <w:t xml:space="preserve">new </w:t>
-      </w:r>
-      <w:r>
-        <w:t>90 mm Ø Petri dishes with two layers of filter paper (</w:t>
-      </w:r>
-      <w:proofErr w:type="spellStart"/>
-      <w:r>
-        <w:rPr>
-          <w:rFonts w:eastAsia="Times New Roman" w:cstheme="minorHAnsi"/>
-          <w:color w:val="000000"/>
-          <w:lang w:eastAsia="ca-ES"/>
-        </w:rPr>
-        <w:t>Filtros</w:t>
-      </w:r>
-      <w:proofErr w:type="spellEnd"/>
-      <w:r>
-        <w:rPr>
-          <w:rFonts w:eastAsia="Times New Roman" w:cstheme="minorHAnsi"/>
-          <w:color w:val="000000"/>
-          <w:lang w:eastAsia="ca-ES"/>
-        </w:rPr>
+      <w:r>
+        <w:t xml:space="preserve">for 72h to </w:t>
+      </w:r>
+      <w:r>
+        <w:t>lastly measure</w:t>
+      </w:r>
+      <w:r>
+        <w:t xml:space="preserve"> dry weight. Leaves </w:t>
+      </w:r>
+      <w:r>
+        <w:t xml:space="preserve">images where analysed using </w:t>
+      </w:r>
+      <w:proofErr w:type="spellStart"/>
+      <w:r>
+        <w:t>WinDIAS</w:t>
+      </w:r>
+      <w:proofErr w:type="spellEnd"/>
+      <w:r>
         <w:t xml:space="preserve"> </w:t>
       </w:r>
-      <w:proofErr w:type="spellStart"/>
-      <w:r>
-        <w:rPr>
-          <w:rFonts w:eastAsia="Times New Roman" w:cstheme="minorHAnsi"/>
-          <w:color w:val="000000"/>
-          <w:lang w:eastAsia="ca-ES"/>
-        </w:rPr>
-        <w:t>Anoia</w:t>
-      </w:r>
-      <w:proofErr w:type="spellEnd"/>
-      <w:r>
-        <w:rPr>
-          <w:rFonts w:eastAsia="Times New Roman" w:cstheme="minorHAnsi"/>
-          <w:color w:val="000000"/>
-          <w:lang w:eastAsia="ca-ES"/>
-        </w:rPr>
-        <w:t xml:space="preserve"> S.A. paper for germination assays, Ref.518G085</w:t>
+      <w:r>
+        <w:t xml:space="preserve">software </w:t>
+      </w:r>
+      <w:r>
+        <w:t>v3</w:t>
+      </w:r>
+      <w:r>
+        <w:t>.3</w:t>
+      </w:r>
+      <w:r>
+        <w:t xml:space="preserve"> (</w:t>
+      </w:r>
+      <w:r>
+        <w:t xml:space="preserve">Delta-T Devices, </w:t>
+      </w:r>
+      <w:proofErr w:type="spellStart"/>
+      <w:r>
+        <w:t>WinDias</w:t>
+      </w:r>
+      <w:proofErr w:type="spellEnd"/>
+      <w:r>
+        <w:t xml:space="preserve"> </w:t>
+      </w:r>
+      <w:r>
+        <w:t>Leaf Image Analysis System version</w:t>
+      </w:r>
+      <w:r>
+        <w:t xml:space="preserve"> </w:t>
+      </w:r>
+      <w:r>
+        <w:t>3.3</w:t>
       </w:r>
       <w:r>
         <w:t>)</w:t>
       </w:r>
       <w:r>
-        <w:t xml:space="preserve"> and sealed with </w:t>
-      </w:r>
-      <w:proofErr w:type="spellStart"/>
-      <w:r>
-        <w:t>parafilm</w:t>
-      </w:r>
-      <w:proofErr w:type="spellEnd"/>
-      <w:proofErr w:type="gramEnd"/>
-      <w:r>
         <w:t>.</w:t>
-      </w:r>
-      <w:r>
-        <w:t xml:space="preserve"> </w:t>
-      </w:r>
-      <w:r>
-        <w:t xml:space="preserve">Firstly, </w:t>
-      </w:r>
-      <w:r>
-        <w:t xml:space="preserve">we transferred </w:t>
-      </w:r>
-      <w:r>
-        <w:t xml:space="preserve">the </w:t>
-      </w:r>
-      <w:r>
-        <w:t>seed</w:t>
-      </w:r>
-      <w:r>
-        <w:t>s</w:t>
-      </w:r>
-      <w:r>
-        <w:t xml:space="preserve"> for </w:t>
-      </w:r>
-      <w:r>
-        <w:t>Darkness</w:t>
-      </w:r>
-      <w:r>
-        <w:t xml:space="preserve"> treatment, </w:t>
-      </w:r>
-      <w:r>
-        <w:t xml:space="preserve">added 6ml of distilled water, sealed with </w:t>
-      </w:r>
-      <w:proofErr w:type="spellStart"/>
-      <w:r>
-        <w:t>parafilm</w:t>
-      </w:r>
-      <w:proofErr w:type="spellEnd"/>
-      <w:r>
-        <w:t xml:space="preserve"> </w:t>
-      </w:r>
-      <w:r>
-        <w:t xml:space="preserve">and </w:t>
-      </w:r>
-      <w:r>
-        <w:t>immediately</w:t>
-      </w:r>
-      <w:r>
-        <w:t xml:space="preserve"> cover them with two layers aluminium foil</w:t>
-      </w:r>
-      <w:r>
-        <w:t xml:space="preserve">. </w:t>
-      </w:r>
-      <w:r>
-        <w:t xml:space="preserve">Next, we transfer the seeds for the </w:t>
-      </w:r>
-      <w:r>
-        <w:t>Water stress</w:t>
-      </w:r>
-      <w:r>
-        <w:t xml:space="preserve"> </w:t>
-      </w:r>
-      <w:r>
-        <w:t>treatme</w:t>
-      </w:r>
-      <w:r>
-        <w:t>nt</w:t>
-      </w:r>
-      <w:r>
-        <w:t xml:space="preserve">, where instead of distilled water we added 6ml of </w:t>
-      </w:r>
-      <w:r>
-        <w:t>a polyethylene solution (PEG</w:t>
-      </w:r>
-      <w:r>
-        <w:t xml:space="preserve"> 6000</w:t>
-      </w:r>
-      <w:r>
-        <w:t xml:space="preserve">) </w:t>
-      </w:r>
-      <w:r>
-        <w:t xml:space="preserve">to simulate a -0.6 </w:t>
-      </w:r>
-      <w:proofErr w:type="spellStart"/>
-      <w:r>
-        <w:t>Mpa</w:t>
-      </w:r>
-      <w:proofErr w:type="spellEnd"/>
-      <w:r>
-        <w:t xml:space="preserve"> of water potential</w:t>
-      </w:r>
-      <w:r>
-        <w:t xml:space="preserve"> and sealed with </w:t>
-      </w:r>
-      <w:proofErr w:type="spellStart"/>
-      <w:r>
-        <w:t>parafilm</w:t>
-      </w:r>
-      <w:proofErr w:type="spellEnd"/>
-      <w:r>
-        <w:t xml:space="preserve">. </w:t>
-      </w:r>
-      <w:r>
-        <w:t xml:space="preserve">As </w:t>
-      </w:r>
-      <w:r>
-        <w:t>PEG solutions depend on experimental temperatures, t</w:t>
-      </w:r>
-      <w:r>
-        <w:t xml:space="preserve">wo </w:t>
-      </w:r>
-      <w:r>
-        <w:t xml:space="preserve">PEG solutions </w:t>
-      </w:r>
-      <w:r>
-        <w:t xml:space="preserve">were prepared </w:t>
-      </w:r>
-      <w:r>
-        <w:t xml:space="preserve">according to </w:t>
-      </w:r>
-      <w:r>
-        <w:fldChar w:fldCharType="begin" w:fldLock="1"/>
-      </w:r>
-      <w:r>
-        <w:instrText>ADDIN CSL_CITATION {"citationItems":[{"id":"ITEM-1","itemData":{"author":[{"dropping-particle":"","family":"Michel","given":"Burlyn E","non-dropping-particle":"","parse-names":false,"suffix":""},{"dropping-particle":"","family":"Kaufmann","given":"Merrill R","non-dropping-particle":"","parse-names":false,"suffix":""}],"id":"ITEM-1","issued":{"date-parts":[["1973"]]},"page":"914-916","title":"The Osmotic Potential of Polyethylene Glycol 60001","type":"article-journal"},"uris":["http://www.mendeley.com/documents/?uuid=5dcd3d1a-bbf4-4c97-b53e-728b84b2c212","http://www.mendeley.com/documents/?uuid=8bae9792-5df1-46d8-a9f4-b2080aa2e458"]}],"mendeley":{"formattedCitation":"(Michel &amp; Kaufmann 1973)","manualFormatting":"Michel &amp; Kaufmann (1973)","plainTextFormattedCitation":"(Michel &amp; Kaufmann 1973)","previouslyFormattedCitation":"(Michel &amp; Kaufmann 1973)"},"properties":{"noteIndex":0},"schema":"https://github.com/citation-style-language/schema/raw/master/csl-citation.json"}</w:instrText>
-      </w:r>
-      <w:r>
-        <w:fldChar w:fldCharType="separate"/>
-      </w:r>
-      <w:r>
-        <w:rPr>
-          <w:noProof/>
-        </w:rPr>
-        <w:t>Michel &amp; Kaufmann (1973)</w:t>
-      </w:r>
-      <w:r>
-        <w:fldChar w:fldCharType="end"/>
-      </w:r>
-      <w:r>
-        <w:t xml:space="preserve"> and </w:t>
-      </w:r>
-      <w:r>
-        <w:fldChar w:fldCharType="begin" w:fldLock="1"/>
-      </w:r>
-      <w:r>
-        <w:instrText>ADDIN CSL_CITATION {"citationItems":[{"id":"ITEM-1","itemData":{"ISBN":"1678-3921","ISSN":"1678-3921","abstract":"Um expressivo número de pesquisas vem sendo desenvolvido na área de pré-condicionamento em sementes. Na busca de contribuir com os técnicos envolvidos em pes­quisas nesta área, procurou-se através da inter-relação entre a Termodinâmica e a Tecnologia de Sementes caracterizar potenciais hídrico, osmótico, mátrico e de pressão e, a partir do tra­balho de Michel &amp; Kaufmann (1973), construir uma tabela associando potencial osmótico, concentração de polietileno glicol 6000 e temperatura.","author":[{"dropping-particle":"","family":"Villela","given":"Francisco Amaral","non-dropping-particle":"","parse-names":false,"suffix":""},{"dropping-particle":"","family":"Doni Filho","given":"Luiz","non-dropping-particle":"","parse-names":false,"suffix":""},{"dropping-particle":"","family":"Sequeira","given":"Eliseo Lecrerc","non-dropping-particle":"","parse-names":false,"suffix":""}],"container-title":"Pesquisa Agropecuária Brasileira","id":"ITEM-1","issue":"11/12","issued":{"date-parts":[["1991"]]},"page":"1957-1968","title":"Tabela de potencial osmótico em função da concentração de polietileno glicol 6.000 e da temperatura","type":"article-journal","volume":"26"},"uris":["http://www.mendeley.com/documents/?uuid=309ba047-c4bd-4f3c-8de0-e44ba85df0c4"]}],"mendeley":{"formattedCitation":"(Villela et al. 1991)","manualFormatting":"Villela et al. (1991)","plainTextFormattedCitation":"(Villela et al. 1991)","previouslyFormattedCitation":"(Villela et al. 1991)"},"properties":{"noteIndex":0},"schema":"https://github.com/citation-style-language/schema/raw/master/csl-citation.json"}</w:instrText>
-      </w:r>
-      <w:r>
-        <w:fldChar w:fldCharType="separate"/>
-      </w:r>
-      <w:r>
-        <w:rPr>
-          <w:noProof/>
-        </w:rPr>
-        <w:t xml:space="preserve">Villela et al. </w:t>
-      </w:r>
-      <w:r>
-        <w:rPr>
-          <w:noProof/>
-        </w:rPr>
-        <w:t>(</w:t>
-      </w:r>
-      <w:r>
-        <w:rPr>
-          <w:noProof/>
-        </w:rPr>
-        <w:t>1991)</w:t>
-      </w:r>
-      <w:r>
-        <w:fldChar w:fldCharType="end"/>
-      </w:r>
-      <w:r>
-        <w:t xml:space="preserve"> to reach desired osmotic potentials at </w:t>
-      </w:r>
-      <w:r>
-        <w:t xml:space="preserve">10 ºC </w:t>
-      </w:r>
-      <w:r>
-        <w:t xml:space="preserve">and </w:t>
-      </w:r>
-      <w:r>
-        <w:t>17</w:t>
-      </w:r>
-      <w:r>
-        <w:t>ºC</w:t>
-      </w:r>
-      <w:r>
-        <w:t xml:space="preserve"> </w:t>
-      </w:r>
-      <w:r>
-        <w:t xml:space="preserve">depending on species optimal germination temperature. </w:t>
-      </w:r>
-      <w:r>
-        <w:t xml:space="preserve"> </w:t>
-      </w:r>
-      <w:r>
-        <w:t xml:space="preserve">Finally, </w:t>
-      </w:r>
-      <w:r>
-        <w:t>the rest of the seed</w:t>
-      </w:r>
-      <w:r>
-        <w:t>s</w:t>
-      </w:r>
-      <w:r>
-        <w:t xml:space="preserve"> </w:t>
-      </w:r>
-      <w:proofErr w:type="gramStart"/>
-      <w:r>
-        <w:t>were divided</w:t>
-      </w:r>
-      <w:proofErr w:type="gramEnd"/>
-      <w:r>
-        <w:t xml:space="preserve"> between </w:t>
-      </w:r>
-      <w:r>
-        <w:t>control</w:t>
-      </w:r>
-      <w:r>
-        <w:t xml:space="preserve"> and constant</w:t>
-      </w:r>
-      <w:r>
-        <w:t xml:space="preserve"> temperature</w:t>
-      </w:r>
-      <w:r>
-        <w:t xml:space="preserve"> treatments</w:t>
-      </w:r>
-      <w:r>
-        <w:t xml:space="preserve">, </w:t>
-      </w:r>
-      <w:r>
-        <w:t xml:space="preserve">added 6ml of distilled water and sealed with </w:t>
-      </w:r>
-      <w:proofErr w:type="spellStart"/>
-      <w:r>
-        <w:t>parafilm</w:t>
-      </w:r>
-      <w:proofErr w:type="spellEnd"/>
-      <w:r>
-        <w:t xml:space="preserve">. </w:t>
-      </w:r>
-      <w:r>
-        <w:rPr>
-          <w:rFonts w:cstheme="minorHAnsi"/>
-        </w:rPr>
-        <w:t xml:space="preserve">We checked </w:t>
-      </w:r>
-      <w:r>
-        <w:rPr>
-          <w:rFonts w:cstheme="minorHAnsi"/>
-        </w:rPr>
-        <w:t xml:space="preserve">germination </w:t>
-      </w:r>
-      <w:r>
-        <w:rPr>
-          <w:rFonts w:cstheme="minorHAnsi"/>
-        </w:rPr>
-        <w:t xml:space="preserve">right after cold stratification </w:t>
-      </w:r>
-      <w:proofErr w:type="spellStart"/>
-      <w:r>
-        <w:rPr>
-          <w:rFonts w:cstheme="minorHAnsi"/>
-        </w:rPr>
-        <w:t>pretreatment</w:t>
-      </w:r>
-      <w:proofErr w:type="spellEnd"/>
-      <w:r>
-        <w:rPr>
-          <w:rFonts w:cstheme="minorHAnsi"/>
-        </w:rPr>
-        <w:t>, as a proxy of species ability to germinate under snow-like conditions</w:t>
-      </w:r>
-      <w:r>
-        <w:rPr>
-          <w:rFonts w:cstheme="minorHAnsi"/>
-        </w:rPr>
-        <w:t xml:space="preserve"> to have extra information</w:t>
-      </w:r>
-      <w:r>
-        <w:rPr>
-          <w:rFonts w:cstheme="minorHAnsi"/>
-        </w:rPr>
-        <w:t xml:space="preserve"> to include in niche dissimilarity analysis, </w:t>
-      </w:r>
-      <w:r>
-        <w:rPr>
-          <w:rFonts w:eastAsia="Times New Roman" w:cstheme="minorHAnsi"/>
-          <w:color w:val="000000"/>
-          <w:lang w:eastAsia="ca-ES"/>
-        </w:rPr>
-        <w:t>one species (</w:t>
-      </w:r>
-      <w:proofErr w:type="spellStart"/>
-      <w:r>
-        <w:rPr>
-          <w:rFonts w:eastAsia="Times New Roman" w:cstheme="minorHAnsi"/>
-          <w:i/>
-          <w:color w:val="000000"/>
-          <w:lang w:eastAsia="ca-ES"/>
-        </w:rPr>
-        <w:t>Teesdalia</w:t>
-      </w:r>
-      <w:proofErr w:type="spellEnd"/>
-      <w:r>
-        <w:rPr>
-          <w:rFonts w:eastAsia="Times New Roman" w:cstheme="minorHAnsi"/>
-          <w:i/>
-          <w:color w:val="000000"/>
-          <w:lang w:eastAsia="ca-ES"/>
-        </w:rPr>
-        <w:t xml:space="preserve"> </w:t>
-      </w:r>
-      <w:proofErr w:type="spellStart"/>
-      <w:r>
-        <w:rPr>
-          <w:rFonts w:eastAsia="Times New Roman" w:cstheme="minorHAnsi"/>
-          <w:i/>
-          <w:color w:val="000000"/>
-          <w:lang w:eastAsia="ca-ES"/>
-        </w:rPr>
-        <w:t>conferta</w:t>
-      </w:r>
-      <w:proofErr w:type="spellEnd"/>
-      <w:r>
-        <w:rPr>
-          <w:rFonts w:eastAsia="Times New Roman" w:cstheme="minorHAnsi"/>
-          <w:color w:val="000000"/>
-          <w:lang w:eastAsia="ca-ES"/>
-        </w:rPr>
-        <w:t xml:space="preserve">) germinated to 100% thus </w:t>
-      </w:r>
-      <w:proofErr w:type="gramStart"/>
-      <w:r>
-        <w:rPr>
-          <w:rFonts w:eastAsia="Times New Roman" w:cstheme="minorHAnsi"/>
-          <w:color w:val="000000"/>
-          <w:lang w:eastAsia="ca-ES"/>
-        </w:rPr>
-        <w:t>was removed</w:t>
-      </w:r>
-      <w:proofErr w:type="gramEnd"/>
-      <w:r>
-        <w:rPr>
-          <w:rFonts w:eastAsia="Times New Roman" w:cstheme="minorHAnsi"/>
-          <w:color w:val="000000"/>
-          <w:lang w:eastAsia="ca-ES"/>
-        </w:rPr>
-        <w:t xml:space="preserve"> from germination treatments analysis</w:t>
-      </w:r>
-      <w:r>
-        <w:rPr>
-          <w:rFonts w:cstheme="minorHAnsi"/>
-        </w:rPr>
-        <w:t>. Fr</w:t>
-      </w:r>
-      <w:r>
-        <w:rPr>
-          <w:rFonts w:cstheme="minorHAnsi"/>
-        </w:rPr>
-        <w:t>o</w:t>
-      </w:r>
-      <w:r>
-        <w:rPr>
-          <w:rFonts w:cstheme="minorHAnsi"/>
-        </w:rPr>
-        <w:t>m there</w:t>
-      </w:r>
-      <w:r>
-        <w:rPr>
-          <w:rFonts w:cstheme="minorHAnsi"/>
-        </w:rPr>
-        <w:t xml:space="preserve"> on,</w:t>
-      </w:r>
-      <w:r>
-        <w:rPr>
-          <w:rFonts w:cstheme="minorHAnsi"/>
-        </w:rPr>
-        <w:t xml:space="preserve"> we checked</w:t>
-      </w:r>
-      <w:r>
-        <w:rPr>
-          <w:rFonts w:cstheme="minorHAnsi"/>
-        </w:rPr>
-        <w:t xml:space="preserve"> </w:t>
-      </w:r>
-      <w:r>
-        <w:rPr>
-          <w:rFonts w:cstheme="minorHAnsi"/>
-        </w:rPr>
-        <w:t>germination</w:t>
-      </w:r>
-      <w:r>
-        <w:rPr>
-          <w:rFonts w:eastAsia="Times New Roman" w:cstheme="minorHAnsi"/>
-          <w:color w:val="000000"/>
-          <w:lang w:eastAsia="ca-ES"/>
-        </w:rPr>
-        <w:t xml:space="preserve"> </w:t>
-      </w:r>
-      <w:r>
-        <w:rPr>
-          <w:rFonts w:cstheme="minorHAnsi"/>
-        </w:rPr>
-        <w:t xml:space="preserve">every </w:t>
-      </w:r>
-      <w:r>
-        <w:rPr>
-          <w:rFonts w:cstheme="minorHAnsi"/>
-        </w:rPr>
-        <w:t xml:space="preserve">week </w:t>
-      </w:r>
-      <w:r>
-        <w:rPr>
-          <w:rFonts w:cstheme="minorHAnsi"/>
-        </w:rPr>
-        <w:t>until the end of the experiment</w:t>
-      </w:r>
-      <w:r>
-        <w:rPr>
-          <w:rFonts w:cstheme="minorHAnsi"/>
-        </w:rPr>
-        <w:t xml:space="preserve"> (6 weeks)</w:t>
-      </w:r>
-      <w:r>
-        <w:rPr>
-          <w:rFonts w:cstheme="minorHAnsi"/>
-        </w:rPr>
-        <w:t xml:space="preserve">. We removed seeds from the petri dishes once </w:t>
-      </w:r>
-      <w:r>
-        <w:rPr>
-          <w:rFonts w:eastAsia="Times New Roman" w:cstheme="minorHAnsi"/>
-          <w:color w:val="000000"/>
-          <w:lang w:eastAsia="ca-ES"/>
-        </w:rPr>
-        <w:t xml:space="preserve">germination occurred (radicle &gt; 1.5 mm long). At the end of the experiment, we cut open non-germinated seeds under the binocular loupe </w:t>
-      </w:r>
-      <w:proofErr w:type="gramStart"/>
-      <w:r>
-        <w:rPr>
-          <w:rFonts w:eastAsia="Times New Roman" w:cstheme="minorHAnsi"/>
-          <w:color w:val="000000"/>
-          <w:lang w:eastAsia="ca-ES"/>
-        </w:rPr>
-        <w:t>to visually assess</w:t>
-      </w:r>
-      <w:proofErr w:type="gramEnd"/>
-      <w:r>
-        <w:rPr>
-          <w:rFonts w:eastAsia="Times New Roman" w:cstheme="minorHAnsi"/>
-          <w:color w:val="000000"/>
-          <w:lang w:eastAsia="ca-ES"/>
-        </w:rPr>
-        <w:t xml:space="preserve"> if they were empty, infected, or seemed normal. We considered seeds</w:t>
-      </w:r>
-      <w:r>
-        <w:rPr>
-          <w:rFonts w:cstheme="minorHAnsi"/>
-          <w:color w:val="000000"/>
-        </w:rPr>
-        <w:t xml:space="preserve"> with white and firm embryos viable, i.e. potentially </w:t>
-      </w:r>
-      <w:proofErr w:type="spellStart"/>
-      <w:r>
-        <w:rPr>
-          <w:rFonts w:cstheme="minorHAnsi"/>
-          <w:color w:val="000000"/>
-        </w:rPr>
-        <w:t>germinable</w:t>
-      </w:r>
-      <w:proofErr w:type="spellEnd"/>
-      <w:r>
-        <w:rPr>
-          <w:rFonts w:cstheme="minorHAnsi"/>
-          <w:color w:val="000000"/>
-        </w:rPr>
-        <w:t xml:space="preserve"> </w:t>
-      </w:r>
-      <w:r>
-        <w:rPr>
-          <w:rFonts w:cstheme="minorHAnsi"/>
-          <w:color w:val="000000"/>
-        </w:rPr>
-        <w:fldChar w:fldCharType="begin" w:fldLock="1"/>
-      </w:r>
-      <w:r>
-        <w:rPr>
-          <w:rFonts w:cstheme="minorHAnsi"/>
-          <w:color w:val="000000"/>
-        </w:rPr>
-        <w:instrText>ADDIN CSL_CITATION {"citationItems":[{"id":"ITEM-1","itemData":{"DOI":"10.1016/B978-0-12-416677-6.00001-9","ISBN":"978-0-12-416677-6","abstract":"This book covers the present state of knowledge of the ecology, biogeography and evolution of whole-seed dormancy and germination, and it synthesizes available information on these topics for more than 14,000 species. The first chapter explains the meaning of seed germination ecology, provides an overview of the general kinds of information needed to understand the seed germination ecology of a species and comments on the values of such studies. Also, attention is given to reasons why this book on seed germination is needed, and how it differs from previous ones written on various aspects of seeds.","author":[{"dropping-particle":"","family":"Baskin","given":"Carol C.","non-dropping-particle":"","parse-names":false,"suffix":""},{"dropping-particle":"","family":"Baskin","given":"Jerry M.","non-dropping-particle":"","parse-names":false,"suffix":""}],"container-title":"Seeds","edition":"2nd Editio","id":"ITEM-1","issued":{"date-parts":[["2014","1","1"]]},"publisher":"Academic Press","publisher-place":"San Diego, CA, USA","title":"Seeds. Ecology, Biogeography and Evolution of Dormancy and Germination","type":"book"},"uris":["http://www.mendeley.com/documents/?uuid=a147d983-47ad-3113-ac22-f9e2c3bbcc32"]}],"mendeley":{"formattedCitation":"(Baskin and Baskin, 2014)","plainTextFormattedCitation":"(Baskin and Baskin, 2014)","previouslyFormattedCitation":"(Baskin and Baskin, 2014)"},"properties":{"noteIndex":0},"schema":"https://github.com/citation-style-language/schema/raw/master/csl-citation.json"}</w:instrText>
-      </w:r>
-      <w:r>
-        <w:rPr>
-          <w:rFonts w:cstheme="minorHAnsi"/>
-          <w:color w:val="000000"/>
-        </w:rPr>
-        <w:fldChar w:fldCharType="separate"/>
-      </w:r>
-      <w:r>
-        <w:rPr>
-          <w:rFonts w:cstheme="minorHAnsi"/>
-          <w:noProof/>
-          <w:color w:val="000000"/>
-        </w:rPr>
-        <w:t>(Baskin and Baskin, 2014)</w:t>
-      </w:r>
-      <w:r>
-        <w:rPr>
-          <w:rFonts w:cstheme="minorHAnsi"/>
-          <w:color w:val="000000"/>
-        </w:rPr>
-        <w:fldChar w:fldCharType="end"/>
-      </w:r>
-      <w:r>
-        <w:rPr>
-          <w:rFonts w:cstheme="minorHAnsi"/>
-          <w:color w:val="000000"/>
-        </w:rPr>
-        <w:t xml:space="preserve">. We removed </w:t>
-      </w:r>
-      <w:r>
-        <w:rPr>
-          <w:rFonts w:eastAsia="Times New Roman" w:cstheme="minorHAnsi"/>
-          <w:color w:val="000000"/>
-          <w:lang w:eastAsia="ca-ES"/>
-        </w:rPr>
-        <w:t xml:space="preserve">empty or infected seeds </w:t>
-      </w:r>
-      <w:r>
-        <w:rPr>
-          <w:rFonts w:eastAsia="Times New Roman" w:cstheme="minorHAnsi"/>
-          <w:color w:val="000000"/>
-          <w:lang w:eastAsia="ca-ES"/>
-        </w:rPr>
-        <w:t>as well as</w:t>
-      </w:r>
-      <w:r>
-        <w:rPr>
-          <w:rFonts w:eastAsia="Times New Roman" w:cstheme="minorHAnsi"/>
-          <w:color w:val="000000"/>
-          <w:lang w:eastAsia="ca-ES"/>
-        </w:rPr>
-        <w:t xml:space="preserve"> populations with zero </w:t>
-      </w:r>
-      <w:r>
-        <w:rPr>
-          <w:rFonts w:eastAsia="Times New Roman" w:cstheme="minorHAnsi"/>
-          <w:color w:val="000000"/>
-          <w:lang w:eastAsia="ca-ES"/>
-        </w:rPr>
-        <w:lastRenderedPageBreak/>
-        <w:t>germination</w:t>
-      </w:r>
-      <w:r>
-        <w:rPr>
-          <w:rFonts w:eastAsia="Times New Roman" w:cstheme="minorHAnsi"/>
-          <w:color w:val="000000"/>
-          <w:lang w:eastAsia="ca-ES"/>
-        </w:rPr>
-        <w:t xml:space="preserve"> (N = 8)</w:t>
-      </w:r>
-      <w:r>
-        <w:rPr>
-          <w:rFonts w:eastAsia="Times New Roman" w:cstheme="minorHAnsi"/>
-          <w:color w:val="000000"/>
-          <w:lang w:eastAsia="ca-ES"/>
-        </w:rPr>
-        <w:t xml:space="preserve"> </w:t>
-      </w:r>
-      <w:r>
-        <w:rPr>
-          <w:rFonts w:eastAsia="Times New Roman" w:cstheme="minorHAnsi"/>
-          <w:color w:val="000000"/>
-          <w:lang w:eastAsia="ca-ES"/>
-        </w:rPr>
-        <w:t>or with</w:t>
-      </w:r>
-      <w:r>
-        <w:rPr>
-          <w:rFonts w:eastAsia="Times New Roman" w:cstheme="minorHAnsi"/>
-          <w:color w:val="000000"/>
-          <w:lang w:eastAsia="ca-ES"/>
-        </w:rPr>
-        <w:t xml:space="preserve"> less than 25 % of viable seeds (N = </w:t>
-      </w:r>
-      <w:r>
-        <w:rPr>
-          <w:rFonts w:eastAsia="Times New Roman" w:cstheme="minorHAnsi"/>
-          <w:color w:val="000000"/>
-          <w:lang w:eastAsia="ca-ES"/>
-        </w:rPr>
-        <w:t>1)</w:t>
-      </w:r>
-      <w:r>
-        <w:rPr>
-          <w:rFonts w:eastAsia="Times New Roman" w:cstheme="minorHAnsi"/>
-          <w:color w:val="000000"/>
-          <w:lang w:eastAsia="ca-ES"/>
-        </w:rPr>
-        <w:t>, assuming</w:t>
-      </w:r>
-      <w:r>
-        <w:rPr>
-          <w:rFonts w:eastAsia="Times New Roman" w:cstheme="minorHAnsi"/>
-          <w:color w:val="000000"/>
-          <w:lang w:eastAsia="ca-ES"/>
-        </w:rPr>
-        <w:t xml:space="preserve"> we were not able to break dormancy or the seed quality during collection was not optimal</w:t>
-      </w:r>
-      <w:r>
-        <w:rPr>
-          <w:rFonts w:eastAsia="Times New Roman" w:cstheme="minorHAnsi"/>
-          <w:color w:val="000000"/>
-          <w:lang w:eastAsia="ca-ES"/>
-        </w:rPr>
-        <w:t xml:space="preserve"> from</w:t>
-      </w:r>
-      <w:r>
-        <w:rPr>
-          <w:rFonts w:eastAsia="Times New Roman" w:cstheme="minorHAnsi"/>
-          <w:color w:val="000000"/>
-          <w:lang w:eastAsia="ca-ES"/>
-        </w:rPr>
-        <w:t xml:space="preserve"> </w:t>
-      </w:r>
-      <w:r>
-        <w:rPr>
-          <w:rFonts w:eastAsia="Times New Roman" w:cstheme="minorHAnsi"/>
-          <w:color w:val="000000"/>
-          <w:lang w:eastAsia="ca-ES"/>
-        </w:rPr>
-        <w:t>for further analysis.  The</w:t>
-      </w:r>
-      <w:r>
-        <w:rPr>
-          <w:rFonts w:cstheme="minorHAnsi"/>
-        </w:rPr>
-        <w:t xml:space="preserve"> final dataset (</w:t>
-      </w:r>
-      <w:r>
-        <w:rPr>
-          <w:rFonts w:cstheme="minorHAnsi"/>
-          <w:highlight w:val="yellow"/>
-        </w:rPr>
-        <w:t>Su</w:t>
-      </w:r>
-      <w:r>
-        <w:rPr>
-          <w:rFonts w:cstheme="minorHAnsi"/>
-          <w:highlight w:val="yellow"/>
-        </w:rPr>
-        <w:t>pporting</w:t>
-      </w:r>
-      <w:r>
-        <w:rPr>
-          <w:rFonts w:cstheme="minorHAnsi"/>
-          <w:highlight w:val="yellow"/>
-        </w:rPr>
-        <w:t xml:space="preserve"> information </w:t>
-      </w:r>
-      <w:r>
-        <w:rPr>
-          <w:rFonts w:cstheme="minorHAnsi"/>
-          <w:highlight w:val="yellow"/>
-        </w:rPr>
-        <w:t>T</w:t>
-      </w:r>
-      <w:r>
-        <w:rPr>
-          <w:rFonts w:cstheme="minorHAnsi"/>
-          <w:highlight w:val="yellow"/>
-        </w:rPr>
-        <w:t>able S</w:t>
-      </w:r>
-      <w:r>
-        <w:rPr>
-          <w:rFonts w:cstheme="minorHAnsi"/>
-          <w:highlight w:val="yellow"/>
-        </w:rPr>
-        <w:t>1</w:t>
-      </w:r>
-      <w:r>
-        <w:rPr>
-          <w:rFonts w:cstheme="minorHAnsi"/>
-        </w:rPr>
-        <w:t xml:space="preserve">) consisted of the raw scoring data for </w:t>
-      </w:r>
-      <w:r>
-        <w:rPr>
-          <w:rFonts w:cstheme="minorHAnsi"/>
-        </w:rPr>
-        <w:t xml:space="preserve">58 </w:t>
-      </w:r>
-      <w:r>
-        <w:rPr>
-          <w:rFonts w:cstheme="minorHAnsi"/>
-        </w:rPr>
-        <w:t>seed lots of 5</w:t>
-      </w:r>
-      <w:r>
-        <w:rPr>
-          <w:rFonts w:cstheme="minorHAnsi"/>
-        </w:rPr>
-        <w:t>7</w:t>
-      </w:r>
-      <w:r>
-        <w:rPr>
-          <w:rFonts w:cstheme="minorHAnsi"/>
-        </w:rPr>
-        <w:t xml:space="preserve"> species representing 21 plant families. </w:t>
-      </w:r>
-      <w:proofErr w:type="gramStart"/>
-      <w:r>
-        <w:rPr>
-          <w:rFonts w:cstheme="minorHAnsi"/>
-        </w:rPr>
-        <w:t>A total of 1</w:t>
-      </w:r>
-      <w:r>
-        <w:rPr>
-          <w:rFonts w:cstheme="minorHAnsi"/>
-        </w:rPr>
-        <w:t>8</w:t>
-      </w:r>
-      <w:r>
-        <w:rPr>
-          <w:rFonts w:cstheme="minorHAnsi"/>
-        </w:rPr>
-        <w:t>,</w:t>
-      </w:r>
-      <w:r>
-        <w:rPr>
-          <w:rFonts w:cstheme="minorHAnsi"/>
-        </w:rPr>
-        <w:t>371</w:t>
-      </w:r>
-      <w:proofErr w:type="gramEnd"/>
-      <w:r>
-        <w:rPr>
-          <w:rFonts w:cstheme="minorHAnsi"/>
-        </w:rPr>
-        <w:t xml:space="preserve"> viable seeds were used in the experiment. </w:t>
       </w:r>
     </w:p>
     <w:p>
       <w:pPr>
         <w:pStyle w:val="Ttulo3"/>
-      </w:pPr>
-      <w:r>
-        <w:t>2.6 Additional plant traits</w:t>
-      </w:r>
-    </w:p>
-    <w:p>
-      <w:pPr>
-        <w:spacing w:line="480" w:lineRule="auto"/>
-        <w:jc w:val="both"/>
-      </w:pPr>
-      <w:r>
-        <w:t xml:space="preserve">From all the species included in the germination experiments we also measure seeds mass, as the average dry weight of 5 replicates of 50 seeds, plant height </w:t>
-      </w:r>
-      <w:r>
-        <w:t xml:space="preserve">from 10 individuals </w:t>
-      </w:r>
-      <w:r>
-        <w:t>in peak season in the field (</w:t>
-      </w:r>
-      <w:proofErr w:type="spellStart"/>
-      <w:r>
-        <w:t>june</w:t>
-      </w:r>
-      <w:proofErr w:type="spellEnd"/>
-      <w:r>
-        <w:t>) and leaf traits (leaf area, LDMC and SLA) from 2 leaves of 10 individuals of each species following standard procedures (</w:t>
-      </w:r>
-      <w:r>
-        <w:rPr>
-          <w:highlight w:val="yellow"/>
-        </w:rPr>
-        <w:t>ref</w:t>
-      </w:r>
-      <w:r>
-        <w:t xml:space="preserve">) . Leaves </w:t>
-      </w:r>
-      <w:proofErr w:type="gramStart"/>
-      <w:r>
-        <w:t>were collected</w:t>
-      </w:r>
-      <w:proofErr w:type="gramEnd"/>
-      <w:r>
-        <w:t xml:space="preserve"> early in the day in the field, kept in sealed plastic bags with moist paper until further processing in the laboratory. First fresh weight </w:t>
-      </w:r>
-      <w:proofErr w:type="gramStart"/>
-      <w:r>
-        <w:t>was measured</w:t>
-      </w:r>
-      <w:proofErr w:type="gramEnd"/>
-      <w:r>
-        <w:t>, removing any visible droplets of water, then leaves were scanned with Epson Canon scanner (</w:t>
-      </w:r>
-      <w:r>
-        <w:rPr>
-          <w:highlight w:val="yellow"/>
-        </w:rPr>
-        <w:t>REF</w:t>
-      </w:r>
-      <w:r>
-        <w:t>) at 600 dpi</w:t>
-      </w:r>
-      <w:r>
-        <w:t xml:space="preserve"> and finally leaves were put in the oven at 70ºCfor 72h to calculate dry weight. Leaves images where analysed using WINDDIAS version 3 software (</w:t>
-      </w:r>
-      <w:r>
-        <w:rPr>
-          <w:highlight w:val="yellow"/>
-        </w:rPr>
-        <w:t>ref, Miguel</w:t>
-      </w:r>
-      <w:r>
-        <w:t>)</w:t>
-      </w:r>
-    </w:p>
-    <w:p>
-      <w:pPr>
-        <w:pStyle w:val="Ttulo3"/>
         <w:rPr>
           <w:rFonts w:eastAsia="Times New Roman"/>
           <w:bdr w:val="none" w:sz="0" w:space="0" w:color="auto" w:frame="1"/>
@@ -8066,6 +8380,7 @@
           <w:bdr w:val="none" w:sz="0" w:space="0" w:color="auto" w:frame="1"/>
           <w:lang w:eastAsia="ca-ES"/>
         </w:rPr>
+        <w:lastRenderedPageBreak/>
         <w:t>2.</w:t>
       </w:r>
       <w:r>
@@ -8074,7 +8389,7 @@
           <w:bdr w:val="none" w:sz="0" w:space="0" w:color="auto" w:frame="1"/>
           <w:lang w:eastAsia="ca-ES"/>
         </w:rPr>
-        <w:t>7</w:t>
+        <w:t>6</w:t>
       </w:r>
       <w:r>
         <w:rPr>
@@ -8084,7 +8399,7 @@
         </w:rPr>
         <w:t xml:space="preserve"> </w:t>
       </w:r>
-      <w:commentRangeStart w:id="4"/>
+      <w:commentRangeStart w:id="2"/>
       <w:r>
         <w:rPr>
           <w:rFonts w:eastAsia="Times New Roman"/>
@@ -8093,14 +8408,14 @@
         </w:rPr>
         <w:t>Statistical analysis</w:t>
       </w:r>
-      <w:commentRangeEnd w:id="4"/>
+      <w:commentRangeEnd w:id="2"/>
       <w:r>
         <w:rPr>
           <w:rStyle w:val="Refdecomentario"/>
           <w:rFonts w:ascii="Calibri" w:eastAsia="Calibri" w:hAnsi="Calibri" w:cs="Calibri"/>
           <w:color w:val="auto"/>
         </w:rPr>
-        <w:commentReference w:id="4"/>
+        <w:commentReference w:id="2"/>
       </w:r>
     </w:p>
     <w:p>
@@ -8110,445 +8425,1352 @@
         <w:jc w:val="both"/>
         <w:rPr>
           <w:rFonts w:asciiTheme="minorHAnsi" w:eastAsia="Times New Roman" w:hAnsiTheme="minorHAnsi" w:cstheme="minorHAnsi"/>
-          <w:color w:val="000000"/>
+          <w:color w:val="auto"/>
           <w:sz w:val="22"/>
           <w:szCs w:val="22"/>
-          <w:highlight w:val="yellow"/>
           <w:lang w:eastAsia="ca-ES"/>
         </w:rPr>
       </w:pPr>
       <w:r>
         <w:rPr>
           <w:rFonts w:asciiTheme="minorHAnsi" w:eastAsia="Times New Roman" w:hAnsiTheme="minorHAnsi" w:cstheme="minorHAnsi"/>
-          <w:color w:val="000000"/>
+          <w:color w:val="auto"/>
           <w:sz w:val="22"/>
           <w:szCs w:val="22"/>
-          <w:highlight w:val="yellow"/>
-          <w:lang w:eastAsia="ca-ES"/>
-        </w:rPr>
-        <w:t>To describe the general germination responses w</w:t>
-      </w:r>
+          <w:lang w:eastAsia="ca-ES"/>
+        </w:rPr>
+        <w:t xml:space="preserve">All analysis and figures </w:t>
+      </w:r>
+      <w:proofErr w:type="gramStart"/>
       <w:r>
         <w:rPr>
           <w:rFonts w:asciiTheme="minorHAnsi" w:eastAsia="Times New Roman" w:hAnsiTheme="minorHAnsi" w:cstheme="minorHAnsi"/>
-          <w:color w:val="000000"/>
+          <w:color w:val="auto"/>
           <w:sz w:val="22"/>
           <w:szCs w:val="22"/>
-          <w:highlight w:val="yellow"/>
-          <w:lang w:eastAsia="ca-ES"/>
-        </w:rPr>
-        <w:t xml:space="preserve">e </w:t>
-      </w:r>
+          <w:lang w:eastAsia="ca-ES"/>
+        </w:rPr>
+        <w:t>were performed</w:t>
+      </w:r>
+      <w:proofErr w:type="gramEnd"/>
       <w:r>
         <w:rPr>
           <w:rFonts w:asciiTheme="minorHAnsi" w:eastAsia="Times New Roman" w:hAnsiTheme="minorHAnsi" w:cstheme="minorHAnsi"/>
-          <w:color w:val="000000"/>
+          <w:color w:val="auto"/>
           <w:sz w:val="22"/>
           <w:szCs w:val="22"/>
-          <w:highlight w:val="yellow"/>
-          <w:lang w:eastAsia="ca-ES"/>
-        </w:rPr>
-        <w:t>analysed</w:t>
+          <w:lang w:eastAsia="ca-ES"/>
+        </w:rPr>
+        <w:t xml:space="preserve"> with R statistical software (R Core Team 2022). </w:t>
       </w:r>
       <w:r>
         <w:rPr>
           <w:rFonts w:asciiTheme="minorHAnsi" w:eastAsia="Times New Roman" w:hAnsiTheme="minorHAnsi" w:cstheme="minorHAnsi"/>
-          <w:color w:val="000000"/>
+          <w:color w:val="auto"/>
           <w:sz w:val="22"/>
           <w:szCs w:val="22"/>
-          <w:highlight w:val="yellow"/>
-          <w:lang w:eastAsia="ca-ES"/>
-        </w:rPr>
-        <w:t xml:space="preserve"> the</w:t>
+          <w:lang w:eastAsia="ca-ES"/>
+        </w:rPr>
+        <w:t>To describe the general germination responses w</w:t>
       </w:r>
       <w:r>
         <w:rPr>
           <w:rFonts w:asciiTheme="minorHAnsi" w:eastAsia="Times New Roman" w:hAnsiTheme="minorHAnsi" w:cstheme="minorHAnsi"/>
-          <w:color w:val="000000"/>
+          <w:color w:val="auto"/>
           <w:sz w:val="22"/>
           <w:szCs w:val="22"/>
-          <w:highlight w:val="yellow"/>
-          <w:lang w:eastAsia="ca-ES"/>
-        </w:rPr>
-        <w:t xml:space="preserve"> germination</w:t>
+          <w:lang w:eastAsia="ca-ES"/>
+        </w:rPr>
+        <w:t xml:space="preserve">e </w:t>
       </w:r>
       <w:r>
         <w:rPr>
           <w:rFonts w:asciiTheme="minorHAnsi" w:eastAsia="Times New Roman" w:hAnsiTheme="minorHAnsi" w:cstheme="minorHAnsi"/>
-          <w:color w:val="000000"/>
+          <w:color w:val="auto"/>
           <w:sz w:val="22"/>
           <w:szCs w:val="22"/>
-          <w:highlight w:val="yellow"/>
-          <w:lang w:eastAsia="ca-ES"/>
-        </w:rPr>
-        <w:t xml:space="preserve"> data by fitting Markov Chain Monte Carlo generalized linear mixed models (</w:t>
-      </w:r>
-      <w:proofErr w:type="spellStart"/>
+          <w:lang w:eastAsia="ca-ES"/>
+        </w:rPr>
+        <w:t>analysed</w:t>
+      </w:r>
       <w:r>
         <w:rPr>
           <w:rFonts w:asciiTheme="minorHAnsi" w:eastAsia="Times New Roman" w:hAnsiTheme="minorHAnsi" w:cstheme="minorHAnsi"/>
-          <w:color w:val="000000"/>
+          <w:color w:val="auto"/>
           <w:sz w:val="22"/>
           <w:szCs w:val="22"/>
-          <w:highlight w:val="yellow"/>
-          <w:lang w:eastAsia="ca-ES"/>
-        </w:rPr>
-        <w:t>MCMCglmm</w:t>
-      </w:r>
-      <w:proofErr w:type="spellEnd"/>
+          <w:lang w:eastAsia="ca-ES"/>
+        </w:rPr>
+        <w:t xml:space="preserve"> the</w:t>
+      </w:r>
       <w:r>
         <w:rPr>
           <w:rFonts w:asciiTheme="minorHAnsi" w:eastAsia="Times New Roman" w:hAnsiTheme="minorHAnsi" w:cstheme="minorHAnsi"/>
-          <w:color w:val="000000"/>
+          <w:color w:val="auto"/>
           <w:sz w:val="22"/>
           <w:szCs w:val="22"/>
-          <w:highlight w:val="yellow"/>
-          <w:lang w:eastAsia="ca-ES"/>
-        </w:rPr>
-        <w:t xml:space="preserve">) with Bayesian estimation using the R package MCMCGLMM </w:t>
+          <w:lang w:eastAsia="ca-ES"/>
+        </w:rPr>
+        <w:t xml:space="preserve"> germination</w:t>
       </w:r>
       <w:r>
         <w:rPr>
           <w:rFonts w:asciiTheme="minorHAnsi" w:eastAsia="Times New Roman" w:hAnsiTheme="minorHAnsi" w:cstheme="minorHAnsi"/>
-          <w:color w:val="000000"/>
+          <w:color w:val="auto"/>
           <w:sz w:val="22"/>
           <w:szCs w:val="22"/>
-          <w:highlight w:val="yellow"/>
-          <w:lang w:eastAsia="ca-ES"/>
-        </w:rPr>
-        <w:fldChar w:fldCharType="begin" w:fldLock="1"/>
-      </w:r>
+          <w:lang w:eastAsia="ca-ES"/>
+        </w:rPr>
+        <w:t xml:space="preserve"> data by fitting Markov Chain Monte Carlo generalized linear mixed models (</w:t>
+      </w:r>
+      <w:proofErr w:type="spellStart"/>
       <w:r>
         <w:rPr>
           <w:rFonts w:asciiTheme="minorHAnsi" w:eastAsia="Times New Roman" w:hAnsiTheme="minorHAnsi" w:cstheme="minorHAnsi"/>
-          <w:color w:val="000000"/>
+          <w:color w:val="auto"/>
           <w:sz w:val="22"/>
           <w:szCs w:val="22"/>
-          <w:highlight w:val="yellow"/>
-          <w:lang w:eastAsia="ca-ES"/>
-        </w:rPr>
-        <w:instrText>ADDIN CSL_CITATION {"citationItems":[{"id":"ITEM-1","itemData":{"ISBN":"9781439811870","ISSN":"19390068","PMID":"18291371","abstract":"Generalized linear mixed models provide a flexible framework for modeling a range of data, although with non-Gaussian response variables the likelihood cannot be obtained in closed form. Markov chain Monte Carlo methods solve this problem by sampling from a series of simpler conditional distributions that can be evaluated. The R package MCMCglmm implements such an algorithm for a range of model fitting problems. More than one response variable can be analyzed simultaneously, and these variables are allowed to follow Gaussian, Poisson, multi(bi)nominal, exponential, zero-inflated and censored dis-tributions. A range of variance structures are permitted for the random effects, including interactions with categorical or continuous variables (i.e., random regression), and more complicated variance structures that arise through shared ancestry, either through a pedi-gree or through a phylogeny. Missing values are permitted in the response variable(s) and data can be known up to some level of measurement error as in meta-analysis. All simu-lation is done in C/ C++ using the CSparse library for sparse linear systems.","author":[{"dropping-particle":"","family":"Hadfield","given":"Jarrod D","non-dropping-particle":"","parse-names":false,"suffix":""}],"container-title":"Journal of Statistical Software","id":"ITEM-1","issue":"2","issued":{"date-parts":[["2010"]]},"page":"1-22","title":"MCMCglmm: MCMC Methods for Multi-Response GLMMs in R","type":"article-journal","volume":"33"},"uris":["http://www.mendeley.com/documents/?uuid=41627bcd-fb59-4a4f-8935-c58d22662a04"]}],"mendeley":{"formattedCitation":"(Hadfield, 2010)","plainTextFormattedCitation":"(Hadfield, 2010)","previouslyFormattedCitation":"(Hadfield, 2010)"},"properties":{"noteIndex":0},"schema":"https://github.com/citation-style-language/schema/raw/master/csl-citation.json"}</w:instrText>
-      </w:r>
+          <w:lang w:eastAsia="ca-ES"/>
+        </w:rPr>
+        <w:t>MCMCglmm</w:t>
+      </w:r>
+      <w:proofErr w:type="spellEnd"/>
       <w:r>
         <w:rPr>
           <w:rFonts w:asciiTheme="minorHAnsi" w:eastAsia="Times New Roman" w:hAnsiTheme="minorHAnsi" w:cstheme="minorHAnsi"/>
-          <w:color w:val="000000"/>
+          <w:color w:val="auto"/>
           <w:sz w:val="22"/>
           <w:szCs w:val="22"/>
-          <w:highlight w:val="yellow"/>
-          <w:lang w:eastAsia="ca-ES"/>
-        </w:rPr>
-        <w:fldChar w:fldCharType="separate"/>
+          <w:lang w:eastAsia="ca-ES"/>
+        </w:rPr>
+        <w:t xml:space="preserve">) with Bayesian estimation using the R package MCMCGLMM </w:t>
       </w:r>
       <w:r>
         <w:rPr>
           <w:rFonts w:asciiTheme="minorHAnsi" w:eastAsia="Times New Roman" w:hAnsiTheme="minorHAnsi" w:cstheme="minorHAnsi"/>
-          <w:color w:val="000000"/>
+          <w:color w:val="auto"/>
           <w:sz w:val="22"/>
           <w:szCs w:val="22"/>
-          <w:highlight w:val="yellow"/>
-          <w:lang w:eastAsia="ca-ES"/>
-        </w:rPr>
-        <w:t>(Hadfield, 2010)</w:t>
+          <w:lang w:eastAsia="ca-ES"/>
+        </w:rPr>
+        <w:fldChar w:fldCharType="begin" w:fldLock="1"/>
       </w:r>
       <w:r>
         <w:rPr>
           <w:rFonts w:asciiTheme="minorHAnsi" w:eastAsia="Times New Roman" w:hAnsiTheme="minorHAnsi" w:cstheme="minorHAnsi"/>
-          <w:color w:val="000000"/>
+          <w:color w:val="auto"/>
           <w:sz w:val="22"/>
           <w:szCs w:val="22"/>
-          <w:highlight w:val="yellow"/>
-          <w:lang w:eastAsia="ca-ES"/>
-        </w:rPr>
-        <w:fldChar w:fldCharType="end"/>
+          <w:lang w:eastAsia="ca-ES"/>
+        </w:rPr>
+        <w:instrText>ADDIN CSL_CITATION {"citationItems":[{"id":"ITEM-1","itemData":{"ISBN":"9781439811870","ISSN":"19390068","PMID":"18291371","abstract":"Generalized linear mixed models provide a flexible framework for modeling a range of data, although with non-Gaussian response variables the likelihood cannot be obtained in closed form. Markov chain Monte Carlo methods solve this problem by sampling from a series of simpler conditional distributions that can be evaluated. The R package MCMCglmm implements such an algorithm for a range of model fitting problems. More than one response variable can be analyzed simultaneously, and these variables are allowed to follow Gaussian, Poisson, multi(bi)nominal, exponential, zero-inflated and censored dis-tributions. A range of variance structures are permitted for the random effects, including interactions with categorical or continuous variables (i.e., random regression), and more complicated variance structures that arise through shared ancestry, either through a pedi-gree or through a phylogeny. Missing values are permitted in the response variable(s) and data can be known up to some level of measurement error as in meta-analysis. All simu-lation is done in C/ C++ using the CSparse library for sparse linear systems.","author":[{"dropping-particle":"","family":"Hadfield","given":"Jarrod D","non-dropping-particle":"","parse-names":false,"suffix":""}],"container-title":"Journal of Statistical Software","id":"ITEM-1","issue":"2","issued":{"date-parts":[["2010"]]},"page":"1-22","title":"MCMCglmm: MCMC Methods for Multi-Response GLMMs in R","type":"article-journal","volume":"33"},"uris":["http://www.mendeley.com/documents/?uuid=41627bcd-fb59-4a4f-8935-c58d22662a04"]}],"mendeley":{"formattedCitation":"(Hadfield, 2010)","plainTextFormattedCitation":"(Hadfield, 2010)","previouslyFormattedCitation":"(Hadfield, 2010)"},"properties":{"noteIndex":0},"schema":"https://github.com/citation-style-language/schema/raw/master/csl-citation.json"}</w:instrText>
       </w:r>
       <w:r>
         <w:rPr>
           <w:rFonts w:asciiTheme="minorHAnsi" w:eastAsia="Times New Roman" w:hAnsiTheme="minorHAnsi" w:cstheme="minorHAnsi"/>
-          <w:color w:val="000000"/>
+          <w:color w:val="auto"/>
           <w:sz w:val="22"/>
           <w:szCs w:val="22"/>
-          <w:highlight w:val="yellow"/>
-          <w:lang w:eastAsia="ca-ES"/>
-        </w:rPr>
-        <w:t xml:space="preserve">. To model germination, we used binomial </w:t>
-      </w:r>
-      <w:proofErr w:type="spellStart"/>
+          <w:lang w:eastAsia="ca-ES"/>
+        </w:rPr>
+        <w:fldChar w:fldCharType="separate"/>
+      </w:r>
       <w:r>
         <w:rPr>
           <w:rFonts w:asciiTheme="minorHAnsi" w:eastAsia="Times New Roman" w:hAnsiTheme="minorHAnsi" w:cstheme="minorHAnsi"/>
-          <w:color w:val="000000"/>
+          <w:color w:val="auto"/>
           <w:sz w:val="22"/>
           <w:szCs w:val="22"/>
-          <w:highlight w:val="yellow"/>
-          <w:lang w:eastAsia="ca-ES"/>
-        </w:rPr>
-        <w:t>MCMCglmms</w:t>
-      </w:r>
-      <w:proofErr w:type="spellEnd"/>
+          <w:lang w:eastAsia="ca-ES"/>
+        </w:rPr>
+        <w:t>(Hadfield, 2010)</w:t>
+      </w:r>
       <w:r>
         <w:rPr>
           <w:rFonts w:asciiTheme="minorHAnsi" w:eastAsia="Times New Roman" w:hAnsiTheme="minorHAnsi" w:cstheme="minorHAnsi"/>
-          <w:color w:val="000000"/>
+          <w:color w:val="auto"/>
           <w:sz w:val="22"/>
           <w:szCs w:val="22"/>
-          <w:highlight w:val="yellow"/>
-          <w:lang w:eastAsia="ca-ES"/>
-        </w:rPr>
-        <w:t xml:space="preserve"> (</w:t>
-      </w:r>
-      <w:proofErr w:type="spellStart"/>
+          <w:lang w:eastAsia="ca-ES"/>
+        </w:rPr>
+        <w:fldChar w:fldCharType="end"/>
+      </w:r>
       <w:r>
         <w:rPr>
           <w:rFonts w:asciiTheme="minorHAnsi" w:eastAsia="Times New Roman" w:hAnsiTheme="minorHAnsi" w:cstheme="minorHAnsi"/>
-          <w:color w:val="000000"/>
+          <w:color w:val="auto"/>
           <w:sz w:val="22"/>
           <w:szCs w:val="22"/>
-          <w:highlight w:val="yellow"/>
-          <w:lang w:eastAsia="ca-ES"/>
-        </w:rPr>
-        <w:t>cbind</w:t>
-      </w:r>
-      <w:proofErr w:type="spellEnd"/>
+          <w:lang w:eastAsia="ca-ES"/>
+        </w:rPr>
+        <w:t xml:space="preserve">. To model germination, we used binomial </w:t>
+      </w:r>
+      <w:proofErr w:type="spellStart"/>
       <w:r>
         <w:rPr>
           <w:rFonts w:asciiTheme="minorHAnsi" w:eastAsia="Times New Roman" w:hAnsiTheme="minorHAnsi" w:cstheme="minorHAnsi"/>
-          <w:color w:val="000000"/>
+          <w:color w:val="auto"/>
           <w:sz w:val="22"/>
           <w:szCs w:val="22"/>
-          <w:highlight w:val="yellow"/>
-          <w:lang w:eastAsia="ca-ES"/>
-        </w:rPr>
-        <w:t xml:space="preserve"> (</w:t>
-      </w:r>
-      <w:proofErr w:type="spellStart"/>
+          <w:lang w:eastAsia="ca-ES"/>
+        </w:rPr>
+        <w:t>MCMCglmms</w:t>
+      </w:r>
+      <w:proofErr w:type="spellEnd"/>
       <w:r>
         <w:rPr>
           <w:rFonts w:asciiTheme="minorHAnsi" w:eastAsia="Times New Roman" w:hAnsiTheme="minorHAnsi" w:cstheme="minorHAnsi"/>
-          <w:color w:val="000000"/>
+          <w:color w:val="auto"/>
           <w:sz w:val="22"/>
           <w:szCs w:val="22"/>
-          <w:highlight w:val="yellow"/>
-          <w:lang w:eastAsia="ca-ES"/>
-        </w:rPr>
-        <w:t>finalgermination</w:t>
-      </w:r>
-      <w:proofErr w:type="spellEnd"/>
+          <w:lang w:eastAsia="ca-ES"/>
+        </w:rPr>
+        <w:t xml:space="preserve"> (</w:t>
+      </w:r>
+      <w:proofErr w:type="spellStart"/>
       <w:r>
         <w:rPr>
           <w:rFonts w:asciiTheme="minorHAnsi" w:eastAsia="Times New Roman" w:hAnsiTheme="minorHAnsi" w:cstheme="minorHAnsi"/>
-          <w:color w:val="000000"/>
+          <w:color w:val="auto"/>
           <w:sz w:val="22"/>
           <w:szCs w:val="22"/>
-          <w:highlight w:val="yellow"/>
-          <w:lang w:eastAsia="ca-ES"/>
-        </w:rPr>
-        <w:t xml:space="preserve">, viable seeds – </w:t>
-      </w:r>
-      <w:proofErr w:type="spellStart"/>
+          <w:lang w:eastAsia="ca-ES"/>
+        </w:rPr>
+        <w:t>cbind</w:t>
+      </w:r>
+      <w:proofErr w:type="spellEnd"/>
       <w:r>
         <w:rPr>
           <w:rFonts w:asciiTheme="minorHAnsi" w:eastAsia="Times New Roman" w:hAnsiTheme="minorHAnsi" w:cstheme="minorHAnsi"/>
-          <w:color w:val="000000"/>
+          <w:color w:val="auto"/>
           <w:sz w:val="22"/>
           <w:szCs w:val="22"/>
-          <w:highlight w:val="yellow"/>
-          <w:lang w:eastAsia="ca-ES"/>
-        </w:rPr>
-        <w:t>finalgermination</w:t>
-      </w:r>
-      <w:proofErr w:type="spellEnd"/>
+          <w:lang w:eastAsia="ca-ES"/>
+        </w:rPr>
+        <w:t xml:space="preserve"> (</w:t>
+      </w:r>
+      <w:proofErr w:type="spellStart"/>
       <w:r>
         <w:rPr>
           <w:rFonts w:asciiTheme="minorHAnsi" w:eastAsia="Times New Roman" w:hAnsiTheme="minorHAnsi" w:cstheme="minorHAnsi"/>
-          <w:color w:val="000000"/>
+          <w:color w:val="auto"/>
           <w:sz w:val="22"/>
           <w:szCs w:val="22"/>
-          <w:highlight w:val="yellow"/>
-          <w:lang w:eastAsia="ca-ES"/>
-        </w:rPr>
-        <w:t xml:space="preserve">) ~ germination treatment, </w:t>
-      </w:r>
+          <w:lang w:eastAsia="ca-ES"/>
+        </w:rPr>
+        <w:t>finalgermination</w:t>
+      </w:r>
+      <w:proofErr w:type="spellEnd"/>
       <w:r>
         <w:rPr>
           <w:rFonts w:asciiTheme="minorHAnsi" w:eastAsia="Times New Roman" w:hAnsiTheme="minorHAnsi" w:cstheme="minorHAnsi"/>
-          <w:color w:val="000000"/>
+          <w:color w:val="auto"/>
           <w:sz w:val="22"/>
           <w:szCs w:val="22"/>
-          <w:highlight w:val="yellow"/>
-          <w:lang w:eastAsia="ca-ES"/>
-        </w:rPr>
-        <w:t>family = multi</w:t>
-      </w:r>
+          <w:lang w:eastAsia="ca-ES"/>
+        </w:rPr>
+        <w:t xml:space="preserve">, viable seeds – </w:t>
+      </w:r>
+      <w:proofErr w:type="spellStart"/>
       <w:r>
         <w:rPr>
           <w:rFonts w:asciiTheme="minorHAnsi" w:eastAsia="Times New Roman" w:hAnsiTheme="minorHAnsi" w:cstheme="minorHAnsi"/>
-          <w:color w:val="000000"/>
+          <w:color w:val="auto"/>
           <w:sz w:val="22"/>
           <w:szCs w:val="22"/>
-          <w:highlight w:val="yellow"/>
-          <w:lang w:eastAsia="ca-ES"/>
-        </w:rPr>
-        <w:t>nomial2)</w:t>
-      </w:r>
+          <w:lang w:eastAsia="ca-ES"/>
+        </w:rPr>
+        <w:t>finalgermination</w:t>
+      </w:r>
+      <w:proofErr w:type="spellEnd"/>
       <w:r>
         <w:rPr>
           <w:rFonts w:asciiTheme="minorHAnsi" w:eastAsia="Times New Roman" w:hAnsiTheme="minorHAnsi" w:cstheme="minorHAnsi"/>
-          <w:color w:val="000000"/>
+          <w:color w:val="auto"/>
           <w:sz w:val="22"/>
           <w:szCs w:val="22"/>
-          <w:highlight w:val="yellow"/>
-          <w:lang w:eastAsia="ca-ES"/>
-        </w:rPr>
-        <w:t xml:space="preserve">. For representation </w:t>
-      </w:r>
-      <w:proofErr w:type="spellStart"/>
+          <w:lang w:eastAsia="ca-ES"/>
+        </w:rPr>
+        <w:t xml:space="preserve">) ~ germination treatment, </w:t>
+      </w:r>
       <w:r>
         <w:rPr>
           <w:rFonts w:asciiTheme="minorHAnsi" w:eastAsia="Times New Roman" w:hAnsiTheme="minorHAnsi" w:cstheme="minorHAnsi"/>
-          <w:color w:val="000000"/>
+          <w:color w:val="auto"/>
           <w:sz w:val="22"/>
           <w:szCs w:val="22"/>
-          <w:highlight w:val="yellow"/>
-          <w:lang w:eastAsia="ca-ES"/>
-        </w:rPr>
-        <w:t>ggplot</w:t>
-      </w:r>
-      <w:proofErr w:type="spellEnd"/>
+          <w:lang w:eastAsia="ca-ES"/>
+        </w:rPr>
+        <w:t>family = multi</w:t>
+      </w:r>
       <w:r>
         <w:rPr>
           <w:rFonts w:asciiTheme="minorHAnsi" w:eastAsia="Times New Roman" w:hAnsiTheme="minorHAnsi" w:cstheme="minorHAnsi"/>
-          <w:color w:val="000000"/>
+          <w:color w:val="auto"/>
           <w:sz w:val="22"/>
           <w:szCs w:val="22"/>
-          <w:highlight w:val="yellow"/>
-          <w:lang w:eastAsia="ca-ES"/>
-        </w:rPr>
-        <w:t xml:space="preserve"> (REF), </w:t>
-      </w:r>
-      <w:proofErr w:type="spellStart"/>
+          <w:lang w:eastAsia="ca-ES"/>
+        </w:rPr>
+        <w:t>nomial2)</w:t>
+      </w:r>
       <w:r>
         <w:rPr>
           <w:rFonts w:asciiTheme="minorHAnsi" w:eastAsia="Times New Roman" w:hAnsiTheme="minorHAnsi" w:cstheme="minorHAnsi"/>
-          <w:color w:val="000000"/>
+          <w:color w:val="auto"/>
           <w:sz w:val="22"/>
           <w:szCs w:val="22"/>
-          <w:highlight w:val="yellow"/>
-          <w:lang w:eastAsia="ca-ES"/>
-        </w:rPr>
-        <w:t>ggpubr</w:t>
-      </w:r>
-      <w:proofErr w:type="spellEnd"/>
+          <w:lang w:eastAsia="ca-ES"/>
+        </w:rPr>
+        <w:t xml:space="preserve">. </w:t>
+      </w:r>
       <w:r>
         <w:rPr>
           <w:rFonts w:asciiTheme="minorHAnsi" w:eastAsia="Times New Roman" w:hAnsiTheme="minorHAnsi" w:cstheme="minorHAnsi"/>
-          <w:color w:val="000000"/>
+          <w:color w:val="auto"/>
           <w:sz w:val="22"/>
           <w:szCs w:val="22"/>
-          <w:highlight w:val="yellow"/>
-          <w:lang w:eastAsia="ca-ES"/>
-        </w:rPr>
-        <w:t xml:space="preserve"> (REF) </w:t>
-      </w:r>
-      <w:proofErr w:type="gramStart"/>
+          <w:lang w:eastAsia="ca-ES"/>
+        </w:rPr>
+        <w:t xml:space="preserve">Phylogeny was included </w:t>
+      </w:r>
       <w:r>
         <w:rPr>
           <w:rFonts w:asciiTheme="minorHAnsi" w:eastAsia="Times New Roman" w:hAnsiTheme="minorHAnsi" w:cstheme="minorHAnsi"/>
-          <w:color w:val="000000"/>
+          <w:color w:val="auto"/>
           <w:sz w:val="22"/>
           <w:szCs w:val="22"/>
-          <w:highlight w:val="yellow"/>
-          <w:lang w:eastAsia="ca-ES"/>
-        </w:rPr>
-        <w:t>were used</w:t>
-      </w:r>
-      <w:proofErr w:type="gramEnd"/>
+          <w:lang w:eastAsia="ca-ES"/>
+        </w:rPr>
+        <w:t xml:space="preserve">as a random factor </w:t>
+      </w:r>
       <w:r>
         <w:rPr>
           <w:rFonts w:asciiTheme="minorHAnsi" w:eastAsia="Times New Roman" w:hAnsiTheme="minorHAnsi" w:cstheme="minorHAnsi"/>
-          <w:color w:val="000000"/>
+          <w:color w:val="auto"/>
           <w:sz w:val="22"/>
           <w:szCs w:val="22"/>
-          <w:highlight w:val="yellow"/>
-          <w:lang w:eastAsia="ca-ES"/>
-        </w:rPr>
-        <w:t xml:space="preserve"> together with </w:t>
-      </w:r>
-      <w:proofErr w:type="spellStart"/>
+          <w:lang w:eastAsia="ca-ES"/>
+        </w:rPr>
+        <w:t>using a reconstructed tree for</w:t>
+      </w:r>
       <w:r>
         <w:rPr>
           <w:rFonts w:asciiTheme="minorHAnsi" w:eastAsia="Times New Roman" w:hAnsiTheme="minorHAnsi" w:cstheme="minorHAnsi"/>
-          <w:color w:val="000000"/>
+          <w:color w:val="auto"/>
           <w:sz w:val="22"/>
           <w:szCs w:val="22"/>
-          <w:highlight w:val="yellow"/>
-          <w:lang w:eastAsia="ca-ES"/>
-        </w:rPr>
-        <w:t>binom</w:t>
-      </w:r>
-      <w:proofErr w:type="spellEnd"/>
+          <w:lang w:eastAsia="ca-ES"/>
+        </w:rPr>
+        <w:t xml:space="preserve"> the 57 species, </w:t>
+      </w:r>
       <w:r>
         <w:rPr>
           <w:rFonts w:asciiTheme="minorHAnsi" w:eastAsia="Times New Roman" w:hAnsiTheme="minorHAnsi" w:cstheme="minorHAnsi"/>
-          <w:color w:val="000000"/>
+          <w:color w:val="auto"/>
           <w:sz w:val="22"/>
           <w:szCs w:val="22"/>
-          <w:highlight w:val="yellow"/>
-          <w:lang w:eastAsia="ca-ES"/>
-        </w:rPr>
-        <w:t xml:space="preserve"> package (REF) to create the binomial confidence intervals in figure 2.</w:t>
+          <w:lang w:eastAsia="ca-ES"/>
+        </w:rPr>
+        <w:t>created with V.PHYLOMAKER R package (</w:t>
+      </w:r>
+      <w:proofErr w:type="spellStart"/>
+      <w:r>
+        <w:rPr>
+          <w:rFonts w:asciiTheme="minorHAnsi" w:eastAsia="Times New Roman" w:hAnsiTheme="minorHAnsi" w:cstheme="minorHAnsi"/>
+          <w:color w:val="auto"/>
+          <w:sz w:val="22"/>
+          <w:szCs w:val="22"/>
+          <w:lang w:eastAsia="ca-ES"/>
+        </w:rPr>
+        <w:t>Jin</w:t>
+      </w:r>
+      <w:proofErr w:type="spellEnd"/>
+      <w:r>
+        <w:rPr>
+          <w:rFonts w:asciiTheme="minorHAnsi" w:eastAsia="Times New Roman" w:hAnsiTheme="minorHAnsi" w:cstheme="minorHAnsi"/>
+          <w:color w:val="auto"/>
+          <w:sz w:val="22"/>
+          <w:szCs w:val="22"/>
+          <w:lang w:eastAsia="ca-ES"/>
+        </w:rPr>
+        <w:t xml:space="preserve"> and Qian, 2019) using </w:t>
+      </w:r>
+      <w:proofErr w:type="spellStart"/>
+      <w:r>
+        <w:rPr>
+          <w:rFonts w:asciiTheme="minorHAnsi" w:eastAsia="Times New Roman" w:hAnsiTheme="minorHAnsi" w:cstheme="minorHAnsi"/>
+          <w:color w:val="auto"/>
+          <w:sz w:val="22"/>
+          <w:szCs w:val="22"/>
+          <w:lang w:eastAsia="ca-ES"/>
+        </w:rPr>
+        <w:t>phylosignal</w:t>
+      </w:r>
+      <w:proofErr w:type="spellEnd"/>
+      <w:r>
+        <w:rPr>
+          <w:rFonts w:asciiTheme="minorHAnsi" w:eastAsia="Times New Roman" w:hAnsiTheme="minorHAnsi" w:cstheme="minorHAnsi"/>
+          <w:color w:val="auto"/>
+          <w:sz w:val="22"/>
+          <w:szCs w:val="22"/>
+          <w:lang w:eastAsia="ca-ES"/>
+        </w:rPr>
+        <w:t xml:space="preserve"> and </w:t>
+      </w:r>
+      <w:proofErr w:type="spellStart"/>
+      <w:r>
+        <w:rPr>
+          <w:rFonts w:asciiTheme="minorHAnsi" w:eastAsia="Times New Roman" w:hAnsiTheme="minorHAnsi" w:cstheme="minorHAnsi"/>
+          <w:color w:val="auto"/>
+          <w:sz w:val="22"/>
+          <w:szCs w:val="22"/>
+          <w:lang w:eastAsia="ca-ES"/>
+        </w:rPr>
+        <w:t>phylobase</w:t>
+      </w:r>
+      <w:proofErr w:type="spellEnd"/>
+      <w:r>
+        <w:rPr>
+          <w:rFonts w:asciiTheme="minorHAnsi" w:eastAsia="Times New Roman" w:hAnsiTheme="minorHAnsi" w:cstheme="minorHAnsi"/>
+          <w:color w:val="auto"/>
+          <w:sz w:val="22"/>
+          <w:szCs w:val="22"/>
+          <w:lang w:eastAsia="ca-ES"/>
+        </w:rPr>
+        <w:t xml:space="preserve"> R packages (Keck et al., 2016</w:t>
+      </w:r>
+      <w:r>
+        <w:rPr>
+          <w:rFonts w:asciiTheme="minorHAnsi" w:eastAsia="Times New Roman" w:hAnsiTheme="minorHAnsi" w:cstheme="minorHAnsi"/>
+          <w:color w:val="auto"/>
+          <w:sz w:val="22"/>
+          <w:szCs w:val="22"/>
+          <w:lang w:eastAsia="ca-ES"/>
+        </w:rPr>
+        <w:t>; R Hackathon et al., 2020). W</w:t>
+      </w:r>
+      <w:r>
+        <w:rPr>
+          <w:rFonts w:asciiTheme="minorHAnsi" w:eastAsia="Times New Roman" w:hAnsiTheme="minorHAnsi" w:cstheme="minorHAnsi"/>
+          <w:color w:val="auto"/>
+          <w:sz w:val="22"/>
+          <w:szCs w:val="22"/>
+          <w:lang w:eastAsia="ca-ES"/>
+        </w:rPr>
+        <w:t xml:space="preserve">e used weakly informative priors, with parameter-expanded priors for the random effects. Each model </w:t>
+      </w:r>
+      <w:proofErr w:type="gramStart"/>
+      <w:r>
+        <w:rPr>
+          <w:rFonts w:asciiTheme="minorHAnsi" w:eastAsia="Times New Roman" w:hAnsiTheme="minorHAnsi" w:cstheme="minorHAnsi"/>
+          <w:color w:val="auto"/>
+          <w:sz w:val="22"/>
+          <w:szCs w:val="22"/>
+          <w:lang w:eastAsia="ca-ES"/>
+        </w:rPr>
+        <w:t>was run</w:t>
+      </w:r>
+      <w:proofErr w:type="gramEnd"/>
+      <w:r>
+        <w:rPr>
+          <w:rFonts w:asciiTheme="minorHAnsi" w:eastAsia="Times New Roman" w:hAnsiTheme="minorHAnsi" w:cstheme="minorHAnsi"/>
+          <w:color w:val="auto"/>
+          <w:sz w:val="22"/>
+          <w:szCs w:val="22"/>
+          <w:lang w:eastAsia="ca-ES"/>
+        </w:rPr>
+        <w:t xml:space="preserve"> for 1,000,000 iterations, with an initial burn of 100,000 and a thinning interval of 100. From the resulting posterior distributions, we calculated mean parameter estimates and 95% credible intervals (CI). </w:t>
+      </w:r>
+      <w:r>
+        <w:rPr>
+          <w:rFonts w:asciiTheme="minorHAnsi" w:eastAsia="Times New Roman" w:hAnsiTheme="minorHAnsi" w:cstheme="minorHAnsi"/>
+          <w:color w:val="auto"/>
+          <w:sz w:val="22"/>
+          <w:szCs w:val="22"/>
+          <w:lang w:eastAsia="ca-ES"/>
+        </w:rPr>
+        <w:t xml:space="preserve">For representation </w:t>
+      </w:r>
+      <w:proofErr w:type="spellStart"/>
+      <w:r>
+        <w:rPr>
+          <w:rFonts w:asciiTheme="minorHAnsi" w:eastAsia="Times New Roman" w:hAnsiTheme="minorHAnsi" w:cstheme="minorHAnsi"/>
+          <w:color w:val="auto"/>
+          <w:sz w:val="22"/>
+          <w:szCs w:val="22"/>
+          <w:lang w:eastAsia="ca-ES"/>
+        </w:rPr>
+        <w:t>ggplot</w:t>
+      </w:r>
+      <w:proofErr w:type="spellEnd"/>
+      <w:r>
+        <w:rPr>
+          <w:rFonts w:asciiTheme="minorHAnsi" w:eastAsia="Times New Roman" w:hAnsiTheme="minorHAnsi" w:cstheme="minorHAnsi"/>
+          <w:color w:val="auto"/>
+          <w:sz w:val="22"/>
+          <w:szCs w:val="22"/>
+          <w:lang w:eastAsia="ca-ES"/>
+        </w:rPr>
+        <w:t xml:space="preserve"> (</w:t>
+      </w:r>
+      <w:commentRangeStart w:id="3"/>
+      <w:r>
+        <w:rPr>
+          <w:rFonts w:asciiTheme="minorHAnsi" w:eastAsia="Times New Roman" w:hAnsiTheme="minorHAnsi" w:cstheme="minorHAnsi"/>
+          <w:color w:val="auto"/>
+          <w:sz w:val="22"/>
+          <w:szCs w:val="22"/>
+          <w:lang w:eastAsia="ca-ES"/>
+        </w:rPr>
+        <w:t>Wickham, 2016</w:t>
+      </w:r>
+      <w:commentRangeEnd w:id="3"/>
+      <w:r>
+        <w:rPr>
+          <w:rStyle w:val="Refdecomentario"/>
+          <w:rFonts w:ascii="Calibri" w:eastAsia="Calibri" w:hAnsi="Calibri" w:cs="Calibri"/>
+          <w:color w:val="auto"/>
+        </w:rPr>
+        <w:commentReference w:id="3"/>
+      </w:r>
+      <w:r>
+        <w:rPr>
+          <w:rFonts w:asciiTheme="minorHAnsi" w:eastAsia="Times New Roman" w:hAnsiTheme="minorHAnsi" w:cstheme="minorHAnsi"/>
+          <w:color w:val="auto"/>
+          <w:sz w:val="22"/>
+          <w:szCs w:val="22"/>
+          <w:lang w:eastAsia="ca-ES"/>
+        </w:rPr>
+        <w:t xml:space="preserve">), </w:t>
+      </w:r>
+      <w:proofErr w:type="spellStart"/>
+      <w:r>
+        <w:rPr>
+          <w:rFonts w:asciiTheme="minorHAnsi" w:eastAsia="Times New Roman" w:hAnsiTheme="minorHAnsi" w:cstheme="minorHAnsi"/>
+          <w:color w:val="auto"/>
+          <w:sz w:val="22"/>
+          <w:szCs w:val="22"/>
+          <w:lang w:eastAsia="ca-ES"/>
+        </w:rPr>
+        <w:t>ggpubr</w:t>
+      </w:r>
+      <w:proofErr w:type="spellEnd"/>
+      <w:r>
+        <w:rPr>
+          <w:rFonts w:asciiTheme="minorHAnsi" w:eastAsia="Times New Roman" w:hAnsiTheme="minorHAnsi" w:cstheme="minorHAnsi"/>
+          <w:color w:val="auto"/>
+          <w:sz w:val="22"/>
+          <w:szCs w:val="22"/>
+          <w:lang w:eastAsia="ca-ES"/>
+        </w:rPr>
+        <w:t xml:space="preserve"> (</w:t>
+      </w:r>
+      <w:commentRangeStart w:id="4"/>
+      <w:proofErr w:type="spellStart"/>
+      <w:r>
+        <w:rPr>
+          <w:rFonts w:asciiTheme="minorHAnsi" w:eastAsia="Times New Roman" w:hAnsiTheme="minorHAnsi" w:cstheme="minorHAnsi"/>
+          <w:color w:val="auto"/>
+          <w:sz w:val="22"/>
+          <w:szCs w:val="22"/>
+          <w:lang w:eastAsia="ca-ES"/>
+        </w:rPr>
+        <w:t>Kassambara</w:t>
+      </w:r>
+      <w:proofErr w:type="spellEnd"/>
+      <w:r>
+        <w:rPr>
+          <w:rFonts w:asciiTheme="minorHAnsi" w:eastAsia="Times New Roman" w:hAnsiTheme="minorHAnsi" w:cstheme="minorHAnsi"/>
+          <w:color w:val="auto"/>
+          <w:sz w:val="22"/>
+          <w:szCs w:val="22"/>
+          <w:lang w:eastAsia="ca-ES"/>
+        </w:rPr>
+        <w:t>, 2023</w:t>
+      </w:r>
+      <w:commentRangeEnd w:id="4"/>
+      <w:r>
+        <w:rPr>
+          <w:rStyle w:val="Refdecomentario"/>
+          <w:rFonts w:ascii="Calibri" w:eastAsia="Calibri" w:hAnsi="Calibri" w:cs="Calibri"/>
+          <w:color w:val="auto"/>
+        </w:rPr>
+        <w:commentReference w:id="4"/>
+      </w:r>
+      <w:r>
+        <w:rPr>
+          <w:rFonts w:asciiTheme="minorHAnsi" w:eastAsia="Times New Roman" w:hAnsiTheme="minorHAnsi" w:cstheme="minorHAnsi"/>
+          <w:color w:val="auto"/>
+          <w:sz w:val="22"/>
+          <w:szCs w:val="22"/>
+          <w:lang w:eastAsia="ca-ES"/>
+        </w:rPr>
+        <w:t>)</w:t>
+      </w:r>
+      <w:r>
+        <w:rPr>
+          <w:rFonts w:asciiTheme="minorHAnsi" w:eastAsia="Times New Roman" w:hAnsiTheme="minorHAnsi" w:cstheme="minorHAnsi"/>
+          <w:color w:val="auto"/>
+          <w:sz w:val="22"/>
+          <w:szCs w:val="22"/>
+          <w:lang w:eastAsia="ca-ES"/>
+        </w:rPr>
+        <w:t xml:space="preserve"> and patchwork (</w:t>
+      </w:r>
+      <w:commentRangeStart w:id="5"/>
+      <w:r>
+        <w:rPr>
+          <w:rFonts w:asciiTheme="minorHAnsi" w:eastAsia="Times New Roman" w:hAnsiTheme="minorHAnsi" w:cstheme="minorHAnsi"/>
+          <w:color w:val="auto"/>
+          <w:sz w:val="22"/>
+          <w:szCs w:val="22"/>
+          <w:lang w:eastAsia="ca-ES"/>
+        </w:rPr>
+        <w:t>Pederson, 2022</w:t>
+      </w:r>
+      <w:commentRangeEnd w:id="5"/>
+      <w:r>
+        <w:rPr>
+          <w:rStyle w:val="Refdecomentario"/>
+          <w:rFonts w:ascii="Calibri" w:eastAsia="Calibri" w:hAnsi="Calibri" w:cs="Calibri"/>
+          <w:color w:val="auto"/>
+        </w:rPr>
+        <w:commentReference w:id="5"/>
+      </w:r>
+      <w:r>
+        <w:rPr>
+          <w:rFonts w:asciiTheme="minorHAnsi" w:eastAsia="Times New Roman" w:hAnsiTheme="minorHAnsi" w:cstheme="minorHAnsi"/>
+          <w:color w:val="auto"/>
+          <w:sz w:val="22"/>
+          <w:szCs w:val="22"/>
+          <w:lang w:eastAsia="ca-ES"/>
+        </w:rPr>
+        <w:t>)</w:t>
+      </w:r>
+      <w:r>
+        <w:rPr>
+          <w:rFonts w:asciiTheme="minorHAnsi" w:eastAsia="Times New Roman" w:hAnsiTheme="minorHAnsi" w:cstheme="minorHAnsi"/>
+          <w:color w:val="auto"/>
+          <w:sz w:val="22"/>
+          <w:szCs w:val="22"/>
+          <w:lang w:eastAsia="ca-ES"/>
+        </w:rPr>
+        <w:t xml:space="preserve"> were used together with </w:t>
+      </w:r>
+      <w:proofErr w:type="spellStart"/>
+      <w:r>
+        <w:rPr>
+          <w:rFonts w:asciiTheme="minorHAnsi" w:eastAsia="Times New Roman" w:hAnsiTheme="minorHAnsi" w:cstheme="minorHAnsi"/>
+          <w:color w:val="auto"/>
+          <w:sz w:val="22"/>
+          <w:szCs w:val="22"/>
+          <w:lang w:eastAsia="ca-ES"/>
+        </w:rPr>
+        <w:t>binom</w:t>
+      </w:r>
+      <w:proofErr w:type="spellEnd"/>
+      <w:r>
+        <w:rPr>
+          <w:rFonts w:asciiTheme="minorHAnsi" w:eastAsia="Times New Roman" w:hAnsiTheme="minorHAnsi" w:cstheme="minorHAnsi"/>
+          <w:color w:val="auto"/>
+          <w:sz w:val="22"/>
+          <w:szCs w:val="22"/>
+          <w:lang w:eastAsia="ca-ES"/>
+        </w:rPr>
+        <w:t xml:space="preserve"> package (</w:t>
+      </w:r>
+      <w:commentRangeStart w:id="6"/>
+      <w:proofErr w:type="spellStart"/>
+      <w:r>
+        <w:rPr>
+          <w:rFonts w:asciiTheme="minorHAnsi" w:eastAsia="Times New Roman" w:hAnsiTheme="minorHAnsi" w:cstheme="minorHAnsi"/>
+          <w:color w:val="auto"/>
+          <w:sz w:val="22"/>
+          <w:szCs w:val="22"/>
+          <w:lang w:eastAsia="ca-ES"/>
+        </w:rPr>
+        <w:t>Dorai</w:t>
+      </w:r>
+      <w:proofErr w:type="spellEnd"/>
+      <w:r>
+        <w:rPr>
+          <w:rFonts w:asciiTheme="minorHAnsi" w:eastAsia="Times New Roman" w:hAnsiTheme="minorHAnsi" w:cstheme="minorHAnsi"/>
+          <w:color w:val="auto"/>
+          <w:sz w:val="22"/>
+          <w:szCs w:val="22"/>
+          <w:lang w:eastAsia="ca-ES"/>
+        </w:rPr>
+        <w:t>-Raj, 2022</w:t>
+      </w:r>
+      <w:commentRangeEnd w:id="6"/>
+      <w:r>
+        <w:rPr>
+          <w:rStyle w:val="Refdecomentario"/>
+          <w:rFonts w:ascii="Calibri" w:eastAsia="Calibri" w:hAnsi="Calibri" w:cs="Calibri"/>
+          <w:color w:val="auto"/>
+        </w:rPr>
+        <w:commentReference w:id="6"/>
+      </w:r>
+      <w:r>
+        <w:rPr>
+          <w:rFonts w:asciiTheme="minorHAnsi" w:eastAsia="Times New Roman" w:hAnsiTheme="minorHAnsi" w:cstheme="minorHAnsi"/>
+          <w:color w:val="auto"/>
+          <w:sz w:val="22"/>
+          <w:szCs w:val="22"/>
+          <w:lang w:eastAsia="ca-ES"/>
+        </w:rPr>
+        <w:t>) to create the binomial confidence intervals in figure 2.</w:t>
       </w:r>
     </w:p>
     <w:p>
       <w:pPr>
         <w:spacing w:line="480" w:lineRule="auto"/>
+        <w:ind w:firstLine="709"/>
         <w:jc w:val="both"/>
         <w:rPr>
-          <w:highlight w:val="yellow"/>
-          <w:lang w:eastAsia="ca-ES"/>
-        </w:rPr>
-      </w:pPr>
-      <w:r>
-        <w:rPr>
-          <w:highlight w:val="yellow"/>
-          <w:lang w:eastAsia="ca-ES"/>
-        </w:rPr>
-        <w:t>To calculated community means, first we transformed raw germination data to log transformed odd ratios, which already gives us information about if the response to a specific treatment is better or worse (germinating) compared to the control treatment. WE applied xx from xx package…</w:t>
+          <w:lang w:eastAsia="ca-ES"/>
+        </w:rPr>
+      </w:pPr>
+      <w:r>
+        <w:rPr>
+          <w:lang w:eastAsia="ca-ES"/>
+        </w:rPr>
+        <w:t xml:space="preserve">For the community level analysis data needed to be </w:t>
+      </w:r>
+      <w:proofErr w:type="spellStart"/>
+      <w:r>
+        <w:rPr>
+          <w:lang w:eastAsia="ca-ES"/>
+        </w:rPr>
+        <w:t>preprocessed</w:t>
+      </w:r>
+      <w:proofErr w:type="spellEnd"/>
+      <w:r>
+        <w:rPr>
+          <w:lang w:eastAsia="ca-ES"/>
+        </w:rPr>
+        <w:t xml:space="preserve"> in order to create the three matrices needed for analysis and as mentioned above the </w:t>
+      </w:r>
+      <w:proofErr w:type="gramStart"/>
+      <w:r>
+        <w:rPr>
+          <w:lang w:eastAsia="ca-ES"/>
+        </w:rPr>
+        <w:t>8</w:t>
+      </w:r>
+      <w:proofErr w:type="gramEnd"/>
+      <w:r>
+        <w:rPr>
+          <w:lang w:eastAsia="ca-ES"/>
+        </w:rPr>
+        <w:t xml:space="preserve"> species without any germination were completely removed from analysis.</w:t>
+      </w:r>
+      <w:r>
+        <w:rPr>
+          <w:lang w:eastAsia="ca-ES"/>
+        </w:rPr>
+        <w:t xml:space="preserve"> (1) </w:t>
+      </w:r>
+      <w:r>
+        <w:rPr>
+          <w:lang w:eastAsia="ca-ES"/>
+        </w:rPr>
+        <w:t>Species x trait matrices: germination traits (</w:t>
+      </w:r>
+      <w:r>
+        <w:rPr>
+          <w:lang w:eastAsia="ca-ES"/>
+        </w:rPr>
+        <w:t>n=</w:t>
+      </w:r>
+      <w:r>
+        <w:rPr>
+          <w:lang w:eastAsia="ca-ES"/>
+        </w:rPr>
+        <w:t xml:space="preserve">3) we calculated transforming the final germination (per treatment and species) to log odd ratios (always in comparison with germination in control treatment) using the output from </w:t>
+      </w:r>
+      <w:proofErr w:type="spellStart"/>
+      <w:r>
+        <w:rPr>
+          <w:lang w:eastAsia="ca-ES"/>
+        </w:rPr>
+        <w:t>glms</w:t>
+      </w:r>
+      <w:proofErr w:type="spellEnd"/>
+      <w:r>
+        <w:rPr>
+          <w:lang w:eastAsia="ca-ES"/>
+        </w:rPr>
+        <w:t xml:space="preserve"> with binomial family. For the other  plant traits (</w:t>
+      </w:r>
+      <w:r>
+        <w:rPr>
+          <w:lang w:eastAsia="ca-ES"/>
+        </w:rPr>
+        <w:t>n=</w:t>
+      </w:r>
+      <w:r>
+        <w:rPr>
+          <w:lang w:eastAsia="ca-ES"/>
+        </w:rPr>
+        <w:t>5): seed mass (mg), plant height (cm) and leaf area (mm2) were log transform to maintain normal distribution of the data while LDMC and SLA remained with original scales. For the Mediterranean community one species (</w:t>
+      </w:r>
+      <w:proofErr w:type="spellStart"/>
+      <w:r>
+        <w:rPr>
+          <w:i/>
+          <w:lang w:eastAsia="ca-ES"/>
+        </w:rPr>
+        <w:t>Jasione</w:t>
+      </w:r>
+      <w:proofErr w:type="spellEnd"/>
+      <w:r>
+        <w:rPr>
+          <w:i/>
+          <w:lang w:eastAsia="ca-ES"/>
+        </w:rPr>
+        <w:t xml:space="preserve"> </w:t>
+      </w:r>
+      <w:proofErr w:type="spellStart"/>
+      <w:r>
+        <w:rPr>
+          <w:i/>
+          <w:lang w:eastAsia="ca-ES"/>
+        </w:rPr>
+        <w:t>laevis</w:t>
+      </w:r>
+      <w:proofErr w:type="spellEnd"/>
+      <w:r>
+        <w:rPr>
+          <w:lang w:eastAsia="ca-ES"/>
+        </w:rPr>
+        <w:t xml:space="preserve"> was missing leaf traits, thus the species was also removed from analysis), all species from the temperate community had the full dataset of traits complete.</w:t>
+      </w:r>
+      <w:r>
+        <w:rPr>
+          <w:lang w:eastAsia="ca-ES"/>
+        </w:rPr>
+        <w:t xml:space="preserve"> (2) </w:t>
+      </w:r>
+      <w:r>
+        <w:rPr>
+          <w:lang w:eastAsia="ca-ES"/>
+        </w:rPr>
+        <w:t>Species x plot matrices: raw cover data (in percentage) was transformed to relative cover</w:t>
+      </w:r>
+      <w:r>
+        <w:rPr>
+          <w:lang w:eastAsia="ca-ES"/>
+        </w:rPr>
+        <w:t xml:space="preserve"> according to the maximum </w:t>
+      </w:r>
+      <w:r>
+        <w:rPr>
+          <w:lang w:eastAsia="ca-ES"/>
+        </w:rPr>
+        <w:lastRenderedPageBreak/>
+        <w:t>vegetation cover recorded (sum of all species cover)</w:t>
+      </w:r>
+      <w:r>
+        <w:rPr>
+          <w:lang w:eastAsia="ca-ES"/>
+        </w:rPr>
+        <w:t xml:space="preserve"> and we decided to only keep those plots which had more than 79% of the relative cover with germination trait data</w:t>
+      </w:r>
+      <w:r>
+        <w:rPr>
+          <w:lang w:eastAsia="ca-ES"/>
+        </w:rPr>
+        <w:t>.</w:t>
+      </w:r>
+      <w:r>
+        <w:rPr>
+          <w:lang w:eastAsia="ca-ES"/>
+        </w:rPr>
+        <w:t xml:space="preserve"> Additionally we also transformed abundance to presence/absence data.</w:t>
+      </w:r>
+      <w:r>
+        <w:rPr>
+          <w:lang w:eastAsia="ca-ES"/>
+        </w:rPr>
+        <w:t xml:space="preserve"> </w:t>
+      </w:r>
+      <w:r>
+        <w:rPr>
+          <w:lang w:eastAsia="ca-ES"/>
+        </w:rPr>
+        <w:t xml:space="preserve"> (3) </w:t>
+      </w:r>
+      <w:r>
+        <w:rPr>
+          <w:lang w:eastAsia="ca-ES"/>
+        </w:rPr>
+        <w:t>Plot x environmental data</w:t>
+      </w:r>
+      <w:r>
+        <w:rPr>
+          <w:lang w:eastAsia="ca-ES"/>
+        </w:rPr>
+        <w:t xml:space="preserve"> matrices</w:t>
+      </w:r>
+      <w:r>
+        <w:rPr>
+          <w:lang w:eastAsia="ca-ES"/>
+        </w:rPr>
+        <w:t>:</w:t>
+      </w:r>
+      <w:r>
+        <w:rPr>
+          <w:lang w:eastAsia="ca-ES"/>
+        </w:rPr>
+        <w:t xml:space="preserve"> </w:t>
+      </w:r>
+      <w:r>
+        <w:rPr>
+          <w:lang w:eastAsia="ca-ES"/>
+        </w:rPr>
+        <w:t>elevation and previously selected</w:t>
+      </w:r>
+      <w:r>
+        <w:rPr>
+          <w:lang w:eastAsia="ca-ES"/>
+        </w:rPr>
+        <w:t xml:space="preserve"> bioclimatic indices </w:t>
+      </w:r>
+      <w:proofErr w:type="gramStart"/>
+      <w:r>
+        <w:rPr>
+          <w:lang w:eastAsia="ca-ES"/>
+        </w:rPr>
+        <w:t>were calculate</w:t>
+      </w:r>
+      <w:r>
+        <w:rPr>
+          <w:lang w:eastAsia="ca-ES"/>
+        </w:rPr>
+        <w:t>d</w:t>
+      </w:r>
+      <w:proofErr w:type="gramEnd"/>
+      <w:r>
+        <w:rPr>
+          <w:lang w:eastAsia="ca-ES"/>
+        </w:rPr>
+        <w:t xml:space="preserve"> for the plots that had more than 79% of the relative cover with germination trait data</w:t>
+      </w:r>
+      <w:r>
+        <w:rPr>
+          <w:lang w:eastAsia="ca-ES"/>
+        </w:rPr>
+        <w:t>.</w:t>
+      </w:r>
+      <w:r>
+        <w:rPr>
+          <w:lang w:eastAsia="ca-ES"/>
+        </w:rPr>
+        <w:t xml:space="preserve"> </w:t>
+      </w:r>
+      <w:r>
+        <w:rPr>
+          <w:lang w:eastAsia="ca-ES"/>
+        </w:rPr>
+        <w:t xml:space="preserve">Final matrices were composed of 51 plots x 21 species x 8 traits in the Mediterranean community and 47 plots x 26 species x 8 traits in the </w:t>
+      </w:r>
+      <w:r>
+        <w:rPr>
+          <w:lang w:eastAsia="ca-ES"/>
+        </w:rPr>
+        <w:t>t</w:t>
+      </w:r>
+      <w:r>
+        <w:rPr>
+          <w:lang w:eastAsia="ca-ES"/>
+        </w:rPr>
+        <w:t xml:space="preserve">emperate community. </w:t>
       </w:r>
     </w:p>
     <w:p>
       <w:pPr>
         <w:spacing w:line="480" w:lineRule="auto"/>
+        <w:ind w:firstLine="709"/>
         <w:jc w:val="both"/>
         <w:rPr>
-          <w:highlight w:val="yellow"/>
-          <w:lang w:eastAsia="ca-ES"/>
-        </w:rPr>
-      </w:pPr>
-      <w:r>
-        <w:rPr>
-          <w:highlight w:val="yellow"/>
-          <w:lang w:eastAsia="ca-ES"/>
-        </w:rPr>
-        <w:lastRenderedPageBreak/>
-        <w:t xml:space="preserve">To calculate niche dissimilarity we followed the procedure detailed in (book Lars) with coverage data using </w:t>
-      </w:r>
-      <w:proofErr w:type="spellStart"/>
-      <w:r>
-        <w:rPr>
-          <w:highlight w:val="yellow"/>
-          <w:lang w:eastAsia="ca-ES"/>
-        </w:rPr>
-        <w:t>pacakage</w:t>
-      </w:r>
-      <w:proofErr w:type="spellEnd"/>
-      <w:r>
-        <w:rPr>
-          <w:highlight w:val="yellow"/>
-          <w:lang w:eastAsia="ca-ES"/>
-        </w:rPr>
-        <w:t xml:space="preserve"> xxx….</w:t>
-      </w:r>
+          <w:lang w:eastAsia="ca-ES"/>
+        </w:rPr>
+      </w:pPr>
+      <w:r>
+        <w:rPr>
+          <w:lang w:eastAsia="ca-ES"/>
+        </w:rPr>
+        <w:t>Community Means</w:t>
+      </w:r>
+      <w:r>
+        <w:rPr>
+          <w:lang w:eastAsia="ca-ES"/>
+        </w:rPr>
+        <w:t xml:space="preserve"> (CM)</w:t>
+      </w:r>
+      <w:r>
+        <w:rPr>
+          <w:lang w:eastAsia="ca-ES"/>
+        </w:rPr>
+        <w:t xml:space="preserve"> and Community Weighted Means (CWM)</w:t>
+      </w:r>
+      <w:r>
+        <w:rPr>
+          <w:lang w:eastAsia="ca-ES"/>
+        </w:rPr>
+        <w:t xml:space="preserve"> w</w:t>
+      </w:r>
+      <w:r>
+        <w:rPr>
+          <w:lang w:eastAsia="ca-ES"/>
+        </w:rPr>
+        <w:t>ere</w:t>
+      </w:r>
+      <w:r>
+        <w:rPr>
+          <w:lang w:eastAsia="ca-ES"/>
+        </w:rPr>
+        <w:t xml:space="preserve"> calculated using </w:t>
+      </w:r>
+      <w:proofErr w:type="spellStart"/>
+      <w:r>
+        <w:rPr>
+          <w:lang w:eastAsia="ca-ES"/>
+        </w:rPr>
+        <w:t>functcomp</w:t>
+      </w:r>
+      <w:proofErr w:type="spellEnd"/>
+      <w:r>
+        <w:rPr>
+          <w:lang w:eastAsia="ca-ES"/>
+        </w:rPr>
+        <w:t xml:space="preserve"> function (FD package, </w:t>
+      </w:r>
+      <w:commentRangeStart w:id="7"/>
+      <w:proofErr w:type="spellStart"/>
+      <w:r>
+        <w:rPr>
+          <w:lang w:eastAsia="ca-ES"/>
+        </w:rPr>
+        <w:t>Laliberté</w:t>
+      </w:r>
+      <w:proofErr w:type="spellEnd"/>
+      <w:r>
+        <w:rPr>
+          <w:lang w:eastAsia="ca-ES"/>
+        </w:rPr>
+        <w:t>, Legendre and Shipley 2014</w:t>
+      </w:r>
+      <w:commentRangeEnd w:id="7"/>
+      <w:r>
+        <w:rPr>
+          <w:rStyle w:val="Refdecomentario"/>
+          <w:rFonts w:ascii="Calibri" w:eastAsia="Calibri" w:hAnsi="Calibri" w:cs="Calibri"/>
+        </w:rPr>
+        <w:commentReference w:id="7"/>
+      </w:r>
+      <w:r>
+        <w:rPr>
+          <w:lang w:eastAsia="ca-ES"/>
+        </w:rPr>
+        <w:t xml:space="preserve">) with the presence/absence data </w:t>
+      </w:r>
+      <w:r>
+        <w:rPr>
+          <w:lang w:eastAsia="ca-ES"/>
+        </w:rPr>
+        <w:t>or abundance data, respectively, and species x trait data</w:t>
+      </w:r>
+      <w:r>
+        <w:rPr>
+          <w:lang w:eastAsia="ca-ES"/>
+        </w:rPr>
+        <w:t xml:space="preserve">. </w:t>
+      </w:r>
+      <w:r>
+        <w:rPr>
+          <w:lang w:eastAsia="ca-ES"/>
+        </w:rPr>
+        <w:t>Normality of the CM</w:t>
+      </w:r>
+      <w:r>
+        <w:rPr>
+          <w:lang w:eastAsia="ca-ES"/>
+        </w:rPr>
+        <w:t xml:space="preserve"> and CWM</w:t>
+      </w:r>
+      <w:r>
+        <w:rPr>
+          <w:lang w:eastAsia="ca-ES"/>
+        </w:rPr>
+        <w:t xml:space="preserve"> was visually assess and their relationship with bioclimatic indices tested using </w:t>
+      </w:r>
+      <w:proofErr w:type="spellStart"/>
+      <w:r>
+        <w:rPr>
+          <w:lang w:eastAsia="ca-ES"/>
+        </w:rPr>
+        <w:t>glm</w:t>
+      </w:r>
+      <w:proofErr w:type="spellEnd"/>
+      <w:r>
+        <w:rPr>
+          <w:lang w:eastAsia="ca-ES"/>
+        </w:rPr>
+        <w:t xml:space="preserve"> function (stats package)</w:t>
+      </w:r>
+      <w:r>
+        <w:rPr>
+          <w:lang w:eastAsia="ca-ES"/>
+        </w:rPr>
+        <w:t>.</w:t>
+      </w:r>
+    </w:p>
+    <w:p>
+      <w:pPr>
+        <w:spacing w:line="480" w:lineRule="auto"/>
+        <w:ind w:firstLine="709"/>
+        <w:jc w:val="both"/>
+        <w:rPr>
+          <w:lang w:eastAsia="ca-ES"/>
+        </w:rPr>
+      </w:pPr>
+      <w:r>
+        <w:rPr>
+          <w:lang w:eastAsia="ca-ES"/>
+        </w:rPr>
+        <w:t xml:space="preserve">To tackle the functional diversity analysis we separately calculated distance matrix from germination traits (using </w:t>
+      </w:r>
+      <w:proofErr w:type="spellStart"/>
+      <w:r>
+        <w:rPr>
+          <w:lang w:eastAsia="ca-ES"/>
+        </w:rPr>
+        <w:t>gowdis</w:t>
+      </w:r>
+      <w:proofErr w:type="spellEnd"/>
+      <w:r>
+        <w:rPr>
+          <w:lang w:eastAsia="ca-ES"/>
+        </w:rPr>
+        <w:t xml:space="preserve"> function from FD package) and adult plant traits (using </w:t>
+      </w:r>
+      <w:proofErr w:type="spellStart"/>
+      <w:r>
+        <w:rPr>
+          <w:lang w:eastAsia="ca-ES"/>
+        </w:rPr>
+        <w:t>gawdis</w:t>
+      </w:r>
+      <w:proofErr w:type="spellEnd"/>
+      <w:r>
+        <w:rPr>
+          <w:lang w:eastAsia="ca-ES"/>
+        </w:rPr>
+        <w:t xml:space="preserve"> from </w:t>
+      </w:r>
+      <w:commentRangeStart w:id="8"/>
+      <w:proofErr w:type="spellStart"/>
+      <w:r>
+        <w:rPr>
+          <w:lang w:eastAsia="ca-ES"/>
+        </w:rPr>
+        <w:t>gawdis</w:t>
+      </w:r>
+      <w:proofErr w:type="spellEnd"/>
+      <w:r>
+        <w:rPr>
+          <w:lang w:eastAsia="ca-ES"/>
+        </w:rPr>
+        <w:t xml:space="preserve"> package</w:t>
+      </w:r>
+      <w:commentRangeEnd w:id="8"/>
+      <w:r>
+        <w:rPr>
+          <w:rStyle w:val="Refdecomentario"/>
+          <w:rFonts w:ascii="Calibri" w:eastAsia="Calibri" w:hAnsi="Calibri" w:cs="Calibri"/>
+        </w:rPr>
+        <w:commentReference w:id="8"/>
+      </w:r>
+      <w:r>
+        <w:rPr>
+          <w:lang w:eastAsia="ca-ES"/>
+        </w:rPr>
+        <w:t>),</w:t>
+      </w:r>
+      <w:r>
+        <w:rPr>
+          <w:lang w:eastAsia="ca-ES"/>
+        </w:rPr>
+        <w:t xml:space="preserve"> here we specified that the three leaf traits (leaf area, LDMC and SLA) are part of the same group so their individual weights </w:t>
+      </w:r>
+      <w:proofErr w:type="gramStart"/>
+      <w:r>
+        <w:rPr>
+          <w:lang w:eastAsia="ca-ES"/>
+        </w:rPr>
+        <w:t>are reduced</w:t>
+      </w:r>
+      <w:proofErr w:type="gramEnd"/>
+      <w:r>
+        <w:rPr>
+          <w:lang w:eastAsia="ca-ES"/>
+        </w:rPr>
+        <w:t xml:space="preserve"> to 1/3</w:t>
+      </w:r>
+      <w:r>
+        <w:rPr>
+          <w:lang w:eastAsia="ca-ES"/>
+        </w:rPr>
+        <w:t>.</w:t>
+      </w:r>
+      <w:r>
+        <w:rPr>
+          <w:lang w:eastAsia="ca-ES"/>
+        </w:rPr>
+        <w:t xml:space="preserve"> From distance </w:t>
+      </w:r>
+      <w:proofErr w:type="gramStart"/>
+      <w:r>
+        <w:rPr>
+          <w:lang w:eastAsia="ca-ES"/>
+        </w:rPr>
+        <w:t>matrices</w:t>
+      </w:r>
+      <w:proofErr w:type="gramEnd"/>
+      <w:r>
+        <w:rPr>
+          <w:lang w:eastAsia="ca-ES"/>
+        </w:rPr>
+        <w:t xml:space="preserve"> we used the function melodic (</w:t>
+      </w:r>
+      <w:commentRangeStart w:id="9"/>
+      <w:proofErr w:type="spellStart"/>
+      <w:r>
+        <w:rPr>
+          <w:lang w:eastAsia="ca-ES"/>
+        </w:rPr>
+        <w:t>Götzenberger</w:t>
+      </w:r>
+      <w:proofErr w:type="spellEnd"/>
+      <w:r>
+        <w:rPr>
+          <w:lang w:eastAsia="ca-ES"/>
+        </w:rPr>
+        <w:t xml:space="preserve"> et al., 2021</w:t>
+      </w:r>
+      <w:commentRangeEnd w:id="9"/>
+      <w:r>
+        <w:rPr>
+          <w:rStyle w:val="Refdecomentario"/>
+          <w:rFonts w:ascii="Calibri" w:eastAsia="Calibri" w:hAnsi="Calibri" w:cs="Calibri"/>
+        </w:rPr>
+        <w:commentReference w:id="9"/>
+      </w:r>
+      <w:r>
+        <w:rPr>
+          <w:lang w:eastAsia="ca-ES"/>
+        </w:rPr>
+        <w:t xml:space="preserve">) to calculate Mean </w:t>
+      </w:r>
+      <w:proofErr w:type="spellStart"/>
+      <w:r>
+        <w:rPr>
+          <w:lang w:eastAsia="ca-ES"/>
+        </w:rPr>
+        <w:t>Pairwirse</w:t>
+      </w:r>
+      <w:proofErr w:type="spellEnd"/>
+      <w:r>
+        <w:rPr>
+          <w:lang w:eastAsia="ca-ES"/>
+        </w:rPr>
+        <w:t xml:space="preserve"> Dissimilarity (MPD) and </w:t>
+      </w:r>
+      <w:proofErr w:type="spellStart"/>
+      <w:r>
+        <w:rPr>
+          <w:lang w:eastAsia="ca-ES"/>
+        </w:rPr>
+        <w:t>RaoQ</w:t>
+      </w:r>
+      <w:proofErr w:type="spellEnd"/>
+      <w:r>
+        <w:rPr>
+          <w:lang w:eastAsia="ca-ES"/>
+        </w:rPr>
+        <w:t xml:space="preserve"> indices. Obtaining </w:t>
+      </w:r>
+      <w:proofErr w:type="gramStart"/>
+      <w:r>
+        <w:rPr>
+          <w:lang w:eastAsia="ca-ES"/>
+        </w:rPr>
+        <w:t>this functional indices</w:t>
+      </w:r>
+      <w:proofErr w:type="gramEnd"/>
+      <w:r>
+        <w:rPr>
+          <w:lang w:eastAsia="ca-ES"/>
+        </w:rPr>
+        <w:t xml:space="preserve"> for both germination traits and plant traits. </w:t>
+      </w:r>
+      <w:r>
+        <w:rPr>
+          <w:lang w:eastAsia="ca-ES"/>
+        </w:rPr>
+        <w:t xml:space="preserve">Normality of the </w:t>
+      </w:r>
+      <w:r>
+        <w:rPr>
+          <w:lang w:eastAsia="ca-ES"/>
+        </w:rPr>
+        <w:t xml:space="preserve">MDP and </w:t>
+      </w:r>
+      <w:proofErr w:type="spellStart"/>
+      <w:r>
+        <w:rPr>
+          <w:lang w:eastAsia="ca-ES"/>
+        </w:rPr>
+        <w:t>RaoQ</w:t>
+      </w:r>
+      <w:proofErr w:type="spellEnd"/>
+      <w:r>
+        <w:rPr>
+          <w:lang w:eastAsia="ca-ES"/>
+        </w:rPr>
+        <w:t xml:space="preserve"> indices</w:t>
+      </w:r>
+      <w:r>
+        <w:rPr>
+          <w:lang w:eastAsia="ca-ES"/>
+        </w:rPr>
+        <w:t xml:space="preserve"> was visually assess and their relationship with bioclimatic indices tested using </w:t>
+      </w:r>
+      <w:proofErr w:type="spellStart"/>
+      <w:r>
+        <w:rPr>
+          <w:lang w:eastAsia="ca-ES"/>
+        </w:rPr>
+        <w:t>glm</w:t>
+      </w:r>
+      <w:proofErr w:type="spellEnd"/>
+      <w:r>
+        <w:rPr>
+          <w:lang w:eastAsia="ca-ES"/>
+        </w:rPr>
+        <w:t xml:space="preserve"> function (stats package).</w:t>
+      </w:r>
+    </w:p>
+    <w:p>
+      <w:pPr>
+        <w:spacing w:line="480" w:lineRule="auto"/>
+        <w:jc w:val="both"/>
+        <w:rPr>
+          <w:lang w:eastAsia="ca-ES"/>
+        </w:rPr>
+      </w:pPr>
     </w:p>
     <w:p>
       <w:pPr>
@@ -8568,6 +9790,7 @@
         <w:jc w:val="both"/>
       </w:pPr>
       <w:r>
+        <w:lastRenderedPageBreak/>
         <w:t>3.</w:t>
       </w:r>
       <w:r>
@@ -8581,7 +9804,16 @@
         <w:jc w:val="both"/>
       </w:pPr>
       <w:r>
-        <w:t xml:space="preserve">3.1. Describe germination response to the germination drivers </w:t>
+        <w:t>3.1. Germination</w:t>
+      </w:r>
+      <w:r>
+        <w:t xml:space="preserve"> response</w:t>
+      </w:r>
+      <w:r>
+        <w:t xml:space="preserve">s to main </w:t>
+      </w:r>
+      <w:r>
+        <w:t xml:space="preserve">drivers </w:t>
       </w:r>
     </w:p>
     <w:p>
@@ -8619,11 +9851,29 @@
       </w:r>
       <w:proofErr w:type="gramStart"/>
       <w:r>
-        <w:t>were performed</w:t>
+        <w:t>were performed separatel</w:t>
+      </w:r>
+      <w:r>
+        <w:t xml:space="preserve">y for each community and showed that </w:t>
+      </w:r>
+      <w:r>
+        <w:t>both communities responded consistently to germination drivers</w:t>
+      </w:r>
+      <w:r>
+        <w:t xml:space="preserve"> (details in </w:t>
+      </w:r>
+      <w:r>
+        <w:rPr>
+          <w:highlight w:val="yellow"/>
+        </w:rPr>
+        <w:t>Supplementary table xx</w:t>
+      </w:r>
+      <w:r>
+        <w:t>)</w:t>
       </w:r>
       <w:proofErr w:type="gramEnd"/>
       <w:r>
-        <w:t xml:space="preserve"> separately for each community, nevertheless, both communities responded consistently to germination drivers. Germination does not significantly differs between control (with alternating temperatures) and constant temperatures and there is a significant (</w:t>
+        <w:t>. Germination does not significantly differs between control (with alternating temperatures) and constant temperatures and there is a significant (</w:t>
       </w:r>
       <w:proofErr w:type="spellStart"/>
       <w:r>
@@ -8728,11 +9978,13 @@
         <w:t xml:space="preserve">germination </w:t>
       </w:r>
       <w:r>
-        <w:t xml:space="preserve">treatments studied. Bars represent the mean germination </w:t>
-      </w:r>
-      <w:r>
-        <w:lastRenderedPageBreak/>
-        <w:t xml:space="preserve">observed and each treatment (in different </w:t>
+        <w:t xml:space="preserve">treatments studied. Bars represent the mean germination observed </w:t>
+      </w:r>
+      <w:r>
+        <w:t>per</w:t>
+      </w:r>
+      <w:r>
+        <w:t xml:space="preserve"> each treatment (in different </w:t>
       </w:r>
       <w:proofErr w:type="spellStart"/>
       <w:r>
@@ -8740,7 +9992,27 @@
       </w:r>
       <w:proofErr w:type="spellEnd"/>
       <w:r>
-        <w:t xml:space="preserve">). Error bars represent binomial confidence intervals. </w:t>
+        <w:t>)</w:t>
+      </w:r>
+      <w:r>
+        <w:t xml:space="preserve"> in each community</w:t>
+      </w:r>
+      <w:r>
+        <w:t>. Error bars represent binomial confidence intervals</w:t>
+      </w:r>
+      <w:r>
+        <w:t xml:space="preserve"> calculated using </w:t>
+      </w:r>
+      <w:proofErr w:type="spellStart"/>
+      <w:r>
+        <w:t>binom.confint</w:t>
+      </w:r>
+      <w:proofErr w:type="spellEnd"/>
+      <w:r>
+        <w:t xml:space="preserve"> function</w:t>
+      </w:r>
+      <w:r>
+        <w:t xml:space="preserve">. </w:t>
       </w:r>
     </w:p>
     <w:p>
@@ -8750,7 +10022,16 @@
         <w:jc w:val="both"/>
       </w:pPr>
       <w:r>
-        <w:t>3.2. Community means in response to mi</w:t>
+        <w:lastRenderedPageBreak/>
+        <w:t xml:space="preserve">3.2. Community </w:t>
+      </w:r>
+      <w:r>
+        <w:t xml:space="preserve">(weighted) </w:t>
+      </w:r>
+      <w:bookmarkStart w:id="10" w:name="_GoBack"/>
+      <w:bookmarkEnd w:id="10"/>
+      <w:r>
+        <w:t>means in response to mi</w:t>
       </w:r>
       <w:r>
         <w:t>c</w:t>
@@ -8817,6 +10098,9 @@
       </w:r>
       <w:r>
         <w:t xml:space="preserve"> we are not comparing it, only using it to calculate species realized niche (optimal adult conditions)</w:t>
+      </w:r>
+      <w:r>
+        <w:t xml:space="preserve"> and as response variable to CM, CWM and FD patterns. </w:t>
       </w:r>
     </w:p>
     <w:p>
@@ -8868,7 +10152,7 @@
         <w:annotationRef/>
       </w:r>
       <w:r>
-        <w:t>From SEEDALP proposal!</w:t>
+        <w:t>Rewrite From SEEDALP proposal!</w:t>
       </w:r>
     </w:p>
   </w:comment>
@@ -8904,7 +10188,7 @@
       </w:r>
     </w:p>
   </w:comment>
-  <w:comment w:id="2" w:author="Cuenta Microsoft" w:date="2024-10-04T16:23:00Z" w:initials="CM">
+  <w:comment w:id="2" w:author="CLARA ESPINOSA DEL ALBA" w:date="2024-01-30T15:27:00Z" w:initials="CE">
     <w:p>
       <w:pPr>
         <w:pStyle w:val="Textocomentario"/>
@@ -8916,31 +10200,1144 @@
         <w:annotationRef/>
       </w:r>
       <w:r>
-        <w:t xml:space="preserve">From </w:t>
-      </w:r>
-      <w:proofErr w:type="spellStart"/>
-      <w:r>
-        <w:t>Picos</w:t>
-      </w:r>
-      <w:proofErr w:type="spellEnd"/>
-      <w:r>
-        <w:t xml:space="preserve"> paper, rewrite!</w:t>
+        <w:t>Still to be determined!</w:t>
       </w:r>
     </w:p>
   </w:comment>
-  <w:comment w:id="4" w:author="CLARA ESPINOSA DEL ALBA" w:date="2024-01-30T15:27:00Z" w:initials="CE">
+  <w:comment w:id="3" w:author="Cuenta Microsoft" w:date="2024-10-08T11:28:00Z" w:initials="CM">
     <w:p>
       <w:pPr>
+        <w:pStyle w:val="HTMLconformatoprevio"/>
+        <w:shd w:val="clear" w:color="auto" w:fill="002240"/>
+        <w:wordWrap w:val="0"/>
+        <w:rPr>
+          <w:rFonts w:ascii="Lucida Sans Typewriter" w:hAnsi="Lucida Sans Typewriter"/>
+          <w:color w:val="FFFFFF"/>
+        </w:rPr>
+      </w:pPr>
+      <w:r>
+        <w:rPr>
+          <w:rStyle w:val="Refdecomentario"/>
+        </w:rPr>
+        <w:annotationRef/>
+      </w:r>
+      <w:r>
+        <w:rPr>
+          <w:rFonts w:ascii="Lucida Sans Typewriter" w:hAnsi="Lucida Sans Typewriter"/>
+          <w:color w:val="FFFFFF"/>
+          <w:bdr w:val="none" w:sz="0" w:space="0" w:color="auto" w:frame="1"/>
+        </w:rPr>
+        <w:t xml:space="preserve">H. </w:t>
+      </w:r>
+      <w:proofErr w:type="spellStart"/>
+      <w:r>
+        <w:rPr>
+          <w:rFonts w:ascii="Lucida Sans Typewriter" w:hAnsi="Lucida Sans Typewriter"/>
+          <w:color w:val="FFFFFF"/>
+          <w:bdr w:val="none" w:sz="0" w:space="0" w:color="auto" w:frame="1"/>
+        </w:rPr>
+        <w:t>Wickham</w:t>
+      </w:r>
+      <w:proofErr w:type="spellEnd"/>
+      <w:r>
+        <w:rPr>
+          <w:rFonts w:ascii="Lucida Sans Typewriter" w:hAnsi="Lucida Sans Typewriter"/>
+          <w:color w:val="FFFFFF"/>
+          <w:bdr w:val="none" w:sz="0" w:space="0" w:color="auto" w:frame="1"/>
+        </w:rPr>
+        <w:t xml:space="preserve">. ggplot2: Elegant </w:t>
+      </w:r>
+      <w:proofErr w:type="spellStart"/>
+      <w:r>
+        <w:rPr>
+          <w:rFonts w:ascii="Lucida Sans Typewriter" w:hAnsi="Lucida Sans Typewriter"/>
+          <w:color w:val="FFFFFF"/>
+          <w:bdr w:val="none" w:sz="0" w:space="0" w:color="auto" w:frame="1"/>
+        </w:rPr>
+        <w:t>Graphics</w:t>
+      </w:r>
+      <w:proofErr w:type="spellEnd"/>
+      <w:r>
+        <w:rPr>
+          <w:rFonts w:ascii="Lucida Sans Typewriter" w:hAnsi="Lucida Sans Typewriter"/>
+          <w:color w:val="FFFFFF"/>
+          <w:bdr w:val="none" w:sz="0" w:space="0" w:color="auto" w:frame="1"/>
+        </w:rPr>
+        <w:t xml:space="preserve"> for Data </w:t>
+      </w:r>
+      <w:proofErr w:type="spellStart"/>
+      <w:r>
+        <w:rPr>
+          <w:rFonts w:ascii="Lucida Sans Typewriter" w:hAnsi="Lucida Sans Typewriter"/>
+          <w:color w:val="FFFFFF"/>
+          <w:bdr w:val="none" w:sz="0" w:space="0" w:color="auto" w:frame="1"/>
+        </w:rPr>
+        <w:t>Analysis</w:t>
+      </w:r>
+      <w:proofErr w:type="spellEnd"/>
+      <w:r>
+        <w:rPr>
+          <w:rFonts w:ascii="Lucida Sans Typewriter" w:hAnsi="Lucida Sans Typewriter"/>
+          <w:color w:val="FFFFFF"/>
+          <w:bdr w:val="none" w:sz="0" w:space="0" w:color="auto" w:frame="1"/>
+        </w:rPr>
+        <w:t xml:space="preserve">. </w:t>
+      </w:r>
+      <w:proofErr w:type="spellStart"/>
+      <w:r>
+        <w:rPr>
+          <w:rFonts w:ascii="Lucida Sans Typewriter" w:hAnsi="Lucida Sans Typewriter"/>
+          <w:color w:val="FFFFFF"/>
+          <w:bdr w:val="none" w:sz="0" w:space="0" w:color="auto" w:frame="1"/>
+        </w:rPr>
+        <w:t>Springer-Verlag</w:t>
+      </w:r>
+      <w:proofErr w:type="spellEnd"/>
+      <w:r>
+        <w:rPr>
+          <w:rFonts w:ascii="Lucida Sans Typewriter" w:hAnsi="Lucida Sans Typewriter"/>
+          <w:color w:val="FFFFFF"/>
+          <w:bdr w:val="none" w:sz="0" w:space="0" w:color="auto" w:frame="1"/>
+        </w:rPr>
+        <w:t xml:space="preserve"> New York, 2016.</w:t>
+      </w:r>
+    </w:p>
+    <w:p>
+      <w:pPr>
         <w:pStyle w:val="Textocomentario"/>
       </w:pPr>
+    </w:p>
+  </w:comment>
+  <w:comment w:id="4" w:author="Cuenta Microsoft" w:date="2024-10-08T11:29:00Z" w:initials="CM">
+    <w:p>
+      <w:pPr>
+        <w:pStyle w:val="HTMLconformatoprevio"/>
+        <w:shd w:val="clear" w:color="auto" w:fill="002240"/>
+        <w:wordWrap w:val="0"/>
+        <w:rPr>
+          <w:rStyle w:val="gntyacmba4b"/>
+          <w:rFonts w:ascii="Lucida Sans Typewriter" w:eastAsiaTheme="majorEastAsia" w:hAnsi="Lucida Sans Typewriter"/>
+          <w:color w:val="FFFFFF"/>
+          <w:bdr w:val="none" w:sz="0" w:space="0" w:color="auto" w:frame="1"/>
+        </w:rPr>
+      </w:pPr>
       <w:r>
         <w:rPr>
           <w:rStyle w:val="Refdecomentario"/>
         </w:rPr>
         <w:annotationRef/>
       </w:r>
-      <w:r>
-        <w:t>Still to be determined!</w:t>
+      <w:proofErr w:type="spellStart"/>
+      <w:r>
+        <w:rPr>
+          <w:rStyle w:val="gntyacmba4b"/>
+          <w:rFonts w:ascii="Lucida Sans Typewriter" w:eastAsiaTheme="majorEastAsia" w:hAnsi="Lucida Sans Typewriter"/>
+          <w:color w:val="FFFFFF"/>
+          <w:bdr w:val="none" w:sz="0" w:space="0" w:color="auto" w:frame="1"/>
+        </w:rPr>
+        <w:t>Alboukadel</w:t>
+      </w:r>
+      <w:proofErr w:type="spellEnd"/>
+      <w:r>
+        <w:rPr>
+          <w:rStyle w:val="gntyacmba4b"/>
+          <w:rFonts w:ascii="Lucida Sans Typewriter" w:eastAsiaTheme="majorEastAsia" w:hAnsi="Lucida Sans Typewriter"/>
+          <w:color w:val="FFFFFF"/>
+          <w:bdr w:val="none" w:sz="0" w:space="0" w:color="auto" w:frame="1"/>
+        </w:rPr>
+        <w:t xml:space="preserve"> </w:t>
+      </w:r>
+      <w:proofErr w:type="spellStart"/>
+      <w:r>
+        <w:rPr>
+          <w:rStyle w:val="gntyacmba4b"/>
+          <w:rFonts w:ascii="Lucida Sans Typewriter" w:eastAsiaTheme="majorEastAsia" w:hAnsi="Lucida Sans Typewriter"/>
+          <w:color w:val="FFFFFF"/>
+          <w:bdr w:val="none" w:sz="0" w:space="0" w:color="auto" w:frame="1"/>
+        </w:rPr>
+        <w:t>Kassambara</w:t>
+      </w:r>
+      <w:proofErr w:type="spellEnd"/>
+      <w:r>
+        <w:rPr>
+          <w:rStyle w:val="gntyacmba4b"/>
+          <w:rFonts w:ascii="Lucida Sans Typewriter" w:eastAsiaTheme="majorEastAsia" w:hAnsi="Lucida Sans Typewriter"/>
+          <w:color w:val="FFFFFF"/>
+          <w:bdr w:val="none" w:sz="0" w:space="0" w:color="auto" w:frame="1"/>
+        </w:rPr>
+        <w:t xml:space="preserve"> (2023). </w:t>
+      </w:r>
+      <w:proofErr w:type="spellStart"/>
+      <w:r>
+        <w:rPr>
+          <w:rStyle w:val="gntyacmba4b"/>
+          <w:rFonts w:ascii="Lucida Sans Typewriter" w:eastAsiaTheme="majorEastAsia" w:hAnsi="Lucida Sans Typewriter"/>
+          <w:color w:val="FFFFFF"/>
+          <w:bdr w:val="none" w:sz="0" w:space="0" w:color="auto" w:frame="1"/>
+        </w:rPr>
+        <w:t>ggpubr</w:t>
+      </w:r>
+      <w:proofErr w:type="spellEnd"/>
+      <w:r>
+        <w:rPr>
+          <w:rStyle w:val="gntyacmba4b"/>
+          <w:rFonts w:ascii="Lucida Sans Typewriter" w:eastAsiaTheme="majorEastAsia" w:hAnsi="Lucida Sans Typewriter"/>
+          <w:color w:val="FFFFFF"/>
+          <w:bdr w:val="none" w:sz="0" w:space="0" w:color="auto" w:frame="1"/>
+        </w:rPr>
+        <w:t xml:space="preserve">: 'ggplot2' </w:t>
+      </w:r>
+      <w:proofErr w:type="spellStart"/>
+      <w:r>
+        <w:rPr>
+          <w:rStyle w:val="gntyacmba4b"/>
+          <w:rFonts w:ascii="Lucida Sans Typewriter" w:eastAsiaTheme="majorEastAsia" w:hAnsi="Lucida Sans Typewriter"/>
+          <w:color w:val="FFFFFF"/>
+          <w:bdr w:val="none" w:sz="0" w:space="0" w:color="auto" w:frame="1"/>
+        </w:rPr>
+        <w:t>Based</w:t>
+      </w:r>
+      <w:proofErr w:type="spellEnd"/>
+      <w:r>
+        <w:rPr>
+          <w:rStyle w:val="gntyacmba4b"/>
+          <w:rFonts w:ascii="Lucida Sans Typewriter" w:eastAsiaTheme="majorEastAsia" w:hAnsi="Lucida Sans Typewriter"/>
+          <w:color w:val="FFFFFF"/>
+          <w:bdr w:val="none" w:sz="0" w:space="0" w:color="auto" w:frame="1"/>
+        </w:rPr>
+        <w:t xml:space="preserve"> </w:t>
+      </w:r>
+      <w:proofErr w:type="spellStart"/>
+      <w:r>
+        <w:rPr>
+          <w:rStyle w:val="gntyacmba4b"/>
+          <w:rFonts w:ascii="Lucida Sans Typewriter" w:eastAsiaTheme="majorEastAsia" w:hAnsi="Lucida Sans Typewriter"/>
+          <w:color w:val="FFFFFF"/>
+          <w:bdr w:val="none" w:sz="0" w:space="0" w:color="auto" w:frame="1"/>
+        </w:rPr>
+        <w:t>Publication</w:t>
+      </w:r>
+      <w:proofErr w:type="spellEnd"/>
+      <w:r>
+        <w:rPr>
+          <w:rStyle w:val="gntyacmba4b"/>
+          <w:rFonts w:ascii="Lucida Sans Typewriter" w:eastAsiaTheme="majorEastAsia" w:hAnsi="Lucida Sans Typewriter"/>
+          <w:color w:val="FFFFFF"/>
+          <w:bdr w:val="none" w:sz="0" w:space="0" w:color="auto" w:frame="1"/>
+        </w:rPr>
+        <w:t xml:space="preserve"> </w:t>
+      </w:r>
+      <w:proofErr w:type="spellStart"/>
+      <w:r>
+        <w:rPr>
+          <w:rStyle w:val="gntyacmba4b"/>
+          <w:rFonts w:ascii="Lucida Sans Typewriter" w:eastAsiaTheme="majorEastAsia" w:hAnsi="Lucida Sans Typewriter"/>
+          <w:color w:val="FFFFFF"/>
+          <w:bdr w:val="none" w:sz="0" w:space="0" w:color="auto" w:frame="1"/>
+        </w:rPr>
+        <w:t>Ready</w:t>
+      </w:r>
+      <w:proofErr w:type="spellEnd"/>
+      <w:r>
+        <w:rPr>
+          <w:rStyle w:val="gntyacmba4b"/>
+          <w:rFonts w:ascii="Lucida Sans Typewriter" w:eastAsiaTheme="majorEastAsia" w:hAnsi="Lucida Sans Typewriter"/>
+          <w:color w:val="FFFFFF"/>
+          <w:bdr w:val="none" w:sz="0" w:space="0" w:color="auto" w:frame="1"/>
+        </w:rPr>
+        <w:t xml:space="preserve"> Plots. R </w:t>
+      </w:r>
+      <w:proofErr w:type="spellStart"/>
+      <w:r>
+        <w:rPr>
+          <w:rStyle w:val="gntyacmba4b"/>
+          <w:rFonts w:ascii="Lucida Sans Typewriter" w:eastAsiaTheme="majorEastAsia" w:hAnsi="Lucida Sans Typewriter"/>
+          <w:color w:val="FFFFFF"/>
+          <w:bdr w:val="none" w:sz="0" w:space="0" w:color="auto" w:frame="1"/>
+        </w:rPr>
+        <w:t>package</w:t>
+      </w:r>
+      <w:proofErr w:type="spellEnd"/>
+      <w:r>
+        <w:rPr>
+          <w:rStyle w:val="gntyacmba4b"/>
+          <w:rFonts w:ascii="Lucida Sans Typewriter" w:eastAsiaTheme="majorEastAsia" w:hAnsi="Lucida Sans Typewriter"/>
+          <w:color w:val="FFFFFF"/>
+          <w:bdr w:val="none" w:sz="0" w:space="0" w:color="auto" w:frame="1"/>
+        </w:rPr>
+        <w:t xml:space="preserve"> </w:t>
+      </w:r>
+      <w:proofErr w:type="spellStart"/>
+      <w:r>
+        <w:rPr>
+          <w:rStyle w:val="gntyacmba4b"/>
+          <w:rFonts w:ascii="Lucida Sans Typewriter" w:eastAsiaTheme="majorEastAsia" w:hAnsi="Lucida Sans Typewriter"/>
+          <w:color w:val="FFFFFF"/>
+          <w:bdr w:val="none" w:sz="0" w:space="0" w:color="auto" w:frame="1"/>
+        </w:rPr>
+        <w:t>version</w:t>
+      </w:r>
+      <w:proofErr w:type="spellEnd"/>
+    </w:p>
+    <w:p>
+      <w:pPr>
+        <w:pStyle w:val="HTMLconformatoprevio"/>
+        <w:shd w:val="clear" w:color="auto" w:fill="002240"/>
+        <w:wordWrap w:val="0"/>
+        <w:rPr>
+          <w:rFonts w:ascii="Lucida Sans Typewriter" w:hAnsi="Lucida Sans Typewriter"/>
+          <w:color w:val="FFFFFF"/>
+        </w:rPr>
+      </w:pPr>
+      <w:r>
+        <w:rPr>
+          <w:rStyle w:val="gntyacmba4b"/>
+          <w:rFonts w:ascii="Lucida Sans Typewriter" w:eastAsiaTheme="majorEastAsia" w:hAnsi="Lucida Sans Typewriter"/>
+          <w:color w:val="FFFFFF"/>
+          <w:bdr w:val="none" w:sz="0" w:space="0" w:color="auto" w:frame="1"/>
+        </w:rPr>
+        <w:t xml:space="preserve">  0.6.0. https://CRAN.R-project.org/package=ggpubr</w:t>
+      </w:r>
+    </w:p>
+    <w:p>
+      <w:pPr>
+        <w:pStyle w:val="Textocomentario"/>
+      </w:pPr>
+    </w:p>
+  </w:comment>
+  <w:comment w:id="5" w:author="Cuenta Microsoft" w:date="2024-10-08T11:30:00Z" w:initials="CM">
+    <w:p>
+      <w:pPr>
+        <w:pStyle w:val="HTMLconformatoprevio"/>
+        <w:shd w:val="clear" w:color="auto" w:fill="002240"/>
+        <w:wordWrap w:val="0"/>
+        <w:rPr>
+          <w:rStyle w:val="gntyacmba4b"/>
+          <w:rFonts w:ascii="Lucida Sans Typewriter" w:eastAsiaTheme="majorEastAsia" w:hAnsi="Lucida Sans Typewriter"/>
+          <w:color w:val="FFFFFF"/>
+          <w:bdr w:val="none" w:sz="0" w:space="0" w:color="auto" w:frame="1"/>
+        </w:rPr>
+      </w:pPr>
+      <w:r>
+        <w:rPr>
+          <w:rStyle w:val="Refdecomentario"/>
+        </w:rPr>
+        <w:annotationRef/>
+      </w:r>
+      <w:r>
+        <w:rPr>
+          <w:rStyle w:val="gntyacmba4b"/>
+          <w:rFonts w:ascii="Lucida Sans Typewriter" w:eastAsiaTheme="majorEastAsia" w:hAnsi="Lucida Sans Typewriter"/>
+          <w:color w:val="FFFFFF"/>
+          <w:bdr w:val="none" w:sz="0" w:space="0" w:color="auto" w:frame="1"/>
+        </w:rPr>
+        <w:t xml:space="preserve">  </w:t>
+      </w:r>
+      <w:r>
+        <w:rPr>
+          <w:rStyle w:val="gntyacmba4b"/>
+          <w:rFonts w:ascii="Lucida Sans Typewriter" w:eastAsiaTheme="majorEastAsia" w:hAnsi="Lucida Sans Typewriter"/>
+          <w:color w:val="FFFFFF"/>
+          <w:bdr w:val="none" w:sz="0" w:space="0" w:color="auto" w:frame="1"/>
+        </w:rPr>
+        <w:t xml:space="preserve">Thomas </w:t>
+      </w:r>
+      <w:proofErr w:type="spellStart"/>
+      <w:r>
+        <w:rPr>
+          <w:rStyle w:val="gntyacmba4b"/>
+          <w:rFonts w:ascii="Lucida Sans Typewriter" w:eastAsiaTheme="majorEastAsia" w:hAnsi="Lucida Sans Typewriter"/>
+          <w:color w:val="FFFFFF"/>
+          <w:bdr w:val="none" w:sz="0" w:space="0" w:color="auto" w:frame="1"/>
+        </w:rPr>
+        <w:t>Lin</w:t>
+      </w:r>
+      <w:proofErr w:type="spellEnd"/>
+      <w:r>
+        <w:rPr>
+          <w:rStyle w:val="gntyacmba4b"/>
+          <w:rFonts w:ascii="Lucida Sans Typewriter" w:eastAsiaTheme="majorEastAsia" w:hAnsi="Lucida Sans Typewriter"/>
+          <w:color w:val="FFFFFF"/>
+          <w:bdr w:val="none" w:sz="0" w:space="0" w:color="auto" w:frame="1"/>
+        </w:rPr>
+        <w:t xml:space="preserve"> </w:t>
+      </w:r>
+      <w:proofErr w:type="spellStart"/>
+      <w:r>
+        <w:rPr>
+          <w:rStyle w:val="gntyacmba4b"/>
+          <w:rFonts w:ascii="Lucida Sans Typewriter" w:eastAsiaTheme="majorEastAsia" w:hAnsi="Lucida Sans Typewriter"/>
+          <w:color w:val="FFFFFF"/>
+          <w:bdr w:val="none" w:sz="0" w:space="0" w:color="auto" w:frame="1"/>
+        </w:rPr>
+        <w:t>Pedersen</w:t>
+      </w:r>
+      <w:proofErr w:type="spellEnd"/>
+      <w:r>
+        <w:rPr>
+          <w:rStyle w:val="gntyacmba4b"/>
+          <w:rFonts w:ascii="Lucida Sans Typewriter" w:eastAsiaTheme="majorEastAsia" w:hAnsi="Lucida Sans Typewriter"/>
+          <w:color w:val="FFFFFF"/>
+          <w:bdr w:val="none" w:sz="0" w:space="0" w:color="auto" w:frame="1"/>
+        </w:rPr>
+        <w:t xml:space="preserve"> (2022). </w:t>
+      </w:r>
+      <w:proofErr w:type="spellStart"/>
+      <w:r>
+        <w:rPr>
+          <w:rStyle w:val="gntyacmba4b"/>
+          <w:rFonts w:ascii="Lucida Sans Typewriter" w:eastAsiaTheme="majorEastAsia" w:hAnsi="Lucida Sans Typewriter"/>
+          <w:color w:val="FFFFFF"/>
+          <w:bdr w:val="none" w:sz="0" w:space="0" w:color="auto" w:frame="1"/>
+        </w:rPr>
+        <w:t>patchwork</w:t>
+      </w:r>
+      <w:proofErr w:type="spellEnd"/>
+      <w:r>
+        <w:rPr>
+          <w:rStyle w:val="gntyacmba4b"/>
+          <w:rFonts w:ascii="Lucida Sans Typewriter" w:eastAsiaTheme="majorEastAsia" w:hAnsi="Lucida Sans Typewriter"/>
+          <w:color w:val="FFFFFF"/>
+          <w:bdr w:val="none" w:sz="0" w:space="0" w:color="auto" w:frame="1"/>
+        </w:rPr>
+        <w:t xml:space="preserve">: </w:t>
+      </w:r>
+      <w:proofErr w:type="spellStart"/>
+      <w:r>
+        <w:rPr>
+          <w:rStyle w:val="gntyacmba4b"/>
+          <w:rFonts w:ascii="Lucida Sans Typewriter" w:eastAsiaTheme="majorEastAsia" w:hAnsi="Lucida Sans Typewriter"/>
+          <w:color w:val="FFFFFF"/>
+          <w:bdr w:val="none" w:sz="0" w:space="0" w:color="auto" w:frame="1"/>
+        </w:rPr>
+        <w:t>The</w:t>
+      </w:r>
+      <w:proofErr w:type="spellEnd"/>
+      <w:r>
+        <w:rPr>
+          <w:rStyle w:val="gntyacmba4b"/>
+          <w:rFonts w:ascii="Lucida Sans Typewriter" w:eastAsiaTheme="majorEastAsia" w:hAnsi="Lucida Sans Typewriter"/>
+          <w:color w:val="FFFFFF"/>
+          <w:bdr w:val="none" w:sz="0" w:space="0" w:color="auto" w:frame="1"/>
+        </w:rPr>
+        <w:t xml:space="preserve"> </w:t>
+      </w:r>
+      <w:proofErr w:type="spellStart"/>
+      <w:r>
+        <w:rPr>
+          <w:rStyle w:val="gntyacmba4b"/>
+          <w:rFonts w:ascii="Lucida Sans Typewriter" w:eastAsiaTheme="majorEastAsia" w:hAnsi="Lucida Sans Typewriter"/>
+          <w:color w:val="FFFFFF"/>
+          <w:bdr w:val="none" w:sz="0" w:space="0" w:color="auto" w:frame="1"/>
+        </w:rPr>
+        <w:t>Composer</w:t>
+      </w:r>
+      <w:proofErr w:type="spellEnd"/>
+      <w:r>
+        <w:rPr>
+          <w:rStyle w:val="gntyacmba4b"/>
+          <w:rFonts w:ascii="Lucida Sans Typewriter" w:eastAsiaTheme="majorEastAsia" w:hAnsi="Lucida Sans Typewriter"/>
+          <w:color w:val="FFFFFF"/>
+          <w:bdr w:val="none" w:sz="0" w:space="0" w:color="auto" w:frame="1"/>
+        </w:rPr>
+        <w:t xml:space="preserve"> of Plots. R </w:t>
+      </w:r>
+      <w:proofErr w:type="spellStart"/>
+      <w:r>
+        <w:rPr>
+          <w:rStyle w:val="gntyacmba4b"/>
+          <w:rFonts w:ascii="Lucida Sans Typewriter" w:eastAsiaTheme="majorEastAsia" w:hAnsi="Lucida Sans Typewriter"/>
+          <w:color w:val="FFFFFF"/>
+          <w:bdr w:val="none" w:sz="0" w:space="0" w:color="auto" w:frame="1"/>
+        </w:rPr>
+        <w:t>package</w:t>
+      </w:r>
+      <w:proofErr w:type="spellEnd"/>
+      <w:r>
+        <w:rPr>
+          <w:rStyle w:val="gntyacmba4b"/>
+          <w:rFonts w:ascii="Lucida Sans Typewriter" w:eastAsiaTheme="majorEastAsia" w:hAnsi="Lucida Sans Typewriter"/>
+          <w:color w:val="FFFFFF"/>
+          <w:bdr w:val="none" w:sz="0" w:space="0" w:color="auto" w:frame="1"/>
+        </w:rPr>
+        <w:t xml:space="preserve"> </w:t>
+      </w:r>
+      <w:proofErr w:type="spellStart"/>
+      <w:r>
+        <w:rPr>
+          <w:rStyle w:val="gntyacmba4b"/>
+          <w:rFonts w:ascii="Lucida Sans Typewriter" w:eastAsiaTheme="majorEastAsia" w:hAnsi="Lucida Sans Typewriter"/>
+          <w:color w:val="FFFFFF"/>
+          <w:bdr w:val="none" w:sz="0" w:space="0" w:color="auto" w:frame="1"/>
+        </w:rPr>
+        <w:t>version</w:t>
+      </w:r>
+      <w:proofErr w:type="spellEnd"/>
+      <w:r>
+        <w:rPr>
+          <w:rStyle w:val="gntyacmba4b"/>
+          <w:rFonts w:ascii="Lucida Sans Typewriter" w:eastAsiaTheme="majorEastAsia" w:hAnsi="Lucida Sans Typewriter"/>
+          <w:color w:val="FFFFFF"/>
+          <w:bdr w:val="none" w:sz="0" w:space="0" w:color="auto" w:frame="1"/>
+        </w:rPr>
+        <w:t xml:space="preserve"> 1.1.2.</w:t>
+      </w:r>
+    </w:p>
+    <w:p>
+      <w:pPr>
+        <w:pStyle w:val="HTMLconformatoprevio"/>
+        <w:shd w:val="clear" w:color="auto" w:fill="002240"/>
+        <w:wordWrap w:val="0"/>
+        <w:rPr>
+          <w:rFonts w:ascii="Lucida Sans Typewriter" w:hAnsi="Lucida Sans Typewriter"/>
+          <w:color w:val="FFFFFF"/>
+        </w:rPr>
+      </w:pPr>
+      <w:r>
+        <w:rPr>
+          <w:rStyle w:val="gntyacmba4b"/>
+          <w:rFonts w:ascii="Lucida Sans Typewriter" w:eastAsiaTheme="majorEastAsia" w:hAnsi="Lucida Sans Typewriter"/>
+          <w:color w:val="FFFFFF"/>
+          <w:bdr w:val="none" w:sz="0" w:space="0" w:color="auto" w:frame="1"/>
+        </w:rPr>
+        <w:t xml:space="preserve">  https://CRAN.R-project.org/package=patchwork</w:t>
+      </w:r>
+    </w:p>
+    <w:p>
+      <w:pPr>
+        <w:pStyle w:val="Textocomentario"/>
+      </w:pPr>
+    </w:p>
+  </w:comment>
+  <w:comment w:id="6" w:author="Cuenta Microsoft" w:date="2024-10-08T11:29:00Z" w:initials="CM">
+    <w:p>
+      <w:pPr>
+        <w:pStyle w:val="HTMLconformatoprevio"/>
+        <w:shd w:val="clear" w:color="auto" w:fill="002240"/>
+        <w:wordWrap w:val="0"/>
+        <w:rPr>
+          <w:rStyle w:val="gntyacmba4b"/>
+          <w:rFonts w:ascii="Lucida Sans Typewriter" w:eastAsiaTheme="majorEastAsia" w:hAnsi="Lucida Sans Typewriter"/>
+          <w:color w:val="FFFFFF"/>
+          <w:bdr w:val="none" w:sz="0" w:space="0" w:color="auto" w:frame="1"/>
+        </w:rPr>
+      </w:pPr>
+      <w:r>
+        <w:rPr>
+          <w:rStyle w:val="Refdecomentario"/>
+        </w:rPr>
+        <w:annotationRef/>
+      </w:r>
+      <w:proofErr w:type="spellStart"/>
+      <w:r>
+        <w:rPr>
+          <w:rStyle w:val="gntyacmba4b"/>
+          <w:rFonts w:ascii="Lucida Sans Typewriter" w:eastAsiaTheme="majorEastAsia" w:hAnsi="Lucida Sans Typewriter"/>
+          <w:color w:val="FFFFFF"/>
+          <w:bdr w:val="none" w:sz="0" w:space="0" w:color="auto" w:frame="1"/>
+        </w:rPr>
+        <w:t>Sundar</w:t>
+      </w:r>
+      <w:proofErr w:type="spellEnd"/>
+      <w:r>
+        <w:rPr>
+          <w:rStyle w:val="gntyacmba4b"/>
+          <w:rFonts w:ascii="Lucida Sans Typewriter" w:eastAsiaTheme="majorEastAsia" w:hAnsi="Lucida Sans Typewriter"/>
+          <w:color w:val="FFFFFF"/>
+          <w:bdr w:val="none" w:sz="0" w:space="0" w:color="auto" w:frame="1"/>
+        </w:rPr>
+        <w:t xml:space="preserve"> </w:t>
+      </w:r>
+      <w:proofErr w:type="spellStart"/>
+      <w:r>
+        <w:rPr>
+          <w:rStyle w:val="gntyacmba4b"/>
+          <w:rFonts w:ascii="Lucida Sans Typewriter" w:eastAsiaTheme="majorEastAsia" w:hAnsi="Lucida Sans Typewriter"/>
+          <w:color w:val="FFFFFF"/>
+          <w:bdr w:val="none" w:sz="0" w:space="0" w:color="auto" w:frame="1"/>
+        </w:rPr>
+        <w:t>Dorai-Raj</w:t>
+      </w:r>
+      <w:proofErr w:type="spellEnd"/>
+      <w:r>
+        <w:rPr>
+          <w:rStyle w:val="gntyacmba4b"/>
+          <w:rFonts w:ascii="Lucida Sans Typewriter" w:eastAsiaTheme="majorEastAsia" w:hAnsi="Lucida Sans Typewriter"/>
+          <w:color w:val="FFFFFF"/>
+          <w:bdr w:val="none" w:sz="0" w:space="0" w:color="auto" w:frame="1"/>
+        </w:rPr>
+        <w:t xml:space="preserve"> (2022). </w:t>
+      </w:r>
+      <w:proofErr w:type="spellStart"/>
+      <w:r>
+        <w:rPr>
+          <w:rStyle w:val="gntyacmba4b"/>
+          <w:rFonts w:ascii="Lucida Sans Typewriter" w:eastAsiaTheme="majorEastAsia" w:hAnsi="Lucida Sans Typewriter"/>
+          <w:color w:val="FFFFFF"/>
+          <w:bdr w:val="none" w:sz="0" w:space="0" w:color="auto" w:frame="1"/>
+        </w:rPr>
+        <w:t>binom</w:t>
+      </w:r>
+      <w:proofErr w:type="spellEnd"/>
+      <w:r>
+        <w:rPr>
+          <w:rStyle w:val="gntyacmba4b"/>
+          <w:rFonts w:ascii="Lucida Sans Typewriter" w:eastAsiaTheme="majorEastAsia" w:hAnsi="Lucida Sans Typewriter"/>
+          <w:color w:val="FFFFFF"/>
+          <w:bdr w:val="none" w:sz="0" w:space="0" w:color="auto" w:frame="1"/>
+        </w:rPr>
+        <w:t xml:space="preserve">: Binomial </w:t>
+      </w:r>
+      <w:proofErr w:type="spellStart"/>
+      <w:r>
+        <w:rPr>
+          <w:rStyle w:val="gntyacmba4b"/>
+          <w:rFonts w:ascii="Lucida Sans Typewriter" w:eastAsiaTheme="majorEastAsia" w:hAnsi="Lucida Sans Typewriter"/>
+          <w:color w:val="FFFFFF"/>
+          <w:bdr w:val="none" w:sz="0" w:space="0" w:color="auto" w:frame="1"/>
+        </w:rPr>
+        <w:t>Confidence</w:t>
+      </w:r>
+      <w:proofErr w:type="spellEnd"/>
+      <w:r>
+        <w:rPr>
+          <w:rStyle w:val="gntyacmba4b"/>
+          <w:rFonts w:ascii="Lucida Sans Typewriter" w:eastAsiaTheme="majorEastAsia" w:hAnsi="Lucida Sans Typewriter"/>
+          <w:color w:val="FFFFFF"/>
+          <w:bdr w:val="none" w:sz="0" w:space="0" w:color="auto" w:frame="1"/>
+        </w:rPr>
+        <w:t xml:space="preserve"> Intervals for </w:t>
+      </w:r>
+      <w:proofErr w:type="spellStart"/>
+      <w:r>
+        <w:rPr>
+          <w:rStyle w:val="gntyacmba4b"/>
+          <w:rFonts w:ascii="Lucida Sans Typewriter" w:eastAsiaTheme="majorEastAsia" w:hAnsi="Lucida Sans Typewriter"/>
+          <w:color w:val="FFFFFF"/>
+          <w:bdr w:val="none" w:sz="0" w:space="0" w:color="auto" w:frame="1"/>
+        </w:rPr>
+        <w:t>Several</w:t>
+      </w:r>
+      <w:proofErr w:type="spellEnd"/>
+      <w:r>
+        <w:rPr>
+          <w:rStyle w:val="gntyacmba4b"/>
+          <w:rFonts w:ascii="Lucida Sans Typewriter" w:eastAsiaTheme="majorEastAsia" w:hAnsi="Lucida Sans Typewriter"/>
+          <w:color w:val="FFFFFF"/>
+          <w:bdr w:val="none" w:sz="0" w:space="0" w:color="auto" w:frame="1"/>
+        </w:rPr>
+        <w:t xml:space="preserve"> </w:t>
+      </w:r>
+      <w:proofErr w:type="spellStart"/>
+      <w:r>
+        <w:rPr>
+          <w:rStyle w:val="gntyacmba4b"/>
+          <w:rFonts w:ascii="Lucida Sans Typewriter" w:eastAsiaTheme="majorEastAsia" w:hAnsi="Lucida Sans Typewriter"/>
+          <w:color w:val="FFFFFF"/>
+          <w:bdr w:val="none" w:sz="0" w:space="0" w:color="auto" w:frame="1"/>
+        </w:rPr>
+        <w:t>Parameterizations</w:t>
+      </w:r>
+      <w:proofErr w:type="spellEnd"/>
+      <w:r>
+        <w:rPr>
+          <w:rStyle w:val="gntyacmba4b"/>
+          <w:rFonts w:ascii="Lucida Sans Typewriter" w:eastAsiaTheme="majorEastAsia" w:hAnsi="Lucida Sans Typewriter"/>
+          <w:color w:val="FFFFFF"/>
+          <w:bdr w:val="none" w:sz="0" w:space="0" w:color="auto" w:frame="1"/>
+        </w:rPr>
+        <w:t>. R</w:t>
+      </w:r>
+    </w:p>
+    <w:p>
+      <w:pPr>
+        <w:pStyle w:val="HTMLconformatoprevio"/>
+        <w:shd w:val="clear" w:color="auto" w:fill="002240"/>
+        <w:wordWrap w:val="0"/>
+        <w:rPr>
+          <w:rFonts w:ascii="Lucida Sans Typewriter" w:hAnsi="Lucida Sans Typewriter"/>
+          <w:color w:val="FFFFFF"/>
+        </w:rPr>
+      </w:pPr>
+      <w:r>
+        <w:rPr>
+          <w:rStyle w:val="gntyacmba4b"/>
+          <w:rFonts w:ascii="Lucida Sans Typewriter" w:eastAsiaTheme="majorEastAsia" w:hAnsi="Lucida Sans Typewriter"/>
+          <w:color w:val="FFFFFF"/>
+          <w:bdr w:val="none" w:sz="0" w:space="0" w:color="auto" w:frame="1"/>
+        </w:rPr>
+        <w:t xml:space="preserve">  </w:t>
+      </w:r>
+      <w:proofErr w:type="spellStart"/>
+      <w:r>
+        <w:rPr>
+          <w:rStyle w:val="gntyacmba4b"/>
+          <w:rFonts w:ascii="Lucida Sans Typewriter" w:eastAsiaTheme="majorEastAsia" w:hAnsi="Lucida Sans Typewriter"/>
+          <w:color w:val="FFFFFF"/>
+          <w:bdr w:val="none" w:sz="0" w:space="0" w:color="auto" w:frame="1"/>
+        </w:rPr>
+        <w:t>package</w:t>
+      </w:r>
+      <w:proofErr w:type="spellEnd"/>
+      <w:r>
+        <w:rPr>
+          <w:rStyle w:val="gntyacmba4b"/>
+          <w:rFonts w:ascii="Lucida Sans Typewriter" w:eastAsiaTheme="majorEastAsia" w:hAnsi="Lucida Sans Typewriter"/>
+          <w:color w:val="FFFFFF"/>
+          <w:bdr w:val="none" w:sz="0" w:space="0" w:color="auto" w:frame="1"/>
+        </w:rPr>
+        <w:t xml:space="preserve"> </w:t>
+      </w:r>
+      <w:proofErr w:type="spellStart"/>
+      <w:r>
+        <w:rPr>
+          <w:rStyle w:val="gntyacmba4b"/>
+          <w:rFonts w:ascii="Lucida Sans Typewriter" w:eastAsiaTheme="majorEastAsia" w:hAnsi="Lucida Sans Typewriter"/>
+          <w:color w:val="FFFFFF"/>
+          <w:bdr w:val="none" w:sz="0" w:space="0" w:color="auto" w:frame="1"/>
+        </w:rPr>
+        <w:t>version</w:t>
+      </w:r>
+      <w:proofErr w:type="spellEnd"/>
+      <w:r>
+        <w:rPr>
+          <w:rStyle w:val="gntyacmba4b"/>
+          <w:rFonts w:ascii="Lucida Sans Typewriter" w:eastAsiaTheme="majorEastAsia" w:hAnsi="Lucida Sans Typewriter"/>
+          <w:color w:val="FFFFFF"/>
+          <w:bdr w:val="none" w:sz="0" w:space="0" w:color="auto" w:frame="1"/>
+        </w:rPr>
+        <w:t xml:space="preserve"> 1.1-1.1. https://CRAN.R-project.org/package=binom</w:t>
+      </w:r>
+    </w:p>
+    <w:p>
+      <w:pPr>
+        <w:pStyle w:val="Textocomentario"/>
+      </w:pPr>
+    </w:p>
+  </w:comment>
+  <w:comment w:id="7" w:author="Cuenta Microsoft" w:date="2024-10-08T12:06:00Z" w:initials="CM">
+    <w:p>
+      <w:pPr>
+        <w:pStyle w:val="HTMLconformatoprevio"/>
+        <w:shd w:val="clear" w:color="auto" w:fill="002240"/>
+        <w:wordWrap w:val="0"/>
+        <w:rPr>
+          <w:rFonts w:ascii="Lucida Sans Typewriter" w:hAnsi="Lucida Sans Typewriter"/>
+          <w:color w:val="FFFFFF"/>
+        </w:rPr>
+      </w:pPr>
+      <w:r>
+        <w:rPr>
+          <w:rStyle w:val="Refdecomentario"/>
+        </w:rPr>
+        <w:annotationRef/>
+      </w:r>
+      <w:proofErr w:type="spellStart"/>
+      <w:r>
+        <w:rPr>
+          <w:rStyle w:val="gntyacmba4b"/>
+          <w:rFonts w:ascii="Lucida Sans Typewriter" w:eastAsiaTheme="majorEastAsia" w:hAnsi="Lucida Sans Typewriter"/>
+          <w:color w:val="FFFFFF"/>
+          <w:bdr w:val="none" w:sz="0" w:space="0" w:color="auto" w:frame="1"/>
+        </w:rPr>
+        <w:t>Laliberté</w:t>
+      </w:r>
+      <w:proofErr w:type="spellEnd"/>
+      <w:r>
+        <w:rPr>
+          <w:rStyle w:val="gntyacmba4b"/>
+          <w:rFonts w:ascii="Lucida Sans Typewriter" w:eastAsiaTheme="majorEastAsia" w:hAnsi="Lucida Sans Typewriter"/>
+          <w:color w:val="FFFFFF"/>
+          <w:bdr w:val="none" w:sz="0" w:space="0" w:color="auto" w:frame="1"/>
+        </w:rPr>
+        <w:t xml:space="preserve">, E., </w:t>
+      </w:r>
+      <w:proofErr w:type="spellStart"/>
+      <w:r>
+        <w:rPr>
+          <w:rStyle w:val="gntyacmba4b"/>
+          <w:rFonts w:ascii="Lucida Sans Typewriter" w:eastAsiaTheme="majorEastAsia" w:hAnsi="Lucida Sans Typewriter"/>
+          <w:color w:val="FFFFFF"/>
+          <w:bdr w:val="none" w:sz="0" w:space="0" w:color="auto" w:frame="1"/>
+        </w:rPr>
+        <w:t>Legendre</w:t>
+      </w:r>
+      <w:proofErr w:type="spellEnd"/>
+      <w:r>
+        <w:rPr>
+          <w:rStyle w:val="gntyacmba4b"/>
+          <w:rFonts w:ascii="Lucida Sans Typewriter" w:eastAsiaTheme="majorEastAsia" w:hAnsi="Lucida Sans Typewriter"/>
+          <w:color w:val="FFFFFF"/>
+          <w:bdr w:val="none" w:sz="0" w:space="0" w:color="auto" w:frame="1"/>
+        </w:rPr>
+        <w:t xml:space="preserve">, P., </w:t>
+      </w:r>
+      <w:proofErr w:type="spellStart"/>
+      <w:r>
+        <w:rPr>
+          <w:rStyle w:val="gntyacmba4b"/>
+          <w:rFonts w:ascii="Lucida Sans Typewriter" w:eastAsiaTheme="majorEastAsia" w:hAnsi="Lucida Sans Typewriter"/>
+          <w:color w:val="FFFFFF"/>
+          <w:bdr w:val="none" w:sz="0" w:space="0" w:color="auto" w:frame="1"/>
+        </w:rPr>
+        <w:t>and</w:t>
+      </w:r>
+      <w:proofErr w:type="spellEnd"/>
+      <w:r>
+        <w:rPr>
+          <w:rStyle w:val="gntyacmba4b"/>
+          <w:rFonts w:ascii="Lucida Sans Typewriter" w:eastAsiaTheme="majorEastAsia" w:hAnsi="Lucida Sans Typewriter"/>
+          <w:color w:val="FFFFFF"/>
+          <w:bdr w:val="none" w:sz="0" w:space="0" w:color="auto" w:frame="1"/>
+        </w:rPr>
+        <w:t xml:space="preserve"> B. </w:t>
+      </w:r>
+      <w:proofErr w:type="spellStart"/>
+      <w:r>
+        <w:rPr>
+          <w:rStyle w:val="gntyacmba4b"/>
+          <w:rFonts w:ascii="Lucida Sans Typewriter" w:eastAsiaTheme="majorEastAsia" w:hAnsi="Lucida Sans Typewriter"/>
+          <w:color w:val="FFFFFF"/>
+          <w:bdr w:val="none" w:sz="0" w:space="0" w:color="auto" w:frame="1"/>
+        </w:rPr>
+        <w:t>Shipley</w:t>
+      </w:r>
+      <w:proofErr w:type="spellEnd"/>
+      <w:r>
+        <w:rPr>
+          <w:rStyle w:val="gntyacmba4b"/>
+          <w:rFonts w:ascii="Lucida Sans Typewriter" w:eastAsiaTheme="majorEastAsia" w:hAnsi="Lucida Sans Typewriter"/>
+          <w:color w:val="FFFFFF"/>
+          <w:bdr w:val="none" w:sz="0" w:space="0" w:color="auto" w:frame="1"/>
+        </w:rPr>
+        <w:t xml:space="preserve">. (2014). FD: </w:t>
+      </w:r>
+      <w:proofErr w:type="spellStart"/>
+      <w:r>
+        <w:rPr>
+          <w:rStyle w:val="gntyacmba4b"/>
+          <w:rFonts w:ascii="Lucida Sans Typewriter" w:eastAsiaTheme="majorEastAsia" w:hAnsi="Lucida Sans Typewriter"/>
+          <w:color w:val="FFFFFF"/>
+          <w:bdr w:val="none" w:sz="0" w:space="0" w:color="auto" w:frame="1"/>
+        </w:rPr>
+        <w:t>measuring</w:t>
+      </w:r>
+      <w:proofErr w:type="spellEnd"/>
+      <w:r>
+        <w:rPr>
+          <w:rStyle w:val="gntyacmba4b"/>
+          <w:rFonts w:ascii="Lucida Sans Typewriter" w:eastAsiaTheme="majorEastAsia" w:hAnsi="Lucida Sans Typewriter"/>
+          <w:color w:val="FFFFFF"/>
+          <w:bdr w:val="none" w:sz="0" w:space="0" w:color="auto" w:frame="1"/>
+        </w:rPr>
+        <w:t xml:space="preserve"> </w:t>
+      </w:r>
+      <w:proofErr w:type="spellStart"/>
+      <w:r>
+        <w:rPr>
+          <w:rStyle w:val="gntyacmba4b"/>
+          <w:rFonts w:ascii="Lucida Sans Typewriter" w:eastAsiaTheme="majorEastAsia" w:hAnsi="Lucida Sans Typewriter"/>
+          <w:color w:val="FFFFFF"/>
+          <w:bdr w:val="none" w:sz="0" w:space="0" w:color="auto" w:frame="1"/>
+        </w:rPr>
+        <w:t>functional</w:t>
+      </w:r>
+      <w:proofErr w:type="spellEnd"/>
+      <w:r>
+        <w:rPr>
+          <w:rStyle w:val="gntyacmba4b"/>
+          <w:rFonts w:ascii="Lucida Sans Typewriter" w:eastAsiaTheme="majorEastAsia" w:hAnsi="Lucida Sans Typewriter"/>
+          <w:color w:val="FFFFFF"/>
+          <w:bdr w:val="none" w:sz="0" w:space="0" w:color="auto" w:frame="1"/>
+        </w:rPr>
+        <w:t xml:space="preserve"> </w:t>
+      </w:r>
+      <w:proofErr w:type="spellStart"/>
+      <w:r>
+        <w:rPr>
+          <w:rStyle w:val="gntyacmba4b"/>
+          <w:rFonts w:ascii="Lucida Sans Typewriter" w:eastAsiaTheme="majorEastAsia" w:hAnsi="Lucida Sans Typewriter"/>
+          <w:color w:val="FFFFFF"/>
+          <w:bdr w:val="none" w:sz="0" w:space="0" w:color="auto" w:frame="1"/>
+        </w:rPr>
+        <w:t>diversity</w:t>
+      </w:r>
+      <w:proofErr w:type="spellEnd"/>
+      <w:r>
+        <w:rPr>
+          <w:rStyle w:val="gntyacmba4b"/>
+          <w:rFonts w:ascii="Lucida Sans Typewriter" w:eastAsiaTheme="majorEastAsia" w:hAnsi="Lucida Sans Typewriter"/>
+          <w:color w:val="FFFFFF"/>
+          <w:bdr w:val="none" w:sz="0" w:space="0" w:color="auto" w:frame="1"/>
+        </w:rPr>
+        <w:t xml:space="preserve"> </w:t>
+      </w:r>
+      <w:proofErr w:type="spellStart"/>
+      <w:r>
+        <w:rPr>
+          <w:rStyle w:val="gntyacmba4b"/>
+          <w:rFonts w:ascii="Lucida Sans Typewriter" w:eastAsiaTheme="majorEastAsia" w:hAnsi="Lucida Sans Typewriter"/>
+          <w:color w:val="FFFFFF"/>
+          <w:bdr w:val="none" w:sz="0" w:space="0" w:color="auto" w:frame="1"/>
+        </w:rPr>
+        <w:t>from</w:t>
+      </w:r>
+      <w:proofErr w:type="spellEnd"/>
+      <w:r>
+        <w:rPr>
+          <w:rStyle w:val="gntyacmba4b"/>
+          <w:rFonts w:ascii="Lucida Sans Typewriter" w:eastAsiaTheme="majorEastAsia" w:hAnsi="Lucida Sans Typewriter"/>
+          <w:color w:val="FFFFFF"/>
+          <w:bdr w:val="none" w:sz="0" w:space="0" w:color="auto" w:frame="1"/>
+        </w:rPr>
+        <w:t xml:space="preserve"> </w:t>
+      </w:r>
+      <w:proofErr w:type="spellStart"/>
+      <w:r>
+        <w:rPr>
+          <w:rStyle w:val="gntyacmba4b"/>
+          <w:rFonts w:ascii="Lucida Sans Typewriter" w:eastAsiaTheme="majorEastAsia" w:hAnsi="Lucida Sans Typewriter"/>
+          <w:color w:val="FFFFFF"/>
+          <w:bdr w:val="none" w:sz="0" w:space="0" w:color="auto" w:frame="1"/>
+        </w:rPr>
+        <w:t>multiple</w:t>
+      </w:r>
+      <w:proofErr w:type="spellEnd"/>
+      <w:r>
+        <w:rPr>
+          <w:rStyle w:val="gntyacmba4b"/>
+          <w:rFonts w:ascii="Lucida Sans Typewriter" w:eastAsiaTheme="majorEastAsia" w:hAnsi="Lucida Sans Typewriter"/>
+          <w:color w:val="FFFFFF"/>
+          <w:bdr w:val="none" w:sz="0" w:space="0" w:color="auto" w:frame="1"/>
+        </w:rPr>
+        <w:t xml:space="preserve"> </w:t>
+      </w:r>
+      <w:proofErr w:type="spellStart"/>
+      <w:r>
+        <w:rPr>
+          <w:rStyle w:val="gntyacmba4b"/>
+          <w:rFonts w:ascii="Lucida Sans Typewriter" w:eastAsiaTheme="majorEastAsia" w:hAnsi="Lucida Sans Typewriter"/>
+          <w:color w:val="FFFFFF"/>
+          <w:bdr w:val="none" w:sz="0" w:space="0" w:color="auto" w:frame="1"/>
+        </w:rPr>
+        <w:t>traits</w:t>
+      </w:r>
+      <w:proofErr w:type="spellEnd"/>
+      <w:r>
+        <w:rPr>
+          <w:rStyle w:val="gntyacmba4b"/>
+          <w:rFonts w:ascii="Lucida Sans Typewriter" w:eastAsiaTheme="majorEastAsia" w:hAnsi="Lucida Sans Typewriter"/>
+          <w:color w:val="FFFFFF"/>
+          <w:bdr w:val="none" w:sz="0" w:space="0" w:color="auto" w:frame="1"/>
+        </w:rPr>
+        <w:t xml:space="preserve">, </w:t>
+      </w:r>
+      <w:proofErr w:type="spellStart"/>
+      <w:r>
+        <w:rPr>
+          <w:rStyle w:val="gntyacmba4b"/>
+          <w:rFonts w:ascii="Lucida Sans Typewriter" w:eastAsiaTheme="majorEastAsia" w:hAnsi="Lucida Sans Typewriter"/>
+          <w:color w:val="FFFFFF"/>
+          <w:bdr w:val="none" w:sz="0" w:space="0" w:color="auto" w:frame="1"/>
+        </w:rPr>
+        <w:t>and</w:t>
+      </w:r>
+      <w:proofErr w:type="spellEnd"/>
+      <w:r>
+        <w:rPr>
+          <w:rStyle w:val="gntyacmba4b"/>
+          <w:rFonts w:ascii="Lucida Sans Typewriter" w:eastAsiaTheme="majorEastAsia" w:hAnsi="Lucida Sans Typewriter"/>
+          <w:color w:val="FFFFFF"/>
+          <w:bdr w:val="none" w:sz="0" w:space="0" w:color="auto" w:frame="1"/>
+        </w:rPr>
+        <w:t xml:space="preserve"> </w:t>
+      </w:r>
+      <w:proofErr w:type="spellStart"/>
+      <w:r>
+        <w:rPr>
+          <w:rStyle w:val="gntyacmba4b"/>
+          <w:rFonts w:ascii="Lucida Sans Typewriter" w:eastAsiaTheme="majorEastAsia" w:hAnsi="Lucida Sans Typewriter"/>
+          <w:color w:val="FFFFFF"/>
+          <w:bdr w:val="none" w:sz="0" w:space="0" w:color="auto" w:frame="1"/>
+        </w:rPr>
+        <w:t>other</w:t>
+      </w:r>
+      <w:proofErr w:type="spellEnd"/>
+      <w:r>
+        <w:rPr>
+          <w:rStyle w:val="gntyacmba4b"/>
+          <w:rFonts w:ascii="Lucida Sans Typewriter" w:eastAsiaTheme="majorEastAsia" w:hAnsi="Lucida Sans Typewriter"/>
+          <w:color w:val="FFFFFF"/>
+          <w:bdr w:val="none" w:sz="0" w:space="0" w:color="auto" w:frame="1"/>
+        </w:rPr>
+        <w:t xml:space="preserve"> </w:t>
+      </w:r>
+      <w:proofErr w:type="spellStart"/>
+      <w:r>
+        <w:rPr>
+          <w:rStyle w:val="gntyacmba4b"/>
+          <w:rFonts w:ascii="Lucida Sans Typewriter" w:eastAsiaTheme="majorEastAsia" w:hAnsi="Lucida Sans Typewriter"/>
+          <w:color w:val="FFFFFF"/>
+          <w:bdr w:val="none" w:sz="0" w:space="0" w:color="auto" w:frame="1"/>
+        </w:rPr>
+        <w:t>tools</w:t>
+      </w:r>
+      <w:proofErr w:type="spellEnd"/>
+      <w:r>
+        <w:rPr>
+          <w:rStyle w:val="gntyacmba4b"/>
+          <w:rFonts w:ascii="Lucida Sans Typewriter" w:eastAsiaTheme="majorEastAsia" w:hAnsi="Lucida Sans Typewriter"/>
+          <w:color w:val="FFFFFF"/>
+          <w:bdr w:val="none" w:sz="0" w:space="0" w:color="auto" w:frame="1"/>
+        </w:rPr>
+        <w:t xml:space="preserve"> for </w:t>
+      </w:r>
+      <w:proofErr w:type="spellStart"/>
+      <w:r>
+        <w:rPr>
+          <w:rStyle w:val="gntyacmba4b"/>
+          <w:rFonts w:ascii="Lucida Sans Typewriter" w:eastAsiaTheme="majorEastAsia" w:hAnsi="Lucida Sans Typewriter"/>
+          <w:color w:val="FFFFFF"/>
+          <w:bdr w:val="none" w:sz="0" w:space="0" w:color="auto" w:frame="1"/>
+        </w:rPr>
+        <w:t>functional</w:t>
+      </w:r>
+      <w:proofErr w:type="spellEnd"/>
+      <w:r>
+        <w:rPr>
+          <w:rStyle w:val="gntyacmba4b"/>
+          <w:rFonts w:ascii="Lucida Sans Typewriter" w:eastAsiaTheme="majorEastAsia" w:hAnsi="Lucida Sans Typewriter"/>
+          <w:color w:val="FFFFFF"/>
+          <w:bdr w:val="none" w:sz="0" w:space="0" w:color="auto" w:frame="1"/>
+        </w:rPr>
+        <w:t xml:space="preserve"> </w:t>
+      </w:r>
+      <w:proofErr w:type="spellStart"/>
+      <w:r>
+        <w:rPr>
+          <w:rStyle w:val="gntyacmba4b"/>
+          <w:rFonts w:ascii="Lucida Sans Typewriter" w:eastAsiaTheme="majorEastAsia" w:hAnsi="Lucida Sans Typewriter"/>
+          <w:color w:val="FFFFFF"/>
+          <w:bdr w:val="none" w:sz="0" w:space="0" w:color="auto" w:frame="1"/>
+        </w:rPr>
+        <w:t>ecology</w:t>
+      </w:r>
+      <w:proofErr w:type="spellEnd"/>
+      <w:r>
+        <w:rPr>
+          <w:rStyle w:val="gntyacmba4b"/>
+          <w:rFonts w:ascii="Lucida Sans Typewriter" w:eastAsiaTheme="majorEastAsia" w:hAnsi="Lucida Sans Typewriter"/>
+          <w:color w:val="FFFFFF"/>
+          <w:bdr w:val="none" w:sz="0" w:space="0" w:color="auto" w:frame="1"/>
+        </w:rPr>
+        <w:t xml:space="preserve">. R </w:t>
+      </w:r>
+      <w:proofErr w:type="spellStart"/>
+      <w:r>
+        <w:rPr>
+          <w:rStyle w:val="gntyacmba4b"/>
+          <w:rFonts w:ascii="Lucida Sans Typewriter" w:eastAsiaTheme="majorEastAsia" w:hAnsi="Lucida Sans Typewriter"/>
+          <w:color w:val="FFFFFF"/>
+          <w:bdr w:val="none" w:sz="0" w:space="0" w:color="auto" w:frame="1"/>
+        </w:rPr>
+        <w:t>package</w:t>
+      </w:r>
+      <w:proofErr w:type="spellEnd"/>
+      <w:r>
+        <w:rPr>
+          <w:rStyle w:val="gntyacmba4b"/>
+          <w:rFonts w:ascii="Lucida Sans Typewriter" w:eastAsiaTheme="majorEastAsia" w:hAnsi="Lucida Sans Typewriter"/>
+          <w:color w:val="FFFFFF"/>
+          <w:bdr w:val="none" w:sz="0" w:space="0" w:color="auto" w:frame="1"/>
+        </w:rPr>
+        <w:t xml:space="preserve"> </w:t>
+      </w:r>
+      <w:proofErr w:type="spellStart"/>
+      <w:r>
+        <w:rPr>
+          <w:rStyle w:val="gntyacmba4b"/>
+          <w:rFonts w:ascii="Lucida Sans Typewriter" w:eastAsiaTheme="majorEastAsia" w:hAnsi="Lucida Sans Typewriter"/>
+          <w:color w:val="FFFFFF"/>
+          <w:bdr w:val="none" w:sz="0" w:space="0" w:color="auto" w:frame="1"/>
+        </w:rPr>
+        <w:t>version</w:t>
+      </w:r>
+      <w:proofErr w:type="spellEnd"/>
+      <w:r>
+        <w:rPr>
+          <w:rStyle w:val="gntyacmba4b"/>
+          <w:rFonts w:ascii="Lucida Sans Typewriter" w:eastAsiaTheme="majorEastAsia" w:hAnsi="Lucida Sans Typewriter"/>
+          <w:color w:val="FFFFFF"/>
+          <w:bdr w:val="none" w:sz="0" w:space="0" w:color="auto" w:frame="1"/>
+        </w:rPr>
+        <w:t xml:space="preserve"> 1.0-12.1.</w:t>
+      </w:r>
+    </w:p>
+    <w:p>
+      <w:pPr>
+        <w:pStyle w:val="Textocomentario"/>
+      </w:pPr>
+    </w:p>
+  </w:comment>
+  <w:comment w:id="8" w:author="Cuenta Microsoft" w:date="2024-10-08T12:33:00Z" w:initials="CM">
+    <w:p>
+      <w:pPr>
+        <w:pStyle w:val="Textocomentario"/>
+      </w:pPr>
+      <w:r>
+        <w:rPr>
+          <w:rStyle w:val="Refdecomentario"/>
+        </w:rPr>
+        <w:annotationRef/>
+      </w:r>
+      <w:r>
+        <w:t xml:space="preserve">De Bello, F., </w:t>
+      </w:r>
+      <w:proofErr w:type="spellStart"/>
+      <w:r>
+        <w:t>Botta-Dukat</w:t>
+      </w:r>
+      <w:proofErr w:type="spellEnd"/>
+      <w:r>
+        <w:t xml:space="preserve">, Z., </w:t>
+      </w:r>
+      <w:proofErr w:type="spellStart"/>
+      <w:r>
+        <w:t>Leps</w:t>
+      </w:r>
+      <w:proofErr w:type="spellEnd"/>
+      <w:r>
+        <w:t xml:space="preserve">, J and </w:t>
+      </w:r>
+      <w:proofErr w:type="spellStart"/>
+      <w:r>
+        <w:t>Fibich</w:t>
+      </w:r>
+      <w:proofErr w:type="spellEnd"/>
+      <w:r>
+        <w:t xml:space="preserve">, P. (2023). Multi-trait Dissimilarity with more Uniform Contributions. R package version 0.1.5.  Based on </w:t>
+      </w:r>
+      <w:r>
+        <w:t>doi:10.1111/2041-210X.13537</w:t>
+      </w:r>
+    </w:p>
+  </w:comment>
+  <w:comment w:id="9" w:author="Cuenta Microsoft" w:date="2024-10-08T13:47:00Z" w:initials="CM">
+    <w:p>
+      <w:pPr>
+        <w:pStyle w:val="Textocomentario"/>
+      </w:pPr>
+      <w:r>
+        <w:rPr>
+          <w:rStyle w:val="Refdecomentario"/>
+        </w:rPr>
+        <w:annotationRef/>
+      </w:r>
+      <w:r>
+        <w:t xml:space="preserve">Book: </w:t>
+      </w:r>
+      <w:r>
+        <w:t>Trait-based ecology tools in R</w:t>
       </w:r>
     </w:p>
   </w:comment>
@@ -8951,8 +11348,14 @@
 <w15:commentsEx xmlns:wpc="http://schemas.microsoft.com/office/word/2010/wordprocessingCanvas" xmlns:mc="http://schemas.openxmlformats.org/markup-compatibility/2006" xmlns:o="urn:schemas-microsoft-com:office:office" xmlns:r="http://schemas.openxmlformats.org/officeDocument/2006/relationships" xmlns:m="http://schemas.openxmlformats.org/officeDocument/2006/math" xmlns:v="urn:schemas-microsoft-com:vml" xmlns:wp14="http://schemas.microsoft.com/office/word/2010/wordprocessingDrawing" xmlns:wp="http://schemas.openxmlformats.org/drawingml/2006/wordprocessingDrawing" xmlns:w10="urn:schemas-microsoft-com:office:word" xmlns:w="http://schemas.openxmlformats.org/wordprocessingml/2006/main" xmlns:w14="http://schemas.microsoft.com/office/word/2010/wordml" xmlns:w15="http://schemas.microsoft.com/office/word/2012/wordml" xmlns:wpg="http://schemas.microsoft.com/office/word/2010/wordprocessingGroup" xmlns:wpi="http://schemas.microsoft.com/office/word/2010/wordprocessingInk" xmlns:wne="http://schemas.microsoft.com/office/word/2006/wordml" xmlns:wps="http://schemas.microsoft.com/office/word/2010/wordprocessingShape" mc:Ignorable="w14 w15 wp14">
   <w15:commentEx w15:paraId="7129F811" w15:done="0"/>
   <w15:commentEx w15:paraId="18501729" w15:done="0"/>
-  <w15:commentEx w15:paraId="471925E9" w15:done="0"/>
   <w15:commentEx w15:paraId="15B37E00" w15:done="0"/>
+  <w15:commentEx w15:paraId="71CD2E17" w15:done="0"/>
+  <w15:commentEx w15:paraId="3225572A" w15:done="0"/>
+  <w15:commentEx w15:paraId="10FF9F05" w15:done="0"/>
+  <w15:commentEx w15:paraId="0ED85E85" w15:done="0"/>
+  <w15:commentEx w15:paraId="52C16563" w15:done="0"/>
+  <w15:commentEx w15:paraId="32F1C4E2" w15:done="0"/>
+  <w15:commentEx w15:paraId="035F90EF" w15:done="0"/>
 </w15:commentsEx>
 </file>
 
@@ -9011,7 +11414,6 @@
         <w:docPartUnique/>
       </w:docPartObj>
     </w:sdtPr>
-    <w:sdtEndPr/>
     <w:sdtContent>
       <w:p>
         <w:pPr>
@@ -9032,7 +11434,7 @@
             <w:noProof/>
             <w:lang w:val="es-ES"/>
           </w:rPr>
-          <w:t>12</w:t>
+          <w:t>14</w:t>
         </w:r>
         <w:r>
           <w:fldChar w:fldCharType="end"/>
@@ -10027,6 +12429,118 @@
     </w:lvl>
   </w:abstractNum>
   <w:abstractNum w:abstractNumId="8" w15:restartNumberingAfterBreak="0">
+    <w:nsid w:val="1580141C"/>
+    <w:multiLevelType w:val="hybridMultilevel"/>
+    <w:tmpl w:val="5EA43BCA"/>
+    <w:lvl w:ilvl="0" w:tplc="5E380112">
+      <w:numFmt w:val="bullet"/>
+      <w:lvlText w:val="-"/>
+      <w:lvlJc w:val="left"/>
+      <w:pPr>
+        <w:ind w:left="720" w:hanging="360"/>
+      </w:pPr>
+      <w:rPr>
+        <w:rFonts w:ascii="Calibri" w:eastAsiaTheme="minorHAnsi" w:hAnsi="Calibri" w:cs="Calibri" w:hint="default"/>
+      </w:rPr>
+    </w:lvl>
+    <w:lvl w:ilvl="1" w:tplc="04030003" w:tentative="1">
+      <w:start w:val="1"/>
+      <w:numFmt w:val="bullet"/>
+      <w:lvlText w:val="o"/>
+      <w:lvlJc w:val="left"/>
+      <w:pPr>
+        <w:ind w:left="1440" w:hanging="360"/>
+      </w:pPr>
+      <w:rPr>
+        <w:rFonts w:ascii="Courier New" w:hAnsi="Courier New" w:cs="Courier New" w:hint="default"/>
+      </w:rPr>
+    </w:lvl>
+    <w:lvl w:ilvl="2" w:tplc="04030005" w:tentative="1">
+      <w:start w:val="1"/>
+      <w:numFmt w:val="bullet"/>
+      <w:lvlText w:val=""/>
+      <w:lvlJc w:val="left"/>
+      <w:pPr>
+        <w:ind w:left="2160" w:hanging="360"/>
+      </w:pPr>
+      <w:rPr>
+        <w:rFonts w:ascii="Wingdings" w:hAnsi="Wingdings" w:hint="default"/>
+      </w:rPr>
+    </w:lvl>
+    <w:lvl w:ilvl="3" w:tplc="04030001" w:tentative="1">
+      <w:start w:val="1"/>
+      <w:numFmt w:val="bullet"/>
+      <w:lvlText w:val=""/>
+      <w:lvlJc w:val="left"/>
+      <w:pPr>
+        <w:ind w:left="2880" w:hanging="360"/>
+      </w:pPr>
+      <w:rPr>
+        <w:rFonts w:ascii="Symbol" w:hAnsi="Symbol" w:hint="default"/>
+      </w:rPr>
+    </w:lvl>
+    <w:lvl w:ilvl="4" w:tplc="04030003" w:tentative="1">
+      <w:start w:val="1"/>
+      <w:numFmt w:val="bullet"/>
+      <w:lvlText w:val="o"/>
+      <w:lvlJc w:val="left"/>
+      <w:pPr>
+        <w:ind w:left="3600" w:hanging="360"/>
+      </w:pPr>
+      <w:rPr>
+        <w:rFonts w:ascii="Courier New" w:hAnsi="Courier New" w:cs="Courier New" w:hint="default"/>
+      </w:rPr>
+    </w:lvl>
+    <w:lvl w:ilvl="5" w:tplc="04030005" w:tentative="1">
+      <w:start w:val="1"/>
+      <w:numFmt w:val="bullet"/>
+      <w:lvlText w:val=""/>
+      <w:lvlJc w:val="left"/>
+      <w:pPr>
+        <w:ind w:left="4320" w:hanging="360"/>
+      </w:pPr>
+      <w:rPr>
+        <w:rFonts w:ascii="Wingdings" w:hAnsi="Wingdings" w:hint="default"/>
+      </w:rPr>
+    </w:lvl>
+    <w:lvl w:ilvl="6" w:tplc="04030001" w:tentative="1">
+      <w:start w:val="1"/>
+      <w:numFmt w:val="bullet"/>
+      <w:lvlText w:val=""/>
+      <w:lvlJc w:val="left"/>
+      <w:pPr>
+        <w:ind w:left="5040" w:hanging="360"/>
+      </w:pPr>
+      <w:rPr>
+        <w:rFonts w:ascii="Symbol" w:hAnsi="Symbol" w:hint="default"/>
+      </w:rPr>
+    </w:lvl>
+    <w:lvl w:ilvl="7" w:tplc="04030003" w:tentative="1">
+      <w:start w:val="1"/>
+      <w:numFmt w:val="bullet"/>
+      <w:lvlText w:val="o"/>
+      <w:lvlJc w:val="left"/>
+      <w:pPr>
+        <w:ind w:left="5760" w:hanging="360"/>
+      </w:pPr>
+      <w:rPr>
+        <w:rFonts w:ascii="Courier New" w:hAnsi="Courier New" w:cs="Courier New" w:hint="default"/>
+      </w:rPr>
+    </w:lvl>
+    <w:lvl w:ilvl="8" w:tplc="04030005" w:tentative="1">
+      <w:start w:val="1"/>
+      <w:numFmt w:val="bullet"/>
+      <w:lvlText w:val=""/>
+      <w:lvlJc w:val="left"/>
+      <w:pPr>
+        <w:ind w:left="6480" w:hanging="360"/>
+      </w:pPr>
+      <w:rPr>
+        <w:rFonts w:ascii="Wingdings" w:hAnsi="Wingdings" w:hint="default"/>
+      </w:rPr>
+    </w:lvl>
+  </w:abstractNum>
+  <w:abstractNum w:abstractNumId="9" w15:restartNumberingAfterBreak="0">
     <w:nsid w:val="178C0CF1"/>
     <w:multiLevelType w:val="hybridMultilevel"/>
     <w:tmpl w:val="7A487C2E"/>
@@ -10166,7 +12680,7 @@
       </w:rPr>
     </w:lvl>
   </w:abstractNum>
-  <w:abstractNum w:abstractNumId="9" w15:restartNumberingAfterBreak="0">
+  <w:abstractNum w:abstractNumId="10" w15:restartNumberingAfterBreak="0">
     <w:nsid w:val="19324D20"/>
     <w:multiLevelType w:val="hybridMultilevel"/>
     <w:tmpl w:val="90FED716"/>
@@ -10278,7 +12792,7 @@
       </w:rPr>
     </w:lvl>
   </w:abstractNum>
-  <w:abstractNum w:abstractNumId="10" w15:restartNumberingAfterBreak="0">
+  <w:abstractNum w:abstractNumId="11" w15:restartNumberingAfterBreak="0">
     <w:nsid w:val="1BF40963"/>
     <w:multiLevelType w:val="hybridMultilevel"/>
     <w:tmpl w:val="913A07FC"/>
@@ -10390,7 +12904,7 @@
       </w:rPr>
     </w:lvl>
   </w:abstractNum>
-  <w:abstractNum w:abstractNumId="11" w15:restartNumberingAfterBreak="0">
+  <w:abstractNum w:abstractNumId="12" w15:restartNumberingAfterBreak="0">
     <w:nsid w:val="1F647E93"/>
     <w:multiLevelType w:val="multilevel"/>
     <w:tmpl w:val="366C5A24"/>
@@ -10539,7 +13053,7 @@
       </w:rPr>
     </w:lvl>
   </w:abstractNum>
-  <w:abstractNum w:abstractNumId="12" w15:restartNumberingAfterBreak="0">
+  <w:abstractNum w:abstractNumId="13" w15:restartNumberingAfterBreak="0">
     <w:nsid w:val="25F679F3"/>
     <w:multiLevelType w:val="hybridMultilevel"/>
     <w:tmpl w:val="29C83798"/>
@@ -10652,7 +13166,7 @@
       </w:rPr>
     </w:lvl>
   </w:abstractNum>
-  <w:abstractNum w:abstractNumId="13" w15:restartNumberingAfterBreak="0">
+  <w:abstractNum w:abstractNumId="14" w15:restartNumberingAfterBreak="0">
     <w:nsid w:val="2AC468CF"/>
     <w:multiLevelType w:val="hybridMultilevel"/>
     <w:tmpl w:val="07C466E8"/>
@@ -10765,7 +13279,7 @@
       </w:rPr>
     </w:lvl>
   </w:abstractNum>
-  <w:abstractNum w:abstractNumId="14" w15:restartNumberingAfterBreak="0">
+  <w:abstractNum w:abstractNumId="15" w15:restartNumberingAfterBreak="0">
     <w:nsid w:val="2AE43449"/>
     <w:multiLevelType w:val="hybridMultilevel"/>
     <w:tmpl w:val="ED9C3BCC"/>
@@ -10878,7 +13392,7 @@
       </w:rPr>
     </w:lvl>
   </w:abstractNum>
-  <w:abstractNum w:abstractNumId="15" w15:restartNumberingAfterBreak="0">
+  <w:abstractNum w:abstractNumId="16" w15:restartNumberingAfterBreak="0">
     <w:nsid w:val="32256960"/>
     <w:multiLevelType w:val="hybridMultilevel"/>
     <w:tmpl w:val="8C483CF6"/>
@@ -10967,7 +13481,7 @@
       </w:pPr>
     </w:lvl>
   </w:abstractNum>
-  <w:abstractNum w:abstractNumId="16" w15:restartNumberingAfterBreak="0">
+  <w:abstractNum w:abstractNumId="17" w15:restartNumberingAfterBreak="0">
     <w:nsid w:val="390C33FA"/>
     <w:multiLevelType w:val="hybridMultilevel"/>
     <w:tmpl w:val="7598CD76"/>
@@ -11107,7 +13621,7 @@
       </w:rPr>
     </w:lvl>
   </w:abstractNum>
-  <w:abstractNum w:abstractNumId="17" w15:restartNumberingAfterBreak="0">
+  <w:abstractNum w:abstractNumId="18" w15:restartNumberingAfterBreak="0">
     <w:nsid w:val="3A4474E8"/>
     <w:multiLevelType w:val="hybridMultilevel"/>
     <w:tmpl w:val="55E6A9FA"/>
@@ -11247,7 +13761,7 @@
       </w:rPr>
     </w:lvl>
   </w:abstractNum>
-  <w:abstractNum w:abstractNumId="18" w15:restartNumberingAfterBreak="0">
+  <w:abstractNum w:abstractNumId="19" w15:restartNumberingAfterBreak="0">
     <w:nsid w:val="3D0D5343"/>
     <w:multiLevelType w:val="multilevel"/>
     <w:tmpl w:val="D74C2986"/>
@@ -11396,7 +13910,7 @@
       </w:rPr>
     </w:lvl>
   </w:abstractNum>
-  <w:abstractNum w:abstractNumId="19" w15:restartNumberingAfterBreak="0">
+  <w:abstractNum w:abstractNumId="20" w15:restartNumberingAfterBreak="0">
     <w:nsid w:val="3F9B6715"/>
     <w:multiLevelType w:val="hybridMultilevel"/>
     <w:tmpl w:val="CC6AA5BC"/>
@@ -11535,7 +14049,7 @@
       </w:rPr>
     </w:lvl>
   </w:abstractNum>
-  <w:abstractNum w:abstractNumId="20" w15:restartNumberingAfterBreak="0">
+  <w:abstractNum w:abstractNumId="21" w15:restartNumberingAfterBreak="0">
     <w:nsid w:val="40F65EA0"/>
     <w:multiLevelType w:val="hybridMultilevel"/>
     <w:tmpl w:val="4F42E770"/>
@@ -11624,7 +14138,7 @@
       </w:pPr>
     </w:lvl>
   </w:abstractNum>
-  <w:abstractNum w:abstractNumId="21" w15:restartNumberingAfterBreak="0">
+  <w:abstractNum w:abstractNumId="22" w15:restartNumberingAfterBreak="0">
     <w:nsid w:val="440F29E0"/>
     <w:multiLevelType w:val="multilevel"/>
     <w:tmpl w:val="50E4B80A"/>
@@ -11773,7 +14287,7 @@
       </w:rPr>
     </w:lvl>
   </w:abstractNum>
-  <w:abstractNum w:abstractNumId="22" w15:restartNumberingAfterBreak="0">
+  <w:abstractNum w:abstractNumId="23" w15:restartNumberingAfterBreak="0">
     <w:nsid w:val="45D4220A"/>
     <w:multiLevelType w:val="hybridMultilevel"/>
     <w:tmpl w:val="1A0ED1A0"/>
@@ -11913,7 +14427,7 @@
       </w:rPr>
     </w:lvl>
   </w:abstractNum>
-  <w:abstractNum w:abstractNumId="23" w15:restartNumberingAfterBreak="0">
+  <w:abstractNum w:abstractNumId="24" w15:restartNumberingAfterBreak="0">
     <w:nsid w:val="4BE973C1"/>
     <w:multiLevelType w:val="hybridMultilevel"/>
     <w:tmpl w:val="779C246A"/>
@@ -12002,7 +14516,7 @@
       </w:pPr>
     </w:lvl>
   </w:abstractNum>
-  <w:abstractNum w:abstractNumId="24" w15:restartNumberingAfterBreak="0">
+  <w:abstractNum w:abstractNumId="25" w15:restartNumberingAfterBreak="0">
     <w:nsid w:val="4DD35EC8"/>
     <w:multiLevelType w:val="hybridMultilevel"/>
     <w:tmpl w:val="4F0ABA3C"/>
@@ -12091,7 +14605,7 @@
       </w:pPr>
     </w:lvl>
   </w:abstractNum>
-  <w:abstractNum w:abstractNumId="25" w15:restartNumberingAfterBreak="0">
+  <w:abstractNum w:abstractNumId="26" w15:restartNumberingAfterBreak="0">
     <w:nsid w:val="4FE9544E"/>
     <w:multiLevelType w:val="multilevel"/>
     <w:tmpl w:val="E522C7F4"/>
@@ -12240,7 +14754,7 @@
       </w:rPr>
     </w:lvl>
   </w:abstractNum>
-  <w:abstractNum w:abstractNumId="26" w15:restartNumberingAfterBreak="0">
+  <w:abstractNum w:abstractNumId="27" w15:restartNumberingAfterBreak="0">
     <w:nsid w:val="535B100D"/>
     <w:multiLevelType w:val="hybridMultilevel"/>
     <w:tmpl w:val="0D666A68"/>
@@ -12380,7 +14894,7 @@
       </w:rPr>
     </w:lvl>
   </w:abstractNum>
-  <w:abstractNum w:abstractNumId="27" w15:restartNumberingAfterBreak="0">
+  <w:abstractNum w:abstractNumId="28" w15:restartNumberingAfterBreak="0">
     <w:nsid w:val="6B80667F"/>
     <w:multiLevelType w:val="hybridMultilevel"/>
     <w:tmpl w:val="8D1871F6"/>
@@ -12469,7 +14983,7 @@
       </w:pPr>
     </w:lvl>
   </w:abstractNum>
-  <w:abstractNum w:abstractNumId="28" w15:restartNumberingAfterBreak="0">
+  <w:abstractNum w:abstractNumId="29" w15:restartNumberingAfterBreak="0">
     <w:nsid w:val="6C2D5A6F"/>
     <w:multiLevelType w:val="multilevel"/>
     <w:tmpl w:val="53C8A96A"/>
@@ -12618,7 +15132,7 @@
       </w:rPr>
     </w:lvl>
   </w:abstractNum>
-  <w:abstractNum w:abstractNumId="29" w15:restartNumberingAfterBreak="0">
+  <w:abstractNum w:abstractNumId="30" w15:restartNumberingAfterBreak="0">
     <w:nsid w:val="6D703008"/>
     <w:multiLevelType w:val="multilevel"/>
     <w:tmpl w:val="D174F034"/>
@@ -12731,7 +15245,7 @@
       </w:rPr>
     </w:lvl>
   </w:abstractNum>
-  <w:abstractNum w:abstractNumId="30" w15:restartNumberingAfterBreak="0">
+  <w:abstractNum w:abstractNumId="31" w15:restartNumberingAfterBreak="0">
     <w:nsid w:val="724F1BA5"/>
     <w:multiLevelType w:val="hybridMultilevel"/>
     <w:tmpl w:val="4990AD40"/>
@@ -12820,7 +15334,7 @@
       </w:pPr>
     </w:lvl>
   </w:abstractNum>
-  <w:abstractNum w:abstractNumId="31" w15:restartNumberingAfterBreak="0">
+  <w:abstractNum w:abstractNumId="32" w15:restartNumberingAfterBreak="0">
     <w:nsid w:val="796D2460"/>
     <w:multiLevelType w:val="multilevel"/>
     <w:tmpl w:val="775ED9D0"/>
@@ -12933,7 +15447,7 @@
       </w:rPr>
     </w:lvl>
   </w:abstractNum>
-  <w:abstractNum w:abstractNumId="32" w15:restartNumberingAfterBreak="0">
+  <w:abstractNum w:abstractNumId="33" w15:restartNumberingAfterBreak="0">
     <w:nsid w:val="7AE04102"/>
     <w:multiLevelType w:val="hybridMultilevel"/>
     <w:tmpl w:val="C55E398E"/>
@@ -13022,7 +15536,7 @@
       </w:pPr>
     </w:lvl>
   </w:abstractNum>
-  <w:abstractNum w:abstractNumId="33" w15:restartNumberingAfterBreak="0">
+  <w:abstractNum w:abstractNumId="34" w15:restartNumberingAfterBreak="0">
     <w:nsid w:val="7AEA239B"/>
     <w:multiLevelType w:val="multilevel"/>
     <w:tmpl w:val="510A4F2A"/>
@@ -13172,49 +15686,49 @@
     </w:lvl>
   </w:abstractNum>
   <w:num w:numId="1">
+    <w:abstractNumId w:val="19"/>
+  </w:num>
+  <w:num w:numId="2">
+    <w:abstractNumId w:val="12"/>
+  </w:num>
+  <w:num w:numId="3">
+    <w:abstractNumId w:val="26"/>
+  </w:num>
+  <w:num w:numId="4">
+    <w:abstractNumId w:val="22"/>
+  </w:num>
+  <w:num w:numId="5">
+    <w:abstractNumId w:val="29"/>
+  </w:num>
+  <w:num w:numId="6">
     <w:abstractNumId w:val="18"/>
   </w:num>
-  <w:num w:numId="2">
-    <w:abstractNumId w:val="11"/>
-  </w:num>
-  <w:num w:numId="3">
-    <w:abstractNumId w:val="25"/>
-  </w:num>
-  <w:num w:numId="4">
-    <w:abstractNumId w:val="21"/>
-  </w:num>
-  <w:num w:numId="5">
-    <w:abstractNumId w:val="28"/>
-  </w:num>
-  <w:num w:numId="6">
-    <w:abstractNumId w:val="17"/>
-  </w:num>
   <w:num w:numId="7">
-    <w:abstractNumId w:val="22"/>
+    <w:abstractNumId w:val="23"/>
   </w:num>
   <w:num w:numId="8">
-    <w:abstractNumId w:val="8"/>
+    <w:abstractNumId w:val="9"/>
   </w:num>
   <w:num w:numId="9">
-    <w:abstractNumId w:val="26"/>
+    <w:abstractNumId w:val="27"/>
   </w:num>
   <w:num w:numId="10">
-    <w:abstractNumId w:val="19"/>
+    <w:abstractNumId w:val="20"/>
   </w:num>
   <w:num w:numId="11">
-    <w:abstractNumId w:val="16"/>
+    <w:abstractNumId w:val="17"/>
   </w:num>
   <w:num w:numId="12">
     <w:abstractNumId w:val="2"/>
   </w:num>
   <w:num w:numId="13">
-    <w:abstractNumId w:val="9"/>
+    <w:abstractNumId w:val="10"/>
   </w:num>
   <w:num w:numId="14">
     <w:abstractNumId w:val="5"/>
   </w:num>
   <w:num w:numId="15">
-    <w:abstractNumId w:val="33"/>
+    <w:abstractNumId w:val="34"/>
   </w:num>
   <w:num w:numId="16">
     <w:abstractNumId w:val="7"/>
@@ -13223,16 +15737,16 @@
     <w:abstractNumId w:val="4"/>
   </w:num>
   <w:num w:numId="18">
-    <w:abstractNumId w:val="14"/>
+    <w:abstractNumId w:val="15"/>
   </w:num>
   <w:num w:numId="19">
-    <w:abstractNumId w:val="15"/>
+    <w:abstractNumId w:val="16"/>
   </w:num>
   <w:num w:numId="20">
-    <w:abstractNumId w:val="30"/>
+    <w:abstractNumId w:val="31"/>
   </w:num>
   <w:num w:numId="21">
-    <w:abstractNumId w:val="13"/>
+    <w:abstractNumId w:val="14"/>
   </w:num>
   <w:num w:numId="22">
     <w:abstractNumId w:val="3"/>
@@ -13241,22 +15755,22 @@
     <w:abstractNumId w:val="0"/>
   </w:num>
   <w:num w:numId="24">
+    <w:abstractNumId w:val="25"/>
+  </w:num>
+  <w:num w:numId="25">
+    <w:abstractNumId w:val="33"/>
+  </w:num>
+  <w:num w:numId="26">
+    <w:abstractNumId w:val="28"/>
+  </w:num>
+  <w:num w:numId="27">
+    <w:abstractNumId w:val="13"/>
+  </w:num>
+  <w:num w:numId="28">
     <w:abstractNumId w:val="24"/>
   </w:num>
-  <w:num w:numId="25">
-    <w:abstractNumId w:val="32"/>
-  </w:num>
-  <w:num w:numId="26">
-    <w:abstractNumId w:val="27"/>
-  </w:num>
-  <w:num w:numId="27">
-    <w:abstractNumId w:val="12"/>
-  </w:num>
-  <w:num w:numId="28">
-    <w:abstractNumId w:val="23"/>
-  </w:num>
   <w:num w:numId="29">
-    <w:abstractNumId w:val="10"/>
+    <w:abstractNumId w:val="11"/>
   </w:num>
   <w:num w:numId="30">
     <w:abstractNumId w:val="1"/>
@@ -13265,13 +15779,16 @@
     <w:abstractNumId w:val="6"/>
   </w:num>
   <w:num w:numId="32">
-    <w:abstractNumId w:val="20"/>
+    <w:abstractNumId w:val="21"/>
   </w:num>
   <w:num w:numId="33">
-    <w:abstractNumId w:val="31"/>
+    <w:abstractNumId w:val="32"/>
   </w:num>
   <w:num w:numId="34">
-    <w:abstractNumId w:val="29"/>
+    <w:abstractNumId w:val="30"/>
+  </w:num>
+  <w:num w:numId="35">
+    <w:abstractNumId w:val="8"/>
   </w:num>
 </w:numbering>
 </file>
@@ -14496,6 +17013,63 @@
       <w:shd w:val="clear" w:color="auto" w:fill="E1DFDD"/>
     </w:rPr>
   </w:style>
+  <w:style w:type="paragraph" w:styleId="HTMLconformatoprevio">
+    <w:name w:val="HTML Preformatted"/>
+    <w:basedOn w:val="Normal"/>
+    <w:link w:val="HTMLconformatoprevioCar"/>
+    <w:uiPriority w:val="99"/>
+    <w:semiHidden/>
+    <w:unhideWhenUsed/>
+    <w:rsid w:val="0065759A"/>
+    <w:pPr>
+      <w:tabs>
+        <w:tab w:val="left" w:pos="916"/>
+        <w:tab w:val="left" w:pos="1832"/>
+        <w:tab w:val="left" w:pos="2748"/>
+        <w:tab w:val="left" w:pos="3664"/>
+        <w:tab w:val="left" w:pos="4580"/>
+        <w:tab w:val="left" w:pos="5496"/>
+        <w:tab w:val="left" w:pos="6412"/>
+        <w:tab w:val="left" w:pos="7328"/>
+        <w:tab w:val="left" w:pos="8244"/>
+        <w:tab w:val="left" w:pos="9160"/>
+        <w:tab w:val="left" w:pos="10076"/>
+        <w:tab w:val="left" w:pos="10992"/>
+        <w:tab w:val="left" w:pos="11908"/>
+        <w:tab w:val="left" w:pos="12824"/>
+        <w:tab w:val="left" w:pos="13740"/>
+        <w:tab w:val="left" w:pos="14656"/>
+      </w:tabs>
+      <w:spacing w:after="0" w:line="240" w:lineRule="auto"/>
+    </w:pPr>
+    <w:rPr>
+      <w:rFonts w:ascii="Courier New" w:eastAsia="Times New Roman" w:hAnsi="Courier New" w:cs="Courier New"/>
+      <w:sz w:val="20"/>
+      <w:szCs w:val="20"/>
+      <w:lang w:val="ca-ES" w:eastAsia="ca-ES"/>
+    </w:rPr>
+  </w:style>
+  <w:style w:type="character" w:customStyle="1" w:styleId="HTMLconformatoprevioCar">
+    <w:name w:val="HTML con formato previo Car"/>
+    <w:basedOn w:val="Fuentedeprrafopredeter"/>
+    <w:link w:val="HTMLconformatoprevio"/>
+    <w:uiPriority w:val="99"/>
+    <w:semiHidden/>
+    <w:rsid w:val="0065759A"/>
+    <w:rPr>
+      <w:rFonts w:ascii="Courier New" w:eastAsia="Times New Roman" w:hAnsi="Courier New" w:cs="Courier New"/>
+      <w:kern w:val="0"/>
+      <w:sz w:val="20"/>
+      <w:szCs w:val="20"/>
+      <w:lang w:val="ca-ES" w:eastAsia="ca-ES"/>
+      <w14:ligatures w14:val="none"/>
+    </w:rPr>
+  </w:style>
+  <w:style w:type="character" w:customStyle="1" w:styleId="gntyacmba4b">
+    <w:name w:val="gntyacmba4b"/>
+    <w:basedOn w:val="Fuentedeprrafopredeter"/>
+    <w:rsid w:val="0065759A"/>
+  </w:style>
 </w:styles>
 </file>
 

--- a/doc/Ms_0.docx
+++ b/doc/Ms_0.docx
@@ -538,7 +538,7 @@
         </w:rPr>
         <w:t xml:space="preserve"> Email: </w:t>
       </w:r>
-      <w:hyperlink r:id="rId7" w:history="1">
+      <w:hyperlink r:id="rId8" w:history="1">
         <w:r>
           <w:rPr>
             <w:rStyle w:val="Hipervnculo"/>
@@ -650,7 +650,7 @@
         </w:rPr>
         <w:t xml:space="preserve"> </w:t>
       </w:r>
-      <w:hyperlink r:id="rId8" w:history="1">
+      <w:hyperlink r:id="rId9" w:history="1">
         <w:r>
           <w:rPr>
             <w:rStyle w:val="Hipervnculo"/>
@@ -702,7 +702,7 @@
         </w:rPr>
         <w:t xml:space="preserve"> </w:t>
       </w:r>
-      <w:hyperlink r:id="rId9" w:history="1">
+      <w:hyperlink r:id="rId10" w:history="1">
         <w:r>
           <w:rPr>
             <w:rStyle w:val="Hipervnculo"/>
@@ -735,7 +735,7 @@
         </w:rPr>
         <w:t xml:space="preserve"> </w:t>
       </w:r>
-      <w:hyperlink r:id="rId10" w:history="1">
+      <w:hyperlink r:id="rId11" w:history="1">
         <w:r>
           <w:rPr>
             <w:rStyle w:val="Hipervnculo"/>
@@ -865,21 +865,7 @@
         <w:rPr>
           <w:rFonts w:eastAsia="Arial" w:cstheme="minorHAnsi"/>
         </w:rPr>
-        <w:t xml:space="preserve">). Recently, it </w:t>
-      </w:r>
-      <w:proofErr w:type="gramStart"/>
-      <w:r>
-        <w:rPr>
-          <w:rFonts w:eastAsia="Arial" w:cstheme="minorHAnsi"/>
-        </w:rPr>
-        <w:t>has been noted</w:t>
-      </w:r>
-      <w:proofErr w:type="gramEnd"/>
-      <w:r>
-        <w:rPr>
-          <w:rFonts w:eastAsia="Arial" w:cstheme="minorHAnsi"/>
-        </w:rPr>
-        <w:t xml:space="preserve"> that the abundance and distribution of alpine plants strongly depends on micro-topographic variation, which accounts for drastic changes in temperature and related factors (</w:t>
+        <w:t>). Recently, it has been noted that the abundance and distribution of alpine plants strongly depends on micro-topographic variation, which accounts for drastic changes in temperature and related factors (</w:t>
       </w:r>
       <w:proofErr w:type="spellStart"/>
       <w:r>
@@ -1027,6 +1013,7 @@
           <w:tag w:val="goog_rdk_8"/>
           <w:id w:val="30777417"/>
         </w:sdtPr>
+        <w:sdtEndPr/>
         <w:sdtContent/>
       </w:sdt>
       <w:r>
@@ -1153,6 +1140,7 @@
           <w:tag w:val="goog_rdk_10"/>
           <w:id w:val="-750579298"/>
         </w:sdtPr>
+        <w:sdtEndPr/>
         <w:sdtContent>
           <w:r>
             <w:rPr>
@@ -1223,6 +1211,7 @@
           <w:tag w:val="goog_rdk_16"/>
           <w:id w:val="-403298020"/>
         </w:sdtPr>
+        <w:sdtEndPr/>
         <w:sdtContent>
           <w:r>
             <w:rPr>
@@ -1735,7 +1724,79 @@
           <w:szCs w:val="22"/>
           <w:lang w:val="en-US" w:eastAsia="ca-ES"/>
         </w:rPr>
-        <w:t xml:space="preserve"> germination in conditions of low temperature, constant temperatures and darkness. Exposed sites will </w:t>
+        <w:t xml:space="preserve"> germination in conditions of low temperature, constant temperatures and darkness</w:t>
+      </w:r>
+      <w:r>
+        <w:rPr>
+          <w:rFonts w:asciiTheme="minorHAnsi" w:eastAsiaTheme="minorHAnsi" w:hAnsiTheme="minorHAnsi" w:cstheme="minorBidi"/>
+          <w:color w:val="auto"/>
+          <w:sz w:val="22"/>
+          <w:szCs w:val="22"/>
+          <w:lang w:val="en-US" w:eastAsia="ca-ES"/>
+        </w:rPr>
+        <w:t xml:space="preserve"> </w:t>
+      </w:r>
+      <w:r>
+        <w:rPr>
+          <w:rFonts w:asciiTheme="minorHAnsi" w:eastAsiaTheme="minorHAnsi" w:hAnsiTheme="minorHAnsi" w:cstheme="minorBidi"/>
+          <w:color w:val="FF0000"/>
+          <w:sz w:val="22"/>
+          <w:szCs w:val="22"/>
+          <w:lang w:val="en-US" w:eastAsia="ca-ES"/>
+        </w:rPr>
+        <w:t xml:space="preserve">(we actually see the opposite </w:t>
+      </w:r>
+      <w:proofErr w:type="gramStart"/>
+      <w:r>
+        <w:rPr>
+          <w:rFonts w:asciiTheme="minorHAnsi" w:eastAsiaTheme="minorHAnsi" w:hAnsiTheme="minorHAnsi" w:cstheme="minorBidi"/>
+          <w:color w:val="FF0000"/>
+          <w:sz w:val="22"/>
+          <w:szCs w:val="22"/>
+          <w:lang w:val="en-US" w:eastAsia="ca-ES"/>
+        </w:rPr>
+        <w:t>trend</w:t>
+      </w:r>
+      <w:r>
+        <w:rPr>
+          <w:rFonts w:asciiTheme="minorHAnsi" w:eastAsiaTheme="minorHAnsi" w:hAnsiTheme="minorHAnsi" w:cstheme="minorBidi"/>
+          <w:color w:val="FF0000"/>
+          <w:sz w:val="22"/>
+          <w:szCs w:val="22"/>
+          <w:lang w:val="en-US" w:eastAsia="ca-ES"/>
+        </w:rPr>
+        <w:t>,</w:t>
+      </w:r>
+      <w:proofErr w:type="gramEnd"/>
+      <w:r>
+        <w:rPr>
+          <w:rFonts w:asciiTheme="minorHAnsi" w:eastAsiaTheme="minorHAnsi" w:hAnsiTheme="minorHAnsi" w:cstheme="minorBidi"/>
+          <w:color w:val="FF0000"/>
+          <w:sz w:val="22"/>
+          <w:szCs w:val="22"/>
+          <w:lang w:val="en-US" w:eastAsia="ca-ES"/>
+        </w:rPr>
+        <w:t xml:space="preserve"> sites with prolonged snow cover have worse germination in darkness, water stress and constant temperatures</w:t>
+      </w:r>
+      <w:r>
+        <w:rPr>
+          <w:rFonts w:asciiTheme="minorHAnsi" w:eastAsiaTheme="minorHAnsi" w:hAnsiTheme="minorHAnsi" w:cstheme="minorBidi"/>
+          <w:color w:val="FF0000"/>
+          <w:sz w:val="22"/>
+          <w:szCs w:val="22"/>
+          <w:lang w:val="en-US" w:eastAsia="ca-ES"/>
+        </w:rPr>
+        <w:t>)</w:t>
+      </w:r>
+      <w:r>
+        <w:rPr>
+          <w:rFonts w:asciiTheme="minorHAnsi" w:eastAsiaTheme="minorHAnsi" w:hAnsiTheme="minorHAnsi" w:cstheme="minorBidi"/>
+          <w:color w:val="auto"/>
+          <w:sz w:val="22"/>
+          <w:szCs w:val="22"/>
+          <w:lang w:val="en-US" w:eastAsia="ca-ES"/>
+        </w:rPr>
+        <w:t xml:space="preserve">. Exposed sites will </w:t>
       </w:r>
       <w:proofErr w:type="spellStart"/>
       <w:r>
@@ -2085,12 +2146,19 @@
         <w:rPr>
           <w:rFonts w:cstheme="minorHAnsi"/>
         </w:rPr>
-        <w:t>study communities one from each macroclimatic region</w:t>
+        <w:t xml:space="preserve">study communities one </w:t>
       </w:r>
       <w:r>
         <w:rPr>
           <w:rFonts w:cstheme="minorHAnsi"/>
         </w:rPr>
+        <w:lastRenderedPageBreak/>
+        <w:t>from each macroclimatic region</w:t>
+      </w:r>
+      <w:r>
+        <w:rPr>
+          <w:rFonts w:cstheme="minorHAnsi"/>
+        </w:rPr>
         <w:t xml:space="preserve"> to act as replicates</w:t>
       </w:r>
       <w:r>
@@ -2159,7 +2227,6 @@
         <w:rPr>
           <w:rFonts w:cstheme="minorHAnsi"/>
         </w:rPr>
-        <w:lastRenderedPageBreak/>
         <w:t>and (2) calcareous grasslands in</w:t>
       </w:r>
       <w:r>
@@ -3808,6 +3875,7 @@
                 <w:szCs w:val="18"/>
                 <w:lang w:val="en-US" w:eastAsia="es-ES"/>
               </w:rPr>
+              <w:lastRenderedPageBreak/>
               <w:t xml:space="preserve">Dominant species </w:t>
             </w:r>
           </w:p>
@@ -4708,7 +4776,7 @@
                     </pic:cNvPicPr>
                   </pic:nvPicPr>
                   <pic:blipFill rotWithShape="1">
-                    <a:blip r:embed="rId13" cstate="print">
+                    <a:blip r:embed="rId14" cstate="print">
                       <a:extLst>
                         <a:ext uri="{28A0092B-C50C-407E-A947-70E740481C1C}">
                           <a14:useLocalDpi xmlns:a14="http://schemas.microsoft.com/office/drawing/2010/main" val="0"/>
@@ -4765,7 +4833,7 @@
                     </pic:cNvPicPr>
                   </pic:nvPicPr>
                   <pic:blipFill>
-                    <a:blip r:embed="rId14" cstate="print">
+                    <a:blip r:embed="rId15" cstate="print">
                       <a:extLst>
                         <a:ext uri="{28A0092B-C50C-407E-A947-70E740481C1C}">
                           <a14:useLocalDpi xmlns:a14="http://schemas.microsoft.com/office/drawing/2010/main" val="0"/>
@@ -4898,11 +4966,11 @@
       </w:r>
       <w:proofErr w:type="spellEnd"/>
       <w:r>
-        <w:t xml:space="preserve">, 2017) and four variables with a relevant function in alpine topographic gradients, including also elevation as another potentially important variable, that might captures other gradient no directly explained by our other bioclimatic indices. We focused </w:t>
+        <w:t xml:space="preserve">, 2017) and four variables with a relevant function in alpine </w:t>
       </w:r>
       <w:r>
         <w:lastRenderedPageBreak/>
-        <w:t xml:space="preserve">on annual mean temperature (bio1), mean diurnal range (bio2), temperature annual range (bio7), number of days with snow cover (Snow), freezing </w:t>
+        <w:t xml:space="preserve">topographic gradients, including also elevation as another potentially important variable, that might captures other gradient no directly explained by our other bioclimatic indices. We focused on annual mean temperature (bio1), mean diurnal range (bio2), temperature annual range (bio7), number of days with snow cover (Snow), freezing </w:t>
       </w:r>
       <w:proofErr w:type="gramStart"/>
       <w:r>
@@ -5297,8 +5365,8 @@
             <v:path o:extrusionok="f" gradientshapeok="t" o:connecttype="rect"/>
             <o:lock v:ext="edit" aspectratio="t"/>
           </v:shapetype>
-          <v:shape id="_x0000_i1026" type="#_x0000_t75" style="width:425pt;height:186.45pt">
-            <v:imagedata r:id="rId15" o:title="Bioclimatic indices PCA"/>
+          <v:shape id="_x0000_i1025" type="#_x0000_t75" style="width:425pt;height:185.9pt">
+            <v:imagedata r:id="rId16" o:title="Bioclimatic indices PCA"/>
           </v:shape>
         </w:pict>
       </w:r>
@@ -5316,6 +5384,7 @@
           <w:rFonts w:eastAsia="Times New Roman"/>
           <w:lang w:eastAsia="ca-ES"/>
         </w:rPr>
+        <w:lastRenderedPageBreak/>
         <w:t>2.</w:t>
       </w:r>
       <w:r>
@@ -5480,16 +5549,7 @@
           <w:color w:val="000000"/>
           <w:lang w:eastAsia="ca-ES"/>
         </w:rPr>
-        <w:t xml:space="preserve"> </w:t>
-      </w:r>
-      <w:r>
-        <w:rPr>
-          <w:rFonts w:eastAsia="Times New Roman" w:cstheme="minorHAnsi"/>
-          <w:color w:val="000000"/>
-          <w:lang w:eastAsia="ca-ES"/>
-        </w:rPr>
-        <w:lastRenderedPageBreak/>
-        <w:t xml:space="preserve">species in the Mediterranean </w:t>
+        <w:t xml:space="preserve"> species in the Mediterranean </w:t>
       </w:r>
       <w:r>
         <w:rPr>
@@ -6710,6 +6770,7 @@
           <w:color w:val="000000"/>
           <w:lang w:eastAsia="ca-ES"/>
         </w:rPr>
+        <w:lastRenderedPageBreak/>
         <w:t>(referred to as “</w:t>
       </w:r>
       <w:r>
@@ -6750,7 +6811,1082 @@
           <w:color w:val="000000"/>
           <w:lang w:eastAsia="ca-ES"/>
         </w:rPr>
-        <w:t xml:space="preserve">alternating temperatures and constant darkness (referred to as “Darkness”), (3) alternating temperature, water stress and 12h photoperiod (referred to as </w:t>
+        <w:t xml:space="preserve">alternating temperatures and constant darkness (referred to as “Darkness”), (3) alternating temperature, water stress and 12h photoperiod (referred to as “Water stress”) and (4) </w:t>
+      </w:r>
+      <w:r>
+        <w:rPr>
+          <w:rFonts w:eastAsia="Times New Roman" w:cstheme="minorHAnsi"/>
+          <w:color w:val="000000"/>
+          <w:lang w:eastAsia="ca-ES"/>
+        </w:rPr>
+        <w:t xml:space="preserve">constant temperatures and </w:t>
+      </w:r>
+      <w:r>
+        <w:rPr>
+          <w:rFonts w:eastAsia="Times New Roman" w:cstheme="minorHAnsi"/>
+          <w:color w:val="000000"/>
+          <w:lang w:eastAsia="ca-ES"/>
+        </w:rPr>
+        <w:t xml:space="preserve">12h photoperiod </w:t>
+      </w:r>
+      <w:r>
+        <w:rPr>
+          <w:rFonts w:eastAsia="Times New Roman" w:cstheme="minorHAnsi"/>
+          <w:color w:val="000000"/>
+          <w:lang w:eastAsia="ca-ES"/>
+        </w:rPr>
+        <w:t>(referred to as “</w:t>
+      </w:r>
+      <w:r>
+        <w:rPr>
+          <w:rFonts w:eastAsia="Times New Roman" w:cstheme="minorHAnsi"/>
+          <w:color w:val="000000"/>
+          <w:lang w:eastAsia="ca-ES"/>
+        </w:rPr>
+        <w:t>Constant Temperature</w:t>
+      </w:r>
+      <w:r>
+        <w:rPr>
+          <w:rFonts w:eastAsia="Times New Roman" w:cstheme="minorHAnsi"/>
+          <w:color w:val="000000"/>
+          <w:lang w:eastAsia="ca-ES"/>
+        </w:rPr>
+        <w:t>”</w:t>
+      </w:r>
+      <w:r>
+        <w:rPr>
+          <w:rFonts w:eastAsia="Times New Roman" w:cstheme="minorHAnsi"/>
+          <w:color w:val="000000"/>
+          <w:lang w:eastAsia="ca-ES"/>
+        </w:rPr>
+        <w:t>)</w:t>
+      </w:r>
+      <w:r>
+        <w:rPr>
+          <w:rFonts w:eastAsia="Times New Roman" w:cstheme="minorHAnsi"/>
+          <w:color w:val="000000"/>
+          <w:lang w:eastAsia="ca-ES"/>
+        </w:rPr>
+        <w:t>.</w:t>
+      </w:r>
+      <w:r>
+        <w:rPr>
+          <w:rFonts w:eastAsia="Times New Roman" w:cstheme="minorHAnsi"/>
+          <w:color w:val="000000"/>
+          <w:lang w:eastAsia="ca-ES"/>
+        </w:rPr>
+        <w:t xml:space="preserve"> </w:t>
+      </w:r>
+      <w:r>
+        <w:rPr>
+          <w:rFonts w:eastAsia="Times New Roman" w:cstheme="minorHAnsi"/>
+          <w:color w:val="000000"/>
+          <w:lang w:eastAsia="ca-ES"/>
+        </w:rPr>
+        <w:t>Pre</w:t>
+      </w:r>
+      <w:r>
+        <w:rPr>
+          <w:rFonts w:eastAsia="Times New Roman" w:cstheme="minorHAnsi"/>
+          <w:color w:val="000000"/>
+          <w:lang w:eastAsia="ca-ES"/>
+        </w:rPr>
+        <w:t>ceding</w:t>
+      </w:r>
+      <w:r>
+        <w:rPr>
+          <w:rFonts w:eastAsia="Times New Roman" w:cstheme="minorHAnsi"/>
+          <w:color w:val="000000"/>
+          <w:lang w:eastAsia="ca-ES"/>
+        </w:rPr>
+        <w:t xml:space="preserve"> </w:t>
+      </w:r>
+      <w:r>
+        <w:rPr>
+          <w:rFonts w:eastAsia="Times New Roman" w:cstheme="minorHAnsi"/>
+          <w:color w:val="000000"/>
+          <w:lang w:eastAsia="ca-ES"/>
+        </w:rPr>
+        <w:t xml:space="preserve">germination research </w:t>
+      </w:r>
+      <w:r>
+        <w:rPr>
+          <w:rFonts w:eastAsia="Times New Roman" w:cstheme="minorHAnsi"/>
+          <w:color w:val="000000"/>
+          <w:lang w:eastAsia="ca-ES"/>
+        </w:rPr>
+        <w:t xml:space="preserve">by </w:t>
+      </w:r>
+      <w:r>
+        <w:rPr>
+          <w:rFonts w:eastAsia="Times New Roman" w:cstheme="minorHAnsi"/>
+          <w:color w:val="000000"/>
+          <w:highlight w:val="yellow"/>
+          <w:lang w:eastAsia="ca-ES"/>
+        </w:rPr>
+        <w:t xml:space="preserve">Espinosa </w:t>
+      </w:r>
+      <w:proofErr w:type="gramStart"/>
+      <w:r>
+        <w:rPr>
+          <w:rFonts w:eastAsia="Times New Roman" w:cstheme="minorHAnsi"/>
+          <w:color w:val="000000"/>
+          <w:highlight w:val="yellow"/>
+          <w:lang w:eastAsia="ca-ES"/>
+        </w:rPr>
+        <w:t>del</w:t>
+      </w:r>
+      <w:proofErr w:type="gramEnd"/>
+      <w:r>
+        <w:rPr>
+          <w:rFonts w:eastAsia="Times New Roman" w:cstheme="minorHAnsi"/>
+          <w:color w:val="000000"/>
+          <w:highlight w:val="yellow"/>
+          <w:lang w:eastAsia="ca-ES"/>
+        </w:rPr>
+        <w:t xml:space="preserve"> Alba et al. 2025</w:t>
+      </w:r>
+      <w:r>
+        <w:rPr>
+          <w:rFonts w:eastAsia="Times New Roman" w:cstheme="minorHAnsi"/>
+          <w:color w:val="000000"/>
+          <w:lang w:eastAsia="ca-ES"/>
+        </w:rPr>
+        <w:t xml:space="preserve"> found </w:t>
+      </w:r>
+      <w:r>
+        <w:rPr>
+          <w:rFonts w:eastAsia="Times New Roman" w:cstheme="minorHAnsi"/>
+          <w:color w:val="000000"/>
+          <w:lang w:eastAsia="ca-ES"/>
+        </w:rPr>
+        <w:t xml:space="preserve">that </w:t>
+      </w:r>
+      <w:r>
+        <w:rPr>
+          <w:rFonts w:eastAsia="Times New Roman" w:cstheme="minorHAnsi"/>
+          <w:color w:val="000000"/>
+          <w:lang w:eastAsia="ca-ES"/>
+        </w:rPr>
+        <w:t>a similar set of</w:t>
+      </w:r>
+      <w:r>
+        <w:rPr>
+          <w:rFonts w:eastAsia="Times New Roman" w:cstheme="minorHAnsi"/>
+          <w:color w:val="000000"/>
+          <w:lang w:eastAsia="ca-ES"/>
+        </w:rPr>
+        <w:t xml:space="preserve"> </w:t>
+      </w:r>
+      <w:r>
+        <w:rPr>
+          <w:rFonts w:eastAsia="Times New Roman" w:cstheme="minorHAnsi"/>
+          <w:color w:val="000000"/>
+          <w:lang w:eastAsia="ca-ES"/>
+        </w:rPr>
+        <w:t xml:space="preserve">species </w:t>
+      </w:r>
+      <w:r>
+        <w:rPr>
+          <w:rFonts w:eastAsia="Times New Roman" w:cstheme="minorHAnsi"/>
+          <w:color w:val="000000"/>
+          <w:lang w:eastAsia="ca-ES"/>
+        </w:rPr>
+        <w:t>had</w:t>
+      </w:r>
+      <w:r>
+        <w:rPr>
+          <w:rFonts w:eastAsia="Times New Roman" w:cstheme="minorHAnsi"/>
+          <w:color w:val="000000"/>
+          <w:lang w:eastAsia="ca-ES"/>
+        </w:rPr>
+        <w:t xml:space="preserve"> two </w:t>
+      </w:r>
+      <w:r>
+        <w:rPr>
+          <w:rFonts w:eastAsia="Times New Roman" w:cstheme="minorHAnsi"/>
+          <w:color w:val="000000"/>
+          <w:lang w:eastAsia="ca-ES"/>
+        </w:rPr>
+        <w:t xml:space="preserve">differential </w:t>
+      </w:r>
+      <w:r>
+        <w:rPr>
+          <w:rFonts w:eastAsia="Times New Roman" w:cstheme="minorHAnsi"/>
+          <w:color w:val="000000"/>
+          <w:lang w:eastAsia="ca-ES"/>
+        </w:rPr>
+        <w:t xml:space="preserve">optimal </w:t>
+      </w:r>
+      <w:r>
+        <w:rPr>
+          <w:rFonts w:eastAsia="Times New Roman" w:cstheme="minorHAnsi"/>
+          <w:color w:val="000000"/>
+          <w:lang w:eastAsia="ca-ES"/>
+        </w:rPr>
+        <w:t xml:space="preserve">germination </w:t>
+      </w:r>
+      <w:r>
+        <w:rPr>
+          <w:rFonts w:eastAsia="Times New Roman" w:cstheme="minorHAnsi"/>
+          <w:color w:val="000000"/>
+          <w:lang w:eastAsia="ca-ES"/>
+        </w:rPr>
+        <w:t>temperatures</w:t>
+      </w:r>
+      <w:r>
+        <w:rPr>
+          <w:rFonts w:eastAsia="Times New Roman" w:cstheme="minorHAnsi"/>
+          <w:color w:val="000000"/>
+          <w:lang w:eastAsia="ca-ES"/>
+        </w:rPr>
+        <w:t xml:space="preserve">: </w:t>
+      </w:r>
+      <w:r>
+        <w:rPr>
+          <w:rFonts w:eastAsia="Times New Roman" w:cstheme="minorHAnsi"/>
+          <w:color w:val="000000"/>
+          <w:lang w:eastAsia="ca-ES"/>
+        </w:rPr>
+        <w:t xml:space="preserve">some with </w:t>
+      </w:r>
+      <w:r>
+        <w:rPr>
+          <w:rFonts w:eastAsia="Times New Roman" w:cstheme="minorHAnsi"/>
+          <w:color w:val="000000"/>
+          <w:lang w:eastAsia="ca-ES"/>
+        </w:rPr>
+        <w:t>cold</w:t>
+      </w:r>
+      <w:r>
+        <w:rPr>
+          <w:rFonts w:eastAsia="Times New Roman" w:cstheme="minorHAnsi"/>
+          <w:color w:val="000000"/>
+          <w:lang w:eastAsia="ca-ES"/>
+        </w:rPr>
+        <w:t xml:space="preserve"> </w:t>
+      </w:r>
+      <w:r>
+        <w:rPr>
+          <w:rFonts w:eastAsia="Times New Roman" w:cstheme="minorHAnsi"/>
+          <w:color w:val="000000"/>
+          <w:lang w:eastAsia="ca-ES"/>
+        </w:rPr>
+        <w:t>preference while other preferred</w:t>
+      </w:r>
+      <w:r>
+        <w:rPr>
+          <w:rFonts w:eastAsia="Times New Roman" w:cstheme="minorHAnsi"/>
+          <w:color w:val="000000"/>
+          <w:lang w:eastAsia="ca-ES"/>
+        </w:rPr>
+        <w:t xml:space="preserve"> warm</w:t>
+      </w:r>
+      <w:r>
+        <w:rPr>
+          <w:rFonts w:eastAsia="Times New Roman" w:cstheme="minorHAnsi"/>
+          <w:color w:val="000000"/>
+          <w:lang w:eastAsia="ca-ES"/>
+        </w:rPr>
+        <w:t xml:space="preserve"> </w:t>
+      </w:r>
+      <w:r>
+        <w:rPr>
+          <w:rFonts w:eastAsia="Times New Roman" w:cstheme="minorHAnsi"/>
+          <w:color w:val="000000"/>
+          <w:lang w:eastAsia="ca-ES"/>
+        </w:rPr>
+        <w:t>temperatures</w:t>
+      </w:r>
+      <w:r>
+        <w:rPr>
+          <w:rFonts w:eastAsia="Times New Roman" w:cstheme="minorHAnsi"/>
+          <w:color w:val="000000"/>
+          <w:lang w:eastAsia="ca-ES"/>
+        </w:rPr>
+        <w:t xml:space="preserve">. </w:t>
+      </w:r>
+      <w:r>
+        <w:rPr>
+          <w:rFonts w:eastAsia="Times New Roman" w:cstheme="minorHAnsi"/>
+          <w:color w:val="000000"/>
+          <w:lang w:eastAsia="ca-ES"/>
+        </w:rPr>
+        <w:t>Consequently, we subdivided the species into</w:t>
+      </w:r>
+      <w:r>
+        <w:rPr>
+          <w:rFonts w:eastAsia="Times New Roman" w:cstheme="minorHAnsi"/>
+          <w:color w:val="000000"/>
+          <w:lang w:eastAsia="ca-ES"/>
+        </w:rPr>
+        <w:t xml:space="preserve"> two temperature regimes</w:t>
+      </w:r>
+      <w:r>
+        <w:rPr>
+          <w:rFonts w:eastAsia="Times New Roman" w:cstheme="minorHAnsi"/>
+          <w:color w:val="000000"/>
+          <w:lang w:eastAsia="ca-ES"/>
+        </w:rPr>
+        <w:t xml:space="preserve"> </w:t>
+      </w:r>
+      <w:r>
+        <w:rPr>
+          <w:rFonts w:eastAsia="Times New Roman" w:cstheme="minorHAnsi"/>
+          <w:color w:val="000000"/>
+          <w:lang w:eastAsia="ca-ES"/>
+        </w:rPr>
+        <w:t xml:space="preserve">and </w:t>
+      </w:r>
+      <w:r>
+        <w:rPr>
+          <w:rFonts w:eastAsia="Times New Roman" w:cstheme="minorHAnsi"/>
+          <w:color w:val="000000"/>
+          <w:lang w:eastAsia="ca-ES"/>
+        </w:rPr>
+        <w:t>programmed</w:t>
+      </w:r>
+      <w:r>
+        <w:rPr>
+          <w:rFonts w:eastAsia="Times New Roman" w:cstheme="minorHAnsi"/>
+          <w:color w:val="000000"/>
+          <w:lang w:eastAsia="ca-ES"/>
+        </w:rPr>
+        <w:t xml:space="preserve"> in </w:t>
+      </w:r>
+      <w:r>
+        <w:rPr>
+          <w:rFonts w:eastAsia="Times New Roman" w:cstheme="minorHAnsi"/>
+          <w:color w:val="000000"/>
+          <w:lang w:eastAsia="ca-ES"/>
+        </w:rPr>
+        <w:t>four</w:t>
+      </w:r>
+      <w:r>
+        <w:rPr>
+          <w:rFonts w:eastAsia="Times New Roman" w:cstheme="minorHAnsi"/>
+          <w:color w:val="000000"/>
+          <w:lang w:eastAsia="ca-ES"/>
+        </w:rPr>
+        <w:t xml:space="preserve"> </w:t>
+      </w:r>
+      <w:r>
+        <w:rPr>
+          <w:rFonts w:eastAsia="Times New Roman" w:cstheme="minorHAnsi"/>
+          <w:color w:val="000000"/>
+          <w:lang w:eastAsia="ca-ES"/>
+        </w:rPr>
+        <w:t>different</w:t>
+      </w:r>
+      <w:r>
+        <w:rPr>
+          <w:rFonts w:eastAsia="Times New Roman" w:cstheme="minorHAnsi"/>
+          <w:color w:val="000000"/>
+          <w:lang w:eastAsia="ca-ES"/>
+        </w:rPr>
+        <w:t xml:space="preserve"> climatic</w:t>
+      </w:r>
+      <w:r>
+        <w:rPr>
+          <w:rFonts w:eastAsia="Times New Roman" w:cstheme="minorHAnsi"/>
+          <w:color w:val="000000"/>
+          <w:lang w:eastAsia="ca-ES"/>
+        </w:rPr>
+        <w:t xml:space="preserve"> chambers</w:t>
+      </w:r>
+      <w:r>
+        <w:rPr>
+          <w:rFonts w:eastAsia="Times New Roman" w:cstheme="minorHAnsi"/>
+          <w:color w:val="000000"/>
+          <w:lang w:eastAsia="ca-ES"/>
+        </w:rPr>
+        <w:t xml:space="preserve"> </w:t>
+      </w:r>
+      <w:r>
+        <w:rPr>
+          <w:rFonts w:eastAsia="Times New Roman" w:cstheme="minorHAnsi"/>
+          <w:color w:val="000000"/>
+          <w:lang w:eastAsia="ca-ES"/>
+        </w:rPr>
+        <w:t>i.e. there</w:t>
+      </w:r>
+      <w:r>
+        <w:rPr>
+          <w:rFonts w:eastAsia="Times New Roman" w:cstheme="minorHAnsi"/>
+          <w:color w:val="000000"/>
+          <w:lang w:eastAsia="ca-ES"/>
+        </w:rPr>
+        <w:t xml:space="preserve"> were</w:t>
+      </w:r>
+      <w:r>
+        <w:rPr>
+          <w:rFonts w:eastAsia="Times New Roman" w:cstheme="minorHAnsi"/>
+          <w:color w:val="000000"/>
+          <w:lang w:eastAsia="ca-ES"/>
+        </w:rPr>
+        <w:t xml:space="preserve"> two constant</w:t>
+      </w:r>
+      <w:r>
+        <w:rPr>
+          <w:rFonts w:eastAsia="Times New Roman" w:cstheme="minorHAnsi"/>
+          <w:color w:val="000000"/>
+          <w:lang w:eastAsia="ca-ES"/>
+        </w:rPr>
+        <w:t xml:space="preserve"> (10</w:t>
+      </w:r>
+      <w:r>
+        <w:rPr>
+          <w:rFonts w:eastAsia="Times New Roman" w:cstheme="minorHAnsi"/>
+          <w:color w:val="000000"/>
+          <w:lang w:eastAsia="ca-ES"/>
+        </w:rPr>
+        <w:t>ºC</w:t>
+      </w:r>
+      <w:r>
+        <w:rPr>
+          <w:rFonts w:eastAsia="Times New Roman" w:cstheme="minorHAnsi"/>
+          <w:color w:val="000000"/>
+          <w:lang w:eastAsia="ca-ES"/>
+        </w:rPr>
+        <w:t xml:space="preserve"> vs 17 ºC)</w:t>
+      </w:r>
+      <w:r>
+        <w:rPr>
+          <w:rFonts w:eastAsia="Times New Roman" w:cstheme="minorHAnsi"/>
+          <w:color w:val="000000"/>
+          <w:lang w:eastAsia="ca-ES"/>
+        </w:rPr>
+        <w:t xml:space="preserve"> and two alternating temperature regimes</w:t>
+      </w:r>
+      <w:r>
+        <w:rPr>
+          <w:rFonts w:eastAsia="Times New Roman" w:cstheme="minorHAnsi"/>
+          <w:color w:val="000000"/>
+          <w:lang w:eastAsia="ca-ES"/>
+        </w:rPr>
+        <w:t>(15 - 5 ºC vs (22 - 12ºC)</w:t>
+      </w:r>
+      <w:r>
+        <w:rPr>
+          <w:rFonts w:eastAsia="Times New Roman" w:cstheme="minorHAnsi"/>
+          <w:color w:val="000000"/>
+          <w:lang w:eastAsia="ca-ES"/>
+        </w:rPr>
+        <w:t>.</w:t>
+      </w:r>
+      <w:r>
+        <w:rPr>
+          <w:rFonts w:eastAsia="Times New Roman" w:cstheme="minorHAnsi"/>
+          <w:color w:val="000000"/>
+          <w:lang w:eastAsia="ca-ES"/>
+        </w:rPr>
+        <w:t xml:space="preserve"> </w:t>
+      </w:r>
+      <w:r>
+        <w:rPr>
+          <w:rFonts w:eastAsia="Times New Roman" w:cstheme="minorHAnsi"/>
+          <w:color w:val="000000"/>
+          <w:lang w:eastAsia="ca-ES"/>
+        </w:rPr>
+        <w:t xml:space="preserve">Once the </w:t>
+      </w:r>
+      <w:proofErr w:type="spellStart"/>
+      <w:r>
+        <w:rPr>
+          <w:rFonts w:eastAsia="Times New Roman" w:cstheme="minorHAnsi"/>
+          <w:color w:val="000000"/>
+          <w:lang w:eastAsia="ca-ES"/>
+        </w:rPr>
+        <w:t>pretreatment</w:t>
+      </w:r>
+      <w:proofErr w:type="spellEnd"/>
+      <w:r>
+        <w:rPr>
+          <w:rFonts w:eastAsia="Times New Roman" w:cstheme="minorHAnsi"/>
+          <w:color w:val="000000"/>
+          <w:lang w:eastAsia="ca-ES"/>
+        </w:rPr>
+        <w:t xml:space="preserve"> ended</w:t>
+      </w:r>
+      <w:r>
+        <w:rPr>
+          <w:rFonts w:eastAsia="Times New Roman" w:cstheme="minorHAnsi"/>
+          <w:color w:val="000000"/>
+          <w:lang w:eastAsia="ca-ES"/>
+        </w:rPr>
+        <w:t xml:space="preserve">, </w:t>
+      </w:r>
+      <w:r>
+        <w:rPr>
+          <w:rFonts w:eastAsia="Times New Roman" w:cstheme="minorHAnsi"/>
+          <w:color w:val="000000"/>
+          <w:lang w:eastAsia="ca-ES"/>
+        </w:rPr>
+        <w:t>n</w:t>
+      </w:r>
+      <w:r>
+        <w:rPr>
+          <w:rFonts w:eastAsia="Times New Roman" w:cstheme="minorHAnsi"/>
+          <w:color w:val="000000"/>
+          <w:lang w:eastAsia="ca-ES"/>
+        </w:rPr>
+        <w:t xml:space="preserve">on-germinated </w:t>
+      </w:r>
+      <w:r>
+        <w:rPr>
+          <w:rFonts w:eastAsia="Times New Roman" w:cstheme="minorHAnsi"/>
+          <w:color w:val="000000"/>
+          <w:lang w:eastAsia="ca-ES"/>
+        </w:rPr>
+        <w:t>seed</w:t>
+      </w:r>
+      <w:r>
+        <w:rPr>
+          <w:rFonts w:eastAsia="Times New Roman" w:cstheme="minorHAnsi"/>
+          <w:color w:val="000000"/>
+          <w:lang w:eastAsia="ca-ES"/>
+        </w:rPr>
+        <w:t>s</w:t>
+      </w:r>
+      <w:r>
+        <w:rPr>
+          <w:rFonts w:eastAsia="Times New Roman" w:cstheme="minorHAnsi"/>
+          <w:color w:val="000000"/>
+          <w:lang w:eastAsia="ca-ES"/>
+        </w:rPr>
+        <w:t xml:space="preserve"> </w:t>
+      </w:r>
+      <w:proofErr w:type="gramStart"/>
+      <w:r>
+        <w:rPr>
+          <w:rFonts w:eastAsia="Times New Roman" w:cstheme="minorHAnsi"/>
+          <w:color w:val="000000"/>
+          <w:lang w:eastAsia="ca-ES"/>
+        </w:rPr>
+        <w:t>were</w:t>
+      </w:r>
+      <w:r>
+        <w:rPr>
+          <w:rFonts w:eastAsia="Times New Roman" w:cstheme="minorHAnsi"/>
+          <w:color w:val="000000"/>
+          <w:lang w:eastAsia="ca-ES"/>
+        </w:rPr>
+        <w:t xml:space="preserve"> transferred to </w:t>
+      </w:r>
+      <w:r>
+        <w:rPr>
+          <w:rFonts w:eastAsia="Times New Roman" w:cstheme="minorHAnsi"/>
+          <w:color w:val="000000"/>
+          <w:lang w:eastAsia="ca-ES"/>
+        </w:rPr>
+        <w:t xml:space="preserve">new </w:t>
+      </w:r>
+      <w:r>
+        <w:t>90 mm Ø Petri dishes with two layers of filter paper (</w:t>
+      </w:r>
+      <w:proofErr w:type="spellStart"/>
+      <w:r>
+        <w:rPr>
+          <w:rFonts w:eastAsia="Times New Roman" w:cstheme="minorHAnsi"/>
+          <w:color w:val="000000"/>
+          <w:lang w:eastAsia="ca-ES"/>
+        </w:rPr>
+        <w:t>Filtros</w:t>
+      </w:r>
+      <w:proofErr w:type="spellEnd"/>
+      <w:r>
+        <w:rPr>
+          <w:rFonts w:eastAsia="Times New Roman" w:cstheme="minorHAnsi"/>
+          <w:color w:val="000000"/>
+          <w:lang w:eastAsia="ca-ES"/>
+        </w:rPr>
+        <w:t xml:space="preserve"> </w:t>
+      </w:r>
+      <w:proofErr w:type="spellStart"/>
+      <w:r>
+        <w:rPr>
+          <w:rFonts w:eastAsia="Times New Roman" w:cstheme="minorHAnsi"/>
+          <w:color w:val="000000"/>
+          <w:lang w:eastAsia="ca-ES"/>
+        </w:rPr>
+        <w:t>Anoia</w:t>
+      </w:r>
+      <w:proofErr w:type="spellEnd"/>
+      <w:r>
+        <w:rPr>
+          <w:rFonts w:eastAsia="Times New Roman" w:cstheme="minorHAnsi"/>
+          <w:color w:val="000000"/>
+          <w:lang w:eastAsia="ca-ES"/>
+        </w:rPr>
+        <w:t xml:space="preserve"> S.A. paper for germination assays, Ref.518G085</w:t>
+      </w:r>
+      <w:r>
+        <w:t>)</w:t>
+      </w:r>
+      <w:r>
+        <w:t xml:space="preserve"> and sealed with </w:t>
+      </w:r>
+      <w:proofErr w:type="spellStart"/>
+      <w:r>
+        <w:t>parafilm</w:t>
+      </w:r>
+      <w:proofErr w:type="spellEnd"/>
+      <w:proofErr w:type="gramEnd"/>
+      <w:r>
+        <w:t>.</w:t>
+      </w:r>
+      <w:r>
+        <w:t xml:space="preserve"> </w:t>
+      </w:r>
+      <w:r>
+        <w:t xml:space="preserve">Firstly, </w:t>
+      </w:r>
+      <w:r>
+        <w:t xml:space="preserve">we transferred </w:t>
+      </w:r>
+      <w:r>
+        <w:t xml:space="preserve">the </w:t>
+      </w:r>
+      <w:r>
+        <w:t>seed</w:t>
+      </w:r>
+      <w:r>
+        <w:t>s</w:t>
+      </w:r>
+      <w:r>
+        <w:t xml:space="preserve"> for </w:t>
+      </w:r>
+      <w:r>
+        <w:t>Darkness</w:t>
+      </w:r>
+      <w:r>
+        <w:t xml:space="preserve"> treatment, </w:t>
+      </w:r>
+      <w:r>
+        <w:t xml:space="preserve">added 6ml of distilled water, sealed with </w:t>
+      </w:r>
+      <w:proofErr w:type="spellStart"/>
+      <w:r>
+        <w:t>parafilm</w:t>
+      </w:r>
+      <w:proofErr w:type="spellEnd"/>
+      <w:r>
+        <w:t xml:space="preserve"> </w:t>
+      </w:r>
+      <w:r>
+        <w:t xml:space="preserve">and </w:t>
+      </w:r>
+      <w:r>
+        <w:t>immediately</w:t>
+      </w:r>
+      <w:r>
+        <w:t xml:space="preserve"> cover them with two layers aluminium foil</w:t>
+      </w:r>
+      <w:r>
+        <w:t xml:space="preserve">. </w:t>
+      </w:r>
+      <w:r>
+        <w:t xml:space="preserve">Next, we transfer the seeds for the </w:t>
+      </w:r>
+      <w:r>
+        <w:t>Water stress</w:t>
+      </w:r>
+      <w:r>
+        <w:t xml:space="preserve"> </w:t>
+      </w:r>
+      <w:r>
+        <w:t>treatme</w:t>
+      </w:r>
+      <w:r>
+        <w:t>nt</w:t>
+      </w:r>
+      <w:r>
+        <w:t xml:space="preserve">, where instead of distilled water we added 6ml of </w:t>
+      </w:r>
+      <w:r>
+        <w:t>a polyethylene solution (PEG</w:t>
+      </w:r>
+      <w:r>
+        <w:t xml:space="preserve"> 6000</w:t>
+      </w:r>
+      <w:r>
+        <w:t xml:space="preserve">) </w:t>
+      </w:r>
+      <w:r>
+        <w:t xml:space="preserve">to simulate a -0.6 </w:t>
+      </w:r>
+      <w:proofErr w:type="spellStart"/>
+      <w:r>
+        <w:t>Mpa</w:t>
+      </w:r>
+      <w:proofErr w:type="spellEnd"/>
+      <w:r>
+        <w:t xml:space="preserve"> of water potential</w:t>
+      </w:r>
+      <w:r>
+        <w:t xml:space="preserve"> and sealed with </w:t>
+      </w:r>
+      <w:proofErr w:type="spellStart"/>
+      <w:r>
+        <w:t>parafilm</w:t>
+      </w:r>
+      <w:proofErr w:type="spellEnd"/>
+      <w:r>
+        <w:t xml:space="preserve">. </w:t>
+      </w:r>
+      <w:r>
+        <w:t xml:space="preserve">As </w:t>
+      </w:r>
+      <w:r>
+        <w:t>PEG solutions depend on experimental temperatures, t</w:t>
+      </w:r>
+      <w:r>
+        <w:t xml:space="preserve">wo </w:t>
+      </w:r>
+      <w:r>
+        <w:t xml:space="preserve">PEG solutions </w:t>
+      </w:r>
+      <w:r>
+        <w:t xml:space="preserve">were prepared </w:t>
+      </w:r>
+      <w:r>
+        <w:t xml:space="preserve">according to </w:t>
+      </w:r>
+      <w:r>
+        <w:fldChar w:fldCharType="begin" w:fldLock="1"/>
+      </w:r>
+      <w:r>
+        <w:instrText>ADDIN CSL_CITATION {"citationItems":[{"id":"ITEM-1","itemData":{"author":[{"dropping-particle":"","family":"Michel","given":"Burlyn E","non-dropping-particle":"","parse-names":false,"suffix":""},{"dropping-particle":"","family":"Kaufmann","given":"Merrill R","non-dropping-particle":"","parse-names":false,"suffix":""}],"id":"ITEM-1","issued":{"date-parts":[["1973"]]},"page":"914-916","title":"The Osmotic Potential of Polyethylene Glycol 60001","type":"article-journal"},"uris":["http://www.mendeley.com/documents/?uuid=5dcd3d1a-bbf4-4c97-b53e-728b84b2c212","http://www.mendeley.com/documents/?uuid=8bae9792-5df1-46d8-a9f4-b2080aa2e458"]}],"mendeley":{"formattedCitation":"(Michel &amp; Kaufmann 1973)","manualFormatting":"Michel &amp; Kaufmann (1973)","plainTextFormattedCitation":"(Michel &amp; Kaufmann 1973)","previouslyFormattedCitation":"(Michel &amp; Kaufmann 1973)"},"properties":{"noteIndex":0},"schema":"https://github.com/citation-style-language/schema/raw/master/csl-citation.json"}</w:instrText>
+      </w:r>
+      <w:r>
+        <w:fldChar w:fldCharType="separate"/>
+      </w:r>
+      <w:r>
+        <w:rPr>
+          <w:noProof/>
+        </w:rPr>
+        <w:t>Michel &amp; Kaufmann (1973)</w:t>
+      </w:r>
+      <w:r>
+        <w:fldChar w:fldCharType="end"/>
+      </w:r>
+      <w:r>
+        <w:t xml:space="preserve"> and </w:t>
+      </w:r>
+      <w:r>
+        <w:fldChar w:fldCharType="begin" w:fldLock="1"/>
+      </w:r>
+      <w:r>
+        <w:instrText>ADDIN CSL_CITATION {"citationItems":[{"id":"ITEM-1","itemData":{"ISBN":"1678-3921","ISSN":"1678-3921","abstract":"Um expressivo número de pesquisas vem sendo desenvolvido na área de pré-condicionamento em sementes. Na busca de contribuir com os técnicos envolvidos em pes­quisas nesta área, procurou-se através da inter-relação entre a Termodinâmica e a Tecnologia de Sementes caracterizar potenciais hídrico, osmótico, mátrico e de pressão e, a partir do tra­balho de Michel &amp; Kaufmann (1973), construir uma tabela associando potencial osmótico, concentração de polietileno glicol 6000 e temperatura.","author":[{"dropping-particle":"","family":"Villela","given":"Francisco Amaral","non-dropping-particle":"","parse-names":false,"suffix":""},{"dropping-particle":"","family":"Doni Filho","given":"Luiz","non-dropping-particle":"","parse-names":false,"suffix":""},{"dropping-particle":"","family":"Sequeira","given":"Eliseo Lecrerc","non-dropping-particle":"","parse-names":false,"suffix":""}],"container-title":"Pesquisa Agropecuária Brasileira","id":"ITEM-1","issue":"11/12","issued":{"date-parts":[["1991"]]},"page":"1957-1968","title":"Tabela de potencial osmótico em função da concentração de polietileno glicol 6.000 e da temperatura","type":"article-journal","volume":"26"},"uris":["http://www.mendeley.com/documents/?uuid=309ba047-c4bd-4f3c-8de0-e44ba85df0c4"]}],"mendeley":{"formattedCitation":"(Villela et al. 1991)","manualFormatting":"Villela et al. (1991)","plainTextFormattedCitation":"(Villela et al. 1991)","previouslyFormattedCitation":"(Villela et al. 1991)"},"properties":{"noteIndex":0},"schema":"https://github.com/citation-style-language/schema/raw/master/csl-citation.json"}</w:instrText>
+      </w:r>
+      <w:r>
+        <w:fldChar w:fldCharType="separate"/>
+      </w:r>
+      <w:r>
+        <w:rPr>
+          <w:noProof/>
+        </w:rPr>
+        <w:t xml:space="preserve">Villela et al. </w:t>
+      </w:r>
+      <w:r>
+        <w:rPr>
+          <w:noProof/>
+        </w:rPr>
+        <w:t>(</w:t>
+      </w:r>
+      <w:r>
+        <w:rPr>
+          <w:noProof/>
+        </w:rPr>
+        <w:t>1991)</w:t>
+      </w:r>
+      <w:r>
+        <w:fldChar w:fldCharType="end"/>
+      </w:r>
+      <w:r>
+        <w:t xml:space="preserve"> to reach desired osmotic potentials at </w:t>
+      </w:r>
+      <w:r>
+        <w:t xml:space="preserve">10 ºC </w:t>
+      </w:r>
+      <w:r>
+        <w:t xml:space="preserve">and </w:t>
+      </w:r>
+      <w:r>
+        <w:t>17</w:t>
+      </w:r>
+      <w:r>
+        <w:t>ºC</w:t>
+      </w:r>
+      <w:r>
+        <w:t xml:space="preserve"> </w:t>
+      </w:r>
+      <w:r>
+        <w:t xml:space="preserve">depending on species optimal germination temperature. </w:t>
+      </w:r>
+      <w:r>
+        <w:t xml:space="preserve"> </w:t>
+      </w:r>
+      <w:r>
+        <w:t xml:space="preserve">Finally, </w:t>
+      </w:r>
+      <w:r>
+        <w:t>the rest of the seed</w:t>
+      </w:r>
+      <w:r>
+        <w:t>s</w:t>
+      </w:r>
+      <w:r>
+        <w:t xml:space="preserve"> </w:t>
+      </w:r>
+      <w:proofErr w:type="gramStart"/>
+      <w:r>
+        <w:t>were divided</w:t>
+      </w:r>
+      <w:proofErr w:type="gramEnd"/>
+      <w:r>
+        <w:t xml:space="preserve"> between </w:t>
+      </w:r>
+      <w:r>
+        <w:t>control</w:t>
+      </w:r>
+      <w:r>
+        <w:t xml:space="preserve"> and constant</w:t>
+      </w:r>
+      <w:r>
+        <w:t xml:space="preserve"> temperature</w:t>
+      </w:r>
+      <w:r>
+        <w:t xml:space="preserve"> treatments</w:t>
+      </w:r>
+      <w:r>
+        <w:t xml:space="preserve">, </w:t>
+      </w:r>
+      <w:r>
+        <w:t xml:space="preserve">added 6ml of distilled water and sealed with </w:t>
+      </w:r>
+      <w:proofErr w:type="spellStart"/>
+      <w:r>
+        <w:t>parafilm</w:t>
+      </w:r>
+      <w:proofErr w:type="spellEnd"/>
+      <w:r>
+        <w:t xml:space="preserve">. </w:t>
+      </w:r>
+      <w:r>
+        <w:rPr>
+          <w:rFonts w:cstheme="minorHAnsi"/>
+        </w:rPr>
+        <w:t xml:space="preserve">We checked </w:t>
+      </w:r>
+      <w:r>
+        <w:rPr>
+          <w:rFonts w:cstheme="minorHAnsi"/>
+        </w:rPr>
+        <w:t xml:space="preserve">germination </w:t>
+      </w:r>
+      <w:r>
+        <w:rPr>
+          <w:rFonts w:cstheme="minorHAnsi"/>
+        </w:rPr>
+        <w:t xml:space="preserve">right after cold stratification </w:t>
+      </w:r>
+      <w:proofErr w:type="spellStart"/>
+      <w:r>
+        <w:rPr>
+          <w:rFonts w:cstheme="minorHAnsi"/>
+        </w:rPr>
+        <w:t>pretreatment</w:t>
+      </w:r>
+      <w:proofErr w:type="spellEnd"/>
+      <w:r>
+        <w:rPr>
+          <w:rFonts w:cstheme="minorHAnsi"/>
+        </w:rPr>
+        <w:t>, as a proxy of species ability to germinate under snow-like conditions</w:t>
+      </w:r>
+      <w:r>
+        <w:rPr>
+          <w:rFonts w:cstheme="minorHAnsi"/>
+        </w:rPr>
+        <w:t xml:space="preserve"> to have extra information</w:t>
+      </w:r>
+      <w:r>
+        <w:rPr>
+          <w:rFonts w:cstheme="minorHAnsi"/>
+        </w:rPr>
+        <w:t xml:space="preserve"> to include in niche dissimilarity analysis, </w:t>
+      </w:r>
+      <w:r>
+        <w:rPr>
+          <w:rFonts w:eastAsia="Times New Roman" w:cstheme="minorHAnsi"/>
+          <w:color w:val="000000"/>
+          <w:lang w:eastAsia="ca-ES"/>
+        </w:rPr>
+        <w:t>one species (</w:t>
+      </w:r>
+      <w:proofErr w:type="spellStart"/>
+      <w:r>
+        <w:rPr>
+          <w:rFonts w:eastAsia="Times New Roman" w:cstheme="minorHAnsi"/>
+          <w:i/>
+          <w:color w:val="000000"/>
+          <w:lang w:eastAsia="ca-ES"/>
+        </w:rPr>
+        <w:t>Teesdalia</w:t>
+      </w:r>
+      <w:proofErr w:type="spellEnd"/>
+      <w:r>
+        <w:rPr>
+          <w:rFonts w:eastAsia="Times New Roman" w:cstheme="minorHAnsi"/>
+          <w:i/>
+          <w:color w:val="000000"/>
+          <w:lang w:eastAsia="ca-ES"/>
+        </w:rPr>
+        <w:t xml:space="preserve"> </w:t>
+      </w:r>
+      <w:proofErr w:type="spellStart"/>
+      <w:r>
+        <w:rPr>
+          <w:rFonts w:eastAsia="Times New Roman" w:cstheme="minorHAnsi"/>
+          <w:i/>
+          <w:color w:val="000000"/>
+          <w:lang w:eastAsia="ca-ES"/>
+        </w:rPr>
+        <w:t>conferta</w:t>
+      </w:r>
+      <w:proofErr w:type="spellEnd"/>
+      <w:r>
+        <w:rPr>
+          <w:rFonts w:eastAsia="Times New Roman" w:cstheme="minorHAnsi"/>
+          <w:color w:val="000000"/>
+          <w:lang w:eastAsia="ca-ES"/>
+        </w:rPr>
+        <w:t xml:space="preserve">) germinated to 100% thus </w:t>
+      </w:r>
+      <w:proofErr w:type="gramStart"/>
+      <w:r>
+        <w:rPr>
+          <w:rFonts w:eastAsia="Times New Roman" w:cstheme="minorHAnsi"/>
+          <w:color w:val="000000"/>
+          <w:lang w:eastAsia="ca-ES"/>
+        </w:rPr>
+        <w:t>was removed</w:t>
+      </w:r>
+      <w:proofErr w:type="gramEnd"/>
+      <w:r>
+        <w:rPr>
+          <w:rFonts w:eastAsia="Times New Roman" w:cstheme="minorHAnsi"/>
+          <w:color w:val="000000"/>
+          <w:lang w:eastAsia="ca-ES"/>
+        </w:rPr>
+        <w:t xml:space="preserve"> from germination treatments analysis</w:t>
+      </w:r>
+      <w:r>
+        <w:rPr>
+          <w:rFonts w:cstheme="minorHAnsi"/>
+        </w:rPr>
+        <w:t>. Fr</w:t>
+      </w:r>
+      <w:r>
+        <w:rPr>
+          <w:rFonts w:cstheme="minorHAnsi"/>
+        </w:rPr>
+        <w:t>o</w:t>
+      </w:r>
+      <w:r>
+        <w:rPr>
+          <w:rFonts w:cstheme="minorHAnsi"/>
+        </w:rPr>
+        <w:t>m there</w:t>
+      </w:r>
+      <w:r>
+        <w:rPr>
+          <w:rFonts w:cstheme="minorHAnsi"/>
+        </w:rPr>
+        <w:t xml:space="preserve"> on,</w:t>
+      </w:r>
+      <w:r>
+        <w:rPr>
+          <w:rFonts w:cstheme="minorHAnsi"/>
+        </w:rPr>
+        <w:t xml:space="preserve"> we checked</w:t>
+      </w:r>
+      <w:r>
+        <w:rPr>
+          <w:rFonts w:cstheme="minorHAnsi"/>
+        </w:rPr>
+        <w:t xml:space="preserve"> </w:t>
+      </w:r>
+      <w:r>
+        <w:rPr>
+          <w:rFonts w:cstheme="minorHAnsi"/>
+        </w:rPr>
+        <w:t>germination</w:t>
+      </w:r>
+      <w:r>
+        <w:rPr>
+          <w:rFonts w:eastAsia="Times New Roman" w:cstheme="minorHAnsi"/>
+          <w:color w:val="000000"/>
+          <w:lang w:eastAsia="ca-ES"/>
+        </w:rPr>
+        <w:t xml:space="preserve"> </w:t>
+      </w:r>
+      <w:r>
+        <w:rPr>
+          <w:rFonts w:cstheme="minorHAnsi"/>
+        </w:rPr>
+        <w:t xml:space="preserve">every </w:t>
+      </w:r>
+      <w:r>
+        <w:rPr>
+          <w:rFonts w:cstheme="minorHAnsi"/>
+        </w:rPr>
+        <w:t xml:space="preserve">week </w:t>
+      </w:r>
+      <w:r>
+        <w:rPr>
+          <w:rFonts w:cstheme="minorHAnsi"/>
+        </w:rPr>
+        <w:t>until the end of the experiment</w:t>
+      </w:r>
+      <w:r>
+        <w:rPr>
+          <w:rFonts w:cstheme="minorHAnsi"/>
+        </w:rPr>
+        <w:t xml:space="preserve"> (6 weeks)</w:t>
+      </w:r>
+      <w:r>
+        <w:rPr>
+          <w:rFonts w:cstheme="minorHAnsi"/>
+        </w:rPr>
+        <w:t xml:space="preserve">. We removed seeds from the petri dishes once </w:t>
+      </w:r>
+      <w:r>
+        <w:rPr>
+          <w:rFonts w:eastAsia="Times New Roman" w:cstheme="minorHAnsi"/>
+          <w:color w:val="000000"/>
+          <w:lang w:eastAsia="ca-ES"/>
+        </w:rPr>
+        <w:t xml:space="preserve">germination occurred (radicle &gt; 1.5 mm long). At the end of the experiment, we cut open non-germinated seeds under the binocular loupe </w:t>
+      </w:r>
+      <w:proofErr w:type="gramStart"/>
+      <w:r>
+        <w:rPr>
+          <w:rFonts w:eastAsia="Times New Roman" w:cstheme="minorHAnsi"/>
+          <w:color w:val="000000"/>
+          <w:lang w:eastAsia="ca-ES"/>
+        </w:rPr>
+        <w:t>to visually assess</w:t>
+      </w:r>
+      <w:proofErr w:type="gramEnd"/>
+      <w:r>
+        <w:rPr>
+          <w:rFonts w:eastAsia="Times New Roman" w:cstheme="minorHAnsi"/>
+          <w:color w:val="000000"/>
+          <w:lang w:eastAsia="ca-ES"/>
+        </w:rPr>
+        <w:t xml:space="preserve"> if they were empty, infected, or seemed </w:t>
       </w:r>
       <w:r>
         <w:rPr>
@@ -6759,1082 +7895,7 @@
           <w:lang w:eastAsia="ca-ES"/>
         </w:rPr>
         <w:lastRenderedPageBreak/>
-        <w:t xml:space="preserve">“Water stress”) and (4) </w:t>
-      </w:r>
-      <w:r>
-        <w:rPr>
-          <w:rFonts w:eastAsia="Times New Roman" w:cstheme="minorHAnsi"/>
-          <w:color w:val="000000"/>
-          <w:lang w:eastAsia="ca-ES"/>
-        </w:rPr>
-        <w:t xml:space="preserve">constant temperatures and </w:t>
-      </w:r>
-      <w:r>
-        <w:rPr>
-          <w:rFonts w:eastAsia="Times New Roman" w:cstheme="minorHAnsi"/>
-          <w:color w:val="000000"/>
-          <w:lang w:eastAsia="ca-ES"/>
-        </w:rPr>
-        <w:t xml:space="preserve">12h photoperiod </w:t>
-      </w:r>
-      <w:r>
-        <w:rPr>
-          <w:rFonts w:eastAsia="Times New Roman" w:cstheme="minorHAnsi"/>
-          <w:color w:val="000000"/>
-          <w:lang w:eastAsia="ca-ES"/>
-        </w:rPr>
-        <w:t>(referred to as “</w:t>
-      </w:r>
-      <w:r>
-        <w:rPr>
-          <w:rFonts w:eastAsia="Times New Roman" w:cstheme="minorHAnsi"/>
-          <w:color w:val="000000"/>
-          <w:lang w:eastAsia="ca-ES"/>
-        </w:rPr>
-        <w:t>Constant Temperature</w:t>
-      </w:r>
-      <w:r>
-        <w:rPr>
-          <w:rFonts w:eastAsia="Times New Roman" w:cstheme="minorHAnsi"/>
-          <w:color w:val="000000"/>
-          <w:lang w:eastAsia="ca-ES"/>
-        </w:rPr>
-        <w:t>”</w:t>
-      </w:r>
-      <w:r>
-        <w:rPr>
-          <w:rFonts w:eastAsia="Times New Roman" w:cstheme="minorHAnsi"/>
-          <w:color w:val="000000"/>
-          <w:lang w:eastAsia="ca-ES"/>
-        </w:rPr>
-        <w:t>)</w:t>
-      </w:r>
-      <w:r>
-        <w:rPr>
-          <w:rFonts w:eastAsia="Times New Roman" w:cstheme="minorHAnsi"/>
-          <w:color w:val="000000"/>
-          <w:lang w:eastAsia="ca-ES"/>
-        </w:rPr>
-        <w:t>.</w:t>
-      </w:r>
-      <w:r>
-        <w:rPr>
-          <w:rFonts w:eastAsia="Times New Roman" w:cstheme="minorHAnsi"/>
-          <w:color w:val="000000"/>
-          <w:lang w:eastAsia="ca-ES"/>
-        </w:rPr>
-        <w:t xml:space="preserve"> </w:t>
-      </w:r>
-      <w:r>
-        <w:rPr>
-          <w:rFonts w:eastAsia="Times New Roman" w:cstheme="minorHAnsi"/>
-          <w:color w:val="000000"/>
-          <w:lang w:eastAsia="ca-ES"/>
-        </w:rPr>
-        <w:t>Pre</w:t>
-      </w:r>
-      <w:r>
-        <w:rPr>
-          <w:rFonts w:eastAsia="Times New Roman" w:cstheme="minorHAnsi"/>
-          <w:color w:val="000000"/>
-          <w:lang w:eastAsia="ca-ES"/>
-        </w:rPr>
-        <w:t>ceding</w:t>
-      </w:r>
-      <w:r>
-        <w:rPr>
-          <w:rFonts w:eastAsia="Times New Roman" w:cstheme="minorHAnsi"/>
-          <w:color w:val="000000"/>
-          <w:lang w:eastAsia="ca-ES"/>
-        </w:rPr>
-        <w:t xml:space="preserve"> </w:t>
-      </w:r>
-      <w:r>
-        <w:rPr>
-          <w:rFonts w:eastAsia="Times New Roman" w:cstheme="minorHAnsi"/>
-          <w:color w:val="000000"/>
-          <w:lang w:eastAsia="ca-ES"/>
-        </w:rPr>
-        <w:t xml:space="preserve">germination research </w:t>
-      </w:r>
-      <w:r>
-        <w:rPr>
-          <w:rFonts w:eastAsia="Times New Roman" w:cstheme="minorHAnsi"/>
-          <w:color w:val="000000"/>
-          <w:lang w:eastAsia="ca-ES"/>
-        </w:rPr>
-        <w:t xml:space="preserve">by </w:t>
-      </w:r>
-      <w:r>
-        <w:rPr>
-          <w:rFonts w:eastAsia="Times New Roman" w:cstheme="minorHAnsi"/>
-          <w:color w:val="000000"/>
-          <w:highlight w:val="yellow"/>
-          <w:lang w:eastAsia="ca-ES"/>
-        </w:rPr>
-        <w:t xml:space="preserve">Espinosa </w:t>
-      </w:r>
-      <w:proofErr w:type="gramStart"/>
-      <w:r>
-        <w:rPr>
-          <w:rFonts w:eastAsia="Times New Roman" w:cstheme="minorHAnsi"/>
-          <w:color w:val="000000"/>
-          <w:highlight w:val="yellow"/>
-          <w:lang w:eastAsia="ca-ES"/>
-        </w:rPr>
-        <w:t>del</w:t>
-      </w:r>
-      <w:proofErr w:type="gramEnd"/>
-      <w:r>
-        <w:rPr>
-          <w:rFonts w:eastAsia="Times New Roman" w:cstheme="minorHAnsi"/>
-          <w:color w:val="000000"/>
-          <w:highlight w:val="yellow"/>
-          <w:lang w:eastAsia="ca-ES"/>
-        </w:rPr>
-        <w:t xml:space="preserve"> Alba et al. 2025</w:t>
-      </w:r>
-      <w:r>
-        <w:rPr>
-          <w:rFonts w:eastAsia="Times New Roman" w:cstheme="minorHAnsi"/>
-          <w:color w:val="000000"/>
-          <w:lang w:eastAsia="ca-ES"/>
-        </w:rPr>
-        <w:t xml:space="preserve"> found </w:t>
-      </w:r>
-      <w:r>
-        <w:rPr>
-          <w:rFonts w:eastAsia="Times New Roman" w:cstheme="minorHAnsi"/>
-          <w:color w:val="000000"/>
-          <w:lang w:eastAsia="ca-ES"/>
-        </w:rPr>
-        <w:t xml:space="preserve">that </w:t>
-      </w:r>
-      <w:r>
-        <w:rPr>
-          <w:rFonts w:eastAsia="Times New Roman" w:cstheme="minorHAnsi"/>
-          <w:color w:val="000000"/>
-          <w:lang w:eastAsia="ca-ES"/>
-        </w:rPr>
-        <w:t>a similar set of</w:t>
-      </w:r>
-      <w:r>
-        <w:rPr>
-          <w:rFonts w:eastAsia="Times New Roman" w:cstheme="minorHAnsi"/>
-          <w:color w:val="000000"/>
-          <w:lang w:eastAsia="ca-ES"/>
-        </w:rPr>
-        <w:t xml:space="preserve"> </w:t>
-      </w:r>
-      <w:r>
-        <w:rPr>
-          <w:rFonts w:eastAsia="Times New Roman" w:cstheme="minorHAnsi"/>
-          <w:color w:val="000000"/>
-          <w:lang w:eastAsia="ca-ES"/>
-        </w:rPr>
-        <w:t xml:space="preserve">species </w:t>
-      </w:r>
-      <w:r>
-        <w:rPr>
-          <w:rFonts w:eastAsia="Times New Roman" w:cstheme="minorHAnsi"/>
-          <w:color w:val="000000"/>
-          <w:lang w:eastAsia="ca-ES"/>
-        </w:rPr>
-        <w:t>had</w:t>
-      </w:r>
-      <w:r>
-        <w:rPr>
-          <w:rFonts w:eastAsia="Times New Roman" w:cstheme="minorHAnsi"/>
-          <w:color w:val="000000"/>
-          <w:lang w:eastAsia="ca-ES"/>
-        </w:rPr>
-        <w:t xml:space="preserve"> two </w:t>
-      </w:r>
-      <w:r>
-        <w:rPr>
-          <w:rFonts w:eastAsia="Times New Roman" w:cstheme="minorHAnsi"/>
-          <w:color w:val="000000"/>
-          <w:lang w:eastAsia="ca-ES"/>
-        </w:rPr>
-        <w:t xml:space="preserve">differential </w:t>
-      </w:r>
-      <w:r>
-        <w:rPr>
-          <w:rFonts w:eastAsia="Times New Roman" w:cstheme="minorHAnsi"/>
-          <w:color w:val="000000"/>
-          <w:lang w:eastAsia="ca-ES"/>
-        </w:rPr>
-        <w:t xml:space="preserve">optimal </w:t>
-      </w:r>
-      <w:r>
-        <w:rPr>
-          <w:rFonts w:eastAsia="Times New Roman" w:cstheme="minorHAnsi"/>
-          <w:color w:val="000000"/>
-          <w:lang w:eastAsia="ca-ES"/>
-        </w:rPr>
-        <w:t xml:space="preserve">germination </w:t>
-      </w:r>
-      <w:r>
-        <w:rPr>
-          <w:rFonts w:eastAsia="Times New Roman" w:cstheme="minorHAnsi"/>
-          <w:color w:val="000000"/>
-          <w:lang w:eastAsia="ca-ES"/>
-        </w:rPr>
-        <w:t>temperatures</w:t>
-      </w:r>
-      <w:r>
-        <w:rPr>
-          <w:rFonts w:eastAsia="Times New Roman" w:cstheme="minorHAnsi"/>
-          <w:color w:val="000000"/>
-          <w:lang w:eastAsia="ca-ES"/>
-        </w:rPr>
-        <w:t xml:space="preserve">: </w:t>
-      </w:r>
-      <w:r>
-        <w:rPr>
-          <w:rFonts w:eastAsia="Times New Roman" w:cstheme="minorHAnsi"/>
-          <w:color w:val="000000"/>
-          <w:lang w:eastAsia="ca-ES"/>
-        </w:rPr>
-        <w:t xml:space="preserve">some with </w:t>
-      </w:r>
-      <w:r>
-        <w:rPr>
-          <w:rFonts w:eastAsia="Times New Roman" w:cstheme="minorHAnsi"/>
-          <w:color w:val="000000"/>
-          <w:lang w:eastAsia="ca-ES"/>
-        </w:rPr>
-        <w:t>cold</w:t>
-      </w:r>
-      <w:r>
-        <w:rPr>
-          <w:rFonts w:eastAsia="Times New Roman" w:cstheme="minorHAnsi"/>
-          <w:color w:val="000000"/>
-          <w:lang w:eastAsia="ca-ES"/>
-        </w:rPr>
-        <w:t xml:space="preserve"> </w:t>
-      </w:r>
-      <w:r>
-        <w:rPr>
-          <w:rFonts w:eastAsia="Times New Roman" w:cstheme="minorHAnsi"/>
-          <w:color w:val="000000"/>
-          <w:lang w:eastAsia="ca-ES"/>
-        </w:rPr>
-        <w:t>preference while other preferred</w:t>
-      </w:r>
-      <w:r>
-        <w:rPr>
-          <w:rFonts w:eastAsia="Times New Roman" w:cstheme="minorHAnsi"/>
-          <w:color w:val="000000"/>
-          <w:lang w:eastAsia="ca-ES"/>
-        </w:rPr>
-        <w:t xml:space="preserve"> warm</w:t>
-      </w:r>
-      <w:r>
-        <w:rPr>
-          <w:rFonts w:eastAsia="Times New Roman" w:cstheme="minorHAnsi"/>
-          <w:color w:val="000000"/>
-          <w:lang w:eastAsia="ca-ES"/>
-        </w:rPr>
-        <w:t xml:space="preserve"> </w:t>
-      </w:r>
-      <w:r>
-        <w:rPr>
-          <w:rFonts w:eastAsia="Times New Roman" w:cstheme="minorHAnsi"/>
-          <w:color w:val="000000"/>
-          <w:lang w:eastAsia="ca-ES"/>
-        </w:rPr>
-        <w:t>temperatures</w:t>
-      </w:r>
-      <w:r>
-        <w:rPr>
-          <w:rFonts w:eastAsia="Times New Roman" w:cstheme="minorHAnsi"/>
-          <w:color w:val="000000"/>
-          <w:lang w:eastAsia="ca-ES"/>
-        </w:rPr>
-        <w:t xml:space="preserve">. </w:t>
-      </w:r>
-      <w:r>
-        <w:rPr>
-          <w:rFonts w:eastAsia="Times New Roman" w:cstheme="minorHAnsi"/>
-          <w:color w:val="000000"/>
-          <w:lang w:eastAsia="ca-ES"/>
-        </w:rPr>
-        <w:t>Consequently, we subdivided the species into</w:t>
-      </w:r>
-      <w:r>
-        <w:rPr>
-          <w:rFonts w:eastAsia="Times New Roman" w:cstheme="minorHAnsi"/>
-          <w:color w:val="000000"/>
-          <w:lang w:eastAsia="ca-ES"/>
-        </w:rPr>
-        <w:t xml:space="preserve"> two temperature regimes</w:t>
-      </w:r>
-      <w:r>
-        <w:rPr>
-          <w:rFonts w:eastAsia="Times New Roman" w:cstheme="minorHAnsi"/>
-          <w:color w:val="000000"/>
-          <w:lang w:eastAsia="ca-ES"/>
-        </w:rPr>
-        <w:t xml:space="preserve"> </w:t>
-      </w:r>
-      <w:r>
-        <w:rPr>
-          <w:rFonts w:eastAsia="Times New Roman" w:cstheme="minorHAnsi"/>
-          <w:color w:val="000000"/>
-          <w:lang w:eastAsia="ca-ES"/>
-        </w:rPr>
-        <w:t xml:space="preserve">and </w:t>
-      </w:r>
-      <w:r>
-        <w:rPr>
-          <w:rFonts w:eastAsia="Times New Roman" w:cstheme="minorHAnsi"/>
-          <w:color w:val="000000"/>
-          <w:lang w:eastAsia="ca-ES"/>
-        </w:rPr>
-        <w:t>programmed</w:t>
-      </w:r>
-      <w:r>
-        <w:rPr>
-          <w:rFonts w:eastAsia="Times New Roman" w:cstheme="minorHAnsi"/>
-          <w:color w:val="000000"/>
-          <w:lang w:eastAsia="ca-ES"/>
-        </w:rPr>
-        <w:t xml:space="preserve"> in </w:t>
-      </w:r>
-      <w:r>
-        <w:rPr>
-          <w:rFonts w:eastAsia="Times New Roman" w:cstheme="minorHAnsi"/>
-          <w:color w:val="000000"/>
-          <w:lang w:eastAsia="ca-ES"/>
-        </w:rPr>
-        <w:t>four</w:t>
-      </w:r>
-      <w:r>
-        <w:rPr>
-          <w:rFonts w:eastAsia="Times New Roman" w:cstheme="minorHAnsi"/>
-          <w:color w:val="000000"/>
-          <w:lang w:eastAsia="ca-ES"/>
-        </w:rPr>
-        <w:t xml:space="preserve"> </w:t>
-      </w:r>
-      <w:r>
-        <w:rPr>
-          <w:rFonts w:eastAsia="Times New Roman" w:cstheme="minorHAnsi"/>
-          <w:color w:val="000000"/>
-          <w:lang w:eastAsia="ca-ES"/>
-        </w:rPr>
-        <w:t>different</w:t>
-      </w:r>
-      <w:r>
-        <w:rPr>
-          <w:rFonts w:eastAsia="Times New Roman" w:cstheme="minorHAnsi"/>
-          <w:color w:val="000000"/>
-          <w:lang w:eastAsia="ca-ES"/>
-        </w:rPr>
-        <w:t xml:space="preserve"> climatic</w:t>
-      </w:r>
-      <w:r>
-        <w:rPr>
-          <w:rFonts w:eastAsia="Times New Roman" w:cstheme="minorHAnsi"/>
-          <w:color w:val="000000"/>
-          <w:lang w:eastAsia="ca-ES"/>
-        </w:rPr>
-        <w:t xml:space="preserve"> chambers</w:t>
-      </w:r>
-      <w:r>
-        <w:rPr>
-          <w:rFonts w:eastAsia="Times New Roman" w:cstheme="minorHAnsi"/>
-          <w:color w:val="000000"/>
-          <w:lang w:eastAsia="ca-ES"/>
-        </w:rPr>
-        <w:t xml:space="preserve"> </w:t>
-      </w:r>
-      <w:r>
-        <w:rPr>
-          <w:rFonts w:eastAsia="Times New Roman" w:cstheme="minorHAnsi"/>
-          <w:color w:val="000000"/>
-          <w:lang w:eastAsia="ca-ES"/>
-        </w:rPr>
-        <w:t>i.e. there</w:t>
-      </w:r>
-      <w:r>
-        <w:rPr>
-          <w:rFonts w:eastAsia="Times New Roman" w:cstheme="minorHAnsi"/>
-          <w:color w:val="000000"/>
-          <w:lang w:eastAsia="ca-ES"/>
-        </w:rPr>
-        <w:t xml:space="preserve"> were</w:t>
-      </w:r>
-      <w:r>
-        <w:rPr>
-          <w:rFonts w:eastAsia="Times New Roman" w:cstheme="minorHAnsi"/>
-          <w:color w:val="000000"/>
-          <w:lang w:eastAsia="ca-ES"/>
-        </w:rPr>
-        <w:t xml:space="preserve"> two constant</w:t>
-      </w:r>
-      <w:r>
-        <w:rPr>
-          <w:rFonts w:eastAsia="Times New Roman" w:cstheme="minorHAnsi"/>
-          <w:color w:val="000000"/>
-          <w:lang w:eastAsia="ca-ES"/>
-        </w:rPr>
-        <w:t xml:space="preserve"> (10</w:t>
-      </w:r>
-      <w:r>
-        <w:rPr>
-          <w:rFonts w:eastAsia="Times New Roman" w:cstheme="minorHAnsi"/>
-          <w:color w:val="000000"/>
-          <w:lang w:eastAsia="ca-ES"/>
-        </w:rPr>
-        <w:t>ºC</w:t>
-      </w:r>
-      <w:r>
-        <w:rPr>
-          <w:rFonts w:eastAsia="Times New Roman" w:cstheme="minorHAnsi"/>
-          <w:color w:val="000000"/>
-          <w:lang w:eastAsia="ca-ES"/>
-        </w:rPr>
-        <w:t xml:space="preserve"> vs 17 ºC)</w:t>
-      </w:r>
-      <w:r>
-        <w:rPr>
-          <w:rFonts w:eastAsia="Times New Roman" w:cstheme="minorHAnsi"/>
-          <w:color w:val="000000"/>
-          <w:lang w:eastAsia="ca-ES"/>
-        </w:rPr>
-        <w:t xml:space="preserve"> and two alternating temperature regimes</w:t>
-      </w:r>
-      <w:r>
-        <w:rPr>
-          <w:rFonts w:eastAsia="Times New Roman" w:cstheme="minorHAnsi"/>
-          <w:color w:val="000000"/>
-          <w:lang w:eastAsia="ca-ES"/>
-        </w:rPr>
-        <w:t>(15 - 5 ºC vs (22 - 12ºC)</w:t>
-      </w:r>
-      <w:r>
-        <w:rPr>
-          <w:rFonts w:eastAsia="Times New Roman" w:cstheme="minorHAnsi"/>
-          <w:color w:val="000000"/>
-          <w:lang w:eastAsia="ca-ES"/>
-        </w:rPr>
-        <w:t>.</w:t>
-      </w:r>
-      <w:r>
-        <w:rPr>
-          <w:rFonts w:eastAsia="Times New Roman" w:cstheme="minorHAnsi"/>
-          <w:color w:val="000000"/>
-          <w:lang w:eastAsia="ca-ES"/>
-        </w:rPr>
-        <w:t xml:space="preserve"> </w:t>
-      </w:r>
-      <w:r>
-        <w:rPr>
-          <w:rFonts w:eastAsia="Times New Roman" w:cstheme="minorHAnsi"/>
-          <w:color w:val="000000"/>
-          <w:lang w:eastAsia="ca-ES"/>
-        </w:rPr>
-        <w:t xml:space="preserve">Once the </w:t>
-      </w:r>
-      <w:proofErr w:type="spellStart"/>
-      <w:r>
-        <w:rPr>
-          <w:rFonts w:eastAsia="Times New Roman" w:cstheme="minorHAnsi"/>
-          <w:color w:val="000000"/>
-          <w:lang w:eastAsia="ca-ES"/>
-        </w:rPr>
-        <w:t>pretreatment</w:t>
-      </w:r>
-      <w:proofErr w:type="spellEnd"/>
-      <w:r>
-        <w:rPr>
-          <w:rFonts w:eastAsia="Times New Roman" w:cstheme="minorHAnsi"/>
-          <w:color w:val="000000"/>
-          <w:lang w:eastAsia="ca-ES"/>
-        </w:rPr>
-        <w:t xml:space="preserve"> ended</w:t>
-      </w:r>
-      <w:r>
-        <w:rPr>
-          <w:rFonts w:eastAsia="Times New Roman" w:cstheme="minorHAnsi"/>
-          <w:color w:val="000000"/>
-          <w:lang w:eastAsia="ca-ES"/>
-        </w:rPr>
-        <w:t xml:space="preserve">, </w:t>
-      </w:r>
-      <w:r>
-        <w:rPr>
-          <w:rFonts w:eastAsia="Times New Roman" w:cstheme="minorHAnsi"/>
-          <w:color w:val="000000"/>
-          <w:lang w:eastAsia="ca-ES"/>
-        </w:rPr>
-        <w:t>n</w:t>
-      </w:r>
-      <w:r>
-        <w:rPr>
-          <w:rFonts w:eastAsia="Times New Roman" w:cstheme="minorHAnsi"/>
-          <w:color w:val="000000"/>
-          <w:lang w:eastAsia="ca-ES"/>
-        </w:rPr>
-        <w:t xml:space="preserve">on-germinated </w:t>
-      </w:r>
-      <w:r>
-        <w:rPr>
-          <w:rFonts w:eastAsia="Times New Roman" w:cstheme="minorHAnsi"/>
-          <w:color w:val="000000"/>
-          <w:lang w:eastAsia="ca-ES"/>
-        </w:rPr>
-        <w:t>seed</w:t>
-      </w:r>
-      <w:r>
-        <w:rPr>
-          <w:rFonts w:eastAsia="Times New Roman" w:cstheme="minorHAnsi"/>
-          <w:color w:val="000000"/>
-          <w:lang w:eastAsia="ca-ES"/>
-        </w:rPr>
-        <w:t>s</w:t>
-      </w:r>
-      <w:r>
-        <w:rPr>
-          <w:rFonts w:eastAsia="Times New Roman" w:cstheme="minorHAnsi"/>
-          <w:color w:val="000000"/>
-          <w:lang w:eastAsia="ca-ES"/>
-        </w:rPr>
-        <w:t xml:space="preserve"> </w:t>
-      </w:r>
-      <w:proofErr w:type="gramStart"/>
-      <w:r>
-        <w:rPr>
-          <w:rFonts w:eastAsia="Times New Roman" w:cstheme="minorHAnsi"/>
-          <w:color w:val="000000"/>
-          <w:lang w:eastAsia="ca-ES"/>
-        </w:rPr>
-        <w:t>were</w:t>
-      </w:r>
-      <w:r>
-        <w:rPr>
-          <w:rFonts w:eastAsia="Times New Roman" w:cstheme="minorHAnsi"/>
-          <w:color w:val="000000"/>
-          <w:lang w:eastAsia="ca-ES"/>
-        </w:rPr>
-        <w:t xml:space="preserve"> transferred to </w:t>
-      </w:r>
-      <w:r>
-        <w:rPr>
-          <w:rFonts w:eastAsia="Times New Roman" w:cstheme="minorHAnsi"/>
-          <w:color w:val="000000"/>
-          <w:lang w:eastAsia="ca-ES"/>
-        </w:rPr>
-        <w:t xml:space="preserve">new </w:t>
-      </w:r>
-      <w:r>
-        <w:t>90 mm Ø Petri dishes with two layers of filter paper (</w:t>
-      </w:r>
-      <w:proofErr w:type="spellStart"/>
-      <w:r>
-        <w:rPr>
-          <w:rFonts w:eastAsia="Times New Roman" w:cstheme="minorHAnsi"/>
-          <w:color w:val="000000"/>
-          <w:lang w:eastAsia="ca-ES"/>
-        </w:rPr>
-        <w:t>Filtros</w:t>
-      </w:r>
-      <w:proofErr w:type="spellEnd"/>
-      <w:r>
-        <w:rPr>
-          <w:rFonts w:eastAsia="Times New Roman" w:cstheme="minorHAnsi"/>
-          <w:color w:val="000000"/>
-          <w:lang w:eastAsia="ca-ES"/>
-        </w:rPr>
-        <w:t xml:space="preserve"> </w:t>
-      </w:r>
-      <w:proofErr w:type="spellStart"/>
-      <w:r>
-        <w:rPr>
-          <w:rFonts w:eastAsia="Times New Roman" w:cstheme="minorHAnsi"/>
-          <w:color w:val="000000"/>
-          <w:lang w:eastAsia="ca-ES"/>
-        </w:rPr>
-        <w:t>Anoia</w:t>
-      </w:r>
-      <w:proofErr w:type="spellEnd"/>
-      <w:r>
-        <w:rPr>
-          <w:rFonts w:eastAsia="Times New Roman" w:cstheme="minorHAnsi"/>
-          <w:color w:val="000000"/>
-          <w:lang w:eastAsia="ca-ES"/>
-        </w:rPr>
-        <w:t xml:space="preserve"> S.A. paper for germination assays, Ref.518G085</w:t>
-      </w:r>
-      <w:r>
-        <w:t>)</w:t>
-      </w:r>
-      <w:r>
-        <w:t xml:space="preserve"> and sealed with </w:t>
-      </w:r>
-      <w:proofErr w:type="spellStart"/>
-      <w:r>
-        <w:t>parafilm</w:t>
-      </w:r>
-      <w:proofErr w:type="spellEnd"/>
-      <w:proofErr w:type="gramEnd"/>
-      <w:r>
-        <w:t>.</w:t>
-      </w:r>
-      <w:r>
-        <w:t xml:space="preserve"> </w:t>
-      </w:r>
-      <w:r>
-        <w:t xml:space="preserve">Firstly, </w:t>
-      </w:r>
-      <w:r>
-        <w:t xml:space="preserve">we transferred </w:t>
-      </w:r>
-      <w:r>
-        <w:t xml:space="preserve">the </w:t>
-      </w:r>
-      <w:r>
-        <w:t>seed</w:t>
-      </w:r>
-      <w:r>
-        <w:t>s</w:t>
-      </w:r>
-      <w:r>
-        <w:t xml:space="preserve"> for </w:t>
-      </w:r>
-      <w:r>
-        <w:t>Darkness</w:t>
-      </w:r>
-      <w:r>
-        <w:t xml:space="preserve"> treatment, </w:t>
-      </w:r>
-      <w:r>
-        <w:t xml:space="preserve">added 6ml of distilled water, sealed with </w:t>
-      </w:r>
-      <w:proofErr w:type="spellStart"/>
-      <w:r>
-        <w:t>parafilm</w:t>
-      </w:r>
-      <w:proofErr w:type="spellEnd"/>
-      <w:r>
-        <w:t xml:space="preserve"> </w:t>
-      </w:r>
-      <w:r>
-        <w:t xml:space="preserve">and </w:t>
-      </w:r>
-      <w:r>
-        <w:t>immediately</w:t>
-      </w:r>
-      <w:r>
-        <w:t xml:space="preserve"> cover them with two layers aluminium foil</w:t>
-      </w:r>
-      <w:r>
-        <w:t xml:space="preserve">. </w:t>
-      </w:r>
-      <w:r>
-        <w:t xml:space="preserve">Next, we transfer the seeds for the </w:t>
-      </w:r>
-      <w:r>
-        <w:t>Water stress</w:t>
-      </w:r>
-      <w:r>
-        <w:t xml:space="preserve"> </w:t>
-      </w:r>
-      <w:r>
-        <w:t>treatme</w:t>
-      </w:r>
-      <w:r>
-        <w:t>nt</w:t>
-      </w:r>
-      <w:r>
-        <w:t xml:space="preserve">, where instead of distilled water we added 6ml of </w:t>
-      </w:r>
-      <w:r>
-        <w:t>a polyethylene solution (PEG</w:t>
-      </w:r>
-      <w:r>
-        <w:t xml:space="preserve"> 6000</w:t>
-      </w:r>
-      <w:r>
-        <w:t xml:space="preserve">) </w:t>
-      </w:r>
-      <w:r>
-        <w:t xml:space="preserve">to simulate a -0.6 </w:t>
-      </w:r>
-      <w:proofErr w:type="spellStart"/>
-      <w:r>
-        <w:t>Mpa</w:t>
-      </w:r>
-      <w:proofErr w:type="spellEnd"/>
-      <w:r>
-        <w:t xml:space="preserve"> of water potential</w:t>
-      </w:r>
-      <w:r>
-        <w:t xml:space="preserve"> and sealed with </w:t>
-      </w:r>
-      <w:proofErr w:type="spellStart"/>
-      <w:r>
-        <w:t>parafilm</w:t>
-      </w:r>
-      <w:proofErr w:type="spellEnd"/>
-      <w:r>
-        <w:t xml:space="preserve">. </w:t>
-      </w:r>
-      <w:r>
-        <w:t xml:space="preserve">As </w:t>
-      </w:r>
-      <w:r>
-        <w:t>PEG solutions depend on experimental temperatures, t</w:t>
-      </w:r>
-      <w:r>
-        <w:t xml:space="preserve">wo </w:t>
-      </w:r>
-      <w:r>
-        <w:t xml:space="preserve">PEG solutions </w:t>
-      </w:r>
-      <w:r>
-        <w:t xml:space="preserve">were prepared </w:t>
-      </w:r>
-      <w:r>
-        <w:t xml:space="preserve">according to </w:t>
-      </w:r>
-      <w:r>
-        <w:fldChar w:fldCharType="begin" w:fldLock="1"/>
-      </w:r>
-      <w:r>
-        <w:instrText>ADDIN CSL_CITATION {"citationItems":[{"id":"ITEM-1","itemData":{"author":[{"dropping-particle":"","family":"Michel","given":"Burlyn E","non-dropping-particle":"","parse-names":false,"suffix":""},{"dropping-particle":"","family":"Kaufmann","given":"Merrill R","non-dropping-particle":"","parse-names":false,"suffix":""}],"id":"ITEM-1","issued":{"date-parts":[["1973"]]},"page":"914-916","title":"The Osmotic Potential of Polyethylene Glycol 60001","type":"article-journal"},"uris":["http://www.mendeley.com/documents/?uuid=5dcd3d1a-bbf4-4c97-b53e-728b84b2c212","http://www.mendeley.com/documents/?uuid=8bae9792-5df1-46d8-a9f4-b2080aa2e458"]}],"mendeley":{"formattedCitation":"(Michel &amp; Kaufmann 1973)","manualFormatting":"Michel &amp; Kaufmann (1973)","plainTextFormattedCitation":"(Michel &amp; Kaufmann 1973)","previouslyFormattedCitation":"(Michel &amp; Kaufmann 1973)"},"properties":{"noteIndex":0},"schema":"https://github.com/citation-style-language/schema/raw/master/csl-citation.json"}</w:instrText>
-      </w:r>
-      <w:r>
-        <w:fldChar w:fldCharType="separate"/>
-      </w:r>
-      <w:r>
-        <w:rPr>
-          <w:noProof/>
-        </w:rPr>
-        <w:t>Michel &amp; Kaufmann (1973)</w:t>
-      </w:r>
-      <w:r>
-        <w:fldChar w:fldCharType="end"/>
-      </w:r>
-      <w:r>
-        <w:t xml:space="preserve"> and </w:t>
-      </w:r>
-      <w:r>
-        <w:fldChar w:fldCharType="begin" w:fldLock="1"/>
-      </w:r>
-      <w:r>
-        <w:instrText>ADDIN CSL_CITATION {"citationItems":[{"id":"ITEM-1","itemData":{"ISBN":"1678-3921","ISSN":"1678-3921","abstract":"Um expressivo número de pesquisas vem sendo desenvolvido na área de pré-condicionamento em sementes. Na busca de contribuir com os técnicos envolvidos em pes­quisas nesta área, procurou-se através da inter-relação entre a Termodinâmica e a Tecnologia de Sementes caracterizar potenciais hídrico, osmótico, mátrico e de pressão e, a partir do tra­balho de Michel &amp; Kaufmann (1973), construir uma tabela associando potencial osmótico, concentração de polietileno glicol 6000 e temperatura.","author":[{"dropping-particle":"","family":"Villela","given":"Francisco Amaral","non-dropping-particle":"","parse-names":false,"suffix":""},{"dropping-particle":"","family":"Doni Filho","given":"Luiz","non-dropping-particle":"","parse-names":false,"suffix":""},{"dropping-particle":"","family":"Sequeira","given":"Eliseo Lecrerc","non-dropping-particle":"","parse-names":false,"suffix":""}],"container-title":"Pesquisa Agropecuária Brasileira","id":"ITEM-1","issue":"11/12","issued":{"date-parts":[["1991"]]},"page":"1957-1968","title":"Tabela de potencial osmótico em função da concentração de polietileno glicol 6.000 e da temperatura","type":"article-journal","volume":"26"},"uris":["http://www.mendeley.com/documents/?uuid=309ba047-c4bd-4f3c-8de0-e44ba85df0c4"]}],"mendeley":{"formattedCitation":"(Villela et al. 1991)","manualFormatting":"Villela et al. (1991)","plainTextFormattedCitation":"(Villela et al. 1991)","previouslyFormattedCitation":"(Villela et al. 1991)"},"properties":{"noteIndex":0},"schema":"https://github.com/citation-style-language/schema/raw/master/csl-citation.json"}</w:instrText>
-      </w:r>
-      <w:r>
-        <w:fldChar w:fldCharType="separate"/>
-      </w:r>
-      <w:r>
-        <w:rPr>
-          <w:noProof/>
-        </w:rPr>
-        <w:t xml:space="preserve">Villela et al. </w:t>
-      </w:r>
-      <w:r>
-        <w:rPr>
-          <w:noProof/>
-        </w:rPr>
-        <w:t>(</w:t>
-      </w:r>
-      <w:r>
-        <w:rPr>
-          <w:noProof/>
-        </w:rPr>
-        <w:t>1991)</w:t>
-      </w:r>
-      <w:r>
-        <w:fldChar w:fldCharType="end"/>
-      </w:r>
-      <w:r>
-        <w:t xml:space="preserve"> to reach desired osmotic potentials at </w:t>
-      </w:r>
-      <w:r>
-        <w:t xml:space="preserve">10 ºC </w:t>
-      </w:r>
-      <w:r>
-        <w:t xml:space="preserve">and </w:t>
-      </w:r>
-      <w:r>
-        <w:t>17</w:t>
-      </w:r>
-      <w:r>
-        <w:t>ºC</w:t>
-      </w:r>
-      <w:r>
-        <w:t xml:space="preserve"> </w:t>
-      </w:r>
-      <w:r>
-        <w:t xml:space="preserve">depending on species optimal germination temperature. </w:t>
-      </w:r>
-      <w:r>
-        <w:t xml:space="preserve"> </w:t>
-      </w:r>
-      <w:r>
-        <w:t xml:space="preserve">Finally, </w:t>
-      </w:r>
-      <w:r>
-        <w:t>the rest of the seed</w:t>
-      </w:r>
-      <w:r>
-        <w:t>s</w:t>
-      </w:r>
-      <w:r>
-        <w:t xml:space="preserve"> </w:t>
-      </w:r>
-      <w:proofErr w:type="gramStart"/>
-      <w:r>
-        <w:t>were divided</w:t>
-      </w:r>
-      <w:proofErr w:type="gramEnd"/>
-      <w:r>
-        <w:t xml:space="preserve"> between </w:t>
-      </w:r>
-      <w:r>
-        <w:t>control</w:t>
-      </w:r>
-      <w:r>
-        <w:t xml:space="preserve"> and constant</w:t>
-      </w:r>
-      <w:r>
-        <w:t xml:space="preserve"> temperature</w:t>
-      </w:r>
-      <w:r>
-        <w:t xml:space="preserve"> treatments</w:t>
-      </w:r>
-      <w:r>
-        <w:t xml:space="preserve">, </w:t>
-      </w:r>
-      <w:r>
-        <w:t xml:space="preserve">added 6ml of distilled water and sealed with </w:t>
-      </w:r>
-      <w:proofErr w:type="spellStart"/>
-      <w:r>
-        <w:t>parafilm</w:t>
-      </w:r>
-      <w:proofErr w:type="spellEnd"/>
-      <w:r>
-        <w:t xml:space="preserve">. </w:t>
-      </w:r>
-      <w:r>
-        <w:rPr>
-          <w:rFonts w:cstheme="minorHAnsi"/>
-        </w:rPr>
-        <w:t xml:space="preserve">We checked </w:t>
-      </w:r>
-      <w:r>
-        <w:rPr>
-          <w:rFonts w:cstheme="minorHAnsi"/>
-        </w:rPr>
-        <w:t xml:space="preserve">germination </w:t>
-      </w:r>
-      <w:r>
-        <w:rPr>
-          <w:rFonts w:cstheme="minorHAnsi"/>
-        </w:rPr>
-        <w:t xml:space="preserve">right after cold stratification </w:t>
-      </w:r>
-      <w:proofErr w:type="spellStart"/>
-      <w:r>
-        <w:rPr>
-          <w:rFonts w:cstheme="minorHAnsi"/>
-        </w:rPr>
-        <w:t>pretreatment</w:t>
-      </w:r>
-      <w:proofErr w:type="spellEnd"/>
-      <w:r>
-        <w:rPr>
-          <w:rFonts w:cstheme="minorHAnsi"/>
-        </w:rPr>
-        <w:t>, as a proxy of species ability to germinate under snow-like conditions</w:t>
-      </w:r>
-      <w:r>
-        <w:rPr>
-          <w:rFonts w:cstheme="minorHAnsi"/>
-        </w:rPr>
-        <w:t xml:space="preserve"> to have extra information</w:t>
-      </w:r>
-      <w:r>
-        <w:rPr>
-          <w:rFonts w:cstheme="minorHAnsi"/>
-        </w:rPr>
-        <w:t xml:space="preserve"> to include in niche dissimilarity analysis, </w:t>
-      </w:r>
-      <w:r>
-        <w:rPr>
-          <w:rFonts w:eastAsia="Times New Roman" w:cstheme="minorHAnsi"/>
-          <w:color w:val="000000"/>
-          <w:lang w:eastAsia="ca-ES"/>
-        </w:rPr>
-        <w:t>one species (</w:t>
-      </w:r>
-      <w:proofErr w:type="spellStart"/>
-      <w:r>
-        <w:rPr>
-          <w:rFonts w:eastAsia="Times New Roman" w:cstheme="minorHAnsi"/>
-          <w:i/>
-          <w:color w:val="000000"/>
-          <w:lang w:eastAsia="ca-ES"/>
-        </w:rPr>
-        <w:t>Teesdalia</w:t>
-      </w:r>
-      <w:proofErr w:type="spellEnd"/>
-      <w:r>
-        <w:rPr>
-          <w:rFonts w:eastAsia="Times New Roman" w:cstheme="minorHAnsi"/>
-          <w:i/>
-          <w:color w:val="000000"/>
-          <w:lang w:eastAsia="ca-ES"/>
-        </w:rPr>
-        <w:t xml:space="preserve"> </w:t>
-      </w:r>
-      <w:proofErr w:type="spellStart"/>
-      <w:r>
-        <w:rPr>
-          <w:rFonts w:eastAsia="Times New Roman" w:cstheme="minorHAnsi"/>
-          <w:i/>
-          <w:color w:val="000000"/>
-          <w:lang w:eastAsia="ca-ES"/>
-        </w:rPr>
-        <w:t>conferta</w:t>
-      </w:r>
-      <w:proofErr w:type="spellEnd"/>
-      <w:r>
-        <w:rPr>
-          <w:rFonts w:eastAsia="Times New Roman" w:cstheme="minorHAnsi"/>
-          <w:color w:val="000000"/>
-          <w:lang w:eastAsia="ca-ES"/>
-        </w:rPr>
-        <w:t xml:space="preserve">) germinated to 100% thus </w:t>
-      </w:r>
-      <w:proofErr w:type="gramStart"/>
-      <w:r>
-        <w:rPr>
-          <w:rFonts w:eastAsia="Times New Roman" w:cstheme="minorHAnsi"/>
-          <w:color w:val="000000"/>
-          <w:lang w:eastAsia="ca-ES"/>
-        </w:rPr>
-        <w:t>was removed</w:t>
-      </w:r>
-      <w:proofErr w:type="gramEnd"/>
-      <w:r>
-        <w:rPr>
-          <w:rFonts w:eastAsia="Times New Roman" w:cstheme="minorHAnsi"/>
-          <w:color w:val="000000"/>
-          <w:lang w:eastAsia="ca-ES"/>
-        </w:rPr>
-        <w:t xml:space="preserve"> from germination treatments analysis</w:t>
-      </w:r>
-      <w:r>
-        <w:rPr>
-          <w:rFonts w:cstheme="minorHAnsi"/>
-        </w:rPr>
-        <w:t>. Fr</w:t>
-      </w:r>
-      <w:r>
-        <w:rPr>
-          <w:rFonts w:cstheme="minorHAnsi"/>
-        </w:rPr>
-        <w:t>o</w:t>
-      </w:r>
-      <w:r>
-        <w:rPr>
-          <w:rFonts w:cstheme="minorHAnsi"/>
-        </w:rPr>
-        <w:t>m there</w:t>
-      </w:r>
-      <w:r>
-        <w:rPr>
-          <w:rFonts w:cstheme="minorHAnsi"/>
-        </w:rPr>
-        <w:t xml:space="preserve"> on,</w:t>
-      </w:r>
-      <w:r>
-        <w:rPr>
-          <w:rFonts w:cstheme="minorHAnsi"/>
-        </w:rPr>
-        <w:t xml:space="preserve"> we checked</w:t>
-      </w:r>
-      <w:r>
-        <w:rPr>
-          <w:rFonts w:cstheme="minorHAnsi"/>
-        </w:rPr>
-        <w:t xml:space="preserve"> </w:t>
-      </w:r>
-      <w:r>
-        <w:rPr>
-          <w:rFonts w:cstheme="minorHAnsi"/>
-        </w:rPr>
-        <w:t>germination</w:t>
-      </w:r>
-      <w:r>
-        <w:rPr>
-          <w:rFonts w:eastAsia="Times New Roman" w:cstheme="minorHAnsi"/>
-          <w:color w:val="000000"/>
-          <w:lang w:eastAsia="ca-ES"/>
-        </w:rPr>
-        <w:t xml:space="preserve"> </w:t>
-      </w:r>
-      <w:r>
-        <w:rPr>
-          <w:rFonts w:cstheme="minorHAnsi"/>
-        </w:rPr>
-        <w:t xml:space="preserve">every </w:t>
-      </w:r>
-      <w:r>
-        <w:rPr>
-          <w:rFonts w:cstheme="minorHAnsi"/>
-        </w:rPr>
-        <w:t xml:space="preserve">week </w:t>
-      </w:r>
-      <w:r>
-        <w:rPr>
-          <w:rFonts w:cstheme="minorHAnsi"/>
-        </w:rPr>
-        <w:t>until the end of the experiment</w:t>
-      </w:r>
-      <w:r>
-        <w:rPr>
-          <w:rFonts w:cstheme="minorHAnsi"/>
-        </w:rPr>
-        <w:t xml:space="preserve"> (6 weeks)</w:t>
-      </w:r>
-      <w:r>
-        <w:rPr>
-          <w:rFonts w:cstheme="minorHAnsi"/>
-        </w:rPr>
-        <w:t xml:space="preserve">. We removed seeds from the petri dishes once </w:t>
-      </w:r>
-      <w:r>
-        <w:rPr>
-          <w:rFonts w:eastAsia="Times New Roman" w:cstheme="minorHAnsi"/>
-          <w:color w:val="000000"/>
-          <w:lang w:eastAsia="ca-ES"/>
-        </w:rPr>
-        <w:t xml:space="preserve">germination occurred (radicle &gt; 1.5 mm long). At the end of the experiment, we cut open non-germinated seeds under the binocular loupe </w:t>
-      </w:r>
-      <w:proofErr w:type="gramStart"/>
-      <w:r>
-        <w:rPr>
-          <w:rFonts w:eastAsia="Times New Roman" w:cstheme="minorHAnsi"/>
-          <w:color w:val="000000"/>
-          <w:lang w:eastAsia="ca-ES"/>
-        </w:rPr>
-        <w:t>to visually assess</w:t>
-      </w:r>
-      <w:proofErr w:type="gramEnd"/>
-      <w:r>
-        <w:rPr>
-          <w:rFonts w:eastAsia="Times New Roman" w:cstheme="minorHAnsi"/>
-          <w:color w:val="000000"/>
-          <w:lang w:eastAsia="ca-ES"/>
-        </w:rPr>
-        <w:t xml:space="preserve"> if they were empty, infected, or seemed normal. We considered seeds</w:t>
+        <w:t>normal. We considered seeds</w:t>
       </w:r>
       <w:r>
         <w:rPr>
@@ -7915,7 +7976,6 @@
           <w:color w:val="000000"/>
           <w:lang w:eastAsia="ca-ES"/>
         </w:rPr>
-        <w:lastRenderedPageBreak/>
         <w:t>The</w:t>
       </w:r>
       <w:r>
@@ -9201,7 +9261,47 @@
         <w:rPr>
           <w:lang w:eastAsia="ca-ES"/>
         </w:rPr>
-        <w:t xml:space="preserve"> with binomial family. For the other  plant traits (</w:t>
+        <w:t xml:space="preserve"> with binomial family</w:t>
+      </w:r>
+      <w:r>
+        <w:rPr>
+          <w:lang w:eastAsia="ca-ES"/>
+        </w:rPr>
+        <w:t xml:space="preserve">. The log odd ratios gives as information about how much percent is more or less likely for germination to happen in each treatment. In our case, the log odd ratios are mainly negative </w:t>
+      </w:r>
+      <w:proofErr w:type="gramStart"/>
+      <w:r>
+        <w:rPr>
+          <w:lang w:eastAsia="ca-ES"/>
+        </w:rPr>
+        <w:t>due to the fact that</w:t>
+      </w:r>
+      <w:proofErr w:type="gramEnd"/>
+      <w:r>
+        <w:rPr>
+          <w:lang w:eastAsia="ca-ES"/>
+        </w:rPr>
+        <w:t xml:space="preserve"> germination was mainly higher in control treatment. The more negative the log odd ratio the worse the germination in </w:t>
+      </w:r>
+      <w:proofErr w:type="gramStart"/>
+      <w:r>
+        <w:rPr>
+          <w:lang w:eastAsia="ca-ES"/>
+        </w:rPr>
+        <w:t>an</w:t>
+      </w:r>
+      <w:proofErr w:type="gramEnd"/>
+      <w:r>
+        <w:rPr>
+          <w:lang w:eastAsia="ca-ES"/>
+        </w:rPr>
+        <w:t xml:space="preserve"> specific treatment is compared to control</w:t>
+      </w:r>
+      <w:r>
+        <w:rPr>
+          <w:lang w:eastAsia="ca-ES"/>
+        </w:rPr>
+        <w:t>. For the other  plant traits (</w:t>
       </w:r>
       <w:r>
         <w:rPr>
@@ -9213,7 +9313,14 @@
         <w:rPr>
           <w:lang w:eastAsia="ca-ES"/>
         </w:rPr>
-        <w:t>5): seed mass (mg), plant height (cm) and leaf area (mm2) were log transform to maintain normal distribution of the data while LDMC and SLA remained with original scales. For the Mediterranean community one species (</w:t>
+        <w:t xml:space="preserve">5): seed mass (mg), plant height (cm) and leaf area (mm2) were log transform to maintain normal distribution of the data while LDMC and SLA </w:t>
+      </w:r>
+      <w:r>
+        <w:rPr>
+          <w:lang w:eastAsia="ca-ES"/>
+        </w:rPr>
+        <w:lastRenderedPageBreak/>
+        <w:t>remained with original scales. For the Mediterranean community one species (</w:t>
       </w:r>
       <w:proofErr w:type="spellStart"/>
       <w:r>
@@ -9262,14 +9369,7 @@
         <w:rPr>
           <w:lang w:eastAsia="ca-ES"/>
         </w:rPr>
-        <w:t xml:space="preserve"> according to the maximum </w:t>
-      </w:r>
-      <w:r>
-        <w:rPr>
-          <w:lang w:eastAsia="ca-ES"/>
-        </w:rPr>
-        <w:lastRenderedPageBreak/>
-        <w:t>vegetation cover recorded (sum of all species cover)</w:t>
+        <w:t xml:space="preserve"> according to the maximum vegetation cover recorded (sum of all species cover)</w:t>
       </w:r>
       <w:r>
         <w:rPr>
@@ -9629,21 +9729,7 @@
         <w:rPr>
           <w:lang w:eastAsia="ca-ES"/>
         </w:rPr>
-        <w:t xml:space="preserve"> From distance </w:t>
-      </w:r>
-      <w:proofErr w:type="gramStart"/>
-      <w:r>
-        <w:rPr>
-          <w:lang w:eastAsia="ca-ES"/>
-        </w:rPr>
-        <w:t>matrices</w:t>
-      </w:r>
-      <w:proofErr w:type="gramEnd"/>
-      <w:r>
-        <w:rPr>
-          <w:lang w:eastAsia="ca-ES"/>
-        </w:rPr>
-        <w:t xml:space="preserve"> we used the function melodic (</w:t>
+        <w:t xml:space="preserve"> From distance matrices we used the function melodic (</w:t>
       </w:r>
       <w:commentRangeStart w:id="9"/>
       <w:proofErr w:type="spellStart"/>
@@ -9686,16 +9772,68 @@
         <w:rPr>
           <w:lang w:eastAsia="ca-ES"/>
         </w:rPr>
-        <w:t xml:space="preserve"> Dissimilarity (MPD) and </w:t>
-      </w:r>
-      <w:proofErr w:type="spellStart"/>
-      <w:r>
-        <w:rPr>
-          <w:lang w:eastAsia="ca-ES"/>
-        </w:rPr>
-        <w:t>RaoQ</w:t>
-      </w:r>
-      <w:proofErr w:type="spellEnd"/>
+        <w:t xml:space="preserve"> Dissimilarity (MPD</w:t>
+      </w:r>
+      <w:r>
+        <w:rPr>
+          <w:lang w:eastAsia="ca-ES"/>
+        </w:rPr>
+        <w:t xml:space="preserve">, </w:t>
+      </w:r>
+      <w:proofErr w:type="spellStart"/>
+      <w:r>
+        <w:rPr>
+          <w:lang w:eastAsia="ca-ES"/>
+        </w:rPr>
+        <w:t>Wieher</w:t>
+      </w:r>
+      <w:proofErr w:type="spellEnd"/>
+      <w:r>
+        <w:rPr>
+          <w:lang w:eastAsia="ca-ES"/>
+        </w:rPr>
+        <w:t xml:space="preserve"> and </w:t>
+      </w:r>
+      <w:proofErr w:type="spellStart"/>
+      <w:r>
+        <w:rPr>
+          <w:lang w:eastAsia="ca-ES"/>
+        </w:rPr>
+        <w:t>Keddy</w:t>
+      </w:r>
+      <w:proofErr w:type="spellEnd"/>
+      <w:r>
+        <w:rPr>
+          <w:lang w:eastAsia="ca-ES"/>
+        </w:rPr>
+        <w:t xml:space="preserve"> 1995</w:t>
+      </w:r>
+      <w:r>
+        <w:rPr>
+          <w:lang w:eastAsia="ca-ES"/>
+        </w:rPr>
+        <w:t>) and RaoQ</w:t>
+      </w:r>
+      <w:r>
+        <w:rPr>
+          <w:lang w:eastAsia="ca-ES"/>
+        </w:rPr>
+        <w:t xml:space="preserve"> (</w:t>
+      </w:r>
+      <w:proofErr w:type="spellStart"/>
+      <w:r>
+        <w:rPr>
+          <w:lang w:eastAsia="ca-ES"/>
+        </w:rPr>
+        <w:t>Botta-Dukat</w:t>
+      </w:r>
+      <w:proofErr w:type="spellEnd"/>
+      <w:r>
+        <w:rPr>
+          <w:lang w:eastAsia="ca-ES"/>
+        </w:rPr>
+        <w:t>, 2005)</w:t>
+      </w:r>
       <w:r>
         <w:rPr>
           <w:lang w:eastAsia="ca-ES"/>
@@ -9726,21 +9864,7 @@
         <w:rPr>
           <w:lang w:eastAsia="ca-ES"/>
         </w:rPr>
-        <w:t xml:space="preserve">MDP and </w:t>
-      </w:r>
-      <w:proofErr w:type="spellStart"/>
-      <w:r>
-        <w:rPr>
-          <w:lang w:eastAsia="ca-ES"/>
-        </w:rPr>
-        <w:t>RaoQ</w:t>
-      </w:r>
-      <w:proofErr w:type="spellEnd"/>
-      <w:r>
-        <w:rPr>
-          <w:lang w:eastAsia="ca-ES"/>
-        </w:rPr>
-        <w:t xml:space="preserve"> indices</w:t>
+        <w:t>MDP and RaoQ indices</w:t>
       </w:r>
       <w:r>
         <w:rPr>
@@ -9762,26 +9886,6 @@
         </w:rPr>
         <w:t xml:space="preserve"> function (stats package).</w:t>
       </w:r>
-    </w:p>
-    <w:p>
-      <w:pPr>
-        <w:spacing w:line="480" w:lineRule="auto"/>
-        <w:jc w:val="both"/>
-        <w:rPr>
-          <w:lang w:eastAsia="ca-ES"/>
-        </w:rPr>
-      </w:pPr>
-    </w:p>
-    <w:p>
-      <w:pPr>
-        <w:spacing w:line="480" w:lineRule="auto"/>
-        <w:jc w:val="both"/>
-        <w:rPr>
-          <w:rFonts w:eastAsia="Times New Roman" w:cstheme="minorHAnsi"/>
-          <w:color w:val="000000"/>
-          <w:lang w:eastAsia="ca-ES"/>
-        </w:rPr>
-      </w:pPr>
     </w:p>
     <w:p>
       <w:pPr>
@@ -9937,8 +10041,8 @@
       </w:pPr>
       <w:r>
         <w:pict w14:anchorId="36479C7F">
-          <v:shape id="_x0000_i1025" type="#_x0000_t75" style="width:425pt;height:241.8pt">
-            <v:imagedata r:id="rId16" o:title="fig2"/>
+          <v:shape id="_x0000_i1026" type="#_x0000_t75" style="width:425pt;height:241.8pt">
+            <v:imagedata r:id="rId17" o:title="fig2"/>
           </v:shape>
         </w:pict>
       </w:r>
@@ -10028,8 +10132,6 @@
       <w:r>
         <w:t xml:space="preserve">(weighted) </w:t>
       </w:r>
-      <w:bookmarkStart w:id="10" w:name="_GoBack"/>
-      <w:bookmarkEnd w:id="10"/>
       <w:r>
         <w:t>means in response to mi</w:t>
       </w:r>
@@ -10038,6 +10140,108 @@
       </w:r>
       <w:r>
         <w:t>roclimatic gradients</w:t>
+      </w:r>
+    </w:p>
+    <w:p>
+      <w:pPr>
+        <w:pStyle w:val="Ttulo4"/>
+      </w:pPr>
+      <w:r>
+        <w:t>CM results description per community</w:t>
+      </w:r>
+    </w:p>
+    <w:p>
+      <w:pPr>
+        <w:spacing w:line="480" w:lineRule="auto"/>
+        <w:jc w:val="both"/>
+      </w:pPr>
+      <w:r>
+        <w:t xml:space="preserve">In the Mediterranean community, the CM of germination and adult plant traits was significantly changing across microclimatic gradients, mainly across the elevation gradient. Higher elevation plots had marginally higher germination in water stress and significantly higher germination under constant temperatures; on the contrary adult plant traits had lower values of seed mass, plant height, leaf area and LDMC (marginal). Additionally we also found that colder sites (higher FDD) has lower SLA, warmer sites (higher GDD) had higher seed mass and snowy sites had marginally higher plant height. </w:t>
+      </w:r>
+    </w:p>
+    <w:p>
+      <w:pPr>
+        <w:spacing w:line="480" w:lineRule="auto"/>
+        <w:ind w:firstLine="709"/>
+        <w:jc w:val="both"/>
+      </w:pPr>
+      <w:r>
+        <w:t>In the Temperate community, the CM of germination and adult plant traits was also significantly changing across microclimatic gradients. Higher elevation plots had higher germination under water stress and constant temperatures (concordant with the results obtained in the Mediterranean community)</w:t>
+      </w:r>
+      <w:r>
+        <w:t>, and showed higher values of seed mass and SLA (opposite pattern in the Mediterranean community)</w:t>
+      </w:r>
+      <w:r>
+        <w:t xml:space="preserve">. Warmer sites also showed </w:t>
+      </w:r>
+      <w:r>
+        <w:t xml:space="preserve">lower germination in darkness, while also showing higher plant height, leaf area and LDMC. Colder sites showed lower leaf area and SLA. </w:t>
+      </w:r>
+    </w:p>
+    <w:p>
+      <w:pPr>
+        <w:pStyle w:val="Ttulo4"/>
+      </w:pPr>
+      <w:r>
+        <w:t>CWM results description per community</w:t>
+      </w:r>
+    </w:p>
+    <w:p>
+      <w:pPr>
+        <w:spacing w:line="480" w:lineRule="auto"/>
+        <w:jc w:val="both"/>
+      </w:pPr>
+      <w:r>
+        <w:t xml:space="preserve">In the Mediterranean community, </w:t>
+      </w:r>
+      <w:r>
+        <w:t>the CWM</w:t>
+      </w:r>
+      <w:r>
+        <w:t xml:space="preserve"> of germination and adult plant traits </w:t>
+      </w:r>
+      <w:r>
+        <w:t>was</w:t>
+      </w:r>
+      <w:r>
+        <w:t xml:space="preserve"> significantly changing across microclimatic gradients</w:t>
+      </w:r>
+      <w:r>
+        <w:t xml:space="preserve"> measured ad elevation, GDD and snow</w:t>
+      </w:r>
+      <w:r>
+        <w:t xml:space="preserve">. Sites with more snow cover had lower germination in darkness, water stress and constant temperatures. On the other hand warmer sites (i.e. higher GDD) showed better germination in darkness and higher elevation plots showed better germination under water stress and in constant temperatures. Interestingly, </w:t>
+      </w:r>
+      <w:r>
+        <w:t xml:space="preserve">the CWM of </w:t>
+      </w:r>
+      <w:r>
+        <w:t xml:space="preserve">adult plant traits showed significant responses to the same microclimatic gradients but in in the opposite direction. Sites with more snow cover showed higher values of seed mass and plant height. Warmer sites (higher GDD) </w:t>
+      </w:r>
+      <w:r>
+        <w:lastRenderedPageBreak/>
+        <w:t xml:space="preserve">showed lower </w:t>
+      </w:r>
+      <w:r>
+        <w:t xml:space="preserve">seed mass, lower plant height and lower leaf area while plots in lower elevations showed lower SLA values. </w:t>
+      </w:r>
+    </w:p>
+    <w:p>
+      <w:pPr>
+        <w:spacing w:line="480" w:lineRule="auto"/>
+        <w:ind w:firstLine="709"/>
+        <w:jc w:val="both"/>
+      </w:pPr>
+      <w:r>
+        <w:t xml:space="preserve">In the temperate community, the community weighted mean of germination and adult plant traits were changing significantly mainly across GDD gradients. Germination traits only showed one significant relationship with warmer sites having worse germination in darkness (contrary to what we observed in the Mediterranean community, probably due to the distinct and particular environmental limitations each community has). Here again we observed that adult plant traits responses to microclimatic gradients were found significant mostly in the opposite direction. Warmer sites </w:t>
+      </w:r>
+      <w:proofErr w:type="gramStart"/>
+      <w:r>
+        <w:t>were observed</w:t>
+      </w:r>
+      <w:proofErr w:type="gramEnd"/>
+      <w:r>
+        <w:t xml:space="preserve"> to have higher plant height, LDMC but lower SLA. Higher altitude plots only showed a significant positive relationship with seed mass, i.e. the higher the plot the higher the seed mass CMW. </w:t>
       </w:r>
     </w:p>
     <w:p>
@@ -10046,15 +10250,40 @@
         <w:spacing w:line="480" w:lineRule="auto"/>
         <w:jc w:val="both"/>
       </w:pPr>
+      <w:r>
+        <w:t xml:space="preserve">3.3 Germination niche dissimilarity </w:t>
+      </w:r>
     </w:p>
     <w:p>
       <w:pPr>
-        <w:pStyle w:val="Ttulo3"/>
         <w:spacing w:line="480" w:lineRule="auto"/>
         <w:jc w:val="both"/>
       </w:pPr>
-      <w:r>
-        <w:t xml:space="preserve">3.3 Germination niche dissimilarity </w:t>
+      <w:proofErr w:type="gramStart"/>
+      <w:r>
+        <w:t>We use two functional diversity indices of divergence</w:t>
+      </w:r>
+      <w:r>
+        <w:t xml:space="preserve"> (MPD and RaoQ)</w:t>
+      </w:r>
+      <w:r>
+        <w:t xml:space="preserve"> and calculated their values with presence/absence data as well as with species abundances.</w:t>
+      </w:r>
+      <w:proofErr w:type="gramEnd"/>
+      <w:r>
+        <w:t xml:space="preserve">  Both methods </w:t>
+      </w:r>
+      <w:r>
+        <w:t xml:space="preserve">in both indices </w:t>
+      </w:r>
+      <w:r>
+        <w:t xml:space="preserve">showed similar and consistent </w:t>
+      </w:r>
+      <w:r>
+        <w:t>patterns</w:t>
+      </w:r>
+      <w:r>
+        <w:t xml:space="preserve">. </w:t>
       </w:r>
     </w:p>
     <w:p>
@@ -10062,20 +10291,225 @@
         <w:spacing w:line="480" w:lineRule="auto"/>
         <w:jc w:val="both"/>
       </w:pPr>
+      <w:r>
+        <w:t>In Mediterranean community, germination MDP</w:t>
+      </w:r>
+      <w:r>
+        <w:t xml:space="preserve"> (ab)</w:t>
+      </w:r>
+      <w:r>
+        <w:t xml:space="preserve"> ranges from </w:t>
+      </w:r>
+      <w:r>
+        <w:t>0.27</w:t>
+      </w:r>
+      <w:r>
+        <w:t xml:space="preserve"> to </w:t>
+      </w:r>
+      <w:r>
+        <w:t xml:space="preserve">0.751 </w:t>
+      </w:r>
+      <w:r>
+        <w:t>while adult plant MDP</w:t>
+      </w:r>
+      <w:r>
+        <w:t xml:space="preserve"> </w:t>
+      </w:r>
+      <w:r>
+        <w:t>(ab)</w:t>
+      </w:r>
+      <w:r>
+        <w:t xml:space="preserve"> ranges from </w:t>
+      </w:r>
+      <w:r>
+        <w:t xml:space="preserve">0.084 </w:t>
+      </w:r>
+      <w:r>
+        <w:t xml:space="preserve">to </w:t>
+      </w:r>
+      <w:r>
+        <w:t>0.51</w:t>
+      </w:r>
+      <w:r>
+        <w:t xml:space="preserve">. Germination RaoQ </w:t>
+      </w:r>
+      <w:r>
+        <w:t xml:space="preserve">(ab) </w:t>
+      </w:r>
+      <w:r>
+        <w:t xml:space="preserve">ranges from </w:t>
+      </w:r>
+      <w:r>
+        <w:t>0.02</w:t>
+      </w:r>
+      <w:r>
+        <w:t xml:space="preserve"> to </w:t>
+      </w:r>
+      <w:r>
+        <w:t>0.449</w:t>
+      </w:r>
+      <w:r>
+        <w:t xml:space="preserve"> while adult plant RaoQ </w:t>
+      </w:r>
+      <w:r>
+        <w:t xml:space="preserve">(ab) </w:t>
+      </w:r>
+      <w:r>
+        <w:t xml:space="preserve">ranges from </w:t>
+      </w:r>
+      <w:r>
+        <w:t>0.03</w:t>
+      </w:r>
+      <w:r>
+        <w:t xml:space="preserve"> to </w:t>
+      </w:r>
+      <w:r>
+        <w:t>0.259</w:t>
+      </w:r>
+      <w:r>
+        <w:t xml:space="preserve">. In the Temperate community, </w:t>
+      </w:r>
+      <w:r>
+        <w:t xml:space="preserve">germination MDP </w:t>
+      </w:r>
+      <w:r>
+        <w:t xml:space="preserve">(ab) </w:t>
+      </w:r>
+      <w:r>
+        <w:t xml:space="preserve">ranges from </w:t>
+      </w:r>
+      <w:r>
+        <w:t>0.098</w:t>
+      </w:r>
+      <w:r>
+        <w:t xml:space="preserve"> to </w:t>
+      </w:r>
+      <w:r>
+        <w:t>0.506</w:t>
+      </w:r>
+      <w:r>
+        <w:t xml:space="preserve"> while adult plant MDP </w:t>
+      </w:r>
+      <w:r>
+        <w:t xml:space="preserve">(ab) </w:t>
+      </w:r>
+      <w:r>
+        <w:t xml:space="preserve">ranges from </w:t>
+      </w:r>
+      <w:r>
+        <w:t>0.145</w:t>
+      </w:r>
+      <w:r>
+        <w:t xml:space="preserve"> to </w:t>
+      </w:r>
+      <w:r>
+        <w:t>0.468</w:t>
+      </w:r>
+      <w:r>
+        <w:t xml:space="preserve">. Germination RaoQ </w:t>
+      </w:r>
+      <w:r>
+        <w:t xml:space="preserve">(ab) </w:t>
+      </w:r>
+      <w:r>
+        <w:t xml:space="preserve">ranges from </w:t>
+      </w:r>
+      <w:r>
+        <w:t>0.068</w:t>
+      </w:r>
+      <w:r>
+        <w:t xml:space="preserve"> to </w:t>
+      </w:r>
+      <w:r>
+        <w:t>0.347</w:t>
+      </w:r>
+      <w:r>
+        <w:t xml:space="preserve"> while adult plant RaoQ </w:t>
+      </w:r>
+      <w:r>
+        <w:t xml:space="preserve">(ab) </w:t>
+      </w:r>
+      <w:r>
+        <w:t xml:space="preserve">ranges from </w:t>
+      </w:r>
+      <w:r>
+        <w:t>0.065</w:t>
+      </w:r>
+      <w:r>
+        <w:t xml:space="preserve"> to </w:t>
+      </w:r>
+      <w:r>
+        <w:t>0.306</w:t>
+      </w:r>
+      <w:r>
+        <w:t>.</w:t>
+      </w:r>
+      <w:r>
+        <w:t xml:space="preserve"> Functional diversity is significantly higher in the germination traits compared to adult plant traits</w:t>
+      </w:r>
+      <w:r>
+        <w:t xml:space="preserve"> in the Mediterranean community</w:t>
+      </w:r>
+      <w:r>
+        <w:t xml:space="preserve">, </w:t>
+      </w:r>
+      <w:bookmarkStart w:id="10" w:name="_GoBack"/>
+      <w:bookmarkEnd w:id="10"/>
+      <w:r>
+        <w:t xml:space="preserve">considering </w:t>
+      </w:r>
+      <w:r>
+        <w:t xml:space="preserve">both </w:t>
+      </w:r>
+      <w:r>
+        <w:t>abundance and presence absence data. In the temperate community, although consistent trend of germination dissimilarity being higher than adult plant dissimilarity comparison is only significant with presence/absence data.</w:t>
+      </w:r>
+      <w:r>
+        <w:t xml:space="preserve"> </w:t>
+      </w:r>
     </w:p>
     <w:p>
       <w:pPr>
         <w:spacing w:line="480" w:lineRule="auto"/>
         <w:jc w:val="both"/>
-        <w:rPr>
-          <w:color w:val="FF0000"/>
-        </w:rPr>
-      </w:pPr>
-      <w:r>
-        <w:rPr>
-          <w:color w:val="FF0000"/>
-        </w:rPr>
-        <w:t>LIMITATIONs</w:t>
+      </w:pPr>
+      <w:r>
+        <w:lastRenderedPageBreak/>
+        <w:t>We observe that functional diversity</w:t>
+      </w:r>
+      <w:r>
+        <w:t xml:space="preserve"> divergence indices</w:t>
+      </w:r>
+      <w:r>
+        <w:t xml:space="preserve"> i.e. niche dissimilarity</w:t>
+      </w:r>
+      <w:r>
+        <w:t xml:space="preserve"> significantly differ across the microclimatic gradients present in our communities, what is more germination and adult plant niche dissimilarity show opposite responses to microclimatic gradient, if one is increasing the other is decreasing</w:t>
+      </w:r>
+      <w:r>
+        <w:t xml:space="preserve"> (consistent patterns in both indices)</w:t>
+      </w:r>
+      <w:r>
+        <w:t>.</w:t>
+      </w:r>
+      <w:r>
+        <w:t xml:space="preserve"> In the Mediterranean community, with higher </w:t>
+      </w:r>
+      <w:proofErr w:type="gramStart"/>
+      <w:r>
+        <w:t>elevation germination niche dissimilarity</w:t>
+      </w:r>
+      <w:proofErr w:type="gramEnd"/>
+      <w:r>
+        <w:t xml:space="preserve"> (RaoQ) decreases while adult plant dissimilarity (MDP) increases. In warmer plots (higher </w:t>
+      </w:r>
+      <w:proofErr w:type="gramStart"/>
+      <w:r>
+        <w:t>GDD)</w:t>
+      </w:r>
+      <w:proofErr w:type="gramEnd"/>
+      <w:r>
+        <w:t xml:space="preserve"> que observe an increase in dissimilarity (RaoQ) but only in adult plant traits. Snowy plots show a marginally significant increase of germination dissimilarity, while also showing a significant decrease in adult plant dissimilarity (both MPD and RaoQ).  In the temperate community, the only microclimatic gradient we found that was significantly affecting niche dissimilarity was GDD. Warmer plots showed a decrease in germination dissimilarity (MPD) and an increase in adult plant dissimilarity (both MPD and RaoQ).</w:t>
       </w:r>
     </w:p>
     <w:p>
@@ -10083,30 +10517,98 @@
         <w:spacing w:line="480" w:lineRule="auto"/>
         <w:jc w:val="both"/>
       </w:pPr>
-      <w:proofErr w:type="spellStart"/>
+      <w:r>
+        <w:t xml:space="preserve">It is also worth mentioning that while richness </w:t>
+      </w:r>
       <w:proofErr w:type="gramStart"/>
       <w:r>
-        <w:t>iButtons</w:t>
-      </w:r>
-      <w:proofErr w:type="spellEnd"/>
+        <w:t>was not clearly correlated</w:t>
+      </w:r>
       <w:proofErr w:type="gramEnd"/>
       <w:r>
-        <w:t xml:space="preserve"> recording period from different years! However</w:t>
-      </w:r>
-      <w:r>
-        <w:t>,</w:t>
-      </w:r>
-      <w:r>
-        <w:t xml:space="preserve"> we are not comparing it, only using it to calculate species realized niche (optimal adult conditions)</w:t>
-      </w:r>
-      <w:r>
-        <w:t xml:space="preserve"> and as response variable to CM, CWM and FD patterns. </w:t>
+        <w:t xml:space="preserve"> with any of our microclimatic gradients, it does seems to be at least partially correlated with functional diversity indices. Especially with RaoQ indices from adult plant traits. </w:t>
+      </w:r>
+      <w:r>
+        <w:rPr>
+          <w:highlight w:val="yellow"/>
+        </w:rPr>
+        <w:t>More in discussion.</w:t>
       </w:r>
     </w:p>
     <w:p>
       <w:pPr>
         <w:spacing w:line="480" w:lineRule="auto"/>
         <w:jc w:val="both"/>
+        <w:rPr>
+          <w:color w:val="FF0000"/>
+        </w:rPr>
+      </w:pPr>
+      <w:r>
+        <w:rPr>
+          <w:color w:val="FF0000"/>
+        </w:rPr>
+        <w:t>DISCUSSION</w:t>
+      </w:r>
+    </w:p>
+    <w:p>
+      <w:pPr>
+        <w:spacing w:line="480" w:lineRule="auto"/>
+        <w:jc w:val="both"/>
+        <w:rPr>
+          <w:color w:val="FF0000"/>
+        </w:rPr>
+      </w:pPr>
+      <w:r>
+        <w:rPr>
+          <w:color w:val="FF0000"/>
+        </w:rPr>
+        <w:t>Richness as driver of functional diversity indices (especially RaoQ)</w:t>
+      </w:r>
+    </w:p>
+    <w:p>
+      <w:pPr>
+        <w:spacing w:line="480" w:lineRule="auto"/>
+        <w:jc w:val="both"/>
+        <w:rPr>
+          <w:color w:val="FF0000"/>
+        </w:rPr>
+      </w:pPr>
+      <w:r>
+        <w:rPr>
+          <w:color w:val="FF0000"/>
+        </w:rPr>
+        <w:t>LIMITATIONs</w:t>
+      </w:r>
+    </w:p>
+    <w:p>
+      <w:pPr>
+        <w:spacing w:line="480" w:lineRule="auto"/>
+        <w:jc w:val="both"/>
+      </w:pPr>
+      <w:proofErr w:type="spellStart"/>
+      <w:proofErr w:type="gramStart"/>
+      <w:r>
+        <w:t>iButtons</w:t>
+      </w:r>
+      <w:proofErr w:type="spellEnd"/>
+      <w:proofErr w:type="gramEnd"/>
+      <w:r>
+        <w:t xml:space="preserve"> recording period from different years! However</w:t>
+      </w:r>
+      <w:r>
+        <w:t>,</w:t>
+      </w:r>
+      <w:r>
+        <w:t xml:space="preserve"> we are not comparing it, only using it to calculate species realized niche (optimal adult conditions)</w:t>
+      </w:r>
+      <w:r>
+        <w:t xml:space="preserve"> and as response variable to CM, CWM and FD patterns. </w:t>
+      </w:r>
+    </w:p>
+    <w:p>
+      <w:pPr>
+        <w:spacing w:line="480" w:lineRule="auto"/>
+        <w:jc w:val="both"/>
       </w:pPr>
       <w:r>
         <w:t xml:space="preserve">Different </w:t>
@@ -10127,7 +10629,7 @@
       </w:r>
     </w:p>
     <w:sectPr>
-      <w:footerReference w:type="default" r:id="rId17"/>
+      <w:footerReference w:type="default" r:id="rId18"/>
       <w:pgSz w:w="11906" w:h="16838"/>
       <w:pgMar w:top="1417" w:right="1701" w:bottom="1417" w:left="1701" w:header="708" w:footer="708" w:gutter="0"/>
       <w:lnNumType w:countBy="1" w:restart="continuous"/>
@@ -10531,16 +11033,7 @@
           <w:color w:val="FFFFFF"/>
           <w:bdr w:val="none" w:sz="0" w:space="0" w:color="auto" w:frame="1"/>
         </w:rPr>
-        <w:t xml:space="preserve">  </w:t>
-      </w:r>
-      <w:r>
-        <w:rPr>
-          <w:rStyle w:val="gntyacmba4b"/>
-          <w:rFonts w:ascii="Lucida Sans Typewriter" w:eastAsiaTheme="majorEastAsia" w:hAnsi="Lucida Sans Typewriter"/>
-          <w:color w:val="FFFFFF"/>
-          <w:bdr w:val="none" w:sz="0" w:space="0" w:color="auto" w:frame="1"/>
-        </w:rPr>
-        <w:t xml:space="preserve">Thomas </w:t>
+        <w:t xml:space="preserve">  Thomas </w:t>
       </w:r>
       <w:proofErr w:type="spellStart"/>
       <w:r>
@@ -11414,6 +11907,7 @@
         <w:docPartUnique/>
       </w:docPartObj>
     </w:sdtPr>
+    <w:sdtEndPr/>
     <w:sdtContent>
       <w:p>
         <w:pPr>
@@ -11434,7 +11928,7 @@
             <w:noProof/>
             <w:lang w:val="es-ES"/>
           </w:rPr>
-          <w:t>14</w:t>
+          <w:t>15</w:t>
         </w:r>
         <w:r>
           <w:fldChar w:fldCharType="end"/>
@@ -17368,6 +17862,18 @@
 </a:theme>
 </file>
 
+<file path=customXml/item1.xml><?xml version="1.0" encoding="utf-8"?>
+<b:Sources xmlns:b="http://schemas.openxmlformats.org/officeDocument/2006/bibliography" xmlns="http://schemas.openxmlformats.org/officeDocument/2006/bibliography" SelectedStyle="\APASixthEditionOfficeOnline.xsl" StyleName="APA" Version="6"/>
+</file>
+
+<file path=customXml/itemProps1.xml><?xml version="1.0" encoding="utf-8"?>
+<ds:datastoreItem xmlns:ds="http://schemas.openxmlformats.org/officeDocument/2006/customXml" ds:itemID="{9899D2CE-C1BD-48D1-8CF3-EE136C919655}">
+  <ds:schemaRefs>
+    <ds:schemaRef ds:uri="http://schemas.openxmlformats.org/officeDocument/2006/bibliography"/>
+  </ds:schemaRefs>
+</ds:datastoreItem>
+</file>
+
 <file path=docMetadata/LabelInfo.xml><?xml version="1.0" encoding="utf-8"?>
 <clbl:labelList xmlns:clbl="http://schemas.microsoft.com/office/2020/mipLabelMetadata">
   <clbl:label id="{05ea74a3-92c5-4c31-978a-925c3c799cd0}" enabled="0" method="" siteId="{05ea74a3-92c5-4c31-978a-925c3c799cd0}" removed="1"/>

--- a/doc/Ms_0.docx
+++ b/doc/Ms_0.docx
@@ -18,7 +18,25 @@
           <w:bdr w:val="none" w:sz="0" w:space="0" w:color="auto" w:frame="1"/>
           <w:lang w:eastAsia="ca-ES"/>
         </w:rPr>
-        <w:t>Prospective title:</w:t>
+        <w:t>Prospective title</w:t>
+      </w:r>
+      <w:r>
+        <w:rPr>
+          <w:b/>
+          <w:bCs/>
+          <w:bdr w:val="none" w:sz="0" w:space="0" w:color="auto" w:frame="1"/>
+          <w:lang w:eastAsia="ca-ES"/>
+        </w:rPr>
+        <w:t>s</w:t>
+      </w:r>
+      <w:r>
+        <w:rPr>
+          <w:b/>
+          <w:bCs/>
+          <w:bdr w:val="none" w:sz="0" w:space="0" w:color="auto" w:frame="1"/>
+          <w:lang w:eastAsia="ca-ES"/>
+        </w:rPr>
+        <w:t>:</w:t>
       </w:r>
       <w:r>
         <w:rPr>
@@ -34,6 +52,23 @@
         <w:jc w:val="both"/>
         <w:rPr>
           <w:bdr w:val="none" w:sz="0" w:space="0" w:color="auto" w:frame="1"/>
+          <w:lang w:eastAsia="ca-ES"/>
+        </w:rPr>
+      </w:pPr>
+      <w:r>
+        <w:rPr>
+          <w:bdr w:val="none" w:sz="0" w:space="0" w:color="auto" w:frame="1"/>
+          <w:lang w:eastAsia="ca-ES"/>
+        </w:rPr>
+        <w:t>Germination niche dissimilarity (or not) in alpine plant communities</w:t>
+      </w:r>
+    </w:p>
+    <w:p>
+      <w:pPr>
+        <w:spacing w:line="480" w:lineRule="auto"/>
+        <w:jc w:val="both"/>
+        <w:rPr>
+          <w:bdr w:val="none" w:sz="0" w:space="0" w:color="auto" w:frame="1"/>
           <w:lang w:val="en-US" w:eastAsia="ca-ES"/>
         </w:rPr>
       </w:pPr>
@@ -42,7 +77,7 @@
           <w:bdr w:val="none" w:sz="0" w:space="0" w:color="auto" w:frame="1"/>
           <w:lang w:eastAsia="ca-ES"/>
         </w:rPr>
-        <w:t>Germination niche dissimilarity (or not) in alpine plant communities</w:t>
+        <w:t>Grubb’s theory to test: larger germination niche dissimilarity in alpine plant communities</w:t>
       </w:r>
     </w:p>
     <w:p>
@@ -823,187 +858,737 @@
       </w:pPr>
       <w:r>
         <w:rPr>
+          <w:lang w:eastAsia="ca-ES"/>
+        </w:rPr>
+        <w:t xml:space="preserve">Worldwide alpine plant communities </w:t>
+      </w:r>
+      <w:proofErr w:type="gramStart"/>
+      <w:r>
+        <w:rPr>
+          <w:lang w:eastAsia="ca-ES"/>
+        </w:rPr>
+        <w:t>are subjected</w:t>
+      </w:r>
+      <w:proofErr w:type="gramEnd"/>
+      <w:r>
+        <w:rPr>
+          <w:lang w:eastAsia="ca-ES"/>
+        </w:rPr>
+        <w:t xml:space="preserve"> to a very particular set of environmental conditions such as high irradiation, strong winds, below zero temperatures and snow cover, which limit the length of the growing season for plants to develop (</w:t>
+      </w:r>
+      <w:commentRangeStart w:id="1"/>
+      <w:proofErr w:type="spellStart"/>
+      <w:r>
+        <w:rPr>
+          <w:lang w:eastAsia="ca-ES"/>
+        </w:rPr>
+        <w:t>Körner</w:t>
+      </w:r>
+      <w:proofErr w:type="spellEnd"/>
+      <w:r>
+        <w:rPr>
+          <w:lang w:eastAsia="ca-ES"/>
+        </w:rPr>
+        <w:t>, 2021</w:t>
+      </w:r>
+      <w:commentRangeEnd w:id="1"/>
+      <w:r>
+        <w:rPr>
+          <w:rStyle w:val="Refdecomentario"/>
+          <w:rFonts w:ascii="Calibri" w:eastAsia="Calibri" w:hAnsi="Calibri" w:cs="Calibri"/>
+        </w:rPr>
+        <w:commentReference w:id="1"/>
+      </w:r>
+      <w:r>
+        <w:rPr>
+          <w:lang w:eastAsia="ca-ES"/>
+        </w:rPr>
+        <w:t xml:space="preserve">). Therefore, plant competition </w:t>
+      </w:r>
+      <w:proofErr w:type="gramStart"/>
+      <w:r>
+        <w:rPr>
+          <w:lang w:eastAsia="ca-ES"/>
+        </w:rPr>
+        <w:t>is expected</w:t>
+      </w:r>
+      <w:proofErr w:type="gramEnd"/>
+      <w:r>
+        <w:rPr>
+          <w:lang w:eastAsia="ca-ES"/>
+        </w:rPr>
+        <w:t xml:space="preserve"> to be relaxed and niche-based processes mainly rely on abiotic filters or facilitation (</w:t>
+      </w:r>
+      <w:commentRangeStart w:id="2"/>
+      <w:r>
+        <w:rPr>
+          <w:lang w:eastAsia="ca-ES"/>
+        </w:rPr>
+        <w:t>Callaway et al 2002</w:t>
+      </w:r>
+      <w:commentRangeEnd w:id="2"/>
+      <w:r>
+        <w:rPr>
+          <w:rStyle w:val="Refdecomentario"/>
+          <w:rFonts w:ascii="Calibri" w:eastAsia="Calibri" w:hAnsi="Calibri" w:cs="Calibri"/>
+        </w:rPr>
+        <w:commentReference w:id="2"/>
+      </w:r>
+      <w:r>
+        <w:rPr>
+          <w:lang w:eastAsia="ca-ES"/>
+        </w:rPr>
+        <w:t xml:space="preserve">). </w:t>
+      </w:r>
+      <w:r>
+        <w:rPr>
           <w:rFonts w:eastAsia="Arial" w:cstheme="minorHAnsi"/>
         </w:rPr>
-        <w:t xml:space="preserve">Worldwide, alpine plants occur above the climatic treeline and they </w:t>
+        <w:t>Since alpine habitats generally have low water and nutrient resources</w:t>
+      </w:r>
+      <w:r>
+        <w:rPr>
+          <w:rFonts w:eastAsia="Arial" w:cstheme="minorHAnsi"/>
+        </w:rPr>
+        <w:t xml:space="preserve"> (</w:t>
+      </w:r>
+      <w:r>
+        <w:rPr>
+          <w:rFonts w:eastAsia="Arial" w:cstheme="minorHAnsi"/>
+          <w:highlight w:val="yellow"/>
+        </w:rPr>
+        <w:t>REF</w:t>
+      </w:r>
+      <w:r>
+        <w:rPr>
+          <w:rFonts w:eastAsia="Arial" w:cstheme="minorHAnsi"/>
+        </w:rPr>
+        <w:t>)</w:t>
+      </w:r>
+      <w:r>
+        <w:rPr>
+          <w:rFonts w:eastAsia="Arial" w:cstheme="minorHAnsi"/>
+        </w:rPr>
+        <w:t>, niche differentiation may also be the result of multiple, independent species adaptation to harsh conditions during postglacial dispersal, ultimately explaining the relative high diversity of plants in these ecosystems</w:t>
+      </w:r>
+      <w:r>
+        <w:rPr>
+          <w:rFonts w:eastAsia="Arial" w:cstheme="minorHAnsi"/>
+        </w:rPr>
+        <w:t xml:space="preserve"> (</w:t>
+      </w:r>
+      <w:r>
+        <w:rPr>
+          <w:rFonts w:eastAsia="Arial" w:cstheme="minorHAnsi"/>
+          <w:highlight w:val="yellow"/>
+        </w:rPr>
+        <w:t>REF</w:t>
+      </w:r>
+      <w:r>
+        <w:rPr>
+          <w:rFonts w:eastAsia="Arial" w:cstheme="minorHAnsi"/>
+        </w:rPr>
+        <w:t>)</w:t>
+      </w:r>
+      <w:r>
+        <w:rPr>
+          <w:rFonts w:eastAsia="Arial" w:cstheme="minorHAnsi"/>
+        </w:rPr>
+        <w:t>. Several studies have investigated the role of niche-based processes in alpine communities using traits (</w:t>
+      </w:r>
+      <w:commentRangeStart w:id="3"/>
+      <w:proofErr w:type="spellStart"/>
+      <w:r>
+        <w:rPr>
+          <w:rFonts w:eastAsia="Arial" w:cstheme="minorHAnsi"/>
+        </w:rPr>
+        <w:t>Chalmandrier</w:t>
+      </w:r>
+      <w:proofErr w:type="spellEnd"/>
+      <w:r>
+        <w:rPr>
+          <w:rFonts w:eastAsia="Arial" w:cstheme="minorHAnsi"/>
+        </w:rPr>
+        <w:t xml:space="preserve"> et al. 2017</w:t>
+      </w:r>
+      <w:commentRangeEnd w:id="3"/>
+      <w:r>
+        <w:rPr>
+          <w:rStyle w:val="Refdecomentario"/>
+          <w:rFonts w:ascii="Calibri" w:eastAsia="Calibri" w:hAnsi="Calibri" w:cs="Calibri"/>
+        </w:rPr>
+        <w:commentReference w:id="3"/>
+      </w:r>
+      <w:r>
+        <w:rPr>
+          <w:rFonts w:eastAsia="Arial" w:cstheme="minorHAnsi"/>
+        </w:rPr>
+        <w:t xml:space="preserve">, </w:t>
+      </w:r>
+      <w:commentRangeStart w:id="4"/>
+      <w:proofErr w:type="spellStart"/>
+      <w:r>
+        <w:rPr>
+          <w:rFonts w:eastAsia="Arial" w:cstheme="minorHAnsi"/>
+        </w:rPr>
+        <w:t>Scherrer</w:t>
+      </w:r>
+      <w:proofErr w:type="spellEnd"/>
+      <w:r>
+        <w:rPr>
+          <w:rFonts w:eastAsia="Arial" w:cstheme="minorHAnsi"/>
+        </w:rPr>
+        <w:t xml:space="preserve"> et al. 2019</w:t>
+      </w:r>
+      <w:commentRangeEnd w:id="4"/>
+      <w:r>
+        <w:rPr>
+          <w:rStyle w:val="Refdecomentario"/>
+          <w:rFonts w:ascii="Calibri" w:eastAsia="Calibri" w:hAnsi="Calibri" w:cs="Calibri"/>
+        </w:rPr>
+        <w:commentReference w:id="4"/>
+      </w:r>
+      <w:r>
+        <w:rPr>
+          <w:rFonts w:eastAsia="Arial" w:cstheme="minorHAnsi"/>
+        </w:rPr>
+        <w:t>) or phylogenetic approaches (</w:t>
+      </w:r>
+      <w:commentRangeStart w:id="5"/>
+      <w:r>
+        <w:rPr>
+          <w:rFonts w:eastAsia="Arial" w:cstheme="minorHAnsi"/>
+        </w:rPr>
+        <w:t>Butterfield et al. 2013</w:t>
+      </w:r>
+      <w:commentRangeEnd w:id="5"/>
+      <w:r>
+        <w:rPr>
+          <w:rStyle w:val="Refdecomentario"/>
+          <w:rFonts w:ascii="Calibri" w:eastAsia="Calibri" w:hAnsi="Calibri" w:cs="Calibri"/>
+        </w:rPr>
+        <w:commentReference w:id="5"/>
+      </w:r>
+      <w:r>
+        <w:rPr>
+          <w:rFonts w:eastAsia="Arial" w:cstheme="minorHAnsi"/>
+        </w:rPr>
+        <w:t>) to estimate the ecological similarity of co-existing species.</w:t>
+      </w:r>
+      <w:r>
+        <w:t xml:space="preserve"> </w:t>
+      </w:r>
+      <w:r>
+        <w:t>However, a</w:t>
+      </w:r>
+      <w:r>
+        <w:rPr>
+          <w:rFonts w:eastAsia="Arial" w:cstheme="minorHAnsi"/>
+        </w:rPr>
+        <w:t>part</w:t>
+      </w:r>
+      <w:r>
+        <w:rPr>
+          <w:rFonts w:eastAsia="Arial" w:cstheme="minorHAnsi"/>
+        </w:rPr>
+        <w:t xml:space="preserve"> from seed mass, regeneration traits are hardly ever considered, despite </w:t>
+      </w:r>
+      <w:r>
+        <w:rPr>
+          <w:rFonts w:eastAsia="Arial" w:cstheme="minorHAnsi"/>
+        </w:rPr>
+        <w:t>Grubb’ theory (</w:t>
+      </w:r>
+      <w:commentRangeStart w:id="6"/>
+      <w:r>
+        <w:rPr>
+          <w:rFonts w:eastAsia="Arial" w:cstheme="minorHAnsi"/>
+        </w:rPr>
+        <w:t>1977</w:t>
+      </w:r>
+      <w:commentRangeEnd w:id="6"/>
+      <w:r>
+        <w:rPr>
+          <w:rStyle w:val="Refdecomentario"/>
+          <w:rFonts w:ascii="Calibri" w:eastAsia="Calibri" w:hAnsi="Calibri" w:cs="Calibri"/>
+        </w:rPr>
+        <w:commentReference w:id="6"/>
+      </w:r>
+      <w:r>
+        <w:rPr>
+          <w:rFonts w:eastAsia="Arial" w:cstheme="minorHAnsi"/>
+        </w:rPr>
+        <w:t>) that is in fact the differentiation in the regeneration niche which can mostly account for the lon</w:t>
+      </w:r>
+      <w:r>
+        <w:rPr>
+          <w:rFonts w:eastAsia="Arial" w:cstheme="minorHAnsi"/>
+        </w:rPr>
+        <w:t>g</w:t>
+      </w:r>
+      <w:r>
+        <w:rPr>
+          <w:rFonts w:eastAsia="Arial" w:cstheme="minorHAnsi"/>
+        </w:rPr>
+        <w:t>-term co-existence of different species</w:t>
+      </w:r>
+      <w:r>
+        <w:rPr>
+          <w:rFonts w:eastAsia="Arial" w:cstheme="minorHAnsi"/>
+        </w:rPr>
+        <w:t>.</w:t>
+      </w:r>
+      <w:r>
+        <w:rPr>
+          <w:rFonts w:eastAsia="Arial" w:cstheme="minorHAnsi"/>
+        </w:rPr>
+        <w:t xml:space="preserve"> </w:t>
       </w:r>
       <w:proofErr w:type="gramStart"/>
       <w:r>
+        <w:t>More r</w:t>
+      </w:r>
+      <w:r>
         <w:rPr>
           <w:rFonts w:eastAsia="Arial" w:cstheme="minorHAnsi"/>
         </w:rPr>
-        <w:t>are generally subjected</w:t>
+        <w:t>ecently</w:t>
+      </w:r>
+      <w:r>
+        <w:rPr>
+          <w:rFonts w:eastAsia="Arial" w:cstheme="minorHAnsi"/>
+        </w:rPr>
+        <w:t>, an</w:t>
+      </w:r>
+      <w:r>
+        <w:rPr>
+          <w:rFonts w:eastAsia="Arial" w:cstheme="minorHAnsi"/>
+        </w:rPr>
+        <w:t xml:space="preserve"> increasing number of studies have reported relationships between micro-habitat variation and the compositional and functional diversity of alpine plant communities (e.g. </w:t>
+      </w:r>
+      <w:commentRangeStart w:id="7"/>
+      <w:r>
+        <w:rPr>
+          <w:rFonts w:eastAsia="Arial" w:cstheme="minorHAnsi"/>
+        </w:rPr>
+        <w:t>Choler 2005</w:t>
+      </w:r>
+      <w:commentRangeEnd w:id="7"/>
+      <w:r>
+        <w:rPr>
+          <w:rStyle w:val="Refdecomentario"/>
+          <w:rFonts w:ascii="Calibri" w:eastAsia="Calibri" w:hAnsi="Calibri" w:cs="Calibri"/>
+        </w:rPr>
+        <w:commentReference w:id="7"/>
+      </w:r>
+      <w:r>
+        <w:rPr>
+          <w:rFonts w:eastAsia="Arial" w:cstheme="minorHAnsi"/>
+        </w:rPr>
+        <w:t xml:space="preserve">; </w:t>
+      </w:r>
+      <w:commentRangeStart w:id="8"/>
+      <w:proofErr w:type="spellStart"/>
+      <w:r>
+        <w:rPr>
+          <w:rFonts w:eastAsia="Arial" w:cstheme="minorHAnsi"/>
+        </w:rPr>
+        <w:t>Opedal</w:t>
+      </w:r>
+      <w:proofErr w:type="spellEnd"/>
+      <w:r>
+        <w:rPr>
+          <w:rFonts w:eastAsia="Arial" w:cstheme="minorHAnsi"/>
+        </w:rPr>
+        <w:t xml:space="preserve"> et al. 2014</w:t>
+      </w:r>
+      <w:commentRangeEnd w:id="8"/>
+      <w:r>
+        <w:rPr>
+          <w:rStyle w:val="Refdecomentario"/>
+          <w:rFonts w:ascii="Calibri" w:eastAsia="Calibri" w:hAnsi="Calibri" w:cs="Calibri"/>
+        </w:rPr>
+        <w:commentReference w:id="8"/>
+      </w:r>
+      <w:r>
+        <w:rPr>
+          <w:rFonts w:eastAsia="Arial" w:cstheme="minorHAnsi"/>
+        </w:rPr>
+        <w:t xml:space="preserve">; </w:t>
+      </w:r>
+      <w:commentRangeStart w:id="9"/>
+      <w:r>
+        <w:rPr>
+          <w:rFonts w:eastAsia="Arial" w:cstheme="minorHAnsi"/>
+        </w:rPr>
+        <w:t>Stark et al. 2017</w:t>
+      </w:r>
+      <w:commentRangeEnd w:id="9"/>
+      <w:r>
+        <w:rPr>
+          <w:rStyle w:val="Refdecomentario"/>
+          <w:rFonts w:ascii="Calibri" w:eastAsia="Calibri" w:hAnsi="Calibri" w:cs="Calibri"/>
+        </w:rPr>
+        <w:commentReference w:id="9"/>
+      </w:r>
+      <w:r>
+        <w:rPr>
+          <w:rFonts w:eastAsia="Arial" w:cstheme="minorHAnsi"/>
+        </w:rPr>
+        <w:t xml:space="preserve">; </w:t>
+      </w:r>
+      <w:commentRangeStart w:id="10"/>
+      <w:r>
+        <w:rPr>
+          <w:rFonts w:eastAsia="Arial" w:cstheme="minorHAnsi"/>
+        </w:rPr>
+        <w:t>Blonder et al. 2018</w:t>
+      </w:r>
+      <w:commentRangeEnd w:id="10"/>
+      <w:r>
+        <w:rPr>
+          <w:rStyle w:val="Refdecomentario"/>
+          <w:rFonts w:ascii="Calibri" w:eastAsia="Calibri" w:hAnsi="Calibri" w:cs="Calibri"/>
+        </w:rPr>
+        <w:commentReference w:id="10"/>
+      </w:r>
+      <w:r>
+        <w:rPr>
+          <w:rFonts w:eastAsia="Arial" w:cstheme="minorHAnsi"/>
+        </w:rPr>
+        <w:t>) but functional approaches have mostly focused on adult-plan</w:t>
+      </w:r>
+      <w:r>
+        <w:rPr>
+          <w:rFonts w:eastAsia="Arial" w:cstheme="minorHAnsi"/>
+        </w:rPr>
+        <w:t xml:space="preserve">t traits despite </w:t>
+      </w:r>
+      <w:r>
+        <w:rPr>
+          <w:rFonts w:eastAsia="Arial" w:cstheme="minorHAnsi"/>
+        </w:rPr>
+        <w:t>existing evidence that life-history stages determine different plant responses across micro-habitats (</w:t>
+      </w:r>
+      <w:commentRangeStart w:id="11"/>
+      <w:proofErr w:type="spellStart"/>
+      <w:r>
+        <w:rPr>
+          <w:rFonts w:eastAsia="Arial" w:cstheme="minorHAnsi"/>
+        </w:rPr>
+        <w:t>Hülber</w:t>
+      </w:r>
+      <w:proofErr w:type="spellEnd"/>
+      <w:r>
+        <w:rPr>
+          <w:rFonts w:eastAsia="Arial" w:cstheme="minorHAnsi"/>
+        </w:rPr>
+        <w:t xml:space="preserve"> et al. 2018</w:t>
+      </w:r>
+      <w:commentRangeEnd w:id="11"/>
+      <w:r>
+        <w:rPr>
+          <w:rStyle w:val="Refdecomentario"/>
+          <w:rFonts w:ascii="Calibri" w:eastAsia="Calibri" w:hAnsi="Calibri" w:cs="Calibri"/>
+        </w:rPr>
+        <w:commentReference w:id="11"/>
+      </w:r>
+      <w:r>
+        <w:rPr>
+          <w:rFonts w:eastAsia="Arial" w:cstheme="minorHAnsi"/>
+        </w:rPr>
+        <w:t>).</w:t>
       </w:r>
       <w:proofErr w:type="gramEnd"/>
       <w:r>
         <w:rPr>
           <w:rFonts w:eastAsia="Arial" w:cstheme="minorHAnsi"/>
         </w:rPr>
-        <w:t xml:space="preserve"> to harsh conditions such as freezing temperatures, snow cover and strong winds, despite regional and latitudinal variation (</w:t>
-      </w:r>
-      <w:proofErr w:type="spellStart"/>
-      <w:r>
+        <w:t xml:space="preserve"> </w:t>
+      </w:r>
+    </w:p>
+    <w:p>
+      <w:pPr>
+        <w:spacing w:line="480" w:lineRule="auto"/>
+        <w:ind w:firstLine="709"/>
+        <w:jc w:val="both"/>
         <w:rPr>
           <w:rFonts w:eastAsia="Arial" w:cstheme="minorHAnsi"/>
         </w:rPr>
-        <w:t>Körner</w:t>
-      </w:r>
-      <w:proofErr w:type="spellEnd"/>
+      </w:pPr>
       <w:r>
         <w:rPr>
           <w:rFonts w:eastAsia="Arial" w:cstheme="minorHAnsi"/>
         </w:rPr>
-        <w:t xml:space="preserve"> et al. 2</w:t>
-      </w:r>
+        <w:t xml:space="preserve">The seed germination niche is the range of environmental </w:t>
+      </w:r>
+      <w:proofErr w:type="gramStart"/>
       <w:r>
         <w:rPr>
           <w:rFonts w:eastAsia="Arial" w:cstheme="minorHAnsi"/>
         </w:rPr>
-        <w:t>017 and 2021</w:t>
-      </w:r>
+        <w:t>conditions which</w:t>
+      </w:r>
+      <w:proofErr w:type="gramEnd"/>
       <w:r>
         <w:rPr>
           <w:rFonts w:eastAsia="Arial" w:cstheme="minorHAnsi"/>
         </w:rPr>
-        <w:t>). Recently, it has been noted that the abundance and distribution of alpine plants strongly depends on micro-topographic variation, which accounts for drastic changes in temperature and related factors (</w:t>
-      </w:r>
-      <w:proofErr w:type="spellStart"/>
+        <w:t xml:space="preserve"> elicit a successful transition from seed to seedling (Grubb 1977). </w:t>
+      </w:r>
       <w:r>
         <w:rPr>
           <w:rFonts w:eastAsia="Arial" w:cstheme="minorHAnsi"/>
         </w:rPr>
-        <w:t>Scherrer</w:t>
-      </w:r>
-      <w:proofErr w:type="spellEnd"/>
+        <w:t>G</w:t>
+      </w:r>
       <w:r>
         <w:rPr>
           <w:rFonts w:eastAsia="Arial" w:cstheme="minorHAnsi"/>
         </w:rPr>
-        <w:t xml:space="preserve"> &amp; </w:t>
-      </w:r>
-      <w:proofErr w:type="spellStart"/>
+        <w:t>ermination tends to match with the most favourable season for seedling survival (</w:t>
+      </w:r>
+      <w:commentRangeStart w:id="12"/>
       <w:r>
         <w:rPr>
           <w:rFonts w:eastAsia="Arial" w:cstheme="minorHAnsi"/>
         </w:rPr>
-        <w:t>Körner</w:t>
-      </w:r>
-      <w:proofErr w:type="spellEnd"/>
+        <w:t>Donohue 2014</w:t>
+      </w:r>
+      <w:commentRangeEnd w:id="12"/>
+      <w:r>
+        <w:rPr>
+          <w:rStyle w:val="Refdecomentario"/>
+          <w:rFonts w:ascii="Calibri" w:eastAsia="Calibri" w:hAnsi="Calibri" w:cs="Calibri"/>
+        </w:rPr>
+        <w:commentReference w:id="12"/>
+      </w:r>
       <w:r>
         <w:rPr>
           <w:rFonts w:eastAsia="Arial" w:cstheme="minorHAnsi"/>
         </w:rPr>
-        <w:t xml:space="preserve"> 2010; </w:t>
-      </w:r>
+        <w:t xml:space="preserve">; </w:t>
+      </w:r>
+      <w:commentRangeStart w:id="13"/>
       <w:proofErr w:type="spellStart"/>
       <w:r>
         <w:rPr>
           <w:rFonts w:eastAsia="Arial" w:cstheme="minorHAnsi"/>
         </w:rPr>
-        <w:t>Kulonen</w:t>
+        <w:t>Fernández-Pascual</w:t>
       </w:r>
       <w:proofErr w:type="spellEnd"/>
       <w:r>
         <w:rPr>
           <w:rFonts w:eastAsia="Arial" w:cstheme="minorHAnsi"/>
         </w:rPr>
-        <w:t xml:space="preserve"> et al. 2018)</w:t>
+        <w:t xml:space="preserve"> et al. 2017b</w:t>
+      </w:r>
+      <w:commentRangeEnd w:id="13"/>
+      <w:r>
+        <w:rPr>
+          <w:rStyle w:val="Refdecomentario"/>
+          <w:rFonts w:ascii="Calibri" w:eastAsia="Calibri" w:hAnsi="Calibri" w:cs="Calibri"/>
+        </w:rPr>
+        <w:commentReference w:id="13"/>
       </w:r>
       <w:r>
         <w:rPr>
           <w:rFonts w:eastAsia="Arial" w:cstheme="minorHAnsi"/>
         </w:rPr>
+        <w:t>) and it depends on the responsiveness to a specific set of environmental cues including temperature, moisture or light (</w:t>
+      </w:r>
+      <w:r>
+        <w:rPr>
+          <w:rFonts w:eastAsia="Arial" w:cstheme="minorHAnsi"/>
+        </w:rPr>
+        <w:t>Baskin and Baskin 2014</w:t>
+      </w:r>
+      <w:r>
+        <w:rPr>
+          <w:rFonts w:eastAsia="Arial" w:cstheme="minorHAnsi"/>
+        </w:rPr>
+        <w:t>). In alpine habitats</w:t>
+      </w:r>
+      <w:r>
+        <w:rPr>
+          <w:rFonts w:eastAsia="Arial" w:cstheme="minorHAnsi"/>
+        </w:rPr>
+        <w:t>,</w:t>
+      </w:r>
+      <w:r>
+        <w:rPr>
+          <w:rFonts w:eastAsia="Arial" w:cstheme="minorHAnsi"/>
+        </w:rPr>
+        <w:t xml:space="preserve"> the environment imposes harsh filters and </w:t>
+      </w:r>
+      <w:proofErr w:type="gramStart"/>
+      <w:r>
+        <w:rPr>
+          <w:rFonts w:eastAsia="Arial" w:cstheme="minorHAnsi"/>
+        </w:rPr>
+        <w:t>is expected</w:t>
+      </w:r>
+      <w:proofErr w:type="gramEnd"/>
+      <w:r>
+        <w:rPr>
+          <w:rFonts w:eastAsia="Arial" w:cstheme="minorHAnsi"/>
+        </w:rPr>
+        <w:t xml:space="preserve"> that the stronger the environmental filters are, the more homogeneous should be the germination niches of a community, reflecting shared strategies of </w:t>
+      </w:r>
+      <w:r>
+        <w:rPr>
+          <w:rFonts w:eastAsia="Arial" w:cstheme="minorHAnsi"/>
+        </w:rPr>
+        <w:lastRenderedPageBreak/>
+        <w:t>stress tolerance. Nonetheless, it has been difficult to define a single alpine germination niche (</w:t>
+      </w:r>
+      <w:commentRangeStart w:id="15"/>
+      <w:proofErr w:type="spellStart"/>
+      <w:r>
+        <w:rPr>
+          <w:rFonts w:eastAsia="Arial" w:cstheme="minorHAnsi"/>
+        </w:rPr>
+        <w:t>Schwienbacher</w:t>
+      </w:r>
+      <w:proofErr w:type="spellEnd"/>
+      <w:r>
+        <w:rPr>
+          <w:rFonts w:eastAsia="Arial" w:cstheme="minorHAnsi"/>
+        </w:rPr>
+        <w:t xml:space="preserve"> et al. 2011</w:t>
+      </w:r>
+      <w:commentRangeEnd w:id="15"/>
+      <w:r>
+        <w:rPr>
+          <w:rStyle w:val="Refdecomentario"/>
+          <w:rFonts w:ascii="Calibri" w:eastAsia="Calibri" w:hAnsi="Calibri" w:cs="Calibri"/>
+        </w:rPr>
+        <w:commentReference w:id="15"/>
+      </w:r>
+      <w:r>
+        <w:rPr>
+          <w:rFonts w:eastAsia="Arial" w:cstheme="minorHAnsi"/>
+        </w:rPr>
+        <w:t>).</w:t>
+      </w:r>
+      <w:r>
+        <w:rPr>
+          <w:lang w:val="en-US" w:eastAsia="ca-ES"/>
+        </w:rPr>
         <w:t xml:space="preserve"> </w:t>
       </w:r>
       <w:r>
         <w:rPr>
+          <w:lang w:val="en-US" w:eastAsia="ca-ES"/>
+        </w:rPr>
+        <w:t xml:space="preserve">As the alpine environment is a mosaic of microhabitats, it seems natural that germination strategies need to </w:t>
+      </w:r>
+      <w:proofErr w:type="gramStart"/>
+      <w:r>
+        <w:rPr>
+          <w:lang w:val="en-US" w:eastAsia="ca-ES"/>
+        </w:rPr>
+        <w:t>be assessed</w:t>
+      </w:r>
+      <w:proofErr w:type="gramEnd"/>
+      <w:r>
+        <w:rPr>
+          <w:lang w:val="en-US" w:eastAsia="ca-ES"/>
+        </w:rPr>
+        <w:t xml:space="preserve"> at the microsite level.</w:t>
+      </w:r>
+      <w:r>
+        <w:rPr>
           <w:rFonts w:eastAsia="Arial" w:cstheme="minorHAnsi"/>
-          <w:color w:val="0070C0"/>
-        </w:rPr>
-        <w:t>and it has been appointed as a potential buffer under current climate warming (Jiménez-Alfaro et al 2024, JVA)</w:t>
-      </w:r>
+        </w:rPr>
+        <w:t xml:space="preserve"> </w:t>
+      </w:r>
+      <w:proofErr w:type="gramStart"/>
       <w:r>
         <w:rPr>
           <w:rFonts w:eastAsia="Arial" w:cstheme="minorHAnsi"/>
-          <w:color w:val="0070C0"/>
-        </w:rPr>
-        <w:t xml:space="preserve">. </w:t>
+        </w:rPr>
+        <w:t>R</w:t>
       </w:r>
       <w:r>
         <w:rPr>
           <w:rFonts w:eastAsia="Arial" w:cstheme="minorHAnsi"/>
         </w:rPr>
-        <w:t xml:space="preserve">An increasing number of studies have reported relationships between </w:t>
-      </w:r>
-      <w:proofErr w:type="gramStart"/>
+        <w:t xml:space="preserve">ecent </w:t>
+      </w:r>
       <w:r>
         <w:rPr>
           <w:rFonts w:eastAsia="Arial" w:cstheme="minorHAnsi"/>
         </w:rPr>
-        <w:t>micro-habitat</w:t>
-      </w:r>
-      <w:proofErr w:type="gramEnd"/>
+        <w:t>studies suggested that the seed germination niche is influenced by micro-site temperature and snow cover (</w:t>
+      </w:r>
+      <w:proofErr w:type="spellStart"/>
       <w:r>
         <w:rPr>
           <w:rFonts w:eastAsia="Arial" w:cstheme="minorHAnsi"/>
         </w:rPr>
-        <w:t xml:space="preserve"> variation and the compositional and functional diversity of alpine plant communities (e.g. Choler 2005; </w:t>
-      </w:r>
-      <w:proofErr w:type="spellStart"/>
+        <w:t>Fernández-Pascual</w:t>
+      </w:r>
+      <w:proofErr w:type="spellEnd"/>
       <w:r>
         <w:rPr>
           <w:rFonts w:eastAsia="Arial" w:cstheme="minorHAnsi"/>
         </w:rPr>
-        <w:t>Opedal</w:t>
-      </w:r>
-      <w:proofErr w:type="spellEnd"/>
+        <w:t xml:space="preserve"> et al. 2016) and soil bedr</w:t>
+      </w:r>
       <w:r>
         <w:rPr>
           <w:rFonts w:eastAsia="Arial" w:cstheme="minorHAnsi"/>
         </w:rPr>
-        <w:t xml:space="preserve"> et al. 2014; Stark et al. 2017; Blonder et al. 2018) but functional approaches have mostly focused on adult-plant traits. At the regeneration stage, studies suggested that the seed germination niche </w:t>
-      </w:r>
-      <w:proofErr w:type="gramStart"/>
+        <w:t>ock (</w:t>
+      </w:r>
+      <w:commentRangeStart w:id="16"/>
+      <w:proofErr w:type="spellStart"/>
       <w:r>
         <w:rPr>
           <w:rFonts w:eastAsia="Arial" w:cstheme="minorHAnsi"/>
         </w:rPr>
-        <w:t>is influenced</w:t>
-      </w:r>
-      <w:proofErr w:type="gramEnd"/>
+        <w:t>Tudela-Isanta</w:t>
+      </w:r>
+      <w:proofErr w:type="spellEnd"/>
       <w:r>
         <w:rPr>
           <w:rFonts w:eastAsia="Arial" w:cstheme="minorHAnsi"/>
         </w:rPr>
-        <w:t xml:space="preserve"> by micro-site temperature and snow cover (</w:t>
-      </w:r>
-      <w:proofErr w:type="spellStart"/>
+        <w:t xml:space="preserve"> et al. 2018</w:t>
+      </w:r>
+      <w:commentRangeEnd w:id="16"/>
+      <w:r>
+        <w:rPr>
+          <w:rStyle w:val="Refdecomentario"/>
+          <w:rFonts w:ascii="Calibri" w:eastAsia="Calibri" w:hAnsi="Calibri" w:cs="Calibri"/>
+        </w:rPr>
+        <w:commentReference w:id="16"/>
+      </w:r>
       <w:r>
         <w:rPr>
           <w:rFonts w:eastAsia="Arial" w:cstheme="minorHAnsi"/>
         </w:rPr>
-        <w:t>Fernández-Pascual</w:t>
-      </w:r>
-      <w:proofErr w:type="spellEnd"/>
+        <w:t>) with r</w:t>
+      </w:r>
       <w:r>
         <w:rPr>
           <w:rFonts w:eastAsia="Arial" w:cstheme="minorHAnsi"/>
         </w:rPr>
-        <w:t xml:space="preserve"> et al. 2016) and soil bedrock (</w:t>
-      </w:r>
-      <w:proofErr w:type="spellStart"/>
+        <w:t xml:space="preserve">elatively higher temperatures at the microsite </w:t>
+      </w:r>
       <w:r>
         <w:rPr>
           <w:rFonts w:eastAsia="Arial" w:cstheme="minorHAnsi"/>
         </w:rPr>
-        <w:t>Tudela-Isanta</w:t>
-      </w:r>
-      <w:proofErr w:type="spellEnd"/>
+        <w:t>determining</w:t>
+      </w:r>
       <w:r>
         <w:rPr>
           <w:rFonts w:eastAsia="Arial" w:cstheme="minorHAnsi"/>
         </w:rPr>
-        <w:t xml:space="preserve"> et al. 2018). Relatively higher temperatures at the microsite also determine </w:t>
+        <w:t xml:space="preserve"> </w:t>
       </w:r>
       <w:sdt>
         <w:sdtPr>
@@ -1013,7 +1598,6 @@
           <w:tag w:val="goog_rdk_8"/>
           <w:id w:val="30777417"/>
         </w:sdtPr>
-        <w:sdtEndPr/>
         <w:sdtContent/>
       </w:sdt>
       <w:r>
@@ -1026,13 +1610,7 @@
         <w:rPr>
           <w:rFonts w:eastAsia="Arial" w:cstheme="minorHAnsi"/>
         </w:rPr>
-        <w:t xml:space="preserve">phenology </w:t>
-      </w:r>
-      <w:r>
-        <w:rPr>
-          <w:rFonts w:eastAsia="Arial" w:cstheme="minorHAnsi"/>
-        </w:rPr>
-        <w:t>(</w:t>
+        <w:t>phenology (</w:t>
       </w:r>
       <w:r>
         <w:rPr>
@@ -1070,6 +1648,7 @@
         </w:rPr>
         <w:t xml:space="preserve"> and increasing recruitment of alpine populations in both temperate (</w:t>
       </w:r>
+      <w:commentRangeStart w:id="17"/>
       <w:proofErr w:type="spellStart"/>
       <w:r>
         <w:rPr>
@@ -1082,13 +1661,28 @@
         <w:rPr>
           <w:rFonts w:eastAsia="Arial" w:cstheme="minorHAnsi"/>
         </w:rPr>
-        <w:t xml:space="preserve"> et al. 2015) and Mediterranean (</w:t>
-      </w:r>
-      <w:proofErr w:type="spellStart"/>
+        <w:t xml:space="preserve"> et al. 2015</w:t>
+      </w:r>
+      <w:commentRangeEnd w:id="17"/>
+      <w:r>
+        <w:rPr>
+          <w:rStyle w:val="Refdecomentario"/>
+          <w:rFonts w:ascii="Calibri" w:eastAsia="Calibri" w:hAnsi="Calibri" w:cs="Calibri"/>
+        </w:rPr>
+        <w:commentReference w:id="17"/>
+      </w:r>
       <w:r>
         <w:rPr>
           <w:rFonts w:eastAsia="Arial" w:cstheme="minorHAnsi"/>
         </w:rPr>
+        <w:t>) and Mediterranean (</w:t>
+      </w:r>
+      <w:commentRangeStart w:id="18"/>
+      <w:proofErr w:type="spellStart"/>
+      <w:r>
+        <w:rPr>
+          <w:rFonts w:eastAsia="Arial" w:cstheme="minorHAnsi"/>
+        </w:rPr>
         <w:t>Giménez</w:t>
       </w:r>
       <w:proofErr w:type="spellEnd"/>
@@ -1096,7 +1690,146 @@
         <w:rPr>
           <w:rFonts w:eastAsia="Arial" w:cstheme="minorHAnsi"/>
         </w:rPr>
-        <w:t>-Benavides et al. 2018) systems.</w:t>
+        <w:t>-Benavides et al. 2018</w:t>
+      </w:r>
+      <w:commentRangeEnd w:id="18"/>
+      <w:r>
+        <w:rPr>
+          <w:rStyle w:val="Refdecomentario"/>
+          <w:rFonts w:ascii="Calibri" w:eastAsia="Calibri" w:hAnsi="Calibri" w:cs="Calibri"/>
+        </w:rPr>
+        <w:commentReference w:id="18"/>
+      </w:r>
+      <w:r>
+        <w:rPr>
+          <w:rFonts w:eastAsia="Arial" w:cstheme="minorHAnsi"/>
+        </w:rPr>
+        <w:t>) systems.</w:t>
+      </w:r>
+      <w:proofErr w:type="gramEnd"/>
+      <w:r>
+        <w:rPr>
+          <w:rFonts w:eastAsia="Arial" w:cstheme="minorHAnsi"/>
+        </w:rPr>
+        <w:t xml:space="preserve"> </w:t>
+      </w:r>
+      <w:r>
+        <w:rPr>
+          <w:rFonts w:eastAsia="Arial" w:cstheme="minorHAnsi"/>
+        </w:rPr>
+        <w:t xml:space="preserve">Nevertheless, all these studies are focused on species-specific responses and </w:t>
+      </w:r>
+      <w:r>
+        <w:rPr>
+          <w:rFonts w:eastAsia="Arial" w:cstheme="minorHAnsi"/>
+        </w:rPr>
+        <w:t>incorporating multi-species approaches at the community level</w:t>
+      </w:r>
+      <w:r>
+        <w:rPr>
+          <w:rFonts w:eastAsia="Arial" w:cstheme="minorHAnsi"/>
+        </w:rPr>
+        <w:t xml:space="preserve"> </w:t>
+      </w:r>
+      <w:r>
+        <w:rPr>
+          <w:rFonts w:eastAsia="Arial" w:cstheme="minorHAnsi"/>
+        </w:rPr>
+        <w:t xml:space="preserve">would improve our </w:t>
+      </w:r>
+      <w:proofErr w:type="gramStart"/>
+      <w:r>
+        <w:rPr>
+          <w:rFonts w:eastAsia="Arial" w:cstheme="minorHAnsi"/>
+        </w:rPr>
+        <w:t>u</w:t>
+      </w:r>
+      <w:r>
+        <w:rPr>
+          <w:rFonts w:eastAsia="Arial" w:cstheme="minorHAnsi"/>
+        </w:rPr>
+        <w:t xml:space="preserve">nderstanding </w:t>
+      </w:r>
+      <w:r>
+        <w:rPr>
+          <w:rFonts w:eastAsia="Arial" w:cstheme="minorHAnsi"/>
+        </w:rPr>
+        <w:t xml:space="preserve"> of</w:t>
+      </w:r>
+      <w:proofErr w:type="gramEnd"/>
+      <w:r>
+        <w:rPr>
+          <w:rFonts w:eastAsia="Arial" w:cstheme="minorHAnsi"/>
+        </w:rPr>
+        <w:t xml:space="preserve"> </w:t>
+      </w:r>
+      <w:r>
+        <w:rPr>
+          <w:rFonts w:eastAsia="Arial" w:cstheme="minorHAnsi"/>
+        </w:rPr>
+        <w:t>the role of seed and germination-trait variation in alpine plant diversity (</w:t>
+      </w:r>
+      <w:commentRangeStart w:id="19"/>
+      <w:r>
+        <w:rPr>
+          <w:rFonts w:eastAsia="Arial" w:cstheme="minorHAnsi"/>
+        </w:rPr>
+        <w:t>Jiménez-Alfaro et al. 2016</w:t>
+      </w:r>
+      <w:commentRangeEnd w:id="19"/>
+      <w:r>
+        <w:rPr>
+          <w:rStyle w:val="Refdecomentario"/>
+          <w:rFonts w:ascii="Calibri" w:eastAsia="Calibri" w:hAnsi="Calibri" w:cs="Calibri"/>
+        </w:rPr>
+        <w:commentReference w:id="19"/>
+      </w:r>
+      <w:r>
+        <w:rPr>
+          <w:rFonts w:eastAsia="Arial" w:cstheme="minorHAnsi"/>
+        </w:rPr>
+        <w:t xml:space="preserve">; </w:t>
+      </w:r>
+      <w:commentRangeStart w:id="20"/>
+      <w:proofErr w:type="spellStart"/>
+      <w:r>
+        <w:rPr>
+          <w:rFonts w:eastAsia="Arial" w:cstheme="minorHAnsi"/>
+        </w:rPr>
+        <w:t>Saatkamp</w:t>
+      </w:r>
+      <w:proofErr w:type="spellEnd"/>
+      <w:r>
+        <w:rPr>
+          <w:rFonts w:eastAsia="Arial" w:cstheme="minorHAnsi"/>
+        </w:rPr>
+        <w:t xml:space="preserve"> et al. 2019</w:t>
+      </w:r>
+      <w:commentRangeEnd w:id="20"/>
+      <w:r>
+        <w:rPr>
+          <w:rStyle w:val="Refdecomentario"/>
+          <w:rFonts w:ascii="Calibri" w:eastAsia="Calibri" w:hAnsi="Calibri" w:cs="Calibri"/>
+        </w:rPr>
+        <w:commentReference w:id="20"/>
+      </w:r>
+      <w:r>
+        <w:rPr>
+          <w:rFonts w:eastAsia="Arial" w:cstheme="minorHAnsi"/>
+        </w:rPr>
+        <w:t>)</w:t>
+      </w:r>
+      <w:r>
+        <w:rPr>
+          <w:rFonts w:eastAsia="Arial" w:cstheme="minorHAnsi"/>
+        </w:rPr>
+        <w:t xml:space="preserve"> </w:t>
+      </w:r>
+      <w:r>
+        <w:rPr>
+          <w:rFonts w:eastAsia="Arial" w:cstheme="minorHAnsi"/>
+        </w:rPr>
+        <w:t>.</w:t>
       </w:r>
     </w:p>
     <w:p>
@@ -1104,541 +1837,14 @@
         <w:spacing w:line="480" w:lineRule="auto"/>
         <w:jc w:val="both"/>
         <w:rPr>
-          <w:rFonts w:eastAsia="Arial" w:cstheme="minorHAnsi"/>
-        </w:rPr>
-      </w:pPr>
-      <w:r>
-        <w:rPr>
-          <w:rFonts w:eastAsia="Arial" w:cstheme="minorHAnsi"/>
-        </w:rPr>
-        <w:t>Understanding the role of seed</w:t>
-      </w:r>
-      <w:r>
-        <w:rPr>
-          <w:rFonts w:eastAsia="Arial" w:cstheme="minorHAnsi"/>
-        </w:rPr>
-        <w:t xml:space="preserve"> and </w:t>
-      </w:r>
-      <w:r>
-        <w:rPr>
-          <w:rFonts w:eastAsia="Arial" w:cstheme="minorHAnsi"/>
-          <w:color w:val="0070C0"/>
-        </w:rPr>
-        <w:t>germination</w:t>
-      </w:r>
-      <w:r>
-        <w:rPr>
-          <w:rFonts w:eastAsia="Arial" w:cstheme="minorHAnsi"/>
-        </w:rPr>
-        <w:t xml:space="preserve">-trait variation in alpine plant diversity will benefit </w:t>
-      </w:r>
-      <w:sdt>
-        <w:sdtPr>
-          <w:rPr>
-            <w:rFonts w:cstheme="minorHAnsi"/>
-          </w:rPr>
-          <w:tag w:val="goog_rdk_10"/>
-          <w:id w:val="-750579298"/>
-        </w:sdtPr>
-        <w:sdtEndPr/>
-        <w:sdtContent>
-          <w:r>
-            <w:rPr>
-              <w:rFonts w:eastAsia="Arial" w:cstheme="minorHAnsi"/>
-            </w:rPr>
-            <w:t>from</w:t>
-          </w:r>
-        </w:sdtContent>
-      </w:sdt>
-      <w:r>
-        <w:rPr>
-          <w:rFonts w:eastAsia="Arial" w:cstheme="minorHAnsi"/>
-        </w:rPr>
-        <w:t xml:space="preserve"> incorporating multi-species approaches at the community level (Jiménez-Alfaro et al. 2016; </w:t>
-      </w:r>
-      <w:proofErr w:type="spellStart"/>
-      <w:r>
-        <w:rPr>
-          <w:rFonts w:eastAsia="Arial" w:cstheme="minorHAnsi"/>
-        </w:rPr>
-        <w:t>Saatkamp</w:t>
-      </w:r>
-      <w:proofErr w:type="spellEnd"/>
-      <w:r>
-        <w:rPr>
-          <w:rFonts w:eastAsia="Arial" w:cstheme="minorHAnsi"/>
-        </w:rPr>
-        <w:t xml:space="preserve"> et al. 2019). However, the conceptual framework of community assembly may</w:t>
-      </w:r>
-      <w:r>
-        <w:rPr>
-          <w:rFonts w:eastAsia="Arial" w:cstheme="minorHAnsi"/>
-        </w:rPr>
-        <w:t xml:space="preserve"> be limited by the lack of seed and </w:t>
-      </w:r>
-      <w:r>
-        <w:rPr>
-          <w:rFonts w:eastAsia="Arial" w:cstheme="minorHAnsi"/>
-          <w:color w:val="0070C0"/>
-        </w:rPr>
-        <w:t xml:space="preserve">germination </w:t>
-      </w:r>
-      <w:r>
-        <w:rPr>
-          <w:rFonts w:eastAsia="Arial" w:cstheme="minorHAnsi"/>
-        </w:rPr>
-        <w:t>trait studies addressing the co-occurrence of plants as the result of regional and local processes such as dispersal, environmental filtering and species interactions (</w:t>
-      </w:r>
-      <w:proofErr w:type="spellStart"/>
-      <w:r>
-        <w:rPr>
-          <w:rFonts w:eastAsia="Arial" w:cstheme="minorHAnsi"/>
-        </w:rPr>
-        <w:t>Götzenberger</w:t>
-      </w:r>
-      <w:proofErr w:type="spellEnd"/>
-      <w:r>
-        <w:rPr>
-          <w:rFonts w:eastAsia="Arial" w:cstheme="minorHAnsi"/>
-        </w:rPr>
-        <w:t xml:space="preserve"> et al. 201</w:t>
-      </w:r>
-      <w:sdt>
-        <w:sdtPr>
-          <w:rPr>
-            <w:rFonts w:cstheme="minorHAnsi"/>
-          </w:rPr>
-          <w:tag w:val="goog_rdk_16"/>
-          <w:id w:val="-403298020"/>
-        </w:sdtPr>
-        <w:sdtEndPr/>
-        <w:sdtContent>
-          <w:r>
-            <w:rPr>
-              <w:rFonts w:eastAsia="Arial" w:cstheme="minorHAnsi"/>
-            </w:rPr>
-            <w:t>2</w:t>
-          </w:r>
-        </w:sdtContent>
-      </w:sdt>
-      <w:r>
-        <w:rPr>
-          <w:rFonts w:eastAsia="Arial" w:cstheme="minorHAnsi"/>
-        </w:rPr>
-        <w:t>).</w:t>
-      </w:r>
-      <w:r>
-        <w:rPr>
-          <w:rFonts w:eastAsia="Arial" w:cstheme="minorHAnsi"/>
-        </w:rPr>
-        <w:t xml:space="preserve"> Germination of alpine species is regulated by seasonal cycles in temperature and moisture conditions (Baskin &amp; Baskin 2014), but these responses </w:t>
-      </w:r>
-      <w:r>
-        <w:rPr>
-          <w:rFonts w:eastAsia="Arial" w:cstheme="minorHAnsi"/>
-        </w:rPr>
-        <w:t>are</w:t>
-      </w:r>
-      <w:r>
-        <w:rPr>
-          <w:rFonts w:eastAsia="Arial" w:cstheme="minorHAnsi"/>
-        </w:rPr>
-        <w:t xml:space="preserve"> not be the same for all species living in the same habitat, determining spatial and temporal heterogeneity in this key selective process</w:t>
-      </w:r>
-      <w:r>
-        <w:rPr>
-          <w:rFonts w:eastAsia="Arial" w:cstheme="minorHAnsi"/>
-        </w:rPr>
-        <w:t xml:space="preserve"> (</w:t>
-      </w:r>
-      <w:r>
-        <w:rPr>
-          <w:rFonts w:eastAsia="Arial" w:cstheme="minorHAnsi"/>
-          <w:color w:val="0070C0"/>
-        </w:rPr>
-        <w:t xml:space="preserve">Espinosa del Alba 2025, </w:t>
-      </w:r>
-      <w:proofErr w:type="spellStart"/>
-      <w:r>
-        <w:rPr>
-          <w:rFonts w:eastAsia="Arial" w:cstheme="minorHAnsi"/>
-          <w:color w:val="0070C0"/>
-        </w:rPr>
-        <w:t>JoE</w:t>
-      </w:r>
-      <w:proofErr w:type="spellEnd"/>
-      <w:r>
-        <w:rPr>
-          <w:rFonts w:eastAsia="Arial" w:cstheme="minorHAnsi"/>
-        </w:rPr>
-        <w:t>)</w:t>
-      </w:r>
-      <w:r>
-        <w:rPr>
-          <w:rFonts w:eastAsia="Arial" w:cstheme="minorHAnsi"/>
-        </w:rPr>
-        <w:t>.</w:t>
-      </w:r>
-    </w:p>
-    <w:p>
-      <w:pPr>
-        <w:spacing w:line="480" w:lineRule="auto"/>
-        <w:jc w:val="both"/>
-        <w:rPr>
-          <w:rFonts w:eastAsia="Arial" w:cstheme="minorHAnsi"/>
-        </w:rPr>
-      </w:pPr>
-      <w:r>
-        <w:rPr>
-          <w:rFonts w:eastAsia="Arial" w:cstheme="minorHAnsi"/>
-        </w:rPr>
-        <w:lastRenderedPageBreak/>
-        <w:t xml:space="preserve">Alpine communities </w:t>
-      </w:r>
-      <w:proofErr w:type="gramStart"/>
-      <w:r>
-        <w:rPr>
-          <w:rFonts w:eastAsia="Arial" w:cstheme="minorHAnsi"/>
-        </w:rPr>
-        <w:t>are subjected</w:t>
-      </w:r>
-      <w:proofErr w:type="gramEnd"/>
-      <w:r>
-        <w:rPr>
-          <w:rFonts w:eastAsia="Arial" w:cstheme="minorHAnsi"/>
-        </w:rPr>
-        <w:t xml:space="preserve"> to harsh environmental conditions; therefore, plant competition is expected to be relaxed, and niche-based processes rely on abiotic filters or facilitation (Callaway et al. 2002). Since alpine habitats generally have low water and nutrient resources, niche differentiation may also be the result of multiple, independent species adaptation to harsh conditions during postglacial dispersal, ultimately explaining the relative high diversity of plants in these ecosystems. Several studies have investigated the role of niche-based processes in alpine communities using traits (</w:t>
-      </w:r>
-      <w:proofErr w:type="spellStart"/>
-      <w:r>
-        <w:rPr>
-          <w:rFonts w:eastAsia="Arial" w:cstheme="minorHAnsi"/>
-        </w:rPr>
-        <w:t>Chalmandrier</w:t>
-      </w:r>
-      <w:proofErr w:type="spellEnd"/>
-      <w:r>
-        <w:rPr>
-          <w:rFonts w:eastAsia="Arial" w:cstheme="minorHAnsi"/>
-        </w:rPr>
-        <w:t xml:space="preserve"> et al. 2017, </w:t>
-      </w:r>
-      <w:proofErr w:type="spellStart"/>
-      <w:r>
-        <w:rPr>
-          <w:rFonts w:eastAsia="Arial" w:cstheme="minorHAnsi"/>
-        </w:rPr>
-        <w:t>Scherrer</w:t>
-      </w:r>
-      <w:proofErr w:type="spellEnd"/>
-      <w:r>
-        <w:rPr>
-          <w:rFonts w:eastAsia="Arial" w:cstheme="minorHAnsi"/>
-        </w:rPr>
-        <w:t xml:space="preserve"> et al. 2019) or phylogenetic approaches (Butterfield et al. 2013) to estimate the ecological similarity of co-existing species. However, apart from seed mass, regeneration traits are hardly ever considered, despite existing evidence that life-history stages determine different plant responses across </w:t>
-      </w:r>
-      <w:proofErr w:type="gramStart"/>
-      <w:r>
-        <w:rPr>
-          <w:rFonts w:eastAsia="Arial" w:cstheme="minorHAnsi"/>
-        </w:rPr>
-        <w:t>micro-habitats</w:t>
-      </w:r>
-      <w:proofErr w:type="gramEnd"/>
-      <w:r>
-        <w:rPr>
-          <w:rFonts w:eastAsia="Arial" w:cstheme="minorHAnsi"/>
-        </w:rPr>
-        <w:t xml:space="preserve"> (</w:t>
-      </w:r>
-      <w:proofErr w:type="spellStart"/>
-      <w:r>
-        <w:rPr>
-          <w:rFonts w:eastAsia="Arial" w:cstheme="minorHAnsi"/>
-        </w:rPr>
-        <w:t>Hülber</w:t>
-      </w:r>
-      <w:proofErr w:type="spellEnd"/>
-      <w:r>
-        <w:rPr>
-          <w:rFonts w:eastAsia="Arial" w:cstheme="minorHAnsi"/>
-        </w:rPr>
-        <w:t xml:space="preserve"> et al. 2018). </w:t>
-      </w:r>
-      <w:proofErr w:type="gramStart"/>
-      <w:r>
-        <w:rPr>
-          <w:rFonts w:eastAsia="Arial" w:cstheme="minorHAnsi"/>
-          <w:color w:val="0070C0"/>
-        </w:rPr>
-        <w:t xml:space="preserve">So far, </w:t>
-      </w:r>
-      <w:r>
-        <w:rPr>
-          <w:rFonts w:eastAsia="Arial" w:cstheme="minorHAnsi"/>
-          <w:color w:val="0070C0"/>
-        </w:rPr>
-        <w:t xml:space="preserve">a recent study by Espinosa del Alba et al, 2025 </w:t>
-      </w:r>
-      <w:proofErr w:type="spellStart"/>
-      <w:r>
-        <w:rPr>
-          <w:rFonts w:eastAsia="Arial" w:cstheme="minorHAnsi"/>
-          <w:color w:val="0070C0"/>
-        </w:rPr>
-        <w:t>JoE</w:t>
-      </w:r>
-      <w:proofErr w:type="spellEnd"/>
-      <w:r>
-        <w:rPr>
-          <w:rFonts w:eastAsia="Arial" w:cstheme="minorHAnsi"/>
-          <w:color w:val="0070C0"/>
-        </w:rPr>
-        <w:t xml:space="preserve"> showed that even the same species under different microclimatic conditions can express different strategies, specially advancing germination under warmer conditions (if water is available)</w:t>
-      </w:r>
-      <w:r>
-        <w:rPr>
-          <w:rFonts w:eastAsia="Arial" w:cstheme="minorHAnsi"/>
-        </w:rPr>
-        <w:t xml:space="preserve"> but we still</w:t>
-      </w:r>
-      <w:r>
-        <w:rPr>
-          <w:rFonts w:eastAsia="Arial" w:cstheme="minorHAnsi"/>
-        </w:rPr>
-        <w:t xml:space="preserve"> do not know if regeneration traits can provide additional insights into assembly processes, in particular at the level of microsite variation</w:t>
-      </w:r>
-      <w:r>
-        <w:rPr>
-          <w:rFonts w:eastAsia="Arial" w:cstheme="minorHAnsi"/>
-        </w:rPr>
-        <w:t>.</w:t>
-      </w:r>
-      <w:proofErr w:type="gramEnd"/>
-      <w:r>
-        <w:rPr>
-          <w:rFonts w:eastAsia="Arial" w:cstheme="minorHAnsi"/>
-        </w:rPr>
-        <w:t xml:space="preserve"> </w:t>
-      </w:r>
-    </w:p>
-    <w:p>
-      <w:pPr>
-        <w:spacing w:line="480" w:lineRule="auto"/>
-        <w:jc w:val="both"/>
-        <w:rPr>
-          <w:lang w:val="en-US" w:eastAsia="ca-ES"/>
-        </w:rPr>
-      </w:pPr>
-      <w:r>
-        <w:rPr>
-          <w:lang w:val="en-US" w:eastAsia="ca-ES"/>
-        </w:rPr>
-        <w:t xml:space="preserve">The seed germination niche is the range of environmental </w:t>
-      </w:r>
-      <w:proofErr w:type="gramStart"/>
-      <w:r>
-        <w:rPr>
-          <w:lang w:val="en-US" w:eastAsia="ca-ES"/>
-        </w:rPr>
-        <w:t>conditions which</w:t>
-      </w:r>
-      <w:proofErr w:type="gramEnd"/>
-      <w:r>
-        <w:rPr>
-          <w:lang w:val="en-US" w:eastAsia="ca-ES"/>
-        </w:rPr>
-        <w:t xml:space="preserve"> elicit a successful transition from seed to seedling (Grubb 1977). The timing of germination depends on the shape of the germination niche, i.e. the responsiveness to a specific set of environmental germination cues that include temperature, moisture, light and chemical signals. This shape </w:t>
-      </w:r>
-      <w:proofErr w:type="gramStart"/>
-      <w:r>
-        <w:rPr>
-          <w:lang w:val="en-US" w:eastAsia="ca-ES"/>
-        </w:rPr>
-        <w:t>is generally determined</w:t>
-      </w:r>
-      <w:proofErr w:type="gramEnd"/>
-      <w:r>
-        <w:rPr>
-          <w:lang w:val="en-US" w:eastAsia="ca-ES"/>
-        </w:rPr>
-        <w:t xml:space="preserve"> by environmental filters to establishment and tends to match germination with the most </w:t>
-      </w:r>
-      <w:proofErr w:type="spellStart"/>
-      <w:r>
-        <w:rPr>
-          <w:lang w:val="en-US" w:eastAsia="ca-ES"/>
-        </w:rPr>
-        <w:t>favourable</w:t>
-      </w:r>
-      <w:proofErr w:type="spellEnd"/>
-      <w:r>
-        <w:rPr>
-          <w:lang w:val="en-US" w:eastAsia="ca-ES"/>
-        </w:rPr>
-        <w:t xml:space="preserve"> season for seedling survival (Donohue 2014; </w:t>
-      </w:r>
-      <w:proofErr w:type="spellStart"/>
-      <w:r>
-        <w:rPr>
-          <w:lang w:val="en-US" w:eastAsia="ca-ES"/>
-        </w:rPr>
-        <w:t>Fernández-Pascual</w:t>
-      </w:r>
-      <w:proofErr w:type="spellEnd"/>
-      <w:r>
-        <w:rPr>
-          <w:lang w:val="en-US" w:eastAsia="ca-ES"/>
-        </w:rPr>
-        <w:t xml:space="preserve"> et al. 2017b). It follows that communities that differ in their environmental filters for seedling establishment should also differ in the shape of their germination niches (</w:t>
-      </w:r>
-      <w:proofErr w:type="spellStart"/>
-      <w:r>
-        <w:rPr>
-          <w:lang w:val="en-US" w:eastAsia="ca-ES"/>
-        </w:rPr>
-        <w:t>Jurado</w:t>
-      </w:r>
-      <w:proofErr w:type="spellEnd"/>
-      <w:r>
-        <w:rPr>
-          <w:lang w:val="en-US" w:eastAsia="ca-ES"/>
-        </w:rPr>
-        <w:t xml:space="preserve"> &amp; Flores 2005</w:t>
-      </w:r>
-      <w:r>
-        <w:rPr>
-          <w:highlight w:val="yellow"/>
-          <w:lang w:val="en-US" w:eastAsia="ca-ES"/>
-        </w:rPr>
-        <w:t>). The stronger the environmental filters are</w:t>
-      </w:r>
-      <w:proofErr w:type="gramStart"/>
-      <w:r>
-        <w:rPr>
-          <w:highlight w:val="yellow"/>
-          <w:lang w:val="en-US" w:eastAsia="ca-ES"/>
-        </w:rPr>
-        <w:t>,</w:t>
-      </w:r>
-      <w:proofErr w:type="gramEnd"/>
-      <w:r>
-        <w:rPr>
-          <w:highlight w:val="yellow"/>
-          <w:lang w:val="en-US" w:eastAsia="ca-ES"/>
-        </w:rPr>
-        <w:t xml:space="preserve"> the more homogeneous should be the germination niches of a community, reflecting shared strategies of stress tolerance.</w:t>
-      </w:r>
-      <w:r>
-        <w:rPr>
-          <w:lang w:val="en-US" w:eastAsia="ca-ES"/>
-        </w:rPr>
-        <w:t xml:space="preserve"> In alpine habitats, the environment imposes harsh filters such as short growing seasons, freeze-thaw cycles and drought induced by </w:t>
-      </w:r>
-      <w:r>
-        <w:rPr>
-          <w:lang w:val="en-US" w:eastAsia="ca-ES"/>
-        </w:rPr>
-        <w:lastRenderedPageBreak/>
-        <w:t>skeletal soils and frozen groundwater. Nonetheless, it has been difficult to define a single alpine germination niche (</w:t>
-      </w:r>
-      <w:proofErr w:type="spellStart"/>
-      <w:r>
-        <w:rPr>
-          <w:lang w:val="en-US" w:eastAsia="ca-ES"/>
-        </w:rPr>
-        <w:t>Schwienbacher</w:t>
-      </w:r>
-      <w:proofErr w:type="spellEnd"/>
-      <w:r>
-        <w:rPr>
-          <w:lang w:val="en-US" w:eastAsia="ca-ES"/>
-        </w:rPr>
-        <w:t xml:space="preserve"> et al. 2011). As the alpine environment is a mosaic of microhabitats, it seems natural that germination strategies need to </w:t>
-      </w:r>
-      <w:proofErr w:type="gramStart"/>
-      <w:r>
-        <w:rPr>
-          <w:lang w:val="en-US" w:eastAsia="ca-ES"/>
-        </w:rPr>
-        <w:t>be assessed</w:t>
-      </w:r>
-      <w:proofErr w:type="gramEnd"/>
-      <w:r>
-        <w:rPr>
-          <w:lang w:val="en-US" w:eastAsia="ca-ES"/>
-        </w:rPr>
-        <w:t xml:space="preserve"> at the microsite level. For example, many alpine species have been found able to germinate in conditions indicative of snow cover, such as </w:t>
-      </w:r>
-      <w:proofErr w:type="gramStart"/>
-      <w:r>
-        <w:rPr>
-          <w:lang w:val="en-US" w:eastAsia="ca-ES"/>
-        </w:rPr>
-        <w:t>0</w:t>
-      </w:r>
-      <w:proofErr w:type="gramEnd"/>
-      <w:r>
-        <w:rPr>
-          <w:lang w:val="en-US" w:eastAsia="ca-ES"/>
-        </w:rPr>
-        <w:t xml:space="preserve"> ºC and darkness (</w:t>
-      </w:r>
-      <w:proofErr w:type="spellStart"/>
-      <w:r>
-        <w:rPr>
-          <w:lang w:val="en-US" w:eastAsia="ca-ES"/>
-        </w:rPr>
-        <w:t>Giménez</w:t>
-      </w:r>
-      <w:proofErr w:type="spellEnd"/>
-      <w:r>
-        <w:rPr>
-          <w:lang w:val="en-US" w:eastAsia="ca-ES"/>
-        </w:rPr>
-        <w:t xml:space="preserve">-Benavides et al. 2005; </w:t>
-      </w:r>
-      <w:proofErr w:type="spellStart"/>
-      <w:r>
-        <w:rPr>
-          <w:lang w:val="en-US" w:eastAsia="ca-ES"/>
-        </w:rPr>
-        <w:t>Shimono</w:t>
-      </w:r>
-      <w:proofErr w:type="spellEnd"/>
-      <w:r>
-        <w:rPr>
-          <w:lang w:val="en-US" w:eastAsia="ca-ES"/>
-        </w:rPr>
-        <w:t xml:space="preserve"> &amp; Kudo 2005). This has been portrayed as a strategy of </w:t>
-      </w:r>
-      <w:proofErr w:type="gramStart"/>
-      <w:r>
-        <w:rPr>
-          <w:lang w:val="en-US" w:eastAsia="ca-ES"/>
-        </w:rPr>
-        <w:t>snow field</w:t>
-      </w:r>
-      <w:proofErr w:type="gramEnd"/>
-      <w:r>
-        <w:rPr>
-          <w:lang w:val="en-US" w:eastAsia="ca-ES"/>
-        </w:rPr>
-        <w:t xml:space="preserve"> species, while exposed species of the same community would germinate at higher temperatures and after a dormancy-breaking season (</w:t>
-      </w:r>
-      <w:proofErr w:type="spellStart"/>
-      <w:r>
-        <w:rPr>
-          <w:lang w:val="en-US" w:eastAsia="ca-ES"/>
-        </w:rPr>
-        <w:t>Fernández-Pascual</w:t>
-      </w:r>
-      <w:proofErr w:type="spellEnd"/>
-      <w:r>
-        <w:rPr>
-          <w:lang w:val="en-US" w:eastAsia="ca-ES"/>
-        </w:rPr>
-        <w:t xml:space="preserve"> et al. 2017a).</w:t>
+          <w:lang w:eastAsia="ca-ES"/>
+        </w:rPr>
+      </w:pPr>
+      <w:r>
+        <w:rPr>
+          <w:lang w:eastAsia="ca-ES"/>
+        </w:rPr>
+        <w:t>Goals/Hypothesis/predictions</w:t>
       </w:r>
     </w:p>
     <w:p>
@@ -1647,269 +1853,6 @@
         <w:spacing w:after="160" w:line="480" w:lineRule="auto"/>
         <w:jc w:val="both"/>
         <w:rPr>
-          <w:rFonts w:asciiTheme="minorHAnsi" w:eastAsiaTheme="minorHAnsi" w:hAnsiTheme="minorHAnsi" w:cstheme="minorBidi"/>
-          <w:color w:val="auto"/>
-          <w:sz w:val="22"/>
-          <w:szCs w:val="22"/>
-          <w:lang w:val="en-US" w:eastAsia="ca-ES"/>
-        </w:rPr>
-      </w:pPr>
-      <w:commentRangeStart w:id="1"/>
-      <w:r>
-        <w:rPr>
-          <w:rFonts w:asciiTheme="minorHAnsi" w:eastAsiaTheme="minorHAnsi" w:hAnsiTheme="minorHAnsi" w:cstheme="minorBidi"/>
-          <w:color w:val="auto"/>
-          <w:sz w:val="22"/>
-          <w:szCs w:val="22"/>
-          <w:lang w:val="en-US" w:eastAsia="ca-ES"/>
-        </w:rPr>
-        <w:t xml:space="preserve">Hypotheses. </w:t>
-      </w:r>
-      <w:commentRangeEnd w:id="1"/>
-      <w:r>
-        <w:rPr>
-          <w:rStyle w:val="Refdecomentario"/>
-          <w:rFonts w:ascii="Calibri" w:eastAsia="Calibri" w:hAnsi="Calibri" w:cs="Calibri"/>
-          <w:color w:val="auto"/>
-        </w:rPr>
-        <w:commentReference w:id="1"/>
-      </w:r>
-      <w:r>
-        <w:rPr>
-          <w:rFonts w:asciiTheme="minorHAnsi" w:eastAsiaTheme="minorHAnsi" w:hAnsiTheme="minorHAnsi" w:cstheme="minorBidi"/>
-          <w:color w:val="auto"/>
-          <w:sz w:val="22"/>
-          <w:szCs w:val="22"/>
-          <w:lang w:val="en-US" w:eastAsia="ca-ES"/>
-        </w:rPr>
-        <w:t xml:space="preserve">We </w:t>
-      </w:r>
-      <w:r>
-        <w:rPr>
-          <w:rFonts w:asciiTheme="minorHAnsi" w:eastAsiaTheme="minorHAnsi" w:hAnsiTheme="minorHAnsi" w:cstheme="minorBidi"/>
-          <w:color w:val="auto"/>
-          <w:sz w:val="22"/>
-          <w:szCs w:val="22"/>
-          <w:lang w:val="en-US" w:eastAsia="ca-ES"/>
-        </w:rPr>
-        <w:t>hypothesize</w:t>
-      </w:r>
-      <w:r>
-        <w:rPr>
-          <w:rFonts w:asciiTheme="minorHAnsi" w:eastAsiaTheme="minorHAnsi" w:hAnsiTheme="minorHAnsi" w:cstheme="minorBidi"/>
-          <w:color w:val="auto"/>
-          <w:sz w:val="22"/>
-          <w:szCs w:val="22"/>
-          <w:lang w:val="en-US" w:eastAsia="ca-ES"/>
-        </w:rPr>
-        <w:t xml:space="preserve"> that microhabitat filters will drive differences in the germination traits of species and communities. Sites with prolonged snow cover will </w:t>
-      </w:r>
-      <w:proofErr w:type="spellStart"/>
-      <w:r>
-        <w:rPr>
-          <w:rFonts w:asciiTheme="minorHAnsi" w:eastAsiaTheme="minorHAnsi" w:hAnsiTheme="minorHAnsi" w:cstheme="minorBidi"/>
-          <w:color w:val="auto"/>
-          <w:sz w:val="22"/>
-          <w:szCs w:val="22"/>
-          <w:lang w:val="en-US" w:eastAsia="ca-ES"/>
-        </w:rPr>
-        <w:t>favour</w:t>
-      </w:r>
-      <w:proofErr w:type="spellEnd"/>
-      <w:r>
-        <w:rPr>
-          <w:rFonts w:asciiTheme="minorHAnsi" w:eastAsiaTheme="minorHAnsi" w:hAnsiTheme="minorHAnsi" w:cstheme="minorBidi"/>
-          <w:color w:val="auto"/>
-          <w:sz w:val="22"/>
-          <w:szCs w:val="22"/>
-          <w:lang w:val="en-US" w:eastAsia="ca-ES"/>
-        </w:rPr>
-        <w:t xml:space="preserve"> germination in conditions of low temperature, constant temperatures and darkness</w:t>
-      </w:r>
-      <w:r>
-        <w:rPr>
-          <w:rFonts w:asciiTheme="minorHAnsi" w:eastAsiaTheme="minorHAnsi" w:hAnsiTheme="minorHAnsi" w:cstheme="minorBidi"/>
-          <w:color w:val="auto"/>
-          <w:sz w:val="22"/>
-          <w:szCs w:val="22"/>
-          <w:lang w:val="en-US" w:eastAsia="ca-ES"/>
-        </w:rPr>
-        <w:t xml:space="preserve"> </w:t>
-      </w:r>
-      <w:r>
-        <w:rPr>
-          <w:rFonts w:asciiTheme="minorHAnsi" w:eastAsiaTheme="minorHAnsi" w:hAnsiTheme="minorHAnsi" w:cstheme="minorBidi"/>
-          <w:color w:val="FF0000"/>
-          <w:sz w:val="22"/>
-          <w:szCs w:val="22"/>
-          <w:lang w:val="en-US" w:eastAsia="ca-ES"/>
-        </w:rPr>
-        <w:t xml:space="preserve">(we actually see the opposite </w:t>
-      </w:r>
-      <w:proofErr w:type="gramStart"/>
-      <w:r>
-        <w:rPr>
-          <w:rFonts w:asciiTheme="minorHAnsi" w:eastAsiaTheme="minorHAnsi" w:hAnsiTheme="minorHAnsi" w:cstheme="minorBidi"/>
-          <w:color w:val="FF0000"/>
-          <w:sz w:val="22"/>
-          <w:szCs w:val="22"/>
-          <w:lang w:val="en-US" w:eastAsia="ca-ES"/>
-        </w:rPr>
-        <w:t>trend</w:t>
-      </w:r>
-      <w:r>
-        <w:rPr>
-          <w:rFonts w:asciiTheme="minorHAnsi" w:eastAsiaTheme="minorHAnsi" w:hAnsiTheme="minorHAnsi" w:cstheme="minorBidi"/>
-          <w:color w:val="FF0000"/>
-          <w:sz w:val="22"/>
-          <w:szCs w:val="22"/>
-          <w:lang w:val="en-US" w:eastAsia="ca-ES"/>
-        </w:rPr>
-        <w:t>,</w:t>
-      </w:r>
-      <w:proofErr w:type="gramEnd"/>
-      <w:r>
-        <w:rPr>
-          <w:rFonts w:asciiTheme="minorHAnsi" w:eastAsiaTheme="minorHAnsi" w:hAnsiTheme="minorHAnsi" w:cstheme="minorBidi"/>
-          <w:color w:val="FF0000"/>
-          <w:sz w:val="22"/>
-          <w:szCs w:val="22"/>
-          <w:lang w:val="en-US" w:eastAsia="ca-ES"/>
-        </w:rPr>
-        <w:t xml:space="preserve"> sites with prolonged snow cover have worse germination in darkness, water stress and constant temperatures</w:t>
-      </w:r>
-      <w:r>
-        <w:rPr>
-          <w:rFonts w:asciiTheme="minorHAnsi" w:eastAsiaTheme="minorHAnsi" w:hAnsiTheme="minorHAnsi" w:cstheme="minorBidi"/>
-          <w:color w:val="FF0000"/>
-          <w:sz w:val="22"/>
-          <w:szCs w:val="22"/>
-          <w:lang w:val="en-US" w:eastAsia="ca-ES"/>
-        </w:rPr>
-        <w:t>)</w:t>
-      </w:r>
-      <w:r>
-        <w:rPr>
-          <w:rFonts w:asciiTheme="minorHAnsi" w:eastAsiaTheme="minorHAnsi" w:hAnsiTheme="minorHAnsi" w:cstheme="minorBidi"/>
-          <w:color w:val="auto"/>
-          <w:sz w:val="22"/>
-          <w:szCs w:val="22"/>
-          <w:lang w:val="en-US" w:eastAsia="ca-ES"/>
-        </w:rPr>
-        <w:t xml:space="preserve">. Exposed sites will </w:t>
-      </w:r>
-      <w:proofErr w:type="spellStart"/>
-      <w:r>
-        <w:rPr>
-          <w:rFonts w:asciiTheme="minorHAnsi" w:eastAsiaTheme="minorHAnsi" w:hAnsiTheme="minorHAnsi" w:cstheme="minorBidi"/>
-          <w:color w:val="auto"/>
-          <w:sz w:val="22"/>
-          <w:szCs w:val="22"/>
-          <w:lang w:val="en-US" w:eastAsia="ca-ES"/>
-        </w:rPr>
-        <w:t>favour</w:t>
-      </w:r>
-      <w:proofErr w:type="spellEnd"/>
-      <w:r>
-        <w:rPr>
-          <w:rFonts w:asciiTheme="minorHAnsi" w:eastAsiaTheme="minorHAnsi" w:hAnsiTheme="minorHAnsi" w:cstheme="minorBidi"/>
-          <w:color w:val="auto"/>
-          <w:sz w:val="22"/>
-          <w:szCs w:val="22"/>
-          <w:lang w:val="en-US" w:eastAsia="ca-ES"/>
-        </w:rPr>
-        <w:t xml:space="preserve"> germination after cold-stratification and at high temperatures. However, within communities there will be a dispersion of germination timing traits to </w:t>
-      </w:r>
-      <w:proofErr w:type="spellStart"/>
-      <w:r>
-        <w:rPr>
-          <w:rFonts w:asciiTheme="minorHAnsi" w:eastAsiaTheme="minorHAnsi" w:hAnsiTheme="minorHAnsi" w:cstheme="minorBidi"/>
-          <w:color w:val="auto"/>
-          <w:sz w:val="22"/>
-          <w:szCs w:val="22"/>
-          <w:lang w:val="en-US" w:eastAsia="ca-ES"/>
-        </w:rPr>
-        <w:t>favour</w:t>
-      </w:r>
-      <w:proofErr w:type="spellEnd"/>
-      <w:r>
-        <w:rPr>
-          <w:rFonts w:asciiTheme="minorHAnsi" w:eastAsiaTheme="minorHAnsi" w:hAnsiTheme="minorHAnsi" w:cstheme="minorBidi"/>
-          <w:color w:val="auto"/>
-          <w:sz w:val="22"/>
-          <w:szCs w:val="22"/>
-          <w:lang w:val="en-US" w:eastAsia="ca-ES"/>
-        </w:rPr>
-        <w:t xml:space="preserve"> temporal niche partition, especially in more productive snow-patch communities with deeper soils. </w:t>
-      </w:r>
-      <w:r>
-        <w:rPr>
-          <w:rFonts w:asciiTheme="minorHAnsi" w:eastAsiaTheme="minorHAnsi" w:hAnsiTheme="minorHAnsi" w:cstheme="minorBidi"/>
-          <w:color w:val="auto"/>
-          <w:sz w:val="22"/>
-          <w:szCs w:val="22"/>
-          <w:highlight w:val="yellow"/>
-          <w:lang w:val="en-US" w:eastAsia="ca-ES"/>
-        </w:rPr>
-        <w:t xml:space="preserve">According to the co-existence theory of Grubb (1977), niche differentiation may be different between communities with higher versus lower resources and competition (e.g. fellfields versus </w:t>
-      </w:r>
-      <w:proofErr w:type="spellStart"/>
-      <w:r>
-        <w:rPr>
-          <w:rFonts w:asciiTheme="minorHAnsi" w:eastAsiaTheme="minorHAnsi" w:hAnsiTheme="minorHAnsi" w:cstheme="minorBidi"/>
-          <w:color w:val="auto"/>
-          <w:sz w:val="22"/>
-          <w:szCs w:val="22"/>
-          <w:highlight w:val="yellow"/>
-          <w:lang w:val="en-US" w:eastAsia="ca-ES"/>
-        </w:rPr>
-        <w:t>snowbeds</w:t>
-      </w:r>
-      <w:proofErr w:type="spellEnd"/>
-      <w:r>
-        <w:rPr>
-          <w:rFonts w:asciiTheme="minorHAnsi" w:eastAsiaTheme="minorHAnsi" w:hAnsiTheme="minorHAnsi" w:cstheme="minorBidi"/>
-          <w:color w:val="auto"/>
-          <w:sz w:val="22"/>
-          <w:szCs w:val="22"/>
-          <w:highlight w:val="yellow"/>
-          <w:lang w:val="en-US" w:eastAsia="ca-ES"/>
-        </w:rPr>
-        <w:t>)</w:t>
-      </w:r>
-      <w:r>
-        <w:rPr>
-          <w:rFonts w:asciiTheme="minorHAnsi" w:eastAsiaTheme="minorHAnsi" w:hAnsiTheme="minorHAnsi" w:cstheme="minorBidi"/>
-          <w:color w:val="auto"/>
-          <w:sz w:val="22"/>
-          <w:szCs w:val="22"/>
-          <w:lang w:val="en-US" w:eastAsia="ca-ES"/>
-        </w:rPr>
-        <w:t>.</w:t>
-      </w:r>
-    </w:p>
-    <w:p>
-      <w:pPr>
-        <w:spacing w:line="480" w:lineRule="auto"/>
-        <w:jc w:val="both"/>
-        <w:rPr>
-          <w:lang w:val="en-US" w:eastAsia="ca-ES"/>
-        </w:rPr>
-      </w:pPr>
-      <w:r>
-        <w:rPr>
-          <w:highlight w:val="yellow"/>
-          <w:lang w:val="en-US" w:eastAsia="ca-ES"/>
-        </w:rPr>
-        <w:t>Community Means vs Community weighted means</w:t>
-      </w:r>
-    </w:p>
-    <w:p>
-      <w:pPr>
-        <w:pStyle w:val="Ttulo2"/>
-        <w:spacing w:after="160" w:line="480" w:lineRule="auto"/>
-        <w:jc w:val="both"/>
-        <w:rPr>
           <w:rFonts w:eastAsia="Times New Roman"/>
           <w:bdr w:val="none" w:sz="0" w:space="0" w:color="auto" w:frame="1"/>
           <w:lang w:eastAsia="ca-ES"/>
@@ -2146,14 +2089,7 @@
         <w:rPr>
           <w:rFonts w:cstheme="minorHAnsi"/>
         </w:rPr>
-        <w:t xml:space="preserve">study communities one </w:t>
-      </w:r>
-      <w:r>
-        <w:rPr>
-          <w:rFonts w:cstheme="minorHAnsi"/>
-        </w:rPr>
-        <w:lastRenderedPageBreak/>
-        <w:t>from each macroclimatic region</w:t>
+        <w:t>study communities one from each macroclimatic region</w:t>
       </w:r>
       <w:r>
         <w:rPr>
@@ -2375,6 +2311,7 @@
           <w:rFonts w:cstheme="minorHAnsi"/>
           <w:highlight w:val="yellow"/>
         </w:rPr>
+        <w:lastRenderedPageBreak/>
         <w:t xml:space="preserve">Figure 1. </w:t>
       </w:r>
       <w:proofErr w:type="gramStart"/>
@@ -2733,7 +2670,6 @@
                 <w:lang w:val="es-ES" w:eastAsia="es-ES"/>
               </w:rPr>
             </w:pPr>
-            <w:proofErr w:type="spellStart"/>
             <w:r>
               <w:rPr>
                 <w:rFonts w:ascii="Calibri" w:eastAsia="Times New Roman" w:hAnsi="Calibri" w:cs="Calibri"/>
@@ -2742,18 +2678,7 @@
                 <w:szCs w:val="18"/>
                 <w:lang w:val="es-ES" w:eastAsia="es-ES"/>
               </w:rPr>
-              <w:t>Mediterranean</w:t>
-            </w:r>
-            <w:proofErr w:type="spellEnd"/>
-            <w:r>
-              <w:rPr>
-                <w:rFonts w:ascii="Calibri" w:eastAsia="Times New Roman" w:hAnsi="Calibri" w:cs="Calibri"/>
-                <w:color w:val="000000"/>
-                <w:sz w:val="18"/>
-                <w:szCs w:val="18"/>
-                <w:lang w:val="es-ES" w:eastAsia="es-ES"/>
-              </w:rPr>
-              <w:t xml:space="preserve"> </w:t>
+              <w:t xml:space="preserve">Mediterranean </w:t>
             </w:r>
           </w:p>
         </w:tc>
@@ -3875,7 +3800,6 @@
                 <w:szCs w:val="18"/>
                 <w:lang w:val="en-US" w:eastAsia="es-ES"/>
               </w:rPr>
-              <w:lastRenderedPageBreak/>
               <w:t xml:space="preserve">Dominant species </w:t>
             </w:r>
           </w:p>
@@ -4497,7 +4421,11 @@
         <w:t>)</w:t>
       </w:r>
       <w:r>
-        <w:t xml:space="preserve"> per each sampling site</w:t>
+        <w:t xml:space="preserve"> per each sampling </w:t>
+      </w:r>
+      <w:r>
+        <w:lastRenderedPageBreak/>
+        <w:t>site</w:t>
       </w:r>
       <w:r>
         <w:t xml:space="preserve"> (4 sites x 20 plots)</w:t>
@@ -4966,51 +4894,48 @@
       </w:r>
       <w:proofErr w:type="spellEnd"/>
       <w:r>
-        <w:t xml:space="preserve">, 2017) and four variables with a relevant function in alpine </w:t>
-      </w:r>
-      <w:r>
+        <w:t xml:space="preserve">, 2017) and four variables with a relevant function in alpine topographic gradients, including also elevation as another potentially important variable, that might captures other gradient no directly explained by our other bioclimatic indices. We focused on annual mean temperature (bio1), mean diurnal range (bio2), temperature annual range (bio7), number of days with snow cover (Snow), freezing </w:t>
+      </w:r>
+      <w:proofErr w:type="gramStart"/>
+      <w:r>
+        <w:t>degree days</w:t>
+      </w:r>
+      <w:proofErr w:type="gramEnd"/>
+      <w:r>
+        <w:t xml:space="preserve"> (FDD) and growing degree days (GDD), details in table 2. </w:t>
+      </w:r>
+      <w:r>
+        <w:rPr>
+          <w:highlight w:val="yellow"/>
+        </w:rPr>
+        <w:t xml:space="preserve">To identify the main gradients of microclimatic variability at </w:t>
+      </w:r>
+      <w:r>
+        <w:rPr>
+          <w:highlight w:val="yellow"/>
+        </w:rPr>
+        <w:t>spatial scale</w:t>
+      </w:r>
+      <w:r>
+        <w:rPr>
+          <w:highlight w:val="yellow"/>
+        </w:rPr>
+        <w:t xml:space="preserve">, we conducted a principal component analysis (PCA) with the </w:t>
+      </w:r>
+      <w:r>
+        <w:rPr>
+          <w:highlight w:val="yellow"/>
+        </w:rPr>
+        <w:t>full set of bioclimatic indices</w:t>
+      </w:r>
+      <w:r>
+        <w:t xml:space="preserve"> </w:t>
+      </w:r>
+      <w:r>
+        <w:rPr>
+          <w:highlight w:val="yellow"/>
+        </w:rPr>
         <w:lastRenderedPageBreak/>
-        <w:t xml:space="preserve">topographic gradients, including also elevation as another potentially important variable, that might captures other gradient no directly explained by our other bioclimatic indices. We focused on annual mean temperature (bio1), mean diurnal range (bio2), temperature annual range (bio7), number of days with snow cover (Snow), freezing </w:t>
-      </w:r>
-      <w:proofErr w:type="gramStart"/>
-      <w:r>
-        <w:t>degree days</w:t>
-      </w:r>
-      <w:proofErr w:type="gramEnd"/>
-      <w:r>
-        <w:t xml:space="preserve"> (FDD) and growing degree days (GDD), details in table 2. </w:t>
-      </w:r>
-      <w:r>
-        <w:rPr>
-          <w:highlight w:val="yellow"/>
-        </w:rPr>
-        <w:t xml:space="preserve">To identify the main gradients of microclimatic variability at </w:t>
-      </w:r>
-      <w:r>
-        <w:rPr>
-          <w:highlight w:val="yellow"/>
-        </w:rPr>
-        <w:t>spatial scale</w:t>
-      </w:r>
-      <w:r>
-        <w:rPr>
-          <w:highlight w:val="yellow"/>
-        </w:rPr>
-        <w:t xml:space="preserve">, we conducted a principal component analysis (PCA) with the </w:t>
-      </w:r>
-      <w:r>
-        <w:rPr>
-          <w:highlight w:val="yellow"/>
-        </w:rPr>
-        <w:t>full set of bioclimatic indices</w:t>
-      </w:r>
-      <w:r>
-        <w:t xml:space="preserve"> </w:t>
-      </w:r>
-      <w:r>
-        <w:rPr>
-          <w:highlight w:val="yellow"/>
-        </w:rPr>
         <w:t>(fig xx) UPDATE</w:t>
       </w:r>
       <w:r>
@@ -5365,7 +5290,7 @@
             <v:path o:extrusionok="f" gradientshapeok="t" o:connecttype="rect"/>
             <o:lock v:ext="edit" aspectratio="t"/>
           </v:shapetype>
-          <v:shape id="_x0000_i1025" type="#_x0000_t75" style="width:425pt;height:185.9pt">
+          <v:shape id="_x0000_i1025" type="#_x0000_t75" style="width:424.5pt;height:186pt">
             <v:imagedata r:id="rId16" o:title="Bioclimatic indices PCA"/>
           </v:shape>
         </w:pict>
@@ -5384,7 +5309,6 @@
           <w:rFonts w:eastAsia="Times New Roman"/>
           <w:lang w:eastAsia="ca-ES"/>
         </w:rPr>
-        <w:lastRenderedPageBreak/>
         <w:t>2.</w:t>
       </w:r>
       <w:r>
@@ -5685,7 +5609,16 @@
           <w:color w:val="000000"/>
           <w:lang w:eastAsia="ca-ES"/>
         </w:rPr>
-        <w:t xml:space="preserve"> standard protocols for sampling seeds of wild populations</w:t>
+        <w:t xml:space="preserve"> </w:t>
+      </w:r>
+      <w:r>
+        <w:rPr>
+          <w:rFonts w:eastAsia="Times New Roman" w:cstheme="minorHAnsi"/>
+          <w:color w:val="000000"/>
+          <w:lang w:eastAsia="ca-ES"/>
+        </w:rPr>
+        <w:lastRenderedPageBreak/>
+        <w:t>standard protocols for sampling seeds of wild populations</w:t>
       </w:r>
       <w:r>
         <w:rPr>
@@ -6770,317 +6703,1067 @@
           <w:color w:val="000000"/>
           <w:lang w:eastAsia="ca-ES"/>
         </w:rPr>
+        <w:t>(referred to as “</w:t>
+      </w:r>
+      <w:r>
+        <w:rPr>
+          <w:rFonts w:eastAsia="Times New Roman" w:cstheme="minorHAnsi"/>
+          <w:color w:val="000000"/>
+          <w:lang w:eastAsia="ca-ES"/>
+        </w:rPr>
+        <w:t>Control</w:t>
+      </w:r>
+      <w:r>
+        <w:rPr>
+          <w:rFonts w:eastAsia="Times New Roman" w:cstheme="minorHAnsi"/>
+          <w:color w:val="000000"/>
+          <w:lang w:eastAsia="ca-ES"/>
+        </w:rPr>
+        <w:t>”)</w:t>
+      </w:r>
+      <w:r>
+        <w:rPr>
+          <w:rFonts w:eastAsia="Times New Roman" w:cstheme="minorHAnsi"/>
+          <w:color w:val="000000"/>
+          <w:lang w:eastAsia="ca-ES"/>
+        </w:rPr>
+        <w:t>, (2</w:t>
+      </w:r>
+      <w:r>
+        <w:rPr>
+          <w:rFonts w:eastAsia="Times New Roman" w:cstheme="minorHAnsi"/>
+          <w:color w:val="000000"/>
+          <w:lang w:eastAsia="ca-ES"/>
+        </w:rPr>
+        <w:t xml:space="preserve">) </w:t>
+      </w:r>
+      <w:r>
+        <w:rPr>
+          <w:rFonts w:eastAsia="Times New Roman" w:cstheme="minorHAnsi"/>
+          <w:color w:val="000000"/>
+          <w:lang w:eastAsia="ca-ES"/>
+        </w:rPr>
+        <w:t xml:space="preserve">alternating temperatures and constant darkness (referred to as “Darkness”), (3) alternating temperature, water stress and 12h photoperiod (referred to as “Water stress”) and (4) </w:t>
+      </w:r>
+      <w:r>
+        <w:rPr>
+          <w:rFonts w:eastAsia="Times New Roman" w:cstheme="minorHAnsi"/>
+          <w:color w:val="000000"/>
+          <w:lang w:eastAsia="ca-ES"/>
+        </w:rPr>
+        <w:t xml:space="preserve">constant temperatures and </w:t>
+      </w:r>
+      <w:r>
+        <w:rPr>
+          <w:rFonts w:eastAsia="Times New Roman" w:cstheme="minorHAnsi"/>
+          <w:color w:val="000000"/>
+          <w:lang w:eastAsia="ca-ES"/>
+        </w:rPr>
+        <w:t xml:space="preserve">12h photoperiod </w:t>
+      </w:r>
+      <w:r>
+        <w:rPr>
+          <w:rFonts w:eastAsia="Times New Roman" w:cstheme="minorHAnsi"/>
+          <w:color w:val="000000"/>
+          <w:lang w:eastAsia="ca-ES"/>
+        </w:rPr>
+        <w:t>(referred to as “</w:t>
+      </w:r>
+      <w:r>
+        <w:rPr>
+          <w:rFonts w:eastAsia="Times New Roman" w:cstheme="minorHAnsi"/>
+          <w:color w:val="000000"/>
+          <w:lang w:eastAsia="ca-ES"/>
+        </w:rPr>
+        <w:t>Constant Temperature</w:t>
+      </w:r>
+      <w:r>
+        <w:rPr>
+          <w:rFonts w:eastAsia="Times New Roman" w:cstheme="minorHAnsi"/>
+          <w:color w:val="000000"/>
+          <w:lang w:eastAsia="ca-ES"/>
+        </w:rPr>
+        <w:t>”</w:t>
+      </w:r>
+      <w:r>
+        <w:rPr>
+          <w:rFonts w:eastAsia="Times New Roman" w:cstheme="minorHAnsi"/>
+          <w:color w:val="000000"/>
+          <w:lang w:eastAsia="ca-ES"/>
+        </w:rPr>
+        <w:t>)</w:t>
+      </w:r>
+      <w:r>
+        <w:rPr>
+          <w:rFonts w:eastAsia="Times New Roman" w:cstheme="minorHAnsi"/>
+          <w:color w:val="000000"/>
+          <w:lang w:eastAsia="ca-ES"/>
+        </w:rPr>
+        <w:t>.</w:t>
+      </w:r>
+      <w:r>
+        <w:rPr>
+          <w:rFonts w:eastAsia="Times New Roman" w:cstheme="minorHAnsi"/>
+          <w:color w:val="000000"/>
+          <w:lang w:eastAsia="ca-ES"/>
+        </w:rPr>
+        <w:t xml:space="preserve"> </w:t>
+      </w:r>
+      <w:r>
+        <w:rPr>
+          <w:rFonts w:eastAsia="Times New Roman" w:cstheme="minorHAnsi"/>
+          <w:color w:val="000000"/>
+          <w:lang w:eastAsia="ca-ES"/>
+        </w:rPr>
+        <w:t>Pre</w:t>
+      </w:r>
+      <w:r>
+        <w:rPr>
+          <w:rFonts w:eastAsia="Times New Roman" w:cstheme="minorHAnsi"/>
+          <w:color w:val="000000"/>
+          <w:lang w:eastAsia="ca-ES"/>
+        </w:rPr>
+        <w:t>ceding</w:t>
+      </w:r>
+      <w:r>
+        <w:rPr>
+          <w:rFonts w:eastAsia="Times New Roman" w:cstheme="minorHAnsi"/>
+          <w:color w:val="000000"/>
+          <w:lang w:eastAsia="ca-ES"/>
+        </w:rPr>
+        <w:t xml:space="preserve"> </w:t>
+      </w:r>
+      <w:r>
+        <w:rPr>
+          <w:rFonts w:eastAsia="Times New Roman" w:cstheme="minorHAnsi"/>
+          <w:color w:val="000000"/>
+          <w:lang w:eastAsia="ca-ES"/>
+        </w:rPr>
+        <w:t xml:space="preserve">germination research </w:t>
+      </w:r>
+      <w:r>
+        <w:rPr>
+          <w:rFonts w:eastAsia="Times New Roman" w:cstheme="minorHAnsi"/>
+          <w:color w:val="000000"/>
+          <w:lang w:eastAsia="ca-ES"/>
+        </w:rPr>
+        <w:t xml:space="preserve">by </w:t>
+      </w:r>
+      <w:r>
+        <w:rPr>
+          <w:rFonts w:eastAsia="Times New Roman" w:cstheme="minorHAnsi"/>
+          <w:color w:val="000000"/>
+          <w:highlight w:val="yellow"/>
+          <w:lang w:eastAsia="ca-ES"/>
+        </w:rPr>
+        <w:t xml:space="preserve">Espinosa </w:t>
+      </w:r>
+      <w:proofErr w:type="gramStart"/>
+      <w:r>
+        <w:rPr>
+          <w:rFonts w:eastAsia="Times New Roman" w:cstheme="minorHAnsi"/>
+          <w:color w:val="000000"/>
+          <w:highlight w:val="yellow"/>
+          <w:lang w:eastAsia="ca-ES"/>
+        </w:rPr>
+        <w:t>del</w:t>
+      </w:r>
+      <w:proofErr w:type="gramEnd"/>
+      <w:r>
+        <w:rPr>
+          <w:rFonts w:eastAsia="Times New Roman" w:cstheme="minorHAnsi"/>
+          <w:color w:val="000000"/>
+          <w:highlight w:val="yellow"/>
+          <w:lang w:eastAsia="ca-ES"/>
+        </w:rPr>
+        <w:t xml:space="preserve"> Alba et al. 2025</w:t>
+      </w:r>
+      <w:r>
+        <w:rPr>
+          <w:rFonts w:eastAsia="Times New Roman" w:cstheme="minorHAnsi"/>
+          <w:color w:val="000000"/>
+          <w:lang w:eastAsia="ca-ES"/>
+        </w:rPr>
+        <w:t xml:space="preserve"> found </w:t>
+      </w:r>
+      <w:r>
+        <w:rPr>
+          <w:rFonts w:eastAsia="Times New Roman" w:cstheme="minorHAnsi"/>
+          <w:color w:val="000000"/>
+          <w:lang w:eastAsia="ca-ES"/>
+        </w:rPr>
+        <w:t xml:space="preserve">that </w:t>
+      </w:r>
+      <w:r>
+        <w:rPr>
+          <w:rFonts w:eastAsia="Times New Roman" w:cstheme="minorHAnsi"/>
+          <w:color w:val="000000"/>
+          <w:lang w:eastAsia="ca-ES"/>
+        </w:rPr>
+        <w:t>a similar set of</w:t>
+      </w:r>
+      <w:r>
+        <w:rPr>
+          <w:rFonts w:eastAsia="Times New Roman" w:cstheme="minorHAnsi"/>
+          <w:color w:val="000000"/>
+          <w:lang w:eastAsia="ca-ES"/>
+        </w:rPr>
+        <w:t xml:space="preserve"> </w:t>
+      </w:r>
+      <w:r>
+        <w:rPr>
+          <w:rFonts w:eastAsia="Times New Roman" w:cstheme="minorHAnsi"/>
+          <w:color w:val="000000"/>
+          <w:lang w:eastAsia="ca-ES"/>
+        </w:rPr>
+        <w:t xml:space="preserve">species </w:t>
+      </w:r>
+      <w:r>
+        <w:rPr>
+          <w:rFonts w:eastAsia="Times New Roman" w:cstheme="minorHAnsi"/>
+          <w:color w:val="000000"/>
+          <w:lang w:eastAsia="ca-ES"/>
+        </w:rPr>
+        <w:t>had</w:t>
+      </w:r>
+      <w:r>
+        <w:rPr>
+          <w:rFonts w:eastAsia="Times New Roman" w:cstheme="minorHAnsi"/>
+          <w:color w:val="000000"/>
+          <w:lang w:eastAsia="ca-ES"/>
+        </w:rPr>
+        <w:t xml:space="preserve"> two </w:t>
+      </w:r>
+      <w:r>
+        <w:rPr>
+          <w:rFonts w:eastAsia="Times New Roman" w:cstheme="minorHAnsi"/>
+          <w:color w:val="000000"/>
+          <w:lang w:eastAsia="ca-ES"/>
+        </w:rPr>
+        <w:t xml:space="preserve">differential </w:t>
+      </w:r>
+      <w:r>
+        <w:rPr>
+          <w:rFonts w:eastAsia="Times New Roman" w:cstheme="minorHAnsi"/>
+          <w:color w:val="000000"/>
+          <w:lang w:eastAsia="ca-ES"/>
+        </w:rPr>
+        <w:t xml:space="preserve">optimal </w:t>
+      </w:r>
+      <w:r>
+        <w:rPr>
+          <w:rFonts w:eastAsia="Times New Roman" w:cstheme="minorHAnsi"/>
+          <w:color w:val="000000"/>
+          <w:lang w:eastAsia="ca-ES"/>
+        </w:rPr>
+        <w:t xml:space="preserve">germination </w:t>
+      </w:r>
+      <w:r>
+        <w:rPr>
+          <w:rFonts w:eastAsia="Times New Roman" w:cstheme="minorHAnsi"/>
+          <w:color w:val="000000"/>
+          <w:lang w:eastAsia="ca-ES"/>
+        </w:rPr>
+        <w:t>temperatures</w:t>
+      </w:r>
+      <w:r>
+        <w:rPr>
+          <w:rFonts w:eastAsia="Times New Roman" w:cstheme="minorHAnsi"/>
+          <w:color w:val="000000"/>
+          <w:lang w:eastAsia="ca-ES"/>
+        </w:rPr>
+        <w:t xml:space="preserve">: </w:t>
+      </w:r>
+      <w:r>
+        <w:rPr>
+          <w:rFonts w:eastAsia="Times New Roman" w:cstheme="minorHAnsi"/>
+          <w:color w:val="000000"/>
+          <w:lang w:eastAsia="ca-ES"/>
+        </w:rPr>
+        <w:t xml:space="preserve">some with </w:t>
+      </w:r>
+      <w:r>
+        <w:rPr>
+          <w:rFonts w:eastAsia="Times New Roman" w:cstheme="minorHAnsi"/>
+          <w:color w:val="000000"/>
+          <w:lang w:eastAsia="ca-ES"/>
+        </w:rPr>
+        <w:t>cold</w:t>
+      </w:r>
+      <w:r>
+        <w:rPr>
+          <w:rFonts w:eastAsia="Times New Roman" w:cstheme="minorHAnsi"/>
+          <w:color w:val="000000"/>
+          <w:lang w:eastAsia="ca-ES"/>
+        </w:rPr>
+        <w:t xml:space="preserve"> </w:t>
+      </w:r>
+      <w:r>
+        <w:rPr>
+          <w:rFonts w:eastAsia="Times New Roman" w:cstheme="minorHAnsi"/>
+          <w:color w:val="000000"/>
+          <w:lang w:eastAsia="ca-ES"/>
+        </w:rPr>
+        <w:t>preference while other preferred</w:t>
+      </w:r>
+      <w:r>
+        <w:rPr>
+          <w:rFonts w:eastAsia="Times New Roman" w:cstheme="minorHAnsi"/>
+          <w:color w:val="000000"/>
+          <w:lang w:eastAsia="ca-ES"/>
+        </w:rPr>
+        <w:t xml:space="preserve"> warm</w:t>
+      </w:r>
+      <w:r>
+        <w:rPr>
+          <w:rFonts w:eastAsia="Times New Roman" w:cstheme="minorHAnsi"/>
+          <w:color w:val="000000"/>
+          <w:lang w:eastAsia="ca-ES"/>
+        </w:rPr>
+        <w:t xml:space="preserve"> </w:t>
+      </w:r>
+      <w:r>
+        <w:rPr>
+          <w:rFonts w:eastAsia="Times New Roman" w:cstheme="minorHAnsi"/>
+          <w:color w:val="000000"/>
+          <w:lang w:eastAsia="ca-ES"/>
+        </w:rPr>
+        <w:t>temperatures</w:t>
+      </w:r>
+      <w:r>
+        <w:rPr>
+          <w:rFonts w:eastAsia="Times New Roman" w:cstheme="minorHAnsi"/>
+          <w:color w:val="000000"/>
+          <w:lang w:eastAsia="ca-ES"/>
+        </w:rPr>
+        <w:t xml:space="preserve">. </w:t>
+      </w:r>
+      <w:r>
+        <w:rPr>
+          <w:rFonts w:eastAsia="Times New Roman" w:cstheme="minorHAnsi"/>
+          <w:color w:val="000000"/>
+          <w:lang w:eastAsia="ca-ES"/>
+        </w:rPr>
+        <w:t xml:space="preserve">Consequently, we subdivided the species </w:t>
+      </w:r>
+      <w:r>
+        <w:rPr>
+          <w:rFonts w:eastAsia="Times New Roman" w:cstheme="minorHAnsi"/>
+          <w:color w:val="000000"/>
+          <w:lang w:eastAsia="ca-ES"/>
+        </w:rPr>
         <w:lastRenderedPageBreak/>
-        <w:t>(referred to as “</w:t>
-      </w:r>
-      <w:r>
-        <w:rPr>
-          <w:rFonts w:eastAsia="Times New Roman" w:cstheme="minorHAnsi"/>
-          <w:color w:val="000000"/>
-          <w:lang w:eastAsia="ca-ES"/>
-        </w:rPr>
-        <w:t>Control</w:t>
-      </w:r>
-      <w:r>
-        <w:rPr>
-          <w:rFonts w:eastAsia="Times New Roman" w:cstheme="minorHAnsi"/>
-          <w:color w:val="000000"/>
-          <w:lang w:eastAsia="ca-ES"/>
-        </w:rPr>
-        <w:t>”)</w:t>
-      </w:r>
-      <w:r>
-        <w:rPr>
-          <w:rFonts w:eastAsia="Times New Roman" w:cstheme="minorHAnsi"/>
-          <w:color w:val="000000"/>
-          <w:lang w:eastAsia="ca-ES"/>
-        </w:rPr>
-        <w:t>, (2</w:t>
-      </w:r>
-      <w:r>
-        <w:rPr>
-          <w:rFonts w:eastAsia="Times New Roman" w:cstheme="minorHAnsi"/>
-          <w:color w:val="000000"/>
-          <w:lang w:eastAsia="ca-ES"/>
-        </w:rPr>
+        <w:t>into</w:t>
+      </w:r>
+      <w:r>
+        <w:rPr>
+          <w:rFonts w:eastAsia="Times New Roman" w:cstheme="minorHAnsi"/>
+          <w:color w:val="000000"/>
+          <w:lang w:eastAsia="ca-ES"/>
+        </w:rPr>
+        <w:t xml:space="preserve"> two temperature regimes</w:t>
+      </w:r>
+      <w:r>
+        <w:rPr>
+          <w:rFonts w:eastAsia="Times New Roman" w:cstheme="minorHAnsi"/>
+          <w:color w:val="000000"/>
+          <w:lang w:eastAsia="ca-ES"/>
+        </w:rPr>
+        <w:t xml:space="preserve"> </w:t>
+      </w:r>
+      <w:r>
+        <w:rPr>
+          <w:rFonts w:eastAsia="Times New Roman" w:cstheme="minorHAnsi"/>
+          <w:color w:val="000000"/>
+          <w:lang w:eastAsia="ca-ES"/>
+        </w:rPr>
+        <w:t xml:space="preserve">and </w:t>
+      </w:r>
+      <w:r>
+        <w:rPr>
+          <w:rFonts w:eastAsia="Times New Roman" w:cstheme="minorHAnsi"/>
+          <w:color w:val="000000"/>
+          <w:lang w:eastAsia="ca-ES"/>
+        </w:rPr>
+        <w:t>programmed</w:t>
+      </w:r>
+      <w:r>
+        <w:rPr>
+          <w:rFonts w:eastAsia="Times New Roman" w:cstheme="minorHAnsi"/>
+          <w:color w:val="000000"/>
+          <w:lang w:eastAsia="ca-ES"/>
+        </w:rPr>
+        <w:t xml:space="preserve"> in </w:t>
+      </w:r>
+      <w:r>
+        <w:rPr>
+          <w:rFonts w:eastAsia="Times New Roman" w:cstheme="minorHAnsi"/>
+          <w:color w:val="000000"/>
+          <w:lang w:eastAsia="ca-ES"/>
+        </w:rPr>
+        <w:t>four</w:t>
+      </w:r>
+      <w:r>
+        <w:rPr>
+          <w:rFonts w:eastAsia="Times New Roman" w:cstheme="minorHAnsi"/>
+          <w:color w:val="000000"/>
+          <w:lang w:eastAsia="ca-ES"/>
+        </w:rPr>
+        <w:t xml:space="preserve"> </w:t>
+      </w:r>
+      <w:r>
+        <w:rPr>
+          <w:rFonts w:eastAsia="Times New Roman" w:cstheme="minorHAnsi"/>
+          <w:color w:val="000000"/>
+          <w:lang w:eastAsia="ca-ES"/>
+        </w:rPr>
+        <w:t>different</w:t>
+      </w:r>
+      <w:r>
+        <w:rPr>
+          <w:rFonts w:eastAsia="Times New Roman" w:cstheme="minorHAnsi"/>
+          <w:color w:val="000000"/>
+          <w:lang w:eastAsia="ca-ES"/>
+        </w:rPr>
+        <w:t xml:space="preserve"> climatic</w:t>
+      </w:r>
+      <w:r>
+        <w:rPr>
+          <w:rFonts w:eastAsia="Times New Roman" w:cstheme="minorHAnsi"/>
+          <w:color w:val="000000"/>
+          <w:lang w:eastAsia="ca-ES"/>
+        </w:rPr>
+        <w:t xml:space="preserve"> chambers</w:t>
+      </w:r>
+      <w:r>
+        <w:rPr>
+          <w:rFonts w:eastAsia="Times New Roman" w:cstheme="minorHAnsi"/>
+          <w:color w:val="000000"/>
+          <w:lang w:eastAsia="ca-ES"/>
+        </w:rPr>
+        <w:t xml:space="preserve"> </w:t>
+      </w:r>
+      <w:r>
+        <w:rPr>
+          <w:rFonts w:eastAsia="Times New Roman" w:cstheme="minorHAnsi"/>
+          <w:color w:val="000000"/>
+          <w:lang w:eastAsia="ca-ES"/>
+        </w:rPr>
+        <w:t>i.e. there</w:t>
+      </w:r>
+      <w:r>
+        <w:rPr>
+          <w:rFonts w:eastAsia="Times New Roman" w:cstheme="minorHAnsi"/>
+          <w:color w:val="000000"/>
+          <w:lang w:eastAsia="ca-ES"/>
+        </w:rPr>
+        <w:t xml:space="preserve"> were</w:t>
+      </w:r>
+      <w:r>
+        <w:rPr>
+          <w:rFonts w:eastAsia="Times New Roman" w:cstheme="minorHAnsi"/>
+          <w:color w:val="000000"/>
+          <w:lang w:eastAsia="ca-ES"/>
+        </w:rPr>
+        <w:t xml:space="preserve"> two constant</w:t>
+      </w:r>
+      <w:r>
+        <w:rPr>
+          <w:rFonts w:eastAsia="Times New Roman" w:cstheme="minorHAnsi"/>
+          <w:color w:val="000000"/>
+          <w:lang w:eastAsia="ca-ES"/>
+        </w:rPr>
+        <w:t xml:space="preserve"> (10</w:t>
+      </w:r>
+      <w:r>
+        <w:rPr>
+          <w:rFonts w:eastAsia="Times New Roman" w:cstheme="minorHAnsi"/>
+          <w:color w:val="000000"/>
+          <w:lang w:eastAsia="ca-ES"/>
+        </w:rPr>
+        <w:t>ºC</w:t>
+      </w:r>
+      <w:r>
+        <w:rPr>
+          <w:rFonts w:eastAsia="Times New Roman" w:cstheme="minorHAnsi"/>
+          <w:color w:val="000000"/>
+          <w:lang w:eastAsia="ca-ES"/>
+        </w:rPr>
+        <w:t xml:space="preserve"> vs 17 ºC)</w:t>
+      </w:r>
+      <w:r>
+        <w:rPr>
+          <w:rFonts w:eastAsia="Times New Roman" w:cstheme="minorHAnsi"/>
+          <w:color w:val="000000"/>
+          <w:lang w:eastAsia="ca-ES"/>
+        </w:rPr>
+        <w:t xml:space="preserve"> and two alternating temperature regimes</w:t>
+      </w:r>
+      <w:r>
+        <w:rPr>
+          <w:rFonts w:eastAsia="Times New Roman" w:cstheme="minorHAnsi"/>
+          <w:color w:val="000000"/>
+          <w:lang w:eastAsia="ca-ES"/>
+        </w:rPr>
+        <w:t>(15 - 5 ºC vs (22 - 12ºC)</w:t>
+      </w:r>
+      <w:r>
+        <w:rPr>
+          <w:rFonts w:eastAsia="Times New Roman" w:cstheme="minorHAnsi"/>
+          <w:color w:val="000000"/>
+          <w:lang w:eastAsia="ca-ES"/>
+        </w:rPr>
+        <w:t>.</w:t>
+      </w:r>
+      <w:r>
+        <w:rPr>
+          <w:rFonts w:eastAsia="Times New Roman" w:cstheme="minorHAnsi"/>
+          <w:color w:val="000000"/>
+          <w:lang w:eastAsia="ca-ES"/>
+        </w:rPr>
+        <w:t xml:space="preserve"> </w:t>
+      </w:r>
+      <w:r>
+        <w:rPr>
+          <w:rFonts w:eastAsia="Times New Roman" w:cstheme="minorHAnsi"/>
+          <w:color w:val="000000"/>
+          <w:lang w:eastAsia="ca-ES"/>
+        </w:rPr>
+        <w:t xml:space="preserve">Once the </w:t>
+      </w:r>
+      <w:proofErr w:type="spellStart"/>
+      <w:r>
+        <w:rPr>
+          <w:rFonts w:eastAsia="Times New Roman" w:cstheme="minorHAnsi"/>
+          <w:color w:val="000000"/>
+          <w:lang w:eastAsia="ca-ES"/>
+        </w:rPr>
+        <w:t>pretreatment</w:t>
+      </w:r>
+      <w:proofErr w:type="spellEnd"/>
+      <w:r>
+        <w:rPr>
+          <w:rFonts w:eastAsia="Times New Roman" w:cstheme="minorHAnsi"/>
+          <w:color w:val="000000"/>
+          <w:lang w:eastAsia="ca-ES"/>
+        </w:rPr>
+        <w:t xml:space="preserve"> ended</w:t>
+      </w:r>
+      <w:r>
+        <w:rPr>
+          <w:rFonts w:eastAsia="Times New Roman" w:cstheme="minorHAnsi"/>
+          <w:color w:val="000000"/>
+          <w:lang w:eastAsia="ca-ES"/>
+        </w:rPr>
+        <w:t xml:space="preserve">, </w:t>
+      </w:r>
+      <w:r>
+        <w:rPr>
+          <w:rFonts w:eastAsia="Times New Roman" w:cstheme="minorHAnsi"/>
+          <w:color w:val="000000"/>
+          <w:lang w:eastAsia="ca-ES"/>
+        </w:rPr>
+        <w:t>n</w:t>
+      </w:r>
+      <w:r>
+        <w:rPr>
+          <w:rFonts w:eastAsia="Times New Roman" w:cstheme="minorHAnsi"/>
+          <w:color w:val="000000"/>
+          <w:lang w:eastAsia="ca-ES"/>
+        </w:rPr>
+        <w:t xml:space="preserve">on-germinated </w:t>
+      </w:r>
+      <w:r>
+        <w:rPr>
+          <w:rFonts w:eastAsia="Times New Roman" w:cstheme="minorHAnsi"/>
+          <w:color w:val="000000"/>
+          <w:lang w:eastAsia="ca-ES"/>
+        </w:rPr>
+        <w:t>seed</w:t>
+      </w:r>
+      <w:r>
+        <w:rPr>
+          <w:rFonts w:eastAsia="Times New Roman" w:cstheme="minorHAnsi"/>
+          <w:color w:val="000000"/>
+          <w:lang w:eastAsia="ca-ES"/>
+        </w:rPr>
+        <w:t>s</w:t>
+      </w:r>
+      <w:r>
+        <w:rPr>
+          <w:rFonts w:eastAsia="Times New Roman" w:cstheme="minorHAnsi"/>
+          <w:color w:val="000000"/>
+          <w:lang w:eastAsia="ca-ES"/>
+        </w:rPr>
+        <w:t xml:space="preserve"> </w:t>
+      </w:r>
+      <w:proofErr w:type="gramStart"/>
+      <w:r>
+        <w:rPr>
+          <w:rFonts w:eastAsia="Times New Roman" w:cstheme="minorHAnsi"/>
+          <w:color w:val="000000"/>
+          <w:lang w:eastAsia="ca-ES"/>
+        </w:rPr>
+        <w:t>were</w:t>
+      </w:r>
+      <w:r>
+        <w:rPr>
+          <w:rFonts w:eastAsia="Times New Roman" w:cstheme="minorHAnsi"/>
+          <w:color w:val="000000"/>
+          <w:lang w:eastAsia="ca-ES"/>
+        </w:rPr>
+        <w:t xml:space="preserve"> transferred to </w:t>
+      </w:r>
+      <w:r>
+        <w:rPr>
+          <w:rFonts w:eastAsia="Times New Roman" w:cstheme="minorHAnsi"/>
+          <w:color w:val="000000"/>
+          <w:lang w:eastAsia="ca-ES"/>
+        </w:rPr>
+        <w:t xml:space="preserve">new </w:t>
+      </w:r>
+      <w:r>
+        <w:t>90 mm Ø Petri dishes with two layers of filter paper (</w:t>
+      </w:r>
+      <w:proofErr w:type="spellStart"/>
+      <w:r>
+        <w:rPr>
+          <w:rFonts w:eastAsia="Times New Roman" w:cstheme="minorHAnsi"/>
+          <w:color w:val="000000"/>
+          <w:lang w:eastAsia="ca-ES"/>
+        </w:rPr>
+        <w:t>Filtros</w:t>
+      </w:r>
+      <w:proofErr w:type="spellEnd"/>
+      <w:r>
+        <w:rPr>
+          <w:rFonts w:eastAsia="Times New Roman" w:cstheme="minorHAnsi"/>
+          <w:color w:val="000000"/>
+          <w:lang w:eastAsia="ca-ES"/>
+        </w:rPr>
+        <w:t xml:space="preserve"> </w:t>
+      </w:r>
+      <w:proofErr w:type="spellStart"/>
+      <w:r>
+        <w:rPr>
+          <w:rFonts w:eastAsia="Times New Roman" w:cstheme="minorHAnsi"/>
+          <w:color w:val="000000"/>
+          <w:lang w:eastAsia="ca-ES"/>
+        </w:rPr>
+        <w:t>Anoia</w:t>
+      </w:r>
+      <w:proofErr w:type="spellEnd"/>
+      <w:r>
+        <w:rPr>
+          <w:rFonts w:eastAsia="Times New Roman" w:cstheme="minorHAnsi"/>
+          <w:color w:val="000000"/>
+          <w:lang w:eastAsia="ca-ES"/>
+        </w:rPr>
+        <w:t xml:space="preserve"> S.A. paper for germination assays, Ref.518G085</w:t>
+      </w:r>
+      <w:r>
+        <w:t>)</w:t>
+      </w:r>
+      <w:r>
+        <w:t xml:space="preserve"> and sealed with </w:t>
+      </w:r>
+      <w:proofErr w:type="spellStart"/>
+      <w:r>
+        <w:t>parafilm</w:t>
+      </w:r>
+      <w:proofErr w:type="spellEnd"/>
+      <w:proofErr w:type="gramEnd"/>
+      <w:r>
+        <w:t>.</w:t>
+      </w:r>
+      <w:r>
+        <w:t xml:space="preserve"> </w:t>
+      </w:r>
+      <w:r>
+        <w:t xml:space="preserve">Firstly, </w:t>
+      </w:r>
+      <w:r>
+        <w:t xml:space="preserve">we transferred </w:t>
+      </w:r>
+      <w:r>
+        <w:t xml:space="preserve">the </w:t>
+      </w:r>
+      <w:r>
+        <w:t>seed</w:t>
+      </w:r>
+      <w:r>
+        <w:t>s</w:t>
+      </w:r>
+      <w:r>
+        <w:t xml:space="preserve"> for </w:t>
+      </w:r>
+      <w:r>
+        <w:t>Darkness</w:t>
+      </w:r>
+      <w:r>
+        <w:t xml:space="preserve"> treatment, </w:t>
+      </w:r>
+      <w:r>
+        <w:t xml:space="preserve">added 6ml of distilled water, sealed with </w:t>
+      </w:r>
+      <w:proofErr w:type="spellStart"/>
+      <w:r>
+        <w:t>parafilm</w:t>
+      </w:r>
+      <w:proofErr w:type="spellEnd"/>
+      <w:r>
+        <w:t xml:space="preserve"> </w:t>
+      </w:r>
+      <w:r>
+        <w:t xml:space="preserve">and </w:t>
+      </w:r>
+      <w:r>
+        <w:t>immediately</w:t>
+      </w:r>
+      <w:r>
+        <w:t xml:space="preserve"> cover them with two layers aluminium foil</w:t>
+      </w:r>
+      <w:r>
+        <w:t xml:space="preserve">. </w:t>
+      </w:r>
+      <w:r>
+        <w:t xml:space="preserve">Next, we transfer the seeds for the </w:t>
+      </w:r>
+      <w:r>
+        <w:t>Water stress</w:t>
+      </w:r>
+      <w:r>
+        <w:t xml:space="preserve"> </w:t>
+      </w:r>
+      <w:r>
+        <w:t>treatme</w:t>
+      </w:r>
+      <w:r>
+        <w:t>nt</w:t>
+      </w:r>
+      <w:r>
+        <w:t xml:space="preserve">, where instead of distilled water we added 6ml of </w:t>
+      </w:r>
+      <w:r>
+        <w:t>a polyethylene solution (PEG</w:t>
+      </w:r>
+      <w:r>
+        <w:t xml:space="preserve"> 6000</w:t>
+      </w:r>
+      <w:r>
         <w:t xml:space="preserve">) </w:t>
       </w:r>
       <w:r>
-        <w:rPr>
-          <w:rFonts w:eastAsia="Times New Roman" w:cstheme="minorHAnsi"/>
-          <w:color w:val="000000"/>
-          <w:lang w:eastAsia="ca-ES"/>
-        </w:rPr>
-        <w:t xml:space="preserve">alternating temperatures and constant darkness (referred to as “Darkness”), (3) alternating temperature, water stress and 12h photoperiod (referred to as “Water stress”) and (4) </w:t>
-      </w:r>
-      <w:r>
-        <w:rPr>
-          <w:rFonts w:eastAsia="Times New Roman" w:cstheme="minorHAnsi"/>
-          <w:color w:val="000000"/>
-          <w:lang w:eastAsia="ca-ES"/>
-        </w:rPr>
-        <w:t xml:space="preserve">constant temperatures and </w:t>
-      </w:r>
-      <w:r>
-        <w:rPr>
-          <w:rFonts w:eastAsia="Times New Roman" w:cstheme="minorHAnsi"/>
-          <w:color w:val="000000"/>
-          <w:lang w:eastAsia="ca-ES"/>
-        </w:rPr>
-        <w:t xml:space="preserve">12h photoperiod </w:t>
-      </w:r>
-      <w:r>
-        <w:rPr>
-          <w:rFonts w:eastAsia="Times New Roman" w:cstheme="minorHAnsi"/>
-          <w:color w:val="000000"/>
-          <w:lang w:eastAsia="ca-ES"/>
-        </w:rPr>
-        <w:t>(referred to as “</w:t>
-      </w:r>
-      <w:r>
-        <w:rPr>
-          <w:rFonts w:eastAsia="Times New Roman" w:cstheme="minorHAnsi"/>
-          <w:color w:val="000000"/>
-          <w:lang w:eastAsia="ca-ES"/>
-        </w:rPr>
-        <w:t>Constant Temperature</w:t>
-      </w:r>
-      <w:r>
-        <w:rPr>
-          <w:rFonts w:eastAsia="Times New Roman" w:cstheme="minorHAnsi"/>
-          <w:color w:val="000000"/>
-          <w:lang w:eastAsia="ca-ES"/>
-        </w:rPr>
-        <w:t>”</w:t>
-      </w:r>
-      <w:r>
-        <w:rPr>
-          <w:rFonts w:eastAsia="Times New Roman" w:cstheme="minorHAnsi"/>
-          <w:color w:val="000000"/>
-          <w:lang w:eastAsia="ca-ES"/>
-        </w:rPr>
-        <w:t>)</w:t>
-      </w:r>
-      <w:r>
-        <w:rPr>
-          <w:rFonts w:eastAsia="Times New Roman" w:cstheme="minorHAnsi"/>
-          <w:color w:val="000000"/>
-          <w:lang w:eastAsia="ca-ES"/>
-        </w:rPr>
-        <w:t>.</w:t>
-      </w:r>
-      <w:r>
-        <w:rPr>
-          <w:rFonts w:eastAsia="Times New Roman" w:cstheme="minorHAnsi"/>
-          <w:color w:val="000000"/>
-          <w:lang w:eastAsia="ca-ES"/>
-        </w:rPr>
+        <w:t xml:space="preserve">to simulate a -0.6 </w:t>
+      </w:r>
+      <w:proofErr w:type="spellStart"/>
+      <w:r>
+        <w:t>Mpa</w:t>
+      </w:r>
+      <w:proofErr w:type="spellEnd"/>
+      <w:r>
+        <w:t xml:space="preserve"> of water potential</w:t>
+      </w:r>
+      <w:r>
+        <w:t xml:space="preserve"> and sealed with </w:t>
+      </w:r>
+      <w:proofErr w:type="spellStart"/>
+      <w:r>
+        <w:t>parafilm</w:t>
+      </w:r>
+      <w:proofErr w:type="spellEnd"/>
+      <w:r>
+        <w:t xml:space="preserve">. </w:t>
+      </w:r>
+      <w:r>
+        <w:t xml:space="preserve">As </w:t>
+      </w:r>
+      <w:r>
+        <w:t>PEG solutions depend on experimental temperatures, t</w:t>
+      </w:r>
+      <w:r>
+        <w:t xml:space="preserve">wo </w:t>
+      </w:r>
+      <w:r>
+        <w:t xml:space="preserve">PEG solutions </w:t>
+      </w:r>
+      <w:r>
+        <w:t xml:space="preserve">were prepared </w:t>
+      </w:r>
+      <w:r>
+        <w:t xml:space="preserve">according to </w:t>
+      </w:r>
+      <w:r>
+        <w:fldChar w:fldCharType="begin" w:fldLock="1"/>
+      </w:r>
+      <w:r>
+        <w:instrText>ADDIN CSL_CITATION {"citationItems":[{"id":"ITEM-1","itemData":{"author":[{"dropping-particle":"","family":"Michel","given":"Burlyn E","non-dropping-particle":"","parse-names":false,"suffix":""},{"dropping-particle":"","family":"Kaufmann","given":"Merrill R","non-dropping-particle":"","parse-names":false,"suffix":""}],"id":"ITEM-1","issued":{"date-parts":[["1973"]]},"page":"914-916","title":"The Osmotic Potential of Polyethylene Glycol 60001","type":"article-journal"},"uris":["http://www.mendeley.com/documents/?uuid=5dcd3d1a-bbf4-4c97-b53e-728b84b2c212","http://www.mendeley.com/documents/?uuid=8bae9792-5df1-46d8-a9f4-b2080aa2e458"]}],"mendeley":{"formattedCitation":"(Michel &amp; Kaufmann 1973)","manualFormatting":"Michel &amp; Kaufmann (1973)","plainTextFormattedCitation":"(Michel &amp; Kaufmann 1973)","previouslyFormattedCitation":"(Michel &amp; Kaufmann 1973)"},"properties":{"noteIndex":0},"schema":"https://github.com/citation-style-language/schema/raw/master/csl-citation.json"}</w:instrText>
+      </w:r>
+      <w:r>
+        <w:fldChar w:fldCharType="separate"/>
+      </w:r>
+      <w:r>
+        <w:rPr>
+          <w:noProof/>
+        </w:rPr>
+        <w:t>Michel &amp; Kaufmann (1973)</w:t>
+      </w:r>
+      <w:r>
+        <w:fldChar w:fldCharType="end"/>
+      </w:r>
+      <w:r>
+        <w:t xml:space="preserve"> and </w:t>
+      </w:r>
+      <w:r>
+        <w:fldChar w:fldCharType="begin" w:fldLock="1"/>
+      </w:r>
+      <w:r>
+        <w:instrText>ADDIN CSL_CITATION {"citationItems":[{"id":"ITEM-1","itemData":{"ISBN":"1678-3921","ISSN":"1678-3921","abstract":"Um expressivo número de pesquisas vem sendo desenvolvido na área de pré-condicionamento em sementes. Na busca de contribuir com os técnicos envolvidos em pes­quisas nesta área, procurou-se através da inter-relação entre a Termodinâmica e a Tecnologia de Sementes caracterizar potenciais hídrico, osmótico, mátrico e de pressão e, a partir do tra­balho de Michel &amp; Kaufmann (1973), construir uma tabela associando potencial osmótico, concentração de polietileno glicol 6000 e temperatura.","author":[{"dropping-particle":"","family":"Villela","given":"Francisco Amaral","non-dropping-particle":"","parse-names":false,"suffix":""},{"dropping-particle":"","family":"Doni Filho","given":"Luiz","non-dropping-particle":"","parse-names":false,"suffix":""},{"dropping-particle":"","family":"Sequeira","given":"Eliseo Lecrerc","non-dropping-particle":"","parse-names":false,"suffix":""}],"container-title":"Pesquisa Agropecuária Brasileira","id":"ITEM-1","issue":"11/12","issued":{"date-parts":[["1991"]]},"page":"1957-1968","title":"Tabela de potencial osmótico em função da concentração de polietileno glicol 6.000 e da temperatura","type":"article-journal","volume":"26"},"uris":["http://www.mendeley.com/documents/?uuid=309ba047-c4bd-4f3c-8de0-e44ba85df0c4"]}],"mendeley":{"formattedCitation":"(Villela et al. 1991)","manualFormatting":"Villela et al. (1991)","plainTextFormattedCitation":"(Villela et al. 1991)","previouslyFormattedCitation":"(Villela et al. 1991)"},"properties":{"noteIndex":0},"schema":"https://github.com/citation-style-language/schema/raw/master/csl-citation.json"}</w:instrText>
+      </w:r>
+      <w:r>
+        <w:fldChar w:fldCharType="separate"/>
+      </w:r>
+      <w:r>
+        <w:rPr>
+          <w:noProof/>
+        </w:rPr>
+        <w:t xml:space="preserve">Villela et al. </w:t>
+      </w:r>
+      <w:r>
+        <w:rPr>
+          <w:noProof/>
+        </w:rPr>
+        <w:t>(</w:t>
+      </w:r>
+      <w:r>
+        <w:rPr>
+          <w:noProof/>
+        </w:rPr>
+        <w:t>1991)</w:t>
+      </w:r>
+      <w:r>
+        <w:fldChar w:fldCharType="end"/>
+      </w:r>
+      <w:r>
+        <w:t xml:space="preserve"> to reach desired osmotic potentials at </w:t>
+      </w:r>
+      <w:r>
+        <w:t xml:space="preserve">10 ºC </w:t>
+      </w:r>
+      <w:r>
+        <w:t xml:space="preserve">and </w:t>
+      </w:r>
+      <w:r>
+        <w:t>17</w:t>
+      </w:r>
+      <w:r>
+        <w:t>ºC</w:t>
+      </w:r>
+      <w:r>
         <w:t xml:space="preserve"> </w:t>
       </w:r>
       <w:r>
-        <w:rPr>
-          <w:rFonts w:eastAsia="Times New Roman" w:cstheme="minorHAnsi"/>
-          <w:color w:val="000000"/>
-          <w:lang w:eastAsia="ca-ES"/>
-        </w:rPr>
-        <w:t>Pre</w:t>
-      </w:r>
-      <w:r>
-        <w:rPr>
-          <w:rFonts w:eastAsia="Times New Roman" w:cstheme="minorHAnsi"/>
-          <w:color w:val="000000"/>
-          <w:lang w:eastAsia="ca-ES"/>
-        </w:rPr>
-        <w:t>ceding</w:t>
-      </w:r>
-      <w:r>
-        <w:rPr>
-          <w:rFonts w:eastAsia="Times New Roman" w:cstheme="minorHAnsi"/>
-          <w:color w:val="000000"/>
-          <w:lang w:eastAsia="ca-ES"/>
-        </w:rPr>
+        <w:t xml:space="preserve">depending on species optimal germination temperature. </w:t>
+      </w:r>
+      <w:r>
         <w:t xml:space="preserve"> </w:t>
       </w:r>
       <w:r>
-        <w:rPr>
-          <w:rFonts w:eastAsia="Times New Roman" w:cstheme="minorHAnsi"/>
-          <w:color w:val="000000"/>
-          <w:lang w:eastAsia="ca-ES"/>
-        </w:rPr>
-        <w:t xml:space="preserve">germination research </w:t>
-      </w:r>
-      <w:r>
-        <w:rPr>
-          <w:rFonts w:eastAsia="Times New Roman" w:cstheme="minorHAnsi"/>
-          <w:color w:val="000000"/>
-          <w:lang w:eastAsia="ca-ES"/>
-        </w:rPr>
-        <w:t xml:space="preserve">by </w:t>
-      </w:r>
-      <w:r>
-        <w:rPr>
-          <w:rFonts w:eastAsia="Times New Roman" w:cstheme="minorHAnsi"/>
-          <w:color w:val="000000"/>
-          <w:highlight w:val="yellow"/>
-          <w:lang w:eastAsia="ca-ES"/>
-        </w:rPr>
-        <w:t xml:space="preserve">Espinosa </w:t>
+        <w:t xml:space="preserve">Finally, </w:t>
+      </w:r>
+      <w:r>
+        <w:t>the rest of the seed</w:t>
+      </w:r>
+      <w:r>
+        <w:t>s</w:t>
+      </w:r>
+      <w:r>
+        <w:t xml:space="preserve"> </w:t>
       </w:r>
       <w:proofErr w:type="gramStart"/>
       <w:r>
-        <w:rPr>
-          <w:rFonts w:eastAsia="Times New Roman" w:cstheme="minorHAnsi"/>
-          <w:color w:val="000000"/>
-          <w:highlight w:val="yellow"/>
-          <w:lang w:eastAsia="ca-ES"/>
-        </w:rPr>
-        <w:t>del</w:t>
+        <w:t>were divided</w:t>
       </w:r>
       <w:proofErr w:type="gramEnd"/>
       <w:r>
-        <w:rPr>
-          <w:rFonts w:eastAsia="Times New Roman" w:cstheme="minorHAnsi"/>
-          <w:color w:val="000000"/>
-          <w:highlight w:val="yellow"/>
-          <w:lang w:eastAsia="ca-ES"/>
-        </w:rPr>
-        <w:t xml:space="preserve"> Alba et al. 2025</w:t>
-      </w:r>
-      <w:r>
-        <w:rPr>
-          <w:rFonts w:eastAsia="Times New Roman" w:cstheme="minorHAnsi"/>
-          <w:color w:val="000000"/>
-          <w:lang w:eastAsia="ca-ES"/>
-        </w:rPr>
-        <w:t xml:space="preserve"> found </w:t>
-      </w:r>
-      <w:r>
-        <w:rPr>
-          <w:rFonts w:eastAsia="Times New Roman" w:cstheme="minorHAnsi"/>
-          <w:color w:val="000000"/>
-          <w:lang w:eastAsia="ca-ES"/>
-        </w:rPr>
-        <w:t xml:space="preserve">that </w:t>
-      </w:r>
-      <w:r>
-        <w:rPr>
-          <w:rFonts w:eastAsia="Times New Roman" w:cstheme="minorHAnsi"/>
-          <w:color w:val="000000"/>
-          <w:lang w:eastAsia="ca-ES"/>
-        </w:rPr>
-        <w:t>a similar set of</w:t>
-      </w:r>
-      <w:r>
-        <w:rPr>
-          <w:rFonts w:eastAsia="Times New Roman" w:cstheme="minorHAnsi"/>
+        <w:t xml:space="preserve"> between </w:t>
+      </w:r>
+      <w:r>
+        <w:t>control</w:t>
+      </w:r>
+      <w:r>
+        <w:t xml:space="preserve"> and constant</w:t>
+      </w:r>
+      <w:r>
+        <w:t xml:space="preserve"> temperature</w:t>
+      </w:r>
+      <w:r>
+        <w:t xml:space="preserve"> treatments</w:t>
+      </w:r>
+      <w:r>
+        <w:t xml:space="preserve">, </w:t>
+      </w:r>
+      <w:r>
+        <w:t xml:space="preserve">added 6ml of distilled water and sealed with </w:t>
+      </w:r>
+      <w:proofErr w:type="spellStart"/>
+      <w:r>
+        <w:t>parafilm</w:t>
+      </w:r>
+      <w:proofErr w:type="spellEnd"/>
+      <w:r>
+        <w:t xml:space="preserve">. </w:t>
+      </w:r>
+      <w:r>
+        <w:rPr>
+          <w:rFonts w:cstheme="minorHAnsi"/>
+        </w:rPr>
+        <w:t xml:space="preserve">We checked </w:t>
+      </w:r>
+      <w:r>
+        <w:rPr>
+          <w:rFonts w:cstheme="minorHAnsi"/>
+        </w:rPr>
+        <w:t xml:space="preserve">germination </w:t>
+      </w:r>
+      <w:r>
+        <w:rPr>
+          <w:rFonts w:cstheme="minorHAnsi"/>
+        </w:rPr>
+        <w:t xml:space="preserve">right after cold stratification </w:t>
+      </w:r>
+      <w:proofErr w:type="spellStart"/>
+      <w:r>
+        <w:rPr>
+          <w:rFonts w:cstheme="minorHAnsi"/>
+        </w:rPr>
+        <w:t>pretreatment</w:t>
+      </w:r>
+      <w:proofErr w:type="spellEnd"/>
+      <w:r>
+        <w:rPr>
+          <w:rFonts w:cstheme="minorHAnsi"/>
+        </w:rPr>
+        <w:t>, as a proxy of species ability to germinate under snow-like conditions</w:t>
+      </w:r>
+      <w:r>
+        <w:rPr>
+          <w:rFonts w:cstheme="minorHAnsi"/>
+        </w:rPr>
+        <w:t xml:space="preserve"> to have extra information</w:t>
+      </w:r>
+      <w:r>
+        <w:rPr>
+          <w:rFonts w:cstheme="minorHAnsi"/>
+        </w:rPr>
+        <w:t xml:space="preserve"> to include in niche dissimilarity analysis, </w:t>
+      </w:r>
+      <w:r>
+        <w:rPr>
+          <w:rFonts w:eastAsia="Times New Roman" w:cstheme="minorHAnsi"/>
+          <w:color w:val="000000"/>
+          <w:lang w:eastAsia="ca-ES"/>
+        </w:rPr>
+        <w:t>one species (</w:t>
+      </w:r>
+      <w:proofErr w:type="spellStart"/>
+      <w:r>
+        <w:rPr>
+          <w:rFonts w:eastAsia="Times New Roman" w:cstheme="minorHAnsi"/>
+          <w:i/>
+          <w:color w:val="000000"/>
+          <w:lang w:eastAsia="ca-ES"/>
+        </w:rPr>
+        <w:t>Teesdalia</w:t>
+      </w:r>
+      <w:proofErr w:type="spellEnd"/>
+      <w:r>
+        <w:rPr>
+          <w:rFonts w:eastAsia="Times New Roman" w:cstheme="minorHAnsi"/>
+          <w:i/>
           <w:color w:val="000000"/>
           <w:lang w:eastAsia="ca-ES"/>
         </w:rPr>
         <w:t xml:space="preserve"> </w:t>
       </w:r>
-      <w:r>
-        <w:rPr>
-          <w:rFonts w:eastAsia="Times New Roman" w:cstheme="minorHAnsi"/>
-          <w:color w:val="000000"/>
-          <w:lang w:eastAsia="ca-ES"/>
-        </w:rPr>
-        <w:t xml:space="preserve">species </w:t>
-      </w:r>
-      <w:r>
-        <w:rPr>
-          <w:rFonts w:eastAsia="Times New Roman" w:cstheme="minorHAnsi"/>
-          <w:color w:val="000000"/>
-          <w:lang w:eastAsia="ca-ES"/>
-        </w:rPr>
-        <w:t>had</w:t>
-      </w:r>
-      <w:r>
-        <w:rPr>
-          <w:rFonts w:eastAsia="Times New Roman" w:cstheme="minorHAnsi"/>
-          <w:color w:val="000000"/>
-          <w:lang w:eastAsia="ca-ES"/>
-        </w:rPr>
-        <w:t xml:space="preserve"> two </w:t>
-      </w:r>
-      <w:r>
-        <w:rPr>
-          <w:rFonts w:eastAsia="Times New Roman" w:cstheme="minorHAnsi"/>
-          <w:color w:val="000000"/>
-          <w:lang w:eastAsia="ca-ES"/>
-        </w:rPr>
-        <w:t xml:space="preserve">differential </w:t>
-      </w:r>
-      <w:r>
-        <w:rPr>
-          <w:rFonts w:eastAsia="Times New Roman" w:cstheme="minorHAnsi"/>
-          <w:color w:val="000000"/>
-          <w:lang w:eastAsia="ca-ES"/>
-        </w:rPr>
-        <w:t xml:space="preserve">optimal </w:t>
-      </w:r>
-      <w:r>
-        <w:rPr>
-          <w:rFonts w:eastAsia="Times New Roman" w:cstheme="minorHAnsi"/>
-          <w:color w:val="000000"/>
-          <w:lang w:eastAsia="ca-ES"/>
-        </w:rPr>
-        <w:t xml:space="preserve">germination </w:t>
-      </w:r>
-      <w:r>
-        <w:rPr>
-          <w:rFonts w:eastAsia="Times New Roman" w:cstheme="minorHAnsi"/>
-          <w:color w:val="000000"/>
-          <w:lang w:eastAsia="ca-ES"/>
-        </w:rPr>
-        <w:t>temperatures</w:t>
-      </w:r>
-      <w:r>
-        <w:rPr>
-          <w:rFonts w:eastAsia="Times New Roman" w:cstheme="minorHAnsi"/>
-          <w:color w:val="000000"/>
-          <w:lang w:eastAsia="ca-ES"/>
-        </w:rPr>
-        <w:t xml:space="preserve">: </w:t>
-      </w:r>
-      <w:r>
-        <w:rPr>
-          <w:rFonts w:eastAsia="Times New Roman" w:cstheme="minorHAnsi"/>
-          <w:color w:val="000000"/>
-          <w:lang w:eastAsia="ca-ES"/>
-        </w:rPr>
-        <w:t xml:space="preserve">some with </w:t>
-      </w:r>
-      <w:r>
-        <w:rPr>
-          <w:rFonts w:eastAsia="Times New Roman" w:cstheme="minorHAnsi"/>
-          <w:color w:val="000000"/>
-          <w:lang w:eastAsia="ca-ES"/>
-        </w:rPr>
-        <w:t>cold</w:t>
-      </w:r>
-      <w:r>
-        <w:rPr>
-          <w:rFonts w:eastAsia="Times New Roman" w:cstheme="minorHAnsi"/>
-          <w:color w:val="000000"/>
-          <w:lang w:eastAsia="ca-ES"/>
+      <w:proofErr w:type="spellStart"/>
+      <w:r>
+        <w:rPr>
+          <w:rFonts w:eastAsia="Times New Roman" w:cstheme="minorHAnsi"/>
+          <w:i/>
+          <w:color w:val="000000"/>
+          <w:lang w:eastAsia="ca-ES"/>
+        </w:rPr>
+        <w:t>conferta</w:t>
+      </w:r>
+      <w:proofErr w:type="spellEnd"/>
+      <w:r>
+        <w:rPr>
+          <w:rFonts w:eastAsia="Times New Roman" w:cstheme="minorHAnsi"/>
+          <w:color w:val="000000"/>
+          <w:lang w:eastAsia="ca-ES"/>
+        </w:rPr>
+        <w:t xml:space="preserve">) germinated to 100% thus </w:t>
+      </w:r>
+      <w:proofErr w:type="gramStart"/>
+      <w:r>
+        <w:rPr>
+          <w:rFonts w:eastAsia="Times New Roman" w:cstheme="minorHAnsi"/>
+          <w:color w:val="000000"/>
+          <w:lang w:eastAsia="ca-ES"/>
+        </w:rPr>
+        <w:t>was removed</w:t>
+      </w:r>
+      <w:proofErr w:type="gramEnd"/>
+      <w:r>
+        <w:rPr>
+          <w:rFonts w:eastAsia="Times New Roman" w:cstheme="minorHAnsi"/>
+          <w:color w:val="000000"/>
+          <w:lang w:eastAsia="ca-ES"/>
+        </w:rPr>
+        <w:t xml:space="preserve"> from germination treatments analysis</w:t>
+      </w:r>
+      <w:r>
+        <w:rPr>
+          <w:rFonts w:cstheme="minorHAnsi"/>
+        </w:rPr>
+        <w:t>. Fr</w:t>
+      </w:r>
+      <w:r>
+        <w:rPr>
+          <w:rFonts w:cstheme="minorHAnsi"/>
+        </w:rPr>
+        <w:t>o</w:t>
+      </w:r>
+      <w:r>
+        <w:rPr>
+          <w:rFonts w:cstheme="minorHAnsi"/>
+        </w:rPr>
+        <w:t>m there</w:t>
+      </w:r>
+      <w:r>
+        <w:rPr>
+          <w:rFonts w:cstheme="minorHAnsi"/>
+        </w:rPr>
+        <w:t xml:space="preserve"> on,</w:t>
+      </w:r>
+      <w:r>
+        <w:rPr>
+          <w:rFonts w:cstheme="minorHAnsi"/>
+        </w:rPr>
+        <w:t xml:space="preserve"> we checked</w:t>
+      </w:r>
+      <w:r>
+        <w:rPr>
+          <w:rFonts w:cstheme="minorHAnsi"/>
         </w:rPr>
         <w:t xml:space="preserve"> </w:t>
       </w:r>
       <w:r>
         <w:rPr>
-          <w:rFonts w:eastAsia="Times New Roman" w:cstheme="minorHAnsi"/>
-          <w:color w:val="000000"/>
-          <w:lang w:eastAsia="ca-ES"/>
-        </w:rPr>
-        <w:t>preference while other preferred</w:t>
-      </w:r>
-      <w:r>
-        <w:rPr>
-          <w:rFonts w:eastAsia="Times New Roman" w:cstheme="minorHAnsi"/>
-          <w:color w:val="000000"/>
-          <w:lang w:eastAsia="ca-ES"/>
-        </w:rPr>
-        <w:t xml:space="preserve"> warm</w:t>
+          <w:rFonts w:cstheme="minorHAnsi"/>
+        </w:rPr>
+        <w:t>germination</w:t>
       </w:r>
       <w:r>
         <w:rPr>
@@ -7092,269 +7775,41 @@
       </w:r>
       <w:r>
         <w:rPr>
-          <w:rFonts w:eastAsia="Times New Roman" w:cstheme="minorHAnsi"/>
-          <w:color w:val="000000"/>
-          <w:lang w:eastAsia="ca-ES"/>
-        </w:rPr>
-        <w:t>temperatures</w:t>
-      </w:r>
-      <w:r>
-        <w:rPr>
-          <w:rFonts w:eastAsia="Times New Roman" w:cstheme="minorHAnsi"/>
-          <w:color w:val="000000"/>
-          <w:lang w:eastAsia="ca-ES"/>
-        </w:rPr>
-        <w:t xml:space="preserve">. </w:t>
-      </w:r>
-      <w:r>
-        <w:rPr>
-          <w:rFonts w:eastAsia="Times New Roman" w:cstheme="minorHAnsi"/>
-          <w:color w:val="000000"/>
-          <w:lang w:eastAsia="ca-ES"/>
-        </w:rPr>
-        <w:t>Consequently, we subdivided the species into</w:t>
-      </w:r>
-      <w:r>
-        <w:rPr>
-          <w:rFonts w:eastAsia="Times New Roman" w:cstheme="minorHAnsi"/>
-          <w:color w:val="000000"/>
-          <w:lang w:eastAsia="ca-ES"/>
-        </w:rPr>
-        <w:t xml:space="preserve"> two temperature regimes</w:t>
-      </w:r>
-      <w:r>
-        <w:rPr>
-          <w:rFonts w:eastAsia="Times New Roman" w:cstheme="minorHAnsi"/>
-          <w:color w:val="000000"/>
-          <w:lang w:eastAsia="ca-ES"/>
-        </w:rPr>
-        <w:t xml:space="preserve"> </w:t>
-      </w:r>
-      <w:r>
-        <w:rPr>
-          <w:rFonts w:eastAsia="Times New Roman" w:cstheme="minorHAnsi"/>
-          <w:color w:val="000000"/>
-          <w:lang w:eastAsia="ca-ES"/>
-        </w:rPr>
-        <w:t xml:space="preserve">and </w:t>
-      </w:r>
-      <w:r>
-        <w:rPr>
-          <w:rFonts w:eastAsia="Times New Roman" w:cstheme="minorHAnsi"/>
-          <w:color w:val="000000"/>
-          <w:lang w:eastAsia="ca-ES"/>
-        </w:rPr>
-        <w:t>programmed</w:t>
-      </w:r>
-      <w:r>
-        <w:rPr>
-          <w:rFonts w:eastAsia="Times New Roman" w:cstheme="minorHAnsi"/>
-          <w:color w:val="000000"/>
-          <w:lang w:eastAsia="ca-ES"/>
-        </w:rPr>
-        <w:t xml:space="preserve"> in </w:t>
-      </w:r>
-      <w:r>
-        <w:rPr>
-          <w:rFonts w:eastAsia="Times New Roman" w:cstheme="minorHAnsi"/>
-          <w:color w:val="000000"/>
-          <w:lang w:eastAsia="ca-ES"/>
-        </w:rPr>
-        <w:t>four</w:t>
-      </w:r>
-      <w:r>
-        <w:rPr>
-          <w:rFonts w:eastAsia="Times New Roman" w:cstheme="minorHAnsi"/>
-          <w:color w:val="000000"/>
-          <w:lang w:eastAsia="ca-ES"/>
-        </w:rPr>
-        <w:t xml:space="preserve"> </w:t>
-      </w:r>
-      <w:r>
-        <w:rPr>
-          <w:rFonts w:eastAsia="Times New Roman" w:cstheme="minorHAnsi"/>
-          <w:color w:val="000000"/>
-          <w:lang w:eastAsia="ca-ES"/>
-        </w:rPr>
-        <w:t>different</w:t>
-      </w:r>
-      <w:r>
-        <w:rPr>
-          <w:rFonts w:eastAsia="Times New Roman" w:cstheme="minorHAnsi"/>
-          <w:color w:val="000000"/>
-          <w:lang w:eastAsia="ca-ES"/>
-        </w:rPr>
-        <w:t xml:space="preserve"> climatic</w:t>
-      </w:r>
-      <w:r>
-        <w:rPr>
-          <w:rFonts w:eastAsia="Times New Roman" w:cstheme="minorHAnsi"/>
-          <w:color w:val="000000"/>
-          <w:lang w:eastAsia="ca-ES"/>
-        </w:rPr>
-        <w:t xml:space="preserve"> chambers</w:t>
-      </w:r>
-      <w:r>
-        <w:rPr>
-          <w:rFonts w:eastAsia="Times New Roman" w:cstheme="minorHAnsi"/>
-          <w:color w:val="000000"/>
-          <w:lang w:eastAsia="ca-ES"/>
-        </w:rPr>
-        <w:t xml:space="preserve"> </w:t>
-      </w:r>
-      <w:r>
-        <w:rPr>
-          <w:rFonts w:eastAsia="Times New Roman" w:cstheme="minorHAnsi"/>
-          <w:color w:val="000000"/>
-          <w:lang w:eastAsia="ca-ES"/>
-        </w:rPr>
-        <w:t>i.e. there</w:t>
-      </w:r>
-      <w:r>
-        <w:rPr>
-          <w:rFonts w:eastAsia="Times New Roman" w:cstheme="minorHAnsi"/>
-          <w:color w:val="000000"/>
-          <w:lang w:eastAsia="ca-ES"/>
-        </w:rPr>
-        <w:t xml:space="preserve"> were</w:t>
-      </w:r>
-      <w:r>
-        <w:rPr>
-          <w:rFonts w:eastAsia="Times New Roman" w:cstheme="minorHAnsi"/>
-          <w:color w:val="000000"/>
-          <w:lang w:eastAsia="ca-ES"/>
-        </w:rPr>
-        <w:t xml:space="preserve"> two constant</w:t>
-      </w:r>
-      <w:r>
-        <w:rPr>
-          <w:rFonts w:eastAsia="Times New Roman" w:cstheme="minorHAnsi"/>
-          <w:color w:val="000000"/>
-          <w:lang w:eastAsia="ca-ES"/>
-        </w:rPr>
-        <w:t xml:space="preserve"> (10</w:t>
-      </w:r>
-      <w:r>
-        <w:rPr>
-          <w:rFonts w:eastAsia="Times New Roman" w:cstheme="minorHAnsi"/>
-          <w:color w:val="000000"/>
-          <w:lang w:eastAsia="ca-ES"/>
-        </w:rPr>
-        <w:t>ºC</w:t>
-      </w:r>
-      <w:r>
-        <w:rPr>
-          <w:rFonts w:eastAsia="Times New Roman" w:cstheme="minorHAnsi"/>
-          <w:color w:val="000000"/>
-          <w:lang w:eastAsia="ca-ES"/>
-        </w:rPr>
-        <w:t xml:space="preserve"> vs 17 ºC)</w:t>
-      </w:r>
-      <w:r>
-        <w:rPr>
-          <w:rFonts w:eastAsia="Times New Roman" w:cstheme="minorHAnsi"/>
-          <w:color w:val="000000"/>
-          <w:lang w:eastAsia="ca-ES"/>
-        </w:rPr>
-        <w:t xml:space="preserve"> and two alternating temperature regimes</w:t>
-      </w:r>
-      <w:r>
-        <w:rPr>
-          <w:rFonts w:eastAsia="Times New Roman" w:cstheme="minorHAnsi"/>
-          <w:color w:val="000000"/>
-          <w:lang w:eastAsia="ca-ES"/>
-        </w:rPr>
-        <w:t>(15 - 5 ºC vs (22 - 12ºC)</w:t>
-      </w:r>
-      <w:r>
-        <w:rPr>
-          <w:rFonts w:eastAsia="Times New Roman" w:cstheme="minorHAnsi"/>
-          <w:color w:val="000000"/>
-          <w:lang w:eastAsia="ca-ES"/>
-        </w:rPr>
-        <w:t>.</w:t>
-      </w:r>
-      <w:r>
-        <w:rPr>
-          <w:rFonts w:eastAsia="Times New Roman" w:cstheme="minorHAnsi"/>
-          <w:color w:val="000000"/>
-          <w:lang w:eastAsia="ca-ES"/>
-        </w:rPr>
-        <w:t xml:space="preserve"> </w:t>
-      </w:r>
-      <w:r>
-        <w:rPr>
-          <w:rFonts w:eastAsia="Times New Roman" w:cstheme="minorHAnsi"/>
-          <w:color w:val="000000"/>
-          <w:lang w:eastAsia="ca-ES"/>
-        </w:rPr>
-        <w:t xml:space="preserve">Once the </w:t>
-      </w:r>
-      <w:proofErr w:type="spellStart"/>
-      <w:r>
-        <w:rPr>
-          <w:rFonts w:eastAsia="Times New Roman" w:cstheme="minorHAnsi"/>
-          <w:color w:val="000000"/>
-          <w:lang w:eastAsia="ca-ES"/>
-        </w:rPr>
-        <w:t>pretreatment</w:t>
-      </w:r>
-      <w:proofErr w:type="spellEnd"/>
-      <w:r>
-        <w:rPr>
-          <w:rFonts w:eastAsia="Times New Roman" w:cstheme="minorHAnsi"/>
-          <w:color w:val="000000"/>
-          <w:lang w:eastAsia="ca-ES"/>
-        </w:rPr>
-        <w:t xml:space="preserve"> ended</w:t>
-      </w:r>
-      <w:r>
-        <w:rPr>
-          <w:rFonts w:eastAsia="Times New Roman" w:cstheme="minorHAnsi"/>
-          <w:color w:val="000000"/>
-          <w:lang w:eastAsia="ca-ES"/>
-        </w:rPr>
-        <w:t xml:space="preserve">, </w:t>
-      </w:r>
-      <w:r>
-        <w:rPr>
-          <w:rFonts w:eastAsia="Times New Roman" w:cstheme="minorHAnsi"/>
-          <w:color w:val="000000"/>
-          <w:lang w:eastAsia="ca-ES"/>
-        </w:rPr>
-        <w:t>n</w:t>
-      </w:r>
-      <w:r>
-        <w:rPr>
-          <w:rFonts w:eastAsia="Times New Roman" w:cstheme="minorHAnsi"/>
-          <w:color w:val="000000"/>
-          <w:lang w:eastAsia="ca-ES"/>
-        </w:rPr>
-        <w:t xml:space="preserve">on-germinated </w:t>
-      </w:r>
-      <w:r>
-        <w:rPr>
-          <w:rFonts w:eastAsia="Times New Roman" w:cstheme="minorHAnsi"/>
-          <w:color w:val="000000"/>
-          <w:lang w:eastAsia="ca-ES"/>
-        </w:rPr>
-        <w:t>seed</w:t>
-      </w:r>
-      <w:r>
-        <w:rPr>
-          <w:rFonts w:eastAsia="Times New Roman" w:cstheme="minorHAnsi"/>
-          <w:color w:val="000000"/>
-          <w:lang w:eastAsia="ca-ES"/>
-        </w:rPr>
-        <w:t>s</w:t>
-      </w:r>
-      <w:r>
-        <w:rPr>
-          <w:rFonts w:eastAsia="Times New Roman" w:cstheme="minorHAnsi"/>
-          <w:color w:val="000000"/>
-          <w:lang w:eastAsia="ca-ES"/>
-        </w:rPr>
-        <w:t xml:space="preserve"> </w:t>
+          <w:rFonts w:cstheme="minorHAnsi"/>
+        </w:rPr>
+        <w:t xml:space="preserve">every </w:t>
+      </w:r>
+      <w:r>
+        <w:rPr>
+          <w:rFonts w:cstheme="minorHAnsi"/>
+        </w:rPr>
+        <w:t xml:space="preserve">week </w:t>
+      </w:r>
+      <w:r>
+        <w:rPr>
+          <w:rFonts w:cstheme="minorHAnsi"/>
+        </w:rPr>
+        <w:t>until the end of the experiment</w:t>
+      </w:r>
+      <w:r>
+        <w:rPr>
+          <w:rFonts w:cstheme="minorHAnsi"/>
+        </w:rPr>
+        <w:t xml:space="preserve"> (6 weeks)</w:t>
+      </w:r>
+      <w:r>
+        <w:rPr>
+          <w:rFonts w:cstheme="minorHAnsi"/>
+        </w:rPr>
+        <w:t xml:space="preserve">. We removed seeds from the petri dishes once </w:t>
+      </w:r>
+      <w:r>
+        <w:rPr>
+          <w:rFonts w:eastAsia="Times New Roman" w:cstheme="minorHAnsi"/>
+          <w:color w:val="000000"/>
+          <w:lang w:eastAsia="ca-ES"/>
+        </w:rPr>
+        <w:t xml:space="preserve">germination occurred (radicle &gt; 1.5 mm long). At the end of the experiment, we cut open non-germinated seeds under the binocular loupe </w:t>
       </w:r>
       <w:proofErr w:type="gramStart"/>
       <w:r>
@@ -7363,539 +7818,16 @@
           <w:color w:val="000000"/>
           <w:lang w:eastAsia="ca-ES"/>
         </w:rPr>
-        <w:t>were</w:t>
-      </w:r>
-      <w:r>
-        <w:rPr>
-          <w:rFonts w:eastAsia="Times New Roman" w:cstheme="minorHAnsi"/>
-          <w:color w:val="000000"/>
-          <w:lang w:eastAsia="ca-ES"/>
-        </w:rPr>
-        <w:t xml:space="preserve"> transferred to </w:t>
-      </w:r>
-      <w:r>
-        <w:rPr>
-          <w:rFonts w:eastAsia="Times New Roman" w:cstheme="minorHAnsi"/>
-          <w:color w:val="000000"/>
-          <w:lang w:eastAsia="ca-ES"/>
-        </w:rPr>
-        <w:t xml:space="preserve">new </w:t>
-      </w:r>
-      <w:r>
-        <w:t>90 mm Ø Petri dishes with two layers of filter paper (</w:t>
-      </w:r>
-      <w:proofErr w:type="spellStart"/>
-      <w:r>
-        <w:rPr>
-          <w:rFonts w:eastAsia="Times New Roman" w:cstheme="minorHAnsi"/>
-          <w:color w:val="000000"/>
-          <w:lang w:eastAsia="ca-ES"/>
-        </w:rPr>
-        <w:t>Filtros</w:t>
-      </w:r>
-      <w:proofErr w:type="spellEnd"/>
-      <w:r>
-        <w:rPr>
-          <w:rFonts w:eastAsia="Times New Roman" w:cstheme="minorHAnsi"/>
-          <w:color w:val="000000"/>
-          <w:lang w:eastAsia="ca-ES"/>
-        </w:rPr>
-        <w:t xml:space="preserve"> </w:t>
-      </w:r>
-      <w:proofErr w:type="spellStart"/>
-      <w:r>
-        <w:rPr>
-          <w:rFonts w:eastAsia="Times New Roman" w:cstheme="minorHAnsi"/>
-          <w:color w:val="000000"/>
-          <w:lang w:eastAsia="ca-ES"/>
-        </w:rPr>
-        <w:t>Anoia</w:t>
-      </w:r>
-      <w:proofErr w:type="spellEnd"/>
-      <w:r>
-        <w:rPr>
-          <w:rFonts w:eastAsia="Times New Roman" w:cstheme="minorHAnsi"/>
-          <w:color w:val="000000"/>
-          <w:lang w:eastAsia="ca-ES"/>
-        </w:rPr>
-        <w:t xml:space="preserve"> S.A. paper for germination assays, Ref.518G085</w:t>
-      </w:r>
-      <w:r>
-        <w:t>)</w:t>
-      </w:r>
-      <w:r>
-        <w:t xml:space="preserve"> and sealed with </w:t>
-      </w:r>
-      <w:proofErr w:type="spellStart"/>
-      <w:r>
-        <w:t>parafilm</w:t>
-      </w:r>
-      <w:proofErr w:type="spellEnd"/>
+        <w:t>to visually assess</w:t>
+      </w:r>
       <w:proofErr w:type="gramEnd"/>
       <w:r>
-        <w:t>.</w:t>
-      </w:r>
-      <w:r>
-        <w:t xml:space="preserve"> </w:t>
-      </w:r>
-      <w:r>
-        <w:t xml:space="preserve">Firstly, </w:t>
-      </w:r>
-      <w:r>
-        <w:t xml:space="preserve">we transferred </w:t>
-      </w:r>
-      <w:r>
-        <w:t xml:space="preserve">the </w:t>
-      </w:r>
-      <w:r>
-        <w:t>seed</w:t>
-      </w:r>
-      <w:r>
-        <w:t>s</w:t>
-      </w:r>
-      <w:r>
-        <w:t xml:space="preserve"> for </w:t>
-      </w:r>
-      <w:r>
-        <w:t>Darkness</w:t>
-      </w:r>
-      <w:r>
-        <w:t xml:space="preserve"> treatment, </w:t>
-      </w:r>
-      <w:r>
-        <w:t xml:space="preserve">added 6ml of distilled water, sealed with </w:t>
-      </w:r>
-      <w:proofErr w:type="spellStart"/>
-      <w:r>
-        <w:t>parafilm</w:t>
-      </w:r>
-      <w:proofErr w:type="spellEnd"/>
-      <w:r>
-        <w:t xml:space="preserve"> </w:t>
-      </w:r>
-      <w:r>
-        <w:t xml:space="preserve">and </w:t>
-      </w:r>
-      <w:r>
-        <w:t>immediately</w:t>
-      </w:r>
-      <w:r>
-        <w:t xml:space="preserve"> cover them with two layers aluminium foil</w:t>
-      </w:r>
-      <w:r>
-        <w:t xml:space="preserve">. </w:t>
-      </w:r>
-      <w:r>
-        <w:t xml:space="preserve">Next, we transfer the seeds for the </w:t>
-      </w:r>
-      <w:r>
-        <w:t>Water stress</w:t>
-      </w:r>
-      <w:r>
-        <w:t xml:space="preserve"> </w:t>
-      </w:r>
-      <w:r>
-        <w:t>treatme</w:t>
-      </w:r>
-      <w:r>
-        <w:t>nt</w:t>
-      </w:r>
-      <w:r>
-        <w:t xml:space="preserve">, where instead of distilled water we added 6ml of </w:t>
-      </w:r>
-      <w:r>
-        <w:t>a polyethylene solution (PEG</w:t>
-      </w:r>
-      <w:r>
-        <w:t xml:space="preserve"> 6000</w:t>
-      </w:r>
-      <w:r>
-        <w:t xml:space="preserve">) </w:t>
-      </w:r>
-      <w:r>
-        <w:t xml:space="preserve">to simulate a -0.6 </w:t>
-      </w:r>
-      <w:proofErr w:type="spellStart"/>
-      <w:r>
-        <w:t>Mpa</w:t>
-      </w:r>
-      <w:proofErr w:type="spellEnd"/>
-      <w:r>
-        <w:t xml:space="preserve"> of water potential</w:t>
-      </w:r>
-      <w:r>
-        <w:t xml:space="preserve"> and sealed with </w:t>
-      </w:r>
-      <w:proofErr w:type="spellStart"/>
-      <w:r>
-        <w:t>parafilm</w:t>
-      </w:r>
-      <w:proofErr w:type="spellEnd"/>
-      <w:r>
-        <w:t xml:space="preserve">. </w:t>
-      </w:r>
-      <w:r>
-        <w:t xml:space="preserve">As </w:t>
-      </w:r>
-      <w:r>
-        <w:t>PEG solutions depend on experimental temperatures, t</w:t>
-      </w:r>
-      <w:r>
-        <w:t xml:space="preserve">wo </w:t>
-      </w:r>
-      <w:r>
-        <w:t xml:space="preserve">PEG solutions </w:t>
-      </w:r>
-      <w:r>
-        <w:t xml:space="preserve">were prepared </w:t>
-      </w:r>
-      <w:r>
-        <w:t xml:space="preserve">according to </w:t>
-      </w:r>
-      <w:r>
-        <w:fldChar w:fldCharType="begin" w:fldLock="1"/>
-      </w:r>
-      <w:r>
-        <w:instrText>ADDIN CSL_CITATION {"citationItems":[{"id":"ITEM-1","itemData":{"author":[{"dropping-particle":"","family":"Michel","given":"Burlyn E","non-dropping-particle":"","parse-names":false,"suffix":""},{"dropping-particle":"","family":"Kaufmann","given":"Merrill R","non-dropping-particle":"","parse-names":false,"suffix":""}],"id":"ITEM-1","issued":{"date-parts":[["1973"]]},"page":"914-916","title":"The Osmotic Potential of Polyethylene Glycol 60001","type":"article-journal"},"uris":["http://www.mendeley.com/documents/?uuid=5dcd3d1a-bbf4-4c97-b53e-728b84b2c212","http://www.mendeley.com/documents/?uuid=8bae9792-5df1-46d8-a9f4-b2080aa2e458"]}],"mendeley":{"formattedCitation":"(Michel &amp; Kaufmann 1973)","manualFormatting":"Michel &amp; Kaufmann (1973)","plainTextFormattedCitation":"(Michel &amp; Kaufmann 1973)","previouslyFormattedCitation":"(Michel &amp; Kaufmann 1973)"},"properties":{"noteIndex":0},"schema":"https://github.com/citation-style-language/schema/raw/master/csl-citation.json"}</w:instrText>
-      </w:r>
-      <w:r>
-        <w:fldChar w:fldCharType="separate"/>
-      </w:r>
-      <w:r>
-        <w:rPr>
-          <w:noProof/>
-        </w:rPr>
-        <w:t>Michel &amp; Kaufmann (1973)</w:t>
-      </w:r>
-      <w:r>
-        <w:fldChar w:fldCharType="end"/>
-      </w:r>
-      <w:r>
-        <w:t xml:space="preserve"> and </w:t>
-      </w:r>
-      <w:r>
-        <w:fldChar w:fldCharType="begin" w:fldLock="1"/>
-      </w:r>
-      <w:r>
-        <w:instrText>ADDIN CSL_CITATION {"citationItems":[{"id":"ITEM-1","itemData":{"ISBN":"1678-3921","ISSN":"1678-3921","abstract":"Um expressivo número de pesquisas vem sendo desenvolvido na área de pré-condicionamento em sementes. Na busca de contribuir com os técnicos envolvidos em pes­quisas nesta área, procurou-se através da inter-relação entre a Termodinâmica e a Tecnologia de Sementes caracterizar potenciais hídrico, osmótico, mátrico e de pressão e, a partir do tra­balho de Michel &amp; Kaufmann (1973), construir uma tabela associando potencial osmótico, concentração de polietileno glicol 6000 e temperatura.","author":[{"dropping-particle":"","family":"Villela","given":"Francisco Amaral","non-dropping-particle":"","parse-names":false,"suffix":""},{"dropping-particle":"","family":"Doni Filho","given":"Luiz","non-dropping-particle":"","parse-names":false,"suffix":""},{"dropping-particle":"","family":"Sequeira","given":"Eliseo Lecrerc","non-dropping-particle":"","parse-names":false,"suffix":""}],"container-title":"Pesquisa Agropecuária Brasileira","id":"ITEM-1","issue":"11/12","issued":{"date-parts":[["1991"]]},"page":"1957-1968","title":"Tabela de potencial osmótico em função da concentração de polietileno glicol 6.000 e da temperatura","type":"article-journal","volume":"26"},"uris":["http://www.mendeley.com/documents/?uuid=309ba047-c4bd-4f3c-8de0-e44ba85df0c4"]}],"mendeley":{"formattedCitation":"(Villela et al. 1991)","manualFormatting":"Villela et al. (1991)","plainTextFormattedCitation":"(Villela et al. 1991)","previouslyFormattedCitation":"(Villela et al. 1991)"},"properties":{"noteIndex":0},"schema":"https://github.com/citation-style-language/schema/raw/master/csl-citation.json"}</w:instrText>
-      </w:r>
-      <w:r>
-        <w:fldChar w:fldCharType="separate"/>
-      </w:r>
-      <w:r>
-        <w:rPr>
-          <w:noProof/>
-        </w:rPr>
-        <w:t xml:space="preserve">Villela et al. </w:t>
-      </w:r>
-      <w:r>
-        <w:rPr>
-          <w:noProof/>
-        </w:rPr>
-        <w:t>(</w:t>
-      </w:r>
-      <w:r>
-        <w:rPr>
-          <w:noProof/>
-        </w:rPr>
-        <w:t>1991)</w:t>
-      </w:r>
-      <w:r>
-        <w:fldChar w:fldCharType="end"/>
-      </w:r>
-      <w:r>
-        <w:t xml:space="preserve"> to reach desired osmotic potentials at </w:t>
-      </w:r>
-      <w:r>
-        <w:t xml:space="preserve">10 ºC </w:t>
-      </w:r>
-      <w:r>
-        <w:t xml:space="preserve">and </w:t>
-      </w:r>
-      <w:r>
-        <w:t>17</w:t>
-      </w:r>
-      <w:r>
-        <w:t>ºC</w:t>
-      </w:r>
-      <w:r>
-        <w:t xml:space="preserve"> </w:t>
-      </w:r>
-      <w:r>
-        <w:t xml:space="preserve">depending on species optimal germination temperature. </w:t>
-      </w:r>
-      <w:r>
-        <w:t xml:space="preserve"> </w:t>
-      </w:r>
-      <w:r>
-        <w:t xml:space="preserve">Finally, </w:t>
-      </w:r>
-      <w:r>
-        <w:t>the rest of the seed</w:t>
-      </w:r>
-      <w:r>
-        <w:t>s</w:t>
-      </w:r>
-      <w:r>
-        <w:t xml:space="preserve"> </w:t>
-      </w:r>
-      <w:proofErr w:type="gramStart"/>
-      <w:r>
-        <w:t>were divided</w:t>
-      </w:r>
-      <w:proofErr w:type="gramEnd"/>
-      <w:r>
-        <w:t xml:space="preserve"> between </w:t>
-      </w:r>
-      <w:r>
-        <w:t>control</w:t>
-      </w:r>
-      <w:r>
-        <w:t xml:space="preserve"> and constant</w:t>
-      </w:r>
-      <w:r>
-        <w:t xml:space="preserve"> temperature</w:t>
-      </w:r>
-      <w:r>
-        <w:t xml:space="preserve"> treatments</w:t>
-      </w:r>
-      <w:r>
-        <w:t xml:space="preserve">, </w:t>
-      </w:r>
-      <w:r>
-        <w:t xml:space="preserve">added 6ml of distilled water and sealed with </w:t>
-      </w:r>
-      <w:proofErr w:type="spellStart"/>
-      <w:r>
-        <w:t>parafilm</w:t>
-      </w:r>
-      <w:proofErr w:type="spellEnd"/>
-      <w:r>
-        <w:t xml:space="preserve">. </w:t>
-      </w:r>
-      <w:r>
-        <w:rPr>
-          <w:rFonts w:cstheme="minorHAnsi"/>
-        </w:rPr>
-        <w:t xml:space="preserve">We checked </w:t>
-      </w:r>
-      <w:r>
-        <w:rPr>
-          <w:rFonts w:cstheme="minorHAnsi"/>
-        </w:rPr>
-        <w:t xml:space="preserve">germination </w:t>
-      </w:r>
-      <w:r>
-        <w:rPr>
-          <w:rFonts w:cstheme="minorHAnsi"/>
-        </w:rPr>
-        <w:t xml:space="preserve">right after cold stratification </w:t>
-      </w:r>
-      <w:proofErr w:type="spellStart"/>
-      <w:r>
-        <w:rPr>
-          <w:rFonts w:cstheme="minorHAnsi"/>
-        </w:rPr>
-        <w:t>pretreatment</w:t>
-      </w:r>
-      <w:proofErr w:type="spellEnd"/>
-      <w:r>
-        <w:rPr>
-          <w:rFonts w:cstheme="minorHAnsi"/>
-        </w:rPr>
-        <w:t>, as a proxy of species ability to germinate under snow-like conditions</w:t>
-      </w:r>
-      <w:r>
-        <w:rPr>
-          <w:rFonts w:cstheme="minorHAnsi"/>
-        </w:rPr>
-        <w:t xml:space="preserve"> to have extra information</w:t>
-      </w:r>
-      <w:r>
-        <w:rPr>
-          <w:rFonts w:cstheme="minorHAnsi"/>
-        </w:rPr>
-        <w:t xml:space="preserve"> to include in niche dissimilarity analysis, </w:t>
-      </w:r>
-      <w:r>
-        <w:rPr>
-          <w:rFonts w:eastAsia="Times New Roman" w:cstheme="minorHAnsi"/>
-          <w:color w:val="000000"/>
-          <w:lang w:eastAsia="ca-ES"/>
-        </w:rPr>
-        <w:t>one species (</w:t>
-      </w:r>
-      <w:proofErr w:type="spellStart"/>
-      <w:r>
-        <w:rPr>
-          <w:rFonts w:eastAsia="Times New Roman" w:cstheme="minorHAnsi"/>
-          <w:i/>
-          <w:color w:val="000000"/>
-          <w:lang w:eastAsia="ca-ES"/>
-        </w:rPr>
-        <w:t>Teesdalia</w:t>
-      </w:r>
-      <w:proofErr w:type="spellEnd"/>
-      <w:r>
-        <w:rPr>
-          <w:rFonts w:eastAsia="Times New Roman" w:cstheme="minorHAnsi"/>
-          <w:i/>
-          <w:color w:val="000000"/>
-          <w:lang w:eastAsia="ca-ES"/>
-        </w:rPr>
-        <w:t xml:space="preserve"> </w:t>
-      </w:r>
-      <w:proofErr w:type="spellStart"/>
-      <w:r>
-        <w:rPr>
-          <w:rFonts w:eastAsia="Times New Roman" w:cstheme="minorHAnsi"/>
-          <w:i/>
-          <w:color w:val="000000"/>
-          <w:lang w:eastAsia="ca-ES"/>
-        </w:rPr>
-        <w:t>conferta</w:t>
-      </w:r>
-      <w:proofErr w:type="spellEnd"/>
-      <w:r>
-        <w:rPr>
-          <w:rFonts w:eastAsia="Times New Roman" w:cstheme="minorHAnsi"/>
-          <w:color w:val="000000"/>
-          <w:lang w:eastAsia="ca-ES"/>
-        </w:rPr>
-        <w:t xml:space="preserve">) germinated to 100% thus </w:t>
-      </w:r>
-      <w:proofErr w:type="gramStart"/>
-      <w:r>
-        <w:rPr>
-          <w:rFonts w:eastAsia="Times New Roman" w:cstheme="minorHAnsi"/>
-          <w:color w:val="000000"/>
-          <w:lang w:eastAsia="ca-ES"/>
-        </w:rPr>
-        <w:t>was removed</w:t>
-      </w:r>
-      <w:proofErr w:type="gramEnd"/>
-      <w:r>
-        <w:rPr>
-          <w:rFonts w:eastAsia="Times New Roman" w:cstheme="minorHAnsi"/>
-          <w:color w:val="000000"/>
-          <w:lang w:eastAsia="ca-ES"/>
-        </w:rPr>
-        <w:t xml:space="preserve"> from germination treatments analysis</w:t>
-      </w:r>
-      <w:r>
-        <w:rPr>
-          <w:rFonts w:cstheme="minorHAnsi"/>
-        </w:rPr>
-        <w:t>. Fr</w:t>
-      </w:r>
-      <w:r>
-        <w:rPr>
-          <w:rFonts w:cstheme="minorHAnsi"/>
-        </w:rPr>
-        <w:t>o</w:t>
-      </w:r>
-      <w:r>
-        <w:rPr>
-          <w:rFonts w:cstheme="minorHAnsi"/>
-        </w:rPr>
-        <w:t>m there</w:t>
-      </w:r>
-      <w:r>
-        <w:rPr>
-          <w:rFonts w:cstheme="minorHAnsi"/>
-        </w:rPr>
-        <w:t xml:space="preserve"> on,</w:t>
-      </w:r>
-      <w:r>
-        <w:rPr>
-          <w:rFonts w:cstheme="minorHAnsi"/>
-        </w:rPr>
-        <w:t xml:space="preserve"> we checked</w:t>
-      </w:r>
-      <w:r>
-        <w:rPr>
-          <w:rFonts w:cstheme="minorHAnsi"/>
-        </w:rPr>
-        <w:t xml:space="preserve"> </w:t>
-      </w:r>
-      <w:r>
-        <w:rPr>
-          <w:rFonts w:cstheme="minorHAnsi"/>
-        </w:rPr>
-        <w:t>germination</w:t>
-      </w:r>
-      <w:r>
-        <w:rPr>
-          <w:rFonts w:eastAsia="Times New Roman" w:cstheme="minorHAnsi"/>
-          <w:color w:val="000000"/>
-          <w:lang w:eastAsia="ca-ES"/>
-        </w:rPr>
-        <w:t xml:space="preserve"> </w:t>
-      </w:r>
-      <w:r>
-        <w:rPr>
-          <w:rFonts w:cstheme="minorHAnsi"/>
-        </w:rPr>
-        <w:t xml:space="preserve">every </w:t>
-      </w:r>
-      <w:r>
-        <w:rPr>
-          <w:rFonts w:cstheme="minorHAnsi"/>
-        </w:rPr>
-        <w:t xml:space="preserve">week </w:t>
-      </w:r>
-      <w:r>
-        <w:rPr>
-          <w:rFonts w:cstheme="minorHAnsi"/>
-        </w:rPr>
-        <w:t>until the end of the experiment</w:t>
-      </w:r>
-      <w:r>
-        <w:rPr>
-          <w:rFonts w:cstheme="minorHAnsi"/>
-        </w:rPr>
-        <w:t xml:space="preserve"> (6 weeks)</w:t>
-      </w:r>
-      <w:r>
-        <w:rPr>
-          <w:rFonts w:cstheme="minorHAnsi"/>
-        </w:rPr>
-        <w:t xml:space="preserve">. We removed seeds from the petri dishes once </w:t>
-      </w:r>
-      <w:r>
-        <w:rPr>
-          <w:rFonts w:eastAsia="Times New Roman" w:cstheme="minorHAnsi"/>
-          <w:color w:val="000000"/>
-          <w:lang w:eastAsia="ca-ES"/>
-        </w:rPr>
-        <w:t xml:space="preserve">germination occurred (radicle &gt; 1.5 mm long). At the end of the experiment, we cut open non-germinated seeds under the binocular loupe </w:t>
-      </w:r>
-      <w:proofErr w:type="gramStart"/>
-      <w:r>
-        <w:rPr>
-          <w:rFonts w:eastAsia="Times New Roman" w:cstheme="minorHAnsi"/>
-          <w:color w:val="000000"/>
-          <w:lang w:eastAsia="ca-ES"/>
-        </w:rPr>
-        <w:t>to visually assess</w:t>
-      </w:r>
-      <w:proofErr w:type="gramEnd"/>
-      <w:r>
-        <w:rPr>
-          <w:rFonts w:eastAsia="Times New Roman" w:cstheme="minorHAnsi"/>
-          <w:color w:val="000000"/>
-          <w:lang w:eastAsia="ca-ES"/>
-        </w:rPr>
-        <w:t xml:space="preserve"> if they were empty, infected, or seemed </w:t>
-      </w:r>
-      <w:r>
-        <w:rPr>
-          <w:rFonts w:eastAsia="Times New Roman" w:cstheme="minorHAnsi"/>
-          <w:color w:val="000000"/>
-          <w:lang w:eastAsia="ca-ES"/>
-        </w:rPr>
-        <w:lastRenderedPageBreak/>
-        <w:t>normal. We considered seeds</w:t>
+        <w:rPr>
+          <w:rFonts w:eastAsia="Times New Roman" w:cstheme="minorHAnsi"/>
+          <w:color w:val="000000"/>
+          <w:lang w:eastAsia="ca-ES"/>
+        </w:rPr>
+        <w:t xml:space="preserve"> if they were empty, infected, or seemed normal. We considered seeds</w:t>
       </w:r>
       <w:r>
         <w:rPr>
@@ -8158,7 +8090,16 @@
           <w:color w:val="000000"/>
           <w:lang w:eastAsia="ca-ES"/>
         </w:rPr>
-        <w:t>or with</w:t>
+        <w:t xml:space="preserve">or </w:t>
+      </w:r>
+      <w:r>
+        <w:rPr>
+          <w:rFonts w:eastAsia="Times New Roman" w:cstheme="minorHAnsi"/>
+          <w:color w:val="000000"/>
+          <w:lang w:eastAsia="ca-ES"/>
+        </w:rPr>
+        <w:lastRenderedPageBreak/>
+        <w:t>with</w:t>
       </w:r>
       <w:r>
         <w:rPr>
@@ -8440,7 +8381,6 @@
           <w:bdr w:val="none" w:sz="0" w:space="0" w:color="auto" w:frame="1"/>
           <w:lang w:eastAsia="ca-ES"/>
         </w:rPr>
-        <w:lastRenderedPageBreak/>
         <w:t>2.</w:t>
       </w:r>
       <w:r>
@@ -8459,7 +8399,7 @@
         </w:rPr>
         <w:t xml:space="preserve"> </w:t>
       </w:r>
-      <w:commentRangeStart w:id="2"/>
+      <w:commentRangeStart w:id="21"/>
       <w:r>
         <w:rPr>
           <w:rFonts w:eastAsia="Times New Roman"/>
@@ -8468,35 +8408,26 @@
         </w:rPr>
         <w:t>Statistical analysis</w:t>
       </w:r>
-      <w:commentRangeEnd w:id="2"/>
+      <w:commentRangeEnd w:id="21"/>
       <w:r>
         <w:rPr>
           <w:rStyle w:val="Refdecomentario"/>
           <w:rFonts w:ascii="Calibri" w:eastAsia="Calibri" w:hAnsi="Calibri" w:cs="Calibri"/>
           <w:color w:val="auto"/>
         </w:rPr>
-        <w:commentReference w:id="2"/>
+        <w:commentReference w:id="21"/>
       </w:r>
     </w:p>
     <w:p>
       <w:pPr>
-        <w:pStyle w:val="Ttulo2"/>
-        <w:spacing w:after="160" w:line="480" w:lineRule="auto"/>
+        <w:spacing w:line="480" w:lineRule="auto"/>
         <w:jc w:val="both"/>
         <w:rPr>
-          <w:rFonts w:asciiTheme="minorHAnsi" w:eastAsia="Times New Roman" w:hAnsiTheme="minorHAnsi" w:cstheme="minorHAnsi"/>
-          <w:color w:val="auto"/>
-          <w:sz w:val="22"/>
-          <w:szCs w:val="22"/>
-          <w:lang w:eastAsia="ca-ES"/>
-        </w:rPr>
-      </w:pPr>
-      <w:r>
-        <w:rPr>
-          <w:rFonts w:asciiTheme="minorHAnsi" w:eastAsia="Times New Roman" w:hAnsiTheme="minorHAnsi" w:cstheme="minorHAnsi"/>
-          <w:color w:val="auto"/>
-          <w:sz w:val="22"/>
-          <w:szCs w:val="22"/>
+          <w:lang w:eastAsia="ca-ES"/>
+        </w:rPr>
+      </w:pPr>
+      <w:r>
+        <w:rPr>
           <w:lang w:eastAsia="ca-ES"/>
         </w:rPr>
         <w:t xml:space="preserve">All analysis and figures </w:t>
@@ -8504,10 +8435,6 @@
       <w:proofErr w:type="gramStart"/>
       <w:r>
         <w:rPr>
-          <w:rFonts w:asciiTheme="minorHAnsi" w:eastAsia="Times New Roman" w:hAnsiTheme="minorHAnsi" w:cstheme="minorHAnsi"/>
-          <w:color w:val="auto"/>
-          <w:sz w:val="22"/>
-          <w:szCs w:val="22"/>
           <w:lang w:eastAsia="ca-ES"/>
         </w:rPr>
         <w:t>were performed</w:t>
@@ -8515,70 +8442,42 @@
       <w:proofErr w:type="gramEnd"/>
       <w:r>
         <w:rPr>
-          <w:rFonts w:asciiTheme="minorHAnsi" w:eastAsia="Times New Roman" w:hAnsiTheme="minorHAnsi" w:cstheme="minorHAnsi"/>
-          <w:color w:val="auto"/>
-          <w:sz w:val="22"/>
-          <w:szCs w:val="22"/>
           <w:lang w:eastAsia="ca-ES"/>
         </w:rPr>
         <w:t xml:space="preserve"> with R statistical software (R Core Team 2022). </w:t>
       </w:r>
       <w:r>
         <w:rPr>
-          <w:rFonts w:asciiTheme="minorHAnsi" w:eastAsia="Times New Roman" w:hAnsiTheme="minorHAnsi" w:cstheme="minorHAnsi"/>
-          <w:color w:val="auto"/>
-          <w:sz w:val="22"/>
-          <w:szCs w:val="22"/>
           <w:lang w:eastAsia="ca-ES"/>
         </w:rPr>
         <w:t>To describe the general germination responses w</w:t>
       </w:r>
       <w:r>
         <w:rPr>
-          <w:rFonts w:asciiTheme="minorHAnsi" w:eastAsia="Times New Roman" w:hAnsiTheme="minorHAnsi" w:cstheme="minorHAnsi"/>
-          <w:color w:val="auto"/>
-          <w:sz w:val="22"/>
-          <w:szCs w:val="22"/>
           <w:lang w:eastAsia="ca-ES"/>
         </w:rPr>
         <w:t xml:space="preserve">e </w:t>
       </w:r>
       <w:r>
         <w:rPr>
-          <w:rFonts w:asciiTheme="minorHAnsi" w:eastAsia="Times New Roman" w:hAnsiTheme="minorHAnsi" w:cstheme="minorHAnsi"/>
-          <w:color w:val="auto"/>
-          <w:sz w:val="22"/>
-          <w:szCs w:val="22"/>
           <w:lang w:eastAsia="ca-ES"/>
         </w:rPr>
         <w:t>analysed</w:t>
       </w:r>
       <w:r>
         <w:rPr>
-          <w:rFonts w:asciiTheme="minorHAnsi" w:eastAsia="Times New Roman" w:hAnsiTheme="minorHAnsi" w:cstheme="minorHAnsi"/>
-          <w:color w:val="auto"/>
-          <w:sz w:val="22"/>
-          <w:szCs w:val="22"/>
           <w:lang w:eastAsia="ca-ES"/>
         </w:rPr>
         <w:t xml:space="preserve"> the</w:t>
       </w:r>
       <w:r>
         <w:rPr>
-          <w:rFonts w:asciiTheme="minorHAnsi" w:eastAsia="Times New Roman" w:hAnsiTheme="minorHAnsi" w:cstheme="minorHAnsi"/>
-          <w:color w:val="auto"/>
-          <w:sz w:val="22"/>
-          <w:szCs w:val="22"/>
           <w:lang w:eastAsia="ca-ES"/>
         </w:rPr>
         <w:t xml:space="preserve"> germination</w:t>
       </w:r>
       <w:r>
         <w:rPr>
-          <w:rFonts w:asciiTheme="minorHAnsi" w:eastAsia="Times New Roman" w:hAnsiTheme="minorHAnsi" w:cstheme="minorHAnsi"/>
-          <w:color w:val="auto"/>
-          <w:sz w:val="22"/>
-          <w:szCs w:val="22"/>
           <w:lang w:eastAsia="ca-ES"/>
         </w:rPr>
         <w:t xml:space="preserve"> data by fitting Markov Chain Monte Carlo generalized linear mixed models (</w:t>
@@ -8586,10 +8485,6 @@
       <w:proofErr w:type="spellStart"/>
       <w:r>
         <w:rPr>
-          <w:rFonts w:asciiTheme="minorHAnsi" w:eastAsia="Times New Roman" w:hAnsiTheme="minorHAnsi" w:cstheme="minorHAnsi"/>
-          <w:color w:val="auto"/>
-          <w:sz w:val="22"/>
-          <w:szCs w:val="22"/>
           <w:lang w:eastAsia="ca-ES"/>
         </w:rPr>
         <w:t>MCMCglmm</w:t>
@@ -8597,70 +8492,42 @@
       <w:proofErr w:type="spellEnd"/>
       <w:r>
         <w:rPr>
-          <w:rFonts w:asciiTheme="minorHAnsi" w:eastAsia="Times New Roman" w:hAnsiTheme="minorHAnsi" w:cstheme="minorHAnsi"/>
-          <w:color w:val="auto"/>
-          <w:sz w:val="22"/>
-          <w:szCs w:val="22"/>
           <w:lang w:eastAsia="ca-ES"/>
         </w:rPr>
         <w:t xml:space="preserve">) with Bayesian estimation using the R package MCMCGLMM </w:t>
       </w:r>
       <w:r>
         <w:rPr>
-          <w:rFonts w:asciiTheme="minorHAnsi" w:eastAsia="Times New Roman" w:hAnsiTheme="minorHAnsi" w:cstheme="minorHAnsi"/>
-          <w:color w:val="auto"/>
-          <w:sz w:val="22"/>
-          <w:szCs w:val="22"/>
           <w:lang w:eastAsia="ca-ES"/>
         </w:rPr>
         <w:fldChar w:fldCharType="begin" w:fldLock="1"/>
       </w:r>
       <w:r>
         <w:rPr>
-          <w:rFonts w:asciiTheme="minorHAnsi" w:eastAsia="Times New Roman" w:hAnsiTheme="minorHAnsi" w:cstheme="minorHAnsi"/>
-          <w:color w:val="auto"/>
-          <w:sz w:val="22"/>
-          <w:szCs w:val="22"/>
           <w:lang w:eastAsia="ca-ES"/>
         </w:rPr>
         <w:instrText>ADDIN CSL_CITATION {"citationItems":[{"id":"ITEM-1","itemData":{"ISBN":"9781439811870","ISSN":"19390068","PMID":"18291371","abstract":"Generalized linear mixed models provide a flexible framework for modeling a range of data, although with non-Gaussian response variables the likelihood cannot be obtained in closed form. Markov chain Monte Carlo methods solve this problem by sampling from a series of simpler conditional distributions that can be evaluated. The R package MCMCglmm implements such an algorithm for a range of model fitting problems. More than one response variable can be analyzed simultaneously, and these variables are allowed to follow Gaussian, Poisson, multi(bi)nominal, exponential, zero-inflated and censored dis-tributions. A range of variance structures are permitted for the random effects, including interactions with categorical or continuous variables (i.e., random regression), and more complicated variance structures that arise through shared ancestry, either through a pedi-gree or through a phylogeny. Missing values are permitted in the response variable(s) and data can be known up to some level of measurement error as in meta-analysis. All simu-lation is done in C/ C++ using the CSparse library for sparse linear systems.","author":[{"dropping-particle":"","family":"Hadfield","given":"Jarrod D","non-dropping-particle":"","parse-names":false,"suffix":""}],"container-title":"Journal of Statistical Software","id":"ITEM-1","issue":"2","issued":{"date-parts":[["2010"]]},"page":"1-22","title":"MCMCglmm: MCMC Methods for Multi-Response GLMMs in R","type":"article-journal","volume":"33"},"uris":["http://www.mendeley.com/documents/?uuid=41627bcd-fb59-4a4f-8935-c58d22662a04"]}],"mendeley":{"formattedCitation":"(Hadfield, 2010)","plainTextFormattedCitation":"(Hadfield, 2010)","previouslyFormattedCitation":"(Hadfield, 2010)"},"properties":{"noteIndex":0},"schema":"https://github.com/citation-style-language/schema/raw/master/csl-citation.json"}</w:instrText>
       </w:r>
       <w:r>
         <w:rPr>
-          <w:rFonts w:asciiTheme="minorHAnsi" w:eastAsia="Times New Roman" w:hAnsiTheme="minorHAnsi" w:cstheme="minorHAnsi"/>
-          <w:color w:val="auto"/>
-          <w:sz w:val="22"/>
-          <w:szCs w:val="22"/>
           <w:lang w:eastAsia="ca-ES"/>
         </w:rPr>
         <w:fldChar w:fldCharType="separate"/>
       </w:r>
       <w:r>
         <w:rPr>
-          <w:rFonts w:asciiTheme="minorHAnsi" w:eastAsia="Times New Roman" w:hAnsiTheme="minorHAnsi" w:cstheme="minorHAnsi"/>
-          <w:color w:val="auto"/>
-          <w:sz w:val="22"/>
-          <w:szCs w:val="22"/>
           <w:lang w:eastAsia="ca-ES"/>
         </w:rPr>
         <w:t>(Hadfield, 2010)</w:t>
       </w:r>
       <w:r>
         <w:rPr>
-          <w:rFonts w:asciiTheme="minorHAnsi" w:eastAsia="Times New Roman" w:hAnsiTheme="minorHAnsi" w:cstheme="minorHAnsi"/>
-          <w:color w:val="auto"/>
-          <w:sz w:val="22"/>
-          <w:szCs w:val="22"/>
           <w:lang w:eastAsia="ca-ES"/>
         </w:rPr>
         <w:fldChar w:fldCharType="end"/>
       </w:r>
       <w:r>
         <w:rPr>
-          <w:rFonts w:asciiTheme="minorHAnsi" w:eastAsia="Times New Roman" w:hAnsiTheme="minorHAnsi" w:cstheme="minorHAnsi"/>
-          <w:color w:val="auto"/>
-          <w:sz w:val="22"/>
-          <w:szCs w:val="22"/>
           <w:lang w:eastAsia="ca-ES"/>
         </w:rPr>
         <w:t xml:space="preserve">. To model germination, we used binomial </w:t>
@@ -8668,10 +8535,6 @@
       <w:proofErr w:type="spellStart"/>
       <w:r>
         <w:rPr>
-          <w:rFonts w:asciiTheme="minorHAnsi" w:eastAsia="Times New Roman" w:hAnsiTheme="minorHAnsi" w:cstheme="minorHAnsi"/>
-          <w:color w:val="auto"/>
-          <w:sz w:val="22"/>
-          <w:szCs w:val="22"/>
           <w:lang w:eastAsia="ca-ES"/>
         </w:rPr>
         <w:t>MCMCglmms</w:t>
@@ -8679,10 +8542,6 @@
       <w:proofErr w:type="spellEnd"/>
       <w:r>
         <w:rPr>
-          <w:rFonts w:asciiTheme="minorHAnsi" w:eastAsia="Times New Roman" w:hAnsiTheme="minorHAnsi" w:cstheme="minorHAnsi"/>
-          <w:color w:val="auto"/>
-          <w:sz w:val="22"/>
-          <w:szCs w:val="22"/>
           <w:lang w:eastAsia="ca-ES"/>
         </w:rPr>
         <w:t xml:space="preserve"> (</w:t>
@@ -8690,10 +8549,6 @@
       <w:proofErr w:type="spellStart"/>
       <w:r>
         <w:rPr>
-          <w:rFonts w:asciiTheme="minorHAnsi" w:eastAsia="Times New Roman" w:hAnsiTheme="minorHAnsi" w:cstheme="minorHAnsi"/>
-          <w:color w:val="auto"/>
-          <w:sz w:val="22"/>
-          <w:szCs w:val="22"/>
           <w:lang w:eastAsia="ca-ES"/>
         </w:rPr>
         <w:t>cbind</w:t>
@@ -8701,10 +8556,6 @@
       <w:proofErr w:type="spellEnd"/>
       <w:r>
         <w:rPr>
-          <w:rFonts w:asciiTheme="minorHAnsi" w:eastAsia="Times New Roman" w:hAnsiTheme="minorHAnsi" w:cstheme="minorHAnsi"/>
-          <w:color w:val="auto"/>
-          <w:sz w:val="22"/>
-          <w:szCs w:val="22"/>
           <w:lang w:eastAsia="ca-ES"/>
         </w:rPr>
         <w:t xml:space="preserve"> (</w:t>
@@ -8712,10 +8563,6 @@
       <w:proofErr w:type="spellStart"/>
       <w:r>
         <w:rPr>
-          <w:rFonts w:asciiTheme="minorHAnsi" w:eastAsia="Times New Roman" w:hAnsiTheme="minorHAnsi" w:cstheme="minorHAnsi"/>
-          <w:color w:val="auto"/>
-          <w:sz w:val="22"/>
-          <w:szCs w:val="22"/>
           <w:lang w:eastAsia="ca-ES"/>
         </w:rPr>
         <w:t>finalgermination</w:t>
@@ -8723,10 +8570,6 @@
       <w:proofErr w:type="spellEnd"/>
       <w:r>
         <w:rPr>
-          <w:rFonts w:asciiTheme="minorHAnsi" w:eastAsia="Times New Roman" w:hAnsiTheme="minorHAnsi" w:cstheme="minorHAnsi"/>
-          <w:color w:val="auto"/>
-          <w:sz w:val="22"/>
-          <w:szCs w:val="22"/>
           <w:lang w:eastAsia="ca-ES"/>
         </w:rPr>
         <w:t xml:space="preserve">, viable seeds – </w:t>
@@ -8734,10 +8577,6 @@
       <w:proofErr w:type="spellStart"/>
       <w:r>
         <w:rPr>
-          <w:rFonts w:asciiTheme="minorHAnsi" w:eastAsia="Times New Roman" w:hAnsiTheme="minorHAnsi" w:cstheme="minorHAnsi"/>
-          <w:color w:val="auto"/>
-          <w:sz w:val="22"/>
-          <w:szCs w:val="22"/>
           <w:lang w:eastAsia="ca-ES"/>
         </w:rPr>
         <w:t>finalgermination</w:t>
@@ -8745,90 +8584,54 @@
       <w:proofErr w:type="spellEnd"/>
       <w:r>
         <w:rPr>
-          <w:rFonts w:asciiTheme="minorHAnsi" w:eastAsia="Times New Roman" w:hAnsiTheme="minorHAnsi" w:cstheme="minorHAnsi"/>
-          <w:color w:val="auto"/>
-          <w:sz w:val="22"/>
-          <w:szCs w:val="22"/>
           <w:lang w:eastAsia="ca-ES"/>
         </w:rPr>
         <w:t xml:space="preserve">) ~ germination treatment, </w:t>
       </w:r>
       <w:r>
         <w:rPr>
-          <w:rFonts w:asciiTheme="minorHAnsi" w:eastAsia="Times New Roman" w:hAnsiTheme="minorHAnsi" w:cstheme="minorHAnsi"/>
-          <w:color w:val="auto"/>
-          <w:sz w:val="22"/>
-          <w:szCs w:val="22"/>
           <w:lang w:eastAsia="ca-ES"/>
         </w:rPr>
         <w:t>family = multi</w:t>
       </w:r>
       <w:r>
         <w:rPr>
-          <w:rFonts w:asciiTheme="minorHAnsi" w:eastAsia="Times New Roman" w:hAnsiTheme="minorHAnsi" w:cstheme="minorHAnsi"/>
-          <w:color w:val="auto"/>
-          <w:sz w:val="22"/>
-          <w:szCs w:val="22"/>
           <w:lang w:eastAsia="ca-ES"/>
         </w:rPr>
         <w:t>nomial2)</w:t>
       </w:r>
       <w:r>
         <w:rPr>
-          <w:rFonts w:asciiTheme="minorHAnsi" w:eastAsia="Times New Roman" w:hAnsiTheme="minorHAnsi" w:cstheme="minorHAnsi"/>
-          <w:color w:val="auto"/>
-          <w:sz w:val="22"/>
-          <w:szCs w:val="22"/>
           <w:lang w:eastAsia="ca-ES"/>
         </w:rPr>
         <w:t xml:space="preserve">. </w:t>
       </w:r>
       <w:r>
         <w:rPr>
-          <w:rFonts w:asciiTheme="minorHAnsi" w:eastAsia="Times New Roman" w:hAnsiTheme="minorHAnsi" w:cstheme="minorHAnsi"/>
-          <w:color w:val="auto"/>
-          <w:sz w:val="22"/>
-          <w:szCs w:val="22"/>
           <w:lang w:eastAsia="ca-ES"/>
         </w:rPr>
         <w:t xml:space="preserve">Phylogeny was included </w:t>
       </w:r>
       <w:r>
         <w:rPr>
-          <w:rFonts w:asciiTheme="minorHAnsi" w:eastAsia="Times New Roman" w:hAnsiTheme="minorHAnsi" w:cstheme="minorHAnsi"/>
-          <w:color w:val="auto"/>
-          <w:sz w:val="22"/>
-          <w:szCs w:val="22"/>
           <w:lang w:eastAsia="ca-ES"/>
         </w:rPr>
         <w:t xml:space="preserve">as a random factor </w:t>
       </w:r>
       <w:r>
         <w:rPr>
-          <w:rFonts w:asciiTheme="minorHAnsi" w:eastAsia="Times New Roman" w:hAnsiTheme="minorHAnsi" w:cstheme="minorHAnsi"/>
-          <w:color w:val="auto"/>
-          <w:sz w:val="22"/>
-          <w:szCs w:val="22"/>
           <w:lang w:eastAsia="ca-ES"/>
         </w:rPr>
         <w:t>using a reconstructed tree for</w:t>
       </w:r>
       <w:r>
         <w:rPr>
-          <w:rFonts w:asciiTheme="minorHAnsi" w:eastAsia="Times New Roman" w:hAnsiTheme="minorHAnsi" w:cstheme="minorHAnsi"/>
-          <w:color w:val="auto"/>
-          <w:sz w:val="22"/>
-          <w:szCs w:val="22"/>
           <w:lang w:eastAsia="ca-ES"/>
         </w:rPr>
         <w:t xml:space="preserve"> the 57 species, </w:t>
       </w:r>
       <w:r>
         <w:rPr>
-          <w:rFonts w:asciiTheme="minorHAnsi" w:eastAsia="Times New Roman" w:hAnsiTheme="minorHAnsi" w:cstheme="minorHAnsi"/>
-          <w:color w:val="auto"/>
-          <w:sz w:val="22"/>
-          <w:szCs w:val="22"/>
           <w:lang w:eastAsia="ca-ES"/>
         </w:rPr>
         <w:t>created with V.PHYLOMAKER R package (</w:t>
@@ -8836,10 +8639,6 @@
       <w:proofErr w:type="spellStart"/>
       <w:r>
         <w:rPr>
-          <w:rFonts w:asciiTheme="minorHAnsi" w:eastAsia="Times New Roman" w:hAnsiTheme="minorHAnsi" w:cstheme="minorHAnsi"/>
-          <w:color w:val="auto"/>
-          <w:sz w:val="22"/>
-          <w:szCs w:val="22"/>
           <w:lang w:eastAsia="ca-ES"/>
         </w:rPr>
         <w:t>Jin</w:t>
@@ -8847,10 +8646,6 @@
       <w:proofErr w:type="spellEnd"/>
       <w:r>
         <w:rPr>
-          <w:rFonts w:asciiTheme="minorHAnsi" w:eastAsia="Times New Roman" w:hAnsiTheme="minorHAnsi" w:cstheme="minorHAnsi"/>
-          <w:color w:val="auto"/>
-          <w:sz w:val="22"/>
-          <w:szCs w:val="22"/>
           <w:lang w:eastAsia="ca-ES"/>
         </w:rPr>
         <w:t xml:space="preserve"> and Qian, 2019) using </w:t>
@@ -8858,10 +8653,6 @@
       <w:proofErr w:type="spellStart"/>
       <w:r>
         <w:rPr>
-          <w:rFonts w:asciiTheme="minorHAnsi" w:eastAsia="Times New Roman" w:hAnsiTheme="minorHAnsi" w:cstheme="minorHAnsi"/>
-          <w:color w:val="auto"/>
-          <w:sz w:val="22"/>
-          <w:szCs w:val="22"/>
           <w:lang w:eastAsia="ca-ES"/>
         </w:rPr>
         <w:t>phylosignal</w:t>
@@ -8869,10 +8660,6 @@
       <w:proofErr w:type="spellEnd"/>
       <w:r>
         <w:rPr>
-          <w:rFonts w:asciiTheme="minorHAnsi" w:eastAsia="Times New Roman" w:hAnsiTheme="minorHAnsi" w:cstheme="minorHAnsi"/>
-          <w:color w:val="auto"/>
-          <w:sz w:val="22"/>
-          <w:szCs w:val="22"/>
           <w:lang w:eastAsia="ca-ES"/>
         </w:rPr>
         <w:t xml:space="preserve"> and </w:t>
@@ -8880,10 +8667,6 @@
       <w:proofErr w:type="spellStart"/>
       <w:r>
         <w:rPr>
-          <w:rFonts w:asciiTheme="minorHAnsi" w:eastAsia="Times New Roman" w:hAnsiTheme="minorHAnsi" w:cstheme="minorHAnsi"/>
-          <w:color w:val="auto"/>
-          <w:sz w:val="22"/>
-          <w:szCs w:val="22"/>
           <w:lang w:eastAsia="ca-ES"/>
         </w:rPr>
         <w:t>phylobase</w:t>
@@ -8891,30 +8674,18 @@
       <w:proofErr w:type="spellEnd"/>
       <w:r>
         <w:rPr>
-          <w:rFonts w:asciiTheme="minorHAnsi" w:eastAsia="Times New Roman" w:hAnsiTheme="minorHAnsi" w:cstheme="minorHAnsi"/>
-          <w:color w:val="auto"/>
-          <w:sz w:val="22"/>
-          <w:szCs w:val="22"/>
           <w:lang w:eastAsia="ca-ES"/>
         </w:rPr>
         <w:t xml:space="preserve"> R packages (Keck et al., 2016</w:t>
       </w:r>
       <w:r>
         <w:rPr>
-          <w:rFonts w:asciiTheme="minorHAnsi" w:eastAsia="Times New Roman" w:hAnsiTheme="minorHAnsi" w:cstheme="minorHAnsi"/>
-          <w:color w:val="auto"/>
-          <w:sz w:val="22"/>
-          <w:szCs w:val="22"/>
           <w:lang w:eastAsia="ca-ES"/>
         </w:rPr>
         <w:t>; R Hackathon et al., 2020). W</w:t>
       </w:r>
       <w:r>
         <w:rPr>
-          <w:rFonts w:asciiTheme="minorHAnsi" w:eastAsia="Times New Roman" w:hAnsiTheme="minorHAnsi" w:cstheme="minorHAnsi"/>
-          <w:color w:val="auto"/>
-          <w:sz w:val="22"/>
-          <w:szCs w:val="22"/>
           <w:lang w:eastAsia="ca-ES"/>
         </w:rPr>
         <w:t xml:space="preserve">e used weakly informative priors, with parameter-expanded priors for the random effects. Each model </w:t>
@@ -8922,10 +8693,6 @@
       <w:proofErr w:type="gramStart"/>
       <w:r>
         <w:rPr>
-          <w:rFonts w:asciiTheme="minorHAnsi" w:eastAsia="Times New Roman" w:hAnsiTheme="minorHAnsi" w:cstheme="minorHAnsi"/>
-          <w:color w:val="auto"/>
-          <w:sz w:val="22"/>
-          <w:szCs w:val="22"/>
           <w:lang w:eastAsia="ca-ES"/>
         </w:rPr>
         <w:t>was run</w:t>
@@ -8933,20 +8700,19 @@
       <w:proofErr w:type="gramEnd"/>
       <w:r>
         <w:rPr>
-          <w:rFonts w:asciiTheme="minorHAnsi" w:eastAsia="Times New Roman" w:hAnsiTheme="minorHAnsi" w:cstheme="minorHAnsi"/>
-          <w:color w:val="auto"/>
-          <w:sz w:val="22"/>
-          <w:szCs w:val="22"/>
-          <w:lang w:eastAsia="ca-ES"/>
-        </w:rPr>
-        <w:t xml:space="preserve"> for 1,000,000 iterations, with an initial burn of 100,000 and a thinning interval of 100. From the resulting posterior distributions, we calculated mean parameter estimates and 95% credible intervals (CI). </w:t>
-      </w:r>
-      <w:r>
-        <w:rPr>
-          <w:rFonts w:asciiTheme="minorHAnsi" w:eastAsia="Times New Roman" w:hAnsiTheme="minorHAnsi" w:cstheme="minorHAnsi"/>
-          <w:color w:val="auto"/>
-          <w:sz w:val="22"/>
-          <w:szCs w:val="22"/>
+          <w:lang w:eastAsia="ca-ES"/>
+        </w:rPr>
+        <w:t xml:space="preserve"> for 1,000,000 iterations, with an initial burn of 100,000 and a thinning interval of 100. From the resulting posterior distributions, we calculated mean parameter </w:t>
+      </w:r>
+      <w:r>
+        <w:rPr>
+          <w:lang w:eastAsia="ca-ES"/>
+        </w:rPr>
+        <w:lastRenderedPageBreak/>
+        <w:t xml:space="preserve">estimates and 95% credible intervals (CI). </w:t>
+      </w:r>
+      <w:r>
+        <w:rPr>
           <w:lang w:eastAsia="ca-ES"/>
         </w:rPr>
         <w:t xml:space="preserve">For representation </w:t>
@@ -8954,10 +8720,6 @@
       <w:proofErr w:type="spellStart"/>
       <w:r>
         <w:rPr>
-          <w:rFonts w:asciiTheme="minorHAnsi" w:eastAsia="Times New Roman" w:hAnsiTheme="minorHAnsi" w:cstheme="minorHAnsi"/>
-          <w:color w:val="auto"/>
-          <w:sz w:val="22"/>
-          <w:szCs w:val="22"/>
           <w:lang w:eastAsia="ca-ES"/>
         </w:rPr>
         <w:t>ggplot</w:t>
@@ -8965,40 +8727,27 @@
       <w:proofErr w:type="spellEnd"/>
       <w:r>
         <w:rPr>
-          <w:rFonts w:asciiTheme="minorHAnsi" w:eastAsia="Times New Roman" w:hAnsiTheme="minorHAnsi" w:cstheme="minorHAnsi"/>
-          <w:color w:val="auto"/>
-          <w:sz w:val="22"/>
-          <w:szCs w:val="22"/>
           <w:lang w:eastAsia="ca-ES"/>
         </w:rPr>
         <w:t xml:space="preserve"> (</w:t>
       </w:r>
-      <w:commentRangeStart w:id="3"/>
-      <w:r>
-        <w:rPr>
-          <w:rFonts w:asciiTheme="minorHAnsi" w:eastAsia="Times New Roman" w:hAnsiTheme="minorHAnsi" w:cstheme="minorHAnsi"/>
-          <w:color w:val="auto"/>
-          <w:sz w:val="22"/>
-          <w:szCs w:val="22"/>
+      <w:commentRangeStart w:id="22"/>
+      <w:r>
+        <w:rPr>
           <w:lang w:eastAsia="ca-ES"/>
         </w:rPr>
         <w:t>Wickham, 2016</w:t>
       </w:r>
-      <w:commentRangeEnd w:id="3"/>
+      <w:commentRangeEnd w:id="22"/>
       <w:r>
         <w:rPr>
           <w:rStyle w:val="Refdecomentario"/>
           <w:rFonts w:ascii="Calibri" w:eastAsia="Calibri" w:hAnsi="Calibri" w:cs="Calibri"/>
-          <w:color w:val="auto"/>
-        </w:rPr>
-        <w:commentReference w:id="3"/>
-      </w:r>
-      <w:r>
-        <w:rPr>
-          <w:rFonts w:asciiTheme="minorHAnsi" w:eastAsia="Times New Roman" w:hAnsiTheme="minorHAnsi" w:cstheme="minorHAnsi"/>
-          <w:color w:val="auto"/>
-          <w:sz w:val="22"/>
-          <w:szCs w:val="22"/>
+        </w:rPr>
+        <w:commentReference w:id="22"/>
+      </w:r>
+      <w:r>
+        <w:rPr>
           <w:lang w:eastAsia="ca-ES"/>
         </w:rPr>
         <w:t xml:space="preserve">), </w:t>
@@ -9006,10 +8755,6 @@
       <w:proofErr w:type="spellStart"/>
       <w:r>
         <w:rPr>
-          <w:rFonts w:asciiTheme="minorHAnsi" w:eastAsia="Times New Roman" w:hAnsiTheme="minorHAnsi" w:cstheme="minorHAnsi"/>
-          <w:color w:val="auto"/>
-          <w:sz w:val="22"/>
-          <w:szCs w:val="22"/>
           <w:lang w:eastAsia="ca-ES"/>
         </w:rPr>
         <w:t>ggpubr</w:t>
@@ -9017,22 +8762,14 @@
       <w:proofErr w:type="spellEnd"/>
       <w:r>
         <w:rPr>
-          <w:rFonts w:asciiTheme="minorHAnsi" w:eastAsia="Times New Roman" w:hAnsiTheme="minorHAnsi" w:cstheme="minorHAnsi"/>
-          <w:color w:val="auto"/>
-          <w:sz w:val="22"/>
-          <w:szCs w:val="22"/>
           <w:lang w:eastAsia="ca-ES"/>
         </w:rPr>
         <w:t xml:space="preserve"> (</w:t>
       </w:r>
-      <w:commentRangeStart w:id="4"/>
-      <w:proofErr w:type="spellStart"/>
-      <w:r>
-        <w:rPr>
-          <w:rFonts w:asciiTheme="minorHAnsi" w:eastAsia="Times New Roman" w:hAnsiTheme="minorHAnsi" w:cstheme="minorHAnsi"/>
-          <w:color w:val="auto"/>
-          <w:sz w:val="22"/>
-          <w:szCs w:val="22"/>
+      <w:commentRangeStart w:id="23"/>
+      <w:proofErr w:type="spellStart"/>
+      <w:r>
+        <w:rPr>
           <w:lang w:eastAsia="ca-ES"/>
         </w:rPr>
         <w:t>Kassambara</w:t>
@@ -9040,79 +8777,53 @@
       <w:proofErr w:type="spellEnd"/>
       <w:r>
         <w:rPr>
-          <w:rFonts w:asciiTheme="minorHAnsi" w:eastAsia="Times New Roman" w:hAnsiTheme="minorHAnsi" w:cstheme="minorHAnsi"/>
-          <w:color w:val="auto"/>
-          <w:sz w:val="22"/>
-          <w:szCs w:val="22"/>
           <w:lang w:eastAsia="ca-ES"/>
         </w:rPr>
         <w:t>, 2023</w:t>
       </w:r>
-      <w:commentRangeEnd w:id="4"/>
+      <w:commentRangeEnd w:id="23"/>
       <w:r>
         <w:rPr>
           <w:rStyle w:val="Refdecomentario"/>
           <w:rFonts w:ascii="Calibri" w:eastAsia="Calibri" w:hAnsi="Calibri" w:cs="Calibri"/>
-          <w:color w:val="auto"/>
-        </w:rPr>
-        <w:commentReference w:id="4"/>
-      </w:r>
-      <w:r>
-        <w:rPr>
-          <w:rFonts w:asciiTheme="minorHAnsi" w:eastAsia="Times New Roman" w:hAnsiTheme="minorHAnsi" w:cstheme="minorHAnsi"/>
-          <w:color w:val="auto"/>
-          <w:sz w:val="22"/>
-          <w:szCs w:val="22"/>
+        </w:rPr>
+        <w:commentReference w:id="23"/>
+      </w:r>
+      <w:r>
+        <w:rPr>
           <w:lang w:eastAsia="ca-ES"/>
         </w:rPr>
         <w:t>)</w:t>
       </w:r>
       <w:r>
         <w:rPr>
-          <w:rFonts w:asciiTheme="minorHAnsi" w:eastAsia="Times New Roman" w:hAnsiTheme="minorHAnsi" w:cstheme="minorHAnsi"/>
-          <w:color w:val="auto"/>
-          <w:sz w:val="22"/>
-          <w:szCs w:val="22"/>
           <w:lang w:eastAsia="ca-ES"/>
         </w:rPr>
         <w:t xml:space="preserve"> and patchwork (</w:t>
       </w:r>
-      <w:commentRangeStart w:id="5"/>
-      <w:r>
-        <w:rPr>
-          <w:rFonts w:asciiTheme="minorHAnsi" w:eastAsia="Times New Roman" w:hAnsiTheme="minorHAnsi" w:cstheme="minorHAnsi"/>
-          <w:color w:val="auto"/>
-          <w:sz w:val="22"/>
-          <w:szCs w:val="22"/>
+      <w:commentRangeStart w:id="24"/>
+      <w:r>
+        <w:rPr>
           <w:lang w:eastAsia="ca-ES"/>
         </w:rPr>
         <w:t>Pederson, 2022</w:t>
       </w:r>
-      <w:commentRangeEnd w:id="5"/>
+      <w:commentRangeEnd w:id="24"/>
       <w:r>
         <w:rPr>
           <w:rStyle w:val="Refdecomentario"/>
           <w:rFonts w:ascii="Calibri" w:eastAsia="Calibri" w:hAnsi="Calibri" w:cs="Calibri"/>
-          <w:color w:val="auto"/>
-        </w:rPr>
-        <w:commentReference w:id="5"/>
-      </w:r>
-      <w:r>
-        <w:rPr>
-          <w:rFonts w:asciiTheme="minorHAnsi" w:eastAsia="Times New Roman" w:hAnsiTheme="minorHAnsi" w:cstheme="minorHAnsi"/>
-          <w:color w:val="auto"/>
-          <w:sz w:val="22"/>
-          <w:szCs w:val="22"/>
+        </w:rPr>
+        <w:commentReference w:id="24"/>
+      </w:r>
+      <w:r>
+        <w:rPr>
           <w:lang w:eastAsia="ca-ES"/>
         </w:rPr>
         <w:t>)</w:t>
       </w:r>
       <w:r>
         <w:rPr>
-          <w:rFonts w:asciiTheme="minorHAnsi" w:eastAsia="Times New Roman" w:hAnsiTheme="minorHAnsi" w:cstheme="minorHAnsi"/>
-          <w:color w:val="auto"/>
-          <w:sz w:val="22"/>
-          <w:szCs w:val="22"/>
           <w:lang w:eastAsia="ca-ES"/>
         </w:rPr>
         <w:t xml:space="preserve"> were used together with </w:t>
@@ -9120,10 +8831,6 @@
       <w:proofErr w:type="spellStart"/>
       <w:r>
         <w:rPr>
-          <w:rFonts w:asciiTheme="minorHAnsi" w:eastAsia="Times New Roman" w:hAnsiTheme="minorHAnsi" w:cstheme="minorHAnsi"/>
-          <w:color w:val="auto"/>
-          <w:sz w:val="22"/>
-          <w:szCs w:val="22"/>
           <w:lang w:eastAsia="ca-ES"/>
         </w:rPr>
         <w:t>binom</w:t>
@@ -9131,22 +8838,14 @@
       <w:proofErr w:type="spellEnd"/>
       <w:r>
         <w:rPr>
-          <w:rFonts w:asciiTheme="minorHAnsi" w:eastAsia="Times New Roman" w:hAnsiTheme="minorHAnsi" w:cstheme="minorHAnsi"/>
-          <w:color w:val="auto"/>
-          <w:sz w:val="22"/>
-          <w:szCs w:val="22"/>
           <w:lang w:eastAsia="ca-ES"/>
         </w:rPr>
         <w:t xml:space="preserve"> package (</w:t>
       </w:r>
-      <w:commentRangeStart w:id="6"/>
-      <w:proofErr w:type="spellStart"/>
-      <w:r>
-        <w:rPr>
-          <w:rFonts w:asciiTheme="minorHAnsi" w:eastAsia="Times New Roman" w:hAnsiTheme="minorHAnsi" w:cstheme="minorHAnsi"/>
-          <w:color w:val="auto"/>
-          <w:sz w:val="22"/>
-          <w:szCs w:val="22"/>
+      <w:commentRangeStart w:id="25"/>
+      <w:proofErr w:type="spellStart"/>
+      <w:r>
+        <w:rPr>
           <w:lang w:eastAsia="ca-ES"/>
         </w:rPr>
         <w:t>Dorai</w:t>
@@ -9154,32 +8853,990 @@
       <w:proofErr w:type="spellEnd"/>
       <w:r>
         <w:rPr>
-          <w:rFonts w:asciiTheme="minorHAnsi" w:eastAsia="Times New Roman" w:hAnsiTheme="minorHAnsi" w:cstheme="minorHAnsi"/>
-          <w:color w:val="auto"/>
-          <w:sz w:val="22"/>
-          <w:szCs w:val="22"/>
           <w:lang w:eastAsia="ca-ES"/>
         </w:rPr>
         <w:t>-Raj, 2022</w:t>
       </w:r>
-      <w:commentRangeEnd w:id="6"/>
+      <w:commentRangeEnd w:id="25"/>
       <w:r>
         <w:rPr>
           <w:rStyle w:val="Refdecomentario"/>
           <w:rFonts w:ascii="Calibri" w:eastAsia="Calibri" w:hAnsi="Calibri" w:cs="Calibri"/>
-          <w:color w:val="auto"/>
-        </w:rPr>
-        <w:commentReference w:id="6"/>
-      </w:r>
-      <w:r>
-        <w:rPr>
-          <w:rFonts w:asciiTheme="minorHAnsi" w:eastAsia="Times New Roman" w:hAnsiTheme="minorHAnsi" w:cstheme="minorHAnsi"/>
-          <w:color w:val="auto"/>
-          <w:sz w:val="22"/>
-          <w:szCs w:val="22"/>
+        </w:rPr>
+        <w:commentReference w:id="25"/>
+      </w:r>
+      <w:r>
+        <w:rPr>
           <w:lang w:eastAsia="ca-ES"/>
         </w:rPr>
         <w:t>) to create the binomial confidence intervals in figure 2.</w:t>
+      </w:r>
+    </w:p>
+    <w:p>
+      <w:pPr>
+        <w:spacing w:line="480" w:lineRule="auto"/>
+        <w:jc w:val="both"/>
+        <w:rPr>
+          <w:lang w:eastAsia="ca-ES"/>
+        </w:rPr>
+      </w:pPr>
+      <w:r>
+        <w:rPr>
+          <w:lang w:eastAsia="ca-ES"/>
+        </w:rPr>
+        <w:t xml:space="preserve">For the community level analysis data needed to be </w:t>
+      </w:r>
+      <w:proofErr w:type="spellStart"/>
+      <w:r>
+        <w:rPr>
+          <w:lang w:eastAsia="ca-ES"/>
+        </w:rPr>
+        <w:t>preprocessed</w:t>
+      </w:r>
+      <w:proofErr w:type="spellEnd"/>
+      <w:r>
+        <w:rPr>
+          <w:lang w:eastAsia="ca-ES"/>
+        </w:rPr>
+        <w:t xml:space="preserve"> in order to create the three matrices needed for analysis and as mentioned above the </w:t>
+      </w:r>
+      <w:proofErr w:type="gramStart"/>
+      <w:r>
+        <w:rPr>
+          <w:lang w:eastAsia="ca-ES"/>
+        </w:rPr>
+        <w:t>8</w:t>
+      </w:r>
+      <w:proofErr w:type="gramEnd"/>
+      <w:r>
+        <w:rPr>
+          <w:lang w:eastAsia="ca-ES"/>
+        </w:rPr>
+        <w:t xml:space="preserve"> species without any germination were completely removed from analysis.</w:t>
+      </w:r>
+      <w:r>
+        <w:rPr>
+          <w:lang w:eastAsia="ca-ES"/>
+        </w:rPr>
+        <w:t xml:space="preserve"> (1) </w:t>
+      </w:r>
+      <w:r>
+        <w:rPr>
+          <w:lang w:eastAsia="ca-ES"/>
+        </w:rPr>
+        <w:t>Species x trait matrices: germination traits (</w:t>
+      </w:r>
+      <w:r>
+        <w:rPr>
+          <w:lang w:eastAsia="ca-ES"/>
+        </w:rPr>
+        <w:t>n=</w:t>
+      </w:r>
+      <w:r>
+        <w:rPr>
+          <w:lang w:eastAsia="ca-ES"/>
+        </w:rPr>
+        <w:t xml:space="preserve">3) we calculated transforming the final germination (per treatment and species) to log odd ratios (always in comparison with germination in control treatment) using the output from </w:t>
+      </w:r>
+      <w:proofErr w:type="spellStart"/>
+      <w:r>
+        <w:rPr>
+          <w:lang w:eastAsia="ca-ES"/>
+        </w:rPr>
+        <w:t>glms</w:t>
+      </w:r>
+      <w:proofErr w:type="spellEnd"/>
+      <w:r>
+        <w:rPr>
+          <w:lang w:eastAsia="ca-ES"/>
+        </w:rPr>
+        <w:t xml:space="preserve"> with binomial family</w:t>
+      </w:r>
+      <w:r>
+        <w:rPr>
+          <w:lang w:eastAsia="ca-ES"/>
+        </w:rPr>
+        <w:t xml:space="preserve">. The log odd ratios gives as information about how much percent is more or less likely for germination to happen in each treatment. In our case, the log odd ratios are mainly negative </w:t>
+      </w:r>
+      <w:proofErr w:type="gramStart"/>
+      <w:r>
+        <w:rPr>
+          <w:lang w:eastAsia="ca-ES"/>
+        </w:rPr>
+        <w:t>due to the fact that</w:t>
+      </w:r>
+      <w:proofErr w:type="gramEnd"/>
+      <w:r>
+        <w:rPr>
+          <w:lang w:eastAsia="ca-ES"/>
+        </w:rPr>
+        <w:t xml:space="preserve"> germination was mainly higher in control treatment. The more negative the log odd ratio the worse the germination in </w:t>
+      </w:r>
+      <w:proofErr w:type="gramStart"/>
+      <w:r>
+        <w:rPr>
+          <w:lang w:eastAsia="ca-ES"/>
+        </w:rPr>
+        <w:t>an</w:t>
+      </w:r>
+      <w:proofErr w:type="gramEnd"/>
+      <w:r>
+        <w:rPr>
+          <w:lang w:eastAsia="ca-ES"/>
+        </w:rPr>
+        <w:t xml:space="preserve"> specific treatment is compared to control</w:t>
+      </w:r>
+      <w:r>
+        <w:rPr>
+          <w:lang w:eastAsia="ca-ES"/>
+        </w:rPr>
+        <w:t>. For the other  plant traits (</w:t>
+      </w:r>
+      <w:r>
+        <w:rPr>
+          <w:lang w:eastAsia="ca-ES"/>
+        </w:rPr>
+        <w:t>n=</w:t>
+      </w:r>
+      <w:r>
+        <w:rPr>
+          <w:lang w:eastAsia="ca-ES"/>
+        </w:rPr>
+        <w:t>5): seed mass (mg), plant height (cm) and leaf area (mm2) were log transform to maintain normal distribution of the data while LDMC and SLA remained with original scales. For the Mediterranean community one species (</w:t>
+      </w:r>
+      <w:proofErr w:type="spellStart"/>
+      <w:r>
+        <w:rPr>
+          <w:i/>
+          <w:lang w:eastAsia="ca-ES"/>
+        </w:rPr>
+        <w:t>Jasione</w:t>
+      </w:r>
+      <w:proofErr w:type="spellEnd"/>
+      <w:r>
+        <w:rPr>
+          <w:i/>
+          <w:lang w:eastAsia="ca-ES"/>
+        </w:rPr>
+        <w:t xml:space="preserve"> </w:t>
+      </w:r>
+      <w:proofErr w:type="spellStart"/>
+      <w:r>
+        <w:rPr>
+          <w:i/>
+          <w:lang w:eastAsia="ca-ES"/>
+        </w:rPr>
+        <w:t>laevis</w:t>
+      </w:r>
+      <w:proofErr w:type="spellEnd"/>
+      <w:r>
+        <w:rPr>
+          <w:lang w:eastAsia="ca-ES"/>
+        </w:rPr>
+        <w:t xml:space="preserve"> was missing leaf traits, thus the species was also removed from analysis), all species from the temperate community had the full dataset of traits complete.</w:t>
+      </w:r>
+      <w:r>
+        <w:rPr>
+          <w:lang w:eastAsia="ca-ES"/>
+        </w:rPr>
+        <w:t xml:space="preserve"> (2) </w:t>
+      </w:r>
+      <w:r>
+        <w:rPr>
+          <w:lang w:eastAsia="ca-ES"/>
+        </w:rPr>
+        <w:t>Species x plot matrices: raw cover data (in percentage) was transformed to relative cover</w:t>
+      </w:r>
+      <w:r>
+        <w:rPr>
+          <w:lang w:eastAsia="ca-ES"/>
+        </w:rPr>
+        <w:t xml:space="preserve"> according to the maximum vegetation cover recorded (sum of all species cover)</w:t>
+      </w:r>
+      <w:r>
+        <w:rPr>
+          <w:lang w:eastAsia="ca-ES"/>
+        </w:rPr>
+        <w:t xml:space="preserve"> and we decided to only keep those plots which had more than 79% of the relative cover with germination trait data</w:t>
+      </w:r>
+      <w:r>
+        <w:rPr>
+          <w:lang w:eastAsia="ca-ES"/>
+        </w:rPr>
+        <w:t>.</w:t>
+      </w:r>
+      <w:r>
+        <w:rPr>
+          <w:lang w:eastAsia="ca-ES"/>
+        </w:rPr>
+        <w:t xml:space="preserve"> Additionally we also transformed abundance to presence/absence data.</w:t>
+      </w:r>
+      <w:r>
+        <w:rPr>
+          <w:lang w:eastAsia="ca-ES"/>
+        </w:rPr>
+        <w:t xml:space="preserve"> </w:t>
+      </w:r>
+      <w:r>
+        <w:rPr>
+          <w:lang w:eastAsia="ca-ES"/>
+        </w:rPr>
+        <w:t xml:space="preserve"> (3) </w:t>
+      </w:r>
+      <w:r>
+        <w:rPr>
+          <w:lang w:eastAsia="ca-ES"/>
+        </w:rPr>
+        <w:t>Plot x environmental data</w:t>
+      </w:r>
+      <w:r>
+        <w:rPr>
+          <w:lang w:eastAsia="ca-ES"/>
+        </w:rPr>
+        <w:t xml:space="preserve"> matrices</w:t>
+      </w:r>
+      <w:r>
+        <w:rPr>
+          <w:lang w:eastAsia="ca-ES"/>
+        </w:rPr>
+        <w:t>:</w:t>
+      </w:r>
+      <w:r>
+        <w:rPr>
+          <w:lang w:eastAsia="ca-ES"/>
+        </w:rPr>
+        <w:t xml:space="preserve"> </w:t>
+      </w:r>
+      <w:r>
+        <w:rPr>
+          <w:lang w:eastAsia="ca-ES"/>
+        </w:rPr>
+        <w:t>elevation and previously selected</w:t>
+      </w:r>
+      <w:r>
+        <w:rPr>
+          <w:lang w:eastAsia="ca-ES"/>
+        </w:rPr>
+        <w:t xml:space="preserve"> bioclimatic indices </w:t>
+      </w:r>
+      <w:proofErr w:type="gramStart"/>
+      <w:r>
+        <w:rPr>
+          <w:lang w:eastAsia="ca-ES"/>
+        </w:rPr>
+        <w:t>were calculate</w:t>
+      </w:r>
+      <w:r>
+        <w:rPr>
+          <w:lang w:eastAsia="ca-ES"/>
+        </w:rPr>
+        <w:t>d</w:t>
+      </w:r>
+      <w:proofErr w:type="gramEnd"/>
+      <w:r>
+        <w:rPr>
+          <w:lang w:eastAsia="ca-ES"/>
+        </w:rPr>
+        <w:t xml:space="preserve"> for the plots that had more than 79% of the relative cover with germination trait data</w:t>
+      </w:r>
+      <w:r>
+        <w:rPr>
+          <w:lang w:eastAsia="ca-ES"/>
+        </w:rPr>
+        <w:t>.</w:t>
+      </w:r>
+      <w:r>
+        <w:rPr>
+          <w:lang w:eastAsia="ca-ES"/>
+        </w:rPr>
+        <w:t xml:space="preserve"> </w:t>
+      </w:r>
+      <w:r>
+        <w:rPr>
+          <w:lang w:eastAsia="ca-ES"/>
+        </w:rPr>
+        <w:t xml:space="preserve">Final matrices were composed of 51 plots x 21 species x 8 traits in the Mediterranean community and 47 plots x 26 species x 8 traits in the </w:t>
+      </w:r>
+      <w:r>
+        <w:rPr>
+          <w:lang w:eastAsia="ca-ES"/>
+        </w:rPr>
+        <w:t>t</w:t>
+      </w:r>
+      <w:r>
+        <w:rPr>
+          <w:lang w:eastAsia="ca-ES"/>
+        </w:rPr>
+        <w:t xml:space="preserve">emperate community. </w:t>
+      </w:r>
+    </w:p>
+    <w:p>
+      <w:pPr>
+        <w:spacing w:line="480" w:lineRule="auto"/>
+        <w:jc w:val="both"/>
+        <w:rPr>
+          <w:lang w:eastAsia="ca-ES"/>
+        </w:rPr>
+      </w:pPr>
+      <w:r>
+        <w:rPr>
+          <w:lang w:eastAsia="ca-ES"/>
+        </w:rPr>
+        <w:lastRenderedPageBreak/>
+        <w:t>Community Means</w:t>
+      </w:r>
+      <w:r>
+        <w:rPr>
+          <w:lang w:eastAsia="ca-ES"/>
+        </w:rPr>
+        <w:t xml:space="preserve"> (CM)</w:t>
+      </w:r>
+      <w:r>
+        <w:rPr>
+          <w:lang w:eastAsia="ca-ES"/>
+        </w:rPr>
+        <w:t xml:space="preserve"> and Community Weighted Means (CWM)</w:t>
+      </w:r>
+      <w:r>
+        <w:rPr>
+          <w:lang w:eastAsia="ca-ES"/>
+        </w:rPr>
+        <w:t xml:space="preserve"> w</w:t>
+      </w:r>
+      <w:r>
+        <w:rPr>
+          <w:lang w:eastAsia="ca-ES"/>
+        </w:rPr>
+        <w:t>ere</w:t>
+      </w:r>
+      <w:r>
+        <w:rPr>
+          <w:lang w:eastAsia="ca-ES"/>
+        </w:rPr>
+        <w:t xml:space="preserve"> calculated using </w:t>
+      </w:r>
+      <w:proofErr w:type="spellStart"/>
+      <w:r>
+        <w:rPr>
+          <w:lang w:eastAsia="ca-ES"/>
+        </w:rPr>
+        <w:t>functcomp</w:t>
+      </w:r>
+      <w:proofErr w:type="spellEnd"/>
+      <w:r>
+        <w:rPr>
+          <w:lang w:eastAsia="ca-ES"/>
+        </w:rPr>
+        <w:t xml:space="preserve"> function (FD package, </w:t>
+      </w:r>
+      <w:commentRangeStart w:id="26"/>
+      <w:proofErr w:type="spellStart"/>
+      <w:r>
+        <w:rPr>
+          <w:lang w:eastAsia="ca-ES"/>
+        </w:rPr>
+        <w:t>Laliberté</w:t>
+      </w:r>
+      <w:proofErr w:type="spellEnd"/>
+      <w:r>
+        <w:rPr>
+          <w:lang w:eastAsia="ca-ES"/>
+        </w:rPr>
+        <w:t>, Legendre and Shipley 2014</w:t>
+      </w:r>
+      <w:commentRangeEnd w:id="26"/>
+      <w:r>
+        <w:rPr>
+          <w:rStyle w:val="Refdecomentario"/>
+          <w:rFonts w:ascii="Calibri" w:eastAsia="Calibri" w:hAnsi="Calibri" w:cs="Calibri"/>
+        </w:rPr>
+        <w:commentReference w:id="26"/>
+      </w:r>
+      <w:r>
+        <w:rPr>
+          <w:lang w:eastAsia="ca-ES"/>
+        </w:rPr>
+        <w:t xml:space="preserve">) with the presence/absence data </w:t>
+      </w:r>
+      <w:r>
+        <w:rPr>
+          <w:lang w:eastAsia="ca-ES"/>
+        </w:rPr>
+        <w:t>or abundance data, respectively, and species x trait data</w:t>
+      </w:r>
+      <w:r>
+        <w:rPr>
+          <w:lang w:eastAsia="ca-ES"/>
+        </w:rPr>
+        <w:t xml:space="preserve">. </w:t>
+      </w:r>
+      <w:r>
+        <w:rPr>
+          <w:lang w:eastAsia="ca-ES"/>
+        </w:rPr>
+        <w:t>Normality of the CM</w:t>
+      </w:r>
+      <w:r>
+        <w:rPr>
+          <w:lang w:eastAsia="ca-ES"/>
+        </w:rPr>
+        <w:t xml:space="preserve"> and CWM</w:t>
+      </w:r>
+      <w:r>
+        <w:rPr>
+          <w:lang w:eastAsia="ca-ES"/>
+        </w:rPr>
+        <w:t xml:space="preserve"> was visually assess and their relationship with bioclimatic indices tested using </w:t>
+      </w:r>
+      <w:proofErr w:type="spellStart"/>
+      <w:r>
+        <w:rPr>
+          <w:lang w:eastAsia="ca-ES"/>
+        </w:rPr>
+        <w:t>glm</w:t>
+      </w:r>
+      <w:proofErr w:type="spellEnd"/>
+      <w:r>
+        <w:rPr>
+          <w:lang w:eastAsia="ca-ES"/>
+        </w:rPr>
+        <w:t xml:space="preserve"> function (stats package)</w:t>
+      </w:r>
+      <w:r>
+        <w:rPr>
+          <w:lang w:eastAsia="ca-ES"/>
+        </w:rPr>
+        <w:t>.</w:t>
+      </w:r>
+    </w:p>
+    <w:p>
+      <w:pPr>
+        <w:spacing w:line="480" w:lineRule="auto"/>
+        <w:jc w:val="both"/>
+        <w:rPr>
+          <w:lang w:eastAsia="ca-ES"/>
+        </w:rPr>
+      </w:pPr>
+      <w:r>
+        <w:rPr>
+          <w:lang w:eastAsia="ca-ES"/>
+        </w:rPr>
+        <w:t xml:space="preserve">To tackle the functional diversity analysis we separately calculated distance matrix from germination traits (using </w:t>
+      </w:r>
+      <w:proofErr w:type="spellStart"/>
+      <w:r>
+        <w:rPr>
+          <w:lang w:eastAsia="ca-ES"/>
+        </w:rPr>
+        <w:t>gowdis</w:t>
+      </w:r>
+      <w:proofErr w:type="spellEnd"/>
+      <w:r>
+        <w:rPr>
+          <w:lang w:eastAsia="ca-ES"/>
+        </w:rPr>
+        <w:t xml:space="preserve"> function from FD package) and adult plant traits (using </w:t>
+      </w:r>
+      <w:proofErr w:type="spellStart"/>
+      <w:r>
+        <w:rPr>
+          <w:lang w:eastAsia="ca-ES"/>
+        </w:rPr>
+        <w:t>gawdis</w:t>
+      </w:r>
+      <w:proofErr w:type="spellEnd"/>
+      <w:r>
+        <w:rPr>
+          <w:lang w:eastAsia="ca-ES"/>
+        </w:rPr>
+        <w:t xml:space="preserve"> from </w:t>
+      </w:r>
+      <w:commentRangeStart w:id="27"/>
+      <w:proofErr w:type="spellStart"/>
+      <w:r>
+        <w:rPr>
+          <w:lang w:eastAsia="ca-ES"/>
+        </w:rPr>
+        <w:t>gawdis</w:t>
+      </w:r>
+      <w:proofErr w:type="spellEnd"/>
+      <w:r>
+        <w:rPr>
+          <w:lang w:eastAsia="ca-ES"/>
+        </w:rPr>
+        <w:t xml:space="preserve"> package</w:t>
+      </w:r>
+      <w:commentRangeEnd w:id="27"/>
+      <w:r>
+        <w:rPr>
+          <w:rStyle w:val="Refdecomentario"/>
+          <w:rFonts w:ascii="Calibri" w:eastAsia="Calibri" w:hAnsi="Calibri" w:cs="Calibri"/>
+        </w:rPr>
+        <w:commentReference w:id="27"/>
+      </w:r>
+      <w:r>
+        <w:rPr>
+          <w:lang w:eastAsia="ca-ES"/>
+        </w:rPr>
+        <w:t>),</w:t>
+      </w:r>
+      <w:r>
+        <w:rPr>
+          <w:lang w:eastAsia="ca-ES"/>
+        </w:rPr>
+        <w:t xml:space="preserve"> here we specified that the three leaf traits (leaf area, LDMC and SLA) are part of the same group so their individual weights </w:t>
+      </w:r>
+      <w:proofErr w:type="gramStart"/>
+      <w:r>
+        <w:rPr>
+          <w:lang w:eastAsia="ca-ES"/>
+        </w:rPr>
+        <w:t>are reduced</w:t>
+      </w:r>
+      <w:proofErr w:type="gramEnd"/>
+      <w:r>
+        <w:rPr>
+          <w:lang w:eastAsia="ca-ES"/>
+        </w:rPr>
+        <w:t xml:space="preserve"> to 1/3</w:t>
+      </w:r>
+      <w:r>
+        <w:rPr>
+          <w:lang w:eastAsia="ca-ES"/>
+        </w:rPr>
+        <w:t>.</w:t>
+      </w:r>
+      <w:r>
+        <w:rPr>
+          <w:lang w:eastAsia="ca-ES"/>
+        </w:rPr>
+        <w:t xml:space="preserve"> From distance matrices we used the function melodic (</w:t>
+      </w:r>
+      <w:commentRangeStart w:id="28"/>
+      <w:proofErr w:type="spellStart"/>
+      <w:r>
+        <w:rPr>
+          <w:lang w:eastAsia="ca-ES"/>
+        </w:rPr>
+        <w:t>Götzenberger</w:t>
+      </w:r>
+      <w:proofErr w:type="spellEnd"/>
+      <w:r>
+        <w:rPr>
+          <w:lang w:eastAsia="ca-ES"/>
+        </w:rPr>
+        <w:t xml:space="preserve"> et al., 2021</w:t>
+      </w:r>
+      <w:commentRangeEnd w:id="28"/>
+      <w:r>
+        <w:rPr>
+          <w:rStyle w:val="Refdecomentario"/>
+          <w:rFonts w:ascii="Calibri" w:eastAsia="Calibri" w:hAnsi="Calibri" w:cs="Calibri"/>
+        </w:rPr>
+        <w:commentReference w:id="28"/>
+      </w:r>
+      <w:r>
+        <w:rPr>
+          <w:lang w:eastAsia="ca-ES"/>
+        </w:rPr>
+        <w:t xml:space="preserve">) to calculate Mean </w:t>
+      </w:r>
+      <w:proofErr w:type="spellStart"/>
+      <w:r>
+        <w:rPr>
+          <w:lang w:eastAsia="ca-ES"/>
+        </w:rPr>
+        <w:t>Pairwirse</w:t>
+      </w:r>
+      <w:proofErr w:type="spellEnd"/>
+      <w:r>
+        <w:rPr>
+          <w:lang w:eastAsia="ca-ES"/>
+        </w:rPr>
+        <w:t xml:space="preserve"> Dissimilarity (MPD</w:t>
+      </w:r>
+      <w:r>
+        <w:rPr>
+          <w:lang w:eastAsia="ca-ES"/>
+        </w:rPr>
+        <w:t xml:space="preserve">, </w:t>
+      </w:r>
+      <w:proofErr w:type="spellStart"/>
+      <w:r>
+        <w:rPr>
+          <w:lang w:eastAsia="ca-ES"/>
+        </w:rPr>
+        <w:t>Wieher</w:t>
+      </w:r>
+      <w:proofErr w:type="spellEnd"/>
+      <w:r>
+        <w:rPr>
+          <w:lang w:eastAsia="ca-ES"/>
+        </w:rPr>
+        <w:t xml:space="preserve"> and </w:t>
+      </w:r>
+      <w:proofErr w:type="spellStart"/>
+      <w:r>
+        <w:rPr>
+          <w:lang w:eastAsia="ca-ES"/>
+        </w:rPr>
+        <w:t>Keddy</w:t>
+      </w:r>
+      <w:proofErr w:type="spellEnd"/>
+      <w:r>
+        <w:rPr>
+          <w:lang w:eastAsia="ca-ES"/>
+        </w:rPr>
+        <w:t xml:space="preserve"> 1995</w:t>
+      </w:r>
+      <w:r>
+        <w:rPr>
+          <w:lang w:eastAsia="ca-ES"/>
+        </w:rPr>
+        <w:t>) and RaoQ</w:t>
+      </w:r>
+      <w:r>
+        <w:rPr>
+          <w:lang w:eastAsia="ca-ES"/>
+        </w:rPr>
+        <w:t xml:space="preserve"> (</w:t>
+      </w:r>
+      <w:proofErr w:type="spellStart"/>
+      <w:r>
+        <w:rPr>
+          <w:lang w:eastAsia="ca-ES"/>
+        </w:rPr>
+        <w:t>Botta-Dukat</w:t>
+      </w:r>
+      <w:proofErr w:type="spellEnd"/>
+      <w:r>
+        <w:rPr>
+          <w:lang w:eastAsia="ca-ES"/>
+        </w:rPr>
+        <w:t>, 2005)</w:t>
+      </w:r>
+      <w:r>
+        <w:rPr>
+          <w:lang w:eastAsia="ca-ES"/>
+        </w:rPr>
+        <w:t xml:space="preserve"> indices. Obtaining </w:t>
+      </w:r>
+      <w:proofErr w:type="gramStart"/>
+      <w:r>
+        <w:rPr>
+          <w:lang w:eastAsia="ca-ES"/>
+        </w:rPr>
+        <w:t>this functional indices</w:t>
+      </w:r>
+      <w:proofErr w:type="gramEnd"/>
+      <w:r>
+        <w:rPr>
+          <w:lang w:eastAsia="ca-ES"/>
+        </w:rPr>
+        <w:t xml:space="preserve"> for both germination traits and plant traits. </w:t>
+      </w:r>
+      <w:r>
+        <w:rPr>
+          <w:lang w:eastAsia="ca-ES"/>
+        </w:rPr>
+        <w:t xml:space="preserve">Normality of the </w:t>
+      </w:r>
+      <w:r>
+        <w:rPr>
+          <w:lang w:eastAsia="ca-ES"/>
+        </w:rPr>
+        <w:t>MDP and RaoQ indices</w:t>
+      </w:r>
+      <w:r>
+        <w:rPr>
+          <w:lang w:eastAsia="ca-ES"/>
+        </w:rPr>
+        <w:t xml:space="preserve"> was visually assess and their relationship with bioclimatic indices tested using </w:t>
+      </w:r>
+      <w:proofErr w:type="spellStart"/>
+      <w:r>
+        <w:rPr>
+          <w:lang w:eastAsia="ca-ES"/>
+        </w:rPr>
+        <w:t>glm</w:t>
+      </w:r>
+      <w:proofErr w:type="spellEnd"/>
+      <w:r>
+        <w:rPr>
+          <w:lang w:eastAsia="ca-ES"/>
+        </w:rPr>
+        <w:t xml:space="preserve"> function (stats package).</w:t>
+      </w:r>
+    </w:p>
+    <w:p>
+      <w:pPr>
+        <w:pStyle w:val="Ttulo2"/>
+        <w:spacing w:line="480" w:lineRule="auto"/>
+        <w:jc w:val="both"/>
+      </w:pPr>
+      <w:r>
+        <w:t>3.</w:t>
+      </w:r>
+      <w:r>
+        <w:t xml:space="preserve"> Preliminary results</w:t>
+      </w:r>
+    </w:p>
+    <w:p>
+      <w:pPr>
+        <w:pStyle w:val="Ttulo3"/>
+        <w:spacing w:line="480" w:lineRule="auto"/>
+        <w:jc w:val="both"/>
+      </w:pPr>
+      <w:r>
+        <w:t>3.1. Germination</w:t>
+      </w:r>
+      <w:r>
+        <w:t xml:space="preserve"> response</w:t>
+      </w:r>
+      <w:r>
+        <w:t xml:space="preserve">s to main </w:t>
+      </w:r>
+      <w:r>
+        <w:t xml:space="preserve">drivers </w:t>
+      </w:r>
+    </w:p>
+    <w:p>
+      <w:pPr>
+        <w:spacing w:line="480" w:lineRule="auto"/>
+        <w:jc w:val="both"/>
+      </w:pPr>
+      <w:r>
+        <w:t>During cold stratification (</w:t>
+      </w:r>
+      <w:proofErr w:type="spellStart"/>
+      <w:r>
+        <w:t>pretreatment</w:t>
+      </w:r>
+      <w:proofErr w:type="spellEnd"/>
+      <w:r>
+        <w:t xml:space="preserve">), there was approximately 30% germination in species from the Mediterranean community, while less 10% germinated in the </w:t>
+      </w:r>
+      <w:proofErr w:type="gramStart"/>
+      <w:r>
+        <w:t>Temperate</w:t>
+      </w:r>
+      <w:proofErr w:type="gramEnd"/>
+      <w:r>
+        <w:t xml:space="preserve"> community (see Figure 2A). </w:t>
+      </w:r>
+      <w:r>
+        <w:t>Germination analysis</w:t>
+      </w:r>
+      <w:r>
+        <w:t xml:space="preserve"> (MCMC-GLMM)</w:t>
+      </w:r>
+      <w:r>
+        <w:t xml:space="preserve"> </w:t>
+      </w:r>
+      <w:proofErr w:type="gramStart"/>
+      <w:r>
+        <w:t>were performed separatel</w:t>
+      </w:r>
+      <w:r>
+        <w:t xml:space="preserve">y for each community and showed that </w:t>
+      </w:r>
+      <w:r>
+        <w:t>both communities responded consistently to germination drivers</w:t>
+      </w:r>
+      <w:r>
+        <w:t xml:space="preserve"> (details in </w:t>
+      </w:r>
+      <w:r>
+        <w:rPr>
+          <w:highlight w:val="yellow"/>
+        </w:rPr>
+        <w:t>Supplementary table xx</w:t>
+      </w:r>
+      <w:r>
+        <w:t>)</w:t>
+      </w:r>
+      <w:proofErr w:type="gramEnd"/>
+      <w:r>
+        <w:t>. Germination does not significantly differs between control (with alternating temperatures) and constant temperatures and there is a significant (</w:t>
+      </w:r>
+      <w:proofErr w:type="spellStart"/>
+      <w:r>
+        <w:t>pMCMC</w:t>
+      </w:r>
+      <w:proofErr w:type="spellEnd"/>
+      <w:r>
+        <w:t xml:space="preserve">&lt;0.001) decrease of germination under </w:t>
+      </w:r>
+      <w:r>
+        <w:t>water stress (MPa -0.6) as well as i</w:t>
+      </w:r>
+      <w:r>
+        <w:t xml:space="preserve">n darkness, but </w:t>
+      </w:r>
+      <w:r>
+        <w:t>more pronounced</w:t>
+      </w:r>
+      <w:r>
+        <w:t xml:space="preserve"> in the Mediterranean commun</w:t>
+      </w:r>
+      <w:r>
+        <w:t>ity (</w:t>
+      </w:r>
+      <w:proofErr w:type="spellStart"/>
+      <w:r>
+        <w:t>pMCMC</w:t>
+      </w:r>
+      <w:proofErr w:type="spellEnd"/>
+      <w:r>
+        <w:t xml:space="preserve"> &lt;0.001</w:t>
+      </w:r>
+      <w:r>
+        <w:t>)</w:t>
+      </w:r>
+      <w:r>
+        <w:t xml:space="preserve"> than in the temperate community (</w:t>
+      </w:r>
+      <w:proofErr w:type="spellStart"/>
+      <w:r>
+        <w:t>pMCMC</w:t>
+      </w:r>
+      <w:proofErr w:type="spellEnd"/>
+      <w:r>
+        <w:t xml:space="preserve"> &lt;0.05)</w:t>
+      </w:r>
+      <w:r>
+        <w:t xml:space="preserve"> see Figure 2</w:t>
+      </w:r>
+      <w:r>
+        <w:t>B</w:t>
+      </w:r>
+      <w:r>
+        <w:t xml:space="preserve">. </w:t>
+      </w:r>
+    </w:p>
+    <w:p>
+      <w:pPr>
+        <w:spacing w:line="480" w:lineRule="auto"/>
+        <w:jc w:val="both"/>
+      </w:pPr>
+      <w:r>
+        <w:lastRenderedPageBreak/>
+        <w:pict w14:anchorId="36479C7F">
+          <v:shape id="_x0000_i1026" type="#_x0000_t75" style="width:425.25pt;height:241.5pt">
+            <v:imagedata r:id="rId17" o:title="fig2"/>
+          </v:shape>
+        </w:pict>
+      </w:r>
+    </w:p>
+    <w:p>
+      <w:pPr>
+        <w:spacing w:line="480" w:lineRule="auto"/>
+        <w:jc w:val="both"/>
+      </w:pPr>
+      <w:r>
+        <w:t xml:space="preserve">Figure 2. </w:t>
+      </w:r>
+      <w:r>
+        <w:t xml:space="preserve">(A) Germination during cold stratification </w:t>
+      </w:r>
+      <w:proofErr w:type="spellStart"/>
+      <w:r>
+        <w:t>pretreatment</w:t>
+      </w:r>
+      <w:proofErr w:type="spellEnd"/>
+      <w:r>
+        <w:t xml:space="preserve">. </w:t>
+      </w:r>
+      <w:r>
+        <w:t>(</w:t>
+      </w:r>
+      <w:r>
+        <w:t>B</w:t>
+      </w:r>
+      <w:r>
+        <w:t xml:space="preserve">) </w:t>
+      </w:r>
+      <w:r>
+        <w:t xml:space="preserve">Germination responses to the four experimental </w:t>
+      </w:r>
+      <w:r>
+        <w:t xml:space="preserve">germination </w:t>
+      </w:r>
+      <w:r>
+        <w:t xml:space="preserve">treatments studied. Bars represent the mean germination observed </w:t>
+      </w:r>
+      <w:r>
+        <w:t>per</w:t>
+      </w:r>
+      <w:r>
+        <w:t xml:space="preserve"> each treatment (in different </w:t>
+      </w:r>
+      <w:proofErr w:type="spellStart"/>
+      <w:r>
+        <w:t>colors</w:t>
+      </w:r>
+      <w:proofErr w:type="spellEnd"/>
+      <w:r>
+        <w:t>)</w:t>
+      </w:r>
+      <w:r>
+        <w:t xml:space="preserve"> in each community</w:t>
+      </w:r>
+      <w:r>
+        <w:t>. Error bars represent binomial confidence intervals</w:t>
+      </w:r>
+      <w:r>
+        <w:t xml:space="preserve"> calculated using </w:t>
+      </w:r>
+      <w:proofErr w:type="spellStart"/>
+      <w:r>
+        <w:t>binom.confint</w:t>
+      </w:r>
+      <w:proofErr w:type="spellEnd"/>
+      <w:r>
+        <w:t xml:space="preserve"> function</w:t>
+      </w:r>
+      <w:r>
+        <w:t xml:space="preserve">. </w:t>
+      </w:r>
+    </w:p>
+    <w:p>
+      <w:pPr>
+        <w:pStyle w:val="Ttulo3"/>
+        <w:spacing w:line="480" w:lineRule="auto"/>
+        <w:jc w:val="both"/>
+      </w:pPr>
+      <w:r>
+        <w:t xml:space="preserve">3.2. Community </w:t>
+      </w:r>
+      <w:r>
+        <w:t xml:space="preserve">(weighted) </w:t>
+      </w:r>
+      <w:r>
+        <w:t>means in response to mi</w:t>
+      </w:r>
+      <w:r>
+        <w:t>c</w:t>
+      </w:r>
+      <w:r>
+        <w:t>roclimatic gradients</w:t>
+      </w:r>
+    </w:p>
+    <w:p>
+      <w:pPr>
+        <w:pStyle w:val="Ttulo4"/>
+      </w:pPr>
+      <w:r>
+        <w:t>CM results description per community</w:t>
+      </w:r>
+    </w:p>
+    <w:p>
+      <w:pPr>
+        <w:spacing w:line="480" w:lineRule="auto"/>
+        <w:jc w:val="both"/>
+      </w:pPr>
+      <w:r>
+        <w:t xml:space="preserve">In the Mediterranean community, the CM of germination and adult plant traits was significantly changing across microclimatic gradients, mainly across the elevation gradient. Higher elevation plots had marginally higher germination in water stress and significantly higher germination under constant temperatures; on the contrary adult plant traits had lower values of seed mass, plant height, leaf area and LDMC (marginal). Additionally we also found that colder sites (higher FDD) has lower SLA, warmer sites (higher GDD) had higher seed mass and snowy sites had marginally higher plant height. </w:t>
       </w:r>
     </w:p>
     <w:p>
@@ -9187,305 +9844,66 @@
         <w:spacing w:line="480" w:lineRule="auto"/>
         <w:ind w:firstLine="709"/>
         <w:jc w:val="both"/>
-        <w:rPr>
-          <w:lang w:eastAsia="ca-ES"/>
-        </w:rPr>
-      </w:pPr>
-      <w:r>
-        <w:rPr>
-          <w:lang w:eastAsia="ca-ES"/>
-        </w:rPr>
-        <w:t xml:space="preserve">For the community level analysis data needed to be </w:t>
-      </w:r>
-      <w:proofErr w:type="spellStart"/>
-      <w:r>
-        <w:rPr>
-          <w:lang w:eastAsia="ca-ES"/>
-        </w:rPr>
-        <w:t>preprocessed</w:t>
-      </w:r>
-      <w:proofErr w:type="spellEnd"/>
-      <w:r>
-        <w:rPr>
-          <w:lang w:eastAsia="ca-ES"/>
-        </w:rPr>
-        <w:t xml:space="preserve"> in order to create the three matrices needed for analysis and as mentioned above the </w:t>
-      </w:r>
-      <w:proofErr w:type="gramStart"/>
-      <w:r>
-        <w:rPr>
-          <w:lang w:eastAsia="ca-ES"/>
-        </w:rPr>
-        <w:t>8</w:t>
-      </w:r>
-      <w:proofErr w:type="gramEnd"/>
-      <w:r>
-        <w:rPr>
-          <w:lang w:eastAsia="ca-ES"/>
-        </w:rPr>
-        <w:t xml:space="preserve"> species without any germination were completely removed from analysis.</w:t>
-      </w:r>
-      <w:r>
-        <w:rPr>
-          <w:lang w:eastAsia="ca-ES"/>
-        </w:rPr>
-        <w:t xml:space="preserve"> (1) </w:t>
-      </w:r>
-      <w:r>
-        <w:rPr>
-          <w:lang w:eastAsia="ca-ES"/>
-        </w:rPr>
-        <w:t>Species x trait matrices: germination traits (</w:t>
-      </w:r>
-      <w:r>
-        <w:rPr>
-          <w:lang w:eastAsia="ca-ES"/>
-        </w:rPr>
-        <w:t>n=</w:t>
-      </w:r>
-      <w:r>
-        <w:rPr>
-          <w:lang w:eastAsia="ca-ES"/>
-        </w:rPr>
-        <w:t xml:space="preserve">3) we calculated transforming the final germination (per treatment and species) to log odd ratios (always in comparison with germination in control treatment) using the output from </w:t>
-      </w:r>
-      <w:proofErr w:type="spellStart"/>
-      <w:r>
-        <w:rPr>
-          <w:lang w:eastAsia="ca-ES"/>
-        </w:rPr>
-        <w:t>glms</w:t>
-      </w:r>
-      <w:proofErr w:type="spellEnd"/>
-      <w:r>
-        <w:rPr>
-          <w:lang w:eastAsia="ca-ES"/>
-        </w:rPr>
-        <w:t xml:space="preserve"> with binomial family</w:t>
-      </w:r>
-      <w:r>
-        <w:rPr>
-          <w:lang w:eastAsia="ca-ES"/>
-        </w:rPr>
-        <w:t xml:space="preserve">. The log odd ratios gives as information about how much percent is more or less likely for germination to happen in each treatment. In our case, the log odd ratios are mainly negative </w:t>
-      </w:r>
-      <w:proofErr w:type="gramStart"/>
-      <w:r>
-        <w:rPr>
-          <w:lang w:eastAsia="ca-ES"/>
-        </w:rPr>
-        <w:t>due to the fact that</w:t>
-      </w:r>
-      <w:proofErr w:type="gramEnd"/>
-      <w:r>
-        <w:rPr>
-          <w:lang w:eastAsia="ca-ES"/>
-        </w:rPr>
-        <w:t xml:space="preserve"> germination was mainly higher in control treatment. The more negative the log odd ratio the worse the germination in </w:t>
-      </w:r>
-      <w:proofErr w:type="gramStart"/>
-      <w:r>
-        <w:rPr>
-          <w:lang w:eastAsia="ca-ES"/>
-        </w:rPr>
-        <w:t>an</w:t>
-      </w:r>
-      <w:proofErr w:type="gramEnd"/>
-      <w:r>
-        <w:rPr>
-          <w:lang w:eastAsia="ca-ES"/>
-        </w:rPr>
-        <w:t xml:space="preserve"> specific treatment is compared to control</w:t>
-      </w:r>
-      <w:r>
-        <w:rPr>
-          <w:lang w:eastAsia="ca-ES"/>
-        </w:rPr>
-        <w:t>. For the other  plant traits (</w:t>
-      </w:r>
-      <w:r>
-        <w:rPr>
-          <w:lang w:eastAsia="ca-ES"/>
-        </w:rPr>
-        <w:t>n=</w:t>
-      </w:r>
-      <w:r>
-        <w:rPr>
-          <w:lang w:eastAsia="ca-ES"/>
-        </w:rPr>
-        <w:t xml:space="preserve">5): seed mass (mg), plant height (cm) and leaf area (mm2) were log transform to maintain normal distribution of the data while LDMC and SLA </w:t>
-      </w:r>
-      <w:r>
-        <w:rPr>
-          <w:lang w:eastAsia="ca-ES"/>
-        </w:rPr>
+      </w:pPr>
+      <w:r>
+        <w:t xml:space="preserve">In the Temperate community, the CM of germination and adult plant traits was also significantly changing across microclimatic gradients. Higher elevation plots had higher germination under water stress and constant temperatures (concordant with the results </w:t>
+      </w:r>
+      <w:r>
         <w:lastRenderedPageBreak/>
-        <w:t>remained with original scales. For the Mediterranean community one species (</w:t>
-      </w:r>
-      <w:proofErr w:type="spellStart"/>
-      <w:r>
-        <w:rPr>
-          <w:i/>
-          <w:lang w:eastAsia="ca-ES"/>
-        </w:rPr>
-        <w:t>Jasione</w:t>
-      </w:r>
-      <w:proofErr w:type="spellEnd"/>
-      <w:r>
-        <w:rPr>
-          <w:i/>
-          <w:lang w:eastAsia="ca-ES"/>
-        </w:rPr>
-        <w:t xml:space="preserve"> </w:t>
-      </w:r>
-      <w:proofErr w:type="spellStart"/>
-      <w:r>
-        <w:rPr>
-          <w:i/>
-          <w:lang w:eastAsia="ca-ES"/>
-        </w:rPr>
-        <w:t>laevis</w:t>
-      </w:r>
-      <w:proofErr w:type="spellEnd"/>
-      <w:r>
-        <w:rPr>
-          <w:lang w:eastAsia="ca-ES"/>
-        </w:rPr>
-        <w:t xml:space="preserve"> was missing leaf traits, thus the species was also removed from analysis), all species from the temperate community had the full dataset of traits complete.</w:t>
-      </w:r>
-      <w:r>
-        <w:rPr>
-          <w:lang w:eastAsia="ca-ES"/>
-        </w:rPr>
-        <w:t xml:space="preserve"> (2) </w:t>
-      </w:r>
-      <w:r>
-        <w:rPr>
-          <w:lang w:eastAsia="ca-ES"/>
-        </w:rPr>
-        <w:t>Species x plot matrices: raw cover data (in percentage) was transformed to relative cover</w:t>
-      </w:r>
-      <w:r>
-        <w:rPr>
-          <w:lang w:eastAsia="ca-ES"/>
-        </w:rPr>
-        <w:t xml:space="preserve"> according to the maximum vegetation cover recorded (sum of all species cover)</w:t>
-      </w:r>
-      <w:r>
-        <w:rPr>
-          <w:lang w:eastAsia="ca-ES"/>
-        </w:rPr>
-        <w:t xml:space="preserve"> and we decided to only keep those plots which had more than 79% of the relative cover with germination trait data</w:t>
-      </w:r>
-      <w:r>
-        <w:rPr>
-          <w:lang w:eastAsia="ca-ES"/>
-        </w:rPr>
-        <w:t>.</w:t>
-      </w:r>
-      <w:r>
-        <w:rPr>
-          <w:lang w:eastAsia="ca-ES"/>
-        </w:rPr>
-        <w:t xml:space="preserve"> Additionally we also transformed abundance to presence/absence data.</w:t>
-      </w:r>
-      <w:r>
-        <w:rPr>
-          <w:lang w:eastAsia="ca-ES"/>
-        </w:rPr>
-        <w:t xml:space="preserve"> </w:t>
-      </w:r>
-      <w:r>
-        <w:rPr>
-          <w:lang w:eastAsia="ca-ES"/>
-        </w:rPr>
-        <w:t xml:space="preserve"> (3) </w:t>
-      </w:r>
-      <w:r>
-        <w:rPr>
-          <w:lang w:eastAsia="ca-ES"/>
-        </w:rPr>
-        <w:t>Plot x environmental data</w:t>
-      </w:r>
-      <w:r>
-        <w:rPr>
-          <w:lang w:eastAsia="ca-ES"/>
-        </w:rPr>
-        <w:t xml:space="preserve"> matrices</w:t>
-      </w:r>
-      <w:r>
-        <w:rPr>
-          <w:lang w:eastAsia="ca-ES"/>
-        </w:rPr>
-        <w:t>:</w:t>
-      </w:r>
-      <w:r>
-        <w:rPr>
-          <w:lang w:eastAsia="ca-ES"/>
-        </w:rPr>
-        <w:t xml:space="preserve"> </w:t>
-      </w:r>
-      <w:r>
-        <w:rPr>
-          <w:lang w:eastAsia="ca-ES"/>
-        </w:rPr>
-        <w:t>elevation and previously selected</w:t>
-      </w:r>
-      <w:r>
-        <w:rPr>
-          <w:lang w:eastAsia="ca-ES"/>
-        </w:rPr>
-        <w:t xml:space="preserve"> bioclimatic indices </w:t>
-      </w:r>
-      <w:proofErr w:type="gramStart"/>
-      <w:r>
-        <w:rPr>
-          <w:lang w:eastAsia="ca-ES"/>
-        </w:rPr>
-        <w:t>were calculate</w:t>
-      </w:r>
-      <w:r>
-        <w:rPr>
-          <w:lang w:eastAsia="ca-ES"/>
-        </w:rPr>
-        <w:t>d</w:t>
-      </w:r>
-      <w:proofErr w:type="gramEnd"/>
-      <w:r>
-        <w:rPr>
-          <w:lang w:eastAsia="ca-ES"/>
-        </w:rPr>
-        <w:t xml:space="preserve"> for the plots that had more than 79% of the relative cover with germination trait data</w:t>
-      </w:r>
-      <w:r>
-        <w:rPr>
-          <w:lang w:eastAsia="ca-ES"/>
-        </w:rPr>
-        <w:t>.</w:t>
-      </w:r>
-      <w:r>
-        <w:rPr>
-          <w:lang w:eastAsia="ca-ES"/>
-        </w:rPr>
-        <w:t xml:space="preserve"> </w:t>
-      </w:r>
-      <w:r>
-        <w:rPr>
-          <w:lang w:eastAsia="ca-ES"/>
-        </w:rPr>
-        <w:t xml:space="preserve">Final matrices were composed of 51 plots x 21 species x 8 traits in the Mediterranean community and 47 plots x 26 species x 8 traits in the </w:t>
-      </w:r>
-      <w:r>
-        <w:rPr>
-          <w:lang w:eastAsia="ca-ES"/>
-        </w:rPr>
-        <w:t>t</w:t>
-      </w:r>
-      <w:r>
-        <w:rPr>
-          <w:lang w:eastAsia="ca-ES"/>
-        </w:rPr>
-        <w:t xml:space="preserve">emperate community. </w:t>
+        <w:t>obtained in the Mediterranean community)</w:t>
+      </w:r>
+      <w:r>
+        <w:t>, and showed higher values of seed mass and SLA (opposite pattern in the Mediterranean community)</w:t>
+      </w:r>
+      <w:r>
+        <w:t xml:space="preserve">. Warmer sites also showed </w:t>
+      </w:r>
+      <w:r>
+        <w:t xml:space="preserve">lower germination in darkness, while also showing higher plant height, leaf area and LDMC. Colder sites showed lower leaf area and SLA. </w:t>
+      </w:r>
+    </w:p>
+    <w:p>
+      <w:pPr>
+        <w:pStyle w:val="Ttulo4"/>
+      </w:pPr>
+      <w:r>
+        <w:t>CWM results description per community</w:t>
+      </w:r>
+    </w:p>
+    <w:p>
+      <w:pPr>
+        <w:spacing w:line="480" w:lineRule="auto"/>
+        <w:jc w:val="both"/>
+      </w:pPr>
+      <w:r>
+        <w:t xml:space="preserve">In the Mediterranean community, </w:t>
+      </w:r>
+      <w:r>
+        <w:t>the CWM</w:t>
+      </w:r>
+      <w:r>
+        <w:t xml:space="preserve"> of germination and adult plant traits </w:t>
+      </w:r>
+      <w:r>
+        <w:t>was</w:t>
+      </w:r>
+      <w:r>
+        <w:t xml:space="preserve"> significantly changing across microclimatic gradients</w:t>
+      </w:r>
+      <w:r>
+        <w:t xml:space="preserve"> measured ad elevation, GDD and snow</w:t>
+      </w:r>
+      <w:r>
+        <w:t xml:space="preserve">. Sites with more snow cover had lower germination in darkness, water stress and constant temperatures. On the other hand warmer sites (i.e. higher GDD) showed better germination in darkness and higher elevation plots showed better germination under water stress and in constant temperatures. Interestingly, </w:t>
+      </w:r>
+      <w:r>
+        <w:t xml:space="preserve">the CWM of </w:t>
+      </w:r>
+      <w:r>
+        <w:t xml:space="preserve">adult plant traits showed significant responses to the same microclimatic gradients but in in the opposite direction. Sites with more snow cover showed higher values of seed mass and plant height. Warmer sites (higher GDD) showed lower </w:t>
+      </w:r>
+      <w:r>
+        <w:t xml:space="preserve">seed mass, lower plant height and lower leaf area while plots in lower elevations showed lower SLA values. </w:t>
       </w:r>
     </w:p>
     <w:p>
@@ -9493,412 +9911,17 @@
         <w:spacing w:line="480" w:lineRule="auto"/>
         <w:ind w:firstLine="709"/>
         <w:jc w:val="both"/>
-        <w:rPr>
-          <w:lang w:eastAsia="ca-ES"/>
-        </w:rPr>
-      </w:pPr>
-      <w:r>
-        <w:rPr>
-          <w:lang w:eastAsia="ca-ES"/>
-        </w:rPr>
-        <w:t>Community Means</w:t>
-      </w:r>
-      <w:r>
-        <w:rPr>
-          <w:lang w:eastAsia="ca-ES"/>
-        </w:rPr>
-        <w:t xml:space="preserve"> (CM)</w:t>
-      </w:r>
-      <w:r>
-        <w:rPr>
-          <w:lang w:eastAsia="ca-ES"/>
-        </w:rPr>
-        <w:t xml:space="preserve"> and Community Weighted Means (CWM)</w:t>
-      </w:r>
-      <w:r>
-        <w:rPr>
-          <w:lang w:eastAsia="ca-ES"/>
-        </w:rPr>
-        <w:t xml:space="preserve"> w</w:t>
-      </w:r>
-      <w:r>
-        <w:rPr>
-          <w:lang w:eastAsia="ca-ES"/>
-        </w:rPr>
-        <w:t>ere</w:t>
-      </w:r>
-      <w:r>
-        <w:rPr>
-          <w:lang w:eastAsia="ca-ES"/>
-        </w:rPr>
-        <w:t xml:space="preserve"> calculated using </w:t>
-      </w:r>
-      <w:proofErr w:type="spellStart"/>
-      <w:r>
-        <w:rPr>
-          <w:lang w:eastAsia="ca-ES"/>
-        </w:rPr>
-        <w:t>functcomp</w:t>
-      </w:r>
-      <w:proofErr w:type="spellEnd"/>
-      <w:r>
-        <w:rPr>
-          <w:lang w:eastAsia="ca-ES"/>
-        </w:rPr>
-        <w:t xml:space="preserve"> function (FD package, </w:t>
-      </w:r>
-      <w:commentRangeStart w:id="7"/>
-      <w:proofErr w:type="spellStart"/>
-      <w:r>
-        <w:rPr>
-          <w:lang w:eastAsia="ca-ES"/>
-        </w:rPr>
-        <w:t>Laliberté</w:t>
-      </w:r>
-      <w:proofErr w:type="spellEnd"/>
-      <w:r>
-        <w:rPr>
-          <w:lang w:eastAsia="ca-ES"/>
-        </w:rPr>
-        <w:t>, Legendre and Shipley 2014</w:t>
-      </w:r>
-      <w:commentRangeEnd w:id="7"/>
-      <w:r>
-        <w:rPr>
-          <w:rStyle w:val="Refdecomentario"/>
-          <w:rFonts w:ascii="Calibri" w:eastAsia="Calibri" w:hAnsi="Calibri" w:cs="Calibri"/>
-        </w:rPr>
-        <w:commentReference w:id="7"/>
-      </w:r>
-      <w:r>
-        <w:rPr>
-          <w:lang w:eastAsia="ca-ES"/>
-        </w:rPr>
-        <w:t xml:space="preserve">) with the presence/absence data </w:t>
-      </w:r>
-      <w:r>
-        <w:rPr>
-          <w:lang w:eastAsia="ca-ES"/>
-        </w:rPr>
-        <w:t>or abundance data, respectively, and species x trait data</w:t>
-      </w:r>
-      <w:r>
-        <w:rPr>
-          <w:lang w:eastAsia="ca-ES"/>
-        </w:rPr>
-        <w:t xml:space="preserve">. </w:t>
-      </w:r>
-      <w:r>
-        <w:rPr>
-          <w:lang w:eastAsia="ca-ES"/>
-        </w:rPr>
-        <w:t>Normality of the CM</w:t>
-      </w:r>
-      <w:r>
-        <w:rPr>
-          <w:lang w:eastAsia="ca-ES"/>
-        </w:rPr>
-        <w:t xml:space="preserve"> and CWM</w:t>
-      </w:r>
-      <w:r>
-        <w:rPr>
-          <w:lang w:eastAsia="ca-ES"/>
-        </w:rPr>
-        <w:t xml:space="preserve"> was visually assess and their relationship with bioclimatic indices tested using </w:t>
-      </w:r>
-      <w:proofErr w:type="spellStart"/>
-      <w:r>
-        <w:rPr>
-          <w:lang w:eastAsia="ca-ES"/>
-        </w:rPr>
-        <w:t>glm</w:t>
-      </w:r>
-      <w:proofErr w:type="spellEnd"/>
-      <w:r>
-        <w:rPr>
-          <w:lang w:eastAsia="ca-ES"/>
-        </w:rPr>
-        <w:t xml:space="preserve"> function (stats package)</w:t>
-      </w:r>
-      <w:r>
-        <w:rPr>
-          <w:lang w:eastAsia="ca-ES"/>
-        </w:rPr>
-        <w:t>.</w:t>
-      </w:r>
-    </w:p>
-    <w:p>
-      <w:pPr>
-        <w:spacing w:line="480" w:lineRule="auto"/>
-        <w:ind w:firstLine="709"/>
-        <w:jc w:val="both"/>
-        <w:rPr>
-          <w:lang w:eastAsia="ca-ES"/>
-        </w:rPr>
-      </w:pPr>
-      <w:r>
-        <w:rPr>
-          <w:lang w:eastAsia="ca-ES"/>
-        </w:rPr>
-        <w:t xml:space="preserve">To tackle the functional diversity analysis we separately calculated distance matrix from germination traits (using </w:t>
-      </w:r>
-      <w:proofErr w:type="spellStart"/>
-      <w:r>
-        <w:rPr>
-          <w:lang w:eastAsia="ca-ES"/>
-        </w:rPr>
-        <w:t>gowdis</w:t>
-      </w:r>
-      <w:proofErr w:type="spellEnd"/>
-      <w:r>
-        <w:rPr>
-          <w:lang w:eastAsia="ca-ES"/>
-        </w:rPr>
-        <w:t xml:space="preserve"> function from FD package) and adult plant traits (using </w:t>
-      </w:r>
-      <w:proofErr w:type="spellStart"/>
-      <w:r>
-        <w:rPr>
-          <w:lang w:eastAsia="ca-ES"/>
-        </w:rPr>
-        <w:t>gawdis</w:t>
-      </w:r>
-      <w:proofErr w:type="spellEnd"/>
-      <w:r>
-        <w:rPr>
-          <w:lang w:eastAsia="ca-ES"/>
-        </w:rPr>
-        <w:t xml:space="preserve"> from </w:t>
-      </w:r>
-      <w:commentRangeStart w:id="8"/>
-      <w:proofErr w:type="spellStart"/>
-      <w:r>
-        <w:rPr>
-          <w:lang w:eastAsia="ca-ES"/>
-        </w:rPr>
-        <w:t>gawdis</w:t>
-      </w:r>
-      <w:proofErr w:type="spellEnd"/>
-      <w:r>
-        <w:rPr>
-          <w:lang w:eastAsia="ca-ES"/>
-        </w:rPr>
-        <w:t xml:space="preserve"> package</w:t>
-      </w:r>
-      <w:commentRangeEnd w:id="8"/>
-      <w:r>
-        <w:rPr>
-          <w:rStyle w:val="Refdecomentario"/>
-          <w:rFonts w:ascii="Calibri" w:eastAsia="Calibri" w:hAnsi="Calibri" w:cs="Calibri"/>
-        </w:rPr>
-        <w:commentReference w:id="8"/>
-      </w:r>
-      <w:r>
-        <w:rPr>
-          <w:lang w:eastAsia="ca-ES"/>
-        </w:rPr>
-        <w:t>),</w:t>
-      </w:r>
-      <w:r>
-        <w:rPr>
-          <w:lang w:eastAsia="ca-ES"/>
-        </w:rPr>
-        <w:t xml:space="preserve"> here we specified that the three leaf traits (leaf area, LDMC and SLA) are part of the same group so their individual weights </w:t>
+      </w:pPr>
+      <w:r>
+        <w:t xml:space="preserve">In the temperate community, the community weighted mean of germination and adult plant traits were changing significantly mainly across GDD gradients. Germination traits only showed one significant relationship with warmer sites having worse germination in darkness (contrary to what we observed in the Mediterranean community, probably due to the distinct and particular environmental limitations each community has). Here again we observed that adult plant traits responses to microclimatic gradients were found significant mostly in the opposite direction. Warmer sites </w:t>
       </w:r>
       <w:proofErr w:type="gramStart"/>
       <w:r>
-        <w:rPr>
-          <w:lang w:eastAsia="ca-ES"/>
-        </w:rPr>
-        <w:t>are reduced</w:t>
+        <w:t>were observed</w:t>
       </w:r>
       <w:proofErr w:type="gramEnd"/>
       <w:r>
-        <w:rPr>
-          <w:lang w:eastAsia="ca-ES"/>
-        </w:rPr>
-        <w:t xml:space="preserve"> to 1/3</w:t>
-      </w:r>
-      <w:r>
-        <w:rPr>
-          <w:lang w:eastAsia="ca-ES"/>
-        </w:rPr>
-        <w:t>.</w:t>
-      </w:r>
-      <w:r>
-        <w:rPr>
-          <w:lang w:eastAsia="ca-ES"/>
-        </w:rPr>
-        <w:t xml:space="preserve"> From distance matrices we used the function melodic (</w:t>
-      </w:r>
-      <w:commentRangeStart w:id="9"/>
-      <w:proofErr w:type="spellStart"/>
-      <w:r>
-        <w:rPr>
-          <w:lang w:eastAsia="ca-ES"/>
-        </w:rPr>
-        <w:t>Götzenberger</w:t>
-      </w:r>
-      <w:proofErr w:type="spellEnd"/>
-      <w:r>
-        <w:rPr>
-          <w:lang w:eastAsia="ca-ES"/>
-        </w:rPr>
-        <w:t xml:space="preserve"> et al., 2021</w:t>
-      </w:r>
-      <w:commentRangeEnd w:id="9"/>
-      <w:r>
-        <w:rPr>
-          <w:rStyle w:val="Refdecomentario"/>
-          <w:rFonts w:ascii="Calibri" w:eastAsia="Calibri" w:hAnsi="Calibri" w:cs="Calibri"/>
-        </w:rPr>
-        <w:commentReference w:id="9"/>
-      </w:r>
-      <w:r>
-        <w:rPr>
-          <w:lang w:eastAsia="ca-ES"/>
-        </w:rPr>
-        <w:t xml:space="preserve">) to calculate Mean </w:t>
-      </w:r>
-      <w:proofErr w:type="spellStart"/>
-      <w:r>
-        <w:rPr>
-          <w:lang w:eastAsia="ca-ES"/>
-        </w:rPr>
-        <w:t>Pairwirse</w:t>
-      </w:r>
-      <w:proofErr w:type="spellEnd"/>
-      <w:r>
-        <w:rPr>
-          <w:lang w:eastAsia="ca-ES"/>
-        </w:rPr>
-        <w:t xml:space="preserve"> Dissimilarity (MPD</w:t>
-      </w:r>
-      <w:r>
-        <w:rPr>
-          <w:lang w:eastAsia="ca-ES"/>
-        </w:rPr>
-        <w:t xml:space="preserve">, </w:t>
-      </w:r>
-      <w:proofErr w:type="spellStart"/>
-      <w:r>
-        <w:rPr>
-          <w:lang w:eastAsia="ca-ES"/>
-        </w:rPr>
-        <w:t>Wieher</w:t>
-      </w:r>
-      <w:proofErr w:type="spellEnd"/>
-      <w:r>
-        <w:rPr>
-          <w:lang w:eastAsia="ca-ES"/>
-        </w:rPr>
-        <w:t xml:space="preserve"> and </w:t>
-      </w:r>
-      <w:proofErr w:type="spellStart"/>
-      <w:r>
-        <w:rPr>
-          <w:lang w:eastAsia="ca-ES"/>
-        </w:rPr>
-        <w:t>Keddy</w:t>
-      </w:r>
-      <w:proofErr w:type="spellEnd"/>
-      <w:r>
-        <w:rPr>
-          <w:lang w:eastAsia="ca-ES"/>
-        </w:rPr>
-        <w:t xml:space="preserve"> 1995</w:t>
-      </w:r>
-      <w:r>
-        <w:rPr>
-          <w:lang w:eastAsia="ca-ES"/>
-        </w:rPr>
-        <w:t>) and RaoQ</w:t>
-      </w:r>
-      <w:r>
-        <w:rPr>
-          <w:lang w:eastAsia="ca-ES"/>
-        </w:rPr>
-        <w:t xml:space="preserve"> (</w:t>
-      </w:r>
-      <w:proofErr w:type="spellStart"/>
-      <w:r>
-        <w:rPr>
-          <w:lang w:eastAsia="ca-ES"/>
-        </w:rPr>
-        <w:t>Botta-Dukat</w:t>
-      </w:r>
-      <w:proofErr w:type="spellEnd"/>
-      <w:r>
-        <w:rPr>
-          <w:lang w:eastAsia="ca-ES"/>
-        </w:rPr>
-        <w:t>, 2005)</w:t>
-      </w:r>
-      <w:r>
-        <w:rPr>
-          <w:lang w:eastAsia="ca-ES"/>
-        </w:rPr>
-        <w:t xml:space="preserve"> indices. Obtaining </w:t>
-      </w:r>
-      <w:proofErr w:type="gramStart"/>
-      <w:r>
-        <w:rPr>
-          <w:lang w:eastAsia="ca-ES"/>
-        </w:rPr>
-        <w:t>this functional indices</w:t>
-      </w:r>
-      <w:proofErr w:type="gramEnd"/>
-      <w:r>
-        <w:rPr>
-          <w:lang w:eastAsia="ca-ES"/>
-        </w:rPr>
-        <w:t xml:space="preserve"> for both germination traits and plant traits. </w:t>
-      </w:r>
-      <w:r>
-        <w:rPr>
-          <w:lang w:eastAsia="ca-ES"/>
-        </w:rPr>
-        <w:t xml:space="preserve">Normality of the </w:t>
-      </w:r>
-      <w:r>
-        <w:rPr>
-          <w:lang w:eastAsia="ca-ES"/>
-        </w:rPr>
-        <w:t>MDP and RaoQ indices</w:t>
-      </w:r>
-      <w:r>
-        <w:rPr>
-          <w:lang w:eastAsia="ca-ES"/>
-        </w:rPr>
-        <w:t xml:space="preserve"> was visually assess and their relationship with bioclimatic indices tested using </w:t>
-      </w:r>
-      <w:proofErr w:type="spellStart"/>
-      <w:r>
-        <w:rPr>
-          <w:lang w:eastAsia="ca-ES"/>
-        </w:rPr>
-        <w:t>glm</w:t>
-      </w:r>
-      <w:proofErr w:type="spellEnd"/>
-      <w:r>
-        <w:rPr>
-          <w:lang w:eastAsia="ca-ES"/>
-        </w:rPr>
-        <w:t xml:space="preserve"> function (stats package).</w:t>
-      </w:r>
-    </w:p>
-    <w:p>
-      <w:pPr>
-        <w:pStyle w:val="Ttulo2"/>
-        <w:spacing w:line="480" w:lineRule="auto"/>
-        <w:jc w:val="both"/>
-      </w:pPr>
-      <w:r>
-        <w:lastRenderedPageBreak/>
-        <w:t>3.</w:t>
-      </w:r>
-      <w:r>
-        <w:t xml:space="preserve"> Preliminary results</w:t>
+        <w:t xml:space="preserve"> to have higher plant height, LDMC but lower SLA. Higher altitude plots only showed a significant positive relationship with seed mass, i.e. the higher the plot the higher the seed mass CMW. </w:t>
       </w:r>
     </w:p>
     <w:p>
@@ -9908,16 +9931,8 @@
         <w:jc w:val="both"/>
       </w:pPr>
       <w:r>
-        <w:t>3.1. Germination</w:t>
-      </w:r>
-      <w:r>
-        <w:t xml:space="preserve"> response</w:t>
-      </w:r>
-      <w:r>
-        <w:t xml:space="preserve">s to main </w:t>
-      </w:r>
-      <w:r>
-        <w:t xml:space="preserve">drivers </w:t>
+        <w:lastRenderedPageBreak/>
+        <w:t xml:space="preserve">3.3 Germination niche dissimilarity </w:t>
       </w:r>
     </w:p>
     <w:p>
@@ -9925,110 +9940,28 @@
         <w:spacing w:line="480" w:lineRule="auto"/>
         <w:jc w:val="both"/>
       </w:pPr>
-      <w:r>
-        <w:t>During cold stratification (</w:t>
-      </w:r>
-      <w:proofErr w:type="spellStart"/>
-      <w:r>
-        <w:t>pretreatment</w:t>
-      </w:r>
-      <w:proofErr w:type="spellEnd"/>
-      <w:r>
-        <w:t xml:space="preserve">), there was approximately 30% germination in species from the Mediterranean community, while less 10% germinated in the </w:t>
-      </w:r>
       <w:proofErr w:type="gramStart"/>
       <w:r>
-        <w:t>Temperate</w:t>
+        <w:t>We use two functional diversity indices of divergence</w:t>
+      </w:r>
+      <w:r>
+        <w:t xml:space="preserve"> (MPD and RaoQ)</w:t>
+      </w:r>
+      <w:r>
+        <w:t xml:space="preserve"> and calculated their values with presence/absence data as well as with species abundances.</w:t>
       </w:r>
       <w:proofErr w:type="gramEnd"/>
       <w:r>
-        <w:t xml:space="preserve"> community (see Figure 2A). </w:t>
-      </w:r>
-      <w:r>
-        <w:t>Germination analysis</w:t>
-      </w:r>
-      <w:r>
-        <w:t xml:space="preserve"> (MCMC-GLMM)</w:t>
-      </w:r>
-      <w:r>
-        <w:t xml:space="preserve"> </w:t>
-      </w:r>
-      <w:proofErr w:type="gramStart"/>
-      <w:r>
-        <w:t>were performed separatel</w:t>
-      </w:r>
-      <w:r>
-        <w:t xml:space="preserve">y for each community and showed that </w:t>
-      </w:r>
-      <w:r>
-        <w:t>both communities responded consistently to germination drivers</w:t>
-      </w:r>
-      <w:r>
-        <w:t xml:space="preserve"> (details in </w:t>
-      </w:r>
-      <w:r>
-        <w:rPr>
-          <w:highlight w:val="yellow"/>
-        </w:rPr>
-        <w:t>Supplementary table xx</w:t>
-      </w:r>
-      <w:r>
-        <w:t>)</w:t>
-      </w:r>
-      <w:proofErr w:type="gramEnd"/>
-      <w:r>
-        <w:t>. Germination does not significantly differs between control (with alternating temperatures) and constant temperatures and there is a significant (</w:t>
-      </w:r>
-      <w:proofErr w:type="spellStart"/>
-      <w:r>
-        <w:t>pMCMC</w:t>
-      </w:r>
-      <w:proofErr w:type="spellEnd"/>
-      <w:r>
-        <w:t xml:space="preserve">&lt;0.001) decrease of germination under </w:t>
-      </w:r>
-      <w:r>
-        <w:t>water stress (MPa -0.6) as well as i</w:t>
-      </w:r>
-      <w:r>
-        <w:t xml:space="preserve">n darkness, but </w:t>
-      </w:r>
-      <w:r>
-        <w:t>more pronounced</w:t>
-      </w:r>
-      <w:r>
-        <w:t xml:space="preserve"> in the Mediterranean commun</w:t>
-      </w:r>
-      <w:r>
-        <w:t>ity (</w:t>
-      </w:r>
-      <w:proofErr w:type="spellStart"/>
-      <w:r>
-        <w:t>pMCMC</w:t>
-      </w:r>
-      <w:proofErr w:type="spellEnd"/>
-      <w:r>
-        <w:t xml:space="preserve"> &lt;0.001</w:t>
-      </w:r>
-      <w:r>
-        <w:t>)</w:t>
-      </w:r>
-      <w:r>
-        <w:t xml:space="preserve"> than in the temperate community (</w:t>
-      </w:r>
-      <w:proofErr w:type="spellStart"/>
-      <w:r>
-        <w:t>pMCMC</w:t>
-      </w:r>
-      <w:proofErr w:type="spellEnd"/>
-      <w:r>
-        <w:t xml:space="preserve"> &lt;0.05)</w:t>
-      </w:r>
-      <w:r>
-        <w:t xml:space="preserve"> see Figure 2</w:t>
-      </w:r>
-      <w:r>
-        <w:t>B</w:t>
+        <w:t xml:space="preserve">  Both methods </w:t>
+      </w:r>
+      <w:r>
+        <w:t xml:space="preserve">in both indices </w:t>
+      </w:r>
+      <w:r>
+        <w:t xml:space="preserve">showed similar and consistent </w:t>
+      </w:r>
+      <w:r>
+        <w:t>patterns</w:t>
       </w:r>
       <w:r>
         <w:t xml:space="preserve">. </w:t>
@@ -10040,11 +9973,172 @@
         <w:jc w:val="both"/>
       </w:pPr>
       <w:r>
-        <w:pict w14:anchorId="36479C7F">
-          <v:shape id="_x0000_i1026" type="#_x0000_t75" style="width:425pt;height:241.8pt">
-            <v:imagedata r:id="rId17" o:title="fig2"/>
-          </v:shape>
-        </w:pict>
+        <w:t>In Mediterranean community, germination MDP</w:t>
+      </w:r>
+      <w:r>
+        <w:t xml:space="preserve"> (ab)</w:t>
+      </w:r>
+      <w:r>
+        <w:t xml:space="preserve"> ranges from </w:t>
+      </w:r>
+      <w:r>
+        <w:t>0.27</w:t>
+      </w:r>
+      <w:r>
+        <w:t xml:space="preserve"> to </w:t>
+      </w:r>
+      <w:r>
+        <w:t xml:space="preserve">0.751 </w:t>
+      </w:r>
+      <w:r>
+        <w:t>while adult plant MDP</w:t>
+      </w:r>
+      <w:r>
+        <w:t xml:space="preserve"> (ab)</w:t>
+      </w:r>
+      <w:r>
+        <w:t xml:space="preserve"> ranges from </w:t>
+      </w:r>
+      <w:r>
+        <w:t xml:space="preserve">0.084 </w:t>
+      </w:r>
+      <w:r>
+        <w:t xml:space="preserve">to </w:t>
+      </w:r>
+      <w:r>
+        <w:t>0.51</w:t>
+      </w:r>
+      <w:r>
+        <w:t xml:space="preserve">. Germination RaoQ </w:t>
+      </w:r>
+      <w:r>
+        <w:t xml:space="preserve">(ab) </w:t>
+      </w:r>
+      <w:r>
+        <w:t xml:space="preserve">ranges from </w:t>
+      </w:r>
+      <w:r>
+        <w:t>0.02</w:t>
+      </w:r>
+      <w:r>
+        <w:t xml:space="preserve"> to </w:t>
+      </w:r>
+      <w:r>
+        <w:t>0.449</w:t>
+      </w:r>
+      <w:r>
+        <w:t xml:space="preserve"> while adult plant RaoQ </w:t>
+      </w:r>
+      <w:r>
+        <w:t xml:space="preserve">(ab) </w:t>
+      </w:r>
+      <w:r>
+        <w:t xml:space="preserve">ranges from </w:t>
+      </w:r>
+      <w:r>
+        <w:t>0.03</w:t>
+      </w:r>
+      <w:r>
+        <w:t xml:space="preserve"> to </w:t>
+      </w:r>
+      <w:r>
+        <w:t>0.259</w:t>
+      </w:r>
+      <w:r>
+        <w:t xml:space="preserve">. In the Temperate community, germination MDP </w:t>
+      </w:r>
+      <w:r>
+        <w:t xml:space="preserve">(ab) </w:t>
+      </w:r>
+      <w:r>
+        <w:t xml:space="preserve">ranges from </w:t>
+      </w:r>
+      <w:r>
+        <w:t>0.098</w:t>
+      </w:r>
+      <w:r>
+        <w:t xml:space="preserve"> to </w:t>
+      </w:r>
+      <w:r>
+        <w:t>0.506</w:t>
+      </w:r>
+      <w:r>
+        <w:t xml:space="preserve"> while adult plant MDP </w:t>
+      </w:r>
+      <w:r>
+        <w:t xml:space="preserve">(ab) </w:t>
+      </w:r>
+      <w:r>
+        <w:t xml:space="preserve">ranges from </w:t>
+      </w:r>
+      <w:r>
+        <w:t>0.145</w:t>
+      </w:r>
+      <w:r>
+        <w:t xml:space="preserve"> to </w:t>
+      </w:r>
+      <w:r>
+        <w:t>0.468</w:t>
+      </w:r>
+      <w:r>
+        <w:t xml:space="preserve">. Germination RaoQ </w:t>
+      </w:r>
+      <w:r>
+        <w:t xml:space="preserve">(ab) </w:t>
+      </w:r>
+      <w:r>
+        <w:t xml:space="preserve">ranges from </w:t>
+      </w:r>
+      <w:r>
+        <w:t>0.068</w:t>
+      </w:r>
+      <w:r>
+        <w:t xml:space="preserve"> to </w:t>
+      </w:r>
+      <w:r>
+        <w:t>0.347</w:t>
+      </w:r>
+      <w:r>
+        <w:t xml:space="preserve"> while adult plant RaoQ </w:t>
+      </w:r>
+      <w:r>
+        <w:t xml:space="preserve">(ab) </w:t>
+      </w:r>
+      <w:r>
+        <w:t xml:space="preserve">ranges from </w:t>
+      </w:r>
+      <w:r>
+        <w:t>0.065</w:t>
+      </w:r>
+      <w:r>
+        <w:t xml:space="preserve"> to </w:t>
+      </w:r>
+      <w:r>
+        <w:t>0.306</w:t>
+      </w:r>
+      <w:r>
+        <w:t>.</w:t>
+      </w:r>
+      <w:r>
+        <w:t xml:space="preserve"> Functional diversity is significantly higher in the germination traits compared to adult plant traits</w:t>
+      </w:r>
+      <w:r>
+        <w:t xml:space="preserve"> in the Mediterranean community</w:t>
+      </w:r>
+      <w:r>
+        <w:t xml:space="preserve">, </w:t>
+      </w:r>
+      <w:r>
+        <w:t xml:space="preserve">considering </w:t>
+      </w:r>
+      <w:r>
+        <w:t xml:space="preserve">both </w:t>
+      </w:r>
+      <w:r>
+        <w:t>abundance and presence absence data. In the temperate community, although consistent trend of germination dissimilarity being higher than adult plant dissimilarity comparison is only significant with presence/absence data.</w:t>
+      </w:r>
+      <w:r>
+        <w:t xml:space="preserve"> </w:t>
       </w:r>
     </w:p>
     <w:p>
@@ -10053,463 +10147,45 @@
         <w:jc w:val="both"/>
       </w:pPr>
       <w:r>
-        <w:t xml:space="preserve">Figure 2. </w:t>
-      </w:r>
-      <w:r>
-        <w:t xml:space="preserve">(A) Germination during cold stratification </w:t>
-      </w:r>
-      <w:proofErr w:type="spellStart"/>
-      <w:r>
-        <w:t>pretreatment</w:t>
-      </w:r>
-      <w:proofErr w:type="spellEnd"/>
-      <w:r>
-        <w:t xml:space="preserve">. </w:t>
-      </w:r>
-      <w:r>
-        <w:t>(</w:t>
-      </w:r>
-      <w:r>
-        <w:t>B</w:t>
-      </w:r>
-      <w:r>
-        <w:t xml:space="preserve">) </w:t>
-      </w:r>
-      <w:r>
-        <w:t xml:space="preserve">Germination responses to the four experimental </w:t>
-      </w:r>
-      <w:r>
-        <w:t xml:space="preserve">germination </w:t>
-      </w:r>
-      <w:r>
-        <w:t xml:space="preserve">treatments studied. Bars represent the mean germination observed </w:t>
-      </w:r>
-      <w:r>
-        <w:t>per</w:t>
-      </w:r>
-      <w:r>
-        <w:t xml:space="preserve"> each treatment (in different </w:t>
-      </w:r>
-      <w:proofErr w:type="spellStart"/>
-      <w:r>
-        <w:t>colors</w:t>
-      </w:r>
-      <w:proofErr w:type="spellEnd"/>
-      <w:r>
-        <w:t>)</w:t>
-      </w:r>
-      <w:r>
-        <w:t xml:space="preserve"> in each community</w:t>
-      </w:r>
-      <w:r>
-        <w:t>. Error bars represent binomial confidence intervals</w:t>
-      </w:r>
-      <w:r>
-        <w:t xml:space="preserve"> calculated using </w:t>
-      </w:r>
-      <w:proofErr w:type="spellStart"/>
-      <w:r>
-        <w:t>binom.confint</w:t>
-      </w:r>
-      <w:proofErr w:type="spellEnd"/>
-      <w:r>
-        <w:t xml:space="preserve"> function</w:t>
-      </w:r>
-      <w:r>
-        <w:t xml:space="preserve">. </w:t>
-      </w:r>
-    </w:p>
-    <w:p>
-      <w:pPr>
-        <w:pStyle w:val="Ttulo3"/>
-        <w:spacing w:line="480" w:lineRule="auto"/>
-        <w:jc w:val="both"/>
-      </w:pPr>
+        <w:t>We observe that functional diversity</w:t>
+      </w:r>
+      <w:r>
+        <w:t xml:space="preserve"> divergence indices</w:t>
+      </w:r>
+      <w:r>
+        <w:t xml:space="preserve"> i.e. niche dissimilarity</w:t>
+      </w:r>
+      <w:r>
+        <w:t xml:space="preserve"> significantly differ across the microclimatic gradients present in our communities, what is more germination and adult plant niche dissimilarity show opposite responses to microclimatic gradient, if one is increasing the other is decreasing</w:t>
+      </w:r>
+      <w:r>
+        <w:t xml:space="preserve"> (consistent patterns in both indices)</w:t>
+      </w:r>
+      <w:r>
+        <w:t>.</w:t>
+      </w:r>
+      <w:r>
+        <w:t xml:space="preserve"> In the Mediterranean community, with higher </w:t>
+      </w:r>
+      <w:proofErr w:type="gramStart"/>
+      <w:r>
+        <w:t>elevation germination niche dissimilarity</w:t>
+      </w:r>
+      <w:proofErr w:type="gramEnd"/>
+      <w:r>
+        <w:t xml:space="preserve"> (RaoQ) decreases while adult plant dissimilarity (MDP) increases. In warmer plots (higher </w:t>
+      </w:r>
+      <w:proofErr w:type="gramStart"/>
+      <w:r>
+        <w:t>GDD)</w:t>
+      </w:r>
+      <w:proofErr w:type="gramEnd"/>
+      <w:r>
+        <w:t xml:space="preserve"> que observe an increase in dissimilarity (RaoQ) but only in adult plant traits. Snowy plots show a marginally significant increase of germination dissimilarity, while also showing a significant decrease in adult plant dissimilarity (both MPD and RaoQ).  In the temperate community, the only microclimatic gradient we found that was significantly affecting niche dissimilarity was GDD. Warmer plots </w:t>
+      </w:r>
       <w:r>
         <w:lastRenderedPageBreak/>
-        <w:t xml:space="preserve">3.2. Community </w:t>
-      </w:r>
-      <w:r>
-        <w:t xml:space="preserve">(weighted) </w:t>
-      </w:r>
-      <w:r>
-        <w:t>means in response to mi</w:t>
-      </w:r>
-      <w:r>
-        <w:t>c</w:t>
-      </w:r>
-      <w:r>
-        <w:t>roclimatic gradients</w:t>
-      </w:r>
-    </w:p>
-    <w:p>
-      <w:pPr>
-        <w:pStyle w:val="Ttulo4"/>
-      </w:pPr>
-      <w:r>
-        <w:t>CM results description per community</w:t>
-      </w:r>
-    </w:p>
-    <w:p>
-      <w:pPr>
-        <w:spacing w:line="480" w:lineRule="auto"/>
-        <w:jc w:val="both"/>
-      </w:pPr>
-      <w:r>
-        <w:t xml:space="preserve">In the Mediterranean community, the CM of germination and adult plant traits was significantly changing across microclimatic gradients, mainly across the elevation gradient. Higher elevation plots had marginally higher germination in water stress and significantly higher germination under constant temperatures; on the contrary adult plant traits had lower values of seed mass, plant height, leaf area and LDMC (marginal). Additionally we also found that colder sites (higher FDD) has lower SLA, warmer sites (higher GDD) had higher seed mass and snowy sites had marginally higher plant height. </w:t>
-      </w:r>
-    </w:p>
-    <w:p>
-      <w:pPr>
-        <w:spacing w:line="480" w:lineRule="auto"/>
-        <w:ind w:firstLine="709"/>
-        <w:jc w:val="both"/>
-      </w:pPr>
-      <w:r>
-        <w:t>In the Temperate community, the CM of germination and adult plant traits was also significantly changing across microclimatic gradients. Higher elevation plots had higher germination under water stress and constant temperatures (concordant with the results obtained in the Mediterranean community)</w:t>
-      </w:r>
-      <w:r>
-        <w:t>, and showed higher values of seed mass and SLA (opposite pattern in the Mediterranean community)</w:t>
-      </w:r>
-      <w:r>
-        <w:t xml:space="preserve">. Warmer sites also showed </w:t>
-      </w:r>
-      <w:r>
-        <w:t xml:space="preserve">lower germination in darkness, while also showing higher plant height, leaf area and LDMC. Colder sites showed lower leaf area and SLA. </w:t>
-      </w:r>
-    </w:p>
-    <w:p>
-      <w:pPr>
-        <w:pStyle w:val="Ttulo4"/>
-      </w:pPr>
-      <w:r>
-        <w:t>CWM results description per community</w:t>
-      </w:r>
-    </w:p>
-    <w:p>
-      <w:pPr>
-        <w:spacing w:line="480" w:lineRule="auto"/>
-        <w:jc w:val="both"/>
-      </w:pPr>
-      <w:r>
-        <w:t xml:space="preserve">In the Mediterranean community, </w:t>
-      </w:r>
-      <w:r>
-        <w:t>the CWM</w:t>
-      </w:r>
-      <w:r>
-        <w:t xml:space="preserve"> of germination and adult plant traits </w:t>
-      </w:r>
-      <w:r>
-        <w:t>was</w:t>
-      </w:r>
-      <w:r>
-        <w:t xml:space="preserve"> significantly changing across microclimatic gradients</w:t>
-      </w:r>
-      <w:r>
-        <w:t xml:space="preserve"> measured ad elevation, GDD and snow</w:t>
-      </w:r>
-      <w:r>
-        <w:t xml:space="preserve">. Sites with more snow cover had lower germination in darkness, water stress and constant temperatures. On the other hand warmer sites (i.e. higher GDD) showed better germination in darkness and higher elevation plots showed better germination under water stress and in constant temperatures. Interestingly, </w:t>
-      </w:r>
-      <w:r>
-        <w:t xml:space="preserve">the CWM of </w:t>
-      </w:r>
-      <w:r>
-        <w:t xml:space="preserve">adult plant traits showed significant responses to the same microclimatic gradients but in in the opposite direction. Sites with more snow cover showed higher values of seed mass and plant height. Warmer sites (higher GDD) </w:t>
-      </w:r>
-      <w:r>
-        <w:lastRenderedPageBreak/>
-        <w:t xml:space="preserve">showed lower </w:t>
-      </w:r>
-      <w:r>
-        <w:t xml:space="preserve">seed mass, lower plant height and lower leaf area while plots in lower elevations showed lower SLA values. </w:t>
-      </w:r>
-    </w:p>
-    <w:p>
-      <w:pPr>
-        <w:spacing w:line="480" w:lineRule="auto"/>
-        <w:ind w:firstLine="709"/>
-        <w:jc w:val="both"/>
-      </w:pPr>
-      <w:r>
-        <w:t xml:space="preserve">In the temperate community, the community weighted mean of germination and adult plant traits were changing significantly mainly across GDD gradients. Germination traits only showed one significant relationship with warmer sites having worse germination in darkness (contrary to what we observed in the Mediterranean community, probably due to the distinct and particular environmental limitations each community has). Here again we observed that adult plant traits responses to microclimatic gradients were found significant mostly in the opposite direction. Warmer sites </w:t>
-      </w:r>
-      <w:proofErr w:type="gramStart"/>
-      <w:r>
-        <w:t>were observed</w:t>
-      </w:r>
-      <w:proofErr w:type="gramEnd"/>
-      <w:r>
-        <w:t xml:space="preserve"> to have higher plant height, LDMC but lower SLA. Higher altitude plots only showed a significant positive relationship with seed mass, i.e. the higher the plot the higher the seed mass CMW. </w:t>
-      </w:r>
-    </w:p>
-    <w:p>
-      <w:pPr>
-        <w:pStyle w:val="Ttulo3"/>
-        <w:spacing w:line="480" w:lineRule="auto"/>
-        <w:jc w:val="both"/>
-      </w:pPr>
-      <w:r>
-        <w:t xml:space="preserve">3.3 Germination niche dissimilarity </w:t>
-      </w:r>
-    </w:p>
-    <w:p>
-      <w:pPr>
-        <w:spacing w:line="480" w:lineRule="auto"/>
-        <w:jc w:val="both"/>
-      </w:pPr>
-      <w:proofErr w:type="gramStart"/>
-      <w:r>
-        <w:t>We use two functional diversity indices of divergence</w:t>
-      </w:r>
-      <w:r>
-        <w:t xml:space="preserve"> (MPD and RaoQ)</w:t>
-      </w:r>
-      <w:r>
-        <w:t xml:space="preserve"> and calculated their values with presence/absence data as well as with species abundances.</w:t>
-      </w:r>
-      <w:proofErr w:type="gramEnd"/>
-      <w:r>
-        <w:t xml:space="preserve">  Both methods </w:t>
-      </w:r>
-      <w:r>
-        <w:t xml:space="preserve">in both indices </w:t>
-      </w:r>
-      <w:r>
-        <w:t xml:space="preserve">showed similar and consistent </w:t>
-      </w:r>
-      <w:r>
-        <w:t>patterns</w:t>
-      </w:r>
-      <w:r>
-        <w:t xml:space="preserve">. </w:t>
-      </w:r>
-    </w:p>
-    <w:p>
-      <w:pPr>
-        <w:spacing w:line="480" w:lineRule="auto"/>
-        <w:jc w:val="both"/>
-      </w:pPr>
-      <w:r>
-        <w:t>In Mediterranean community, germination MDP</w:t>
-      </w:r>
-      <w:r>
-        <w:t xml:space="preserve"> (ab)</w:t>
-      </w:r>
-      <w:r>
-        <w:t xml:space="preserve"> ranges from </w:t>
-      </w:r>
-      <w:r>
-        <w:t>0.27</w:t>
-      </w:r>
-      <w:r>
-        <w:t xml:space="preserve"> to </w:t>
-      </w:r>
-      <w:r>
-        <w:t xml:space="preserve">0.751 </w:t>
-      </w:r>
-      <w:r>
-        <w:t>while adult plant MDP</w:t>
-      </w:r>
-      <w:r>
-        <w:t xml:space="preserve"> </w:t>
-      </w:r>
-      <w:r>
-        <w:t>(ab)</w:t>
-      </w:r>
-      <w:r>
-        <w:t xml:space="preserve"> ranges from </w:t>
-      </w:r>
-      <w:r>
-        <w:t xml:space="preserve">0.084 </w:t>
-      </w:r>
-      <w:r>
-        <w:t xml:space="preserve">to </w:t>
-      </w:r>
-      <w:r>
-        <w:t>0.51</w:t>
-      </w:r>
-      <w:r>
-        <w:t xml:space="preserve">. Germination RaoQ </w:t>
-      </w:r>
-      <w:r>
-        <w:t xml:space="preserve">(ab) </w:t>
-      </w:r>
-      <w:r>
-        <w:t xml:space="preserve">ranges from </w:t>
-      </w:r>
-      <w:r>
-        <w:t>0.02</w:t>
-      </w:r>
-      <w:r>
-        <w:t xml:space="preserve"> to </w:t>
-      </w:r>
-      <w:r>
-        <w:t>0.449</w:t>
-      </w:r>
-      <w:r>
-        <w:t xml:space="preserve"> while adult plant RaoQ </w:t>
-      </w:r>
-      <w:r>
-        <w:t xml:space="preserve">(ab) </w:t>
-      </w:r>
-      <w:r>
-        <w:t xml:space="preserve">ranges from </w:t>
-      </w:r>
-      <w:r>
-        <w:t>0.03</w:t>
-      </w:r>
-      <w:r>
-        <w:t xml:space="preserve"> to </w:t>
-      </w:r>
-      <w:r>
-        <w:t>0.259</w:t>
-      </w:r>
-      <w:r>
-        <w:t xml:space="preserve">. In the Temperate community, </w:t>
-      </w:r>
-      <w:r>
-        <w:t xml:space="preserve">germination MDP </w:t>
-      </w:r>
-      <w:r>
-        <w:t xml:space="preserve">(ab) </w:t>
-      </w:r>
-      <w:r>
-        <w:t xml:space="preserve">ranges from </w:t>
-      </w:r>
-      <w:r>
-        <w:t>0.098</w:t>
-      </w:r>
-      <w:r>
-        <w:t xml:space="preserve"> to </w:t>
-      </w:r>
-      <w:r>
-        <w:t>0.506</w:t>
-      </w:r>
-      <w:r>
-        <w:t xml:space="preserve"> while adult plant MDP </w:t>
-      </w:r>
-      <w:r>
-        <w:t xml:space="preserve">(ab) </w:t>
-      </w:r>
-      <w:r>
-        <w:t xml:space="preserve">ranges from </w:t>
-      </w:r>
-      <w:r>
-        <w:t>0.145</w:t>
-      </w:r>
-      <w:r>
-        <w:t xml:space="preserve"> to </w:t>
-      </w:r>
-      <w:r>
-        <w:t>0.468</w:t>
-      </w:r>
-      <w:r>
-        <w:t xml:space="preserve">. Germination RaoQ </w:t>
-      </w:r>
-      <w:r>
-        <w:t xml:space="preserve">(ab) </w:t>
-      </w:r>
-      <w:r>
-        <w:t xml:space="preserve">ranges from </w:t>
-      </w:r>
-      <w:r>
-        <w:t>0.068</w:t>
-      </w:r>
-      <w:r>
-        <w:t xml:space="preserve"> to </w:t>
-      </w:r>
-      <w:r>
-        <w:t>0.347</w:t>
-      </w:r>
-      <w:r>
-        <w:t xml:space="preserve"> while adult plant RaoQ </w:t>
-      </w:r>
-      <w:r>
-        <w:t xml:space="preserve">(ab) </w:t>
-      </w:r>
-      <w:r>
-        <w:t xml:space="preserve">ranges from </w:t>
-      </w:r>
-      <w:r>
-        <w:t>0.065</w:t>
-      </w:r>
-      <w:r>
-        <w:t xml:space="preserve"> to </w:t>
-      </w:r>
-      <w:r>
-        <w:t>0.306</w:t>
-      </w:r>
-      <w:r>
-        <w:t>.</w:t>
-      </w:r>
-      <w:r>
-        <w:t xml:space="preserve"> Functional diversity is significantly higher in the germination traits compared to adult plant traits</w:t>
-      </w:r>
-      <w:r>
-        <w:t xml:space="preserve"> in the Mediterranean community</w:t>
-      </w:r>
-      <w:r>
-        <w:t xml:space="preserve">, </w:t>
-      </w:r>
-      <w:bookmarkStart w:id="10" w:name="_GoBack"/>
-      <w:bookmarkEnd w:id="10"/>
-      <w:r>
-        <w:t xml:space="preserve">considering </w:t>
-      </w:r>
-      <w:r>
-        <w:t xml:space="preserve">both </w:t>
-      </w:r>
-      <w:r>
-        <w:t>abundance and presence absence data. In the temperate community, although consistent trend of germination dissimilarity being higher than adult plant dissimilarity comparison is only significant with presence/absence data.</w:t>
-      </w:r>
-      <w:r>
-        <w:t xml:space="preserve"> </w:t>
-      </w:r>
-    </w:p>
-    <w:p>
-      <w:pPr>
-        <w:spacing w:line="480" w:lineRule="auto"/>
-        <w:jc w:val="both"/>
-      </w:pPr>
-      <w:r>
-        <w:lastRenderedPageBreak/>
-        <w:t>We observe that functional diversity</w:t>
-      </w:r>
-      <w:r>
-        <w:t xml:space="preserve"> divergence indices</w:t>
-      </w:r>
-      <w:r>
-        <w:t xml:space="preserve"> i.e. niche dissimilarity</w:t>
-      </w:r>
-      <w:r>
-        <w:t xml:space="preserve"> significantly differ across the microclimatic gradients present in our communities, what is more germination and adult plant niche dissimilarity show opposite responses to microclimatic gradient, if one is increasing the other is decreasing</w:t>
-      </w:r>
-      <w:r>
-        <w:t xml:space="preserve"> (consistent patterns in both indices)</w:t>
-      </w:r>
-      <w:r>
-        <w:t>.</w:t>
-      </w:r>
-      <w:r>
-        <w:t xml:space="preserve"> In the Mediterranean community, with higher </w:t>
-      </w:r>
-      <w:proofErr w:type="gramStart"/>
-      <w:r>
-        <w:t>elevation germination niche dissimilarity</w:t>
-      </w:r>
-      <w:proofErr w:type="gramEnd"/>
-      <w:r>
-        <w:t xml:space="preserve"> (RaoQ) decreases while adult plant dissimilarity (MDP) increases. In warmer plots (higher </w:t>
-      </w:r>
-      <w:proofErr w:type="gramStart"/>
-      <w:r>
-        <w:t>GDD)</w:t>
-      </w:r>
-      <w:proofErr w:type="gramEnd"/>
-      <w:r>
-        <w:t xml:space="preserve"> que observe an increase in dissimilarity (RaoQ) but only in adult plant traits. Snowy plots show a marginally significant increase of germination dissimilarity, while also showing a significant decrease in adult plant dissimilarity (both MPD and RaoQ).  In the temperate community, the only microclimatic gradient we found that was significantly affecting niche dissimilarity was GDD. Warmer plots showed a decrease in germination dissimilarity (MPD) and an increase in adult plant dissimilarity (both MPD and RaoQ).</w:t>
+        <w:t>showed a decrease in germination dissimilarity (MPD) and an increase in adult plant dissimilarity (both MPD and RaoQ).</w:t>
       </w:r>
     </w:p>
     <w:p>
@@ -10658,7 +10334,7 @@
       </w:r>
     </w:p>
   </w:comment>
-  <w:comment w:id="1" w:author="CLARA ESPINOSA DEL ALBA" w:date="2024-04-15T09:51:00Z" w:initials="CE">
+  <w:comment w:id="1" w:author="Cuenta Microsoft" w:date="2024-10-11T10:39:00Z" w:initials="CM">
     <w:p>
       <w:pPr>
         <w:pStyle w:val="Textocomentario"/>
@@ -10670,30 +10346,19 @@
         <w:annotationRef/>
       </w:r>
       <w:r>
-        <w:t xml:space="preserve">From </w:t>
-      </w:r>
-      <w:proofErr w:type="spellStart"/>
-      <w:r>
-        <w:t>seedalp</w:t>
-      </w:r>
-      <w:proofErr w:type="spellEnd"/>
-      <w:r>
-        <w:t xml:space="preserve"> proposal </w:t>
-      </w:r>
-      <w:proofErr w:type="spellStart"/>
-      <w:r>
-        <w:t>obj</w:t>
-      </w:r>
-      <w:proofErr w:type="spellEnd"/>
-      <w:r>
-        <w:t xml:space="preserve"> 3</w:t>
+        <w:t>Book: Alpine plant life 2n edition</w:t>
       </w:r>
     </w:p>
   </w:comment>
-  <w:comment w:id="2" w:author="CLARA ESPINOSA DEL ALBA" w:date="2024-01-30T15:27:00Z" w:initials="CE">
+  <w:comment w:id="2" w:author="Cuenta Microsoft" w:date="2024-10-11T10:39:00Z" w:initials="CM">
     <w:p>
       <w:pPr>
-        <w:pStyle w:val="Textocomentario"/>
+        <w:spacing w:after="0" w:line="240" w:lineRule="auto"/>
+        <w:ind w:left="284" w:hanging="288"/>
+        <w:jc w:val="both"/>
+        <w:rPr>
+          <w:rFonts w:ascii="Arial" w:eastAsia="Arial" w:hAnsi="Arial" w:cs="Arial"/>
+        </w:rPr>
       </w:pPr>
       <w:r>
         <w:rPr>
@@ -10702,11 +10367,1771 @@
         <w:annotationRef/>
       </w:r>
       <w:r>
-        <w:t>Still to be determined!</w:t>
+        <w:rPr>
+          <w:rFonts w:ascii="Arial" w:eastAsia="Arial" w:hAnsi="Arial" w:cs="Arial"/>
+        </w:rPr>
+        <w:t>Callaway RM</w:t>
+      </w:r>
+      <w:r>
+        <w:rPr>
+          <w:rFonts w:ascii="Arial" w:eastAsia="Arial" w:hAnsi="Arial" w:cs="Arial"/>
+        </w:rPr>
+        <w:t>,</w:t>
+      </w:r>
+      <w:r>
+        <w:rPr>
+          <w:rFonts w:ascii="Arial" w:eastAsia="Arial" w:hAnsi="Arial" w:cs="Arial"/>
+        </w:rPr>
+        <w:t xml:space="preserve"> Brooker RW</w:t>
+      </w:r>
+      <w:r>
+        <w:rPr>
+          <w:rFonts w:ascii="Arial" w:eastAsia="Arial" w:hAnsi="Arial" w:cs="Arial"/>
+        </w:rPr>
+        <w:t>,</w:t>
+      </w:r>
+      <w:r>
+        <w:rPr>
+          <w:rFonts w:ascii="Arial" w:eastAsia="Arial" w:hAnsi="Arial" w:cs="Arial"/>
+        </w:rPr>
+        <w:t xml:space="preserve"> Choler P et al</w:t>
+      </w:r>
+      <w:r>
+        <w:rPr>
+          <w:rFonts w:ascii="Arial" w:eastAsia="Arial" w:hAnsi="Arial" w:cs="Arial"/>
+        </w:rPr>
+        <w:t>.</w:t>
+      </w:r>
+      <w:r>
+        <w:rPr>
+          <w:rFonts w:ascii="Arial" w:eastAsia="Arial" w:hAnsi="Arial" w:cs="Arial"/>
+        </w:rPr>
+        <w:t xml:space="preserve"> 2002</w:t>
+      </w:r>
+      <w:r>
+        <w:rPr>
+          <w:rFonts w:ascii="Arial" w:eastAsia="Arial" w:hAnsi="Arial" w:cs="Arial"/>
+        </w:rPr>
+        <w:t>.</w:t>
+      </w:r>
+      <w:r>
+        <w:rPr>
+          <w:rFonts w:ascii="Arial" w:eastAsia="Arial" w:hAnsi="Arial" w:cs="Arial"/>
+        </w:rPr>
+        <w:t xml:space="preserve"> Positive interactions among alpine plants increase with stress</w:t>
+      </w:r>
+      <w:r>
+        <w:rPr>
+          <w:rFonts w:ascii="Arial" w:eastAsia="Arial" w:hAnsi="Arial" w:cs="Arial"/>
+        </w:rPr>
+        <w:t>.</w:t>
+      </w:r>
+      <w:r>
+        <w:rPr>
+          <w:rFonts w:ascii="Arial" w:eastAsia="Arial" w:hAnsi="Arial" w:cs="Arial"/>
+        </w:rPr>
+        <w:t xml:space="preserve"> Nature 417: 844-848</w:t>
+      </w:r>
+      <w:r>
+        <w:rPr>
+          <w:rFonts w:ascii="Arial" w:eastAsia="Arial" w:hAnsi="Arial" w:cs="Arial"/>
+        </w:rPr>
+        <w:t>.</w:t>
       </w:r>
     </w:p>
   </w:comment>
-  <w:comment w:id="3" w:author="Cuenta Microsoft" w:date="2024-10-08T11:28:00Z" w:initials="CM">
+  <w:comment w:id="3" w:author="Cuenta Microsoft" w:date="2024-10-11T10:46:00Z" w:initials="CM">
+    <w:p>
+      <w:pPr>
+        <w:pStyle w:val="Textocomentario"/>
+      </w:pPr>
+      <w:r>
+        <w:rPr>
+          <w:rStyle w:val="Refdecomentario"/>
+        </w:rPr>
+        <w:annotationRef/>
+      </w:r>
+      <w:r>
+        <w:t>https://besjournals.onlinelibrary.wiley.com/doi/10.1111/1365-2745.12658</w:t>
+      </w:r>
+    </w:p>
+  </w:comment>
+  <w:comment w:id="4" w:author="Cuenta Microsoft" w:date="2024-10-11T10:48:00Z" w:initials="CM">
+    <w:p>
+      <w:pPr>
+        <w:pStyle w:val="Textocomentario"/>
+      </w:pPr>
+      <w:r>
+        <w:rPr>
+          <w:rStyle w:val="Refdecomentario"/>
+        </w:rPr>
+        <w:annotationRef/>
+      </w:r>
+      <w:r>
+        <w:t>DOI: 10.1111/1365-2745.13037</w:t>
+      </w:r>
+    </w:p>
+  </w:comment>
+  <w:comment w:id="5" w:author="Cuenta Microsoft" w:date="2024-10-11T10:40:00Z" w:initials="CM">
+    <w:p>
+      <w:pPr>
+        <w:spacing w:after="0" w:line="240" w:lineRule="auto"/>
+        <w:ind w:left="284" w:hanging="288"/>
+        <w:jc w:val="both"/>
+        <w:rPr>
+          <w:rFonts w:ascii="Arial" w:eastAsia="Arial" w:hAnsi="Arial" w:cs="Arial"/>
+          <w:lang w:val="en-US"/>
+        </w:rPr>
+      </w:pPr>
+      <w:r>
+        <w:rPr>
+          <w:rStyle w:val="Refdecomentario"/>
+        </w:rPr>
+        <w:annotationRef/>
+      </w:r>
+      <w:r>
+        <w:rPr>
+          <w:rFonts w:ascii="Arial" w:eastAsia="Arial" w:hAnsi="Arial" w:cs="Arial"/>
+          <w:lang w:val="en-US"/>
+        </w:rPr>
+        <w:t xml:space="preserve">Butterfield BJ, </w:t>
+      </w:r>
+      <w:proofErr w:type="spellStart"/>
+      <w:r>
+        <w:rPr>
+          <w:rFonts w:ascii="Arial" w:eastAsia="Arial" w:hAnsi="Arial" w:cs="Arial"/>
+          <w:lang w:val="en-US"/>
+        </w:rPr>
+        <w:t>Cavieres</w:t>
+      </w:r>
+      <w:proofErr w:type="spellEnd"/>
+      <w:r>
+        <w:rPr>
+          <w:rFonts w:ascii="Arial" w:eastAsia="Arial" w:hAnsi="Arial" w:cs="Arial"/>
+          <w:lang w:val="en-US"/>
+        </w:rPr>
+        <w:t xml:space="preserve"> LA, Callaway RM et al. 2013. Alpine cushion plants inhibit the loss of phylogenetic diversity in severe environments</w:t>
+      </w:r>
+      <w:r>
+        <w:rPr>
+          <w:rFonts w:ascii="Arial" w:eastAsia="Arial" w:hAnsi="Arial" w:cs="Arial"/>
+          <w:lang w:val="en-US"/>
+        </w:rPr>
+        <w:t>.</w:t>
+      </w:r>
+      <w:r>
+        <w:rPr>
+          <w:rFonts w:ascii="Arial" w:eastAsia="Arial" w:hAnsi="Arial" w:cs="Arial"/>
+          <w:lang w:val="en-US"/>
+        </w:rPr>
+        <w:t xml:space="preserve"> </w:t>
+      </w:r>
+      <w:proofErr w:type="spellStart"/>
+      <w:r>
+        <w:rPr>
+          <w:rFonts w:ascii="Arial" w:eastAsia="Arial" w:hAnsi="Arial" w:cs="Arial"/>
+          <w:lang w:val="en-US"/>
+        </w:rPr>
+        <w:t>Ecol</w:t>
+      </w:r>
+      <w:proofErr w:type="spellEnd"/>
+      <w:r>
+        <w:rPr>
+          <w:rFonts w:ascii="Arial" w:eastAsia="Arial" w:hAnsi="Arial" w:cs="Arial"/>
+          <w:lang w:val="en-US"/>
+        </w:rPr>
+        <w:t xml:space="preserve"> Lett 164:478-486.</w:t>
+      </w:r>
+    </w:p>
+  </w:comment>
+  <w:comment w:id="6" w:author="Cuenta Microsoft" w:date="2024-10-11T10:40:00Z" w:initials="CM">
+    <w:p>
+      <w:pPr>
+        <w:spacing w:after="0" w:line="240" w:lineRule="auto"/>
+        <w:ind w:left="284" w:hanging="288"/>
+        <w:jc w:val="both"/>
+        <w:rPr>
+          <w:rFonts w:ascii="Arial" w:eastAsia="Arial" w:hAnsi="Arial" w:cs="Arial"/>
+        </w:rPr>
+      </w:pPr>
+      <w:r>
+        <w:rPr>
+          <w:rStyle w:val="Refdecomentario"/>
+        </w:rPr>
+        <w:annotationRef/>
+      </w:r>
+      <w:r>
+        <w:rPr>
+          <w:rFonts w:ascii="Arial" w:eastAsia="Arial" w:hAnsi="Arial" w:cs="Arial"/>
+        </w:rPr>
+        <w:t>Grubb PJ</w:t>
+      </w:r>
+      <w:r>
+        <w:rPr>
+          <w:rFonts w:ascii="Arial" w:eastAsia="Arial" w:hAnsi="Arial" w:cs="Arial"/>
+        </w:rPr>
+        <w:t>.</w:t>
+      </w:r>
+      <w:r>
+        <w:rPr>
+          <w:rFonts w:ascii="Arial" w:eastAsia="Arial" w:hAnsi="Arial" w:cs="Arial"/>
+        </w:rPr>
+        <w:t xml:space="preserve"> 1977</w:t>
+      </w:r>
+      <w:r>
+        <w:rPr>
+          <w:rFonts w:ascii="Arial" w:eastAsia="Arial" w:hAnsi="Arial" w:cs="Arial"/>
+        </w:rPr>
+        <w:t>.</w:t>
+      </w:r>
+      <w:r>
+        <w:rPr>
+          <w:rFonts w:ascii="Arial" w:eastAsia="Arial" w:hAnsi="Arial" w:cs="Arial"/>
+        </w:rPr>
+        <w:t xml:space="preserve"> The maintenance of species-richness in plant communities: the importance of the regeneration niche</w:t>
+      </w:r>
+      <w:r>
+        <w:rPr>
+          <w:rFonts w:ascii="Arial" w:eastAsia="Arial" w:hAnsi="Arial" w:cs="Arial"/>
+        </w:rPr>
+        <w:t>.</w:t>
+      </w:r>
+      <w:r>
+        <w:rPr>
+          <w:rFonts w:ascii="Arial" w:eastAsia="Arial" w:hAnsi="Arial" w:cs="Arial"/>
+        </w:rPr>
+        <w:t xml:space="preserve"> </w:t>
+      </w:r>
+      <w:proofErr w:type="spellStart"/>
+      <w:r>
+        <w:rPr>
+          <w:rFonts w:ascii="Arial" w:eastAsia="Arial" w:hAnsi="Arial" w:cs="Arial"/>
+        </w:rPr>
+        <w:t>Biol</w:t>
+      </w:r>
+      <w:proofErr w:type="spellEnd"/>
+      <w:r>
+        <w:rPr>
+          <w:rFonts w:ascii="Arial" w:eastAsia="Arial" w:hAnsi="Arial" w:cs="Arial"/>
+        </w:rPr>
+        <w:t xml:space="preserve"> Rev 52: 107-145</w:t>
+      </w:r>
+      <w:r>
+        <w:rPr>
+          <w:rFonts w:ascii="Arial" w:eastAsia="Arial" w:hAnsi="Arial" w:cs="Arial"/>
+        </w:rPr>
+        <w:t>.</w:t>
+      </w:r>
+    </w:p>
+  </w:comment>
+  <w:comment w:id="7" w:author="Cuenta Microsoft" w:date="2024-10-11T10:41:00Z" w:initials="CM">
+    <w:p>
+      <w:pPr>
+        <w:spacing w:after="0" w:line="240" w:lineRule="auto"/>
+        <w:ind w:left="284" w:hanging="288"/>
+        <w:jc w:val="both"/>
+        <w:rPr>
+          <w:rFonts w:ascii="Arial" w:eastAsia="Arial" w:hAnsi="Arial" w:cs="Arial"/>
+        </w:rPr>
+      </w:pPr>
+      <w:r>
+        <w:rPr>
+          <w:rStyle w:val="Refdecomentario"/>
+        </w:rPr>
+        <w:annotationRef/>
+      </w:r>
+      <w:r>
+        <w:rPr>
+          <w:rFonts w:ascii="Arial" w:eastAsia="Arial" w:hAnsi="Arial" w:cs="Arial"/>
+        </w:rPr>
+        <w:t>Choler P</w:t>
+      </w:r>
+      <w:r>
+        <w:rPr>
+          <w:rFonts w:ascii="Arial" w:eastAsia="Arial" w:hAnsi="Arial" w:cs="Arial"/>
+        </w:rPr>
+        <w:t>.</w:t>
+      </w:r>
+      <w:r>
+        <w:rPr>
+          <w:rFonts w:ascii="Arial" w:eastAsia="Arial" w:hAnsi="Arial" w:cs="Arial"/>
+        </w:rPr>
+        <w:t xml:space="preserve"> 2005</w:t>
+      </w:r>
+      <w:r>
+        <w:rPr>
+          <w:rFonts w:ascii="Arial" w:eastAsia="Arial" w:hAnsi="Arial" w:cs="Arial"/>
+        </w:rPr>
+        <w:t>.</w:t>
+      </w:r>
+      <w:r>
+        <w:rPr>
+          <w:rFonts w:ascii="Arial" w:eastAsia="Arial" w:hAnsi="Arial" w:cs="Arial"/>
+        </w:rPr>
+        <w:t xml:space="preserve"> Consistent shifts in alpine plant traits along a </w:t>
+      </w:r>
+      <w:proofErr w:type="spellStart"/>
+      <w:r>
+        <w:rPr>
+          <w:rFonts w:ascii="Arial" w:eastAsia="Arial" w:hAnsi="Arial" w:cs="Arial"/>
+        </w:rPr>
+        <w:t>mesotopographical</w:t>
+      </w:r>
+      <w:proofErr w:type="spellEnd"/>
+      <w:r>
+        <w:rPr>
+          <w:rFonts w:ascii="Arial" w:eastAsia="Arial" w:hAnsi="Arial" w:cs="Arial"/>
+        </w:rPr>
+        <w:t xml:space="preserve"> gradient</w:t>
+      </w:r>
+      <w:r>
+        <w:rPr>
+          <w:rFonts w:ascii="Arial" w:eastAsia="Arial" w:hAnsi="Arial" w:cs="Arial"/>
+        </w:rPr>
+        <w:t>.</w:t>
+      </w:r>
+      <w:r>
+        <w:rPr>
+          <w:rFonts w:ascii="Arial" w:eastAsia="Arial" w:hAnsi="Arial" w:cs="Arial"/>
+        </w:rPr>
+        <w:t xml:space="preserve"> </w:t>
+      </w:r>
+      <w:proofErr w:type="spellStart"/>
+      <w:r>
+        <w:rPr>
+          <w:rFonts w:ascii="Arial" w:eastAsia="Arial" w:hAnsi="Arial" w:cs="Arial"/>
+        </w:rPr>
+        <w:t>Arct</w:t>
+      </w:r>
+      <w:proofErr w:type="spellEnd"/>
+      <w:r>
+        <w:rPr>
+          <w:rFonts w:ascii="Arial" w:eastAsia="Arial" w:hAnsi="Arial" w:cs="Arial"/>
+        </w:rPr>
+        <w:t xml:space="preserve"> </w:t>
+      </w:r>
+      <w:proofErr w:type="spellStart"/>
+      <w:r>
+        <w:rPr>
+          <w:rFonts w:ascii="Arial" w:eastAsia="Arial" w:hAnsi="Arial" w:cs="Arial"/>
+        </w:rPr>
+        <w:t>Antarct</w:t>
+      </w:r>
+      <w:proofErr w:type="spellEnd"/>
+      <w:r>
+        <w:rPr>
+          <w:rFonts w:ascii="Arial" w:eastAsia="Arial" w:hAnsi="Arial" w:cs="Arial"/>
+        </w:rPr>
+        <w:t xml:space="preserve"> Alp 37: 444-453</w:t>
+      </w:r>
+      <w:r>
+        <w:rPr>
+          <w:rFonts w:ascii="Arial" w:eastAsia="Arial" w:hAnsi="Arial" w:cs="Arial"/>
+        </w:rPr>
+        <w:t>.</w:t>
+      </w:r>
+    </w:p>
+  </w:comment>
+  <w:comment w:id="8" w:author="Cuenta Microsoft" w:date="2024-10-11T10:41:00Z" w:initials="CM">
+    <w:p>
+      <w:pPr>
+        <w:pStyle w:val="Textocomentario"/>
+      </w:pPr>
+      <w:r>
+        <w:rPr>
+          <w:rStyle w:val="Refdecomentario"/>
+        </w:rPr>
+        <w:annotationRef/>
+      </w:r>
+      <w:proofErr w:type="spellStart"/>
+      <w:r>
+        <w:rPr>
+          <w:rFonts w:ascii="Arial" w:eastAsia="Arial" w:hAnsi="Arial" w:cs="Arial"/>
+        </w:rPr>
+        <w:t>Opedal</w:t>
+      </w:r>
+      <w:proofErr w:type="spellEnd"/>
+      <w:r>
+        <w:rPr>
+          <w:rFonts w:ascii="Arial" w:eastAsia="Arial" w:hAnsi="Arial" w:cs="Arial"/>
+        </w:rPr>
+        <w:t xml:space="preserve"> ØH, </w:t>
+      </w:r>
+      <w:proofErr w:type="spellStart"/>
+      <w:r>
+        <w:rPr>
+          <w:rFonts w:ascii="Arial" w:eastAsia="Arial" w:hAnsi="Arial" w:cs="Arial"/>
+        </w:rPr>
+        <w:t>Armbruster</w:t>
+      </w:r>
+      <w:proofErr w:type="spellEnd"/>
+      <w:r>
+        <w:rPr>
+          <w:rFonts w:ascii="Arial" w:eastAsia="Arial" w:hAnsi="Arial" w:cs="Arial"/>
+        </w:rPr>
+        <w:t xml:space="preserve"> WS &amp; </w:t>
+      </w:r>
+      <w:proofErr w:type="spellStart"/>
+      <w:r>
+        <w:rPr>
+          <w:rFonts w:ascii="Arial" w:eastAsia="Arial" w:hAnsi="Arial" w:cs="Arial"/>
+        </w:rPr>
+        <w:t>Graae</w:t>
+      </w:r>
+      <w:proofErr w:type="spellEnd"/>
+      <w:r>
+        <w:rPr>
+          <w:rFonts w:ascii="Arial" w:eastAsia="Arial" w:hAnsi="Arial" w:cs="Arial"/>
+        </w:rPr>
+        <w:t> BJ. 2015. </w:t>
+      </w:r>
+      <w:r>
+        <w:rPr>
+          <w:rFonts w:ascii="Arial" w:eastAsia="Arial" w:hAnsi="Arial" w:cs="Arial"/>
+        </w:rPr>
+        <w:t>Linking small-scale topography with microclimate plant species diversity and intra-specific trait variation in an alpine landscape</w:t>
+      </w:r>
+      <w:r>
+        <w:rPr>
+          <w:rFonts w:ascii="Arial" w:eastAsia="Arial" w:hAnsi="Arial" w:cs="Arial"/>
+        </w:rPr>
+        <w:t>.</w:t>
+      </w:r>
+      <w:r>
+        <w:rPr>
+          <w:rFonts w:ascii="Arial" w:eastAsia="Arial" w:hAnsi="Arial" w:cs="Arial"/>
+        </w:rPr>
+        <w:t> </w:t>
+      </w:r>
+      <w:r>
+        <w:rPr>
+          <w:rFonts w:ascii="Arial" w:eastAsia="Arial" w:hAnsi="Arial" w:cs="Arial"/>
+        </w:rPr>
+        <w:t xml:space="preserve">Plant </w:t>
+      </w:r>
+      <w:proofErr w:type="spellStart"/>
+      <w:r>
+        <w:rPr>
+          <w:rFonts w:ascii="Arial" w:eastAsia="Arial" w:hAnsi="Arial" w:cs="Arial"/>
+        </w:rPr>
+        <w:t>Ecol</w:t>
+      </w:r>
+      <w:proofErr w:type="spellEnd"/>
+      <w:r>
+        <w:rPr>
+          <w:rFonts w:ascii="Arial" w:eastAsia="Arial" w:hAnsi="Arial" w:cs="Arial"/>
+        </w:rPr>
+        <w:t xml:space="preserve"> Divers 8: 305-315</w:t>
+      </w:r>
+    </w:p>
+  </w:comment>
+  <w:comment w:id="9" w:author="Cuenta Microsoft" w:date="2024-10-11T10:41:00Z" w:initials="CM">
+    <w:p>
+      <w:pPr>
+        <w:pStyle w:val="Textocomentario"/>
+      </w:pPr>
+      <w:r>
+        <w:rPr>
+          <w:rStyle w:val="Refdecomentario"/>
+        </w:rPr>
+        <w:annotationRef/>
+      </w:r>
+      <w:r>
+        <w:rPr>
+          <w:rFonts w:ascii="Arial" w:eastAsia="Arial" w:hAnsi="Arial" w:cs="Arial"/>
+        </w:rPr>
+        <w:t>Stark J</w:t>
+      </w:r>
+      <w:r>
+        <w:rPr>
+          <w:rFonts w:ascii="Arial" w:eastAsia="Arial" w:hAnsi="Arial" w:cs="Arial"/>
+        </w:rPr>
+        <w:t>,</w:t>
+      </w:r>
+      <w:r>
+        <w:rPr>
+          <w:rFonts w:ascii="Arial" w:eastAsia="Arial" w:hAnsi="Arial" w:cs="Arial"/>
+        </w:rPr>
+        <w:t xml:space="preserve"> Lehman R</w:t>
+      </w:r>
+      <w:r>
+        <w:rPr>
+          <w:rFonts w:ascii="Arial" w:eastAsia="Arial" w:hAnsi="Arial" w:cs="Arial"/>
+        </w:rPr>
+        <w:t>,</w:t>
+      </w:r>
+      <w:r>
+        <w:rPr>
+          <w:rFonts w:ascii="Arial" w:eastAsia="Arial" w:hAnsi="Arial" w:cs="Arial"/>
+        </w:rPr>
+        <w:t xml:space="preserve"> Crawford L et al</w:t>
+      </w:r>
+      <w:r>
+        <w:rPr>
+          <w:rFonts w:ascii="Arial" w:eastAsia="Arial" w:hAnsi="Arial" w:cs="Arial"/>
+        </w:rPr>
+        <w:t>.</w:t>
+      </w:r>
+      <w:r>
+        <w:rPr>
+          <w:rFonts w:ascii="Arial" w:eastAsia="Arial" w:hAnsi="Arial" w:cs="Arial"/>
+        </w:rPr>
+        <w:t xml:space="preserve"> 2017</w:t>
+      </w:r>
+      <w:r>
+        <w:rPr>
+          <w:rFonts w:ascii="Arial" w:eastAsia="Arial" w:hAnsi="Arial" w:cs="Arial"/>
+        </w:rPr>
+        <w:t>.</w:t>
+      </w:r>
+      <w:r>
+        <w:rPr>
+          <w:rFonts w:ascii="Arial" w:eastAsia="Arial" w:hAnsi="Arial" w:cs="Arial"/>
+        </w:rPr>
+        <w:t xml:space="preserve"> Does environmental heterogeneity drive functional trait variation? A test in montane and alpine meadows</w:t>
+      </w:r>
+      <w:r>
+        <w:rPr>
+          <w:rFonts w:ascii="Arial" w:eastAsia="Arial" w:hAnsi="Arial" w:cs="Arial"/>
+        </w:rPr>
+        <w:t>.</w:t>
+      </w:r>
+      <w:r>
+        <w:rPr>
+          <w:rFonts w:ascii="Arial" w:eastAsia="Arial" w:hAnsi="Arial" w:cs="Arial"/>
+        </w:rPr>
+        <w:t xml:space="preserve"> </w:t>
+      </w:r>
+      <w:proofErr w:type="spellStart"/>
+      <w:r>
+        <w:rPr>
+          <w:rFonts w:ascii="Arial" w:eastAsia="Arial" w:hAnsi="Arial" w:cs="Arial"/>
+        </w:rPr>
+        <w:t>Oikos</w:t>
+      </w:r>
+      <w:proofErr w:type="spellEnd"/>
+      <w:r>
+        <w:rPr>
+          <w:rFonts w:ascii="Arial" w:eastAsia="Arial" w:hAnsi="Arial" w:cs="Arial"/>
+        </w:rPr>
+        <w:t xml:space="preserve"> 126: 1650-1659</w:t>
+      </w:r>
+    </w:p>
+  </w:comment>
+  <w:comment w:id="10" w:author="Cuenta Microsoft" w:date="2024-10-11T10:42:00Z" w:initials="CM">
+    <w:p>
+      <w:pPr>
+        <w:pStyle w:val="Textocomentario"/>
+      </w:pPr>
+      <w:r>
+        <w:rPr>
+          <w:rStyle w:val="Refdecomentario"/>
+        </w:rPr>
+        <w:annotationRef/>
+      </w:r>
+      <w:r>
+        <w:rPr>
+          <w:rFonts w:ascii="Arial" w:eastAsia="Arial" w:hAnsi="Arial" w:cs="Arial"/>
+        </w:rPr>
+        <w:t>Blonder B, </w:t>
+      </w:r>
+      <w:proofErr w:type="spellStart"/>
+      <w:r>
+        <w:rPr>
+          <w:rFonts w:ascii="Arial" w:eastAsia="Arial" w:hAnsi="Arial" w:cs="Arial"/>
+        </w:rPr>
+        <w:t>Kapas</w:t>
+      </w:r>
+      <w:proofErr w:type="spellEnd"/>
+      <w:r>
+        <w:rPr>
+          <w:rFonts w:ascii="Arial" w:eastAsia="Arial" w:hAnsi="Arial" w:cs="Arial"/>
+        </w:rPr>
+        <w:t xml:space="preserve"> RE, Dalton RM et al. 2018. Microenvironment and functional</w:t>
+      </w:r>
+      <w:r>
+        <w:rPr>
+          <w:rFonts w:ascii="Cambria Math" w:eastAsia="Cambria Math" w:hAnsi="Cambria Math" w:cs="Cambria Math"/>
+        </w:rPr>
+        <w:t>‐</w:t>
+      </w:r>
+      <w:r>
+        <w:rPr>
+          <w:rFonts w:ascii="Arial" w:eastAsia="Arial" w:hAnsi="Arial" w:cs="Arial"/>
+        </w:rPr>
+        <w:t xml:space="preserve">trait context dependence predict alpine plant community dynamics. J </w:t>
+      </w:r>
+      <w:proofErr w:type="spellStart"/>
+      <w:r>
+        <w:rPr>
+          <w:rFonts w:ascii="Arial" w:eastAsia="Arial" w:hAnsi="Arial" w:cs="Arial"/>
+        </w:rPr>
+        <w:t>Ecol</w:t>
+      </w:r>
+      <w:proofErr w:type="spellEnd"/>
+      <w:r>
+        <w:rPr>
+          <w:rFonts w:ascii="Arial" w:eastAsia="Arial" w:hAnsi="Arial" w:cs="Arial"/>
+        </w:rPr>
+        <w:t> 106: 1323-1337</w:t>
+      </w:r>
+    </w:p>
+  </w:comment>
+  <w:comment w:id="11" w:author="Cuenta Microsoft" w:date="2024-10-11T10:42:00Z" w:initials="CM">
+    <w:p>
+      <w:pPr>
+        <w:pStyle w:val="Textocomentario"/>
+      </w:pPr>
+      <w:r>
+        <w:rPr>
+          <w:rStyle w:val="Refdecomentario"/>
+        </w:rPr>
+        <w:annotationRef/>
+      </w:r>
+      <w:proofErr w:type="spellStart"/>
+      <w:r>
+        <w:rPr>
+          <w:rFonts w:ascii="Arial" w:eastAsia="Arial" w:hAnsi="Arial" w:cs="Arial"/>
+        </w:rPr>
+        <w:t>Hülber</w:t>
+      </w:r>
+      <w:proofErr w:type="spellEnd"/>
+      <w:r>
+        <w:rPr>
+          <w:rFonts w:ascii="Arial" w:eastAsia="Arial" w:hAnsi="Arial" w:cs="Arial"/>
+        </w:rPr>
+        <w:t xml:space="preserve"> K</w:t>
+      </w:r>
+      <w:r>
+        <w:rPr>
+          <w:rFonts w:ascii="Arial" w:eastAsia="Arial" w:hAnsi="Arial" w:cs="Arial"/>
+        </w:rPr>
+        <w:t>,</w:t>
+      </w:r>
+      <w:r>
+        <w:rPr>
+          <w:rFonts w:ascii="Arial" w:eastAsia="Arial" w:hAnsi="Arial" w:cs="Arial"/>
+        </w:rPr>
+        <w:t xml:space="preserve"> </w:t>
+      </w:r>
+      <w:proofErr w:type="spellStart"/>
+      <w:r>
+        <w:rPr>
+          <w:rFonts w:ascii="Arial" w:eastAsia="Arial" w:hAnsi="Arial" w:cs="Arial"/>
+        </w:rPr>
+        <w:t>Sonnleitner</w:t>
+      </w:r>
+      <w:proofErr w:type="spellEnd"/>
+      <w:r>
+        <w:rPr>
+          <w:rFonts w:ascii="Arial" w:eastAsia="Arial" w:hAnsi="Arial" w:cs="Arial"/>
+        </w:rPr>
+        <w:t xml:space="preserve"> M</w:t>
+      </w:r>
+      <w:r>
+        <w:rPr>
+          <w:rFonts w:ascii="Arial" w:eastAsia="Arial" w:hAnsi="Arial" w:cs="Arial"/>
+        </w:rPr>
+        <w:t>,</w:t>
+      </w:r>
+      <w:r>
+        <w:rPr>
+          <w:rFonts w:ascii="Arial" w:eastAsia="Arial" w:hAnsi="Arial" w:cs="Arial"/>
+        </w:rPr>
+        <w:t xml:space="preserve"> </w:t>
+      </w:r>
+      <w:proofErr w:type="spellStart"/>
+      <w:r>
+        <w:rPr>
+          <w:rFonts w:ascii="Arial" w:eastAsia="Arial" w:hAnsi="Arial" w:cs="Arial"/>
+        </w:rPr>
+        <w:t>Haider</w:t>
+      </w:r>
+      <w:proofErr w:type="spellEnd"/>
+      <w:r>
+        <w:rPr>
+          <w:rFonts w:ascii="Arial" w:eastAsia="Arial" w:hAnsi="Arial" w:cs="Arial"/>
+        </w:rPr>
+        <w:t xml:space="preserve"> J et al</w:t>
+      </w:r>
+      <w:r>
+        <w:rPr>
+          <w:rFonts w:ascii="Arial" w:eastAsia="Arial" w:hAnsi="Arial" w:cs="Arial"/>
+        </w:rPr>
+        <w:t>.</w:t>
+      </w:r>
+      <w:r>
+        <w:rPr>
+          <w:rFonts w:ascii="Arial" w:eastAsia="Arial" w:hAnsi="Arial" w:cs="Arial"/>
+        </w:rPr>
+        <w:t xml:space="preserve"> 2018</w:t>
+      </w:r>
+      <w:r>
+        <w:rPr>
+          <w:rFonts w:ascii="Arial" w:eastAsia="Arial" w:hAnsi="Arial" w:cs="Arial"/>
+        </w:rPr>
+        <w:t>.</w:t>
+      </w:r>
+      <w:r>
+        <w:rPr>
+          <w:rFonts w:ascii="Arial" w:eastAsia="Arial" w:hAnsi="Arial" w:cs="Arial"/>
+        </w:rPr>
+        <w:t xml:space="preserve"> Reciprocal transplantations reveal strong niche differentiation among ploidy-differentiated species of the </w:t>
+      </w:r>
+      <w:proofErr w:type="spellStart"/>
+      <w:r>
+        <w:rPr>
+          <w:rFonts w:ascii="Arial" w:eastAsia="Arial" w:hAnsi="Arial" w:cs="Arial"/>
+          <w:i/>
+          <w:iCs/>
+        </w:rPr>
+        <w:t>Senecio</w:t>
+      </w:r>
+      <w:proofErr w:type="spellEnd"/>
+      <w:r>
+        <w:rPr>
+          <w:rFonts w:ascii="Arial" w:eastAsia="Arial" w:hAnsi="Arial" w:cs="Arial"/>
+          <w:i/>
+          <w:iCs/>
+        </w:rPr>
+        <w:t xml:space="preserve"> </w:t>
+      </w:r>
+      <w:proofErr w:type="spellStart"/>
+      <w:r>
+        <w:rPr>
+          <w:rFonts w:ascii="Arial" w:eastAsia="Arial" w:hAnsi="Arial" w:cs="Arial"/>
+          <w:i/>
+          <w:iCs/>
+        </w:rPr>
+        <w:t>carniolicus</w:t>
+      </w:r>
+      <w:proofErr w:type="spellEnd"/>
+      <w:r>
+        <w:rPr>
+          <w:rFonts w:ascii="Arial" w:eastAsia="Arial" w:hAnsi="Arial" w:cs="Arial"/>
+        </w:rPr>
+        <w:t> aggregate (</w:t>
+      </w:r>
+      <w:proofErr w:type="spellStart"/>
+      <w:r>
+        <w:rPr>
+          <w:rFonts w:ascii="Arial" w:eastAsia="Arial" w:hAnsi="Arial" w:cs="Arial"/>
+        </w:rPr>
+        <w:t>Asteraceae</w:t>
+      </w:r>
+      <w:proofErr w:type="spellEnd"/>
+      <w:r>
+        <w:rPr>
+          <w:rFonts w:ascii="Arial" w:eastAsia="Arial" w:hAnsi="Arial" w:cs="Arial"/>
+        </w:rPr>
+        <w:t>) in the easternmost Alps</w:t>
+      </w:r>
+      <w:r>
+        <w:rPr>
+          <w:rFonts w:ascii="Arial" w:eastAsia="Arial" w:hAnsi="Arial" w:cs="Arial"/>
+        </w:rPr>
+        <w:t xml:space="preserve">. </w:t>
+      </w:r>
+      <w:r>
+        <w:rPr>
+          <w:rFonts w:ascii="Arial" w:eastAsia="Arial" w:hAnsi="Arial" w:cs="Arial"/>
+        </w:rPr>
+        <w:t>Alp Botany 128: 107</w:t>
+      </w:r>
+    </w:p>
+  </w:comment>
+  <w:comment w:id="12" w:author="Cuenta Microsoft" w:date="2024-10-11T10:42:00Z" w:initials="CM">
+    <w:p>
+      <w:pPr>
+        <w:spacing w:after="0" w:line="240" w:lineRule="auto"/>
+        <w:ind w:left="284" w:hanging="288"/>
+        <w:jc w:val="both"/>
+        <w:rPr>
+          <w:rFonts w:ascii="Arial" w:eastAsia="Arial" w:hAnsi="Arial" w:cs="Arial"/>
+        </w:rPr>
+      </w:pPr>
+      <w:r>
+        <w:rPr>
+          <w:rStyle w:val="Refdecomentario"/>
+        </w:rPr>
+        <w:annotationRef/>
+      </w:r>
+      <w:r>
+        <w:rPr>
+          <w:rFonts w:ascii="Arial" w:eastAsia="Arial" w:hAnsi="Arial" w:cs="Arial"/>
+        </w:rPr>
+        <w:t>Donohue K</w:t>
+      </w:r>
+      <w:r>
+        <w:rPr>
+          <w:rFonts w:ascii="Arial" w:eastAsia="Arial" w:hAnsi="Arial" w:cs="Arial"/>
+        </w:rPr>
+        <w:t>.</w:t>
+      </w:r>
+      <w:r>
+        <w:rPr>
+          <w:rFonts w:ascii="Arial" w:eastAsia="Arial" w:hAnsi="Arial" w:cs="Arial"/>
+        </w:rPr>
+        <w:t xml:space="preserve"> 2014</w:t>
+      </w:r>
+      <w:r>
+        <w:rPr>
+          <w:rFonts w:ascii="Arial" w:eastAsia="Arial" w:hAnsi="Arial" w:cs="Arial"/>
+        </w:rPr>
+        <w:t>.</w:t>
+      </w:r>
+      <w:r>
+        <w:rPr>
+          <w:rFonts w:ascii="Arial" w:eastAsia="Arial" w:hAnsi="Arial" w:cs="Arial"/>
+        </w:rPr>
+        <w:t xml:space="preserve"> Why ontogeny matters during adaptation: Developmental niche construction and </w:t>
+      </w:r>
+      <w:proofErr w:type="spellStart"/>
+      <w:r>
+        <w:rPr>
+          <w:rFonts w:ascii="Arial" w:eastAsia="Arial" w:hAnsi="Arial" w:cs="Arial"/>
+        </w:rPr>
+        <w:t>pleiotorpy</w:t>
+      </w:r>
+      <w:proofErr w:type="spellEnd"/>
+      <w:r>
+        <w:rPr>
+          <w:rFonts w:ascii="Arial" w:eastAsia="Arial" w:hAnsi="Arial" w:cs="Arial"/>
+        </w:rPr>
+        <w:t xml:space="preserve"> across the life cycle in Arabidopsis thaliana</w:t>
+      </w:r>
+      <w:r>
+        <w:rPr>
+          <w:rFonts w:ascii="Arial" w:eastAsia="Arial" w:hAnsi="Arial" w:cs="Arial"/>
+        </w:rPr>
+        <w:t>.</w:t>
+      </w:r>
+      <w:r>
+        <w:rPr>
+          <w:rFonts w:ascii="Arial" w:eastAsia="Arial" w:hAnsi="Arial" w:cs="Arial"/>
+        </w:rPr>
+        <w:t xml:space="preserve"> Evolution 68: 32-47</w:t>
+      </w:r>
+      <w:r>
+        <w:rPr>
+          <w:rFonts w:ascii="Arial" w:eastAsia="Arial" w:hAnsi="Arial" w:cs="Arial"/>
+        </w:rPr>
+        <w:t>.</w:t>
+      </w:r>
+    </w:p>
+  </w:comment>
+  <w:comment w:id="13" w:author="Cuenta Microsoft" w:date="2024-10-11T10:43:00Z" w:initials="CM">
+    <w:p>
+      <w:pPr>
+        <w:pStyle w:val="Textocomentario"/>
+      </w:pPr>
+      <w:r>
+        <w:rPr>
+          <w:rStyle w:val="Refdecomentario"/>
+        </w:rPr>
+        <w:annotationRef/>
+      </w:r>
+      <w:bookmarkStart w:id="14" w:name="_GoBack"/>
+      <w:proofErr w:type="spellStart"/>
+      <w:r>
+        <w:rPr>
+          <w:rFonts w:ascii="Arial" w:eastAsia="Arial" w:hAnsi="Arial" w:cs="Arial"/>
+        </w:rPr>
+        <w:t>Fernández-Pascual</w:t>
+      </w:r>
+      <w:proofErr w:type="spellEnd"/>
+      <w:r>
+        <w:rPr>
+          <w:rFonts w:ascii="Arial" w:eastAsia="Arial" w:hAnsi="Arial" w:cs="Arial"/>
+        </w:rPr>
+        <w:t xml:space="preserve"> E</w:t>
+      </w:r>
+      <w:r>
+        <w:rPr>
+          <w:rFonts w:ascii="Arial" w:eastAsia="Arial" w:hAnsi="Arial" w:cs="Arial"/>
+        </w:rPr>
+        <w:t>,</w:t>
+      </w:r>
+      <w:r>
+        <w:rPr>
+          <w:rFonts w:ascii="Arial" w:eastAsia="Arial" w:hAnsi="Arial" w:cs="Arial"/>
+        </w:rPr>
+        <w:t xml:space="preserve"> Pérez-</w:t>
+      </w:r>
+      <w:proofErr w:type="spellStart"/>
+      <w:r>
+        <w:rPr>
+          <w:rFonts w:ascii="Arial" w:eastAsia="Arial" w:hAnsi="Arial" w:cs="Arial"/>
+        </w:rPr>
+        <w:t>Arcoiza</w:t>
+      </w:r>
+      <w:proofErr w:type="spellEnd"/>
+      <w:r>
+        <w:rPr>
+          <w:rFonts w:ascii="Arial" w:eastAsia="Arial" w:hAnsi="Arial" w:cs="Arial"/>
+        </w:rPr>
+        <w:t xml:space="preserve"> A</w:t>
+      </w:r>
+      <w:r>
+        <w:rPr>
+          <w:rFonts w:ascii="Arial" w:eastAsia="Arial" w:hAnsi="Arial" w:cs="Arial"/>
+        </w:rPr>
+        <w:t>,</w:t>
+      </w:r>
+      <w:r>
+        <w:rPr>
+          <w:rFonts w:ascii="Arial" w:eastAsia="Arial" w:hAnsi="Arial" w:cs="Arial"/>
+        </w:rPr>
+        <w:t xml:space="preserve"> Prieto JA &amp; </w:t>
+      </w:r>
+      <w:proofErr w:type="spellStart"/>
+      <w:r>
+        <w:rPr>
+          <w:rFonts w:ascii="Arial" w:eastAsia="Arial" w:hAnsi="Arial" w:cs="Arial"/>
+        </w:rPr>
+        <w:t>Díaz</w:t>
+      </w:r>
+      <w:proofErr w:type="spellEnd"/>
+      <w:r>
+        <w:rPr>
+          <w:rFonts w:ascii="Arial" w:eastAsia="Arial" w:hAnsi="Arial" w:cs="Arial"/>
+        </w:rPr>
+        <w:t xml:space="preserve"> TE</w:t>
+      </w:r>
+      <w:r>
+        <w:rPr>
+          <w:rFonts w:ascii="Arial" w:eastAsia="Arial" w:hAnsi="Arial" w:cs="Arial"/>
+        </w:rPr>
+        <w:t>.</w:t>
+      </w:r>
+      <w:r>
+        <w:rPr>
+          <w:rFonts w:ascii="Arial" w:eastAsia="Arial" w:hAnsi="Arial" w:cs="Arial"/>
+        </w:rPr>
+        <w:t xml:space="preserve"> 2017b Environmental filtering drives the shape and breadth of the seed germination niche in coastal plant communities</w:t>
+      </w:r>
+      <w:r>
+        <w:rPr>
+          <w:rFonts w:ascii="Arial" w:eastAsia="Arial" w:hAnsi="Arial" w:cs="Arial"/>
+        </w:rPr>
+        <w:t>.</w:t>
+      </w:r>
+      <w:r>
+        <w:rPr>
+          <w:rFonts w:ascii="Arial" w:eastAsia="Arial" w:hAnsi="Arial" w:cs="Arial"/>
+        </w:rPr>
+        <w:t xml:space="preserve"> Ann Bot 119</w:t>
+      </w:r>
+      <w:r>
+        <w:rPr>
+          <w:rFonts w:ascii="Arial" w:eastAsia="Arial" w:hAnsi="Arial" w:cs="Arial"/>
+        </w:rPr>
+        <w:t>:</w:t>
+      </w:r>
+      <w:r>
+        <w:rPr>
+          <w:rFonts w:ascii="Arial" w:eastAsia="Arial" w:hAnsi="Arial" w:cs="Arial"/>
+        </w:rPr>
+        <w:t xml:space="preserve"> 1169-1177</w:t>
+      </w:r>
+      <w:bookmarkEnd w:id="14"/>
+    </w:p>
+  </w:comment>
+  <w:comment w:id="15" w:author="Cuenta Microsoft" w:date="2024-10-11T10:43:00Z" w:initials="CM">
+    <w:p>
+      <w:pPr>
+        <w:spacing w:after="0" w:line="240" w:lineRule="auto"/>
+        <w:ind w:left="284" w:hanging="288"/>
+        <w:jc w:val="both"/>
+        <w:rPr>
+          <w:rFonts w:ascii="Arial" w:eastAsia="Arial" w:hAnsi="Arial" w:cs="Arial"/>
+          <w:lang w:val="es-ES"/>
+        </w:rPr>
+      </w:pPr>
+      <w:r>
+        <w:rPr>
+          <w:rStyle w:val="Refdecomentario"/>
+        </w:rPr>
+        <w:annotationRef/>
+      </w:r>
+      <w:proofErr w:type="spellStart"/>
+      <w:r>
+        <w:rPr>
+          <w:rFonts w:ascii="Arial" w:eastAsia="Arial" w:hAnsi="Arial" w:cs="Arial"/>
+        </w:rPr>
+        <w:t>Schwienbacher</w:t>
+      </w:r>
+      <w:proofErr w:type="spellEnd"/>
+      <w:r>
+        <w:rPr>
+          <w:rFonts w:ascii="Arial" w:eastAsia="Arial" w:hAnsi="Arial" w:cs="Arial"/>
+        </w:rPr>
+        <w:t xml:space="preserve"> E, Navarro-Cano JA, Neuner G &amp; </w:t>
+      </w:r>
+      <w:proofErr w:type="spellStart"/>
+      <w:r>
+        <w:rPr>
+          <w:rFonts w:ascii="Arial" w:eastAsia="Arial" w:hAnsi="Arial" w:cs="Arial"/>
+        </w:rPr>
+        <w:t>Erschbamer</w:t>
+      </w:r>
+      <w:proofErr w:type="spellEnd"/>
+      <w:r>
+        <w:rPr>
+          <w:rFonts w:ascii="Arial" w:eastAsia="Arial" w:hAnsi="Arial" w:cs="Arial"/>
+        </w:rPr>
+        <w:t xml:space="preserve"> B. 2011. </w:t>
+      </w:r>
+      <w:r>
+        <w:rPr>
+          <w:rFonts w:ascii="Arial" w:eastAsia="Arial" w:hAnsi="Arial" w:cs="Arial"/>
+        </w:rPr>
+        <w:t>Seed dormancy in alpine species</w:t>
+      </w:r>
+      <w:r>
+        <w:rPr>
+          <w:rFonts w:ascii="Arial" w:eastAsia="Arial" w:hAnsi="Arial" w:cs="Arial"/>
+        </w:rPr>
+        <w:t>.</w:t>
+      </w:r>
+      <w:r>
+        <w:rPr>
+          <w:rFonts w:ascii="Arial" w:eastAsia="Arial" w:hAnsi="Arial" w:cs="Arial"/>
+        </w:rPr>
+        <w:t xml:space="preserve"> </w:t>
+      </w:r>
+      <w:r>
+        <w:rPr>
+          <w:rFonts w:ascii="Arial" w:eastAsia="Arial" w:hAnsi="Arial" w:cs="Arial"/>
+          <w:lang w:val="es-ES"/>
+        </w:rPr>
+        <w:t>Flora 20610: 845-856.</w:t>
+      </w:r>
+    </w:p>
+  </w:comment>
+  <w:comment w:id="16" w:author="Cuenta Microsoft" w:date="2024-10-11T10:44:00Z" w:initials="CM">
+    <w:p>
+      <w:pPr>
+        <w:spacing w:after="0" w:line="240" w:lineRule="auto"/>
+        <w:ind w:left="284" w:hanging="288"/>
+        <w:jc w:val="both"/>
+        <w:rPr>
+          <w:rFonts w:ascii="Arial" w:eastAsia="Arial" w:hAnsi="Arial" w:cs="Arial"/>
+          <w:u w:val="single"/>
+          <w:lang w:val="en-US"/>
+        </w:rPr>
+      </w:pPr>
+      <w:r>
+        <w:rPr>
+          <w:rStyle w:val="Refdecomentario"/>
+        </w:rPr>
+        <w:annotationRef/>
+      </w:r>
+      <w:r>
+        <w:rPr>
+          <w:rFonts w:ascii="Arial" w:eastAsia="Arial" w:hAnsi="Arial" w:cs="Arial"/>
+          <w:u w:val="single"/>
+          <w:lang w:val="es-ES"/>
+        </w:rPr>
+        <w:t>Tudela-</w:t>
+      </w:r>
+      <w:proofErr w:type="spellStart"/>
+      <w:r>
+        <w:rPr>
+          <w:rFonts w:ascii="Arial" w:eastAsia="Arial" w:hAnsi="Arial" w:cs="Arial"/>
+          <w:u w:val="single"/>
+          <w:lang w:val="es-ES"/>
+        </w:rPr>
+        <w:t>Isanta</w:t>
+      </w:r>
+      <w:proofErr w:type="spellEnd"/>
+      <w:r>
+        <w:rPr>
+          <w:rFonts w:ascii="Arial" w:eastAsia="Arial" w:hAnsi="Arial" w:cs="Arial"/>
+          <w:u w:val="single"/>
+          <w:lang w:val="es-ES"/>
+        </w:rPr>
+        <w:t xml:space="preserve"> M</w:t>
+      </w:r>
+      <w:r>
+        <w:rPr>
+          <w:rFonts w:ascii="Arial" w:eastAsia="Arial" w:hAnsi="Arial" w:cs="Arial"/>
+          <w:u w:val="single"/>
+          <w:lang w:val="es-ES"/>
+        </w:rPr>
+        <w:t>,</w:t>
+      </w:r>
+      <w:r>
+        <w:rPr>
+          <w:rFonts w:ascii="Arial" w:eastAsia="Arial" w:hAnsi="Arial" w:cs="Arial"/>
+          <w:u w:val="single"/>
+          <w:lang w:val="es-ES"/>
+        </w:rPr>
+        <w:t xml:space="preserve"> </w:t>
+      </w:r>
+      <w:proofErr w:type="spellStart"/>
+      <w:r>
+        <w:rPr>
+          <w:rFonts w:ascii="Arial" w:eastAsia="Arial" w:hAnsi="Arial" w:cs="Arial"/>
+          <w:u w:val="single"/>
+          <w:lang w:val="es-ES"/>
+        </w:rPr>
+        <w:t>Ladouceur</w:t>
+      </w:r>
+      <w:proofErr w:type="spellEnd"/>
+      <w:r>
+        <w:rPr>
+          <w:rFonts w:ascii="Arial" w:eastAsia="Arial" w:hAnsi="Arial" w:cs="Arial"/>
+          <w:u w:val="single"/>
+          <w:lang w:val="es-ES"/>
+        </w:rPr>
+        <w:t xml:space="preserve"> E</w:t>
+      </w:r>
+      <w:r>
+        <w:rPr>
+          <w:rFonts w:ascii="Arial" w:eastAsia="Arial" w:hAnsi="Arial" w:cs="Arial"/>
+          <w:u w:val="single"/>
+          <w:lang w:val="es-ES"/>
+        </w:rPr>
+        <w:t>,</w:t>
+      </w:r>
+      <w:r>
+        <w:rPr>
+          <w:rFonts w:ascii="Arial" w:eastAsia="Arial" w:hAnsi="Arial" w:cs="Arial"/>
+          <w:u w:val="single"/>
+          <w:lang w:val="es-ES"/>
+        </w:rPr>
+        <w:t xml:space="preserve"> </w:t>
+      </w:r>
+      <w:proofErr w:type="spellStart"/>
+      <w:r>
+        <w:rPr>
+          <w:rFonts w:ascii="Arial" w:eastAsia="Arial" w:hAnsi="Arial" w:cs="Arial"/>
+          <w:u w:val="single"/>
+          <w:lang w:val="es-ES"/>
+        </w:rPr>
+        <w:t>Wijayasinghe</w:t>
+      </w:r>
+      <w:proofErr w:type="spellEnd"/>
+      <w:r>
+        <w:rPr>
+          <w:rFonts w:ascii="Arial" w:eastAsia="Arial" w:hAnsi="Arial" w:cs="Arial"/>
+          <w:u w:val="single"/>
+          <w:lang w:val="es-ES"/>
+        </w:rPr>
+        <w:t xml:space="preserve"> M et al</w:t>
+      </w:r>
+      <w:r>
+        <w:rPr>
+          <w:rFonts w:ascii="Arial" w:eastAsia="Arial" w:hAnsi="Arial" w:cs="Arial"/>
+          <w:u w:val="single"/>
+          <w:lang w:val="es-ES"/>
+        </w:rPr>
+        <w:t>.</w:t>
+      </w:r>
+      <w:r>
+        <w:rPr>
+          <w:rFonts w:ascii="Arial" w:eastAsia="Arial" w:hAnsi="Arial" w:cs="Arial"/>
+          <w:u w:val="single"/>
+          <w:lang w:val="es-ES"/>
+        </w:rPr>
+        <w:t xml:space="preserve"> 2018</w:t>
+      </w:r>
+      <w:r>
+        <w:rPr>
+          <w:rFonts w:ascii="Arial" w:eastAsia="Arial" w:hAnsi="Arial" w:cs="Arial"/>
+          <w:u w:val="single"/>
+          <w:lang w:val="es-ES"/>
+        </w:rPr>
+        <w:t>.</w:t>
+      </w:r>
+      <w:r>
+        <w:rPr>
+          <w:rFonts w:ascii="Arial" w:eastAsia="Arial" w:hAnsi="Arial" w:cs="Arial"/>
+          <w:u w:val="single"/>
+          <w:lang w:val="es-ES"/>
+        </w:rPr>
+        <w:t xml:space="preserve"> </w:t>
+      </w:r>
+      <w:r>
+        <w:rPr>
+          <w:rFonts w:ascii="Arial" w:eastAsia="Arial" w:hAnsi="Arial" w:cs="Arial"/>
+          <w:u w:val="single"/>
+          <w:lang w:val="en-US"/>
+        </w:rPr>
+        <w:t>Habitat-related seed germination traits in alpine habitats</w:t>
+      </w:r>
+      <w:r>
+        <w:rPr>
+          <w:rFonts w:ascii="Arial" w:eastAsia="Arial" w:hAnsi="Arial" w:cs="Arial"/>
+          <w:u w:val="single"/>
+          <w:lang w:val="en-US"/>
+        </w:rPr>
+        <w:t xml:space="preserve">. </w:t>
+      </w:r>
+      <w:r>
+        <w:rPr>
+          <w:rFonts w:ascii="Arial" w:eastAsia="Arial" w:hAnsi="Arial" w:cs="Arial"/>
+          <w:u w:val="single"/>
+          <w:lang w:val="en-US"/>
+        </w:rPr>
+        <w:t>Alp Bot 128: 83.</w:t>
+      </w:r>
+    </w:p>
+  </w:comment>
+  <w:comment w:id="17" w:author="Cuenta Microsoft" w:date="2024-10-11T10:44:00Z" w:initials="CM">
+    <w:p>
+      <w:pPr>
+        <w:pStyle w:val="Textocomentario"/>
+        <w:rPr>
+          <w:lang w:val="es-ES"/>
+        </w:rPr>
+      </w:pPr>
+      <w:r>
+        <w:rPr>
+          <w:rStyle w:val="Refdecomentario"/>
+        </w:rPr>
+        <w:annotationRef/>
+      </w:r>
+      <w:proofErr w:type="spellStart"/>
+      <w:r>
+        <w:rPr>
+          <w:rFonts w:ascii="Arial" w:eastAsia="Arial" w:hAnsi="Arial" w:cs="Arial"/>
+          <w:u w:val="single"/>
+        </w:rPr>
+        <w:t>Mondoni</w:t>
+      </w:r>
+      <w:proofErr w:type="spellEnd"/>
+      <w:r>
+        <w:rPr>
+          <w:rFonts w:ascii="Arial" w:eastAsia="Arial" w:hAnsi="Arial" w:cs="Arial"/>
+          <w:u w:val="single"/>
+        </w:rPr>
+        <w:t xml:space="preserve"> A</w:t>
+      </w:r>
+      <w:r>
+        <w:rPr>
+          <w:rFonts w:ascii="Arial" w:eastAsia="Arial" w:hAnsi="Arial" w:cs="Arial"/>
+          <w:u w:val="single"/>
+        </w:rPr>
+        <w:t>,</w:t>
+      </w:r>
+      <w:r>
+        <w:rPr>
+          <w:rFonts w:ascii="Arial" w:eastAsia="Arial" w:hAnsi="Arial" w:cs="Arial"/>
+          <w:u w:val="single"/>
+        </w:rPr>
+        <w:t xml:space="preserve"> </w:t>
+      </w:r>
+      <w:proofErr w:type="spellStart"/>
+      <w:r>
+        <w:rPr>
+          <w:rFonts w:ascii="Arial" w:eastAsia="Arial" w:hAnsi="Arial" w:cs="Arial"/>
+          <w:u w:val="single"/>
+        </w:rPr>
+        <w:t>Pedrini</w:t>
+      </w:r>
+      <w:proofErr w:type="spellEnd"/>
+      <w:r>
+        <w:rPr>
+          <w:rFonts w:ascii="Arial" w:eastAsia="Arial" w:hAnsi="Arial" w:cs="Arial"/>
+          <w:u w:val="single"/>
+        </w:rPr>
+        <w:t xml:space="preserve"> S</w:t>
+      </w:r>
+      <w:r>
+        <w:rPr>
+          <w:rFonts w:ascii="Arial" w:eastAsia="Arial" w:hAnsi="Arial" w:cs="Arial"/>
+          <w:u w:val="single"/>
+        </w:rPr>
+        <w:t>,</w:t>
+      </w:r>
+      <w:r>
+        <w:rPr>
+          <w:rFonts w:ascii="Arial" w:eastAsia="Arial" w:hAnsi="Arial" w:cs="Arial"/>
+          <w:u w:val="single"/>
+        </w:rPr>
+        <w:t xml:space="preserve"> </w:t>
+      </w:r>
+      <w:proofErr w:type="spellStart"/>
+      <w:r>
+        <w:rPr>
+          <w:rFonts w:ascii="Arial" w:eastAsia="Arial" w:hAnsi="Arial" w:cs="Arial"/>
+          <w:u w:val="single"/>
+        </w:rPr>
+        <w:t>Bernareggi</w:t>
+      </w:r>
+      <w:proofErr w:type="spellEnd"/>
+      <w:r>
+        <w:rPr>
+          <w:rFonts w:ascii="Arial" w:eastAsia="Arial" w:hAnsi="Arial" w:cs="Arial"/>
+          <w:u w:val="single"/>
+        </w:rPr>
+        <w:t xml:space="preserve"> G et al 2015</w:t>
+      </w:r>
+      <w:r>
+        <w:rPr>
+          <w:rFonts w:ascii="Arial" w:eastAsia="Arial" w:hAnsi="Arial" w:cs="Arial"/>
+          <w:u w:val="single"/>
+        </w:rPr>
+        <w:t>.</w:t>
+      </w:r>
+      <w:r>
+        <w:rPr>
+          <w:rFonts w:ascii="Arial" w:eastAsia="Arial" w:hAnsi="Arial" w:cs="Arial"/>
+          <w:u w:val="single"/>
+        </w:rPr>
+        <w:t xml:space="preserve"> Climate warming could increase recruitment success in glacier foreland plants</w:t>
+      </w:r>
+      <w:r>
+        <w:rPr>
+          <w:rFonts w:ascii="Arial" w:eastAsia="Arial" w:hAnsi="Arial" w:cs="Arial"/>
+          <w:u w:val="single"/>
+        </w:rPr>
+        <w:t>.</w:t>
+      </w:r>
+      <w:r>
+        <w:rPr>
+          <w:rFonts w:ascii="Arial" w:eastAsia="Arial" w:hAnsi="Arial" w:cs="Arial"/>
+          <w:u w:val="single"/>
+        </w:rPr>
+        <w:t xml:space="preserve"> </w:t>
+      </w:r>
+      <w:r>
+        <w:rPr>
+          <w:rFonts w:ascii="Arial" w:eastAsia="Arial" w:hAnsi="Arial" w:cs="Arial"/>
+          <w:u w:val="single"/>
+          <w:lang w:val="es-ES"/>
+        </w:rPr>
+        <w:t xml:space="preserve">Ann </w:t>
+      </w:r>
+      <w:proofErr w:type="spellStart"/>
+      <w:r>
+        <w:rPr>
+          <w:rFonts w:ascii="Arial" w:eastAsia="Arial" w:hAnsi="Arial" w:cs="Arial"/>
+          <w:u w:val="single"/>
+          <w:lang w:val="es-ES"/>
+        </w:rPr>
+        <w:t>Bot</w:t>
+      </w:r>
+      <w:proofErr w:type="spellEnd"/>
+      <w:r>
+        <w:rPr>
+          <w:rFonts w:ascii="Arial" w:eastAsia="Arial" w:hAnsi="Arial" w:cs="Arial"/>
+          <w:u w:val="single"/>
+          <w:lang w:val="es-ES"/>
+        </w:rPr>
+        <w:t> 116: 907-916</w:t>
+      </w:r>
+    </w:p>
+  </w:comment>
+  <w:comment w:id="18" w:author="Cuenta Microsoft" w:date="2024-10-11T10:45:00Z" w:initials="CM">
+    <w:p>
+      <w:pPr>
+        <w:spacing w:after="0" w:line="240" w:lineRule="auto"/>
+        <w:ind w:left="284" w:hanging="288"/>
+        <w:jc w:val="both"/>
+        <w:rPr>
+          <w:rFonts w:ascii="Arial" w:eastAsia="Arial" w:hAnsi="Arial" w:cs="Arial"/>
+        </w:rPr>
+      </w:pPr>
+      <w:r>
+        <w:rPr>
+          <w:rStyle w:val="Refdecomentario"/>
+        </w:rPr>
+        <w:annotationRef/>
+      </w:r>
+      <w:r>
+        <w:rPr>
+          <w:rFonts w:ascii="Arial" w:eastAsia="Arial" w:hAnsi="Arial" w:cs="Arial"/>
+          <w:lang w:val="es-ES"/>
+        </w:rPr>
+        <w:t>Giménez</w:t>
+      </w:r>
+      <w:r>
+        <w:rPr>
+          <w:rFonts w:ascii="Cambria Math" w:eastAsia="Cambria Math" w:hAnsi="Cambria Math" w:cs="Cambria Math"/>
+          <w:lang w:val="es-ES"/>
+        </w:rPr>
+        <w:t>‐</w:t>
+      </w:r>
+      <w:r>
+        <w:rPr>
+          <w:rFonts w:ascii="Arial" w:eastAsia="Arial" w:hAnsi="Arial" w:cs="Arial"/>
+          <w:lang w:val="es-ES"/>
+        </w:rPr>
+        <w:t>Benavides L, Escudero A, García</w:t>
+      </w:r>
+      <w:r>
+        <w:rPr>
+          <w:rFonts w:ascii="Cambria Math" w:eastAsia="Cambria Math" w:hAnsi="Cambria Math" w:cs="Cambria Math"/>
+          <w:lang w:val="es-ES"/>
+        </w:rPr>
+        <w:t>‐</w:t>
+      </w:r>
+      <w:r>
+        <w:rPr>
+          <w:rFonts w:ascii="Arial" w:eastAsia="Arial" w:hAnsi="Arial" w:cs="Arial"/>
+          <w:lang w:val="es-ES"/>
+        </w:rPr>
+        <w:t xml:space="preserve">Camacho R et al. 2018. </w:t>
+      </w:r>
+      <w:r>
+        <w:rPr>
+          <w:rFonts w:ascii="Arial" w:eastAsia="Arial" w:hAnsi="Arial" w:cs="Arial"/>
+        </w:rPr>
+        <w:t>¿How does climate change affect regeneration of Mediterranean high</w:t>
+      </w:r>
+      <w:r>
+        <w:rPr>
+          <w:rFonts w:ascii="Cambria Math" w:eastAsia="Cambria Math" w:hAnsi="Cambria Math" w:cs="Cambria Math"/>
+        </w:rPr>
+        <w:t>‐</w:t>
+      </w:r>
+      <w:r>
+        <w:rPr>
+          <w:rFonts w:ascii="Arial" w:eastAsia="Arial" w:hAnsi="Arial" w:cs="Arial"/>
+        </w:rPr>
+        <w:t>mountain plants? An integration and synthesis of current knowledge</w:t>
+      </w:r>
+      <w:r>
+        <w:rPr>
+          <w:rFonts w:ascii="Arial" w:eastAsia="Arial" w:hAnsi="Arial" w:cs="Arial"/>
+        </w:rPr>
+        <w:t>.</w:t>
+      </w:r>
+      <w:r>
+        <w:rPr>
+          <w:rFonts w:ascii="Arial" w:eastAsia="Arial" w:hAnsi="Arial" w:cs="Arial"/>
+        </w:rPr>
+        <w:t xml:space="preserve"> Plant </w:t>
+      </w:r>
+      <w:proofErr w:type="spellStart"/>
+      <w:r>
+        <w:rPr>
+          <w:rFonts w:ascii="Arial" w:eastAsia="Arial" w:hAnsi="Arial" w:cs="Arial"/>
+        </w:rPr>
+        <w:t>Biol</w:t>
+      </w:r>
+      <w:proofErr w:type="spellEnd"/>
+      <w:r>
+        <w:rPr>
+          <w:rFonts w:ascii="Arial" w:eastAsia="Arial" w:hAnsi="Arial" w:cs="Arial"/>
+        </w:rPr>
+        <w:t xml:space="preserve"> 20: 50-62</w:t>
+      </w:r>
+      <w:r>
+        <w:rPr>
+          <w:rFonts w:ascii="Arial" w:eastAsia="Arial" w:hAnsi="Arial" w:cs="Arial"/>
+        </w:rPr>
+        <w:t>.</w:t>
+      </w:r>
+    </w:p>
+  </w:comment>
+  <w:comment w:id="19" w:author="Cuenta Microsoft" w:date="2024-10-11T10:45:00Z" w:initials="CM">
+    <w:p>
+      <w:pPr>
+        <w:pStyle w:val="Textocomentario"/>
+      </w:pPr>
+      <w:r>
+        <w:rPr>
+          <w:rStyle w:val="Refdecomentario"/>
+        </w:rPr>
+        <w:annotationRef/>
+      </w:r>
+      <w:r>
+        <w:rPr>
+          <w:rFonts w:ascii="Arial" w:eastAsia="Arial" w:hAnsi="Arial" w:cs="Arial"/>
+          <w:u w:val="single"/>
+        </w:rPr>
+        <w:t>Jiménez-Alfaro B</w:t>
+      </w:r>
+      <w:r>
+        <w:rPr>
+          <w:rFonts w:ascii="Arial" w:eastAsia="Arial" w:hAnsi="Arial" w:cs="Arial"/>
+          <w:u w:val="single"/>
+        </w:rPr>
+        <w:t>,</w:t>
+      </w:r>
+      <w:r>
+        <w:rPr>
+          <w:rFonts w:ascii="Arial" w:eastAsia="Arial" w:hAnsi="Arial" w:cs="Arial"/>
+          <w:u w:val="single"/>
+        </w:rPr>
+        <w:t xml:space="preserve"> </w:t>
+      </w:r>
+      <w:proofErr w:type="spellStart"/>
+      <w:r>
+        <w:rPr>
+          <w:rFonts w:ascii="Arial" w:eastAsia="Arial" w:hAnsi="Arial" w:cs="Arial"/>
+          <w:u w:val="single"/>
+        </w:rPr>
+        <w:t>Silveira</w:t>
+      </w:r>
+      <w:proofErr w:type="spellEnd"/>
+      <w:r>
+        <w:rPr>
+          <w:rFonts w:ascii="Arial" w:eastAsia="Arial" w:hAnsi="Arial" w:cs="Arial"/>
+          <w:u w:val="single"/>
+        </w:rPr>
+        <w:t xml:space="preserve"> F</w:t>
+      </w:r>
+      <w:r>
+        <w:rPr>
+          <w:rFonts w:ascii="Arial" w:eastAsia="Arial" w:hAnsi="Arial" w:cs="Arial"/>
+          <w:u w:val="single"/>
+        </w:rPr>
+        <w:t>,</w:t>
+      </w:r>
+      <w:r>
+        <w:rPr>
+          <w:rFonts w:ascii="Arial" w:eastAsia="Arial" w:hAnsi="Arial" w:cs="Arial"/>
+          <w:u w:val="single"/>
+        </w:rPr>
+        <w:t xml:space="preserve"> Fidelis A</w:t>
+      </w:r>
+      <w:r>
+        <w:rPr>
+          <w:rFonts w:ascii="Arial" w:eastAsia="Arial" w:hAnsi="Arial" w:cs="Arial"/>
+          <w:u w:val="single"/>
+        </w:rPr>
+        <w:t>,</w:t>
+      </w:r>
+      <w:r>
+        <w:rPr>
+          <w:rFonts w:ascii="Arial" w:eastAsia="Arial" w:hAnsi="Arial" w:cs="Arial"/>
+          <w:u w:val="single"/>
+        </w:rPr>
+        <w:t xml:space="preserve"> </w:t>
+      </w:r>
+      <w:proofErr w:type="spellStart"/>
+      <w:r>
+        <w:rPr>
+          <w:rFonts w:ascii="Arial" w:eastAsia="Arial" w:hAnsi="Arial" w:cs="Arial"/>
+          <w:u w:val="single"/>
+        </w:rPr>
+        <w:t>Poshchold</w:t>
+      </w:r>
+      <w:proofErr w:type="spellEnd"/>
+      <w:r>
+        <w:rPr>
+          <w:rFonts w:ascii="Arial" w:eastAsia="Arial" w:hAnsi="Arial" w:cs="Arial"/>
+          <w:u w:val="single"/>
+        </w:rPr>
+        <w:t xml:space="preserve"> P &amp; Commander L</w:t>
+      </w:r>
+      <w:r>
+        <w:rPr>
+          <w:rFonts w:ascii="Arial" w:eastAsia="Arial" w:hAnsi="Arial" w:cs="Arial"/>
+          <w:u w:val="single"/>
+        </w:rPr>
+        <w:t>.</w:t>
+      </w:r>
+      <w:r>
+        <w:rPr>
+          <w:rFonts w:ascii="Arial" w:eastAsia="Arial" w:hAnsi="Arial" w:cs="Arial"/>
+          <w:u w:val="single"/>
+        </w:rPr>
+        <w:t xml:space="preserve"> 201</w:t>
+      </w:r>
+      <w:r>
+        <w:rPr>
+          <w:rFonts w:ascii="Arial" w:eastAsia="Arial" w:hAnsi="Arial" w:cs="Arial"/>
+          <w:u w:val="single"/>
+        </w:rPr>
+        <w:t>.</w:t>
+      </w:r>
+      <w:r>
+        <w:rPr>
+          <w:rFonts w:ascii="Arial" w:eastAsia="Arial" w:hAnsi="Arial" w:cs="Arial"/>
+          <w:u w:val="single"/>
+        </w:rPr>
+        <w:t>6 </w:t>
+      </w:r>
+      <w:hyperlink r:id="rId1">
+        <w:r>
+          <w:rPr>
+            <w:rFonts w:ascii="Arial" w:eastAsia="Arial" w:hAnsi="Arial" w:cs="Arial"/>
+            <w:u w:val="single"/>
+          </w:rPr>
+          <w:t>Seed germination traits can contribute better to community ecology</w:t>
+        </w:r>
+      </w:hyperlink>
+      <w:r>
+        <w:rPr>
+          <w:rFonts w:ascii="Arial" w:eastAsia="Arial" w:hAnsi="Arial" w:cs="Arial"/>
+          <w:u w:val="single"/>
+        </w:rPr>
+        <w:t xml:space="preserve">. </w:t>
+      </w:r>
+      <w:r>
+        <w:rPr>
+          <w:rFonts w:ascii="Arial" w:eastAsia="Arial" w:hAnsi="Arial" w:cs="Arial"/>
+          <w:u w:val="single"/>
+        </w:rPr>
+        <w:t xml:space="preserve">J Veg </w:t>
+      </w:r>
+      <w:proofErr w:type="spellStart"/>
+      <w:r>
+        <w:rPr>
+          <w:rFonts w:ascii="Arial" w:eastAsia="Arial" w:hAnsi="Arial" w:cs="Arial"/>
+          <w:u w:val="single"/>
+        </w:rPr>
+        <w:t>Sci</w:t>
+      </w:r>
+      <w:proofErr w:type="spellEnd"/>
+      <w:r>
+        <w:rPr>
+          <w:rFonts w:ascii="Arial" w:eastAsia="Arial" w:hAnsi="Arial" w:cs="Arial"/>
+          <w:u w:val="single"/>
+        </w:rPr>
+        <w:t xml:space="preserve"> 27: 637-645</w:t>
+      </w:r>
+    </w:p>
+  </w:comment>
+  <w:comment w:id="20" w:author="Cuenta Microsoft" w:date="2024-10-11T10:45:00Z" w:initials="CM">
+    <w:p>
+      <w:pPr>
+        <w:spacing w:after="0" w:line="240" w:lineRule="auto"/>
+        <w:ind w:left="284" w:hanging="288"/>
+        <w:jc w:val="both"/>
+        <w:rPr>
+          <w:rFonts w:ascii="Arial" w:eastAsia="Arial" w:hAnsi="Arial" w:cs="Arial"/>
+          <w:u w:val="single"/>
+        </w:rPr>
+      </w:pPr>
+      <w:r>
+        <w:rPr>
+          <w:rStyle w:val="Refdecomentario"/>
+        </w:rPr>
+        <w:annotationRef/>
+      </w:r>
+      <w:proofErr w:type="spellStart"/>
+      <w:r>
+        <w:rPr>
+          <w:rFonts w:ascii="Arial" w:eastAsia="Arial" w:hAnsi="Arial" w:cs="Arial"/>
+          <w:u w:val="single"/>
+        </w:rPr>
+        <w:t>Saatkamp</w:t>
+      </w:r>
+      <w:proofErr w:type="spellEnd"/>
+      <w:r>
+        <w:rPr>
+          <w:rFonts w:ascii="Arial" w:eastAsia="Arial" w:hAnsi="Arial" w:cs="Arial"/>
+          <w:u w:val="single"/>
+        </w:rPr>
+        <w:t xml:space="preserve"> A</w:t>
+      </w:r>
+      <w:r>
+        <w:rPr>
+          <w:rFonts w:ascii="Arial" w:eastAsia="Arial" w:hAnsi="Arial" w:cs="Arial"/>
+          <w:u w:val="single"/>
+        </w:rPr>
+        <w:t>,</w:t>
+      </w:r>
+      <w:r>
+        <w:rPr>
+          <w:rFonts w:ascii="Arial" w:eastAsia="Arial" w:hAnsi="Arial" w:cs="Arial"/>
+          <w:u w:val="single"/>
+        </w:rPr>
+        <w:t xml:space="preserve"> Cochrane A</w:t>
+      </w:r>
+      <w:r>
+        <w:rPr>
+          <w:rFonts w:ascii="Arial" w:eastAsia="Arial" w:hAnsi="Arial" w:cs="Arial"/>
+          <w:u w:val="single"/>
+        </w:rPr>
+        <w:t>,</w:t>
+      </w:r>
+      <w:r>
+        <w:rPr>
+          <w:rFonts w:ascii="Arial" w:eastAsia="Arial" w:hAnsi="Arial" w:cs="Arial"/>
+          <w:u w:val="single"/>
+        </w:rPr>
+        <w:t xml:space="preserve"> Commander L et al</w:t>
+      </w:r>
+      <w:r>
+        <w:rPr>
+          <w:rFonts w:ascii="Arial" w:eastAsia="Arial" w:hAnsi="Arial" w:cs="Arial"/>
+          <w:u w:val="single"/>
+        </w:rPr>
+        <w:t>.</w:t>
+      </w:r>
+      <w:r>
+        <w:rPr>
+          <w:rFonts w:ascii="Arial" w:eastAsia="Arial" w:hAnsi="Arial" w:cs="Arial"/>
+          <w:u w:val="single"/>
+        </w:rPr>
+        <w:t xml:space="preserve"> 2019</w:t>
+      </w:r>
+      <w:r>
+        <w:rPr>
+          <w:rFonts w:ascii="Arial" w:eastAsia="Arial" w:hAnsi="Arial" w:cs="Arial"/>
+          <w:u w:val="single"/>
+        </w:rPr>
+        <w:t>.</w:t>
+      </w:r>
+      <w:r>
+        <w:rPr>
+          <w:rFonts w:ascii="Arial" w:eastAsia="Arial" w:hAnsi="Arial" w:cs="Arial"/>
+          <w:u w:val="single"/>
+        </w:rPr>
+        <w:t xml:space="preserve"> A research agenda for seed</w:t>
+      </w:r>
+      <w:r>
+        <w:rPr>
+          <w:rFonts w:ascii="Cambria Math" w:eastAsia="Cambria Math" w:hAnsi="Cambria Math" w:cs="Cambria Math"/>
+          <w:u w:val="single"/>
+        </w:rPr>
+        <w:t>‐</w:t>
+      </w:r>
+      <w:r>
+        <w:rPr>
+          <w:rFonts w:ascii="Arial" w:eastAsia="Arial" w:hAnsi="Arial" w:cs="Arial"/>
+          <w:u w:val="single"/>
+        </w:rPr>
+        <w:t>trait functional ecology</w:t>
+      </w:r>
+      <w:r>
+        <w:rPr>
+          <w:rFonts w:ascii="Arial" w:eastAsia="Arial" w:hAnsi="Arial" w:cs="Arial"/>
+          <w:u w:val="single"/>
+        </w:rPr>
+        <w:t>.</w:t>
+      </w:r>
+      <w:r>
+        <w:rPr>
+          <w:rFonts w:ascii="Arial" w:eastAsia="Arial" w:hAnsi="Arial" w:cs="Arial"/>
+          <w:u w:val="single"/>
+        </w:rPr>
+        <w:t xml:space="preserve"> New Phytol 221: 1764-1775</w:t>
+      </w:r>
+      <w:r>
+        <w:rPr>
+          <w:rFonts w:ascii="Arial" w:eastAsia="Arial" w:hAnsi="Arial" w:cs="Arial"/>
+          <w:u w:val="single"/>
+        </w:rPr>
+        <w:t>.</w:t>
+      </w:r>
+    </w:p>
+  </w:comment>
+  <w:comment w:id="21" w:author="CLARA ESPINOSA DEL ALBA" w:date="2024-01-30T15:27:00Z" w:initials="CE">
+    <w:p>
+      <w:pPr>
+        <w:pStyle w:val="Textocomentario"/>
+      </w:pPr>
+      <w:r>
+        <w:rPr>
+          <w:rStyle w:val="Refdecomentario"/>
+        </w:rPr>
+        <w:annotationRef/>
+      </w:r>
+      <w:r>
+        <w:t>Still to be determined!</w:t>
+      </w:r>
+    </w:p>
+  </w:comment>
+  <w:comment w:id="22" w:author="Cuenta Microsoft" w:date="2024-10-08T11:28:00Z" w:initials="CM">
     <w:p>
       <w:pPr>
         <w:pStyle w:val="HTMLconformatoprevio"/>
@@ -10810,7 +12235,7 @@
       </w:pPr>
     </w:p>
   </w:comment>
-  <w:comment w:id="4" w:author="Cuenta Microsoft" w:date="2024-10-08T11:29:00Z" w:initials="CM">
+  <w:comment w:id="23" w:author="Cuenta Microsoft" w:date="2024-10-08T11:29:00Z" w:initials="CM">
     <w:p>
       <w:pPr>
         <w:pStyle w:val="HTMLconformatoprevio"/>
@@ -11007,7 +12432,7 @@
       </w:pPr>
     </w:p>
   </w:comment>
-  <w:comment w:id="5" w:author="Cuenta Microsoft" w:date="2024-10-08T11:30:00Z" w:initials="CM">
+  <w:comment w:id="24" w:author="Cuenta Microsoft" w:date="2024-10-08T11:30:00Z" w:initials="CM">
     <w:p>
       <w:pPr>
         <w:pStyle w:val="HTMLconformatoprevio"/>
@@ -11202,7 +12627,7 @@
       </w:pPr>
     </w:p>
   </w:comment>
-  <w:comment w:id="6" w:author="Cuenta Microsoft" w:date="2024-10-08T11:29:00Z" w:initials="CM">
+  <w:comment w:id="25" w:author="Cuenta Microsoft" w:date="2024-10-08T11:29:00Z" w:initials="CM">
     <w:p>
       <w:pPr>
         <w:pStyle w:val="HTMLconformatoprevio"/>
@@ -11408,7 +12833,7 @@
       </w:pPr>
     </w:p>
   </w:comment>
-  <w:comment w:id="7" w:author="Cuenta Microsoft" w:date="2024-10-08T12:06:00Z" w:initials="CM">
+  <w:comment w:id="26" w:author="Cuenta Microsoft" w:date="2024-10-08T12:06:00Z" w:initials="CM">
     <w:p>
       <w:pPr>
         <w:pStyle w:val="HTMLconformatoprevio"/>
@@ -11772,7 +13197,7 @@
       </w:pPr>
     </w:p>
   </w:comment>
-  <w:comment w:id="8" w:author="Cuenta Microsoft" w:date="2024-10-08T12:33:00Z" w:initials="CM">
+  <w:comment w:id="27" w:author="Cuenta Microsoft" w:date="2024-10-08T12:33:00Z" w:initials="CM">
     <w:p>
       <w:pPr>
         <w:pStyle w:val="Textocomentario"/>
@@ -11815,7 +13240,7 @@
       </w:r>
     </w:p>
   </w:comment>
-  <w:comment w:id="9" w:author="Cuenta Microsoft" w:date="2024-10-08T13:47:00Z" w:initials="CM">
+  <w:comment w:id="28" w:author="Cuenta Microsoft" w:date="2024-10-08T13:47:00Z" w:initials="CM">
     <w:p>
       <w:pPr>
         <w:pStyle w:val="Textocomentario"/>
@@ -11840,7 +13265,25 @@
 <file path=word/commentsExtended.xml><?xml version="1.0" encoding="utf-8"?>
 <w15:commentsEx xmlns:wpc="http://schemas.microsoft.com/office/word/2010/wordprocessingCanvas" xmlns:mc="http://schemas.openxmlformats.org/markup-compatibility/2006" xmlns:o="urn:schemas-microsoft-com:office:office" xmlns:r="http://schemas.openxmlformats.org/officeDocument/2006/relationships" xmlns:m="http://schemas.openxmlformats.org/officeDocument/2006/math" xmlns:v="urn:schemas-microsoft-com:vml" xmlns:wp14="http://schemas.microsoft.com/office/word/2010/wordprocessingDrawing" xmlns:wp="http://schemas.openxmlformats.org/drawingml/2006/wordprocessingDrawing" xmlns:w10="urn:schemas-microsoft-com:office:word" xmlns:w="http://schemas.openxmlformats.org/wordprocessingml/2006/main" xmlns:w14="http://schemas.microsoft.com/office/word/2010/wordml" xmlns:w15="http://schemas.microsoft.com/office/word/2012/wordml" xmlns:wpg="http://schemas.microsoft.com/office/word/2010/wordprocessingGroup" xmlns:wpi="http://schemas.microsoft.com/office/word/2010/wordprocessingInk" xmlns:wne="http://schemas.microsoft.com/office/word/2006/wordml" xmlns:wps="http://schemas.microsoft.com/office/word/2010/wordprocessingShape" mc:Ignorable="w14 w15 wp14">
   <w15:commentEx w15:paraId="7129F811" w15:done="0"/>
-  <w15:commentEx w15:paraId="18501729" w15:done="0"/>
+  <w15:commentEx w15:paraId="651744D9" w15:done="0"/>
+  <w15:commentEx w15:paraId="14BAD771" w15:done="0"/>
+  <w15:commentEx w15:paraId="0ED3E8CC" w15:done="0"/>
+  <w15:commentEx w15:paraId="39CF6981" w15:done="0"/>
+  <w15:commentEx w15:paraId="3B896564" w15:done="0"/>
+  <w15:commentEx w15:paraId="0FEECE28" w15:done="0"/>
+  <w15:commentEx w15:paraId="34AF6A3D" w15:done="0"/>
+  <w15:commentEx w15:paraId="539142D3" w15:done="0"/>
+  <w15:commentEx w15:paraId="7FFD32A6" w15:done="0"/>
+  <w15:commentEx w15:paraId="28F00415" w15:done="0"/>
+  <w15:commentEx w15:paraId="5809AEDC" w15:done="0"/>
+  <w15:commentEx w15:paraId="05AD51EA" w15:done="0"/>
+  <w15:commentEx w15:paraId="092B80A6" w15:done="0"/>
+  <w15:commentEx w15:paraId="6C788BFC" w15:done="0"/>
+  <w15:commentEx w15:paraId="62C47019" w15:done="0"/>
+  <w15:commentEx w15:paraId="1E1E3375" w15:done="0"/>
+  <w15:commentEx w15:paraId="582D974A" w15:done="0"/>
+  <w15:commentEx w15:paraId="42D69800" w15:done="0"/>
+  <w15:commentEx w15:paraId="6730D7B5" w15:done="0"/>
   <w15:commentEx w15:paraId="15B37E00" w15:done="0"/>
   <w15:commentEx w15:paraId="71CD2E17" w15:done="0"/>
   <w15:commentEx w15:paraId="3225572A" w15:done="0"/>
@@ -11928,7 +13371,7 @@
             <w:noProof/>
             <w:lang w:val="es-ES"/>
           </w:rPr>
-          <w:t>15</w:t>
+          <w:t>4</w:t>
         </w:r>
         <w:r>
           <w:fldChar w:fldCharType="end"/>
@@ -17867,7 +19310,7 @@
 </file>
 
 <file path=customXml/itemProps1.xml><?xml version="1.0" encoding="utf-8"?>
-<ds:datastoreItem xmlns:ds="http://schemas.openxmlformats.org/officeDocument/2006/customXml" ds:itemID="{9899D2CE-C1BD-48D1-8CF3-EE136C919655}">
+<ds:datastoreItem xmlns:ds="http://schemas.openxmlformats.org/officeDocument/2006/customXml" ds:itemID="{B0BAC982-2F9F-4428-A41D-53F3BA0D0D23}">
   <ds:schemaRefs>
     <ds:schemaRef ds:uri="http://schemas.openxmlformats.org/officeDocument/2006/bibliography"/>
   </ds:schemaRefs>
